--- a/github/k/Survey1_ACM_CSUR_Manuscript.docx
+++ b/github/k/Survey1_ACM_CSUR_Manuscript.docx
@@ -14,7 +14,7 @@
           <w:b/>
           <w:sz w:val="28"/>
         </w:rPr>
-        <w:t>Quantum Computing for Autonomous Robotics: A Systematic Survey of Methods, Evidence, and Deployment Constraints</w:t>
+        <w:t>Quantum Technologies for Autonomous Robotics: A Systematic Survey of Methods, Evidence, and Deployment Constraints</w:t>
       </w:r>
     </w:p>
     <w:p>
@@ -30,7 +30,9 @@
           <w:sz w:val="20"/>
           <w:highlight w:val="yellow"/>
         </w:rPr>
-        <w:t>[FILL: AUTHOR NAME(S)], [FILL: Institution, Country]</w:t>
+        <w:t>YESHWANTH GURU, Amrita Vishwa Vidyapeetham, Chennai, India (g_yeshwanth@ch.students.amrita.edu)</w:t>
+        <w:br/>
+        <w:t>DEV KUNWAR SINGH CHAUHAN, Amrita Vishwa Vidyapeetham, Chennai, India (c_devsingh@ch.amrita.edu)</w:t>
       </w:r>
     </w:p>
     <w:p>
@@ -211,13 +213,13 @@
           <w:sz w:val="18"/>
           <w:highlight w:val="yellow"/>
         </w:rPr>
-        <w:t>[FILL: Authors]</w:t>
+        <w:t>Yeshwanth Guru and Dev Kunwar Singh Chauhan</w:t>
       </w:r>
       <w:r>
         <w:rPr>
           <w:sz w:val="18"/>
         </w:rPr>
-        <w:t xml:space="preserve">. 2026. Quantum Computing for Autonomous Robotics: A Systematic Survey of Methods, Evidence, and Deployment Constraints. </w:t>
+        <w:t xml:space="preserve">. 2026. Quantum Technologies for Autonomous Robotics: A Systematic Survey of Methods, Evidence, and Deployment Constraints. </w:t>
       </w:r>
       <w:r>
         <w:rPr>
@@ -15045,7 +15047,7 @@
           <w:i w:val="0"/>
           <w:highlight w:val="yellow"/>
         </w:rPr>
-        <w:t>[FILL: Acknowledgments and funding: grant numbers, funding bodies, and people to thank.]</w:t>
+        <w:t>[FILL: Acknowledgments and funding: grant numbers, funding bodies, and people to thank.] The authors used a generative AI assistant (Claude, Anthropic) to help draft, edit, and typeset parts of this manuscript and to check references and internal consistency. The authors reviewed and revised all content and take full responsibility for it.</w:t>
       </w:r>
     </w:p>
     <w:p>

--- a/github/k/Survey1_ACM_CSUR_Manuscript.docx
+++ b/github/k/Survey1_ACM_CSUR_Manuscript.docx
@@ -585,7 +585,7 @@
         <w:t xml:space="preserve"> </w:t>
       </w:r>
       <w:r>
-        <w:t xml:space="preserve">58</w:t>
+        <w:t xml:space="preserve">70</w:t>
       </w:r>
       <w:r>
         <w:t xml:space="preserve"> </w:t>
@@ -669,7 +669,7 @@
         <w:t xml:space="preserve"> </w:t>
       </w:r>
       <w:r>
-        <w:t xml:space="preserve">91</w:t>
+        <w:t xml:space="preserve">96</w:t>
       </w:r>
       <w:r>
         <w:t xml:space="preserve"> </w:t>
@@ -2407,7 +2407,28 @@
         <w:fldChar w:fldCharType="end"/>
       </w:r>
       <w:r>
-        <w:t xml:space="preserve">, are not robotics-specific.</w:t>
+        <w:t xml:space="preserve">, are not robotics-specific, and a survey of quantum computing for intelligent transportation systems </w:t>
+      </w:r>
+      <w:r>
+        <w:fldChar w:fldCharType="begin"/>
+      </w:r>
+      <w:r>
+        <w:instrText xml:space="preserve">ADDIN CSL_CITATION {"citationID":"MENDELEY_CITATION_22","citationItems":[{"id":"ITEM-22","isTemporary":false,"itemData":{"URL":"https://arxiv.org/abs/2406.00862","author":[{"family":"Zhuang","given":"Yifan"},{"family":"Azfar","given":"Talha"},{"family":"Wang","given":"Yinhai"},{"family":"Sun","given":"Wei"},{"family":"Wang","given":"Xiaokun Cara"},{"family":"Guo","given":"Qianwen Vivian"},{"family":"Ke","given":"Ruimin"}],"id":"Zhuang2024","issued":{"date-parts":[[2024]]},"title":"Quantum computing in intelligent transportation systems: A survey","title-short":"Quantum computing in intelligent transportation systems","type":""}}],"isEdited":false,"manualOverride":{"citeprocText":"(Zhuang et al. 2024)","isManuallyOverridden":false,"manualOverrideText":""},"mendeley":{"formattedCitation":"(Zhuang et al. 2024)","plainTextFormattedCitation":"(Zhuang et al. 2024)","previouslyFormattedCitation":"(Zhuang et al. 2024)"},"properties":{"noteIndex":0},"schema":"https://github.com/citation-style-language/schema/raw/master/csl-citation.json"}</w:instrText>
+      </w:r>
+      <w:r>
+        <w:fldChar w:fldCharType="separate"/>
+      </w:r>
+      <w:r>
+        <w:t xml:space="preserve">(Zhuang et al. 2024)</w:t>
+      </w:r>
+      <w:r>
+        <w:fldChar w:fldCharType="end"/>
+      </w:r>
+      <w:r>
+        <w:t xml:space="preserve"> </w:t>
+      </w:r>
+      <w:r>
+        <w:t xml:space="preserve">covers vehicle routing and autonomous driving but not robots.</w:t>
       </w:r>
     </w:p>
     <w:p>
@@ -2645,7 +2666,7 @@
               <w:fldChar w:fldCharType="begin"/>
             </w:r>
             <w:r>
-              <w:instrText xml:space="preserve">ADDIN CSL_CITATION {"citationID":"MENDELEY_CITATION_22","citationItems":[{"id":"ITEM-22","isTemporary":false,"itemData":{"DOI":"10.2200/S00746ED1V01Y201612QMC010","author":[{"family":"Tandon","given":"Prateek"},{"family":"Lam","given":"Stanley"},{"family":"Shih","given":"Ben"},{"family":"Mehta","given":"Tanay"},{"family":"Mitev","given":"Alex"},{"family":"Ong","given":"Zhiyang"}],"collection-title":"Synthesis lectures on quantum computing","id":"Tandon2017","issued":{"date-parts":[[2017]]},"publisher":"Morgan &amp; Claypool Publishers","title":"Quantum robotics: A primer on current science and future perspectives","title-short":"Quantum robotics","type":"book"},"suppress-author":false}],"isEdited":false,"manualOverride":{"citeprocText":"Tandon et al. (2017)","isManuallyOverridden":false,"manualOverrideText":""},"mendeley":{"formattedCitation":"Tandon et al. (2017)","plainTextFormattedCitation":"Tandon et al. (2017)","previouslyFormattedCitation":"Tandon et al. (2017)"},"properties":{"noteIndex":0},"schema":"https://github.com/citation-style-language/schema/raw/master/csl-citation.json"}</w:instrText>
+              <w:instrText xml:space="preserve">ADDIN CSL_CITATION {"citationID":"MENDELEY_CITATION_23","citationItems":[{"id":"ITEM-23","isTemporary":false,"itemData":{"DOI":"10.2200/S00746ED1V01Y201612QMC010","author":[{"family":"Tandon","given":"Prateek"},{"family":"Lam","given":"Stanley"},{"family":"Shih","given":"Ben"},{"family":"Mehta","given":"Tanay"},{"family":"Mitev","given":"Alex"},{"family":"Ong","given":"Zhiyang"}],"collection-title":"Synthesis lectures on quantum computing","id":"Tandon2017","issued":{"date-parts":[[2017]]},"publisher":"Morgan &amp; Claypool Publishers","title":"Quantum robotics: A primer on current science and future perspectives","title-short":"Quantum robotics","type":"book"},"suppress-author":false}],"isEdited":false,"manualOverride":{"citeprocText":"Tandon et al. (2017)","isManuallyOverridden":false,"manualOverrideText":""},"mendeley":{"formattedCitation":"Tandon et al. (2017)","plainTextFormattedCitation":"Tandon et al. (2017)","previouslyFormattedCitation":"Tandon et al. (2017)"},"properties":{"noteIndex":0},"schema":"https://github.com/citation-style-language/schema/raw/master/csl-citation.json"}</w:instrText>
             </w:r>
             <w:r>
               <w:fldChar w:fldCharType="separate"/>
@@ -2771,7 +2792,7 @@
               <w:fldChar w:fldCharType="begin"/>
             </w:r>
             <w:r>
-              <w:instrText xml:space="preserve">ADDIN CSL_CITATION {"citationID":"MENDELEY_CITATION_23","citationItems":[{"id":"ITEM-23","isTemporary":false,"itemData":{"DOI":"10.1109/ICRA.2019.8793768","author":[{"family":"Petschnigg","given":"Christina"},{"family":"Brandstötter","given":"Mathias"},{"family":"Pichler","given":"Horst"},{"family":"Hofbaur","given":"Michael W."},{"family":"Dieber","given":"Bernhard"}],"container-title":"Proceedings of the 2019 international conference on robotics and automation (ICRA)","id":"Petschnigg2019","issued":{"date-parts":[[2019]]},"page":"803-810","publisher":"IEEE","title":"Quantum computation in robotic science and applications","type":"paper-conference"},"suppress-author":false}],"isEdited":false,"manualOverride":{"citeprocText":"Petschnigg et al. (2019)","isManuallyOverridden":false,"manualOverrideText":""},"mendeley":{"formattedCitation":"Petschnigg et al. (2019)","plainTextFormattedCitation":"Petschnigg et al. (2019)","previouslyFormattedCitation":"Petschnigg et al. (2019)"},"properties":{"noteIndex":0},"schema":"https://github.com/citation-style-language/schema/raw/master/csl-citation.json"}</w:instrText>
+              <w:instrText xml:space="preserve">ADDIN CSL_CITATION {"citationID":"MENDELEY_CITATION_24","citationItems":[{"id":"ITEM-24","isTemporary":false,"itemData":{"DOI":"10.1109/ICRA.2019.8793768","author":[{"family":"Petschnigg","given":"Christina"},{"family":"Brandstötter","given":"Mathias"},{"family":"Pichler","given":"Horst"},{"family":"Hofbaur","given":"Michael W."},{"family":"Dieber","given":"Bernhard"}],"container-title":"Proceedings of the 2019 international conference on robotics and automation (ICRA)","id":"Petschnigg2019","issued":{"date-parts":[[2019]]},"page":"803-810","publisher":"IEEE","title":"Quantum computation in robotic science and applications","type":"paper-conference"},"suppress-author":false}],"isEdited":false,"manualOverride":{"citeprocText":"Petschnigg et al. (2019)","isManuallyOverridden":false,"manualOverrideText":""},"mendeley":{"formattedCitation":"Petschnigg et al. (2019)","plainTextFormattedCitation":"Petschnigg et al. (2019)","previouslyFormattedCitation":"Petschnigg et al. (2019)"},"properties":{"noteIndex":0},"schema":"https://github.com/citation-style-language/schema/raw/master/csl-citation.json"}</w:instrText>
             </w:r>
             <w:r>
               <w:fldChar w:fldCharType="separate"/>
@@ -2903,7 +2924,7 @@
               <w:fldChar w:fldCharType="begin"/>
             </w:r>
             <w:r>
-              <w:instrText xml:space="preserve">ADDIN CSL_CITATION {"citationID":"MENDELEY_CITATION_24","citationItems":[{"id":"ITEM-24","isTemporary":false,"itemData":{"DOI":"10.1007/s42484-024-00225-5","author":[{"family":"Yan","given":"Fei"},{"family":"Iliyasu","given":"Abdullah M."},{"family":"Li","given":"Nianqiao"},{"family":"Salama","given":"Ahmed S."},{"family":"Hirota","given":"Kaoru"}],"container-title":"Quantum Machine Intelligence","id":"Yan2024","issue":"2","issued":{"date-parts":[[2024]]},"page":"86","publisher":"Springer","title":"Quantum robotics: A review of emerging trends","title-short":"Quantum robotics","type":"article-journal","volume":"6"},"suppress-author":false}],"isEdited":false,"manualOverride":{"citeprocText":"Yan et al. (2024)","isManuallyOverridden":false,"manualOverrideText":""},"mendeley":{"formattedCitation":"Yan et al. (2024)","plainTextFormattedCitation":"Yan et al. (2024)","previouslyFormattedCitation":"Yan et al. (2024)"},"properties":{"noteIndex":0},"schema":"https://github.com/citation-style-language/schema/raw/master/csl-citation.json"}</w:instrText>
+              <w:instrText xml:space="preserve">ADDIN CSL_CITATION {"citationID":"MENDELEY_CITATION_25","citationItems":[{"id":"ITEM-25","isTemporary":false,"itemData":{"DOI":"10.1007/s42484-024-00225-5","author":[{"family":"Yan","given":"Fei"},{"family":"Iliyasu","given":"Abdullah M."},{"family":"Li","given":"Nianqiao"},{"family":"Salama","given":"Ahmed S."},{"family":"Hirota","given":"Kaoru"}],"container-title":"Quantum Machine Intelligence","id":"Yan2024","issue":"2","issued":{"date-parts":[[2024]]},"page":"86","publisher":"Springer","title":"Quantum robotics: A review of emerging trends","title-short":"Quantum robotics","type":"article-journal","volume":"6"},"suppress-author":false}],"isEdited":false,"manualOverride":{"citeprocText":"Yan et al. (2024)","isManuallyOverridden":false,"manualOverrideText":""},"mendeley":{"formattedCitation":"Yan et al. (2024)","plainTextFormattedCitation":"Yan et al. (2024)","previouslyFormattedCitation":"Yan et al. (2024)"},"properties":{"noteIndex":0},"schema":"https://github.com/citation-style-language/schema/raw/master/csl-citation.json"}</w:instrText>
             </w:r>
             <w:r>
               <w:fldChar w:fldCharType="separate"/>
@@ -3040,7 +3061,7 @@
               <w:fldChar w:fldCharType="begin"/>
             </w:r>
             <w:r>
-              <w:instrText xml:space="preserve">ADDIN CSL_CITATION {"citationID":"MENDELEY_CITATION_25","citationItems":[{"id":"ITEM-25","isTemporary":false,"itemData":{"DOI":"10.53759/181X/JCNS202404006","author":[{"family":"Haldorai","given":"Anandakumar"}],"container-title":"Journal of Computing and Natural Science","id":"Haldorai2024","issue":"4","issued":{"date-parts":[[2024]]},"title":"Advancements and applications of quantum computing in robotics","type":"article-journal","volume":"2"},"suppress-author":false}],"isEdited":false,"manualOverride":{"citeprocText":"Haldorai (2024)","isManuallyOverridden":false,"manualOverrideText":""},"mendeley":{"formattedCitation":"Haldorai (2024)","plainTextFormattedCitation":"Haldorai (2024)","previouslyFormattedCitation":"Haldorai (2024)"},"properties":{"noteIndex":0},"schema":"https://github.com/citation-style-language/schema/raw/master/csl-citation.json"}</w:instrText>
+              <w:instrText xml:space="preserve">ADDIN CSL_CITATION {"citationID":"MENDELEY_CITATION_26","citationItems":[{"id":"ITEM-26","isTemporary":false,"itemData":{"DOI":"10.53759/181X/JCNS202404006","author":[{"family":"Haldorai","given":"Anandakumar"}],"container-title":"Journal of Computing and Natural Science","id":"Haldorai2024","issue":"4","issued":{"date-parts":[[2024]]},"title":"Advancements and applications of quantum computing in robotics","type":"article-journal","volume":"2"},"suppress-author":false}],"isEdited":false,"manualOverride":{"citeprocText":"Haldorai (2024)","isManuallyOverridden":false,"manualOverrideText":""},"mendeley":{"formattedCitation":"Haldorai (2024)","plainTextFormattedCitation":"Haldorai (2024)","previouslyFormattedCitation":"Haldorai (2024)"},"properties":{"noteIndex":0},"schema":"https://github.com/citation-style-language/schema/raw/master/csl-citation.json"}</w:instrText>
             </w:r>
             <w:r>
               <w:fldChar w:fldCharType="separate"/>
@@ -3161,7 +3182,7 @@
               <w:fldChar w:fldCharType="begin"/>
             </w:r>
             <w:r>
-              <w:instrText xml:space="preserve">ADDIN CSL_CITATION {"citationID":"MENDELEY_CITATION_26","citationItems":[{"id":"ITEM-26","isTemporary":false,"itemData":{"URL":"https://papers.ssrn.com/sol3/papers.cfm?abstract_id=7383818","author":[{"family":"Udekwe","given":"Daniel"}],"id":"Udekwe2025","issued":{"date-parts":[[2025]]},"publisher":"SSRN preprint 7383818","title":"Quantum computing in robotics: A review of optimization, search, and machine learning approaches","title-short":"Quantum computing in robotics","type":""},"suppress-author":false}],"isEdited":false,"manualOverride":{"citeprocText":"Udekwe (2025)","isManuallyOverridden":false,"manualOverrideText":""},"mendeley":{"formattedCitation":"Udekwe (2025)","plainTextFormattedCitation":"Udekwe (2025)","previouslyFormattedCitation":"Udekwe (2025)"},"properties":{"noteIndex":0},"schema":"https://github.com/citation-style-language/schema/raw/master/csl-citation.json"}</w:instrText>
+              <w:instrText xml:space="preserve">ADDIN CSL_CITATION {"citationID":"MENDELEY_CITATION_27","citationItems":[{"id":"ITEM-27","isTemporary":false,"itemData":{"URL":"https://papers.ssrn.com/sol3/papers.cfm?abstract_id=7383818","author":[{"family":"Udekwe","given":"Daniel"}],"id":"Udekwe2025","issued":{"date-parts":[[2025]]},"publisher":"SSRN preprint 7383818","title":"Quantum computing in robotics: A review of optimization, search, and machine learning approaches","title-short":"Quantum computing in robotics","type":""},"suppress-author":false}],"isEdited":false,"manualOverride":{"citeprocText":"Udekwe (2025)","isManuallyOverridden":false,"manualOverrideText":""},"mendeley":{"formattedCitation":"Udekwe (2025)","plainTextFormattedCitation":"Udekwe (2025)","previouslyFormattedCitation":"Udekwe (2025)"},"properties":{"noteIndex":0},"schema":"https://github.com/citation-style-language/schema/raw/master/csl-citation.json"}</w:instrText>
             </w:r>
             <w:r>
               <w:fldChar w:fldCharType="separate"/>
@@ -3309,7 +3330,7 @@
               <w:fldChar w:fldCharType="begin"/>
             </w:r>
             <w:r>
-              <w:instrText xml:space="preserve">ADDIN CSL_CITATION {"citationID":"MENDELEY_CITATION_27","citationItems":[{"id":"ITEM-27","isTemporary":false,"itemData":{"DOI":"10.1109/ICAAID68975.2025.11358227","author":[{"family":"Fazilat","given":"Mehdi"},{"family":"Zioui","given":"Nadjet"}],"container-title":"2025 5th international conference on applied automation and industrial diagnostics (ICAAID)","id":"Fazilat2025a","issued":{"date-parts":[[2025]]},"publisher":"IEEE","title":"A brief review on quantum-based control strategies for robotic systems","type":"paper-conference"},"suppress-author":false}],"isEdited":false,"manualOverride":{"citeprocText":"Fazilat and Zioui (2025a)","isManuallyOverridden":false,"manualOverrideText":""},"mendeley":{"formattedCitation":"Fazilat and Zioui (2025a)","plainTextFormattedCitation":"Fazilat and Zioui (2025a)","previouslyFormattedCitation":"Fazilat and Zioui (2025a)"},"properties":{"noteIndex":0},"schema":"https://github.com/citation-style-language/schema/raw/master/csl-citation.json"}</w:instrText>
+              <w:instrText xml:space="preserve">ADDIN CSL_CITATION {"citationID":"MENDELEY_CITATION_28","citationItems":[{"id":"ITEM-28","isTemporary":false,"itemData":{"DOI":"10.1109/ICAAID68975.2025.11358227","author":[{"family":"Fazilat","given":"Mehdi"},{"family":"Zioui","given":"Nadjet"}],"container-title":"2025 5th international conference on applied automation and industrial diagnostics (ICAAID)","id":"Fazilat2025a","issued":{"date-parts":[[2025]]},"publisher":"IEEE","title":"A brief review on quantum-based control strategies for robotic systems","type":"paper-conference"},"suppress-author":false}],"isEdited":false,"manualOverride":{"citeprocText":"Fazilat and Zioui (2025a)","isManuallyOverridden":false,"manualOverrideText":""},"mendeley":{"formattedCitation":"Fazilat and Zioui (2025a)","plainTextFormattedCitation":"Fazilat and Zioui (2025a)","previouslyFormattedCitation":"Fazilat and Zioui (2025a)"},"properties":{"noteIndex":0},"schema":"https://github.com/citation-style-language/schema/raw/master/csl-citation.json"}</w:instrText>
             </w:r>
             <w:r>
               <w:fldChar w:fldCharType="separate"/>
@@ -3419,7 +3440,7 @@
               <w:fldChar w:fldCharType="begin"/>
             </w:r>
             <w:r>
-              <w:instrText xml:space="preserve">ADDIN CSL_CITATION {"citationID":"MENDELEY_CITATION_28","citationItems":[{"id":"ITEM-28","isTemporary":false,"itemData":{"DOI":"10.65218/jius.2026.13","author":[{"family":"Nigatu","given":"Hassen"},{"family":"Shi","given":"Gaokun"},{"family":"Li","given":"Jituo"},{"family":"Lu","given":"Guodong"},{"family":"Li","given":"Howard"}],"container-title":"Journal of Intelligent and Unmanned Systems","id":"Nigatu2026","issue":"1","issued":{"date-parts":[[2026]]},"page":"13","title":"Quantum machine learning for robotics: A comprehensive review of algorithms, applications, and future directions","title-short":"Quantum machine learning for robotics","type":"article-journal","volume":"1"},"suppress-author":false}],"isEdited":false,"manualOverride":{"citeprocText":"Nigatu et al. (2026)","isManuallyOverridden":false,"manualOverrideText":""},"mendeley":{"formattedCitation":"Nigatu et al. (2026)","plainTextFormattedCitation":"Nigatu et al. (2026)","previouslyFormattedCitation":"Nigatu et al. (2026)"},"properties":{"noteIndex":0},"schema":"https://github.com/citation-style-language/schema/raw/master/csl-citation.json"}</w:instrText>
+              <w:instrText xml:space="preserve">ADDIN CSL_CITATION {"citationID":"MENDELEY_CITATION_29","citationItems":[{"id":"ITEM-29","isTemporary":false,"itemData":{"DOI":"10.65218/jius.2026.13","author":[{"family":"Nigatu","given":"Hassen"},{"family":"Shi","given":"Gaokun"},{"family":"Li","given":"Jituo"},{"family":"Lu","given":"Guodong"},{"family":"Li","given":"Howard"}],"container-title":"Journal of Intelligent and Unmanned Systems","id":"Nigatu2026","issue":"1","issued":{"date-parts":[[2026]]},"page":"13","title":"Quantum machine learning for robotics: A comprehensive review of algorithms, applications, and future directions","title-short":"Quantum machine learning for robotics","type":"article-journal","volume":"1"},"suppress-author":false}],"isEdited":false,"manualOverride":{"citeprocText":"Nigatu et al. (2026)","isManuallyOverridden":false,"manualOverrideText":""},"mendeley":{"formattedCitation":"Nigatu et al. (2026)","plainTextFormattedCitation":"Nigatu et al. (2026)","previouslyFormattedCitation":"Nigatu et al. (2026)"},"properties":{"noteIndex":0},"schema":"https://github.com/citation-style-language/schema/raw/master/csl-citation.json"}</w:instrText>
             </w:r>
             <w:r>
               <w:fldChar w:fldCharType="separate"/>
@@ -3561,7 +3582,7 @@
               <w:jc w:val="left"/>
             </w:pPr>
             <w:r>
-              <w:t xml:space="preserve">Five robotic functions; 58 primary studies, 155 references</w:t>
+              <w:t xml:space="preserve">Five robotic functions; 70 primary studies, 172 references</w:t>
             </w:r>
           </w:p>
         </w:tc>
@@ -3688,7 +3709,7 @@
         </w:numPr>
       </w:pPr>
       <w:r>
-        <w:t xml:space="preserve">A systematic, PRISMA 2020-guided review of 58 primary studies on quantum and quantum-inspired methods for robotics, published between 2006 and 2026, set against 91 foundational works and six related quantum computer-vision studies (Section</w:t>
+        <w:t xml:space="preserve">A systematic, PRISMA 2020-guided review of 70 primary studies on quantum and quantum-inspired methods for robotics, published between 2006 and 2026, set against 96 foundational works and six related quantum computer-vision studies (Section</w:t>
       </w:r>
       <w:r>
         <w:t xml:space="preserve"> </w:t>
@@ -4305,7 +4326,7 @@
         <w:fldChar w:fldCharType="begin"/>
       </w:r>
       <w:r>
-        <w:instrText xml:space="preserve">ADDIN CSL_CITATION {"citationID":"MENDELEY_CITATION_29","citationItems":[{"id":"ITEM-29","isTemporary":false,"itemData":{"DOI":"10.1017/CBO9780511976667","ISBN":"978-1-107-00217-3","author":[{"family":"Nielsen","given":"Michael A."},{"family":"Chuang","given":"Isaac L."}],"edition":"10th Anniversary","id":"Nielsen2010","issued":{"date-parts":[[2010]]},"publisher":"Cambridge University Press","publisher-place":"Cambridge, UK","title":"Quantum computation and quantum information","type":"book"}}],"isEdited":false,"manualOverride":{"citeprocText":"(Nielsen and Chuang 2010)","isManuallyOverridden":false,"manualOverrideText":""},"mendeley":{"formattedCitation":"(Nielsen and Chuang 2010)","plainTextFormattedCitation":"(Nielsen and Chuang 2010)","previouslyFormattedCitation":"(Nielsen and Chuang 2010)"},"properties":{"noteIndex":0},"schema":"https://github.com/citation-style-language/schema/raw/master/csl-citation.json"}</w:instrText>
+        <w:instrText xml:space="preserve">ADDIN CSL_CITATION {"citationID":"MENDELEY_CITATION_30","citationItems":[{"id":"ITEM-30","isTemporary":false,"itemData":{"DOI":"10.1017/CBO9780511976667","ISBN":"978-1-107-00217-3","author":[{"family":"Nielsen","given":"Michael A."},{"family":"Chuang","given":"Isaac L."}],"edition":"10th Anniversary","id":"Nielsen2010","issued":{"date-parts":[[2010]]},"publisher":"Cambridge University Press","publisher-place":"Cambridge, UK","title":"Quantum computation and quantum information","type":"book"}}],"isEdited":false,"manualOverride":{"citeprocText":"(Nielsen and Chuang 2010)","isManuallyOverridden":false,"manualOverrideText":""},"mendeley":{"formattedCitation":"(Nielsen and Chuang 2010)","plainTextFormattedCitation":"(Nielsen and Chuang 2010)","previouslyFormattedCitation":"(Nielsen and Chuang 2010)"},"properties":{"noteIndex":0},"schema":"https://github.com/citation-style-language/schema/raw/master/csl-citation.json"}</w:instrText>
       </w:r>
       <w:r>
         <w:fldChar w:fldCharType="separate"/>
@@ -4351,7 +4372,7 @@
         <w:fldChar w:fldCharType="begin"/>
       </w:r>
       <w:r>
-        <w:instrText xml:space="preserve">ADDIN CSL_CITATION {"citationID":"MENDELEY_CITATION_30","citationItems":[{"id":"ITEM-30","isTemporary":false,"itemData":{"DOI":"10.1038/nphys3272","author":[{"family":"Aaronson","given":"Scott"}],"container-title":"Nature Physics","id":"Aaronson2015","issue":"4","issued":{"date-parts":[[2015]]},"page":"291-293","title":"Read the fine print","type":"article-journal","volume":"11"}}],"isEdited":false,"manualOverride":{"citeprocText":"(Aaronson 2015)","isManuallyOverridden":false,"manualOverrideText":""},"mendeley":{"formattedCitation":"(Aaronson 2015)","plainTextFormattedCitation":"(Aaronson 2015)","previouslyFormattedCitation":"(Aaronson 2015)"},"properties":{"noteIndex":0},"schema":"https://github.com/citation-style-language/schema/raw/master/csl-citation.json"}</w:instrText>
+        <w:instrText xml:space="preserve">ADDIN CSL_CITATION {"citationID":"MENDELEY_CITATION_31","citationItems":[{"id":"ITEM-31","isTemporary":false,"itemData":{"DOI":"10.1038/nphys3272","author":[{"family":"Aaronson","given":"Scott"}],"container-title":"Nature Physics","id":"Aaronson2015","issue":"4","issued":{"date-parts":[[2015]]},"page":"291-293","title":"Read the fine print","type":"article-journal","volume":"11"}}],"isEdited":false,"manualOverride":{"citeprocText":"(Aaronson 2015)","isManuallyOverridden":false,"manualOverrideText":""},"mendeley":{"formattedCitation":"(Aaronson 2015)","plainTextFormattedCitation":"(Aaronson 2015)","previouslyFormattedCitation":"(Aaronson 2015)"},"properties":{"noteIndex":0},"schema":"https://github.com/citation-style-language/schema/raw/master/csl-citation.json"}</w:instrText>
       </w:r>
       <w:r>
         <w:fldChar w:fldCharType="separate"/>
@@ -4393,7 +4414,7 @@
         <w:fldChar w:fldCharType="begin"/>
       </w:r>
       <w:r>
-        <w:instrText xml:space="preserve">ADDIN CSL_CITATION {"citationID":"MENDELEY_CITATION_31","citationItems":[{"id":"ITEM-31","isTemporary":false,"itemData":{"DOI":"10.1146/annurev-conmatphys-031119-050605","author":[{"family":"Kjaergaard","given":"Morten"},{"family":"Schwartz","given":"Mollie E."},{"family":"Braumüller","given":"Jochen"},{"family":"Krantz","given":"Philip"},{"family":"Wang","given":"Joel I.-J."},{"family":"Gustavsson","given":"Simon"},{"family":"Oliver","given":"William D."}],"container-title":"Annual Review of Condensed Matter Physics","id":"Kjaergaard2020","issued":{"date-parts":[[2020]]},"page":"369-395","publisher":"Annual Reviews","title":"Superconducting qubits: Current state of play","title-short":"Superconducting qubits","type":"article-journal","volume":"11"}}],"isEdited":false,"manualOverride":{"citeprocText":"(Kjaergaard et al. 2020)","isManuallyOverridden":false,"manualOverrideText":""},"mendeley":{"formattedCitation":"(Kjaergaard et al. 2020)","plainTextFormattedCitation":"(Kjaergaard et al. 2020)","previouslyFormattedCitation":"(Kjaergaard et al. 2020)"},"properties":{"noteIndex":0},"schema":"https://github.com/citation-style-language/schema/raw/master/csl-citation.json"}</w:instrText>
+        <w:instrText xml:space="preserve">ADDIN CSL_CITATION {"citationID":"MENDELEY_CITATION_32","citationItems":[{"id":"ITEM-32","isTemporary":false,"itemData":{"DOI":"10.1146/annurev-conmatphys-031119-050605","author":[{"family":"Kjaergaard","given":"Morten"},{"family":"Schwartz","given":"Mollie E."},{"family":"Braumüller","given":"Jochen"},{"family":"Krantz","given":"Philip"},{"family":"Wang","given":"Joel I.-J."},{"family":"Gustavsson","given":"Simon"},{"family":"Oliver","given":"William D."}],"container-title":"Annual Review of Condensed Matter Physics","id":"Kjaergaard2020","issued":{"date-parts":[[2020]]},"page":"369-395","publisher":"Annual Reviews","title":"Superconducting qubits: Current state of play","title-short":"Superconducting qubits","type":"article-journal","volume":"11"}}],"isEdited":false,"manualOverride":{"citeprocText":"(Kjaergaard et al. 2020)","isManuallyOverridden":false,"manualOverrideText":""},"mendeley":{"formattedCitation":"(Kjaergaard et al. 2020)","plainTextFormattedCitation":"(Kjaergaard et al. 2020)","previouslyFormattedCitation":"(Kjaergaard et al. 2020)"},"properties":{"noteIndex":0},"schema":"https://github.com/citation-style-language/schema/raw/master/csl-citation.json"}</w:instrText>
       </w:r>
       <w:r>
         <w:fldChar w:fldCharType="separate"/>
@@ -4427,7 +4448,7 @@
         <w:fldChar w:fldCharType="begin"/>
       </w:r>
       <w:r>
-        <w:instrText xml:space="preserve">ADDIN CSL_CITATION {"citationID":"MENDELEY_CITATION_33","citationItems":[{"id":"ITEM-32","isTemporary":false,"itemData":{"DOI":"10.1038/nature10012","author":[{"family":"Johnson","given":"M. W."},{"family":"Amin","given":"M. H. S."},{"family":"Gildert","given":"S."},{"family":"Lanting","given":"T."},{"family":"Hamze","given":"F."},{"family":"Dickson","given":"N."},{"family":"Harris","given":"R."},{"family":"Berkley","given":"A. J."},{"family":"Johansson","given":"J."},{"family":"Bunyk","given":"P."},{"family":"Chapple","given":"E. M."},{"family":"Enderud","given":"C."},{"family":"Hilton","given":"J. P."},{"family":"Karimi","given":"K."},{"family":"Ladizinsky","given":"E."},{"family":"Ladizinsky","given":"N."},{"family":"Oh","given":"T."},{"family":"Perminov","given":"I."},{"family":"Rich","given":"C."},{"family":"Thom","given":"M. C."},{"family":"Tolkacheva","given":"E."},{"family":"Truncik","given":"C. J. S."},{"family":"Uchaikin","given":"S."},{"family":"Wang","given":"J."},{"family":"Wilson","given":"B."},{"family":"Rose","given":"G."}],"container-title":"Nature","id":"Johnson2011","issue":"7346","issued":{"date-parts":[[2011]]},"page":"194-198","publisher":"Nature Publishing Group","title":"Quantum annealing with manufactured spins","type":"article-journal","volume":"473"}},{"id":"ITEM-33","isTemporary":false,"itemData":{"DOI":"10.3389/fphy.2014.00005","author":[{"family":"Lucas","given":"Andrew"}],"container-title":"Frontiers in Physics","id":"Lucas2014","issued":{"date-parts":[[2014]]},"page":"5","publisher":"Frontiers Media","title":"Ising formulations of many NP problems","type":"article-journal","volume":"2"}}],"isEdited":false,"manualOverride":{"citeprocText":"(Johnson et al. 2011; Lucas 2014)","isManuallyOverridden":false,"manualOverrideText":""},"mendeley":{"formattedCitation":"(Johnson et al. 2011; Lucas 2014)","plainTextFormattedCitation":"(Johnson et al. 2011; Lucas 2014)","previouslyFormattedCitation":"(Johnson et al. 2011; Lucas 2014)"},"properties":{"noteIndex":0},"schema":"https://github.com/citation-style-language/schema/raw/master/csl-citation.json"}</w:instrText>
+        <w:instrText xml:space="preserve">ADDIN CSL_CITATION {"citationID":"MENDELEY_CITATION_34","citationItems":[{"id":"ITEM-33","isTemporary":false,"itemData":{"DOI":"10.1038/nature10012","author":[{"family":"Johnson","given":"M. W."},{"family":"Amin","given":"M. H. S."},{"family":"Gildert","given":"S."},{"family":"Lanting","given":"T."},{"family":"Hamze","given":"F."},{"family":"Dickson","given":"N."},{"family":"Harris","given":"R."},{"family":"Berkley","given":"A. J."},{"family":"Johansson","given":"J."},{"family":"Bunyk","given":"P."},{"family":"Chapple","given":"E. M."},{"family":"Enderud","given":"C."},{"family":"Hilton","given":"J. P."},{"family":"Karimi","given":"K."},{"family":"Ladizinsky","given":"E."},{"family":"Ladizinsky","given":"N."},{"family":"Oh","given":"T."},{"family":"Perminov","given":"I."},{"family":"Rich","given":"C."},{"family":"Thom","given":"M. C."},{"family":"Tolkacheva","given":"E."},{"family":"Truncik","given":"C. J. S."},{"family":"Uchaikin","given":"S."},{"family":"Wang","given":"J."},{"family":"Wilson","given":"B."},{"family":"Rose","given":"G."}],"container-title":"Nature","id":"Johnson2011","issue":"7346","issued":{"date-parts":[[2011]]},"page":"194-198","publisher":"Nature Publishing Group","title":"Quantum annealing with manufactured spins","type":"article-journal","volume":"473"}},{"id":"ITEM-34","isTemporary":false,"itemData":{"DOI":"10.3389/fphy.2014.00005","author":[{"family":"Lucas","given":"Andrew"}],"container-title":"Frontiers in Physics","id":"Lucas2014","issued":{"date-parts":[[2014]]},"page":"5","publisher":"Frontiers Media","title":"Ising formulations of many NP problems","type":"article-journal","volume":"2"}}],"isEdited":false,"manualOverride":{"citeprocText":"(Johnson et al. 2011; Lucas 2014)","isManuallyOverridden":false,"manualOverrideText":""},"mendeley":{"formattedCitation":"(Johnson et al. 2011; Lucas 2014)","plainTextFormattedCitation":"(Johnson et al. 2011; Lucas 2014)","previouslyFormattedCitation":"(Johnson et al. 2011; Lucas 2014)"},"properties":{"noteIndex":0},"schema":"https://github.com/citation-style-language/schema/raw/master/csl-citation.json"}</w:instrText>
       </w:r>
       <w:r>
         <w:fldChar w:fldCharType="separate"/>
@@ -4934,7 +4955,7 @@
         <w:fldChar w:fldCharType="begin"/>
       </w:r>
       <w:r>
-        <w:instrText xml:space="preserve">ADDIN CSL_CITATION {"citationID":"MENDELEY_CITATION_34","citationItems":[{"id":"ITEM-34","isTemporary":false,"itemData":{"URL":"https://arxiv.org/abs/1411.4028","author":[{"family":"Farhi","given":"Edward"},{"family":"Goldstone","given":"Jeffrey"},{"family":"Gutmann","given":"Sam"}],"id":"Farhi2014","issued":{"date-parts":[[2014]]},"title":"A quantum approximate optimization algorithm","type":""}}],"isEdited":false,"manualOverride":{"citeprocText":"(Farhi, Goldstone, and Gutmann 2014)","isManuallyOverridden":false,"manualOverrideText":""},"mendeley":{"formattedCitation":"(Farhi, Goldstone, and Gutmann 2014)","plainTextFormattedCitation":"(Farhi, Goldstone, and Gutmann 2014)","previouslyFormattedCitation":"(Farhi, Goldstone, and Gutmann 2014)"},"properties":{"noteIndex":0},"schema":"https://github.com/citation-style-language/schema/raw/master/csl-citation.json"}</w:instrText>
+        <w:instrText xml:space="preserve">ADDIN CSL_CITATION {"citationID":"MENDELEY_CITATION_35","citationItems":[{"id":"ITEM-35","isTemporary":false,"itemData":{"URL":"https://arxiv.org/abs/1411.4028","author":[{"family":"Farhi","given":"Edward"},{"family":"Goldstone","given":"Jeffrey"},{"family":"Gutmann","given":"Sam"}],"id":"Farhi2014","issued":{"date-parts":[[2014]]},"title":"A quantum approximate optimization algorithm","type":""}}],"isEdited":false,"manualOverride":{"citeprocText":"(Farhi, Goldstone, and Gutmann 2014)","isManuallyOverridden":false,"manualOverrideText":""},"mendeley":{"formattedCitation":"(Farhi, Goldstone, and Gutmann 2014)","plainTextFormattedCitation":"(Farhi, Goldstone, and Gutmann 2014)","previouslyFormattedCitation":"(Farhi, Goldstone, and Gutmann 2014)"},"properties":{"noteIndex":0},"schema":"https://github.com/citation-style-language/schema/raw/master/csl-citation.json"}</w:instrText>
       </w:r>
       <w:r>
         <w:fldChar w:fldCharType="separate"/>
@@ -4968,7 +4989,7 @@
         <w:fldChar w:fldCharType="begin"/>
       </w:r>
       <w:r>
-        <w:instrText xml:space="preserve">ADDIN CSL_CITATION {"citationID":"MENDELEY_CITATION_38","citationItems":[{"id":"ITEM-35","isTemporary":false,"itemData":{"DOI":"10.1038/ncomms5213","author":[{"family":"Peruzzo","given":"Alberto"},{"family":"McClean","given":"Jarrod"},{"family":"Shadbolt","given":"Peter"},{"family":"Yung","given":"Man-Hong"},{"family":"Zhou","given":"Xiao-Qi"},{"family":"Love","given":"Peter J."},{"family":"Aspuru-Guzik","given":"Alán"},{"family":"O’Brien","given":"Jeremy L."}],"container-title":"Nature Communications","id":"Peruzzo2014","issue":"1","issued":{"date-parts":[[2014]]},"page":"4213","publisher":"Nature Publishing Group","title":"A variational eigenvalue solver on a photonic quantum processor","type":"article-journal","volume":"5"}},{"id":"ITEM-36","isTemporary":false,"itemData":{"DOI":"10.1088/1367-2630/18/2/023023","author":[{"family":"McClean","given":"Jarrod R."},{"family":"Romero","given":"Jonathan"},{"family":"Babbush","given":"Ryan"},{"family":"Aspuru-Guzik","given":"Alán"}],"container-title":"New Journal of Physics","id":"McClean2016","issue":"2","issued":{"date-parts":[[2016]]},"page":"023023","publisher":"IOP Publishing","title":"The theory of variational hybrid quantum-classical algorithms","type":"article-journal","volume":"18"}},{"id":"ITEM-37","isTemporary":false,"itemData":{"DOI":"10.1038/s42254-021-00348-9","author":[{"family":"Cerezo","given":"M."},{"family":"Arrasmith","given":"Andrew"},{"family":"Babbush","given":"Ryan"},{"family":"Benjamin","given":"Simon C."},{"family":"Endo","given":"Suguru"},{"family":"Fujii","given":"Keisuke"},{"family":"McClean","given":"Jarrod R."},{"family":"Mitarai","given":"Kosuke"},{"family":"Yuan","given":"Xiao"},{"family":"Cincio","given":"Lukasz"},{"family":"Coles","given":"Patrick J."}],"container-title":"Nature Reviews Physics","id":"Cerezo2021a","issue":"9","issued":{"date-parts":[[2021]]},"page":"625-644","publisher":"Nature Publishing Group","title":"Variational quantum algorithms","type":"article-journal","volume":"3"}},{"id":"ITEM-38","isTemporary":false,"itemData":{"DOI":"10.1103/RevModPhys.94.015004","author":[{"family":"Bharti","given":"Kishor"},{"family":"Cervera-Lierta","given":"Alba"},{"family":"Kyaw","given":"Thi Ha"},{"family":"Haug","given":"Tobias"},{"family":"Alperin-Lea","given":"Sumner"},{"family":"Anand","given":"Abhinav"},{"family":"Degroote","given":"Matthias"},{"family":"Heimonen","given":"Hermanni"},{"family":"Kottmann","given":"Jakob S."},{"family":"Menke","given":"Tim"},{"family":"Mok","given":"Wai-Keong"},{"family":"Sim","given":"Sukin"},{"family":"Kwek","given":"Leong-Chuan"},{"family":"Aspuru-Guzik","given":"Alán"}],"container-title":"Reviews of Modern Physics","id":"Bharti2022","issue":"1","issued":{"date-parts":[[2022]]},"page":"015004","title":"Noisy intermediate-scale quantum algorithms","type":"article-journal","volume":"94"}}],"isEdited":false,"manualOverride":{"citeprocText":"(Peruzzo et al. 2014; McClean et al. 2016; Cerezo, Arrasmith, et al. 2021; Bharti et al. 2022)","isManuallyOverridden":false,"manualOverrideText":""},"mendeley":{"formattedCitation":"(Peruzzo et al. 2014; McClean et al. 2016; Cerezo, Arrasmith, et al. 2021; Bharti et al. 2022)","plainTextFormattedCitation":"(Peruzzo et al. 2014; McClean et al. 2016; Cerezo, Arrasmith, et al. 2021; Bharti et al. 2022)","previouslyFormattedCitation":"(Peruzzo et al. 2014; McClean et al. 2016; Cerezo, Arrasmith, et al. 2021; Bharti et al. 2022)"},"properties":{"noteIndex":0},"schema":"https://github.com/citation-style-language/schema/raw/master/csl-citation.json"}</w:instrText>
+        <w:instrText xml:space="preserve">ADDIN CSL_CITATION {"citationID":"MENDELEY_CITATION_39","citationItems":[{"id":"ITEM-36","isTemporary":false,"itemData":{"DOI":"10.1038/ncomms5213","author":[{"family":"Peruzzo","given":"Alberto"},{"family":"McClean","given":"Jarrod"},{"family":"Shadbolt","given":"Peter"},{"family":"Yung","given":"Man-Hong"},{"family":"Zhou","given":"Xiao-Qi"},{"family":"Love","given":"Peter J."},{"family":"Aspuru-Guzik","given":"Alán"},{"family":"O’Brien","given":"Jeremy L."}],"container-title":"Nature Communications","id":"Peruzzo2014","issue":"1","issued":{"date-parts":[[2014]]},"page":"4213","publisher":"Nature Publishing Group","title":"A variational eigenvalue solver on a photonic quantum processor","type":"article-journal","volume":"5"}},{"id":"ITEM-37","isTemporary":false,"itemData":{"DOI":"10.1088/1367-2630/18/2/023023","author":[{"family":"McClean","given":"Jarrod R."},{"family":"Romero","given":"Jonathan"},{"family":"Babbush","given":"Ryan"},{"family":"Aspuru-Guzik","given":"Alán"}],"container-title":"New Journal of Physics","id":"McClean2016","issue":"2","issued":{"date-parts":[[2016]]},"page":"023023","publisher":"IOP Publishing","title":"The theory of variational hybrid quantum-classical algorithms","type":"article-journal","volume":"18"}},{"id":"ITEM-38","isTemporary":false,"itemData":{"DOI":"10.1038/s42254-021-00348-9","author":[{"family":"Cerezo","given":"M."},{"family":"Arrasmith","given":"Andrew"},{"family":"Babbush","given":"Ryan"},{"family":"Benjamin","given":"Simon C."},{"family":"Endo","given":"Suguru"},{"family":"Fujii","given":"Keisuke"},{"family":"McClean","given":"Jarrod R."},{"family":"Mitarai","given":"Kosuke"},{"family":"Yuan","given":"Xiao"},{"family":"Cincio","given":"Lukasz"},{"family":"Coles","given":"Patrick J."}],"container-title":"Nature Reviews Physics","id":"Cerezo2021a","issue":"9","issued":{"date-parts":[[2021]]},"page":"625-644","publisher":"Nature Publishing Group","title":"Variational quantum algorithms","type":"article-journal","volume":"3"}},{"id":"ITEM-39","isTemporary":false,"itemData":{"DOI":"10.1103/RevModPhys.94.015004","author":[{"family":"Bharti","given":"Kishor"},{"family":"Cervera-Lierta","given":"Alba"},{"family":"Kyaw","given":"Thi Ha"},{"family":"Haug","given":"Tobias"},{"family":"Alperin-Lea","given":"Sumner"},{"family":"Anand","given":"Abhinav"},{"family":"Degroote","given":"Matthias"},{"family":"Heimonen","given":"Hermanni"},{"family":"Kottmann","given":"Jakob S."},{"family":"Menke","given":"Tim"},{"family":"Mok","given":"Wai-Keong"},{"family":"Sim","given":"Sukin"},{"family":"Kwek","given":"Leong-Chuan"},{"family":"Aspuru-Guzik","given":"Alán"}],"container-title":"Reviews of Modern Physics","id":"Bharti2022","issue":"1","issued":{"date-parts":[[2022]]},"page":"015004","title":"Noisy intermediate-scale quantum algorithms","type":"article-journal","volume":"94"}}],"isEdited":false,"manualOverride":{"citeprocText":"(Peruzzo et al. 2014; McClean et al. 2016; Cerezo, Arrasmith, et al. 2021; Bharti et al. 2022)","isManuallyOverridden":false,"manualOverrideText":""},"mendeley":{"formattedCitation":"(Peruzzo et al. 2014; McClean et al. 2016; Cerezo, Arrasmith, et al. 2021; Bharti et al. 2022)","plainTextFormattedCitation":"(Peruzzo et al. 2014; McClean et al. 2016; Cerezo, Arrasmith, et al. 2021; Bharti et al. 2022)","previouslyFormattedCitation":"(Peruzzo et al. 2014; McClean et al. 2016; Cerezo, Arrasmith, et al. 2021; Bharti et al. 2022)"},"properties":{"noteIndex":0},"schema":"https://github.com/citation-style-language/schema/raw/master/csl-citation.json"}</w:instrText>
       </w:r>
       <w:r>
         <w:fldChar w:fldCharType="separate"/>
@@ -5049,7 +5070,7 @@
         <w:fldChar w:fldCharType="begin"/>
       </w:r>
       <w:r>
-        <w:instrText xml:space="preserve">ADDIN CSL_CITATION {"citationID":"MENDELEY_CITATION_39","citationItems":[{"id":"ITEM-39","isTemporary":false,"itemData":{"DOI":"10.22331/q-2018-08-06-79","author":[{"family":"Preskill","given":"John"}],"container-title":"Quantum","id":"Preskill2018","issued":{"date-parts":[[2018]]},"page":"79","publisher":"Verein zur Förderung des Open Access Publizierens in den Quantenwissenschaften","title":"Quantum computing in the NISQ era and beyond","type":"article-journal","volume":"2"}}],"isEdited":false,"manualOverride":{"citeprocText":"(Preskill 2018)","isManuallyOverridden":false,"manualOverrideText":""},"mendeley":{"formattedCitation":"(Preskill 2018)","plainTextFormattedCitation":"(Preskill 2018)","previouslyFormattedCitation":"(Preskill 2018)"},"properties":{"noteIndex":0},"schema":"https://github.com/citation-style-language/schema/raw/master/csl-citation.json"}</w:instrText>
+        <w:instrText xml:space="preserve">ADDIN CSL_CITATION {"citationID":"MENDELEY_CITATION_40","citationItems":[{"id":"ITEM-40","isTemporary":false,"itemData":{"DOI":"10.22331/q-2018-08-06-79","author":[{"family":"Preskill","given":"John"}],"container-title":"Quantum","id":"Preskill2018","issued":{"date-parts":[[2018]]},"page":"79","publisher":"Verein zur Förderung des Open Access Publizierens in den Quantenwissenschaften","title":"Quantum computing in the NISQ era and beyond","type":"article-journal","volume":"2"}}],"isEdited":false,"manualOverride":{"citeprocText":"(Preskill 2018)","isManuallyOverridden":false,"manualOverrideText":""},"mendeley":{"formattedCitation":"(Preskill 2018)","plainTextFormattedCitation":"(Preskill 2018)","previouslyFormattedCitation":"(Preskill 2018)"},"properties":{"noteIndex":0},"schema":"https://github.com/citation-style-language/schema/raw/master/csl-citation.json"}</w:instrText>
       </w:r>
       <w:r>
         <w:fldChar w:fldCharType="separate"/>
@@ -5067,7 +5088,7 @@
         <w:fldChar w:fldCharType="begin"/>
       </w:r>
       <w:r>
-        <w:instrText xml:space="preserve">ADDIN CSL_CITATION {"citationID":"MENDELEY_CITATION_42","citationItems":[{"id":"ITEM-40","isTemporary":false,"itemData":{"DOI":"10.1103/PhysRevLett.119.180509","author":[{"family":"Temme","given":"Kristan"},{"family":"Bravyi","given":"Sergey"},{"family":"Gambetta","given":"Jay M."}],"container-title":"Physical Review Letters","id":"Temme2017","issue":"18","issued":{"date-parts":[[2017]]},"page":"180509","publisher":"American Physical Society","title":"Error mitigation for short-depth quantum circuits","type":"article-journal","volume":"119"}},{"id":"ITEM-41","isTemporary":false,"itemData":{"DOI":"10.1038/s41586-019-1040-7","author":[{"family":"Kandala","given":"Abhinav"},{"family":"Temme","given":"Kristan"},{"family":"Córcoles","given":"Antonio D."},{"family":"Mezzacapo","given":"Antonio"},{"family":"Chow","given":"Jerry M."},{"family":"Gambetta","given":"Jay M."}],"container-title":"Nature","id":"Kandala2019","issue":"7749","issued":{"date-parts":[[2019]]},"page":"491-495","publisher":"Nature Publishing Group","title":"Error mitigation extends the computational reach of a noisy quantum processor","type":"article-journal","volume":"567"}},{"id":"ITEM-42","isTemporary":false,"itemData":{"DOI":"10.1103/RevModPhys.95.045005","author":[{"family":"Cai","given":"Zhenyu"},{"family":"Babbush","given":"Ryan"},{"family":"Benjamin","given":"Simon C."},{"family":"Endo","given":"Suguru"},{"family":"Huggins","given":"William J."},{"family":"Li","given":"Ying"},{"family":"McClean","given":"Jarrod R."},{"family":"O’Brien","given":"Thomas E."}],"container-title":"Reviews of Modern Physics","id":"Cai2023","issue":"4","issued":{"date-parts":[[2023]]},"page":"045005","publisher":"American Physical Society","title":"Quantum error mitigation","type":"article-journal","volume":"95"}}],"isEdited":false,"manualOverride":{"citeprocText":"(Temme, Bravyi, and Gambetta 2017; Kandala et al. 2019; Cai et al. 2023)","isManuallyOverridden":false,"manualOverrideText":""},"mendeley":{"formattedCitation":"(Temme, Bravyi, and Gambetta 2017; Kandala et al. 2019; Cai et al. 2023)","plainTextFormattedCitation":"(Temme, Bravyi, and Gambetta 2017; Kandala et al. 2019; Cai et al. 2023)","previouslyFormattedCitation":"(Temme, Bravyi, and Gambetta 2017; Kandala et al. 2019; Cai et al. 2023)"},"properties":{"noteIndex":0},"schema":"https://github.com/citation-style-language/schema/raw/master/csl-citation.json"}</w:instrText>
+        <w:instrText xml:space="preserve">ADDIN CSL_CITATION {"citationID":"MENDELEY_CITATION_43","citationItems":[{"id":"ITEM-41","isTemporary":false,"itemData":{"DOI":"10.1103/PhysRevLett.119.180509","author":[{"family":"Temme","given":"Kristan"},{"family":"Bravyi","given":"Sergey"},{"family":"Gambetta","given":"Jay M."}],"container-title":"Physical Review Letters","id":"Temme2017","issue":"18","issued":{"date-parts":[[2017]]},"page":"180509","publisher":"American Physical Society","title":"Error mitigation for short-depth quantum circuits","type":"article-journal","volume":"119"}},{"id":"ITEM-42","isTemporary":false,"itemData":{"DOI":"10.1038/s41586-019-1040-7","author":[{"family":"Kandala","given":"Abhinav"},{"family":"Temme","given":"Kristan"},{"family":"Córcoles","given":"Antonio D."},{"family":"Mezzacapo","given":"Antonio"},{"family":"Chow","given":"Jerry M."},{"family":"Gambetta","given":"Jay M."}],"container-title":"Nature","id":"Kandala2019","issue":"7749","issued":{"date-parts":[[2019]]},"page":"491-495","publisher":"Nature Publishing Group","title":"Error mitigation extends the computational reach of a noisy quantum processor","type":"article-journal","volume":"567"}},{"id":"ITEM-43","isTemporary":false,"itemData":{"DOI":"10.1103/RevModPhys.95.045005","author":[{"family":"Cai","given":"Zhenyu"},{"family":"Babbush","given":"Ryan"},{"family":"Benjamin","given":"Simon C."},{"family":"Endo","given":"Suguru"},{"family":"Huggins","given":"William J."},{"family":"Li","given":"Ying"},{"family":"McClean","given":"Jarrod R."},{"family":"O’Brien","given":"Thomas E."}],"container-title":"Reviews of Modern Physics","id":"Cai2023","issue":"4","issued":{"date-parts":[[2023]]},"page":"045005","publisher":"American Physical Society","title":"Quantum error mitigation","type":"article-journal","volume":"95"}}],"isEdited":false,"manualOverride":{"citeprocText":"(Temme, Bravyi, and Gambetta 2017; Kandala et al. 2019; Cai et al. 2023)","isManuallyOverridden":false,"manualOverrideText":""},"mendeley":{"formattedCitation":"(Temme, Bravyi, and Gambetta 2017; Kandala et al. 2019; Cai et al. 2023)","plainTextFormattedCitation":"(Temme, Bravyi, and Gambetta 2017; Kandala et al. 2019; Cai et al. 2023)","previouslyFormattedCitation":"(Temme, Bravyi, and Gambetta 2017; Kandala et al. 2019; Cai et al. 2023)"},"properties":{"noteIndex":0},"schema":"https://github.com/citation-style-language/schema/raw/master/csl-citation.json"}</w:instrText>
       </w:r>
       <w:r>
         <w:fldChar w:fldCharType="separate"/>
@@ -5085,7 +5106,7 @@
         <w:fldChar w:fldCharType="begin"/>
       </w:r>
       <w:r>
-        <w:instrText xml:space="preserve">ADDIN CSL_CITATION {"citationID":"MENDELEY_CITATION_44","citationItems":[{"id":"ITEM-43","isTemporary":false,"itemData":{"DOI":"10.1103/RevModPhys.87.307","author":[{"family":"Terhal","given":"Barbara M."}],"container-title":"Reviews of Modern Physics","id":"Terhal2015","issue":"2","issued":{"date-parts":[[2015]]},"page":"307-346","publisher":"American Physical Society","title":"Quantum error correction for quantum memories","type":"article-journal","volume":"87"}},{"id":"ITEM-44","isTemporary":false,"itemData":{"DOI":"10.1103/PhysRevA.86.032324","author":[{"family":"Fowler","given":"Austin G."},{"family":"Mariantoni","given":"Matteo"},{"family":"Martinis","given":"John M."},{"family":"Cleland","given":"Andrew N."}],"container-title":"Physical Review A","id":"Fowler2012","issue":"3","issued":{"date-parts":[[2012]]},"page":"032324","publisher":"American Physical Society","title":"Surface codes: Towards practical large-scale quantum computation","title-short":"Surface codes","type":"article-journal","volume":"86"}}],"isEdited":false,"manualOverride":{"citeprocText":"(Terhal 2015; Fowler et al. 2012)","isManuallyOverridden":false,"manualOverrideText":""},"mendeley":{"formattedCitation":"(Terhal 2015; Fowler et al. 2012)","plainTextFormattedCitation":"(Terhal 2015; Fowler et al. 2012)","previouslyFormattedCitation":"(Terhal 2015; Fowler et al. 2012)"},"properties":{"noteIndex":0},"schema":"https://github.com/citation-style-language/schema/raw/master/csl-citation.json"}</w:instrText>
+        <w:instrText xml:space="preserve">ADDIN CSL_CITATION {"citationID":"MENDELEY_CITATION_45","citationItems":[{"id":"ITEM-44","isTemporary":false,"itemData":{"DOI":"10.1103/RevModPhys.87.307","author":[{"family":"Terhal","given":"Barbara M."}],"container-title":"Reviews of Modern Physics","id":"Terhal2015","issue":"2","issued":{"date-parts":[[2015]]},"page":"307-346","publisher":"American Physical Society","title":"Quantum error correction for quantum memories","type":"article-journal","volume":"87"}},{"id":"ITEM-45","isTemporary":false,"itemData":{"DOI":"10.1103/PhysRevA.86.032324","author":[{"family":"Fowler","given":"Austin G."},{"family":"Mariantoni","given":"Matteo"},{"family":"Martinis","given":"John M."},{"family":"Cleland","given":"Andrew N."}],"container-title":"Physical Review A","id":"Fowler2012","issue":"3","issued":{"date-parts":[[2012]]},"page":"032324","publisher":"American Physical Society","title":"Surface codes: Towards practical large-scale quantum computation","title-short":"Surface codes","type":"article-journal","volume":"86"}}],"isEdited":false,"manualOverride":{"citeprocText":"(Terhal 2015; Fowler et al. 2012)","isManuallyOverridden":false,"manualOverrideText":""},"mendeley":{"formattedCitation":"(Terhal 2015; Fowler et al. 2012)","plainTextFormattedCitation":"(Terhal 2015; Fowler et al. 2012)","previouslyFormattedCitation":"(Terhal 2015; Fowler et al. 2012)"},"properties":{"noteIndex":0},"schema":"https://github.com/citation-style-language/schema/raw/master/csl-citation.json"}</w:instrText>
       </w:r>
       <w:r>
         <w:fldChar w:fldCharType="separate"/>
@@ -5103,7 +5124,7 @@
         <w:fldChar w:fldCharType="begin"/>
       </w:r>
       <w:r>
-        <w:instrText xml:space="preserve">ADDIN CSL_CITATION {"citationID":"MENDELEY_CITATION_45","citationItems":[{"id":"ITEM-45","isTemporary":false,"itemData":{"DOI":"10.1103/PhysRevLett.103.150502","author":[{"family":"Harrow","given":"Aram W."},{"family":"Hassidim","given":"Avinatan"},{"family":"Lloyd","given":"Seth"}],"container-title":"Physical Review Letters","id":"Harrow2009","issue":"15","issued":{"date-parts":[[2009]]},"page":"150502","publisher":"American Physical Society","title":"Quantum algorithm for linear systems of equations","type":"article-journal","volume":"103"}}],"isEdited":false,"manualOverride":{"citeprocText":"(Harrow, Hassidim, and Lloyd 2009)","isManuallyOverridden":false,"manualOverrideText":""},"mendeley":{"formattedCitation":"(Harrow, Hassidim, and Lloyd 2009)","plainTextFormattedCitation":"(Harrow, Hassidim, and Lloyd 2009)","previouslyFormattedCitation":"(Harrow, Hassidim, and Lloyd 2009)"},"properties":{"noteIndex":0},"schema":"https://github.com/citation-style-language/schema/raw/master/csl-citation.json"}</w:instrText>
+        <w:instrText xml:space="preserve">ADDIN CSL_CITATION {"citationID":"MENDELEY_CITATION_46","citationItems":[{"id":"ITEM-46","isTemporary":false,"itemData":{"DOI":"10.1103/PhysRevLett.103.150502","author":[{"family":"Harrow","given":"Aram W."},{"family":"Hassidim","given":"Avinatan"},{"family":"Lloyd","given":"Seth"}],"container-title":"Physical Review Letters","id":"Harrow2009","issue":"15","issued":{"date-parts":[[2009]]},"page":"150502","publisher":"American Physical Society","title":"Quantum algorithm for linear systems of equations","type":"article-journal","volume":"103"}}],"isEdited":false,"manualOverride":{"citeprocText":"(Harrow, Hassidim, and Lloyd 2009)","isManuallyOverridden":false,"manualOverrideText":""},"mendeley":{"formattedCitation":"(Harrow, Hassidim, and Lloyd 2009)","plainTextFormattedCitation":"(Harrow, Hassidim, and Lloyd 2009)","previouslyFormattedCitation":"(Harrow, Hassidim, and Lloyd 2009)"},"properties":{"noteIndex":0},"schema":"https://github.com/citation-style-language/schema/raw/master/csl-citation.json"}</w:instrText>
       </w:r>
       <w:r>
         <w:fldChar w:fldCharType="separate"/>
@@ -5121,7 +5142,7 @@
         <w:fldChar w:fldCharType="begin"/>
       </w:r>
       <w:r>
-        <w:instrText xml:space="preserve">ADDIN CSL_CITATION {"citationID":"MENDELEY_CITATION_46","citationItems":[{"id":"ITEM-46","isTemporary":false,"itemData":{"DOI":"10.1038/npjqi.2015.23","author":[{"family":"Montanaro","given":"Ashley"}],"container-title":"npj Quantum Information","id":"Montanaro2016","issued":{"date-parts":[[2016]]},"page":"15023","title":"Quantum algorithms: An overview","title-short":"Quantum algorithms","type":"article-journal","volume":"2"}}],"isEdited":false,"manualOverride":{"citeprocText":"(Montanaro 2016)","isManuallyOverridden":false,"manualOverrideText":""},"mendeley":{"formattedCitation":"(Montanaro 2016)","plainTextFormattedCitation":"(Montanaro 2016)","previouslyFormattedCitation":"(Montanaro 2016)"},"properties":{"noteIndex":0},"schema":"https://github.com/citation-style-language/schema/raw/master/csl-citation.json"}</w:instrText>
+        <w:instrText xml:space="preserve">ADDIN CSL_CITATION {"citationID":"MENDELEY_CITATION_47","citationItems":[{"id":"ITEM-47","isTemporary":false,"itemData":{"DOI":"10.1038/npjqi.2015.23","author":[{"family":"Montanaro","given":"Ashley"}],"container-title":"npj Quantum Information","id":"Montanaro2016","issued":{"date-parts":[[2016]]},"page":"15023","title":"Quantum algorithms: An overview","title-short":"Quantum algorithms","type":"article-journal","volume":"2"}}],"isEdited":false,"manualOverride":{"citeprocText":"(Montanaro 2016)","isManuallyOverridden":false,"manualOverrideText":""},"mendeley":{"formattedCitation":"(Montanaro 2016)","plainTextFormattedCitation":"(Montanaro 2016)","previouslyFormattedCitation":"(Montanaro 2016)"},"properties":{"noteIndex":0},"schema":"https://github.com/citation-style-language/schema/raw/master/csl-citation.json"}</w:instrText>
       </w:r>
       <w:r>
         <w:fldChar w:fldCharType="separate"/>
@@ -5198,7 +5219,7 @@
         <w:fldChar w:fldCharType="begin"/>
       </w:r>
       <w:r>
-        <w:instrText xml:space="preserve">ADDIN CSL_CITATION {"citationID":"MENDELEY_CITATION_47","citationItems":[{"id":"ITEM-47","isTemporary":false,"itemData":{"author":[{"family":"LaValle","given":"Steven M."}],"id":"LaValle1998","issued":{"date-parts":[[1998,10]]},"number":"TR 98-11","publisher":"Computer Science Department, Iowa State University","publisher-place":"Ames, IA, USA","title":"Rapidly-exploring random trees: A new tool for path planning","title-short":"Rapidly-exploring random trees","type":"report"}}],"isEdited":false,"manualOverride":{"citeprocText":"(LaValle 1998)","isManuallyOverridden":false,"manualOverrideText":""},"mendeley":{"formattedCitation":"(LaValle 1998)","plainTextFormattedCitation":"(LaValle 1998)","previouslyFormattedCitation":"(LaValle 1998)"},"properties":{"noteIndex":0},"schema":"https://github.com/citation-style-language/schema/raw/master/csl-citation.json"}</w:instrText>
+        <w:instrText xml:space="preserve">ADDIN CSL_CITATION {"citationID":"MENDELEY_CITATION_48","citationItems":[{"id":"ITEM-48","isTemporary":false,"itemData":{"author":[{"family":"LaValle","given":"Steven M."}],"id":"LaValle1998","issued":{"date-parts":[[1998,10]]},"number":"TR 98-11","publisher":"Computer Science Department, Iowa State University","publisher-place":"Ames, IA, USA","title":"Rapidly-exploring random trees: A new tool for path planning","title-short":"Rapidly-exploring random trees","type":"report"}}],"isEdited":false,"manualOverride":{"citeprocText":"(LaValle 1998)","isManuallyOverridden":false,"manualOverrideText":""},"mendeley":{"formattedCitation":"(LaValle 1998)","plainTextFormattedCitation":"(LaValle 1998)","previouslyFormattedCitation":"(LaValle 1998)"},"properties":{"noteIndex":0},"schema":"https://github.com/citation-style-language/schema/raw/master/csl-citation.json"}</w:instrText>
       </w:r>
       <w:r>
         <w:fldChar w:fldCharType="separate"/>
@@ -5219,7 +5240,7 @@
         <w:fldChar w:fldCharType="begin"/>
       </w:r>
       <w:r>
-        <w:instrText xml:space="preserve">ADDIN CSL_CITATION {"citationID":"MENDELEY_CITATION_48","citationItems":[{"id":"ITEM-48","isTemporary":false,"itemData":{"DOI":"10.1177/0278364911406761","author":[{"family":"Karaman","given":"Sertac"},{"family":"Frazzoli","given":"Emilio"}],"container-title":"The International Journal of Robotics Research","id":"Karaman2011","issue":"7","issued":{"date-parts":[[2011]]},"page":"846-894","publisher":"SAGE Publications","title":"Sampling-based algorithms for optimal motion planning","type":"article-journal","volume":"30"}}],"isEdited":false,"manualOverride":{"citeprocText":"(Karaman and Frazzoli 2011)","isManuallyOverridden":false,"manualOverrideText":""},"mendeley":{"formattedCitation":"(Karaman and Frazzoli 2011)","plainTextFormattedCitation":"(Karaman and Frazzoli 2011)","previouslyFormattedCitation":"(Karaman and Frazzoli 2011)"},"properties":{"noteIndex":0},"schema":"https://github.com/citation-style-language/schema/raw/master/csl-citation.json"}</w:instrText>
+        <w:instrText xml:space="preserve">ADDIN CSL_CITATION {"citationID":"MENDELEY_CITATION_49","citationItems":[{"id":"ITEM-49","isTemporary":false,"itemData":{"DOI":"10.1177/0278364911406761","author":[{"family":"Karaman","given":"Sertac"},{"family":"Frazzoli","given":"Emilio"}],"container-title":"The International Journal of Robotics Research","id":"Karaman2011","issue":"7","issued":{"date-parts":[[2011]]},"page":"846-894","publisher":"SAGE Publications","title":"Sampling-based algorithms for optimal motion planning","type":"article-journal","volume":"30"}}],"isEdited":false,"manualOverride":{"citeprocText":"(Karaman and Frazzoli 2011)","isManuallyOverridden":false,"manualOverrideText":""},"mendeley":{"formattedCitation":"(Karaman and Frazzoli 2011)","plainTextFormattedCitation":"(Karaman and Frazzoli 2011)","previouslyFormattedCitation":"(Karaman and Frazzoli 2011)"},"properties":{"noteIndex":0},"schema":"https://github.com/citation-style-language/schema/raw/master/csl-citation.json"}</w:instrText>
       </w:r>
       <w:r>
         <w:fldChar w:fldCharType="separate"/>
@@ -5240,7 +5261,7 @@
         <w:fldChar w:fldCharType="begin"/>
       </w:r>
       <w:r>
-        <w:instrText xml:space="preserve">ADDIN CSL_CITATION {"citationID":"MENDELEY_CITATION_49","citationItems":[{"id":"ITEM-49","isTemporary":false,"itemData":{"DOI":"10.1146/annurev-control-091420-084139","author":[{"family":"Garrett","given":"Caelan Reed"},{"family":"Chitnis","given":"Rohan"},{"family":"Holladay","given":"Rachel"},{"family":"Kim","given":"Beomjoon"},{"family":"Silver","given":"Tom"},{"family":"Kaelbling","given":"Leslie Pack"},{"family":"Lozano-Pérez","given":"Tomás"}],"container-title":"Annual Review of Control, Robotics, and Autonomous Systems","id":"Garrett2021","issued":{"date-parts":[[2021]]},"page":"265-293","publisher":"Annual Reviews","title":"Integrated task and motion planning","type":"article-journal","volume":"4"}}],"isEdited":false,"manualOverride":{"citeprocText":"(Garrett et al. 2021)","isManuallyOverridden":false,"manualOverrideText":""},"mendeley":{"formattedCitation":"(Garrett et al. 2021)","plainTextFormattedCitation":"(Garrett et al. 2021)","previouslyFormattedCitation":"(Garrett et al. 2021)"},"properties":{"noteIndex":0},"schema":"https://github.com/citation-style-language/schema/raw/master/csl-citation.json"}</w:instrText>
+        <w:instrText xml:space="preserve">ADDIN CSL_CITATION {"citationID":"MENDELEY_CITATION_50","citationItems":[{"id":"ITEM-50","isTemporary":false,"itemData":{"DOI":"10.1146/annurev-control-091420-084139","author":[{"family":"Garrett","given":"Caelan Reed"},{"family":"Chitnis","given":"Rohan"},{"family":"Holladay","given":"Rachel"},{"family":"Kim","given":"Beomjoon"},{"family":"Silver","given":"Tom"},{"family":"Kaelbling","given":"Leslie Pack"},{"family":"Lozano-Pérez","given":"Tomás"}],"container-title":"Annual Review of Control, Robotics, and Autonomous Systems","id":"Garrett2021","issued":{"date-parts":[[2021]]},"page":"265-293","publisher":"Annual Reviews","title":"Integrated task and motion planning","type":"article-journal","volume":"4"}}],"isEdited":false,"manualOverride":{"citeprocText":"(Garrett et al. 2021)","isManuallyOverridden":false,"manualOverrideText":""},"mendeley":{"formattedCitation":"(Garrett et al. 2021)","plainTextFormattedCitation":"(Garrett et al. 2021)","previouslyFormattedCitation":"(Garrett et al. 2021)"},"properties":{"noteIndex":0},"schema":"https://github.com/citation-style-language/schema/raw/master/csl-citation.json"}</w:instrText>
       </w:r>
       <w:r>
         <w:fldChar w:fldCharType="separate"/>
@@ -5274,7 +5295,7 @@
         <w:fldChar w:fldCharType="begin"/>
       </w:r>
       <w:r>
-        <w:instrText xml:space="preserve">ADDIN CSL_CITATION {"citationID":"MENDELEY_CITATION_50","citationItems":[{"id":"ITEM-50","isTemporary":false,"itemData":{"DOI":"10.1109/ROBOT.1999.772544","author":[{"family":"Dellaert","given":"Frank"},{"family":"Fox","given":"Dieter"},{"family":"Burgard","given":"Wolfram"},{"family":"Thrun","given":"Sebastian"}],"container-title":"Proceedings of the 1999 IEEE international conference on robotics and automation (ICRA)","id":"Dellaert1999","issued":{"date-parts":[[1999]]},"page":"1322-1328","publisher":"IEEE","title":"Monte Carlo localization for mobile robots","type":"paper-conference","volume":"2"}}],"isEdited":false,"manualOverride":{"citeprocText":"(Dellaert et al. 1999)","isManuallyOverridden":false,"manualOverrideText":""},"mendeley":{"formattedCitation":"(Dellaert et al. 1999)","plainTextFormattedCitation":"(Dellaert et al. 1999)","previouslyFormattedCitation":"(Dellaert et al. 1999)"},"properties":{"noteIndex":0},"schema":"https://github.com/citation-style-language/schema/raw/master/csl-citation.json"}</w:instrText>
+        <w:instrText xml:space="preserve">ADDIN CSL_CITATION {"citationID":"MENDELEY_CITATION_51","citationItems":[{"id":"ITEM-51","isTemporary":false,"itemData":{"DOI":"10.1109/ROBOT.1999.772544","author":[{"family":"Dellaert","given":"Frank"},{"family":"Fox","given":"Dieter"},{"family":"Burgard","given":"Wolfram"},{"family":"Thrun","given":"Sebastian"}],"container-title":"Proceedings of the 1999 IEEE international conference on robotics and automation (ICRA)","id":"Dellaert1999","issued":{"date-parts":[[1999]]},"page":"1322-1328","publisher":"IEEE","title":"Monte Carlo localization for mobile robots","type":"paper-conference","volume":"2"}}],"isEdited":false,"manualOverride":{"citeprocText":"(Dellaert et al. 1999)","isManuallyOverridden":false,"manualOverrideText":""},"mendeley":{"formattedCitation":"(Dellaert et al. 1999)","plainTextFormattedCitation":"(Dellaert et al. 1999)","previouslyFormattedCitation":"(Dellaert et al. 1999)"},"properties":{"noteIndex":0},"schema":"https://github.com/citation-style-language/schema/raw/master/csl-citation.json"}</w:instrText>
       </w:r>
       <w:r>
         <w:fldChar w:fldCharType="separate"/>
@@ -5311,7 +5332,7 @@
         <w:fldChar w:fldCharType="begin"/>
       </w:r>
       <w:r>
-        <w:instrText xml:space="preserve">ADDIN CSL_CITATION {"citationID":"MENDELEY_CITATION_52","citationItems":[{"id":"ITEM-51","isTemporary":false,"itemData":{"ISBN":"978-0-262-03924-6","author":[{"family":"Sutton","given":"Richard S."},{"family":"Barto","given":"Andrew G."}],"collection-title":"Adaptive computation and machine learning","edition":"2nd","id":"Sutton2018","issued":{"date-parts":[[2018]]},"publisher":"MIT Press","publisher-place":"Cambridge, MA, USA","title":"Reinforcement learning: An introduction","title-short":"Reinforcement learning","type":"book"}},{"id":"ITEM-52","isTemporary":false,"itemData":{"DOI":"10.1177/0278364913495721","author":[{"family":"Kober","given":"Jens"},{"family":"Bagnell","given":"J. Andrew"},{"family":"Peters","given":"Jan"}],"container-title":"The International Journal of Robotics Research","id":"Kober2013","issue":"11","issued":{"date-parts":[[2013]]},"page":"1238-1274","publisher":"SAGE Publications","title":"Reinforcement learning in robotics: A survey","title-short":"Reinforcement learning in robotics","type":"article-journal","volume":"32"}}],"isEdited":false,"manualOverride":{"citeprocText":"(Sutton and Barto 2018; Kober, Bagnell, and Peters 2013)","isManuallyOverridden":false,"manualOverrideText":""},"mendeley":{"formattedCitation":"(Sutton and Barto 2018; Kober, Bagnell, and Peters 2013)","plainTextFormattedCitation":"(Sutton and Barto 2018; Kober, Bagnell, and Peters 2013)","previouslyFormattedCitation":"(Sutton and Barto 2018; Kober, Bagnell, and Peters 2013)"},"properties":{"noteIndex":0},"schema":"https://github.com/citation-style-language/schema/raw/master/csl-citation.json"}</w:instrText>
+        <w:instrText xml:space="preserve">ADDIN CSL_CITATION {"citationID":"MENDELEY_CITATION_53","citationItems":[{"id":"ITEM-52","isTemporary":false,"itemData":{"ISBN":"978-0-262-03924-6","author":[{"family":"Sutton","given":"Richard S."},{"family":"Barto","given":"Andrew G."}],"collection-title":"Adaptive computation and machine learning","edition":"2nd","id":"Sutton2018","issued":{"date-parts":[[2018]]},"publisher":"MIT Press","publisher-place":"Cambridge, MA, USA","title":"Reinforcement learning: An introduction","title-short":"Reinforcement learning","type":"book"}},{"id":"ITEM-53","isTemporary":false,"itemData":{"DOI":"10.1177/0278364913495721","author":[{"family":"Kober","given":"Jens"},{"family":"Bagnell","given":"J. Andrew"},{"family":"Peters","given":"Jan"}],"container-title":"The International Journal of Robotics Research","id":"Kober2013","issue":"11","issued":{"date-parts":[[2013]]},"page":"1238-1274","publisher":"SAGE Publications","title":"Reinforcement learning in robotics: A survey","title-short":"Reinforcement learning in robotics","type":"article-journal","volume":"32"}}],"isEdited":false,"manualOverride":{"citeprocText":"(Sutton and Barto 2018; Kober, Bagnell, and Peters 2013)","isManuallyOverridden":false,"manualOverrideText":""},"mendeley":{"formattedCitation":"(Sutton and Barto 2018; Kober, Bagnell, and Peters 2013)","plainTextFormattedCitation":"(Sutton and Barto 2018; Kober, Bagnell, and Peters 2013)","previouslyFormattedCitation":"(Sutton and Barto 2018; Kober, Bagnell, and Peters 2013)"},"properties":{"noteIndex":0},"schema":"https://github.com/citation-style-language/schema/raw/master/csl-citation.json"}</w:instrText>
       </w:r>
       <w:r>
         <w:fldChar w:fldCharType="separate"/>
@@ -5345,7 +5366,7 @@
         <w:fldChar w:fldCharType="begin"/>
       </w:r>
       <w:r>
-        <w:instrText xml:space="preserve">ADDIN CSL_CITATION {"citationID":"MENDELEY_CITATION_54","citationItems":[{"id":"ITEM-53","isTemporary":false,"itemData":{"DOI":"10.1016/S0004-3702(98)00023-X","author":[{"family":"Kaelbling","given":"Leslie Pack"},{"family":"Littman","given":"Michael L."},{"family":"Cassandra","given":"Anthony R."}],"container-title":"Artificial Intelligence","id":"Kaelbling1998","issue":"1–2","issued":{"date-parts":[[1998]]},"page":"99-134","title":"Planning and acting in partially observable stochastic domains","type":"article-journal","volume":"101"}},{"id":"ITEM-54","isTemporary":false,"itemData":{"DOI":"10.1146/annurev-control-042920-092451","author":[{"family":"Kurniawati","given":"Hanna"}],"container-title":"Annual Review of Control, Robotics, and Autonomous Systems","id":"Kurniawati2022","issued":{"date-parts":[[2022]]},"page":"253-277","publisher":"Annual Reviews","title":"Partially observable Markov decision processes and robotics","type":"article-journal","volume":"5"}}],"isEdited":false,"manualOverride":{"citeprocText":"(Kaelbling, Littman, and Cassandra 1998; Kurniawati 2022)","isManuallyOverridden":false,"manualOverrideText":""},"mendeley":{"formattedCitation":"(Kaelbling, Littman, and Cassandra 1998; Kurniawati 2022)","plainTextFormattedCitation":"(Kaelbling, Littman, and Cassandra 1998; Kurniawati 2022)","previouslyFormattedCitation":"(Kaelbling, Littman, and Cassandra 1998; Kurniawati 2022)"},"properties":{"noteIndex":0},"schema":"https://github.com/citation-style-language/schema/raw/master/csl-citation.json"}</w:instrText>
+        <w:instrText xml:space="preserve">ADDIN CSL_CITATION {"citationID":"MENDELEY_CITATION_55","citationItems":[{"id":"ITEM-54","isTemporary":false,"itemData":{"DOI":"10.1016/S0004-3702(98)00023-X","author":[{"family":"Kaelbling","given":"Leslie Pack"},{"family":"Littman","given":"Michael L."},{"family":"Cassandra","given":"Anthony R."}],"container-title":"Artificial Intelligence","id":"Kaelbling1998","issue":"1–2","issued":{"date-parts":[[1998]]},"page":"99-134","title":"Planning and acting in partially observable stochastic domains","type":"article-journal","volume":"101"}},{"id":"ITEM-55","isTemporary":false,"itemData":{"DOI":"10.1146/annurev-control-042920-092451","author":[{"family":"Kurniawati","given":"Hanna"}],"container-title":"Annual Review of Control, Robotics, and Autonomous Systems","id":"Kurniawati2022","issued":{"date-parts":[[2022]]},"page":"253-277","publisher":"Annual Reviews","title":"Partially observable Markov decision processes and robotics","type":"article-journal","volume":"5"}}],"isEdited":false,"manualOverride":{"citeprocText":"(Kaelbling, Littman, and Cassandra 1998; Kurniawati 2022)","isManuallyOverridden":false,"manualOverrideText":""},"mendeley":{"formattedCitation":"(Kaelbling, Littman, and Cassandra 1998; Kurniawati 2022)","plainTextFormattedCitation":"(Kaelbling, Littman, and Cassandra 1998; Kurniawati 2022)","previouslyFormattedCitation":"(Kaelbling, Littman, and Cassandra 1998; Kurniawati 2022)"},"properties":{"noteIndex":0},"schema":"https://github.com/citation-style-language/schema/raw/master/csl-citation.json"}</w:instrText>
       </w:r>
       <w:r>
         <w:fldChar w:fldCharType="separate"/>
@@ -5443,7 +5464,7 @@
         <w:fldChar w:fldCharType="begin"/>
       </w:r>
       <w:r>
-        <w:instrText xml:space="preserve">ADDIN CSL_CITATION {"citationID":"MENDELEY_CITATION_55","citationItems":[{"id":"ITEM-55","isTemporary":false,"itemData":{"DOI":"10.1007/BF02650179","author":[{"family":"Feynman","given":"Richard P."}],"container-title":"International Journal of Theoretical Physics","id":"Feynman1982","issue":"6","issued":{"date-parts":[[1982]]},"page":"467-488","publisher":"Springer","title":"Simulating physics with computers","type":"article-journal","volume":"21"},"suppress-author":false}],"isEdited":false,"manualOverride":{"citeprocText":"Feynman (1982)","isManuallyOverridden":false,"manualOverrideText":""},"mendeley":{"formattedCitation":"Feynman (1982)","plainTextFormattedCitation":"Feynman (1982)","previouslyFormattedCitation":"Feynman (1982)"},"properties":{"noteIndex":0},"schema":"https://github.com/citation-style-language/schema/raw/master/csl-citation.json"}</w:instrText>
+        <w:instrText xml:space="preserve">ADDIN CSL_CITATION {"citationID":"MENDELEY_CITATION_56","citationItems":[{"id":"ITEM-56","isTemporary":false,"itemData":{"DOI":"10.1007/BF02650179","author":[{"family":"Feynman","given":"Richard P."}],"container-title":"International Journal of Theoretical Physics","id":"Feynman1982","issue":"6","issued":{"date-parts":[[1982]]},"page":"467-488","publisher":"Springer","title":"Simulating physics with computers","type":"article-journal","volume":"21"},"suppress-author":false}],"isEdited":false,"manualOverride":{"citeprocText":"Feynman (1982)","isManuallyOverridden":false,"manualOverrideText":""},"mendeley":{"formattedCitation":"Feynman (1982)","plainTextFormattedCitation":"Feynman (1982)","previouslyFormattedCitation":"Feynman (1982)"},"properties":{"noteIndex":0},"schema":"https://github.com/citation-style-language/schema/raw/master/csl-citation.json"}</w:instrText>
       </w:r>
       <w:r>
         <w:fldChar w:fldCharType="separate"/>
@@ -5467,7 +5488,7 @@
         <w:fldChar w:fldCharType="begin"/>
       </w:r>
       <w:r>
-        <w:instrText xml:space="preserve">ADDIN CSL_CITATION {"citationID":"MENDELEY_CITATION_56","citationItems":[{"id":"ITEM-56","isTemporary":false,"itemData":{"DOI":"10.1098/rspa.1985.0070","author":[{"family":"Deutsch","given":"David"}],"container-title":"Proceedings of the Royal Society of London. Series A, Mathematical and Physical Sciences","id":"Deutsch1985","issue":"1818","issued":{"date-parts":[[1985]]},"page":"97-117","publisher":"The Royal Society","title":"Quantum theory, the Church–Turing principle and the universal quantum computer","type":"article-journal","volume":"400"},"suppress-author":false}],"isEdited":false,"manualOverride":{"citeprocText":"Deutsch (1985)","isManuallyOverridden":false,"manualOverrideText":""},"mendeley":{"formattedCitation":"Deutsch (1985)","plainTextFormattedCitation":"Deutsch (1985)","previouslyFormattedCitation":"Deutsch (1985)"},"properties":{"noteIndex":0},"schema":"https://github.com/citation-style-language/schema/raw/master/csl-citation.json"}</w:instrText>
+        <w:instrText xml:space="preserve">ADDIN CSL_CITATION {"citationID":"MENDELEY_CITATION_57","citationItems":[{"id":"ITEM-57","isTemporary":false,"itemData":{"DOI":"10.1098/rspa.1985.0070","author":[{"family":"Deutsch","given":"David"}],"container-title":"Proceedings of the Royal Society of London. Series A, Mathematical and Physical Sciences","id":"Deutsch1985","issue":"1818","issued":{"date-parts":[[1985]]},"page":"97-117","publisher":"The Royal Society","title":"Quantum theory, the Church–Turing principle and the universal quantum computer","type":"article-journal","volume":"400"},"suppress-author":false}],"isEdited":false,"manualOverride":{"citeprocText":"Deutsch (1985)","isManuallyOverridden":false,"manualOverrideText":""},"mendeley":{"formattedCitation":"Deutsch (1985)","plainTextFormattedCitation":"Deutsch (1985)","previouslyFormattedCitation":"Deutsch (1985)"},"properties":{"noteIndex":0},"schema":"https://github.com/citation-style-language/schema/raw/master/csl-citation.json"}</w:instrText>
       </w:r>
       <w:r>
         <w:fldChar w:fldCharType="separate"/>
@@ -5491,7 +5512,7 @@
         <w:fldChar w:fldCharType="begin"/>
       </w:r>
       <w:r>
-        <w:instrText xml:space="preserve">ADDIN CSL_CITATION {"citationID":"MENDELEY_CITATION_57","citationItems":[{"id":"ITEM-57","isTemporary":false,"itemData":{"DOI":"10.1098/rspa.1992.0167","author":[{"family":"Deutsch","given":"David"},{"family":"Jozsa","given":"Richard"}],"container-title":"Proceedings of the Royal Society of London. Series A, Mathematical and Physical Sciences","id":"Deutsch1992","issue":"1907","issued":{"date-parts":[[1992]]},"page":"553-558","publisher":"The Royal Society","title":"Rapid solution of problems by quantum computation","type":"article-journal","volume":"439"},"suppress-author":false}],"isEdited":false,"manualOverride":{"citeprocText":"Deutsch and Jozsa (1992)","isManuallyOverridden":false,"manualOverrideText":""},"mendeley":{"formattedCitation":"Deutsch and Jozsa (1992)","plainTextFormattedCitation":"Deutsch and Jozsa (1992)","previouslyFormattedCitation":"Deutsch and Jozsa (1992)"},"properties":{"noteIndex":0},"schema":"https://github.com/citation-style-language/schema/raw/master/csl-citation.json"}</w:instrText>
+        <w:instrText xml:space="preserve">ADDIN CSL_CITATION {"citationID":"MENDELEY_CITATION_58","citationItems":[{"id":"ITEM-58","isTemporary":false,"itemData":{"DOI":"10.1098/rspa.1992.0167","author":[{"family":"Deutsch","given":"David"},{"family":"Jozsa","given":"Richard"}],"container-title":"Proceedings of the Royal Society of London. Series A, Mathematical and Physical Sciences","id":"Deutsch1992","issue":"1907","issued":{"date-parts":[[1992]]},"page":"553-558","publisher":"The Royal Society","title":"Rapid solution of problems by quantum computation","type":"article-journal","volume":"439"},"suppress-author":false}],"isEdited":false,"manualOverride":{"citeprocText":"Deutsch and Jozsa (1992)","isManuallyOverridden":false,"manualOverrideText":""},"mendeley":{"formattedCitation":"Deutsch and Jozsa (1992)","plainTextFormattedCitation":"Deutsch and Jozsa (1992)","previouslyFormattedCitation":"Deutsch and Jozsa (1992)"},"properties":{"noteIndex":0},"schema":"https://github.com/citation-style-language/schema/raw/master/csl-citation.json"}</w:instrText>
       </w:r>
       <w:r>
         <w:fldChar w:fldCharType="separate"/>
@@ -5528,7 +5549,7 @@
         <w:fldChar w:fldCharType="begin"/>
       </w:r>
       <w:r>
-        <w:instrText xml:space="preserve">ADDIN CSL_CITATION {"citationID":"MENDELEY_CITATION_58","citationItems":[{"id":"ITEM-58","isTemporary":false,"itemData":{"DOI":"10.1137/S0097539795293172","author":[{"family":"Shor","given":"Peter W."}],"container-title":"SIAM Journal on Computing","id":"Shor1997","issue":"5","issued":{"date-parts":[[1997]]},"page":"1484-1509","title":"Polynomial-time algorithms for prime factorization and discrete logarithms on a quantum computer","type":"article-journal","volume":"26"}}],"isEdited":false,"manualOverride":{"citeprocText":"(Shor 1997)","isManuallyOverridden":false,"manualOverrideText":""},"mendeley":{"formattedCitation":"(Shor 1997)","plainTextFormattedCitation":"(Shor 1997)","previouslyFormattedCitation":"(Shor 1997)"},"properties":{"noteIndex":0},"schema":"https://github.com/citation-style-language/schema/raw/master/csl-citation.json"}</w:instrText>
+        <w:instrText xml:space="preserve">ADDIN CSL_CITATION {"citationID":"MENDELEY_CITATION_59","citationItems":[{"id":"ITEM-59","isTemporary":false,"itemData":{"DOI":"10.1137/S0097539795293172","author":[{"family":"Shor","given":"Peter W."}],"container-title":"SIAM Journal on Computing","id":"Shor1997","issue":"5","issued":{"date-parts":[[1997]]},"page":"1484-1509","title":"Polynomial-time algorithms for prime factorization and discrete logarithms on a quantum computer","type":"article-journal","volume":"26"}}],"isEdited":false,"manualOverride":{"citeprocText":"(Shor 1997)","isManuallyOverridden":false,"manualOverrideText":""},"mendeley":{"formattedCitation":"(Shor 1997)","plainTextFormattedCitation":"(Shor 1997)","previouslyFormattedCitation":"(Shor 1997)"},"properties":{"noteIndex":0},"schema":"https://github.com/citation-style-language/schema/raw/master/csl-citation.json"}</w:instrText>
       </w:r>
       <w:r>
         <w:fldChar w:fldCharType="separate"/>
@@ -5546,7 +5567,7 @@
         <w:fldChar w:fldCharType="begin"/>
       </w:r>
       <w:r>
-        <w:instrText xml:space="preserve">ADDIN CSL_CITATION {"citationID":"MENDELEY_CITATION_59","citationItems":[{"id":"ITEM-59","isTemporary":false,"itemData":{"DOI":"10.1145/237814.237866","author":[{"family":"Grover","given":"Lov K."}],"container-title":"Proceedings of the twenty-eighth annual ACM symposium on theory of computing (STOC ’96)","id":"Grover1996","issued":{"date-parts":[[1996]]},"page":"212-219","publisher":"ACM","publisher-place":"New York, NY, USA","title":"A fast quantum mechanical algorithm for database search","type":"paper-conference"}}],"isEdited":false,"manualOverride":{"citeprocText":"(Grover 1996)","isManuallyOverridden":false,"manualOverrideText":""},"mendeley":{"formattedCitation":"(Grover 1996)","plainTextFormattedCitation":"(Grover 1996)","previouslyFormattedCitation":"(Grover 1996)"},"properties":{"noteIndex":0},"schema":"https://github.com/citation-style-language/schema/raw/master/csl-citation.json"}</w:instrText>
+        <w:instrText xml:space="preserve">ADDIN CSL_CITATION {"citationID":"MENDELEY_CITATION_60","citationItems":[{"id":"ITEM-60","isTemporary":false,"itemData":{"DOI":"10.1145/237814.237866","author":[{"family":"Grover","given":"Lov K."}],"container-title":"Proceedings of the twenty-eighth annual ACM symposium on theory of computing (STOC ’96)","id":"Grover1996","issued":{"date-parts":[[1996]]},"page":"212-219","publisher":"ACM","publisher-place":"New York, NY, USA","title":"A fast quantum mechanical algorithm for database search","type":"paper-conference"}}],"isEdited":false,"manualOverride":{"citeprocText":"(Grover 1996)","isManuallyOverridden":false,"manualOverrideText":""},"mendeley":{"formattedCitation":"(Grover 1996)","plainTextFormattedCitation":"(Grover 1996)","previouslyFormattedCitation":"(Grover 1996)"},"properties":{"noteIndex":0},"schema":"https://github.com/citation-style-language/schema/raw/master/csl-citation.json"}</w:instrText>
       </w:r>
       <w:r>
         <w:fldChar w:fldCharType="separate"/>
@@ -5564,7 +5585,7 @@
         <w:fldChar w:fldCharType="begin"/>
       </w:r>
       <w:r>
-        <w:instrText xml:space="preserve">ADDIN CSL_CITATION {"citationID":"MENDELEY_CITATION_60","citationItems":[{"id":"ITEM-60","isTemporary":false,"itemData":{"DOI":"10.1090/conm/305/05215","author":[{"family":"Brassard","given":"Gilles"},{"family":"Høyer","given":"Peter"},{"family":"Mosca","given":"Michele"},{"family":"Tapp","given":"Alain"}],"collection-title":"Contemporary mathematics","container-title":"Quantum computation and information","editor":[{"family":"Lomonaco","given":"Samuel J.","suffix":"Jr."}],"id":"Brassard2002","issued":{"date-parts":[[2002]]},"page":"53-74","publisher":"American Mathematical Society","title":"Quantum amplitude amplification and estimation","type":"chapter","volume":"305"}}],"isEdited":false,"manualOverride":{"citeprocText":"(Brassard et al. 2002)","isManuallyOverridden":false,"manualOverrideText":""},"mendeley":{"formattedCitation":"(Brassard et al. 2002)","plainTextFormattedCitation":"(Brassard et al. 2002)","previouslyFormattedCitation":"(Brassard et al. 2002)"},"properties":{"noteIndex":0},"schema":"https://github.com/citation-style-language/schema/raw/master/csl-citation.json"}</w:instrText>
+        <w:instrText xml:space="preserve">ADDIN CSL_CITATION {"citationID":"MENDELEY_CITATION_61","citationItems":[{"id":"ITEM-61","isTemporary":false,"itemData":{"DOI":"10.1090/conm/305/05215","author":[{"family":"Brassard","given":"Gilles"},{"family":"Høyer","given":"Peter"},{"family":"Mosca","given":"Michele"},{"family":"Tapp","given":"Alain"}],"collection-title":"Contemporary mathematics","container-title":"Quantum computation and information","editor":[{"family":"Lomonaco","given":"Samuel J.","suffix":"Jr."}],"id":"Brassard2002","issued":{"date-parts":[[2002]]},"page":"53-74","publisher":"American Mathematical Society","title":"Quantum amplitude amplification and estimation","type":"chapter","volume":"305"}}],"isEdited":false,"manualOverride":{"citeprocText":"(Brassard et al. 2002)","isManuallyOverridden":false,"manualOverrideText":""},"mendeley":{"formattedCitation":"(Brassard et al. 2002)","plainTextFormattedCitation":"(Brassard et al. 2002)","previouslyFormattedCitation":"(Brassard et al. 2002)"},"properties":{"noteIndex":0},"schema":"https://github.com/citation-style-language/schema/raw/master/csl-citation.json"}</w:instrText>
       </w:r>
       <w:r>
         <w:fldChar w:fldCharType="separate"/>
@@ -5588,7 +5609,7 @@
         <w:fldChar w:fldCharType="begin"/>
       </w:r>
       <w:r>
-        <w:instrText xml:space="preserve">ADDIN CSL_CITATION {"citationID":"MENDELEY_CITATION_61","citationItems":[{"id":"ITEM-61","isTemporary":false,"itemData":{"DOI":"10.1103/PhysRevA.58.893","author":[{"family":"Benioff","given":"Paul"}],"container-title":"Physical Review A","id":"Benioff1998","issue":"2","issued":{"date-parts":[[1998]]},"page":"893-904","publisher":"American Physical Society","title":"Quantum robots and environments","type":"article-journal","volume":"58"},"suppress-author":false}],"isEdited":false,"manualOverride":{"citeprocText":"Benioff (1998)","isManuallyOverridden":false,"manualOverrideText":""},"mendeley":{"formattedCitation":"Benioff (1998)","plainTextFormattedCitation":"Benioff (1998)","previouslyFormattedCitation":"Benioff (1998)"},"properties":{"noteIndex":0},"schema":"https://github.com/citation-style-language/schema/raw/master/csl-citation.json"}</w:instrText>
+        <w:instrText xml:space="preserve">ADDIN CSL_CITATION {"citationID":"MENDELEY_CITATION_62","citationItems":[{"id":"ITEM-62","isTemporary":false,"itemData":{"DOI":"10.1103/PhysRevA.58.893","author":[{"family":"Benioff","given":"Paul"}],"container-title":"Physical Review A","id":"Benioff1998","issue":"2","issued":{"date-parts":[[1998]]},"page":"893-904","publisher":"American Physical Society","title":"Quantum robots and environments","type":"article-journal","volume":"58"},"suppress-author":false}],"isEdited":false,"manualOverride":{"citeprocText":"Benioff (1998)","isManuallyOverridden":false,"manualOverrideText":""},"mendeley":{"formattedCitation":"Benioff (1998)","plainTextFormattedCitation":"Benioff (1998)","previouslyFormattedCitation":"Benioff (1998)"},"properties":{"noteIndex":0},"schema":"https://github.com/citation-style-language/schema/raw/master/csl-citation.json"}</w:instrText>
       </w:r>
       <w:r>
         <w:fldChar w:fldCharType="separate"/>
@@ -5641,7 +5662,7 @@
         <w:fldChar w:fldCharType="begin"/>
       </w:r>
       <w:r>
-        <w:instrText xml:space="preserve">ADDIN CSL_CITATION {"citationID":"MENDELEY_CITATION_62","citationItems":[{"id":"ITEM-62","isTemporary":false,"itemData":{"DOI":"10.1017/S0263574705002596","author":[{"family":"Dong","given":"Daoyi"},{"family":"Chen","given":"Chunlin"},{"family":"Zhang","given":"Chenbin"},{"family":"Chen","given":"Zonghai"}],"container-title":"Robotica","id":"Dong2006","issue":"4","issued":{"date-parts":[[2006]]},"page":"513-521","title":"Quantum robot: Structure, algorithms and applications","title-short":"Quantum robot","type":"article-journal","volume":"24"},"suppress-author":false}],"isEdited":false,"manualOverride":{"citeprocText":"Dong et al. (2006)","isManuallyOverridden":false,"manualOverrideText":""},"mendeley":{"formattedCitation":"Dong et al. (2006)","plainTextFormattedCitation":"Dong et al. (2006)","previouslyFormattedCitation":"Dong et al. (2006)"},"properties":{"noteIndex":0},"schema":"https://github.com/citation-style-language/schema/raw/master/csl-citation.json"}</w:instrText>
+        <w:instrText xml:space="preserve">ADDIN CSL_CITATION {"citationID":"MENDELEY_CITATION_63","citationItems":[{"id":"ITEM-63","isTemporary":false,"itemData":{"DOI":"10.1017/S0263574705002596","author":[{"family":"Dong","given":"Daoyi"},{"family":"Chen","given":"Chunlin"},{"family":"Zhang","given":"Chenbin"},{"family":"Chen","given":"Zonghai"}],"container-title":"Robotica","id":"Dong2006","issue":"4","issued":{"date-parts":[[2006]]},"page":"513-521","title":"Quantum robot: Structure, algorithms and applications","title-short":"Quantum robot","type":"article-journal","volume":"24"},"suppress-author":false}],"isEdited":false,"manualOverride":{"citeprocText":"Dong et al. (2006)","isManuallyOverridden":false,"manualOverrideText":""},"mendeley":{"formattedCitation":"Dong et al. (2006)","plainTextFormattedCitation":"Dong et al. (2006)","previouslyFormattedCitation":"Dong et al. (2006)"},"properties":{"noteIndex":0},"schema":"https://github.com/citation-style-language/schema/raw/master/csl-citation.json"}</w:instrText>
       </w:r>
       <w:r>
         <w:fldChar w:fldCharType="separate"/>
@@ -5662,7 +5683,7 @@
         <w:fldChar w:fldCharType="begin"/>
       </w:r>
       <w:r>
-        <w:instrText xml:space="preserve">ADDIN CSL_CITATION {"citationID":"MENDELEY_CITATION_63","citationItems":[{"id":"ITEM-63","isTemporary":false,"itemData":{"DOI":"10.1109/TSMCB.2008.925743","author":[{"family":"Dong","given":"Daoyi"},{"family":"Chen","given":"Chunlin"},{"family":"Li","given":"Hanxiong"},{"family":"Tarn","given":"Tzyh-Jong"}],"container-title":"IEEE Transactions on Systems, Man, and Cybernetics, Part B (Cybernetics)","id":"Dong2008","issue":"5","issued":{"date-parts":[[2008]]},"page":"1207-1220","title":"Quantum reinforcement learning","type":"article-journal","volume":"38"}}],"isEdited":false,"manualOverride":{"citeprocText":"(Dong et al. 2008)","isManuallyOverridden":false,"manualOverrideText":""},"mendeley":{"formattedCitation":"(Dong et al. 2008)","plainTextFormattedCitation":"(Dong et al. 2008)","previouslyFormattedCitation":"(Dong et al. 2008)"},"properties":{"noteIndex":0},"schema":"https://github.com/citation-style-language/schema/raw/master/csl-citation.json"}</w:instrText>
+        <w:instrText xml:space="preserve">ADDIN CSL_CITATION {"citationID":"MENDELEY_CITATION_64","citationItems":[{"id":"ITEM-64","isTemporary":false,"itemData":{"DOI":"10.1109/TSMCB.2008.925743","author":[{"family":"Dong","given":"Daoyi"},{"family":"Chen","given":"Chunlin"},{"family":"Li","given":"Hanxiong"},{"family":"Tarn","given":"Tzyh-Jong"}],"container-title":"IEEE Transactions on Systems, Man, and Cybernetics, Part B (Cybernetics)","id":"Dong2008","issue":"5","issued":{"date-parts":[[2008]]},"page":"1207-1220","title":"Quantum reinforcement learning","type":"article-journal","volume":"38"}}],"isEdited":false,"manualOverride":{"citeprocText":"(Dong et al. 2008)","isManuallyOverridden":false,"manualOverrideText":""},"mendeley":{"formattedCitation":"(Dong et al. 2008)","plainTextFormattedCitation":"(Dong et al. 2008)","previouslyFormattedCitation":"(Dong et al. 2008)"},"properties":{"noteIndex":0},"schema":"https://github.com/citation-style-language/schema/raw/master/csl-citation.json"}</w:instrText>
       </w:r>
       <w:r>
         <w:fldChar w:fldCharType="separate"/>
@@ -5680,7 +5701,7 @@
         <w:fldChar w:fldCharType="begin"/>
       </w:r>
       <w:r>
-        <w:instrText xml:space="preserve">ADDIN CSL_CITATION {"citationID":"MENDELEY_CITATION_64","citationItems":[{"id":"ITEM-64","isTemporary":false,"itemData":{"DOI":"10.1103/PhysRevLett.103.150502","author":[{"family":"Harrow","given":"Aram W."},{"family":"Hassidim","given":"Avinatan"},{"family":"Lloyd","given":"Seth"}],"container-title":"Physical Review Letters","id":"Harrow2009","issue":"15","issued":{"date-parts":[[2009]]},"page":"150502","publisher":"American Physical Society","title":"Quantum algorithm for linear systems of equations","type":"article-journal","volume":"103"}}],"isEdited":false,"manualOverride":{"citeprocText":"(Harrow, Hassidim, and Lloyd 2009)","isManuallyOverridden":false,"manualOverrideText":""},"mendeley":{"formattedCitation":"(Harrow, Hassidim, and Lloyd 2009)","plainTextFormattedCitation":"(Harrow, Hassidim, and Lloyd 2009)","previouslyFormattedCitation":"(Harrow, Hassidim, and Lloyd 2009)"},"properties":{"noteIndex":0},"schema":"https://github.com/citation-style-language/schema/raw/master/csl-citation.json"}</w:instrText>
+        <w:instrText xml:space="preserve">ADDIN CSL_CITATION {"citationID":"MENDELEY_CITATION_65","citationItems":[{"id":"ITEM-65","isTemporary":false,"itemData":{"DOI":"10.1103/PhysRevLett.103.150502","author":[{"family":"Harrow","given":"Aram W."},{"family":"Hassidim","given":"Avinatan"},{"family":"Lloyd","given":"Seth"}],"container-title":"Physical Review Letters","id":"Harrow2009","issue":"15","issued":{"date-parts":[[2009]]},"page":"150502","publisher":"American Physical Society","title":"Quantum algorithm for linear systems of equations","type":"article-journal","volume":"103"}}],"isEdited":false,"manualOverride":{"citeprocText":"(Harrow, Hassidim, and Lloyd 2009)","isManuallyOverridden":false,"manualOverrideText":""},"mendeley":{"formattedCitation":"(Harrow, Hassidim, and Lloyd 2009)","plainTextFormattedCitation":"(Harrow, Hassidim, and Lloyd 2009)","previouslyFormattedCitation":"(Harrow, Hassidim, and Lloyd 2009)"},"properties":{"noteIndex":0},"schema":"https://github.com/citation-style-language/schema/raw/master/csl-citation.json"}</w:instrText>
       </w:r>
       <w:r>
         <w:fldChar w:fldCharType="separate"/>
@@ -5698,7 +5719,7 @@
         <w:fldChar w:fldCharType="begin"/>
       </w:r>
       <w:r>
-        <w:instrText xml:space="preserve">ADDIN CSL_CITATION {"citationID":"MENDELEY_CITATION_65","citationItems":[{"id":"ITEM-65","isTemporary":false,"itemData":{"DOI":"10.1038/nature10012","author":[{"family":"Johnson","given":"M. W."},{"family":"Amin","given":"M. H. S."},{"family":"Gildert","given":"S."},{"family":"Lanting","given":"T."},{"family":"Hamze","given":"F."},{"family":"Dickson","given":"N."},{"family":"Harris","given":"R."},{"family":"Berkley","given":"A. J."},{"family":"Johansson","given":"J."},{"family":"Bunyk","given":"P."},{"family":"Chapple","given":"E. M."},{"family":"Enderud","given":"C."},{"family":"Hilton","given":"J. P."},{"family":"Karimi","given":"K."},{"family":"Ladizinsky","given":"E."},{"family":"Ladizinsky","given":"N."},{"family":"Oh","given":"T."},{"family":"Perminov","given":"I."},{"family":"Rich","given":"C."},{"family":"Thom","given":"M. C."},{"family":"Tolkacheva","given":"E."},{"family":"Truncik","given":"C. J. S."},{"family":"Uchaikin","given":"S."},{"family":"Wang","given":"J."},{"family":"Wilson","given":"B."},{"family":"Rose","given":"G."}],"container-title":"Nature","id":"Johnson2011","issue":"7346","issued":{"date-parts":[[2011]]},"page":"194-198","publisher":"Nature Publishing Group","title":"Quantum annealing with manufactured spins","type":"article-journal","volume":"473"}}],"isEdited":false,"manualOverride":{"citeprocText":"(Johnson et al. 2011)","isManuallyOverridden":false,"manualOverrideText":""},"mendeley":{"formattedCitation":"(Johnson et al. 2011)","plainTextFormattedCitation":"(Johnson et al. 2011)","previouslyFormattedCitation":"(Johnson et al. 2011)"},"properties":{"noteIndex":0},"schema":"https://github.com/citation-style-language/schema/raw/master/csl-citation.json"}</w:instrText>
+        <w:instrText xml:space="preserve">ADDIN CSL_CITATION {"citationID":"MENDELEY_CITATION_66","citationItems":[{"id":"ITEM-66","isTemporary":false,"itemData":{"DOI":"10.1038/nature10012","author":[{"family":"Johnson","given":"M. W."},{"family":"Amin","given":"M. H. S."},{"family":"Gildert","given":"S."},{"family":"Lanting","given":"T."},{"family":"Hamze","given":"F."},{"family":"Dickson","given":"N."},{"family":"Harris","given":"R."},{"family":"Berkley","given":"A. J."},{"family":"Johansson","given":"J."},{"family":"Bunyk","given":"P."},{"family":"Chapple","given":"E. M."},{"family":"Enderud","given":"C."},{"family":"Hilton","given":"J. P."},{"family":"Karimi","given":"K."},{"family":"Ladizinsky","given":"E."},{"family":"Ladizinsky","given":"N."},{"family":"Oh","given":"T."},{"family":"Perminov","given":"I."},{"family":"Rich","given":"C."},{"family":"Thom","given":"M. C."},{"family":"Tolkacheva","given":"E."},{"family":"Truncik","given":"C. J. S."},{"family":"Uchaikin","given":"S."},{"family":"Wang","given":"J."},{"family":"Wilson","given":"B."},{"family":"Rose","given":"G."}],"container-title":"Nature","id":"Johnson2011","issue":"7346","issued":{"date-parts":[[2011]]},"page":"194-198","publisher":"Nature Publishing Group","title":"Quantum annealing with manufactured spins","type":"article-journal","volume":"473"}}],"isEdited":false,"manualOverride":{"citeprocText":"(Johnson et al. 2011)","isManuallyOverridden":false,"manualOverrideText":""},"mendeley":{"formattedCitation":"(Johnson et al. 2011)","plainTextFormattedCitation":"(Johnson et al. 2011)","previouslyFormattedCitation":"(Johnson et al. 2011)"},"properties":{"noteIndex":0},"schema":"https://github.com/citation-style-language/schema/raw/master/csl-citation.json"}</w:instrText>
       </w:r>
       <w:r>
         <w:fldChar w:fldCharType="separate"/>
@@ -5716,7 +5737,7 @@
         <w:fldChar w:fldCharType="begin"/>
       </w:r>
       <w:r>
-        <w:instrText xml:space="preserve">ADDIN CSL_CITATION {"citationID":"MENDELEY_CITATION_66","citationItems":[{"id":"ITEM-66","isTemporary":false,"itemData":{"DOI":"10.1038/ncomms5213","author":[{"family":"Peruzzo","given":"Alberto"},{"family":"McClean","given":"Jarrod"},{"family":"Shadbolt","given":"Peter"},{"family":"Yung","given":"Man-Hong"},{"family":"Zhou","given":"Xiao-Qi"},{"family":"Love","given":"Peter J."},{"family":"Aspuru-Guzik","given":"Alán"},{"family":"O’Brien","given":"Jeremy L."}],"container-title":"Nature Communications","id":"Peruzzo2014","issue":"1","issued":{"date-parts":[[2014]]},"page":"4213","publisher":"Nature Publishing Group","title":"A variational eigenvalue solver on a photonic quantum processor","type":"article-journal","volume":"5"}}],"isEdited":false,"manualOverride":{"citeprocText":"(Peruzzo et al. 2014)","isManuallyOverridden":false,"manualOverrideText":""},"mendeley":{"formattedCitation":"(Peruzzo et al. 2014)","plainTextFormattedCitation":"(Peruzzo et al. 2014)","previouslyFormattedCitation":"(Peruzzo et al. 2014)"},"properties":{"noteIndex":0},"schema":"https://github.com/citation-style-language/schema/raw/master/csl-citation.json"}</w:instrText>
+        <w:instrText xml:space="preserve">ADDIN CSL_CITATION {"citationID":"MENDELEY_CITATION_67","citationItems":[{"id":"ITEM-67","isTemporary":false,"itemData":{"DOI":"10.1038/ncomms5213","author":[{"family":"Peruzzo","given":"Alberto"},{"family":"McClean","given":"Jarrod"},{"family":"Shadbolt","given":"Peter"},{"family":"Yung","given":"Man-Hong"},{"family":"Zhou","given":"Xiao-Qi"},{"family":"Love","given":"Peter J."},{"family":"Aspuru-Guzik","given":"Alán"},{"family":"O’Brien","given":"Jeremy L."}],"container-title":"Nature Communications","id":"Peruzzo2014","issue":"1","issued":{"date-parts":[[2014]]},"page":"4213","publisher":"Nature Publishing Group","title":"A variational eigenvalue solver on a photonic quantum processor","type":"article-journal","volume":"5"}}],"isEdited":false,"manualOverride":{"citeprocText":"(Peruzzo et al. 2014)","isManuallyOverridden":false,"manualOverrideText":""},"mendeley":{"formattedCitation":"(Peruzzo et al. 2014)","plainTextFormattedCitation":"(Peruzzo et al. 2014)","previouslyFormattedCitation":"(Peruzzo et al. 2014)"},"properties":{"noteIndex":0},"schema":"https://github.com/citation-style-language/schema/raw/master/csl-citation.json"}</w:instrText>
       </w:r>
       <w:r>
         <w:fldChar w:fldCharType="separate"/>
@@ -5737,7 +5758,7 @@
         <w:fldChar w:fldCharType="begin"/>
       </w:r>
       <w:r>
-        <w:instrText xml:space="preserve">ADDIN CSL_CITATION {"citationID":"MENDELEY_CITATION_67","citationItems":[{"id":"ITEM-67","isTemporary":false,"itemData":{"URL":"https://arxiv.org/abs/1411.4028","author":[{"family":"Farhi","given":"Edward"},{"family":"Goldstone","given":"Jeffrey"},{"family":"Gutmann","given":"Sam"}],"id":"Farhi2014","issued":{"date-parts":[[2014]]},"title":"A quantum approximate optimization algorithm","type":""}}],"isEdited":false,"manualOverride":{"citeprocText":"(Farhi, Goldstone, and Gutmann 2014)","isManuallyOverridden":false,"manualOverrideText":""},"mendeley":{"formattedCitation":"(Farhi, Goldstone, and Gutmann 2014)","plainTextFormattedCitation":"(Farhi, Goldstone, and Gutmann 2014)","previouslyFormattedCitation":"(Farhi, Goldstone, and Gutmann 2014)"},"properties":{"noteIndex":0},"schema":"https://github.com/citation-style-language/schema/raw/master/csl-citation.json"}</w:instrText>
+        <w:instrText xml:space="preserve">ADDIN CSL_CITATION {"citationID":"MENDELEY_CITATION_68","citationItems":[{"id":"ITEM-68","isTemporary":false,"itemData":{"URL":"https://arxiv.org/abs/1411.4028","author":[{"family":"Farhi","given":"Edward"},{"family":"Goldstone","given":"Jeffrey"},{"family":"Gutmann","given":"Sam"}],"id":"Farhi2014","issued":{"date-parts":[[2014]]},"title":"A quantum approximate optimization algorithm","type":""}}],"isEdited":false,"manualOverride":{"citeprocText":"(Farhi, Goldstone, and Gutmann 2014)","isManuallyOverridden":false,"manualOverrideText":""},"mendeley":{"formattedCitation":"(Farhi, Goldstone, and Gutmann 2014)","plainTextFormattedCitation":"(Farhi, Goldstone, and Gutmann 2014)","previouslyFormattedCitation":"(Farhi, Goldstone, and Gutmann 2014)"},"properties":{"noteIndex":0},"schema":"https://github.com/citation-style-language/schema/raw/master/csl-citation.json"}</w:instrText>
       </w:r>
       <w:r>
         <w:fldChar w:fldCharType="separate"/>
@@ -5777,7 +5798,7 @@
         <w:fldChar w:fldCharType="begin"/>
       </w:r>
       <w:r>
-        <w:instrText xml:space="preserve">ADDIN CSL_CITATION {"citationID":"MENDELEY_CITATION_68","citationItems":[{"id":"ITEM-68","isTemporary":false,"itemData":{"DOI":"10.22331/q-2018-08-06-79","author":[{"family":"Preskill","given":"John"}],"container-title":"Quantum","id":"Preskill2018","issued":{"date-parts":[[2018]]},"page":"79","publisher":"Verein zur Förderung des Open Access Publizierens in den Quantenwissenschaften","title":"Quantum computing in the NISQ era and beyond","type":"article-journal","volume":"2"},"suppress-author":false}],"isEdited":false,"manualOverride":{"citeprocText":"Preskill (2018)","isManuallyOverridden":false,"manualOverrideText":""},"mendeley":{"formattedCitation":"Preskill (2018)","plainTextFormattedCitation":"Preskill (2018)","previouslyFormattedCitation":"Preskill (2018)"},"properties":{"noteIndex":0},"schema":"https://github.com/citation-style-language/schema/raw/master/csl-citation.json"}</w:instrText>
+        <w:instrText xml:space="preserve">ADDIN CSL_CITATION {"citationID":"MENDELEY_CITATION_69","citationItems":[{"id":"ITEM-69","isTemporary":false,"itemData":{"DOI":"10.22331/q-2018-08-06-79","author":[{"family":"Preskill","given":"John"}],"container-title":"Quantum","id":"Preskill2018","issued":{"date-parts":[[2018]]},"page":"79","publisher":"Verein zur Förderung des Open Access Publizierens in den Quantenwissenschaften","title":"Quantum computing in the NISQ era and beyond","type":"article-journal","volume":"2"},"suppress-author":false}],"isEdited":false,"manualOverride":{"citeprocText":"Preskill (2018)","isManuallyOverridden":false,"manualOverrideText":""},"mendeley":{"formattedCitation":"Preskill (2018)","plainTextFormattedCitation":"Preskill (2018)","previouslyFormattedCitation":"Preskill (2018)"},"properties":{"noteIndex":0},"schema":"https://github.com/citation-style-language/schema/raw/master/csl-citation.json"}</w:instrText>
       </w:r>
       <w:r>
         <w:fldChar w:fldCharType="separate"/>
@@ -5798,7 +5819,7 @@
         <w:fldChar w:fldCharType="begin"/>
       </w:r>
       <w:r>
-        <w:instrText xml:space="preserve">ADDIN CSL_CITATION {"citationID":"MENDELEY_CITATION_69","citationItems":[{"id":"ITEM-69","isTemporary":false,"itemData":{"DOI":"10.1038/s41586-019-1666-5","author":[{"family":"Arute","given":"Frank"},{"family":"Arya","given":"Kunal"},{"family":"Babbush","given":"Ryan"},{"family":"Bacon","given":"Dave"},{"family":"Bardin","given":"Joseph C."},{"family":"Barends","given":"Rami"},{"family":"Biswas","given":"Rupak"},{"family":"Boixo","given":"Sergio"},{"family":"Brandao","given":"Fernando G. S. L."},{"family":"Buell","given":"David A."},{"family":"Burkett","given":"Brian"},{"family":"Chen","given":"Yu"},{"family":"Chen","given":"Zijun"},{"family":"Chiaro","given":"Ben"},{"family":"Collins","given":"Roberto"},{"family":"Courtney","given":"William"},{"family":"Dunsworth","given":"Andrew"},{"family":"Farhi","given":"Edward"},{"family":"Foxen","given":"Brooks"},{"family":"Fowler","given":"Austin"},{"family":"Gidney","given":"Craig"},{"family":"Giustina","given":"Marissa"},{"family":"Graff","given":"Rob"},{"family":"Guerin","given":"Keith"},{"family":"Habegger","given":"Steve"},{"family":"Harrigan","given":"Matthew P."},{"family":"Hartmann","given":"Michael J."},{"family":"Ho","given":"Alan"},{"family":"Hoffmann","given":"Markus"},{"family":"Huang","given":"Trent"},{"family":"Humble","given":"Travis S."},{"family":"Isakov","given":"Sergei V."},{"family":"Jeffrey","given":"Evan"},{"family":"Jiang","given":"Zhang"},{"family":"Kafri","given":"Dvir"},{"family":"Kechedzhi","given":"Kostyantyn"},{"family":"Kelly","given":"Julian"},{"family":"Klimov","given":"Paul V."},{"family":"Knysh","given":"Sergey"},{"family":"Korotkov","given":"Alexander"},{"family":"Kostritsa","given":"Fedor"},{"family":"Landhuis","given":"David"},{"family":"Lindmark","given":"Mike"},{"family":"Lucero","given":"Erik"},{"family":"Lyakh","given":"Dmitry"},{"family":"Mandrà","given":"Salvatore"},{"family":"McClean","given":"Jarrod R."},{"family":"McEwen","given":"Matthew"},{"family":"Megrant","given":"Anthony"},{"family":"Mi","given":"Xiao"},{"family":"Michielsen","given":"Kristel"},{"family":"Mohseni","given":"Masoud"},{"family":"Mutus","given":"Josh"},{"family":"Naaman","given":"Ofer"},{"family":"Neeley","given":"Matthew"},{"family":"Neill","given":"Charles"},{"family":"Niu","given":"Murphy Yuezhen"},{"family":"Ostby","given":"Eric"},{"family":"Petukhov","given":"Andre"},{"family":"Platt","given":"John C."},{"family":"Quintana","given":"Chris"},{"family":"Rieffel","given":"Eleanor G."},{"family":"Roushan","given":"Pedram"},{"family":"Rubin","given":"Nicholas C."},{"family":"Sank","given":"Daniel"},{"family":"Satzinger","given":"Kevin J."},{"family":"Smelyanskiy","given":"Vadim"},{"family":"Sung","given":"Kevin J."},{"family":"Trevithick","given":"Matthew D."},{"family":"Vainsencher","given":"Amit"},{"family":"Villalonga","given":"Benjamin"},{"family":"White","given":"Theodore"},{"family":"Yao","given":"Z. Jamie"},{"family":"Yeh","given":"Ping"},{"family":"Zalcman","given":"Adam"},{"family":"Neven","given":"Hartmut"},{"family":"Martinis","given":"John M."}],"container-title":"Nature","id":"Arute2019","issue":"7779","issued":{"date-parts":[[2019]]},"page":"505-510","title":"Quantum supremacy using a programmable superconducting processor","type":"article-journal","volume":"574"}}],"isEdited":false,"manualOverride":{"citeprocText":"(Arute et al. 2019)","isManuallyOverridden":false,"manualOverrideText":""},"mendeley":{"formattedCitation":"(Arute et al. 2019)","plainTextFormattedCitation":"(Arute et al. 2019)","previouslyFormattedCitation":"(Arute et al. 2019)"},"properties":{"noteIndex":0},"schema":"https://github.com/citation-style-language/schema/raw/master/csl-citation.json"}</w:instrText>
+        <w:instrText xml:space="preserve">ADDIN CSL_CITATION {"citationID":"MENDELEY_CITATION_70","citationItems":[{"id":"ITEM-70","isTemporary":false,"itemData":{"DOI":"10.1038/s41586-019-1666-5","author":[{"family":"Arute","given":"Frank"},{"family":"Arya","given":"Kunal"},{"family":"Babbush","given":"Ryan"},{"family":"Bacon","given":"Dave"},{"family":"Bardin","given":"Joseph C."},{"family":"Barends","given":"Rami"},{"family":"Biswas","given":"Rupak"},{"family":"Boixo","given":"Sergio"},{"family":"Brandao","given":"Fernando G. S. L."},{"family":"Buell","given":"David A."},{"family":"Burkett","given":"Brian"},{"family":"Chen","given":"Yu"},{"family":"Chen","given":"Zijun"},{"family":"Chiaro","given":"Ben"},{"family":"Collins","given":"Roberto"},{"family":"Courtney","given":"William"},{"family":"Dunsworth","given":"Andrew"},{"family":"Farhi","given":"Edward"},{"family":"Foxen","given":"Brooks"},{"family":"Fowler","given":"Austin"},{"family":"Gidney","given":"Craig"},{"family":"Giustina","given":"Marissa"},{"family":"Graff","given":"Rob"},{"family":"Guerin","given":"Keith"},{"family":"Habegger","given":"Steve"},{"family":"Harrigan","given":"Matthew P."},{"family":"Hartmann","given":"Michael J."},{"family":"Ho","given":"Alan"},{"family":"Hoffmann","given":"Markus"},{"family":"Huang","given":"Trent"},{"family":"Humble","given":"Travis S."},{"family":"Isakov","given":"Sergei V."},{"family":"Jeffrey","given":"Evan"},{"family":"Jiang","given":"Zhang"},{"family":"Kafri","given":"Dvir"},{"family":"Kechedzhi","given":"Kostyantyn"},{"family":"Kelly","given":"Julian"},{"family":"Klimov","given":"Paul V."},{"family":"Knysh","given":"Sergey"},{"family":"Korotkov","given":"Alexander"},{"family":"Kostritsa","given":"Fedor"},{"family":"Landhuis","given":"David"},{"family":"Lindmark","given":"Mike"},{"family":"Lucero","given":"Erik"},{"family":"Lyakh","given":"Dmitry"},{"family":"Mandrà","given":"Salvatore"},{"family":"McClean","given":"Jarrod R."},{"family":"McEwen","given":"Matthew"},{"family":"Megrant","given":"Anthony"},{"family":"Mi","given":"Xiao"},{"family":"Michielsen","given":"Kristel"},{"family":"Mohseni","given":"Masoud"},{"family":"Mutus","given":"Josh"},{"family":"Naaman","given":"Ofer"},{"family":"Neeley","given":"Matthew"},{"family":"Neill","given":"Charles"},{"family":"Niu","given":"Murphy Yuezhen"},{"family":"Ostby","given":"Eric"},{"family":"Petukhov","given":"Andre"},{"family":"Platt","given":"John C."},{"family":"Quintana","given":"Chris"},{"family":"Rieffel","given":"Eleanor G."},{"family":"Roushan","given":"Pedram"},{"family":"Rubin","given":"Nicholas C."},{"family":"Sank","given":"Daniel"},{"family":"Satzinger","given":"Kevin J."},{"family":"Smelyanskiy","given":"Vadim"},{"family":"Sung","given":"Kevin J."},{"family":"Trevithick","given":"Matthew D."},{"family":"Vainsencher","given":"Amit"},{"family":"Villalonga","given":"Benjamin"},{"family":"White","given":"Theodore"},{"family":"Yao","given":"Z. Jamie"},{"family":"Yeh","given":"Ping"},{"family":"Zalcman","given":"Adam"},{"family":"Neven","given":"Hartmut"},{"family":"Martinis","given":"John M."}],"container-title":"Nature","id":"Arute2019","issue":"7779","issued":{"date-parts":[[2019]]},"page":"505-510","title":"Quantum supremacy using a programmable superconducting processor","type":"article-journal","volume":"574"}}],"isEdited":false,"manualOverride":{"citeprocText":"(Arute et al. 2019)","isManuallyOverridden":false,"manualOverrideText":""},"mendeley":{"formattedCitation":"(Arute et al. 2019)","plainTextFormattedCitation":"(Arute et al. 2019)","previouslyFormattedCitation":"(Arute et al. 2019)"},"properties":{"noteIndex":0},"schema":"https://github.com/citation-style-language/schema/raw/master/csl-citation.json"}</w:instrText>
       </w:r>
       <w:r>
         <w:fldChar w:fldCharType="separate"/>
@@ -5816,7 +5837,7 @@
         <w:fldChar w:fldCharType="begin"/>
       </w:r>
       <w:r>
-        <w:instrText xml:space="preserve">ADDIN CSL_CITATION {"citationID":"MENDELEY_CITATION_71","citationItems":[{"id":"ITEM-70","isTemporary":false,"itemData":{"DOI":"10.1109/TMECH.2010.2090896","author":[{"family":"Dong","given":"Daoyi"},{"family":"Chen","given":"Chunlin"},{"family":"Chu","given":"Jian"},{"family":"Tarn","given":"Tzyh-Jong"}],"container-title":"IEEE/ASME Transactions on Mechatronics","id":"Dong2012","issue":"1","issued":{"date-parts":[[2012]]},"page":"86-97","publisher":"IEEE","title":"Robust quantum-inspired reinforcement learning for robot navigation","type":"article-journal","volume":"17"}},{"id":"ITEM-71","isTemporary":false,"itemData":{"DOI":"10.1109/ACCESS.2024.3417808","author":[{"family":"Hohenfeld","given":"Hans"},{"family":"Heimann","given":"Dirk"},{"family":"Wiebe","given":"Felix"},{"family":"Kirchner","given":"Frank"}],"container-title":"IEEE Access","id":"Hohenfeld2024","issued":{"date-parts":[[2024]]},"page":"87217-87236","publisher":"IEEE","title":"Quantum deep reinforcement learning for robot navigation tasks","type":"article-journal","volume":"12"}}],"isEdited":false,"manualOverride":{"citeprocText":"(Dong et al. 2012; Hohenfeld et al. 2024)","isManuallyOverridden":false,"manualOverrideText":""},"mendeley":{"formattedCitation":"(Dong et al. 2012; Hohenfeld et al. 2024)","plainTextFormattedCitation":"(Dong et al. 2012; Hohenfeld et al. 2024)","previouslyFormattedCitation":"(Dong et al. 2012; Hohenfeld et al. 2024)"},"properties":{"noteIndex":0},"schema":"https://github.com/citation-style-language/schema/raw/master/csl-citation.json"}</w:instrText>
+        <w:instrText xml:space="preserve">ADDIN CSL_CITATION {"citationID":"MENDELEY_CITATION_72","citationItems":[{"id":"ITEM-71","isTemporary":false,"itemData":{"DOI":"10.1109/TMECH.2010.2090896","author":[{"family":"Dong","given":"Daoyi"},{"family":"Chen","given":"Chunlin"},{"family":"Chu","given":"Jian"},{"family":"Tarn","given":"Tzyh-Jong"}],"container-title":"IEEE/ASME Transactions on Mechatronics","id":"Dong2012","issue":"1","issued":{"date-parts":[[2012]]},"page":"86-97","publisher":"IEEE","title":"Robust quantum-inspired reinforcement learning for robot navigation","type":"article-journal","volume":"17"}},{"id":"ITEM-72","isTemporary":false,"itemData":{"DOI":"10.1109/ACCESS.2024.3417808","author":[{"family":"Hohenfeld","given":"Hans"},{"family":"Heimann","given":"Dirk"},{"family":"Wiebe","given":"Felix"},{"family":"Kirchner","given":"Frank"}],"container-title":"IEEE Access","id":"Hohenfeld2024","issued":{"date-parts":[[2024]]},"page":"87217-87236","publisher":"IEEE","title":"Quantum deep reinforcement learning for robot navigation tasks","type":"article-journal","volume":"12"}}],"isEdited":false,"manualOverride":{"citeprocText":"(Dong et al. 2012; Hohenfeld et al. 2024)","isManuallyOverridden":false,"manualOverrideText":""},"mendeley":{"formattedCitation":"(Dong et al. 2012; Hohenfeld et al. 2024)","plainTextFormattedCitation":"(Dong et al. 2012; Hohenfeld et al. 2024)","previouslyFormattedCitation":"(Dong et al. 2012; Hohenfeld et al. 2024)"},"properties":{"noteIndex":0},"schema":"https://github.com/citation-style-language/schema/raw/master/csl-citation.json"}</w:instrText>
       </w:r>
       <w:r>
         <w:fldChar w:fldCharType="separate"/>
@@ -5834,7 +5855,7 @@
         <w:fldChar w:fldCharType="begin"/>
       </w:r>
       <w:r>
-        <w:instrText xml:space="preserve">ADDIN CSL_CITATION {"citationID":"MENDELEY_CITATION_73","citationItems":[{"id":"ITEM-72","isTemporary":false,"itemData":{"DOI":"10.3389/fcomp.2019.00009","author":[{"family":"Ohzeki","given":"Masayuki"},{"family":"Miki","given":"Akira"},{"family":"Miyama","given":"Masamichi J."},{"family":"Terabe","given":"Masayoshi"}],"container-title":"Frontiers in Computer Science","id":"Ohzeki2019","issued":{"date-parts":[[2019]]},"page":"9","publisher":"Frontiers Media","title":"Control of automated guided vehicles without collision by quantum annealer and digital devices","type":"article-journal","volume":"1"}},{"id":"ITEM-73","isTemporary":false,"itemData":{"DOI":"10.1145/3293320.3293333","author":[{"family":"Clark","given":"James"},{"family":"West","given":"Tristan"},{"family":"Zammit","given":"Joseph Paul"},{"family":"Guo","given":"Xiaohu"},{"family":"Mason","given":"Luke"},{"family":"Russell","given":"Duncan"}],"container-title":"Proceedings of the international conference on high performance computing in asia-pacific region (HPC Asia 2019)","id":"Clark2019","issued":{"date-parts":[[2019]]},"page":"111-119","publisher":"ACM","publisher-place":"New York, NY, USA","title":"Towards real time multi-robot routing using quantum computing technologies","type":"paper-conference"}}],"isEdited":false,"manualOverride":{"citeprocText":"(Ohzeki et al. 2019; Clark et al. 2019)","isManuallyOverridden":false,"manualOverrideText":""},"mendeley":{"formattedCitation":"(Ohzeki et al. 2019; Clark et al. 2019)","plainTextFormattedCitation":"(Ohzeki et al. 2019; Clark et al. 2019)","previouslyFormattedCitation":"(Ohzeki et al. 2019; Clark et al. 2019)"},"properties":{"noteIndex":0},"schema":"https://github.com/citation-style-language/schema/raw/master/csl-citation.json"}</w:instrText>
+        <w:instrText xml:space="preserve">ADDIN CSL_CITATION {"citationID":"MENDELEY_CITATION_74","citationItems":[{"id":"ITEM-73","isTemporary":false,"itemData":{"DOI":"10.3389/fcomp.2019.00009","author":[{"family":"Ohzeki","given":"Masayuki"},{"family":"Miki","given":"Akira"},{"family":"Miyama","given":"Masamichi J."},{"family":"Terabe","given":"Masayoshi"}],"container-title":"Frontiers in Computer Science","id":"Ohzeki2019","issued":{"date-parts":[[2019]]},"page":"9","publisher":"Frontiers Media","title":"Control of automated guided vehicles without collision by quantum annealer and digital devices","type":"article-journal","volume":"1"}},{"id":"ITEM-74","isTemporary":false,"itemData":{"DOI":"10.1145/3293320.3293333","author":[{"family":"Clark","given":"James"},{"family":"West","given":"Tristan"},{"family":"Zammit","given":"Joseph Paul"},{"family":"Guo","given":"Xiaohu"},{"family":"Mason","given":"Luke"},{"family":"Russell","given":"Duncan"}],"container-title":"Proceedings of the international conference on high performance computing in asia-pacific region (HPC Asia 2019)","id":"Clark2019","issued":{"date-parts":[[2019]]},"page":"111-119","publisher":"ACM","publisher-place":"New York, NY, USA","title":"Towards real time multi-robot routing using quantum computing technologies","type":"paper-conference"}}],"isEdited":false,"manualOverride":{"citeprocText":"(Ohzeki et al. 2019; Clark et al. 2019)","isManuallyOverridden":false,"manualOverrideText":""},"mendeley":{"formattedCitation":"(Ohzeki et al. 2019; Clark et al. 2019)","plainTextFormattedCitation":"(Ohzeki et al. 2019; Clark et al. 2019)","previouslyFormattedCitation":"(Ohzeki et al. 2019; Clark et al. 2019)"},"properties":{"noteIndex":0},"schema":"https://github.com/citation-style-language/schema/raw/master/csl-citation.json"}</w:instrText>
       </w:r>
       <w:r>
         <w:fldChar w:fldCharType="separate"/>
@@ -5852,7 +5873,7 @@
         <w:fldChar w:fldCharType="begin"/>
       </w:r>
       <w:r>
-        <w:instrText xml:space="preserve">ADDIN CSL_CITATION {"citationID":"MENDELEY_CITATION_74","citationItems":[{"id":"ITEM-74","isTemporary":false,"itemData":{"DOI":"10.3390/math10142475","author":[{"family":"Chella","given":"Antonio"},{"family":"Gaglio","given":"Salvatore"},{"family":"Pilato","given":"Giovanni"},{"family":"Vella","given":"Filippo"},{"family":"Zammuto","given":"Salvatore"}],"container-title":"Mathematics","id":"Chella2022","issue":"14","issued":{"date-parts":[[2022]]},"page":"2475","publisher":"MDPI","title":"A quantum planner for robot motion","type":"article-journal","volume":"10"}}],"isEdited":false,"manualOverride":{"citeprocText":"(Chella et al. 2022)","isManuallyOverridden":false,"manualOverrideText":""},"mendeley":{"formattedCitation":"(Chella et al. 2022)","plainTextFormattedCitation":"(Chella et al. 2022)","previouslyFormattedCitation":"(Chella et al. 2022)"},"properties":{"noteIndex":0},"schema":"https://github.com/citation-style-language/schema/raw/master/csl-citation.json"}</w:instrText>
+        <w:instrText xml:space="preserve">ADDIN CSL_CITATION {"citationID":"MENDELEY_CITATION_75","citationItems":[{"id":"ITEM-75","isTemporary":false,"itemData":{"DOI":"10.3390/math10142475","author":[{"family":"Chella","given":"Antonio"},{"family":"Gaglio","given":"Salvatore"},{"family":"Pilato","given":"Giovanni"},{"family":"Vella","given":"Filippo"},{"family":"Zammuto","given":"Salvatore"}],"container-title":"Mathematics","id":"Chella2022","issue":"14","issued":{"date-parts":[[2022]]},"page":"2475","publisher":"MDPI","title":"A quantum planner for robot motion","type":"article-journal","volume":"10"}}],"isEdited":false,"manualOverride":{"citeprocText":"(Chella et al. 2022)","isManuallyOverridden":false,"manualOverrideText":""},"mendeley":{"formattedCitation":"(Chella et al. 2022)","plainTextFormattedCitation":"(Chella et al. 2022)","previouslyFormattedCitation":"(Chella et al. 2022)"},"properties":{"noteIndex":0},"schema":"https://github.com/citation-style-language/schema/raw/master/csl-citation.json"}</w:instrText>
       </w:r>
       <w:r>
         <w:fldChar w:fldCharType="separate"/>
@@ -5870,7 +5891,7 @@
         <w:fldChar w:fldCharType="begin"/>
       </w:r>
       <w:r>
-        <w:instrText xml:space="preserve">ADDIN CSL_CITATION {"citationID":"MENDELEY_CITATION_75","citationItems":[{"id":"ITEM-75","isTemporary":false,"itemData":{"DOI":"10.1016/j.robot.2023.104362","author":[{"family":"Chella","given":"Antonio"},{"family":"Gaglio","given":"Salvatore"},{"family":"Mannone","given":"Maria"},{"family":"Pilato","given":"Giovanni"},{"family":"Seidita","given":"Valeria"},{"family":"Vella","given":"Filippo"},{"family":"Zammuto","given":"Salvatore"}],"container-title":"Robotics and Autonomous Systems","id":"Chella2023","issued":{"date-parts":[[2023]]},"page":"104362","publisher":"Elsevier","title":"Quantum planning for swarm robotics","type":"article-journal","volume":"161"}}],"isEdited":false,"manualOverride":{"citeprocText":"(Chella et al. 2023)","isManuallyOverridden":false,"manualOverrideText":""},"mendeley":{"formattedCitation":"(Chella et al. 2023)","plainTextFormattedCitation":"(Chella et al. 2023)","previouslyFormattedCitation":"(Chella et al. 2023)"},"properties":{"noteIndex":0},"schema":"https://github.com/citation-style-language/schema/raw/master/csl-citation.json"}</w:instrText>
+        <w:instrText xml:space="preserve">ADDIN CSL_CITATION {"citationID":"MENDELEY_CITATION_76","citationItems":[{"id":"ITEM-76","isTemporary":false,"itemData":{"DOI":"10.1016/j.robot.2023.104362","author":[{"family":"Chella","given":"Antonio"},{"family":"Gaglio","given":"Salvatore"},{"family":"Mannone","given":"Maria"},{"family":"Pilato","given":"Giovanni"},{"family":"Seidita","given":"Valeria"},{"family":"Vella","given":"Filippo"},{"family":"Zammuto","given":"Salvatore"}],"container-title":"Robotics and Autonomous Systems","id":"Chella2023","issued":{"date-parts":[[2023]]},"page":"104362","publisher":"Elsevier","title":"Quantum planning for swarm robotics","type":"article-journal","volume":"161"}}],"isEdited":false,"manualOverride":{"citeprocText":"(Chella et al. 2023)","isManuallyOverridden":false,"manualOverrideText":""},"mendeley":{"formattedCitation":"(Chella et al. 2023)","plainTextFormattedCitation":"(Chella et al. 2023)","previouslyFormattedCitation":"(Chella et al. 2023)"},"properties":{"noteIndex":0},"schema":"https://github.com/citation-style-language/schema/raw/master/csl-citation.json"}</w:instrText>
       </w:r>
       <w:r>
         <w:fldChar w:fldCharType="separate"/>
@@ -5888,7 +5909,7 @@
         <w:fldChar w:fldCharType="begin"/>
       </w:r>
       <w:r>
-        <w:instrText xml:space="preserve">ADDIN CSL_CITATION {"citationID":"MENDELEY_CITATION_76","citationItems":[{"id":"ITEM-76","isTemporary":false,"itemData":{"DOI":"10.1016/j.robot.2025.105026","author":[{"family":"Antero","given":"Unai"},{"family":"Sierra","given":"Basilio"},{"family":"Oñativia","given":"Jon"},{"family":"Ruiz","given":"Alejandra"},{"family":"Osaba","given":"Eneko"}],"container-title":"Robotics and Autonomous Systems","id":"Antero2025","issued":{"date-parts":[[2025]]},"page":"105026","publisher":"Elsevier","title":"Robot localization aided by quantum algorithms","type":"article-journal","volume":"192"}}],"isEdited":false,"manualOverride":{"citeprocText":"(Antero et al. 2025)","isManuallyOverridden":false,"manualOverrideText":""},"mendeley":{"formattedCitation":"(Antero et al. 2025)","plainTextFormattedCitation":"(Antero et al. 2025)","previouslyFormattedCitation":"(Antero et al. 2025)"},"properties":{"noteIndex":0},"schema":"https://github.com/citation-style-language/schema/raw/master/csl-citation.json"}</w:instrText>
+        <w:instrText xml:space="preserve">ADDIN CSL_CITATION {"citationID":"MENDELEY_CITATION_77","citationItems":[{"id":"ITEM-77","isTemporary":false,"itemData":{"DOI":"10.1016/j.robot.2025.105026","author":[{"family":"Antero","given":"Unai"},{"family":"Sierra","given":"Basilio"},{"family":"Oñativia","given":"Jon"},{"family":"Ruiz","given":"Alejandra"},{"family":"Osaba","given":"Eneko"}],"container-title":"Robotics and Autonomous Systems","id":"Antero2025","issued":{"date-parts":[[2025]]},"page":"105026","publisher":"Elsevier","title":"Robot localization aided by quantum algorithms","type":"article-journal","volume":"192"}}],"isEdited":false,"manualOverride":{"citeprocText":"(Antero et al. 2025)","isManuallyOverridden":false,"manualOverrideText":""},"mendeley":{"formattedCitation":"(Antero et al. 2025)","plainTextFormattedCitation":"(Antero et al. 2025)","previouslyFormattedCitation":"(Antero et al. 2025)"},"properties":{"noteIndex":0},"schema":"https://github.com/citation-style-language/schema/raw/master/csl-citation.json"}</w:instrText>
       </w:r>
       <w:r>
         <w:fldChar w:fldCharType="separate"/>
@@ -5906,7 +5927,7 @@
         <w:fldChar w:fldCharType="begin"/>
       </w:r>
       <w:r>
-        <w:instrText xml:space="preserve">ADDIN CSL_CITATION {"citationID":"MENDELEY_CITATION_77","citationItems":[{"id":"ITEM-77","isTemporary":false,"itemData":{"DOI":"10.1038/s41598-025-12109-0","author":[{"family":"Otani","given":"Takuya"},{"family":"Takanishi","given":"Atsuo"},{"family":"Hara","given":"Nobuyuki"},{"family":"Takita","given":"Yutaka"},{"family":"Kimura","given":"Koichi"}],"container-title":"Scientific Reports","id":"Otani2025","issued":{"date-parts":[[2025]]},"page":"28508","publisher":"Nature Publishing Group","title":"Quantum computation for robot posture optimization","type":"article-journal","volume":"15"}}],"isEdited":false,"manualOverride":{"citeprocText":"(Otani et al. 2025)","isManuallyOverridden":false,"manualOverrideText":""},"mendeley":{"formattedCitation":"(Otani et al. 2025)","plainTextFormattedCitation":"(Otani et al. 2025)","previouslyFormattedCitation":"(Otani et al. 2025)"},"properties":{"noteIndex":0},"schema":"https://github.com/citation-style-language/schema/raw/master/csl-citation.json"}</w:instrText>
+        <w:instrText xml:space="preserve">ADDIN CSL_CITATION {"citationID":"MENDELEY_CITATION_78","citationItems":[{"id":"ITEM-78","isTemporary":false,"itemData":{"DOI":"10.1038/s41598-025-12109-0","author":[{"family":"Otani","given":"Takuya"},{"family":"Takanishi","given":"Atsuo"},{"family":"Hara","given":"Nobuyuki"},{"family":"Takita","given":"Yutaka"},{"family":"Kimura","given":"Koichi"}],"container-title":"Scientific Reports","id":"Otani2025","issued":{"date-parts":[[2025]]},"page":"28508","publisher":"Nature Publishing Group","title":"Quantum computation for robot posture optimization","type":"article-journal","volume":"15"}}],"isEdited":false,"manualOverride":{"citeprocText":"(Otani et al. 2025)","isManuallyOverridden":false,"manualOverrideText":""},"mendeley":{"formattedCitation":"(Otani et al. 2025)","plainTextFormattedCitation":"(Otani et al. 2025)","previouslyFormattedCitation":"(Otani et al. 2025)"},"properties":{"noteIndex":0},"schema":"https://github.com/citation-style-language/schema/raw/master/csl-citation.json"}</w:instrText>
       </w:r>
       <w:r>
         <w:fldChar w:fldCharType="separate"/>
@@ -5924,7 +5945,7 @@
         <w:fldChar w:fldCharType="begin"/>
       </w:r>
       <w:r>
-        <w:instrText xml:space="preserve">ADDIN CSL_CITATION {"citationID":"MENDELEY_CITATION_78","citationItems":[{"id":"ITEM-78","isTemporary":false,"itemData":{"DOI":"10.48550/arXiv.2504.08167","URL":"https://arxiv.org/abs/2504.08167","author":[{"family":"Muradoglu","given":"Murat"},{"family":"Johnsson","given":"Mattias T."},{"family":"Wilson","given":"Nathanial M."},{"family":"Cohen","given":"Yuval"},{"family":"Shin","given":"Dongki"},{"family":"Navickas","given":"Tomas"},{"family":"Pyragius","given":"Tadas"},{"family":"Thomas","given":"Divya"},{"family":"Thompson","given":"Daniel"},{"family":"Moore","given":"Steven I."},{"family":"Rahman","given":"Md Tanvir"},{"family":"Walker","given":"Adrian"},{"family":"Dutta","given":"Indranil"},{"family":"Bijjahalli","given":"Suraj"},{"family":"Berlocher","given":"Jacob"},{"family":"Hush","given":"Michael R."},{"family":"Anderson","given":"Russell P."},{"family":"Szigeti","given":"Stuart S."},{"family":"Biercuk","given":"Michael J."}],"id":"Muradoglu2025","issued":{"date-parts":[[2025]]},"title":"Quantum-assured magnetic navigation achieves positioning accuracy better than a strategic-grade INS in airborne and ground-based field trials","type":""}}],"isEdited":false,"manualOverride":{"citeprocText":"(Muradoglu et al. 2025)","isManuallyOverridden":false,"manualOverrideText":""},"mendeley":{"formattedCitation":"(Muradoglu et al. 2025)","plainTextFormattedCitation":"(Muradoglu et al. 2025)","previouslyFormattedCitation":"(Muradoglu et al. 2025)"},"properties":{"noteIndex":0},"schema":"https://github.com/citation-style-language/schema/raw/master/csl-citation.json"}</w:instrText>
+        <w:instrText xml:space="preserve">ADDIN CSL_CITATION {"citationID":"MENDELEY_CITATION_79","citationItems":[{"id":"ITEM-79","isTemporary":false,"itemData":{"DOI":"10.48550/arXiv.2504.08167","URL":"https://arxiv.org/abs/2504.08167","author":[{"family":"Muradoglu","given":"Murat"},{"family":"Johnsson","given":"Mattias T."},{"family":"Wilson","given":"Nathanial M."},{"family":"Cohen","given":"Yuval"},{"family":"Shin","given":"Dongki"},{"family":"Navickas","given":"Tomas"},{"family":"Pyragius","given":"Tadas"},{"family":"Thomas","given":"Divya"},{"family":"Thompson","given":"Daniel"},{"family":"Moore","given":"Steven I."},{"family":"Rahman","given":"Md Tanvir"},{"family":"Walker","given":"Adrian"},{"family":"Dutta","given":"Indranil"},{"family":"Bijjahalli","given":"Suraj"},{"family":"Berlocher","given":"Jacob"},{"family":"Hush","given":"Michael R."},{"family":"Anderson","given":"Russell P."},{"family":"Szigeti","given":"Stuart S."},{"family":"Biercuk","given":"Michael J."}],"id":"Muradoglu2025","issued":{"date-parts":[[2025]]},"title":"Quantum-assured magnetic navigation achieves positioning accuracy better than a strategic-grade INS in airborne and ground-based field trials","type":""}}],"isEdited":false,"manualOverride":{"citeprocText":"(Muradoglu et al. 2025)","isManuallyOverridden":false,"manualOverrideText":""},"mendeley":{"formattedCitation":"(Muradoglu et al. 2025)","plainTextFormattedCitation":"(Muradoglu et al. 2025)","previouslyFormattedCitation":"(Muradoglu et al. 2025)"},"properties":{"noteIndex":0},"schema":"https://github.com/citation-style-language/schema/raw/master/csl-citation.json"}</w:instrText>
       </w:r>
       <w:r>
         <w:fldChar w:fldCharType="separate"/>
@@ -6035,7 +6056,7 @@
         <w:fldChar w:fldCharType="begin"/>
       </w:r>
       <w:r>
-        <w:instrText xml:space="preserve">ADDIN CSL_CITATION {"citationID":"MENDELEY_CITATION_79","citationItems":[{"id":"ITEM-79","isTemporary":false,"itemData":{"DOI":"10.1136/bmj.n71","author":[{"family":"Page","given":"Matthew J."},{"family":"McKenzie","given":"Joanne E."},{"family":"Bossuyt","given":"Patrick M."},{"family":"Boutron","given":"Isabelle"},{"family":"Hoffmann","given":"Tammy C."},{"family":"Mulrow","given":"Cynthia D."},{"family":"Shamseer","given":"Larissa"},{"family":"Tetzlaff","given":"Jennifer M."},{"family":"Akl","given":"Elie A."},{"family":"Brennan","given":"Sue E."},{"family":"Chou","given":"Roger"},{"family":"Glanville","given":"Julie"},{"family":"Grimshaw","given":"Jeremy M."},{"family":"Hróbjartsson","given":"Asbjørn"},{"family":"Lalu","given":"Manoj M."},{"family":"Li","given":"Tianjing"},{"family":"Loder","given":"Elizabeth W."},{"family":"Mayo-Wilson","given":"Evan"},{"family":"McDonald","given":"Steve"},{"family":"McGuinness","given":"Luke A."},{"family":"Stewart","given":"Lesley A."},{"family":"Thomas","given":"James"},{"family":"Tricco","given":"Andrea C."},{"family":"Welch","given":"Vivian A."},{"family":"Whiting","given":"Penny"},{"family":"Moher","given":"David"}],"container-title":"BMJ","id":"Page2021","issued":{"date-parts":[[2021]]},"page":"n71","publisher":"BMJ Publishing Group","title":"The PRISMA 2020 statement: An updated guideline for reporting systematic reviews","title-short":"The PRISMA 2020 statement","type":"article-journal","volume":"372"}}],"isEdited":false,"manualOverride":{"citeprocText":"(Page et al. 2021)","isManuallyOverridden":false,"manualOverrideText":""},"mendeley":{"formattedCitation":"(Page et al. 2021)","plainTextFormattedCitation":"(Page et al. 2021)","previouslyFormattedCitation":"(Page et al. 2021)"},"properties":{"noteIndex":0},"schema":"https://github.com/citation-style-language/schema/raw/master/csl-citation.json"}</w:instrText>
+        <w:instrText xml:space="preserve">ADDIN CSL_CITATION {"citationID":"MENDELEY_CITATION_80","citationItems":[{"id":"ITEM-80","isTemporary":false,"itemData":{"DOI":"10.1136/bmj.n71","author":[{"family":"Page","given":"Matthew J."},{"family":"McKenzie","given":"Joanne E."},{"family":"Bossuyt","given":"Patrick M."},{"family":"Boutron","given":"Isabelle"},{"family":"Hoffmann","given":"Tammy C."},{"family":"Mulrow","given":"Cynthia D."},{"family":"Shamseer","given":"Larissa"},{"family":"Tetzlaff","given":"Jennifer M."},{"family":"Akl","given":"Elie A."},{"family":"Brennan","given":"Sue E."},{"family":"Chou","given":"Roger"},{"family":"Glanville","given":"Julie"},{"family":"Grimshaw","given":"Jeremy M."},{"family":"Hróbjartsson","given":"Asbjørn"},{"family":"Lalu","given":"Manoj M."},{"family":"Li","given":"Tianjing"},{"family":"Loder","given":"Elizabeth W."},{"family":"Mayo-Wilson","given":"Evan"},{"family":"McDonald","given":"Steve"},{"family":"McGuinness","given":"Luke A."},{"family":"Stewart","given":"Lesley A."},{"family":"Thomas","given":"James"},{"family":"Tricco","given":"Andrea C."},{"family":"Welch","given":"Vivian A."},{"family":"Whiting","given":"Penny"},{"family":"Moher","given":"David"}],"container-title":"BMJ","id":"Page2021","issued":{"date-parts":[[2021]]},"page":"n71","publisher":"BMJ Publishing Group","title":"The PRISMA 2020 statement: An updated guideline for reporting systematic reviews","title-short":"The PRISMA 2020 statement","type":"article-journal","volume":"372"}}],"isEdited":false,"manualOverride":{"citeprocText":"(Page et al. 2021)","isManuallyOverridden":false,"manualOverrideText":""},"mendeley":{"formattedCitation":"(Page et al. 2021)","plainTextFormattedCitation":"(Page et al. 2021)","previouslyFormattedCitation":"(Page et al. 2021)"},"properties":{"noteIndex":0},"schema":"https://github.com/citation-style-language/schema/raw/master/csl-citation.json"}</w:instrText>
       </w:r>
       <w:r>
         <w:fldChar w:fldCharType="separate"/>
@@ -6059,7 +6080,7 @@
         <w:fldChar w:fldCharType="begin"/>
       </w:r>
       <w:r>
-        <w:instrText xml:space="preserve">ADDIN CSL_CITATION {"citationID":"MENDELEY_CITATION_80","citationItems":[{"id":"ITEM-80","isTemporary":false,"itemData":{"author":[{"family":"Kitchenham","given":"Barbara"},{"family":"Charters","given":"Stuart"}],"genre":"EBSE Technical Report","id":"Kitchenham2007","issued":{"date-parts":[[2007]]},"note":"Version 2.3","number":"EBSE-2007-01","publisher":"Keele University; Durham University","title":"Guidelines for performing systematic literature reviews in software engineering","type":"report"},"suppress-author":false}],"isEdited":false,"manualOverride":{"citeprocText":"Kitchenham and Charters (2007)","isManuallyOverridden":false,"manualOverrideText":""},"mendeley":{"formattedCitation":"Kitchenham and Charters (2007)","plainTextFormattedCitation":"Kitchenham and Charters (2007)","previouslyFormattedCitation":"Kitchenham and Charters (2007)"},"properties":{"noteIndex":0},"schema":"https://github.com/citation-style-language/schema/raw/master/csl-citation.json"}</w:instrText>
+        <w:instrText xml:space="preserve">ADDIN CSL_CITATION {"citationID":"MENDELEY_CITATION_81","citationItems":[{"id":"ITEM-81","isTemporary":false,"itemData":{"author":[{"family":"Kitchenham","given":"Barbara"},{"family":"Charters","given":"Stuart"}],"genre":"EBSE Technical Report","id":"Kitchenham2007","issued":{"date-parts":[[2007]]},"note":"Version 2.3","number":"EBSE-2007-01","publisher":"Keele University; Durham University","title":"Guidelines for performing systematic literature reviews in software engineering","type":"report"},"suppress-author":false}],"isEdited":false,"manualOverride":{"citeprocText":"Kitchenham and Charters (2007)","isManuallyOverridden":false,"manualOverrideText":""},"mendeley":{"formattedCitation":"Kitchenham and Charters (2007)","plainTextFormattedCitation":"Kitchenham and Charters (2007)","previouslyFormattedCitation":"Kitchenham and Charters (2007)"},"properties":{"noteIndex":0},"schema":"https://github.com/citation-style-language/schema/raw/master/csl-citation.json"}</w:instrText>
       </w:r>
       <w:r>
         <w:fldChar w:fldCharType="separate"/>
@@ -6235,7 +6256,7 @@
         <w:fldChar w:fldCharType="begin"/>
       </w:r>
       <w:r>
-        <w:instrText xml:space="preserve">ADDIN CSL_CITATION {"citationID":"MENDELEY_CITATION_84","citationItems":[{"id":"ITEM-81","isTemporary":false,"itemData":{"DOI":"10.1109/ICRA.2019.8793768","author":[{"family":"Petschnigg","given":"Christina"},{"family":"Brandstötter","given":"Mathias"},{"family":"Pichler","given":"Horst"},{"family":"Hofbaur","given":"Michael W."},{"family":"Dieber","given":"Bernhard"}],"container-title":"Proceedings of the 2019 international conference on robotics and automation (ICRA)","id":"Petschnigg2019","issued":{"date-parts":[[2019]]},"page":"803-810","publisher":"IEEE","title":"Quantum computation in robotic science and applications","type":"paper-conference"}},{"id":"ITEM-82","isTemporary":false,"itemData":{"DOI":"10.1007/s42484-024-00225-5","author":[{"family":"Yan","given":"Fei"},{"family":"Iliyasu","given":"Abdullah M."},{"family":"Li","given":"Nianqiao"},{"family":"Salama","given":"Ahmed S."},{"family":"Hirota","given":"Kaoru"}],"container-title":"Quantum Machine Intelligence","id":"Yan2024","issue":"2","issued":{"date-parts":[[2024]]},"page":"86","publisher":"Springer","title":"Quantum robotics: A review of emerging trends","title-short":"Quantum robotics","type":"article-journal","volume":"6"}},{"id":"ITEM-83","isTemporary":false,"itemData":{"DOI":"10.2200/S00746ED1V01Y201612QMC010","author":[{"family":"Tandon","given":"Prateek"},{"family":"Lam","given":"Stanley"},{"family":"Shih","given":"Ben"},{"family":"Mehta","given":"Tanay"},{"family":"Mitev","given":"Alex"},{"family":"Ong","given":"Zhiyang"}],"collection-title":"Synthesis lectures on quantum computing","id":"Tandon2017","issued":{"date-parts":[[2017]]},"publisher":"Morgan &amp; Claypool Publishers","title":"Quantum robotics: A primer on current science and future perspectives","title-short":"Quantum robotics","type":"book"}},{"id":"ITEM-84","isTemporary":false,"itemData":{"URL":"https://arxiv.org/abs/2211.03464","author":[{"family":"Meyer","given":"Nico"},{"family":"Ufrecht","given":"Christian"},{"family":"Periyasamy","given":"Maniraman"},{"family":"Scherer","given":"Daniel D."},{"family":"Plinge","given":"Axel"},{"family":"Mutschler","given":"Christopher"}],"id":"Meyer2022","issued":{"date-parts":[[2022]]},"title":"A survey on quantum reinforcement learning","type":""}}],"isEdited":false,"manualOverride":{"citeprocText":"(Petschnigg et al. 2019; Yan et al. 2024; Tandon et al. 2017; Meyer et al. 2022)","isManuallyOverridden":false,"manualOverrideText":""},"mendeley":{"formattedCitation":"(Petschnigg et al. 2019; Yan et al. 2024; Tandon et al. 2017; Meyer et al. 2022)","plainTextFormattedCitation":"(Petschnigg et al. 2019; Yan et al. 2024; Tandon et al. 2017; Meyer et al. 2022)","previouslyFormattedCitation":"(Petschnigg et al. 2019; Yan et al. 2024; Tandon et al. 2017; Meyer et al. 2022)"},"properties":{"noteIndex":0},"schema":"https://github.com/citation-style-language/schema/raw/master/csl-citation.json"}</w:instrText>
+        <w:instrText xml:space="preserve">ADDIN CSL_CITATION {"citationID":"MENDELEY_CITATION_85","citationItems":[{"id":"ITEM-82","isTemporary":false,"itemData":{"DOI":"10.1109/ICRA.2019.8793768","author":[{"family":"Petschnigg","given":"Christina"},{"family":"Brandstötter","given":"Mathias"},{"family":"Pichler","given":"Horst"},{"family":"Hofbaur","given":"Michael W."},{"family":"Dieber","given":"Bernhard"}],"container-title":"Proceedings of the 2019 international conference on robotics and automation (ICRA)","id":"Petschnigg2019","issued":{"date-parts":[[2019]]},"page":"803-810","publisher":"IEEE","title":"Quantum computation in robotic science and applications","type":"paper-conference"}},{"id":"ITEM-83","isTemporary":false,"itemData":{"DOI":"10.1007/s42484-024-00225-5","author":[{"family":"Yan","given":"Fei"},{"family":"Iliyasu","given":"Abdullah M."},{"family":"Li","given":"Nianqiao"},{"family":"Salama","given":"Ahmed S."},{"family":"Hirota","given":"Kaoru"}],"container-title":"Quantum Machine Intelligence","id":"Yan2024","issue":"2","issued":{"date-parts":[[2024]]},"page":"86","publisher":"Springer","title":"Quantum robotics: A review of emerging trends","title-short":"Quantum robotics","type":"article-journal","volume":"6"}},{"id":"ITEM-84","isTemporary":false,"itemData":{"DOI":"10.2200/S00746ED1V01Y201612QMC010","author":[{"family":"Tandon","given":"Prateek"},{"family":"Lam","given":"Stanley"},{"family":"Shih","given":"Ben"},{"family":"Mehta","given":"Tanay"},{"family":"Mitev","given":"Alex"},{"family":"Ong","given":"Zhiyang"}],"collection-title":"Synthesis lectures on quantum computing","id":"Tandon2017","issued":{"date-parts":[[2017]]},"publisher":"Morgan &amp; Claypool Publishers","title":"Quantum robotics: A primer on current science and future perspectives","title-short":"Quantum robotics","type":"book"}},{"id":"ITEM-85","isTemporary":false,"itemData":{"URL":"https://arxiv.org/abs/2211.03464","author":[{"family":"Meyer","given":"Nico"},{"family":"Ufrecht","given":"Christian"},{"family":"Periyasamy","given":"Maniraman"},{"family":"Scherer","given":"Daniel D."},{"family":"Plinge","given":"Axel"},{"family":"Mutschler","given":"Christopher"}],"id":"Meyer2022","issued":{"date-parts":[[2022]]},"title":"A survey on quantum reinforcement learning","type":""}}],"isEdited":false,"manualOverride":{"citeprocText":"(Petschnigg et al. 2019; Yan et al. 2024; Tandon et al. 2017; Meyer et al. 2022)","isManuallyOverridden":false,"manualOverrideText":""},"mendeley":{"formattedCitation":"(Petschnigg et al. 2019; Yan et al. 2024; Tandon et al. 2017; Meyer et al. 2022)","plainTextFormattedCitation":"(Petschnigg et al. 2019; Yan et al. 2024; Tandon et al. 2017; Meyer et al. 2022)","previouslyFormattedCitation":"(Petschnigg et al. 2019; Yan et al. 2024; Tandon et al. 2017; Meyer et al. 2022)"},"properties":{"noteIndex":0},"schema":"https://github.com/citation-style-language/schema/raw/master/csl-citation.json"}</w:instrText>
       </w:r>
       <w:r>
         <w:fldChar w:fldCharType="separate"/>
@@ -6449,7 +6470,7 @@
         <w:fldChar w:fldCharType="begin"/>
       </w:r>
       <w:r>
-        <w:instrText xml:space="preserve">ADDIN CSL_CITATION {"citationID":"MENDELEY_CITATION_85","citationItems":[{"id":"ITEM-85","isTemporary":false,"itemData":{"DOI":"10.1109/ACCESS.2024.3417808","author":[{"family":"Hohenfeld","given":"Hans"},{"family":"Heimann","given":"Dirk"},{"family":"Wiebe","given":"Felix"},{"family":"Kirchner","given":"Frank"}],"container-title":"IEEE Access","id":"Hohenfeld2024","issued":{"date-parts":[[2024]]},"page":"87217-87236","publisher":"IEEE","title":"Quantum deep reinforcement learning for robot navigation tasks","type":"article-journal","volume":"12"},"suppress-author":false}],"isEdited":false,"manualOverride":{"citeprocText":"Hohenfeld et al. (2024)","isManuallyOverridden":false,"manualOverrideText":""},"mendeley":{"formattedCitation":"Hohenfeld et al. (2024)","plainTextFormattedCitation":"Hohenfeld et al. (2024)","previouslyFormattedCitation":"Hohenfeld et al. (2024)"},"properties":{"noteIndex":0},"schema":"https://github.com/citation-style-language/schema/raw/master/csl-citation.json"}</w:instrText>
+        <w:instrText xml:space="preserve">ADDIN CSL_CITATION {"citationID":"MENDELEY_CITATION_86","citationItems":[{"id":"ITEM-86","isTemporary":false,"itemData":{"DOI":"10.1109/ACCESS.2024.3417808","author":[{"family":"Hohenfeld","given":"Hans"},{"family":"Heimann","given":"Dirk"},{"family":"Wiebe","given":"Felix"},{"family":"Kirchner","given":"Frank"}],"container-title":"IEEE Access","id":"Hohenfeld2024","issued":{"date-parts":[[2024]]},"page":"87217-87236","publisher":"IEEE","title":"Quantum deep reinforcement learning for robot navigation tasks","type":"article-journal","volume":"12"},"suppress-author":false}],"isEdited":false,"manualOverride":{"citeprocText":"Hohenfeld et al. (2024)","isManuallyOverridden":false,"manualOverrideText":""},"mendeley":{"formattedCitation":"Hohenfeld et al. (2024)","plainTextFormattedCitation":"Hohenfeld et al. (2024)","previouslyFormattedCitation":"Hohenfeld et al. (2024)"},"properties":{"noteIndex":0},"schema":"https://github.com/citation-style-language/schema/raw/master/csl-citation.json"}</w:instrText>
       </w:r>
       <w:r>
         <w:fldChar w:fldCharType="separate"/>
@@ -6550,7 +6571,7 @@
         <w:t xml:space="preserve">[FILL: number of records identified / after de-duplication / screened / full texts assessed / excluded with reasons]</w:t>
       </w:r>
       <w:r>
-        <w:t xml:space="preserve">. The final corpus comprises 58 primary studies (51 empirical or theoretical studies and 7 reviews) and 91 foundational works; together with six related quantum computer-vision studies (Section</w:t>
+        <w:t xml:space="preserve">. A supplementary web search in October 2026, run while this article was revised, used additional terms for drones and UAVs, multi-agent and autonomous mobility, autonomous driving, cart-pole control, and storage and retrieval systems; it identified 12 further primary studies and 5 foundational works, which are included in all counts below. The final corpus comprises 70 primary studies (63 empirical or theoretical studies and 7 reviews) and 96 foundational works; together with six related quantum computer-vision studies (Section</w:t>
       </w:r>
       <w:r>
         <w:t xml:space="preserve"> </w:t>
@@ -6564,7 +6585,7 @@
         </w:r>
       </w:hyperlink>
       <w:r>
-        <w:t xml:space="preserve">), the article cites 155 references. The PRISMA flow diagram is given in the online supplementary material. Figure</w:t>
+        <w:t xml:space="preserve">), the article cites 172 references. The PRISMA flow diagram is given in the online supplementary material. Figure</w:t>
       </w:r>
       <w:r>
         <w:t xml:space="preserve"> </w:t>
@@ -6581,7 +6602,7 @@
         <w:t xml:space="preserve"> </w:t>
       </w:r>
       <w:r>
-        <w:t xml:space="preserve">shows how recent the corpus is: 41 of the 58 primary studies appeared in 2023 or later, and 22 in 2025 alone.</w:t>
+        <w:t xml:space="preserve">shows how recent the corpus is: 51 of the 70 primary studies appeared in 2023 or later, and 25 in 2025 alone.</w:t>
       </w:r>
     </w:p>
     <w:p>
@@ -6659,7 +6680,7 @@
           <m:t>=</m:t>
         </m:r>
         <m:r>
-          <m:t>58</m:t>
+          <m:t>70</m:t>
         </m:r>
       </m:oMath>
       <w:r>
@@ -7135,7 +7156,7 @@
           <w:iCs/>
           <w:i/>
         </w:rPr>
-        <w:t xml:space="preserve">demonstrated on a physical robot or vehicle</w:t>
+        <w:t xml:space="preserve">demonstrated on a physical robot, vehicle, or mechanical control system</w:t>
       </w:r>
       <w:r>
         <w:t xml:space="preserve"> </w:t>
@@ -7313,7 +7334,7 @@
         <w:t xml:space="preserve"> </w:t>
       </w:r>
       <w:r>
-        <w:t xml:space="preserve">Evidence hierarchy used to grade the primary studies, with the number of studies at each level (51 studies; 7 reviews excluded).</w:t>
+        <w:t xml:space="preserve">Evidence hierarchy used to grade the primary studies, with the number of studies at each level (63 studies; 7 reviews excluded).</w:t>
       </w:r>
     </w:p>
     <w:tbl>
@@ -7322,7 +7343,7 @@
         <w:tblW w:type="pct" w:w="5000"/>
         <w:tblLook w:firstRow="1" w:lastRow="0" w:firstColumn="0" w:lastColumn="0" w:noHBand="0" w:noVBand="0" w:val="0020"/>
         <w:jc w:val="start"/>
-        <w:tblCaption w:val="Table 2. Evidence hierarchy used to grade the primary studies, with the number of studies at each level (51 studies; 7 reviews excluded)."/>
+        <w:tblCaption w:val="Table 2. Evidence hierarchy used to grade the primary studies, with the number of studies at each level (63 studies; 7 reviews excluded)."/>
       </w:tblPr>
       <w:tblGrid>
         <w:gridCol w:w="475"/>
@@ -7476,7 +7497,7 @@
               <w:fldChar w:fldCharType="begin"/>
             </w:r>
             <w:r>
-              <w:instrText xml:space="preserve">ADDIN CSL_CITATION {"citationID":"MENDELEY_CITATION_87","citationItems":[{"id":"ITEM-86","isTemporary":false,"itemData":{"DOI":"10.3390/e25091323","author":[{"family":"Lawless","given":"William F."},{"family":"Moskowitz","given":"Ira S."},{"family":"Doctor","given":"Katarina Z."}],"container-title":"Entropy","id":"Lawless2023","issue":"9","issued":{"date-parts":[[2023]]},"page":"1323","publisher":"MDPI","title":"A quantum-like model of interdependence for embodied human–machine teams: Reviewing the path to autonomy facing complexity and uncertainty","title-short":"A quantum-like model of interdependence for embodied human–machine teams","type":"article-journal","volume":"25"}},{"id":"ITEM-87","isTemporary":false,"itemData":{"DOI":"10.3390/e27020152","author":[{"family":"Humr","given":"Scott"},{"family":"Canan","given":"Mustafa"},{"family":"Demir","given":"Mustafa"}],"container-title":"Entropy","id":"Humr2025","issue":"2","issued":{"date-parts":[[2025]]},"page":"152","publisher":"MDPI","title":"A quantum probability approach to improving human–AI decision making","type":"article-journal","volume":"27"}}],"isEdited":false,"manualOverride":{"citeprocText":"(Lawless, Moskowitz, and Doctor 2023; Humr, Canan, and Demir 2025)","isManuallyOverridden":false,"manualOverrideText":""},"mendeley":{"formattedCitation":"(Lawless, Moskowitz, and Doctor 2023; Humr, Canan, and Demir 2025)","plainTextFormattedCitation":"(Lawless, Moskowitz, and Doctor 2023; Humr, Canan, and Demir 2025)","previouslyFormattedCitation":"(Lawless, Moskowitz, and Doctor 2023; Humr, Canan, and Demir 2025)"},"properties":{"noteIndex":0},"schema":"https://github.com/citation-style-language/schema/raw/master/csl-citation.json"}</w:instrText>
+              <w:instrText xml:space="preserve">ADDIN CSL_CITATION {"citationID":"MENDELEY_CITATION_88","citationItems":[{"id":"ITEM-87","isTemporary":false,"itemData":{"DOI":"10.3390/e25091323","author":[{"family":"Lawless","given":"William F."},{"family":"Moskowitz","given":"Ira S."},{"family":"Doctor","given":"Katarina Z."}],"container-title":"Entropy","id":"Lawless2023","issue":"9","issued":{"date-parts":[[2023]]},"page":"1323","publisher":"MDPI","title":"A quantum-like model of interdependence for embodied human–machine teams: Reviewing the path to autonomy facing complexity and uncertainty","title-short":"A quantum-like model of interdependence for embodied human–machine teams","type":"article-journal","volume":"25"}},{"id":"ITEM-88","isTemporary":false,"itemData":{"DOI":"10.3390/e27020152","author":[{"family":"Humr","given":"Scott"},{"family":"Canan","given":"Mustafa"},{"family":"Demir","given":"Mustafa"}],"container-title":"Entropy","id":"Humr2025","issue":"2","issued":{"date-parts":[[2025]]},"page":"152","publisher":"MDPI","title":"A quantum probability approach to improving human–AI decision making","type":"article-journal","volume":"27"}}],"isEdited":false,"manualOverride":{"citeprocText":"(Lawless, Moskowitz, and Doctor 2023; Humr, Canan, and Demir 2025)","isManuallyOverridden":false,"manualOverrideText":""},"mendeley":{"formattedCitation":"(Lawless, Moskowitz, and Doctor 2023; Humr, Canan, and Demir 2025)","plainTextFormattedCitation":"(Lawless, Moskowitz, and Doctor 2023; Humr, Canan, and Demir 2025)","previouslyFormattedCitation":"(Lawless, Moskowitz, and Doctor 2023; Humr, Canan, and Demir 2025)"},"properties":{"noteIndex":0},"schema":"https://github.com/citation-style-language/schema/raw/master/csl-citation.json"}</w:instrText>
             </w:r>
             <w:r>
               <w:fldChar w:fldCharType="separate"/>
@@ -7535,7 +7556,7 @@
               <w:jc w:val="left"/>
             </w:pPr>
             <w:r>
-              <w:t xml:space="preserve">15</w:t>
+              <w:t xml:space="preserve">19</w:t>
             </w:r>
           </w:p>
         </w:tc>
@@ -7550,13 +7571,13 @@
               <w:fldChar w:fldCharType="begin"/>
             </w:r>
             <w:r>
-              <w:instrText xml:space="preserve">ADDIN CSL_CITATION {"citationID":"MENDELEY_CITATION_90","citationItems":[{"id":"ITEM-88","isTemporary":false,"itemData":{"DOI":"10.3390/math10142475","author":[{"family":"Chella","given":"Antonio"},{"family":"Gaglio","given":"Salvatore"},{"family":"Pilato","given":"Giovanni"},{"family":"Vella","given":"Filippo"},{"family":"Zammuto","given":"Salvatore"}],"container-title":"Mathematics","id":"Chella2022","issue":"14","issued":{"date-parts":[[2022]]},"page":"2475","publisher":"MDPI","title":"A quantum planner for robot motion","type":"article-journal","volume":"10"}},{"id":"ITEM-89","isTemporary":false,"itemData":{"author":[{"family":"Nigatu","given":"Hassen"},{"family":"Shi","given":"Gaokun"},{"family":"Li","given":"Jituo"},{"family":"Wang","given":"Jin"},{"family":"Lu","given":"Guodong"},{"family":"Li","given":"Howard"}],"container-title":"IEEE Robotics and Automation Letters","id":"Nigatu2025","issued":{"date-parts":[[2025]]},"note":"Accepted October 2025; preprint arXiv:2509.07216","title":"Quantum machine learning and Grover’s algorithm for quantum optimization of robotic manipulators","type":"article-journal"}},{"id":"ITEM-90","isTemporary":false,"itemData":{"URL":"https://openaccess.thecvf.com/content/CVPR2026/html/Yu_HQC-NBV_A_Hybrid_Quantum-Classical_View_Planning_Approach_CVPR_2026_paper.html","author":[{"family":"Yu","given":"Xiaotong"},{"family":"Chen","given":"Chang Wen"}],"container-title":"Proceedings of the IEEE/CVF conference on computer vision and pattern recognition (CVPR)","id":"Yu2025","issued":{"date-parts":[[2026,6]]},"page":"35091-35100","title":"HQC-NBV: A hybrid quantum-classical view planning approach","title-short":"HQC-NBV","type":"paper-conference"}}],"isEdited":false,"manualOverride":{"citeprocText":"(Chella et al. 2022; Nigatu et al. 2025; Yu and Chen 2026)","isManuallyOverridden":false,"manualOverrideText":""},"mendeley":{"formattedCitation":"(Chella et al. 2022; Nigatu et al. 2025; Yu and Chen 2026)","plainTextFormattedCitation":"(Chella et al. 2022; Nigatu et al. 2025; Yu and Chen 2026)","previouslyFormattedCitation":"(Chella et al. 2022; Nigatu et al. 2025; Yu and Chen 2026)"},"properties":{"noteIndex":0},"schema":"https://github.com/citation-style-language/schema/raw/master/csl-citation.json"}</w:instrText>
+              <w:instrText xml:space="preserve">ADDIN CSL_CITATION {"citationID":"MENDELEY_CITATION_91","citationItems":[{"id":"ITEM-89","isTemporary":false,"itemData":{"DOI":"10.3390/math10142475","author":[{"family":"Chella","given":"Antonio"},{"family":"Gaglio","given":"Salvatore"},{"family":"Pilato","given":"Giovanni"},{"family":"Vella","given":"Filippo"},{"family":"Zammuto","given":"Salvatore"}],"container-title":"Mathematics","id":"Chella2022","issue":"14","issued":{"date-parts":[[2022]]},"page":"2475","publisher":"MDPI","title":"A quantum planner for robot motion","type":"article-journal","volume":"10"}},{"id":"ITEM-90","isTemporary":false,"itemData":{"DOI":"10.1109/ACCESS.2023.3307316","author":[{"family":"Lathrop","given":"Paul"},{"family":"Boardman","given":"Beth"},{"family":"Martínez","given":"Sonia"}],"container-title":"IEEE Access","id":"Lathrop2023","issued":{"date-parts":[[2023]]},"page":"89506-89519","title":"Quantum search approaches to sampling-based motion planning","type":"article-journal","volume":"11"}},{"id":"ITEM-91","isTemporary":false,"itemData":{"author":[{"family":"Roh","given":"Emily Jimin"},{"family":"Baek","given":"Hankyul"},{"family":"Kim","given":"Donghyeon"},{"family":"Kim","given":"Joongheon"}],"container-title":"IEEE Transactions on Mobile Computing","id":"Roh2025","issue":"2","issued":{"date-parts":[[2025]]},"page":"1031-1042","title":"Fast quantum convolutional neural networks for low-complexity object detection in autonomous driving applications","type":"article-journal","volume":"24"}}],"isEdited":false,"manualOverride":{"citeprocText":"(Chella et al. 2022; Lathrop, Boardman, and Martínez 2023; Roh et al. 2025)","isManuallyOverridden":false,"manualOverrideText":""},"mendeley":{"formattedCitation":"(Chella et al. 2022; Lathrop, Boardman, and Martínez 2023; Roh et al. 2025)","plainTextFormattedCitation":"(Chella et al. 2022; Lathrop, Boardman, and Martínez 2023; Roh et al. 2025)","previouslyFormattedCitation":"(Chella et al. 2022; Lathrop, Boardman, and Martínez 2023; Roh et al. 2025)"},"properties":{"noteIndex":0},"schema":"https://github.com/citation-style-language/schema/raw/master/csl-citation.json"}</w:instrText>
             </w:r>
             <w:r>
               <w:fldChar w:fldCharType="separate"/>
             </w:r>
             <w:r>
-              <w:t xml:space="preserve">(Chella et al. 2022; Nigatu et al. 2025; Yu and Chen 2026)</w:t>
+              <w:t xml:space="preserve">(Chella et al. 2022; Lathrop, Boardman, and Martínez 2023; Roh et al. 2025)</w:t>
             </w:r>
             <w:r>
               <w:fldChar w:fldCharType="end"/>
@@ -7609,7 +7630,7 @@
               <w:jc w:val="left"/>
             </w:pPr>
             <w:r>
-              <w:t xml:space="preserve">19</w:t>
+              <w:t xml:space="preserve">23</w:t>
             </w:r>
           </w:p>
         </w:tc>
@@ -7624,7 +7645,7 @@
               <w:fldChar w:fldCharType="begin"/>
             </w:r>
             <w:r>
-              <w:instrText xml:space="preserve">ADDIN CSL_CITATION {"citationID":"MENDELEY_CITATION_93","citationItems":[{"id":"ITEM-91","isTemporary":false,"itemData":{"DOI":"10.1145/3293320.3293333","author":[{"family":"Clark","given":"James"},{"family":"West","given":"Tristan"},{"family":"Zammit","given":"Joseph Paul"},{"family":"Guo","given":"Xiaohu"},{"family":"Mason","given":"Luke"},{"family":"Russell","given":"Duncan"}],"container-title":"Proceedings of the international conference on high performance computing in asia-pacific region (HPC Asia 2019)","id":"Clark2019","issued":{"date-parts":[[2019]]},"page":"111-119","publisher":"ACM","publisher-place":"New York, NY, USA","title":"Towards real time multi-robot routing using quantum computing technologies","type":"paper-conference"}},{"id":"ITEM-92","isTemporary":false,"itemData":{"DOI":"10.1038/s41598-023-45668-1","author":[{"family":"Leib","given":"Dominik"},{"family":"Seidel","given":"Tobias"},{"family":"Jäger","given":"Sven"},{"family":"Heese","given":"Raoul"},{"family":"Jones","given":"Caitlin Isobel"},{"family":"Awasthi","given":"Abhishek"},{"family":"Niederle","given":"Astrid"},{"family":"Bortz","given":"Michael"}],"container-title":"Scientific Reports","id":"Leib2023","issued":{"date-parts":[[2023]]},"publisher":"Nature Publishing Group","title":"An optimization case study for solving a transport robot scheduling problem on quantum-hybrid and quantum-inspired hardware","type":"article-journal","volume":"13"}},{"id":"ITEM-93","isTemporary":false,"itemData":{"DOI":"10.1038/s41598-025-12109-0","author":[{"family":"Otani","given":"Takuya"},{"family":"Takanishi","given":"Atsuo"},{"family":"Hara","given":"Nobuyuki"},{"family":"Takita","given":"Yutaka"},{"family":"Kimura","given":"Koichi"}],"container-title":"Scientific Reports","id":"Otani2025","issued":{"date-parts":[[2025]]},"page":"28508","publisher":"Nature Publishing Group","title":"Quantum computation for robot posture optimization","type":"article-journal","volume":"15"}}],"isEdited":false,"manualOverride":{"citeprocText":"(Clark et al. 2019; Leib et al. 2023; Otani et al. 2025)","isManuallyOverridden":false,"manualOverrideText":""},"mendeley":{"formattedCitation":"(Clark et al. 2019; Leib et al. 2023; Otani et al. 2025)","plainTextFormattedCitation":"(Clark et al. 2019; Leib et al. 2023; Otani et al. 2025)","previouslyFormattedCitation":"(Clark et al. 2019; Leib et al. 2023; Otani et al. 2025)"},"properties":{"noteIndex":0},"schema":"https://github.com/citation-style-language/schema/raw/master/csl-citation.json"}</w:instrText>
+              <w:instrText xml:space="preserve">ADDIN CSL_CITATION {"citationID":"MENDELEY_CITATION_94","citationItems":[{"id":"ITEM-92","isTemporary":false,"itemData":{"DOI":"10.1145/3293320.3293333","author":[{"family":"Clark","given":"James"},{"family":"West","given":"Tristan"},{"family":"Zammit","given":"Joseph Paul"},{"family":"Guo","given":"Xiaohu"},{"family":"Mason","given":"Luke"},{"family":"Russell","given":"Duncan"}],"container-title":"Proceedings of the international conference on high performance computing in asia-pacific region (HPC Asia 2019)","id":"Clark2019","issued":{"date-parts":[[2019]]},"page":"111-119","publisher":"ACM","publisher-place":"New York, NY, USA","title":"Towards real time multi-robot routing using quantum computing technologies","type":"paper-conference"}},{"id":"ITEM-93","isTemporary":false,"itemData":{"DOI":"10.1038/s41598-023-45668-1","author":[{"family":"Leib","given":"Dominik"},{"family":"Seidel","given":"Tobias"},{"family":"Jäger","given":"Sven"},{"family":"Heese","given":"Raoul"},{"family":"Jones","given":"Caitlin Isobel"},{"family":"Awasthi","given":"Abhishek"},{"family":"Niederle","given":"Astrid"},{"family":"Bortz","given":"Michael"}],"container-title":"Scientific Reports","id":"Leib2023","issued":{"date-parts":[[2023]]},"publisher":"Nature Publishing Group","title":"An optimization case study for solving a transport robot scheduling problem on quantum-hybrid and quantum-inspired hardware","type":"article-journal","volume":"13"}},{"id":"ITEM-94","isTemporary":false,"itemData":{"DOI":"10.1038/s41598-025-12109-0","author":[{"family":"Otani","given":"Takuya"},{"family":"Takanishi","given":"Atsuo"},{"family":"Hara","given":"Nobuyuki"},{"family":"Takita","given":"Yutaka"},{"family":"Kimura","given":"Koichi"}],"container-title":"Scientific Reports","id":"Otani2025","issued":{"date-parts":[[2025]]},"page":"28508","publisher":"Nature Publishing Group","title":"Quantum computation for robot posture optimization","type":"article-journal","volume":"15"}}],"isEdited":false,"manualOverride":{"citeprocText":"(Clark et al. 2019; Leib et al. 2023; Otani et al. 2025)","isManuallyOverridden":false,"manualOverrideText":""},"mendeley":{"formattedCitation":"(Clark et al. 2019; Leib et al. 2023; Otani et al. 2025)","plainTextFormattedCitation":"(Clark et al. 2019; Leib et al. 2023; Otani et al. 2025)","previouslyFormattedCitation":"(Clark et al. 2019; Leib et al. 2023; Otani et al. 2025)"},"properties":{"noteIndex":0},"schema":"https://github.com/citation-style-language/schema/raw/master/csl-citation.json"}</w:instrText>
             </w:r>
             <w:r>
               <w:fldChar w:fldCharType="separate"/>
@@ -7683,7 +7704,7 @@
               <w:jc w:val="left"/>
             </w:pPr>
             <w:r>
-              <w:t xml:space="preserve">8</w:t>
+              <w:t xml:space="preserve">10</w:t>
             </w:r>
           </w:p>
         </w:tc>
@@ -7698,7 +7719,7 @@
               <w:fldChar w:fldCharType="begin"/>
             </w:r>
             <w:r>
-              <w:instrText xml:space="preserve">ADDIN CSL_CITATION {"citationID":"MENDELEY_CITATION_96","citationItems":[{"id":"ITEM-94","isTemporary":false,"itemData":{"DOI":"10.1109/ACCESS.2024.3417808","author":[{"family":"Hohenfeld","given":"Hans"},{"family":"Heimann","given":"Dirk"},{"family":"Wiebe","given":"Felix"},{"family":"Kirchner","given":"Frank"}],"container-title":"IEEE Access","id":"Hohenfeld2024","issued":{"date-parts":[[2024]]},"page":"87217-87236","publisher":"IEEE","title":"Quantum deep reinforcement learning for robot navigation tasks","type":"article-journal","volume":"12"}},{"id":"ITEM-95","isTemporary":false,"itemData":{"DOI":"10.1007/s42484-024-00226-4","author":[{"family":"Sinha","given":"Akash"},{"family":"Macaluso","given":"Antonio"},{"family":"Klusch","given":"Matthias"}],"container-title":"Quantum Machine Intelligence","id":"Sinha2023","issued":{"date-parts":[[2025]]},"page":"19","publisher":"Springer","title":"Nav-Q: Quantum deep reinforcement learning for collision-free navigation of self-driving cars","title-short":"Nav-Q","type":"article-journal","volume":"7"}},{"id":"ITEM-96","isTemporary":false,"itemData":{"DOI":"10.1038/s41598-025-28481-w","author":[{"family":"Quang","given":"Thinh Nguyen"},{"family":"Matsuyama","given":"Kosuke"},{"family":"Shimizu","given":"Keisuke"},{"family":"Sugano","given":"Hiroki"},{"family":"Kurimoto","given":"Eiji"},{"family":"Miki","given":"Masahiro"},{"family":"Suzuki","given":"Jumpei"},{"family":"Chen","given":"Ziyi"},{"family":"Waidyasooriya","given":"Hasitha Muthumala"},{"family":"Hariyama","given":"Masanori"},{"family":"Hitomi","given":"Masaru"},{"family":"Sawamura","given":"Kenta"},{"family":"Ohzeki","given":"Masayuki"}],"container-title":"Scientific Reports","id":"Quang2025","issued":{"date-parts":[[2025]]},"page":"44047","publisher":"Nature Publishing Group","title":"Quantum annealing-based route optimization for commercial AGV operating systems in large-scale logistics warehouses","type":"article-journal","volume":"15"}}],"isEdited":false,"manualOverride":{"citeprocText":"(Hohenfeld et al. 2024; Sinha, Macaluso, and Klusch 2025; Quang et al. 2025)","isManuallyOverridden":false,"manualOverrideText":""},"mendeley":{"formattedCitation":"(Hohenfeld et al. 2024; Sinha, Macaluso, and Klusch 2025; Quang et al. 2025)","plainTextFormattedCitation":"(Hohenfeld et al. 2024; Sinha, Macaluso, and Klusch 2025; Quang et al. 2025)","previouslyFormattedCitation":"(Hohenfeld et al. 2024; Sinha, Macaluso, and Klusch 2025; Quang et al. 2025)"},"properties":{"noteIndex":0},"schema":"https://github.com/citation-style-language/schema/raw/master/csl-citation.json"}</w:instrText>
+              <w:instrText xml:space="preserve">ADDIN CSL_CITATION {"citationID":"MENDELEY_CITATION_97","citationItems":[{"id":"ITEM-95","isTemporary":false,"itemData":{"DOI":"10.1109/ACCESS.2024.3417808","author":[{"family":"Hohenfeld","given":"Hans"},{"family":"Heimann","given":"Dirk"},{"family":"Wiebe","given":"Felix"},{"family":"Kirchner","given":"Frank"}],"container-title":"IEEE Access","id":"Hohenfeld2024","issued":{"date-parts":[[2024]]},"page":"87217-87236","publisher":"IEEE","title":"Quantum deep reinforcement learning for robot navigation tasks","type":"article-journal","volume":"12"}},{"id":"ITEM-96","isTemporary":false,"itemData":{"DOI":"10.1007/s42484-024-00226-4","author":[{"family":"Sinha","given":"Akash"},{"family":"Macaluso","given":"Antonio"},{"family":"Klusch","given":"Matthias"}],"container-title":"Quantum Machine Intelligence","id":"Sinha2023","issued":{"date-parts":[[2025]]},"page":"19","publisher":"Springer","title":"Nav-Q: Quantum deep reinforcement learning for collision-free navigation of self-driving cars","title-short":"Nav-Q","type":"article-journal","volume":"7"}},{"id":"ITEM-97","isTemporary":false,"itemData":{"DOI":"10.1038/s41598-025-28481-w","author":[{"family":"Quang","given":"Thinh Nguyen"},{"family":"Matsuyama","given":"Kosuke"},{"family":"Shimizu","given":"Keisuke"},{"family":"Sugano","given":"Hiroki"},{"family":"Kurimoto","given":"Eiji"},{"family":"Miki","given":"Masahiro"},{"family":"Suzuki","given":"Jumpei"},{"family":"Chen","given":"Ziyi"},{"family":"Waidyasooriya","given":"Hasitha Muthumala"},{"family":"Hariyama","given":"Masanori"},{"family":"Hitomi","given":"Masaru"},{"family":"Sawamura","given":"Kenta"},{"family":"Ohzeki","given":"Masayuki"}],"container-title":"Scientific Reports","id":"Quang2025","issued":{"date-parts":[[2025]]},"page":"44047","publisher":"Nature Publishing Group","title":"Quantum annealing-based route optimization for commercial AGV operating systems in large-scale logistics warehouses","type":"article-journal","volume":"15"}}],"isEdited":false,"manualOverride":{"citeprocText":"(Hohenfeld et al. 2024; Sinha, Macaluso, and Klusch 2025; Quang et al. 2025)","isManuallyOverridden":false,"manualOverrideText":""},"mendeley":{"formattedCitation":"(Hohenfeld et al. 2024; Sinha, Macaluso, and Klusch 2025; Quang et al. 2025)","plainTextFormattedCitation":"(Hohenfeld et al. 2024; Sinha, Macaluso, and Klusch 2025; Quang et al. 2025)","previouslyFormattedCitation":"(Hohenfeld et al. 2024; Sinha, Macaluso, and Klusch 2025; Quang et al. 2025)"},"properties":{"noteIndex":0},"schema":"https://github.com/citation-style-language/schema/raw/master/csl-citation.json"}</w:instrText>
             </w:r>
             <w:r>
               <w:fldChar w:fldCharType="separate"/>
@@ -7745,7 +7766,7 @@
               <w:jc w:val="left"/>
             </w:pPr>
             <w:r>
-              <w:t xml:space="preserve">Behavior demonstrated on a physical robot or vehicle</w:t>
+              <w:t xml:space="preserve">Behavior demonstrated on a physical robot, vehicle, or mechanical control system</w:t>
             </w:r>
           </w:p>
         </w:tc>
@@ -7757,7 +7778,7 @@
               <w:jc w:val="left"/>
             </w:pPr>
             <w:r>
-              <w:t xml:space="preserve">4</w:t>
+              <w:t xml:space="preserve">6</w:t>
             </w:r>
           </w:p>
         </w:tc>
@@ -7772,13 +7793,13 @@
               <w:fldChar w:fldCharType="begin"/>
             </w:r>
             <w:r>
-              <w:instrText xml:space="preserve">ADDIN CSL_CITATION {"citationID":"MENDELEY_CITATION_99","citationItems":[{"id":"ITEM-97","isTemporary":false,"itemData":{"DOI":"10.1109/TMECH.2010.2090896","author":[{"family":"Dong","given":"Daoyi"},{"family":"Chen","given":"Chunlin"},{"family":"Chu","given":"Jian"},{"family":"Tarn","given":"Tzyh-Jong"}],"container-title":"IEEE/ASME Transactions on Mechatronics","id":"Dong2012","issue":"1","issued":{"date-parts":[[2012]]},"page":"86-97","publisher":"IEEE","title":"Robust quantum-inspired reinforcement learning for robot navigation","type":"article-journal","volume":"17"}},{"id":"ITEM-98","isTemporary":false,"itemData":{"DOI":"10.1103/PhysRevLett.133.200801","author":[{"family":"Tian","given":"Xiao-Hui"},{"family":"Yang","given":"Ran"},{"family":"Liu","given":"Hua-Ying"},{"family":"Fan","given":"Pengfei"},{"family":"Zhang","given":"Ji-Ning"},{"family":"Gu","given":"Changsheng"},{"family":"Chen","given":"Mengwen"},{"family":"Hu","given":"Mingzhe"},{"family":"Lu","given":"Feng-Yu"},{"family":"Yin","given":"Zhen-Qiang"},{"family":"Yin","given":"Zhi-Jun"},{"family":"Yuan","given":"Mo"},{"family":"Wang","given":"Shuang"},{"family":"Chen","given":"Wei"},{"family":"Gong","given":"Yan-Xiao"},{"family":"Zhu","given":"Shi-Ning"},{"family":"Xie","given":"Zhenda"}],"container-title":"Physical Review Letters","id":"Tian2023","issue":"20","issued":{"date-parts":[[2024]]},"page":"200801","publisher":"American Physical Society","title":"Experimental demonstration of drone-based quantum key distribution","type":"article-journal","volume":"133"}},{"id":"ITEM-99","isTemporary":false,"itemData":{"DOI":"10.48550/arXiv.2505.17587","URL":"https://arxiv.org/abs/2505.17587","author":[{"family":"Conrad","given":"Andrew"},{"family":"Cochran","given":"Roderick"},{"family":"Sanchez-Rosales","given":"Daniel"},{"family":"Isaac","given":"Samantha"},{"family":"Javid","given":"Timur"},{"family":"Rezaei","given":"Tahereh"},{"family":"Schroeder","given":"A. J."},{"family":"Golba","given":"Grzegorz"},{"family":"Gutha","given":"Akash"},{"family":"Wilens","given":"Brian"},{"family":"Herndon","given":"Kyle"},{"family":"Hill","given":"Alex"},{"family":"Chapman","given":"Joseph"},{"family":"Call","given":"Ian"},{"family":"Szabo","given":"Joseph"},{"family":"Corrigan","given":"Aodhan"},{"family":"Kamin","given":"Lars"},{"family":"Lütkenhaus","given":"Norbert"},{"family":"Gauthier","given":"Daniel J."},{"family":"Kwiat","given":"Paul G."}],"id":"Conrad2025","issued":{"date-parts":[[2025]]},"title":"Drone- and vehicle-based quantum key distribution","type":""}}],"isEdited":false,"manualOverride":{"citeprocText":"(Dong et al. 2012; Tian et al. 2024; Conrad et al. 2025)","isManuallyOverridden":false,"manualOverrideText":""},"mendeley":{"formattedCitation":"(Dong et al. 2012; Tian et al. 2024; Conrad et al. 2025)","plainTextFormattedCitation":"(Dong et al. 2012; Tian et al. 2024; Conrad et al. 2025)","previouslyFormattedCitation":"(Dong et al. 2012; Tian et al. 2024; Conrad et al. 2025)"},"properties":{"noteIndex":0},"schema":"https://github.com/citation-style-language/schema/raw/master/csl-citation.json"}</w:instrText>
+              <w:instrText xml:space="preserve">ADDIN CSL_CITATION {"citationID":"MENDELEY_CITATION_100","citationItems":[{"id":"ITEM-98","isTemporary":false,"itemData":{"DOI":"10.1109/TMECH.2010.2090896","author":[{"family":"Dong","given":"Daoyi"},{"family":"Chen","given":"Chunlin"},{"family":"Chu","given":"Jian"},{"family":"Tarn","given":"Tzyh-Jong"}],"container-title":"IEEE/ASME Transactions on Mechatronics","id":"Dong2012","issue":"1","issued":{"date-parts":[[2012]]},"page":"86-97","publisher":"IEEE","title":"Robust quantum-inspired reinforcement learning for robot navigation","type":"article-journal","volume":"17"}},{"id":"ITEM-99","isTemporary":false,"itemData":{"DOI":"10.1103/PhysRevLett.126.020503","author":[{"family":"Liu","given":"Hua-Ying"},{"family":"Tian","given":"Xiao-Hui"},{"family":"Gu","given":"Changsheng"},{"family":"Fan","given":"Pengfei"},{"family":"Ni","given":"Xin"},{"family":"Yang","given":"Ran"},{"family":"Zhang","given":"Ji-Ning"},{"family":"Hu","given":"Mingzhe"},{"family":"Guo","given":"Jian"},{"family":"Cao","given":"Xun"},{"family":"Hu","given":"Xiaopeng"},{"family":"Zhao","given":"Gang"},{"family":"Lu","given":"Yan-Qing"},{"family":"Gong","given":"Yan-Xiao"},{"family":"Xie","given":"Zhenda"},{"family":"Zhu","given":"Shi-Ning"}],"container-title":"Physical Review Letters","id":"Liu2021","issued":{"date-parts":[[2021]]},"page":"020503","title":"Optical-relayed entanglement distribution using drones as mobile nodes","type":"article-journal","volume":"126"}},{"id":"ITEM-100","isTemporary":false,"itemData":{"URL":"https://arxiv.org/abs/2508.01690","author":[{"family":"Sun","given":"Yize"},{"family":"Hagog","given":"Mohamad"},{"family":"Weber","given":"Marc"},{"family":"Hein","given":"Daniel"},{"family":"Udluft","given":"Steffen"},{"family":"Tresp","given":"Volker"},{"family":"Ma","given":"Yunpu"}],"id":"Sun2025","issued":{"date-parts":[[2025]]},"note":"QML@QCE 2025 workshop","title":"First experience with real-time control using simulated VQC-based quantum policies","type":""}}],"isEdited":false,"manualOverride":{"citeprocText":"(Dong et al. 2012; Liu et al. 2021; Sun et al. 2025)","isManuallyOverridden":false,"manualOverrideText":""},"mendeley":{"formattedCitation":"(Dong et al. 2012; Liu et al. 2021; Sun et al. 2025)","plainTextFormattedCitation":"(Dong et al. 2012; Liu et al. 2021; Sun et al. 2025)","previouslyFormattedCitation":"(Dong et al. 2012; Liu et al. 2021; Sun et al. 2025)"},"properties":{"noteIndex":0},"schema":"https://github.com/citation-style-language/schema/raw/master/csl-citation.json"}</w:instrText>
             </w:r>
             <w:r>
               <w:fldChar w:fldCharType="separate"/>
             </w:r>
             <w:r>
-              <w:t xml:space="preserve">(Dong et al. 2012; Tian et al. 2024; Conrad et al. 2025)</w:t>
+              <w:t xml:space="preserve">(Dong et al. 2012; Liu et al. 2021; Sun et al. 2025)</w:t>
             </w:r>
             <w:r>
               <w:fldChar w:fldCharType="end"/>
@@ -7846,7 +7867,7 @@
               <w:fldChar w:fldCharType="begin"/>
             </w:r>
             <w:r>
-              <w:instrText xml:space="preserve">ADDIN CSL_CITATION {"citationID":"MENDELEY_CITATION_100","citationItems":[{"id":"ITEM-100","isTemporary":false,"itemData":{"DOI":"10.48550/arXiv.2504.08167","URL":"https://arxiv.org/abs/2504.08167","author":[{"family":"Muradoglu","given":"Murat"},{"family":"Johnsson","given":"Mattias T."},{"family":"Wilson","given":"Nathanial M."},{"family":"Cohen","given":"Yuval"},{"family":"Shin","given":"Dongki"},{"family":"Navickas","given":"Tomas"},{"family":"Pyragius","given":"Tadas"},{"family":"Thomas","given":"Divya"},{"family":"Thompson","given":"Daniel"},{"family":"Moore","given":"Steven I."},{"family":"Rahman","given":"Md Tanvir"},{"family":"Walker","given":"Adrian"},{"family":"Dutta","given":"Indranil"},{"family":"Bijjahalli","given":"Suraj"},{"family":"Berlocher","given":"Jacob"},{"family":"Hush","given":"Michael R."},{"family":"Anderson","given":"Russell P."},{"family":"Szigeti","given":"Stuart S."},{"family":"Biercuk","given":"Michael J."}],"id":"Muradoglu2025","issued":{"date-parts":[[2025]]},"title":"Quantum-assured magnetic navigation achieves positioning accuracy better than a strategic-grade INS in airborne and ground-based field trials","type":""}}],"isEdited":false,"manualOverride":{"citeprocText":"(Muradoglu et al. 2025)","isManuallyOverridden":false,"manualOverrideText":""},"mendeley":{"formattedCitation":"(Muradoglu et al. 2025)","plainTextFormattedCitation":"(Muradoglu et al. 2025)","previouslyFormattedCitation":"(Muradoglu et al. 2025)"},"properties":{"noteIndex":0},"schema":"https://github.com/citation-style-language/schema/raw/master/csl-citation.json"}</w:instrText>
+              <w:instrText xml:space="preserve">ADDIN CSL_CITATION {"citationID":"MENDELEY_CITATION_101","citationItems":[{"id":"ITEM-101","isTemporary":false,"itemData":{"DOI":"10.48550/arXiv.2504.08167","URL":"https://arxiv.org/abs/2504.08167","author":[{"family":"Muradoglu","given":"Murat"},{"family":"Johnsson","given":"Mattias T."},{"family":"Wilson","given":"Nathanial M."},{"family":"Cohen","given":"Yuval"},{"family":"Shin","given":"Dongki"},{"family":"Navickas","given":"Tomas"},{"family":"Pyragius","given":"Tadas"},{"family":"Thomas","given":"Divya"},{"family":"Thompson","given":"Daniel"},{"family":"Moore","given":"Steven I."},{"family":"Rahman","given":"Md Tanvir"},{"family":"Walker","given":"Adrian"},{"family":"Dutta","given":"Indranil"},{"family":"Bijjahalli","given":"Suraj"},{"family":"Berlocher","given":"Jacob"},{"family":"Hush","given":"Michael R."},{"family":"Anderson","given":"Russell P."},{"family":"Szigeti","given":"Stuart S."},{"family":"Biercuk","given":"Michael J."}],"id":"Muradoglu2025","issued":{"date-parts":[[2025]]},"title":"Quantum-assured magnetic navigation achieves positioning accuracy better than a strategic-grade INS in airborne and ground-based field trials","type":""}}],"isEdited":false,"manualOverride":{"citeprocText":"(Muradoglu et al. 2025)","isManuallyOverridden":false,"manualOverrideText":""},"mendeley":{"formattedCitation":"(Muradoglu et al. 2025)","plainTextFormattedCitation":"(Muradoglu et al. 2025)","previouslyFormattedCitation":"(Muradoglu et al. 2025)"},"properties":{"noteIndex":0},"schema":"https://github.com/citation-style-language/schema/raw/master/csl-citation.json"}</w:instrText>
             </w:r>
             <w:r>
               <w:fldChar w:fldCharType="separate"/>
@@ -8057,7 +8078,7 @@
         <w:fldChar w:fldCharType="begin"/>
       </w:r>
       <w:r>
-        <w:instrText xml:space="preserve">ADDIN CSL_CITATION {"citationID":"MENDELEY_CITATION_102","citationItems":[{"id":"ITEM-101","isTemporary":false,"itemData":{"URL":"https://arxiv.org/abs/2605.20801","author":[{"family":"Altrabulsi","given":"Mohamed Khair"},{"family":"Innan","given":"Nouhaila"},{"family":"Marchisio","given":"Alberto"},{"family":"Kashif","given":"Muhammad"},{"family":"Shafique","given":"Muhammad"}],"id":"Altrabulsi2026","issued":{"date-parts":[[2026]]},"title":"Q-SpiRL: Quantum spiking reinforcement learning for adaptive robot navigation","title-short":"Q-SpiRL","type":""}},{"id":"ITEM-102","isTemporary":false,"itemData":{"DOI":"10.48550/arXiv.2504.08167","URL":"https://arxiv.org/abs/2504.08167","author":[{"family":"Muradoglu","given":"Murat"},{"family":"Johnsson","given":"Mattias T."},{"family":"Wilson","given":"Nathanial M."},{"family":"Cohen","given":"Yuval"},{"family":"Shin","given":"Dongki"},{"family":"Navickas","given":"Tomas"},{"family":"Pyragius","given":"Tadas"},{"family":"Thomas","given":"Divya"},{"family":"Thompson","given":"Daniel"},{"family":"Moore","given":"Steven I."},{"family":"Rahman","given":"Md Tanvir"},{"family":"Walker","given":"Adrian"},{"family":"Dutta","given":"Indranil"},{"family":"Bijjahalli","given":"Suraj"},{"family":"Berlocher","given":"Jacob"},{"family":"Hush","given":"Michael R."},{"family":"Anderson","given":"Russell P."},{"family":"Szigeti","given":"Stuart S."},{"family":"Biercuk","given":"Michael J."}],"id":"Muradoglu2025","issued":{"date-parts":[[2025]]},"title":"Quantum-assured magnetic navigation achieves positioning accuracy better than a strategic-grade INS in airborne and ground-based field trials","type":""}}],"isEdited":false,"manualOverride":{"citeprocText":"(Altrabulsi et al. 2026; Muradoglu et al. 2025)","isManuallyOverridden":false,"manualOverrideText":""},"mendeley":{"formattedCitation":"(Altrabulsi et al. 2026; Muradoglu et al. 2025)","plainTextFormattedCitation":"(Altrabulsi et al. 2026; Muradoglu et al. 2025)","previouslyFormattedCitation":"(Altrabulsi et al. 2026; Muradoglu et al. 2025)"},"properties":{"noteIndex":0},"schema":"https://github.com/citation-style-language/schema/raw/master/csl-citation.json"}</w:instrText>
+        <w:instrText xml:space="preserve">ADDIN CSL_CITATION {"citationID":"MENDELEY_CITATION_103","citationItems":[{"id":"ITEM-102","isTemporary":false,"itemData":{"URL":"https://arxiv.org/abs/2605.20801","author":[{"family":"Altrabulsi","given":"Mohamed Khair"},{"family":"Innan","given":"Nouhaila"},{"family":"Marchisio","given":"Alberto"},{"family":"Kashif","given":"Muhammad"},{"family":"Shafique","given":"Muhammad"}],"id":"Altrabulsi2026","issued":{"date-parts":[[2026]]},"title":"Q-SpiRL: Quantum spiking reinforcement learning for adaptive robot navigation","title-short":"Q-SpiRL","type":""}},{"id":"ITEM-103","isTemporary":false,"itemData":{"DOI":"10.48550/arXiv.2504.08167","URL":"https://arxiv.org/abs/2504.08167","author":[{"family":"Muradoglu","given":"Murat"},{"family":"Johnsson","given":"Mattias T."},{"family":"Wilson","given":"Nathanial M."},{"family":"Cohen","given":"Yuval"},{"family":"Shin","given":"Dongki"},{"family":"Navickas","given":"Tomas"},{"family":"Pyragius","given":"Tadas"},{"family":"Thomas","given":"Divya"},{"family":"Thompson","given":"Daniel"},{"family":"Moore","given":"Steven I."},{"family":"Rahman","given":"Md Tanvir"},{"family":"Walker","given":"Adrian"},{"family":"Dutta","given":"Indranil"},{"family":"Bijjahalli","given":"Suraj"},{"family":"Berlocher","given":"Jacob"},{"family":"Hush","given":"Michael R."},{"family":"Anderson","given":"Russell P."},{"family":"Szigeti","given":"Stuart S."},{"family":"Biercuk","given":"Michael J."}],"id":"Muradoglu2025","issued":{"date-parts":[[2025]]},"title":"Quantum-assured magnetic navigation achieves positioning accuracy better than a strategic-grade INS in airborne and ground-based field trials","type":""}}],"isEdited":false,"manualOverride":{"citeprocText":"(Altrabulsi et al. 2026; Muradoglu et al. 2025)","isManuallyOverridden":false,"manualOverrideText":""},"mendeley":{"formattedCitation":"(Altrabulsi et al. 2026; Muradoglu et al. 2025)","plainTextFormattedCitation":"(Altrabulsi et al. 2026; Muradoglu et al. 2025)","previouslyFormattedCitation":"(Altrabulsi et al. 2026; Muradoglu et al. 2025)"},"properties":{"noteIndex":0},"schema":"https://github.com/citation-style-language/schema/raw/master/csl-citation.json"}</w:instrText>
       </w:r>
       <w:r>
         <w:fldChar w:fldCharType="separate"/>
@@ -8180,7 +8201,7 @@
         <w:fldChar w:fldCharType="begin"/>
       </w:r>
       <w:r>
-        <w:instrText xml:space="preserve">ADDIN CSL_CITATION {"citationID":"MENDELEY_CITATION_103","citationItems":[{"id":"ITEM-103","isTemporary":false,"itemData":{"DOI":"10.3389/fphy.2014.00005","author":[{"family":"Lucas","given":"Andrew"}],"container-title":"Frontiers in Physics","id":"Lucas2014","issued":{"date-parts":[[2014]]},"page":"5","publisher":"Frontiers Media","title":"Ising formulations of many NP problems","type":"article-journal","volume":"2"},"suppress-author":false}],"isEdited":false,"manualOverride":{"citeprocText":"Lucas (2014)","isManuallyOverridden":false,"manualOverrideText":""},"mendeley":{"formattedCitation":"Lucas (2014)","plainTextFormattedCitation":"Lucas (2014)","previouslyFormattedCitation":"Lucas (2014)"},"properties":{"noteIndex":0},"schema":"https://github.com/citation-style-language/schema/raw/master/csl-citation.json"}</w:instrText>
+        <w:instrText xml:space="preserve">ADDIN CSL_CITATION {"citationID":"MENDELEY_CITATION_104","citationItems":[{"id":"ITEM-104","isTemporary":false,"itemData":{"DOI":"10.3389/fphy.2014.00005","author":[{"family":"Lucas","given":"Andrew"}],"container-title":"Frontiers in Physics","id":"Lucas2014","issued":{"date-parts":[[2014]]},"page":"5","publisher":"Frontiers Media","title":"Ising formulations of many NP problems","type":"article-journal","volume":"2"},"suppress-author":false}],"isEdited":false,"manualOverride":{"citeprocText":"Lucas (2014)","isManuallyOverridden":false,"manualOverrideText":""},"mendeley":{"formattedCitation":"Lucas (2014)","plainTextFormattedCitation":"Lucas (2014)","previouslyFormattedCitation":"Lucas (2014)"},"properties":{"noteIndex":0},"schema":"https://github.com/citation-style-language/schema/raw/master/csl-citation.json"}</w:instrText>
       </w:r>
       <w:r>
         <w:fldChar w:fldCharType="separate"/>
@@ -8201,7 +8222,7 @@
         <w:fldChar w:fldCharType="begin"/>
       </w:r>
       <w:r>
-        <w:instrText xml:space="preserve">ADDIN CSL_CITATION {"citationID":"MENDELEY_CITATION_104","citationItems":[{"id":"ITEM-104","isTemporary":false,"itemData":{"DOI":"10.1038/nature10012","author":[{"family":"Johnson","given":"M. W."},{"family":"Amin","given":"M. H. S."},{"family":"Gildert","given":"S."},{"family":"Lanting","given":"T."},{"family":"Hamze","given":"F."},{"family":"Dickson","given":"N."},{"family":"Harris","given":"R."},{"family":"Berkley","given":"A. J."},{"family":"Johansson","given":"J."},{"family":"Bunyk","given":"P."},{"family":"Chapple","given":"E. M."},{"family":"Enderud","given":"C."},{"family":"Hilton","given":"J. P."},{"family":"Karimi","given":"K."},{"family":"Ladizinsky","given":"E."},{"family":"Ladizinsky","given":"N."},{"family":"Oh","given":"T."},{"family":"Perminov","given":"I."},{"family":"Rich","given":"C."},{"family":"Thom","given":"M. C."},{"family":"Tolkacheva","given":"E."},{"family":"Truncik","given":"C. J. S."},{"family":"Uchaikin","given":"S."},{"family":"Wang","given":"J."},{"family":"Wilson","given":"B."},{"family":"Rose","given":"G."}],"container-title":"Nature","id":"Johnson2011","issue":"7346","issued":{"date-parts":[[2011]]},"page":"194-198","publisher":"Nature Publishing Group","title":"Quantum annealing with manufactured spins","type":"article-journal","volume":"473"}}],"isEdited":false,"manualOverride":{"citeprocText":"(Johnson et al. 2011)","isManuallyOverridden":false,"manualOverrideText":""},"mendeley":{"formattedCitation":"(Johnson et al. 2011)","plainTextFormattedCitation":"(Johnson et al. 2011)","previouslyFormattedCitation":"(Johnson et al. 2011)"},"properties":{"noteIndex":0},"schema":"https://github.com/citation-style-language/schema/raw/master/csl-citation.json"}</w:instrText>
+        <w:instrText xml:space="preserve">ADDIN CSL_CITATION {"citationID":"MENDELEY_CITATION_105","citationItems":[{"id":"ITEM-105","isTemporary":false,"itemData":{"DOI":"10.1038/nature10012","author":[{"family":"Johnson","given":"M. W."},{"family":"Amin","given":"M. H. S."},{"family":"Gildert","given":"S."},{"family":"Lanting","given":"T."},{"family":"Hamze","given":"F."},{"family":"Dickson","given":"N."},{"family":"Harris","given":"R."},{"family":"Berkley","given":"A. J."},{"family":"Johansson","given":"J."},{"family":"Bunyk","given":"P."},{"family":"Chapple","given":"E. M."},{"family":"Enderud","given":"C."},{"family":"Hilton","given":"J. P."},{"family":"Karimi","given":"K."},{"family":"Ladizinsky","given":"E."},{"family":"Ladizinsky","given":"N."},{"family":"Oh","given":"T."},{"family":"Perminov","given":"I."},{"family":"Rich","given":"C."},{"family":"Thom","given":"M. C."},{"family":"Tolkacheva","given":"E."},{"family":"Truncik","given":"C. J. S."},{"family":"Uchaikin","given":"S."},{"family":"Wang","given":"J."},{"family":"Wilson","given":"B."},{"family":"Rose","given":"G."}],"container-title":"Nature","id":"Johnson2011","issue":"7346","issued":{"date-parts":[[2011]]},"page":"194-198","publisher":"Nature Publishing Group","title":"Quantum annealing with manufactured spins","type":"article-journal","volume":"473"}}],"isEdited":false,"manualOverride":{"citeprocText":"(Johnson et al. 2011)","isManuallyOverridden":false,"manualOverrideText":""},"mendeley":{"formattedCitation":"(Johnson et al. 2011)","plainTextFormattedCitation":"(Johnson et al. 2011)","previouslyFormattedCitation":"(Johnson et al. 2011)"},"properties":{"noteIndex":0},"schema":"https://github.com/citation-style-language/schema/raw/master/csl-citation.json"}</w:instrText>
       </w:r>
       <w:r>
         <w:fldChar w:fldCharType="separate"/>
@@ -8222,7 +8243,7 @@
         <w:fldChar w:fldCharType="begin"/>
       </w:r>
       <w:r>
-        <w:instrText xml:space="preserve">ADDIN CSL_CITATION {"citationID":"MENDELEY_CITATION_105","citationItems":[{"id":"ITEM-105","isTemporary":false,"itemData":{"URL":"https://arxiv.org/abs/1411.4028","author":[{"family":"Farhi","given":"Edward"},{"family":"Goldstone","given":"Jeffrey"},{"family":"Gutmann","given":"Sam"}],"id":"Farhi2014","issued":{"date-parts":[[2014]]},"title":"A quantum approximate optimization algorithm","type":""}}],"isEdited":false,"manualOverride":{"citeprocText":"(Farhi, Goldstone, and Gutmann 2014)","isManuallyOverridden":false,"manualOverrideText":""},"mendeley":{"formattedCitation":"(Farhi, Goldstone, and Gutmann 2014)","plainTextFormattedCitation":"(Farhi, Goldstone, and Gutmann 2014)","previouslyFormattedCitation":"(Farhi, Goldstone, and Gutmann 2014)"},"properties":{"noteIndex":0},"schema":"https://github.com/citation-style-language/schema/raw/master/csl-citation.json"}</w:instrText>
+        <w:instrText xml:space="preserve">ADDIN CSL_CITATION {"citationID":"MENDELEY_CITATION_106","citationItems":[{"id":"ITEM-106","isTemporary":false,"itemData":{"URL":"https://arxiv.org/abs/1411.4028","author":[{"family":"Farhi","given":"Edward"},{"family":"Goldstone","given":"Jeffrey"},{"family":"Gutmann","given":"Sam"}],"id":"Farhi2014","issued":{"date-parts":[[2014]]},"title":"A quantum approximate optimization algorithm","type":""}}],"isEdited":false,"manualOverride":{"citeprocText":"(Farhi, Goldstone, and Gutmann 2014)","isManuallyOverridden":false,"manualOverrideText":""},"mendeley":{"formattedCitation":"(Farhi, Goldstone, and Gutmann 2014)","plainTextFormattedCitation":"(Farhi, Goldstone, and Gutmann 2014)","previouslyFormattedCitation":"(Farhi, Goldstone, and Gutmann 2014)"},"properties":{"noteIndex":0},"schema":"https://github.com/citation-style-language/schema/raw/master/csl-citation.json"}</w:instrText>
       </w:r>
       <w:r>
         <w:fldChar w:fldCharType="separate"/>
@@ -8297,7 +8318,7 @@
         <w:fldChar w:fldCharType="begin"/>
       </w:r>
       <w:r>
-        <w:instrText xml:space="preserve">ADDIN CSL_CITATION {"citationID":"MENDELEY_CITATION_106","citationItems":[{"id":"ITEM-106","isTemporary":false,"itemData":{"DOI":"10.3390/a12020034","author":[{"family":"Hadfield","given":"Stuart"},{"family":"Wang","given":"Zhihui"},{"family":"O’Gorman","given":"Bryan"},{"family":"Rieffel","given":"Eleanor G."},{"family":"Venturelli","given":"Davide"},{"family":"Biswas","given":"Rupak"}],"container-title":"Algorithms","id":"Hadfield2019","issue":"2","issued":{"date-parts":[[2019]]},"page":"34","publisher":"MDPI","title":"From the quantum approximate optimization algorithm to a quantum alternating operator ansatz","type":"article-journal","volume":"12"},"suppress-author":false}],"isEdited":false,"manualOverride":{"citeprocText":"Hadfield et al. (2019)","isManuallyOverridden":false,"manualOverrideText":""},"mendeley":{"formattedCitation":"Hadfield et al. (2019)","plainTextFormattedCitation":"Hadfield et al. (2019)","previouslyFormattedCitation":"Hadfield et al. (2019)"},"properties":{"noteIndex":0},"schema":"https://github.com/citation-style-language/schema/raw/master/csl-citation.json"}</w:instrText>
+        <w:instrText xml:space="preserve">ADDIN CSL_CITATION {"citationID":"MENDELEY_CITATION_107","citationItems":[{"id":"ITEM-107","isTemporary":false,"itemData":{"DOI":"10.3390/a12020034","author":[{"family":"Hadfield","given":"Stuart"},{"family":"Wang","given":"Zhihui"},{"family":"O’Gorman","given":"Bryan"},{"family":"Rieffel","given":"Eleanor G."},{"family":"Venturelli","given":"Davide"},{"family":"Biswas","given":"Rupak"}],"container-title":"Algorithms","id":"Hadfield2019","issue":"2","issued":{"date-parts":[[2019]]},"page":"34","publisher":"MDPI","title":"From the quantum approximate optimization algorithm to a quantum alternating operator ansatz","type":"article-journal","volume":"12"},"suppress-author":false}],"isEdited":false,"manualOverride":{"citeprocText":"Hadfield et al. (2019)","isManuallyOverridden":false,"manualOverrideText":""},"mendeley":{"formattedCitation":"Hadfield et al. (2019)","plainTextFormattedCitation":"Hadfield et al. (2019)","previouslyFormattedCitation":"Hadfield et al. (2019)"},"properties":{"noteIndex":0},"schema":"https://github.com/citation-style-language/schema/raw/master/csl-citation.json"}</w:instrText>
       </w:r>
       <w:r>
         <w:fldChar w:fldCharType="separate"/>
@@ -8321,7 +8342,7 @@
         <w:fldChar w:fldCharType="begin"/>
       </w:r>
       <w:r>
-        <w:instrText xml:space="preserve">ADDIN CSL_CITATION {"citationID":"MENDELEY_CITATION_107","citationItems":[{"id":"ITEM-107","isTemporary":false,"itemData":{"DOI":"10.1103/PhysRevX.10.021067","author":[{"family":"Zhou","given":"Leo"},{"family":"Wang","given":"Sheng-Tao"},{"family":"Choi","given":"Soonwon"},{"family":"Pichler","given":"Hannes"},{"family":"Lukin","given":"Mikhail D."}],"container-title":"Physical Review X","id":"Zhou2020","issue":"2","issued":{"date-parts":[[2020]]},"page":"021067","publisher":"American Physical Society","title":"Quantum approximate optimization algorithm: Performance, mechanism, and implementation on near-term devices","title-short":"Quantum approximate optimization algorithm","type":"article-journal","volume":"10"},"suppress-author":false}],"isEdited":false,"manualOverride":{"citeprocText":"Zhou et al. (2020)","isManuallyOverridden":false,"manualOverrideText":""},"mendeley":{"formattedCitation":"Zhou et al. (2020)","plainTextFormattedCitation":"Zhou et al. (2020)","previouslyFormattedCitation":"Zhou et al. (2020)"},"properties":{"noteIndex":0},"schema":"https://github.com/citation-style-language/schema/raw/master/csl-citation.json"}</w:instrText>
+        <w:instrText xml:space="preserve">ADDIN CSL_CITATION {"citationID":"MENDELEY_CITATION_108","citationItems":[{"id":"ITEM-108","isTemporary":false,"itemData":{"DOI":"10.1103/PhysRevX.10.021067","author":[{"family":"Zhou","given":"Leo"},{"family":"Wang","given":"Sheng-Tao"},{"family":"Choi","given":"Soonwon"},{"family":"Pichler","given":"Hannes"},{"family":"Lukin","given":"Mikhail D."}],"container-title":"Physical Review X","id":"Zhou2020","issue":"2","issued":{"date-parts":[[2020]]},"page":"021067","publisher":"American Physical Society","title":"Quantum approximate optimization algorithm: Performance, mechanism, and implementation on near-term devices","title-short":"Quantum approximate optimization algorithm","type":"article-journal","volume":"10"},"suppress-author":false}],"isEdited":false,"manualOverride":{"citeprocText":"Zhou et al. (2020)","isManuallyOverridden":false,"manualOverrideText":""},"mendeley":{"formattedCitation":"Zhou et al. (2020)","plainTextFormattedCitation":"Zhou et al. (2020)","previouslyFormattedCitation":"Zhou et al. (2020)"},"properties":{"noteIndex":0},"schema":"https://github.com/citation-style-language/schema/raw/master/csl-citation.json"}</w:instrText>
       </w:r>
       <w:r>
         <w:fldChar w:fldCharType="separate"/>
@@ -8356,7 +8377,7 @@
         <w:fldChar w:fldCharType="begin"/>
       </w:r>
       <w:r>
-        <w:instrText xml:space="preserve">ADDIN CSL_CITATION {"citationID":"MENDELEY_CITATION_108","citationItems":[{"id":"ITEM-108","isTemporary":false,"itemData":{"DOI":"10.22331/q-2020-04-20-256","author":[{"family":"Barkoutsos","given":"Panagiotis Kl."},{"family":"Nannicini","given":"Giacomo"},{"family":"Robert","given":"Anton"},{"family":"Tavernelli","given":"Ivano"},{"family":"Woerner","given":"Stefan"}],"container-title":"Quantum","id":"Barkoutsos2020","issued":{"date-parts":[[2020]]},"page":"256","publisher":"Verein zur Förderung des Open Access Publizierens in den Quantenwissenschaften","title":"Improving variational quantum optimization using CVaR","type":"article-journal","volume":"4"},"suppress-author":false}],"isEdited":false,"manualOverride":{"citeprocText":"Barkoutsos et al. (2020)","isManuallyOverridden":false,"manualOverrideText":""},"mendeley":{"formattedCitation":"Barkoutsos et al. (2020)","plainTextFormattedCitation":"Barkoutsos et al. (2020)","previouslyFormattedCitation":"Barkoutsos et al. (2020)"},"properties":{"noteIndex":0},"schema":"https://github.com/citation-style-language/schema/raw/master/csl-citation.json"}</w:instrText>
+        <w:instrText xml:space="preserve">ADDIN CSL_CITATION {"citationID":"MENDELEY_CITATION_109","citationItems":[{"id":"ITEM-109","isTemporary":false,"itemData":{"DOI":"10.22331/q-2020-04-20-256","author":[{"family":"Barkoutsos","given":"Panagiotis Kl."},{"family":"Nannicini","given":"Giacomo"},{"family":"Robert","given":"Anton"},{"family":"Tavernelli","given":"Ivano"},{"family":"Woerner","given":"Stefan"}],"container-title":"Quantum","id":"Barkoutsos2020","issued":{"date-parts":[[2020]]},"page":"256","publisher":"Verein zur Förderung des Open Access Publizierens in den Quantenwissenschaften","title":"Improving variational quantum optimization using CVaR","type":"article-journal","volume":"4"},"suppress-author":false}],"isEdited":false,"manualOverride":{"citeprocText":"Barkoutsos et al. (2020)","isManuallyOverridden":false,"manualOverrideText":""},"mendeley":{"formattedCitation":"Barkoutsos et al. (2020)","plainTextFormattedCitation":"Barkoutsos et al. (2020)","previouslyFormattedCitation":"Barkoutsos et al. (2020)"},"properties":{"noteIndex":0},"schema":"https://github.com/citation-style-language/schema/raw/master/csl-citation.json"}</w:instrText>
       </w:r>
       <w:r>
         <w:fldChar w:fldCharType="separate"/>
@@ -8371,7 +8392,79 @@
         <w:t xml:space="preserve"> </w:t>
       </w:r>
       <w:r>
-        <w:t xml:space="preserve">showed that optimizing the conditional value-at-risk of the samples, rather than their mean, improves convergence on combinatorial problems.</w:t>
+        <w:t xml:space="preserve">showed that optimizing the conditional value-at-risk of the samples, rather than their mean, improves convergence on combinatorial problems. Annealers were tried on robot-like planning early:</w:t>
+      </w:r>
+      <w:r>
+        <w:t xml:space="preserve"> </w:t>
+      </w:r>
+      <w:r>
+        <w:fldChar w:fldCharType="begin"/>
+      </w:r>
+      <w:r>
+        <w:instrText xml:space="preserve">ADDIN CSL_CITATION {"citationID":"MENDELEY_CITATION_110","citationItems":[{"id":"ITEM-110","isTemporary":false,"itemData":{"DOI":"10.1007/s11128-014-0892-x","author":[{"family":"Rieffel","given":"Eleanor G."},{"family":"Venturelli","given":"Davide"},{"family":"O’Gorman","given":"Bryan"},{"family":"Do","given":"Minh B."},{"family":"Prystay","given":"Elicia M."},{"family":"Smelyanskiy","given":"Vadim N."}],"container-title":"Quantum Information Processing","id":"Rieffel2015","issue":"1","issued":{"date-parts":[[2015]]},"page":"1-36","title":"A case study in programming a quantum annealer for hard operational planning problems","type":"article-journal","volume":"14"},"suppress-author":false}],"isEdited":false,"manualOverride":{"citeprocText":"Rieffel et al. (2015)","isManuallyOverridden":false,"manualOverrideText":""},"mendeley":{"formattedCitation":"Rieffel et al. (2015)","plainTextFormattedCitation":"Rieffel et al. (2015)","previouslyFormattedCitation":"Rieffel et al. (2015)"},"properties":{"noteIndex":0},"schema":"https://github.com/citation-style-language/schema/raw/master/csl-citation.json"}</w:instrText>
+      </w:r>
+      <w:r>
+        <w:fldChar w:fldCharType="separate"/>
+      </w:r>
+      <w:r>
+        <w:t xml:space="preserve">Rieffel et al. (2015)</w:t>
+      </w:r>
+      <w:r>
+        <w:fldChar w:fldCharType="end"/>
+      </w:r>
+      <w:r>
+        <w:t xml:space="preserve"> </w:t>
+      </w:r>
+      <w:r>
+        <w:t xml:space="preserve">mapped navigation-type and scheduling-type planning problems to QUBOs on a D-Wave device and found that the problem mapping, the embedding, and the annealing schedule all strongly affect performance, and</w:t>
+      </w:r>
+      <w:r>
+        <w:t xml:space="preserve"> </w:t>
+      </w:r>
+      <w:r>
+        <w:fldChar w:fldCharType="begin"/>
+      </w:r>
+      <w:r>
+        <w:instrText xml:space="preserve">ADDIN CSL_CITATION {"citationID":"MENDELEY_CITATION_111","citationItems":[{"id":"ITEM-111","isTemporary":false,"itemData":{"DOI":"10.3389/fict.2017.00029","author":[{"family":"Neukart","given":"Florian"},{"family":"Compostella","given":"Gabriele"},{"family":"Seidel","given":"Christian"},{"dropping-particle":"von","family":"Dollen","given":"David"},{"family":"Yarkoni","given":"Sheir"},{"family":"Parney","given":"Bob"}],"container-title":"Frontiers in ICT","id":"Neukart2017","issued":{"date-parts":[[2017]]},"page":"29","title":"Traffic flow optimization using a quantum annealer","type":"article-journal","volume":"4"},"suppress-author":false}],"isEdited":false,"manualOverride":{"citeprocText":"Neukart et al. (2017)","isManuallyOverridden":false,"manualOverrideText":""},"mendeley":{"formattedCitation":"Neukart et al. (2017)","plainTextFormattedCitation":"Neukart et al. (2017)","previouslyFormattedCitation":"Neukart et al. (2017)"},"properties":{"noteIndex":0},"schema":"https://github.com/citation-style-language/schema/raw/master/csl-citation.json"}</w:instrText>
+      </w:r>
+      <w:r>
+        <w:fldChar w:fldCharType="separate"/>
+      </w:r>
+      <w:r>
+        <w:t xml:space="preserve">Neukart et al. (2017)</w:t>
+      </w:r>
+      <w:r>
+        <w:fldChar w:fldCharType="end"/>
+      </w:r>
+      <w:r>
+        <w:t xml:space="preserve"> </w:t>
+      </w:r>
+      <w:r>
+        <w:t xml:space="preserve">used a hybrid annealer workflow to redistribute cars across a congested road network.</w:t>
+      </w:r>
+      <w:r>
+        <w:t xml:space="preserve"> </w:t>
+      </w:r>
+      <w:r>
+        <w:fldChar w:fldCharType="begin"/>
+      </w:r>
+      <w:r>
+        <w:instrText xml:space="preserve">ADDIN CSL_CITATION {"citationID":"MENDELEY_CITATION_112","citationItems":[{"id":"ITEM-112","isTemporary":false,"itemData":{"DOI":"10.1088/1361-6633/ac8c54","author":[{"family":"Yarkoni","given":"Sheir"},{"family":"Raponi","given":"Elena"},{"family":"Bäck","given":"Thomas"},{"family":"Schmitt","given":"Sebastian"}],"container-title":"Reports on Progress in Physics","id":"Yarkoni2022","issue":"10","issued":{"date-parts":[[2022]]},"page":"104001","title":"Quantum annealing for industry applications: Introduction and review","title-short":"Quantum annealing for industry applications","type":"article-journal","volume":"85"},"suppress-author":false}],"isEdited":false,"manualOverride":{"citeprocText":"Yarkoni et al. (2022)","isManuallyOverridden":false,"manualOverrideText":""},"mendeley":{"formattedCitation":"Yarkoni et al. (2022)","plainTextFormattedCitation":"Yarkoni et al. (2022)","previouslyFormattedCitation":"Yarkoni et al. (2022)"},"properties":{"noteIndex":0},"schema":"https://github.com/citation-style-language/schema/raw/master/csl-citation.json"}</w:instrText>
+      </w:r>
+      <w:r>
+        <w:fldChar w:fldCharType="separate"/>
+      </w:r>
+      <w:r>
+        <w:t xml:space="preserve">Yarkoni et al. (2022)</w:t>
+      </w:r>
+      <w:r>
+        <w:fldChar w:fldCharType="end"/>
+      </w:r>
+      <w:r>
+        <w:t xml:space="preserve"> </w:t>
+      </w:r>
+      <w:r>
+        <w:t xml:space="preserve">review industrial uses of annealing more broadly.</w:t>
       </w:r>
     </w:p>
     <w:p>
@@ -8388,7 +8481,7 @@
         <w:fldChar w:fldCharType="begin"/>
       </w:r>
       <w:r>
-        <w:instrText xml:space="preserve">ADDIN CSL_CITATION {"citationID":"MENDELEY_CITATION_109","citationItems":[{"id":"ITEM-109","isTemporary":false,"itemData":{"DOI":"10.1038/s41598-019-43176-9","author":[{"family":"Guerreschi","given":"Gian Giacomo"},{"family":"Matsuura","given":"Anne Y."}],"container-title":"Scientific Reports","id":"Guerreschi2019","issued":{"date-parts":[[2019]]},"page":"6903","publisher":"Nature Publishing Group","title":"QAOA for Max-Cut requires hundreds of qubits for quantum speed-up","type":"article-journal","volume":"9"},"suppress-author":false}],"isEdited":false,"manualOverride":{"citeprocText":"Guerreschi and Matsuura (2019)","isManuallyOverridden":false,"manualOverrideText":""},"mendeley":{"formattedCitation":"Guerreschi and Matsuura (2019)","plainTextFormattedCitation":"Guerreschi and Matsuura (2019)","previouslyFormattedCitation":"Guerreschi and Matsuura (2019)"},"properties":{"noteIndex":0},"schema":"https://github.com/citation-style-language/schema/raw/master/csl-citation.json"}</w:instrText>
+        <w:instrText xml:space="preserve">ADDIN CSL_CITATION {"citationID":"MENDELEY_CITATION_113","citationItems":[{"id":"ITEM-113","isTemporary":false,"itemData":{"DOI":"10.1038/s41598-019-43176-9","author":[{"family":"Guerreschi","given":"Gian Giacomo"},{"family":"Matsuura","given":"Anne Y."}],"container-title":"Scientific Reports","id":"Guerreschi2019","issued":{"date-parts":[[2019]]},"page":"6903","publisher":"Nature Publishing Group","title":"QAOA for Max-Cut requires hundreds of qubits for quantum speed-up","type":"article-journal","volume":"9"},"suppress-author":false}],"isEdited":false,"manualOverride":{"citeprocText":"Guerreschi and Matsuura (2019)","isManuallyOverridden":false,"manualOverrideText":""},"mendeley":{"formattedCitation":"Guerreschi and Matsuura (2019)","plainTextFormattedCitation":"Guerreschi and Matsuura (2019)","previouslyFormattedCitation":"Guerreschi and Matsuura (2019)"},"properties":{"noteIndex":0},"schema":"https://github.com/citation-style-language/schema/raw/master/csl-citation.json"}</w:instrText>
       </w:r>
       <w:r>
         <w:fldChar w:fldCharType="separate"/>
@@ -8441,7 +8534,7 @@
         <w:fldChar w:fldCharType="begin"/>
       </w:r>
       <w:r>
-        <w:instrText xml:space="preserve">ADDIN CSL_CITATION {"citationID":"MENDELEY_CITATION_110","citationItems":[{"id":"ITEM-110","isTemporary":false,"itemData":{"DOI":"10.3389/fcomp.2019.00009","author":[{"family":"Ohzeki","given":"Masayuki"},{"family":"Miki","given":"Akira"},{"family":"Miyama","given":"Masamichi J."},{"family":"Terabe","given":"Masayoshi"}],"container-title":"Frontiers in Computer Science","id":"Ohzeki2019","issued":{"date-parts":[[2019]]},"page":"9","publisher":"Frontiers Media","title":"Control of automated guided vehicles without collision by quantum annealer and digital devices","type":"article-journal","volume":"1"},"suppress-author":false}],"isEdited":false,"manualOverride":{"citeprocText":"Ohzeki et al. (2019)","isManuallyOverridden":false,"manualOverrideText":""},"mendeley":{"formattedCitation":"Ohzeki et al. (2019)","plainTextFormattedCitation":"Ohzeki et al. (2019)","previouslyFormattedCitation":"Ohzeki et al. (2019)"},"properties":{"noteIndex":0},"schema":"https://github.com/citation-style-language/schema/raw/master/csl-citation.json"}</w:instrText>
+        <w:instrText xml:space="preserve">ADDIN CSL_CITATION {"citationID":"MENDELEY_CITATION_114","citationItems":[{"id":"ITEM-114","isTemporary":false,"itemData":{"DOI":"10.3389/fcomp.2019.00009","author":[{"family":"Ohzeki","given":"Masayuki"},{"family":"Miki","given":"Akira"},{"family":"Miyama","given":"Masamichi J."},{"family":"Terabe","given":"Masayoshi"}],"container-title":"Frontiers in Computer Science","id":"Ohzeki2019","issued":{"date-parts":[[2019]]},"page":"9","publisher":"Frontiers Media","title":"Control of automated guided vehicles without collision by quantum annealer and digital devices","type":"article-journal","volume":"1"},"suppress-author":false}],"isEdited":false,"manualOverride":{"citeprocText":"Ohzeki et al. (2019)","isManuallyOverridden":false,"manualOverrideText":""},"mendeley":{"formattedCitation":"Ohzeki et al. (2019)","plainTextFormattedCitation":"Ohzeki et al. (2019)","previouslyFormattedCitation":"Ohzeki et al. (2019)"},"properties":{"noteIndex":0},"schema":"https://github.com/citation-style-language/schema/raw/master/csl-citation.json"}</w:instrText>
       </w:r>
       <w:r>
         <w:fldChar w:fldCharType="separate"/>
@@ -8467,7 +8560,7 @@
         <w:fldChar w:fldCharType="begin"/>
       </w:r>
       <w:r>
-        <w:instrText xml:space="preserve">ADDIN CSL_CITATION {"citationID":"MENDELEY_CITATION_111","citationItems":[{"id":"ITEM-111","isTemporary":false,"itemData":{"DOI":"10.1038/s41598-025-28481-w","author":[{"family":"Quang","given":"Thinh Nguyen"},{"family":"Matsuyama","given":"Kosuke"},{"family":"Shimizu","given":"Keisuke"},{"family":"Sugano","given":"Hiroki"},{"family":"Kurimoto","given":"Eiji"},{"family":"Miki","given":"Masahiro"},{"family":"Suzuki","given":"Jumpei"},{"family":"Chen","given":"Ziyi"},{"family":"Waidyasooriya","given":"Hasitha Muthumala"},{"family":"Hariyama","given":"Masanori"},{"family":"Hitomi","given":"Masaru"},{"family":"Sawamura","given":"Kenta"},{"family":"Ohzeki","given":"Masayuki"}],"container-title":"Scientific Reports","id":"Quang2025","issued":{"date-parts":[[2025]]},"page":"44047","publisher":"Nature Publishing Group","title":"Quantum annealing-based route optimization for commercial AGV operating systems in large-scale logistics warehouses","type":"article-journal","volume":"15"},"suppress-author":false}],"isEdited":false,"manualOverride":{"citeprocText":"Quang et al. (2025)","isManuallyOverridden":false,"manualOverrideText":""},"mendeley":{"formattedCitation":"Quang et al. (2025)","plainTextFormattedCitation":"Quang et al. (2025)","previouslyFormattedCitation":"Quang et al. (2025)"},"properties":{"noteIndex":0},"schema":"https://github.com/citation-style-language/schema/raw/master/csl-citation.json"}</w:instrText>
+        <w:instrText xml:space="preserve">ADDIN CSL_CITATION {"citationID":"MENDELEY_CITATION_115","citationItems":[{"id":"ITEM-115","isTemporary":false,"itemData":{"DOI":"10.1038/s41598-025-28481-w","author":[{"family":"Quang","given":"Thinh Nguyen"},{"family":"Matsuyama","given":"Kosuke"},{"family":"Shimizu","given":"Keisuke"},{"family":"Sugano","given":"Hiroki"},{"family":"Kurimoto","given":"Eiji"},{"family":"Miki","given":"Masahiro"},{"family":"Suzuki","given":"Jumpei"},{"family":"Chen","given":"Ziyi"},{"family":"Waidyasooriya","given":"Hasitha Muthumala"},{"family":"Hariyama","given":"Masanori"},{"family":"Hitomi","given":"Masaru"},{"family":"Sawamura","given":"Kenta"},{"family":"Ohzeki","given":"Masayuki"}],"container-title":"Scientific Reports","id":"Quang2025","issued":{"date-parts":[[2025]]},"page":"44047","publisher":"Nature Publishing Group","title":"Quantum annealing-based route optimization for commercial AGV operating systems in large-scale logistics warehouses","type":"article-journal","volume":"15"},"suppress-author":false}],"isEdited":false,"manualOverride":{"citeprocText":"Quang et al. (2025)","isManuallyOverridden":false,"manualOverrideText":""},"mendeley":{"formattedCitation":"Quang et al. (2025)","plainTextFormattedCitation":"Quang et al. (2025)","previouslyFormattedCitation":"Quang et al. (2025)"},"properties":{"noteIndex":0},"schema":"https://github.com/citation-style-language/schema/raw/master/csl-citation.json"}</w:instrText>
       </w:r>
       <w:r>
         <w:fldChar w:fldCharType="separate"/>
@@ -8510,7 +8603,7 @@
         <w:fldChar w:fldCharType="begin"/>
       </w:r>
       <w:r>
-        <w:instrText xml:space="preserve">ADDIN CSL_CITATION {"citationID":"MENDELEY_CITATION_112","citationItems":[{"id":"ITEM-112","isTemporary":false,"itemData":{"DOI":"10.1145/3293320.3293333","author":[{"family":"Clark","given":"James"},{"family":"West","given":"Tristan"},{"family":"Zammit","given":"Joseph Paul"},{"family":"Guo","given":"Xiaohu"},{"family":"Mason","given":"Luke"},{"family":"Russell","given":"Duncan"}],"container-title":"Proceedings of the international conference on high performance computing in asia-pacific region (HPC Asia 2019)","id":"Clark2019","issued":{"date-parts":[[2019]]},"page":"111-119","publisher":"ACM","publisher-place":"New York, NY, USA","title":"Towards real time multi-robot routing using quantum computing technologies","type":"paper-conference"},"suppress-author":false}],"isEdited":false,"manualOverride":{"citeprocText":"Clark et al. (2019)","isManuallyOverridden":false,"manualOverrideText":""},"mendeley":{"formattedCitation":"Clark et al. (2019)","plainTextFormattedCitation":"Clark et al. (2019)","previouslyFormattedCitation":"Clark et al. (2019)"},"properties":{"noteIndex":0},"schema":"https://github.com/citation-style-language/schema/raw/master/csl-citation.json"}</w:instrText>
+        <w:instrText xml:space="preserve">ADDIN CSL_CITATION {"citationID":"MENDELEY_CITATION_116","citationItems":[{"id":"ITEM-116","isTemporary":false,"itemData":{"DOI":"10.1145/3293320.3293333","author":[{"family":"Clark","given":"James"},{"family":"West","given":"Tristan"},{"family":"Zammit","given":"Joseph Paul"},{"family":"Guo","given":"Xiaohu"},{"family":"Mason","given":"Luke"},{"family":"Russell","given":"Duncan"}],"container-title":"Proceedings of the international conference on high performance computing in asia-pacific region (HPC Asia 2019)","id":"Clark2019","issued":{"date-parts":[[2019]]},"page":"111-119","publisher":"ACM","publisher-place":"New York, NY, USA","title":"Towards real time multi-robot routing using quantum computing technologies","type":"paper-conference"},"suppress-author":false}],"isEdited":false,"manualOverride":{"citeprocText":"Clark et al. (2019)","isManuallyOverridden":false,"manualOverrideText":""},"mendeley":{"formattedCitation":"Clark et al. (2019)","plainTextFormattedCitation":"Clark et al. (2019)","previouslyFormattedCitation":"Clark et al. (2019)"},"properties":{"noteIndex":0},"schema":"https://github.com/citation-style-language/schema/raw/master/csl-citation.json"}</w:instrText>
       </w:r>
       <w:r>
         <w:fldChar w:fldCharType="separate"/>
@@ -8546,7 +8639,7 @@
         <w:fldChar w:fldCharType="begin"/>
       </w:r>
       <w:r>
-        <w:instrText xml:space="preserve">ADDIN CSL_CITATION {"citationID":"MENDELEY_CITATION_113","citationItems":[{"id":"ITEM-113","isTemporary":false,"itemData":{"DOI":"10.1109/IISWC53511.2021.00015","author":[{"family":"Ravi","given":"Gokul Subramanian"},{"family":"Smith","given":"Kaitlin N."},{"family":"Gokhale","given":"Pranav"},{"family":"Chong","given":"Frederic T."}],"container-title":"2021 IEEE international symposium on workload characterization (IISWC)","id":"Ravi2021","issued":{"date-parts":[[2021]]},"page":"39-50","publisher":"IEEE","title":"Quantum computing in the cloud: Analyzing job and machine characteristics","title-short":"Quantum computing in the cloud","type":"paper-conference"}}],"isEdited":false,"manualOverride":{"citeprocText":"(Ravi et al. 2021)","isManuallyOverridden":false,"manualOverrideText":""},"mendeley":{"formattedCitation":"(Ravi et al. 2021)","plainTextFormattedCitation":"(Ravi et al. 2021)","previouslyFormattedCitation":"(Ravi et al. 2021)"},"properties":{"noteIndex":0},"schema":"https://github.com/citation-style-language/schema/raw/master/csl-citation.json"}</w:instrText>
+        <w:instrText xml:space="preserve">ADDIN CSL_CITATION {"citationID":"MENDELEY_CITATION_117","citationItems":[{"id":"ITEM-117","isTemporary":false,"itemData":{"DOI":"10.1109/IISWC53511.2021.00015","author":[{"family":"Ravi","given":"Gokul Subramanian"},{"family":"Smith","given":"Kaitlin N."},{"family":"Gokhale","given":"Pranav"},{"family":"Chong","given":"Frederic T."}],"container-title":"2021 IEEE international symposium on workload characterization (IISWC)","id":"Ravi2021","issued":{"date-parts":[[2021]]},"page":"39-50","publisher":"IEEE","title":"Quantum computing in the cloud: Analyzing job and machine characteristics","title-short":"Quantum computing in the cloud","type":"paper-conference"}}],"isEdited":false,"manualOverride":{"citeprocText":"(Ravi et al. 2021)","isManuallyOverridden":false,"manualOverrideText":""},"mendeley":{"formattedCitation":"(Ravi et al. 2021)","plainTextFormattedCitation":"(Ravi et al. 2021)","previouslyFormattedCitation":"(Ravi et al. 2021)"},"properties":{"noteIndex":0},"schema":"https://github.com/citation-style-language/schema/raw/master/csl-citation.json"}</w:instrText>
       </w:r>
       <w:r>
         <w:fldChar w:fldCharType="separate"/>
@@ -8575,7 +8668,7 @@
         <w:fldChar w:fldCharType="begin"/>
       </w:r>
       <w:r>
-        <w:instrText xml:space="preserve">ADDIN CSL_CITATION {"citationID":"MENDELEY_CITATION_114","citationItems":[{"id":"ITEM-114","isTemporary":false,"itemData":{"DOI":"10.1038/s41598-024-72101-y","author":[{"family":"Śmierzchalski","given":"Tomasz"},{"family":"Pawłowski","given":"Jakub"},{"family":"Przybysz","given":"Artur"},{"family":"Pawela","given":"Łukasz"},{"family":"Puchała","given":"Zbigniew"},{"family":"Koniorczyk","given":"Mátyás"},{"family":"Gardas","given":"Bartłomiej"},{"family":"Deffner","given":"Sebastian"},{"family":"Domino","given":"Krzysztof"}],"container-title":"Scientific Reports","id":"Smierzchalski2024","issued":{"date-parts":[[2024]]},"page":"21809","publisher":"Nature Publishing Group","title":"Hybrid quantum-classical computation for automatic guided vehicles scheduling","type":"article-journal","volume":"14"},"suppress-author":false}],"isEdited":false,"manualOverride":{"citeprocText":"Śmierzchalski et al. (2024)","isManuallyOverridden":false,"manualOverrideText":""},"mendeley":{"formattedCitation":"Śmierzchalski et al. (2024)","plainTextFormattedCitation":"Śmierzchalski et al. (2024)","previouslyFormattedCitation":"Śmierzchalski et al. (2024)"},"properties":{"noteIndex":0},"schema":"https://github.com/citation-style-language/schema/raw/master/csl-citation.json"}</w:instrText>
+        <w:instrText xml:space="preserve">ADDIN CSL_CITATION {"citationID":"MENDELEY_CITATION_118","citationItems":[{"id":"ITEM-118","isTemporary":false,"itemData":{"DOI":"10.1038/s41598-024-72101-y","author":[{"family":"Śmierzchalski","given":"Tomasz"},{"family":"Pawłowski","given":"Jakub"},{"family":"Przybysz","given":"Artur"},{"family":"Pawela","given":"Łukasz"},{"family":"Puchała","given":"Zbigniew"},{"family":"Koniorczyk","given":"Mátyás"},{"family":"Gardas","given":"Bartłomiej"},{"family":"Deffner","given":"Sebastian"},{"family":"Domino","given":"Krzysztof"}],"container-title":"Scientific Reports","id":"Smierzchalski2024","issued":{"date-parts":[[2024]]},"page":"21809","publisher":"Nature Publishing Group","title":"Hybrid quantum-classical computation for automatic guided vehicles scheduling","type":"article-journal","volume":"14"},"suppress-author":false}],"isEdited":false,"manualOverride":{"citeprocText":"Śmierzchalski et al. (2024)","isManuallyOverridden":false,"manualOverrideText":""},"mendeley":{"formattedCitation":"Śmierzchalski et al. (2024)","plainTextFormattedCitation":"Śmierzchalski et al. (2024)","previouslyFormattedCitation":"Śmierzchalski et al. (2024)"},"properties":{"noteIndex":0},"schema":"https://github.com/citation-style-language/schema/raw/master/csl-citation.json"}</w:instrText>
       </w:r>
       <w:r>
         <w:fldChar w:fldCharType="separate"/>
@@ -8599,7 +8692,7 @@
         <w:fldChar w:fldCharType="begin"/>
       </w:r>
       <w:r>
-        <w:instrText xml:space="preserve">ADDIN CSL_CITATION {"citationID":"MENDELEY_CITATION_115","citationItems":[{"id":"ITEM-115","isTemporary":false,"itemData":{"DOI":"10.1038/s41598-023-45668-1","author":[{"family":"Leib","given":"Dominik"},{"family":"Seidel","given":"Tobias"},{"family":"Jäger","given":"Sven"},{"family":"Heese","given":"Raoul"},{"family":"Jones","given":"Caitlin Isobel"},{"family":"Awasthi","given":"Abhishek"},{"family":"Niederle","given":"Astrid"},{"family":"Bortz","given":"Michael"}],"container-title":"Scientific Reports","id":"Leib2023","issued":{"date-parts":[[2023]]},"publisher":"Nature Publishing Group","title":"An optimization case study for solving a transport robot scheduling problem on quantum-hybrid and quantum-inspired hardware","type":"article-journal","volume":"13"},"suppress-author":false}],"isEdited":false,"manualOverride":{"citeprocText":"Leib et al. (2023)","isManuallyOverridden":false,"manualOverrideText":""},"mendeley":{"formattedCitation":"Leib et al. (2023)","plainTextFormattedCitation":"Leib et al. (2023)","previouslyFormattedCitation":"Leib et al. (2023)"},"properties":{"noteIndex":0},"schema":"https://github.com/citation-style-language/schema/raw/master/csl-citation.json"}</w:instrText>
+        <w:instrText xml:space="preserve">ADDIN CSL_CITATION {"citationID":"MENDELEY_CITATION_119","citationItems":[{"id":"ITEM-119","isTemporary":false,"itemData":{"DOI":"10.1038/s41598-023-45668-1","author":[{"family":"Leib","given":"Dominik"},{"family":"Seidel","given":"Tobias"},{"family":"Jäger","given":"Sven"},{"family":"Heese","given":"Raoul"},{"family":"Jones","given":"Caitlin Isobel"},{"family":"Awasthi","given":"Abhishek"},{"family":"Niederle","given":"Astrid"},{"family":"Bortz","given":"Michael"}],"container-title":"Scientific Reports","id":"Leib2023","issued":{"date-parts":[[2023]]},"publisher":"Nature Publishing Group","title":"An optimization case study for solving a transport robot scheduling problem on quantum-hybrid and quantum-inspired hardware","type":"article-journal","volume":"13"},"suppress-author":false}],"isEdited":false,"manualOverride":{"citeprocText":"Leib et al. (2023)","isManuallyOverridden":false,"manualOverrideText":""},"mendeley":{"formattedCitation":"Leib et al. (2023)","plainTextFormattedCitation":"Leib et al. (2023)","previouslyFormattedCitation":"Leib et al. (2023)"},"properties":{"noteIndex":0},"schema":"https://github.com/citation-style-language/schema/raw/master/csl-citation.json"}</w:instrText>
       </w:r>
       <w:r>
         <w:fldChar w:fldCharType="separate"/>
@@ -8641,7 +8734,7 @@
         <w:fldChar w:fldCharType="begin"/>
       </w:r>
       <w:r>
-        <w:instrText xml:space="preserve">ADDIN CSL_CITATION {"citationID":"MENDELEY_CITATION_116","citationItems":[{"id":"ITEM-116","isTemporary":false,"itemData":{"DOI":"10.3390/a14070194","author":[{"family":"Atchade-Adelomou","given":"Parfait"},{"family":"Alonso-Linaje","given":"Guillermo"},{"family":"Albo-Canals","given":"Jordi"},{"family":"Casado-Fauli","given":"Daniel"}],"container-title":"Algorithms","id":"AtchadeAdelomou2021","issue":"7","issued":{"date-parts":[[2021]]},"page":"194","publisher":"MDPI","title":"qRobot: A quantum computing approach in mobile robot order picking and batching problem solver optimization","title-short":"qRobot","type":"article-journal","volume":"14"},"suppress-author":false}],"isEdited":false,"manualOverride":{"citeprocText":"Atchade-Adelomou et al. (2021)","isManuallyOverridden":false,"manualOverrideText":""},"mendeley":{"formattedCitation":"Atchade-Adelomou et al. (2021)","plainTextFormattedCitation":"Atchade-Adelomou et al. (2021)","previouslyFormattedCitation":"Atchade-Adelomou et al. (2021)"},"properties":{"noteIndex":0},"schema":"https://github.com/citation-style-language/schema/raw/master/csl-citation.json"}</w:instrText>
+        <w:instrText xml:space="preserve">ADDIN CSL_CITATION {"citationID":"MENDELEY_CITATION_120","citationItems":[{"id":"ITEM-120","isTemporary":false,"itemData":{"DOI":"10.3390/a14070194","author":[{"family":"Atchade-Adelomou","given":"Parfait"},{"family":"Alonso-Linaje","given":"Guillermo"},{"family":"Albo-Canals","given":"Jordi"},{"family":"Casado-Fauli","given":"Daniel"}],"container-title":"Algorithms","id":"AtchadeAdelomou2021","issue":"7","issued":{"date-parts":[[2021]]},"page":"194","publisher":"MDPI","title":"qRobot: A quantum computing approach in mobile robot order picking and batching problem solver optimization","title-short":"qRobot","type":"article-journal","volume":"14"},"suppress-author":false}],"isEdited":false,"manualOverride":{"citeprocText":"Atchade-Adelomou et al. (2021)","isManuallyOverridden":false,"manualOverrideText":""},"mendeley":{"formattedCitation":"Atchade-Adelomou et al. (2021)","plainTextFormattedCitation":"Atchade-Adelomou et al. (2021)","previouslyFormattedCitation":"Atchade-Adelomou et al. (2021)"},"properties":{"noteIndex":0},"schema":"https://github.com/citation-style-language/schema/raw/master/csl-citation.json"}</w:instrText>
       </w:r>
       <w:r>
         <w:fldChar w:fldCharType="separate"/>
@@ -8657,6 +8750,30 @@
       </w:r>
       <w:r>
         <w:t xml:space="preserve">presented qRobot, a proof of concept in which the joint order-batching and picking-route problem of a warehouse robot is modeled as a capacitated vehicle-routing problem, translated into a QUBO, and solved with VQE and other hybrid algorithms. The robot’s onboard computer, a Raspberry Pi 4 with an ARM64 quantum software stack, dispatches jobs to cloud back ends including IBM Quantum, Amazon Braket, and D-Wave. The system returned valid routes for small instances; its value lies mainly in the end-to-end architecture, since instance sizes were very small, there was no systematic comparison with mature vehicle-routing solvers, and cloud queueing latency was not assessed.</w:t>
+      </w:r>
+      <w:r>
+        <w:t xml:space="preserve"> </w:t>
+      </w:r>
+      <w:r>
+        <w:fldChar w:fldCharType="begin"/>
+      </w:r>
+      <w:r>
+        <w:instrText xml:space="preserve">ADDIN CSL_CITATION {"citationID":"MENDELEY_CITATION_121","citationItems":[{"id":"ITEM-121","isTemporary":false,"itemData":{"DOI":"10.1515/auto-2023-0072","author":[{"family":"Windmann","given":"Stefan"}],"container-title":"at – Automatisierungstechnik","id":"Windmann2023","issued":{"date-parts":[[2023]]},"title":"Quantum computer-aided job scheduling for storage and retrieval systems","type":"article-journal"},"suppress-author":false}],"isEdited":false,"manualOverride":{"citeprocText":"Windmann (2023)","isManuallyOverridden":false,"manualOverrideText":""},"mendeley":{"formattedCitation":"Windmann (2023)","plainTextFormattedCitation":"Windmann (2023)","previouslyFormattedCitation":"Windmann (2023)"},"properties":{"noteIndex":0},"schema":"https://github.com/citation-style-language/schema/raw/master/csl-citation.json"}</w:instrText>
+      </w:r>
+      <w:r>
+        <w:fldChar w:fldCharType="separate"/>
+      </w:r>
+      <w:r>
+        <w:t xml:space="preserve">Windmann (2023)</w:t>
+      </w:r>
+      <w:r>
+        <w:fldChar w:fldCharType="end"/>
+      </w:r>
+      <w:r>
+        <w:t xml:space="preserve"> </w:t>
+      </w:r>
+      <w:r>
+        <w:t xml:space="preserve">scheduled the transport jobs of automated storage and retrieval machines as an asymmetric QUBO solved with QAOA on an IBM Q System One processor, and measured running time and qubit requirements as the instances grew; as with the annealer studies, only small instances fit on the device.</w:t>
       </w:r>
     </w:p>
     <w:bookmarkEnd w:id="54"/>
@@ -8692,7 +8809,7 @@
         <w:fldChar w:fldCharType="begin"/>
       </w:r>
       <w:r>
-        <w:instrText xml:space="preserve">ADDIN CSL_CITATION {"citationID":"MENDELEY_CITATION_117","citationItems":[{"id":"ITEM-117","isTemporary":false,"itemData":{"DOI":"10.1103/PhysRevApplied.18.054045","author":[{"family":"Schuetz","given":"Martin J. A."},{"family":"Brubaker","given":"J. Kyle"},{"family":"Montagu","given":"Henry"},{"dropping-particle":"van","family":"Dijk","given":"Yannick"},{"family":"Klepsch","given":"Johannes"},{"family":"Ross","given":"Philipp"},{"family":"Luckow","given":"Andre"},{"family":"Resende","given":"Mauricio G. C."},{"family":"Katzgraber","given":"Helmut G."}],"container-title":"Physical Review Applied","id":"Schuetz2022","issue":"5","issued":{"date-parts":[[2022]]},"page":"054045","publisher":"American Physical Society","title":"Optimization of robot-trajectory planning with nature-inspired and hybrid quantum algorithms","type":"article-journal","volume":"18"},"suppress-author":false}],"isEdited":false,"manualOverride":{"citeprocText":"Schuetz et al. (2022)","isManuallyOverridden":false,"manualOverrideText":""},"mendeley":{"formattedCitation":"Schuetz et al. (2022)","plainTextFormattedCitation":"Schuetz et al. (2022)","previouslyFormattedCitation":"Schuetz et al. (2022)"},"properties":{"noteIndex":0},"schema":"https://github.com/citation-style-language/schema/raw/master/csl-citation.json"}</w:instrText>
+        <w:instrText xml:space="preserve">ADDIN CSL_CITATION {"citationID":"MENDELEY_CITATION_122","citationItems":[{"id":"ITEM-122","isTemporary":false,"itemData":{"DOI":"10.1103/PhysRevApplied.18.054045","author":[{"family":"Schuetz","given":"Martin J. A."},{"family":"Brubaker","given":"J. Kyle"},{"family":"Montagu","given":"Henry"},{"dropping-particle":"van","family":"Dijk","given":"Yannick"},{"family":"Klepsch","given":"Johannes"},{"family":"Ross","given":"Philipp"},{"family":"Luckow","given":"Andre"},{"family":"Resende","given":"Mauricio G. C."},{"family":"Katzgraber","given":"Helmut G."}],"container-title":"Physical Review Applied","id":"Schuetz2022","issue":"5","issued":{"date-parts":[[2022]]},"page":"054045","publisher":"American Physical Society","title":"Optimization of robot-trajectory planning with nature-inspired and hybrid quantum algorithms","type":"article-journal","volume":"18"},"suppress-author":false}],"isEdited":false,"manualOverride":{"citeprocText":"Schuetz et al. (2022)","isManuallyOverridden":false,"manualOverrideText":""},"mendeley":{"formattedCitation":"Schuetz et al. (2022)","plainTextFormattedCitation":"Schuetz et al. (2022)","previouslyFormattedCitation":"Schuetz et al. (2022)"},"properties":{"noteIndex":0},"schema":"https://github.com/citation-style-language/schema/raw/master/csl-citation.json"}</w:instrText>
       </w:r>
       <w:r>
         <w:fldChar w:fldCharType="separate"/>
@@ -8733,7 +8850,7 @@
         <w:fldChar w:fldCharType="begin"/>
       </w:r>
       <w:r>
-        <w:instrText xml:space="preserve">ADDIN CSL_CITATION {"citationID":"MENDELEY_CITATION_118","citationItems":[{"id":"ITEM-118","isTemporary":false,"itemData":{"DOI":"10.1016/j.procir.2025.01.099","author":[{"family":"Willmann","given":"Moritz"},{"family":"Albus","given":"Marcel"},{"family":"Schnabel","given":"Jan"},{"family":"Roth","given":"Marco"}],"container-title":"Procedia CIRP","id":"Willmann2025","issued":{"date-parts":[[2025]]},"note":"58th CIRP Conference on Manufacturing Systems","page":"25-30","publisher":"Elsevier","title":"Application of quantum annealing for scalable robotic assembly line optimization: A case study","title-short":"Application of quantum annealing for scalable robotic assembly line optimization","type":"article-journal","volume":"134"},"suppress-author":false}],"isEdited":false,"manualOverride":{"citeprocText":"Willmann et al. (2025)","isManuallyOverridden":false,"manualOverrideText":""},"mendeley":{"formattedCitation":"Willmann et al. (2025)","plainTextFormattedCitation":"Willmann et al. (2025)","previouslyFormattedCitation":"Willmann et al. (2025)"},"properties":{"noteIndex":0},"schema":"https://github.com/citation-style-language/schema/raw/master/csl-citation.json"}</w:instrText>
+        <w:instrText xml:space="preserve">ADDIN CSL_CITATION {"citationID":"MENDELEY_CITATION_123","citationItems":[{"id":"ITEM-123","isTemporary":false,"itemData":{"DOI":"10.1016/j.procir.2025.01.099","author":[{"family":"Willmann","given":"Moritz"},{"family":"Albus","given":"Marcel"},{"family":"Schnabel","given":"Jan"},{"family":"Roth","given":"Marco"}],"container-title":"Procedia CIRP","id":"Willmann2025","issued":{"date-parts":[[2025]]},"note":"58th CIRP Conference on Manufacturing Systems","page":"25-30","publisher":"Elsevier","title":"Application of quantum annealing for scalable robotic assembly line optimization: A case study","title-short":"Application of quantum annealing for scalable robotic assembly line optimization","type":"article-journal","volume":"134"},"suppress-author":false}],"isEdited":false,"manualOverride":{"citeprocText":"Willmann et al. (2025)","isManuallyOverridden":false,"manualOverrideText":""},"mendeley":{"formattedCitation":"Willmann et al. (2025)","plainTextFormattedCitation":"Willmann et al. (2025)","previouslyFormattedCitation":"Willmann et al. (2025)"},"properties":{"noteIndex":0},"schema":"https://github.com/citation-style-language/schema/raw/master/csl-citation.json"}</w:instrText>
       </w:r>
       <w:r>
         <w:fldChar w:fldCharType="separate"/>
@@ -8757,13 +8874,13 @@
         <w:fldChar w:fldCharType="begin"/>
       </w:r>
       <w:r>
-        <w:instrText xml:space="preserve">ADDIN CSL_CITATION {"citationID":"MENDELEY_CITATION_119","citationItems":[{"id":"ITEM-119","isTemporary":false,"itemData":{"DOI":"10.1109/QCE65121.2025.10359","author":[{"family":"Osaba","given":"Eneko"},{"family":"Garrote","given":"Estibaliz"},{"family":"Miranda-Rodriguez","given":"Pablo"},{"family":"Ciacco","given":"Alessia"},{"family":"Cabanes","given":"Itziar"},{"family":"Mancisidor","given":"Aitziber"}],"container-title":"2025 IEEE international conference on quantum computing and engineering (QCE)","id":"Osaba2025","issued":{"date-parts":[[2025]]},"page":"388-389","publisher":"IEEE","publisher-place":"Albuquerque, NM, USA","title":"Quantum-assisted automatic path-planning for robotic quality inspection in Industry 4.0","type":"paper-conference","volume":"2"},"suppress-author":false}],"isEdited":false,"manualOverride":{"citeprocText":"Osaba et al. (2025)","isManuallyOverridden":false,"manualOverrideText":""},"mendeley":{"formattedCitation":"Osaba et al. (2025)","plainTextFormattedCitation":"Osaba et al. (2025)","previouslyFormattedCitation":"Osaba et al. (2025)"},"properties":{"noteIndex":0},"schema":"https://github.com/citation-style-language/schema/raw/master/csl-citation.json"}</w:instrText>
-      </w:r>
-      <w:r>
-        <w:fldChar w:fldCharType="separate"/>
-      </w:r>
-      <w:r>
-        <w:t xml:space="preserve">Osaba et al. (2025)</w:t>
+        <w:instrText xml:space="preserve">ADDIN CSL_CITATION {"citationID":"MENDELEY_CITATION_124","citationItems":[{"id":"ITEM-124","isTemporary":false,"itemData":{"DOI":"10.1109/QCE65121.2025.10359","author":[{"family":"Osaba","given":"Eneko"},{"family":"Garrote","given":"Estibaliz"},{"family":"Miranda-Rodriguez","given":"Pablo"},{"family":"Ciacco","given":"Alessia"},{"family":"Cabanes","given":"Itziar"},{"family":"Mancisidor","given":"Aitziber"}],"container-title":"2025 IEEE international conference on quantum computing and engineering (QCE)","id":"Osaba2025","issued":{"date-parts":[[2025]]},"page":"388-389","publisher":"IEEE","publisher-place":"Albuquerque, NM, USA","title":"Quantum-assisted automatic path-planning for robotic quality inspection in Industry 4.0","type":"paper-conference","volume":"2"},"suppress-author":false}],"isEdited":false,"manualOverride":{"citeprocText":"Osaba, Garrote, et al. (2025)","isManuallyOverridden":false,"manualOverrideText":""},"mendeley":{"formattedCitation":"Osaba, Garrote, et al. (2025)","plainTextFormattedCitation":"Osaba, Garrote, et al. (2025)","previouslyFormattedCitation":"Osaba, Garrote, et al. (2025)"},"properties":{"noteIndex":0},"schema":"https://github.com/citation-style-language/schema/raw/master/csl-citation.json"}</w:instrText>
+      </w:r>
+      <w:r>
+        <w:fldChar w:fldCharType="separate"/>
+      </w:r>
+      <w:r>
+        <w:t xml:space="preserve">Osaba, Garrote, et al. (2025)</w:t>
       </w:r>
       <w:r>
         <w:fldChar w:fldCharType="end"/>
@@ -8808,7 +8925,7 @@
         <w:fldChar w:fldCharType="begin"/>
       </w:r>
       <w:r>
-        <w:instrText xml:space="preserve">ADDIN CSL_CITATION {"citationID":"MENDELEY_CITATION_120","citationItems":[{"id":"ITEM-120","isTemporary":false,"itemData":{"DOI":"10.1038/s41598-025-12109-0","author":[{"family":"Otani","given":"Takuya"},{"family":"Takanishi","given":"Atsuo"},{"family":"Hara","given":"Nobuyuki"},{"family":"Takita","given":"Yutaka"},{"family":"Kimura","given":"Koichi"}],"container-title":"Scientific Reports","id":"Otani2025","issued":{"date-parts":[[2025]]},"page":"28508","publisher":"Nature Publishing Group","title":"Quantum computation for robot posture optimization","type":"article-journal","volume":"15"},"suppress-author":false}],"isEdited":false,"manualOverride":{"citeprocText":"Otani et al. (2025)","isManuallyOverridden":false,"manualOverrideText":""},"mendeley":{"formattedCitation":"Otani et al. (2025)","plainTextFormattedCitation":"Otani et al. (2025)","previouslyFormattedCitation":"Otani et al. (2025)"},"properties":{"noteIndex":0},"schema":"https://github.com/citation-style-language/schema/raw/master/csl-citation.json"}</w:instrText>
+        <w:instrText xml:space="preserve">ADDIN CSL_CITATION {"citationID":"MENDELEY_CITATION_125","citationItems":[{"id":"ITEM-125","isTemporary":false,"itemData":{"DOI":"10.1038/s41598-025-12109-0","author":[{"family":"Otani","given":"Takuya"},{"family":"Takanishi","given":"Atsuo"},{"family":"Hara","given":"Nobuyuki"},{"family":"Takita","given":"Yutaka"},{"family":"Kimura","given":"Koichi"}],"container-title":"Scientific Reports","id":"Otani2025","issued":{"date-parts":[[2025]]},"page":"28508","publisher":"Nature Publishing Group","title":"Quantum computation for robot posture optimization","type":"article-journal","volume":"15"},"suppress-author":false}],"isEdited":false,"manualOverride":{"citeprocText":"Otani et al. (2025)","isManuallyOverridden":false,"manualOverrideText":""},"mendeley":{"formattedCitation":"Otani et al. (2025)","plainTextFormattedCitation":"Otani et al. (2025)","previouslyFormattedCitation":"Otani et al. (2025)"},"properties":{"noteIndex":0},"schema":"https://github.com/citation-style-language/schema/raw/master/csl-citation.json"}</w:instrText>
       </w:r>
       <w:r>
         <w:fldChar w:fldCharType="separate"/>
@@ -8894,7 +9011,7 @@
         <w:fldChar w:fldCharType="begin"/>
       </w:r>
       <w:r>
-        <w:instrText xml:space="preserve">ADDIN CSL_CITATION {"citationID":"MENDELEY_CITATION_121","citationItems":[{"id":"ITEM-121","isTemporary":false,"itemData":{"DOI":"10.1038/s41598-025-34346-z","author":[{"family":"Salloum","given":"Hadi"},{"family":"Savin","given":"Sergei"},{"family":"Kholodov","given":"Yaroslav"},{"family":"Ryzhakov","given":"Gleb"},{"family":"Farina","given":"Mirko"},{"family":"Oseledets","given":"Ivan"}],"container-title":"Scientific Reports","id":"Salloum2026","issued":{"date-parts":[[2026]]},"page":"4244","publisher":"Nature Publishing Group","title":"Quantum annealing for inverse kinematics in robotics","type":"article-journal","volume":"16"},"suppress-author":false}],"isEdited":false,"manualOverride":{"citeprocText":"Salloum et al. (2026)","isManuallyOverridden":false,"manualOverrideText":""},"mendeley":{"formattedCitation":"Salloum et al. (2026)","plainTextFormattedCitation":"Salloum et al. (2026)","previouslyFormattedCitation":"Salloum et al. (2026)"},"properties":{"noteIndex":0},"schema":"https://github.com/citation-style-language/schema/raw/master/csl-citation.json"}</w:instrText>
+        <w:instrText xml:space="preserve">ADDIN CSL_CITATION {"citationID":"MENDELEY_CITATION_126","citationItems":[{"id":"ITEM-126","isTemporary":false,"itemData":{"DOI":"10.1038/s41598-025-34346-z","author":[{"family":"Salloum","given":"Hadi"},{"family":"Savin","given":"Sergei"},{"family":"Kholodov","given":"Yaroslav"},{"family":"Ryzhakov","given":"Gleb"},{"family":"Farina","given":"Mirko"},{"family":"Oseledets","given":"Ivan"}],"container-title":"Scientific Reports","id":"Salloum2026","issued":{"date-parts":[[2026]]},"page":"4244","publisher":"Nature Publishing Group","title":"Quantum annealing for inverse kinematics in robotics","type":"article-journal","volume":"16"},"suppress-author":false}],"isEdited":false,"manualOverride":{"citeprocText":"Salloum et al. (2026)","isManuallyOverridden":false,"manualOverrideText":""},"mendeley":{"formattedCitation":"Salloum et al. (2026)","plainTextFormattedCitation":"Salloum et al. (2026)","previouslyFormattedCitation":"Salloum et al. (2026)"},"properties":{"noteIndex":0},"schema":"https://github.com/citation-style-language/schema/raw/master/csl-citation.json"}</w:instrText>
       </w:r>
       <w:r>
         <w:fldChar w:fldCharType="separate"/>
@@ -8942,7 +9059,7 @@
         <w:fldChar w:fldCharType="begin"/>
       </w:r>
       <w:r>
-        <w:instrText xml:space="preserve">ADDIN CSL_CITATION {"citationID":"MENDELEY_CITATION_122","citationItems":[{"id":"ITEM-122","isTemporary":false,"itemData":{"author":[{"family":"LaValle","given":"Steven M."}],"id":"LaValle1998","issued":{"date-parts":[[1998,10]]},"number":"TR 98-11","publisher":"Computer Science Department, Iowa State University","publisher-place":"Ames, IA, USA","title":"Rapidly-exploring random trees: A new tool for path planning","title-short":"Rapidly-exploring random trees","type":"report"}}],"isEdited":false,"manualOverride":{"citeprocText":"(LaValle 1998)","isManuallyOverridden":false,"manualOverrideText":""},"mendeley":{"formattedCitation":"(LaValle 1998)","plainTextFormattedCitation":"(LaValle 1998)","previouslyFormattedCitation":"(LaValle 1998)"},"properties":{"noteIndex":0},"schema":"https://github.com/citation-style-language/schema/raw/master/csl-citation.json"}</w:instrText>
+        <w:instrText xml:space="preserve">ADDIN CSL_CITATION {"citationID":"MENDELEY_CITATION_127","citationItems":[{"id":"ITEM-127","isTemporary":false,"itemData":{"author":[{"family":"LaValle","given":"Steven M."}],"id":"LaValle1998","issued":{"date-parts":[[1998,10]]},"number":"TR 98-11","publisher":"Computer Science Department, Iowa State University","publisher-place":"Ames, IA, USA","title":"Rapidly-exploring random trees: A new tool for path planning","title-short":"Rapidly-exploring random trees","type":"report"}}],"isEdited":false,"manualOverride":{"citeprocText":"(LaValle 1998)","isManuallyOverridden":false,"manualOverrideText":""},"mendeley":{"formattedCitation":"(LaValle 1998)","plainTextFormattedCitation":"(LaValle 1998)","previouslyFormattedCitation":"(LaValle 1998)"},"properties":{"noteIndex":0},"schema":"https://github.com/citation-style-language/schema/raw/master/csl-citation.json"}</w:instrText>
       </w:r>
       <w:r>
         <w:fldChar w:fldCharType="separate"/>
@@ -8960,7 +9077,7 @@
         <w:fldChar w:fldCharType="begin"/>
       </w:r>
       <w:r>
-        <w:instrText xml:space="preserve">ADDIN CSL_CITATION {"citationID":"MENDELEY_CITATION_123","citationItems":[{"id":"ITEM-123","isTemporary":false,"itemData":{"DOI":"10.1177/0278364911406761","author":[{"family":"Karaman","given":"Sertac"},{"family":"Frazzoli","given":"Emilio"}],"container-title":"The International Journal of Robotics Research","id":"Karaman2011","issue":"7","issued":{"date-parts":[[2011]]},"page":"846-894","publisher":"SAGE Publications","title":"Sampling-based algorithms for optimal motion planning","type":"article-journal","volume":"30"}}],"isEdited":false,"manualOverride":{"citeprocText":"(Karaman and Frazzoli 2011)","isManuallyOverridden":false,"manualOverrideText":""},"mendeley":{"formattedCitation":"(Karaman and Frazzoli 2011)","plainTextFormattedCitation":"(Karaman and Frazzoli 2011)","previouslyFormattedCitation":"(Karaman and Frazzoli 2011)"},"properties":{"noteIndex":0},"schema":"https://github.com/citation-style-language/schema/raw/master/csl-citation.json"}</w:instrText>
+        <w:instrText xml:space="preserve">ADDIN CSL_CITATION {"citationID":"MENDELEY_CITATION_128","citationItems":[{"id":"ITEM-128","isTemporary":false,"itemData":{"DOI":"10.1177/0278364911406761","author":[{"family":"Karaman","given":"Sertac"},{"family":"Frazzoli","given":"Emilio"}],"container-title":"The International Journal of Robotics Research","id":"Karaman2011","issue":"7","issued":{"date-parts":[[2011]]},"page":"846-894","publisher":"SAGE Publications","title":"Sampling-based algorithms for optimal motion planning","type":"article-journal","volume":"30"}}],"isEdited":false,"manualOverride":{"citeprocText":"(Karaman and Frazzoli 2011)","isManuallyOverridden":false,"manualOverrideText":""},"mendeley":{"formattedCitation":"(Karaman and Frazzoli 2011)","plainTextFormattedCitation":"(Karaman and Frazzoli 2011)","previouslyFormattedCitation":"(Karaman and Frazzoli 2011)"},"properties":{"noteIndex":0},"schema":"https://github.com/citation-style-language/schema/raw/master/csl-citation.json"}</w:instrText>
       </w:r>
       <w:r>
         <w:fldChar w:fldCharType="separate"/>
@@ -8978,7 +9095,7 @@
         <w:fldChar w:fldCharType="begin"/>
       </w:r>
       <w:r>
-        <w:instrText xml:space="preserve">ADDIN CSL_CITATION {"citationID":"MENDELEY_CITATION_124","citationItems":[{"id":"ITEM-124","isTemporary":false,"itemData":{"DOI":"10.1146/annurev-control-091420-084139","author":[{"family":"Garrett","given":"Caelan Reed"},{"family":"Chitnis","given":"Rohan"},{"family":"Holladay","given":"Rachel"},{"family":"Kim","given":"Beomjoon"},{"family":"Silver","given":"Tom"},{"family":"Kaelbling","given":"Leslie Pack"},{"family":"Lozano-Pérez","given":"Tomás"}],"container-title":"Annual Review of Control, Robotics, and Autonomous Systems","id":"Garrett2021","issued":{"date-parts":[[2021]]},"page":"265-293","publisher":"Annual Reviews","title":"Integrated task and motion planning","type":"article-journal","volume":"4"}}],"isEdited":false,"manualOverride":{"citeprocText":"(Garrett et al. 2021)","isManuallyOverridden":false,"manualOverrideText":""},"mendeley":{"formattedCitation":"(Garrett et al. 2021)","plainTextFormattedCitation":"(Garrett et al. 2021)","previouslyFormattedCitation":"(Garrett et al. 2021)"},"properties":{"noteIndex":0},"schema":"https://github.com/citation-style-language/schema/raw/master/csl-citation.json"}</w:instrText>
+        <w:instrText xml:space="preserve">ADDIN CSL_CITATION {"citationID":"MENDELEY_CITATION_129","citationItems":[{"id":"ITEM-129","isTemporary":false,"itemData":{"DOI":"10.1146/annurev-control-091420-084139","author":[{"family":"Garrett","given":"Caelan Reed"},{"family":"Chitnis","given":"Rohan"},{"family":"Holladay","given":"Rachel"},{"family":"Kim","given":"Beomjoon"},{"family":"Silver","given":"Tom"},{"family":"Kaelbling","given":"Leslie Pack"},{"family":"Lozano-Pérez","given":"Tomás"}],"container-title":"Annual Review of Control, Robotics, and Autonomous Systems","id":"Garrett2021","issued":{"date-parts":[[2021]]},"page":"265-293","publisher":"Annual Reviews","title":"Integrated task and motion planning","type":"article-journal","volume":"4"}}],"isEdited":false,"manualOverride":{"citeprocText":"(Garrett et al. 2021)","isManuallyOverridden":false,"manualOverrideText":""},"mendeley":{"formattedCitation":"(Garrett et al. 2021)","plainTextFormattedCitation":"(Garrett et al. 2021)","previouslyFormattedCitation":"(Garrett et al. 2021)"},"properties":{"noteIndex":0},"schema":"https://github.com/citation-style-language/schema/raw/master/csl-citation.json"}</w:instrText>
       </w:r>
       <w:r>
         <w:fldChar w:fldCharType="separate"/>
@@ -8999,7 +9116,7 @@
         <w:fldChar w:fldCharType="begin"/>
       </w:r>
       <w:r>
-        <w:instrText xml:space="preserve">ADDIN CSL_CITATION {"citationID":"MENDELEY_CITATION_127","citationItems":[{"id":"ITEM-125","isTemporary":false,"itemData":{"DOI":"10.3389/fcomp.2019.00009","author":[{"family":"Ohzeki","given":"Masayuki"},{"family":"Miki","given":"Akira"},{"family":"Miyama","given":"Masamichi J."},{"family":"Terabe","given":"Masayoshi"}],"container-title":"Frontiers in Computer Science","id":"Ohzeki2019","issued":{"date-parts":[[2019]]},"page":"9","publisher":"Frontiers Media","title":"Control of automated guided vehicles without collision by quantum annealer and digital devices","type":"article-journal","volume":"1"}},{"id":"ITEM-126","isTemporary":false,"itemData":{"DOI":"10.1038/s41598-024-72101-y","author":[{"family":"Śmierzchalski","given":"Tomasz"},{"family":"Pawłowski","given":"Jakub"},{"family":"Przybysz","given":"Artur"},{"family":"Pawela","given":"Łukasz"},{"family":"Puchała","given":"Zbigniew"},{"family":"Koniorczyk","given":"Mátyás"},{"family":"Gardas","given":"Bartłomiej"},{"family":"Deffner","given":"Sebastian"},{"family":"Domino","given":"Krzysztof"}],"container-title":"Scientific Reports","id":"Smierzchalski2024","issued":{"date-parts":[[2024]]},"page":"21809","publisher":"Nature Publishing Group","title":"Hybrid quantum-classical computation for automatic guided vehicles scheduling","type":"article-journal","volume":"14"}},{"id":"ITEM-127","isTemporary":false,"itemData":{"DOI":"10.1038/s41598-023-45668-1","author":[{"family":"Leib","given":"Dominik"},{"family":"Seidel","given":"Tobias"},{"family":"Jäger","given":"Sven"},{"family":"Heese","given":"Raoul"},{"family":"Jones","given":"Caitlin Isobel"},{"family":"Awasthi","given":"Abhishek"},{"family":"Niederle","given":"Astrid"},{"family":"Bortz","given":"Michael"}],"container-title":"Scientific Reports","id":"Leib2023","issued":{"date-parts":[[2023]]},"publisher":"Nature Publishing Group","title":"An optimization case study for solving a transport robot scheduling problem on quantum-hybrid and quantum-inspired hardware","type":"article-journal","volume":"13"}}],"isEdited":false,"manualOverride":{"citeprocText":"(Ohzeki et al. 2019; Śmierzchalski et al. 2024; Leib et al. 2023)","isManuallyOverridden":false,"manualOverrideText":""},"mendeley":{"formattedCitation":"(Ohzeki et al. 2019; Śmierzchalski et al. 2024; Leib et al. 2023)","plainTextFormattedCitation":"(Ohzeki et al. 2019; Śmierzchalski et al. 2024; Leib et al. 2023)","previouslyFormattedCitation":"(Ohzeki et al. 2019; Śmierzchalski et al. 2024; Leib et al. 2023)"},"properties":{"noteIndex":0},"schema":"https://github.com/citation-style-language/schema/raw/master/csl-citation.json"}</w:instrText>
+        <w:instrText xml:space="preserve">ADDIN CSL_CITATION {"citationID":"MENDELEY_CITATION_132","citationItems":[{"id":"ITEM-130","isTemporary":false,"itemData":{"DOI":"10.3389/fcomp.2019.00009","author":[{"family":"Ohzeki","given":"Masayuki"},{"family":"Miki","given":"Akira"},{"family":"Miyama","given":"Masamichi J."},{"family":"Terabe","given":"Masayoshi"}],"container-title":"Frontiers in Computer Science","id":"Ohzeki2019","issued":{"date-parts":[[2019]]},"page":"9","publisher":"Frontiers Media","title":"Control of automated guided vehicles without collision by quantum annealer and digital devices","type":"article-journal","volume":"1"}},{"id":"ITEM-131","isTemporary":false,"itemData":{"DOI":"10.1038/s41598-024-72101-y","author":[{"family":"Śmierzchalski","given":"Tomasz"},{"family":"Pawłowski","given":"Jakub"},{"family":"Przybysz","given":"Artur"},{"family":"Pawela","given":"Łukasz"},{"family":"Puchała","given":"Zbigniew"},{"family":"Koniorczyk","given":"Mátyás"},{"family":"Gardas","given":"Bartłomiej"},{"family":"Deffner","given":"Sebastian"},{"family":"Domino","given":"Krzysztof"}],"container-title":"Scientific Reports","id":"Smierzchalski2024","issued":{"date-parts":[[2024]]},"page":"21809","publisher":"Nature Publishing Group","title":"Hybrid quantum-classical computation for automatic guided vehicles scheduling","type":"article-journal","volume":"14"}},{"id":"ITEM-132","isTemporary":false,"itemData":{"DOI":"10.1038/s41598-023-45668-1","author":[{"family":"Leib","given":"Dominik"},{"family":"Seidel","given":"Tobias"},{"family":"Jäger","given":"Sven"},{"family":"Heese","given":"Raoul"},{"family":"Jones","given":"Caitlin Isobel"},{"family":"Awasthi","given":"Abhishek"},{"family":"Niederle","given":"Astrid"},{"family":"Bortz","given":"Michael"}],"container-title":"Scientific Reports","id":"Leib2023","issued":{"date-parts":[[2023]]},"publisher":"Nature Publishing Group","title":"An optimization case study for solving a transport robot scheduling problem on quantum-hybrid and quantum-inspired hardware","type":"article-journal","volume":"13"}}],"isEdited":false,"manualOverride":{"citeprocText":"(Ohzeki et al. 2019; Śmierzchalski et al. 2024; Leib et al. 2023)","isManuallyOverridden":false,"manualOverrideText":""},"mendeley":{"formattedCitation":"(Ohzeki et al. 2019; Śmierzchalski et al. 2024; Leib et al. 2023)","plainTextFormattedCitation":"(Ohzeki et al. 2019; Śmierzchalski et al. 2024; Leib et al. 2023)","previouslyFormattedCitation":"(Ohzeki et al. 2019; Śmierzchalski et al. 2024; Leib et al. 2023)"},"properties":{"noteIndex":0},"schema":"https://github.com/citation-style-language/schema/raw/master/csl-citation.json"}</w:instrText>
       </w:r>
       <w:r>
         <w:fldChar w:fldCharType="separate"/>
@@ -9017,7 +9134,7 @@
         <w:fldChar w:fldCharType="begin"/>
       </w:r>
       <w:r>
-        <w:instrText xml:space="preserve">ADDIN CSL_CITATION {"citationID":"MENDELEY_CITATION_128","citationItems":[{"id":"ITEM-128","isTemporary":false,"itemData":{"DOI":"10.1016/j.procir.2025.01.099","author":[{"family":"Willmann","given":"Moritz"},{"family":"Albus","given":"Marcel"},{"family":"Schnabel","given":"Jan"},{"family":"Roth","given":"Marco"}],"container-title":"Procedia CIRP","id":"Willmann2025","issued":{"date-parts":[[2025]]},"note":"58th CIRP Conference on Manufacturing Systems","page":"25-30","publisher":"Elsevier","title":"Application of quantum annealing for scalable robotic assembly line optimization: A case study","title-short":"Application of quantum annealing for scalable robotic assembly line optimization","type":"article-journal","volume":"134"}}],"isEdited":false,"manualOverride":{"citeprocText":"(Willmann et al. 2025)","isManuallyOverridden":false,"manualOverrideText":""},"mendeley":{"formattedCitation":"(Willmann et al. 2025)","plainTextFormattedCitation":"(Willmann et al. 2025)","previouslyFormattedCitation":"(Willmann et al. 2025)"},"properties":{"noteIndex":0},"schema":"https://github.com/citation-style-language/schema/raw/master/csl-citation.json"}</w:instrText>
+        <w:instrText xml:space="preserve">ADDIN CSL_CITATION {"citationID":"MENDELEY_CITATION_133","citationItems":[{"id":"ITEM-133","isTemporary":false,"itemData":{"DOI":"10.1016/j.procir.2025.01.099","author":[{"family":"Willmann","given":"Moritz"},{"family":"Albus","given":"Marcel"},{"family":"Schnabel","given":"Jan"},{"family":"Roth","given":"Marco"}],"container-title":"Procedia CIRP","id":"Willmann2025","issued":{"date-parts":[[2025]]},"note":"58th CIRP Conference on Manufacturing Systems","page":"25-30","publisher":"Elsevier","title":"Application of quantum annealing for scalable robotic assembly line optimization: A case study","title-short":"Application of quantum annealing for scalable robotic assembly line optimization","type":"article-journal","volume":"134"}}],"isEdited":false,"manualOverride":{"citeprocText":"(Willmann et al. 2025)","isManuallyOverridden":false,"manualOverrideText":""},"mendeley":{"formattedCitation":"(Willmann et al. 2025)","plainTextFormattedCitation":"(Willmann et al. 2025)","previouslyFormattedCitation":"(Willmann et al. 2025)"},"properties":{"noteIndex":0},"schema":"https://github.com/citation-style-language/schema/raw/master/csl-citation.json"}</w:instrText>
       </w:r>
       <w:r>
         <w:fldChar w:fldCharType="separate"/>
@@ -9035,7 +9152,7 @@
         <w:fldChar w:fldCharType="begin"/>
       </w:r>
       <w:r>
-        <w:instrText xml:space="preserve">ADDIN CSL_CITATION {"citationID":"MENDELEY_CITATION_129","citationItems":[{"id":"ITEM-129","isTemporary":false,"itemData":{"DOI":"10.1038/s41598-023-45668-1","author":[{"family":"Leib","given":"Dominik"},{"family":"Seidel","given":"Tobias"},{"family":"Jäger","given":"Sven"},{"family":"Heese","given":"Raoul"},{"family":"Jones","given":"Caitlin Isobel"},{"family":"Awasthi","given":"Abhishek"},{"family":"Niederle","given":"Astrid"},{"family":"Bortz","given":"Michael"}],"container-title":"Scientific Reports","id":"Leib2023","issued":{"date-parts":[[2023]]},"publisher":"Nature Publishing Group","title":"An optimization case study for solving a transport robot scheduling problem on quantum-hybrid and quantum-inspired hardware","type":"article-journal","volume":"13"}}],"isEdited":false,"manualOverride":{"citeprocText":"(Leib et al. 2023)","isManuallyOverridden":false,"manualOverrideText":""},"mendeley":{"formattedCitation":"(Leib et al. 2023)","plainTextFormattedCitation":"(Leib et al. 2023)","previouslyFormattedCitation":"(Leib et al. 2023)"},"properties":{"noteIndex":0},"schema":"https://github.com/citation-style-language/schema/raw/master/csl-citation.json"}</w:instrText>
+        <w:instrText xml:space="preserve">ADDIN CSL_CITATION {"citationID":"MENDELEY_CITATION_134","citationItems":[{"id":"ITEM-134","isTemporary":false,"itemData":{"DOI":"10.1038/s41598-023-45668-1","author":[{"family":"Leib","given":"Dominik"},{"family":"Seidel","given":"Tobias"},{"family":"Jäger","given":"Sven"},{"family":"Heese","given":"Raoul"},{"family":"Jones","given":"Caitlin Isobel"},{"family":"Awasthi","given":"Abhishek"},{"family":"Niederle","given":"Astrid"},{"family":"Bortz","given":"Michael"}],"container-title":"Scientific Reports","id":"Leib2023","issued":{"date-parts":[[2023]]},"publisher":"Nature Publishing Group","title":"An optimization case study for solving a transport robot scheduling problem on quantum-hybrid and quantum-inspired hardware","type":"article-journal","volume":"13"}}],"isEdited":false,"manualOverride":{"citeprocText":"(Leib et al. 2023)","isManuallyOverridden":false,"manualOverrideText":""},"mendeley":{"formattedCitation":"(Leib et al. 2023)","plainTextFormattedCitation":"(Leib et al. 2023)","previouslyFormattedCitation":"(Leib et al. 2023)"},"properties":{"noteIndex":0},"schema":"https://github.com/citation-style-language/schema/raw/master/csl-citation.json"}</w:instrText>
       </w:r>
       <w:r>
         <w:fldChar w:fldCharType="separate"/>
@@ -9079,7 +9196,7 @@
         <w:fldChar w:fldCharType="begin"/>
       </w:r>
       <w:r>
-        <w:instrText xml:space="preserve">ADDIN CSL_CITATION {"citationID":"MENDELEY_CITATION_130","citationItems":[{"id":"ITEM-130","isTemporary":false,"itemData":{"DOI":"10.1145/3293320.3293333","author":[{"family":"Clark","given":"James"},{"family":"West","given":"Tristan"},{"family":"Zammit","given":"Joseph Paul"},{"family":"Guo","given":"Xiaohu"},{"family":"Mason","given":"Luke"},{"family":"Russell","given":"Duncan"}],"container-title":"Proceedings of the international conference on high performance computing in asia-pacific region (HPC Asia 2019)","id":"Clark2019","issued":{"date-parts":[[2019]]},"page":"111-119","publisher":"ACM","publisher-place":"New York, NY, USA","title":"Towards real time multi-robot routing using quantum computing technologies","type":"paper-conference"}}],"isEdited":false,"manualOverride":{"citeprocText":"(Clark et al. 2019)","isManuallyOverridden":false,"manualOverrideText":""},"mendeley":{"formattedCitation":"(Clark et al. 2019)","plainTextFormattedCitation":"(Clark et al. 2019)","previouslyFormattedCitation":"(Clark et al. 2019)"},"properties":{"noteIndex":0},"schema":"https://github.com/citation-style-language/schema/raw/master/csl-citation.json"}</w:instrText>
+        <w:instrText xml:space="preserve">ADDIN CSL_CITATION {"citationID":"MENDELEY_CITATION_135","citationItems":[{"id":"ITEM-135","isTemporary":false,"itemData":{"DOI":"10.1145/3293320.3293333","author":[{"family":"Clark","given":"James"},{"family":"West","given":"Tristan"},{"family":"Zammit","given":"Joseph Paul"},{"family":"Guo","given":"Xiaohu"},{"family":"Mason","given":"Luke"},{"family":"Russell","given":"Duncan"}],"container-title":"Proceedings of the international conference on high performance computing in asia-pacific region (HPC Asia 2019)","id":"Clark2019","issued":{"date-parts":[[2019]]},"page":"111-119","publisher":"ACM","publisher-place":"New York, NY, USA","title":"Towards real time multi-robot routing using quantum computing technologies","type":"paper-conference"}}],"isEdited":false,"manualOverride":{"citeprocText":"(Clark et al. 2019)","isManuallyOverridden":false,"manualOverrideText":""},"mendeley":{"formattedCitation":"(Clark et al. 2019)","plainTextFormattedCitation":"(Clark et al. 2019)","previouslyFormattedCitation":"(Clark et al. 2019)"},"properties":{"noteIndex":0},"schema":"https://github.com/citation-style-language/schema/raw/master/csl-citation.json"}</w:instrText>
       </w:r>
       <w:r>
         <w:fldChar w:fldCharType="separate"/>
@@ -9097,7 +9214,7 @@
         <w:fldChar w:fldCharType="begin"/>
       </w:r>
       <w:r>
-        <w:instrText xml:space="preserve">ADDIN CSL_CITATION {"citationID":"MENDELEY_CITATION_131","citationItems":[{"id":"ITEM-131","isTemporary":false,"itemData":{"DOI":"10.1038/s41598-025-28481-w","author":[{"family":"Quang","given":"Thinh Nguyen"},{"family":"Matsuyama","given":"Kosuke"},{"family":"Shimizu","given":"Keisuke"},{"family":"Sugano","given":"Hiroki"},{"family":"Kurimoto","given":"Eiji"},{"family":"Miki","given":"Masahiro"},{"family":"Suzuki","given":"Jumpei"},{"family":"Chen","given":"Ziyi"},{"family":"Waidyasooriya","given":"Hasitha Muthumala"},{"family":"Hariyama","given":"Masanori"},{"family":"Hitomi","given":"Masaru"},{"family":"Sawamura","given":"Kenta"},{"family":"Ohzeki","given":"Masayuki"}],"container-title":"Scientific Reports","id":"Quang2025","issued":{"date-parts":[[2025]]},"page":"44047","publisher":"Nature Publishing Group","title":"Quantum annealing-based route optimization for commercial AGV operating systems in large-scale logistics warehouses","type":"article-journal","volume":"15"}}],"isEdited":false,"manualOverride":{"citeprocText":"(Quang et al. 2025)","isManuallyOverridden":false,"manualOverrideText":""},"mendeley":{"formattedCitation":"(Quang et al. 2025)","plainTextFormattedCitation":"(Quang et al. 2025)","previouslyFormattedCitation":"(Quang et al. 2025)"},"properties":{"noteIndex":0},"schema":"https://github.com/citation-style-language/schema/raw/master/csl-citation.json"}</w:instrText>
+        <w:instrText xml:space="preserve">ADDIN CSL_CITATION {"citationID":"MENDELEY_CITATION_136","citationItems":[{"id":"ITEM-136","isTemporary":false,"itemData":{"DOI":"10.1038/s41598-025-28481-w","author":[{"family":"Quang","given":"Thinh Nguyen"},{"family":"Matsuyama","given":"Kosuke"},{"family":"Shimizu","given":"Keisuke"},{"family":"Sugano","given":"Hiroki"},{"family":"Kurimoto","given":"Eiji"},{"family":"Miki","given":"Masahiro"},{"family":"Suzuki","given":"Jumpei"},{"family":"Chen","given":"Ziyi"},{"family":"Waidyasooriya","given":"Hasitha Muthumala"},{"family":"Hariyama","given":"Masanori"},{"family":"Hitomi","given":"Masaru"},{"family":"Sawamura","given":"Kenta"},{"family":"Ohzeki","given":"Masayuki"}],"container-title":"Scientific Reports","id":"Quang2025","issued":{"date-parts":[[2025]]},"page":"44047","publisher":"Nature Publishing Group","title":"Quantum annealing-based route optimization for commercial AGV operating systems in large-scale logistics warehouses","type":"article-journal","volume":"15"}}],"isEdited":false,"manualOverride":{"citeprocText":"(Quang et al. 2025)","isManuallyOverridden":false,"manualOverrideText":""},"mendeley":{"formattedCitation":"(Quang et al. 2025)","plainTextFormattedCitation":"(Quang et al. 2025)","previouslyFormattedCitation":"(Quang et al. 2025)"},"properties":{"noteIndex":0},"schema":"https://github.com/citation-style-language/schema/raw/master/csl-citation.json"}</w:instrText>
       </w:r>
       <w:r>
         <w:fldChar w:fldCharType="separate"/>
@@ -9115,7 +9232,7 @@
         <w:fldChar w:fldCharType="begin"/>
       </w:r>
       <w:r>
-        <w:instrText xml:space="preserve">ADDIN CSL_CITATION {"citationID":"MENDELEY_CITATION_132","citationItems":[{"id":"ITEM-132","isTemporary":false,"itemData":{"DOI":"10.1038/s41598-025-34346-z","author":[{"family":"Salloum","given":"Hadi"},{"family":"Savin","given":"Sergei"},{"family":"Kholodov","given":"Yaroslav"},{"family":"Ryzhakov","given":"Gleb"},{"family":"Farina","given":"Mirko"},{"family":"Oseledets","given":"Ivan"}],"container-title":"Scientific Reports","id":"Salloum2026","issued":{"date-parts":[[2026]]},"page":"4244","publisher":"Nature Publishing Group","title":"Quantum annealing for inverse kinematics in robotics","type":"article-journal","volume":"16"}}],"isEdited":false,"manualOverride":{"citeprocText":"(Salloum et al. 2026)","isManuallyOverridden":false,"manualOverrideText":""},"mendeley":{"formattedCitation":"(Salloum et al. 2026)","plainTextFormattedCitation":"(Salloum et al. 2026)","previouslyFormattedCitation":"(Salloum et al. 2026)"},"properties":{"noteIndex":0},"schema":"https://github.com/citation-style-language/schema/raw/master/csl-citation.json"}</w:instrText>
+        <w:instrText xml:space="preserve">ADDIN CSL_CITATION {"citationID":"MENDELEY_CITATION_137","citationItems":[{"id":"ITEM-137","isTemporary":false,"itemData":{"DOI":"10.1038/s41598-025-34346-z","author":[{"family":"Salloum","given":"Hadi"},{"family":"Savin","given":"Sergei"},{"family":"Kholodov","given":"Yaroslav"},{"family":"Ryzhakov","given":"Gleb"},{"family":"Farina","given":"Mirko"},{"family":"Oseledets","given":"Ivan"}],"container-title":"Scientific Reports","id":"Salloum2026","issued":{"date-parts":[[2026]]},"page":"4244","publisher":"Nature Publishing Group","title":"Quantum annealing for inverse kinematics in robotics","type":"article-journal","volume":"16"}}],"isEdited":false,"manualOverride":{"citeprocText":"(Salloum et al. 2026)","isManuallyOverridden":false,"manualOverrideText":""},"mendeley":{"formattedCitation":"(Salloum et al. 2026)","plainTextFormattedCitation":"(Salloum et al. 2026)","previouslyFormattedCitation":"(Salloum et al. 2026)"},"properties":{"noteIndex":0},"schema":"https://github.com/citation-style-language/schema/raw/master/csl-citation.json"}</w:instrText>
       </w:r>
       <w:r>
         <w:fldChar w:fldCharType="separate"/>
@@ -9136,7 +9253,7 @@
         <w:fldChar w:fldCharType="begin"/>
       </w:r>
       <w:r>
-        <w:instrText xml:space="preserve">ADDIN CSL_CITATION {"citationID":"MENDELEY_CITATION_133","citationItems":[{"id":"ITEM-133","isTemporary":false,"itemData":{"DOI":"10.1038/s41598-025-12109-0","author":[{"family":"Otani","given":"Takuya"},{"family":"Takanishi","given":"Atsuo"},{"family":"Hara","given":"Nobuyuki"},{"family":"Takita","given":"Yutaka"},{"family":"Kimura","given":"Koichi"}],"container-title":"Scientific Reports","id":"Otani2025","issued":{"date-parts":[[2025]]},"page":"28508","publisher":"Nature Publishing Group","title":"Quantum computation for robot posture optimization","type":"article-journal","volume":"15"}}],"isEdited":false,"manualOverride":{"citeprocText":"(Otani et al. 2025)","isManuallyOverridden":false,"manualOverrideText":""},"mendeley":{"formattedCitation":"(Otani et al. 2025)","plainTextFormattedCitation":"(Otani et al. 2025)","previouslyFormattedCitation":"(Otani et al. 2025)"},"properties":{"noteIndex":0},"schema":"https://github.com/citation-style-language/schema/raw/master/csl-citation.json"}</w:instrText>
+        <w:instrText xml:space="preserve">ADDIN CSL_CITATION {"citationID":"MENDELEY_CITATION_138","citationItems":[{"id":"ITEM-138","isTemporary":false,"itemData":{"DOI":"10.1038/s41598-025-12109-0","author":[{"family":"Otani","given":"Takuya"},{"family":"Takanishi","given":"Atsuo"},{"family":"Hara","given":"Nobuyuki"},{"family":"Takita","given":"Yutaka"},{"family":"Kimura","given":"Koichi"}],"container-title":"Scientific Reports","id":"Otani2025","issued":{"date-parts":[[2025]]},"page":"28508","publisher":"Nature Publishing Group","title":"Quantum computation for robot posture optimization","type":"article-journal","volume":"15"}}],"isEdited":false,"manualOverride":{"citeprocText":"(Otani et al. 2025)","isManuallyOverridden":false,"manualOverrideText":""},"mendeley":{"formattedCitation":"(Otani et al. 2025)","plainTextFormattedCitation":"(Otani et al. 2025)","previouslyFormattedCitation":"(Otani et al. 2025)"},"properties":{"noteIndex":0},"schema":"https://github.com/citation-style-language/schema/raw/master/csl-citation.json"}</w:instrText>
       </w:r>
       <w:r>
         <w:fldChar w:fldCharType="separate"/>
@@ -9154,13 +9271,13 @@
         <w:fldChar w:fldCharType="begin"/>
       </w:r>
       <w:r>
-        <w:instrText xml:space="preserve">ADDIN CSL_CITATION {"citationID":"MENDELEY_CITATION_134","citationItems":[{"id":"ITEM-134","isTemporary":false,"itemData":{"DOI":"10.1109/QCE65121.2025.10359","author":[{"family":"Osaba","given":"Eneko"},{"family":"Garrote","given":"Estibaliz"},{"family":"Miranda-Rodriguez","given":"Pablo"},{"family":"Ciacco","given":"Alessia"},{"family":"Cabanes","given":"Itziar"},{"family":"Mancisidor","given":"Aitziber"}],"container-title":"2025 IEEE international conference on quantum computing and engineering (QCE)","id":"Osaba2025","issued":{"date-parts":[[2025]]},"page":"388-389","publisher":"IEEE","publisher-place":"Albuquerque, NM, USA","title":"Quantum-assisted automatic path-planning for robotic quality inspection in Industry 4.0","type":"paper-conference","volume":"2"}}],"isEdited":false,"manualOverride":{"citeprocText":"(Osaba et al. 2025)","isManuallyOverridden":false,"manualOverrideText":""},"mendeley":{"formattedCitation":"(Osaba et al. 2025)","plainTextFormattedCitation":"(Osaba et al. 2025)","previouslyFormattedCitation":"(Osaba et al. 2025)"},"properties":{"noteIndex":0},"schema":"https://github.com/citation-style-language/schema/raw/master/csl-citation.json"}</w:instrText>
-      </w:r>
-      <w:r>
-        <w:fldChar w:fldCharType="separate"/>
-      </w:r>
-      <w:r>
-        <w:t xml:space="preserve">(Osaba et al. 2025)</w:t>
+        <w:instrText xml:space="preserve">ADDIN CSL_CITATION {"citationID":"MENDELEY_CITATION_139","citationItems":[{"id":"ITEM-139","isTemporary":false,"itemData":{"DOI":"10.1109/QCE65121.2025.10359","author":[{"family":"Osaba","given":"Eneko"},{"family":"Garrote","given":"Estibaliz"},{"family":"Miranda-Rodriguez","given":"Pablo"},{"family":"Ciacco","given":"Alessia"},{"family":"Cabanes","given":"Itziar"},{"family":"Mancisidor","given":"Aitziber"}],"container-title":"2025 IEEE international conference on quantum computing and engineering (QCE)","id":"Osaba2025","issued":{"date-parts":[[2025]]},"page":"388-389","publisher":"IEEE","publisher-place":"Albuquerque, NM, USA","title":"Quantum-assisted automatic path-planning for robotic quality inspection in Industry 4.0","type":"paper-conference","volume":"2"}}],"isEdited":false,"manualOverride":{"citeprocText":"(Osaba, Garrote, et al. 2025)","isManuallyOverridden":false,"manualOverrideText":""},"mendeley":{"formattedCitation":"(Osaba, Garrote, et al. 2025)","plainTextFormattedCitation":"(Osaba, Garrote, et al. 2025)","previouslyFormattedCitation":"(Osaba, Garrote, et al. 2025)"},"properties":{"noteIndex":0},"schema":"https://github.com/citation-style-language/schema/raw/master/csl-citation.json"}</w:instrText>
+      </w:r>
+      <w:r>
+        <w:fldChar w:fldCharType="separate"/>
+      </w:r>
+      <w:r>
+        <w:t xml:space="preserve">(Osaba, Garrote, et al. 2025)</w:t>
       </w:r>
       <w:r>
         <w:fldChar w:fldCharType="end"/>
@@ -9180,7 +9297,7 @@
         <w:fldChar w:fldCharType="begin"/>
       </w:r>
       <w:r>
-        <w:instrText xml:space="preserve">ADDIN CSL_CITATION {"citationID":"MENDELEY_CITATION_135","citationItems":[{"id":"ITEM-135","isTemporary":false,"itemData":{"DOI":"10.1126/sciadv.aav2372","author":[{"family":"Goto","given":"Hayato"},{"family":"Tatsumura","given":"Kosuke"},{"family":"Dixon","given":"Alexander R."}],"container-title":"Science Advances","id":"Goto2019","issue":"4","issued":{"date-parts":[[2019]]},"page":"eaav2372","publisher":"American Association for the Advancement of Science","title":"Combinatorial optimization by simulating adiabatic bifurcations in nonlinear Hamiltonian systems","type":"article-journal","volume":"5"}}],"isEdited":false,"manualOverride":{"citeprocText":"(Goto, Tatsumura, and Dixon 2019)","isManuallyOverridden":false,"manualOverrideText":""},"mendeley":{"formattedCitation":"(Goto, Tatsumura, and Dixon 2019)","plainTextFormattedCitation":"(Goto, Tatsumura, and Dixon 2019)","previouslyFormattedCitation":"(Goto, Tatsumura, and Dixon 2019)"},"properties":{"noteIndex":0},"schema":"https://github.com/citation-style-language/schema/raw/master/csl-citation.json"}</w:instrText>
+        <w:instrText xml:space="preserve">ADDIN CSL_CITATION {"citationID":"MENDELEY_CITATION_140","citationItems":[{"id":"ITEM-140","isTemporary":false,"itemData":{"DOI":"10.1126/sciadv.aav2372","author":[{"family":"Goto","given":"Hayato"},{"family":"Tatsumura","given":"Kosuke"},{"family":"Dixon","given":"Alexander R."}],"container-title":"Science Advances","id":"Goto2019","issue":"4","issued":{"date-parts":[[2019]]},"page":"eaav2372","publisher":"American Association for the Advancement of Science","title":"Combinatorial optimization by simulating adiabatic bifurcations in nonlinear Hamiltonian systems","type":"article-journal","volume":"5"}}],"isEdited":false,"manualOverride":{"citeprocText":"(Goto, Tatsumura, and Dixon 2019)","isManuallyOverridden":false,"manualOverrideText":""},"mendeley":{"formattedCitation":"(Goto, Tatsumura, and Dixon 2019)","plainTextFormattedCitation":"(Goto, Tatsumura, and Dixon 2019)","previouslyFormattedCitation":"(Goto, Tatsumura, and Dixon 2019)"},"properties":{"noteIndex":0},"schema":"https://github.com/citation-style-language/schema/raw/master/csl-citation.json"}</w:instrText>
       </w:r>
       <w:r>
         <w:fldChar w:fldCharType="separate"/>
@@ -9297,7 +9414,7 @@
         <w:fldChar w:fldCharType="begin"/>
       </w:r>
       <w:r>
-        <w:instrText xml:space="preserve">ADDIN CSL_CITATION {"citationID":"MENDELEY_CITATION_136","citationItems":[{"id":"ITEM-136","isTemporary":false,"itemData":{"DOI":"10.1145/237814.237866","author":[{"family":"Grover","given":"Lov K."}],"container-title":"Proceedings of the twenty-eighth annual ACM symposium on theory of computing (STOC ’96)","id":"Grover1996","issued":{"date-parts":[[1996]]},"page":"212-219","publisher":"ACM","publisher-place":"New York, NY, USA","title":"A fast quantum mechanical algorithm for database search","type":"paper-conference"}}],"isEdited":false,"manualOverride":{"citeprocText":"(Grover 1996)","isManuallyOverridden":false,"manualOverrideText":""},"mendeley":{"formattedCitation":"(Grover 1996)","plainTextFormattedCitation":"(Grover 1996)","previouslyFormattedCitation":"(Grover 1996)"},"properties":{"noteIndex":0},"schema":"https://github.com/citation-style-language/schema/raw/master/csl-citation.json"}</w:instrText>
+        <w:instrText xml:space="preserve">ADDIN CSL_CITATION {"citationID":"MENDELEY_CITATION_141","citationItems":[{"id":"ITEM-141","isTemporary":false,"itemData":{"DOI":"10.1145/237814.237866","author":[{"family":"Grover","given":"Lov K."}],"container-title":"Proceedings of the twenty-eighth annual ACM symposium on theory of computing (STOC ’96)","id":"Grover1996","issued":{"date-parts":[[1996]]},"page":"212-219","publisher":"ACM","publisher-place":"New York, NY, USA","title":"A fast quantum mechanical algorithm for database search","type":"paper-conference"}}],"isEdited":false,"manualOverride":{"citeprocText":"(Grover 1996)","isManuallyOverridden":false,"manualOverrideText":""},"mendeley":{"formattedCitation":"(Grover 1996)","plainTextFormattedCitation":"(Grover 1996)","previouslyFormattedCitation":"(Grover 1996)"},"properties":{"noteIndex":0},"schema":"https://github.com/citation-style-language/schema/raw/master/csl-citation.json"}</w:instrText>
       </w:r>
       <w:r>
         <w:fldChar w:fldCharType="separate"/>
@@ -9403,7 +9520,7 @@
         <w:fldChar w:fldCharType="begin"/>
       </w:r>
       <w:r>
-        <w:instrText xml:space="preserve">ADDIN CSL_CITATION {"citationID":"MENDELEY_CITATION_137","citationItems":[{"id":"ITEM-137","isTemporary":false,"itemData":{"DOI":"10.1090/conm/305/05215","author":[{"family":"Brassard","given":"Gilles"},{"family":"Høyer","given":"Peter"},{"family":"Mosca","given":"Michele"},{"family":"Tapp","given":"Alain"}],"collection-title":"Contemporary mathematics","container-title":"Quantum computation and information","editor":[{"family":"Lomonaco","given":"Samuel J.","suffix":"Jr."}],"id":"Brassard2002","issued":{"date-parts":[[2002]]},"page":"53-74","publisher":"American Mathematical Society","title":"Quantum amplitude amplification and estimation","type":"chapter","volume":"305"}}],"isEdited":false,"manualOverride":{"citeprocText":"(Brassard et al. 2002)","isManuallyOverridden":false,"manualOverrideText":""},"mendeley":{"formattedCitation":"(Brassard et al. 2002)","plainTextFormattedCitation":"(Brassard et al. 2002)","previouslyFormattedCitation":"(Brassard et al. 2002)"},"properties":{"noteIndex":0},"schema":"https://github.com/citation-style-language/schema/raw/master/csl-citation.json"}</w:instrText>
+        <w:instrText xml:space="preserve">ADDIN CSL_CITATION {"citationID":"MENDELEY_CITATION_142","citationItems":[{"id":"ITEM-142","isTemporary":false,"itemData":{"DOI":"10.1090/conm/305/05215","author":[{"family":"Brassard","given":"Gilles"},{"family":"Høyer","given":"Peter"},{"family":"Mosca","given":"Michele"},{"family":"Tapp","given":"Alain"}],"collection-title":"Contemporary mathematics","container-title":"Quantum computation and information","editor":[{"family":"Lomonaco","given":"Samuel J.","suffix":"Jr."}],"id":"Brassard2002","issued":{"date-parts":[[2002]]},"page":"53-74","publisher":"American Mathematical Society","title":"Quantum amplitude amplification and estimation","type":"chapter","volume":"305"}}],"isEdited":false,"manualOverride":{"citeprocText":"(Brassard et al. 2002)","isManuallyOverridden":false,"manualOverrideText":""},"mendeley":{"formattedCitation":"(Brassard et al. 2002)","plainTextFormattedCitation":"(Brassard et al. 2002)","previouslyFormattedCitation":"(Brassard et al. 2002)"},"properties":{"noteIndex":0},"schema":"https://github.com/citation-style-language/schema/raw/master/csl-citation.json"}</w:instrText>
       </w:r>
       <w:r>
         <w:fldChar w:fldCharType="separate"/>
@@ -9421,7 +9538,7 @@
         <w:fldChar w:fldCharType="begin"/>
       </w:r>
       <w:r>
-        <w:instrText xml:space="preserve">ADDIN CSL_CITATION {"citationID":"MENDELEY_CITATION_138","citationItems":[{"id":"ITEM-138","isTemporary":false,"itemData":{"DOI":"10.1098/rspa.2015.0301","author":[{"family":"Montanaro","given":"Ashley"}],"container-title":"Proceedings of the Royal Society A: Mathematical, Physical and Engineering Sciences","id":"Montanaro2015","issue":"2181","issued":{"date-parts":[[2015]]},"page":"20150301","publisher":"The Royal Society","title":"Quantum speedup of Monte Carlo methods","type":"article-journal","volume":"471"}}],"isEdited":false,"manualOverride":{"citeprocText":"(Montanaro 2015)","isManuallyOverridden":false,"manualOverrideText":""},"mendeley":{"formattedCitation":"(Montanaro 2015)","plainTextFormattedCitation":"(Montanaro 2015)","previouslyFormattedCitation":"(Montanaro 2015)"},"properties":{"noteIndex":0},"schema":"https://github.com/citation-style-language/schema/raw/master/csl-citation.json"}</w:instrText>
+        <w:instrText xml:space="preserve">ADDIN CSL_CITATION {"citationID":"MENDELEY_CITATION_143","citationItems":[{"id":"ITEM-143","isTemporary":false,"itemData":{"DOI":"10.1098/rspa.2015.0301","author":[{"family":"Montanaro","given":"Ashley"}],"container-title":"Proceedings of the Royal Society A: Mathematical, Physical and Engineering Sciences","id":"Montanaro2015","issue":"2181","issued":{"date-parts":[[2015]]},"page":"20150301","publisher":"The Royal Society","title":"Quantum speedup of Monte Carlo methods","type":"article-journal","volume":"471"}}],"isEdited":false,"manualOverride":{"citeprocText":"(Montanaro 2015)","isManuallyOverridden":false,"manualOverrideText":""},"mendeley":{"formattedCitation":"(Montanaro 2015)","plainTextFormattedCitation":"(Montanaro 2015)","previouslyFormattedCitation":"(Montanaro 2015)"},"properties":{"noteIndex":0},"schema":"https://github.com/citation-style-language/schema/raw/master/csl-citation.json"}</w:instrText>
       </w:r>
       <w:r>
         <w:fldChar w:fldCharType="separate"/>
@@ -9439,7 +9556,7 @@
         <w:fldChar w:fldCharType="begin"/>
       </w:r>
       <w:r>
-        <w:instrText xml:space="preserve">ADDIN CSL_CITATION {"citationID":"MENDELEY_CITATION_139","citationItems":[{"id":"ITEM-139","isTemporary":false,"itemData":{"DOI":"10.1109/ROBOT.1999.772544","author":[{"family":"Dellaert","given":"Frank"},{"family":"Fox","given":"Dieter"},{"family":"Burgard","given":"Wolfram"},{"family":"Thrun","given":"Sebastian"}],"container-title":"Proceedings of the 1999 IEEE international conference on robotics and automation (ICRA)","id":"Dellaert1999","issued":{"date-parts":[[1999]]},"page":"1322-1328","publisher":"IEEE","title":"Monte Carlo localization for mobile robots","type":"paper-conference","volume":"2"}}],"isEdited":false,"manualOverride":{"citeprocText":"(Dellaert et al. 1999)","isManuallyOverridden":false,"manualOverrideText":""},"mendeley":{"formattedCitation":"(Dellaert et al. 1999)","plainTextFormattedCitation":"(Dellaert et al. 1999)","previouslyFormattedCitation":"(Dellaert et al. 1999)"},"properties":{"noteIndex":0},"schema":"https://github.com/citation-style-language/schema/raw/master/csl-citation.json"}</w:instrText>
+        <w:instrText xml:space="preserve">ADDIN CSL_CITATION {"citationID":"MENDELEY_CITATION_144","citationItems":[{"id":"ITEM-144","isTemporary":false,"itemData":{"DOI":"10.1109/ROBOT.1999.772544","author":[{"family":"Dellaert","given":"Frank"},{"family":"Fox","given":"Dieter"},{"family":"Burgard","given":"Wolfram"},{"family":"Thrun","given":"Sebastian"}],"container-title":"Proceedings of the 1999 IEEE international conference on robotics and automation (ICRA)","id":"Dellaert1999","issued":{"date-parts":[[1999]]},"page":"1322-1328","publisher":"IEEE","title":"Monte Carlo localization for mobile robots","type":"paper-conference","volume":"2"}}],"isEdited":false,"manualOverride":{"citeprocText":"(Dellaert et al. 1999)","isManuallyOverridden":false,"manualOverrideText":""},"mendeley":{"formattedCitation":"(Dellaert et al. 1999)","plainTextFormattedCitation":"(Dellaert et al. 1999)","previouslyFormattedCitation":"(Dellaert et al. 1999)"},"properties":{"noteIndex":0},"schema":"https://github.com/citation-style-language/schema/raw/master/csl-citation.json"}</w:instrText>
       </w:r>
       <w:r>
         <w:fldChar w:fldCharType="separate"/>
@@ -9460,7 +9577,7 @@
         <w:fldChar w:fldCharType="begin"/>
       </w:r>
       <w:r>
-        <w:instrText xml:space="preserve">ADDIN CSL_CITATION {"citationID":"MENDELEY_CITATION_140","citationItems":[{"id":"ITEM-140","isTemporary":false,"itemData":{"DOI":"10.1103/PhysRevX.4.031002","author":[{"family":"Paparo","given":"Giuseppe Davide"},{"family":"Dunjko","given":"Vedran"},{"family":"Makmal","given":"Adi"},{"family":"Martin-Delgado","given":"Miguel Angel"},{"family":"Briegel","given":"Hans J."}],"container-title":"Physical Review X","id":"Paparo2014","issue":"3","issued":{"date-parts":[[2014]]},"page":"031002","title":"Quantum speedup for active learning agents","type":"article-journal","volume":"4"}}],"isEdited":false,"manualOverride":{"citeprocText":"(Paparo et al. 2014)","isManuallyOverridden":false,"manualOverrideText":""},"mendeley":{"formattedCitation":"(Paparo et al. 2014)","plainTextFormattedCitation":"(Paparo et al. 2014)","previouslyFormattedCitation":"(Paparo et al. 2014)"},"properties":{"noteIndex":0},"schema":"https://github.com/citation-style-language/schema/raw/master/csl-citation.json"}</w:instrText>
+        <w:instrText xml:space="preserve">ADDIN CSL_CITATION {"citationID":"MENDELEY_CITATION_145","citationItems":[{"id":"ITEM-145","isTemporary":false,"itemData":{"DOI":"10.1103/PhysRevX.4.031002","author":[{"family":"Paparo","given":"Giuseppe Davide"},{"family":"Dunjko","given":"Vedran"},{"family":"Makmal","given":"Adi"},{"family":"Martin-Delgado","given":"Miguel Angel"},{"family":"Briegel","given":"Hans J."}],"container-title":"Physical Review X","id":"Paparo2014","issue":"3","issued":{"date-parts":[[2014]]},"page":"031002","title":"Quantum speedup for active learning agents","type":"article-journal","volume":"4"}}],"isEdited":false,"manualOverride":{"citeprocText":"(Paparo et al. 2014)","isManuallyOverridden":false,"manualOverrideText":""},"mendeley":{"formattedCitation":"(Paparo et al. 2014)","plainTextFormattedCitation":"(Paparo et al. 2014)","previouslyFormattedCitation":"(Paparo et al. 2014)"},"properties":{"noteIndex":0},"schema":"https://github.com/citation-style-language/schema/raw/master/csl-citation.json"}</w:instrText>
       </w:r>
       <w:r>
         <w:fldChar w:fldCharType="separate"/>
@@ -9478,7 +9595,7 @@
         <w:fldChar w:fldCharType="begin"/>
       </w:r>
       <w:r>
-        <w:instrText xml:space="preserve">ADDIN CSL_CITATION {"citationID":"MENDELEY_CITATION_141","citationItems":[{"id":"ITEM-141","isTemporary":false,"itemData":{"URL":"https://arxiv.org/abs/1401.2142","author":[{"family":"Wiebe","given":"Nathan"},{"family":"Kapoor","given":"Ashish"},{"family":"Svore","given":"Krysta M."}],"container-title":"Quantum Information &amp; Computation","id":"Wiebe2015","issue":"3–4","issued":{"date-parts":[[2015]]},"page":"318-358","publisher":"Rinton Press","title":"Quantum algorithms for nearest-neighbor methods for supervised and unsupervised learning","type":"article-journal","volume":"15"}}],"isEdited":false,"manualOverride":{"citeprocText":"(Wiebe, Kapoor, and Svore 2015)","isManuallyOverridden":false,"manualOverrideText":""},"mendeley":{"formattedCitation":"(Wiebe, Kapoor, and Svore 2015)","plainTextFormattedCitation":"(Wiebe, Kapoor, and Svore 2015)","previouslyFormattedCitation":"(Wiebe, Kapoor, and Svore 2015)"},"properties":{"noteIndex":0},"schema":"https://github.com/citation-style-language/schema/raw/master/csl-citation.json"}</w:instrText>
+        <w:instrText xml:space="preserve">ADDIN CSL_CITATION {"citationID":"MENDELEY_CITATION_146","citationItems":[{"id":"ITEM-146","isTemporary":false,"itemData":{"URL":"https://arxiv.org/abs/1401.2142","author":[{"family":"Wiebe","given":"Nathan"},{"family":"Kapoor","given":"Ashish"},{"family":"Svore","given":"Krysta M."}],"container-title":"Quantum Information &amp; Computation","id":"Wiebe2015","issue":"3–4","issued":{"date-parts":[[2015]]},"page":"318-358","publisher":"Rinton Press","title":"Quantum algorithms for nearest-neighbor methods for supervised and unsupervised learning","type":"article-journal","volume":"15"}}],"isEdited":false,"manualOverride":{"citeprocText":"(Wiebe, Kapoor, and Svore 2015)","isManuallyOverridden":false,"manualOverrideText":""},"mendeley":{"formattedCitation":"(Wiebe, Kapoor, and Svore 2015)","plainTextFormattedCitation":"(Wiebe, Kapoor, and Svore 2015)","previouslyFormattedCitation":"(Wiebe, Kapoor, and Svore 2015)"},"properties":{"noteIndex":0},"schema":"https://github.com/citation-style-language/schema/raw/master/csl-citation.json"}</w:instrText>
       </w:r>
       <w:r>
         <w:fldChar w:fldCharType="separate"/>
@@ -9499,7 +9616,7 @@
         <w:fldChar w:fldCharType="begin"/>
       </w:r>
       <w:r>
-        <w:instrText xml:space="preserve">ADDIN CSL_CITATION {"citationID":"MENDELEY_CITATION_142","citationItems":[{"id":"ITEM-142","isTemporary":false,"itemData":{"URL":"https://arxiv.org/abs/quant-ph/0003006","author":[{"family":"Benioff","given":"Paul"}],"collection-title":"Contemporary mathematics","container-title":"Quantum computation and information","editor":[{"family":"Lomonaco","given":"Samuel J.","suffix":"Jr."},{"family":"Brandt","given":"Howard E."}],"id":"Benioff2002","issued":{"date-parts":[[2002]]},"publisher":"American Mathematical Society","publisher-place":"Providence, RI","title":"Space searches with a quantum robot","type":"chapter","volume":"305"},"suppress-author":false}],"isEdited":false,"manualOverride":{"citeprocText":"Benioff (2002)","isManuallyOverridden":false,"manualOverrideText":""},"mendeley":{"formattedCitation":"Benioff (2002)","plainTextFormattedCitation":"Benioff (2002)","previouslyFormattedCitation":"Benioff (2002)"},"properties":{"noteIndex":0},"schema":"https://github.com/citation-style-language/schema/raw/master/csl-citation.json"}</w:instrText>
+        <w:instrText xml:space="preserve">ADDIN CSL_CITATION {"citationID":"MENDELEY_CITATION_147","citationItems":[{"id":"ITEM-147","isTemporary":false,"itemData":{"URL":"https://arxiv.org/abs/quant-ph/0003006","author":[{"family":"Benioff","given":"Paul"}],"collection-title":"Contemporary mathematics","container-title":"Quantum computation and information","editor":[{"family":"Lomonaco","given":"Samuel J.","suffix":"Jr."},{"family":"Brandt","given":"Howard E."}],"id":"Benioff2002","issued":{"date-parts":[[2002]]},"publisher":"American Mathematical Society","publisher-place":"Providence, RI","title":"Space searches with a quantum robot","type":"chapter","volume":"305"},"suppress-author":false}],"isEdited":false,"manualOverride":{"citeprocText":"Benioff (2002)","isManuallyOverridden":false,"manualOverrideText":""},"mendeley":{"formattedCitation":"Benioff (2002)","plainTextFormattedCitation":"Benioff (2002)","previouslyFormattedCitation":"Benioff (2002)"},"properties":{"noteIndex":0},"schema":"https://github.com/citation-style-language/schema/raw/master/csl-citation.json"}</w:instrText>
       </w:r>
       <w:r>
         <w:fldChar w:fldCharType="separate"/>
@@ -9544,7 +9661,7 @@
         <w:fldChar w:fldCharType="begin"/>
       </w:r>
       <w:r>
-        <w:instrText xml:space="preserve">ADDIN CSL_CITATION {"citationID":"MENDELEY_CITATION_143","citationItems":[{"id":"ITEM-143","isTemporary":false,"itemData":{"DOI":"10.3390/math10142475","author":[{"family":"Chella","given":"Antonio"},{"family":"Gaglio","given":"Salvatore"},{"family":"Pilato","given":"Giovanni"},{"family":"Vella","given":"Filippo"},{"family":"Zammuto","given":"Salvatore"}],"container-title":"Mathematics","id":"Chella2022","issue":"14","issued":{"date-parts":[[2022]]},"page":"2475","publisher":"MDPI","title":"A quantum planner for robot motion","type":"article-journal","volume":"10"},"suppress-author":false}],"isEdited":false,"manualOverride":{"citeprocText":"Chella et al. (2022)","isManuallyOverridden":false,"manualOverrideText":""},"mendeley":{"formattedCitation":"Chella et al. (2022)","plainTextFormattedCitation":"Chella et al. (2022)","previouslyFormattedCitation":"Chella et al. (2022)"},"properties":{"noteIndex":0},"schema":"https://github.com/citation-style-language/schema/raw/master/csl-citation.json"}</w:instrText>
+        <w:instrText xml:space="preserve">ADDIN CSL_CITATION {"citationID":"MENDELEY_CITATION_148","citationItems":[{"id":"ITEM-148","isTemporary":false,"itemData":{"DOI":"10.3390/math10142475","author":[{"family":"Chella","given":"Antonio"},{"family":"Gaglio","given":"Salvatore"},{"family":"Pilato","given":"Giovanni"},{"family":"Vella","given":"Filippo"},{"family":"Zammuto","given":"Salvatore"}],"container-title":"Mathematics","id":"Chella2022","issue":"14","issued":{"date-parts":[[2022]]},"page":"2475","publisher":"MDPI","title":"A quantum planner for robot motion","type":"article-journal","volume":"10"},"suppress-author":false}],"isEdited":false,"manualOverride":{"citeprocText":"Chella et al. (2022)","isManuallyOverridden":false,"manualOverrideText":""},"mendeley":{"formattedCitation":"Chella et al. (2022)","plainTextFormattedCitation":"Chella et al. (2022)","previouslyFormattedCitation":"Chella et al. (2022)"},"properties":{"noteIndex":0},"schema":"https://github.com/citation-style-language/schema/raw/master/csl-citation.json"}</w:instrText>
       </w:r>
       <w:r>
         <w:fldChar w:fldCharType="separate"/>
@@ -9630,7 +9747,7 @@
         <w:fldChar w:fldCharType="begin"/>
       </w:r>
       <w:r>
-        <w:instrText xml:space="preserve">ADDIN CSL_CITATION {"citationID":"MENDELEY_CITATION_144","citationItems":[{"id":"ITEM-144","isTemporary":false,"itemData":{"DOI":"10.1016/j.robot.2023.104362","author":[{"family":"Chella","given":"Antonio"},{"family":"Gaglio","given":"Salvatore"},{"family":"Mannone","given":"Maria"},{"family":"Pilato","given":"Giovanni"},{"family":"Seidita","given":"Valeria"},{"family":"Vella","given":"Filippo"},{"family":"Zammuto","given":"Salvatore"}],"container-title":"Robotics and Autonomous Systems","id":"Chella2023","issued":{"date-parts":[[2023]]},"page":"104362","publisher":"Elsevier","title":"Quantum planning for swarm robotics","type":"article-journal","volume":"161"},"suppress-author":false}],"isEdited":false,"manualOverride":{"citeprocText":"Chella et al. (2023)","isManuallyOverridden":false,"manualOverrideText":""},"mendeley":{"formattedCitation":"Chella et al. (2023)","plainTextFormattedCitation":"Chella et al. (2023)","previouslyFormattedCitation":"Chella et al. (2023)"},"properties":{"noteIndex":0},"schema":"https://github.com/citation-style-language/schema/raw/master/csl-citation.json"}</w:instrText>
+        <w:instrText xml:space="preserve">ADDIN CSL_CITATION {"citationID":"MENDELEY_CITATION_149","citationItems":[{"id":"ITEM-149","isTemporary":false,"itemData":{"DOI":"10.1016/j.robot.2023.104362","author":[{"family":"Chella","given":"Antonio"},{"family":"Gaglio","given":"Salvatore"},{"family":"Mannone","given":"Maria"},{"family":"Pilato","given":"Giovanni"},{"family":"Seidita","given":"Valeria"},{"family":"Vella","given":"Filippo"},{"family":"Zammuto","given":"Salvatore"}],"container-title":"Robotics and Autonomous Systems","id":"Chella2023","issued":{"date-parts":[[2023]]},"page":"104362","publisher":"Elsevier","title":"Quantum planning for swarm robotics","type":"article-journal","volume":"161"},"suppress-author":false}],"isEdited":false,"manualOverride":{"citeprocText":"Chella et al. (2023)","isManuallyOverridden":false,"manualOverrideText":""},"mendeley":{"formattedCitation":"Chella et al. (2023)","plainTextFormattedCitation":"Chella et al. (2023)","previouslyFormattedCitation":"Chella et al. (2023)"},"properties":{"noteIndex":0},"schema":"https://github.com/citation-style-language/schema/raw/master/csl-citation.json"}</w:instrText>
       </w:r>
       <w:r>
         <w:fldChar w:fldCharType="separate"/>
@@ -9647,6 +9764,30 @@
       <w:r>
         <w:t xml:space="preserve">extended the planner to swarms of simple robots in a search-and-rescue scenario inspired by ant foraging: each robot’s position and perceived proximity to the target are encoded in qubits, pairwise information exchange is a quantum circuit that decides which peer to follow, and each robot plans its next moves with a Grover circuit. In Qiskit simulations, the quantum swarm reached the target faster than two classical ant-behavior simulations, but the swarms are small, the circuits are noiseless, and the baselines are generic ant-colony simulations rather than state-of-the-art multi-robot planners.</w:t>
       </w:r>
+      <w:r>
+        <w:t xml:space="preserve"> </w:t>
+      </w:r>
+      <w:r>
+        <w:fldChar w:fldCharType="begin"/>
+      </w:r>
+      <w:r>
+        <w:instrText xml:space="preserve">ADDIN CSL_CITATION {"citationID":"MENDELEY_CITATION_150","citationItems":[{"id":"ITEM-150","isTemporary":false,"itemData":{"DOI":"10.1109/ACCESS.2023.3307316","author":[{"family":"Lathrop","given":"Paul"},{"family":"Boardman","given":"Beth"},{"family":"Martínez","given":"Sonia"}],"container-title":"IEEE Access","id":"Lathrop2023","issued":{"date-parts":[[2023]]},"page":"89506-89519","title":"Quantum search approaches to sampling-based motion planning","type":"article-journal","volume":"11"},"suppress-author":false}],"isEdited":false,"manualOverride":{"citeprocText":"Lathrop, Boardman, and Martínez (2023)","isManuallyOverridden":false,"manualOverrideText":""},"mendeley":{"formattedCitation":"Lathrop, Boardman, and Martínez (2023)","plainTextFormattedCitation":"Lathrop, Boardman, and Martínez (2023)","previouslyFormattedCitation":"Lathrop, Boardman, and Martínez (2023)"},"properties":{"noteIndex":0},"schema":"https://github.com/citation-style-language/schema/raw/master/csl-citation.json"}</w:instrText>
+      </w:r>
+      <w:r>
+        <w:fldChar w:fldCharType="separate"/>
+      </w:r>
+      <w:r>
+        <w:t xml:space="preserve">Lathrop, Boardman, and Martínez (2023)</w:t>
+      </w:r>
+      <w:r>
+        <w:fldChar w:fldCharType="end"/>
+      </w:r>
+      <w:r>
+        <w:t xml:space="preserve"> </w:t>
+      </w:r>
+      <w:r>
+        <w:t xml:space="preserve">took the sampling-based planners themselves as the starting point: they recast sampling-based motion planning as a database-oracle problem and solved it with Grover-type quantum search, including a quantum full path search, which reduces the number of oracle queries quadratically. This is the closest link in the corpus between quantum search and the planners robots actually use, but the gain is again a query count that would need fault-tolerant hardware to become a wall-clock speed-up.</w:t>
+      </w:r>
     </w:p>
     <w:p>
       <w:pPr>
@@ -9656,7 +9797,7 @@
         <w:fldChar w:fldCharType="begin"/>
       </w:r>
       <w:r>
-        <w:instrText xml:space="preserve">ADDIN CSL_CITATION {"citationID":"MENDELEY_CITATION_145","citationItems":[{"id":"ITEM-145","isTemporary":false,"itemData":{"author":[{"family":"Nigatu","given":"Hassen"},{"family":"Shi","given":"Gaokun"},{"family":"Li","given":"Jituo"},{"family":"Wang","given":"Jin"},{"family":"Lu","given":"Guodong"},{"family":"Li","given":"Howard"}],"container-title":"IEEE Robotics and Automation Letters","id":"Nigatu2025","issued":{"date-parts":[[2025]]},"note":"Accepted October 2025; preprint arXiv:2509.07216","title":"Quantum machine learning and Grover’s algorithm for quantum optimization of robotic manipulators","type":"article-journal"},"suppress-author":false}],"isEdited":false,"manualOverride":{"citeprocText":"Nigatu et al. (2025)","isManuallyOverridden":false,"manualOverrideText":""},"mendeley":{"formattedCitation":"Nigatu et al. (2025)","plainTextFormattedCitation":"Nigatu et al. (2025)","previouslyFormattedCitation":"Nigatu et al. (2025)"},"properties":{"noteIndex":0},"schema":"https://github.com/citation-style-language/schema/raw/master/csl-citation.json"}</w:instrText>
+        <w:instrText xml:space="preserve">ADDIN CSL_CITATION {"citationID":"MENDELEY_CITATION_151","citationItems":[{"id":"ITEM-151","isTemporary":false,"itemData":{"author":[{"family":"Nigatu","given":"Hassen"},{"family":"Shi","given":"Gaokun"},{"family":"Li","given":"Jituo"},{"family":"Wang","given":"Jin"},{"family":"Lu","given":"Guodong"},{"family":"Li","given":"Howard"}],"container-title":"IEEE Robotics and Automation Letters","id":"Nigatu2025","issued":{"date-parts":[[2025]]},"note":"Accepted October 2025; preprint arXiv:2509.07216","title":"Quantum machine learning and Grover’s algorithm for quantum optimization of robotic manipulators","type":"article-journal"},"suppress-author":false}],"isEdited":false,"manualOverride":{"citeprocText":"Nigatu et al. (2025)","isManuallyOverridden":false,"manualOverrideText":""},"mendeley":{"formattedCitation":"Nigatu et al. (2025)","plainTextFormattedCitation":"Nigatu et al. (2025)","previouslyFormattedCitation":"Nigatu et al. (2025)"},"properties":{"noteIndex":0},"schema":"https://github.com/citation-style-language/schema/raw/master/csl-citation.json"}</w:instrText>
       </w:r>
       <w:r>
         <w:fldChar w:fldCharType="separate"/>
@@ -9680,7 +9821,7 @@
         <w:fldChar w:fldCharType="begin"/>
       </w:r>
       <w:r>
-        <w:instrText xml:space="preserve">ADDIN CSL_CITATION {"citationID":"MENDELEY_CITATION_146","citationItems":[{"id":"ITEM-146","isTemporary":false,"itemData":{"DOI":"10.1109/TCE.2024.3423416","author":[{"family":"Sarkar","given":"Mayukh"},{"family":"Pradhan","given":"Jitesh"},{"family":"Singh","given":"Anil Kumar"},{"family":"Nenavath","given":"Hathiram"}],"container-title":"IEEE Transactions on Consumer Electronics","id":"Sarkar2024","issue":"3","issued":{"date-parts":[[2024]]},"page":"5597-5606","publisher":"IEEE","title":"A novel hybrid quantum architecture for path planning in quantum-enabled autonomous mobile robots","type":"article-journal","volume":"70"},"suppress-author":false}],"isEdited":false,"manualOverride":{"citeprocText":"Sarkar et al. (2024)","isManuallyOverridden":false,"manualOverrideText":""},"mendeley":{"formattedCitation":"Sarkar et al. (2024)","plainTextFormattedCitation":"Sarkar et al. (2024)","previouslyFormattedCitation":"Sarkar et al. (2024)"},"properties":{"noteIndex":0},"schema":"https://github.com/citation-style-language/schema/raw/master/csl-citation.json"}</w:instrText>
+        <w:instrText xml:space="preserve">ADDIN CSL_CITATION {"citationID":"MENDELEY_CITATION_152","citationItems":[{"id":"ITEM-152","isTemporary":false,"itemData":{"DOI":"10.1109/TCE.2024.3423416","author":[{"family":"Sarkar","given":"Mayukh"},{"family":"Pradhan","given":"Jitesh"},{"family":"Singh","given":"Anil Kumar"},{"family":"Nenavath","given":"Hathiram"}],"container-title":"IEEE Transactions on Consumer Electronics","id":"Sarkar2024","issue":"3","issued":{"date-parts":[[2024]]},"page":"5597-5606","publisher":"IEEE","title":"A novel hybrid quantum architecture for path planning in quantum-enabled autonomous mobile robots","type":"article-journal","volume":"70"},"suppress-author":false}],"isEdited":false,"manualOverride":{"citeprocText":"Sarkar et al. (2024)","isManuallyOverridden":false,"manualOverrideText":""},"mendeley":{"formattedCitation":"Sarkar et al. (2024)","plainTextFormattedCitation":"Sarkar et al. (2024)","previouslyFormattedCitation":"Sarkar et al. (2024)"},"properties":{"noteIndex":0},"schema":"https://github.com/citation-style-language/schema/raw/master/csl-citation.json"}</w:instrText>
       </w:r>
       <w:r>
         <w:fldChar w:fldCharType="separate"/>
@@ -9743,7 +9884,7 @@
         <w:fldChar w:fldCharType="begin"/>
       </w:r>
       <w:r>
-        <w:instrText xml:space="preserve">ADDIN CSL_CITATION {"citationID":"MENDELEY_CITATION_147","citationItems":[{"id":"ITEM-147","isTemporary":false,"itemData":{"URL":"https://proceedings.mlr.press/v267/gerlach25a.html","author":[{"family":"Gerlach","given":"Thore"},{"family":"Lee","given":"Loong Kuan"},{"family":"Barbaresco","given":"Frederic"},{"family":"Piatkowski","given":"Nico"}],"collection-title":"Proceedings of machine learning research","container-title":"Proceedings of the 42nd international conference on machine learning","editor":[{"family":"Singh","given":"Aarti"},{"family":"Fazel","given":"Maryam"},{"family":"Hsu","given":"Daniel"},{"family":"Lacoste-Julien","given":"Simon"},{"family":"Berkenkamp","given":"Felix"},{"family":"Maharaj","given":"Tegan"},{"family":"Wagstaff","given":"Kiri"},{"family":"Zhu","given":"Jerry"}],"id":"Gerlach2025","issued":{"date-parts":[[2025]]},"page":"19161-19171","publisher":"PMLR","title":"Hybrid quantum-classical multi-agent pathfinding","type":"paper-conference","volume":"267"},"suppress-author":false}],"isEdited":false,"manualOverride":{"citeprocText":"Gerlach et al. (2025)","isManuallyOverridden":false,"manualOverrideText":""},"mendeley":{"formattedCitation":"Gerlach et al. (2025)","plainTextFormattedCitation":"Gerlach et al. (2025)","previouslyFormattedCitation":"Gerlach et al. (2025)"},"properties":{"noteIndex":0},"schema":"https://github.com/citation-style-language/schema/raw/master/csl-citation.json"}</w:instrText>
+        <w:instrText xml:space="preserve">ADDIN CSL_CITATION {"citationID":"MENDELEY_CITATION_153","citationItems":[{"id":"ITEM-153","isTemporary":false,"itemData":{"URL":"https://proceedings.mlr.press/v267/gerlach25a.html","author":[{"family":"Gerlach","given":"Thore"},{"family":"Lee","given":"Loong Kuan"},{"family":"Barbaresco","given":"Frederic"},{"family":"Piatkowski","given":"Nico"}],"collection-title":"Proceedings of machine learning research","container-title":"Proceedings of the 42nd international conference on machine learning","editor":[{"family":"Singh","given":"Aarti"},{"family":"Fazel","given":"Maryam"},{"family":"Hsu","given":"Daniel"},{"family":"Lacoste-Julien","given":"Simon"},{"family":"Berkenkamp","given":"Felix"},{"family":"Maharaj","given":"Tegan"},{"family":"Wagstaff","given":"Kiri"},{"family":"Zhu","given":"Jerry"}],"id":"Gerlach2025","issued":{"date-parts":[[2025]]},"page":"19161-19171","publisher":"PMLR","title":"Hybrid quantum-classical multi-agent pathfinding","type":"paper-conference","volume":"267"},"suppress-author":false}],"isEdited":false,"manualOverride":{"citeprocText":"Gerlach et al. (2025)","isManuallyOverridden":false,"manualOverrideText":""},"mendeley":{"formattedCitation":"Gerlach et al. (2025)","plainTextFormattedCitation":"Gerlach et al. (2025)","previouslyFormattedCitation":"Gerlach et al. (2025)"},"properties":{"noteIndex":0},"schema":"https://github.com/citation-style-language/schema/raw/master/csl-citation.json"}</w:instrText>
       </w:r>
       <w:r>
         <w:fldChar w:fldCharType="separate"/>
@@ -9767,7 +9908,7 @@
         <w:fldChar w:fldCharType="begin"/>
       </w:r>
       <w:r>
-        <w:instrText xml:space="preserve">ADDIN CSL_CITATION {"citationID":"MENDELEY_CITATION_148","citationItems":[{"id":"ITEM-148","isTemporary":false,"itemData":{"URL":"https://arxiv.org/abs/2602.14799","author":[{"family":"González Villasmil","given":"Javier"}],"id":"GonzalezVillasmil2026","issued":{"date-parts":[[2026]]},"title":"Scalable multi-robot path planning via quadratic unconstrained binary optimization","type":""},"suppress-author":false}],"isEdited":false,"manualOverride":{"citeprocText":"González Villasmil (2026)","isManuallyOverridden":false,"manualOverrideText":""},"mendeley":{"formattedCitation":"González Villasmil (2026)","plainTextFormattedCitation":"González Villasmil (2026)","previouslyFormattedCitation":"González Villasmil (2026)"},"properties":{"noteIndex":0},"schema":"https://github.com/citation-style-language/schema/raw/master/csl-citation.json"}</w:instrText>
+        <w:instrText xml:space="preserve">ADDIN CSL_CITATION {"citationID":"MENDELEY_CITATION_154","citationItems":[{"id":"ITEM-154","isTemporary":false,"itemData":{"URL":"https://arxiv.org/abs/2602.14799","author":[{"family":"González Villasmil","given":"Javier"}],"id":"GonzalezVillasmil2026","issued":{"date-parts":[[2026]]},"title":"Scalable multi-robot path planning via quadratic unconstrained binary optimization","type":""},"suppress-author":false}],"isEdited":false,"manualOverride":{"citeprocText":"González Villasmil (2026)","isManuallyOverridden":false,"manualOverrideText":""},"mendeley":{"formattedCitation":"González Villasmil (2026)","plainTextFormattedCitation":"González Villasmil (2026)","previouslyFormattedCitation":"González Villasmil (2026)"},"properties":{"noteIndex":0},"schema":"https://github.com/citation-style-language/schema/raw/master/csl-citation.json"}</w:instrText>
       </w:r>
       <w:r>
         <w:fldChar w:fldCharType="separate"/>
@@ -9814,7 +9955,7 @@
         <w:fldChar w:fldCharType="begin"/>
       </w:r>
       <w:r>
-        <w:instrText xml:space="preserve">ADDIN CSL_CITATION {"citationID":"MENDELEY_CITATION_149","citationItems":[{"id":"ITEM-149","isTemporary":false,"itemData":{"URL":"https://arxiv.org/abs/2407.08767","author":[{"family":"Rao","given":"Poojith U."},{"family":"Speelman","given":"Florian"},{"family":"Sodhi","given":"Balwinder"},{"family":"Kinge","given":"Sachin"}],"id":"Rao2024","issued":{"date-parts":[[2024]]},"title":"A quantum computing approach for multi-robot coverage path planning","type":""},"suppress-author":false}],"isEdited":false,"manualOverride":{"citeprocText":"Rao et al. (2024)","isManuallyOverridden":false,"manualOverrideText":""},"mendeley":{"formattedCitation":"Rao et al. (2024)","plainTextFormattedCitation":"Rao et al. (2024)","previouslyFormattedCitation":"Rao et al. (2024)"},"properties":{"noteIndex":0},"schema":"https://github.com/citation-style-language/schema/raw/master/csl-citation.json"}</w:instrText>
+        <w:instrText xml:space="preserve">ADDIN CSL_CITATION {"citationID":"MENDELEY_CITATION_155","citationItems":[{"id":"ITEM-155","isTemporary":false,"itemData":{"URL":"https://arxiv.org/abs/2407.08767","author":[{"family":"Rao","given":"Poojith U."},{"family":"Speelman","given":"Florian"},{"family":"Sodhi","given":"Balwinder"},{"family":"Kinge","given":"Sachin"}],"id":"Rao2024","issued":{"date-parts":[[2024]]},"title":"A quantum computing approach for multi-robot coverage path planning","type":""},"suppress-author":false}],"isEdited":false,"manualOverride":{"citeprocText":"Rao et al. (2024)","isManuallyOverridden":false,"manualOverrideText":""},"mendeley":{"formattedCitation":"Rao et al. (2024)","plainTextFormattedCitation":"Rao et al. (2024)","previouslyFormattedCitation":"Rao et al. (2024)"},"properties":{"noteIndex":0},"schema":"https://github.com/citation-style-language/schema/raw/master/csl-citation.json"}</w:instrText>
       </w:r>
       <w:r>
         <w:fldChar w:fldCharType="separate"/>
@@ -9835,7 +9976,7 @@
         <w:fldChar w:fldCharType="begin"/>
       </w:r>
       <w:r>
-        <w:instrText xml:space="preserve">ADDIN CSL_CITATION {"citationID":"MENDELEY_CITATION_150","citationItems":[{"id":"ITEM-150","isTemporary":false,"itemData":{"DOI":"10.3390/a12020034","author":[{"family":"Hadfield","given":"Stuart"},{"family":"Wang","given":"Zhihui"},{"family":"O’Gorman","given":"Bryan"},{"family":"Rieffel","given":"Eleanor G."},{"family":"Venturelli","given":"Davide"},{"family":"Biswas","given":"Rupak"}],"container-title":"Algorithms","id":"Hadfield2019","issue":"2","issued":{"date-parts":[[2019]]},"page":"34","publisher":"MDPI","title":"From the quantum approximate optimization algorithm to a quantum alternating operator ansatz","type":"article-journal","volume":"12"}}],"isEdited":false,"manualOverride":{"citeprocText":"(Hadfield et al. 2019)","isManuallyOverridden":false,"manualOverrideText":""},"mendeley":{"formattedCitation":"(Hadfield et al. 2019)","plainTextFormattedCitation":"(Hadfield et al. 2019)","previouslyFormattedCitation":"(Hadfield et al. 2019)"},"properties":{"noteIndex":0},"schema":"https://github.com/citation-style-language/schema/raw/master/csl-citation.json"}</w:instrText>
+        <w:instrText xml:space="preserve">ADDIN CSL_CITATION {"citationID":"MENDELEY_CITATION_156","citationItems":[{"id":"ITEM-156","isTemporary":false,"itemData":{"DOI":"10.3390/a12020034","author":[{"family":"Hadfield","given":"Stuart"},{"family":"Wang","given":"Zhihui"},{"family":"O’Gorman","given":"Bryan"},{"family":"Rieffel","given":"Eleanor G."},{"family":"Venturelli","given":"Davide"},{"family":"Biswas","given":"Rupak"}],"container-title":"Algorithms","id":"Hadfield2019","issue":"2","issued":{"date-parts":[[2019]]},"page":"34","publisher":"MDPI","title":"From the quantum approximate optimization algorithm to a quantum alternating operator ansatz","type":"article-journal","volume":"12"}}],"isEdited":false,"manualOverride":{"citeprocText":"(Hadfield et al. 2019)","isManuallyOverridden":false,"manualOverrideText":""},"mendeley":{"formattedCitation":"(Hadfield et al. 2019)","plainTextFormattedCitation":"(Hadfield et al. 2019)","previouslyFormattedCitation":"(Hadfield et al. 2019)"},"properties":{"noteIndex":0},"schema":"https://github.com/citation-style-language/schema/raw/master/csl-citation.json"}</w:instrText>
       </w:r>
       <w:r>
         <w:fldChar w:fldCharType="separate"/>
@@ -9861,7 +10002,7 @@
         <w:fldChar w:fldCharType="begin"/>
       </w:r>
       <w:r>
-        <w:instrText xml:space="preserve">ADDIN CSL_CITATION {"citationID":"MENDELEY_CITATION_151","citationItems":[{"id":"ITEM-151","isTemporary":false,"itemData":{"URL":"https://arxiv.org/abs/2508.21361","author":[{"family":"Innan","given":"Nouhaila"},{"family":"Kashif","given":"Muhammad"},{"family":"Marchisio","given":"Alberto"},{"family":"Gan","given":"Yung-Sze"},{"family":"Barbaresco","given":"Frederic"},{"family":"Shafique","given":"Muhammad"}],"id":"Innan2025","issued":{"date-parts":[[2025]]},"title":"QUAV: Quantum-assisted path planning and optimization for UAV navigation with obstacle avoidance","title-short":"QUAV","type":""},"suppress-author":false}],"isEdited":false,"manualOverride":{"citeprocText":"Innan et al. (2025)","isManuallyOverridden":false,"manualOverrideText":""},"mendeley":{"formattedCitation":"Innan et al. (2025)","plainTextFormattedCitation":"Innan et al. (2025)","previouslyFormattedCitation":"Innan et al. (2025)"},"properties":{"noteIndex":0},"schema":"https://github.com/citation-style-language/schema/raw/master/csl-citation.json"}</w:instrText>
+        <w:instrText xml:space="preserve">ADDIN CSL_CITATION {"citationID":"MENDELEY_CITATION_157","citationItems":[{"id":"ITEM-157","isTemporary":false,"itemData":{"URL":"https://arxiv.org/abs/2508.21361","author":[{"family":"Innan","given":"Nouhaila"},{"family":"Kashif","given":"Muhammad"},{"family":"Marchisio","given":"Alberto"},{"family":"Gan","given":"Yung-Sze"},{"family":"Barbaresco","given":"Frederic"},{"family":"Shafique","given":"Muhammad"}],"id":"Innan2025","issued":{"date-parts":[[2025]]},"title":"QUAV: Quantum-assisted path planning and optimization for UAV navigation with obstacle avoidance","title-short":"QUAV","type":""},"suppress-author":false}],"isEdited":false,"manualOverride":{"citeprocText":"Innan et al. (2025)","isManuallyOverridden":false,"manualOverrideText":""},"mendeley":{"formattedCitation":"Innan et al. (2025)","plainTextFormattedCitation":"Innan et al. (2025)","previouslyFormattedCitation":"Innan et al. (2025)"},"properties":{"noteIndex":0},"schema":"https://github.com/citation-style-language/schema/raw/master/csl-citation.json"}</w:instrText>
       </w:r>
       <w:r>
         <w:fldChar w:fldCharType="separate"/>
@@ -9877,6 +10018,54 @@
       </w:r>
       <w:r>
         <w:t xml:space="preserve">proposed QUAV, one of the first applications of QAOA to drone trajectory planning. The flight graph, obstacles, and no-fly zones are encoded in a cost Hamiltonian, geospatial coordinates are transformed so that paths are geographically accurate, and circuit depth scales linearly with the number of graph edges. In simulation and on IBM’s ibm_kyiv processor, QUAV produced feasible trajectories despite noise and limited connectivity; the graphs are small, however, and there is no benchmark against classical planners.</w:t>
+      </w:r>
+      <w:r>
+        <w:t xml:space="preserve"> </w:t>
+      </w:r>
+      <w:r>
+        <w:fldChar w:fldCharType="begin"/>
+      </w:r>
+      <w:r>
+        <w:instrText xml:space="preserve">ADDIN CSL_CITATION {"citationID":"MENDELEY_CITATION_158","citationItems":[{"id":"ITEM-158","isTemporary":false,"itemData":{"URL":"https://arxiv.org/abs/2501.18432","author":[{"family":"Osaba","given":"Eneko"},{"family":"Miranda-Rodriguez","given":"Pablo"},{"family":"Oikonomakis","given":"Andreas"},{"family":"Petrič","given":"Matic"},{"family":"Ruiz","given":"Alejandra"},{"family":"Bock","given":"Sebastian"},{"family":"Kourtis","given":"Michail-Alexandros"}],"container-title":"2025 IEEE congress on evolutionary computation (CEC)","id":"OsabaDrone2025","issued":{"date-parts":[[2025]]},"publisher":"IEEE","title":"Solving drone routing problems with quantum computing: A hybrid approach combining quantum annealing and gate-based paradigms","title-short":"Solving drone routing problems with quantum computing","type":"paper-conference"},"suppress-author":false}],"isEdited":false,"manualOverride":{"citeprocText":"Osaba, Miranda-Rodriguez, et al. (2025)","isManuallyOverridden":false,"manualOverrideText":""},"mendeley":{"formattedCitation":"Osaba, Miranda-Rodriguez, et al. (2025)","plainTextFormattedCitation":"Osaba, Miranda-Rodriguez, et al. (2025)","previouslyFormattedCitation":"Osaba, Miranda-Rodriguez, et al. (2025)"},"properties":{"noteIndex":0},"schema":"https://github.com/citation-style-language/schema/raw/master/csl-citation.json"}</w:instrText>
+      </w:r>
+      <w:r>
+        <w:fldChar w:fldCharType="separate"/>
+      </w:r>
+      <w:r>
+        <w:t xml:space="preserve">Osaba, Miranda-Rodriguez, et al. (2025)</w:t>
+      </w:r>
+      <w:r>
+        <w:fldChar w:fldCharType="end"/>
+      </w:r>
+      <w:r>
+        <w:t xml:space="preserve"> </w:t>
+      </w:r>
+      <w:r>
+        <w:t xml:space="preserve">split real-world drone routing, with asymmetric costs, forbidden paths, and charging points, into a QAOA clustering phase and a routing phase solved on D-Wave annealers, and obtained feasible routes for three use cases of increasing complexity; the classical decomposition does much of the work, and the quantum contribution is not isolated.</w:t>
+      </w:r>
+      <w:r>
+        <w:t xml:space="preserve"> </w:t>
+      </w:r>
+      <w:r>
+        <w:fldChar w:fldCharType="begin"/>
+      </w:r>
+      <w:r>
+        <w:instrText xml:space="preserve">ADDIN CSL_CITATION {"citationID":"MENDELEY_CITATION_159","citationItems":[{"id":"ITEM-159","isTemporary":false,"itemData":{"URL":"https://arxiv.org/abs/2606.14252","author":[{"family":"Bang","given":"Junyeop"},{"family":"Lee","given":"Byongho"},{"family":"An","given":"Dohyun"},{"family":"Kim","given":"Hwangnam"}],"id":"Bang2026","issued":{"date-parts":[[2026]]},"title":"Optimality-preserving decomposition for scalable QAOA in natural-language-guided multi-drone assignment","type":""},"suppress-author":false}],"isEdited":false,"manualOverride":{"citeprocText":"Bang et al. (2026)","isManuallyOverridden":false,"manualOverrideText":""},"mendeley":{"formattedCitation":"Bang et al. (2026)","plainTextFormattedCitation":"Bang et al. (2026)","previouslyFormattedCitation":"Bang et al. (2026)"},"properties":{"noteIndex":0},"schema":"https://github.com/citation-style-language/schema/raw/master/csl-citation.json"}</w:instrText>
+      </w:r>
+      <w:r>
+        <w:fldChar w:fldCharType="separate"/>
+      </w:r>
+      <w:r>
+        <w:t xml:space="preserve">Bang et al. (2026)</w:t>
+      </w:r>
+      <w:r>
+        <w:fldChar w:fldCharType="end"/>
+      </w:r>
+      <w:r>
+        <w:t xml:space="preserve"> </w:t>
+      </w:r>
+      <w:r>
+        <w:t xml:space="preserve">used a fine-tuned language model to turn natural-language mission instructions into QUBO constraints for multi-drone task assignment, and kept the assignment constraints inside the feasible space with W-state initialization and XY mixers; with CVaR-QAOA sampling, the decomposed problems recovered the global optimum in 96.3% of cases, although only in statevector simulation.</w:t>
       </w:r>
     </w:p>
     <w:bookmarkEnd w:id="62"/>
@@ -9906,7 +10095,7 @@
         <w:fldChar w:fldCharType="begin"/>
       </w:r>
       <w:r>
-        <w:instrText xml:space="preserve">ADDIN CSL_CITATION {"citationID":"MENDELEY_CITATION_152","citationItems":[{"id":"ITEM-152","isTemporary":false,"itemData":{"URL":"https://openaccess.thecvf.com/content/CVPR2026/html/Yu_HQC-NBV_A_Hybrid_Quantum-Classical_View_Planning_Approach_CVPR_2026_paper.html","author":[{"family":"Yu","given":"Xiaotong"},{"family":"Chen","given":"Chang Wen"}],"container-title":"Proceedings of the IEEE/CVF conference on computer vision and pattern recognition (CVPR)","id":"Yu2025","issued":{"date-parts":[[2026,6]]},"page":"35091-35100","title":"HQC-NBV: A hybrid quantum-classical view planning approach","title-short":"HQC-NBV","type":"paper-conference"},"suppress-author":false}],"isEdited":false,"manualOverride":{"citeprocText":"Yu and Chen (2026)","isManuallyOverridden":false,"manualOverrideText":""},"mendeley":{"formattedCitation":"Yu and Chen (2026)","plainTextFormattedCitation":"Yu and Chen (2026)","previouslyFormattedCitation":"Yu and Chen (2026)"},"properties":{"noteIndex":0},"schema":"https://github.com/citation-style-language/schema/raw/master/csl-citation.json"}</w:instrText>
+        <w:instrText xml:space="preserve">ADDIN CSL_CITATION {"citationID":"MENDELEY_CITATION_160","citationItems":[{"id":"ITEM-160","isTemporary":false,"itemData":{"URL":"https://openaccess.thecvf.com/content/CVPR2026/html/Yu_HQC-NBV_A_Hybrid_Quantum-Classical_View_Planning_Approach_CVPR_2026_paper.html","author":[{"family":"Yu","given":"Xiaotong"},{"family":"Chen","given":"Chang Wen"}],"container-title":"Proceedings of the IEEE/CVF conference on computer vision and pattern recognition (CVPR)","id":"Yu2025","issued":{"date-parts":[[2026,6]]},"page":"35091-35100","title":"HQC-NBV: A hybrid quantum-classical view planning approach","title-short":"HQC-NBV","type":"paper-conference"},"suppress-author":false}],"isEdited":false,"manualOverride":{"citeprocText":"Yu and Chen (2026)","isManuallyOverridden":false,"manualOverrideText":""},"mendeley":{"formattedCitation":"Yu and Chen (2026)","plainTextFormattedCitation":"Yu and Chen (2026)","previouslyFormattedCitation":"Yu and Chen (2026)"},"properties":{"noteIndex":0},"schema":"https://github.com/citation-style-language/schema/raw/master/csl-citation.json"}</w:instrText>
       </w:r>
       <w:r>
         <w:fldChar w:fldCharType="separate"/>
@@ -9930,7 +10119,7 @@
         <w:fldChar w:fldCharType="begin"/>
       </w:r>
       <w:r>
-        <w:instrText xml:space="preserve">ADDIN CSL_CITATION {"citationID":"MENDELEY_CITATION_153","citationItems":[{"id":"ITEM-153","isTemporary":false,"itemData":{"DOI":"10.1016/j.robot.2025.105026","author":[{"family":"Antero","given":"Unai"},{"family":"Sierra","given":"Basilio"},{"family":"Oñativia","given":"Jon"},{"family":"Ruiz","given":"Alejandra"},{"family":"Osaba","given":"Eneko"}],"container-title":"Robotics and Autonomous Systems","id":"Antero2025","issued":{"date-parts":[[2025]]},"page":"105026","publisher":"Elsevier","title":"Robot localization aided by quantum algorithms","type":"article-journal","volume":"192"},"suppress-author":false}],"isEdited":false,"manualOverride":{"citeprocText":"Antero et al. (2025)","isManuallyOverridden":false,"manualOverrideText":""},"mendeley":{"formattedCitation":"Antero et al. (2025)","plainTextFormattedCitation":"Antero et al. (2025)","previouslyFormattedCitation":"Antero et al. (2025)"},"properties":{"noteIndex":0},"schema":"https://github.com/citation-style-language/schema/raw/master/csl-citation.json"}</w:instrText>
+        <w:instrText xml:space="preserve">ADDIN CSL_CITATION {"citationID":"MENDELEY_CITATION_161","citationItems":[{"id":"ITEM-161","isTemporary":false,"itemData":{"DOI":"10.1016/j.robot.2025.105026","author":[{"family":"Antero","given":"Unai"},{"family":"Sierra","given":"Basilio"},{"family":"Oñativia","given":"Jon"},{"family":"Ruiz","given":"Alejandra"},{"family":"Osaba","given":"Eneko"}],"container-title":"Robotics and Autonomous Systems","id":"Antero2025","issued":{"date-parts":[[2025]]},"page":"105026","publisher":"Elsevier","title":"Robot localization aided by quantum algorithms","type":"article-journal","volume":"192"},"suppress-author":false}],"isEdited":false,"manualOverride":{"citeprocText":"Antero et al. (2025)","isManuallyOverridden":false,"manualOverrideText":""},"mendeley":{"formattedCitation":"Antero et al. (2025)","plainTextFormattedCitation":"Antero et al. (2025)","previouslyFormattedCitation":"Antero et al. (2025)"},"properties":{"noteIndex":0},"schema":"https://github.com/citation-style-language/schema/raw/master/csl-citation.json"}</w:instrText>
       </w:r>
       <w:r>
         <w:fldChar w:fldCharType="separate"/>
@@ -10039,7 +10228,7 @@
         <w:fldChar w:fldCharType="begin"/>
       </w:r>
       <w:r>
-        <w:instrText xml:space="preserve">ADDIN CSL_CITATION {"citationID":"MENDELEY_CITATION_155","citationItems":[{"id":"ITEM-154","isTemporary":false,"itemData":{"DOI":"10.3390/math10142475","author":[{"family":"Chella","given":"Antonio"},{"family":"Gaglio","given":"Salvatore"},{"family":"Pilato","given":"Giovanni"},{"family":"Vella","given":"Filippo"},{"family":"Zammuto","given":"Salvatore"}],"container-title":"Mathematics","id":"Chella2022","issue":"14","issued":{"date-parts":[[2022]]},"page":"2475","publisher":"MDPI","title":"A quantum planner for robot motion","type":"article-journal","volume":"10"}},{"id":"ITEM-155","isTemporary":false,"itemData":{"author":[{"family":"Nigatu","given":"Hassen"},{"family":"Shi","given":"Gaokun"},{"family":"Li","given":"Jituo"},{"family":"Wang","given":"Jin"},{"family":"Lu","given":"Guodong"},{"family":"Li","given":"Howard"}],"container-title":"IEEE Robotics and Automation Letters","id":"Nigatu2025","issued":{"date-parts":[[2025]]},"note":"Accepted October 2025; preprint arXiv:2509.07216","title":"Quantum machine learning and Grover’s algorithm for quantum optimization of robotic manipulators","type":"article-journal"}}],"isEdited":false,"manualOverride":{"citeprocText":"(Chella et al. 2022; Nigatu et al. 2025)","isManuallyOverridden":false,"manualOverrideText":""},"mendeley":{"formattedCitation":"(Chella et al. 2022; Nigatu et al. 2025)","plainTextFormattedCitation":"(Chella et al. 2022; Nigatu et al. 2025)","previouslyFormattedCitation":"(Chella et al. 2022; Nigatu et al. 2025)"},"properties":{"noteIndex":0},"schema":"https://github.com/citation-style-language/schema/raw/master/csl-citation.json"}</w:instrText>
+        <w:instrText xml:space="preserve">ADDIN CSL_CITATION {"citationID":"MENDELEY_CITATION_163","citationItems":[{"id":"ITEM-162","isTemporary":false,"itemData":{"DOI":"10.3390/math10142475","author":[{"family":"Chella","given":"Antonio"},{"family":"Gaglio","given":"Salvatore"},{"family":"Pilato","given":"Giovanni"},{"family":"Vella","given":"Filippo"},{"family":"Zammuto","given":"Salvatore"}],"container-title":"Mathematics","id":"Chella2022","issue":"14","issued":{"date-parts":[[2022]]},"page":"2475","publisher":"MDPI","title":"A quantum planner for robot motion","type":"article-journal","volume":"10"}},{"id":"ITEM-163","isTemporary":false,"itemData":{"author":[{"family":"Nigatu","given":"Hassen"},{"family":"Shi","given":"Gaokun"},{"family":"Li","given":"Jituo"},{"family":"Wang","given":"Jin"},{"family":"Lu","given":"Guodong"},{"family":"Li","given":"Howard"}],"container-title":"IEEE Robotics and Automation Letters","id":"Nigatu2025","issued":{"date-parts":[[2025]]},"note":"Accepted October 2025; preprint arXiv:2509.07216","title":"Quantum machine learning and Grover’s algorithm for quantum optimization of robotic manipulators","type":"article-journal"}}],"isEdited":false,"manualOverride":{"citeprocText":"(Chella et al. 2022; Nigatu et al. 2025)","isManuallyOverridden":false,"manualOverrideText":""},"mendeley":{"formattedCitation":"(Chella et al. 2022; Nigatu et al. 2025)","plainTextFormattedCitation":"(Chella et al. 2022; Nigatu et al. 2025)","previouslyFormattedCitation":"(Chella et al. 2022; Nigatu et al. 2025)"},"properties":{"noteIndex":0},"schema":"https://github.com/citation-style-language/schema/raw/master/csl-citation.json"}</w:instrText>
       </w:r>
       <w:r>
         <w:fldChar w:fldCharType="separate"/>
@@ -10057,7 +10246,7 @@
         <w:fldChar w:fldCharType="begin"/>
       </w:r>
       <w:r>
-        <w:instrText xml:space="preserve">ADDIN CSL_CITATION {"citationID":"MENDELEY_CITATION_156","citationItems":[{"id":"ITEM-156","isTemporary":false,"itemData":{"URL":"https://arxiv.org/abs/2508.21361","author":[{"family":"Innan","given":"Nouhaila"},{"family":"Kashif","given":"Muhammad"},{"family":"Marchisio","given":"Alberto"},{"family":"Gan","given":"Yung-Sze"},{"family":"Barbaresco","given":"Frederic"},{"family":"Shafique","given":"Muhammad"}],"id":"Innan2025","issued":{"date-parts":[[2025]]},"title":"QUAV: Quantum-assisted path planning and optimization for UAV navigation with obstacle avoidance","title-short":"QUAV","type":""}}],"isEdited":false,"manualOverride":{"citeprocText":"(Innan et al. 2025)","isManuallyOverridden":false,"manualOverrideText":""},"mendeley":{"formattedCitation":"(Innan et al. 2025)","plainTextFormattedCitation":"(Innan et al. 2025)","previouslyFormattedCitation":"(Innan et al. 2025)"},"properties":{"noteIndex":0},"schema":"https://github.com/citation-style-language/schema/raw/master/csl-citation.json"}</w:instrText>
+        <w:instrText xml:space="preserve">ADDIN CSL_CITATION {"citationID":"MENDELEY_CITATION_164","citationItems":[{"id":"ITEM-164","isTemporary":false,"itemData":{"URL":"https://arxiv.org/abs/2508.21361","author":[{"family":"Innan","given":"Nouhaila"},{"family":"Kashif","given":"Muhammad"},{"family":"Marchisio","given":"Alberto"},{"family":"Gan","given":"Yung-Sze"},{"family":"Barbaresco","given":"Frederic"},{"family":"Shafique","given":"Muhammad"}],"id":"Innan2025","issued":{"date-parts":[[2025]]},"title":"QUAV: Quantum-assisted path planning and optimization for UAV navigation with obstacle avoidance","title-short":"QUAV","type":""}}],"isEdited":false,"manualOverride":{"citeprocText":"(Innan et al. 2025)","isManuallyOverridden":false,"manualOverrideText":""},"mendeley":{"formattedCitation":"(Innan et al. 2025)","plainTextFormattedCitation":"(Innan et al. 2025)","previouslyFormattedCitation":"(Innan et al. 2025)"},"properties":{"noteIndex":0},"schema":"https://github.com/citation-style-language/schema/raw/master/csl-citation.json"}</w:instrText>
       </w:r>
       <w:r>
         <w:fldChar w:fldCharType="separate"/>
@@ -10078,7 +10267,7 @@
         <w:fldChar w:fldCharType="begin"/>
       </w:r>
       <w:r>
-        <w:instrText xml:space="preserve">ADDIN CSL_CITATION {"citationID":"MENDELEY_CITATION_157","citationItems":[{"id":"ITEM-157","isTemporary":false,"itemData":{"DOI":"10.1016/j.robot.2025.105026","author":[{"family":"Antero","given":"Unai"},{"family":"Sierra","given":"Basilio"},{"family":"Oñativia","given":"Jon"},{"family":"Ruiz","given":"Alejandra"},{"family":"Osaba","given":"Eneko"}],"container-title":"Robotics and Autonomous Systems","id":"Antero2025","issued":{"date-parts":[[2025]]},"page":"105026","publisher":"Elsevier","title":"Robot localization aided by quantum algorithms","type":"article-journal","volume":"192"}}],"isEdited":false,"manualOverride":{"citeprocText":"(Antero et al. 2025)","isManuallyOverridden":false,"manualOverrideText":""},"mendeley":{"formattedCitation":"(Antero et al. 2025)","plainTextFormattedCitation":"(Antero et al. 2025)","previouslyFormattedCitation":"(Antero et al. 2025)"},"properties":{"noteIndex":0},"schema":"https://github.com/citation-style-language/schema/raw/master/csl-citation.json"}</w:instrText>
+        <w:instrText xml:space="preserve">ADDIN CSL_CITATION {"citationID":"MENDELEY_CITATION_165","citationItems":[{"id":"ITEM-165","isTemporary":false,"itemData":{"DOI":"10.1016/j.robot.2025.105026","author":[{"family":"Antero","given":"Unai"},{"family":"Sierra","given":"Basilio"},{"family":"Oñativia","given":"Jon"},{"family":"Ruiz","given":"Alejandra"},{"family":"Osaba","given":"Eneko"}],"container-title":"Robotics and Autonomous Systems","id":"Antero2025","issued":{"date-parts":[[2025]]},"page":"105026","publisher":"Elsevier","title":"Robot localization aided by quantum algorithms","type":"article-journal","volume":"192"}}],"isEdited":false,"manualOverride":{"citeprocText":"(Antero et al. 2025)","isManuallyOverridden":false,"manualOverrideText":""},"mendeley":{"formattedCitation":"(Antero et al. 2025)","plainTextFormattedCitation":"(Antero et al. 2025)","previouslyFormattedCitation":"(Antero et al. 2025)"},"properties":{"noteIndex":0},"schema":"https://github.com/citation-style-language/schema/raw/master/csl-citation.json"}</w:instrText>
       </w:r>
       <w:r>
         <w:fldChar w:fldCharType="separate"/>
@@ -10099,7 +10288,7 @@
         <w:fldChar w:fldCharType="begin"/>
       </w:r>
       <w:r>
-        <w:instrText xml:space="preserve">ADDIN CSL_CITATION {"citationID":"MENDELEY_CITATION_158","citationItems":[{"id":"ITEM-158","isTemporary":false,"itemData":{"URL":"https://proceedings.mlr.press/v267/gerlach25a.html","author":[{"family":"Gerlach","given":"Thore"},{"family":"Lee","given":"Loong Kuan"},{"family":"Barbaresco","given":"Frederic"},{"family":"Piatkowski","given":"Nico"}],"collection-title":"Proceedings of machine learning research","container-title":"Proceedings of the 42nd international conference on machine learning","editor":[{"family":"Singh","given":"Aarti"},{"family":"Fazel","given":"Maryam"},{"family":"Hsu","given":"Daniel"},{"family":"Lacoste-Julien","given":"Simon"},{"family":"Berkenkamp","given":"Felix"},{"family":"Maharaj","given":"Tegan"},{"family":"Wagstaff","given":"Kiri"},{"family":"Zhu","given":"Jerry"}],"id":"Gerlach2025","issued":{"date-parts":[[2025]]},"page":"19161-19171","publisher":"PMLR","title":"Hybrid quantum-classical multi-agent pathfinding","type":"paper-conference","volume":"267"}}],"isEdited":false,"manualOverride":{"citeprocText":"(Gerlach et al. 2025)","isManuallyOverridden":false,"manualOverrideText":""},"mendeley":{"formattedCitation":"(Gerlach et al. 2025)","plainTextFormattedCitation":"(Gerlach et al. 2025)","previouslyFormattedCitation":"(Gerlach et al. 2025)"},"properties":{"noteIndex":0},"schema":"https://github.com/citation-style-language/schema/raw/master/csl-citation.json"}</w:instrText>
+        <w:instrText xml:space="preserve">ADDIN CSL_CITATION {"citationID":"MENDELEY_CITATION_166","citationItems":[{"id":"ITEM-166","isTemporary":false,"itemData":{"URL":"https://proceedings.mlr.press/v267/gerlach25a.html","author":[{"family":"Gerlach","given":"Thore"},{"family":"Lee","given":"Loong Kuan"},{"family":"Barbaresco","given":"Frederic"},{"family":"Piatkowski","given":"Nico"}],"collection-title":"Proceedings of machine learning research","container-title":"Proceedings of the 42nd international conference on machine learning","editor":[{"family":"Singh","given":"Aarti"},{"family":"Fazel","given":"Maryam"},{"family":"Hsu","given":"Daniel"},{"family":"Lacoste-Julien","given":"Simon"},{"family":"Berkenkamp","given":"Felix"},{"family":"Maharaj","given":"Tegan"},{"family":"Wagstaff","given":"Kiri"},{"family":"Zhu","given":"Jerry"}],"id":"Gerlach2025","issued":{"date-parts":[[2025]]},"page":"19161-19171","publisher":"PMLR","title":"Hybrid quantum-classical multi-agent pathfinding","type":"paper-conference","volume":"267"}}],"isEdited":false,"manualOverride":{"citeprocText":"(Gerlach et al. 2025)","isManuallyOverridden":false,"manualOverrideText":""},"mendeley":{"formattedCitation":"(Gerlach et al. 2025)","plainTextFormattedCitation":"(Gerlach et al. 2025)","previouslyFormattedCitation":"(Gerlach et al. 2025)"},"properties":{"noteIndex":0},"schema":"https://github.com/citation-style-language/schema/raw/master/csl-citation.json"}</w:instrText>
       </w:r>
       <w:r>
         <w:fldChar w:fldCharType="separate"/>
@@ -10117,7 +10306,7 @@
         <w:fldChar w:fldCharType="begin"/>
       </w:r>
       <w:r>
-        <w:instrText xml:space="preserve">ADDIN CSL_CITATION {"citationID":"MENDELEY_CITATION_159","citationItems":[{"id":"ITEM-159","isTemporary":false,"itemData":{"DOI":"10.1177/0278364911406761","author":[{"family":"Karaman","given":"Sertac"},{"family":"Frazzoli","given":"Emilio"}],"container-title":"The International Journal of Robotics Research","id":"Karaman2011","issue":"7","issued":{"date-parts":[[2011]]},"page":"846-894","publisher":"SAGE Publications","title":"Sampling-based algorithms for optimal motion planning","type":"article-journal","volume":"30"}}],"isEdited":false,"manualOverride":{"citeprocText":"(Karaman and Frazzoli 2011)","isManuallyOverridden":false,"manualOverrideText":""},"mendeley":{"formattedCitation":"(Karaman and Frazzoli 2011)","plainTextFormattedCitation":"(Karaman and Frazzoli 2011)","previouslyFormattedCitation":"(Karaman and Frazzoli 2011)"},"properties":{"noteIndex":0},"schema":"https://github.com/citation-style-language/schema/raw/master/csl-citation.json"}</w:instrText>
+        <w:instrText xml:space="preserve">ADDIN CSL_CITATION {"citationID":"MENDELEY_CITATION_167","citationItems":[{"id":"ITEM-167","isTemporary":false,"itemData":{"DOI":"10.1177/0278364911406761","author":[{"family":"Karaman","given":"Sertac"},{"family":"Frazzoli","given":"Emilio"}],"container-title":"The International Journal of Robotics Research","id":"Karaman2011","issue":"7","issued":{"date-parts":[[2011]]},"page":"846-894","publisher":"SAGE Publications","title":"Sampling-based algorithms for optimal motion planning","type":"article-journal","volume":"30"}}],"isEdited":false,"manualOverride":{"citeprocText":"(Karaman and Frazzoli 2011)","isManuallyOverridden":false,"manualOverrideText":""},"mendeley":{"formattedCitation":"(Karaman and Frazzoli 2011)","plainTextFormattedCitation":"(Karaman and Frazzoli 2011)","previouslyFormattedCitation":"(Karaman and Frazzoli 2011)"},"properties":{"noteIndex":0},"schema":"https://github.com/citation-style-language/schema/raw/master/csl-citation.json"}</w:instrText>
       </w:r>
       <w:r>
         <w:fldChar w:fldCharType="separate"/>
@@ -10135,7 +10324,7 @@
         <w:fldChar w:fldCharType="begin"/>
       </w:r>
       <w:r>
-        <w:instrText xml:space="preserve">ADDIN CSL_CITATION {"citationID":"MENDELEY_CITATION_160","citationItems":[{"id":"ITEM-160","isTemporary":false,"itemData":{"DOI":"10.1109/ROBOT.1999.772544","author":[{"family":"Dellaert","given":"Frank"},{"family":"Fox","given":"Dieter"},{"family":"Burgard","given":"Wolfram"},{"family":"Thrun","given":"Sebastian"}],"container-title":"Proceedings of the 1999 IEEE international conference on robotics and automation (ICRA)","id":"Dellaert1999","issued":{"date-parts":[[1999]]},"page":"1322-1328","publisher":"IEEE","title":"Monte Carlo localization for mobile robots","type":"paper-conference","volume":"2"}}],"isEdited":false,"manualOverride":{"citeprocText":"(Dellaert et al. 1999)","isManuallyOverridden":false,"manualOverrideText":""},"mendeley":{"formattedCitation":"(Dellaert et al. 1999)","plainTextFormattedCitation":"(Dellaert et al. 1999)","previouslyFormattedCitation":"(Dellaert et al. 1999)"},"properties":{"noteIndex":0},"schema":"https://github.com/citation-style-language/schema/raw/master/csl-citation.json"}</w:instrText>
+        <w:instrText xml:space="preserve">ADDIN CSL_CITATION {"citationID":"MENDELEY_CITATION_168","citationItems":[{"id":"ITEM-168","isTemporary":false,"itemData":{"DOI":"10.1109/ROBOT.1999.772544","author":[{"family":"Dellaert","given":"Frank"},{"family":"Fox","given":"Dieter"},{"family":"Burgard","given":"Wolfram"},{"family":"Thrun","given":"Sebastian"}],"container-title":"Proceedings of the 1999 IEEE international conference on robotics and automation (ICRA)","id":"Dellaert1999","issued":{"date-parts":[[1999]]},"page":"1322-1328","publisher":"IEEE","title":"Monte Carlo localization for mobile robots","type":"paper-conference","volume":"2"}}],"isEdited":false,"manualOverride":{"citeprocText":"(Dellaert et al. 1999)","isManuallyOverridden":false,"manualOverrideText":""},"mendeley":{"formattedCitation":"(Dellaert et al. 1999)","plainTextFormattedCitation":"(Dellaert et al. 1999)","previouslyFormattedCitation":"(Dellaert et al. 1999)"},"properties":{"noteIndex":0},"schema":"https://github.com/citation-style-language/schema/raw/master/csl-citation.json"}</w:instrText>
       </w:r>
       <w:r>
         <w:fldChar w:fldCharType="separate"/>
@@ -10161,7 +10350,7 @@
         <w:fldChar w:fldCharType="begin"/>
       </w:r>
       <w:r>
-        <w:instrText xml:space="preserve">ADDIN CSL_CITATION {"citationID":"MENDELEY_CITATION_161","citationItems":[{"id":"ITEM-161","isTemporary":false,"itemData":{"DOI":"10.1103/PhysRevA.86.032324","author":[{"family":"Fowler","given":"Austin G."},{"family":"Mariantoni","given":"Matteo"},{"family":"Martinis","given":"John M."},{"family":"Cleland","given":"Andrew N."}],"container-title":"Physical Review A","id":"Fowler2012","issue":"3","issued":{"date-parts":[[2012]]},"page":"032324","publisher":"American Physical Society","title":"Surface codes: Towards practical large-scale quantum computation","title-short":"Surface codes","type":"article-journal","volume":"86"}}],"isEdited":false,"manualOverride":{"citeprocText":"(Fowler et al. 2012)","isManuallyOverridden":false,"manualOverrideText":""},"mendeley":{"formattedCitation":"(Fowler et al. 2012)","plainTextFormattedCitation":"(Fowler et al. 2012)","previouslyFormattedCitation":"(Fowler et al. 2012)"},"properties":{"noteIndex":0},"schema":"https://github.com/citation-style-language/schema/raw/master/csl-citation.json"}</w:instrText>
+        <w:instrText xml:space="preserve">ADDIN CSL_CITATION {"citationID":"MENDELEY_CITATION_169","citationItems":[{"id":"ITEM-169","isTemporary":false,"itemData":{"DOI":"10.1103/PhysRevA.86.032324","author":[{"family":"Fowler","given":"Austin G."},{"family":"Mariantoni","given":"Matteo"},{"family":"Martinis","given":"John M."},{"family":"Cleland","given":"Andrew N."}],"container-title":"Physical Review A","id":"Fowler2012","issue":"3","issued":{"date-parts":[[2012]]},"page":"032324","publisher":"American Physical Society","title":"Surface codes: Towards practical large-scale quantum computation","title-short":"Surface codes","type":"article-journal","volume":"86"}}],"isEdited":false,"manualOverride":{"citeprocText":"(Fowler et al. 2012)","isManuallyOverridden":false,"manualOverrideText":""},"mendeley":{"formattedCitation":"(Fowler et al. 2012)","plainTextFormattedCitation":"(Fowler et al. 2012)","previouslyFormattedCitation":"(Fowler et al. 2012)"},"properties":{"noteIndex":0},"schema":"https://github.com/citation-style-language/schema/raw/master/csl-citation.json"}</w:instrText>
       </w:r>
       <w:r>
         <w:fldChar w:fldCharType="separate"/>
@@ -10179,7 +10368,7 @@
     <w:bookmarkEnd w:id="63"/>
     <w:bookmarkEnd w:id="64"/>
     <w:bookmarkEnd w:id="65"/>
-    <w:bookmarkStart w:id="76" w:name="sec:learning"/>
+    <w:bookmarkStart w:id="78" w:name="sec:learning"/>
     <w:p>
       <w:pPr>
         <w:pStyle w:val="Heading1"/>
@@ -10226,7 +10415,7 @@
         <w:fldChar w:fldCharType="begin"/>
       </w:r>
       <w:r>
-        <w:instrText xml:space="preserve">ADDIN CSL_CITATION {"citationID":"MENDELEY_CITATION_164","citationItems":[{"id":"ITEM-162","isTemporary":false,"itemData":{"DOI":"10.1038/nature23474","author":[{"family":"Biamonte","given":"Jacob"},{"family":"Wittek","given":"Peter"},{"family":"Pancotti","given":"Nicola"},{"family":"Rebentrost","given":"Patrick"},{"family":"Wiebe","given":"Nathan"},{"family":"Lloyd","given":"Seth"}],"container-title":"Nature","id":"Biamonte2017","issue":"7671","issued":{"date-parts":[[2017]]},"page":"195-202","publisher":"Nature Publishing Group","title":"Quantum machine learning","type":"article-journal","volume":"549"}},{"id":"ITEM-163","isTemporary":false,"itemData":{"DOI":"10.1007/978-3-030-83098-4","author":[{"family":"Schuld","given":"Maria"},{"family":"Petruccione","given":"Francesco"}],"collection-title":"Quantum science and technology","edition":"2nd","id":"Schuld2021","issued":{"date-parts":[[2021]]},"publisher":"Springer","publisher-place":"Cham, Switzerland","title":"Machine learning with quantum computers","type":"book"}},{"id":"ITEM-164","isTemporary":false,"itemData":{"DOI":"10.48550/arXiv.2401.11351","URL":"https://arxiv.org/abs/2401.11351","author":[{"family":"Wang","given":"Yunfei"},{"family":"Liu","given":"Junyu"}],"id":"Wang2024","issued":{"date-parts":[[2024]]},"title":"A comprehensive review of quantum machine learning: From NISQ to fault tolerance","title-short":"A comprehensive review of quantum machine learning","type":""}}],"isEdited":false,"manualOverride":{"citeprocText":"(Biamonte et al. 2017; Schuld and Petruccione 2021; Y. Wang and Liu 2024)","isManuallyOverridden":false,"manualOverrideText":""},"mendeley":{"formattedCitation":"(Biamonte et al. 2017; Schuld and Petruccione 2021; Y. Wang and Liu 2024)","plainTextFormattedCitation":"(Biamonte et al. 2017; Schuld and Petruccione 2021; Y. Wang and Liu 2024)","previouslyFormattedCitation":"(Biamonte et al. 2017; Schuld and Petruccione 2021; Y. Wang and Liu 2024)"},"properties":{"noteIndex":0},"schema":"https://github.com/citation-style-language/schema/raw/master/csl-citation.json"}</w:instrText>
+        <w:instrText xml:space="preserve">ADDIN CSL_CITATION {"citationID":"MENDELEY_CITATION_172","citationItems":[{"id":"ITEM-170","isTemporary":false,"itemData":{"DOI":"10.1038/nature23474","author":[{"family":"Biamonte","given":"Jacob"},{"family":"Wittek","given":"Peter"},{"family":"Pancotti","given":"Nicola"},{"family":"Rebentrost","given":"Patrick"},{"family":"Wiebe","given":"Nathan"},{"family":"Lloyd","given":"Seth"}],"container-title":"Nature","id":"Biamonte2017","issue":"7671","issued":{"date-parts":[[2017]]},"page":"195-202","publisher":"Nature Publishing Group","title":"Quantum machine learning","type":"article-journal","volume":"549"}},{"id":"ITEM-171","isTemporary":false,"itemData":{"DOI":"10.1007/978-3-030-83098-4","author":[{"family":"Schuld","given":"Maria"},{"family":"Petruccione","given":"Francesco"}],"collection-title":"Quantum science and technology","edition":"2nd","id":"Schuld2021","issued":{"date-parts":[[2021]]},"publisher":"Springer","publisher-place":"Cham, Switzerland","title":"Machine learning with quantum computers","type":"book"}},{"id":"ITEM-172","isTemporary":false,"itemData":{"DOI":"10.48550/arXiv.2401.11351","URL":"https://arxiv.org/abs/2401.11351","author":[{"family":"Wang","given":"Yunfei"},{"family":"Liu","given":"Junyu"}],"id":"Wang2024","issued":{"date-parts":[[2024]]},"title":"A comprehensive review of quantum machine learning: From NISQ to fault tolerance","title-short":"A comprehensive review of quantum machine learning","type":""}}],"isEdited":false,"manualOverride":{"citeprocText":"(Biamonte et al. 2017; Schuld and Petruccione 2021; Y. Wang and Liu 2024)","isManuallyOverridden":false,"manualOverrideText":""},"mendeley":{"formattedCitation":"(Biamonte et al. 2017; Schuld and Petruccione 2021; Y. Wang and Liu 2024)","plainTextFormattedCitation":"(Biamonte et al. 2017; Schuld and Petruccione 2021; Y. Wang and Liu 2024)","previouslyFormattedCitation":"(Biamonte et al. 2017; Schuld and Petruccione 2021; Y. Wang and Liu 2024)"},"properties":{"noteIndex":0},"schema":"https://github.com/citation-style-language/schema/raw/master/csl-citation.json"}</w:instrText>
       </w:r>
       <w:r>
         <w:fldChar w:fldCharType="separate"/>
@@ -10244,7 +10433,7 @@
         <w:fldChar w:fldCharType="begin"/>
       </w:r>
       <w:r>
-        <w:instrText xml:space="preserve">ADDIN CSL_CITATION {"citationID":"MENDELEY_CITATION_165","citationItems":[{"id":"ITEM-165","isTemporary":false,"itemData":{"URL":"https://arxiv.org/abs/1307.0411","author":[{"family":"Lloyd","given":"Seth"},{"family":"Mohseni","given":"Masoud"},{"family":"Rebentrost","given":"Patrick"}],"id":"Lloyd2014","issued":{"date-parts":[[2013]]},"title":"Quantum algorithms for supervised and unsupervised machine learning","type":""}}],"isEdited":false,"manualOverride":{"citeprocText":"(Lloyd, Mohseni, and Rebentrost 2013)","isManuallyOverridden":false,"manualOverrideText":""},"mendeley":{"formattedCitation":"(Lloyd, Mohseni, and Rebentrost 2013)","plainTextFormattedCitation":"(Lloyd, Mohseni, and Rebentrost 2013)","previouslyFormattedCitation":"(Lloyd, Mohseni, and Rebentrost 2013)"},"properties":{"noteIndex":0},"schema":"https://github.com/citation-style-language/schema/raw/master/csl-citation.json"}</w:instrText>
+        <w:instrText xml:space="preserve">ADDIN CSL_CITATION {"citationID":"MENDELEY_CITATION_173","citationItems":[{"id":"ITEM-173","isTemporary":false,"itemData":{"URL":"https://arxiv.org/abs/1307.0411","author":[{"family":"Lloyd","given":"Seth"},{"family":"Mohseni","given":"Masoud"},{"family":"Rebentrost","given":"Patrick"}],"id":"Lloyd2014","issued":{"date-parts":[[2013]]},"title":"Quantum algorithms for supervised and unsupervised machine learning","type":""}}],"isEdited":false,"manualOverride":{"citeprocText":"(Lloyd, Mohseni, and Rebentrost 2013)","isManuallyOverridden":false,"manualOverrideText":""},"mendeley":{"formattedCitation":"(Lloyd, Mohseni, and Rebentrost 2013)","plainTextFormattedCitation":"(Lloyd, Mohseni, and Rebentrost 2013)","previouslyFormattedCitation":"(Lloyd, Mohseni, and Rebentrost 2013)"},"properties":{"noteIndex":0},"schema":"https://github.com/citation-style-language/schema/raw/master/csl-citation.json"}</w:instrText>
       </w:r>
       <w:r>
         <w:fldChar w:fldCharType="separate"/>
@@ -10265,7 +10454,7 @@
         <w:fldChar w:fldCharType="begin"/>
       </w:r>
       <w:r>
-        <w:instrText xml:space="preserve">ADDIN CSL_CITATION {"citationID":"MENDELEY_CITATION_166","citationItems":[{"id":"ITEM-166","isTemporary":false,"itemData":{"DOI":"10.1103/PhysRevLett.113.130503","author":[{"family":"Rebentrost","given":"Patrick"},{"family":"Mohseni","given":"Masoud"},{"family":"Lloyd","given":"Seth"}],"container-title":"Physical Review Letters","id":"Rebentrost2014","issue":"13","issued":{"date-parts":[[2014]]},"page":"130503","title":"Quantum support vector machine for big data classification","type":"article-journal","volume":"113"}}],"isEdited":false,"manualOverride":{"citeprocText":"(Rebentrost, Mohseni, and Lloyd 2014)","isManuallyOverridden":false,"manualOverrideText":""},"mendeley":{"formattedCitation":"(Rebentrost, Mohseni, and Lloyd 2014)","plainTextFormattedCitation":"(Rebentrost, Mohseni, and Lloyd 2014)","previouslyFormattedCitation":"(Rebentrost, Mohseni, and Lloyd 2014)"},"properties":{"noteIndex":0},"schema":"https://github.com/citation-style-language/schema/raw/master/csl-citation.json"}</w:instrText>
+        <w:instrText xml:space="preserve">ADDIN CSL_CITATION {"citationID":"MENDELEY_CITATION_174","citationItems":[{"id":"ITEM-174","isTemporary":false,"itemData":{"DOI":"10.1103/PhysRevLett.113.130503","author":[{"family":"Rebentrost","given":"Patrick"},{"family":"Mohseni","given":"Masoud"},{"family":"Lloyd","given":"Seth"}],"container-title":"Physical Review Letters","id":"Rebentrost2014","issue":"13","issued":{"date-parts":[[2014]]},"page":"130503","title":"Quantum support vector machine for big data classification","type":"article-journal","volume":"113"}}],"isEdited":false,"manualOverride":{"citeprocText":"(Rebentrost, Mohseni, and Lloyd 2014)","isManuallyOverridden":false,"manualOverrideText":""},"mendeley":{"formattedCitation":"(Rebentrost, Mohseni, and Lloyd 2014)","plainTextFormattedCitation":"(Rebentrost, Mohseni, and Lloyd 2014)","previouslyFormattedCitation":"(Rebentrost, Mohseni, and Lloyd 2014)"},"properties":{"noteIndex":0},"schema":"https://github.com/citation-style-language/schema/raw/master/csl-citation.json"}</w:instrText>
       </w:r>
       <w:r>
         <w:fldChar w:fldCharType="separate"/>
@@ -10286,7 +10475,7 @@
         <w:fldChar w:fldCharType="begin"/>
       </w:r>
       <w:r>
-        <w:instrText xml:space="preserve">ADDIN CSL_CITATION {"citationID":"MENDELEY_CITATION_167","citationItems":[{"id":"ITEM-167","isTemporary":false,"itemData":{"DOI":"10.1103/PhysRevA.98.032309","author":[{"family":"Mitarai","given":"Kosuke"},{"family":"Negoro","given":"Makoto"},{"family":"Kitagawa","given":"Masahiro"},{"family":"Fujii","given":"Keisuke"}],"container-title":"Physical Review A","id":"Mitarai2018","issue":"3","issued":{"date-parts":[[2018]]},"page":"032309","publisher":"American Physical Society","title":"Quantum circuit learning","type":"article-journal","volume":"98"}}],"isEdited":false,"manualOverride":{"citeprocText":"(Mitarai et al. 2018)","isManuallyOverridden":false,"manualOverrideText":""},"mendeley":{"formattedCitation":"(Mitarai et al. 2018)","plainTextFormattedCitation":"(Mitarai et al. 2018)","previouslyFormattedCitation":"(Mitarai et al. 2018)"},"properties":{"noteIndex":0},"schema":"https://github.com/citation-style-language/schema/raw/master/csl-citation.json"}</w:instrText>
+        <w:instrText xml:space="preserve">ADDIN CSL_CITATION {"citationID":"MENDELEY_CITATION_175","citationItems":[{"id":"ITEM-175","isTemporary":false,"itemData":{"DOI":"10.1103/PhysRevA.98.032309","author":[{"family":"Mitarai","given":"Kosuke"},{"family":"Negoro","given":"Makoto"},{"family":"Kitagawa","given":"Masahiro"},{"family":"Fujii","given":"Keisuke"}],"container-title":"Physical Review A","id":"Mitarai2018","issue":"3","issued":{"date-parts":[[2018]]},"page":"032309","publisher":"American Physical Society","title":"Quantum circuit learning","type":"article-journal","volume":"98"}}],"isEdited":false,"manualOverride":{"citeprocText":"(Mitarai et al. 2018)","isManuallyOverridden":false,"manualOverrideText":""},"mendeley":{"formattedCitation":"(Mitarai et al. 2018)","plainTextFormattedCitation":"(Mitarai et al. 2018)","previouslyFormattedCitation":"(Mitarai et al. 2018)"},"properties":{"noteIndex":0},"schema":"https://github.com/citation-style-language/schema/raw/master/csl-citation.json"}</w:instrText>
       </w:r>
       <w:r>
         <w:fldChar w:fldCharType="separate"/>
@@ -10307,7 +10496,7 @@
         <w:fldChar w:fldCharType="begin"/>
       </w:r>
       <w:r>
-        <w:instrText xml:space="preserve">ADDIN CSL_CITATION {"citationID":"MENDELEY_CITATION_168","citationItems":[{"id":"ITEM-168","isTemporary":false,"itemData":{"URL":"https://arxiv.org/abs/1802.06002","author":[{"family":"Farhi","given":"Edward"},{"family":"Neven","given":"Hartmut"}],"id":"Farhi2018","issued":{"date-parts":[[2018]]},"title":"Classification with quantum neural networks on near term processors","type":""}}],"isEdited":false,"manualOverride":{"citeprocText":"(Farhi and Neven 2018)","isManuallyOverridden":false,"manualOverrideText":""},"mendeley":{"formattedCitation":"(Farhi and Neven 2018)","plainTextFormattedCitation":"(Farhi and Neven 2018)","previouslyFormattedCitation":"(Farhi and Neven 2018)"},"properties":{"noteIndex":0},"schema":"https://github.com/citation-style-language/schema/raw/master/csl-citation.json"}</w:instrText>
+        <w:instrText xml:space="preserve">ADDIN CSL_CITATION {"citationID":"MENDELEY_CITATION_176","citationItems":[{"id":"ITEM-176","isTemporary":false,"itemData":{"URL":"https://arxiv.org/abs/1802.06002","author":[{"family":"Farhi","given":"Edward"},{"family":"Neven","given":"Hartmut"}],"id":"Farhi2018","issued":{"date-parts":[[2018]]},"title":"Classification with quantum neural networks on near term processors","type":""}}],"isEdited":false,"manualOverride":{"citeprocText":"(Farhi and Neven 2018)","isManuallyOverridden":false,"manualOverrideText":""},"mendeley":{"formattedCitation":"(Farhi and Neven 2018)","plainTextFormattedCitation":"(Farhi and Neven 2018)","previouslyFormattedCitation":"(Farhi and Neven 2018)"},"properties":{"noteIndex":0},"schema":"https://github.com/citation-style-language/schema/raw/master/csl-citation.json"}</w:instrText>
       </w:r>
       <w:r>
         <w:fldChar w:fldCharType="separate"/>
@@ -10328,7 +10517,7 @@
         <w:fldChar w:fldCharType="begin"/>
       </w:r>
       <w:r>
-        <w:instrText xml:space="preserve">ADDIN CSL_CITATION {"citationID":"MENDELEY_CITATION_169","citationItems":[{"id":"ITEM-169","isTemporary":false,"itemData":{"DOI":"10.1103/PhysRevLett.122.040504","author":[{"family":"Schuld","given":"Maria"},{"family":"Killoran","given":"Nathan"}],"container-title":"Physical Review Letters","id":"Schuld2019","issue":"4","issued":{"date-parts":[[2019]]},"page":"040504","publisher":"American Physical Society","title":"Quantum machine learning in feature Hilbert spaces","type":"article-journal","volume":"122"}}],"isEdited":false,"manualOverride":{"citeprocText":"(Schuld and Killoran 2019)","isManuallyOverridden":false,"manualOverrideText":""},"mendeley":{"formattedCitation":"(Schuld and Killoran 2019)","plainTextFormattedCitation":"(Schuld and Killoran 2019)","previouslyFormattedCitation":"(Schuld and Killoran 2019)"},"properties":{"noteIndex":0},"schema":"https://github.com/citation-style-language/schema/raw/master/csl-citation.json"}</w:instrText>
+        <w:instrText xml:space="preserve">ADDIN CSL_CITATION {"citationID":"MENDELEY_CITATION_177","citationItems":[{"id":"ITEM-177","isTemporary":false,"itemData":{"DOI":"10.1103/PhysRevLett.122.040504","author":[{"family":"Schuld","given":"Maria"},{"family":"Killoran","given":"Nathan"}],"container-title":"Physical Review Letters","id":"Schuld2019","issue":"4","issued":{"date-parts":[[2019]]},"page":"040504","publisher":"American Physical Society","title":"Quantum machine learning in feature Hilbert spaces","type":"article-journal","volume":"122"}}],"isEdited":false,"manualOverride":{"citeprocText":"(Schuld and Killoran 2019)","isManuallyOverridden":false,"manualOverrideText":""},"mendeley":{"formattedCitation":"(Schuld and Killoran 2019)","plainTextFormattedCitation":"(Schuld and Killoran 2019)","previouslyFormattedCitation":"(Schuld and Killoran 2019)"},"properties":{"noteIndex":0},"schema":"https://github.com/citation-style-language/schema/raw/master/csl-citation.json"}</w:instrText>
       </w:r>
       <w:r>
         <w:fldChar w:fldCharType="separate"/>
@@ -10352,7 +10541,7 @@
         <w:fldChar w:fldCharType="begin"/>
       </w:r>
       <w:r>
-        <w:instrText xml:space="preserve">ADDIN CSL_CITATION {"citationID":"MENDELEY_CITATION_170","citationItems":[{"id":"ITEM-170","isTemporary":false,"itemData":{"DOI":"10.1038/s41586-019-0980-2","author":[{"family":"Havlíček","given":"Vojtěch"},{"family":"Córcoles","given":"Antonio D."},{"family":"Temme","given":"Kristan"},{"family":"Harrow","given":"Aram W."},{"family":"Kandala","given":"Abhinav"},{"family":"Chow","given":"Jerry M."},{"family":"Gambetta","given":"Jay M."}],"container-title":"Nature","id":"Havlicek2019","issue":"7747","issued":{"date-parts":[[2019]]},"page":"209-212","publisher":"Nature Publishing Group","title":"Supervised learning with quantum-enhanced feature spaces","type":"article-journal","volume":"567"},"suppress-author":false}],"isEdited":false,"manualOverride":{"citeprocText":"Havlíček et al. (2019)","isManuallyOverridden":false,"manualOverrideText":""},"mendeley":{"formattedCitation":"Havlíček et al. (2019)","plainTextFormattedCitation":"Havlíček et al. (2019)","previouslyFormattedCitation":"Havlíček et al. (2019)"},"properties":{"noteIndex":0},"schema":"https://github.com/citation-style-language/schema/raw/master/csl-citation.json"}</w:instrText>
+        <w:instrText xml:space="preserve">ADDIN CSL_CITATION {"citationID":"MENDELEY_CITATION_178","citationItems":[{"id":"ITEM-178","isTemporary":false,"itemData":{"DOI":"10.1038/s41586-019-0980-2","author":[{"family":"Havlíček","given":"Vojtěch"},{"family":"Córcoles","given":"Antonio D."},{"family":"Temme","given":"Kristan"},{"family":"Harrow","given":"Aram W."},{"family":"Kandala","given":"Abhinav"},{"family":"Chow","given":"Jerry M."},{"family":"Gambetta","given":"Jay M."}],"container-title":"Nature","id":"Havlicek2019","issue":"7747","issued":{"date-parts":[[2019]]},"page":"209-212","publisher":"Nature Publishing Group","title":"Supervised learning with quantum-enhanced feature spaces","type":"article-journal","volume":"567"},"suppress-author":false}],"isEdited":false,"manualOverride":{"citeprocText":"Havlíček et al. (2019)","isManuallyOverridden":false,"manualOverrideText":""},"mendeley":{"formattedCitation":"Havlíček et al. (2019)","plainTextFormattedCitation":"Havlíček et al. (2019)","previouslyFormattedCitation":"Havlíček et al. (2019)"},"properties":{"noteIndex":0},"schema":"https://github.com/citation-style-language/schema/raw/master/csl-citation.json"}</w:instrText>
       </w:r>
       <w:r>
         <w:fldChar w:fldCharType="separate"/>
@@ -10373,7 +10562,7 @@
         <w:fldChar w:fldCharType="begin"/>
       </w:r>
       <w:r>
-        <w:instrText xml:space="preserve">ADDIN CSL_CITATION {"citationID":"MENDELEY_CITATION_171","citationItems":[{"id":"ITEM-171","isTemporary":false,"itemData":{"DOI":"10.1007/s42484-020-00012-y","author":[{"family":"Henderson","given":"Maxwell"},{"family":"Shakya","given":"Samriddhi"},{"family":"Pradhan","given":"Shashindra"},{"family":"Cook","given":"Tristan"}],"container-title":"Quantum Machine Intelligence","id":"Henderson2020","issue":"1","issued":{"date-parts":[[2020]]},"page":"2","publisher":"Springer","title":"Quanvolutional neural networks: Powering image recognition with quantum circuits","title-short":"Quanvolutional neural networks","type":"article-journal","volume":"2"}}],"isEdited":false,"manualOverride":{"citeprocText":"(Henderson et al. 2020)","isManuallyOverridden":false,"manualOverrideText":""},"mendeley":{"formattedCitation":"(Henderson et al. 2020)","plainTextFormattedCitation":"(Henderson et al. 2020)","previouslyFormattedCitation":"(Henderson et al. 2020)"},"properties":{"noteIndex":0},"schema":"https://github.com/citation-style-language/schema/raw/master/csl-citation.json"}</w:instrText>
+        <w:instrText xml:space="preserve">ADDIN CSL_CITATION {"citationID":"MENDELEY_CITATION_179","citationItems":[{"id":"ITEM-179","isTemporary":false,"itemData":{"DOI":"10.1007/s42484-020-00012-y","author":[{"family":"Henderson","given":"Maxwell"},{"family":"Shakya","given":"Samriddhi"},{"family":"Pradhan","given":"Shashindra"},{"family":"Cook","given":"Tristan"}],"container-title":"Quantum Machine Intelligence","id":"Henderson2020","issue":"1","issued":{"date-parts":[[2020]]},"page":"2","publisher":"Springer","title":"Quanvolutional neural networks: Powering image recognition with quantum circuits","title-short":"Quanvolutional neural networks","type":"article-journal","volume":"2"}}],"isEdited":false,"manualOverride":{"citeprocText":"(Henderson et al. 2020)","isManuallyOverridden":false,"manualOverrideText":""},"mendeley":{"formattedCitation":"(Henderson et al. 2020)","plainTextFormattedCitation":"(Henderson et al. 2020)","previouslyFormattedCitation":"(Henderson et al. 2020)"},"properties":{"noteIndex":0},"schema":"https://github.com/citation-style-language/schema/raw/master/csl-citation.json"}</w:instrText>
       </w:r>
       <w:r>
         <w:fldChar w:fldCharType="separate"/>
@@ -10410,122 +10599,143 @@
         </w:r>
       </w:hyperlink>
       <w:r>
+        <w:t xml:space="preserve">. The clearest example of a perception study is</w:t>
+      </w:r>
+      <w:r>
+        <w:t xml:space="preserve"> </w:t>
+      </w:r>
+      <w:r>
+        <w:fldChar w:fldCharType="begin"/>
+      </w:r>
+      <w:r>
+        <w:instrText xml:space="preserve">ADDIN CSL_CITATION {"citationID":"MENDELEY_CITATION_180","citationItems":[{"id":"ITEM-180","isTemporary":false,"itemData":{"author":[{"family":"Roh","given":"Emily Jimin"},{"family":"Baek","given":"Hankyul"},{"family":"Kim","given":"Donghyeon"},{"family":"Kim","given":"Joongheon"}],"container-title":"IEEE Transactions on Mobile Computing","id":"Roh2025","issue":"2","issued":{"date-parts":[[2025]]},"page":"1031-1042","title":"Fast quantum convolutional neural networks for low-complexity object detection in autonomous driving applications","type":"article-journal","volume":"24"},"suppress-author":false}],"isEdited":false,"manualOverride":{"citeprocText":"Roh et al. (2025)","isManuallyOverridden":false,"manualOverrideText":""},"mendeley":{"formattedCitation":"Roh et al. (2025)","plainTextFormattedCitation":"Roh et al. (2025)","previouslyFormattedCitation":"Roh et al. (2025)"},"properties":{"noteIndex":0},"schema":"https://github.com/citation-style-language/schema/raw/master/csl-citation.json"}</w:instrText>
+      </w:r>
+      <w:r>
+        <w:fldChar w:fldCharType="separate"/>
+      </w:r>
+      <w:r>
+        <w:t xml:space="preserve">Roh et al. (2025)</w:t>
+      </w:r>
+      <w:r>
+        <w:fldChar w:fldCharType="end"/>
+      </w:r>
+      <w:r>
+        <w:t xml:space="preserve">, who designed a fast quantum convolution that loads several input channels with few qubits and used it for object detection on the KITTI driving dataset; the circuits are simulated, but the data are real.</w:t>
+      </w:r>
+      <w:r>
+        <w:t xml:space="preserve"> </w:t>
+      </w:r>
+      <w:r>
+        <w:fldChar w:fldCharType="begin"/>
+      </w:r>
+      <w:r>
+        <w:instrText xml:space="preserve">ADDIN CSL_CITATION {"citationID":"MENDELEY_CITATION_181","citationItems":[{"id":"ITEM-181","isTemporary":false,"itemData":{"DOI":"10.1109/ICRA.2019.8793768","author":[{"family":"Petschnigg","given":"Christina"},{"family":"Brandstötter","given":"Mathias"},{"family":"Pichler","given":"Horst"},{"family":"Hofbaur","given":"Michael W."},{"family":"Dieber","given":"Bernhard"}],"container-title":"Proceedings of the 2019 international conference on robotics and automation (ICRA)","id":"Petschnigg2019","issued":{"date-parts":[[2019]]},"page":"803-810","publisher":"IEEE","title":"Quantum computation in robotic science and applications","type":"paper-conference"},"suppress-author":false}],"isEdited":false,"manualOverride":{"citeprocText":"Petschnigg et al. (2019)","isManuallyOverridden":false,"manualOverrideText":""},"mendeley":{"formattedCitation":"Petschnigg et al. (2019)","plainTextFormattedCitation":"Petschnigg et al. (2019)","previouslyFormattedCitation":"Petschnigg et al. (2019)"},"properties":{"noteIndex":0},"schema":"https://github.com/citation-style-language/schema/raw/master/csl-citation.json"}</w:instrText>
+      </w:r>
+      <w:r>
+        <w:fldChar w:fldCharType="separate"/>
+      </w:r>
+      <w:r>
+        <w:t xml:space="preserve">Petschnigg et al. (2019)</w:t>
+      </w:r>
+      <w:r>
+        <w:fldChar w:fldCharType="end"/>
+      </w:r>
+      <w:r>
+        <w:t xml:space="preserve"> </w:t>
+      </w:r>
+      <w:r>
+        <w:t xml:space="preserve">and</w:t>
+      </w:r>
+      <w:r>
+        <w:t xml:space="preserve"> </w:t>
+      </w:r>
+      <w:r>
+        <w:fldChar w:fldCharType="begin"/>
+      </w:r>
+      <w:r>
+        <w:instrText xml:space="preserve">ADDIN CSL_CITATION {"citationID":"MENDELEY_CITATION_182","citationItems":[{"id":"ITEM-182","isTemporary":false,"itemData":{"DOI":"10.1007/s42484-024-00225-5","author":[{"family":"Yan","given":"Fei"},{"family":"Iliyasu","given":"Abdullah M."},{"family":"Li","given":"Nianqiao"},{"family":"Salama","given":"Ahmed S."},{"family":"Hirota","given":"Kaoru"}],"container-title":"Quantum Machine Intelligence","id":"Yan2024","issue":"2","issued":{"date-parts":[[2024]]},"page":"86","publisher":"Springer","title":"Quantum robotics: A review of emerging trends","title-short":"Quantum robotics","type":"article-journal","volume":"6"},"suppress-author":false}],"isEdited":false,"manualOverride":{"citeprocText":"Yan et al. (2024)","isManuallyOverridden":false,"manualOverrideText":""},"mendeley":{"formattedCitation":"Yan et al. (2024)","plainTextFormattedCitation":"Yan et al. (2024)","previouslyFormattedCitation":"Yan et al. (2024)"},"properties":{"noteIndex":0},"schema":"https://github.com/citation-style-language/schema/raw/master/csl-citation.json"}</w:instrText>
+      </w:r>
+      <w:r>
+        <w:fldChar w:fldCharType="separate"/>
+      </w:r>
+      <w:r>
+        <w:t xml:space="preserve">Yan et al. (2024)</w:t>
+      </w:r>
+      <w:r>
+        <w:fldChar w:fldCharType="end"/>
+      </w:r>
+      <w:r>
+        <w:t xml:space="preserve"> </w:t>
+      </w:r>
+      <w:r>
+        <w:t xml:space="preserve">identify quantum image processing, quantum principal component analysis, and quantum support vector machines for object recognition and sensor fusion as candidate applications, but note that existing quantum image representations handle two-dimensional images rather than the three-dimensional point clouds typical of robot perception. The first QML study on real industrial robot data targeted robot software engineering: with PAL Robotics,</w:t>
+      </w:r>
+      <w:r>
+        <w:t xml:space="preserve"> </w:t>
+      </w:r>
+      <w:r>
+        <w:fldChar w:fldCharType="begin"/>
+      </w:r>
+      <w:r>
+        <w:instrText xml:space="preserve">ADDIN CSL_CITATION {"citationID":"MENDELEY_CITATION_183","citationItems":[{"id":"ITEM-183","isTemporary":false,"itemData":{"DOI":"10.1109/ASE63991.2025.00306","author":[{"family":"Wang","given":"Xinyi"},{"family":"Arcaini","given":"Paolo"},{"family":"Ali","given":"Shaukat"},{"family":"Xu","given":"Qinghua"},{"family":"Peyrucain","given":"Thomas"}],"container-title":"Proceedings of the 40th IEEE/ACM international conference on automated software engineering (ASE)","id":"Wang2025","issued":{"date-parts":[[2025]]},"publisher":"IEEE","title":"Quantum machine learning-based test oracle for autonomous mobile robots","type":"paper-conference"},"suppress-author":false}],"isEdited":false,"manualOverride":{"citeprocText":"Xinyi Wang et al. (2025)","isManuallyOverridden":false,"manualOverrideText":""},"mendeley":{"formattedCitation":"Xinyi Wang et al. (2025)","plainTextFormattedCitation":"Xinyi Wang et al. (2025)","previouslyFormattedCitation":"Xinyi Wang et al. (2025)"},"properties":{"noteIndex":0},"schema":"https://github.com/citation-style-language/schema/raw/master/csl-citation.json"}</w:instrText>
+      </w:r>
+      <w:r>
+        <w:fldChar w:fldCharType="separate"/>
+      </w:r>
+      <w:r>
+        <w:t xml:space="preserve">Xinyi Wang et al. (2025)</w:t>
+      </w:r>
+      <w:r>
+        <w:fldChar w:fldCharType="end"/>
+      </w:r>
+      <w:r>
+        <w:t xml:space="preserve"> </w:t>
+      </w:r>
+      <w:r>
+        <w:t xml:space="preserve">built a test oracle that predicts the expected behavior of an autonomous mobile robot for regression testing after software updates. Quantum reservoir computing alone failed to converge, but combining it with a small classical network produced an oracle whose prediction error was about 15% lower than that of a classical neural-network baseline. The study points to offline software assurance as a realistic, latency-tolerant niche for QML in robotics. Earlier,</w:t>
+      </w:r>
+      <w:r>
+        <w:t xml:space="preserve"> </w:t>
+      </w:r>
+      <w:r>
+        <w:fldChar w:fldCharType="begin"/>
+      </w:r>
+      <w:r>
+        <w:instrText xml:space="preserve">ADDIN CSL_CITATION {"citationID":"MENDELEY_CITATION_184","citationItems":[{"id":"ITEM-184","isTemporary":false,"itemData":{"DOI":"10.2139/ssrn.3244327","author":[{"family":"Gonçalves","given":"Carlos Pedro"}],"id":"Goncalves2018","issued":{"date-parts":[[2018]]},"publisher":"SSRN preprint 3244327","title":"Quantum robotics, neural networks and the quantum force interpretation","type":""},"suppress-author":false}],"isEdited":false,"manualOverride":{"citeprocText":"Gonçalves (2018)","isManuallyOverridden":false,"manualOverrideText":""},"mendeley":{"formattedCitation":"Gonçalves (2018)","plainTextFormattedCitation":"Gonçalves (2018)","previouslyFormattedCitation":"Gonçalves (2018)"},"properties":{"noteIndex":0},"schema":"https://github.com/citation-style-language/schema/raw/master/csl-citation.json"}</w:instrText>
+      </w:r>
+      <w:r>
+        <w:fldChar w:fldCharType="separate"/>
+      </w:r>
+      <w:r>
+        <w:t xml:space="preserve">Gonçalves (2018)</w:t>
+      </w:r>
+      <w:r>
+        <w:fldChar w:fldCharType="end"/>
+      </w:r>
+      <w:r>
+        <w:t xml:space="preserve"> </w:t>
+      </w:r>
+      <w:r>
+        <w:t xml:space="preserve">ran small quantum neural networks for a quantum robot interacting with a quantum target on IBM’s five-qubit processor, in the tradition of robots acting on quantum environments </w:t>
+      </w:r>
+      <w:r>
+        <w:fldChar w:fldCharType="begin"/>
+      </w:r>
+      <w:r>
+        <w:instrText xml:space="preserve">ADDIN CSL_CITATION {"citationID":"MENDELEY_CITATION_185","citationItems":[{"id":"ITEM-185","isTemporary":false,"itemData":{"DOI":"10.1103/PhysRevA.58.893","author":[{"family":"Benioff","given":"Paul"}],"container-title":"Physical Review A","id":"Benioff1998","issue":"2","issued":{"date-parts":[[1998]]},"page":"893-904","publisher":"American Physical Society","title":"Quantum robots and environments","type":"article-journal","volume":"58"}}],"isEdited":false,"manualOverride":{"citeprocText":"(Benioff 1998)","isManuallyOverridden":false,"manualOverrideText":""},"mendeley":{"formattedCitation":"(Benioff 1998)","plainTextFormattedCitation":"(Benioff 1998)","previouslyFormattedCitation":"(Benioff 1998)"},"properties":{"noteIndex":0},"schema":"https://github.com/citation-style-language/schema/raw/master/csl-citation.json"}</w:instrText>
+      </w:r>
+      <w:r>
+        <w:fldChar w:fldCharType="separate"/>
+      </w:r>
+      <w:r>
+        <w:t xml:space="preserve">(Benioff 1998)</w:t>
+      </w:r>
+      <w:r>
+        <w:fldChar w:fldCharType="end"/>
+      </w:r>
+      <w:r>
         <w:t xml:space="preserve">.</w:t>
       </w:r>
-      <w:r>
-        <w:t xml:space="preserve"> </w:t>
-      </w:r>
-      <w:r>
-        <w:fldChar w:fldCharType="begin"/>
-      </w:r>
-      <w:r>
-        <w:instrText xml:space="preserve">ADDIN CSL_CITATION {"citationID":"MENDELEY_CITATION_172","citationItems":[{"id":"ITEM-172","isTemporary":false,"itemData":{"DOI":"10.1109/ICRA.2019.8793768","author":[{"family":"Petschnigg","given":"Christina"},{"family":"Brandstötter","given":"Mathias"},{"family":"Pichler","given":"Horst"},{"family":"Hofbaur","given":"Michael W."},{"family":"Dieber","given":"Bernhard"}],"container-title":"Proceedings of the 2019 international conference on robotics and automation (ICRA)","id":"Petschnigg2019","issued":{"date-parts":[[2019]]},"page":"803-810","publisher":"IEEE","title":"Quantum computation in robotic science and applications","type":"paper-conference"},"suppress-author":false}],"isEdited":false,"manualOverride":{"citeprocText":"Petschnigg et al. (2019)","isManuallyOverridden":false,"manualOverrideText":""},"mendeley":{"formattedCitation":"Petschnigg et al. (2019)","plainTextFormattedCitation":"Petschnigg et al. (2019)","previouslyFormattedCitation":"Petschnigg et al. (2019)"},"properties":{"noteIndex":0},"schema":"https://github.com/citation-style-language/schema/raw/master/csl-citation.json"}</w:instrText>
-      </w:r>
-      <w:r>
-        <w:fldChar w:fldCharType="separate"/>
-      </w:r>
-      <w:r>
-        <w:t xml:space="preserve">Petschnigg et al. (2019)</w:t>
-      </w:r>
-      <w:r>
-        <w:fldChar w:fldCharType="end"/>
-      </w:r>
-      <w:r>
-        <w:t xml:space="preserve"> </w:t>
-      </w:r>
-      <w:r>
-        <w:t xml:space="preserve">and</w:t>
-      </w:r>
-      <w:r>
-        <w:t xml:space="preserve"> </w:t>
-      </w:r>
-      <w:r>
-        <w:fldChar w:fldCharType="begin"/>
-      </w:r>
-      <w:r>
-        <w:instrText xml:space="preserve">ADDIN CSL_CITATION {"citationID":"MENDELEY_CITATION_173","citationItems":[{"id":"ITEM-173","isTemporary":false,"itemData":{"DOI":"10.1007/s42484-024-00225-5","author":[{"family":"Yan","given":"Fei"},{"family":"Iliyasu","given":"Abdullah M."},{"family":"Li","given":"Nianqiao"},{"family":"Salama","given":"Ahmed S."},{"family":"Hirota","given":"Kaoru"}],"container-title":"Quantum Machine Intelligence","id":"Yan2024","issue":"2","issued":{"date-parts":[[2024]]},"page":"86","publisher":"Springer","title":"Quantum robotics: A review of emerging trends","title-short":"Quantum robotics","type":"article-journal","volume":"6"},"suppress-author":false}],"isEdited":false,"manualOverride":{"citeprocText":"Yan et al. (2024)","isManuallyOverridden":false,"manualOverrideText":""},"mendeley":{"formattedCitation":"Yan et al. (2024)","plainTextFormattedCitation":"Yan et al. (2024)","previouslyFormattedCitation":"Yan et al. (2024)"},"properties":{"noteIndex":0},"schema":"https://github.com/citation-style-language/schema/raw/master/csl-citation.json"}</w:instrText>
-      </w:r>
-      <w:r>
-        <w:fldChar w:fldCharType="separate"/>
-      </w:r>
-      <w:r>
-        <w:t xml:space="preserve">Yan et al. (2024)</w:t>
-      </w:r>
-      <w:r>
-        <w:fldChar w:fldCharType="end"/>
-      </w:r>
-      <w:r>
-        <w:t xml:space="preserve"> </w:t>
-      </w:r>
-      <w:r>
-        <w:t xml:space="preserve">identify quantum image processing, quantum principal component analysis, and quantum support vector machines for object recognition and sensor fusion as candidate applications, but note that existing quantum image representations handle two-dimensional images rather than the three-dimensional point clouds typical of robot perception. The first QML study on real industrial robot data targeted robot software engineering: with PAL Robotics,</w:t>
-      </w:r>
-      <w:r>
-        <w:t xml:space="preserve"> </w:t>
-      </w:r>
-      <w:r>
-        <w:fldChar w:fldCharType="begin"/>
-      </w:r>
-      <w:r>
-        <w:instrText xml:space="preserve">ADDIN CSL_CITATION {"citationID":"MENDELEY_CITATION_174","citationItems":[{"id":"ITEM-174","isTemporary":false,"itemData":{"DOI":"10.1109/ASE63991.2025.00306","author":[{"family":"Wang","given":"Xinyi"},{"family":"Arcaini","given":"Paolo"},{"family":"Ali","given":"Shaukat"},{"family":"Xu","given":"Qinghua"},{"family":"Peyrucain","given":"Thomas"}],"container-title":"Proceedings of the 40th IEEE/ACM international conference on automated software engineering (ASE)","id":"Wang2025","issued":{"date-parts":[[2025]]},"publisher":"IEEE","title":"Quantum machine learning-based test oracle for autonomous mobile robots","type":"paper-conference"},"suppress-author":false}],"isEdited":false,"manualOverride":{"citeprocText":"Xinyi Wang et al. (2025)","isManuallyOverridden":false,"manualOverrideText":""},"mendeley":{"formattedCitation":"Xinyi Wang et al. (2025)","plainTextFormattedCitation":"Xinyi Wang et al. (2025)","previouslyFormattedCitation":"Xinyi Wang et al. (2025)"},"properties":{"noteIndex":0},"schema":"https://github.com/citation-style-language/schema/raw/master/csl-citation.json"}</w:instrText>
-      </w:r>
-      <w:r>
-        <w:fldChar w:fldCharType="separate"/>
-      </w:r>
-      <w:r>
-        <w:t xml:space="preserve">Xinyi Wang et al. (2025)</w:t>
-      </w:r>
-      <w:r>
-        <w:fldChar w:fldCharType="end"/>
-      </w:r>
-      <w:r>
-        <w:t xml:space="preserve"> </w:t>
-      </w:r>
-      <w:r>
-        <w:t xml:space="preserve">built a test oracle that predicts the expected behavior of an autonomous mobile robot for regression testing after software updates. Quantum reservoir computing alone failed to converge, but combining it with a small classical network produced an oracle whose prediction error was about 15% lower than that of a classical neural-network baseline. The study points to offline software assurance as a realistic, latency-tolerant niche for QML in robotics. Earlier,</w:t>
-      </w:r>
-      <w:r>
-        <w:t xml:space="preserve"> </w:t>
-      </w:r>
-      <w:r>
-        <w:fldChar w:fldCharType="begin"/>
-      </w:r>
-      <w:r>
-        <w:instrText xml:space="preserve">ADDIN CSL_CITATION {"citationID":"MENDELEY_CITATION_175","citationItems":[{"id":"ITEM-175","isTemporary":false,"itemData":{"DOI":"10.2139/ssrn.3244327","author":[{"family":"Gonçalves","given":"Carlos Pedro"}],"id":"Goncalves2018","issued":{"date-parts":[[2018]]},"publisher":"SSRN preprint 3244327","title":"Quantum robotics, neural networks and the quantum force interpretation","type":""},"suppress-author":false}],"isEdited":false,"manualOverride":{"citeprocText":"Gonçalves (2018)","isManuallyOverridden":false,"manualOverrideText":""},"mendeley":{"formattedCitation":"Gonçalves (2018)","plainTextFormattedCitation":"Gonçalves (2018)","previouslyFormattedCitation":"Gonçalves (2018)"},"properties":{"noteIndex":0},"schema":"https://github.com/citation-style-language/schema/raw/master/csl-citation.json"}</w:instrText>
-      </w:r>
-      <w:r>
-        <w:fldChar w:fldCharType="separate"/>
-      </w:r>
-      <w:r>
-        <w:t xml:space="preserve">Gonçalves (2018)</w:t>
-      </w:r>
-      <w:r>
-        <w:fldChar w:fldCharType="end"/>
-      </w:r>
-      <w:r>
-        <w:t xml:space="preserve"> </w:t>
-      </w:r>
-      <w:r>
-        <w:t xml:space="preserve">ran small quantum neural networks for a quantum robot interacting with a quantum target on IBM’s five-qubit processor, in the tradition of robots acting on quantum environments </w:t>
-      </w:r>
-      <w:r>
-        <w:fldChar w:fldCharType="begin"/>
-      </w:r>
-      <w:r>
-        <w:instrText xml:space="preserve">ADDIN CSL_CITATION {"citationID":"MENDELEY_CITATION_176","citationItems":[{"id":"ITEM-176","isTemporary":false,"itemData":{"DOI":"10.1103/PhysRevA.58.893","author":[{"family":"Benioff","given":"Paul"}],"container-title":"Physical Review A","id":"Benioff1998","issue":"2","issued":{"date-parts":[[1998]]},"page":"893-904","publisher":"American Physical Society","title":"Quantum robots and environments","type":"article-journal","volume":"58"}}],"isEdited":false,"manualOverride":{"citeprocText":"(Benioff 1998)","isManuallyOverridden":false,"manualOverrideText":""},"mendeley":{"formattedCitation":"(Benioff 1998)","plainTextFormattedCitation":"(Benioff 1998)","previouslyFormattedCitation":"(Benioff 1998)"},"properties":{"noteIndex":0},"schema":"https://github.com/citation-style-language/schema/raw/master/csl-citation.json"}</w:instrText>
-      </w:r>
-      <w:r>
-        <w:fldChar w:fldCharType="separate"/>
-      </w:r>
-      <w:r>
-        <w:t xml:space="preserve">(Benioff 1998)</w:t>
-      </w:r>
-      <w:r>
-        <w:fldChar w:fldCharType="end"/>
-      </w:r>
-      <w:r>
-        <w:t xml:space="preserve">.</w:t>
-      </w:r>
     </w:p>
     <w:bookmarkStart w:id="66" w:name="barren-plateaus."/>
     <w:p>
@@ -10553,7 +10763,7 @@
         <w:fldChar w:fldCharType="begin"/>
       </w:r>
       <w:r>
-        <w:instrText xml:space="preserve">ADDIN CSL_CITATION {"citationID":"MENDELEY_CITATION_177","citationItems":[{"id":"ITEM-177","isTemporary":false,"itemData":{"DOI":"10.1038/s41467-018-07090-4","author":[{"family":"McClean","given":"Jarrod R."},{"family":"Boixo","given":"Sergio"},{"family":"Smelyanskiy","given":"Vadim N."},{"family":"Babbush","given":"Ryan"},{"family":"Neven","given":"Hartmut"}],"container-title":"Nature Communications","id":"McClean2018","issue":"1","issued":{"date-parts":[[2018]]},"page":"4812","publisher":"Nature Publishing Group","title":"Barren plateaus in quantum neural network training landscapes","type":"article-journal","volume":"9"},"suppress-author":false}],"isEdited":false,"manualOverride":{"citeprocText":"McClean et al. (2018)","isManuallyOverridden":false,"manualOverrideText":""},"mendeley":{"formattedCitation":"McClean et al. (2018)","plainTextFormattedCitation":"McClean et al. (2018)","previouslyFormattedCitation":"McClean et al. (2018)"},"properties":{"noteIndex":0},"schema":"https://github.com/citation-style-language/schema/raw/master/csl-citation.json"}</w:instrText>
+        <w:instrText xml:space="preserve">ADDIN CSL_CITATION {"citationID":"MENDELEY_CITATION_186","citationItems":[{"id":"ITEM-186","isTemporary":false,"itemData":{"DOI":"10.1038/s41467-018-07090-4","author":[{"family":"McClean","given":"Jarrod R."},{"family":"Boixo","given":"Sergio"},{"family":"Smelyanskiy","given":"Vadim N."},{"family":"Babbush","given":"Ryan"},{"family":"Neven","given":"Hartmut"}],"container-title":"Nature Communications","id":"McClean2018","issue":"1","issued":{"date-parts":[[2018]]},"page":"4812","publisher":"Nature Publishing Group","title":"Barren plateaus in quantum neural network training landscapes","type":"article-journal","volume":"9"},"suppress-author":false}],"isEdited":false,"manualOverride":{"citeprocText":"McClean et al. (2018)","isManuallyOverridden":false,"manualOverrideText":""},"mendeley":{"formattedCitation":"McClean et al. (2018)","plainTextFormattedCitation":"McClean et al. (2018)","previouslyFormattedCitation":"McClean et al. (2018)"},"properties":{"noteIndex":0},"schema":"https://github.com/citation-style-language/schema/raw/master/csl-citation.json"}</w:instrText>
       </w:r>
       <w:r>
         <w:fldChar w:fldCharType="separate"/>
@@ -10577,7 +10787,7 @@
         <w:fldChar w:fldCharType="begin"/>
       </w:r>
       <w:r>
-        <w:instrText xml:space="preserve">ADDIN CSL_CITATION {"citationID":"MENDELEY_CITATION_178","citationItems":[{"id":"ITEM-178","isTemporary":false,"itemData":{"DOI":"10.1038/s41467-021-21728-w","author":[{"family":"Cerezo","given":"M."},{"family":"Sone","given":"Akira"},{"family":"Volkoff","given":"Tyler"},{"family":"Cincio","given":"Lukasz"},{"family":"Coles","given":"Patrick J."}],"container-title":"Nature Communications","id":"Cerezo2021b","issued":{"date-parts":[[2021]]},"page":"1791","publisher":"Nature Publishing Group","title":"Cost function dependent barren plateaus in shallow parametrized quantum circuits","type":"article-journal","volume":"12"},"suppress-author":false}],"isEdited":false,"manualOverride":{"citeprocText":"Cerezo, Sone, et al. (2021)","isManuallyOverridden":false,"manualOverrideText":""},"mendeley":{"formattedCitation":"Cerezo, Sone, et al. (2021)","plainTextFormattedCitation":"Cerezo, Sone, et al. (2021)","previouslyFormattedCitation":"Cerezo, Sone, et al. (2021)"},"properties":{"noteIndex":0},"schema":"https://github.com/citation-style-language/schema/raw/master/csl-citation.json"}</w:instrText>
+        <w:instrText xml:space="preserve">ADDIN CSL_CITATION {"citationID":"MENDELEY_CITATION_187","citationItems":[{"id":"ITEM-187","isTemporary":false,"itemData":{"DOI":"10.1038/s41467-021-21728-w","author":[{"family":"Cerezo","given":"M."},{"family":"Sone","given":"Akira"},{"family":"Volkoff","given":"Tyler"},{"family":"Cincio","given":"Lukasz"},{"family":"Coles","given":"Patrick J."}],"container-title":"Nature Communications","id":"Cerezo2021b","issued":{"date-parts":[[2021]]},"page":"1791","publisher":"Nature Publishing Group","title":"Cost function dependent barren plateaus in shallow parametrized quantum circuits","type":"article-journal","volume":"12"},"suppress-author":false}],"isEdited":false,"manualOverride":{"citeprocText":"Cerezo, Sone, et al. (2021)","isManuallyOverridden":false,"manualOverrideText":""},"mendeley":{"formattedCitation":"Cerezo, Sone, et al. (2021)","plainTextFormattedCitation":"Cerezo, Sone, et al. (2021)","previouslyFormattedCitation":"Cerezo, Sone, et al. (2021)"},"properties":{"noteIndex":0},"schema":"https://github.com/citation-style-language/schema/raw/master/csl-citation.json"}</w:instrText>
       </w:r>
       <w:r>
         <w:fldChar w:fldCharType="separate"/>
@@ -10601,7 +10811,7 @@
         <w:fldChar w:fldCharType="begin"/>
       </w:r>
       <w:r>
-        <w:instrText xml:space="preserve">ADDIN CSL_CITATION {"citationID":"MENDELEY_CITATION_179","citationItems":[{"id":"ITEM-179","isTemporary":false,"itemData":{"DOI":"10.1038/s42254-025-00813-9","author":[{"family":"Larocca","given":"Martı́n"},{"family":"Thanasilp","given":"Supanut"},{"family":"Wang","given":"Samson"},{"family":"Sharma","given":"Kunal"},{"family":"Biamonte","given":"Jacob"},{"family":"Coles","given":"Patrick J."},{"family":"Cincio","given":"Lukasz"},{"family":"McClean","given":"Jarrod R."},{"family":"Holmes","given":"Zoë"},{"family":"Cerezo","given":"M."}],"container-title":"Nature Reviews Physics","id":"Larocca2025","issue":"4","issued":{"date-parts":[[2025]]},"page":"174-189","publisher":"Nature Publishing Group","title":"Barren plateaus in variational quantum computing","type":"article-journal","volume":"7"},"suppress-author":false}],"isEdited":false,"manualOverride":{"citeprocText":"Larocca et al. (2025)","isManuallyOverridden":false,"manualOverrideText":""},"mendeley":{"formattedCitation":"Larocca et al. (2025)","plainTextFormattedCitation":"Larocca et al. (2025)","previouslyFormattedCitation":"Larocca et al. (2025)"},"properties":{"noteIndex":0},"schema":"https://github.com/citation-style-language/schema/raw/master/csl-citation.json"}</w:instrText>
+        <w:instrText xml:space="preserve">ADDIN CSL_CITATION {"citationID":"MENDELEY_CITATION_188","citationItems":[{"id":"ITEM-188","isTemporary":false,"itemData":{"DOI":"10.1038/s42254-025-00813-9","author":[{"family":"Larocca","given":"Martı́n"},{"family":"Thanasilp","given":"Supanut"},{"family":"Wang","given":"Samson"},{"family":"Sharma","given":"Kunal"},{"family":"Biamonte","given":"Jacob"},{"family":"Coles","given":"Patrick J."},{"family":"Cincio","given":"Lukasz"},{"family":"McClean","given":"Jarrod R."},{"family":"Holmes","given":"Zoë"},{"family":"Cerezo","given":"M."}],"container-title":"Nature Reviews Physics","id":"Larocca2025","issue":"4","issued":{"date-parts":[[2025]]},"page":"174-189","publisher":"Nature Publishing Group","title":"Barren plateaus in variational quantum computing","type":"article-journal","volume":"7"},"suppress-author":false}],"isEdited":false,"manualOverride":{"citeprocText":"Larocca et al. (2025)","isManuallyOverridden":false,"manualOverrideText":""},"mendeley":{"formattedCitation":"Larocca et al. (2025)","plainTextFormattedCitation":"Larocca et al. (2025)","previouslyFormattedCitation":"Larocca et al. (2025)"},"properties":{"noteIndex":0},"schema":"https://github.com/citation-style-language/schema/raw/master/csl-citation.json"}</w:instrText>
       </w:r>
       <w:r>
         <w:fldChar w:fldCharType="separate"/>
@@ -10649,7 +10859,7 @@
         <w:fldChar w:fldCharType="begin"/>
       </w:r>
       <w:r>
-        <w:instrText xml:space="preserve">ADDIN CSL_CITATION {"citationID":"MENDELEY_CITATION_181","citationItems":[{"id":"ITEM-180","isTemporary":false,"itemData":{"DOI":"10.1145/3313276.3316310","author":[{"family":"Tang","given":"Ewin"}],"container-title":"Proceedings of the 51st annual ACM SIGACT symposium on theory of computing (STOC 2019)","id":"Tang2019","issued":{"date-parts":[[2019]]},"page":"217-228","publisher":"ACM","publisher-place":"New York, NY, USA","title":"A quantum-inspired classical algorithm for recommendation systems","type":"paper-conference"}},{"id":"ITEM-181","isTemporary":false,"itemData":{"DOI":"10.1145/3357713.3384314","author":[{"family":"Chia","given":"Nai-Hui"},{"family":"Gilyén","given":"András"},{"family":"Li","given":"Tongyang"},{"family":"Lin","given":"Han-Hsuan"},{"family":"Tang","given":"Ewin"},{"family":"Wang","given":"Chunhao"}],"container-title":"Proceedings of the 52nd annual ACM SIGACT symposium on theory of computing (STOC 2020)","id":"Chia2020","issued":{"date-parts":[[2020]]},"page":"387-400","publisher":"ACM","publisher-place":"New York, NY, USA","title":"Sampling-based sublinear low-rank matrix arithmetic framework for dequantizing quantum machine learning","type":"paper-conference"}}],"isEdited":false,"manualOverride":{"citeprocText":"(E. Tang 2019; Chia et al. 2020)","isManuallyOverridden":false,"manualOverrideText":""},"mendeley":{"formattedCitation":"(E. Tang 2019; Chia et al. 2020)","plainTextFormattedCitation":"(E. Tang 2019; Chia et al. 2020)","previouslyFormattedCitation":"(E. Tang 2019; Chia et al. 2020)"},"properties":{"noteIndex":0},"schema":"https://github.com/citation-style-language/schema/raw/master/csl-citation.json"}</w:instrText>
+        <w:instrText xml:space="preserve">ADDIN CSL_CITATION {"citationID":"MENDELEY_CITATION_190","citationItems":[{"id":"ITEM-189","isTemporary":false,"itemData":{"DOI":"10.1145/3313276.3316310","author":[{"family":"Tang","given":"Ewin"}],"container-title":"Proceedings of the 51st annual ACM SIGACT symposium on theory of computing (STOC 2019)","id":"Tang2019","issued":{"date-parts":[[2019]]},"page":"217-228","publisher":"ACM","publisher-place":"New York, NY, USA","title":"A quantum-inspired classical algorithm for recommendation systems","type":"paper-conference"}},{"id":"ITEM-190","isTemporary":false,"itemData":{"DOI":"10.1145/3357713.3384314","author":[{"family":"Chia","given":"Nai-Hui"},{"family":"Gilyén","given":"András"},{"family":"Li","given":"Tongyang"},{"family":"Lin","given":"Han-Hsuan"},{"family":"Tang","given":"Ewin"},{"family":"Wang","given":"Chunhao"}],"container-title":"Proceedings of the 52nd annual ACM SIGACT symposium on theory of computing (STOC 2020)","id":"Chia2020","issued":{"date-parts":[[2020]]},"page":"387-400","publisher":"ACM","publisher-place":"New York, NY, USA","title":"Sampling-based sublinear low-rank matrix arithmetic framework for dequantizing quantum machine learning","type":"paper-conference"}}],"isEdited":false,"manualOverride":{"citeprocText":"(E. Tang 2019; Chia et al. 2020)","isManuallyOverridden":false,"manualOverrideText":""},"mendeley":{"formattedCitation":"(E. Tang 2019; Chia et al. 2020)","plainTextFormattedCitation":"(E. Tang 2019; Chia et al. 2020)","previouslyFormattedCitation":"(E. Tang 2019; Chia et al. 2020)"},"properties":{"noteIndex":0},"schema":"https://github.com/citation-style-language/schema/raw/master/csl-citation.json"}</w:instrText>
       </w:r>
       <w:r>
         <w:fldChar w:fldCharType="separate"/>
@@ -10667,7 +10877,7 @@
         <w:fldChar w:fldCharType="begin"/>
       </w:r>
       <w:r>
-        <w:instrText xml:space="preserve">ADDIN CSL_CITATION {"citationID":"MENDELEY_CITATION_182","citationItems":[{"id":"ITEM-182","isTemporary":false,"itemData":{"DOI":"10.1038/nphys3272","author":[{"family":"Aaronson","given":"Scott"}],"container-title":"Nature Physics","id":"Aaronson2015","issue":"4","issued":{"date-parts":[[2015]]},"page":"291-293","title":"Read the fine print","type":"article-journal","volume":"11"}}],"isEdited":false,"manualOverride":{"citeprocText":"(Aaronson 2015)","isManuallyOverridden":false,"manualOverrideText":""},"mendeley":{"formattedCitation":"(Aaronson 2015)","plainTextFormattedCitation":"(Aaronson 2015)","previouslyFormattedCitation":"(Aaronson 2015)"},"properties":{"noteIndex":0},"schema":"https://github.com/citation-style-language/schema/raw/master/csl-citation.json"}</w:instrText>
+        <w:instrText xml:space="preserve">ADDIN CSL_CITATION {"citationID":"MENDELEY_CITATION_191","citationItems":[{"id":"ITEM-191","isTemporary":false,"itemData":{"DOI":"10.1038/nphys3272","author":[{"family":"Aaronson","given":"Scott"}],"container-title":"Nature Physics","id":"Aaronson2015","issue":"4","issued":{"date-parts":[[2015]]},"page":"291-293","title":"Read the fine print","type":"article-journal","volume":"11"}}],"isEdited":false,"manualOverride":{"citeprocText":"(Aaronson 2015)","isManuallyOverridden":false,"manualOverrideText":""},"mendeley":{"formattedCitation":"(Aaronson 2015)","plainTextFormattedCitation":"(Aaronson 2015)","previouslyFormattedCitation":"(Aaronson 2015)"},"properties":{"noteIndex":0},"schema":"https://github.com/citation-style-language/schema/raw/master/csl-citation.json"}</w:instrText>
       </w:r>
       <w:r>
         <w:fldChar w:fldCharType="separate"/>
@@ -10684,7 +10894,7 @@
     </w:p>
     <w:bookmarkEnd w:id="67"/>
     <w:bookmarkEnd w:id="68"/>
-    <w:bookmarkStart w:id="72" w:name="sec:qrl"/>
+    <w:bookmarkStart w:id="74" w:name="sec:qrl"/>
     <w:p>
       <w:pPr>
         <w:pStyle w:val="Heading2"/>
@@ -10713,7 +10923,7 @@
         <w:fldChar w:fldCharType="begin"/>
       </w:r>
       <w:r>
-        <w:instrText xml:space="preserve">ADDIN CSL_CITATION {"citationID":"MENDELEY_CITATION_184","citationItems":[{"id":"ITEM-183","isTemporary":false,"itemData":{"URL":"https://arxiv.org/abs/2211.03464","author":[{"family":"Meyer","given":"Nico"},{"family":"Ufrecht","given":"Christian"},{"family":"Periyasamy","given":"Maniraman"},{"family":"Scherer","given":"Daniel D."},{"family":"Plinge","given":"Axel"},{"family":"Mutschler","given":"Christopher"}],"id":"Meyer2022","issued":{"date-parts":[[2022]]},"title":"A survey on quantum reinforcement learning","type":""}},{"id":"ITEM-184","isTemporary":false,"itemData":{"DOI":"10.1088/1361-6633/aab406","author":[{"family":"Dunjko","given":"Vedran"},{"family":"Briegel","given":"Hans J."}],"container-title":"Reports on Progress in Physics","id":"Dunjko2018","issue":"7","issued":{"date-parts":[[2018]]},"page":"074001","title":"Machine learning &amp; artificial intelligence in the quantum domain: A review of recent progress","title-short":"Machine learning &amp; artificial intelligence in the quantum domain","type":"article-journal","volume":"81"}}],"isEdited":false,"manualOverride":{"citeprocText":"(Meyer et al. 2022; Dunjko and Briegel 2018)","isManuallyOverridden":false,"manualOverrideText":""},"mendeley":{"formattedCitation":"(Meyer et al. 2022; Dunjko and Briegel 2018)","plainTextFormattedCitation":"(Meyer et al. 2022; Dunjko and Briegel 2018)","previouslyFormattedCitation":"(Meyer et al. 2022; Dunjko and Briegel 2018)"},"properties":{"noteIndex":0},"schema":"https://github.com/citation-style-language/schema/raw/master/csl-citation.json"}</w:instrText>
+        <w:instrText xml:space="preserve">ADDIN CSL_CITATION {"citationID":"MENDELEY_CITATION_193","citationItems":[{"id":"ITEM-192","isTemporary":false,"itemData":{"URL":"https://arxiv.org/abs/2211.03464","author":[{"family":"Meyer","given":"Nico"},{"family":"Ufrecht","given":"Christian"},{"family":"Periyasamy","given":"Maniraman"},{"family":"Scherer","given":"Daniel D."},{"family":"Plinge","given":"Axel"},{"family":"Mutschler","given":"Christopher"}],"id":"Meyer2022","issued":{"date-parts":[[2022]]},"title":"A survey on quantum reinforcement learning","type":""}},{"id":"ITEM-193","isTemporary":false,"itemData":{"DOI":"10.1088/1361-6633/aab406","author":[{"family":"Dunjko","given":"Vedran"},{"family":"Briegel","given":"Hans J."}],"container-title":"Reports on Progress in Physics","id":"Dunjko2018","issue":"7","issued":{"date-parts":[[2018]]},"page":"074001","title":"Machine learning &amp; artificial intelligence in the quantum domain: A review of recent progress","title-short":"Machine learning &amp; artificial intelligence in the quantum domain","type":"article-journal","volume":"81"}}],"isEdited":false,"manualOverride":{"citeprocText":"(Meyer et al. 2022; Dunjko and Briegel 2018)","isManuallyOverridden":false,"manualOverrideText":""},"mendeley":{"formattedCitation":"(Meyer et al. 2022; Dunjko and Briegel 2018)","plainTextFormattedCitation":"(Meyer et al. 2022; Dunjko and Briegel 2018)","previouslyFormattedCitation":"(Meyer et al. 2022; Dunjko and Briegel 2018)"},"properties":{"noteIndex":0},"schema":"https://github.com/citation-style-language/schema/raw/master/csl-citation.json"}</w:instrText>
       </w:r>
       <w:r>
         <w:fldChar w:fldCharType="separate"/>
@@ -10734,7 +10944,7 @@
         <w:fldChar w:fldCharType="begin"/>
       </w:r>
       <w:r>
-        <w:instrText xml:space="preserve">ADDIN CSL_CITATION {"citationID":"MENDELEY_CITATION_185","citationItems":[{"id":"ITEM-185","isTemporary":false,"itemData":{"DOI":"10.1109/TSMCB.2008.925743","author":[{"family":"Dong","given":"Daoyi"},{"family":"Chen","given":"Chunlin"},{"family":"Li","given":"Hanxiong"},{"family":"Tarn","given":"Tzyh-Jong"}],"container-title":"IEEE Transactions on Systems, Man, and Cybernetics, Part B (Cybernetics)","id":"Dong2008","issue":"5","issued":{"date-parts":[[2008]]},"page":"1207-1220","title":"Quantum reinforcement learning","type":"article-journal","volume":"38"},"suppress-author":false}],"isEdited":false,"manualOverride":{"citeprocText":"Dong et al. (2008)","isManuallyOverridden":false,"manualOverrideText":""},"mendeley":{"formattedCitation":"Dong et al. (2008)","plainTextFormattedCitation":"Dong et al. (2008)","previouslyFormattedCitation":"Dong et al. (2008)"},"properties":{"noteIndex":0},"schema":"https://github.com/citation-style-language/schema/raw/master/csl-citation.json"}</w:instrText>
+        <w:instrText xml:space="preserve">ADDIN CSL_CITATION {"citationID":"MENDELEY_CITATION_194","citationItems":[{"id":"ITEM-194","isTemporary":false,"itemData":{"DOI":"10.1109/TSMCB.2008.925743","author":[{"family":"Dong","given":"Daoyi"},{"family":"Chen","given":"Chunlin"},{"family":"Li","given":"Hanxiong"},{"family":"Tarn","given":"Tzyh-Jong"}],"container-title":"IEEE Transactions on Systems, Man, and Cybernetics, Part B (Cybernetics)","id":"Dong2008","issue":"5","issued":{"date-parts":[[2008]]},"page":"1207-1220","title":"Quantum reinforcement learning","type":"article-journal","volume":"38"},"suppress-author":false}],"isEdited":false,"manualOverride":{"citeprocText":"Dong et al. (2008)","isManuallyOverridden":false,"manualOverrideText":""},"mendeley":{"formattedCitation":"Dong et al. (2008)","plainTextFormattedCitation":"Dong et al. (2008)","previouslyFormattedCitation":"Dong et al. (2008)"},"properties":{"noteIndex":0},"schema":"https://github.com/citation-style-language/schema/raw/master/csl-citation.json"}</w:instrText>
       </w:r>
       <w:r>
         <w:fldChar w:fldCharType="separate"/>
@@ -10755,7 +10965,7 @@
         <w:fldChar w:fldCharType="begin"/>
       </w:r>
       <w:r>
-        <w:instrText xml:space="preserve">ADDIN CSL_CITATION {"citationID":"MENDELEY_CITATION_186","citationItems":[{"id":"ITEM-186","isTemporary":false,"itemData":{"DOI":"10.1038/srep00400","author":[{"family":"Briegel","given":"Hans J."},{"family":"De las Cuevas","given":"Gemma"}],"container-title":"Scientific Reports","id":"Briegel2012","issued":{"date-parts":[[2012]]},"page":"400","title":"Projective simulation for artificial intelligence","type":"article-journal","volume":"2"}}],"isEdited":false,"manualOverride":{"citeprocText":"(Briegel and De las Cuevas 2012)","isManuallyOverridden":false,"manualOverrideText":""},"mendeley":{"formattedCitation":"(Briegel and De las Cuevas 2012)","plainTextFormattedCitation":"(Briegel and De las Cuevas 2012)","previouslyFormattedCitation":"(Briegel and De las Cuevas 2012)"},"properties":{"noteIndex":0},"schema":"https://github.com/citation-style-language/schema/raw/master/csl-citation.json"}</w:instrText>
+        <w:instrText xml:space="preserve">ADDIN CSL_CITATION {"citationID":"MENDELEY_CITATION_195","citationItems":[{"id":"ITEM-195","isTemporary":false,"itemData":{"DOI":"10.1038/srep00400","author":[{"family":"Briegel","given":"Hans J."},{"family":"De las Cuevas","given":"Gemma"}],"container-title":"Scientific Reports","id":"Briegel2012","issued":{"date-parts":[[2012]]},"page":"400","title":"Projective simulation for artificial intelligence","type":"article-journal","volume":"2"}}],"isEdited":false,"manualOverride":{"citeprocText":"(Briegel and De las Cuevas 2012)","isManuallyOverridden":false,"manualOverrideText":""},"mendeley":{"formattedCitation":"(Briegel and De las Cuevas 2012)","plainTextFormattedCitation":"(Briegel and De las Cuevas 2012)","previouslyFormattedCitation":"(Briegel and De las Cuevas 2012)"},"properties":{"noteIndex":0},"schema":"https://github.com/citation-style-language/schema/raw/master/csl-citation.json"}</w:instrText>
       </w:r>
       <w:r>
         <w:fldChar w:fldCharType="separate"/>
@@ -10776,7 +10986,7 @@
         <w:fldChar w:fldCharType="begin"/>
       </w:r>
       <w:r>
-        <w:instrText xml:space="preserve">ADDIN CSL_CITATION {"citationID":"MENDELEY_CITATION_187","citationItems":[{"id":"ITEM-187","isTemporary":false,"itemData":{"DOI":"10.1103/PhysRevX.4.031002","author":[{"family":"Paparo","given":"Giuseppe Davide"},{"family":"Dunjko","given":"Vedran"},{"family":"Makmal","given":"Adi"},{"family":"Martin-Delgado","given":"Miguel Angel"},{"family":"Briegel","given":"Hans J."}],"container-title":"Physical Review X","id":"Paparo2014","issue":"3","issued":{"date-parts":[[2014]]},"page":"031002","title":"Quantum speedup for active learning agents","type":"article-journal","volume":"4"}}],"isEdited":false,"manualOverride":{"citeprocText":"(Paparo et al. 2014)","isManuallyOverridden":false,"manualOverrideText":""},"mendeley":{"formattedCitation":"(Paparo et al. 2014)","plainTextFormattedCitation":"(Paparo et al. 2014)","previouslyFormattedCitation":"(Paparo et al. 2014)"},"properties":{"noteIndex":0},"schema":"https://github.com/citation-style-language/schema/raw/master/csl-citation.json"}</w:instrText>
+        <w:instrText xml:space="preserve">ADDIN CSL_CITATION {"citationID":"MENDELEY_CITATION_196","citationItems":[{"id":"ITEM-196","isTemporary":false,"itemData":{"DOI":"10.1103/PhysRevX.4.031002","author":[{"family":"Paparo","given":"Giuseppe Davide"},{"family":"Dunjko","given":"Vedran"},{"family":"Makmal","given":"Adi"},{"family":"Martin-Delgado","given":"Miguel Angel"},{"family":"Briegel","given":"Hans J."}],"container-title":"Physical Review X","id":"Paparo2014","issue":"3","issued":{"date-parts":[[2014]]},"page":"031002","title":"Quantum speedup for active learning agents","type":"article-journal","volume":"4"}}],"isEdited":false,"manualOverride":{"citeprocText":"(Paparo et al. 2014)","isManuallyOverridden":false,"manualOverrideText":""},"mendeley":{"formattedCitation":"(Paparo et al. 2014)","plainTextFormattedCitation":"(Paparo et al. 2014)","previouslyFormattedCitation":"(Paparo et al. 2014)"},"properties":{"noteIndex":0},"schema":"https://github.com/citation-style-language/schema/raw/master/csl-citation.json"}</w:instrText>
       </w:r>
       <w:r>
         <w:fldChar w:fldCharType="separate"/>
@@ -10794,7 +11004,7 @@
         <w:fldChar w:fldCharType="begin"/>
       </w:r>
       <w:r>
-        <w:instrText xml:space="preserve">ADDIN CSL_CITATION {"citationID":"MENDELEY_CITATION_188","citationItems":[{"id":"ITEM-188","isTemporary":false,"itemData":{"ISBN":"978-0-262-03924-6","author":[{"family":"Sutton","given":"Richard S."},{"family":"Barto","given":"Andrew G."}],"collection-title":"Adaptive computation and machine learning","edition":"2nd","id":"Sutton2018","issued":{"date-parts":[[2018]]},"publisher":"MIT Press","publisher-place":"Cambridge, MA, USA","title":"Reinforcement learning: An introduction","title-short":"Reinforcement learning","type":"book"}}],"isEdited":false,"manualOverride":{"citeprocText":"(Sutton and Barto 2018)","isManuallyOverridden":false,"manualOverrideText":""},"mendeley":{"formattedCitation":"(Sutton and Barto 2018)","plainTextFormattedCitation":"(Sutton and Barto 2018)","previouslyFormattedCitation":"(Sutton and Barto 2018)"},"properties":{"noteIndex":0},"schema":"https://github.com/citation-style-language/schema/raw/master/csl-citation.json"}</w:instrText>
+        <w:instrText xml:space="preserve">ADDIN CSL_CITATION {"citationID":"MENDELEY_CITATION_197","citationItems":[{"id":"ITEM-197","isTemporary":false,"itemData":{"ISBN":"978-0-262-03924-6","author":[{"family":"Sutton","given":"Richard S."},{"family":"Barto","given":"Andrew G."}],"collection-title":"Adaptive computation and machine learning","edition":"2nd","id":"Sutton2018","issued":{"date-parts":[[2018]]},"publisher":"MIT Press","publisher-place":"Cambridge, MA, USA","title":"Reinforcement learning: An introduction","title-short":"Reinforcement learning","type":"book"}}],"isEdited":false,"manualOverride":{"citeprocText":"(Sutton and Barto 2018)","isManuallyOverridden":false,"manualOverrideText":""},"mendeley":{"formattedCitation":"(Sutton and Barto 2018)","plainTextFormattedCitation":"(Sutton and Barto 2018)","previouslyFormattedCitation":"(Sutton and Barto 2018)"},"properties":{"noteIndex":0},"schema":"https://github.com/citation-style-language/schema/raw/master/csl-citation.json"}</w:instrText>
       </w:r>
       <w:r>
         <w:fldChar w:fldCharType="separate"/>
@@ -10815,7 +11025,7 @@
         <w:fldChar w:fldCharType="begin"/>
       </w:r>
       <w:r>
-        <w:instrText xml:space="preserve">ADDIN CSL_CITATION {"citationID":"MENDELEY_CITATION_189","citationItems":[{"id":"ITEM-189","isTemporary":false,"itemData":{"DOI":"10.1109/ACCESS.2020.3010470","author":[{"family":"Chen","given":"Samuel Yen-Chi"},{"family":"Yang","given":"Chao-Han Huck"},{"family":"Qi","given":"Jun"},{"family":"Chen","given":"Pin-Yu"},{"family":"Ma","given":"Xiaoli"},{"family":"Goan","given":"Hsi-Sheng"}],"container-title":"IEEE Access","id":"Chen2020","issued":{"date-parts":[[2020]]},"page":"141007-141024","title":"Variational quantum circuits for deep reinforcement learning","type":"article-journal","volume":"8"}}],"isEdited":false,"manualOverride":{"citeprocText":"(Chen et al. 2020)","isManuallyOverridden":false,"manualOverrideText":""},"mendeley":{"formattedCitation":"(Chen et al. 2020)","plainTextFormattedCitation":"(Chen et al. 2020)","previouslyFormattedCitation":"(Chen et al. 2020)"},"properties":{"noteIndex":0},"schema":"https://github.com/citation-style-language/schema/raw/master/csl-citation.json"}</w:instrText>
+        <w:instrText xml:space="preserve">ADDIN CSL_CITATION {"citationID":"MENDELEY_CITATION_198","citationItems":[{"id":"ITEM-198","isTemporary":false,"itemData":{"DOI":"10.1109/ACCESS.2020.3010470","author":[{"family":"Chen","given":"Samuel Yen-Chi"},{"family":"Yang","given":"Chao-Han Huck"},{"family":"Qi","given":"Jun"},{"family":"Chen","given":"Pin-Yu"},{"family":"Ma","given":"Xiaoli"},{"family":"Goan","given":"Hsi-Sheng"}],"container-title":"IEEE Access","id":"Chen2020","issued":{"date-parts":[[2020]]},"page":"141007-141024","title":"Variational quantum circuits for deep reinforcement learning","type":"article-journal","volume":"8"}}],"isEdited":false,"manualOverride":{"citeprocText":"(Chen et al. 2020)","isManuallyOverridden":false,"manualOverrideText":""},"mendeley":{"formattedCitation":"(Chen et al. 2020)","plainTextFormattedCitation":"(Chen et al. 2020)","previouslyFormattedCitation":"(Chen et al. 2020)"},"properties":{"noteIndex":0},"schema":"https://github.com/citation-style-language/schema/raw/master/csl-citation.json"}</w:instrText>
       </w:r>
       <w:r>
         <w:fldChar w:fldCharType="separate"/>
@@ -10833,7 +11043,7 @@
         <w:fldChar w:fldCharType="begin"/>
       </w:r>
       <w:r>
-        <w:instrText xml:space="preserve">ADDIN CSL_CITATION {"citationID":"MENDELEY_CITATION_190","citationItems":[{"id":"ITEM-190","isTemporary":false,"itemData":{"DOI":"10.22331/q-2022-05-24-720","author":[{"family":"Skolik","given":"Andrea"},{"family":"Jerbi","given":"Sofiene"},{"family":"Dunjko","given":"Vedran"}],"container-title":"Quantum","id":"Skolik2022","issued":{"date-parts":[[2022]]},"page":"720","title":"Quantum agents in the gym: A variational quantum algorithm for deep Q-learning","title-short":"Quantum agents in the gym","type":"article-journal","volume":"6"}}],"isEdited":false,"manualOverride":{"citeprocText":"(Skolik, Jerbi, and Dunjko 2022)","isManuallyOverridden":false,"manualOverrideText":""},"mendeley":{"formattedCitation":"(Skolik, Jerbi, and Dunjko 2022)","plainTextFormattedCitation":"(Skolik, Jerbi, and Dunjko 2022)","previouslyFormattedCitation":"(Skolik, Jerbi, and Dunjko 2022)"},"properties":{"noteIndex":0},"schema":"https://github.com/citation-style-language/schema/raw/master/csl-citation.json"}</w:instrText>
+        <w:instrText xml:space="preserve">ADDIN CSL_CITATION {"citationID":"MENDELEY_CITATION_199","citationItems":[{"id":"ITEM-199","isTemporary":false,"itemData":{"DOI":"10.22331/q-2022-05-24-720","author":[{"family":"Skolik","given":"Andrea"},{"family":"Jerbi","given":"Sofiene"},{"family":"Dunjko","given":"Vedran"}],"container-title":"Quantum","id":"Skolik2022","issued":{"date-parts":[[2022]]},"page":"720","title":"Quantum agents in the gym: A variational quantum algorithm for deep Q-learning","title-short":"Quantum agents in the gym","type":"article-journal","volume":"6"}}],"isEdited":false,"manualOverride":{"citeprocText":"(Skolik, Jerbi, and Dunjko 2022)","isManuallyOverridden":false,"manualOverrideText":""},"mendeley":{"formattedCitation":"(Skolik, Jerbi, and Dunjko 2022)","plainTextFormattedCitation":"(Skolik, Jerbi, and Dunjko 2022)","previouslyFormattedCitation":"(Skolik, Jerbi, and Dunjko 2022)"},"properties":{"noteIndex":0},"schema":"https://github.com/citation-style-language/schema/raw/master/csl-citation.json"}</w:instrText>
       </w:r>
       <w:r>
         <w:fldChar w:fldCharType="separate"/>
@@ -10851,7 +11061,7 @@
         <w:fldChar w:fldCharType="begin"/>
       </w:r>
       <w:r>
-        <w:instrText xml:space="preserve">ADDIN CSL_CITATION {"citationID":"MENDELEY_CITATION_191","citationItems":[{"id":"ITEM-191","isTemporary":false,"itemData":{"URL":"https://proceedings.neurips.cc/paper/2021/hash/eec96a7f788e88184c0e713456026f3f-Abstract.html","author":[{"family":"Jerbi","given":"Sofiene"},{"family":"Gyurik","given":"Casper F. S."},{"family":"Marshall","given":"Simon C."},{"family":"Briegel","given":"Hans J."},{"family":"Dunjko","given":"Vedran"}],"container-title":"Advances in neural information processing systems","id":"Jerbi2021","issued":{"date-parts":[[2021]]},"page":"28362-28375","title":"Parametrized quantum policies for reinforcement learning","type":"paper-conference","volume":"34"}}],"isEdited":false,"manualOverride":{"citeprocText":"(Jerbi et al. 2021)","isManuallyOverridden":false,"manualOverrideText":""},"mendeley":{"formattedCitation":"(Jerbi et al. 2021)","plainTextFormattedCitation":"(Jerbi et al. 2021)","previouslyFormattedCitation":"(Jerbi et al. 2021)"},"properties":{"noteIndex":0},"schema":"https://github.com/citation-style-language/schema/raw/master/csl-citation.json"}</w:instrText>
+        <w:instrText xml:space="preserve">ADDIN CSL_CITATION {"citationID":"MENDELEY_CITATION_200","citationItems":[{"id":"ITEM-200","isTemporary":false,"itemData":{"URL":"https://proceedings.neurips.cc/paper/2021/hash/eec96a7f788e88184c0e713456026f3f-Abstract.html","author":[{"family":"Jerbi","given":"Sofiene"},{"family":"Gyurik","given":"Casper F. S."},{"family":"Marshall","given":"Simon C."},{"family":"Briegel","given":"Hans J."},{"family":"Dunjko","given":"Vedran"}],"container-title":"Advances in neural information processing systems","id":"Jerbi2021","issued":{"date-parts":[[2021]]},"page":"28362-28375","title":"Parametrized quantum policies for reinforcement learning","type":"paper-conference","volume":"34"}}],"isEdited":false,"manualOverride":{"citeprocText":"(Jerbi et al. 2021)","isManuallyOverridden":false,"manualOverrideText":""},"mendeley":{"formattedCitation":"(Jerbi et al. 2021)","plainTextFormattedCitation":"(Jerbi et al. 2021)","previouslyFormattedCitation":"(Jerbi et al. 2021)"},"properties":{"noteIndex":0},"schema":"https://github.com/citation-style-language/schema/raw/master/csl-citation.json"}</w:instrText>
       </w:r>
       <w:r>
         <w:fldChar w:fldCharType="separate"/>
@@ -10869,7 +11079,7 @@
         <w:fldChar w:fldCharType="begin"/>
       </w:r>
       <w:r>
-        <w:instrText xml:space="preserve">ADDIN CSL_CITATION {"citationID":"MENDELEY_CITATION_192","citationItems":[{"id":"ITEM-192","isTemporary":false,"itemData":{"DOI":"10.1088/2632-2153/ac4559","author":[{"family":"Chen","given":"Samuel Yen-Chi"},{"family":"Huang","given":"Chih-Min"},{"family":"Hsing","given":"Chia-Wei"},{"family":"Goan","given":"Hsi-Sheng"},{"family":"Kao","given":"Ying-Jer"}],"container-title":"Machine Learning: Science and Technology","id":"Chen2022","issue":"1","issued":{"date-parts":[[2022]]},"page":"015025","publisher":"IOP Publishing","title":"Variational quantum reinforcement learning via evolutionary optimization","type":"article-journal","volume":"3"}}],"isEdited":false,"manualOverride":{"citeprocText":"(Chen et al. 2022)","isManuallyOverridden":false,"manualOverrideText":""},"mendeley":{"formattedCitation":"(Chen et al. 2022)","plainTextFormattedCitation":"(Chen et al. 2022)","previouslyFormattedCitation":"(Chen et al. 2022)"},"properties":{"noteIndex":0},"schema":"https://github.com/citation-style-language/schema/raw/master/csl-citation.json"}</w:instrText>
+        <w:instrText xml:space="preserve">ADDIN CSL_CITATION {"citationID":"MENDELEY_CITATION_201","citationItems":[{"id":"ITEM-201","isTemporary":false,"itemData":{"DOI":"10.1088/2632-2153/ac4559","author":[{"family":"Chen","given":"Samuel Yen-Chi"},{"family":"Huang","given":"Chih-Min"},{"family":"Hsing","given":"Chia-Wei"},{"family":"Goan","given":"Hsi-Sheng"},{"family":"Kao","given":"Ying-Jer"}],"container-title":"Machine Learning: Science and Technology","id":"Chen2022","issue":"1","issued":{"date-parts":[[2022]]},"page":"015025","publisher":"IOP Publishing","title":"Variational quantum reinforcement learning via evolutionary optimization","type":"article-journal","volume":"3"}}],"isEdited":false,"manualOverride":{"citeprocText":"(Chen et al. 2022)","isManuallyOverridden":false,"manualOverrideText":""},"mendeley":{"formattedCitation":"(Chen et al. 2022)","plainTextFormattedCitation":"(Chen et al. 2022)","previouslyFormattedCitation":"(Chen et al. 2022)"},"properties":{"noteIndex":0},"schema":"https://github.com/citation-style-language/schema/raw/master/csl-citation.json"}</w:instrText>
       </w:r>
       <w:r>
         <w:fldChar w:fldCharType="separate"/>
@@ -10887,7 +11097,7 @@
         <w:fldChar w:fldCharType="begin"/>
       </w:r>
       <w:r>
-        <w:instrText xml:space="preserve">ADDIN CSL_CITATION {"citationID":"MENDELEY_CITATION_193","citationItems":[{"id":"ITEM-193","isTemporary":false,"itemData":{"DOI":"10.1109/ICDCS54860.2022.00151","author":[{"family":"Yun","given":"Won Joon"},{"family":"Kwak","given":"Yunseok"},{"family":"Kim","given":"Jae Pyoung"},{"family":"Cho","given":"Hyunhee"},{"family":"Jung","given":"Soyi"},{"family":"Park","given":"Jihong"},{"family":"Kim","given":"Joongheon"}],"container-title":"Proceedings of the 2022 IEEE 42nd international conference on distributed computing systems (ICDCS)","id":"Yun2022","issued":{"date-parts":[[2022]]},"page":"1332-1335","publisher":"IEEE","title":"Quantum multi-agent reinforcement learning via variational quantum circuit design","type":"paper-conference"}}],"isEdited":false,"manualOverride":{"citeprocText":"(Yun et al. 2022)","isManuallyOverridden":false,"manualOverrideText":""},"mendeley":{"formattedCitation":"(Yun et al. 2022)","plainTextFormattedCitation":"(Yun et al. 2022)","previouslyFormattedCitation":"(Yun et al. 2022)"},"properties":{"noteIndex":0},"schema":"https://github.com/citation-style-language/schema/raw/master/csl-citation.json"}</w:instrText>
+        <w:instrText xml:space="preserve">ADDIN CSL_CITATION {"citationID":"MENDELEY_CITATION_202","citationItems":[{"id":"ITEM-202","isTemporary":false,"itemData":{"DOI":"10.1109/ICDCS54860.2022.00151","author":[{"family":"Yun","given":"Won Joon"},{"family":"Kwak","given":"Yunseok"},{"family":"Kim","given":"Jae Pyoung"},{"family":"Cho","given":"Hyunhee"},{"family":"Jung","given":"Soyi"},{"family":"Park","given":"Jihong"},{"family":"Kim","given":"Joongheon"}],"container-title":"Proceedings of the 2022 IEEE 42nd international conference on distributed computing systems (ICDCS)","id":"Yun2022","issued":{"date-parts":[[2022]]},"page":"1332-1335","publisher":"IEEE","title":"Quantum multi-agent reinforcement learning via variational quantum circuit design","type":"paper-conference"}}],"isEdited":false,"manualOverride":{"citeprocText":"(Yun et al. 2022)","isManuallyOverridden":false,"manualOverrideText":""},"mendeley":{"formattedCitation":"(Yun et al. 2022)","plainTextFormattedCitation":"(Yun et al. 2022)","previouslyFormattedCitation":"(Yun et al. 2022)"},"properties":{"noteIndex":0},"schema":"https://github.com/citation-style-language/schema/raw/master/csl-citation.json"}</w:instrText>
       </w:r>
       <w:r>
         <w:fldChar w:fldCharType="separate"/>
@@ -10928,7 +11138,7 @@
         <w:fldChar w:fldCharType="begin"/>
       </w:r>
       <w:r>
-        <w:instrText xml:space="preserve">ADDIN CSL_CITATION {"citationID":"MENDELEY_CITATION_194","citationItems":[{"id":"ITEM-194","isTemporary":false,"itemData":{"DOI":"10.1109/TMECH.2010.2090896","author":[{"family":"Dong","given":"Daoyi"},{"family":"Chen","given":"Chunlin"},{"family":"Chu","given":"Jian"},{"family":"Tarn","given":"Tzyh-Jong"}],"container-title":"IEEE/ASME Transactions on Mechatronics","id":"Dong2012","issue":"1","issued":{"date-parts":[[2012]]},"page":"86-97","publisher":"IEEE","title":"Robust quantum-inspired reinforcement learning for robot navigation","type":"article-journal","volume":"17"},"suppress-author":false}],"isEdited":false,"manualOverride":{"citeprocText":"Dong et al. (2012)","isManuallyOverridden":false,"manualOverrideText":""},"mendeley":{"formattedCitation":"Dong et al. (2012)","plainTextFormattedCitation":"Dong et al. (2012)","previouslyFormattedCitation":"Dong et al. (2012)"},"properties":{"noteIndex":0},"schema":"https://github.com/citation-style-language/schema/raw/master/csl-citation.json"}</w:instrText>
+        <w:instrText xml:space="preserve">ADDIN CSL_CITATION {"citationID":"MENDELEY_CITATION_203","citationItems":[{"id":"ITEM-203","isTemporary":false,"itemData":{"DOI":"10.1109/TMECH.2010.2090896","author":[{"family":"Dong","given":"Daoyi"},{"family":"Chen","given":"Chunlin"},{"family":"Chu","given":"Jian"},{"family":"Tarn","given":"Tzyh-Jong"}],"container-title":"IEEE/ASME Transactions on Mechatronics","id":"Dong2012","issue":"1","issued":{"date-parts":[[2012]]},"page":"86-97","publisher":"IEEE","title":"Robust quantum-inspired reinforcement learning for robot navigation","type":"article-journal","volume":"17"},"suppress-author":false}],"isEdited":false,"manualOverride":{"citeprocText":"Dong et al. (2012)","isManuallyOverridden":false,"manualOverrideText":""},"mendeley":{"formattedCitation":"Dong et al. (2012)","plainTextFormattedCitation":"Dong et al. (2012)","previouslyFormattedCitation":"Dong et al. (2012)"},"properties":{"noteIndex":0},"schema":"https://github.com/citation-style-language/schema/raw/master/csl-citation.json"}</w:instrText>
       </w:r>
       <w:r>
         <w:fldChar w:fldCharType="separate"/>
@@ -10991,7 +11201,7 @@
         <w:fldChar w:fldCharType="begin"/>
       </w:r>
       <w:r>
-        <w:instrText xml:space="preserve">ADDIN CSL_CITATION {"citationID":"MENDELEY_CITATION_195","citationItems":[{"id":"ITEM-195","isTemporary":false,"itemData":{"DOI":"10.1109/ACCESS.2024.3417808","author":[{"family":"Hohenfeld","given":"Hans"},{"family":"Heimann","given":"Dirk"},{"family":"Wiebe","given":"Felix"},{"family":"Kirchner","given":"Frank"}],"container-title":"IEEE Access","id":"Hohenfeld2024","issued":{"date-parts":[[2024]]},"page":"87217-87236","publisher":"IEEE","title":"Quantum deep reinforcement learning for robot navigation tasks","type":"article-journal","volume":"12"},"suppress-author":false}],"isEdited":false,"manualOverride":{"citeprocText":"Hohenfeld et al. (2024)","isManuallyOverridden":false,"manualOverrideText":""},"mendeley":{"formattedCitation":"Hohenfeld et al. (2024)","plainTextFormattedCitation":"Hohenfeld et al. (2024)","previouslyFormattedCitation":"Hohenfeld et al. (2024)"},"properties":{"noteIndex":0},"schema":"https://github.com/citation-style-language/schema/raw/master/csl-citation.json"}</w:instrText>
+        <w:instrText xml:space="preserve">ADDIN CSL_CITATION {"citationID":"MENDELEY_CITATION_204","citationItems":[{"id":"ITEM-204","isTemporary":false,"itemData":{"DOI":"10.1109/ACCESS.2024.3417808","author":[{"family":"Hohenfeld","given":"Hans"},{"family":"Heimann","given":"Dirk"},{"family":"Wiebe","given":"Felix"},{"family":"Kirchner","given":"Frank"}],"container-title":"IEEE Access","id":"Hohenfeld2024","issued":{"date-parts":[[2024]]},"page":"87217-87236","publisher":"IEEE","title":"Quantum deep reinforcement learning for robot navigation tasks","type":"article-journal","volume":"12"},"suppress-author":false}],"isEdited":false,"manualOverride":{"citeprocText":"Hohenfeld et al. (2024)","isManuallyOverridden":false,"manualOverrideText":""},"mendeley":{"formattedCitation":"Hohenfeld et al. (2024)","plainTextFormattedCitation":"Hohenfeld et al. (2024)","previouslyFormattedCitation":"Hohenfeld et al. (2024)"},"properties":{"noteIndex":0},"schema":"https://github.com/citation-style-language/schema/raw/master/csl-citation.json"}</w:instrText>
       </w:r>
       <w:r>
         <w:fldChar w:fldCharType="separate"/>
@@ -11015,7 +11225,7 @@
         <w:fldChar w:fldCharType="begin"/>
       </w:r>
       <w:r>
-        <w:instrText xml:space="preserve">ADDIN CSL_CITATION {"citationID":"MENDELEY_CITATION_196","citationItems":[{"id":"ITEM-196","isTemporary":false,"itemData":{"DOI":"10.5220/0013371800003890","ISBN":"978-989-758-737-5","author":[{"family":"Drăgan","given":"Theodora-Augustina"},{"family":"Künzner","given":"Alexander"},{"family":"Wille","given":"Robert"},{"family":"Lorenz","given":"Jeanette Miriam"}],"container-title":"Proceedings of the 17th international conference on agents and artificial intelligence (ICAART 2025)","id":"Dragan2025","issued":{"date-parts":[[2025]]},"page":"807-814","publisher":"SciTePress","title":"Continuous quantum reinforcement learning for robot navigation","type":"paper-conference","volume":"1"},"suppress-author":false}],"isEdited":false,"manualOverride":{"citeprocText":"Drăgan et al. (2025)","isManuallyOverridden":false,"manualOverrideText":""},"mendeley":{"formattedCitation":"Drăgan et al. (2025)","plainTextFormattedCitation":"Drăgan et al. (2025)","previouslyFormattedCitation":"Drăgan et al. (2025)"},"properties":{"noteIndex":0},"schema":"https://github.com/citation-style-language/schema/raw/master/csl-citation.json"}</w:instrText>
+        <w:instrText xml:space="preserve">ADDIN CSL_CITATION {"citationID":"MENDELEY_CITATION_205","citationItems":[{"id":"ITEM-205","isTemporary":false,"itemData":{"DOI":"10.5220/0013371800003890","ISBN":"978-989-758-737-5","author":[{"family":"Drăgan","given":"Theodora-Augustina"},{"family":"Künzner","given":"Alexander"},{"family":"Wille","given":"Robert"},{"family":"Lorenz","given":"Jeanette Miriam"}],"container-title":"Proceedings of the 17th international conference on agents and artificial intelligence (ICAART 2025)","id":"Dragan2025","issued":{"date-parts":[[2025]]},"page":"807-814","publisher":"SciTePress","title":"Continuous quantum reinforcement learning for robot navigation","type":"paper-conference","volume":"1"},"suppress-author":false}],"isEdited":false,"manualOverride":{"citeprocText":"Drăgan et al. (2025)","isManuallyOverridden":false,"manualOverrideText":""},"mendeley":{"formattedCitation":"Drăgan et al. (2025)","plainTextFormattedCitation":"Drăgan et al. (2025)","previouslyFormattedCitation":"Drăgan et al. (2025)"},"properties":{"noteIndex":0},"schema":"https://github.com/citation-style-language/schema/raw/master/csl-citation.json"}</w:instrText>
       </w:r>
       <w:r>
         <w:fldChar w:fldCharType="separate"/>
@@ -11108,7 +11318,7 @@
         <w:fldChar w:fldCharType="begin"/>
       </w:r>
       <w:r>
-        <w:instrText xml:space="preserve">ADDIN CSL_CITATION {"citationID":"MENDELEY_CITATION_197","citationItems":[{"id":"ITEM-197","isTemporary":false,"itemData":{"DOI":"10.1007/s42484-024-00226-4","author":[{"family":"Sinha","given":"Akash"},{"family":"Macaluso","given":"Antonio"},{"family":"Klusch","given":"Matthias"}],"container-title":"Quantum Machine Intelligence","id":"Sinha2023","issued":{"date-parts":[[2025]]},"page":"19","publisher":"Springer","title":"Nav-Q: Quantum deep reinforcement learning for collision-free navigation of self-driving cars","title-short":"Nav-Q","type":"article-journal","volume":"7"},"suppress-author":false}],"isEdited":false,"manualOverride":{"citeprocText":"Sinha, Macaluso, and Klusch (2025)","isManuallyOverridden":false,"manualOverrideText":""},"mendeley":{"formattedCitation":"Sinha, Macaluso, and Klusch (2025)","plainTextFormattedCitation":"Sinha, Macaluso, and Klusch (2025)","previouslyFormattedCitation":"Sinha, Macaluso, and Klusch (2025)"},"properties":{"noteIndex":0},"schema":"https://github.com/citation-style-language/schema/raw/master/csl-citation.json"}</w:instrText>
+        <w:instrText xml:space="preserve">ADDIN CSL_CITATION {"citationID":"MENDELEY_CITATION_206","citationItems":[{"id":"ITEM-206","isTemporary":false,"itemData":{"DOI":"10.1007/s42484-024-00226-4","author":[{"family":"Sinha","given":"Akash"},{"family":"Macaluso","given":"Antonio"},{"family":"Klusch","given":"Matthias"}],"container-title":"Quantum Machine Intelligence","id":"Sinha2023","issued":{"date-parts":[[2025]]},"page":"19","publisher":"Springer","title":"Nav-Q: Quantum deep reinforcement learning for collision-free navigation of self-driving cars","title-short":"Nav-Q","type":"article-journal","volume":"7"},"suppress-author":false}],"isEdited":false,"manualOverride":{"citeprocText":"Sinha, Macaluso, and Klusch (2025)","isManuallyOverridden":false,"manualOverrideText":""},"mendeley":{"formattedCitation":"Sinha, Macaluso, and Klusch (2025)","plainTextFormattedCitation":"Sinha, Macaluso, and Klusch (2025)","previouslyFormattedCitation":"Sinha, Macaluso, and Klusch (2025)"},"properties":{"noteIndex":0},"schema":"https://github.com/citation-style-language/schema/raw/master/csl-citation.json"}</w:instrText>
       </w:r>
       <w:r>
         <w:fldChar w:fldCharType="separate"/>
@@ -11132,7 +11342,7 @@
         <w:fldChar w:fldCharType="begin"/>
       </w:r>
       <w:r>
-        <w:instrText xml:space="preserve">ADDIN CSL_CITATION {"citationID":"MENDELEY_CITATION_198","citationItems":[{"id":"ITEM-198","isTemporary":false,"itemData":{"URL":"https://arxiv.org/abs/2212.11681","author":[{"family":"Acuto","given":"Alberto"},{"family":"Barillà","given":"Paola"},{"family":"Bozzolo","given":"Ludovico"},{"family":"Conterno","given":"Matteo"},{"family":"Pavese","given":"Mattia"},{"family":"Policicchio","given":"Antonio"}],"id":"Acuto2022","issued":{"date-parts":[[2022]]},"title":"Variational quantum soft actor-critic for robotic arm control","type":""},"suppress-author":false}],"isEdited":false,"manualOverride":{"citeprocText":"Acuto et al. (2022)","isManuallyOverridden":false,"manualOverrideText":""},"mendeley":{"formattedCitation":"Acuto et al. (2022)","plainTextFormattedCitation":"Acuto et al. (2022)","previouslyFormattedCitation":"Acuto et al. (2022)"},"properties":{"noteIndex":0},"schema":"https://github.com/citation-style-language/schema/raw/master/csl-citation.json"}</w:instrText>
+        <w:instrText xml:space="preserve">ADDIN CSL_CITATION {"citationID":"MENDELEY_CITATION_207","citationItems":[{"id":"ITEM-207","isTemporary":false,"itemData":{"URL":"https://arxiv.org/abs/2212.11681","author":[{"family":"Acuto","given":"Alberto"},{"family":"Barillà","given":"Paola"},{"family":"Bozzolo","given":"Ludovico"},{"family":"Conterno","given":"Matteo"},{"family":"Pavese","given":"Mattia"},{"family":"Policicchio","given":"Antonio"}],"id":"Acuto2022","issued":{"date-parts":[[2022]]},"title":"Variational quantum soft actor-critic for robotic arm control","type":""},"suppress-author":false}],"isEdited":false,"manualOverride":{"citeprocText":"Acuto et al. (2022)","isManuallyOverridden":false,"manualOverrideText":""},"mendeley":{"formattedCitation":"Acuto et al. (2022)","plainTextFormattedCitation":"Acuto et al. (2022)","previouslyFormattedCitation":"Acuto et al. (2022)"},"properties":{"noteIndex":0},"schema":"https://github.com/citation-style-language/schema/raw/master/csl-citation.json"}</w:instrText>
       </w:r>
       <w:r>
         <w:fldChar w:fldCharType="separate"/>
@@ -11156,7 +11366,7 @@
         <w:fldChar w:fldCharType="begin"/>
       </w:r>
       <w:r>
-        <w:instrText xml:space="preserve">ADDIN CSL_CITATION {"citationID":"MENDELEY_CITATION_199","citationItems":[{"id":"ITEM-199","isTemporary":false,"itemData":{"DOI":"10.48550/arXiv.2509.11388","URL":"https://arxiv.org/abs/2509.11388","author":[{"family":"Lokossou","given":"Romerik"},{"family":"Girma","given":"Birhanu Shimelis"},{"family":"Tonguz","given":"Ozan K."},{"family":"Biyabani","given":"Ahmed"}],"id":"Lokossou2025","issued":{"date-parts":[[2025]]},"title":"Quantum deep reinforcement learning for humanoid robot navigation task","type":""},"suppress-author":false}],"isEdited":false,"manualOverride":{"citeprocText":"Lokossou et al. (2025)","isManuallyOverridden":false,"manualOverrideText":""},"mendeley":{"formattedCitation":"Lokossou et al. (2025)","plainTextFormattedCitation":"Lokossou et al. (2025)","previouslyFormattedCitation":"Lokossou et al. (2025)"},"properties":{"noteIndex":0},"schema":"https://github.com/citation-style-language/schema/raw/master/csl-citation.json"}</w:instrText>
+        <w:instrText xml:space="preserve">ADDIN CSL_CITATION {"citationID":"MENDELEY_CITATION_208","citationItems":[{"id":"ITEM-208","isTemporary":false,"itemData":{"DOI":"10.48550/arXiv.2509.11388","URL":"https://arxiv.org/abs/2509.11388","author":[{"family":"Lokossou","given":"Romerik"},{"family":"Girma","given":"Birhanu Shimelis"},{"family":"Tonguz","given":"Ozan K."},{"family":"Biyabani","given":"Ahmed"}],"id":"Lokossou2025","issued":{"date-parts":[[2025]]},"title":"Quantum deep reinforcement learning for humanoid robot navigation task","type":""},"suppress-author":false}],"isEdited":false,"manualOverride":{"citeprocText":"Lokossou et al. (2025)","isManuallyOverridden":false,"manualOverrideText":""},"mendeley":{"formattedCitation":"Lokossou et al. (2025)","plainTextFormattedCitation":"Lokossou et al. (2025)","previouslyFormattedCitation":"Lokossou et al. (2025)"},"properties":{"noteIndex":0},"schema":"https://github.com/citation-style-language/schema/raw/master/csl-citation.json"}</w:instrText>
       </w:r>
       <w:r>
         <w:fldChar w:fldCharType="separate"/>
@@ -11175,7 +11385,7 @@
       </w:r>
     </w:p>
     <w:bookmarkEnd w:id="70"/>
-    <w:bookmarkStart w:id="71" w:name="quantum-neuromorphic-hybrids."/>
+    <w:bookmarkStart w:id="71" w:name="multi-agent-qrl-for-drones-and-mobility."/>
     <w:p>
       <w:pPr>
         <w:pStyle w:val="Heading4"/>
@@ -11190,6 +11400,150 @@
         <w:tab/>
       </w:r>
       <w:r>
+        <w:t xml:space="preserve">Multi-agent QRL for drones and mobility.</w:t>
+      </w:r>
+    </w:p>
+    <w:p>
+      <w:pPr>
+        <w:pStyle w:val="FirstParagraph"/>
+      </w:pPr>
+      <w:r>
+        <w:fldChar w:fldCharType="begin"/>
+      </w:r>
+      <w:r>
+        <w:instrText xml:space="preserve">ADDIN CSL_CITATION {"citationID":"MENDELEY_CITATION_209","citationItems":[{"id":"ITEM-209","isTemporary":false,"itemData":{"author":[{"family":"Park","given":"Chanyoung"},{"family":"Yun","given":"Won Joon"},{"family":"Kim","given":"Jae Pyoung"},{"family":"Rodrigues","given":"Tiago Koketsu"},{"family":"Park","given":"Soohyun"},{"family":"Jung","given":"Soyi"},{"family":"Kim","given":"Joongheon"}],"container-title":"IEEE Internet of Things Journal","id":"Park2023","issue":"22","issued":{"date-parts":[[2023]]},"page":"20033-20048","title":"Quantum multi-agent actor-critic networks for cooperative mobile access in multi-UAV systems","type":"article-journal","volume":"10"},"suppress-author":false}],"isEdited":false,"manualOverride":{"citeprocText":"C. Park et al. (2023)","isManuallyOverridden":false,"manualOverrideText":""},"mendeley":{"formattedCitation":"C. Park et al. (2023)","plainTextFormattedCitation":"C. Park et al. (2023)","previouslyFormattedCitation":"C. Park et al. (2023)"},"properties":{"noteIndex":0},"schema":"https://github.com/citation-style-language/schema/raw/master/csl-citation.json"}</w:instrText>
+      </w:r>
+      <w:r>
+        <w:fldChar w:fldCharType="separate"/>
+      </w:r>
+      <w:r>
+        <w:t xml:space="preserve">C. Park et al. (2023)</w:t>
+      </w:r>
+      <w:r>
+        <w:fldChar w:fldCharType="end"/>
+      </w:r>
+      <w:r>
+        <w:t xml:space="preserve"> </w:t>
+      </w:r>
+      <w:r>
+        <w:t xml:space="preserve">gave a fleet of UAVs that provide mobile network access a quantum centralized critic, which kept the number of qubits manageable as the fleet grew and trained faster than classical multi-agent baselines, and</w:t>
+      </w:r>
+      <w:r>
+        <w:t xml:space="preserve"> </w:t>
+      </w:r>
+      <w:r>
+        <w:fldChar w:fldCharType="begin"/>
+      </w:r>
+      <w:r>
+        <w:instrText xml:space="preserve">ADDIN CSL_CITATION {"citationID":"MENDELEY_CITATION_210","citationItems":[{"id":"ITEM-210","isTemporary":false,"itemData":{"author":[{"family":"Park","given":"Soohyun"},{"family":"Kim","given":"Jae Pyoung"},{"family":"Park","given":"Chanyoung"},{"family":"Jung","given":"Soyi"},{"family":"Kim","given":"Joongheon"}],"container-title":"IEEE Communications Magazine","id":"Park2024","issue":"6","issued":{"date-parts":[[2024]]},"page":"106-112","title":"Quantum multi-agent reinforcement learning for autonomous mobility cooperation","type":"article-journal","volume":"62"},"suppress-author":false}],"isEdited":false,"manualOverride":{"citeprocText":"S. Park et al. (2024)","isManuallyOverridden":false,"manualOverrideText":""},"mendeley":{"formattedCitation":"S. Park et al. (2024)","plainTextFormattedCitation":"S. Park et al. (2024)","previouslyFormattedCitation":"S. Park et al. (2024)"},"properties":{"noteIndex":0},"schema":"https://github.com/citation-style-language/schema/raw/master/csl-citation.json"}</w:instrText>
+      </w:r>
+      <w:r>
+        <w:fldChar w:fldCharType="separate"/>
+      </w:r>
+      <w:r>
+        <w:t xml:space="preserve">S. Park et al. (2024)</w:t>
+      </w:r>
+      <w:r>
+        <w:fldChar w:fldCharType="end"/>
+      </w:r>
+      <w:r>
+        <w:t xml:space="preserve"> </w:t>
+      </w:r>
+      <w:r>
+        <w:t xml:space="preserve">applied the same actor-critic idea to cooperative autonomous mobility, using a projection-value measure to shrink the action space logarithmically. Both use simulated circuits and simulated environments.</w:t>
+      </w:r>
+    </w:p>
+    <w:bookmarkEnd w:id="71"/>
+    <w:bookmarkStart w:id="72" w:name="real-time-control."/>
+    <w:p>
+      <w:pPr>
+        <w:pStyle w:val="Heading4"/>
+      </w:pPr>
+      <w:r>
+        <w:rPr>
+          <w:rStyle w:val="SectionNumber"/>
+        </w:rPr>
+        <w:t xml:space="preserve">6.2.0.4</w:t>
+      </w:r>
+      <w:r>
+        <w:tab/>
+      </w:r>
+      <w:r>
+        <w:t xml:space="preserve">Real-time control.</w:t>
+      </w:r>
+    </w:p>
+    <w:p>
+      <w:pPr>
+        <w:pStyle w:val="FirstParagraph"/>
+      </w:pPr>
+      <w:r>
+        <w:t xml:space="preserve">Two recent studies take quantum policies out of simulation.</w:t>
+      </w:r>
+      <w:r>
+        <w:t xml:space="preserve"> </w:t>
+      </w:r>
+      <w:r>
+        <w:fldChar w:fldCharType="begin"/>
+      </w:r>
+      <w:r>
+        <w:instrText xml:space="preserve">ADDIN CSL_CITATION {"citationID":"MENDELEY_CITATION_211","citationItems":[{"id":"ITEM-211","isTemporary":false,"itemData":{"URL":"https://arxiv.org/abs/2508.01690","author":[{"family":"Sun","given":"Yize"},{"family":"Hagog","given":"Mohamad"},{"family":"Weber","given":"Marc"},{"family":"Hein","given":"Daniel"},{"family":"Udluft","given":"Steffen"},{"family":"Tresp","given":"Volker"},{"family":"Ma","given":"Yunpu"}],"id":"Sun2025","issued":{"date-parts":[[2025]]},"note":"QML@QCE 2025 workshop","title":"First experience with real-time control using simulated VQC-based quantum policies","type":""},"suppress-author":false}],"isEdited":false,"manualOverride":{"citeprocText":"Sun et al. (2025)","isManuallyOverridden":false,"manualOverrideText":""},"mendeley":{"formattedCitation":"Sun et al. (2025)","plainTextFormattedCitation":"Sun et al. (2025)","previouslyFormattedCitation":"Sun et al. (2025)"},"properties":{"noteIndex":0},"schema":"https://github.com/citation-style-language/schema/raw/master/csl-citation.json"}</w:instrText>
+      </w:r>
+      <w:r>
+        <w:fldChar w:fldCharType="separate"/>
+      </w:r>
+      <w:r>
+        <w:t xml:space="preserve">Sun et al. (2025)</w:t>
+      </w:r>
+      <w:r>
+        <w:fldChar w:fldCharType="end"/>
+      </w:r>
+      <w:r>
+        <w:t xml:space="preserve"> </w:t>
+      </w:r>
+      <w:r>
+        <w:t xml:space="preserve">trained a variational policy offline and deployed it on a physical cart-pole controlled by a Raspberry Pi and an Arduino; the policy balanced the pole, but only because the circuit was simulated locally, since executing it on a cloud QPU took seconds, far beyond the control deadline.</w:t>
+      </w:r>
+      <w:r>
+        <w:t xml:space="preserve"> </w:t>
+      </w:r>
+      <w:r>
+        <w:fldChar w:fldCharType="begin"/>
+      </w:r>
+      <w:r>
+        <w:instrText xml:space="preserve">ADDIN CSL_CITATION {"citationID":"MENDELEY_CITATION_212","citationItems":[{"id":"ITEM-212","isTemporary":false,"itemData":{"URL":"https://arxiv.org/abs/2605.01716","author":[{"family":"Ngo","given":"Nguyen Truong Thu"},{"family":"Mehtola","given":"Väinö"},{"family":"Lenssen","given":"Jérome"},{"family":"Wang","given":"Peiyong"},{"family":"Cosco","given":"Francesco"},{"family":"Lu","given":"Tien-Fu"},{"family":"Quach","given":"James Q."}],"id":"Ngo2026","issued":{"date-parts":[[2026]]},"title":"Towards real-time control of a CartPole system on a quantum computer","type":""},"suppress-author":false}],"isEdited":false,"manualOverride":{"citeprocText":"Ngo et al. (2026)","isManuallyOverridden":false,"manualOverrideText":""},"mendeley":{"formattedCitation":"Ngo et al. (2026)","plainTextFormattedCitation":"Ngo et al. (2026)","previouslyFormattedCitation":"Ngo et al. (2026)"},"properties":{"noteIndex":0},"schema":"https://github.com/citation-style-language/schema/raw/master/csl-citation.json"}</w:instrText>
+      </w:r>
+      <w:r>
+        <w:fldChar w:fldCharType="separate"/>
+      </w:r>
+      <w:r>
+        <w:t xml:space="preserve">Ngo et al. (2026)</w:t>
+      </w:r>
+      <w:r>
+        <w:fldChar w:fldCharType="end"/>
+      </w:r>
+      <w:r>
+        <w:t xml:space="preserve"> </w:t>
+      </w:r>
+      <w:r>
+        <w:t xml:space="preserve">went the other way and kept the QPU: a single-qubit actor-critic agent ran on the VTT Q5 superconducting processor, and programming the readout electronics directly, instead of going through the standard software stack, made circuit execution more than ten times faster, although still short of the tens of hertz that closed-loop control needs. Together they are the first measurements of what it would take to put a QPU inside a control loop.</w:t>
+      </w:r>
+    </w:p>
+    <w:bookmarkEnd w:id="72"/>
+    <w:bookmarkStart w:id="73" w:name="quantum-neuromorphic-hybrids."/>
+    <w:p>
+      <w:pPr>
+        <w:pStyle w:val="Heading4"/>
+      </w:pPr>
+      <w:r>
+        <w:rPr>
+          <w:rStyle w:val="SectionNumber"/>
+        </w:rPr>
+        <w:t xml:space="preserve">6.2.0.5</w:t>
+      </w:r>
+      <w:r>
+        <w:tab/>
+      </w:r>
+      <w:r>
         <w:t xml:space="preserve">Quantum-neuromorphic hybrids.</w:t>
       </w:r>
     </w:p>
@@ -11201,7 +11555,7 @@
         <w:fldChar w:fldCharType="begin"/>
       </w:r>
       <w:r>
-        <w:instrText xml:space="preserve">ADDIN CSL_CITATION {"citationID":"MENDELEY_CITATION_200","citationItems":[{"id":"ITEM-200","isTemporary":false,"itemData":{"URL":"https://arxiv.org/abs/2605.20801","author":[{"family":"Altrabulsi","given":"Mohamed Khair"},{"family":"Innan","given":"Nouhaila"},{"family":"Marchisio","given":"Alberto"},{"family":"Kashif","given":"Muhammad"},{"family":"Shafique","given":"Muhammad"}],"id":"Altrabulsi2026","issued":{"date-parts":[[2026]]},"title":"Q-SpiRL: Quantum spiking reinforcement learning for adaptive robot navigation","title-short":"Q-SpiRL","type":""},"suppress-author":false}],"isEdited":false,"manualOverride":{"citeprocText":"Altrabulsi et al. (2026)","isManuallyOverridden":false,"manualOverrideText":""},"mendeley":{"formattedCitation":"Altrabulsi et al. (2026)","plainTextFormattedCitation":"Altrabulsi et al. (2026)","previouslyFormattedCitation":"Altrabulsi et al. (2026)"},"properties":{"noteIndex":0},"schema":"https://github.com/citation-style-language/schema/raw/master/csl-citation.json"}</w:instrText>
+        <w:instrText xml:space="preserve">ADDIN CSL_CITATION {"citationID":"MENDELEY_CITATION_213","citationItems":[{"id":"ITEM-213","isTemporary":false,"itemData":{"URL":"https://arxiv.org/abs/2605.20801","author":[{"family":"Altrabulsi","given":"Mohamed Khair"},{"family":"Innan","given":"Nouhaila"},{"family":"Marchisio","given":"Alberto"},{"family":"Kashif","given":"Muhammad"},{"family":"Shafique","given":"Muhammad"}],"id":"Altrabulsi2026","issued":{"date-parts":[[2026]]},"title":"Q-SpiRL: Quantum spiking reinforcement learning for adaptive robot navigation","title-short":"Q-SpiRL","type":""},"suppress-author":false}],"isEdited":false,"manualOverride":{"citeprocText":"Altrabulsi et al. (2026)","isManuallyOverridden":false,"manualOverrideText":""},"mendeley":{"formattedCitation":"Altrabulsi et al. (2026)","plainTextFormattedCitation":"Altrabulsi et al. (2026)","previouslyFormattedCitation":"Altrabulsi et al. (2026)"},"properties":{"noteIndex":0},"schema":"https://github.com/citation-style-language/schema/raw/master/csl-citation.json"}</w:instrText>
       </w:r>
       <w:r>
         <w:fldChar w:fldCharType="separate"/>
@@ -11248,7 +11602,7 @@
         <w:fldChar w:fldCharType="begin"/>
       </w:r>
       <w:r>
-        <w:instrText xml:space="preserve">ADDIN CSL_CITATION {"citationID":"MENDELEY_CITATION_201","citationItems":[{"id":"ITEM-201","isTemporary":false,"itemData":{"DOI":"10.1007/s42044-025-00306-z","author":[{"family":"Taghavi","given":"Mazyar"},{"family":"Farnoosh","given":"Rahman"}],"container-title":"Iran Journal of Computer Science","id":"Taghavi2025","issue":"4","issued":{"date-parts":[[2025]]},"page":"2139-2155","publisher":"Springer","title":"Quantum computing and neuromorphic computing for safe, reliable, and explainable multi-agent reinforcement learning: Optimal control in autonomous robotics","title-short":"Quantum computing and neuromorphic computing for safe, reliable, and explainable multi-agent reinforcement learning","type":"article-journal","volume":"8"},"suppress-author":false}],"isEdited":false,"manualOverride":{"citeprocText":"Taghavi and Farnoosh (2025)","isManuallyOverridden":false,"manualOverrideText":""},"mendeley":{"formattedCitation":"Taghavi and Farnoosh (2025)","plainTextFormattedCitation":"Taghavi and Farnoosh (2025)","previouslyFormattedCitation":"Taghavi and Farnoosh (2025)"},"properties":{"noteIndex":0},"schema":"https://github.com/citation-style-language/schema/raw/master/csl-citation.json"}</w:instrText>
+        <w:instrText xml:space="preserve">ADDIN CSL_CITATION {"citationID":"MENDELEY_CITATION_214","citationItems":[{"id":"ITEM-214","isTemporary":false,"itemData":{"DOI":"10.1007/s42044-025-00306-z","author":[{"family":"Taghavi","given":"Mazyar"},{"family":"Farnoosh","given":"Rahman"}],"container-title":"Iran Journal of Computer Science","id":"Taghavi2025","issue":"4","issued":{"date-parts":[[2025]]},"page":"2139-2155","publisher":"Springer","title":"Quantum computing and neuromorphic computing for safe, reliable, and explainable multi-agent reinforcement learning: Optimal control in autonomous robotics","title-short":"Quantum computing and neuromorphic computing for safe, reliable, and explainable multi-agent reinforcement learning","type":"article-journal","volume":"8"},"suppress-author":false}],"isEdited":false,"manualOverride":{"citeprocText":"Taghavi and Farnoosh (2025)","isManuallyOverridden":false,"manualOverrideText":""},"mendeley":{"formattedCitation":"Taghavi and Farnoosh (2025)","plainTextFormattedCitation":"Taghavi and Farnoosh (2025)","previouslyFormattedCitation":"Taghavi and Farnoosh (2025)"},"properties":{"noteIndex":0},"schema":"https://github.com/citation-style-language/schema/raw/master/csl-citation.json"}</w:instrText>
       </w:r>
       <w:r>
         <w:fldChar w:fldCharType="separate"/>
@@ -11266,9 +11620,9 @@
         <w:t xml:space="preserve">combined VQCs for high-level policy exploration with spiking networks for low-latency motor control in a multi-agent RL framework; in a simulated forest with ten UAV agents, it reduced safety violations relative to classical multi-agent baselines, although the contribution of the quantum component is not isolated.</w:t>
       </w:r>
     </w:p>
-    <w:bookmarkEnd w:id="71"/>
-    <w:bookmarkEnd w:id="72"/>
-    <w:bookmarkStart w:id="75" w:name="sec:learning-assessment"/>
+    <w:bookmarkEnd w:id="73"/>
+    <w:bookmarkEnd w:id="74"/>
+    <w:bookmarkStart w:id="77" w:name="sec:learning-assessment"/>
     <w:p>
       <w:pPr>
         <w:pStyle w:val="Heading2"/>
@@ -11310,7 +11664,7 @@
         <w:fldChar w:fldCharType="begin"/>
       </w:r>
       <w:r>
-        <w:instrText xml:space="preserve">ADDIN CSL_CITATION {"citationID":"MENDELEY_CITATION_205","citationItems":[{"id":"ITEM-202","isTemporary":false,"itemData":{"DOI":"10.1109/ACCESS.2024.3417808","author":[{"family":"Hohenfeld","given":"Hans"},{"family":"Heimann","given":"Dirk"},{"family":"Wiebe","given":"Felix"},{"family":"Kirchner","given":"Frank"}],"container-title":"IEEE Access","id":"Hohenfeld2024","issued":{"date-parts":[[2024]]},"page":"87217-87236","publisher":"IEEE","title":"Quantum deep reinforcement learning for robot navigation tasks","type":"article-journal","volume":"12"}},{"id":"ITEM-203","isTemporary":false,"itemData":{"URL":"https://arxiv.org/abs/2212.11681","author":[{"family":"Acuto","given":"Alberto"},{"family":"Barillà","given":"Paola"},{"family":"Bozzolo","given":"Ludovico"},{"family":"Conterno","given":"Matteo"},{"family":"Pavese","given":"Mattia"},{"family":"Policicchio","given":"Antonio"}],"id":"Acuto2022","issued":{"date-parts":[[2022]]},"title":"Variational quantum soft actor-critic for robotic arm control","type":""}},{"id":"ITEM-204","isTemporary":false,"itemData":{"DOI":"10.5220/0013371800003890","ISBN":"978-989-758-737-5","author":[{"family":"Drăgan","given":"Theodora-Augustina"},{"family":"Künzner","given":"Alexander"},{"family":"Wille","given":"Robert"},{"family":"Lorenz","given":"Jeanette Miriam"}],"container-title":"Proceedings of the 17th international conference on agents and artificial intelligence (ICAART 2025)","id":"Dragan2025","issued":{"date-parts":[[2025]]},"page":"807-814","publisher":"SciTePress","title":"Continuous quantum reinforcement learning for robot navigation","type":"paper-conference","volume":"1"}},{"id":"ITEM-205","isTemporary":false,"itemData":{"DOI":"10.48550/arXiv.2509.11388","URL":"https://arxiv.org/abs/2509.11388","author":[{"family":"Lokossou","given":"Romerik"},{"family":"Girma","given":"Birhanu Shimelis"},{"family":"Tonguz","given":"Ozan K."},{"family":"Biyabani","given":"Ahmed"}],"id":"Lokossou2025","issued":{"date-parts":[[2025]]},"title":"Quantum deep reinforcement learning for humanoid robot navigation task","type":""}}],"isEdited":false,"manualOverride":{"citeprocText":"(Hohenfeld et al. 2024; Acuto et al. 2022; Drăgan et al. 2025; Lokossou et al. 2025)","isManuallyOverridden":false,"manualOverrideText":""},"mendeley":{"formattedCitation":"(Hohenfeld et al. 2024; Acuto et al. 2022; Drăgan et al. 2025; Lokossou et al. 2025)","plainTextFormattedCitation":"(Hohenfeld et al. 2024; Acuto et al. 2022; Drăgan et al. 2025; Lokossou et al. 2025)","previouslyFormattedCitation":"(Hohenfeld et al. 2024; Acuto et al. 2022; Drăgan et al. 2025; Lokossou et al. 2025)"},"properties":{"noteIndex":0},"schema":"https://github.com/citation-style-language/schema/raw/master/csl-citation.json"}</w:instrText>
+        <w:instrText xml:space="preserve">ADDIN CSL_CITATION {"citationID":"MENDELEY_CITATION_218","citationItems":[{"id":"ITEM-215","isTemporary":false,"itemData":{"DOI":"10.1109/ACCESS.2024.3417808","author":[{"family":"Hohenfeld","given":"Hans"},{"family":"Heimann","given":"Dirk"},{"family":"Wiebe","given":"Felix"},{"family":"Kirchner","given":"Frank"}],"container-title":"IEEE Access","id":"Hohenfeld2024","issued":{"date-parts":[[2024]]},"page":"87217-87236","publisher":"IEEE","title":"Quantum deep reinforcement learning for robot navigation tasks","type":"article-journal","volume":"12"}},{"id":"ITEM-216","isTemporary":false,"itemData":{"URL":"https://arxiv.org/abs/2212.11681","author":[{"family":"Acuto","given":"Alberto"},{"family":"Barillà","given":"Paola"},{"family":"Bozzolo","given":"Ludovico"},{"family":"Conterno","given":"Matteo"},{"family":"Pavese","given":"Mattia"},{"family":"Policicchio","given":"Antonio"}],"id":"Acuto2022","issued":{"date-parts":[[2022]]},"title":"Variational quantum soft actor-critic for robotic arm control","type":""}},{"id":"ITEM-217","isTemporary":false,"itemData":{"DOI":"10.5220/0013371800003890","ISBN":"978-989-758-737-5","author":[{"family":"Drăgan","given":"Theodora-Augustina"},{"family":"Künzner","given":"Alexander"},{"family":"Wille","given":"Robert"},{"family":"Lorenz","given":"Jeanette Miriam"}],"container-title":"Proceedings of the 17th international conference on agents and artificial intelligence (ICAART 2025)","id":"Dragan2025","issued":{"date-parts":[[2025]]},"page":"807-814","publisher":"SciTePress","title":"Continuous quantum reinforcement learning for robot navigation","type":"paper-conference","volume":"1"}},{"id":"ITEM-218","isTemporary":false,"itemData":{"DOI":"10.48550/arXiv.2509.11388","URL":"https://arxiv.org/abs/2509.11388","author":[{"family":"Lokossou","given":"Romerik"},{"family":"Girma","given":"Birhanu Shimelis"},{"family":"Tonguz","given":"Ozan K."},{"family":"Biyabani","given":"Ahmed"}],"id":"Lokossou2025","issued":{"date-parts":[[2025]]},"title":"Quantum deep reinforcement learning for humanoid robot navigation task","type":""}}],"isEdited":false,"manualOverride":{"citeprocText":"(Hohenfeld et al. 2024; Acuto et al. 2022; Drăgan et al. 2025; Lokossou et al. 2025)","isManuallyOverridden":false,"manualOverrideText":""},"mendeley":{"formattedCitation":"(Hohenfeld et al. 2024; Acuto et al. 2022; Drăgan et al. 2025; Lokossou et al. 2025)","plainTextFormattedCitation":"(Hohenfeld et al. 2024; Acuto et al. 2022; Drăgan et al. 2025; Lokossou et al. 2025)","previouslyFormattedCitation":"(Hohenfeld et al. 2024; Acuto et al. 2022; Drăgan et al. 2025; Lokossou et al. 2025)"},"properties":{"noteIndex":0},"schema":"https://github.com/citation-style-language/schema/raw/master/csl-citation.json"}</w:instrText>
       </w:r>
       <w:r>
         <w:fldChar w:fldCharType="separate"/>
@@ -11328,7 +11682,7 @@
         <w:fldChar w:fldCharType="begin"/>
       </w:r>
       <w:r>
-        <w:instrText xml:space="preserve">ADDIN CSL_CITATION {"citationID":"MENDELEY_CITATION_206","citationItems":[{"id":"ITEM-206","isTemporary":false,"itemData":{"DOI":"10.1007/s42484-024-00226-4","author":[{"family":"Sinha","given":"Akash"},{"family":"Macaluso","given":"Antonio"},{"family":"Klusch","given":"Matthias"}],"container-title":"Quantum Machine Intelligence","id":"Sinha2023","issued":{"date-parts":[[2025]]},"page":"19","publisher":"Springer","title":"Nav-Q: Quantum deep reinforcement learning for collision-free navigation of self-driving cars","title-short":"Nav-Q","type":"article-journal","volume":"7"}}],"isEdited":false,"manualOverride":{"citeprocText":"(Sinha, Macaluso, and Klusch 2025)","isManuallyOverridden":false,"manualOverrideText":""},"mendeley":{"formattedCitation":"(Sinha, Macaluso, and Klusch 2025)","plainTextFormattedCitation":"(Sinha, Macaluso, and Klusch 2025)","previouslyFormattedCitation":"(Sinha, Macaluso, and Klusch 2025)"},"properties":{"noteIndex":0},"schema":"https://github.com/citation-style-language/schema/raw/master/csl-citation.json"}</w:instrText>
+        <w:instrText xml:space="preserve">ADDIN CSL_CITATION {"citationID":"MENDELEY_CITATION_219","citationItems":[{"id":"ITEM-219","isTemporary":false,"itemData":{"DOI":"10.1007/s42484-024-00226-4","author":[{"family":"Sinha","given":"Akash"},{"family":"Macaluso","given":"Antonio"},{"family":"Klusch","given":"Matthias"}],"container-title":"Quantum Machine Intelligence","id":"Sinha2023","issued":{"date-parts":[[2025]]},"page":"19","publisher":"Springer","title":"Nav-Q: Quantum deep reinforcement learning for collision-free navigation of self-driving cars","title-short":"Nav-Q","type":"article-journal","volume":"7"}}],"isEdited":false,"manualOverride":{"citeprocText":"(Sinha, Macaluso, and Klusch 2025)","isManuallyOverridden":false,"manualOverrideText":""},"mendeley":{"formattedCitation":"(Sinha, Macaluso, and Klusch 2025)","plainTextFormattedCitation":"(Sinha, Macaluso, and Klusch 2025)","previouslyFormattedCitation":"(Sinha, Macaluso, and Klusch 2025)"},"properties":{"noteIndex":0},"schema":"https://github.com/citation-style-language/schema/raw/master/csl-citation.json"}</w:instrText>
       </w:r>
       <w:r>
         <w:fldChar w:fldCharType="separate"/>
@@ -11346,7 +11700,7 @@
         <w:fldChar w:fldCharType="begin"/>
       </w:r>
       <w:r>
-        <w:instrText xml:space="preserve">ADDIN CSL_CITATION {"citationID":"MENDELEY_CITATION_208","citationItems":[{"id":"ITEM-207","isTemporary":false,"itemData":{"DOI":"10.1109/ACCESS.2024.3417808","author":[{"family":"Hohenfeld","given":"Hans"},{"family":"Heimann","given":"Dirk"},{"family":"Wiebe","given":"Felix"},{"family":"Kirchner","given":"Frank"}],"container-title":"IEEE Access","id":"Hohenfeld2024","issued":{"date-parts":[[2024]]},"page":"87217-87236","publisher":"IEEE","title":"Quantum deep reinforcement learning for robot navigation tasks","type":"article-journal","volume":"12"}},{"id":"ITEM-208","isTemporary":false,"itemData":{"DOI":"10.5220/0013371800003890","ISBN":"978-989-758-737-5","author":[{"family":"Drăgan","given":"Theodora-Augustina"},{"family":"Künzner","given":"Alexander"},{"family":"Wille","given":"Robert"},{"family":"Lorenz","given":"Jeanette Miriam"}],"container-title":"Proceedings of the 17th international conference on agents and artificial intelligence (ICAART 2025)","id":"Dragan2025","issued":{"date-parts":[[2025]]},"page":"807-814","publisher":"SciTePress","title":"Continuous quantum reinforcement learning for robot navigation","type":"paper-conference","volume":"1"}}],"isEdited":false,"manualOverride":{"citeprocText":"(Hohenfeld et al. 2024; Drăgan et al. 2025)","isManuallyOverridden":false,"manualOverrideText":""},"mendeley":{"formattedCitation":"(Hohenfeld et al. 2024; Drăgan et al. 2025)","plainTextFormattedCitation":"(Hohenfeld et al. 2024; Drăgan et al. 2025)","previouslyFormattedCitation":"(Hohenfeld et al. 2024; Drăgan et al. 2025)"},"properties":{"noteIndex":0},"schema":"https://github.com/citation-style-language/schema/raw/master/csl-citation.json"}</w:instrText>
+        <w:instrText xml:space="preserve">ADDIN CSL_CITATION {"citationID":"MENDELEY_CITATION_221","citationItems":[{"id":"ITEM-220","isTemporary":false,"itemData":{"DOI":"10.1109/ACCESS.2024.3417808","author":[{"family":"Hohenfeld","given":"Hans"},{"family":"Heimann","given":"Dirk"},{"family":"Wiebe","given":"Felix"},{"family":"Kirchner","given":"Frank"}],"container-title":"IEEE Access","id":"Hohenfeld2024","issued":{"date-parts":[[2024]]},"page":"87217-87236","publisher":"IEEE","title":"Quantum deep reinforcement learning for robot navigation tasks","type":"article-journal","volume":"12"}},{"id":"ITEM-221","isTemporary":false,"itemData":{"DOI":"10.5220/0013371800003890","ISBN":"978-989-758-737-5","author":[{"family":"Drăgan","given":"Theodora-Augustina"},{"family":"Künzner","given":"Alexander"},{"family":"Wille","given":"Robert"},{"family":"Lorenz","given":"Jeanette Miriam"}],"container-title":"Proceedings of the 17th international conference on agents and artificial intelligence (ICAART 2025)","id":"Dragan2025","issued":{"date-parts":[[2025]]},"page":"807-814","publisher":"SciTePress","title":"Continuous quantum reinforcement learning for robot navigation","type":"paper-conference","volume":"1"}}],"isEdited":false,"manualOverride":{"citeprocText":"(Hohenfeld et al. 2024; Drăgan et al. 2025)","isManuallyOverridden":false,"manualOverrideText":""},"mendeley":{"formattedCitation":"(Hohenfeld et al. 2024; Drăgan et al. 2025)","plainTextFormattedCitation":"(Hohenfeld et al. 2024; Drăgan et al. 2025)","previouslyFormattedCitation":"(Hohenfeld et al. 2024; Drăgan et al. 2025)"},"properties":{"noteIndex":0},"schema":"https://github.com/citation-style-language/schema/raw/master/csl-citation.json"}</w:instrText>
       </w:r>
       <w:r>
         <w:fldChar w:fldCharType="separate"/>
@@ -11364,7 +11718,7 @@
         <w:fldChar w:fldCharType="begin"/>
       </w:r>
       <w:r>
-        <w:instrText xml:space="preserve">ADDIN CSL_CITATION {"citationID":"MENDELEY_CITATION_209","citationItems":[{"id":"ITEM-209","isTemporary":false,"itemData":{"URL":"https://proceedings.neurips.cc/paper/2021/hash/eec96a7f788e88184c0e713456026f3f-Abstract.html","author":[{"family":"Jerbi","given":"Sofiene"},{"family":"Gyurik","given":"Casper F. S."},{"family":"Marshall","given":"Simon C."},{"family":"Briegel","given":"Hans J."},{"family":"Dunjko","given":"Vedran"}],"container-title":"Advances in neural information processing systems","id":"Jerbi2021","issued":{"date-parts":[[2021]]},"page":"28362-28375","title":"Parametrized quantum policies for reinforcement learning","type":"paper-conference","volume":"34"}}],"isEdited":false,"manualOverride":{"citeprocText":"(Jerbi et al. 2021)","isManuallyOverridden":false,"manualOverrideText":""},"mendeley":{"formattedCitation":"(Jerbi et al. 2021)","plainTextFormattedCitation":"(Jerbi et al. 2021)","previouslyFormattedCitation":"(Jerbi et al. 2021)"},"properties":{"noteIndex":0},"schema":"https://github.com/citation-style-language/schema/raw/master/csl-citation.json"}</w:instrText>
+        <w:instrText xml:space="preserve">ADDIN CSL_CITATION {"citationID":"MENDELEY_CITATION_222","citationItems":[{"id":"ITEM-222","isTemporary":false,"itemData":{"URL":"https://proceedings.neurips.cc/paper/2021/hash/eec96a7f788e88184c0e713456026f3f-Abstract.html","author":[{"family":"Jerbi","given":"Sofiene"},{"family":"Gyurik","given":"Casper F. S."},{"family":"Marshall","given":"Simon C."},{"family":"Briegel","given":"Hans J."},{"family":"Dunjko","given":"Vedran"}],"container-title":"Advances in neural information processing systems","id":"Jerbi2021","issued":{"date-parts":[[2021]]},"page":"28362-28375","title":"Parametrized quantum policies for reinforcement learning","type":"paper-conference","volume":"34"}}],"isEdited":false,"manualOverride":{"citeprocText":"(Jerbi et al. 2021)","isManuallyOverridden":false,"manualOverrideText":""},"mendeley":{"formattedCitation":"(Jerbi et al. 2021)","plainTextFormattedCitation":"(Jerbi et al. 2021)","previouslyFormattedCitation":"(Jerbi et al. 2021)"},"properties":{"noteIndex":0},"schema":"https://github.com/citation-style-language/schema/raw/master/csl-citation.json"}</w:instrText>
       </w:r>
       <w:r>
         <w:fldChar w:fldCharType="separate"/>
@@ -11379,7 +11733,7 @@
         <w:t xml:space="preserve">. Parameter count is not the same as training time, sample efficiency, or energy on real quantum devices.</w:t>
       </w:r>
     </w:p>
-    <w:bookmarkStart w:id="73" w:name="maturity."/>
+    <w:bookmarkStart w:id="75" w:name="maturity."/>
     <w:p>
       <w:pPr>
         <w:pStyle w:val="Heading4"/>
@@ -11408,7 +11762,7 @@
         <w:fldChar w:fldCharType="begin"/>
       </w:r>
       <w:r>
-        <w:instrText xml:space="preserve">ADDIN CSL_CITATION {"citationID":"MENDELEY_CITATION_211","citationItems":[{"id":"ITEM-210","isTemporary":false,"itemData":{"DOI":"10.1038/s41586-019-0980-2","author":[{"family":"Havlíček","given":"Vojtěch"},{"family":"Córcoles","given":"Antonio D."},{"family":"Temme","given":"Kristan"},{"family":"Harrow","given":"Aram W."},{"family":"Kandala","given":"Abhinav"},{"family":"Chow","given":"Jerry M."},{"family":"Gambetta","given":"Jay M."}],"container-title":"Nature","id":"Havlicek2019","issue":"7747","issued":{"date-parts":[[2019]]},"page":"209-212","publisher":"Nature Publishing Group","title":"Supervised learning with quantum-enhanced feature spaces","type":"article-journal","volume":"567"}},{"id":"ITEM-211","isTemporary":false,"itemData":{"URL":"https://arxiv.org/abs/1802.06002","author":[{"family":"Farhi","given":"Edward"},{"family":"Neven","given":"Hartmut"}],"id":"Farhi2018","issued":{"date-parts":[[2018]]},"title":"Classification with quantum neural networks on near term processors","type":""}}],"isEdited":false,"manualOverride":{"citeprocText":"(Havlíček et al. 2019; Farhi and Neven 2018)","isManuallyOverridden":false,"manualOverrideText":""},"mendeley":{"formattedCitation":"(Havlíček et al. 2019; Farhi and Neven 2018)","plainTextFormattedCitation":"(Havlíček et al. 2019; Farhi and Neven 2018)","previouslyFormattedCitation":"(Havlíček et al. 2019; Farhi and Neven 2018)"},"properties":{"noteIndex":0},"schema":"https://github.com/citation-style-language/schema/raw/master/csl-citation.json"}</w:instrText>
+        <w:instrText xml:space="preserve">ADDIN CSL_CITATION {"citationID":"MENDELEY_CITATION_224","citationItems":[{"id":"ITEM-223","isTemporary":false,"itemData":{"DOI":"10.1038/s41586-019-0980-2","author":[{"family":"Havlíček","given":"Vojtěch"},{"family":"Córcoles","given":"Antonio D."},{"family":"Temme","given":"Kristan"},{"family":"Harrow","given":"Aram W."},{"family":"Kandala","given":"Abhinav"},{"family":"Chow","given":"Jerry M."},{"family":"Gambetta","given":"Jay M."}],"container-title":"Nature","id":"Havlicek2019","issue":"7747","issued":{"date-parts":[[2019]]},"page":"209-212","publisher":"Nature Publishing Group","title":"Supervised learning with quantum-enhanced feature spaces","type":"article-journal","volume":"567"}},{"id":"ITEM-224","isTemporary":false,"itemData":{"URL":"https://arxiv.org/abs/1802.06002","author":[{"family":"Farhi","given":"Edward"},{"family":"Neven","given":"Hartmut"}],"id":"Farhi2018","issued":{"date-parts":[[2018]]},"title":"Classification with quantum neural networks on near term processors","type":""}}],"isEdited":false,"manualOverride":{"citeprocText":"(Havlíček et al. 2019; Farhi and Neven 2018)","isManuallyOverridden":false,"manualOverrideText":""},"mendeley":{"formattedCitation":"(Havlíček et al. 2019; Farhi and Neven 2018)","plainTextFormattedCitation":"(Havlíček et al. 2019; Farhi and Neven 2018)","previouslyFormattedCitation":"(Havlíček et al. 2019; Farhi and Neven 2018)"},"properties":{"noteIndex":0},"schema":"https://github.com/citation-style-language/schema/raw/master/csl-citation.json"}</w:instrText>
       </w:r>
       <w:r>
         <w:fldChar w:fldCharType="separate"/>
@@ -11426,7 +11780,7 @@
         <w:fldChar w:fldCharType="begin"/>
       </w:r>
       <w:r>
-        <w:instrText xml:space="preserve">ADDIN CSL_CITATION {"citationID":"MENDELEY_CITATION_212","citationItems":[{"id":"ITEM-212","isTemporary":false,"itemData":{"DOI":"10.1109/ASE63991.2025.00306","author":[{"family":"Wang","given":"Xinyi"},{"family":"Arcaini","given":"Paolo"},{"family":"Ali","given":"Shaukat"},{"family":"Xu","given":"Qinghua"},{"family":"Peyrucain","given":"Thomas"}],"container-title":"Proceedings of the 40th IEEE/ACM international conference on automated software engineering (ASE)","id":"Wang2025","issued":{"date-parts":[[2025]]},"publisher":"IEEE","title":"Quantum machine learning-based test oracle for autonomous mobile robots","type":"paper-conference"}}],"isEdited":false,"manualOverride":{"citeprocText":"(Xinyi Wang et al. 2025)","isManuallyOverridden":false,"manualOverrideText":""},"mendeley":{"formattedCitation":"(Xinyi Wang et al. 2025)","plainTextFormattedCitation":"(Xinyi Wang et al. 2025)","previouslyFormattedCitation":"(Xinyi Wang et al. 2025)"},"properties":{"noteIndex":0},"schema":"https://github.com/citation-style-language/schema/raw/master/csl-citation.json"}</w:instrText>
+        <w:instrText xml:space="preserve">ADDIN CSL_CITATION {"citationID":"MENDELEY_CITATION_225","citationItems":[{"id":"ITEM-225","isTemporary":false,"itemData":{"DOI":"10.1109/ASE63991.2025.00306","author":[{"family":"Wang","given":"Xinyi"},{"family":"Arcaini","given":"Paolo"},{"family":"Ali","given":"Shaukat"},{"family":"Xu","given":"Qinghua"},{"family":"Peyrucain","given":"Thomas"}],"container-title":"Proceedings of the 40th IEEE/ACM international conference on automated software engineering (ASE)","id":"Wang2025","issued":{"date-parts":[[2025]]},"publisher":"IEEE","title":"Quantum machine learning-based test oracle for autonomous mobile robots","type":"paper-conference"}}],"isEdited":false,"manualOverride":{"citeprocText":"(Xinyi Wang et al. 2025)","isManuallyOverridden":false,"manualOverrideText":""},"mendeley":{"formattedCitation":"(Xinyi Wang et al. 2025)","plainTextFormattedCitation":"(Xinyi Wang et al. 2025)","previouslyFormattedCitation":"(Xinyi Wang et al. 2025)"},"properties":{"noteIndex":0},"schema":"https://github.com/citation-style-language/schema/raw/master/csl-citation.json"}</w:instrText>
       </w:r>
       <w:r>
         <w:fldChar w:fldCharType="separate"/>
@@ -11444,7 +11798,7 @@
         <w:fldChar w:fldCharType="begin"/>
       </w:r>
       <w:r>
-        <w:instrText xml:space="preserve">ADDIN CSL_CITATION {"citationID":"MENDELEY_CITATION_217","citationItems":[{"id":"ITEM-213","isTemporary":false,"itemData":{"DOI":"10.1109/ACCESS.2024.3417808","author":[{"family":"Hohenfeld","given":"Hans"},{"family":"Heimann","given":"Dirk"},{"family":"Wiebe","given":"Felix"},{"family":"Kirchner","given":"Frank"}],"container-title":"IEEE Access","id":"Hohenfeld2024","issued":{"date-parts":[[2024]]},"page":"87217-87236","publisher":"IEEE","title":"Quantum deep reinforcement learning for robot navigation tasks","type":"article-journal","volume":"12"}},{"id":"ITEM-214","isTemporary":false,"itemData":{"DOI":"10.5220/0013371800003890","ISBN":"978-989-758-737-5","author":[{"family":"Drăgan","given":"Theodora-Augustina"},{"family":"Künzner","given":"Alexander"},{"family":"Wille","given":"Robert"},{"family":"Lorenz","given":"Jeanette Miriam"}],"container-title":"Proceedings of the 17th international conference on agents and artificial intelligence (ICAART 2025)","id":"Dragan2025","issued":{"date-parts":[[2025]]},"page":"807-814","publisher":"SciTePress","title":"Continuous quantum reinforcement learning for robot navigation","type":"paper-conference","volume":"1"}},{"id":"ITEM-215","isTemporary":false,"itemData":{"URL":"https://arxiv.org/abs/2212.11681","author":[{"family":"Acuto","given":"Alberto"},{"family":"Barillà","given":"Paola"},{"family":"Bozzolo","given":"Ludovico"},{"family":"Conterno","given":"Matteo"},{"family":"Pavese","given":"Mattia"},{"family":"Policicchio","given":"Antonio"}],"id":"Acuto2022","issued":{"date-parts":[[2022]]},"title":"Variational quantum soft actor-critic for robotic arm control","type":""}},{"id":"ITEM-216","isTemporary":false,"itemData":{"DOI":"10.48550/arXiv.2509.11388","URL":"https://arxiv.org/abs/2509.11388","author":[{"family":"Lokossou","given":"Romerik"},{"family":"Girma","given":"Birhanu Shimelis"},{"family":"Tonguz","given":"Ozan K."},{"family":"Biyabani","given":"Ahmed"}],"id":"Lokossou2025","issued":{"date-parts":[[2025]]},"title":"Quantum deep reinforcement learning for humanoid robot navigation task","type":""}},{"id":"ITEM-217","isTemporary":false,"itemData":{"DOI":"10.1007/s42484-024-00226-4","author":[{"family":"Sinha","given":"Akash"},{"family":"Macaluso","given":"Antonio"},{"family":"Klusch","given":"Matthias"}],"container-title":"Quantum Machine Intelligence","id":"Sinha2023","issued":{"date-parts":[[2025]]},"page":"19","publisher":"Springer","title":"Nav-Q: Quantum deep reinforcement learning for collision-free navigation of self-driving cars","title-short":"Nav-Q","type":"article-journal","volume":"7"}}],"isEdited":false,"manualOverride":{"citeprocText":"(Hohenfeld et al. 2024; Drăgan et al. 2025; Acuto et al. 2022; Lokossou et al. 2025; Sinha, Macaluso, and Klusch 2025)","isManuallyOverridden":false,"manualOverrideText":""},"mendeley":{"formattedCitation":"(Hohenfeld et al. 2024; Drăgan et al. 2025; Acuto et al. 2022; Lokossou et al. 2025; Sinha, Macaluso, and Klusch 2025)","plainTextFormattedCitation":"(Hohenfeld et al. 2024; Drăgan et al. 2025; Acuto et al. 2022; Lokossou et al. 2025; Sinha, Macaluso, and Klusch 2025)","previouslyFormattedCitation":"(Hohenfeld et al. 2024; Drăgan et al. 2025; Acuto et al. 2022; Lokossou et al. 2025; Sinha, Macaluso, and Klusch 2025)"},"properties":{"noteIndex":0},"schema":"https://github.com/citation-style-language/schema/raw/master/csl-citation.json"}</w:instrText>
+        <w:instrText xml:space="preserve">ADDIN CSL_CITATION {"citationID":"MENDELEY_CITATION_230","citationItems":[{"id":"ITEM-226","isTemporary":false,"itemData":{"DOI":"10.1109/ACCESS.2024.3417808","author":[{"family":"Hohenfeld","given":"Hans"},{"family":"Heimann","given":"Dirk"},{"family":"Wiebe","given":"Felix"},{"family":"Kirchner","given":"Frank"}],"container-title":"IEEE Access","id":"Hohenfeld2024","issued":{"date-parts":[[2024]]},"page":"87217-87236","publisher":"IEEE","title":"Quantum deep reinforcement learning for robot navigation tasks","type":"article-journal","volume":"12"}},{"id":"ITEM-227","isTemporary":false,"itemData":{"DOI":"10.5220/0013371800003890","ISBN":"978-989-758-737-5","author":[{"family":"Drăgan","given":"Theodora-Augustina"},{"family":"Künzner","given":"Alexander"},{"family":"Wille","given":"Robert"},{"family":"Lorenz","given":"Jeanette Miriam"}],"container-title":"Proceedings of the 17th international conference on agents and artificial intelligence (ICAART 2025)","id":"Dragan2025","issued":{"date-parts":[[2025]]},"page":"807-814","publisher":"SciTePress","title":"Continuous quantum reinforcement learning for robot navigation","type":"paper-conference","volume":"1"}},{"id":"ITEM-228","isTemporary":false,"itemData":{"URL":"https://arxiv.org/abs/2212.11681","author":[{"family":"Acuto","given":"Alberto"},{"family":"Barillà","given":"Paola"},{"family":"Bozzolo","given":"Ludovico"},{"family":"Conterno","given":"Matteo"},{"family":"Pavese","given":"Mattia"},{"family":"Policicchio","given":"Antonio"}],"id":"Acuto2022","issued":{"date-parts":[[2022]]},"title":"Variational quantum soft actor-critic for robotic arm control","type":""}},{"id":"ITEM-229","isTemporary":false,"itemData":{"DOI":"10.48550/arXiv.2509.11388","URL":"https://arxiv.org/abs/2509.11388","author":[{"family":"Lokossou","given":"Romerik"},{"family":"Girma","given":"Birhanu Shimelis"},{"family":"Tonguz","given":"Ozan K."},{"family":"Biyabani","given":"Ahmed"}],"id":"Lokossou2025","issued":{"date-parts":[[2025]]},"title":"Quantum deep reinforcement learning for humanoid robot navigation task","type":""}},{"id":"ITEM-230","isTemporary":false,"itemData":{"DOI":"10.1007/s42484-024-00226-4","author":[{"family":"Sinha","given":"Akash"},{"family":"Macaluso","given":"Antonio"},{"family":"Klusch","given":"Matthias"}],"container-title":"Quantum Machine Intelligence","id":"Sinha2023","issued":{"date-parts":[[2025]]},"page":"19","publisher":"Springer","title":"Nav-Q: Quantum deep reinforcement learning for collision-free navigation of self-driving cars","title-short":"Nav-Q","type":"article-journal","volume":"7"}}],"isEdited":false,"manualOverride":{"citeprocText":"(Hohenfeld et al. 2024; Drăgan et al. 2025; Acuto et al. 2022; Lokossou et al. 2025; Sinha, Macaluso, and Klusch 2025)","isManuallyOverridden":false,"manualOverrideText":""},"mendeley":{"formattedCitation":"(Hohenfeld et al. 2024; Drăgan et al. 2025; Acuto et al. 2022; Lokossou et al. 2025; Sinha, Macaluso, and Klusch 2025)","plainTextFormattedCitation":"(Hohenfeld et al. 2024; Drăgan et al. 2025; Acuto et al. 2022; Lokossou et al. 2025; Sinha, Macaluso, and Klusch 2025)","previouslyFormattedCitation":"(Hohenfeld et al. 2024; Drăgan et al. 2025; Acuto et al. 2022; Lokossou et al. 2025; Sinha, Macaluso, and Klusch 2025)"},"properties":{"noteIndex":0},"schema":"https://github.com/citation-style-language/schema/raw/master/csl-citation.json"}</w:instrText>
       </w:r>
       <w:r>
         <w:fldChar w:fldCharType="separate"/>
@@ -11462,7 +11816,7 @@
         <w:fldChar w:fldCharType="begin"/>
       </w:r>
       <w:r>
-        <w:instrText xml:space="preserve">ADDIN CSL_CITATION {"citationID":"MENDELEY_CITATION_218","citationItems":[{"id":"ITEM-218","isTemporary":false,"itemData":{"URL":"https://arxiv.org/abs/2605.20801","author":[{"family":"Altrabulsi","given":"Mohamed Khair"},{"family":"Innan","given":"Nouhaila"},{"family":"Marchisio","given":"Alberto"},{"family":"Kashif","given":"Muhammad"},{"family":"Shafique","given":"Muhammad"}],"id":"Altrabulsi2026","issued":{"date-parts":[[2026]]},"title":"Q-SpiRL: Quantum spiking reinforcement learning for adaptive robot navigation","title-short":"Q-SpiRL","type":""}}],"isEdited":false,"manualOverride":{"citeprocText":"(Altrabulsi et al. 2026)","isManuallyOverridden":false,"manualOverrideText":""},"mendeley":{"formattedCitation":"(Altrabulsi et al. 2026)","plainTextFormattedCitation":"(Altrabulsi et al. 2026)","previouslyFormattedCitation":"(Altrabulsi et al. 2026)"},"properties":{"noteIndex":0},"schema":"https://github.com/citation-style-language/schema/raw/master/csl-citation.json"}</w:instrText>
+        <w:instrText xml:space="preserve">ADDIN CSL_CITATION {"citationID":"MENDELEY_CITATION_231","citationItems":[{"id":"ITEM-231","isTemporary":false,"itemData":{"URL":"https://arxiv.org/abs/2605.20801","author":[{"family":"Altrabulsi","given":"Mohamed Khair"},{"family":"Innan","given":"Nouhaila"},{"family":"Marchisio","given":"Alberto"},{"family":"Kashif","given":"Muhammad"},{"family":"Shafique","given":"Muhammad"}],"id":"Altrabulsi2026","issued":{"date-parts":[[2026]]},"title":"Q-SpiRL: Quantum spiking reinforcement learning for adaptive robot navigation","title-short":"Q-SpiRL","type":""}}],"isEdited":false,"manualOverride":{"citeprocText":"(Altrabulsi et al. 2026)","isManuallyOverridden":false,"manualOverrideText":""},"mendeley":{"formattedCitation":"(Altrabulsi et al. 2026)","plainTextFormattedCitation":"(Altrabulsi et al. 2026)","previouslyFormattedCitation":"(Altrabulsi et al. 2026)"},"properties":{"noteIndex":0},"schema":"https://github.com/citation-style-language/schema/raw/master/csl-citation.json"}</w:instrText>
       </w:r>
       <w:r>
         <w:fldChar w:fldCharType="separate"/>
@@ -11474,13 +11828,31 @@
         <w:fldChar w:fldCharType="end"/>
       </w:r>
       <w:r>
-        <w:t xml:space="preserve">; and only the quantum-inspired QiRL reaches L5, on a physical robot </w:t>
-      </w:r>
-      <w:r>
-        <w:fldChar w:fldCharType="begin"/>
-      </w:r>
-      <w:r>
-        <w:instrText xml:space="preserve">ADDIN CSL_CITATION {"citationID":"MENDELEY_CITATION_219","citationItems":[{"id":"ITEM-219","isTemporary":false,"itemData":{"DOI":"10.1109/TMECH.2010.2090896","author":[{"family":"Dong","given":"Daoyi"},{"family":"Chen","given":"Chunlin"},{"family":"Chu","given":"Jian"},{"family":"Tarn","given":"Tzyh-Jong"}],"container-title":"IEEE/ASME Transactions on Mechatronics","id":"Dong2012","issue":"1","issued":{"date-parts":[[2012]]},"page":"86-97","publisher":"IEEE","title":"Robust quantum-inspired reinforcement learning for robot navigation","type":"article-journal","volume":"17"}}],"isEdited":false,"manualOverride":{"citeprocText":"(Dong et al. 2012)","isManuallyOverridden":false,"manualOverrideText":""},"mendeley":{"formattedCitation":"(Dong et al. 2012)","plainTextFormattedCitation":"(Dong et al. 2012)","previouslyFormattedCitation":"(Dong et al. 2012)"},"properties":{"noteIndex":0},"schema":"https://github.com/citation-style-language/schema/raw/master/csl-citation.json"}</w:instrText>
+        <w:t xml:space="preserve">; a control agent runs on a QPU at L3 </w:t>
+      </w:r>
+      <w:r>
+        <w:fldChar w:fldCharType="begin"/>
+      </w:r>
+      <w:r>
+        <w:instrText xml:space="preserve">ADDIN CSL_CITATION {"citationID":"MENDELEY_CITATION_232","citationItems":[{"id":"ITEM-232","isTemporary":false,"itemData":{"URL":"https://arxiv.org/abs/2605.01716","author":[{"family":"Ngo","given":"Nguyen Truong Thu"},{"family":"Mehtola","given":"Väinö"},{"family":"Lenssen","given":"Jérome"},{"family":"Wang","given":"Peiyong"},{"family":"Cosco","given":"Francesco"},{"family":"Lu","given":"Tien-Fu"},{"family":"Quach","given":"James Q."}],"id":"Ngo2026","issued":{"date-parts":[[2026]]},"title":"Towards real-time control of a CartPole system on a quantum computer","type":""}}],"isEdited":false,"manualOverride":{"citeprocText":"(Ngo et al. 2026)","isManuallyOverridden":false,"manualOverrideText":""},"mendeley":{"formattedCitation":"(Ngo et al. 2026)","plainTextFormattedCitation":"(Ngo et al. 2026)","previouslyFormattedCitation":"(Ngo et al. 2026)"},"properties":{"noteIndex":0},"schema":"https://github.com/citation-style-language/schema/raw/master/csl-citation.json"}</w:instrText>
+      </w:r>
+      <w:r>
+        <w:fldChar w:fldCharType="separate"/>
+      </w:r>
+      <w:r>
+        <w:t xml:space="preserve">(Ngo et al. 2026)</w:t>
+      </w:r>
+      <w:r>
+        <w:fldChar w:fldCharType="end"/>
+      </w:r>
+      <w:r>
+        <w:t xml:space="preserve">; and at L5, the quantum-inspired QiRL runs on a physical robot </w:t>
+      </w:r>
+      <w:r>
+        <w:fldChar w:fldCharType="begin"/>
+      </w:r>
+      <w:r>
+        <w:instrText xml:space="preserve">ADDIN CSL_CITATION {"citationID":"MENDELEY_CITATION_233","citationItems":[{"id":"ITEM-233","isTemporary":false,"itemData":{"DOI":"10.1109/TMECH.2010.2090896","author":[{"family":"Dong","given":"Daoyi"},{"family":"Chen","given":"Chunlin"},{"family":"Chu","given":"Jian"},{"family":"Tarn","given":"Tzyh-Jong"}],"container-title":"IEEE/ASME Transactions on Mechatronics","id":"Dong2012","issue":"1","issued":{"date-parts":[[2012]]},"page":"86-97","publisher":"IEEE","title":"Robust quantum-inspired reinforcement learning for robot navigation","type":"article-journal","volume":"17"}}],"isEdited":false,"manualOverride":{"citeprocText":"(Dong et al. 2012)","isManuallyOverridden":false,"manualOverrideText":""},"mendeley":{"formattedCitation":"(Dong et al. 2012)","plainTextFormattedCitation":"(Dong et al. 2012)","previouslyFormattedCitation":"(Dong et al. 2012)"},"properties":{"noteIndex":0},"schema":"https://github.com/citation-style-language/schema/raw/master/csl-citation.json"}</w:instrText>
       </w:r>
       <w:r>
         <w:fldChar w:fldCharType="separate"/>
@@ -11492,11 +11864,32 @@
         <w:fldChar w:fldCharType="end"/>
       </w:r>
       <w:r>
-        <w:t xml:space="preserve">.</w:t>
-      </w:r>
-    </w:p>
-    <w:bookmarkEnd w:id="73"/>
-    <w:bookmarkStart w:id="74" w:name="why-qrl-has-not-reached-real-robots."/>
+        <w:t xml:space="preserve"> </w:t>
+      </w:r>
+      <w:r>
+        <w:t xml:space="preserve">and a simulated variational policy balances a physical cart-pole </w:t>
+      </w:r>
+      <w:r>
+        <w:fldChar w:fldCharType="begin"/>
+      </w:r>
+      <w:r>
+        <w:instrText xml:space="preserve">ADDIN CSL_CITATION {"citationID":"MENDELEY_CITATION_234","citationItems":[{"id":"ITEM-234","isTemporary":false,"itemData":{"URL":"https://arxiv.org/abs/2508.01690","author":[{"family":"Sun","given":"Yize"},{"family":"Hagog","given":"Mohamad"},{"family":"Weber","given":"Marc"},{"family":"Hein","given":"Daniel"},{"family":"Udluft","given":"Steffen"},{"family":"Tresp","given":"Volker"},{"family":"Ma","given":"Yunpu"}],"id":"Sun2025","issued":{"date-parts":[[2025]]},"note":"QML@QCE 2025 workshop","title":"First experience with real-time control using simulated VQC-based quantum policies","type":""}}],"isEdited":false,"manualOverride":{"citeprocText":"(Sun et al. 2025)","isManuallyOverridden":false,"manualOverrideText":""},"mendeley":{"formattedCitation":"(Sun et al. 2025)","plainTextFormattedCitation":"(Sun et al. 2025)","previouslyFormattedCitation":"(Sun et al. 2025)"},"properties":{"noteIndex":0},"schema":"https://github.com/citation-style-language/schema/raw/master/csl-citation.json"}</w:instrText>
+      </w:r>
+      <w:r>
+        <w:fldChar w:fldCharType="separate"/>
+      </w:r>
+      <w:r>
+        <w:t xml:space="preserve">(Sun et al. 2025)</w:t>
+      </w:r>
+      <w:r>
+        <w:fldChar w:fldCharType="end"/>
+      </w:r>
+      <w:r>
+        <w:t xml:space="preserve">, the only genuinely quantum computational method to reach a physical system so far, and one whose circuit still runs on a classical computer.</w:t>
+      </w:r>
+    </w:p>
+    <w:bookmarkEnd w:id="75"/>
+    <w:bookmarkStart w:id="76" w:name="why-qrl-has-not-reached-real-robots."/>
     <w:p>
       <w:pPr>
         <w:pStyle w:val="Heading4"/>
@@ -11525,7 +11918,7 @@
         <w:fldChar w:fldCharType="begin"/>
       </w:r>
       <w:r>
-        <w:instrText xml:space="preserve">ADDIN CSL_CITATION {"citationID":"MENDELEY_CITATION_220","citationItems":[{"id":"ITEM-220","isTemporary":false,"itemData":{"DOI":"10.1177/0278364913495721","author":[{"family":"Kober","given":"Jens"},{"family":"Bagnell","given":"J. Andrew"},{"family":"Peters","given":"Jan"}],"container-title":"The International Journal of Robotics Research","id":"Kober2013","issue":"11","issued":{"date-parts":[[2013]]},"page":"1238-1274","publisher":"SAGE Publications","title":"Reinforcement learning in robotics: A survey","title-short":"Reinforcement learning in robotics","type":"article-journal","volume":"32"}}],"isEdited":false,"manualOverride":{"citeprocText":"(Kober, Bagnell, and Peters 2013)","isManuallyOverridden":false,"manualOverrideText":""},"mendeley":{"formattedCitation":"(Kober, Bagnell, and Peters 2013)","plainTextFormattedCitation":"(Kober, Bagnell, and Peters 2013)","previouslyFormattedCitation":"(Kober, Bagnell, and Peters 2013)"},"properties":{"noteIndex":0},"schema":"https://github.com/citation-style-language/schema/raw/master/csl-citation.json"}</w:instrText>
+        <w:instrText xml:space="preserve">ADDIN CSL_CITATION {"citationID":"MENDELEY_CITATION_235","citationItems":[{"id":"ITEM-235","isTemporary":false,"itemData":{"DOI":"10.1177/0278364913495721","author":[{"family":"Kober","given":"Jens"},{"family":"Bagnell","given":"J. Andrew"},{"family":"Peters","given":"Jan"}],"container-title":"The International Journal of Robotics Research","id":"Kober2013","issue":"11","issued":{"date-parts":[[2013]]},"page":"1238-1274","publisher":"SAGE Publications","title":"Reinforcement learning in robotics: A survey","title-short":"Reinforcement learning in robotics","type":"article-journal","volume":"32"}}],"isEdited":false,"manualOverride":{"citeprocText":"(Kober, Bagnell, and Peters 2013)","isManuallyOverridden":false,"manualOverrideText":""},"mendeley":{"formattedCitation":"(Kober, Bagnell, and Peters 2013)","plainTextFormattedCitation":"(Kober, Bagnell, and Peters 2013)","previouslyFormattedCitation":"(Kober, Bagnell, and Peters 2013)"},"properties":{"noteIndex":0},"schema":"https://github.com/citation-style-language/schema/raw/master/csl-citation.json"}</w:instrText>
       </w:r>
       <w:r>
         <w:fldChar w:fldCharType="separate"/>
@@ -11554,10 +11947,10 @@
         <w:t xml:space="preserve">. Exponential QML speed-ups rely on qRAM state preparation that does not yet exist, and NISQ models face barren plateaus and encoding bottlenecks for high-dimensional sensor data.</w:t>
       </w:r>
     </w:p>
-    <w:bookmarkEnd w:id="74"/>
-    <w:bookmarkEnd w:id="75"/>
     <w:bookmarkEnd w:id="76"/>
-    <w:bookmarkStart w:id="79" w:name="sec:sensing"/>
+    <w:bookmarkEnd w:id="77"/>
+    <w:bookmarkEnd w:id="78"/>
+    <w:bookmarkStart w:id="81" w:name="sec:sensing"/>
     <w:p>
       <w:pPr>
         <w:pStyle w:val="Heading1"/>
@@ -11575,7 +11968,7 @@
         <w:t xml:space="preserve">Quantum Sensing and Communication for Mobile Robots</w:t>
       </w:r>
     </w:p>
-    <w:bookmarkStart w:id="77" w:name="sec:sensors"/>
+    <w:bookmarkStart w:id="79" w:name="sec:sensors"/>
     <w:p>
       <w:pPr>
         <w:pStyle w:val="Heading2"/>
@@ -11604,7 +11997,7 @@
         <w:fldChar w:fldCharType="begin"/>
       </w:r>
       <w:r>
-        <w:instrText xml:space="preserve">ADDIN CSL_CITATION {"citationID":"MENDELEY_CITATION_221","citationItems":[{"id":"ITEM-221","isTemporary":false,"itemData":{"DOI":"10.1103/RevModPhys.89.035002","author":[{"family":"Degen","given":"Christian L."},{"family":"Reinhard","given":"F."},{"family":"Cappellaro","given":"Paola"}],"container-title":"Reviews of Modern Physics","id":"Degen2017","issue":"3","issued":{"date-parts":[[2017]]},"page":"035002","title":"Quantum sensing","type":"article-journal","volume":"89"}}],"isEdited":false,"manualOverride":{"citeprocText":"(Degen, Reinhard, and Cappellaro 2017)","isManuallyOverridden":false,"manualOverrideText":""},"mendeley":{"formattedCitation":"(Degen, Reinhard, and Cappellaro 2017)","plainTextFormattedCitation":"(Degen, Reinhard, and Cappellaro 2017)","previouslyFormattedCitation":"(Degen, Reinhard, and Cappellaro 2017)"},"properties":{"noteIndex":0},"schema":"https://github.com/citation-style-language/schema/raw/master/csl-citation.json"}</w:instrText>
+        <w:instrText xml:space="preserve">ADDIN CSL_CITATION {"citationID":"MENDELEY_CITATION_236","citationItems":[{"id":"ITEM-236","isTemporary":false,"itemData":{"DOI":"10.1103/RevModPhys.89.035002","author":[{"family":"Degen","given":"Christian L."},{"family":"Reinhard","given":"F."},{"family":"Cappellaro","given":"Paola"}],"container-title":"Reviews of Modern Physics","id":"Degen2017","issue":"3","issued":{"date-parts":[[2017]]},"page":"035002","title":"Quantum sensing","type":"article-journal","volume":"89"}}],"isEdited":false,"manualOverride":{"citeprocText":"(Degen, Reinhard, and Cappellaro 2017)","isManuallyOverridden":false,"manualOverrideText":""},"mendeley":{"formattedCitation":"(Degen, Reinhard, and Cappellaro 2017)","plainTextFormattedCitation":"(Degen, Reinhard, and Cappellaro 2017)","previouslyFormattedCitation":"(Degen, Reinhard, and Cappellaro 2017)"},"properties":{"noteIndex":0},"schema":"https://github.com/citation-style-language/schema/raw/master/csl-citation.json"}</w:instrText>
       </w:r>
       <w:r>
         <w:fldChar w:fldCharType="separate"/>
@@ -11625,7 +12018,7 @@
         <w:fldChar w:fldCharType="begin"/>
       </w:r>
       <w:r>
-        <w:instrText xml:space="preserve">ADDIN CSL_CITATION {"citationID":"MENDELEY_CITATION_222","citationItems":[{"id":"ITEM-222","isTemporary":false,"itemData":{"DOI":"10.1038/s42254-019-0117-4","author":[{"family":"Bongs","given":"Kai"},{"family":"Holynski","given":"Michael"},{"family":"Vovrosh","given":"Jamie"},{"family":"Bouyer","given":"Philippe"},{"family":"Condon","given":"Gabriel"},{"family":"Rasel","given":"Ernst"},{"family":"Schubert","given":"Christian"},{"family":"Schleich","given":"Wolfgang P."},{"family":"Roura","given":"Albert"}],"container-title":"Nature Reviews Physics","id":"Bongs2019","issue":"12","issued":{"date-parts":[[2019]]},"page":"731-739","publisher":"Nature Publishing Group","title":"Taking atom interferometric quantum sensors from the laboratory to real-world applications","type":"article-journal","volume":"1"},"suppress-author":false}],"isEdited":false,"manualOverride":{"citeprocText":"Bongs et al. (2019)","isManuallyOverridden":false,"manualOverrideText":""},"mendeley":{"formattedCitation":"Bongs et al. (2019)","plainTextFormattedCitation":"Bongs et al. (2019)","previouslyFormattedCitation":"Bongs et al. (2019)"},"properties":{"noteIndex":0},"schema":"https://github.com/citation-style-language/schema/raw/master/csl-citation.json"}</w:instrText>
+        <w:instrText xml:space="preserve">ADDIN CSL_CITATION {"citationID":"MENDELEY_CITATION_237","citationItems":[{"id":"ITEM-237","isTemporary":false,"itemData":{"DOI":"10.1038/s42254-019-0117-4","author":[{"family":"Bongs","given":"Kai"},{"family":"Holynski","given":"Michael"},{"family":"Vovrosh","given":"Jamie"},{"family":"Bouyer","given":"Philippe"},{"family":"Condon","given":"Gabriel"},{"family":"Rasel","given":"Ernst"},{"family":"Schubert","given":"Christian"},{"family":"Schleich","given":"Wolfgang P."},{"family":"Roura","given":"Albert"}],"container-title":"Nature Reviews Physics","id":"Bongs2019","issue":"12","issued":{"date-parts":[[2019]]},"page":"731-739","publisher":"Nature Publishing Group","title":"Taking atom interferometric quantum sensors from the laboratory to real-world applications","type":"article-journal","volume":"1"},"suppress-author":false}],"isEdited":false,"manualOverride":{"citeprocText":"Bongs et al. (2019)","isManuallyOverridden":false,"manualOverrideText":""},"mendeley":{"formattedCitation":"Bongs et al. (2019)","plainTextFormattedCitation":"Bongs et al. (2019)","previouslyFormattedCitation":"Bongs et al. (2019)"},"properties":{"noteIndex":0},"schema":"https://github.com/citation-style-language/schema/raw/master/csl-citation.json"}</w:instrText>
       </w:r>
       <w:r>
         <w:fldChar w:fldCharType="separate"/>
@@ -11651,7 +12044,7 @@
         <w:fldChar w:fldCharType="begin"/>
       </w:r>
       <w:r>
-        <w:instrText xml:space="preserve">ADDIN CSL_CITATION {"citationID":"MENDELEY_CITATION_223","citationItems":[{"id":"ITEM-223","isTemporary":false,"itemData":{"DOI":"10.1103/PhysRevApplied.10.034030","author":[{"family":"Cheiney","given":"Pierrick"},{"family":"Fouché","given":"Lauriane"},{"family":"Templier","given":"Simon"},{"family":"Napolitano","given":"Fabien"},{"family":"Battelier","given":"Baptiste"},{"family":"Bouyer","given":"Philippe"},{"family":"Barrett","given":"Brynle"}],"container-title":"Physical Review Applied","id":"Cheiney2018","issue":"3","issued":{"date-parts":[[2018]]},"page":"034030","publisher":"American Physical Society","title":"Navigation-compatible hybrid quantum accelerometer using a Kalman filter","type":"article-journal","volume":"10"},"suppress-author":false}],"isEdited":false,"manualOverride":{"citeprocText":"Cheiney et al. (2018)","isManuallyOverridden":false,"manualOverrideText":""},"mendeley":{"formattedCitation":"Cheiney et al. (2018)","plainTextFormattedCitation":"Cheiney et al. (2018)","previouslyFormattedCitation":"Cheiney et al. (2018)"},"properties":{"noteIndex":0},"schema":"https://github.com/citation-style-language/schema/raw/master/csl-citation.json"}</w:instrText>
+        <w:instrText xml:space="preserve">ADDIN CSL_CITATION {"citationID":"MENDELEY_CITATION_238","citationItems":[{"id":"ITEM-238","isTemporary":false,"itemData":{"DOI":"10.1103/PhysRevApplied.10.034030","author":[{"family":"Cheiney","given":"Pierrick"},{"family":"Fouché","given":"Lauriane"},{"family":"Templier","given":"Simon"},{"family":"Napolitano","given":"Fabien"},{"family":"Battelier","given":"Baptiste"},{"family":"Bouyer","given":"Philippe"},{"family":"Barrett","given":"Brynle"}],"container-title":"Physical Review Applied","id":"Cheiney2018","issue":"3","issued":{"date-parts":[[2018]]},"page":"034030","publisher":"American Physical Society","title":"Navigation-compatible hybrid quantum accelerometer using a Kalman filter","type":"article-journal","volume":"10"},"suppress-author":false}],"isEdited":false,"manualOverride":{"citeprocText":"Cheiney et al. (2018)","isManuallyOverridden":false,"manualOverrideText":""},"mendeley":{"formattedCitation":"Cheiney et al. (2018)","plainTextFormattedCitation":"Cheiney et al. (2018)","previouslyFormattedCitation":"Cheiney et al. (2018)"},"properties":{"noteIndex":0},"schema":"https://github.com/citation-style-language/schema/raw/master/csl-citation.json"}</w:instrText>
       </w:r>
       <w:r>
         <w:fldChar w:fldCharType="separate"/>
@@ -11675,7 +12068,7 @@
         <w:fldChar w:fldCharType="begin"/>
       </w:r>
       <w:r>
-        <w:instrText xml:space="preserve">ADDIN CSL_CITATION {"citationID":"MENDELEY_CITATION_224","citationItems":[{"id":"ITEM-224","isTemporary":false,"itemData":{"DOI":"10.48550/arXiv.2103.09378","URL":"https://arxiv.org/abs/2103.09378","author":[{"family":"Wang","given":"Xuezhi"},{"family":"Kealy","given":"Allison"},{"family":"Gilliam","given":"Christopher"},{"family":"Haine","given":"Simon"},{"family":"Close","given":"John"},{"family":"Moran","given":"Bill"},{"family":"Talbot","given":"Kyle"},{"family":"Williams","given":"Simon"},{"family":"Hardman","given":"Kyle"},{"family":"Freier","given":"Chris"},{"family":"Wigley","given":"Paul"},{"family":"White","given":"Angela"},{"family":"Szigeti","given":"Stuart"},{"family":"Legge","given":"Sam"}],"id":"Wang2021","issued":{"date-parts":[[2021]]},"title":"Enhancing inertial navigation performance via fusion of classical and quantum accelerometers","type":""},"suppress-author":false}],"isEdited":false,"manualOverride":{"citeprocText":"Xuezhi Wang et al. (2021)","isManuallyOverridden":false,"manualOverrideText":""},"mendeley":{"formattedCitation":"Xuezhi Wang et al. (2021)","plainTextFormattedCitation":"Xuezhi Wang et al. (2021)","previouslyFormattedCitation":"Xuezhi Wang et al. (2021)"},"properties":{"noteIndex":0},"schema":"https://github.com/citation-style-language/schema/raw/master/csl-citation.json"}</w:instrText>
+        <w:instrText xml:space="preserve">ADDIN CSL_CITATION {"citationID":"MENDELEY_CITATION_239","citationItems":[{"id":"ITEM-239","isTemporary":false,"itemData":{"DOI":"10.48550/arXiv.2103.09378","URL":"https://arxiv.org/abs/2103.09378","author":[{"family":"Wang","given":"Xuezhi"},{"family":"Kealy","given":"Allison"},{"family":"Gilliam","given":"Christopher"},{"family":"Haine","given":"Simon"},{"family":"Close","given":"John"},{"family":"Moran","given":"Bill"},{"family":"Talbot","given":"Kyle"},{"family":"Williams","given":"Simon"},{"family":"Hardman","given":"Kyle"},{"family":"Freier","given":"Chris"},{"family":"Wigley","given":"Paul"},{"family":"White","given":"Angela"},{"family":"Szigeti","given":"Stuart"},{"family":"Legge","given":"Sam"}],"id":"Wang2021","issued":{"date-parts":[[2021]]},"title":"Enhancing inertial navigation performance via fusion of classical and quantum accelerometers","type":""},"suppress-author":false}],"isEdited":false,"manualOverride":{"citeprocText":"Xuezhi Wang et al. (2021)","isManuallyOverridden":false,"manualOverrideText":""},"mendeley":{"formattedCitation":"Xuezhi Wang et al. (2021)","plainTextFormattedCitation":"Xuezhi Wang et al. (2021)","previouslyFormattedCitation":"Xuezhi Wang et al. (2021)"},"properties":{"noteIndex":0},"schema":"https://github.com/citation-style-language/schema/raw/master/csl-citation.json"}</w:instrText>
       </w:r>
       <w:r>
         <w:fldChar w:fldCharType="separate"/>
@@ -11699,7 +12092,7 @@
         <w:fldChar w:fldCharType="begin"/>
       </w:r>
       <w:r>
-        <w:instrText xml:space="preserve">ADDIN CSL_CITATION {"citationID":"MENDELEY_CITATION_225","citationItems":[{"id":"ITEM-225","isTemporary":false,"itemData":{"DOI":"10.1007/1345_2023_218","author":[{"family":"Wang","given":"Xuezhi"},{"family":"Li","given":"Wenchao"},{"family":"Moran","given":"Bill"},{"family":"Gibson","given":"Brant C."},{"family":"Hall","given":"Liam T."},{"family":"Simpson","given":"David A."},{"family":"Kealy","given":"Allison N."},{"family":"Greentree","given":"Andrew D."}],"collection-title":"International association of geodesy symposia","container-title":"Gravity, positioning and reference frames","id":"Wang2023","issued":{"date-parts":[[2023]]},"page":"87-92","publisher":"Springer","publisher-place":"Cham","title":"Quantum diamond magnetometry for navigation in GNSS denied environments","type":"chapter","volume":"156"},"suppress-author":false}],"isEdited":false,"manualOverride":{"citeprocText":"Xuezhi Wang et al. (2023)","isManuallyOverridden":false,"manualOverrideText":""},"mendeley":{"formattedCitation":"Xuezhi Wang et al. (2023)","plainTextFormattedCitation":"Xuezhi Wang et al. (2023)","previouslyFormattedCitation":"Xuezhi Wang et al. (2023)"},"properties":{"noteIndex":0},"schema":"https://github.com/citation-style-language/schema/raw/master/csl-citation.json"}</w:instrText>
+        <w:instrText xml:space="preserve">ADDIN CSL_CITATION {"citationID":"MENDELEY_CITATION_240","citationItems":[{"id":"ITEM-240","isTemporary":false,"itemData":{"DOI":"10.1007/1345_2023_218","author":[{"family":"Wang","given":"Xuezhi"},{"family":"Li","given":"Wenchao"},{"family":"Moran","given":"Bill"},{"family":"Gibson","given":"Brant C."},{"family":"Hall","given":"Liam T."},{"family":"Simpson","given":"David A."},{"family":"Kealy","given":"Allison N."},{"family":"Greentree","given":"Andrew D."}],"collection-title":"International association of geodesy symposia","container-title":"Gravity, positioning and reference frames","id":"Wang2023","issued":{"date-parts":[[2023]]},"page":"87-92","publisher":"Springer","publisher-place":"Cham","title":"Quantum diamond magnetometry for navigation in GNSS denied environments","type":"chapter","volume":"156"},"suppress-author":false}],"isEdited":false,"manualOverride":{"citeprocText":"Xuezhi Wang et al. (2023)","isManuallyOverridden":false,"manualOverrideText":""},"mendeley":{"formattedCitation":"Xuezhi Wang et al. (2023)","plainTextFormattedCitation":"Xuezhi Wang et al. (2023)","previouslyFormattedCitation":"Xuezhi Wang et al. (2023)"},"properties":{"noteIndex":0},"schema":"https://github.com/citation-style-language/schema/raw/master/csl-citation.json"}</w:instrText>
       </w:r>
       <w:r>
         <w:fldChar w:fldCharType="separate"/>
@@ -11714,7 +12107,55 @@
         <w:t xml:space="preserve"> </w:t>
       </w:r>
       <w:r>
-        <w:t xml:space="preserve">assessed NV-center (quantum diamond) magnetometers as aids to inertial navigation where global navigation satellite systems (GNSS) are unavailable, combining simulated magnetic measurements with probabilistic data association and Viterbi map-matching to estimate achievable navigation errors at current and near-term sensitivities. These solid-state sensors could eventually be small enough for mobile robots.</w:t>
+        <w:t xml:space="preserve">assessed NV-center (quantum diamond) magnetometers as aids to inertial navigation where global navigation satellite systems (GNSS) are unavailable, combining simulated magnetic measurements with probabilistic data association and Viterbi map-matching to estimate achievable navigation errors at current and near-term sensitivities. These solid-state sensors could eventually be small enough for mobile robots. Atom interferometers have also left the laboratory:</w:t>
+      </w:r>
+      <w:r>
+        <w:t xml:space="preserve"> </w:t>
+      </w:r>
+      <w:r>
+        <w:fldChar w:fldCharType="begin"/>
+      </w:r>
+      <w:r>
+        <w:instrText xml:space="preserve">ADDIN CSL_CITATION {"citationID":"MENDELEY_CITATION_241","citationItems":[{"id":"ITEM-241","isTemporary":false,"itemData":{"DOI":"10.1038/ncomms1479","author":[{"family":"Geiger","given":"R."},{"family":"Ménoret","given":"V."},{"family":"Stern","given":"G."},{"family":"Zahzam","given":"N."},{"family":"Cheinet","given":"P."},{"family":"Battelier","given":"B."},{"family":"Villing","given":"A."},{"family":"Moron","given":"F."},{"family":"Lours","given":"M."},{"family":"Bidel","given":"Y."},{"family":"Bresson","given":"A."},{"family":"Landragin","given":"A."},{"family":"Bouyer","given":"P."}],"container-title":"Nature Communications","id":"Geiger2011","issued":{"date-parts":[[2011]]},"page":"474","title":"Detecting inertial effects with airborne matter-wave interferometry","type":"article-journal","volume":"2"},"suppress-author":false}],"isEdited":false,"manualOverride":{"citeprocText":"Geiger et al. (2011)","isManuallyOverridden":false,"manualOverrideText":""},"mendeley":{"formattedCitation":"Geiger et al. (2011)","plainTextFormattedCitation":"Geiger et al. (2011)","previouslyFormattedCitation":"Geiger et al. (2011)"},"properties":{"noteIndex":0},"schema":"https://github.com/citation-style-language/schema/raw/master/csl-citation.json"}</w:instrText>
+      </w:r>
+      <w:r>
+        <w:fldChar w:fldCharType="separate"/>
+      </w:r>
+      <w:r>
+        <w:t xml:space="preserve">Geiger et al. (2011)</w:t>
+      </w:r>
+      <w:r>
+        <w:fldChar w:fldCharType="end"/>
+      </w:r>
+      <w:r>
+        <w:t xml:space="preserve"> </w:t>
+      </w:r>
+      <w:r>
+        <w:t xml:space="preserve">operated a matter-wave accelerometer on board an aircraft, and</w:t>
+      </w:r>
+      <w:r>
+        <w:t xml:space="preserve"> </w:t>
+      </w:r>
+      <w:r>
+        <w:fldChar w:fldCharType="begin"/>
+      </w:r>
+      <w:r>
+        <w:instrText xml:space="preserve">ADDIN CSL_CITATION {"citationID":"MENDELEY_CITATION_242","citationItems":[{"id":"ITEM-242","isTemporary":false,"itemData":{"DOI":"10.1126/sciadv.add3854","author":[{"family":"Templier","given":"Simon"},{"family":"Cheiney","given":"Pierrick"},{"dropping-particle":"d’Armagnac de","family":"Castanet","given":"Quentin"},{"family":"Gouraud","given":"Baptiste"},{"family":"Porte","given":"Henri"},{"family":"Napolitano","given":"Fabien"},{"family":"Bouyer","given":"Philippe"},{"family":"Battelier","given":"Baptiste"},{"family":"Barrett","given":"Brynle"}],"container-title":"Science Advances","id":"Templier2022","issued":{"date-parts":[[2022]]},"page":"eadd3854","title":"Tracking the vector acceleration with a hybrid quantum accelerometer triad","type":"article-journal","volume":"8"},"suppress-author":false}],"isEdited":false,"manualOverride":{"citeprocText":"Templier et al. (2022)","isManuallyOverridden":false,"manualOverrideText":""},"mendeley":{"formattedCitation":"Templier et al. (2022)","plainTextFormattedCitation":"Templier et al. (2022)","previouslyFormattedCitation":"Templier et al. (2022)"},"properties":{"noteIndex":0},"schema":"https://github.com/citation-style-language/schema/raw/master/csl-citation.json"}</w:instrText>
+      </w:r>
+      <w:r>
+        <w:fldChar w:fldCharType="separate"/>
+      </w:r>
+      <w:r>
+        <w:t xml:space="preserve">Templier et al. (2022)</w:t>
+      </w:r>
+      <w:r>
+        <w:fldChar w:fldCharType="end"/>
+      </w:r>
+      <w:r>
+        <w:t xml:space="preserve"> </w:t>
+      </w:r>
+      <w:r>
+        <w:t xml:space="preserve">built the first hybrid three-axis quantum accelerometer, which tracks the full acceleration vector at 1 kHz with a 50-fold stability gain over its classical triad and no longer needs to be aligned with a predefined axis.</w:t>
       </w:r>
     </w:p>
     <w:p>
@@ -11725,7 +12166,7 @@
         <w:fldChar w:fldCharType="begin"/>
       </w:r>
       <w:r>
-        <w:instrText xml:space="preserve">ADDIN CSL_CITATION {"citationID":"MENDELEY_CITATION_226","citationItems":[{"id":"ITEM-226","isTemporary":false,"itemData":{"DOI":"10.48550/arXiv.2504.08167","URL":"https://arxiv.org/abs/2504.08167","author":[{"family":"Muradoglu","given":"Murat"},{"family":"Johnsson","given":"Mattias T."},{"family":"Wilson","given":"Nathanial M."},{"family":"Cohen","given":"Yuval"},{"family":"Shin","given":"Dongki"},{"family":"Navickas","given":"Tomas"},{"family":"Pyragius","given":"Tadas"},{"family":"Thomas","given":"Divya"},{"family":"Thompson","given":"Daniel"},{"family":"Moore","given":"Steven I."},{"family":"Rahman","given":"Md Tanvir"},{"family":"Walker","given":"Adrian"},{"family":"Dutta","given":"Indranil"},{"family":"Bijjahalli","given":"Suraj"},{"family":"Berlocher","given":"Jacob"},{"family":"Hush","given":"Michael R."},{"family":"Anderson","given":"Russell P."},{"family":"Szigeti","given":"Stuart S."},{"family":"Biercuk","given":"Michael J."}],"id":"Muradoglu2025","issued":{"date-parts":[[2025]]},"title":"Quantum-assured magnetic navigation achieves positioning accuracy better than a strategic-grade INS in airborne and ground-based field trials","type":""},"suppress-author":false}],"isEdited":false,"manualOverride":{"citeprocText":"Muradoglu et al. (2025)","isManuallyOverridden":false,"manualOverrideText":""},"mendeley":{"formattedCitation":"Muradoglu et al. (2025)","plainTextFormattedCitation":"Muradoglu et al. (2025)","previouslyFormattedCitation":"Muradoglu et al. (2025)"},"properties":{"noteIndex":0},"schema":"https://github.com/citation-style-language/schema/raw/master/csl-citation.json"}</w:instrText>
+        <w:instrText xml:space="preserve">ADDIN CSL_CITATION {"citationID":"MENDELEY_CITATION_243","citationItems":[{"id":"ITEM-243","isTemporary":false,"itemData":{"DOI":"10.48550/arXiv.2504.08167","URL":"https://arxiv.org/abs/2504.08167","author":[{"family":"Muradoglu","given":"Murat"},{"family":"Johnsson","given":"Mattias T."},{"family":"Wilson","given":"Nathanial M."},{"family":"Cohen","given":"Yuval"},{"family":"Shin","given":"Dongki"},{"family":"Navickas","given":"Tomas"},{"family":"Pyragius","given":"Tadas"},{"family":"Thomas","given":"Divya"},{"family":"Thompson","given":"Daniel"},{"family":"Moore","given":"Steven I."},{"family":"Rahman","given":"Md Tanvir"},{"family":"Walker","given":"Adrian"},{"family":"Dutta","given":"Indranil"},{"family":"Bijjahalli","given":"Suraj"},{"family":"Berlocher","given":"Jacob"},{"family":"Hush","given":"Michael R."},{"family":"Anderson","given":"Russell P."},{"family":"Szigeti","given":"Stuart S."},{"family":"Biercuk","given":"Michael J."}],"id":"Muradoglu2025","issued":{"date-parts":[[2025]]},"title":"Quantum-assured magnetic navigation achieves positioning accuracy better than a strategic-grade INS in airborne and ground-based field trials","type":""},"suppress-author":false}],"isEdited":false,"manualOverride":{"citeprocText":"Muradoglu et al. (2025)","isManuallyOverridden":false,"manualOverrideText":""},"mendeley":{"formattedCitation":"Muradoglu et al. (2025)","plainTextFormattedCitation":"Muradoglu et al. (2025)","previouslyFormattedCitation":"Muradoglu et al. (2025)"},"properties":{"noteIndex":0},"schema":"https://github.com/citation-style-language/schema/raw/master/csl-citation.json"}</w:instrText>
       </w:r>
       <w:r>
         <w:fldChar w:fldCharType="separate"/>
@@ -11761,8 +12202,8 @@
         <w:t xml:space="preserve">magnetic-anomaly navigation, in which quantum magnetometers measure the Earth’s crustal magnetic field and a denoising and map-matching suite compares the measurements with anomaly maps to provide passive, jamming-resistant position fixes without GNSS. In flight trials on a crewed aircraft (a Cessna 208B) from ground level to about 19,000 ft, the system achieved up to about 46 times lower positioning error than a velocity-aided strategic-grade inertial navigation system (INS), with a best final error of 22 m (0.006% of the distance flown) and at least an 11-fold advantage across all airborne trials; it also delivered ground-vehicle magnetic navigation with public maps, with an error about 7 times lower than that of the INS. The system learns vehicle-specific parameters online and is compact enough for fixed-wing drones. This is the strongest field evidence in this survey that quantum technology already improves a robotic capability, although the benefit comes from quantum sensing rather than quantum computing, and the result is a company-led preprint that would benefit from independent replication.</w:t>
       </w:r>
     </w:p>
-    <w:bookmarkEnd w:id="77"/>
-    <w:bookmarkStart w:id="78" w:name="sec:qkd"/>
+    <w:bookmarkEnd w:id="79"/>
+    <w:bookmarkStart w:id="80" w:name="sec:qkd"/>
     <w:p>
       <w:pPr>
         <w:pStyle w:val="Heading2"/>
@@ -11788,7 +12229,7 @@
         <w:fldChar w:fldCharType="begin"/>
       </w:r>
       <w:r>
-        <w:instrText xml:space="preserve">ADDIN CSL_CITATION {"citationID":"MENDELEY_CITATION_227","citationItems":[{"id":"ITEM-227","isTemporary":false,"itemData":{"DOI":"10.48550/arXiv.2008.12230","URL":"https://arxiv.org/abs/2008.12230","author":[{"family":"Khoshnoud","given":"Farbod"},{"family":"Quadrelli","given":"Marco B."},{"family":"Esat","given":"Ibrahim I."},{"family":"Robinson","given":"Dario"}],"id":"Khoshnoud2020","issued":{"date-parts":[[2020]]},"title":"Quantum cooperative robotics and autonomy","type":""},"suppress-author":false}],"isEdited":false,"manualOverride":{"citeprocText":"Khoshnoud et al. (2020)","isManuallyOverridden":false,"manualOverrideText":""},"mendeley":{"formattedCitation":"Khoshnoud et al. (2020)","plainTextFormattedCitation":"Khoshnoud et al. (2020)","previouslyFormattedCitation":"Khoshnoud et al. (2020)"},"properties":{"noteIndex":0},"schema":"https://github.com/citation-style-language/schema/raw/master/csl-citation.json"}</w:instrText>
+        <w:instrText xml:space="preserve">ADDIN CSL_CITATION {"citationID":"MENDELEY_CITATION_244","citationItems":[{"id":"ITEM-244","isTemporary":false,"itemData":{"DOI":"10.48550/arXiv.2008.12230","URL":"https://arxiv.org/abs/2008.12230","author":[{"family":"Khoshnoud","given":"Farbod"},{"family":"Quadrelli","given":"Marco B."},{"family":"Esat","given":"Ibrahim I."},{"family":"Robinson","given":"Dario"}],"id":"Khoshnoud2020","issued":{"date-parts":[[2020]]},"title":"Quantum cooperative robotics and autonomy","type":""},"suppress-author":false}],"isEdited":false,"manualOverride":{"citeprocText":"Khoshnoud et al. (2020)","isManuallyOverridden":false,"manualOverrideText":""},"mendeley":{"formattedCitation":"Khoshnoud et al. (2020)","plainTextFormattedCitation":"Khoshnoud et al. (2020)","previouslyFormattedCitation":"Khoshnoud et al. (2020)"},"properties":{"noteIndex":0},"schema":"https://github.com/citation-style-language/schema/raw/master/csl-citation.json"}</w:instrText>
       </w:r>
       <w:r>
         <w:fldChar w:fldCharType="separate"/>
@@ -11809,7 +12250,7 @@
         <w:fldChar w:fldCharType="begin"/>
       </w:r>
       <w:r>
-        <w:instrText xml:space="preserve">ADDIN CSL_CITATION {"citationID":"MENDELEY_CITATION_228","citationItems":[{"id":"ITEM-228","isTemporary":false,"itemData":{"DOI":"10.1103/PhysRevLett.133.200801","author":[{"family":"Tian","given":"Xiao-Hui"},{"family":"Yang","given":"Ran"},{"family":"Liu","given":"Hua-Ying"},{"family":"Fan","given":"Pengfei"},{"family":"Zhang","given":"Ji-Ning"},{"family":"Gu","given":"Changsheng"},{"family":"Chen","given":"Mengwen"},{"family":"Hu","given":"Mingzhe"},{"family":"Lu","given":"Feng-Yu"},{"family":"Yin","given":"Zhen-Qiang"},{"family":"Yin","given":"Zhi-Jun"},{"family":"Yuan","given":"Mo"},{"family":"Wang","given":"Shuang"},{"family":"Chen","given":"Wei"},{"family":"Gong","given":"Yan-Xiao"},{"family":"Zhu","given":"Shi-Ning"},{"family":"Xie","given":"Zhenda"}],"container-title":"Physical Review Letters","id":"Tian2023","issue":"20","issued":{"date-parts":[[2024]]},"page":"200801","publisher":"American Physical Society","title":"Experimental demonstration of drone-based quantum key distribution","type":"article-journal","volume":"133"},"suppress-author":false}],"isEdited":false,"manualOverride":{"citeprocText":"Tian et al. (2024)","isManuallyOverridden":false,"manualOverrideText":""},"mendeley":{"formattedCitation":"Tian et al. (2024)","plainTextFormattedCitation":"Tian et al. (2024)","previouslyFormattedCitation":"Tian et al. (2024)"},"properties":{"noteIndex":0},"schema":"https://github.com/citation-style-language/schema/raw/master/csl-citation.json"}</w:instrText>
+        <w:instrText xml:space="preserve">ADDIN CSL_CITATION {"citationID":"MENDELEY_CITATION_245","citationItems":[{"id":"ITEM-245","isTemporary":false,"itemData":{"DOI":"10.1103/PhysRevLett.133.200801","author":[{"family":"Tian","given":"Xiao-Hui"},{"family":"Yang","given":"Ran"},{"family":"Liu","given":"Hua-Ying"},{"family":"Fan","given":"Pengfei"},{"family":"Zhang","given":"Ji-Ning"},{"family":"Gu","given":"Changsheng"},{"family":"Chen","given":"Mengwen"},{"family":"Hu","given":"Mingzhe"},{"family":"Lu","given":"Feng-Yu"},{"family":"Yin","given":"Zhen-Qiang"},{"family":"Yin","given":"Zhi-Jun"},{"family":"Yuan","given":"Mo"},{"family":"Wang","given":"Shuang"},{"family":"Chen","given":"Wei"},{"family":"Gong","given":"Yan-Xiao"},{"family":"Zhu","given":"Shi-Ning"},{"family":"Xie","given":"Zhenda"}],"container-title":"Physical Review Letters","id":"Tian2023","issue":"20","issued":{"date-parts":[[2024]]},"page":"200801","publisher":"American Physical Society","title":"Experimental demonstration of drone-based quantum key distribution","type":"article-journal","volume":"133"},"suppress-author":false}],"isEdited":false,"manualOverride":{"citeprocText":"Tian et al. (2024)","isManuallyOverridden":false,"manualOverrideText":""},"mendeley":{"formattedCitation":"Tian et al. (2024)","plainTextFormattedCitation":"Tian et al. (2024)","previouslyFormattedCitation":"Tian et al. (2024)"},"properties":{"noteIndex":0},"schema":"https://github.com/citation-style-language/schema/raw/master/csl-citation.json"}</w:instrText>
       </w:r>
       <w:r>
         <w:fldChar w:fldCharType="separate"/>
@@ -11833,7 +12274,31 @@
         <w:fldChar w:fldCharType="begin"/>
       </w:r>
       <w:r>
-        <w:instrText xml:space="preserve">ADDIN CSL_CITATION {"citationID":"MENDELEY_CITATION_229","citationItems":[{"id":"ITEM-229","isTemporary":false,"itemData":{"DOI":"10.48550/arXiv.2505.17587","URL":"https://arxiv.org/abs/2505.17587","author":[{"family":"Conrad","given":"Andrew"},{"family":"Cochran","given":"Roderick"},{"family":"Sanchez-Rosales","given":"Daniel"},{"family":"Isaac","given":"Samantha"},{"family":"Javid","given":"Timur"},{"family":"Rezaei","given":"Tahereh"},{"family":"Schroeder","given":"A. J."},{"family":"Golba","given":"Grzegorz"},{"family":"Gutha","given":"Akash"},{"family":"Wilens","given":"Brian"},{"family":"Herndon","given":"Kyle"},{"family":"Hill","given":"Alex"},{"family":"Chapman","given":"Joseph"},{"family":"Call","given":"Ian"},{"family":"Szabo","given":"Joseph"},{"family":"Corrigan","given":"Aodhan"},{"family":"Kamin","given":"Lars"},{"family":"Lütkenhaus","given":"Norbert"},{"family":"Gauthier","given":"Daniel J."},{"family":"Kwiat","given":"Paul G."}],"id":"Conrad2025","issued":{"date-parts":[[2025]]},"title":"Drone- and vehicle-based quantum key distribution","type":""},"suppress-author":false}],"isEdited":false,"manualOverride":{"citeprocText":"Conrad et al. (2025)","isManuallyOverridden":false,"manualOverrideText":""},"mendeley":{"formattedCitation":"Conrad et al. (2025)","plainTextFormattedCitation":"Conrad et al. (2025)","previouslyFormattedCitation":"Conrad et al. (2025)"},"properties":{"noteIndex":0},"schema":"https://github.com/citation-style-language/schema/raw/master/csl-citation.json"}</w:instrText>
+        <w:instrText xml:space="preserve">ADDIN CSL_CITATION {"citationID":"MENDELEY_CITATION_246","citationItems":[{"id":"ITEM-246","isTemporary":false,"itemData":{"DOI":"10.1103/PhysRevLett.126.020503","author":[{"family":"Liu","given":"Hua-Ying"},{"family":"Tian","given":"Xiao-Hui"},{"family":"Gu","given":"Changsheng"},{"family":"Fan","given":"Pengfei"},{"family":"Ni","given":"Xin"},{"family":"Yang","given":"Ran"},{"family":"Zhang","given":"Ji-Ning"},{"family":"Hu","given":"Mingzhe"},{"family":"Guo","given":"Jian"},{"family":"Cao","given":"Xun"},{"family":"Hu","given":"Xiaopeng"},{"family":"Zhao","given":"Gang"},{"family":"Lu","given":"Yan-Qing"},{"family":"Gong","given":"Yan-Xiao"},{"family":"Xie","given":"Zhenda"},{"family":"Zhu","given":"Shi-Ning"}],"container-title":"Physical Review Letters","id":"Liu2021","issued":{"date-parts":[[2021]]},"page":"020503","title":"Optical-relayed entanglement distribution using drones as mobile nodes","type":"article-journal","volume":"126"},"suppress-author":false}],"isEdited":false,"manualOverride":{"citeprocText":"Liu et al. (2021)","isManuallyOverridden":false,"manualOverrideText":""},"mendeley":{"formattedCitation":"Liu et al. (2021)","plainTextFormattedCitation":"Liu et al. (2021)","previouslyFormattedCitation":"Liu et al. (2021)"},"properties":{"noteIndex":0},"schema":"https://github.com/citation-style-language/schema/raw/master/csl-citation.json"}</w:instrText>
+      </w:r>
+      <w:r>
+        <w:fldChar w:fldCharType="separate"/>
+      </w:r>
+      <w:r>
+        <w:t xml:space="preserve">Liu et al. (2021)</w:t>
+      </w:r>
+      <w:r>
+        <w:fldChar w:fldCharType="end"/>
+      </w:r>
+      <w:r>
+        <w:t xml:space="preserve"> </w:t>
+      </w:r>
+      <w:r>
+        <w:t xml:space="preserve">distributed entangled photons from one drone to another and from a drone to the ground over 1 km, by day and on rainy nights, using the second drone as an optical relay.</w:t>
+      </w:r>
+      <w:r>
+        <w:t xml:space="preserve"> </w:t>
+      </w:r>
+      <w:r>
+        <w:fldChar w:fldCharType="begin"/>
+      </w:r>
+      <w:r>
+        <w:instrText xml:space="preserve">ADDIN CSL_CITATION {"citationID":"MENDELEY_CITATION_247","citationItems":[{"id":"ITEM-247","isTemporary":false,"itemData":{"DOI":"10.48550/arXiv.2505.17587","URL":"https://arxiv.org/abs/2505.17587","author":[{"family":"Conrad","given":"Andrew"},{"family":"Cochran","given":"Roderick"},{"family":"Sanchez-Rosales","given":"Daniel"},{"family":"Isaac","given":"Samantha"},{"family":"Javid","given":"Timur"},{"family":"Rezaei","given":"Tahereh"},{"family":"Schroeder","given":"A. J."},{"family":"Golba","given":"Grzegorz"},{"family":"Gutha","given":"Akash"},{"family":"Wilens","given":"Brian"},{"family":"Herndon","given":"Kyle"},{"family":"Hill","given":"Alex"},{"family":"Chapman","given":"Joseph"},{"family":"Call","given":"Ian"},{"family":"Szabo","given":"Joseph"},{"family":"Corrigan","given":"Aodhan"},{"family":"Kamin","given":"Lars"},{"family":"Lütkenhaus","given":"Norbert"},{"family":"Gauthier","given":"Daniel J."},{"family":"Kwiat","given":"Paul G."}],"id":"Conrad2025","issued":{"date-parts":[[2025]]},"title":"Drone- and vehicle-based quantum key distribution","type":""},"suppress-author":false}],"isEdited":false,"manualOverride":{"citeprocText":"Conrad et al. (2025)","isManuallyOverridden":false,"manualOverrideText":""},"mendeley":{"formattedCitation":"Conrad et al. (2025)","plainTextFormattedCitation":"Conrad et al. (2025)","previouslyFormattedCitation":"Conrad et al. (2025)"},"properties":{"noteIndex":0},"schema":"https://github.com/citation-style-language/schema/raw/master/csl-citation.json"}</w:instrText>
       </w:r>
       <w:r>
         <w:fldChar w:fldCharType="separate"/>
@@ -11862,7 +12327,7 @@
         <w:fldChar w:fldCharType="begin"/>
       </w:r>
       <w:r>
-        <w:instrText xml:space="preserve">ADDIN CSL_CITATION {"citationID":"MENDELEY_CITATION_230","citationItems":[{"id":"ITEM-230","isTemporary":false,"itemData":{"DOI":"10.48550/arXiv.2504.08167","URL":"https://arxiv.org/abs/2504.08167","author":[{"family":"Muradoglu","given":"Murat"},{"family":"Johnsson","given":"Mattias T."},{"family":"Wilson","given":"Nathanial M."},{"family":"Cohen","given":"Yuval"},{"family":"Shin","given":"Dongki"},{"family":"Navickas","given":"Tomas"},{"family":"Pyragius","given":"Tadas"},{"family":"Thomas","given":"Divya"},{"family":"Thompson","given":"Daniel"},{"family":"Moore","given":"Steven I."},{"family":"Rahman","given":"Md Tanvir"},{"family":"Walker","given":"Adrian"},{"family":"Dutta","given":"Indranil"},{"family":"Bijjahalli","given":"Suraj"},{"family":"Berlocher","given":"Jacob"},{"family":"Hush","given":"Michael R."},{"family":"Anderson","given":"Russell P."},{"family":"Szigeti","given":"Stuart S."},{"family":"Biercuk","given":"Michael J."}],"id":"Muradoglu2025","issued":{"date-parts":[[2025]]},"title":"Quantum-assured magnetic navigation achieves positioning accuracy better than a strategic-grade INS in airborne and ground-based field trials","type":""}}],"isEdited":false,"manualOverride":{"citeprocText":"(Muradoglu et al. 2025)","isManuallyOverridden":false,"manualOverrideText":""},"mendeley":{"formattedCitation":"(Muradoglu et al. 2025)","plainTextFormattedCitation":"(Muradoglu et al. 2025)","previouslyFormattedCitation":"(Muradoglu et al. 2025)"},"properties":{"noteIndex":0},"schema":"https://github.com/citation-style-language/schema/raw/master/csl-citation.json"}</w:instrText>
+        <w:instrText xml:space="preserve">ADDIN CSL_CITATION {"citationID":"MENDELEY_CITATION_248","citationItems":[{"id":"ITEM-248","isTemporary":false,"itemData":{"DOI":"10.48550/arXiv.2504.08167","URL":"https://arxiv.org/abs/2504.08167","author":[{"family":"Muradoglu","given":"Murat"},{"family":"Johnsson","given":"Mattias T."},{"family":"Wilson","given":"Nathanial M."},{"family":"Cohen","given":"Yuval"},{"family":"Shin","given":"Dongki"},{"family":"Navickas","given":"Tomas"},{"family":"Pyragius","given":"Tadas"},{"family":"Thomas","given":"Divya"},{"family":"Thompson","given":"Daniel"},{"family":"Moore","given":"Steven I."},{"family":"Rahman","given":"Md Tanvir"},{"family":"Walker","given":"Adrian"},{"family":"Dutta","given":"Indranil"},{"family":"Bijjahalli","given":"Suraj"},{"family":"Berlocher","given":"Jacob"},{"family":"Hush","given":"Michael R."},{"family":"Anderson","given":"Russell P."},{"family":"Szigeti","given":"Stuart S."},{"family":"Biercuk","given":"Michael J."}],"id":"Muradoglu2025","issued":{"date-parts":[[2025]]},"title":"Quantum-assured magnetic navigation achieves positioning accuracy better than a strategic-grade INS in airborne and ground-based field trials","type":""}}],"isEdited":false,"manualOverride":{"citeprocText":"(Muradoglu et al. 2025)","isManuallyOverridden":false,"manualOverrideText":""},"mendeley":{"formattedCitation":"(Muradoglu et al. 2025)","plainTextFormattedCitation":"(Muradoglu et al. 2025)","previouslyFormattedCitation":"(Muradoglu et al. 2025)"},"properties":{"noteIndex":0},"schema":"https://github.com/citation-style-language/schema/raw/master/csl-citation.json"}</w:instrText>
       </w:r>
       <w:r>
         <w:fldChar w:fldCharType="separate"/>
@@ -11874,19 +12339,19 @@
         <w:fldChar w:fldCharType="end"/>
       </w:r>
       <w:r>
-        <w:t xml:space="preserve">, and QKD between drones and vehicles reaches L5 </w:t>
-      </w:r>
-      <w:r>
-        <w:fldChar w:fldCharType="begin"/>
-      </w:r>
-      <w:r>
-        <w:instrText xml:space="preserve">ADDIN CSL_CITATION {"citationID":"MENDELEY_CITATION_232","citationItems":[{"id":"ITEM-231","isTemporary":false,"itemData":{"DOI":"10.1103/PhysRevLett.133.200801","author":[{"family":"Tian","given":"Xiao-Hui"},{"family":"Yang","given":"Ran"},{"family":"Liu","given":"Hua-Ying"},{"family":"Fan","given":"Pengfei"},{"family":"Zhang","given":"Ji-Ning"},{"family":"Gu","given":"Changsheng"},{"family":"Chen","given":"Mengwen"},{"family":"Hu","given":"Mingzhe"},{"family":"Lu","given":"Feng-Yu"},{"family":"Yin","given":"Zhen-Qiang"},{"family":"Yin","given":"Zhi-Jun"},{"family":"Yuan","given":"Mo"},{"family":"Wang","given":"Shuang"},{"family":"Chen","given":"Wei"},{"family":"Gong","given":"Yan-Xiao"},{"family":"Zhu","given":"Shi-Ning"},{"family":"Xie","given":"Zhenda"}],"container-title":"Physical Review Letters","id":"Tian2023","issue":"20","issued":{"date-parts":[[2024]]},"page":"200801","publisher":"American Physical Society","title":"Experimental demonstration of drone-based quantum key distribution","type":"article-journal","volume":"133"}},{"id":"ITEM-232","isTemporary":false,"itemData":{"DOI":"10.48550/arXiv.2505.17587","URL":"https://arxiv.org/abs/2505.17587","author":[{"family":"Conrad","given":"Andrew"},{"family":"Cochran","given":"Roderick"},{"family":"Sanchez-Rosales","given":"Daniel"},{"family":"Isaac","given":"Samantha"},{"family":"Javid","given":"Timur"},{"family":"Rezaei","given":"Tahereh"},{"family":"Schroeder","given":"A. J."},{"family":"Golba","given":"Grzegorz"},{"family":"Gutha","given":"Akash"},{"family":"Wilens","given":"Brian"},{"family":"Herndon","given":"Kyle"},{"family":"Hill","given":"Alex"},{"family":"Chapman","given":"Joseph"},{"family":"Call","given":"Ian"},{"family":"Szabo","given":"Joseph"},{"family":"Corrigan","given":"Aodhan"},{"family":"Kamin","given":"Lars"},{"family":"Lütkenhaus","given":"Norbert"},{"family":"Gauthier","given":"Daniel J."},{"family":"Kwiat","given":"Paul G."}],"id":"Conrad2025","issued":{"date-parts":[[2025]]},"title":"Drone- and vehicle-based quantum key distribution","type":""}}],"isEdited":false,"manualOverride":{"citeprocText":"(Tian et al. 2024; Conrad et al. 2025)","isManuallyOverridden":false,"manualOverrideText":""},"mendeley":{"formattedCitation":"(Tian et al. 2024; Conrad et al. 2025)","plainTextFormattedCitation":"(Tian et al. 2024; Conrad et al. 2025)","previouslyFormattedCitation":"(Tian et al. 2024; Conrad et al. 2025)"},"properties":{"noteIndex":0},"schema":"https://github.com/citation-style-language/schema/raw/master/csl-citation.json"}</w:instrText>
-      </w:r>
-      <w:r>
-        <w:fldChar w:fldCharType="separate"/>
-      </w:r>
-      <w:r>
-        <w:t xml:space="preserve">(Tian et al. 2024; Conrad et al. 2025)</w:t>
+        <w:t xml:space="preserve">, and QKD and entanglement distribution between drones and vehicles reach L5 </w:t>
+      </w:r>
+      <w:r>
+        <w:fldChar w:fldCharType="begin"/>
+      </w:r>
+      <w:r>
+        <w:instrText xml:space="preserve">ADDIN CSL_CITATION {"citationID":"MENDELEY_CITATION_251","citationItems":[{"id":"ITEM-249","isTemporary":false,"itemData":{"DOI":"10.1103/PhysRevLett.133.200801","author":[{"family":"Tian","given":"Xiao-Hui"},{"family":"Yang","given":"Ran"},{"family":"Liu","given":"Hua-Ying"},{"family":"Fan","given":"Pengfei"},{"family":"Zhang","given":"Ji-Ning"},{"family":"Gu","given":"Changsheng"},{"family":"Chen","given":"Mengwen"},{"family":"Hu","given":"Mingzhe"},{"family":"Lu","given":"Feng-Yu"},{"family":"Yin","given":"Zhen-Qiang"},{"family":"Yin","given":"Zhi-Jun"},{"family":"Yuan","given":"Mo"},{"family":"Wang","given":"Shuang"},{"family":"Chen","given":"Wei"},{"family":"Gong","given":"Yan-Xiao"},{"family":"Zhu","given":"Shi-Ning"},{"family":"Xie","given":"Zhenda"}],"container-title":"Physical Review Letters","id":"Tian2023","issue":"20","issued":{"date-parts":[[2024]]},"page":"200801","publisher":"American Physical Society","title":"Experimental demonstration of drone-based quantum key distribution","type":"article-journal","volume":"133"}},{"id":"ITEM-250","isTemporary":false,"itemData":{"DOI":"10.48550/arXiv.2505.17587","URL":"https://arxiv.org/abs/2505.17587","author":[{"family":"Conrad","given":"Andrew"},{"family":"Cochran","given":"Roderick"},{"family":"Sanchez-Rosales","given":"Daniel"},{"family":"Isaac","given":"Samantha"},{"family":"Javid","given":"Timur"},{"family":"Rezaei","given":"Tahereh"},{"family":"Schroeder","given":"A. J."},{"family":"Golba","given":"Grzegorz"},{"family":"Gutha","given":"Akash"},{"family":"Wilens","given":"Brian"},{"family":"Herndon","given":"Kyle"},{"family":"Hill","given":"Alex"},{"family":"Chapman","given":"Joseph"},{"family":"Call","given":"Ian"},{"family":"Szabo","given":"Joseph"},{"family":"Corrigan","given":"Aodhan"},{"family":"Kamin","given":"Lars"},{"family":"Lütkenhaus","given":"Norbert"},{"family":"Gauthier","given":"Daniel J."},{"family":"Kwiat","given":"Paul G."}],"id":"Conrad2025","issued":{"date-parts":[[2025]]},"title":"Drone- and vehicle-based quantum key distribution","type":""}},{"id":"ITEM-251","isTemporary":false,"itemData":{"DOI":"10.1103/PhysRevLett.126.020503","author":[{"family":"Liu","given":"Hua-Ying"},{"family":"Tian","given":"Xiao-Hui"},{"family":"Gu","given":"Changsheng"},{"family":"Fan","given":"Pengfei"},{"family":"Ni","given":"Xin"},{"family":"Yang","given":"Ran"},{"family":"Zhang","given":"Ji-Ning"},{"family":"Hu","given":"Mingzhe"},{"family":"Guo","given":"Jian"},{"family":"Cao","given":"Xun"},{"family":"Hu","given":"Xiaopeng"},{"family":"Zhao","given":"Gang"},{"family":"Lu","given":"Yan-Qing"},{"family":"Gong","given":"Yan-Xiao"},{"family":"Xie","given":"Zhenda"},{"family":"Zhu","given":"Shi-Ning"}],"container-title":"Physical Review Letters","id":"Liu2021","issued":{"date-parts":[[2021]]},"page":"020503","title":"Optical-relayed entanglement distribution using drones as mobile nodes","type":"article-journal","volume":"126"}}],"isEdited":false,"manualOverride":{"citeprocText":"(Tian et al. 2024; Conrad et al. 2025; Liu et al. 2021)","isManuallyOverridden":false,"manualOverrideText":""},"mendeley":{"formattedCitation":"(Tian et al. 2024; Conrad et al. 2025; Liu et al. 2021)","plainTextFormattedCitation":"(Tian et al. 2024; Conrad et al. 2025; Liu et al. 2021)","previouslyFormattedCitation":"(Tian et al. 2024; Conrad et al. 2025; Liu et al. 2021)"},"properties":{"noteIndex":0},"schema":"https://github.com/citation-style-language/schema/raw/master/csl-citation.json"}</w:instrText>
+      </w:r>
+      <w:r>
+        <w:fldChar w:fldCharType="separate"/>
+      </w:r>
+      <w:r>
+        <w:t xml:space="preserve">(Tian et al. 2024; Conrad et al. 2025; Liu et al. 2021)</w:t>
       </w:r>
       <w:r>
         <w:fldChar w:fldCharType="end"/>
@@ -11906,7 +12371,7 @@
         <w:fldChar w:fldCharType="begin"/>
       </w:r>
       <w:r>
-        <w:instrText xml:space="preserve">ADDIN CSL_CITATION {"citationID":"MENDELEY_CITATION_234","citationItems":[{"id":"ITEM-233","isTemporary":false,"itemData":{"DOI":"10.1103/PhysRevApplied.10.034030","author":[{"family":"Cheiney","given":"Pierrick"},{"family":"Fouché","given":"Lauriane"},{"family":"Templier","given":"Simon"},{"family":"Napolitano","given":"Fabien"},{"family":"Battelier","given":"Baptiste"},{"family":"Bouyer","given":"Philippe"},{"family":"Barrett","given":"Brynle"}],"container-title":"Physical Review Applied","id":"Cheiney2018","issue":"3","issued":{"date-parts":[[2018]]},"page":"034030","publisher":"American Physical Society","title":"Navigation-compatible hybrid quantum accelerometer using a Kalman filter","type":"article-journal","volume":"10"}},{"id":"ITEM-234","isTemporary":false,"itemData":{"DOI":"10.48550/arXiv.2103.09378","URL":"https://arxiv.org/abs/2103.09378","author":[{"family":"Wang","given":"Xuezhi"},{"family":"Kealy","given":"Allison"},{"family":"Gilliam","given":"Christopher"},{"family":"Haine","given":"Simon"},{"family":"Close","given":"John"},{"family":"Moran","given":"Bill"},{"family":"Talbot","given":"Kyle"},{"family":"Williams","given":"Simon"},{"family":"Hardman","given":"Kyle"},{"family":"Freier","given":"Chris"},{"family":"Wigley","given":"Paul"},{"family":"White","given":"Angela"},{"family":"Szigeti","given":"Stuart"},{"family":"Legge","given":"Sam"}],"id":"Wang2021","issued":{"date-parts":[[2021]]},"title":"Enhancing inertial navigation performance via fusion of classical and quantum accelerometers","type":""}}],"isEdited":false,"manualOverride":{"citeprocText":"(Cheiney et al. 2018; Xuezhi Wang et al. 2021)","isManuallyOverridden":false,"manualOverrideText":""},"mendeley":{"formattedCitation":"(Cheiney et al. 2018; Xuezhi Wang et al. 2021)","plainTextFormattedCitation":"(Cheiney et al. 2018; Xuezhi Wang et al. 2021)","previouslyFormattedCitation":"(Cheiney et al. 2018; Xuezhi Wang et al. 2021)"},"properties":{"noteIndex":0},"schema":"https://github.com/citation-style-language/schema/raw/master/csl-citation.json"}</w:instrText>
+        <w:instrText xml:space="preserve">ADDIN CSL_CITATION {"citationID":"MENDELEY_CITATION_253","citationItems":[{"id":"ITEM-252","isTemporary":false,"itemData":{"DOI":"10.1103/PhysRevApplied.10.034030","author":[{"family":"Cheiney","given":"Pierrick"},{"family":"Fouché","given":"Lauriane"},{"family":"Templier","given":"Simon"},{"family":"Napolitano","given":"Fabien"},{"family":"Battelier","given":"Baptiste"},{"family":"Bouyer","given":"Philippe"},{"family":"Barrett","given":"Brynle"}],"container-title":"Physical Review Applied","id":"Cheiney2018","issue":"3","issued":{"date-parts":[[2018]]},"page":"034030","publisher":"American Physical Society","title":"Navigation-compatible hybrid quantum accelerometer using a Kalman filter","type":"article-journal","volume":"10"}},{"id":"ITEM-253","isTemporary":false,"itemData":{"DOI":"10.48550/arXiv.2103.09378","URL":"https://arxiv.org/abs/2103.09378","author":[{"family":"Wang","given":"Xuezhi"},{"family":"Kealy","given":"Allison"},{"family":"Gilliam","given":"Christopher"},{"family":"Haine","given":"Simon"},{"family":"Close","given":"John"},{"family":"Moran","given":"Bill"},{"family":"Talbot","given":"Kyle"},{"family":"Williams","given":"Simon"},{"family":"Hardman","given":"Kyle"},{"family":"Freier","given":"Chris"},{"family":"Wigley","given":"Paul"},{"family":"White","given":"Angela"},{"family":"Szigeti","given":"Stuart"},{"family":"Legge","given":"Sam"}],"id":"Wang2021","issued":{"date-parts":[[2021]]},"title":"Enhancing inertial navigation performance via fusion of classical and quantum accelerometers","type":""}}],"isEdited":false,"manualOverride":{"citeprocText":"(Cheiney et al. 2018; Xuezhi Wang et al. 2021)","isManuallyOverridden":false,"manualOverrideText":""},"mendeley":{"formattedCitation":"(Cheiney et al. 2018; Xuezhi Wang et al. 2021)","plainTextFormattedCitation":"(Cheiney et al. 2018; Xuezhi Wang et al. 2021)","previouslyFormattedCitation":"(Cheiney et al. 2018; Xuezhi Wang et al. 2021)"},"properties":{"noteIndex":0},"schema":"https://github.com/citation-style-language/schema/raw/master/csl-citation.json"}</w:instrText>
       </w:r>
       <w:r>
         <w:fldChar w:fldCharType="separate"/>
@@ -11924,7 +12389,7 @@
         <w:fldChar w:fldCharType="begin"/>
       </w:r>
       <w:r>
-        <w:instrText xml:space="preserve">ADDIN CSL_CITATION {"citationID":"MENDELEY_CITATION_235","citationItems":[{"id":"ITEM-235","isTemporary":false,"itemData":{"DOI":"10.1038/s42254-019-0117-4","author":[{"family":"Bongs","given":"Kai"},{"family":"Holynski","given":"Michael"},{"family":"Vovrosh","given":"Jamie"},{"family":"Bouyer","given":"Philippe"},{"family":"Condon","given":"Gabriel"},{"family":"Rasel","given":"Ernst"},{"family":"Schubert","given":"Christian"},{"family":"Schleich","given":"Wolfgang P."},{"family":"Roura","given":"Albert"}],"container-title":"Nature Reviews Physics","id":"Bongs2019","issue":"12","issued":{"date-parts":[[2019]]},"page":"731-739","publisher":"Nature Publishing Group","title":"Taking atom interferometric quantum sensors from the laboratory to real-world applications","type":"article-journal","volume":"1"}}],"isEdited":false,"manualOverride":{"citeprocText":"(Bongs et al. 2019)","isManuallyOverridden":false,"manualOverrideText":""},"mendeley":{"formattedCitation":"(Bongs et al. 2019)","plainTextFormattedCitation":"(Bongs et al. 2019)","previouslyFormattedCitation":"(Bongs et al. 2019)"},"properties":{"noteIndex":0},"schema":"https://github.com/citation-style-language/schema/raw/master/csl-citation.json"}</w:instrText>
+        <w:instrText xml:space="preserve">ADDIN CSL_CITATION {"citationID":"MENDELEY_CITATION_254","citationItems":[{"id":"ITEM-254","isTemporary":false,"itemData":{"DOI":"10.1038/s42254-019-0117-4","author":[{"family":"Bongs","given":"Kai"},{"family":"Holynski","given":"Michael"},{"family":"Vovrosh","given":"Jamie"},{"family":"Bouyer","given":"Philippe"},{"family":"Condon","given":"Gabriel"},{"family":"Rasel","given":"Ernst"},{"family":"Schubert","given":"Christian"},{"family":"Schleich","given":"Wolfgang P."},{"family":"Roura","given":"Albert"}],"container-title":"Nature Reviews Physics","id":"Bongs2019","issue":"12","issued":{"date-parts":[[2019]]},"page":"731-739","publisher":"Nature Publishing Group","title":"Taking atom interferometric quantum sensors from the laboratory to real-world applications","type":"article-journal","volume":"1"}}],"isEdited":false,"manualOverride":{"citeprocText":"(Bongs et al. 2019)","isManuallyOverridden":false,"manualOverrideText":""},"mendeley":{"formattedCitation":"(Bongs et al. 2019)","plainTextFormattedCitation":"(Bongs et al. 2019)","previouslyFormattedCitation":"(Bongs et al. 2019)"},"properties":{"noteIndex":0},"schema":"https://github.com/citation-style-language/schema/raw/master/csl-citation.json"}</w:instrText>
       </w:r>
       <w:r>
         <w:fldChar w:fldCharType="separate"/>
@@ -11939,9 +12404,9 @@
         <w:t xml:space="preserve">. QKD links are limited by range, alignment, and weather.</w:t>
       </w:r>
     </w:p>
-    <w:bookmarkEnd w:id="78"/>
-    <w:bookmarkEnd w:id="79"/>
-    <w:bookmarkStart w:id="95" w:name="sec:hybrid"/>
+    <w:bookmarkEnd w:id="80"/>
+    <w:bookmarkEnd w:id="81"/>
+    <w:bookmarkStart w:id="97" w:name="sec:hybrid"/>
     <w:p>
       <w:pPr>
         <w:pStyle w:val="Heading1"/>
@@ -11959,7 +12424,7 @@
         <w:t xml:space="preserve">Hybrid Quantum-Classical Architectures and Deployment Constraints</w:t>
       </w:r>
     </w:p>
-    <w:bookmarkStart w:id="86" w:name="sec:hybrid-position"/>
+    <w:bookmarkStart w:id="88" w:name="sec:hybrid-position"/>
     <w:p>
       <w:pPr>
         <w:pStyle w:val="Heading2"/>
@@ -11988,7 +12453,7 @@
         <w:fldChar w:fldCharType="begin"/>
       </w:r>
       <w:r>
-        <w:instrText xml:space="preserve">ADDIN CSL_CITATION {"citationID":"MENDELEY_CITATION_238","citationItems":[{"id":"ITEM-236","isTemporary":false,"itemData":{"DOI":"10.1088/1367-2630/18/2/023023","author":[{"family":"McClean","given":"Jarrod R."},{"family":"Romero","given":"Jonathan"},{"family":"Babbush","given":"Ryan"},{"family":"Aspuru-Guzik","given":"Alán"}],"container-title":"New Journal of Physics","id":"McClean2016","issue":"2","issued":{"date-parts":[[2016]]},"page":"023023","publisher":"IOP Publishing","title":"The theory of variational hybrid quantum-classical algorithms","type":"article-journal","volume":"18"}},{"id":"ITEM-237","isTemporary":false,"itemData":{"DOI":"10.1038/s42254-021-00348-9","author":[{"family":"Cerezo","given":"M."},{"family":"Arrasmith","given":"Andrew"},{"family":"Babbush","given":"Ryan"},{"family":"Benjamin","given":"Simon C."},{"family":"Endo","given":"Suguru"},{"family":"Fujii","given":"Keisuke"},{"family":"McClean","given":"Jarrod R."},{"family":"Mitarai","given":"Kosuke"},{"family":"Yuan","given":"Xiao"},{"family":"Cincio","given":"Lukasz"},{"family":"Coles","given":"Patrick J."}],"container-title":"Nature Reviews Physics","id":"Cerezo2021a","issue":"9","issued":{"date-parts":[[2021]]},"page":"625-644","publisher":"Nature Publishing Group","title":"Variational quantum algorithms","type":"article-journal","volume":"3"}},{"id":"ITEM-238","isTemporary":false,"itemData":{"DOI":"10.1103/RevModPhys.94.015004","author":[{"family":"Bharti","given":"Kishor"},{"family":"Cervera-Lierta","given":"Alba"},{"family":"Kyaw","given":"Thi Ha"},{"family":"Haug","given":"Tobias"},{"family":"Alperin-Lea","given":"Sumner"},{"family":"Anand","given":"Abhinav"},{"family":"Degroote","given":"Matthias"},{"family":"Heimonen","given":"Hermanni"},{"family":"Kottmann","given":"Jakob S."},{"family":"Menke","given":"Tim"},{"family":"Mok","given":"Wai-Keong"},{"family":"Sim","given":"Sukin"},{"family":"Kwek","given":"Leong-Chuan"},{"family":"Aspuru-Guzik","given":"Alán"}],"container-title":"Reviews of Modern Physics","id":"Bharti2022","issue":"1","issued":{"date-parts":[[2022]]},"page":"015004","title":"Noisy intermediate-scale quantum algorithms","type":"article-journal","volume":"94"}}],"isEdited":false,"manualOverride":{"citeprocText":"(McClean et al. 2016; Cerezo, Arrasmith, et al. 2021; Bharti et al. 2022)","isManuallyOverridden":false,"manualOverrideText":""},"mendeley":{"formattedCitation":"(McClean et al. 2016; Cerezo, Arrasmith, et al. 2021; Bharti et al. 2022)","plainTextFormattedCitation":"(McClean et al. 2016; Cerezo, Arrasmith, et al. 2021; Bharti et al. 2022)","previouslyFormattedCitation":"(McClean et al. 2016; Cerezo, Arrasmith, et al. 2021; Bharti et al. 2022)"},"properties":{"noteIndex":0},"schema":"https://github.com/citation-style-language/schema/raw/master/csl-citation.json"}</w:instrText>
+        <w:instrText xml:space="preserve">ADDIN CSL_CITATION {"citationID":"MENDELEY_CITATION_257","citationItems":[{"id":"ITEM-255","isTemporary":false,"itemData":{"DOI":"10.1088/1367-2630/18/2/023023","author":[{"family":"McClean","given":"Jarrod R."},{"family":"Romero","given":"Jonathan"},{"family":"Babbush","given":"Ryan"},{"family":"Aspuru-Guzik","given":"Alán"}],"container-title":"New Journal of Physics","id":"McClean2016","issue":"2","issued":{"date-parts":[[2016]]},"page":"023023","publisher":"IOP Publishing","title":"The theory of variational hybrid quantum-classical algorithms","type":"article-journal","volume":"18"}},{"id":"ITEM-256","isTemporary":false,"itemData":{"DOI":"10.1038/s42254-021-00348-9","author":[{"family":"Cerezo","given":"M."},{"family":"Arrasmith","given":"Andrew"},{"family":"Babbush","given":"Ryan"},{"family":"Benjamin","given":"Simon C."},{"family":"Endo","given":"Suguru"},{"family":"Fujii","given":"Keisuke"},{"family":"McClean","given":"Jarrod R."},{"family":"Mitarai","given":"Kosuke"},{"family":"Yuan","given":"Xiao"},{"family":"Cincio","given":"Lukasz"},{"family":"Coles","given":"Patrick J."}],"container-title":"Nature Reviews Physics","id":"Cerezo2021a","issue":"9","issued":{"date-parts":[[2021]]},"page":"625-644","publisher":"Nature Publishing Group","title":"Variational quantum algorithms","type":"article-journal","volume":"3"}},{"id":"ITEM-257","isTemporary":false,"itemData":{"DOI":"10.1103/RevModPhys.94.015004","author":[{"family":"Bharti","given":"Kishor"},{"family":"Cervera-Lierta","given":"Alba"},{"family":"Kyaw","given":"Thi Ha"},{"family":"Haug","given":"Tobias"},{"family":"Alperin-Lea","given":"Sumner"},{"family":"Anand","given":"Abhinav"},{"family":"Degroote","given":"Matthias"},{"family":"Heimonen","given":"Hermanni"},{"family":"Kottmann","given":"Jakob S."},{"family":"Menke","given":"Tim"},{"family":"Mok","given":"Wai-Keong"},{"family":"Sim","given":"Sukin"},{"family":"Kwek","given":"Leong-Chuan"},{"family":"Aspuru-Guzik","given":"Alán"}],"container-title":"Reviews of Modern Physics","id":"Bharti2022","issue":"1","issued":{"date-parts":[[2022]]},"page":"015004","title":"Noisy intermediate-scale quantum algorithms","type":"article-journal","volume":"94"}}],"isEdited":false,"manualOverride":{"citeprocText":"(McClean et al. 2016; Cerezo, Arrasmith, et al. 2021; Bharti et al. 2022)","isManuallyOverridden":false,"manualOverrideText":""},"mendeley":{"formattedCitation":"(McClean et al. 2016; Cerezo, Arrasmith, et al. 2021; Bharti et al. 2022)","plainTextFormattedCitation":"(McClean et al. 2016; Cerezo, Arrasmith, et al. 2021; Bharti et al. 2022)","previouslyFormattedCitation":"(McClean et al. 2016; Cerezo, Arrasmith, et al. 2021; Bharti et al. 2022)"},"properties":{"noteIndex":0},"schema":"https://github.com/citation-style-language/schema/raw/master/csl-citation.json"}</w:instrText>
       </w:r>
       <w:r>
         <w:fldChar w:fldCharType="separate"/>
@@ -12006,7 +12471,7 @@
         <w:fldChar w:fldCharType="begin"/>
       </w:r>
       <w:r>
-        <w:instrText xml:space="preserve">ADDIN CSL_CITATION {"citationID":"MENDELEY_CITATION_239","citationItems":[{"id":"ITEM-239","isTemporary":false,"itemData":{"DOI":"10.7566/JPSJ.90.032001","author":[{"family":"Endo","given":"Suguru"},{"family":"Cai","given":"Zhenyu"},{"family":"Benjamin","given":"Simon C."},{"family":"Yuan","given":"Xiao"}],"container-title":"Journal of the Physical Society of Japan","id":"Endo2021","issue":"3","issued":{"date-parts":[[2021]]},"page":"032001","publisher":"The Physical Society of Japan","title":"Hybrid quantum-classical algorithms and quantum error mitigation","type":"article-journal","volume":"90"}}],"isEdited":false,"manualOverride":{"citeprocText":"(Endo et al. 2021)","isManuallyOverridden":false,"manualOverrideText":""},"mendeley":{"formattedCitation":"(Endo et al. 2021)","plainTextFormattedCitation":"(Endo et al. 2021)","previouslyFormattedCitation":"(Endo et al. 2021)"},"properties":{"noteIndex":0},"schema":"https://github.com/citation-style-language/schema/raw/master/csl-citation.json"}</w:instrText>
+        <w:instrText xml:space="preserve">ADDIN CSL_CITATION {"citationID":"MENDELEY_CITATION_258","citationItems":[{"id":"ITEM-258","isTemporary":false,"itemData":{"DOI":"10.7566/JPSJ.90.032001","author":[{"family":"Endo","given":"Suguru"},{"family":"Cai","given":"Zhenyu"},{"family":"Benjamin","given":"Simon C."},{"family":"Yuan","given":"Xiao"}],"container-title":"Journal of the Physical Society of Japan","id":"Endo2021","issue":"3","issued":{"date-parts":[[2021]]},"page":"032001","publisher":"The Physical Society of Japan","title":"Hybrid quantum-classical algorithms and quantum error mitigation","type":"article-journal","volume":"90"}}],"isEdited":false,"manualOverride":{"citeprocText":"(Endo et al. 2021)","isManuallyOverridden":false,"manualOverrideText":""},"mendeley":{"formattedCitation":"(Endo et al. 2021)","plainTextFormattedCitation":"(Endo et al. 2021)","previouslyFormattedCitation":"(Endo et al. 2021)"},"properties":{"noteIndex":0},"schema":"https://github.com/citation-style-language/schema/raw/master/csl-citation.json"}</w:instrText>
       </w:r>
       <w:r>
         <w:fldChar w:fldCharType="separate"/>
@@ -12051,7 +12516,7 @@
         <w:fldChar w:fldCharType="begin"/>
       </w:r>
       <w:r>
-        <w:instrText xml:space="preserve">ADDIN CSL_CITATION {"citationID":"MENDELEY_CITATION_240","citationItems":[{"id":"ITEM-240","isTemporary":false,"itemData":{"DOI":"10.1007/s42484-024-00226-4","author":[{"family":"Sinha","given":"Akash"},{"family":"Macaluso","given":"Antonio"},{"family":"Klusch","given":"Matthias"}],"container-title":"Quantum Machine Intelligence","id":"Sinha2023","issued":{"date-parts":[[2025]]},"page":"19","publisher":"Springer","title":"Nav-Q: Quantum deep reinforcement learning for collision-free navigation of self-driving cars","title-short":"Nav-Q","type":"article-journal","volume":"7"}}],"isEdited":false,"manualOverride":{"citeprocText":"(Sinha, Macaluso, and Klusch 2025)","isManuallyOverridden":false,"manualOverrideText":""},"mendeley":{"formattedCitation":"(Sinha, Macaluso, and Klusch 2025)","plainTextFormattedCitation":"(Sinha, Macaluso, and Klusch 2025)","previouslyFormattedCitation":"(Sinha, Macaluso, and Klusch 2025)"},"properties":{"noteIndex":0},"schema":"https://github.com/citation-style-language/schema/raw/master/csl-citation.json"}</w:instrText>
+        <w:instrText xml:space="preserve">ADDIN CSL_CITATION {"citationID":"MENDELEY_CITATION_259","citationItems":[{"id":"ITEM-259","isTemporary":false,"itemData":{"DOI":"10.1007/s42484-024-00226-4","author":[{"family":"Sinha","given":"Akash"},{"family":"Macaluso","given":"Antonio"},{"family":"Klusch","given":"Matthias"}],"container-title":"Quantum Machine Intelligence","id":"Sinha2023","issued":{"date-parts":[[2025]]},"page":"19","publisher":"Springer","title":"Nav-Q: Quantum deep reinforcement learning for collision-free navigation of self-driving cars","title-short":"Nav-Q","type":"article-journal","volume":"7"}}],"isEdited":false,"manualOverride":{"citeprocText":"(Sinha, Macaluso, and Klusch 2025)","isManuallyOverridden":false,"manualOverrideText":""},"mendeley":{"formattedCitation":"(Sinha, Macaluso, and Klusch 2025)","plainTextFormattedCitation":"(Sinha, Macaluso, and Klusch 2025)","previouslyFormattedCitation":"(Sinha, Macaluso, and Klusch 2025)"},"properties":{"noteIndex":0},"schema":"https://github.com/citation-style-language/schema/raw/master/csl-citation.json"}</w:instrText>
       </w:r>
       <w:r>
         <w:fldChar w:fldCharType="separate"/>
@@ -12082,7 +12547,7 @@
         <w:fldChar w:fldCharType="begin"/>
       </w:r>
       <w:r>
-        <w:instrText xml:space="preserve">ADDIN CSL_CITATION {"citationID":"MENDELEY_CITATION_241","citationItems":[{"id":"ITEM-241","isTemporary":false,"itemData":{"DOI":"10.3389/fcomp.2019.00009","author":[{"family":"Ohzeki","given":"Masayuki"},{"family":"Miki","given":"Akira"},{"family":"Miyama","given":"Masamichi J."},{"family":"Terabe","given":"Masayoshi"}],"container-title":"Frontiers in Computer Science","id":"Ohzeki2019","issued":{"date-parts":[[2019]]},"page":"9","publisher":"Frontiers Media","title":"Control of automated guided vehicles without collision by quantum annealer and digital devices","type":"article-journal","volume":"1"}}],"isEdited":false,"manualOverride":{"citeprocText":"(Ohzeki et al. 2019)","isManuallyOverridden":false,"manualOverrideText":""},"mendeley":{"formattedCitation":"(Ohzeki et al. 2019)","plainTextFormattedCitation":"(Ohzeki et al. 2019)","previouslyFormattedCitation":"(Ohzeki et al. 2019)"},"properties":{"noteIndex":0},"schema":"https://github.com/citation-style-language/schema/raw/master/csl-citation.json"}</w:instrText>
+        <w:instrText xml:space="preserve">ADDIN CSL_CITATION {"citationID":"MENDELEY_CITATION_260","citationItems":[{"id":"ITEM-260","isTemporary":false,"itemData":{"DOI":"10.3389/fcomp.2019.00009","author":[{"family":"Ohzeki","given":"Masayuki"},{"family":"Miki","given":"Akira"},{"family":"Miyama","given":"Masamichi J."},{"family":"Terabe","given":"Masayoshi"}],"container-title":"Frontiers in Computer Science","id":"Ohzeki2019","issued":{"date-parts":[[2019]]},"page":"9","publisher":"Frontiers Media","title":"Control of automated guided vehicles without collision by quantum annealer and digital devices","type":"article-journal","volume":"1"}}],"isEdited":false,"manualOverride":{"citeprocText":"(Ohzeki et al. 2019)","isManuallyOverridden":false,"manualOverrideText":""},"mendeley":{"formattedCitation":"(Ohzeki et al. 2019)","plainTextFormattedCitation":"(Ohzeki et al. 2019)","previouslyFormattedCitation":"(Ohzeki et al. 2019)"},"properties":{"noteIndex":0},"schema":"https://github.com/citation-style-language/schema/raw/master/csl-citation.json"}</w:instrText>
       </w:r>
       <w:r>
         <w:fldChar w:fldCharType="separate"/>
@@ -12100,7 +12565,7 @@
         <w:fldChar w:fldCharType="begin"/>
       </w:r>
       <w:r>
-        <w:instrText xml:space="preserve">ADDIN CSL_CITATION {"citationID":"MENDELEY_CITATION_242","citationItems":[{"id":"ITEM-242","isTemporary":false,"itemData":{"DOI":"10.1145/3293320.3293333","author":[{"family":"Clark","given":"James"},{"family":"West","given":"Tristan"},{"family":"Zammit","given":"Joseph Paul"},{"family":"Guo","given":"Xiaohu"},{"family":"Mason","given":"Luke"},{"family":"Russell","given":"Duncan"}],"container-title":"Proceedings of the international conference on high performance computing in asia-pacific region (HPC Asia 2019)","id":"Clark2019","issued":{"date-parts":[[2019]]},"page":"111-119","publisher":"ACM","publisher-place":"New York, NY, USA","title":"Towards real time multi-robot routing using quantum computing technologies","type":"paper-conference"}}],"isEdited":false,"manualOverride":{"citeprocText":"(Clark et al. 2019)","isManuallyOverridden":false,"manualOverrideText":""},"mendeley":{"formattedCitation":"(Clark et al. 2019)","plainTextFormattedCitation":"(Clark et al. 2019)","previouslyFormattedCitation":"(Clark et al. 2019)"},"properties":{"noteIndex":0},"schema":"https://github.com/citation-style-language/schema/raw/master/csl-citation.json"}</w:instrText>
+        <w:instrText xml:space="preserve">ADDIN CSL_CITATION {"citationID":"MENDELEY_CITATION_261","citationItems":[{"id":"ITEM-261","isTemporary":false,"itemData":{"DOI":"10.1145/3293320.3293333","author":[{"family":"Clark","given":"James"},{"family":"West","given":"Tristan"},{"family":"Zammit","given":"Joseph Paul"},{"family":"Guo","given":"Xiaohu"},{"family":"Mason","given":"Luke"},{"family":"Russell","given":"Duncan"}],"container-title":"Proceedings of the international conference on high performance computing in asia-pacific region (HPC Asia 2019)","id":"Clark2019","issued":{"date-parts":[[2019]]},"page":"111-119","publisher":"ACM","publisher-place":"New York, NY, USA","title":"Towards real time multi-robot routing using quantum computing technologies","type":"paper-conference"}}],"isEdited":false,"manualOverride":{"citeprocText":"(Clark et al. 2019)","isManuallyOverridden":false,"manualOverrideText":""},"mendeley":{"formattedCitation":"(Clark et al. 2019)","plainTextFormattedCitation":"(Clark et al. 2019)","previouslyFormattedCitation":"(Clark et al. 2019)"},"properties":{"noteIndex":0},"schema":"https://github.com/citation-style-language/schema/raw/master/csl-citation.json"}</w:instrText>
       </w:r>
       <w:r>
         <w:fldChar w:fldCharType="separate"/>
@@ -12118,7 +12583,7 @@
         <w:fldChar w:fldCharType="begin"/>
       </w:r>
       <w:r>
-        <w:instrText xml:space="preserve">ADDIN CSL_CITATION {"citationID":"MENDELEY_CITATION_243","citationItems":[{"id":"ITEM-243","isTemporary":false,"itemData":{"DOI":"10.3390/a14070194","author":[{"family":"Atchade-Adelomou","given":"Parfait"},{"family":"Alonso-Linaje","given":"Guillermo"},{"family":"Albo-Canals","given":"Jordi"},{"family":"Casado-Fauli","given":"Daniel"}],"container-title":"Algorithms","id":"AtchadeAdelomou2021","issue":"7","issued":{"date-parts":[[2021]]},"page":"194","publisher":"MDPI","title":"qRobot: A quantum computing approach in mobile robot order picking and batching problem solver optimization","title-short":"qRobot","type":"article-journal","volume":"14"}}],"isEdited":false,"manualOverride":{"citeprocText":"(Atchade-Adelomou et al. 2021)","isManuallyOverridden":false,"manualOverrideText":""},"mendeley":{"formattedCitation":"(Atchade-Adelomou et al. 2021)","plainTextFormattedCitation":"(Atchade-Adelomou et al. 2021)","previouslyFormattedCitation":"(Atchade-Adelomou et al. 2021)"},"properties":{"noteIndex":0},"schema":"https://github.com/citation-style-language/schema/raw/master/csl-citation.json"}</w:instrText>
+        <w:instrText xml:space="preserve">ADDIN CSL_CITATION {"citationID":"MENDELEY_CITATION_262","citationItems":[{"id":"ITEM-262","isTemporary":false,"itemData":{"DOI":"10.3390/a14070194","author":[{"family":"Atchade-Adelomou","given":"Parfait"},{"family":"Alonso-Linaje","given":"Guillermo"},{"family":"Albo-Canals","given":"Jordi"},{"family":"Casado-Fauli","given":"Daniel"}],"container-title":"Algorithms","id":"AtchadeAdelomou2021","issue":"7","issued":{"date-parts":[[2021]]},"page":"194","publisher":"MDPI","title":"qRobot: A quantum computing approach in mobile robot order picking and batching problem solver optimization","title-short":"qRobot","type":"article-journal","volume":"14"}}],"isEdited":false,"manualOverride":{"citeprocText":"(Atchade-Adelomou et al. 2021)","isManuallyOverridden":false,"manualOverrideText":""},"mendeley":{"formattedCitation":"(Atchade-Adelomou et al. 2021)","plainTextFormattedCitation":"(Atchade-Adelomou et al. 2021)","previouslyFormattedCitation":"(Atchade-Adelomou et al. 2021)"},"properties":{"noteIndex":0},"schema":"https://github.com/citation-style-language/schema/raw/master/csl-citation.json"}</w:instrText>
       </w:r>
       <w:r>
         <w:fldChar w:fldCharType="separate"/>
@@ -12149,7 +12614,7 @@
         <w:fldChar w:fldCharType="begin"/>
       </w:r>
       <w:r>
-        <w:instrText xml:space="preserve">ADDIN CSL_CITATION {"citationID":"MENDELEY_CITATION_244","citationItems":[{"id":"ITEM-244","isTemporary":false,"itemData":{"URL":"https://arxiv.org/abs/2605.20801","author":[{"family":"Altrabulsi","given":"Mohamed Khair"},{"family":"Innan","given":"Nouhaila"},{"family":"Marchisio","given":"Alberto"},{"family":"Kashif","given":"Muhammad"},{"family":"Shafique","given":"Muhammad"}],"id":"Altrabulsi2026","issued":{"date-parts":[[2026]]},"title":"Q-SpiRL: Quantum spiking reinforcement learning for adaptive robot navigation","title-short":"Q-SpiRL","type":""}}],"isEdited":false,"manualOverride":{"citeprocText":"(Altrabulsi et al. 2026)","isManuallyOverridden":false,"manualOverrideText":""},"mendeley":{"formattedCitation":"(Altrabulsi et al. 2026)","plainTextFormattedCitation":"(Altrabulsi et al. 2026)","previouslyFormattedCitation":"(Altrabulsi et al. 2026)"},"properties":{"noteIndex":0},"schema":"https://github.com/citation-style-language/schema/raw/master/csl-citation.json"}</w:instrText>
+        <w:instrText xml:space="preserve">ADDIN CSL_CITATION {"citationID":"MENDELEY_CITATION_263","citationItems":[{"id":"ITEM-263","isTemporary":false,"itemData":{"URL":"https://arxiv.org/abs/2605.20801","author":[{"family":"Altrabulsi","given":"Mohamed Khair"},{"family":"Innan","given":"Nouhaila"},{"family":"Marchisio","given":"Alberto"},{"family":"Kashif","given":"Muhammad"},{"family":"Shafique","given":"Muhammad"}],"id":"Altrabulsi2026","issued":{"date-parts":[[2026]]},"title":"Q-SpiRL: Quantum spiking reinforcement learning for adaptive robot navigation","title-short":"Q-SpiRL","type":""}}],"isEdited":false,"manualOverride":{"citeprocText":"(Altrabulsi et al. 2026)","isManuallyOverridden":false,"manualOverrideText":""},"mendeley":{"formattedCitation":"(Altrabulsi et al. 2026)","plainTextFormattedCitation":"(Altrabulsi et al. 2026)","previouslyFormattedCitation":"(Altrabulsi et al. 2026)"},"properties":{"noteIndex":0},"schema":"https://github.com/citation-style-language/schema/raw/master/csl-citation.json"}</w:instrText>
       </w:r>
       <w:r>
         <w:fldChar w:fldCharType="separate"/>
@@ -12170,7 +12635,7 @@
         <w:fldChar w:fldCharType="begin"/>
       </w:r>
       <w:r>
-        <w:instrText xml:space="preserve">ADDIN CSL_CITATION {"citationID":"MENDELEY_CITATION_245","citationItems":[{"id":"ITEM-245","isTemporary":false,"itemData":{"DOI":"10.1016/j.robot.2025.105026","author":[{"family":"Antero","given":"Unai"},{"family":"Sierra","given":"Basilio"},{"family":"Oñativia","given":"Jon"},{"family":"Ruiz","given":"Alejandra"},{"family":"Osaba","given":"Eneko"}],"container-title":"Robotics and Autonomous Systems","id":"Antero2025","issued":{"date-parts":[[2025]]},"page":"105026","publisher":"Elsevier","title":"Robot localization aided by quantum algorithms","type":"article-journal","volume":"192"}}],"isEdited":false,"manualOverride":{"citeprocText":"(Antero et al. 2025)","isManuallyOverridden":false,"manualOverrideText":""},"mendeley":{"formattedCitation":"(Antero et al. 2025)","plainTextFormattedCitation":"(Antero et al. 2025)","previouslyFormattedCitation":"(Antero et al. 2025)"},"properties":{"noteIndex":0},"schema":"https://github.com/citation-style-language/schema/raw/master/csl-citation.json"}</w:instrText>
+        <w:instrText xml:space="preserve">ADDIN CSL_CITATION {"citationID":"MENDELEY_CITATION_264","citationItems":[{"id":"ITEM-264","isTemporary":false,"itemData":{"DOI":"10.1016/j.robot.2025.105026","author":[{"family":"Antero","given":"Unai"},{"family":"Sierra","given":"Basilio"},{"family":"Oñativia","given":"Jon"},{"family":"Ruiz","given":"Alejandra"},{"family":"Osaba","given":"Eneko"}],"container-title":"Robotics and Autonomous Systems","id":"Antero2025","issued":{"date-parts":[[2025]]},"page":"105026","publisher":"Elsevier","title":"Robot localization aided by quantum algorithms","type":"article-journal","volume":"192"}}],"isEdited":false,"manualOverride":{"citeprocText":"(Antero et al. 2025)","isManuallyOverridden":false,"manualOverrideText":""},"mendeley":{"formattedCitation":"(Antero et al. 2025)","plainTextFormattedCitation":"(Antero et al. 2025)","previouslyFormattedCitation":"(Antero et al. 2025)"},"properties":{"noteIndex":0},"schema":"https://github.com/citation-style-language/schema/raw/master/csl-citation.json"}</w:instrText>
       </w:r>
       <w:r>
         <w:fldChar w:fldCharType="separate"/>
@@ -12194,18 +12659,18 @@
           <wp:inline>
             <wp:extent cx="5334000" cy="3266581"/>
             <wp:effectExtent b="0" l="0" r="0" t="0"/>
-            <wp:docPr descr="" title="" id="81" name="Picture"/>
+            <wp:docPr descr="" title="" id="83" name="Picture"/>
             <a:graphic>
               <a:graphicData uri="http://schemas.openxmlformats.org/drawingml/2006/picture">
                 <pic:pic>
                   <pic:nvPicPr>
-                    <pic:cNvPr descr="figures/fig4_architecture.png" id="82" name="Picture"/>
+                    <pic:cNvPr descr="figures/fig4_architecture.png" id="84" name="Picture"/>
                     <pic:cNvPicPr>
                       <a:picLocks noChangeArrowheads="1" noChangeAspect="1"/>
                     </pic:cNvPicPr>
                   </pic:nvPicPr>
                   <pic:blipFill>
-                    <a:blip r:embed="rId80"/>
+                    <a:blip r:embed="rId82"/>
                     <a:stretch>
                       <a:fillRect/>
                     </a:stretch>
@@ -12250,7 +12715,7 @@
         <w:t xml:space="preserve">Positions of quantum resources relative to a robot’s classical control stack. Offline training (i) and periodic, asynchronous optimization with a classical fallback (ii) are feasible today; an in-loop quantum query (iii) is not.</w:t>
       </w:r>
     </w:p>
-    <w:bookmarkStart w:id="83" w:name="deployment-models."/>
+    <w:bookmarkStart w:id="85" w:name="deployment-models."/>
     <w:p>
       <w:pPr>
         <w:pStyle w:val="Heading4"/>
@@ -12279,7 +12744,7 @@
         <w:fldChar w:fldCharType="begin"/>
       </w:r>
       <w:r>
-        <w:instrText xml:space="preserve">ADDIN CSL_CITATION {"citationID":"MENDELEY_CITATION_246","citationItems":[{"id":"ITEM-246","isTemporary":false,"itemData":{"DOI":"10.1146/annurev-conmatphys-031119-050605","author":[{"family":"Kjaergaard","given":"Morten"},{"family":"Schwartz","given":"Mollie E."},{"family":"Braumüller","given":"Jochen"},{"family":"Krantz","given":"Philip"},{"family":"Wang","given":"Joel I.-J."},{"family":"Gustavsson","given":"Simon"},{"family":"Oliver","given":"William D."}],"container-title":"Annual Review of Condensed Matter Physics","id":"Kjaergaard2020","issued":{"date-parts":[[2020]]},"page":"369-395","publisher":"Annual Reviews","title":"Superconducting qubits: Current state of play","title-short":"Superconducting qubits","type":"article-journal","volume":"11"}}],"isEdited":false,"manualOverride":{"citeprocText":"(Kjaergaard et al. 2020)","isManuallyOverridden":false,"manualOverrideText":""},"mendeley":{"formattedCitation":"(Kjaergaard et al. 2020)","plainTextFormattedCitation":"(Kjaergaard et al. 2020)","previouslyFormattedCitation":"(Kjaergaard et al. 2020)"},"properties":{"noteIndex":0},"schema":"https://github.com/citation-style-language/schema/raw/master/csl-citation.json"}</w:instrText>
+        <w:instrText xml:space="preserve">ADDIN CSL_CITATION {"citationID":"MENDELEY_CITATION_265","citationItems":[{"id":"ITEM-265","isTemporary":false,"itemData":{"DOI":"10.1146/annurev-conmatphys-031119-050605","author":[{"family":"Kjaergaard","given":"Morten"},{"family":"Schwartz","given":"Mollie E."},{"family":"Braumüller","given":"Jochen"},{"family":"Krantz","given":"Philip"},{"family":"Wang","given":"Joel I.-J."},{"family":"Gustavsson","given":"Simon"},{"family":"Oliver","given":"William D."}],"container-title":"Annual Review of Condensed Matter Physics","id":"Kjaergaard2020","issued":{"date-parts":[[2020]]},"page":"369-395","publisher":"Annual Reviews","title":"Superconducting qubits: Current state of play","title-short":"Superconducting qubits","type":"article-journal","volume":"11"}}],"isEdited":false,"manualOverride":{"citeprocText":"(Kjaergaard et al. 2020)","isManuallyOverridden":false,"manualOverrideText":""},"mendeley":{"formattedCitation":"(Kjaergaard et al. 2020)","plainTextFormattedCitation":"(Kjaergaard et al. 2020)","previouslyFormattedCitation":"(Kjaergaard et al. 2020)"},"properties":{"noteIndex":0},"schema":"https://github.com/citation-style-language/schema/raw/master/csl-citation.json"}</w:instrText>
       </w:r>
       <w:r>
         <w:fldChar w:fldCharType="separate"/>
@@ -12297,7 +12762,7 @@
         <w:fldChar w:fldCharType="begin"/>
       </w:r>
       <w:r>
-        <w:instrText xml:space="preserve">ADDIN CSL_CITATION {"citationID":"MENDELEY_CITATION_247","citationItems":[{"id":"ITEM-247","isTemporary":false,"itemData":{"DOI":"10.3390/a14070194","author":[{"family":"Atchade-Adelomou","given":"Parfait"},{"family":"Alonso-Linaje","given":"Guillermo"},{"family":"Albo-Canals","given":"Jordi"},{"family":"Casado-Fauli","given":"Daniel"}],"container-title":"Algorithms","id":"AtchadeAdelomou2021","issue":"7","issued":{"date-parts":[[2021]]},"page":"194","publisher":"MDPI","title":"qRobot: A quantum computing approach in mobile robot order picking and batching problem solver optimization","title-short":"qRobot","type":"article-journal","volume":"14"}}],"isEdited":false,"manualOverride":{"citeprocText":"(Atchade-Adelomou et al. 2021)","isManuallyOverridden":false,"manualOverrideText":""},"mendeley":{"formattedCitation":"(Atchade-Adelomou et al. 2021)","plainTextFormattedCitation":"(Atchade-Adelomou et al. 2021)","previouslyFormattedCitation":"(Atchade-Adelomou et al. 2021)"},"properties":{"noteIndex":0},"schema":"https://github.com/citation-style-language/schema/raw/master/csl-citation.json"}</w:instrText>
+        <w:instrText xml:space="preserve">ADDIN CSL_CITATION {"citationID":"MENDELEY_CITATION_266","citationItems":[{"id":"ITEM-266","isTemporary":false,"itemData":{"DOI":"10.3390/a14070194","author":[{"family":"Atchade-Adelomou","given":"Parfait"},{"family":"Alonso-Linaje","given":"Guillermo"},{"family":"Albo-Canals","given":"Jordi"},{"family":"Casado-Fauli","given":"Daniel"}],"container-title":"Algorithms","id":"AtchadeAdelomou2021","issue":"7","issued":{"date-parts":[[2021]]},"page":"194","publisher":"MDPI","title":"qRobot: A quantum computing approach in mobile robot order picking and batching problem solver optimization","title-short":"qRobot","type":"article-journal","volume":"14"}}],"isEdited":false,"manualOverride":{"citeprocText":"(Atchade-Adelomou et al. 2021)","isManuallyOverridden":false,"manualOverrideText":""},"mendeley":{"formattedCitation":"(Atchade-Adelomou et al. 2021)","plainTextFormattedCitation":"(Atchade-Adelomou et al. 2021)","previouslyFormattedCitation":"(Atchade-Adelomou et al. 2021)"},"properties":{"noteIndex":0},"schema":"https://github.com/citation-style-language/schema/raw/master/csl-citation.json"}</w:instrText>
       </w:r>
       <w:r>
         <w:fldChar w:fldCharType="separate"/>
@@ -12334,7 +12799,7 @@
         <w:fldChar w:fldCharType="begin"/>
       </w:r>
       <w:r>
-        <w:instrText xml:space="preserve">ADDIN CSL_CITATION {"citationID":"MENDELEY_CITATION_248","citationItems":[{"id":"ITEM-248","isTemporary":false,"itemData":{"DOI":"10.1103/PhysRevA.58.893","author":[{"family":"Benioff","given":"Paul"}],"container-title":"Physical Review A","id":"Benioff1998","issue":"2","issued":{"date-parts":[[1998]]},"page":"893-904","publisher":"American Physical Society","title":"Quantum robots and environments","type":"article-journal","volume":"58"},"suppress-author":false}],"isEdited":false,"manualOverride":{"citeprocText":"Benioff (1998)","isManuallyOverridden":false,"manualOverrideText":""},"mendeley":{"formattedCitation":"Benioff (1998)","plainTextFormattedCitation":"Benioff (1998)","previouslyFormattedCitation":"Benioff (1998)"},"properties":{"noteIndex":0},"schema":"https://github.com/citation-style-language/schema/raw/master/csl-citation.json"}</w:instrText>
+        <w:instrText xml:space="preserve">ADDIN CSL_CITATION {"citationID":"MENDELEY_CITATION_267","citationItems":[{"id":"ITEM-267","isTemporary":false,"itemData":{"DOI":"10.1103/PhysRevA.58.893","author":[{"family":"Benioff","given":"Paul"}],"container-title":"Physical Review A","id":"Benioff1998","issue":"2","issued":{"date-parts":[[1998]]},"page":"893-904","publisher":"American Physical Society","title":"Quantum robots and environments","type":"article-journal","volume":"58"},"suppress-author":false}],"isEdited":false,"manualOverride":{"citeprocText":"Benioff (1998)","isManuallyOverridden":false,"manualOverrideText":""},"mendeley":{"formattedCitation":"Benioff (1998)","plainTextFormattedCitation":"Benioff (1998)","previouslyFormattedCitation":"Benioff (1998)"},"properties":{"noteIndex":0},"schema":"https://github.com/citation-style-language/schema/raw/master/csl-citation.json"}</w:instrText>
       </w:r>
       <w:r>
         <w:fldChar w:fldCharType="separate"/>
@@ -12358,7 +12823,7 @@
         <w:fldChar w:fldCharType="begin"/>
       </w:r>
       <w:r>
-        <w:instrText xml:space="preserve">ADDIN CSL_CITATION {"citationID":"MENDELEY_CITATION_249","citationItems":[{"id":"ITEM-249","isTemporary":false,"itemData":{"DOI":"10.1017/S0263574705002596","author":[{"family":"Dong","given":"Daoyi"},{"family":"Chen","given":"Chunlin"},{"family":"Zhang","given":"Chenbin"},{"family":"Chen","given":"Zonghai"}],"container-title":"Robotica","id":"Dong2006","issue":"4","issued":{"date-parts":[[2006]]},"page":"513-521","title":"Quantum robot: Structure, algorithms and applications","title-short":"Quantum robot","type":"article-journal","volume":"24"},"suppress-author":false}],"isEdited":false,"manualOverride":{"citeprocText":"Dong et al. (2006)","isManuallyOverridden":false,"manualOverrideText":""},"mendeley":{"formattedCitation":"Dong et al. (2006)","plainTextFormattedCitation":"Dong et al. (2006)","previouslyFormattedCitation":"Dong et al. (2006)"},"properties":{"noteIndex":0},"schema":"https://github.com/citation-style-language/schema/raw/master/csl-citation.json"}</w:instrText>
+        <w:instrText xml:space="preserve">ADDIN CSL_CITATION {"citationID":"MENDELEY_CITATION_268","citationItems":[{"id":"ITEM-268","isTemporary":false,"itemData":{"DOI":"10.1017/S0263574705002596","author":[{"family":"Dong","given":"Daoyi"},{"family":"Chen","given":"Chunlin"},{"family":"Zhang","given":"Chenbin"},{"family":"Chen","given":"Zonghai"}],"container-title":"Robotica","id":"Dong2006","issue":"4","issued":{"date-parts":[[2006]]},"page":"513-521","title":"Quantum robot: Structure, algorithms and applications","title-short":"Quantum robot","type":"article-journal","volume":"24"},"suppress-author":false}],"isEdited":false,"manualOverride":{"citeprocText":"Dong et al. (2006)","isManuallyOverridden":false,"manualOverrideText":""},"mendeley":{"formattedCitation":"Dong et al. (2006)","plainTextFormattedCitation":"Dong et al. (2006)","previouslyFormattedCitation":"Dong et al. (2006)"},"properties":{"noteIndex":0},"schema":"https://github.com/citation-style-language/schema/raw/master/csl-citation.json"}</w:instrText>
       </w:r>
       <w:r>
         <w:fldChar w:fldCharType="separate"/>
@@ -12376,7 +12841,7 @@
         <w:fldChar w:fldCharType="begin"/>
       </w:r>
       <w:r>
-        <w:instrText xml:space="preserve">ADDIN CSL_CITATION {"citationID":"MENDELEY_CITATION_250","citationItems":[{"id":"ITEM-250","isTemporary":false,"itemData":{"DOI":"10.1098/rsta.2024.0139","author":[{"family":"Mannone","given":"Maria"},{"family":"Seidita","given":"Valeria"},{"family":"Chella","given":"Antonio"}],"container-title":"Philosophical Transactions of the Royal Society A: Mathematical, Physical and Engineering Sciences","id":"Mannone2025","issue":"2289","issued":{"date-parts":[[2025]]},"page":"20240139","title":"Quantum computing for swarm robotics: A local-to-global approach","title-short":"Quantum computing for swarm robotics","type":"article-journal","volume":"383"}}],"isEdited":false,"manualOverride":{"citeprocText":"(Mannone, Seidita, and Chella 2025)","isManuallyOverridden":false,"manualOverrideText":""},"mendeley":{"formattedCitation":"(Mannone, Seidita, and Chella 2025)","plainTextFormattedCitation":"(Mannone, Seidita, and Chella 2025)","previouslyFormattedCitation":"(Mannone, Seidita, and Chella 2025)"},"properties":{"noteIndex":0},"schema":"https://github.com/citation-style-language/schema/raw/master/csl-citation.json"}</w:instrText>
+        <w:instrText xml:space="preserve">ADDIN CSL_CITATION {"citationID":"MENDELEY_CITATION_269","citationItems":[{"id":"ITEM-269","isTemporary":false,"itemData":{"DOI":"10.1098/rsta.2024.0139","author":[{"family":"Mannone","given":"Maria"},{"family":"Seidita","given":"Valeria"},{"family":"Chella","given":"Antonio"}],"container-title":"Philosophical Transactions of the Royal Society A: Mathematical, Physical and Engineering Sciences","id":"Mannone2025","issue":"2289","issued":{"date-parts":[[2025]]},"page":"20240139","title":"Quantum computing for swarm robotics: A local-to-global approach","title-short":"Quantum computing for swarm robotics","type":"article-journal","volume":"383"}}],"isEdited":false,"manualOverride":{"citeprocText":"(Mannone, Seidita, and Chella 2025)","isManuallyOverridden":false,"manualOverrideText":""},"mendeley":{"formattedCitation":"(Mannone, Seidita, and Chella 2025)","plainTextFormattedCitation":"(Mannone, Seidita, and Chella 2025)","previouslyFormattedCitation":"(Mannone, Seidita, and Chella 2025)"},"properties":{"noteIndex":0},"schema":"https://github.com/citation-style-language/schema/raw/master/csl-citation.json"}</w:instrText>
       </w:r>
       <w:r>
         <w:fldChar w:fldCharType="separate"/>
@@ -12391,8 +12856,8 @@
         <w:t xml:space="preserve">.</w:t>
       </w:r>
     </w:p>
-    <w:bookmarkEnd w:id="83"/>
-    <w:bookmarkStart w:id="84" w:name="execution-modes."/>
+    <w:bookmarkEnd w:id="85"/>
+    <w:bookmarkStart w:id="86" w:name="execution-modes."/>
     <w:p>
       <w:pPr>
         <w:pStyle w:val="Heading4"/>
@@ -12418,8 +12883,8 @@
         <w:t xml:space="preserve">Batch execution (offline training and overnight planning) tolerates any latency; asynchronous execution, in which a QPU refines a plan while a classical fallback keeps the robot operating, tolerates seconds to minutes; real-time execution, with a QPU call inside a control cycle of milliseconds, is not achievable today.</w:t>
       </w:r>
     </w:p>
-    <w:bookmarkEnd w:id="84"/>
-    <w:bookmarkStart w:id="85" w:name="architecture-patterns."/>
+    <w:bookmarkEnd w:id="86"/>
+    <w:bookmarkStart w:id="87" w:name="architecture-patterns."/>
     <w:p>
       <w:pPr>
         <w:pStyle w:val="Heading4"/>
@@ -12448,7 +12913,7 @@
         <w:fldChar w:fldCharType="begin"/>
       </w:r>
       <w:r>
-        <w:instrText xml:space="preserve">ADDIN CSL_CITATION {"citationID":"MENDELEY_CITATION_252","citationItems":[{"id":"ITEM-251","isTemporary":false,"itemData":{"DOI":"10.1145/3293320.3293333","author":[{"family":"Clark","given":"James"},{"family":"West","given":"Tristan"},{"family":"Zammit","given":"Joseph Paul"},{"family":"Guo","given":"Xiaohu"},{"family":"Mason","given":"Luke"},{"family":"Russell","given":"Duncan"}],"container-title":"Proceedings of the international conference on high performance computing in asia-pacific region (HPC Asia 2019)","id":"Clark2019","issued":{"date-parts":[[2019]]},"page":"111-119","publisher":"ACM","publisher-place":"New York, NY, USA","title":"Towards real time multi-robot routing using quantum computing technologies","type":"paper-conference"}},{"id":"ITEM-252","isTemporary":false,"itemData":{"DOI":"10.3389/fcomp.2019.00009","author":[{"family":"Ohzeki","given":"Masayuki"},{"family":"Miki","given":"Akira"},{"family":"Miyama","given":"Masamichi J."},{"family":"Terabe","given":"Masayoshi"}],"container-title":"Frontiers in Computer Science","id":"Ohzeki2019","issued":{"date-parts":[[2019]]},"page":"9","publisher":"Frontiers Media","title":"Control of automated guided vehicles without collision by quantum annealer and digital devices","type":"article-journal","volume":"1"}}],"isEdited":false,"manualOverride":{"citeprocText":"(Clark et al. 2019; Ohzeki et al. 2019)","isManuallyOverridden":false,"manualOverrideText":""},"mendeley":{"formattedCitation":"(Clark et al. 2019; Ohzeki et al. 2019)","plainTextFormattedCitation":"(Clark et al. 2019; Ohzeki et al. 2019)","previouslyFormattedCitation":"(Clark et al. 2019; Ohzeki et al. 2019)"},"properties":{"noteIndex":0},"schema":"https://github.com/citation-style-language/schema/raw/master/csl-citation.json"}</w:instrText>
+        <w:instrText xml:space="preserve">ADDIN CSL_CITATION {"citationID":"MENDELEY_CITATION_271","citationItems":[{"id":"ITEM-270","isTemporary":false,"itemData":{"DOI":"10.1145/3293320.3293333","author":[{"family":"Clark","given":"James"},{"family":"West","given":"Tristan"},{"family":"Zammit","given":"Joseph Paul"},{"family":"Guo","given":"Xiaohu"},{"family":"Mason","given":"Luke"},{"family":"Russell","given":"Duncan"}],"container-title":"Proceedings of the international conference on high performance computing in asia-pacific region (HPC Asia 2019)","id":"Clark2019","issued":{"date-parts":[[2019]]},"page":"111-119","publisher":"ACM","publisher-place":"New York, NY, USA","title":"Towards real time multi-robot routing using quantum computing technologies","type":"paper-conference"}},{"id":"ITEM-271","isTemporary":false,"itemData":{"DOI":"10.3389/fcomp.2019.00009","author":[{"family":"Ohzeki","given":"Masayuki"},{"family":"Miki","given":"Akira"},{"family":"Miyama","given":"Masamichi J."},{"family":"Terabe","given":"Masayoshi"}],"container-title":"Frontiers in Computer Science","id":"Ohzeki2019","issued":{"date-parts":[[2019]]},"page":"9","publisher":"Frontiers Media","title":"Control of automated guided vehicles without collision by quantum annealer and digital devices","type":"article-journal","volume":"1"}}],"isEdited":false,"manualOverride":{"citeprocText":"(Clark et al. 2019; Ohzeki et al. 2019)","isManuallyOverridden":false,"manualOverrideText":""},"mendeley":{"formattedCitation":"(Clark et al. 2019; Ohzeki et al. 2019)","plainTextFormattedCitation":"(Clark et al. 2019; Ohzeki et al. 2019)","previouslyFormattedCitation":"(Clark et al. 2019; Ohzeki et al. 2019)"},"properties":{"noteIndex":0},"schema":"https://github.com/citation-style-language/schema/raw/master/csl-citation.json"}</w:instrText>
       </w:r>
       <w:r>
         <w:fldChar w:fldCharType="separate"/>
@@ -12466,7 +12931,7 @@
         <w:fldChar w:fldCharType="begin"/>
       </w:r>
       <w:r>
-        <w:instrText xml:space="preserve">ADDIN CSL_CITATION {"citationID":"MENDELEY_CITATION_254","citationItems":[{"id":"ITEM-253","isTemporary":false,"itemData":{"DOI":"10.1109/ACCESS.2024.3417808","author":[{"family":"Hohenfeld","given":"Hans"},{"family":"Heimann","given":"Dirk"},{"family":"Wiebe","given":"Felix"},{"family":"Kirchner","given":"Frank"}],"container-title":"IEEE Access","id":"Hohenfeld2024","issued":{"date-parts":[[2024]]},"page":"87217-87236","publisher":"IEEE","title":"Quantum deep reinforcement learning for robot navigation tasks","type":"article-journal","volume":"12"}},{"id":"ITEM-254","isTemporary":false,"itemData":{"DOI":"10.5220/0013371800003890","ISBN":"978-989-758-737-5","author":[{"family":"Drăgan","given":"Theodora-Augustina"},{"family":"Künzner","given":"Alexander"},{"family":"Wille","given":"Robert"},{"family":"Lorenz","given":"Jeanette Miriam"}],"container-title":"Proceedings of the 17th international conference on agents and artificial intelligence (ICAART 2025)","id":"Dragan2025","issued":{"date-parts":[[2025]]},"page":"807-814","publisher":"SciTePress","title":"Continuous quantum reinforcement learning for robot navigation","type":"paper-conference","volume":"1"}}],"isEdited":false,"manualOverride":{"citeprocText":"(Hohenfeld et al. 2024; Drăgan et al. 2025)","isManuallyOverridden":false,"manualOverrideText":""},"mendeley":{"formattedCitation":"(Hohenfeld et al. 2024; Drăgan et al. 2025)","plainTextFormattedCitation":"(Hohenfeld et al. 2024; Drăgan et al. 2025)","previouslyFormattedCitation":"(Hohenfeld et al. 2024; Drăgan et al. 2025)"},"properties":{"noteIndex":0},"schema":"https://github.com/citation-style-language/schema/raw/master/csl-citation.json"}</w:instrText>
+        <w:instrText xml:space="preserve">ADDIN CSL_CITATION {"citationID":"MENDELEY_CITATION_273","citationItems":[{"id":"ITEM-272","isTemporary":false,"itemData":{"DOI":"10.1109/ACCESS.2024.3417808","author":[{"family":"Hohenfeld","given":"Hans"},{"family":"Heimann","given":"Dirk"},{"family":"Wiebe","given":"Felix"},{"family":"Kirchner","given":"Frank"}],"container-title":"IEEE Access","id":"Hohenfeld2024","issued":{"date-parts":[[2024]]},"page":"87217-87236","publisher":"IEEE","title":"Quantum deep reinforcement learning for robot navigation tasks","type":"article-journal","volume":"12"}},{"id":"ITEM-273","isTemporary":false,"itemData":{"DOI":"10.5220/0013371800003890","ISBN":"978-989-758-737-5","author":[{"family":"Drăgan","given":"Theodora-Augustina"},{"family":"Künzner","given":"Alexander"},{"family":"Wille","given":"Robert"},{"family":"Lorenz","given":"Jeanette Miriam"}],"container-title":"Proceedings of the 17th international conference on agents and artificial intelligence (ICAART 2025)","id":"Dragan2025","issued":{"date-parts":[[2025]]},"page":"807-814","publisher":"SciTePress","title":"Continuous quantum reinforcement learning for robot navigation","type":"paper-conference","volume":"1"}}],"isEdited":false,"manualOverride":{"citeprocText":"(Hohenfeld et al. 2024; Drăgan et al. 2025)","isManuallyOverridden":false,"manualOverrideText":""},"mendeley":{"formattedCitation":"(Hohenfeld et al. 2024; Drăgan et al. 2025)","plainTextFormattedCitation":"(Hohenfeld et al. 2024; Drăgan et al. 2025)","previouslyFormattedCitation":"(Hohenfeld et al. 2024; Drăgan et al. 2025)"},"properties":{"noteIndex":0},"schema":"https://github.com/citation-style-language/schema/raw/master/csl-citation.json"}</w:instrText>
       </w:r>
       <w:r>
         <w:fldChar w:fldCharType="separate"/>
@@ -12484,7 +12949,7 @@
         <w:fldChar w:fldCharType="begin"/>
       </w:r>
       <w:r>
-        <w:instrText xml:space="preserve">ADDIN CSL_CITATION {"citationID":"MENDELEY_CITATION_255","citationItems":[{"id":"ITEM-255","isTemporary":false,"itemData":{"DOI":"10.1103/PhysRevApplied.10.034030","author":[{"family":"Cheiney","given":"Pierrick"},{"family":"Fouché","given":"Lauriane"},{"family":"Templier","given":"Simon"},{"family":"Napolitano","given":"Fabien"},{"family":"Battelier","given":"Baptiste"},{"family":"Bouyer","given":"Philippe"},{"family":"Barrett","given":"Brynle"}],"container-title":"Physical Review Applied","id":"Cheiney2018","issue":"3","issued":{"date-parts":[[2018]]},"page":"034030","publisher":"American Physical Society","title":"Navigation-compatible hybrid quantum accelerometer using a Kalman filter","type":"article-journal","volume":"10"}}],"isEdited":false,"manualOverride":{"citeprocText":"(Cheiney et al. 2018)","isManuallyOverridden":false,"manualOverrideText":""},"mendeley":{"formattedCitation":"(Cheiney et al. 2018)","plainTextFormattedCitation":"(Cheiney et al. 2018)","previouslyFormattedCitation":"(Cheiney et al. 2018)"},"properties":{"noteIndex":0},"schema":"https://github.com/citation-style-language/schema/raw/master/csl-citation.json"}</w:instrText>
+        <w:instrText xml:space="preserve">ADDIN CSL_CITATION {"citationID":"MENDELEY_CITATION_274","citationItems":[{"id":"ITEM-274","isTemporary":false,"itemData":{"DOI":"10.1103/PhysRevApplied.10.034030","author":[{"family":"Cheiney","given":"Pierrick"},{"family":"Fouché","given":"Lauriane"},{"family":"Templier","given":"Simon"},{"family":"Napolitano","given":"Fabien"},{"family":"Battelier","given":"Baptiste"},{"family":"Bouyer","given":"Philippe"},{"family":"Barrett","given":"Brynle"}],"container-title":"Physical Review Applied","id":"Cheiney2018","issue":"3","issued":{"date-parts":[[2018]]},"page":"034030","publisher":"American Physical Society","title":"Navigation-compatible hybrid quantum accelerometer using a Kalman filter","type":"article-journal","volume":"10"}}],"isEdited":false,"manualOverride":{"citeprocText":"(Cheiney et al. 2018)","isManuallyOverridden":false,"manualOverrideText":""},"mendeley":{"formattedCitation":"(Cheiney et al. 2018)","plainTextFormattedCitation":"(Cheiney et al. 2018)","previouslyFormattedCitation":"(Cheiney et al. 2018)"},"properties":{"noteIndex":0},"schema":"https://github.com/citation-style-language/schema/raw/master/csl-citation.json"}</w:instrText>
       </w:r>
       <w:r>
         <w:fldChar w:fldCharType="separate"/>
@@ -12502,7 +12967,7 @@
         <w:fldChar w:fldCharType="begin"/>
       </w:r>
       <w:r>
-        <w:instrText xml:space="preserve">ADDIN CSL_CITATION {"citationID":"MENDELEY_CITATION_256","citationItems":[{"id":"ITEM-256","isTemporary":false,"itemData":{"DOI":"10.1103/PhysRevLett.127.100501","author":[{"family":"Córcoles","given":"Antonio D."},{"family":"Takita","given":"Maika"},{"family":"Inoue","given":"Ken"},{"family":"Lekuch","given":"Scott"},{"family":"Minev","given":"Zlatko K."},{"family":"Chow","given":"Jerry M."},{"family":"Gambetta","given":"Jay M."}],"container-title":"Physical Review Letters","id":"Corcoles2021","issue":"10","issued":{"date-parts":[[2021]]},"page":"100501","publisher":"American Physical Society","title":"Exploiting dynamic quantum circuits in a quantum algorithm with superconducting qubits","type":"article-journal","volume":"127"}}],"isEdited":false,"manualOverride":{"citeprocText":"(Córcoles et al. 2021)","isManuallyOverridden":false,"manualOverrideText":""},"mendeley":{"formattedCitation":"(Córcoles et al. 2021)","plainTextFormattedCitation":"(Córcoles et al. 2021)","previouslyFormattedCitation":"(Córcoles et al. 2021)"},"properties":{"noteIndex":0},"schema":"https://github.com/citation-style-language/schema/raw/master/csl-citation.json"}</w:instrText>
+        <w:instrText xml:space="preserve">ADDIN CSL_CITATION {"citationID":"MENDELEY_CITATION_275","citationItems":[{"id":"ITEM-275","isTemporary":false,"itemData":{"DOI":"10.1103/PhysRevLett.127.100501","author":[{"family":"Córcoles","given":"Antonio D."},{"family":"Takita","given":"Maika"},{"family":"Inoue","given":"Ken"},{"family":"Lekuch","given":"Scott"},{"family":"Minev","given":"Zlatko K."},{"family":"Chow","given":"Jerry M."},{"family":"Gambetta","given":"Jay M."}],"container-title":"Physical Review Letters","id":"Corcoles2021","issue":"10","issued":{"date-parts":[[2021]]},"page":"100501","publisher":"American Physical Society","title":"Exploiting dynamic quantum circuits in a quantum algorithm with superconducting qubits","type":"article-journal","volume":"127"}}],"isEdited":false,"manualOverride":{"citeprocText":"(Córcoles et al. 2021)","isManuallyOverridden":false,"manualOverrideText":""},"mendeley":{"formattedCitation":"(Córcoles et al. 2021)","plainTextFormattedCitation":"(Córcoles et al. 2021)","previouslyFormattedCitation":"(Córcoles et al. 2021)"},"properties":{"noteIndex":0},"schema":"https://github.com/citation-style-language/schema/raw/master/csl-citation.json"}</w:instrText>
       </w:r>
       <w:r>
         <w:fldChar w:fldCharType="separate"/>
@@ -12523,7 +12988,7 @@
         <w:fldChar w:fldCharType="begin"/>
       </w:r>
       <w:r>
-        <w:instrText xml:space="preserve">ADDIN CSL_CITATION {"citationID":"MENDELEY_CITATION_257","citationItems":[{"id":"ITEM-257","isTemporary":false,"itemData":{"DOI":"10.1145/3445814.3446758","author":[{"family":"Tang","given":"Wei"},{"family":"Tomesh","given":"Teague"},{"family":"Suchara","given":"Martin"},{"family":"Larson","given":"Jeffrey"},{"family":"Martonosi","given":"Margaret"}],"container-title":"Proceedings of the 26th ACM international conference on architectural support for programming languages and operating systems (ASPLOS ’21)","id":"Tang2021","issued":{"date-parts":[[2021]]},"page":"473-486","publisher":"Association for Computing Machinery","publisher-place":"New York, NY, USA","title":"CutQC: Using small quantum computers for large quantum circuit evaluations","title-short":"CutQC","type":"paper-conference"}}],"isEdited":false,"manualOverride":{"citeprocText":"(W. Tang et al. 2021)","isManuallyOverridden":false,"manualOverrideText":""},"mendeley":{"formattedCitation":"(W. Tang et al. 2021)","plainTextFormattedCitation":"(W. Tang et al. 2021)","previouslyFormattedCitation":"(W. Tang et al. 2021)"},"properties":{"noteIndex":0},"schema":"https://github.com/citation-style-language/schema/raw/master/csl-citation.json"}</w:instrText>
+        <w:instrText xml:space="preserve">ADDIN CSL_CITATION {"citationID":"MENDELEY_CITATION_276","citationItems":[{"id":"ITEM-276","isTemporary":false,"itemData":{"DOI":"10.1145/3445814.3446758","author":[{"family":"Tang","given":"Wei"},{"family":"Tomesh","given":"Teague"},{"family":"Suchara","given":"Martin"},{"family":"Larson","given":"Jeffrey"},{"family":"Martonosi","given":"Margaret"}],"container-title":"Proceedings of the 26th ACM international conference on architectural support for programming languages and operating systems (ASPLOS ’21)","id":"Tang2021","issued":{"date-parts":[[2021]]},"page":"473-486","publisher":"Association for Computing Machinery","publisher-place":"New York, NY, USA","title":"CutQC: Using small quantum computers for large quantum circuit evaluations","title-short":"CutQC","type":"paper-conference"}}],"isEdited":false,"manualOverride":{"citeprocText":"(W. Tang et al. 2021)","isManuallyOverridden":false,"manualOverrideText":""},"mendeley":{"formattedCitation":"(W. Tang et al. 2021)","plainTextFormattedCitation":"(W. Tang et al. 2021)","previouslyFormattedCitation":"(W. Tang et al. 2021)"},"properties":{"noteIndex":0},"schema":"https://github.com/citation-style-language/schema/raw/master/csl-citation.json"}</w:instrText>
       </w:r>
       <w:r>
         <w:fldChar w:fldCharType="separate"/>
@@ -12544,7 +13009,7 @@
         <w:fldChar w:fldCharType="begin"/>
       </w:r>
       <w:r>
-        <w:instrText xml:space="preserve">ADDIN CSL_CITATION {"citationID":"MENDELEY_CITATION_258","citationItems":[{"id":"ITEM-258","isTemporary":false,"itemData":{"DOI":"10.7566/JPSJ.90.032001","author":[{"family":"Endo","given":"Suguru"},{"family":"Cai","given":"Zhenyu"},{"family":"Benjamin","given":"Simon C."},{"family":"Yuan","given":"Xiao"}],"container-title":"Journal of the Physical Society of Japan","id":"Endo2021","issue":"3","issued":{"date-parts":[[2021]]},"page":"032001","publisher":"The Physical Society of Japan","title":"Hybrid quantum-classical algorithms and quantum error mitigation","type":"article-journal","volume":"90"}}],"isEdited":false,"manualOverride":{"citeprocText":"(Endo et al. 2021)","isManuallyOverridden":false,"manualOverrideText":""},"mendeley":{"formattedCitation":"(Endo et al. 2021)","plainTextFormattedCitation":"(Endo et al. 2021)","previouslyFormattedCitation":"(Endo et al. 2021)"},"properties":{"noteIndex":0},"schema":"https://github.com/citation-style-language/schema/raw/master/csl-citation.json"}</w:instrText>
+        <w:instrText xml:space="preserve">ADDIN CSL_CITATION {"citationID":"MENDELEY_CITATION_277","citationItems":[{"id":"ITEM-277","isTemporary":false,"itemData":{"DOI":"10.7566/JPSJ.90.032001","author":[{"family":"Endo","given":"Suguru"},{"family":"Cai","given":"Zhenyu"},{"family":"Benjamin","given":"Simon C."},{"family":"Yuan","given":"Xiao"}],"container-title":"Journal of the Physical Society of Japan","id":"Endo2021","issue":"3","issued":{"date-parts":[[2021]]},"page":"032001","publisher":"The Physical Society of Japan","title":"Hybrid quantum-classical algorithms and quantum error mitigation","type":"article-journal","volume":"90"}}],"isEdited":false,"manualOverride":{"citeprocText":"(Endo et al. 2021)","isManuallyOverridden":false,"manualOverrideText":""},"mendeley":{"formattedCitation":"(Endo et al. 2021)","plainTextFormattedCitation":"(Endo et al. 2021)","previouslyFormattedCitation":"(Endo et al. 2021)"},"properties":{"noteIndex":0},"schema":"https://github.com/citation-style-language/schema/raw/master/csl-citation.json"}</w:instrText>
       </w:r>
       <w:r>
         <w:fldChar w:fldCharType="separate"/>
@@ -12565,7 +13030,7 @@
         <w:fldChar w:fldCharType="begin"/>
       </w:r>
       <w:r>
-        <w:instrText xml:space="preserve">ADDIN CSL_CITATION {"citationID":"MENDELEY_CITATION_259","citationItems":[{"id":"ITEM-259","isTemporary":false,"itemData":{"DOI":"10.22331/q-2020-04-20-256","author":[{"family":"Barkoutsos","given":"Panagiotis Kl."},{"family":"Nannicini","given":"Giacomo"},{"family":"Robert","given":"Anton"},{"family":"Tavernelli","given":"Ivano"},{"family":"Woerner","given":"Stefan"}],"container-title":"Quantum","id":"Barkoutsos2020","issued":{"date-parts":[[2020]]},"page":"256","publisher":"Verein zur Förderung des Open Access Publizierens in den Quantenwissenschaften","title":"Improving variational quantum optimization using CVaR","type":"article-journal","volume":"4"}}],"isEdited":false,"manualOverride":{"citeprocText":"(Barkoutsos et al. 2020)","isManuallyOverridden":false,"manualOverrideText":""},"mendeley":{"formattedCitation":"(Barkoutsos et al. 2020)","plainTextFormattedCitation":"(Barkoutsos et al. 2020)","previouslyFormattedCitation":"(Barkoutsos et al. 2020)"},"properties":{"noteIndex":0},"schema":"https://github.com/citation-style-language/schema/raw/master/csl-citation.json"}</w:instrText>
+        <w:instrText xml:space="preserve">ADDIN CSL_CITATION {"citationID":"MENDELEY_CITATION_278","citationItems":[{"id":"ITEM-278","isTemporary":false,"itemData":{"DOI":"10.22331/q-2020-04-20-256","author":[{"family":"Barkoutsos","given":"Panagiotis Kl."},{"family":"Nannicini","given":"Giacomo"},{"family":"Robert","given":"Anton"},{"family":"Tavernelli","given":"Ivano"},{"family":"Woerner","given":"Stefan"}],"container-title":"Quantum","id":"Barkoutsos2020","issued":{"date-parts":[[2020]]},"page":"256","publisher":"Verein zur Förderung des Open Access Publizierens in den Quantenwissenschaften","title":"Improving variational quantum optimization using CVaR","type":"article-journal","volume":"4"}}],"isEdited":false,"manualOverride":{"citeprocText":"(Barkoutsos et al. 2020)","isManuallyOverridden":false,"manualOverrideText":""},"mendeley":{"formattedCitation":"(Barkoutsos et al. 2020)","plainTextFormattedCitation":"(Barkoutsos et al. 2020)","previouslyFormattedCitation":"(Barkoutsos et al. 2020)"},"properties":{"noteIndex":0},"schema":"https://github.com/citation-style-language/schema/raw/master/csl-citation.json"}</w:instrText>
       </w:r>
       <w:r>
         <w:fldChar w:fldCharType="separate"/>
@@ -12583,9 +13048,9 @@
         <w:t xml:space="preserve">improve solution quality per shot.</w:t>
       </w:r>
     </w:p>
-    <w:bookmarkEnd w:id="85"/>
-    <w:bookmarkEnd w:id="86"/>
-    <w:bookmarkStart w:id="94" w:name="sec:hardware"/>
+    <w:bookmarkEnd w:id="87"/>
+    <w:bookmarkEnd w:id="88"/>
+    <w:bookmarkStart w:id="96" w:name="sec:hardware"/>
     <w:p>
       <w:pPr>
         <w:pStyle w:val="Heading2"/>
@@ -12603,7 +13068,7 @@
         <w:t xml:space="preserve">Hardware Constraints</w:t>
       </w:r>
     </w:p>
-    <w:bookmarkStart w:id="87" w:name="platforms-and-qubit-counts."/>
+    <w:bookmarkStart w:id="89" w:name="platforms-and-qubit-counts."/>
     <w:p>
       <w:pPr>
         <w:pStyle w:val="Heading4"/>
@@ -12632,7 +13097,7 @@
         <w:fldChar w:fldCharType="begin"/>
       </w:r>
       <w:r>
-        <w:instrText xml:space="preserve">ADDIN CSL_CITATION {"citationID":"MENDELEY_CITATION_260","citationItems":[{"id":"ITEM-260","isTemporary":false,"itemData":{"DOI":"10.1146/annurev-conmatphys-031119-050605","author":[{"family":"Kjaergaard","given":"Morten"},{"family":"Schwartz","given":"Mollie E."},{"family":"Braumüller","given":"Jochen"},{"family":"Krantz","given":"Philip"},{"family":"Wang","given":"Joel I.-J."},{"family":"Gustavsson","given":"Simon"},{"family":"Oliver","given":"William D."}],"container-title":"Annual Review of Condensed Matter Physics","id":"Kjaergaard2020","issued":{"date-parts":[[2020]]},"page":"369-395","publisher":"Annual Reviews","title":"Superconducting qubits: Current state of play","title-short":"Superconducting qubits","type":"article-journal","volume":"11"}}],"isEdited":false,"manualOverride":{"citeprocText":"(Kjaergaard et al. 2020)","isManuallyOverridden":false,"manualOverrideText":""},"mendeley":{"formattedCitation":"(Kjaergaard et al. 2020)","plainTextFormattedCitation":"(Kjaergaard et al. 2020)","previouslyFormattedCitation":"(Kjaergaard et al. 2020)"},"properties":{"noteIndex":0},"schema":"https://github.com/citation-style-language/schema/raw/master/csl-citation.json"}</w:instrText>
+        <w:instrText xml:space="preserve">ADDIN CSL_CITATION {"citationID":"MENDELEY_CITATION_279","citationItems":[{"id":"ITEM-279","isTemporary":false,"itemData":{"DOI":"10.1146/annurev-conmatphys-031119-050605","author":[{"family":"Kjaergaard","given":"Morten"},{"family":"Schwartz","given":"Mollie E."},{"family":"Braumüller","given":"Jochen"},{"family":"Krantz","given":"Philip"},{"family":"Wang","given":"Joel I.-J."},{"family":"Gustavsson","given":"Simon"},{"family":"Oliver","given":"William D."}],"container-title":"Annual Review of Condensed Matter Physics","id":"Kjaergaard2020","issued":{"date-parts":[[2020]]},"page":"369-395","publisher":"Annual Reviews","title":"Superconducting qubits: Current state of play","title-short":"Superconducting qubits","type":"article-journal","volume":"11"}}],"isEdited":false,"manualOverride":{"citeprocText":"(Kjaergaard et al. 2020)","isManuallyOverridden":false,"manualOverrideText":""},"mendeley":{"formattedCitation":"(Kjaergaard et al. 2020)","plainTextFormattedCitation":"(Kjaergaard et al. 2020)","previouslyFormattedCitation":"(Kjaergaard et al. 2020)"},"properties":{"noteIndex":0},"schema":"https://github.com/citation-style-language/schema/raw/master/csl-citation.json"}</w:instrText>
       </w:r>
       <w:r>
         <w:fldChar w:fldCharType="separate"/>
@@ -12653,7 +13118,7 @@
         <w:fldChar w:fldCharType="begin"/>
       </w:r>
       <w:r>
-        <w:instrText xml:space="preserve">ADDIN CSL_CITATION {"citationID":"MENDELEY_CITATION_261","citationItems":[{"id":"ITEM-261","isTemporary":false,"itemData":{"DOI":"10.3390/e25040548","author":[{"family":"Widdows","given":"Dominic"},{"family":"Rani","given":"Jyoti"},{"family":"Pothos","given":"Emmanuel M."}],"container-title":"Entropy","id":"Widdows2023","issue":"4","issued":{"date-parts":[[2023]]},"page":"548","publisher":"MDPI","title":"Quantum circuit components for cognitive decision-making","type":"article-journal","volume":"25"},"suppress-author":false}],"isEdited":false,"manualOverride":{"citeprocText":"Widdows, Rani, and Pothos (2023)","isManuallyOverridden":false,"manualOverrideText":""},"mendeley":{"formattedCitation":"Widdows, Rani, and Pothos (2023)","plainTextFormattedCitation":"Widdows, Rani, and Pothos (2023)","previouslyFormattedCitation":"Widdows, Rani, and Pothos (2023)"},"properties":{"noteIndex":0},"schema":"https://github.com/citation-style-language/schema/raw/master/csl-citation.json"}</w:instrText>
+        <w:instrText xml:space="preserve">ADDIN CSL_CITATION {"citationID":"MENDELEY_CITATION_280","citationItems":[{"id":"ITEM-280","isTemporary":false,"itemData":{"DOI":"10.3390/e25040548","author":[{"family":"Widdows","given":"Dominic"},{"family":"Rani","given":"Jyoti"},{"family":"Pothos","given":"Emmanuel M."}],"container-title":"Entropy","id":"Widdows2023","issue":"4","issued":{"date-parts":[[2023]]},"page":"548","publisher":"MDPI","title":"Quantum circuit components for cognitive decision-making","type":"article-journal","volume":"25"},"suppress-author":false}],"isEdited":false,"manualOverride":{"citeprocText":"Widdows, Rani, and Pothos (2023)","isManuallyOverridden":false,"manualOverrideText":""},"mendeley":{"formattedCitation":"Widdows, Rani, and Pothos (2023)","plainTextFormattedCitation":"Widdows, Rani, and Pothos (2023)","previouslyFormattedCitation":"Widdows, Rani, and Pothos (2023)"},"properties":{"noteIndex":0},"schema":"https://github.com/citation-style-language/schema/raw/master/csl-citation.json"}</w:instrText>
       </w:r>
       <w:r>
         <w:fldChar w:fldCharType="separate"/>
@@ -12671,7 +13136,7 @@
         <w:fldChar w:fldCharType="begin"/>
       </w:r>
       <w:r>
-        <w:instrText xml:space="preserve">ADDIN CSL_CITATION {"citationID":"MENDELEY_CITATION_263","citationItems":[{"id":"ITEM-262","isTemporary":false,"itemData":{"DOI":"10.1038/ncomms5213","author":[{"family":"Peruzzo","given":"Alberto"},{"family":"McClean","given":"Jarrod"},{"family":"Shadbolt","given":"Peter"},{"family":"Yung","given":"Man-Hong"},{"family":"Zhou","given":"Xiao-Qi"},{"family":"Love","given":"Peter J."},{"family":"Aspuru-Guzik","given":"Alán"},{"family":"O’Brien","given":"Jeremy L."}],"container-title":"Nature Communications","id":"Peruzzo2014","issue":"1","issued":{"date-parts":[[2014]]},"page":"4213","publisher":"Nature Publishing Group","title":"A variational eigenvalue solver on a photonic quantum processor","type":"article-journal","volume":"5"}},{"id":"ITEM-263","isTemporary":false,"itemData":{"DOI":"10.1038/nature10012","author":[{"family":"Johnson","given":"M. W."},{"family":"Amin","given":"M. H. S."},{"family":"Gildert","given":"S."},{"family":"Lanting","given":"T."},{"family":"Hamze","given":"F."},{"family":"Dickson","given":"N."},{"family":"Harris","given":"R."},{"family":"Berkley","given":"A. J."},{"family":"Johansson","given":"J."},{"family":"Bunyk","given":"P."},{"family":"Chapple","given":"E. M."},{"family":"Enderud","given":"C."},{"family":"Hilton","given":"J. P."},{"family":"Karimi","given":"K."},{"family":"Ladizinsky","given":"E."},{"family":"Ladizinsky","given":"N."},{"family":"Oh","given":"T."},{"family":"Perminov","given":"I."},{"family":"Rich","given":"C."},{"family":"Thom","given":"M. C."},{"family":"Tolkacheva","given":"E."},{"family":"Truncik","given":"C. J. S."},{"family":"Uchaikin","given":"S."},{"family":"Wang","given":"J."},{"family":"Wilson","given":"B."},{"family":"Rose","given":"G."}],"container-title":"Nature","id":"Johnson2011","issue":"7346","issued":{"date-parts":[[2011]]},"page":"194-198","publisher":"Nature Publishing Group","title":"Quantum annealing with manufactured spins","type":"article-journal","volume":"473"}}],"isEdited":false,"manualOverride":{"citeprocText":"(Peruzzo et al. 2014; Johnson et al. 2011)","isManuallyOverridden":false,"manualOverrideText":""},"mendeley":{"formattedCitation":"(Peruzzo et al. 2014; Johnson et al. 2011)","plainTextFormattedCitation":"(Peruzzo et al. 2014; Johnson et al. 2011)","previouslyFormattedCitation":"(Peruzzo et al. 2014; Johnson et al. 2011)"},"properties":{"noteIndex":0},"schema":"https://github.com/citation-style-language/schema/raw/master/csl-citation.json"}</w:instrText>
+        <w:instrText xml:space="preserve">ADDIN CSL_CITATION {"citationID":"MENDELEY_CITATION_282","citationItems":[{"id":"ITEM-281","isTemporary":false,"itemData":{"DOI":"10.1038/ncomms5213","author":[{"family":"Peruzzo","given":"Alberto"},{"family":"McClean","given":"Jarrod"},{"family":"Shadbolt","given":"Peter"},{"family":"Yung","given":"Man-Hong"},{"family":"Zhou","given":"Xiao-Qi"},{"family":"Love","given":"Peter J."},{"family":"Aspuru-Guzik","given":"Alán"},{"family":"O’Brien","given":"Jeremy L."}],"container-title":"Nature Communications","id":"Peruzzo2014","issue":"1","issued":{"date-parts":[[2014]]},"page":"4213","publisher":"Nature Publishing Group","title":"A variational eigenvalue solver on a photonic quantum processor","type":"article-journal","volume":"5"}},{"id":"ITEM-282","isTemporary":false,"itemData":{"DOI":"10.1038/nature10012","author":[{"family":"Johnson","given":"M. W."},{"family":"Amin","given":"M. H. S."},{"family":"Gildert","given":"S."},{"family":"Lanting","given":"T."},{"family":"Hamze","given":"F."},{"family":"Dickson","given":"N."},{"family":"Harris","given":"R."},{"family":"Berkley","given":"A. J."},{"family":"Johansson","given":"J."},{"family":"Bunyk","given":"P."},{"family":"Chapple","given":"E. M."},{"family":"Enderud","given":"C."},{"family":"Hilton","given":"J. P."},{"family":"Karimi","given":"K."},{"family":"Ladizinsky","given":"E."},{"family":"Ladizinsky","given":"N."},{"family":"Oh","given":"T."},{"family":"Perminov","given":"I."},{"family":"Rich","given":"C."},{"family":"Thom","given":"M. C."},{"family":"Tolkacheva","given":"E."},{"family":"Truncik","given":"C. J. S."},{"family":"Uchaikin","given":"S."},{"family":"Wang","given":"J."},{"family":"Wilson","given":"B."},{"family":"Rose","given":"G."}],"container-title":"Nature","id":"Johnson2011","issue":"7346","issued":{"date-parts":[[2011]]},"page":"194-198","publisher":"Nature Publishing Group","title":"Quantum annealing with manufactured spins","type":"article-journal","volume":"473"}}],"isEdited":false,"manualOverride":{"citeprocText":"(Peruzzo et al. 2014; Johnson et al. 2011)","isManuallyOverridden":false,"manualOverrideText":""},"mendeley":{"formattedCitation":"(Peruzzo et al. 2014; Johnson et al. 2011)","plainTextFormattedCitation":"(Peruzzo et al. 2014; Johnson et al. 2011)","previouslyFormattedCitation":"(Peruzzo et al. 2014; Johnson et al. 2011)"},"properties":{"noteIndex":0},"schema":"https://github.com/citation-style-language/schema/raw/master/csl-citation.json"}</w:instrText>
       </w:r>
       <w:r>
         <w:fldChar w:fldCharType="separate"/>
@@ -12683,13 +13148,13 @@
         <w:fldChar w:fldCharType="end"/>
       </w:r>
       <w:r>
-        <w:t xml:space="preserve">. Gate-based robotics experiments used circuits of only 2–8 qubits, even when run on processors with up to 64 qubits </w:t>
-      </w:r>
-      <w:r>
-        <w:fldChar w:fldCharType="begin"/>
-      </w:r>
-      <w:r>
-        <w:instrText xml:space="preserve">ADDIN CSL_CITATION {"citationID":"MENDELEY_CITATION_266","citationItems":[{"id":"ITEM-264","isTemporary":false,"itemData":{"DOI":"10.1038/s41598-025-12109-0","author":[{"family":"Otani","given":"Takuya"},{"family":"Takanishi","given":"Atsuo"},{"family":"Hara","given":"Nobuyuki"},{"family":"Takita","given":"Yutaka"},{"family":"Kimura","given":"Koichi"}],"container-title":"Scientific Reports","id":"Otani2025","issued":{"date-parts":[[2025]]},"page":"28508","publisher":"Nature Publishing Group","title":"Quantum computation for robot posture optimization","type":"article-journal","volume":"15"}},{"id":"ITEM-265","isTemporary":false,"itemData":{"URL":"https://arxiv.org/abs/2605.20801","author":[{"family":"Altrabulsi","given":"Mohamed Khair"},{"family":"Innan","given":"Nouhaila"},{"family":"Marchisio","given":"Alberto"},{"family":"Kashif","given":"Muhammad"},{"family":"Shafique","given":"Muhammad"}],"id":"Altrabulsi2026","issued":{"date-parts":[[2026]]},"title":"Q-SpiRL: Quantum spiking reinforcement learning for adaptive robot navigation","title-short":"Q-SpiRL","type":""}},{"id":"ITEM-266","isTemporary":false,"itemData":{"URL":"https://arxiv.org/abs/2508.21361","author":[{"family":"Innan","given":"Nouhaila"},{"family":"Kashif","given":"Muhammad"},{"family":"Marchisio","given":"Alberto"},{"family":"Gan","given":"Yung-Sze"},{"family":"Barbaresco","given":"Frederic"},{"family":"Shafique","given":"Muhammad"}],"id":"Innan2025","issued":{"date-parts":[[2025]]},"title":"QUAV: Quantum-assisted path planning and optimization for UAV navigation with obstacle avoidance","title-short":"QUAV","type":""}}],"isEdited":false,"manualOverride":{"citeprocText":"(Otani et al. 2025; Altrabulsi et al. 2026; Innan et al. 2025)","isManuallyOverridden":false,"manualOverrideText":""},"mendeley":{"formattedCitation":"(Otani et al. 2025; Altrabulsi et al. 2026; Innan et al. 2025)","plainTextFormattedCitation":"(Otani et al. 2025; Altrabulsi et al. 2026; Innan et al. 2025)","previouslyFormattedCitation":"(Otani et al. 2025; Altrabulsi et al. 2026; Innan et al. 2025)"},"properties":{"noteIndex":0},"schema":"https://github.com/citation-style-language/schema/raw/master/csl-citation.json"}</w:instrText>
+        <w:t xml:space="preserve">. Gate-based robotics experiments used circuits of only one to eight qubits, even when run on processors with up to 64 qubits </w:t>
+      </w:r>
+      <w:r>
+        <w:fldChar w:fldCharType="begin"/>
+      </w:r>
+      <w:r>
+        <w:instrText xml:space="preserve">ADDIN CSL_CITATION {"citationID":"MENDELEY_CITATION_285","citationItems":[{"id":"ITEM-283","isTemporary":false,"itemData":{"DOI":"10.1038/s41598-025-12109-0","author":[{"family":"Otani","given":"Takuya"},{"family":"Takanishi","given":"Atsuo"},{"family":"Hara","given":"Nobuyuki"},{"family":"Takita","given":"Yutaka"},{"family":"Kimura","given":"Koichi"}],"container-title":"Scientific Reports","id":"Otani2025","issued":{"date-parts":[[2025]]},"page":"28508","publisher":"Nature Publishing Group","title":"Quantum computation for robot posture optimization","type":"article-journal","volume":"15"}},{"id":"ITEM-284","isTemporary":false,"itemData":{"URL":"https://arxiv.org/abs/2605.20801","author":[{"family":"Altrabulsi","given":"Mohamed Khair"},{"family":"Innan","given":"Nouhaila"},{"family":"Marchisio","given":"Alberto"},{"family":"Kashif","given":"Muhammad"},{"family":"Shafique","given":"Muhammad"}],"id":"Altrabulsi2026","issued":{"date-parts":[[2026]]},"title":"Q-SpiRL: Quantum spiking reinforcement learning for adaptive robot navigation","title-short":"Q-SpiRL","type":""}},{"id":"ITEM-285","isTemporary":false,"itemData":{"URL":"https://arxiv.org/abs/2508.21361","author":[{"family":"Innan","given":"Nouhaila"},{"family":"Kashif","given":"Muhammad"},{"family":"Marchisio","given":"Alberto"},{"family":"Gan","given":"Yung-Sze"},{"family":"Barbaresco","given":"Frederic"},{"family":"Shafique","given":"Muhammad"}],"id":"Innan2025","issued":{"date-parts":[[2025]]},"title":"QUAV: Quantum-assisted path planning and optimization for UAV navigation with obstacle avoidance","title-short":"QUAV","type":""}}],"isEdited":false,"manualOverride":{"citeprocText":"(Otani et al. 2025; Altrabulsi et al. 2026; Innan et al. 2025)","isManuallyOverridden":false,"manualOverrideText":""},"mendeley":{"formattedCitation":"(Otani et al. 2025; Altrabulsi et al. 2026; Innan et al. 2025)","plainTextFormattedCitation":"(Otani et al. 2025; Altrabulsi et al. 2026; Innan et al. 2025)","previouslyFormattedCitation":"(Otani et al. 2025; Altrabulsi et al. 2026; Innan et al. 2025)"},"properties":{"noteIndex":0},"schema":"https://github.com/citation-style-language/schema/raw/master/csl-citation.json"}</w:instrText>
       </w:r>
       <w:r>
         <w:fldChar w:fldCharType="separate"/>
@@ -12707,7 +13172,7 @@
         <w:fldChar w:fldCharType="begin"/>
       </w:r>
       <w:r>
-        <w:instrText xml:space="preserve">ADDIN CSL_CITATION {"citationID":"MENDELEY_CITATION_267","citationItems":[{"id":"ITEM-267","isTemporary":false,"itemData":{"DOI":"10.1145/3293320.3293333","author":[{"family":"Clark","given":"James"},{"family":"West","given":"Tristan"},{"family":"Zammit","given":"Joseph Paul"},{"family":"Guo","given":"Xiaohu"},{"family":"Mason","given":"Luke"},{"family":"Russell","given":"Duncan"}],"container-title":"Proceedings of the international conference on high performance computing in asia-pacific region (HPC Asia 2019)","id":"Clark2019","issued":{"date-parts":[[2019]]},"page":"111-119","publisher":"ACM","publisher-place":"New York, NY, USA","title":"Towards real time multi-robot routing using quantum computing technologies","type":"paper-conference"}}],"isEdited":false,"manualOverride":{"citeprocText":"(Clark et al. 2019)","isManuallyOverridden":false,"manualOverrideText":""},"mendeley":{"formattedCitation":"(Clark et al. 2019)","plainTextFormattedCitation":"(Clark et al. 2019)","previouslyFormattedCitation":"(Clark et al. 2019)"},"properties":{"noteIndex":0},"schema":"https://github.com/citation-style-language/schema/raw/master/csl-citation.json"}</w:instrText>
+        <w:instrText xml:space="preserve">ADDIN CSL_CITATION {"citationID":"MENDELEY_CITATION_286","citationItems":[{"id":"ITEM-286","isTemporary":false,"itemData":{"DOI":"10.1145/3293320.3293333","author":[{"family":"Clark","given":"James"},{"family":"West","given":"Tristan"},{"family":"Zammit","given":"Joseph Paul"},{"family":"Guo","given":"Xiaohu"},{"family":"Mason","given":"Luke"},{"family":"Russell","given":"Duncan"}],"container-title":"Proceedings of the international conference on high performance computing in asia-pacific region (HPC Asia 2019)","id":"Clark2019","issued":{"date-parts":[[2019]]},"page":"111-119","publisher":"ACM","publisher-place":"New York, NY, USA","title":"Towards real time multi-robot routing using quantum computing technologies","type":"paper-conference"}}],"isEdited":false,"manualOverride":{"citeprocText":"(Clark et al. 2019)","isManuallyOverridden":false,"manualOverrideText":""},"mendeley":{"formattedCitation":"(Clark et al. 2019)","plainTextFormattedCitation":"(Clark et al. 2019)","previouslyFormattedCitation":"(Clark et al. 2019)"},"properties":{"noteIndex":0},"schema":"https://github.com/citation-style-language/schema/raw/master/csl-citation.json"}</w:instrText>
       </w:r>
       <w:r>
         <w:fldChar w:fldCharType="separate"/>
@@ -12728,7 +13193,7 @@
         <w:fldChar w:fldCharType="begin"/>
       </w:r>
       <w:r>
-        <w:instrText xml:space="preserve">ADDIN CSL_CITATION {"citationID":"MENDELEY_CITATION_268","citationItems":[{"id":"ITEM-268","isTemporary":false,"itemData":{"DOI":"10.1038/s41598-025-28481-w","author":[{"family":"Quang","given":"Thinh Nguyen"},{"family":"Matsuyama","given":"Kosuke"},{"family":"Shimizu","given":"Keisuke"},{"family":"Sugano","given":"Hiroki"},{"family":"Kurimoto","given":"Eiji"},{"family":"Miki","given":"Masahiro"},{"family":"Suzuki","given":"Jumpei"},{"family":"Chen","given":"Ziyi"},{"family":"Waidyasooriya","given":"Hasitha Muthumala"},{"family":"Hariyama","given":"Masanori"},{"family":"Hitomi","given":"Masaru"},{"family":"Sawamura","given":"Kenta"},{"family":"Ohzeki","given":"Masayuki"}],"container-title":"Scientific Reports","id":"Quang2025","issued":{"date-parts":[[2025]]},"page":"44047","publisher":"Nature Publishing Group","title":"Quantum annealing-based route optimization for commercial AGV operating systems in large-scale logistics warehouses","type":"article-journal","volume":"15"}}],"isEdited":false,"manualOverride":{"citeprocText":"(Quang et al. 2025)","isManuallyOverridden":false,"manualOverrideText":""},"mendeley":{"formattedCitation":"(Quang et al. 2025)","plainTextFormattedCitation":"(Quang et al. 2025)","previouslyFormattedCitation":"(Quang et al. 2025)"},"properties":{"noteIndex":0},"schema":"https://github.com/citation-style-language/schema/raw/master/csl-citation.json"}</w:instrText>
+        <w:instrText xml:space="preserve">ADDIN CSL_CITATION {"citationID":"MENDELEY_CITATION_287","citationItems":[{"id":"ITEM-287","isTemporary":false,"itemData":{"DOI":"10.1038/s41598-025-28481-w","author":[{"family":"Quang","given":"Thinh Nguyen"},{"family":"Matsuyama","given":"Kosuke"},{"family":"Shimizu","given":"Keisuke"},{"family":"Sugano","given":"Hiroki"},{"family":"Kurimoto","given":"Eiji"},{"family":"Miki","given":"Masahiro"},{"family":"Suzuki","given":"Jumpei"},{"family":"Chen","given":"Ziyi"},{"family":"Waidyasooriya","given":"Hasitha Muthumala"},{"family":"Hariyama","given":"Masanori"},{"family":"Hitomi","given":"Masaru"},{"family":"Sawamura","given":"Kenta"},{"family":"Ohzeki","given":"Masayuki"}],"container-title":"Scientific Reports","id":"Quang2025","issued":{"date-parts":[[2025]]},"page":"44047","publisher":"Nature Publishing Group","title":"Quantum annealing-based route optimization for commercial AGV operating systems in large-scale logistics warehouses","type":"article-journal","volume":"15"}}],"isEdited":false,"manualOverride":{"citeprocText":"(Quang et al. 2025)","isManuallyOverridden":false,"manualOverrideText":""},"mendeley":{"formattedCitation":"(Quang et al. 2025)","plainTextFormattedCitation":"(Quang et al. 2025)","previouslyFormattedCitation":"(Quang et al. 2025)"},"properties":{"noteIndex":0},"schema":"https://github.com/citation-style-language/schema/raw/master/csl-citation.json"}</w:instrText>
       </w:r>
       <w:r>
         <w:fldChar w:fldCharType="separate"/>
@@ -12743,8 +13208,8 @@
         <w:t xml:space="preserve">.</w:t>
       </w:r>
     </w:p>
-    <w:bookmarkEnd w:id="87"/>
-    <w:bookmarkStart w:id="88" w:name="noise-mitigation-and-fault-tolerance."/>
+    <w:bookmarkEnd w:id="89"/>
+    <w:bookmarkStart w:id="90" w:name="noise-mitigation-and-fault-tolerance."/>
     <w:p>
       <w:pPr>
         <w:pStyle w:val="Heading4"/>
@@ -12773,7 +13238,7 @@
         <w:fldChar w:fldCharType="begin"/>
       </w:r>
       <w:r>
-        <w:instrText xml:space="preserve">ADDIN CSL_CITATION {"citationID":"MENDELEY_CITATION_269","citationItems":[{"id":"ITEM-269","isTemporary":false,"itemData":{"DOI":"10.22331/q-2018-08-06-79","author":[{"family":"Preskill","given":"John"}],"container-title":"Quantum","id":"Preskill2018","issued":{"date-parts":[[2018]]},"page":"79","publisher":"Verein zur Förderung des Open Access Publizierens in den Quantenwissenschaften","title":"Quantum computing in the NISQ era and beyond","type":"article-journal","volume":"2"}}],"isEdited":false,"manualOverride":{"citeprocText":"(Preskill 2018)","isManuallyOverridden":false,"manualOverrideText":""},"mendeley":{"formattedCitation":"(Preskill 2018)","plainTextFormattedCitation":"(Preskill 2018)","previouslyFormattedCitation":"(Preskill 2018)"},"properties":{"noteIndex":0},"schema":"https://github.com/citation-style-language/schema/raw/master/csl-citation.json"}</w:instrText>
+        <w:instrText xml:space="preserve">ADDIN CSL_CITATION {"citationID":"MENDELEY_CITATION_288","citationItems":[{"id":"ITEM-288","isTemporary":false,"itemData":{"DOI":"10.22331/q-2018-08-06-79","author":[{"family":"Preskill","given":"John"}],"container-title":"Quantum","id":"Preskill2018","issued":{"date-parts":[[2018]]},"page":"79","publisher":"Verein zur Förderung des Open Access Publizierens in den Quantenwissenschaften","title":"Quantum computing in the NISQ era and beyond","type":"article-journal","volume":"2"}}],"isEdited":false,"manualOverride":{"citeprocText":"(Preskill 2018)","isManuallyOverridden":false,"manualOverrideText":""},"mendeley":{"formattedCitation":"(Preskill 2018)","plainTextFormattedCitation":"(Preskill 2018)","previouslyFormattedCitation":"(Preskill 2018)"},"properties":{"noteIndex":0},"schema":"https://github.com/citation-style-language/schema/raw/master/csl-citation.json"}</w:instrText>
       </w:r>
       <w:r>
         <w:fldChar w:fldCharType="separate"/>
@@ -12791,7 +13256,7 @@
         <w:fldChar w:fldCharType="begin"/>
       </w:r>
       <w:r>
-        <w:instrText xml:space="preserve">ADDIN CSL_CITATION {"citationID":"MENDELEY_CITATION_270","citationItems":[{"id":"ITEM-270","isTemporary":false,"itemData":{"DOI":"10.1103/PhysRevLett.119.180509","author":[{"family":"Temme","given":"Kristan"},{"family":"Bravyi","given":"Sergey"},{"family":"Gambetta","given":"Jay M."}],"container-title":"Physical Review Letters","id":"Temme2017","issue":"18","issued":{"date-parts":[[2017]]},"page":"180509","publisher":"American Physical Society","title":"Error mitigation for short-depth quantum circuits","type":"article-journal","volume":"119"}}],"isEdited":false,"manualOverride":{"citeprocText":"(Temme, Bravyi, and Gambetta 2017)","isManuallyOverridden":false,"manualOverrideText":""},"mendeley":{"formattedCitation":"(Temme, Bravyi, and Gambetta 2017)","plainTextFormattedCitation":"(Temme, Bravyi, and Gambetta 2017)","previouslyFormattedCitation":"(Temme, Bravyi, and Gambetta 2017)"},"properties":{"noteIndex":0},"schema":"https://github.com/citation-style-language/schema/raw/master/csl-citation.json"}</w:instrText>
+        <w:instrText xml:space="preserve">ADDIN CSL_CITATION {"citationID":"MENDELEY_CITATION_289","citationItems":[{"id":"ITEM-289","isTemporary":false,"itemData":{"DOI":"10.1103/PhysRevLett.119.180509","author":[{"family":"Temme","given":"Kristan"},{"family":"Bravyi","given":"Sergey"},{"family":"Gambetta","given":"Jay M."}],"container-title":"Physical Review Letters","id":"Temme2017","issue":"18","issued":{"date-parts":[[2017]]},"page":"180509","publisher":"American Physical Society","title":"Error mitigation for short-depth quantum circuits","type":"article-journal","volume":"119"}}],"isEdited":false,"manualOverride":{"citeprocText":"(Temme, Bravyi, and Gambetta 2017)","isManuallyOverridden":false,"manualOverrideText":""},"mendeley":{"formattedCitation":"(Temme, Bravyi, and Gambetta 2017)","plainTextFormattedCitation":"(Temme, Bravyi, and Gambetta 2017)","previouslyFormattedCitation":"(Temme, Bravyi, and Gambetta 2017)"},"properties":{"noteIndex":0},"schema":"https://github.com/citation-style-language/schema/raw/master/csl-citation.json"}</w:instrText>
       </w:r>
       <w:r>
         <w:fldChar w:fldCharType="separate"/>
@@ -12809,7 +13274,7 @@
         <w:fldChar w:fldCharType="begin"/>
       </w:r>
       <w:r>
-        <w:instrText xml:space="preserve">ADDIN CSL_CITATION {"citationID":"MENDELEY_CITATION_271","citationItems":[{"id":"ITEM-271","isTemporary":false,"itemData":{"DOI":"10.1038/s41586-019-1040-7","author":[{"family":"Kandala","given":"Abhinav"},{"family":"Temme","given":"Kristan"},{"family":"Córcoles","given":"Antonio D."},{"family":"Mezzacapo","given":"Antonio"},{"family":"Chow","given":"Jerry M."},{"family":"Gambetta","given":"Jay M."}],"container-title":"Nature","id":"Kandala2019","issue":"7749","issued":{"date-parts":[[2019]]},"page":"491-495","publisher":"Nature Publishing Group","title":"Error mitigation extends the computational reach of a noisy quantum processor","type":"article-journal","volume":"567"}}],"isEdited":false,"manualOverride":{"citeprocText":"(Kandala et al. 2019)","isManuallyOverridden":false,"manualOverrideText":""},"mendeley":{"formattedCitation":"(Kandala et al. 2019)","plainTextFormattedCitation":"(Kandala et al. 2019)","previouslyFormattedCitation":"(Kandala et al. 2019)"},"properties":{"noteIndex":0},"schema":"https://github.com/citation-style-language/schema/raw/master/csl-citation.json"}</w:instrText>
+        <w:instrText xml:space="preserve">ADDIN CSL_CITATION {"citationID":"MENDELEY_CITATION_290","citationItems":[{"id":"ITEM-290","isTemporary":false,"itemData":{"DOI":"10.1038/s41586-019-1040-7","author":[{"family":"Kandala","given":"Abhinav"},{"family":"Temme","given":"Kristan"},{"family":"Córcoles","given":"Antonio D."},{"family":"Mezzacapo","given":"Antonio"},{"family":"Chow","given":"Jerry M."},{"family":"Gambetta","given":"Jay M."}],"container-title":"Nature","id":"Kandala2019","issue":"7749","issued":{"date-parts":[[2019]]},"page":"491-495","publisher":"Nature Publishing Group","title":"Error mitigation extends the computational reach of a noisy quantum processor","type":"article-journal","volume":"567"}}],"isEdited":false,"manualOverride":{"citeprocText":"(Kandala et al. 2019)","isManuallyOverridden":false,"manualOverrideText":""},"mendeley":{"formattedCitation":"(Kandala et al. 2019)","plainTextFormattedCitation":"(Kandala et al. 2019)","previouslyFormattedCitation":"(Kandala et al. 2019)"},"properties":{"noteIndex":0},"schema":"https://github.com/citation-style-language/schema/raw/master/csl-citation.json"}</w:instrText>
       </w:r>
       <w:r>
         <w:fldChar w:fldCharType="separate"/>
@@ -12827,7 +13292,7 @@
         <w:fldChar w:fldCharType="begin"/>
       </w:r>
       <w:r>
-        <w:instrText xml:space="preserve">ADDIN CSL_CITATION {"citationID":"MENDELEY_CITATION_272","citationItems":[{"id":"ITEM-272","isTemporary":false,"itemData":{"DOI":"10.1103/RevModPhys.95.045005","author":[{"family":"Cai","given":"Zhenyu"},{"family":"Babbush","given":"Ryan"},{"family":"Benjamin","given":"Simon C."},{"family":"Endo","given":"Suguru"},{"family":"Huggins","given":"William J."},{"family":"Li","given":"Ying"},{"family":"McClean","given":"Jarrod R."},{"family":"O’Brien","given":"Thomas E."}],"container-title":"Reviews of Modern Physics","id":"Cai2023","issue":"4","issued":{"date-parts":[[2023]]},"page":"045005","publisher":"American Physical Society","title":"Quantum error mitigation","type":"article-journal","volume":"95"}}],"isEdited":false,"manualOverride":{"citeprocText":"(Cai et al. 2023)","isManuallyOverridden":false,"manualOverrideText":""},"mendeley":{"formattedCitation":"(Cai et al. 2023)","plainTextFormattedCitation":"(Cai et al. 2023)","previouslyFormattedCitation":"(Cai et al. 2023)"},"properties":{"noteIndex":0},"schema":"https://github.com/citation-style-language/schema/raw/master/csl-citation.json"}</w:instrText>
+        <w:instrText xml:space="preserve">ADDIN CSL_CITATION {"citationID":"MENDELEY_CITATION_291","citationItems":[{"id":"ITEM-291","isTemporary":false,"itemData":{"DOI":"10.1103/RevModPhys.95.045005","author":[{"family":"Cai","given":"Zhenyu"},{"family":"Babbush","given":"Ryan"},{"family":"Benjamin","given":"Simon C."},{"family":"Endo","given":"Suguru"},{"family":"Huggins","given":"William J."},{"family":"Li","given":"Ying"},{"family":"McClean","given":"Jarrod R."},{"family":"O’Brien","given":"Thomas E."}],"container-title":"Reviews of Modern Physics","id":"Cai2023","issue":"4","issued":{"date-parts":[[2023]]},"page":"045005","publisher":"American Physical Society","title":"Quantum error mitigation","type":"article-journal","volume":"95"}}],"isEdited":false,"manualOverride":{"citeprocText":"(Cai et al. 2023)","isManuallyOverridden":false,"manualOverrideText":""},"mendeley":{"formattedCitation":"(Cai et al. 2023)","plainTextFormattedCitation":"(Cai et al. 2023)","previouslyFormattedCitation":"(Cai et al. 2023)"},"properties":{"noteIndex":0},"schema":"https://github.com/citation-style-language/schema/raw/master/csl-citation.json"}</w:instrText>
       </w:r>
       <w:r>
         <w:fldChar w:fldCharType="separate"/>
@@ -12845,7 +13310,7 @@
         <w:fldChar w:fldCharType="begin"/>
       </w:r>
       <w:r>
-        <w:instrText xml:space="preserve">ADDIN CSL_CITATION {"citationID":"MENDELEY_CITATION_273","citationItems":[{"id":"ITEM-273","isTemporary":false,"itemData":{"DOI":"10.1016/j.robot.2025.105026","author":[{"family":"Antero","given":"Unai"},{"family":"Sierra","given":"Basilio"},{"family":"Oñativia","given":"Jon"},{"family":"Ruiz","given":"Alejandra"},{"family":"Osaba","given":"Eneko"}],"container-title":"Robotics and Autonomous Systems","id":"Antero2025","issued":{"date-parts":[[2025]]},"page":"105026","publisher":"Elsevier","title":"Robot localization aided by quantum algorithms","type":"article-journal","volume":"192"}}],"isEdited":false,"manualOverride":{"citeprocText":"(Antero et al. 2025)","isManuallyOverridden":false,"manualOverrideText":""},"mendeley":{"formattedCitation":"(Antero et al. 2025)","plainTextFormattedCitation":"(Antero et al. 2025)","previouslyFormattedCitation":"(Antero et al. 2025)"},"properties":{"noteIndex":0},"schema":"https://github.com/citation-style-language/schema/raw/master/csl-citation.json"}</w:instrText>
+        <w:instrText xml:space="preserve">ADDIN CSL_CITATION {"citationID":"MENDELEY_CITATION_292","citationItems":[{"id":"ITEM-292","isTemporary":false,"itemData":{"DOI":"10.1016/j.robot.2025.105026","author":[{"family":"Antero","given":"Unai"},{"family":"Sierra","given":"Basilio"},{"family":"Oñativia","given":"Jon"},{"family":"Ruiz","given":"Alejandra"},{"family":"Osaba","given":"Eneko"}],"container-title":"Robotics and Autonomous Systems","id":"Antero2025","issued":{"date-parts":[[2025]]},"page":"105026","publisher":"Elsevier","title":"Robot localization aided by quantum algorithms","type":"article-journal","volume":"192"}}],"isEdited":false,"manualOverride":{"citeprocText":"(Antero et al. 2025)","isManuallyOverridden":false,"manualOverrideText":""},"mendeley":{"formattedCitation":"(Antero et al. 2025)","plainTextFormattedCitation":"(Antero et al. 2025)","previouslyFormattedCitation":"(Antero et al. 2025)"},"properties":{"noteIndex":0},"schema":"https://github.com/citation-style-language/schema/raw/master/csl-citation.json"}</w:instrText>
       </w:r>
       <w:r>
         <w:fldChar w:fldCharType="separate"/>
@@ -12866,7 +13331,7 @@
         <w:fldChar w:fldCharType="begin"/>
       </w:r>
       <w:r>
-        <w:instrText xml:space="preserve">ADDIN CSL_CITATION {"citationID":"MENDELEY_CITATION_274","citationItems":[{"id":"ITEM-274","isTemporary":false,"itemData":{"DOI":"10.1007/s42484-024-00226-4","author":[{"family":"Sinha","given":"Akash"},{"family":"Macaluso","given":"Antonio"},{"family":"Klusch","given":"Matthias"}],"container-title":"Quantum Machine Intelligence","id":"Sinha2023","issued":{"date-parts":[[2025]]},"page":"19","publisher":"Springer","title":"Nav-Q: Quantum deep reinforcement learning for collision-free navigation of self-driving cars","title-short":"Nav-Q","type":"article-journal","volume":"7"}}],"isEdited":false,"manualOverride":{"citeprocText":"(Sinha, Macaluso, and Klusch 2025)","isManuallyOverridden":false,"manualOverrideText":""},"mendeley":{"formattedCitation":"(Sinha, Macaluso, and Klusch 2025)","plainTextFormattedCitation":"(Sinha, Macaluso, and Klusch 2025)","previouslyFormattedCitation":"(Sinha, Macaluso, and Klusch 2025)"},"properties":{"noteIndex":0},"schema":"https://github.com/citation-style-language/schema/raw/master/csl-citation.json"}</w:instrText>
+        <w:instrText xml:space="preserve">ADDIN CSL_CITATION {"citationID":"MENDELEY_CITATION_293","citationItems":[{"id":"ITEM-293","isTemporary":false,"itemData":{"DOI":"10.1007/s42484-024-00226-4","author":[{"family":"Sinha","given":"Akash"},{"family":"Macaluso","given":"Antonio"},{"family":"Klusch","given":"Matthias"}],"container-title":"Quantum Machine Intelligence","id":"Sinha2023","issued":{"date-parts":[[2025]]},"page":"19","publisher":"Springer","title":"Nav-Q: Quantum deep reinforcement learning for collision-free navigation of self-driving cars","title-short":"Nav-Q","type":"article-journal","volume":"7"}}],"isEdited":false,"manualOverride":{"citeprocText":"(Sinha, Macaluso, and Klusch 2025)","isManuallyOverridden":false,"manualOverrideText":""},"mendeley":{"formattedCitation":"(Sinha, Macaluso, and Klusch 2025)","plainTextFormattedCitation":"(Sinha, Macaluso, and Klusch 2025)","previouslyFormattedCitation":"(Sinha, Macaluso, and Klusch 2025)"},"properties":{"noteIndex":0},"schema":"https://github.com/citation-style-language/schema/raw/master/csl-citation.json"}</w:instrText>
       </w:r>
       <w:r>
         <w:fldChar w:fldCharType="separate"/>
@@ -12884,7 +13349,7 @@
         <w:fldChar w:fldCharType="begin"/>
       </w:r>
       <w:r>
-        <w:instrText xml:space="preserve">ADDIN CSL_CITATION {"citationID":"MENDELEY_CITATION_275","citationItems":[{"id":"ITEM-275","isTemporary":false,"itemData":{"DOI":"10.1103/RevModPhys.87.307","author":[{"family":"Terhal","given":"Barbara M."}],"container-title":"Reviews of Modern Physics","id":"Terhal2015","issue":"2","issued":{"date-parts":[[2015]]},"page":"307-346","publisher":"American Physical Society","title":"Quantum error correction for quantum memories","type":"article-journal","volume":"87"}}],"isEdited":false,"manualOverride":{"citeprocText":"(Terhal 2015)","isManuallyOverridden":false,"manualOverrideText":""},"mendeley":{"formattedCitation":"(Terhal 2015)","plainTextFormattedCitation":"(Terhal 2015)","previouslyFormattedCitation":"(Terhal 2015)"},"properties":{"noteIndex":0},"schema":"https://github.com/citation-style-language/schema/raw/master/csl-citation.json"}</w:instrText>
+        <w:instrText xml:space="preserve">ADDIN CSL_CITATION {"citationID":"MENDELEY_CITATION_294","citationItems":[{"id":"ITEM-294","isTemporary":false,"itemData":{"DOI":"10.1103/RevModPhys.87.307","author":[{"family":"Terhal","given":"Barbara M."}],"container-title":"Reviews of Modern Physics","id":"Terhal2015","issue":"2","issued":{"date-parts":[[2015]]},"page":"307-346","publisher":"American Physical Society","title":"Quantum error correction for quantum memories","type":"article-journal","volume":"87"}}],"isEdited":false,"manualOverride":{"citeprocText":"(Terhal 2015)","isManuallyOverridden":false,"manualOverrideText":""},"mendeley":{"formattedCitation":"(Terhal 2015)","plainTextFormattedCitation":"(Terhal 2015)","previouslyFormattedCitation":"(Terhal 2015)"},"properties":{"noteIndex":0},"schema":"https://github.com/citation-style-language/schema/raw/master/csl-citation.json"}</w:instrText>
       </w:r>
       <w:r>
         <w:fldChar w:fldCharType="separate"/>
@@ -12902,7 +13367,7 @@
         <w:fldChar w:fldCharType="begin"/>
       </w:r>
       <w:r>
-        <w:instrText xml:space="preserve">ADDIN CSL_CITATION {"citationID":"MENDELEY_CITATION_276","citationItems":[{"id":"ITEM-276","isTemporary":false,"itemData":{"DOI":"10.1103/PhysRevA.86.032324","author":[{"family":"Fowler","given":"Austin G."},{"family":"Mariantoni","given":"Matteo"},{"family":"Martinis","given":"John M."},{"family":"Cleland","given":"Andrew N."}],"container-title":"Physical Review A","id":"Fowler2012","issue":"3","issued":{"date-parts":[[2012]]},"page":"032324","publisher":"American Physical Society","title":"Surface codes: Towards practical large-scale quantum computation","title-short":"Surface codes","type":"article-journal","volume":"86"}}],"isEdited":false,"manualOverride":{"citeprocText":"(Fowler et al. 2012)","isManuallyOverridden":false,"manualOverrideText":""},"mendeley":{"formattedCitation":"(Fowler et al. 2012)","plainTextFormattedCitation":"(Fowler et al. 2012)","previouslyFormattedCitation":"(Fowler et al. 2012)"},"properties":{"noteIndex":0},"schema":"https://github.com/citation-style-language/schema/raw/master/csl-citation.json"}</w:instrText>
+        <w:instrText xml:space="preserve">ADDIN CSL_CITATION {"citationID":"MENDELEY_CITATION_295","citationItems":[{"id":"ITEM-295","isTemporary":false,"itemData":{"DOI":"10.1103/PhysRevA.86.032324","author":[{"family":"Fowler","given":"Austin G."},{"family":"Mariantoni","given":"Matteo"},{"family":"Martinis","given":"John M."},{"family":"Cleland","given":"Andrew N."}],"container-title":"Physical Review A","id":"Fowler2012","issue":"3","issued":{"date-parts":[[2012]]},"page":"032324","publisher":"American Physical Society","title":"Surface codes: Towards practical large-scale quantum computation","title-short":"Surface codes","type":"article-journal","volume":"86"}}],"isEdited":false,"manualOverride":{"citeprocText":"(Fowler et al. 2012)","isManuallyOverridden":false,"manualOverrideText":""},"mendeley":{"formattedCitation":"(Fowler et al. 2012)","plainTextFormattedCitation":"(Fowler et al. 2012)","previouslyFormattedCitation":"(Fowler et al. 2012)"},"properties":{"noteIndex":0},"schema":"https://github.com/citation-style-language/schema/raw/master/csl-citation.json"}</w:instrText>
       </w:r>
       <w:r>
         <w:fldChar w:fldCharType="separate"/>
@@ -12920,7 +13385,7 @@
         <w:fldChar w:fldCharType="begin"/>
       </w:r>
       <w:r>
-        <w:instrText xml:space="preserve">ADDIN CSL_CITATION {"citationID":"MENDELEY_CITATION_278","citationItems":[{"id":"ITEM-277","isTemporary":false,"itemData":{"DOI":"10.1073/pnas.1619152114","author":[{"family":"Reiher","given":"Markus"},{"family":"Wiebe","given":"Nathan"},{"family":"Svore","given":"Krysta M."},{"family":"Wecker","given":"Dave"},{"family":"Troyer","given":"Matthias"}],"container-title":"Proceedings of the National Academy of Sciences","id":"Reiher2017","issue":"29","issued":{"date-parts":[[2017]]},"page":"7555-7560","publisher":"National Academy of Sciences","title":"Elucidating reaction mechanisms on quantum computers","type":"article-journal","volume":"114"}},{"id":"ITEM-278","isTemporary":false,"itemData":{"DOI":"10.1103/PhysRevResearch.4.023019","author":[{"family":"Kim","given":"Isaac H."},{"family":"Liu","given":"Ye-Hua"},{"family":"Pallister","given":"Sam"},{"family":"Pol","given":"William"},{"family":"Roberts","given":"Sam"},{"family":"Lee","given":"Eunseok"}],"container-title":"Physical Review Research","id":"Kim2022","issue":"2","issued":{"date-parts":[[2022]]},"page":"023019","publisher":"American Physical Society","title":"Fault-tolerant resource estimate for quantum chemical simulations: Case study on Li-ion battery electrolyte molecules","title-short":"Fault-tolerant resource estimate for quantum chemical simulations","type":"article-journal","volume":"4"}}],"isEdited":false,"manualOverride":{"citeprocText":"(Reiher et al. 2017; Kim et al. 2022)","isManuallyOverridden":false,"manualOverrideText":""},"mendeley":{"formattedCitation":"(Reiher et al. 2017; Kim et al. 2022)","plainTextFormattedCitation":"(Reiher et al. 2017; Kim et al. 2022)","previouslyFormattedCitation":"(Reiher et al. 2017; Kim et al. 2022)"},"properties":{"noteIndex":0},"schema":"https://github.com/citation-style-language/schema/raw/master/csl-citation.json"}</w:instrText>
+        <w:instrText xml:space="preserve">ADDIN CSL_CITATION {"citationID":"MENDELEY_CITATION_297","citationItems":[{"id":"ITEM-296","isTemporary":false,"itemData":{"DOI":"10.1073/pnas.1619152114","author":[{"family":"Reiher","given":"Markus"},{"family":"Wiebe","given":"Nathan"},{"family":"Svore","given":"Krysta M."},{"family":"Wecker","given":"Dave"},{"family":"Troyer","given":"Matthias"}],"container-title":"Proceedings of the National Academy of Sciences","id":"Reiher2017","issue":"29","issued":{"date-parts":[[2017]]},"page":"7555-7560","publisher":"National Academy of Sciences","title":"Elucidating reaction mechanisms on quantum computers","type":"article-journal","volume":"114"}},{"id":"ITEM-297","isTemporary":false,"itemData":{"DOI":"10.1103/PhysRevResearch.4.023019","author":[{"family":"Kim","given":"Isaac H."},{"family":"Liu","given":"Ye-Hua"},{"family":"Pallister","given":"Sam"},{"family":"Pol","given":"William"},{"family":"Roberts","given":"Sam"},{"family":"Lee","given":"Eunseok"}],"container-title":"Physical Review Research","id":"Kim2022","issue":"2","issued":{"date-parts":[[2022]]},"page":"023019","publisher":"American Physical Society","title":"Fault-tolerant resource estimate for quantum chemical simulations: Case study on Li-ion battery electrolyte molecules","title-short":"Fault-tolerant resource estimate for quantum chemical simulations","type":"article-journal","volume":"4"}}],"isEdited":false,"manualOverride":{"citeprocText":"(Reiher et al. 2017; Kim et al. 2022)","isManuallyOverridden":false,"manualOverrideText":""},"mendeley":{"formattedCitation":"(Reiher et al. 2017; Kim et al. 2022)","plainTextFormattedCitation":"(Reiher et al. 2017; Kim et al. 2022)","previouslyFormattedCitation":"(Reiher et al. 2017; Kim et al. 2022)"},"properties":{"noteIndex":0},"schema":"https://github.com/citation-style-language/schema/raw/master/csl-citation.json"}</w:instrText>
       </w:r>
       <w:r>
         <w:fldChar w:fldCharType="separate"/>
@@ -12935,8 +13400,8 @@
         <w:t xml:space="preserve">.</w:t>
       </w:r>
     </w:p>
-    <w:bookmarkEnd w:id="88"/>
-    <w:bookmarkStart w:id="89" w:name="latency-and-cloud-access."/>
+    <w:bookmarkEnd w:id="90"/>
+    <w:bookmarkStart w:id="91" w:name="latency-and-cloud-access."/>
     <w:p>
       <w:pPr>
         <w:pStyle w:val="Heading4"/>
@@ -12965,7 +13430,7 @@
         <w:fldChar w:fldCharType="begin"/>
       </w:r>
       <w:r>
-        <w:instrText xml:space="preserve">ADDIN CSL_CITATION {"citationID":"MENDELEY_CITATION_279","citationItems":[{"id":"ITEM-279","isTemporary":false,"itemData":{"DOI":"10.1109/IISWC53511.2021.00015","author":[{"family":"Ravi","given":"Gokul Subramanian"},{"family":"Smith","given":"Kaitlin N."},{"family":"Gokhale","given":"Pranav"},{"family":"Chong","given":"Frederic T."}],"container-title":"2021 IEEE international symposium on workload characterization (IISWC)","id":"Ravi2021","issued":{"date-parts":[[2021]]},"page":"39-50","publisher":"IEEE","title":"Quantum computing in the cloud: Analyzing job and machine characteristics","title-short":"Quantum computing in the cloud","type":"paper-conference"}}],"isEdited":false,"manualOverride":{"citeprocText":"(Ravi et al. 2021)","isManuallyOverridden":false,"manualOverrideText":""},"mendeley":{"formattedCitation":"(Ravi et al. 2021)","plainTextFormattedCitation":"(Ravi et al. 2021)","previouslyFormattedCitation":"(Ravi et al. 2021)"},"properties":{"noteIndex":0},"schema":"https://github.com/citation-style-language/schema/raw/master/csl-citation.json"}</w:instrText>
+        <w:instrText xml:space="preserve">ADDIN CSL_CITATION {"citationID":"MENDELEY_CITATION_298","citationItems":[{"id":"ITEM-298","isTemporary":false,"itemData":{"DOI":"10.1109/IISWC53511.2021.00015","author":[{"family":"Ravi","given":"Gokul Subramanian"},{"family":"Smith","given":"Kaitlin N."},{"family":"Gokhale","given":"Pranav"},{"family":"Chong","given":"Frederic T."}],"container-title":"2021 IEEE international symposium on workload characterization (IISWC)","id":"Ravi2021","issued":{"date-parts":[[2021]]},"page":"39-50","publisher":"IEEE","title":"Quantum computing in the cloud: Analyzing job and machine characteristics","title-short":"Quantum computing in the cloud","type":"paper-conference"}}],"isEdited":false,"manualOverride":{"citeprocText":"(Ravi et al. 2021)","isManuallyOverridden":false,"manualOverrideText":""},"mendeley":{"formattedCitation":"(Ravi et al. 2021)","plainTextFormattedCitation":"(Ravi et al. 2021)","previouslyFormattedCitation":"(Ravi et al. 2021)"},"properties":{"noteIndex":0},"schema":"https://github.com/citation-style-language/schema/raw/master/csl-citation.json"}</w:instrText>
       </w:r>
       <w:r>
         <w:fldChar w:fldCharType="separate"/>
@@ -12983,7 +13448,7 @@
         <w:fldChar w:fldCharType="begin"/>
       </w:r>
       <w:r>
-        <w:instrText xml:space="preserve">ADDIN CSL_CITATION {"citationID":"MENDELEY_CITATION_280","citationItems":[{"id":"ITEM-280","isTemporary":false,"itemData":{"DOI":"10.3389/fcomp.2019.00009","author":[{"family":"Ohzeki","given":"Masayuki"},{"family":"Miki","given":"Akira"},{"family":"Miyama","given":"Masamichi J."},{"family":"Terabe","given":"Masayoshi"}],"container-title":"Frontiers in Computer Science","id":"Ohzeki2019","issued":{"date-parts":[[2019]]},"page":"9","publisher":"Frontiers Media","title":"Control of automated guided vehicles without collision by quantum annealer and digital devices","type":"article-journal","volume":"1"}}],"isEdited":false,"manualOverride":{"citeprocText":"(Ohzeki et al. 2019)","isManuallyOverridden":false,"manualOverrideText":""},"mendeley":{"formattedCitation":"(Ohzeki et al. 2019)","plainTextFormattedCitation":"(Ohzeki et al. 2019)","previouslyFormattedCitation":"(Ohzeki et al. 2019)"},"properties":{"noteIndex":0},"schema":"https://github.com/citation-style-language/schema/raw/master/csl-citation.json"}</w:instrText>
+        <w:instrText xml:space="preserve">ADDIN CSL_CITATION {"citationID":"MENDELEY_CITATION_299","citationItems":[{"id":"ITEM-299","isTemporary":false,"itemData":{"DOI":"10.3389/fcomp.2019.00009","author":[{"family":"Ohzeki","given":"Masayuki"},{"family":"Miki","given":"Akira"},{"family":"Miyama","given":"Masamichi J."},{"family":"Terabe","given":"Masayoshi"}],"container-title":"Frontiers in Computer Science","id":"Ohzeki2019","issued":{"date-parts":[[2019]]},"page":"9","publisher":"Frontiers Media","title":"Control of automated guided vehicles without collision by quantum annealer and digital devices","type":"article-journal","volume":"1"}}],"isEdited":false,"manualOverride":{"citeprocText":"(Ohzeki et al. 2019)","isManuallyOverridden":false,"manualOverrideText":""},"mendeley":{"formattedCitation":"(Ohzeki et al. 2019)","plainTextFormattedCitation":"(Ohzeki et al. 2019)","previouslyFormattedCitation":"(Ohzeki et al. 2019)"},"properties":{"noteIndex":0},"schema":"https://github.com/citation-style-language/schema/raw/master/csl-citation.json"}</w:instrText>
       </w:r>
       <w:r>
         <w:fldChar w:fldCharType="separate"/>
@@ -13001,7 +13466,7 @@
         <w:fldChar w:fldCharType="begin"/>
       </w:r>
       <w:r>
-        <w:instrText xml:space="preserve">ADDIN CSL_CITATION {"citationID":"MENDELEY_CITATION_281","citationItems":[{"id":"ITEM-281","isTemporary":false,"itemData":{"DOI":"10.1016/j.procir.2025.01.099","author":[{"family":"Willmann","given":"Moritz"},{"family":"Albus","given":"Marcel"},{"family":"Schnabel","given":"Jan"},{"family":"Roth","given":"Marco"}],"container-title":"Procedia CIRP","id":"Willmann2025","issued":{"date-parts":[[2025]]},"note":"58th CIRP Conference on Manufacturing Systems","page":"25-30","publisher":"Elsevier","title":"Application of quantum annealing for scalable robotic assembly line optimization: A case study","title-short":"Application of quantum annealing for scalable robotic assembly line optimization","type":"article-journal","volume":"134"}}],"isEdited":false,"manualOverride":{"citeprocText":"(Willmann et al. 2025)","isManuallyOverridden":false,"manualOverrideText":""},"mendeley":{"formattedCitation":"(Willmann et al. 2025)","plainTextFormattedCitation":"(Willmann et al. 2025)","previouslyFormattedCitation":"(Willmann et al. 2025)"},"properties":{"noteIndex":0},"schema":"https://github.com/citation-style-language/schema/raw/master/csl-citation.json"}</w:instrText>
+        <w:instrText xml:space="preserve">ADDIN CSL_CITATION {"citationID":"MENDELEY_CITATION_300","citationItems":[{"id":"ITEM-300","isTemporary":false,"itemData":{"DOI":"10.1016/j.procir.2025.01.099","author":[{"family":"Willmann","given":"Moritz"},{"family":"Albus","given":"Marcel"},{"family":"Schnabel","given":"Jan"},{"family":"Roth","given":"Marco"}],"container-title":"Procedia CIRP","id":"Willmann2025","issued":{"date-parts":[[2025]]},"note":"58th CIRP Conference on Manufacturing Systems","page":"25-30","publisher":"Elsevier","title":"Application of quantum annealing for scalable robotic assembly line optimization: A case study","title-short":"Application of quantum annealing for scalable robotic assembly line optimization","type":"article-journal","volume":"134"}}],"isEdited":false,"manualOverride":{"citeprocText":"(Willmann et al. 2025)","isManuallyOverridden":false,"manualOverrideText":""},"mendeley":{"formattedCitation":"(Willmann et al. 2025)","plainTextFormattedCitation":"(Willmann et al. 2025)","previouslyFormattedCitation":"(Willmann et al. 2025)"},"properties":{"noteIndex":0},"schema":"https://github.com/citation-style-language/schema/raw/master/csl-citation.json"}</w:instrText>
       </w:r>
       <w:r>
         <w:fldChar w:fldCharType="separate"/>
@@ -13016,8 +13481,8 @@
         <w:t xml:space="preserve">.</w:t>
       </w:r>
     </w:p>
-    <w:bookmarkEnd w:id="89"/>
-    <w:bookmarkStart w:id="90" w:name="X371b1afb59d7c9d408141c51bbb537d006d6522"/>
+    <w:bookmarkEnd w:id="91"/>
+    <w:bookmarkStart w:id="92" w:name="X371b1afb59d7c9d408141c51bbb537d006d6522"/>
     <w:p>
       <w:pPr>
         <w:pStyle w:val="Heading4"/>
@@ -13046,7 +13511,7 @@
         <w:fldChar w:fldCharType="begin"/>
       </w:r>
       <w:r>
-        <w:instrText xml:space="preserve">ADDIN CSL_CITATION {"citationID":"MENDELEY_CITATION_282","citationItems":[{"id":"ITEM-282","isTemporary":false,"itemData":{"DOI":"10.1088/1367-2630/18/2/023023","author":[{"family":"McClean","given":"Jarrod R."},{"family":"Romero","given":"Jonathan"},{"family":"Babbush","given":"Ryan"},{"family":"Aspuru-Guzik","given":"Alán"}],"container-title":"New Journal of Physics","id":"McClean2016","issue":"2","issued":{"date-parts":[[2016]]},"page":"023023","publisher":"IOP Publishing","title":"The theory of variational hybrid quantum-classical algorithms","type":"article-journal","volume":"18"}}],"isEdited":false,"manualOverride":{"citeprocText":"(McClean et al. 2016)","isManuallyOverridden":false,"manualOverrideText":""},"mendeley":{"formattedCitation":"(McClean et al. 2016)","plainTextFormattedCitation":"(McClean et al. 2016)","previouslyFormattedCitation":"(McClean et al. 2016)"},"properties":{"noteIndex":0},"schema":"https://github.com/citation-style-language/schema/raw/master/csl-citation.json"}</w:instrText>
+        <w:instrText xml:space="preserve">ADDIN CSL_CITATION {"citationID":"MENDELEY_CITATION_301","citationItems":[{"id":"ITEM-301","isTemporary":false,"itemData":{"DOI":"10.1088/1367-2630/18/2/023023","author":[{"family":"McClean","given":"Jarrod R."},{"family":"Romero","given":"Jonathan"},{"family":"Babbush","given":"Ryan"},{"family":"Aspuru-Guzik","given":"Alán"}],"container-title":"New Journal of Physics","id":"McClean2016","issue":"2","issued":{"date-parts":[[2016]]},"page":"023023","publisher":"IOP Publishing","title":"The theory of variational hybrid quantum-classical algorithms","type":"article-journal","volume":"18"}}],"isEdited":false,"manualOverride":{"citeprocText":"(McClean et al. 2016)","isManuallyOverridden":false,"manualOverrideText":""},"mendeley":{"formattedCitation":"(McClean et al. 2016)","plainTextFormattedCitation":"(McClean et al. 2016)","previouslyFormattedCitation":"(McClean et al. 2016)"},"properties":{"noteIndex":0},"schema":"https://github.com/citation-style-language/schema/raw/master/csl-citation.json"}</w:instrText>
       </w:r>
       <w:r>
         <w:fldChar w:fldCharType="separate"/>
@@ -13064,7 +13529,7 @@
         <w:fldChar w:fldCharType="begin"/>
       </w:r>
       <w:r>
-        <w:instrText xml:space="preserve">ADDIN CSL_CITATION {"citationID":"MENDELEY_CITATION_284","citationItems":[{"id":"ITEM-283","isTemporary":false,"itemData":{"DOI":"10.1103/PhysRevLett.103.150502","author":[{"family":"Harrow","given":"Aram W."},{"family":"Hassidim","given":"Avinatan"},{"family":"Lloyd","given":"Seth"}],"container-title":"Physical Review Letters","id":"Harrow2009","issue":"15","issued":{"date-parts":[[2009]]},"page":"150502","publisher":"American Physical Society","title":"Quantum algorithm for linear systems of equations","type":"article-journal","volume":"103"}},{"id":"ITEM-284","isTemporary":false,"itemData":{"DOI":"10.1038/nphys3272","author":[{"family":"Aaronson","given":"Scott"}],"container-title":"Nature Physics","id":"Aaronson2015","issue":"4","issued":{"date-parts":[[2015]]},"page":"291-293","title":"Read the fine print","type":"article-journal","volume":"11"}}],"isEdited":false,"manualOverride":{"citeprocText":"(Harrow, Hassidim, and Lloyd 2009; Aaronson 2015)","isManuallyOverridden":false,"manualOverrideText":""},"mendeley":{"formattedCitation":"(Harrow, Hassidim, and Lloyd 2009; Aaronson 2015)","plainTextFormattedCitation":"(Harrow, Hassidim, and Lloyd 2009; Aaronson 2015)","previouslyFormattedCitation":"(Harrow, Hassidim, and Lloyd 2009; Aaronson 2015)"},"properties":{"noteIndex":0},"schema":"https://github.com/citation-style-language/schema/raw/master/csl-citation.json"}</w:instrText>
+        <w:instrText xml:space="preserve">ADDIN CSL_CITATION {"citationID":"MENDELEY_CITATION_303","citationItems":[{"id":"ITEM-302","isTemporary":false,"itemData":{"DOI":"10.1103/PhysRevLett.103.150502","author":[{"family":"Harrow","given":"Aram W."},{"family":"Hassidim","given":"Avinatan"},{"family":"Lloyd","given":"Seth"}],"container-title":"Physical Review Letters","id":"Harrow2009","issue":"15","issued":{"date-parts":[[2009]]},"page":"150502","publisher":"American Physical Society","title":"Quantum algorithm for linear systems of equations","type":"article-journal","volume":"103"}},{"id":"ITEM-303","isTemporary":false,"itemData":{"DOI":"10.1038/nphys3272","author":[{"family":"Aaronson","given":"Scott"}],"container-title":"Nature Physics","id":"Aaronson2015","issue":"4","issued":{"date-parts":[[2015]]},"page":"291-293","title":"Read the fine print","type":"article-journal","volume":"11"}}],"isEdited":false,"manualOverride":{"citeprocText":"(Harrow, Hassidim, and Lloyd 2009; Aaronson 2015)","isManuallyOverridden":false,"manualOverrideText":""},"mendeley":{"formattedCitation":"(Harrow, Hassidim, and Lloyd 2009; Aaronson 2015)","plainTextFormattedCitation":"(Harrow, Hassidim, and Lloyd 2009; Aaronson 2015)","previouslyFormattedCitation":"(Harrow, Hassidim, and Lloyd 2009; Aaronson 2015)"},"properties":{"noteIndex":0},"schema":"https://github.com/citation-style-language/schema/raw/master/csl-citation.json"}</w:instrText>
       </w:r>
       <w:r>
         <w:fldChar w:fldCharType="separate"/>
@@ -13082,7 +13547,7 @@
         <w:fldChar w:fldCharType="begin"/>
       </w:r>
       <w:r>
-        <w:instrText xml:space="preserve">ADDIN CSL_CITATION {"citationID":"MENDELEY_CITATION_285","citationItems":[{"id":"ITEM-285","isTemporary":false,"itemData":{"DOI":"10.1088/2632-2153/ac4559","author":[{"family":"Chen","given":"Samuel Yen-Chi"},{"family":"Huang","given":"Chih-Min"},{"family":"Hsing","given":"Chia-Wei"},{"family":"Goan","given":"Hsi-Sheng"},{"family":"Kao","given":"Ying-Jer"}],"container-title":"Machine Learning: Science and Technology","id":"Chen2022","issue":"1","issued":{"date-parts":[[2022]]},"page":"015025","publisher":"IOP Publishing","title":"Variational quantum reinforcement learning via evolutionary optimization","type":"article-journal","volume":"3"}}],"isEdited":false,"manualOverride":{"citeprocText":"(Chen et al. 2022)","isManuallyOverridden":false,"manualOverrideText":""},"mendeley":{"formattedCitation":"(Chen et al. 2022)","plainTextFormattedCitation":"(Chen et al. 2022)","previouslyFormattedCitation":"(Chen et al. 2022)"},"properties":{"noteIndex":0},"schema":"https://github.com/citation-style-language/schema/raw/master/csl-citation.json"}</w:instrText>
+        <w:instrText xml:space="preserve">ADDIN CSL_CITATION {"citationID":"MENDELEY_CITATION_304","citationItems":[{"id":"ITEM-304","isTemporary":false,"itemData":{"DOI":"10.1088/2632-2153/ac4559","author":[{"family":"Chen","given":"Samuel Yen-Chi"},{"family":"Huang","given":"Chih-Min"},{"family":"Hsing","given":"Chia-Wei"},{"family":"Goan","given":"Hsi-Sheng"},{"family":"Kao","given":"Ying-Jer"}],"container-title":"Machine Learning: Science and Technology","id":"Chen2022","issue":"1","issued":{"date-parts":[[2022]]},"page":"015025","publisher":"IOP Publishing","title":"Variational quantum reinforcement learning via evolutionary optimization","type":"article-journal","volume":"3"}}],"isEdited":false,"manualOverride":{"citeprocText":"(Chen et al. 2022)","isManuallyOverridden":false,"manualOverrideText":""},"mendeley":{"formattedCitation":"(Chen et al. 2022)","plainTextFormattedCitation":"(Chen et al. 2022)","previouslyFormattedCitation":"(Chen et al. 2022)"},"properties":{"noteIndex":0},"schema":"https://github.com/citation-style-language/schema/raw/master/csl-citation.json"}</w:instrText>
       </w:r>
       <w:r>
         <w:fldChar w:fldCharType="separate"/>
@@ -13159,7 +13624,7 @@
         <w:fldChar w:fldCharType="begin"/>
       </w:r>
       <w:r>
-        <w:instrText xml:space="preserve">ADDIN CSL_CITATION {"citationID":"MENDELEY_CITATION_286","citationItems":[{"id":"ITEM-286","isTemporary":false,"itemData":{"DOI":"10.1103/RevModPhys.95.045005","author":[{"family":"Cai","given":"Zhenyu"},{"family":"Babbush","given":"Ryan"},{"family":"Benjamin","given":"Simon C."},{"family":"Endo","given":"Suguru"},{"family":"Huggins","given":"William J."},{"family":"Li","given":"Ying"},{"family":"McClean","given":"Jarrod R."},{"family":"O’Brien","given":"Thomas E."}],"container-title":"Reviews of Modern Physics","id":"Cai2023","issue":"4","issued":{"date-parts":[[2023]]},"page":"045005","publisher":"American Physical Society","title":"Quantum error mitigation","type":"article-journal","volume":"95"}}],"isEdited":false,"manualOverride":{"citeprocText":"(Cai et al. 2023)","isManuallyOverridden":false,"manualOverrideText":""},"mendeley":{"formattedCitation":"(Cai et al. 2023)","plainTextFormattedCitation":"(Cai et al. 2023)","previouslyFormattedCitation":"(Cai et al. 2023)"},"properties":{"noteIndex":0},"schema":"https://github.com/citation-style-language/schema/raw/master/csl-citation.json"}</w:instrText>
+        <w:instrText xml:space="preserve">ADDIN CSL_CITATION {"citationID":"MENDELEY_CITATION_305","citationItems":[{"id":"ITEM-305","isTemporary":false,"itemData":{"DOI":"10.1103/RevModPhys.95.045005","author":[{"family":"Cai","given":"Zhenyu"},{"family":"Babbush","given":"Ryan"},{"family":"Benjamin","given":"Simon C."},{"family":"Endo","given":"Suguru"},{"family":"Huggins","given":"William J."},{"family":"Li","given":"Ying"},{"family":"McClean","given":"Jarrod R."},{"family":"O’Brien","given":"Thomas E."}],"container-title":"Reviews of Modern Physics","id":"Cai2023","issue":"4","issued":{"date-parts":[[2023]]},"page":"045005","publisher":"American Physical Society","title":"Quantum error mitigation","type":"article-journal","volume":"95"}}],"isEdited":false,"manualOverride":{"citeprocText":"(Cai et al. 2023)","isManuallyOverridden":false,"manualOverrideText":""},"mendeley":{"formattedCitation":"(Cai et al. 2023)","plainTextFormattedCitation":"(Cai et al. 2023)","previouslyFormattedCitation":"(Cai et al. 2023)"},"properties":{"noteIndex":0},"schema":"https://github.com/citation-style-language/schema/raw/master/csl-citation.json"}</w:instrText>
       </w:r>
       <w:r>
         <w:fldChar w:fldCharType="separate"/>
@@ -13180,7 +13645,7 @@
         <w:fldChar w:fldCharType="begin"/>
       </w:r>
       <w:r>
-        <w:instrText xml:space="preserve">ADDIN CSL_CITATION {"citationID":"MENDELEY_CITATION_288","citationItems":[{"id":"ITEM-287","isTemporary":false,"itemData":{"DOI":"10.3390/math10142475","author":[{"family":"Chella","given":"Antonio"},{"family":"Gaglio","given":"Salvatore"},{"family":"Pilato","given":"Giovanni"},{"family":"Vella","given":"Filippo"},{"family":"Zammuto","given":"Salvatore"}],"container-title":"Mathematics","id":"Chella2022","issue":"14","issued":{"date-parts":[[2022]]},"page":"2475","publisher":"MDPI","title":"A quantum planner for robot motion","type":"article-journal","volume":"10"}},{"id":"ITEM-288","isTemporary":false,"itemData":{"DOI":"10.1016/j.robot.2025.105026","author":[{"family":"Antero","given":"Unai"},{"family":"Sierra","given":"Basilio"},{"family":"Oñativia","given":"Jon"},{"family":"Ruiz","given":"Alejandra"},{"family":"Osaba","given":"Eneko"}],"container-title":"Robotics and Autonomous Systems","id":"Antero2025","issued":{"date-parts":[[2025]]},"page":"105026","publisher":"Elsevier","title":"Robot localization aided by quantum algorithms","type":"article-journal","volume":"192"}}],"isEdited":false,"manualOverride":{"citeprocText":"(Chella et al. 2022; Antero et al. 2025)","isManuallyOverridden":false,"manualOverrideText":""},"mendeley":{"formattedCitation":"(Chella et al. 2022; Antero et al. 2025)","plainTextFormattedCitation":"(Chella et al. 2022; Antero et al. 2025)","previouslyFormattedCitation":"(Chella et al. 2022; Antero et al. 2025)"},"properties":{"noteIndex":0},"schema":"https://github.com/citation-style-language/schema/raw/master/csl-citation.json"}</w:instrText>
+        <w:instrText xml:space="preserve">ADDIN CSL_CITATION {"citationID":"MENDELEY_CITATION_307","citationItems":[{"id":"ITEM-306","isTemporary":false,"itemData":{"DOI":"10.3390/math10142475","author":[{"family":"Chella","given":"Antonio"},{"family":"Gaglio","given":"Salvatore"},{"family":"Pilato","given":"Giovanni"},{"family":"Vella","given":"Filippo"},{"family":"Zammuto","given":"Salvatore"}],"container-title":"Mathematics","id":"Chella2022","issue":"14","issued":{"date-parts":[[2022]]},"page":"2475","publisher":"MDPI","title":"A quantum planner for robot motion","type":"article-journal","volume":"10"}},{"id":"ITEM-307","isTemporary":false,"itemData":{"DOI":"10.1016/j.robot.2025.105026","author":[{"family":"Antero","given":"Unai"},{"family":"Sierra","given":"Basilio"},{"family":"Oñativia","given":"Jon"},{"family":"Ruiz","given":"Alejandra"},{"family":"Osaba","given":"Eneko"}],"container-title":"Robotics and Autonomous Systems","id":"Antero2025","issued":{"date-parts":[[2025]]},"page":"105026","publisher":"Elsevier","title":"Robot localization aided by quantum algorithms","type":"article-journal","volume":"192"}}],"isEdited":false,"manualOverride":{"citeprocText":"(Chella et al. 2022; Antero et al. 2025)","isManuallyOverridden":false,"manualOverrideText":""},"mendeley":{"formattedCitation":"(Chella et al. 2022; Antero et al. 2025)","plainTextFormattedCitation":"(Chella et al. 2022; Antero et al. 2025)","previouslyFormattedCitation":"(Chella et al. 2022; Antero et al. 2025)"},"properties":{"noteIndex":0},"schema":"https://github.com/citation-style-language/schema/raw/master/csl-citation.json"}</w:instrText>
       </w:r>
       <w:r>
         <w:fldChar w:fldCharType="separate"/>
@@ -13195,8 +13660,8 @@
         <w:t xml:space="preserve">.</w:t>
       </w:r>
     </w:p>
-    <w:bookmarkEnd w:id="90"/>
-    <w:bookmarkStart w:id="91" w:name="size-weight-power-and-cooling."/>
+    <w:bookmarkEnd w:id="92"/>
+    <w:bookmarkStart w:id="93" w:name="size-weight-power-and-cooling."/>
     <w:p>
       <w:pPr>
         <w:pStyle w:val="Heading4"/>
@@ -13225,7 +13690,7 @@
         <w:fldChar w:fldCharType="begin"/>
       </w:r>
       <w:r>
-        <w:instrText xml:space="preserve">ADDIN CSL_CITATION {"citationID":"MENDELEY_CITATION_290","citationItems":[{"id":"ITEM-289","isTemporary":false,"itemData":{"DOI":"10.1146/annurev-conmatphys-031119-050605","author":[{"family":"Kjaergaard","given":"Morten"},{"family":"Schwartz","given":"Mollie E."},{"family":"Braumüller","given":"Jochen"},{"family":"Krantz","given":"Philip"},{"family":"Wang","given":"Joel I.-J."},{"family":"Gustavsson","given":"Simon"},{"family":"Oliver","given":"William D."}],"container-title":"Annual Review of Condensed Matter Physics","id":"Kjaergaard2020","issued":{"date-parts":[[2020]]},"page":"369-395","publisher":"Annual Reviews","title":"Superconducting qubits: Current state of play","title-short":"Superconducting qubits","type":"article-journal","volume":"11"}},{"id":"ITEM-290","isTemporary":false,"itemData":{"DOI":"10.1098/rsta.2024.0139","author":[{"family":"Mannone","given":"Maria"},{"family":"Seidita","given":"Valeria"},{"family":"Chella","given":"Antonio"}],"container-title":"Philosophical Transactions of the Royal Society A: Mathematical, Physical and Engineering Sciences","id":"Mannone2025","issue":"2289","issued":{"date-parts":[[2025]]},"page":"20240139","title":"Quantum computing for swarm robotics: A local-to-global approach","title-short":"Quantum computing for swarm robotics","type":"article-journal","volume":"383"}}],"isEdited":false,"manualOverride":{"citeprocText":"(Kjaergaard et al. 2020; Mannone, Seidita, and Chella 2025)","isManuallyOverridden":false,"manualOverrideText":""},"mendeley":{"formattedCitation":"(Kjaergaard et al. 2020; Mannone, Seidita, and Chella 2025)","plainTextFormattedCitation":"(Kjaergaard et al. 2020; Mannone, Seidita, and Chella 2025)","previouslyFormattedCitation":"(Kjaergaard et al. 2020; Mannone, Seidita, and Chella 2025)"},"properties":{"noteIndex":0},"schema":"https://github.com/citation-style-language/schema/raw/master/csl-citation.json"}</w:instrText>
+        <w:instrText xml:space="preserve">ADDIN CSL_CITATION {"citationID":"MENDELEY_CITATION_309","citationItems":[{"id":"ITEM-308","isTemporary":false,"itemData":{"DOI":"10.1146/annurev-conmatphys-031119-050605","author":[{"family":"Kjaergaard","given":"Morten"},{"family":"Schwartz","given":"Mollie E."},{"family":"Braumüller","given":"Jochen"},{"family":"Krantz","given":"Philip"},{"family":"Wang","given":"Joel I.-J."},{"family":"Gustavsson","given":"Simon"},{"family":"Oliver","given":"William D."}],"container-title":"Annual Review of Condensed Matter Physics","id":"Kjaergaard2020","issued":{"date-parts":[[2020]]},"page":"369-395","publisher":"Annual Reviews","title":"Superconducting qubits: Current state of play","title-short":"Superconducting qubits","type":"article-journal","volume":"11"}},{"id":"ITEM-309","isTemporary":false,"itemData":{"DOI":"10.1098/rsta.2024.0139","author":[{"family":"Mannone","given":"Maria"},{"family":"Seidita","given":"Valeria"},{"family":"Chella","given":"Antonio"}],"container-title":"Philosophical Transactions of the Royal Society A: Mathematical, Physical and Engineering Sciences","id":"Mannone2025","issue":"2289","issued":{"date-parts":[[2025]]},"page":"20240139","title":"Quantum computing for swarm robotics: A local-to-global approach","title-short":"Quantum computing for swarm robotics","type":"article-journal","volume":"383"}}],"isEdited":false,"manualOverride":{"citeprocText":"(Kjaergaard et al. 2020; Mannone, Seidita, and Chella 2025)","isManuallyOverridden":false,"manualOverrideText":""},"mendeley":{"formattedCitation":"(Kjaergaard et al. 2020; Mannone, Seidita, and Chella 2025)","plainTextFormattedCitation":"(Kjaergaard et al. 2020; Mannone, Seidita, and Chella 2025)","previouslyFormattedCitation":"(Kjaergaard et al. 2020; Mannone, Seidita, and Chella 2025)"},"properties":{"noteIndex":0},"schema":"https://github.com/citation-style-language/schema/raw/master/csl-citation.json"}</w:instrText>
       </w:r>
       <w:r>
         <w:fldChar w:fldCharType="separate"/>
@@ -13243,7 +13708,7 @@
         <w:fldChar w:fldCharType="begin"/>
       </w:r>
       <w:r>
-        <w:instrText xml:space="preserve">ADDIN CSL_CITATION {"citationID":"MENDELEY_CITATION_291","citationItems":[{"id":"ITEM-291","isTemporary":false,"itemData":{"DOI":"10.1038/s42254-019-0117-4","author":[{"family":"Bongs","given":"Kai"},{"family":"Holynski","given":"Michael"},{"family":"Vovrosh","given":"Jamie"},{"family":"Bouyer","given":"Philippe"},{"family":"Condon","given":"Gabriel"},{"family":"Rasel","given":"Ernst"},{"family":"Schubert","given":"Christian"},{"family":"Schleich","given":"Wolfgang P."},{"family":"Roura","given":"Albert"}],"container-title":"Nature Reviews Physics","id":"Bongs2019","issue":"12","issued":{"date-parts":[[2019]]},"page":"731-739","publisher":"Nature Publishing Group","title":"Taking atom interferometric quantum sensors from the laboratory to real-world applications","type":"article-journal","volume":"1"}}],"isEdited":false,"manualOverride":{"citeprocText":"(Bongs et al. 2019)","isManuallyOverridden":false,"manualOverrideText":""},"mendeley":{"formattedCitation":"(Bongs et al. 2019)","plainTextFormattedCitation":"(Bongs et al. 2019)","previouslyFormattedCitation":"(Bongs et al. 2019)"},"properties":{"noteIndex":0},"schema":"https://github.com/citation-style-language/schema/raw/master/csl-citation.json"}</w:instrText>
+        <w:instrText xml:space="preserve">ADDIN CSL_CITATION {"citationID":"MENDELEY_CITATION_310","citationItems":[{"id":"ITEM-310","isTemporary":false,"itemData":{"DOI":"10.1038/s42254-019-0117-4","author":[{"family":"Bongs","given":"Kai"},{"family":"Holynski","given":"Michael"},{"family":"Vovrosh","given":"Jamie"},{"family":"Bouyer","given":"Philippe"},{"family":"Condon","given":"Gabriel"},{"family":"Rasel","given":"Ernst"},{"family":"Schubert","given":"Christian"},{"family":"Schleich","given":"Wolfgang P."},{"family":"Roura","given":"Albert"}],"container-title":"Nature Reviews Physics","id":"Bongs2019","issue":"12","issued":{"date-parts":[[2019]]},"page":"731-739","publisher":"Nature Publishing Group","title":"Taking atom interferometric quantum sensors from the laboratory to real-world applications","type":"article-journal","volume":"1"}}],"isEdited":false,"manualOverride":{"citeprocText":"(Bongs et al. 2019)","isManuallyOverridden":false,"manualOverrideText":""},"mendeley":{"formattedCitation":"(Bongs et al. 2019)","plainTextFormattedCitation":"(Bongs et al. 2019)","previouslyFormattedCitation":"(Bongs et al. 2019)"},"properties":{"noteIndex":0},"schema":"https://github.com/citation-style-language/schema/raw/master/csl-citation.json"}</w:instrText>
       </w:r>
       <w:r>
         <w:fldChar w:fldCharType="separate"/>
@@ -13258,8 +13723,8 @@
         <w:t xml:space="preserve">.</w:t>
       </w:r>
     </w:p>
-    <w:bookmarkEnd w:id="91"/>
-    <w:bookmarkStart w:id="92" w:name="evidence-level.-1"/>
+    <w:bookmarkEnd w:id="93"/>
+    <w:bookmarkStart w:id="94" w:name="evidence-level.-1"/>
     <w:p>
       <w:pPr>
         <w:pStyle w:val="Heading4"/>
@@ -13288,7 +13753,7 @@
         <w:fldChar w:fldCharType="begin"/>
       </w:r>
       <w:r>
-        <w:instrText xml:space="preserve">ADDIN CSL_CITATION {"citationID":"MENDELEY_CITATION_292","citationItems":[{"id":"ITEM-292","isTemporary":false,"itemData":{"DOI":"10.1098/rsta.2024.0139","author":[{"family":"Mannone","given":"Maria"},{"family":"Seidita","given":"Valeria"},{"family":"Chella","given":"Antonio"}],"container-title":"Philosophical Transactions of the Royal Society A: Mathematical, Physical and Engineering Sciences","id":"Mannone2025","issue":"2289","issued":{"date-parts":[[2025]]},"page":"20240139","title":"Quantum computing for swarm robotics: A local-to-global approach","title-short":"Quantum computing for swarm robotics","type":"article-journal","volume":"383"}}],"isEdited":false,"manualOverride":{"citeprocText":"(Mannone, Seidita, and Chella 2025)","isManuallyOverridden":false,"manualOverrideText":""},"mendeley":{"formattedCitation":"(Mannone, Seidita, and Chella 2025)","plainTextFormattedCitation":"(Mannone, Seidita, and Chella 2025)","previouslyFormattedCitation":"(Mannone, Seidita, and Chella 2025)"},"properties":{"noteIndex":0},"schema":"https://github.com/citation-style-language/schema/raw/master/csl-citation.json"}</w:instrText>
+        <w:instrText xml:space="preserve">ADDIN CSL_CITATION {"citationID":"MENDELEY_CITATION_311","citationItems":[{"id":"ITEM-311","isTemporary":false,"itemData":{"DOI":"10.1098/rsta.2024.0139","author":[{"family":"Mannone","given":"Maria"},{"family":"Seidita","given":"Valeria"},{"family":"Chella","given":"Antonio"}],"container-title":"Philosophical Transactions of the Royal Society A: Mathematical, Physical and Engineering Sciences","id":"Mannone2025","issue":"2289","issued":{"date-parts":[[2025]]},"page":"20240139","title":"Quantum computing for swarm robotics: A local-to-global approach","title-short":"Quantum computing for swarm robotics","type":"article-journal","volume":"383"}}],"isEdited":false,"manualOverride":{"citeprocText":"(Mannone, Seidita, and Chella 2025)","isManuallyOverridden":false,"manualOverrideText":""},"mendeley":{"formattedCitation":"(Mannone, Seidita, and Chella 2025)","plainTextFormattedCitation":"(Mannone, Seidita, and Chella 2025)","previouslyFormattedCitation":"(Mannone, Seidita, and Chella 2025)"},"properties":{"noteIndex":0},"schema":"https://github.com/citation-style-language/schema/raw/master/csl-citation.json"}</w:instrText>
       </w:r>
       <w:r>
         <w:fldChar w:fldCharType="separate"/>
@@ -13309,7 +13774,7 @@
         <w:fldChar w:fldCharType="begin"/>
       </w:r>
       <w:r>
-        <w:instrText xml:space="preserve">ADDIN CSL_CITATION {"citationID":"MENDELEY_CITATION_293","citationItems":[{"id":"ITEM-293","isTemporary":false,"itemData":{"DOI":"10.1007/s42484-024-00226-4","author":[{"family":"Sinha","given":"Akash"},{"family":"Macaluso","given":"Antonio"},{"family":"Klusch","given":"Matthias"}],"container-title":"Quantum Machine Intelligence","id":"Sinha2023","issued":{"date-parts":[[2025]]},"page":"19","publisher":"Springer","title":"Nav-Q: Quantum deep reinforcement learning for collision-free navigation of self-driving cars","title-short":"Nav-Q","type":"article-journal","volume":"7"}}],"isEdited":false,"manualOverride":{"citeprocText":"(Sinha, Macaluso, and Klusch 2025)","isManuallyOverridden":false,"manualOverrideText":""},"mendeley":{"formattedCitation":"(Sinha, Macaluso, and Klusch 2025)","plainTextFormattedCitation":"(Sinha, Macaluso, and Klusch 2025)","previouslyFormattedCitation":"(Sinha, Macaluso, and Klusch 2025)"},"properties":{"noteIndex":0},"schema":"https://github.com/citation-style-language/schema/raw/master/csl-citation.json"}</w:instrText>
+        <w:instrText xml:space="preserve">ADDIN CSL_CITATION {"citationID":"MENDELEY_CITATION_312","citationItems":[{"id":"ITEM-312","isTemporary":false,"itemData":{"DOI":"10.1007/s42484-024-00226-4","author":[{"family":"Sinha","given":"Akash"},{"family":"Macaluso","given":"Antonio"},{"family":"Klusch","given":"Matthias"}],"container-title":"Quantum Machine Intelligence","id":"Sinha2023","issued":{"date-parts":[[2025]]},"page":"19","publisher":"Springer","title":"Nav-Q: Quantum deep reinforcement learning for collision-free navigation of self-driving cars","title-short":"Nav-Q","type":"article-journal","volume":"7"}}],"isEdited":false,"manualOverride":{"citeprocText":"(Sinha, Macaluso, and Klusch 2025)","isManuallyOverridden":false,"manualOverrideText":""},"mendeley":{"formattedCitation":"(Sinha, Macaluso, and Klusch 2025)","plainTextFormattedCitation":"(Sinha, Macaluso, and Klusch 2025)","previouslyFormattedCitation":"(Sinha, Macaluso, and Klusch 2025)"},"properties":{"noteIndex":0},"schema":"https://github.com/citation-style-language/schema/raw/master/csl-citation.json"}</w:instrText>
       </w:r>
       <w:r>
         <w:fldChar w:fldCharType="separate"/>
@@ -13321,11 +13786,47 @@
         <w:fldChar w:fldCharType="end"/>
       </w:r>
       <w:r>
-        <w:t xml:space="preserve">. No study reports a measured end-to-end latency budget for a robot that uses a QPU in operation.</w:t>
-      </w:r>
-    </w:p>
-    <w:bookmarkEnd w:id="92"/>
-    <w:bookmarkStart w:id="93" w:name="the-latency-problem."/>
+        <w:t xml:space="preserve">. Two cart-pole studies give the first measured latency budgets: a cloud QPU took seconds per decision where the control loop needed milliseconds </w:t>
+      </w:r>
+      <w:r>
+        <w:fldChar w:fldCharType="begin"/>
+      </w:r>
+      <w:r>
+        <w:instrText xml:space="preserve">ADDIN CSL_CITATION {"citationID":"MENDELEY_CITATION_313","citationItems":[{"id":"ITEM-313","isTemporary":false,"itemData":{"URL":"https://arxiv.org/abs/2508.01690","author":[{"family":"Sun","given":"Yize"},{"family":"Hagog","given":"Mohamad"},{"family":"Weber","given":"Marc"},{"family":"Hein","given":"Daniel"},{"family":"Udluft","given":"Steffen"},{"family":"Tresp","given":"Volker"},{"family":"Ma","given":"Yunpu"}],"id":"Sun2025","issued":{"date-parts":[[2025]]},"note":"QML@QCE 2025 workshop","title":"First experience with real-time control using simulated VQC-based quantum policies","type":""}}],"isEdited":false,"manualOverride":{"citeprocText":"(Sun et al. 2025)","isManuallyOverridden":false,"manualOverrideText":""},"mendeley":{"formattedCitation":"(Sun et al. 2025)","plainTextFormattedCitation":"(Sun et al. 2025)","previouslyFormattedCitation":"(Sun et al. 2025)"},"properties":{"noteIndex":0},"schema":"https://github.com/citation-style-language/schema/raw/master/csl-citation.json"}</w:instrText>
+      </w:r>
+      <w:r>
+        <w:fldChar w:fldCharType="separate"/>
+      </w:r>
+      <w:r>
+        <w:t xml:space="preserve">(Sun et al. 2025)</w:t>
+      </w:r>
+      <w:r>
+        <w:fldChar w:fldCharType="end"/>
+      </w:r>
+      <w:r>
+        <w:t xml:space="preserve">, and direct programming of the control electronics sped up on-premise execution by more than an order of magnitude without yet reaching closed-loop rates </w:t>
+      </w:r>
+      <w:r>
+        <w:fldChar w:fldCharType="begin"/>
+      </w:r>
+      <w:r>
+        <w:instrText xml:space="preserve">ADDIN CSL_CITATION {"citationID":"MENDELEY_CITATION_314","citationItems":[{"id":"ITEM-314","isTemporary":false,"itemData":{"URL":"https://arxiv.org/abs/2605.01716","author":[{"family":"Ngo","given":"Nguyen Truong Thu"},{"family":"Mehtola","given":"Väinö"},{"family":"Lenssen","given":"Jérome"},{"family":"Wang","given":"Peiyong"},{"family":"Cosco","given":"Francesco"},{"family":"Lu","given":"Tien-Fu"},{"family":"Quach","given":"James Q."}],"id":"Ngo2026","issued":{"date-parts":[[2026]]},"title":"Towards real-time control of a CartPole system on a quantum computer","type":""}}],"isEdited":false,"manualOverride":{"citeprocText":"(Ngo et al. 2026)","isManuallyOverridden":false,"manualOverrideText":""},"mendeley":{"formattedCitation":"(Ngo et al. 2026)","plainTextFormattedCitation":"(Ngo et al. 2026)","previouslyFormattedCitation":"(Ngo et al. 2026)"},"properties":{"noteIndex":0},"schema":"https://github.com/citation-style-language/schema/raw/master/csl-citation.json"}</w:instrText>
+      </w:r>
+      <w:r>
+        <w:fldChar w:fldCharType="separate"/>
+      </w:r>
+      <w:r>
+        <w:t xml:space="preserve">(Ngo et al. 2026)</w:t>
+      </w:r>
+      <w:r>
+        <w:fldChar w:fldCharType="end"/>
+      </w:r>
+      <w:r>
+        <w:t xml:space="preserve">.</w:t>
+      </w:r>
+    </w:p>
+    <w:bookmarkEnd w:id="94"/>
+    <w:bookmarkStart w:id="95" w:name="the-latency-problem."/>
     <w:p>
       <w:pPr>
         <w:pStyle w:val="Heading4"/>
@@ -13351,10 +13852,10 @@
         <w:t xml:space="preserve">Even with more and better qubits, a remotely accessed, shared, cryogenic processor cannot sit inside a millisecond-scale control loop; this constraint is architectural, not only technological. The most promising near-term architecture keeps the QPU out of the real-time loop and uses it for training, for periodic fleet-level optimization with classical fallbacks, or for sensing.</w:t>
       </w:r>
     </w:p>
-    <w:bookmarkEnd w:id="93"/>
-    <w:bookmarkEnd w:id="94"/>
     <w:bookmarkEnd w:id="95"/>
-    <w:bookmarkStart w:id="100" w:name="sec:cognition"/>
+    <w:bookmarkEnd w:id="96"/>
+    <w:bookmarkEnd w:id="97"/>
+    <w:bookmarkStart w:id="102" w:name="sec:cognition"/>
     <w:p>
       <w:pPr>
         <w:pStyle w:val="Heading1"/>
@@ -13372,7 +13873,7 @@
         <w:t xml:space="preserve">Quantum Cognition for Robot Decision-Making</w:t>
       </w:r>
     </w:p>
-    <w:bookmarkStart w:id="96" w:name="sec:cog-formalism"/>
+    <w:bookmarkStart w:id="98" w:name="sec:cog-formalism"/>
     <w:p>
       <w:pPr>
         <w:pStyle w:val="Heading2"/>
@@ -13401,7 +13902,7 @@
         <w:fldChar w:fldCharType="begin"/>
       </w:r>
       <w:r>
-        <w:instrText xml:space="preserve">ADDIN CSL_CITATION {"citationID":"MENDELEY_CITATION_294","citationItems":[{"id":"ITEM-294","isTemporary":false,"itemData":{"DOI":"10.1017/S0140525X12001525","author":[{"family":"Pothos","given":"Emmanuel M."},{"family":"Busemeyer","given":"Jerome R."}],"container-title":"Behavioral and Brain Sciences","id":"Pothos2013","issue":"3","issued":{"date-parts":[[2013]]},"page":"255-274","publisher":"Cambridge University Press","title":"Can quantum probability provide a new direction for cognitive modeling?","type":"article-journal","volume":"36"}}],"isEdited":false,"manualOverride":{"citeprocText":"(Pothos and Busemeyer 2013)","isManuallyOverridden":false,"manualOverrideText":""},"mendeley":{"formattedCitation":"(Pothos and Busemeyer 2013)","plainTextFormattedCitation":"(Pothos and Busemeyer 2013)","previouslyFormattedCitation":"(Pothos and Busemeyer 2013)"},"properties":{"noteIndex":0},"schema":"https://github.com/citation-style-language/schema/raw/master/csl-citation.json"}</w:instrText>
+        <w:instrText xml:space="preserve">ADDIN CSL_CITATION {"citationID":"MENDELEY_CITATION_315","citationItems":[{"id":"ITEM-315","isTemporary":false,"itemData":{"DOI":"10.1017/S0140525X12001525","author":[{"family":"Pothos","given":"Emmanuel M."},{"family":"Busemeyer","given":"Jerome R."}],"container-title":"Behavioral and Brain Sciences","id":"Pothos2013","issue":"3","issued":{"date-parts":[[2013]]},"page":"255-274","publisher":"Cambridge University Press","title":"Can quantum probability provide a new direction for cognitive modeling?","type":"article-journal","volume":"36"}}],"isEdited":false,"manualOverride":{"citeprocText":"(Pothos and Busemeyer 2013)","isManuallyOverridden":false,"manualOverrideText":""},"mendeley":{"formattedCitation":"(Pothos and Busemeyer 2013)","plainTextFormattedCitation":"(Pothos and Busemeyer 2013)","previouslyFormattedCitation":"(Pothos and Busemeyer 2013)"},"properties":{"noteIndex":0},"schema":"https://github.com/citation-style-language/schema/raw/master/csl-citation.json"}</w:instrText>
       </w:r>
       <w:r>
         <w:fldChar w:fldCharType="separate"/>
@@ -13419,7 +13920,7 @@
         <w:fldChar w:fldCharType="begin"/>
       </w:r>
       <w:r>
-        <w:instrText xml:space="preserve">ADDIN CSL_CITATION {"citationID":"MENDELEY_CITATION_296","citationItems":[{"id":"ITEM-295","isTemporary":false,"itemData":{"DOI":"10.1016/S0004-3702(98)00023-X","author":[{"family":"Kaelbling","given":"Leslie Pack"},{"family":"Littman","given":"Michael L."},{"family":"Cassandra","given":"Anthony R."}],"container-title":"Artificial Intelligence","id":"Kaelbling1998","issue":"1–2","issued":{"date-parts":[[1998]]},"page":"99-134","title":"Planning and acting in partially observable stochastic domains","type":"article-journal","volume":"101"}},{"id":"ITEM-296","isTemporary":false,"itemData":{"DOI":"10.1146/annurev-control-042920-092451","author":[{"family":"Kurniawati","given":"Hanna"}],"container-title":"Annual Review of Control, Robotics, and Autonomous Systems","id":"Kurniawati2022","issued":{"date-parts":[[2022]]},"page":"253-277","publisher":"Annual Reviews","title":"Partially observable Markov decision processes and robotics","type":"article-journal","volume":"5"}}],"isEdited":false,"manualOverride":{"citeprocText":"(Kaelbling, Littman, and Cassandra 1998; Kurniawati 2022)","isManuallyOverridden":false,"manualOverrideText":""},"mendeley":{"formattedCitation":"(Kaelbling, Littman, and Cassandra 1998; Kurniawati 2022)","plainTextFormattedCitation":"(Kaelbling, Littman, and Cassandra 1998; Kurniawati 2022)","previouslyFormattedCitation":"(Kaelbling, Littman, and Cassandra 1998; Kurniawati 2022)"},"properties":{"noteIndex":0},"schema":"https://github.com/citation-style-language/schema/raw/master/csl-citation.json"}</w:instrText>
+        <w:instrText xml:space="preserve">ADDIN CSL_CITATION {"citationID":"MENDELEY_CITATION_317","citationItems":[{"id":"ITEM-316","isTemporary":false,"itemData":{"DOI":"10.1016/S0004-3702(98)00023-X","author":[{"family":"Kaelbling","given":"Leslie Pack"},{"family":"Littman","given":"Michael L."},{"family":"Cassandra","given":"Anthony R."}],"container-title":"Artificial Intelligence","id":"Kaelbling1998","issue":"1–2","issued":{"date-parts":[[1998]]},"page":"99-134","title":"Planning and acting in partially observable stochastic domains","type":"article-journal","volume":"101"}},{"id":"ITEM-317","isTemporary":false,"itemData":{"DOI":"10.1146/annurev-control-042920-092451","author":[{"family":"Kurniawati","given":"Hanna"}],"container-title":"Annual Review of Control, Robotics, and Autonomous Systems","id":"Kurniawati2022","issued":{"date-parts":[[2022]]},"page":"253-277","publisher":"Annual Reviews","title":"Partially observable Markov decision processes and robotics","type":"article-journal","volume":"5"}}],"isEdited":false,"manualOverride":{"citeprocText":"(Kaelbling, Littman, and Cassandra 1998; Kurniawati 2022)","isManuallyOverridden":false,"manualOverrideText":""},"mendeley":{"formattedCitation":"(Kaelbling, Littman, and Cassandra 1998; Kurniawati 2022)","plainTextFormattedCitation":"(Kaelbling, Littman, and Cassandra 1998; Kurniawati 2022)","previouslyFormattedCitation":"(Kaelbling, Littman, and Cassandra 1998; Kurniawati 2022)"},"properties":{"noteIndex":0},"schema":"https://github.com/citation-style-language/schema/raw/master/csl-citation.json"}</w:instrText>
       </w:r>
       <w:r>
         <w:fldChar w:fldCharType="separate"/>
@@ -13440,7 +13941,7 @@
         <w:fldChar w:fldCharType="begin"/>
       </w:r>
       <w:r>
-        <w:instrText xml:space="preserve">ADDIN CSL_CITATION {"citationID":"MENDELEY_CITATION_297","citationItems":[{"id":"ITEM-297","isTemporary":false,"itemData":{"DOI":"10.1037/0033-295X.100.3.432","author":[{"family":"Busemeyer","given":"Jerome R."},{"family":"Townsend","given":"James T."}],"container-title":"Psychological Review","id":"Busemeyer1993","issue":"3","issued":{"date-parts":[[1993]]},"page":"432-459","publisher":"American Psychological Association","title":"Decision field theory: A dynamic-cognitive approach to decision making in an uncertain environment","title-short":"Decision field theory","type":"article-journal","volume":"100"}}],"isEdited":false,"manualOverride":{"citeprocText":"(Busemeyer and Townsend 1993)","isManuallyOverridden":false,"manualOverrideText":""},"mendeley":{"formattedCitation":"(Busemeyer and Townsend 1993)","plainTextFormattedCitation":"(Busemeyer and Townsend 1993)","previouslyFormattedCitation":"(Busemeyer and Townsend 1993)"},"properties":{"noteIndex":0},"schema":"https://github.com/citation-style-language/schema/raw/master/csl-citation.json"}</w:instrText>
+        <w:instrText xml:space="preserve">ADDIN CSL_CITATION {"citationID":"MENDELEY_CITATION_318","citationItems":[{"id":"ITEM-318","isTemporary":false,"itemData":{"DOI":"10.1037/0033-295X.100.3.432","author":[{"family":"Busemeyer","given":"Jerome R."},{"family":"Townsend","given":"James T."}],"container-title":"Psychological Review","id":"Busemeyer1993","issue":"3","issued":{"date-parts":[[1993]]},"page":"432-459","publisher":"American Psychological Association","title":"Decision field theory: A dynamic-cognitive approach to decision making in an uncertain environment","title-short":"Decision field theory","type":"article-journal","volume":"100"}}],"isEdited":false,"manualOverride":{"citeprocText":"(Busemeyer and Townsend 1993)","isManuallyOverridden":false,"manualOverrideText":""},"mendeley":{"formattedCitation":"(Busemeyer and Townsend 1993)","plainTextFormattedCitation":"(Busemeyer and Townsend 1993)","previouslyFormattedCitation":"(Busemeyer and Townsend 1993)"},"properties":{"noteIndex":0},"schema":"https://github.com/citation-style-language/schema/raw/master/csl-citation.json"}</w:instrText>
       </w:r>
       <w:r>
         <w:fldChar w:fldCharType="separate"/>
@@ -13473,7 +13974,7 @@
         <w:fldChar w:fldCharType="begin"/>
       </w:r>
       <w:r>
-        <w:instrText xml:space="preserve">ADDIN CSL_CITATION {"citationID":"MENDELEY_CITATION_298","citationItems":[{"id":"ITEM-298","isTemporary":false,"itemData":{"DOI":"10.1017/CBO9780511997716","author":[{"family":"Busemeyer","given":"Jerome R."},{"family":"Bruza","given":"Peter D."}],"id":"Busemeyer2012","issued":{"date-parts":[[2012]]},"publisher":"Cambridge University Press","publisher-place":"Cambridge, UK","title":"Quantum models of cognition and decision","type":"book"}}],"isEdited":false,"manualOverride":{"citeprocText":"(Busemeyer and Bruza 2012)","isManuallyOverridden":false,"manualOverrideText":""},"mendeley":{"formattedCitation":"(Busemeyer and Bruza 2012)","plainTextFormattedCitation":"(Busemeyer and Bruza 2012)","previouslyFormattedCitation":"(Busemeyer and Bruza 2012)"},"properties":{"noteIndex":0},"schema":"https://github.com/citation-style-language/schema/raw/master/csl-citation.json"}</w:instrText>
+        <w:instrText xml:space="preserve">ADDIN CSL_CITATION {"citationID":"MENDELEY_CITATION_319","citationItems":[{"id":"ITEM-319","isTemporary":false,"itemData":{"DOI":"10.1017/CBO9780511997716","author":[{"family":"Busemeyer","given":"Jerome R."},{"family":"Bruza","given":"Peter D."}],"id":"Busemeyer2012","issued":{"date-parts":[[2012]]},"publisher":"Cambridge University Press","publisher-place":"Cambridge, UK","title":"Quantum models of cognition and decision","type":"book"}}],"isEdited":false,"manualOverride":{"citeprocText":"(Busemeyer and Bruza 2012)","isManuallyOverridden":false,"manualOverrideText":""},"mendeley":{"formattedCitation":"(Busemeyer and Bruza 2012)","plainTextFormattedCitation":"(Busemeyer and Bruza 2012)","previouslyFormattedCitation":"(Busemeyer and Bruza 2012)"},"properties":{"noteIndex":0},"schema":"https://github.com/citation-style-language/schema/raw/master/csl-citation.json"}</w:instrText>
       </w:r>
       <w:r>
         <w:fldChar w:fldCharType="separate"/>
@@ -13689,7 +14190,7 @@
         <w:fldChar w:fldCharType="begin"/>
       </w:r>
       <w:r>
-        <w:instrText xml:space="preserve">ADDIN CSL_CITATION {"citationID":"MENDELEY_CITATION_300","citationItems":[{"id":"ITEM-299","isTemporary":false,"itemData":{"DOI":"10.1017/S0140525X12001525","author":[{"family":"Pothos","given":"Emmanuel M."},{"family":"Busemeyer","given":"Jerome R."}],"container-title":"Behavioral and Brain Sciences","id":"Pothos2013","issue":"3","issued":{"date-parts":[[2013]]},"page":"255-274","publisher":"Cambridge University Press","title":"Can quantum probability provide a new direction for cognitive modeling?","type":"article-journal","volume":"36"}},{"id":"ITEM-300","isTemporary":false,"itemData":{"DOI":"10.1146/annurev-psych-033020-123501","author":[{"family":"Pothos","given":"Emmanuel M."},{"family":"Busemeyer","given":"Jerome R."}],"container-title":"Annual Review of Psychology","id":"Pothos2022","issue":"1","issued":{"date-parts":[[2022]]},"page":"749-778","publisher":"Annual Reviews","title":"Quantum cognition","type":"article-journal","volume":"73"}}],"isEdited":false,"manualOverride":{"citeprocText":"(Pothos and Busemeyer 2013, 2022)","isManuallyOverridden":false,"manualOverrideText":""},"mendeley":{"formattedCitation":"(Pothos and Busemeyer 2013, 2022)","plainTextFormattedCitation":"(Pothos and Busemeyer 2013, 2022)","previouslyFormattedCitation":"(Pothos and Busemeyer 2013, 2022)"},"properties":{"noteIndex":0},"schema":"https://github.com/citation-style-language/schema/raw/master/csl-citation.json"}</w:instrText>
+        <w:instrText xml:space="preserve">ADDIN CSL_CITATION {"citationID":"MENDELEY_CITATION_321","citationItems":[{"id":"ITEM-320","isTemporary":false,"itemData":{"DOI":"10.1017/S0140525X12001525","author":[{"family":"Pothos","given":"Emmanuel M."},{"family":"Busemeyer","given":"Jerome R."}],"container-title":"Behavioral and Brain Sciences","id":"Pothos2013","issue":"3","issued":{"date-parts":[[2013]]},"page":"255-274","publisher":"Cambridge University Press","title":"Can quantum probability provide a new direction for cognitive modeling?","type":"article-journal","volume":"36"}},{"id":"ITEM-321","isTemporary":false,"itemData":{"DOI":"10.1146/annurev-psych-033020-123501","author":[{"family":"Pothos","given":"Emmanuel M."},{"family":"Busemeyer","given":"Jerome R."}],"container-title":"Annual Review of Psychology","id":"Pothos2022","issue":"1","issued":{"date-parts":[[2022]]},"page":"749-778","publisher":"Annual Reviews","title":"Quantum cognition","type":"article-journal","volume":"73"}}],"isEdited":false,"manualOverride":{"citeprocText":"(Pothos and Busemeyer 2013, 2022)","isManuallyOverridden":false,"manualOverrideText":""},"mendeley":{"formattedCitation":"(Pothos and Busemeyer 2013, 2022)","plainTextFormattedCitation":"(Pothos and Busemeyer 2013, 2022)","previouslyFormattedCitation":"(Pothos and Busemeyer 2013, 2022)"},"properties":{"noteIndex":0},"schema":"https://github.com/citation-style-language/schema/raw/master/csl-citation.json"}</w:instrText>
       </w:r>
       <w:r>
         <w:fldChar w:fldCharType="separate"/>
@@ -13707,7 +14208,7 @@
         <w:fldChar w:fldCharType="begin"/>
       </w:r>
       <w:r>
-        <w:instrText xml:space="preserve">ADDIN CSL_CITATION {"citationID":"MENDELEY_CITATION_301","citationItems":[{"id":"ITEM-301","isTemporary":false,"itemData":{"DOI":"10.1017/CBO9780511997716","author":[{"family":"Busemeyer","given":"Jerome R."},{"family":"Bruza","given":"Peter D."}],"id":"Busemeyer2012","issued":{"date-parts":[[2012]]},"publisher":"Cambridge University Press","publisher-place":"Cambridge, UK","title":"Quantum models of cognition and decision","type":"book"}}],"isEdited":false,"manualOverride":{"citeprocText":"(Busemeyer and Bruza 2012)","isManuallyOverridden":false,"manualOverrideText":""},"mendeley":{"formattedCitation":"(Busemeyer and Bruza 2012)","plainTextFormattedCitation":"(Busemeyer and Bruza 2012)","previouslyFormattedCitation":"(Busemeyer and Bruza 2012)"},"properties":{"noteIndex":0},"schema":"https://github.com/citation-style-language/schema/raw/master/csl-citation.json"}</w:instrText>
+        <w:instrText xml:space="preserve">ADDIN CSL_CITATION {"citationID":"MENDELEY_CITATION_322","citationItems":[{"id":"ITEM-322","isTemporary":false,"itemData":{"DOI":"10.1017/CBO9780511997716","author":[{"family":"Busemeyer","given":"Jerome R."},{"family":"Bruza","given":"Peter D."}],"id":"Busemeyer2012","issued":{"date-parts":[[2012]]},"publisher":"Cambridge University Press","publisher-place":"Cambridge, UK","title":"Quantum models of cognition and decision","type":"book"}}],"isEdited":false,"manualOverride":{"citeprocText":"(Busemeyer and Bruza 2012)","isManuallyOverridden":false,"manualOverrideText":""},"mendeley":{"formattedCitation":"(Busemeyer and Bruza 2012)","plainTextFormattedCitation":"(Busemeyer and Bruza 2012)","previouslyFormattedCitation":"(Busemeyer and Bruza 2012)"},"properties":{"noteIndex":0},"schema":"https://github.com/citation-style-language/schema/raw/master/csl-citation.json"}</w:instrText>
       </w:r>
       <w:r>
         <w:fldChar w:fldCharType="separate"/>
@@ -13725,7 +14226,7 @@
         <w:fldChar w:fldCharType="begin"/>
       </w:r>
       <w:r>
-        <w:instrText xml:space="preserve">ADDIN CSL_CITATION {"citationID":"MENDELEY_CITATION_302","citationItems":[{"id":"ITEM-302","isTemporary":false,"itemData":{"DOI":"10.1146/annurev-psych-033020-123501","author":[{"family":"Pothos","given":"Emmanuel M."},{"family":"Busemeyer","given":"Jerome R."}],"container-title":"Annual Review of Psychology","id":"Pothos2022","issue":"1","issued":{"date-parts":[[2022]]},"page":"749-778","publisher":"Annual Reviews","title":"Quantum cognition","type":"article-journal","volume":"73"}}],"isEdited":false,"manualOverride":{"citeprocText":"(Pothos and Busemeyer 2022)","isManuallyOverridden":false,"manualOverrideText":""},"mendeley":{"formattedCitation":"(Pothos and Busemeyer 2022)","plainTextFormattedCitation":"(Pothos and Busemeyer 2022)","previouslyFormattedCitation":"(Pothos and Busemeyer 2022)"},"properties":{"noteIndex":0},"schema":"https://github.com/citation-style-language/schema/raw/master/csl-citation.json"}</w:instrText>
+        <w:instrText xml:space="preserve">ADDIN CSL_CITATION {"citationID":"MENDELEY_CITATION_323","citationItems":[{"id":"ITEM-323","isTemporary":false,"itemData":{"DOI":"10.1146/annurev-psych-033020-123501","author":[{"family":"Pothos","given":"Emmanuel M."},{"family":"Busemeyer","given":"Jerome R."}],"container-title":"Annual Review of Psychology","id":"Pothos2022","issue":"1","issued":{"date-parts":[[2022]]},"page":"749-778","publisher":"Annual Reviews","title":"Quantum cognition","type":"article-journal","volume":"73"}}],"isEdited":false,"manualOverride":{"citeprocText":"(Pothos and Busemeyer 2022)","isManuallyOverridden":false,"manualOverrideText":""},"mendeley":{"formattedCitation":"(Pothos and Busemeyer 2022)","plainTextFormattedCitation":"(Pothos and Busemeyer 2022)","previouslyFormattedCitation":"(Pothos and Busemeyer 2022)"},"properties":{"noteIndex":0},"schema":"https://github.com/citation-style-language/schema/raw/master/csl-citation.json"}</w:instrText>
       </w:r>
       <w:r>
         <w:fldChar w:fldCharType="separate"/>
@@ -13740,8 +14241,8 @@
         <w:t xml:space="preserve">. For a robot, the same formalism can model how the sequence of its own observations, questions, or recommendations shifts a human partner’s likely response, which classical POMDP observation models do not capture.</w:t>
       </w:r>
     </w:p>
-    <w:bookmarkEnd w:id="96"/>
-    <w:bookmarkStart w:id="99" w:name="sec:cog-apps"/>
+    <w:bookmarkEnd w:id="98"/>
+    <w:bookmarkStart w:id="101" w:name="sec:cog-apps"/>
     <w:p>
       <w:pPr>
         <w:pStyle w:val="Heading2"/>
@@ -13767,7 +14268,7 @@
         <w:fldChar w:fldCharType="begin"/>
       </w:r>
       <w:r>
-        <w:instrText xml:space="preserve">ADDIN CSL_CITATION {"citationID":"MENDELEY_CITATION_303","citationItems":[{"id":"ITEM-303","isTemporary":false,"itemData":{"DOI":"10.3390/e25040548","author":[{"family":"Widdows","given":"Dominic"},{"family":"Rani","given":"Jyoti"},{"family":"Pothos","given":"Emmanuel M."}],"container-title":"Entropy","id":"Widdows2023","issue":"4","issued":{"date-parts":[[2023]]},"page":"548","publisher":"MDPI","title":"Quantum circuit components for cognitive decision-making","type":"article-journal","volume":"25"},"suppress-author":false}],"isEdited":false,"manualOverride":{"citeprocText":"Widdows, Rani, and Pothos (2023)","isManuallyOverridden":false,"manualOverrideText":""},"mendeley":{"formattedCitation":"Widdows, Rani, and Pothos (2023)","plainTextFormattedCitation":"Widdows, Rani, and Pothos (2023)","previouslyFormattedCitation":"Widdows, Rani, and Pothos (2023)"},"properties":{"noteIndex":0},"schema":"https://github.com/citation-style-language/schema/raw/master/csl-citation.json"}</w:instrText>
+        <w:instrText xml:space="preserve">ADDIN CSL_CITATION {"citationID":"MENDELEY_CITATION_324","citationItems":[{"id":"ITEM-324","isTemporary":false,"itemData":{"DOI":"10.3390/e25040548","author":[{"family":"Widdows","given":"Dominic"},{"family":"Rani","given":"Jyoti"},{"family":"Pothos","given":"Emmanuel M."}],"container-title":"Entropy","id":"Widdows2023","issue":"4","issued":{"date-parts":[[2023]]},"page":"548","publisher":"MDPI","title":"Quantum circuit components for cognitive decision-making","type":"article-journal","volume":"25"},"suppress-author":false}],"isEdited":false,"manualOverride":{"citeprocText":"Widdows, Rani, and Pothos (2023)","isManuallyOverridden":false,"manualOverrideText":""},"mendeley":{"formattedCitation":"Widdows, Rani, and Pothos (2023)","plainTextFormattedCitation":"Widdows, Rani, and Pothos (2023)","previouslyFormattedCitation":"Widdows, Rani, and Pothos (2023)"},"properties":{"noteIndex":0},"schema":"https://github.com/citation-style-language/schema/raw/master/csl-citation.json"}</w:instrText>
       </w:r>
       <w:r>
         <w:fldChar w:fldCharType="separate"/>
@@ -13791,7 +14292,7 @@
         <w:fldChar w:fldCharType="begin"/>
       </w:r>
       <w:r>
-        <w:instrText xml:space="preserve">ADDIN CSL_CITATION {"citationID":"MENDELEY_CITATION_304","citationItems":[{"id":"ITEM-304","isTemporary":false,"itemData":{"DOI":"10.3390/electronics10020100","author":[{"family":"Yan","given":"Fei"},{"family":"Iliyasu","given":"Abdullah M."},{"family":"Hirota","given":"Kaoru"}],"container-title":"Electronics","id":"Yan2021","issue":"2","issued":{"date-parts":[[2021]]},"page":"100","publisher":"MDPI","title":"Conceptual framework for quantum affective computing and its use in fusion of multi-robot emotions","type":"article-journal","volume":"10"},"suppress-author":false}],"isEdited":false,"manualOverride":{"citeprocText":"Yan, Iliyasu, and Hirota (2021)","isManuallyOverridden":false,"manualOverrideText":""},"mendeley":{"formattedCitation":"Yan, Iliyasu, and Hirota (2021)","plainTextFormattedCitation":"Yan, Iliyasu, and Hirota (2021)","previouslyFormattedCitation":"Yan, Iliyasu, and Hirota (2021)"},"properties":{"noteIndex":0},"schema":"https://github.com/citation-style-language/schema/raw/master/csl-citation.json"}</w:instrText>
+        <w:instrText xml:space="preserve">ADDIN CSL_CITATION {"citationID":"MENDELEY_CITATION_325","citationItems":[{"id":"ITEM-325","isTemporary":false,"itemData":{"DOI":"10.3390/electronics10020100","author":[{"family":"Yan","given":"Fei"},{"family":"Iliyasu","given":"Abdullah M."},{"family":"Hirota","given":"Kaoru"}],"container-title":"Electronics","id":"Yan2021","issue":"2","issued":{"date-parts":[[2021]]},"page":"100","publisher":"MDPI","title":"Conceptual framework for quantum affective computing and its use in fusion of multi-robot emotions","type":"article-journal","volume":"10"},"suppress-author":false}],"isEdited":false,"manualOverride":{"citeprocText":"Yan, Iliyasu, and Hirota (2021)","isManuallyOverridden":false,"manualOverrideText":""},"mendeley":{"formattedCitation":"Yan, Iliyasu, and Hirota (2021)","plainTextFormattedCitation":"Yan, Iliyasu, and Hirota (2021)","previouslyFormattedCitation":"Yan, Iliyasu, and Hirota (2021)"},"properties":{"noteIndex":0},"schema":"https://github.com/citation-style-language/schema/raw/master/csl-citation.json"}</w:instrText>
       </w:r>
       <w:r>
         <w:fldChar w:fldCharType="separate"/>
@@ -13832,7 +14333,7 @@
         <w:fldChar w:fldCharType="begin"/>
       </w:r>
       <w:r>
-        <w:instrText xml:space="preserve">ADDIN CSL_CITATION {"citationID":"MENDELEY_CITATION_305","citationItems":[{"id":"ITEM-305","isTemporary":false,"itemData":{"DOI":"10.1145/3708319.3735545","author":[{"family":"De Carolis","given":"Berardina Nadja"},{"family":"Loglisci","given":"Corrado"},{"family":"Miccoli","given":"Maria Grazia"},{"family":"Palestra","given":"Giuseppe"},{"family":"Violante","given":"Sergio"}],"container-title":"Adjunct proceedings of the 33rd ACM conference on user modeling, adaptation and personalization (UMAP adjunct ’25)","id":"DeCarolis2025","issued":{"date-parts":[[2025]]},"page":"151-155","publisher":"Association for Computing Machinery","publisher-place":"New York, NY, USA","title":"Quantum-enhanced social robotics: The QUADRI project","title-short":"Quantum-enhanced social robotics","type":"paper-conference"},"suppress-author":false}],"isEdited":false,"manualOverride":{"citeprocText":"De Carolis et al. (2025)","isManuallyOverridden":false,"manualOverrideText":""},"mendeley":{"formattedCitation":"De Carolis et al. (2025)","plainTextFormattedCitation":"De Carolis et al. (2025)","previouslyFormattedCitation":"De Carolis et al. (2025)"},"properties":{"noteIndex":0},"schema":"https://github.com/citation-style-language/schema/raw/master/csl-citation.json"}</w:instrText>
+        <w:instrText xml:space="preserve">ADDIN CSL_CITATION {"citationID":"MENDELEY_CITATION_326","citationItems":[{"id":"ITEM-326","isTemporary":false,"itemData":{"DOI":"10.1145/3708319.3735545","author":[{"family":"De Carolis","given":"Berardina Nadja"},{"family":"Loglisci","given":"Corrado"},{"family":"Miccoli","given":"Maria Grazia"},{"family":"Palestra","given":"Giuseppe"},{"family":"Violante","given":"Sergio"}],"container-title":"Adjunct proceedings of the 33rd ACM conference on user modeling, adaptation and personalization (UMAP adjunct ’25)","id":"DeCarolis2025","issued":{"date-parts":[[2025]]},"page":"151-155","publisher":"Association for Computing Machinery","publisher-place":"New York, NY, USA","title":"Quantum-enhanced social robotics: The QUADRI project","title-short":"Quantum-enhanced social robotics","type":"paper-conference"},"suppress-author":false}],"isEdited":false,"manualOverride":{"citeprocText":"De Carolis et al. (2025)","isManuallyOverridden":false,"manualOverrideText":""},"mendeley":{"formattedCitation":"De Carolis et al. (2025)","plainTextFormattedCitation":"De Carolis et al. (2025)","previouslyFormattedCitation":"De Carolis et al. (2025)"},"properties":{"noteIndex":0},"schema":"https://github.com/citation-style-language/schema/raw/master/csl-citation.json"}</w:instrText>
       </w:r>
       <w:r>
         <w:fldChar w:fldCharType="separate"/>
@@ -13856,7 +14357,7 @@
         <w:fldChar w:fldCharType="begin"/>
       </w:r>
       <w:r>
-        <w:instrText xml:space="preserve">ADDIN CSL_CITATION {"citationID":"MENDELEY_CITATION_306","citationItems":[{"id":"ITEM-306","isTemporary":false,"itemData":{"DOI":"10.32604/cmc.2025.065572","author":[{"family":"Dağlarlı","given":"Evren"}],"container-title":"Computers, Materials &amp; Continua","id":"Daglarli2025","issue":"3","issued":{"date-parts":[[2025]]},"publisher":"Tech Science Press","title":"A generative neuro-cognitive architecture using quantum algorithms for the autonomous behavior of a smart agent in a simulation environment","type":"article-journal","volume":"84"},"suppress-author":false}],"isEdited":false,"manualOverride":{"citeprocText":"Dağlarlı (2025)","isManuallyOverridden":false,"manualOverrideText":""},"mendeley":{"formattedCitation":"Dağlarlı (2025)","plainTextFormattedCitation":"Dağlarlı (2025)","previouslyFormattedCitation":"Dağlarlı (2025)"},"properties":{"noteIndex":0},"schema":"https://github.com/citation-style-language/schema/raw/master/csl-citation.json"}</w:instrText>
+        <w:instrText xml:space="preserve">ADDIN CSL_CITATION {"citationID":"MENDELEY_CITATION_327","citationItems":[{"id":"ITEM-327","isTemporary":false,"itemData":{"DOI":"10.32604/cmc.2025.065572","author":[{"family":"Dağlarlı","given":"Evren"}],"container-title":"Computers, Materials &amp; Continua","id":"Daglarli2025","issue":"3","issued":{"date-parts":[[2025]]},"publisher":"Tech Science Press","title":"A generative neuro-cognitive architecture using quantum algorithms for the autonomous behavior of a smart agent in a simulation environment","type":"article-journal","volume":"84"},"suppress-author":false}],"isEdited":false,"manualOverride":{"citeprocText":"Dağlarlı (2025)","isManuallyOverridden":false,"manualOverrideText":""},"mendeley":{"formattedCitation":"Dağlarlı (2025)","plainTextFormattedCitation":"Dağlarlı (2025)","previouslyFormattedCitation":"Dağlarlı (2025)"},"properties":{"noteIndex":0},"schema":"https://github.com/citation-style-language/schema/raw/master/csl-citation.json"}</w:instrText>
       </w:r>
       <w:r>
         <w:fldChar w:fldCharType="separate"/>
@@ -13888,7 +14389,7 @@
         <w:fldChar w:fldCharType="begin"/>
       </w:r>
       <w:r>
-        <w:instrText xml:space="preserve">ADDIN CSL_CITATION {"citationID":"MENDELEY_CITATION_307","citationItems":[{"id":"ITEM-307","isTemporary":false,"itemData":{"DOI":"10.3390/e25091323","author":[{"family":"Lawless","given":"William F."},{"family":"Moskowitz","given":"Ira S."},{"family":"Doctor","given":"Katarina Z."}],"container-title":"Entropy","id":"Lawless2023","issue":"9","issued":{"date-parts":[[2023]]},"page":"1323","publisher":"MDPI","title":"A quantum-like model of interdependence for embodied human–machine teams: Reviewing the path to autonomy facing complexity and uncertainty","title-short":"A quantum-like model of interdependence for embodied human–machine teams","type":"article-journal","volume":"25"},"suppress-author":false}],"isEdited":false,"manualOverride":{"citeprocText":"Lawless, Moskowitz, and Doctor (2023)","isManuallyOverridden":false,"manualOverrideText":""},"mendeley":{"formattedCitation":"Lawless, Moskowitz, and Doctor (2023)","plainTextFormattedCitation":"Lawless, Moskowitz, and Doctor (2023)","previouslyFormattedCitation":"Lawless, Moskowitz, and Doctor (2023)"},"properties":{"noteIndex":0},"schema":"https://github.com/citation-style-language/schema/raw/master/csl-citation.json"}</w:instrText>
+        <w:instrText xml:space="preserve">ADDIN CSL_CITATION {"citationID":"MENDELEY_CITATION_328","citationItems":[{"id":"ITEM-328","isTemporary":false,"itemData":{"DOI":"10.3390/e25091323","author":[{"family":"Lawless","given":"William F."},{"family":"Moskowitz","given":"Ira S."},{"family":"Doctor","given":"Katarina Z."}],"container-title":"Entropy","id":"Lawless2023","issue":"9","issued":{"date-parts":[[2023]]},"page":"1323","publisher":"MDPI","title":"A quantum-like model of interdependence for embodied human–machine teams: Reviewing the path to autonomy facing complexity and uncertainty","title-short":"A quantum-like model of interdependence for embodied human–machine teams","type":"article-journal","volume":"25"},"suppress-author":false}],"isEdited":false,"manualOverride":{"citeprocText":"Lawless, Moskowitz, and Doctor (2023)","isManuallyOverridden":false,"manualOverrideText":""},"mendeley":{"formattedCitation":"Lawless, Moskowitz, and Doctor (2023)","plainTextFormattedCitation":"Lawless, Moskowitz, and Doctor (2023)","previouslyFormattedCitation":"Lawless, Moskowitz, and Doctor (2023)"},"properties":{"noteIndex":0},"schema":"https://github.com/citation-style-language/schema/raw/master/csl-citation.json"}</w:instrText>
       </w:r>
       <w:r>
         <w:fldChar w:fldCharType="separate"/>
@@ -13912,7 +14413,7 @@
         <w:fldChar w:fldCharType="begin"/>
       </w:r>
       <w:r>
-        <w:instrText xml:space="preserve">ADDIN CSL_CITATION {"citationID":"MENDELEY_CITATION_308","citationItems":[{"id":"ITEM-308","isTemporary":false,"itemData":{"DOI":"10.3390/e27020152","author":[{"family":"Humr","given":"Scott"},{"family":"Canan","given":"Mustafa"},{"family":"Demir","given":"Mustafa"}],"container-title":"Entropy","id":"Humr2025","issue":"2","issued":{"date-parts":[[2025]]},"page":"152","publisher":"MDPI","title":"A quantum probability approach to improving human–AI decision making","type":"article-journal","volume":"27"},"suppress-author":false}],"isEdited":false,"manualOverride":{"citeprocText":"Humr, Canan, and Demir (2025)","isManuallyOverridden":false,"manualOverrideText":""},"mendeley":{"formattedCitation":"Humr, Canan, and Demir (2025)","plainTextFormattedCitation":"Humr, Canan, and Demir (2025)","previouslyFormattedCitation":"Humr, Canan, and Demir (2025)"},"properties":{"noteIndex":0},"schema":"https://github.com/citation-style-language/schema/raw/master/csl-citation.json"}</w:instrText>
+        <w:instrText xml:space="preserve">ADDIN CSL_CITATION {"citationID":"MENDELEY_CITATION_329","citationItems":[{"id":"ITEM-329","isTemporary":false,"itemData":{"DOI":"10.3390/e27020152","author":[{"family":"Humr","given":"Scott"},{"family":"Canan","given":"Mustafa"},{"family":"Demir","given":"Mustafa"}],"container-title":"Entropy","id":"Humr2025","issue":"2","issued":{"date-parts":[[2025]]},"page":"152","publisher":"MDPI","title":"A quantum probability approach to improving human–AI decision making","type":"article-journal","volume":"27"},"suppress-author":false}],"isEdited":false,"manualOverride":{"citeprocText":"Humr, Canan, and Demir (2025)","isManuallyOverridden":false,"manualOverrideText":""},"mendeley":{"formattedCitation":"Humr, Canan, and Demir (2025)","plainTextFormattedCitation":"Humr, Canan, and Demir (2025)","previouslyFormattedCitation":"Humr, Canan, and Demir (2025)"},"properties":{"noteIndex":0},"schema":"https://github.com/citation-style-language/schema/raw/master/csl-citation.json"}</w:instrText>
       </w:r>
       <w:r>
         <w:fldChar w:fldCharType="separate"/>
@@ -13945,10 +14446,31 @@
         <w:t xml:space="preserve"> </w:t>
       </w:r>
       <w:r>
-        <w:t xml:space="preserve">indecision produce belief dynamics that classical probability cannot capture. Although framed for AI decision support, the approach transfers directly to HRI, where a robot’s recommendations shape a human partner’s judgments.</w:t>
-      </w:r>
-    </w:p>
-    <w:bookmarkStart w:id="97" w:name="maturity.-1"/>
+        <w:t xml:space="preserve">indecision produce belief dynamics that classical probability cannot capture. Although framed for AI decision support, the approach transfers directly to HRI, where a robot’s recommendations shape a human partner’s judgments. The one decision-making study that sits on a vehicle task is</w:t>
+      </w:r>
+      <w:r>
+        <w:t xml:space="preserve"> </w:t>
+      </w:r>
+      <w:r>
+        <w:fldChar w:fldCharType="begin"/>
+      </w:r>
+      <w:r>
+        <w:instrText xml:space="preserve">ADDIN CSL_CITATION {"citationID":"MENDELEY_CITATION_330","citationItems":[{"id":"ITEM-330","isTemporary":false,"itemData":{"URL":"https://arxiv.org/abs/2602.03571","author":[{"family":"Essalmi","given":"Karim"},{"family":"Garrido","given":"Fernando"},{"family":"Nashashibi","given":"Fawzi"}],"id":"Essalmi2026","issued":{"date-parts":[[2026]]},"title":"Multi-player, multi-strategy quantum game model for interaction-aware decision-making in automated driving","type":""},"suppress-author":false}],"isEdited":false,"manualOverride":{"citeprocText":"Essalmi, Garrido, and Nashashibi (2026)","isManuallyOverridden":false,"manualOverrideText":""},"mendeley":{"formattedCitation":"Essalmi, Garrido, and Nashashibi (2026)","plainTextFormattedCitation":"Essalmi, Garrido, and Nashashibi (2026)","previouslyFormattedCitation":"Essalmi, Garrido, and Nashashibi (2026)"},"properties":{"noteIndex":0},"schema":"https://github.com/citation-style-language/schema/raw/master/csl-citation.json"}</w:instrText>
+      </w:r>
+      <w:r>
+        <w:fldChar w:fldCharType="separate"/>
+      </w:r>
+      <w:r>
+        <w:t xml:space="preserve">Essalmi, Garrido, and Nashashibi (2026)</w:t>
+      </w:r>
+      <w:r>
+        <w:fldChar w:fldCharType="end"/>
+      </w:r>
+      <w:r>
+        <w:t xml:space="preserve">, whose multi-player quantum game model for automated driving lets each vehicle hold superposed and entangled strategies; in simulated interactive scenarios it raised success rates and reduced collisions compared with classical game-theoretic models, but it has not been tested with human drivers or on a vehicle.</w:t>
+      </w:r>
+    </w:p>
+    <w:bookmarkStart w:id="99" w:name="maturity.-1"/>
     <w:p>
       <w:pPr>
         <w:pStyle w:val="Heading4"/>
@@ -13977,7 +14499,7 @@
         <w:fldChar w:fldCharType="begin"/>
       </w:r>
       <w:r>
-        <w:instrText xml:space="preserve">ADDIN CSL_CITATION {"citationID":"MENDELEY_CITATION_309","citationItems":[{"id":"ITEM-309","isTemporary":false,"itemData":{"DOI":"10.1146/annurev-psych-033020-123501","author":[{"family":"Pothos","given":"Emmanuel M."},{"family":"Busemeyer","given":"Jerome R."}],"container-title":"Annual Review of Psychology","id":"Pothos2022","issue":"1","issued":{"date-parts":[[2022]]},"page":"749-778","publisher":"Annual Reviews","title":"Quantum cognition","type":"article-journal","volume":"73"}}],"isEdited":false,"manualOverride":{"citeprocText":"(Pothos and Busemeyer 2022)","isManuallyOverridden":false,"manualOverrideText":""},"mendeley":{"formattedCitation":"(Pothos and Busemeyer 2022)","plainTextFormattedCitation":"(Pothos and Busemeyer 2022)","previouslyFormattedCitation":"(Pothos and Busemeyer 2022)"},"properties":{"noteIndex":0},"schema":"https://github.com/citation-style-language/schema/raw/master/csl-citation.json"}</w:instrText>
+        <w:instrText xml:space="preserve">ADDIN CSL_CITATION {"citationID":"MENDELEY_CITATION_331","citationItems":[{"id":"ITEM-331","isTemporary":false,"itemData":{"DOI":"10.1146/annurev-psych-033020-123501","author":[{"family":"Pothos","given":"Emmanuel M."},{"family":"Busemeyer","given":"Jerome R."}],"container-title":"Annual Review of Psychology","id":"Pothos2022","issue":"1","issued":{"date-parts":[[2022]]},"page":"749-778","publisher":"Annual Reviews","title":"Quantum cognition","type":"article-journal","volume":"73"}}],"isEdited":false,"manualOverride":{"citeprocText":"(Pothos and Busemeyer 2022)","isManuallyOverridden":false,"manualOverrideText":""},"mendeley":{"formattedCitation":"(Pothos and Busemeyer 2022)","plainTextFormattedCitation":"(Pothos and Busemeyer 2022)","previouslyFormattedCitation":"(Pothos and Busemeyer 2022)"},"properties":{"noteIndex":0},"schema":"https://github.com/citation-style-language/schema/raw/master/csl-citation.json"}</w:instrText>
       </w:r>
       <w:r>
         <w:fldChar w:fldCharType="separate"/>
@@ -13995,7 +14517,7 @@
         <w:fldChar w:fldCharType="begin"/>
       </w:r>
       <w:r>
-        <w:instrText xml:space="preserve">ADDIN CSL_CITATION {"citationID":"MENDELEY_CITATION_310","citationItems":[{"id":"ITEM-310","isTemporary":false,"itemData":{"DOI":"10.3390/e25040548","author":[{"family":"Widdows","given":"Dominic"},{"family":"Rani","given":"Jyoti"},{"family":"Pothos","given":"Emmanuel M."}],"container-title":"Entropy","id":"Widdows2023","issue":"4","issued":{"date-parts":[[2023]]},"page":"548","publisher":"MDPI","title":"Quantum circuit components for cognitive decision-making","type":"article-journal","volume":"25"}}],"isEdited":false,"manualOverride":{"citeprocText":"(Widdows, Rani, and Pothos 2023)","isManuallyOverridden":false,"manualOverrideText":""},"mendeley":{"formattedCitation":"(Widdows, Rani, and Pothos 2023)","plainTextFormattedCitation":"(Widdows, Rani, and Pothos 2023)","previouslyFormattedCitation":"(Widdows, Rani, and Pothos 2023)"},"properties":{"noteIndex":0},"schema":"https://github.com/citation-style-language/schema/raw/master/csl-citation.json"}</w:instrText>
+        <w:instrText xml:space="preserve">ADDIN CSL_CITATION {"citationID":"MENDELEY_CITATION_332","citationItems":[{"id":"ITEM-332","isTemporary":false,"itemData":{"DOI":"10.3390/e25040548","author":[{"family":"Widdows","given":"Dominic"},{"family":"Rani","given":"Jyoti"},{"family":"Pothos","given":"Emmanuel M."}],"container-title":"Entropy","id":"Widdows2023","issue":"4","issued":{"date-parts":[[2023]]},"page":"548","publisher":"MDPI","title":"Quantum circuit components for cognitive decision-making","type":"article-journal","volume":"25"}}],"isEdited":false,"manualOverride":{"citeprocText":"(Widdows, Rani, and Pothos 2023)","isManuallyOverridden":false,"manualOverrideText":""},"mendeley":{"formattedCitation":"(Widdows, Rani, and Pothos 2023)","plainTextFormattedCitation":"(Widdows, Rani, and Pothos 2023)","previouslyFormattedCitation":"(Widdows, Rani, and Pothos 2023)"},"properties":{"noteIndex":0},"schema":"https://github.com/citation-style-language/schema/raw/master/csl-citation.json"}</w:instrText>
       </w:r>
       <w:r>
         <w:fldChar w:fldCharType="separate"/>
@@ -14013,7 +14535,7 @@
         <w:fldChar w:fldCharType="begin"/>
       </w:r>
       <w:r>
-        <w:instrText xml:space="preserve">ADDIN CSL_CITATION {"citationID":"MENDELEY_CITATION_311","citationItems":[{"id":"ITEM-311","isTemporary":false,"itemData":{"DOI":"10.3390/electronics10020100","author":[{"family":"Yan","given":"Fei"},{"family":"Iliyasu","given":"Abdullah M."},{"family":"Hirota","given":"Kaoru"}],"container-title":"Electronics","id":"Yan2021","issue":"2","issued":{"date-parts":[[2021]]},"page":"100","publisher":"MDPI","title":"Conceptual framework for quantum affective computing and its use in fusion of multi-robot emotions","type":"article-journal","volume":"10"}}],"isEdited":false,"manualOverride":{"citeprocText":"(Yan, Iliyasu, and Hirota 2021)","isManuallyOverridden":false,"manualOverrideText":""},"mendeley":{"formattedCitation":"(Yan, Iliyasu, and Hirota 2021)","plainTextFormattedCitation":"(Yan, Iliyasu, and Hirota 2021)","previouslyFormattedCitation":"(Yan, Iliyasu, and Hirota 2021)"},"properties":{"noteIndex":0},"schema":"https://github.com/citation-style-language/schema/raw/master/csl-citation.json"}</w:instrText>
+        <w:instrText xml:space="preserve">ADDIN CSL_CITATION {"citationID":"MENDELEY_CITATION_333","citationItems":[{"id":"ITEM-333","isTemporary":false,"itemData":{"DOI":"10.3390/electronics10020100","author":[{"family":"Yan","given":"Fei"},{"family":"Iliyasu","given":"Abdullah M."},{"family":"Hirota","given":"Kaoru"}],"container-title":"Electronics","id":"Yan2021","issue":"2","issued":{"date-parts":[[2021]]},"page":"100","publisher":"MDPI","title":"Conceptual framework for quantum affective computing and its use in fusion of multi-robot emotions","type":"article-journal","volume":"10"}}],"isEdited":false,"manualOverride":{"citeprocText":"(Yan, Iliyasu, and Hirota 2021)","isManuallyOverridden":false,"manualOverrideText":""},"mendeley":{"formattedCitation":"(Yan, Iliyasu, and Hirota 2021)","plainTextFormattedCitation":"(Yan, Iliyasu, and Hirota 2021)","previouslyFormattedCitation":"(Yan, Iliyasu, and Hirota 2021)"},"properties":{"noteIndex":0},"schema":"https://github.com/citation-style-language/schema/raw/master/csl-citation.json"}</w:instrText>
       </w:r>
       <w:r>
         <w:fldChar w:fldCharType="separate"/>
@@ -14031,7 +14553,7 @@
         <w:fldChar w:fldCharType="begin"/>
       </w:r>
       <w:r>
-        <w:instrText xml:space="preserve">ADDIN CSL_CITATION {"citationID":"MENDELEY_CITATION_312","citationItems":[{"id":"ITEM-312","isTemporary":false,"itemData":{"DOI":"10.32604/cmc.2025.065572","author":[{"family":"Dağlarlı","given":"Evren"}],"container-title":"Computers, Materials &amp; Continua","id":"Daglarli2025","issue":"3","issued":{"date-parts":[[2025]]},"publisher":"Tech Science Press","title":"A generative neuro-cognitive architecture using quantum algorithms for the autonomous behavior of a smart agent in a simulation environment","type":"article-journal","volume":"84"}}],"isEdited":false,"manualOverride":{"citeprocText":"(Dağlarlı 2025)","isManuallyOverridden":false,"manualOverrideText":""},"mendeley":{"formattedCitation":"(Dağlarlı 2025)","plainTextFormattedCitation":"(Dağlarlı 2025)","previouslyFormattedCitation":"(Dağlarlı 2025)"},"properties":{"noteIndex":0},"schema":"https://github.com/citation-style-language/schema/raw/master/csl-citation.json"}</w:instrText>
+        <w:instrText xml:space="preserve">ADDIN CSL_CITATION {"citationID":"MENDELEY_CITATION_334","citationItems":[{"id":"ITEM-334","isTemporary":false,"itemData":{"DOI":"10.32604/cmc.2025.065572","author":[{"family":"Dağlarlı","given":"Evren"}],"container-title":"Computers, Materials &amp; Continua","id":"Daglarli2025","issue":"3","issued":{"date-parts":[[2025]]},"publisher":"Tech Science Press","title":"A generative neuro-cognitive architecture using quantum algorithms for the autonomous behavior of a smart agent in a simulation environment","type":"article-journal","volume":"84"}}],"isEdited":false,"manualOverride":{"citeprocText":"(Dağlarlı 2025)","isManuallyOverridden":false,"manualOverrideText":""},"mendeley":{"formattedCitation":"(Dağlarlı 2025)","plainTextFormattedCitation":"(Dağlarlı 2025)","previouslyFormattedCitation":"(Dağlarlı 2025)"},"properties":{"noteIndex":0},"schema":"https://github.com/citation-style-language/schema/raw/master/csl-citation.json"}</w:instrText>
       </w:r>
       <w:r>
         <w:fldChar w:fldCharType="separate"/>
@@ -14043,13 +14565,31 @@
         <w:fldChar w:fldCharType="end"/>
       </w:r>
       <w:r>
+        <w:t xml:space="preserve">, a quantum game model for simulated driving interactions </w:t>
+      </w:r>
+      <w:r>
+        <w:fldChar w:fldCharType="begin"/>
+      </w:r>
+      <w:r>
+        <w:instrText xml:space="preserve">ADDIN CSL_CITATION {"citationID":"MENDELEY_CITATION_335","citationItems":[{"id":"ITEM-335","isTemporary":false,"itemData":{"URL":"https://arxiv.org/abs/2602.03571","author":[{"family":"Essalmi","given":"Karim"},{"family":"Garrido","given":"Fernando"},{"family":"Nashashibi","given":"Fawzi"}],"id":"Essalmi2026","issued":{"date-parts":[[2026]]},"title":"Multi-player, multi-strategy quantum game model for interaction-aware decision-making in automated driving","type":""}}],"isEdited":false,"manualOverride":{"citeprocText":"(Essalmi, Garrido, and Nashashibi 2026)","isManuallyOverridden":false,"manualOverrideText":""},"mendeley":{"formattedCitation":"(Essalmi, Garrido, and Nashashibi 2026)","plainTextFormattedCitation":"(Essalmi, Garrido, and Nashashibi 2026)","previouslyFormattedCitation":"(Essalmi, Garrido, and Nashashibi 2026)"},"properties":{"noteIndex":0},"schema":"https://github.com/citation-style-language/schema/raw/master/csl-citation.json"}</w:instrText>
+      </w:r>
+      <w:r>
+        <w:fldChar w:fldCharType="separate"/>
+      </w:r>
+      <w:r>
+        <w:t xml:space="preserve">(Essalmi, Garrido, and Nashashibi 2026)</w:t>
+      </w:r>
+      <w:r>
+        <w:fldChar w:fldCharType="end"/>
+      </w:r>
+      <w:r>
         <w:t xml:space="preserve">, theoretical models of human-machine teams </w:t>
       </w:r>
       <w:r>
         <w:fldChar w:fldCharType="begin"/>
       </w:r>
       <w:r>
-        <w:instrText xml:space="preserve">ADDIN CSL_CITATION {"citationID":"MENDELEY_CITATION_313","citationItems":[{"id":"ITEM-313","isTemporary":false,"itemData":{"DOI":"10.3390/e25091323","author":[{"family":"Lawless","given":"William F."},{"family":"Moskowitz","given":"Ira S."},{"family":"Doctor","given":"Katarina Z."}],"container-title":"Entropy","id":"Lawless2023","issue":"9","issued":{"date-parts":[[2023]]},"page":"1323","publisher":"MDPI","title":"A quantum-like model of interdependence for embodied human–machine teams: Reviewing the path to autonomy facing complexity and uncertainty","title-short":"A quantum-like model of interdependence for embodied human–machine teams","type":"article-journal","volume":"25"}}],"isEdited":false,"manualOverride":{"citeprocText":"(Lawless, Moskowitz, and Doctor 2023)","isManuallyOverridden":false,"manualOverrideText":""},"mendeley":{"formattedCitation":"(Lawless, Moskowitz, and Doctor 2023)","plainTextFormattedCitation":"(Lawless, Moskowitz, and Doctor 2023)","previouslyFormattedCitation":"(Lawless, Moskowitz, and Doctor 2023)"},"properties":{"noteIndex":0},"schema":"https://github.com/citation-style-language/schema/raw/master/csl-citation.json"}</w:instrText>
+        <w:instrText xml:space="preserve">ADDIN CSL_CITATION {"citationID":"MENDELEY_CITATION_336","citationItems":[{"id":"ITEM-336","isTemporary":false,"itemData":{"DOI":"10.3390/e25091323","author":[{"family":"Lawless","given":"William F."},{"family":"Moskowitz","given":"Ira S."},{"family":"Doctor","given":"Katarina Z."}],"container-title":"Entropy","id":"Lawless2023","issue":"9","issued":{"date-parts":[[2023]]},"page":"1323","publisher":"MDPI","title":"A quantum-like model of interdependence for embodied human–machine teams: Reviewing the path to autonomy facing complexity and uncertainty","title-short":"A quantum-like model of interdependence for embodied human–machine teams","type":"article-journal","volume":"25"}}],"isEdited":false,"manualOverride":{"citeprocText":"(Lawless, Moskowitz, and Doctor 2023)","isManuallyOverridden":false,"manualOverrideText":""},"mendeley":{"formattedCitation":"(Lawless, Moskowitz, and Doctor 2023)","plainTextFormattedCitation":"(Lawless, Moskowitz, and Doctor 2023)","previouslyFormattedCitation":"(Lawless, Moskowitz, and Doctor 2023)"},"properties":{"noteIndex":0},"schema":"https://github.com/citation-style-language/schema/raw/master/csl-citation.json"}</w:instrText>
       </w:r>
       <w:r>
         <w:fldChar w:fldCharType="separate"/>
@@ -14070,7 +14610,7 @@
         <w:fldChar w:fldCharType="begin"/>
       </w:r>
       <w:r>
-        <w:instrText xml:space="preserve">ADDIN CSL_CITATION {"citationID":"MENDELEY_CITATION_314","citationItems":[{"id":"ITEM-314","isTemporary":false,"itemData":{"DOI":"10.3390/e27020152","author":[{"family":"Humr","given":"Scott"},{"family":"Canan","given":"Mustafa"},{"family":"Demir","given":"Mustafa"}],"container-title":"Entropy","id":"Humr2025","issue":"2","issued":{"date-parts":[[2025]]},"page":"152","publisher":"MDPI","title":"A quantum probability approach to improving human–AI decision making","type":"article-journal","volume":"27"}}],"isEdited":false,"manualOverride":{"citeprocText":"(Humr, Canan, and Demir 2025)","isManuallyOverridden":false,"manualOverrideText":""},"mendeley":{"formattedCitation":"(Humr, Canan, and Demir 2025)","plainTextFormattedCitation":"(Humr, Canan, and Demir 2025)","previouslyFormattedCitation":"(Humr, Canan, and Demir 2025)"},"properties":{"noteIndex":0},"schema":"https://github.com/citation-style-language/schema/raw/master/csl-citation.json"}</w:instrText>
+        <w:instrText xml:space="preserve">ADDIN CSL_CITATION {"citationID":"MENDELEY_CITATION_337","citationItems":[{"id":"ITEM-337","isTemporary":false,"itemData":{"DOI":"10.3390/e27020152","author":[{"family":"Humr","given":"Scott"},{"family":"Canan","given":"Mustafa"},{"family":"Demir","given":"Mustafa"}],"container-title":"Entropy","id":"Humr2025","issue":"2","issued":{"date-parts":[[2025]]},"page":"152","publisher":"MDPI","title":"A quantum probability approach to improving human–AI decision making","type":"article-journal","volume":"27"}}],"isEdited":false,"manualOverride":{"citeprocText":"(Humr, Canan, and Demir 2025)","isManuallyOverridden":false,"manualOverrideText":""},"mendeley":{"formattedCitation":"(Humr, Canan, and Demir 2025)","plainTextFormattedCitation":"(Humr, Canan, and Demir 2025)","previouslyFormattedCitation":"(Humr, Canan, and Demir 2025)"},"properties":{"noteIndex":0},"schema":"https://github.com/citation-style-language/schema/raw/master/csl-citation.json"}</w:instrText>
       </w:r>
       <w:r>
         <w:fldChar w:fldCharType="separate"/>
@@ -14088,7 +14628,7 @@
         <w:fldChar w:fldCharType="begin"/>
       </w:r>
       <w:r>
-        <w:instrText xml:space="preserve">ADDIN CSL_CITATION {"citationID":"MENDELEY_CITATION_315","citationItems":[{"id":"ITEM-315","isTemporary":false,"itemData":{"DOI":"10.1145/3708319.3735545","author":[{"family":"De Carolis","given":"Berardina Nadja"},{"family":"Loglisci","given":"Corrado"},{"family":"Miccoli","given":"Maria Grazia"},{"family":"Palestra","given":"Giuseppe"},{"family":"Violante","given":"Sergio"}],"container-title":"Adjunct proceedings of the 33rd ACM conference on user modeling, adaptation and personalization (UMAP adjunct ’25)","id":"DeCarolis2025","issued":{"date-parts":[[2025]]},"page":"151-155","publisher":"Association for Computing Machinery","publisher-place":"New York, NY, USA","title":"Quantum-enhanced social robotics: The QUADRI project","title-short":"Quantum-enhanced social robotics","type":"paper-conference"}}],"isEdited":false,"manualOverride":{"citeprocText":"(De Carolis et al. 2025)","isManuallyOverridden":false,"manualOverrideText":""},"mendeley":{"formattedCitation":"(De Carolis et al. 2025)","plainTextFormattedCitation":"(De Carolis et al. 2025)","previouslyFormattedCitation":"(De Carolis et al. 2025)"},"properties":{"noteIndex":0},"schema":"https://github.com/citation-style-language/schema/raw/master/csl-citation.json"}</w:instrText>
+        <w:instrText xml:space="preserve">ADDIN CSL_CITATION {"citationID":"MENDELEY_CITATION_338","citationItems":[{"id":"ITEM-338","isTemporary":false,"itemData":{"DOI":"10.1145/3708319.3735545","author":[{"family":"De Carolis","given":"Berardina Nadja"},{"family":"Loglisci","given":"Corrado"},{"family":"Miccoli","given":"Maria Grazia"},{"family":"Palestra","given":"Giuseppe"},{"family":"Violante","given":"Sergio"}],"container-title":"Adjunct proceedings of the 33rd ACM conference on user modeling, adaptation and personalization (UMAP adjunct ’25)","id":"DeCarolis2025","issued":{"date-parts":[[2025]]},"page":"151-155","publisher":"Association for Computing Machinery","publisher-place":"New York, NY, USA","title":"Quantum-enhanced social robotics: The QUADRI project","title-short":"Quantum-enhanced social robotics","type":"paper-conference"}}],"isEdited":false,"manualOverride":{"citeprocText":"(De Carolis et al. 2025)","isManuallyOverridden":false,"manualOverrideText":""},"mendeley":{"formattedCitation":"(De Carolis et al. 2025)","plainTextFormattedCitation":"(De Carolis et al. 2025)","previouslyFormattedCitation":"(De Carolis et al. 2025)"},"properties":{"noteIndex":0},"schema":"https://github.com/citation-style-language/schema/raw/master/csl-citation.json"}</w:instrText>
       </w:r>
       <w:r>
         <w:fldChar w:fldCharType="separate"/>
@@ -14103,8 +14643,8 @@
         <w:t xml:space="preserve">.</w:t>
       </w:r>
     </w:p>
-    <w:bookmarkEnd w:id="97"/>
-    <w:bookmarkStart w:id="98" w:name="what-is-missing."/>
+    <w:bookmarkEnd w:id="99"/>
+    <w:bookmarkStart w:id="100" w:name="what-is-missing."/>
     <w:p>
       <w:pPr>
         <w:pStyle w:val="Heading4"/>
@@ -14130,10 +14670,10 @@
         <w:t xml:space="preserve">No study has yet tested a QP-based robot decision module against a classical baseline with human participants. Because QP models are small and can run classically or on current QPUs, this branch needs the least quantum hardware of any in the survey, yet it is the least tested in robots: its deployability is a hypothesis that remains to be tested with human participants.</w:t>
       </w:r>
     </w:p>
-    <w:bookmarkEnd w:id="98"/>
-    <w:bookmarkEnd w:id="99"/>
     <w:bookmarkEnd w:id="100"/>
-    <w:bookmarkStart w:id="106" w:name="sec:emerging"/>
+    <w:bookmarkEnd w:id="101"/>
+    <w:bookmarkEnd w:id="102"/>
+    <w:bookmarkStart w:id="108" w:name="sec:emerging"/>
     <w:p>
       <w:pPr>
         <w:pStyle w:val="Heading1"/>
@@ -14151,7 +14691,7 @@
         <w:t xml:space="preserve">Emerging Directions</w:t>
       </w:r>
     </w:p>
-    <w:bookmarkStart w:id="101" w:name="sec:qi"/>
+    <w:bookmarkStart w:id="103" w:name="sec:qi"/>
     <w:p>
       <w:pPr>
         <w:pStyle w:val="Heading2"/>
@@ -14180,7 +14720,7 @@
         <w:fldChar w:fldCharType="begin"/>
       </w:r>
       <w:r>
-        <w:instrText xml:space="preserve">ADDIN CSL_CITATION {"citationID":"MENDELEY_CITATION_316","citationItems":[{"id":"ITEM-316","isTemporary":false,"itemData":{"DOI":"10.1109/TEVC.2002.804320","author":[{"family":"Han","given":"Kuk-Hyun"},{"family":"Kim","given":"Jong-Hwan"}],"container-title":"IEEE Transactions on Evolutionary Computation","id":"Han2002","issue":"6","issued":{"date-parts":[[2002]]},"page":"580-593","publisher":"IEEE","title":"Quantum-inspired evolutionary algorithm for a class of combinatorial optimization","type":"article-journal","volume":"6"}}],"isEdited":false,"manualOverride":{"citeprocText":"(Han and Kim 2002)","isManuallyOverridden":false,"manualOverrideText":""},"mendeley":{"formattedCitation":"(Han and Kim 2002)","plainTextFormattedCitation":"(Han and Kim 2002)","previouslyFormattedCitation":"(Han and Kim 2002)"},"properties":{"noteIndex":0},"schema":"https://github.com/citation-style-language/schema/raw/master/csl-citation.json"}</w:instrText>
+        <w:instrText xml:space="preserve">ADDIN CSL_CITATION {"citationID":"MENDELEY_CITATION_339","citationItems":[{"id":"ITEM-339","isTemporary":false,"itemData":{"DOI":"10.1109/TEVC.2002.804320","author":[{"family":"Han","given":"Kuk-Hyun"},{"family":"Kim","given":"Jong-Hwan"}],"container-title":"IEEE Transactions on Evolutionary Computation","id":"Han2002","issue":"6","issued":{"date-parts":[[2002]]},"page":"580-593","publisher":"IEEE","title":"Quantum-inspired evolutionary algorithm for a class of combinatorial optimization","type":"article-journal","volume":"6"}}],"isEdited":false,"manualOverride":{"citeprocText":"(Han and Kim 2002)","isManuallyOverridden":false,"manualOverrideText":""},"mendeley":{"formattedCitation":"(Han and Kim 2002)","plainTextFormattedCitation":"(Han and Kim 2002)","previouslyFormattedCitation":"(Han and Kim 2002)"},"properties":{"noteIndex":0},"schema":"https://github.com/citation-style-language/schema/raw/master/csl-citation.json"}</w:instrText>
       </w:r>
       <w:r>
         <w:fldChar w:fldCharType="separate"/>
@@ -14198,7 +14738,7 @@
         <w:fldChar w:fldCharType="begin"/>
       </w:r>
       <w:r>
-        <w:instrText xml:space="preserve">ADDIN CSL_CITATION {"citationID":"MENDELEY_CITATION_317","citationItems":[{"id":"ITEM-317","isTemporary":false,"itemData":{"DOI":"10.1109/TMECH.2010.2090896","author":[{"family":"Dong","given":"Daoyi"},{"family":"Chen","given":"Chunlin"},{"family":"Chu","given":"Jian"},{"family":"Tarn","given":"Tzyh-Jong"}],"container-title":"IEEE/ASME Transactions on Mechatronics","id":"Dong2012","issue":"1","issued":{"date-parts":[[2012]]},"page":"86-97","publisher":"IEEE","title":"Robust quantum-inspired reinforcement learning for robot navigation","type":"article-journal","volume":"17"}}],"isEdited":false,"manualOverride":{"citeprocText":"(Dong et al. 2012)","isManuallyOverridden":false,"manualOverrideText":""},"mendeley":{"formattedCitation":"(Dong et al. 2012)","plainTextFormattedCitation":"(Dong et al. 2012)","previouslyFormattedCitation":"(Dong et al. 2012)"},"properties":{"noteIndex":0},"schema":"https://github.com/citation-style-language/schema/raw/master/csl-citation.json"}</w:instrText>
+        <w:instrText xml:space="preserve">ADDIN CSL_CITATION {"citationID":"MENDELEY_CITATION_340","citationItems":[{"id":"ITEM-340","isTemporary":false,"itemData":{"DOI":"10.1109/TMECH.2010.2090896","author":[{"family":"Dong","given":"Daoyi"},{"family":"Chen","given":"Chunlin"},{"family":"Chu","given":"Jian"},{"family":"Tarn","given":"Tzyh-Jong"}],"container-title":"IEEE/ASME Transactions on Mechatronics","id":"Dong2012","issue":"1","issued":{"date-parts":[[2012]]},"page":"86-97","publisher":"IEEE","title":"Robust quantum-inspired reinforcement learning for robot navigation","type":"article-journal","volume":"17"}}],"isEdited":false,"manualOverride":{"citeprocText":"(Dong et al. 2012)","isManuallyOverridden":false,"manualOverrideText":""},"mendeley":{"formattedCitation":"(Dong et al. 2012)","plainTextFormattedCitation":"(Dong et al. 2012)","previouslyFormattedCitation":"(Dong et al. 2012)"},"properties":{"noteIndex":0},"schema":"https://github.com/citation-style-language/schema/raw/master/csl-citation.json"}</w:instrText>
       </w:r>
       <w:r>
         <w:fldChar w:fldCharType="separate"/>
@@ -14216,7 +14756,7 @@
         <w:fldChar w:fldCharType="begin"/>
       </w:r>
       <w:r>
-        <w:instrText xml:space="preserve">ADDIN CSL_CITATION {"citationID":"MENDELEY_CITATION_318","citationItems":[{"id":"ITEM-318","isTemporary":false,"itemData":{"DOI":"10.1126/sciadv.aav2372","author":[{"family":"Goto","given":"Hayato"},{"family":"Tatsumura","given":"Kosuke"},{"family":"Dixon","given":"Alexander R."}],"container-title":"Science Advances","id":"Goto2019","issue":"4","issued":{"date-parts":[[2019]]},"page":"eaav2372","publisher":"American Association for the Advancement of Science","title":"Combinatorial optimization by simulating adiabatic bifurcations in nonlinear Hamiltonian systems","type":"article-journal","volume":"5"}}],"isEdited":false,"manualOverride":{"citeprocText":"(Goto, Tatsumura, and Dixon 2019)","isManuallyOverridden":false,"manualOverrideText":""},"mendeley":{"formattedCitation":"(Goto, Tatsumura, and Dixon 2019)","plainTextFormattedCitation":"(Goto, Tatsumura, and Dixon 2019)","previouslyFormattedCitation":"(Goto, Tatsumura, and Dixon 2019)"},"properties":{"noteIndex":0},"schema":"https://github.com/citation-style-language/schema/raw/master/csl-citation.json"}</w:instrText>
+        <w:instrText xml:space="preserve">ADDIN CSL_CITATION {"citationID":"MENDELEY_CITATION_341","citationItems":[{"id":"ITEM-341","isTemporary":false,"itemData":{"DOI":"10.1126/sciadv.aav2372","author":[{"family":"Goto","given":"Hayato"},{"family":"Tatsumura","given":"Kosuke"},{"family":"Dixon","given":"Alexander R."}],"container-title":"Science Advances","id":"Goto2019","issue":"4","issued":{"date-parts":[[2019]]},"page":"eaav2372","publisher":"American Association for the Advancement of Science","title":"Combinatorial optimization by simulating adiabatic bifurcations in nonlinear Hamiltonian systems","type":"article-journal","volume":"5"}}],"isEdited":false,"manualOverride":{"citeprocText":"(Goto, Tatsumura, and Dixon 2019)","isManuallyOverridden":false,"manualOverrideText":""},"mendeley":{"formattedCitation":"(Goto, Tatsumura, and Dixon 2019)","plainTextFormattedCitation":"(Goto, Tatsumura, and Dixon 2019)","previouslyFormattedCitation":"(Goto, Tatsumura, and Dixon 2019)"},"properties":{"noteIndex":0},"schema":"https://github.com/citation-style-language/schema/raw/master/csl-citation.json"}</w:instrText>
       </w:r>
       <w:r>
         <w:fldChar w:fldCharType="separate"/>
@@ -14234,7 +14774,7 @@
         <w:fldChar w:fldCharType="begin"/>
       </w:r>
       <w:r>
-        <w:instrText xml:space="preserve">ADDIN CSL_CITATION {"citationID":"MENDELEY_CITATION_320","citationItems":[{"id":"ITEM-319","isTemporary":false,"itemData":{"DOI":"10.1145/3313276.3316310","author":[{"family":"Tang","given":"Ewin"}],"container-title":"Proceedings of the 51st annual ACM SIGACT symposium on theory of computing (STOC 2019)","id":"Tang2019","issued":{"date-parts":[[2019]]},"page":"217-228","publisher":"ACM","publisher-place":"New York, NY, USA","title":"A quantum-inspired classical algorithm for recommendation systems","type":"paper-conference"}},{"id":"ITEM-320","isTemporary":false,"itemData":{"DOI":"10.1145/3357713.3384314","author":[{"family":"Chia","given":"Nai-Hui"},{"family":"Gilyén","given":"András"},{"family":"Li","given":"Tongyang"},{"family":"Lin","given":"Han-Hsuan"},{"family":"Tang","given":"Ewin"},{"family":"Wang","given":"Chunhao"}],"container-title":"Proceedings of the 52nd annual ACM SIGACT symposium on theory of computing (STOC 2020)","id":"Chia2020","issued":{"date-parts":[[2020]]},"page":"387-400","publisher":"ACM","publisher-place":"New York, NY, USA","title":"Sampling-based sublinear low-rank matrix arithmetic framework for dequantizing quantum machine learning","type":"paper-conference"}}],"isEdited":false,"manualOverride":{"citeprocText":"(E. Tang 2019; Chia et al. 2020)","isManuallyOverridden":false,"manualOverrideText":""},"mendeley":{"formattedCitation":"(E. Tang 2019; Chia et al. 2020)","plainTextFormattedCitation":"(E. Tang 2019; Chia et al. 2020)","previouslyFormattedCitation":"(E. Tang 2019; Chia et al. 2020)"},"properties":{"noteIndex":0},"schema":"https://github.com/citation-style-language/schema/raw/master/csl-citation.json"}</w:instrText>
+        <w:instrText xml:space="preserve">ADDIN CSL_CITATION {"citationID":"MENDELEY_CITATION_343","citationItems":[{"id":"ITEM-342","isTemporary":false,"itemData":{"DOI":"10.1145/3313276.3316310","author":[{"family":"Tang","given":"Ewin"}],"container-title":"Proceedings of the 51st annual ACM SIGACT symposium on theory of computing (STOC 2019)","id":"Tang2019","issued":{"date-parts":[[2019]]},"page":"217-228","publisher":"ACM","publisher-place":"New York, NY, USA","title":"A quantum-inspired classical algorithm for recommendation systems","type":"paper-conference"}},{"id":"ITEM-343","isTemporary":false,"itemData":{"DOI":"10.1145/3357713.3384314","author":[{"family":"Chia","given":"Nai-Hui"},{"family":"Gilyén","given":"András"},{"family":"Li","given":"Tongyang"},{"family":"Lin","given":"Han-Hsuan"},{"family":"Tang","given":"Ewin"},{"family":"Wang","given":"Chunhao"}],"container-title":"Proceedings of the 52nd annual ACM SIGACT symposium on theory of computing (STOC 2020)","id":"Chia2020","issued":{"date-parts":[[2020]]},"page":"387-400","publisher":"ACM","publisher-place":"New York, NY, USA","title":"Sampling-based sublinear low-rank matrix arithmetic framework for dequantizing quantum machine learning","type":"paper-conference"}}],"isEdited":false,"manualOverride":{"citeprocText":"(E. Tang 2019; Chia et al. 2020)","isManuallyOverridden":false,"manualOverrideText":""},"mendeley":{"formattedCitation":"(E. Tang 2019; Chia et al. 2020)","plainTextFormattedCitation":"(E. Tang 2019; Chia et al. 2020)","previouslyFormattedCitation":"(E. Tang 2019; Chia et al. 2020)"},"properties":{"noteIndex":0},"schema":"https://github.com/citation-style-language/schema/raw/master/csl-citation.json"}</w:instrText>
       </w:r>
       <w:r>
         <w:fldChar w:fldCharType="separate"/>
@@ -14255,7 +14795,7 @@
         <w:fldChar w:fldCharType="begin"/>
       </w:r>
       <w:r>
-        <w:instrText xml:space="preserve">ADDIN CSL_CITATION {"citationID":"MENDELEY_CITATION_321","citationItems":[{"id":"ITEM-321","isTemporary":false,"itemData":{"DOI":"10.1155/2018/1596080","author":[{"family":"Zuo","given":"Tao"},{"family":"Min","given":"Huasong"},{"family":"Tang","given":"Quan"},{"family":"Tao","given":"Qiang"}],"container-title":"Mathematical Problems in Engineering","id":"Zuo2018","issued":{"date-parts":[[2018]]},"page":"1596080","publisher":"Hindawi","title":"A robot SLAM improved by quantum-behaved particles swarm optimization","type":"article-journal","volume":"2018"},"suppress-author":false}],"isEdited":false,"manualOverride":{"citeprocText":"Zuo et al. (2018)","isManuallyOverridden":false,"manualOverrideText":""},"mendeley":{"formattedCitation":"Zuo et al. (2018)","plainTextFormattedCitation":"Zuo et al. (2018)","previouslyFormattedCitation":"Zuo et al. (2018)"},"properties":{"noteIndex":0},"schema":"https://github.com/citation-style-language/schema/raw/master/csl-citation.json"}</w:instrText>
+        <w:instrText xml:space="preserve">ADDIN CSL_CITATION {"citationID":"MENDELEY_CITATION_344","citationItems":[{"id":"ITEM-344","isTemporary":false,"itemData":{"DOI":"10.1155/2018/1596080","author":[{"family":"Zuo","given":"Tao"},{"family":"Min","given":"Huasong"},{"family":"Tang","given":"Quan"},{"family":"Tao","given":"Qiang"}],"container-title":"Mathematical Problems in Engineering","id":"Zuo2018","issued":{"date-parts":[[2018]]},"page":"1596080","publisher":"Hindawi","title":"A robot SLAM improved by quantum-behaved particles swarm optimization","type":"article-journal","volume":"2018"},"suppress-author":false}],"isEdited":false,"manualOverride":{"citeprocText":"Zuo et al. (2018)","isManuallyOverridden":false,"manualOverrideText":""},"mendeley":{"formattedCitation":"Zuo et al. (2018)","plainTextFormattedCitation":"Zuo et al. (2018)","previouslyFormattedCitation":"Zuo et al. (2018)"},"properties":{"noteIndex":0},"schema":"https://github.com/citation-style-language/schema/raw/master/csl-citation.json"}</w:instrText>
       </w:r>
       <w:r>
         <w:fldChar w:fldCharType="separate"/>
@@ -14279,7 +14819,7 @@
         <w:fldChar w:fldCharType="begin"/>
       </w:r>
       <w:r>
-        <w:instrText xml:space="preserve">ADDIN CSL_CITATION {"citationID":"MENDELEY_CITATION_322","citationItems":[{"id":"ITEM-322","isTemporary":false,"itemData":{"DOI":"10.1016/j.robot.2025.105123","author":[{"family":"Fazilat","given":"Mehdi"},{"family":"Zioui","given":"Nadjet"}],"container-title":"Robotics and Autonomous Systems","id":"Fazilat2025b","issued":{"date-parts":[[2025]]},"page":"105123","publisher":"Elsevier","title":"Quantum neural network-based inverse kinematics of a six-jointed industrial robotic arm","type":"article-journal","volume":"194"},"suppress-author":false}],"isEdited":false,"manualOverride":{"citeprocText":"Fazilat and Zioui (2025b)","isManuallyOverridden":false,"manualOverrideText":""},"mendeley":{"formattedCitation":"Fazilat and Zioui (2025b)","plainTextFormattedCitation":"Fazilat and Zioui (2025b)","previouslyFormattedCitation":"Fazilat and Zioui (2025b)"},"properties":{"noteIndex":0},"schema":"https://github.com/citation-style-language/schema/raw/master/csl-citation.json"}</w:instrText>
+        <w:instrText xml:space="preserve">ADDIN CSL_CITATION {"citationID":"MENDELEY_CITATION_345","citationItems":[{"id":"ITEM-345","isTemporary":false,"itemData":{"DOI":"10.1016/j.robot.2025.105123","author":[{"family":"Fazilat","given":"Mehdi"},{"family":"Zioui","given":"Nadjet"}],"container-title":"Robotics and Autonomous Systems","id":"Fazilat2025b","issued":{"date-parts":[[2025]]},"page":"105123","publisher":"Elsevier","title":"Quantum neural network-based inverse kinematics of a six-jointed industrial robotic arm","type":"article-journal","volume":"194"},"suppress-author":false}],"isEdited":false,"manualOverride":{"citeprocText":"Fazilat and Zioui (2025b)","isManuallyOverridden":false,"manualOverrideText":""},"mendeley":{"formattedCitation":"Fazilat and Zioui (2025b)","plainTextFormattedCitation":"Fazilat and Zioui (2025b)","previouslyFormattedCitation":"Fazilat and Zioui (2025b)"},"properties":{"noteIndex":0},"schema":"https://github.com/citation-style-language/schema/raw/master/csl-citation.json"}</w:instrText>
       </w:r>
       <w:r>
         <w:fldChar w:fldCharType="separate"/>
@@ -14333,7 +14873,7 @@
         <w:fldChar w:fldCharType="begin"/>
       </w:r>
       <w:r>
-        <w:instrText xml:space="preserve">ADDIN CSL_CITATION {"citationID":"MENDELEY_CITATION_323","citationItems":[{"id":"ITEM-323","isTemporary":false,"itemData":{"author":[{"family":"Raghuvanshi","given":"Arushi"},{"family":"Fan","given":"Yale"},{"family":"Woyke","given":"Michal"},{"family":"Perkowski","given":"Marek"}],"container-title":"Proceedings of the 37th international symposium on multiple-valued logic (ISMVL’07)","id":"Raghuvanshi2007","issued":{"date-parts":[[2007]]},"publisher":"IEEE","title":"Quantum robots for teenagers","type":"paper-conference"}}],"isEdited":false,"manualOverride":{"citeprocText":"(Raghuvanshi et al. 2007)","isManuallyOverridden":false,"manualOverrideText":""},"mendeley":{"formattedCitation":"(Raghuvanshi et al. 2007)","plainTextFormattedCitation":"(Raghuvanshi et al. 2007)","previouslyFormattedCitation":"(Raghuvanshi et al. 2007)"},"properties":{"noteIndex":0},"schema":"https://github.com/citation-style-language/schema/raw/master/csl-citation.json"}</w:instrText>
+        <w:instrText xml:space="preserve">ADDIN CSL_CITATION {"citationID":"MENDELEY_CITATION_346","citationItems":[{"id":"ITEM-346","isTemporary":false,"itemData":{"author":[{"family":"Raghuvanshi","given":"Arushi"},{"family":"Fan","given":"Yale"},{"family":"Woyke","given":"Michal"},{"family":"Perkowski","given":"Marek"}],"container-title":"Proceedings of the 37th international symposium on multiple-valued logic (ISMVL’07)","id":"Raghuvanshi2007","issued":{"date-parts":[[2007]]},"publisher":"IEEE","title":"Quantum robots for teenagers","type":"paper-conference"}}],"isEdited":false,"manualOverride":{"citeprocText":"(Raghuvanshi et al. 2007)","isManuallyOverridden":false,"manualOverrideText":""},"mendeley":{"formattedCitation":"(Raghuvanshi et al. 2007)","plainTextFormattedCitation":"(Raghuvanshi et al. 2007)","previouslyFormattedCitation":"(Raghuvanshi et al. 2007)"},"properties":{"noteIndex":0},"schema":"https://github.com/citation-style-language/schema/raw/master/csl-citation.json"}</w:instrText>
       </w:r>
       <w:r>
         <w:fldChar w:fldCharType="separate"/>
@@ -14359,7 +14899,7 @@
         <w:fldChar w:fldCharType="begin"/>
       </w:r>
       <w:r>
-        <w:instrText xml:space="preserve">ADDIN CSL_CITATION {"citationID":"MENDELEY_CITATION_326","citationItems":[{"id":"ITEM-324","isTemporary":false,"itemData":{"DOI":"10.1109/TMECH.2010.2090896","author":[{"family":"Dong","given":"Daoyi"},{"family":"Chen","given":"Chunlin"},{"family":"Chu","given":"Jian"},{"family":"Tarn","given":"Tzyh-Jong"}],"container-title":"IEEE/ASME Transactions on Mechatronics","id":"Dong2012","issue":"1","issued":{"date-parts":[[2012]]},"page":"86-97","publisher":"IEEE","title":"Robust quantum-inspired reinforcement learning for robot navigation","type":"article-journal","volume":"17"}},{"id":"ITEM-325","isTemporary":false,"itemData":{"DOI":"10.1155/2018/1596080","author":[{"family":"Zuo","given":"Tao"},{"family":"Min","given":"Huasong"},{"family":"Tang","given":"Quan"},{"family":"Tao","given":"Qiang"}],"container-title":"Mathematical Problems in Engineering","id":"Zuo2018","issued":{"date-parts":[[2018]]},"page":"1596080","publisher":"Hindawi","title":"A robot SLAM improved by quantum-behaved particles swarm optimization","type":"article-journal","volume":"2018"}},{"id":"ITEM-326","isTemporary":false,"itemData":{"DOI":"10.1016/j.robot.2025.105123","author":[{"family":"Fazilat","given":"Mehdi"},{"family":"Zioui","given":"Nadjet"}],"container-title":"Robotics and Autonomous Systems","id":"Fazilat2025b","issued":{"date-parts":[[2025]]},"page":"105123","publisher":"Elsevier","title":"Quantum neural network-based inverse kinematics of a six-jointed industrial robotic arm","type":"article-journal","volume":"194"}}],"isEdited":false,"manualOverride":{"citeprocText":"(Dong et al. 2012; Zuo et al. 2018; Fazilat and Zioui 2025b)","isManuallyOverridden":false,"manualOverrideText":""},"mendeley":{"formattedCitation":"(Dong et al. 2012; Zuo et al. 2018; Fazilat and Zioui 2025b)","plainTextFormattedCitation":"(Dong et al. 2012; Zuo et al. 2018; Fazilat and Zioui 2025b)","previouslyFormattedCitation":"(Dong et al. 2012; Zuo et al. 2018; Fazilat and Zioui 2025b)"},"properties":{"noteIndex":0},"schema":"https://github.com/citation-style-language/schema/raw/master/csl-citation.json"}</w:instrText>
+        <w:instrText xml:space="preserve">ADDIN CSL_CITATION {"citationID":"MENDELEY_CITATION_349","citationItems":[{"id":"ITEM-347","isTemporary":false,"itemData":{"DOI":"10.1109/TMECH.2010.2090896","author":[{"family":"Dong","given":"Daoyi"},{"family":"Chen","given":"Chunlin"},{"family":"Chu","given":"Jian"},{"family":"Tarn","given":"Tzyh-Jong"}],"container-title":"IEEE/ASME Transactions on Mechatronics","id":"Dong2012","issue":"1","issued":{"date-parts":[[2012]]},"page":"86-97","publisher":"IEEE","title":"Robust quantum-inspired reinforcement learning for robot navigation","type":"article-journal","volume":"17"}},{"id":"ITEM-348","isTemporary":false,"itemData":{"DOI":"10.1155/2018/1596080","author":[{"family":"Zuo","given":"Tao"},{"family":"Min","given":"Huasong"},{"family":"Tang","given":"Quan"},{"family":"Tao","given":"Qiang"}],"container-title":"Mathematical Problems in Engineering","id":"Zuo2018","issued":{"date-parts":[[2018]]},"page":"1596080","publisher":"Hindawi","title":"A robot SLAM improved by quantum-behaved particles swarm optimization","type":"article-journal","volume":"2018"}},{"id":"ITEM-349","isTemporary":false,"itemData":{"DOI":"10.1016/j.robot.2025.105123","author":[{"family":"Fazilat","given":"Mehdi"},{"family":"Zioui","given":"Nadjet"}],"container-title":"Robotics and Autonomous Systems","id":"Fazilat2025b","issued":{"date-parts":[[2025]]},"page":"105123","publisher":"Elsevier","title":"Quantum neural network-based inverse kinematics of a six-jointed industrial robotic arm","type":"article-journal","volume":"194"}}],"isEdited":false,"manualOverride":{"citeprocText":"(Dong et al. 2012; Zuo et al. 2018; Fazilat and Zioui 2025b)","isManuallyOverridden":false,"manualOverrideText":""},"mendeley":{"formattedCitation":"(Dong et al. 2012; Zuo et al. 2018; Fazilat and Zioui 2025b)","plainTextFormattedCitation":"(Dong et al. 2012; Zuo et al. 2018; Fazilat and Zioui 2025b)","previouslyFormattedCitation":"(Dong et al. 2012; Zuo et al. 2018; Fazilat and Zioui 2025b)"},"properties":{"noteIndex":0},"schema":"https://github.com/citation-style-language/schema/raw/master/csl-citation.json"}</w:instrText>
       </w:r>
       <w:r>
         <w:fldChar w:fldCharType="separate"/>
@@ -14377,7 +14917,7 @@
         <w:fldChar w:fldCharType="begin"/>
       </w:r>
       <w:r>
-        <w:instrText xml:space="preserve">ADDIN CSL_CITATION {"citationID":"MENDELEY_CITATION_327","citationItems":[{"id":"ITEM-327","isTemporary":false,"itemData":{"DOI":"10.1126/sciadv.aav2372","author":[{"family":"Goto","given":"Hayato"},{"family":"Tatsumura","given":"Kosuke"},{"family":"Dixon","given":"Alexander R."}],"container-title":"Science Advances","id":"Goto2019","issue":"4","issued":{"date-parts":[[2019]]},"page":"eaav2372","publisher":"American Association for the Advancement of Science","title":"Combinatorial optimization by simulating adiabatic bifurcations in nonlinear Hamiltonian systems","type":"article-journal","volume":"5"}}],"isEdited":false,"manualOverride":{"citeprocText":"(Goto, Tatsumura, and Dixon 2019)","isManuallyOverridden":false,"manualOverrideText":""},"mendeley":{"formattedCitation":"(Goto, Tatsumura, and Dixon 2019)","plainTextFormattedCitation":"(Goto, Tatsumura, and Dixon 2019)","previouslyFormattedCitation":"(Goto, Tatsumura, and Dixon 2019)"},"properties":{"noteIndex":0},"schema":"https://github.com/citation-style-language/schema/raw/master/csl-citation.json"}</w:instrText>
+        <w:instrText xml:space="preserve">ADDIN CSL_CITATION {"citationID":"MENDELEY_CITATION_350","citationItems":[{"id":"ITEM-350","isTemporary":false,"itemData":{"DOI":"10.1126/sciadv.aav2372","author":[{"family":"Goto","given":"Hayato"},{"family":"Tatsumura","given":"Kosuke"},{"family":"Dixon","given":"Alexander R."}],"container-title":"Science Advances","id":"Goto2019","issue":"4","issued":{"date-parts":[[2019]]},"page":"eaav2372","publisher":"American Association for the Advancement of Science","title":"Combinatorial optimization by simulating adiabatic bifurcations in nonlinear Hamiltonian systems","type":"article-journal","volume":"5"}}],"isEdited":false,"manualOverride":{"citeprocText":"(Goto, Tatsumura, and Dixon 2019)","isManuallyOverridden":false,"manualOverrideText":""},"mendeley":{"formattedCitation":"(Goto, Tatsumura, and Dixon 2019)","plainTextFormattedCitation":"(Goto, Tatsumura, and Dixon 2019)","previouslyFormattedCitation":"(Goto, Tatsumura, and Dixon 2019)"},"properties":{"noteIndex":0},"schema":"https://github.com/citation-style-language/schema/raw/master/csl-citation.json"}</w:instrText>
       </w:r>
       <w:r>
         <w:fldChar w:fldCharType="separate"/>
@@ -14395,7 +14935,7 @@
         <w:fldChar w:fldCharType="begin"/>
       </w:r>
       <w:r>
-        <w:instrText xml:space="preserve">ADDIN CSL_CITATION {"citationID":"MENDELEY_CITATION_329","citationItems":[{"id":"ITEM-328","isTemporary":false,"itemData":{"DOI":"10.1145/3313276.3316310","author":[{"family":"Tang","given":"Ewin"}],"container-title":"Proceedings of the 51st annual ACM SIGACT symposium on theory of computing (STOC 2019)","id":"Tang2019","issued":{"date-parts":[[2019]]},"page":"217-228","publisher":"ACM","publisher-place":"New York, NY, USA","title":"A quantum-inspired classical algorithm for recommendation systems","type":"paper-conference"}},{"id":"ITEM-329","isTemporary":false,"itemData":{"DOI":"10.1145/3357713.3384314","author":[{"family":"Chia","given":"Nai-Hui"},{"family":"Gilyén","given":"András"},{"family":"Li","given":"Tongyang"},{"family":"Lin","given":"Han-Hsuan"},{"family":"Tang","given":"Ewin"},{"family":"Wang","given":"Chunhao"}],"container-title":"Proceedings of the 52nd annual ACM SIGACT symposium on theory of computing (STOC 2020)","id":"Chia2020","issued":{"date-parts":[[2020]]},"page":"387-400","publisher":"ACM","publisher-place":"New York, NY, USA","title":"Sampling-based sublinear low-rank matrix arithmetic framework for dequantizing quantum machine learning","type":"paper-conference"}}],"isEdited":false,"manualOverride":{"citeprocText":"(E. Tang 2019; Chia et al. 2020)","isManuallyOverridden":false,"manualOverrideText":""},"mendeley":{"formattedCitation":"(E. Tang 2019; Chia et al. 2020)","plainTextFormattedCitation":"(E. Tang 2019; Chia et al. 2020)","previouslyFormattedCitation":"(E. Tang 2019; Chia et al. 2020)"},"properties":{"noteIndex":0},"schema":"https://github.com/citation-style-language/schema/raw/master/csl-citation.json"}</w:instrText>
+        <w:instrText xml:space="preserve">ADDIN CSL_CITATION {"citationID":"MENDELEY_CITATION_352","citationItems":[{"id":"ITEM-351","isTemporary":false,"itemData":{"DOI":"10.1145/3313276.3316310","author":[{"family":"Tang","given":"Ewin"}],"container-title":"Proceedings of the 51st annual ACM SIGACT symposium on theory of computing (STOC 2019)","id":"Tang2019","issued":{"date-parts":[[2019]]},"page":"217-228","publisher":"ACM","publisher-place":"New York, NY, USA","title":"A quantum-inspired classical algorithm for recommendation systems","type":"paper-conference"}},{"id":"ITEM-352","isTemporary":false,"itemData":{"DOI":"10.1145/3357713.3384314","author":[{"family":"Chia","given":"Nai-Hui"},{"family":"Gilyén","given":"András"},{"family":"Li","given":"Tongyang"},{"family":"Lin","given":"Han-Hsuan"},{"family":"Tang","given":"Ewin"},{"family":"Wang","given":"Chunhao"}],"container-title":"Proceedings of the 52nd annual ACM SIGACT symposium on theory of computing (STOC 2020)","id":"Chia2020","issued":{"date-parts":[[2020]]},"page":"387-400","publisher":"ACM","publisher-place":"New York, NY, USA","title":"Sampling-based sublinear low-rank matrix arithmetic framework for dequantizing quantum machine learning","type":"paper-conference"}}],"isEdited":false,"manualOverride":{"citeprocText":"(E. Tang 2019; Chia et al. 2020)","isManuallyOverridden":false,"manualOverrideText":""},"mendeley":{"formattedCitation":"(E. Tang 2019; Chia et al. 2020)","plainTextFormattedCitation":"(E. Tang 2019; Chia et al. 2020)","previouslyFormattedCitation":"(E. Tang 2019; Chia et al. 2020)"},"properties":{"noteIndex":0},"schema":"https://github.com/citation-style-language/schema/raw/master/csl-citation.json"}</w:instrText>
       </w:r>
       <w:r>
         <w:fldChar w:fldCharType="separate"/>
@@ -14434,7 +14974,7 @@
         <w:fldChar w:fldCharType="begin"/>
       </w:r>
       <w:r>
-        <w:instrText xml:space="preserve">ADDIN CSL_CITATION {"citationID":"MENDELEY_CITATION_330","citationItems":[{"id":"ITEM-330","isTemporary":false,"itemData":{"DOI":"10.1038/nphys3272","author":[{"family":"Aaronson","given":"Scott"}],"container-title":"Nature Physics","id":"Aaronson2015","issue":"4","issued":{"date-parts":[[2015]]},"page":"291-293","title":"Read the fine print","type":"article-journal","volume":"11"}}],"isEdited":false,"manualOverride":{"citeprocText":"(Aaronson 2015)","isManuallyOverridden":false,"manualOverrideText":""},"mendeley":{"formattedCitation":"(Aaronson 2015)","plainTextFormattedCitation":"(Aaronson 2015)","previouslyFormattedCitation":"(Aaronson 2015)"},"properties":{"noteIndex":0},"schema":"https://github.com/citation-style-language/schema/raw/master/csl-citation.json"}</w:instrText>
+        <w:instrText xml:space="preserve">ADDIN CSL_CITATION {"citationID":"MENDELEY_CITATION_353","citationItems":[{"id":"ITEM-353","isTemporary":false,"itemData":{"DOI":"10.1038/nphys3272","author":[{"family":"Aaronson","given":"Scott"}],"container-title":"Nature Physics","id":"Aaronson2015","issue":"4","issued":{"date-parts":[[2015]]},"page":"291-293","title":"Read the fine print","type":"article-journal","volume":"11"}}],"isEdited":false,"manualOverride":{"citeprocText":"(Aaronson 2015)","isManuallyOverridden":false,"manualOverrideText":""},"mendeley":{"formattedCitation":"(Aaronson 2015)","plainTextFormattedCitation":"(Aaronson 2015)","previouslyFormattedCitation":"(Aaronson 2015)"},"properties":{"noteIndex":0},"schema":"https://github.com/citation-style-language/schema/raw/master/csl-citation.json"}</w:instrText>
       </w:r>
       <w:r>
         <w:fldChar w:fldCharType="separate"/>
@@ -14452,8 +14992,8 @@
         <w:t xml:space="preserve">show that quantum claims must be compared with the best classical algorithm under the same input assumptions.</w:t>
       </w:r>
     </w:p>
-    <w:bookmarkEnd w:id="101"/>
-    <w:bookmarkStart w:id="102" w:name="sec:swarm"/>
+    <w:bookmarkEnd w:id="103"/>
+    <w:bookmarkStart w:id="104" w:name="sec:swarm"/>
     <w:p>
       <w:pPr>
         <w:pStyle w:val="Heading2"/>
@@ -14485,7 +15025,7 @@
         <w:fldChar w:fldCharType="begin"/>
       </w:r>
       <w:r>
-        <w:instrText xml:space="preserve">ADDIN CSL_CITATION {"citationID":"MENDELEY_CITATION_331","citationItems":[{"id":"ITEM-331","isTemporary":false,"itemData":{"DOI":"10.3390/math10030372","author":[{"family":"Mannone","given":"Maria"},{"family":"Seidita","given":"Valeria"},{"family":"Chella","given":"Antonio"}],"container-title":"Mathematics","id":"Mannone2022","issue":"3","issued":{"date-parts":[[2022]]},"page":"372","publisher":"MDPI","title":"Categories, quantum computing, and swarm robotics: A case study","title-short":"Categories, quantum computing, and swarm robotics","type":"article-journal","volume":"10"},"suppress-author":false}],"isEdited":false,"manualOverride":{"citeprocText":"Mannone, Seidita, and Chella (2022)","isManuallyOverridden":false,"manualOverrideText":""},"mendeley":{"formattedCitation":"Mannone, Seidita, and Chella (2022)","plainTextFormattedCitation":"Mannone, Seidita, and Chella (2022)","previouslyFormattedCitation":"Mannone, Seidita, and Chella (2022)"},"properties":{"noteIndex":0},"schema":"https://github.com/citation-style-language/schema/raw/master/csl-citation.json"}</w:instrText>
+        <w:instrText xml:space="preserve">ADDIN CSL_CITATION {"citationID":"MENDELEY_CITATION_354","citationItems":[{"id":"ITEM-354","isTemporary":false,"itemData":{"DOI":"10.3390/math10030372","author":[{"family":"Mannone","given":"Maria"},{"family":"Seidita","given":"Valeria"},{"family":"Chella","given":"Antonio"}],"container-title":"Mathematics","id":"Mannone2022","issue":"3","issued":{"date-parts":[[2022]]},"page":"372","publisher":"MDPI","title":"Categories, quantum computing, and swarm robotics: A case study","title-short":"Categories, quantum computing, and swarm robotics","type":"article-journal","volume":"10"},"suppress-author":false}],"isEdited":false,"manualOverride":{"citeprocText":"Mannone, Seidita, and Chella (2022)","isManuallyOverridden":false,"manualOverrideText":""},"mendeley":{"formattedCitation":"Mannone, Seidita, and Chella (2022)","plainTextFormattedCitation":"Mannone, Seidita, and Chella (2022)","previouslyFormattedCitation":"Mannone, Seidita, and Chella (2022)"},"properties":{"noteIndex":0},"schema":"https://github.com/citation-style-language/schema/raw/master/csl-citation.json"}</w:instrText>
       </w:r>
       <w:r>
         <w:fldChar w:fldCharType="separate"/>
@@ -14509,7 +15049,7 @@
         <w:fldChar w:fldCharType="begin"/>
       </w:r>
       <w:r>
-        <w:instrText xml:space="preserve">ADDIN CSL_CITATION {"citationID":"MENDELEY_CITATION_332","citationItems":[{"id":"ITEM-332","isTemporary":false,"itemData":{"DOI":"10.1016/j.swevo.2023.101297","author":[{"family":"Mannone","given":"Maria"},{"family":"Seidita","given":"Valeria"},{"family":"Chella","given":"Antonio"}],"container-title":"Swarm and Evolutionary Computation","id":"Mannone2023","issued":{"date-parts":[[2023]]},"page":"101297","title":"Modeling and designing a robotic swarm: A quantum computing approach","title-short":"Modeling and designing a robotic swarm","type":"article-journal","volume":"79"},"suppress-author":false}],"isEdited":false,"manualOverride":{"citeprocText":"Mannone, Seidita, and Chella (2023)","isManuallyOverridden":false,"manualOverrideText":""},"mendeley":{"formattedCitation":"Mannone, Seidita, and Chella (2023)","plainTextFormattedCitation":"Mannone, Seidita, and Chella (2023)","previouslyFormattedCitation":"Mannone, Seidita, and Chella (2023)"},"properties":{"noteIndex":0},"schema":"https://github.com/citation-style-language/schema/raw/master/csl-citation.json"}</w:instrText>
+        <w:instrText xml:space="preserve">ADDIN CSL_CITATION {"citationID":"MENDELEY_CITATION_355","citationItems":[{"id":"ITEM-355","isTemporary":false,"itemData":{"DOI":"10.1016/j.swevo.2023.101297","author":[{"family":"Mannone","given":"Maria"},{"family":"Seidita","given":"Valeria"},{"family":"Chella","given":"Antonio"}],"container-title":"Swarm and Evolutionary Computation","id":"Mannone2023","issued":{"date-parts":[[2023]]},"page":"101297","title":"Modeling and designing a robotic swarm: A quantum computing approach","title-short":"Modeling and designing a robotic swarm","type":"article-journal","volume":"79"},"suppress-author":false}],"isEdited":false,"manualOverride":{"citeprocText":"Mannone, Seidita, and Chella (2023)","isManuallyOverridden":false,"manualOverrideText":""},"mendeley":{"formattedCitation":"Mannone, Seidita, and Chella (2023)","plainTextFormattedCitation":"Mannone, Seidita, and Chella (2023)","previouslyFormattedCitation":"Mannone, Seidita, and Chella (2023)"},"properties":{"noteIndex":0},"schema":"https://github.com/citation-style-language/schema/raw/master/csl-citation.json"}</w:instrText>
       </w:r>
       <w:r>
         <w:fldChar w:fldCharType="separate"/>
@@ -14533,7 +15073,7 @@
         <w:fldChar w:fldCharType="begin"/>
       </w:r>
       <w:r>
-        <w:instrText xml:space="preserve">ADDIN CSL_CITATION {"citationID":"MENDELEY_CITATION_333","citationItems":[{"id":"ITEM-333","isTemporary":false,"itemData":{"DOI":"10.1098/rsta.2024.0139","author":[{"family":"Mannone","given":"Maria"},{"family":"Seidita","given":"Valeria"},{"family":"Chella","given":"Antonio"}],"container-title":"Philosophical Transactions of the Royal Society A: Mathematical, Physical and Engineering Sciences","id":"Mannone2025","issue":"2289","issued":{"date-parts":[[2025]]},"page":"20240139","title":"Quantum computing for swarm robotics: A local-to-global approach","title-short":"Quantum computing for swarm robotics","type":"article-journal","volume":"383"},"suppress-author":false}],"isEdited":false,"manualOverride":{"citeprocText":"Mannone, Seidita, and Chella (2025)","isManuallyOverridden":false,"manualOverrideText":""},"mendeley":{"formattedCitation":"Mannone, Seidita, and Chella (2025)","plainTextFormattedCitation":"Mannone, Seidita, and Chella (2025)","previouslyFormattedCitation":"Mannone, Seidita, and Chella (2025)"},"properties":{"noteIndex":0},"schema":"https://github.com/citation-style-language/schema/raw/master/csl-citation.json"}</w:instrText>
+        <w:instrText xml:space="preserve">ADDIN CSL_CITATION {"citationID":"MENDELEY_CITATION_356","citationItems":[{"id":"ITEM-356","isTemporary":false,"itemData":{"DOI":"10.1098/rsta.2024.0139","author":[{"family":"Mannone","given":"Maria"},{"family":"Seidita","given":"Valeria"},{"family":"Chella","given":"Antonio"}],"container-title":"Philosophical Transactions of the Royal Society A: Mathematical, Physical and Engineering Sciences","id":"Mannone2025","issue":"2289","issued":{"date-parts":[[2025]]},"page":"20240139","title":"Quantum computing for swarm robotics: A local-to-global approach","title-short":"Quantum computing for swarm robotics","type":"article-journal","volume":"383"},"suppress-author":false}],"isEdited":false,"manualOverride":{"citeprocText":"Mannone, Seidita, and Chella (2025)","isManuallyOverridden":false,"manualOverrideText":""},"mendeley":{"formattedCitation":"Mannone, Seidita, and Chella (2025)","plainTextFormattedCitation":"Mannone, Seidita, and Chella (2025)","previouslyFormattedCitation":"Mannone, Seidita, and Chella (2025)"},"properties":{"noteIndex":0},"schema":"https://github.com/citation-style-language/schema/raw/master/csl-citation.json"}</w:instrText>
       </w:r>
       <w:r>
         <w:fldChar w:fldCharType="separate"/>
@@ -14557,7 +15097,7 @@
         <w:fldChar w:fldCharType="begin"/>
       </w:r>
       <w:r>
-        <w:instrText xml:space="preserve">ADDIN CSL_CITATION {"citationID":"MENDELEY_CITATION_334","citationItems":[{"id":"ITEM-334","isTemporary":false,"itemData":{"DOI":"10.1016/j.robot.2026.105418","author":[{"family":"Mannone","given":"Maria"},{"family":"Anand","given":"Mahathi"},{"family":"Fazio","given":"Peppino"},{"family":"Swikir","given":"Abdalla"}],"container-title":"Robotics and Autonomous Systems","id":"Mannone2025b","issued":{"date-parts":[[2026]]},"page":"105418","publisher":"Elsevier","title":"Density matrix-based dynamics for quantum robotic swarms","type":"article-journal","volume":"200"},"suppress-author":false}],"isEdited":false,"manualOverride":{"citeprocText":"Mannone et al. (2026)","isManuallyOverridden":false,"manualOverrideText":""},"mendeley":{"formattedCitation":"Mannone et al. (2026)","plainTextFormattedCitation":"Mannone et al. (2026)","previouslyFormattedCitation":"Mannone et al. (2026)"},"properties":{"noteIndex":0},"schema":"https://github.com/citation-style-language/schema/raw/master/csl-citation.json"}</w:instrText>
+        <w:instrText xml:space="preserve">ADDIN CSL_CITATION {"citationID":"MENDELEY_CITATION_357","citationItems":[{"id":"ITEM-357","isTemporary":false,"itemData":{"DOI":"10.1016/j.robot.2026.105418","author":[{"family":"Mannone","given":"Maria"},{"family":"Anand","given":"Mahathi"},{"family":"Fazio","given":"Peppino"},{"family":"Swikir","given":"Abdalla"}],"container-title":"Robotics and Autonomous Systems","id":"Mannone2025b","issued":{"date-parts":[[2026]]},"page":"105418","publisher":"Elsevier","title":"Density matrix-based dynamics for quantum robotic swarms","type":"article-journal","volume":"200"},"suppress-author":false}],"isEdited":false,"manualOverride":{"citeprocText":"Mannone et al. (2026)","isManuallyOverridden":false,"manualOverrideText":""},"mendeley":{"formattedCitation":"Mannone et al. (2026)","plainTextFormattedCitation":"Mannone et al. (2026)","previouslyFormattedCitation":"Mannone et al. (2026)"},"properties":{"noteIndex":0},"schema":"https://github.com/citation-style-language/schema/raw/master/csl-citation.json"}</w:instrText>
       </w:r>
       <w:r>
         <w:fldChar w:fldCharType="separate"/>
@@ -14578,7 +15118,7 @@
         <w:fldChar w:fldCharType="begin"/>
       </w:r>
       <w:r>
-        <w:instrText xml:space="preserve">ADDIN CSL_CITATION {"citationID":"MENDELEY_CITATION_335","citationItems":[{"id":"ITEM-335","isTemporary":false,"itemData":{"DOI":"10.1016/j.robot.2023.104362","author":[{"family":"Chella","given":"Antonio"},{"family":"Gaglio","given":"Salvatore"},{"family":"Mannone","given":"Maria"},{"family":"Pilato","given":"Giovanni"},{"family":"Seidita","given":"Valeria"},{"family":"Vella","given":"Filippo"},{"family":"Zammuto","given":"Salvatore"}],"container-title":"Robotics and Autonomous Systems","id":"Chella2023","issued":{"date-parts":[[2023]]},"page":"104362","publisher":"Elsevier","title":"Quantum planning for swarm robotics","type":"article-journal","volume":"161"}}],"isEdited":false,"manualOverride":{"citeprocText":"(Chella et al. 2023)","isManuallyOverridden":false,"manualOverrideText":""},"mendeley":{"formattedCitation":"(Chella et al. 2023)","plainTextFormattedCitation":"(Chella et al. 2023)","previouslyFormattedCitation":"(Chella et al. 2023)"},"properties":{"noteIndex":0},"schema":"https://github.com/citation-style-language/schema/raw/master/csl-citation.json"}</w:instrText>
+        <w:instrText xml:space="preserve">ADDIN CSL_CITATION {"citationID":"MENDELEY_CITATION_358","citationItems":[{"id":"ITEM-358","isTemporary":false,"itemData":{"DOI":"10.1016/j.robot.2023.104362","author":[{"family":"Chella","given":"Antonio"},{"family":"Gaglio","given":"Salvatore"},{"family":"Mannone","given":"Maria"},{"family":"Pilato","given":"Giovanni"},{"family":"Seidita","given":"Valeria"},{"family":"Vella","given":"Filippo"},{"family":"Zammuto","given":"Salvatore"}],"container-title":"Robotics and Autonomous Systems","id":"Chella2023","issued":{"date-parts":[[2023]]},"page":"104362","publisher":"Elsevier","title":"Quantum planning for swarm robotics","type":"article-journal","volume":"161"}}],"isEdited":false,"manualOverride":{"citeprocText":"(Chella et al. 2023)","isManuallyOverridden":false,"manualOverrideText":""},"mendeley":{"formattedCitation":"(Chella et al. 2023)","plainTextFormattedCitation":"(Chella et al. 2023)","previouslyFormattedCitation":"(Chella et al. 2023)"},"properties":{"noteIndex":0},"schema":"https://github.com/citation-style-language/schema/raw/master/csl-citation.json"}</w:instrText>
       </w:r>
       <w:r>
         <w:fldChar w:fldCharType="separate"/>
@@ -14599,7 +15139,7 @@
         <w:fldChar w:fldCharType="begin"/>
       </w:r>
       <w:r>
-        <w:instrText xml:space="preserve">ADDIN CSL_CITATION {"citationID":"MENDELEY_CITATION_336","citationItems":[{"id":"ITEM-336","isTemporary":false,"itemData":{"DOI":"10.1109/ICDCS54860.2022.00151","author":[{"family":"Yun","given":"Won Joon"},{"family":"Kwak","given":"Yunseok"},{"family":"Kim","given":"Jae Pyoung"},{"family":"Cho","given":"Hyunhee"},{"family":"Jung","given":"Soyi"},{"family":"Park","given":"Jihong"},{"family":"Kim","given":"Joongheon"}],"container-title":"Proceedings of the 2022 IEEE 42nd international conference on distributed computing systems (ICDCS)","id":"Yun2022","issued":{"date-parts":[[2022]]},"page":"1332-1335","publisher":"IEEE","title":"Quantum multi-agent reinforcement learning via variational quantum circuit design","type":"paper-conference"}}],"isEdited":false,"manualOverride":{"citeprocText":"(Yun et al. 2022)","isManuallyOverridden":false,"manualOverrideText":""},"mendeley":{"formattedCitation":"(Yun et al. 2022)","plainTextFormattedCitation":"(Yun et al. 2022)","previouslyFormattedCitation":"(Yun et al. 2022)"},"properties":{"noteIndex":0},"schema":"https://github.com/citation-style-language/schema/raw/master/csl-citation.json"}</w:instrText>
+        <w:instrText xml:space="preserve">ADDIN CSL_CITATION {"citationID":"MENDELEY_CITATION_359","citationItems":[{"id":"ITEM-359","isTemporary":false,"itemData":{"DOI":"10.1109/ICDCS54860.2022.00151","author":[{"family":"Yun","given":"Won Joon"},{"family":"Kwak","given":"Yunseok"},{"family":"Kim","given":"Jae Pyoung"},{"family":"Cho","given":"Hyunhee"},{"family":"Jung","given":"Soyi"},{"family":"Park","given":"Jihong"},{"family":"Kim","given":"Joongheon"}],"container-title":"Proceedings of the 2022 IEEE 42nd international conference on distributed computing systems (ICDCS)","id":"Yun2022","issued":{"date-parts":[[2022]]},"page":"1332-1335","publisher":"IEEE","title":"Quantum multi-agent reinforcement learning via variational quantum circuit design","type":"paper-conference"}}],"isEdited":false,"manualOverride":{"citeprocText":"(Yun et al. 2022)","isManuallyOverridden":false,"manualOverrideText":""},"mendeley":{"formattedCitation":"(Yun et al. 2022)","plainTextFormattedCitation":"(Yun et al. 2022)","previouslyFormattedCitation":"(Yun et al. 2022)"},"properties":{"noteIndex":0},"schema":"https://github.com/citation-style-language/schema/raw/master/csl-citation.json"}</w:instrText>
       </w:r>
       <w:r>
         <w:fldChar w:fldCharType="separate"/>
@@ -14620,7 +15160,7 @@
         <w:fldChar w:fldCharType="begin"/>
       </w:r>
       <w:r>
-        <w:instrText xml:space="preserve">ADDIN CSL_CITATION {"citationID":"MENDELEY_CITATION_337","citationItems":[{"id":"ITEM-337","isTemporary":false,"itemData":{"DOI":"10.1098/rsta.2024.0139","author":[{"family":"Mannone","given":"Maria"},{"family":"Seidita","given":"Valeria"},{"family":"Chella","given":"Antonio"}],"container-title":"Philosophical Transactions of the Royal Society A: Mathematical, Physical and Engineering Sciences","id":"Mannone2025","issue":"2289","issued":{"date-parts":[[2025]]},"page":"20240139","title":"Quantum computing for swarm robotics: A local-to-global approach","title-short":"Quantum computing for swarm robotics","type":"article-journal","volume":"383"}}],"isEdited":false,"manualOverride":{"citeprocText":"(Mannone, Seidita, and Chella 2025)","isManuallyOverridden":false,"manualOverrideText":""},"mendeley":{"formattedCitation":"(Mannone, Seidita, and Chella 2025)","plainTextFormattedCitation":"(Mannone, Seidita, and Chella 2025)","previouslyFormattedCitation":"(Mannone, Seidita, and Chella 2025)"},"properties":{"noteIndex":0},"schema":"https://github.com/citation-style-language/schema/raw/master/csl-citation.json"}</w:instrText>
+        <w:instrText xml:space="preserve">ADDIN CSL_CITATION {"citationID":"MENDELEY_CITATION_360","citationItems":[{"id":"ITEM-360","isTemporary":false,"itemData":{"DOI":"10.1098/rsta.2024.0139","author":[{"family":"Mannone","given":"Maria"},{"family":"Seidita","given":"Valeria"},{"family":"Chella","given":"Antonio"}],"container-title":"Philosophical Transactions of the Royal Society A: Mathematical, Physical and Engineering Sciences","id":"Mannone2025","issue":"2289","issued":{"date-parts":[[2025]]},"page":"20240139","title":"Quantum computing for swarm robotics: A local-to-global approach","title-short":"Quantum computing for swarm robotics","type":"article-journal","volume":"383"}}],"isEdited":false,"manualOverride":{"citeprocText":"(Mannone, Seidita, and Chella 2025)","isManuallyOverridden":false,"manualOverrideText":""},"mendeley":{"formattedCitation":"(Mannone, Seidita, and Chella 2025)","plainTextFormattedCitation":"(Mannone, Seidita, and Chella 2025)","previouslyFormattedCitation":"(Mannone, Seidita, and Chella 2025)"},"properties":{"noteIndex":0},"schema":"https://github.com/citation-style-language/schema/raw/master/csl-citation.json"}</w:instrText>
       </w:r>
       <w:r>
         <w:fldChar w:fldCharType="separate"/>
@@ -14638,7 +15178,7 @@
         <w:fldChar w:fldCharType="begin"/>
       </w:r>
       <w:r>
-        <w:instrText xml:space="preserve">ADDIN CSL_CITATION {"citationID":"MENDELEY_CITATION_338","citationItems":[{"id":"ITEM-338","isTemporary":false,"itemData":{"DOI":"10.1109/IISWC53511.2021.00015","author":[{"family":"Ravi","given":"Gokul Subramanian"},{"family":"Smith","given":"Kaitlin N."},{"family":"Gokhale","given":"Pranav"},{"family":"Chong","given":"Frederic T."}],"container-title":"2021 IEEE international symposium on workload characterization (IISWC)","id":"Ravi2021","issued":{"date-parts":[[2021]]},"page":"39-50","publisher":"IEEE","title":"Quantum computing in the cloud: Analyzing job and machine characteristics","title-short":"Quantum computing in the cloud","type":"paper-conference"}}],"isEdited":false,"manualOverride":{"citeprocText":"(Ravi et al. 2021)","isManuallyOverridden":false,"manualOverrideText":""},"mendeley":{"formattedCitation":"(Ravi et al. 2021)","plainTextFormattedCitation":"(Ravi et al. 2021)","previouslyFormattedCitation":"(Ravi et al. 2021)"},"properties":{"noteIndex":0},"schema":"https://github.com/citation-style-language/schema/raw/master/csl-citation.json"}</w:instrText>
+        <w:instrText xml:space="preserve">ADDIN CSL_CITATION {"citationID":"MENDELEY_CITATION_361","citationItems":[{"id":"ITEM-361","isTemporary":false,"itemData":{"DOI":"10.1109/IISWC53511.2021.00015","author":[{"family":"Ravi","given":"Gokul Subramanian"},{"family":"Smith","given":"Kaitlin N."},{"family":"Gokhale","given":"Pranav"},{"family":"Chong","given":"Frederic T."}],"container-title":"2021 IEEE international symposium on workload characterization (IISWC)","id":"Ravi2021","issued":{"date-parts":[[2021]]},"page":"39-50","publisher":"IEEE","title":"Quantum computing in the cloud: Analyzing job and machine characteristics","title-short":"Quantum computing in the cloud","type":"paper-conference"}}],"isEdited":false,"manualOverride":{"citeprocText":"(Ravi et al. 2021)","isManuallyOverridden":false,"manualOverrideText":""},"mendeley":{"formattedCitation":"(Ravi et al. 2021)","plainTextFormattedCitation":"(Ravi et al. 2021)","previouslyFormattedCitation":"(Ravi et al. 2021)"},"properties":{"noteIndex":0},"schema":"https://github.com/citation-style-language/schema/raw/master/csl-citation.json"}</w:instrText>
       </w:r>
       <w:r>
         <w:fldChar w:fldCharType="separate"/>
@@ -14653,8 +15193,8 @@
         <w:t xml:space="preserve">.</w:t>
       </w:r>
     </w:p>
-    <w:bookmarkEnd w:id="102"/>
-    <w:bookmarkStart w:id="103" w:name="sec:distributed"/>
+    <w:bookmarkEnd w:id="104"/>
+    <w:bookmarkStart w:id="105" w:name="sec:distributed"/>
     <w:p>
       <w:pPr>
         <w:pStyle w:val="Heading2"/>
@@ -14697,7 +15237,7 @@
         <w:fldChar w:fldCharType="begin"/>
       </w:r>
       <w:r>
-        <w:instrText xml:space="preserve">ADDIN CSL_CITATION {"citationID":"MENDELEY_CITATION_339","citationItems":[{"id":"ITEM-339","isTemporary":false,"itemData":{"DOI":"10.1145/3445814.3446758","author":[{"family":"Tang","given":"Wei"},{"family":"Tomesh","given":"Teague"},{"family":"Suchara","given":"Martin"},{"family":"Larson","given":"Jeffrey"},{"family":"Martonosi","given":"Margaret"}],"container-title":"Proceedings of the 26th ACM international conference on architectural support for programming languages and operating systems (ASPLOS ’21)","id":"Tang2021","issued":{"date-parts":[[2021]]},"page":"473-486","publisher":"Association for Computing Machinery","publisher-place":"New York, NY, USA","title":"CutQC: Using small quantum computers for large quantum circuit evaluations","title-short":"CutQC","type":"paper-conference"}}],"isEdited":false,"manualOverride":{"citeprocText":"(W. Tang et al. 2021)","isManuallyOverridden":false,"manualOverrideText":""},"mendeley":{"formattedCitation":"(W. Tang et al. 2021)","plainTextFormattedCitation":"(W. Tang et al. 2021)","previouslyFormattedCitation":"(W. Tang et al. 2021)"},"properties":{"noteIndex":0},"schema":"https://github.com/citation-style-language/schema/raw/master/csl-citation.json"}</w:instrText>
+        <w:instrText xml:space="preserve">ADDIN CSL_CITATION {"citationID":"MENDELEY_CITATION_362","citationItems":[{"id":"ITEM-362","isTemporary":false,"itemData":{"DOI":"10.1145/3445814.3446758","author":[{"family":"Tang","given":"Wei"},{"family":"Tomesh","given":"Teague"},{"family":"Suchara","given":"Martin"},{"family":"Larson","given":"Jeffrey"},{"family":"Martonosi","given":"Margaret"}],"container-title":"Proceedings of the 26th ACM international conference on architectural support for programming languages and operating systems (ASPLOS ’21)","id":"Tang2021","issued":{"date-parts":[[2021]]},"page":"473-486","publisher":"Association for Computing Machinery","publisher-place":"New York, NY, USA","title":"CutQC: Using small quantum computers for large quantum circuit evaluations","title-short":"CutQC","type":"paper-conference"}}],"isEdited":false,"manualOverride":{"citeprocText":"(W. Tang et al. 2021)","isManuallyOverridden":false,"manualOverrideText":""},"mendeley":{"formattedCitation":"(W. Tang et al. 2021)","plainTextFormattedCitation":"(W. Tang et al. 2021)","previouslyFormattedCitation":"(W. Tang et al. 2021)"},"properties":{"noteIndex":0},"schema":"https://github.com/citation-style-language/schema/raw/master/csl-citation.json"}</w:instrText>
       </w:r>
       <w:r>
         <w:fldChar w:fldCharType="separate"/>
@@ -14715,7 +15255,7 @@
         <w:fldChar w:fldCharType="begin"/>
       </w:r>
       <w:r>
-        <w:instrText xml:space="preserve">ADDIN CSL_CITATION {"citationID":"MENDELEY_CITATION_340","citationItems":[{"id":"ITEM-340","isTemporary":false,"itemData":{"DOI":"10.1109/ICDCS54860.2022.00151","author":[{"family":"Yun","given":"Won Joon"},{"family":"Kwak","given":"Yunseok"},{"family":"Kim","given":"Jae Pyoung"},{"family":"Cho","given":"Hyunhee"},{"family":"Jung","given":"Soyi"},{"family":"Park","given":"Jihong"},{"family":"Kim","given":"Joongheon"}],"container-title":"Proceedings of the 2022 IEEE 42nd international conference on distributed computing systems (ICDCS)","id":"Yun2022","issued":{"date-parts":[[2022]]},"page":"1332-1335","publisher":"IEEE","title":"Quantum multi-agent reinforcement learning via variational quantum circuit design","type":"paper-conference"}}],"isEdited":false,"manualOverride":{"citeprocText":"(Yun et al. 2022)","isManuallyOverridden":false,"manualOverrideText":""},"mendeley":{"formattedCitation":"(Yun et al. 2022)","plainTextFormattedCitation":"(Yun et al. 2022)","previouslyFormattedCitation":"(Yun et al. 2022)"},"properties":{"noteIndex":0},"schema":"https://github.com/citation-style-language/schema/raw/master/csl-citation.json"}</w:instrText>
+        <w:instrText xml:space="preserve">ADDIN CSL_CITATION {"citationID":"MENDELEY_CITATION_363","citationItems":[{"id":"ITEM-363","isTemporary":false,"itemData":{"DOI":"10.1109/ICDCS54860.2022.00151","author":[{"family":"Yun","given":"Won Joon"},{"family":"Kwak","given":"Yunseok"},{"family":"Kim","given":"Jae Pyoung"},{"family":"Cho","given":"Hyunhee"},{"family":"Jung","given":"Soyi"},{"family":"Park","given":"Jihong"},{"family":"Kim","given":"Joongheon"}],"container-title":"Proceedings of the 2022 IEEE 42nd international conference on distributed computing systems (ICDCS)","id":"Yun2022","issued":{"date-parts":[[2022]]},"page":"1332-1335","publisher":"IEEE","title":"Quantum multi-agent reinforcement learning via variational quantum circuit design","type":"paper-conference"}}],"isEdited":false,"manualOverride":{"citeprocText":"(Yun et al. 2022)","isManuallyOverridden":false,"manualOverrideText":""},"mendeley":{"formattedCitation":"(Yun et al. 2022)","plainTextFormattedCitation":"(Yun et al. 2022)","previouslyFormattedCitation":"(Yun et al. 2022)"},"properties":{"noteIndex":0},"schema":"https://github.com/citation-style-language/schema/raw/master/csl-citation.json"}</w:instrText>
       </w:r>
       <w:r>
         <w:fldChar w:fldCharType="separate"/>
@@ -14733,7 +15273,7 @@
         <w:fldChar w:fldCharType="begin"/>
       </w:r>
       <w:r>
-        <w:instrText xml:space="preserve">ADDIN CSL_CITATION {"citationID":"MENDELEY_CITATION_341","citationItems":[{"id":"ITEM-341","isTemporary":false,"itemData":{"DOI":"10.3390/electronics10020100","author":[{"family":"Yan","given":"Fei"},{"family":"Iliyasu","given":"Abdullah M."},{"family":"Hirota","given":"Kaoru"}],"container-title":"Electronics","id":"Yan2021","issue":"2","issued":{"date-parts":[[2021]]},"page":"100","publisher":"MDPI","title":"Conceptual framework for quantum affective computing and its use in fusion of multi-robot emotions","type":"article-journal","volume":"10"}}],"isEdited":false,"manualOverride":{"citeprocText":"(Yan, Iliyasu, and Hirota 2021)","isManuallyOverridden":false,"manualOverrideText":""},"mendeley":{"formattedCitation":"(Yan, Iliyasu, and Hirota 2021)","plainTextFormattedCitation":"(Yan, Iliyasu, and Hirota 2021)","previouslyFormattedCitation":"(Yan, Iliyasu, and Hirota 2021)"},"properties":{"noteIndex":0},"schema":"https://github.com/citation-style-language/schema/raw/master/csl-citation.json"}</w:instrText>
+        <w:instrText xml:space="preserve">ADDIN CSL_CITATION {"citationID":"MENDELEY_CITATION_364","citationItems":[{"id":"ITEM-364","isTemporary":false,"itemData":{"DOI":"10.3390/electronics10020100","author":[{"family":"Yan","given":"Fei"},{"family":"Iliyasu","given":"Abdullah M."},{"family":"Hirota","given":"Kaoru"}],"container-title":"Electronics","id":"Yan2021","issue":"2","issued":{"date-parts":[[2021]]},"page":"100","publisher":"MDPI","title":"Conceptual framework for quantum affective computing and its use in fusion of multi-robot emotions","type":"article-journal","volume":"10"}}],"isEdited":false,"manualOverride":{"citeprocText":"(Yan, Iliyasu, and Hirota 2021)","isManuallyOverridden":false,"manualOverrideText":""},"mendeley":{"formattedCitation":"(Yan, Iliyasu, and Hirota 2021)","plainTextFormattedCitation":"(Yan, Iliyasu, and Hirota 2021)","previouslyFormattedCitation":"(Yan, Iliyasu, and Hirota 2021)"},"properties":{"noteIndex":0},"schema":"https://github.com/citation-style-language/schema/raw/master/csl-citation.json"}</w:instrText>
       </w:r>
       <w:r>
         <w:fldChar w:fldCharType="separate"/>
@@ -14751,7 +15291,7 @@
         <w:fldChar w:fldCharType="begin"/>
       </w:r>
       <w:r>
-        <w:instrText xml:space="preserve">ADDIN CSL_CITATION {"citationID":"MENDELEY_CITATION_342","citationItems":[{"id":"ITEM-342","isTemporary":false,"itemData":{"DOI":"10.1145/3445814.3446758","author":[{"family":"Tang","given":"Wei"},{"family":"Tomesh","given":"Teague"},{"family":"Suchara","given":"Martin"},{"family":"Larson","given":"Jeffrey"},{"family":"Martonosi","given":"Margaret"}],"container-title":"Proceedings of the 26th ACM international conference on architectural support for programming languages and operating systems (ASPLOS ’21)","id":"Tang2021","issued":{"date-parts":[[2021]]},"page":"473-486","publisher":"Association for Computing Machinery","publisher-place":"New York, NY, USA","title":"CutQC: Using small quantum computers for large quantum circuit evaluations","title-short":"CutQC","type":"paper-conference"}}],"isEdited":false,"manualOverride":{"citeprocText":"(W. Tang et al. 2021)","isManuallyOverridden":false,"manualOverrideText":""},"mendeley":{"formattedCitation":"(W. Tang et al. 2021)","plainTextFormattedCitation":"(W. Tang et al. 2021)","previouslyFormattedCitation":"(W. Tang et al. 2021)"},"properties":{"noteIndex":0},"schema":"https://github.com/citation-style-language/schema/raw/master/csl-citation.json"}</w:instrText>
+        <w:instrText xml:space="preserve">ADDIN CSL_CITATION {"citationID":"MENDELEY_CITATION_365","citationItems":[{"id":"ITEM-365","isTemporary":false,"itemData":{"DOI":"10.1145/3445814.3446758","author":[{"family":"Tang","given":"Wei"},{"family":"Tomesh","given":"Teague"},{"family":"Suchara","given":"Martin"},{"family":"Larson","given":"Jeffrey"},{"family":"Martonosi","given":"Margaret"}],"container-title":"Proceedings of the 26th ACM international conference on architectural support for programming languages and operating systems (ASPLOS ’21)","id":"Tang2021","issued":{"date-parts":[[2021]]},"page":"473-486","publisher":"Association for Computing Machinery","publisher-place":"New York, NY, USA","title":"CutQC: Using small quantum computers for large quantum circuit evaluations","title-short":"CutQC","type":"paper-conference"}}],"isEdited":false,"manualOverride":{"citeprocText":"(W. Tang et al. 2021)","isManuallyOverridden":false,"manualOverrideText":""},"mendeley":{"formattedCitation":"(W. Tang et al. 2021)","plainTextFormattedCitation":"(W. Tang et al. 2021)","previouslyFormattedCitation":"(W. Tang et al. 2021)"},"properties":{"noteIndex":0},"schema":"https://github.com/citation-style-language/schema/raw/master/csl-citation.json"}</w:instrText>
       </w:r>
       <w:r>
         <w:fldChar w:fldCharType="separate"/>
@@ -14766,8 +15306,8 @@
         <w:t xml:space="preserve">, and networked entanglement between mobile platforms is far beyond current capability.</w:t>
       </w:r>
     </w:p>
-    <w:bookmarkEnd w:id="103"/>
-    <w:bookmarkStart w:id="104" w:name="sec:qcv"/>
+    <w:bookmarkEnd w:id="105"/>
+    <w:bookmarkStart w:id="106" w:name="sec:qcv"/>
     <w:p>
       <w:pPr>
         <w:pStyle w:val="Heading2"/>
@@ -14799,7 +15339,7 @@
         <w:fldChar w:fldCharType="begin"/>
       </w:r>
       <w:r>
-        <w:instrText xml:space="preserve">ADDIN CSL_CITATION {"citationID":"MENDELEY_CITATION_343","citationItems":[{"id":"ITEM-343","isTemporary":false,"itemData":{"author":[{"family":"Golyanik","given":"Vladislav"},{"family":"Theobalt","given":"Christian"}],"container-title":"Proceedings of the IEEE/CVF conference on computer vision and pattern recognition (CVPR)","id":"Golyanik2020","issued":{"date-parts":[[2020]]},"page":"9182-9191","publisher":"IEEE","title":"A quantum computational approach to correspondence problems on point sets","type":"paper-conference"},"suppress-author":false}],"isEdited":false,"manualOverride":{"citeprocText":"Golyanik and Theobalt (2020)","isManuallyOverridden":false,"manualOverrideText":""},"mendeley":{"formattedCitation":"Golyanik and Theobalt (2020)","plainTextFormattedCitation":"Golyanik and Theobalt (2020)","previouslyFormattedCitation":"Golyanik and Theobalt (2020)"},"properties":{"noteIndex":0},"schema":"https://github.com/citation-style-language/schema/raw/master/csl-citation.json"}</w:instrText>
+        <w:instrText xml:space="preserve">ADDIN CSL_CITATION {"citationID":"MENDELEY_CITATION_366","citationItems":[{"id":"ITEM-366","isTemporary":false,"itemData":{"author":[{"family":"Golyanik","given":"Vladislav"},{"family":"Theobalt","given":"Christian"}],"container-title":"Proceedings of the IEEE/CVF conference on computer vision and pattern recognition (CVPR)","id":"Golyanik2020","issued":{"date-parts":[[2020]]},"page":"9182-9191","publisher":"IEEE","title":"A quantum computational approach to correspondence problems on point sets","type":"paper-conference"},"suppress-author":false}],"isEdited":false,"manualOverride":{"citeprocText":"Golyanik and Theobalt (2020)","isManuallyOverridden":false,"manualOverrideText":""},"mendeley":{"formattedCitation":"Golyanik and Theobalt (2020)","plainTextFormattedCitation":"Golyanik and Theobalt (2020)","previouslyFormattedCitation":"Golyanik and Theobalt (2020)"},"properties":{"noteIndex":0},"schema":"https://github.com/citation-style-language/schema/raw/master/csl-citation.json"}</w:instrText>
       </w:r>
       <w:r>
         <w:fldChar w:fldCharType="separate"/>
@@ -14823,7 +15363,7 @@
         <w:fldChar w:fldCharType="begin"/>
       </w:r>
       <w:r>
-        <w:instrText xml:space="preserve">ADDIN CSL_CITATION {"citationID":"MENDELEY_CITATION_344","citationItems":[{"id":"ITEM-344","isTemporary":false,"itemData":{"author":[{"family":"Meli","given":"Natacha Kuete"},{"family":"Mannel","given":"Florian"},{"family":"Lellmann","given":"Jan"}],"container-title":"Proceedings of the IEEE/CVF conference on computer vision and pattern recognition (CVPR)","id":"Meli2022","issued":{"date-parts":[[2022]]},"page":"529-537","publisher":"IEEE","title":"An iterative quantum approach for transformation estimation from point sets","type":"paper-conference"},"suppress-author":false}],"isEdited":false,"manualOverride":{"citeprocText":"Meli, Mannel, and Lellmann (2022)","isManuallyOverridden":false,"manualOverrideText":""},"mendeley":{"formattedCitation":"Meli, Mannel, and Lellmann (2022)","plainTextFormattedCitation":"Meli, Mannel, and Lellmann (2022)","previouslyFormattedCitation":"Meli, Mannel, and Lellmann (2022)"},"properties":{"noteIndex":0},"schema":"https://github.com/citation-style-language/schema/raw/master/csl-citation.json"}</w:instrText>
+        <w:instrText xml:space="preserve">ADDIN CSL_CITATION {"citationID":"MENDELEY_CITATION_367","citationItems":[{"id":"ITEM-367","isTemporary":false,"itemData":{"author":[{"family":"Meli","given":"Natacha Kuete"},{"family":"Mannel","given":"Florian"},{"family":"Lellmann","given":"Jan"}],"container-title":"Proceedings of the IEEE/CVF conference on computer vision and pattern recognition (CVPR)","id":"Meli2022","issued":{"date-parts":[[2022]]},"page":"529-537","publisher":"IEEE","title":"An iterative quantum approach for transformation estimation from point sets","type":"paper-conference"},"suppress-author":false}],"isEdited":false,"manualOverride":{"citeprocText":"Meli, Mannel, and Lellmann (2022)","isManuallyOverridden":false,"manualOverrideText":""},"mendeley":{"formattedCitation":"Meli, Mannel, and Lellmann (2022)","plainTextFormattedCitation":"Meli, Mannel, and Lellmann (2022)","previouslyFormattedCitation":"Meli, Mannel, and Lellmann (2022)"},"properties":{"noteIndex":0},"schema":"https://github.com/citation-style-language/schema/raw/master/csl-citation.json"}</w:instrText>
       </w:r>
       <w:r>
         <w:fldChar w:fldCharType="separate"/>
@@ -14847,7 +15387,7 @@
         <w:fldChar w:fldCharType="begin"/>
       </w:r>
       <w:r>
-        <w:instrText xml:space="preserve">ADDIN CSL_CITATION {"citationID":"MENDELEY_CITATION_345","citationItems":[{"id":"ITEM-345","isTemporary":false,"itemData":{"DOI":"10.1109/CVPR46437.2021.01292","author":[{"family":"Birdal","given":"Tolga"},{"family":"Golyanik","given":"Vladislav"},{"family":"Theobalt","given":"Christian"},{"family":"Guibas","given":"Leonidas J."}],"container-title":"Proceedings of the IEEE/CVF conference on computer vision and pattern recognition (CVPR)","id":"Birdal2021","issued":{"date-parts":[[2021]]},"page":"13122-13133","publisher":"IEEE","title":"Quantum permutation synchronization","type":"paper-conference"},"suppress-author":false}],"isEdited":false,"manualOverride":{"citeprocText":"Birdal et al. (2021)","isManuallyOverridden":false,"manualOverrideText":""},"mendeley":{"formattedCitation":"Birdal et al. (2021)","plainTextFormattedCitation":"Birdal et al. (2021)","previouslyFormattedCitation":"Birdal et al. (2021)"},"properties":{"noteIndex":0},"schema":"https://github.com/citation-style-language/schema/raw/master/csl-citation.json"}</w:instrText>
+        <w:instrText xml:space="preserve">ADDIN CSL_CITATION {"citationID":"MENDELEY_CITATION_368","citationItems":[{"id":"ITEM-368","isTemporary":false,"itemData":{"DOI":"10.1109/CVPR46437.2021.01292","author":[{"family":"Birdal","given":"Tolga"},{"family":"Golyanik","given":"Vladislav"},{"family":"Theobalt","given":"Christian"},{"family":"Guibas","given":"Leonidas J."}],"container-title":"Proceedings of the IEEE/CVF conference on computer vision and pattern recognition (CVPR)","id":"Birdal2021","issued":{"date-parts":[[2021]]},"page":"13122-13133","publisher":"IEEE","title":"Quantum permutation synchronization","type":"paper-conference"},"suppress-author":false}],"isEdited":false,"manualOverride":{"citeprocText":"Birdal et al. (2021)","isManuallyOverridden":false,"manualOverrideText":""},"mendeley":{"formattedCitation":"Birdal et al. (2021)","plainTextFormattedCitation":"Birdal et al. (2021)","previouslyFormattedCitation":"Birdal et al. (2021)"},"properties":{"noteIndex":0},"schema":"https://github.com/citation-style-language/schema/raw/master/csl-citation.json"}</w:instrText>
       </w:r>
       <w:r>
         <w:fldChar w:fldCharType="separate"/>
@@ -14871,7 +15411,7 @@
         <w:fldChar w:fldCharType="begin"/>
       </w:r>
       <w:r>
-        <w:instrText xml:space="preserve">ADDIN CSL_CITATION {"citationID":"MENDELEY_CITATION_346","citationItems":[{"id":"ITEM-346","isTemporary":false,"itemData":{"author":[{"family":"Seelbach Benkner","given":"Marcel"},{"family":"Lähner","given":"Zorah"},{"family":"Golyanik","given":"Vladislav"},{"family":"Wunderlich","given":"Christof"},{"family":"Theobalt","given":"Christian"},{"family":"Moeller","given":"Michael"}],"container-title":"Proceedings of the IEEE/CVF international conference on computer vision (ICCV)","id":"Benkner2021","issued":{"date-parts":[[2021]]},"page":"7586-7596","publisher":"IEEE","title":"Q-Match: Iterative shape matching via quantum annealing","title-short":"Q-Match","type":"paper-conference"},"suppress-author":false}],"isEdited":false,"manualOverride":{"citeprocText":"Seelbach Benkner et al. (2021)","isManuallyOverridden":false,"manualOverrideText":""},"mendeley":{"formattedCitation":"Seelbach Benkner et al. (2021)","plainTextFormattedCitation":"Seelbach Benkner et al. (2021)","previouslyFormattedCitation":"Seelbach Benkner et al. (2021)"},"properties":{"noteIndex":0},"schema":"https://github.com/citation-style-language/schema/raw/master/csl-citation.json"}</w:instrText>
+        <w:instrText xml:space="preserve">ADDIN CSL_CITATION {"citationID":"MENDELEY_CITATION_369","citationItems":[{"id":"ITEM-369","isTemporary":false,"itemData":{"author":[{"family":"Seelbach Benkner","given":"Marcel"},{"family":"Lähner","given":"Zorah"},{"family":"Golyanik","given":"Vladislav"},{"family":"Wunderlich","given":"Christof"},{"family":"Theobalt","given":"Christian"},{"family":"Moeller","given":"Michael"}],"container-title":"Proceedings of the IEEE/CVF international conference on computer vision (ICCV)","id":"Benkner2021","issued":{"date-parts":[[2021]]},"page":"7586-7596","publisher":"IEEE","title":"Q-Match: Iterative shape matching via quantum annealing","title-short":"Q-Match","type":"paper-conference"},"suppress-author":false}],"isEdited":false,"manualOverride":{"citeprocText":"Seelbach Benkner et al. (2021)","isManuallyOverridden":false,"manualOverrideText":""},"mendeley":{"formattedCitation":"Seelbach Benkner et al. (2021)","plainTextFormattedCitation":"Seelbach Benkner et al. (2021)","previouslyFormattedCitation":"Seelbach Benkner et al. (2021)"},"properties":{"noteIndex":0},"schema":"https://github.com/citation-style-language/schema/raw/master/csl-citation.json"}</w:instrText>
       </w:r>
       <w:r>
         <w:fldChar w:fldCharType="separate"/>
@@ -14895,7 +15435,7 @@
         <w:fldChar w:fldCharType="begin"/>
       </w:r>
       <w:r>
-        <w:instrText xml:space="preserve">ADDIN CSL_CITATION {"citationID":"MENDELEY_CITATION_347","citationItems":[{"id":"ITEM-347","isTemporary":false,"itemData":{"author":[{"family":"Doan","given":"Anh-Dzung"},{"family":"Sasdelli","given":"Michele"},{"family":"Suter","given":"David"},{"family":"Chin","given":"Tat-Jun"}],"container-title":"Proceedings of the IEEE/CVF conference on computer vision and pattern recognition (CVPR)","id":"Doan2022","issued":{"date-parts":[[2022]]},"page":"417-427","publisher":"IEEE","title":"A hybrid quantum-classical algorithm for robust fitting","type":"paper-conference"},"suppress-author":false}],"isEdited":false,"manualOverride":{"citeprocText":"Doan et al. (2022)","isManuallyOverridden":false,"manualOverrideText":""},"mendeley":{"formattedCitation":"Doan et al. (2022)","plainTextFormattedCitation":"Doan et al. (2022)","previouslyFormattedCitation":"Doan et al. (2022)"},"properties":{"noteIndex":0},"schema":"https://github.com/citation-style-language/schema/raw/master/csl-citation.json"}</w:instrText>
+        <w:instrText xml:space="preserve">ADDIN CSL_CITATION {"citationID":"MENDELEY_CITATION_370","citationItems":[{"id":"ITEM-370","isTemporary":false,"itemData":{"author":[{"family":"Doan","given":"Anh-Dzung"},{"family":"Sasdelli","given":"Michele"},{"family":"Suter","given":"David"},{"family":"Chin","given":"Tat-Jun"}],"container-title":"Proceedings of the IEEE/CVF conference on computer vision and pattern recognition (CVPR)","id":"Doan2022","issued":{"date-parts":[[2022]]},"page":"417-427","publisher":"IEEE","title":"A hybrid quantum-classical algorithm for robust fitting","type":"paper-conference"},"suppress-author":false}],"isEdited":false,"manualOverride":{"citeprocText":"Doan et al. (2022)","isManuallyOverridden":false,"manualOverrideText":""},"mendeley":{"formattedCitation":"Doan et al. (2022)","plainTextFormattedCitation":"Doan et al. (2022)","previouslyFormattedCitation":"Doan et al. (2022)"},"properties":{"noteIndex":0},"schema":"https://github.com/citation-style-language/schema/raw/master/csl-citation.json"}</w:instrText>
       </w:r>
       <w:r>
         <w:fldChar w:fldCharType="separate"/>
@@ -14919,7 +15459,7 @@
         <w:fldChar w:fldCharType="begin"/>
       </w:r>
       <w:r>
-        <w:instrText xml:space="preserve">ADDIN CSL_CITATION {"citationID":"MENDELEY_CITATION_348","citationItems":[{"id":"ITEM-348","isTemporary":false,"itemData":{"author":[{"family":"Zaech","given":"Jan-Nico"},{"family":"Liniger","given":"Alexander"},{"family":"Danelljan","given":"Martin"},{"family":"Dai","given":"Dengxin"},{"family":"Van Gool","given":"Luc"}],"container-title":"Proceedings of the IEEE/CVF conference on computer vision and pattern recognition (CVPR)","id":"Zaech2022","issued":{"date-parts":[[2022]]},"page":"8811-8822","publisher":"IEEE","title":"Adiabatic quantum computing for multi object tracking","type":"paper-conference"},"suppress-author":false}],"isEdited":false,"manualOverride":{"citeprocText":"Zaech et al. (2022)","isManuallyOverridden":false,"manualOverrideText":""},"mendeley":{"formattedCitation":"Zaech et al. (2022)","plainTextFormattedCitation":"Zaech et al. (2022)","previouslyFormattedCitation":"Zaech et al. (2022)"},"properties":{"noteIndex":0},"schema":"https://github.com/citation-style-language/schema/raw/master/csl-citation.json"}</w:instrText>
+        <w:instrText xml:space="preserve">ADDIN CSL_CITATION {"citationID":"MENDELEY_CITATION_371","citationItems":[{"id":"ITEM-371","isTemporary":false,"itemData":{"author":[{"family":"Zaech","given":"Jan-Nico"},{"family":"Liniger","given":"Alexander"},{"family":"Danelljan","given":"Martin"},{"family":"Dai","given":"Dengxin"},{"family":"Van Gool","given":"Luc"}],"container-title":"Proceedings of the IEEE/CVF conference on computer vision and pattern recognition (CVPR)","id":"Zaech2022","issued":{"date-parts":[[2022]]},"page":"8811-8822","publisher":"IEEE","title":"Adiabatic quantum computing for multi object tracking","type":"paper-conference"},"suppress-author":false}],"isEdited":false,"manualOverride":{"citeprocText":"Zaech et al. (2022)","isManuallyOverridden":false,"manualOverrideText":""},"mendeley":{"formattedCitation":"Zaech et al. (2022)","plainTextFormattedCitation":"Zaech et al. (2022)","previouslyFormattedCitation":"Zaech et al. (2022)"},"properties":{"noteIndex":0},"schema":"https://github.com/citation-style-language/schema/raw/master/csl-citation.json"}</w:instrText>
       </w:r>
       <w:r>
         <w:fldChar w:fldCharType="separate"/>
@@ -14951,8 +15491,8 @@
         <w:t xml:space="preserve">: problems must be discretized to fit current devices, embedding inflates qubit counts, and mature classical solvers remain faster at practical sizes. They are nevertheless the most direct route by which quantum optimization could reach robot perception, and testing them inside a registration or tracking pipeline on robot data would move them into the scope of this survey.</w:t>
       </w:r>
     </w:p>
-    <w:bookmarkEnd w:id="104"/>
-    <w:bookmarkStart w:id="105" w:name="sec:materials"/>
+    <w:bookmarkEnd w:id="106"/>
+    <w:bookmarkStart w:id="107" w:name="sec:materials"/>
     <w:p>
       <w:pPr>
         <w:pStyle w:val="Heading2"/>
@@ -14981,7 +15521,7 @@
         <w:fldChar w:fldCharType="begin"/>
       </w:r>
       <w:r>
-        <w:instrText xml:space="preserve">ADDIN CSL_CITATION {"citationID":"MENDELEY_CITATION_350","citationItems":[{"id":"ITEM-349","isTemporary":false,"itemData":{"DOI":"10.1103/RevModPhys.92.015003","author":[{"family":"McArdle","given":"Sam"},{"family":"Endo","given":"Suguru"},{"family":"Aspuru-Guzik","given":"Alán"},{"family":"Benjamin","given":"Simon C."},{"family":"Yuan","given":"Xiao"}],"container-title":"Reviews of Modern Physics","id":"McArdle2020","issue":"1","issued":{"date-parts":[[2020]]},"page":"015003","publisher":"American Physical Society","title":"Quantum computational chemistry","type":"article-journal","volume":"92"}},{"id":"ITEM-350","isTemporary":false,"itemData":{"DOI":"10.1021/acs.chemrev.9b00829","author":[{"family":"Bauer","given":"Bela"},{"family":"Bravyi","given":"Sergey"},{"family":"Motta","given":"Mario"},{"family":"Chan","given":"Garnet Kin-Lic"}],"container-title":"Chemical Reviews","id":"Bauer2020","issue":"22","issued":{"date-parts":[[2020]]},"page":"12685-12717","publisher":"American Chemical Society","title":"Quantum algorithms for quantum chemistry and quantum materials science","type":"article-journal","volume":"120"}}],"isEdited":false,"manualOverride":{"citeprocText":"(McArdle et al. 2020; Bauer et al. 2020)","isManuallyOverridden":false,"manualOverrideText":""},"mendeley":{"formattedCitation":"(McArdle et al. 2020; Bauer et al. 2020)","plainTextFormattedCitation":"(McArdle et al. 2020; Bauer et al. 2020)","previouslyFormattedCitation":"(McArdle et al. 2020; Bauer et al. 2020)"},"properties":{"noteIndex":0},"schema":"https://github.com/citation-style-language/schema/raw/master/csl-citation.json"}</w:instrText>
+        <w:instrText xml:space="preserve">ADDIN CSL_CITATION {"citationID":"MENDELEY_CITATION_373","citationItems":[{"id":"ITEM-372","isTemporary":false,"itemData":{"DOI":"10.1103/RevModPhys.92.015003","author":[{"family":"McArdle","given":"Sam"},{"family":"Endo","given":"Suguru"},{"family":"Aspuru-Guzik","given":"Alán"},{"family":"Benjamin","given":"Simon C."},{"family":"Yuan","given":"Xiao"}],"container-title":"Reviews of Modern Physics","id":"McArdle2020","issue":"1","issued":{"date-parts":[[2020]]},"page":"015003","publisher":"American Physical Society","title":"Quantum computational chemistry","type":"article-journal","volume":"92"}},{"id":"ITEM-373","isTemporary":false,"itemData":{"DOI":"10.1021/acs.chemrev.9b00829","author":[{"family":"Bauer","given":"Bela"},{"family":"Bravyi","given":"Sergey"},{"family":"Motta","given":"Mario"},{"family":"Chan","given":"Garnet Kin-Lic"}],"container-title":"Chemical Reviews","id":"Bauer2020","issue":"22","issued":{"date-parts":[[2020]]},"page":"12685-12717","publisher":"American Chemical Society","title":"Quantum algorithms for quantum chemistry and quantum materials science","type":"article-journal","volume":"120"}}],"isEdited":false,"manualOverride":{"citeprocText":"(McArdle et al. 2020; Bauer et al. 2020)","isManuallyOverridden":false,"manualOverrideText":""},"mendeley":{"formattedCitation":"(McArdle et al. 2020; Bauer et al. 2020)","plainTextFormattedCitation":"(McArdle et al. 2020; Bauer et al. 2020)","previouslyFormattedCitation":"(McArdle et al. 2020; Bauer et al. 2020)"},"properties":{"noteIndex":0},"schema":"https://github.com/citation-style-language/schema/raw/master/csl-citation.json"}</w:instrText>
       </w:r>
       <w:r>
         <w:fldChar w:fldCharType="separate"/>
@@ -14999,7 +15539,7 @@
         <w:fldChar w:fldCharType="begin"/>
       </w:r>
       <w:r>
-        <w:instrText xml:space="preserve">ADDIN CSL_CITATION {"citationID":"MENDELEY_CITATION_351","citationItems":[{"id":"ITEM-351","isTemporary":false,"itemData":{"DOI":"10.1063/5.0044068","author":[{"family":"Rice","given":"Julia E."},{"family":"Gujarati","given":"Tanvi P."},{"family":"Motta","given":"Mario"},{"family":"Takeshita","given":"Tyler Y."},{"family":"Lee","given":"Eunseok"},{"family":"Latone","given":"Joseph A."},{"family":"Garcia","given":"Jeannette M."}],"container-title":"The Journal of Chemical Physics","id":"Rice2021","issue":"13","issued":{"date-parts":[[2021]]},"page":"134115","publisher":"AIP Publishing","title":"Quantum computation of dominant products in lithium–sulfur batteries","type":"article-journal","volume":"154"}}],"isEdited":false,"manualOverride":{"citeprocText":"(Rice et al. 2021)","isManuallyOverridden":false,"manualOverrideText":""},"mendeley":{"formattedCitation":"(Rice et al. 2021)","plainTextFormattedCitation":"(Rice et al. 2021)","previouslyFormattedCitation":"(Rice et al. 2021)"},"properties":{"noteIndex":0},"schema":"https://github.com/citation-style-language/schema/raw/master/csl-citation.json"}</w:instrText>
+        <w:instrText xml:space="preserve">ADDIN CSL_CITATION {"citationID":"MENDELEY_CITATION_374","citationItems":[{"id":"ITEM-374","isTemporary":false,"itemData":{"DOI":"10.1063/5.0044068","author":[{"family":"Rice","given":"Julia E."},{"family":"Gujarati","given":"Tanvi P."},{"family":"Motta","given":"Mario"},{"family":"Takeshita","given":"Tyler Y."},{"family":"Lee","given":"Eunseok"},{"family":"Latone","given":"Joseph A."},{"family":"Garcia","given":"Jeannette M."}],"container-title":"The Journal of Chemical Physics","id":"Rice2021","issue":"13","issued":{"date-parts":[[2021]]},"page":"134115","publisher":"AIP Publishing","title":"Quantum computation of dominant products in lithium–sulfur batteries","type":"article-journal","volume":"154"}}],"isEdited":false,"manualOverride":{"citeprocText":"(Rice et al. 2021)","isManuallyOverridden":false,"manualOverrideText":""},"mendeley":{"formattedCitation":"(Rice et al. 2021)","plainTextFormattedCitation":"(Rice et al. 2021)","previouslyFormattedCitation":"(Rice et al. 2021)"},"properties":{"noteIndex":0},"schema":"https://github.com/citation-style-language/schema/raw/master/csl-citation.json"}</w:instrText>
       </w:r>
       <w:r>
         <w:fldChar w:fldCharType="separate"/>
@@ -15017,7 +15557,7 @@
         <w:fldChar w:fldCharType="begin"/>
       </w:r>
       <w:r>
-        <w:instrText xml:space="preserve">ADDIN CSL_CITATION {"citationID":"MENDELEY_CITATION_352","citationItems":[{"id":"ITEM-352","isTemporary":false,"itemData":{"DOI":"10.1103/PhysRevResearch.4.023019","author":[{"family":"Kim","given":"Isaac H."},{"family":"Liu","given":"Ye-Hua"},{"family":"Pallister","given":"Sam"},{"family":"Pol","given":"William"},{"family":"Roberts","given":"Sam"},{"family":"Lee","given":"Eunseok"}],"container-title":"Physical Review Research","id":"Kim2022","issue":"2","issued":{"date-parts":[[2022]]},"page":"023019","publisher":"American Physical Society","title":"Fault-tolerant resource estimate for quantum chemical simulations: Case study on Li-ion battery electrolyte molecules","title-short":"Fault-tolerant resource estimate for quantum chemical simulations","type":"article-journal","volume":"4"}}],"isEdited":false,"manualOverride":{"citeprocText":"(Kim et al. 2022)","isManuallyOverridden":false,"manualOverrideText":""},"mendeley":{"formattedCitation":"(Kim et al. 2022)","plainTextFormattedCitation":"(Kim et al. 2022)","previouslyFormattedCitation":"(Kim et al. 2022)"},"properties":{"noteIndex":0},"schema":"https://github.com/citation-style-language/schema/raw/master/csl-citation.json"}</w:instrText>
+        <w:instrText xml:space="preserve">ADDIN CSL_CITATION {"citationID":"MENDELEY_CITATION_375","citationItems":[{"id":"ITEM-375","isTemporary":false,"itemData":{"DOI":"10.1103/PhysRevResearch.4.023019","author":[{"family":"Kim","given":"Isaac H."},{"family":"Liu","given":"Ye-Hua"},{"family":"Pallister","given":"Sam"},{"family":"Pol","given":"William"},{"family":"Roberts","given":"Sam"},{"family":"Lee","given":"Eunseok"}],"container-title":"Physical Review Research","id":"Kim2022","issue":"2","issued":{"date-parts":[[2022]]},"page":"023019","publisher":"American Physical Society","title":"Fault-tolerant resource estimate for quantum chemical simulations: Case study on Li-ion battery electrolyte molecules","title-short":"Fault-tolerant resource estimate for quantum chemical simulations","type":"article-journal","volume":"4"}}],"isEdited":false,"manualOverride":{"citeprocText":"(Kim et al. 2022)","isManuallyOverridden":false,"manualOverrideText":""},"mendeley":{"formattedCitation":"(Kim et al. 2022)","plainTextFormattedCitation":"(Kim et al. 2022)","previouslyFormattedCitation":"(Kim et al. 2022)"},"properties":{"noteIndex":0},"schema":"https://github.com/citation-style-language/schema/raw/master/csl-citation.json"}</w:instrText>
       </w:r>
       <w:r>
         <w:fldChar w:fldCharType="separate"/>
@@ -15038,7 +15578,7 @@
         <w:fldChar w:fldCharType="begin"/>
       </w:r>
       <w:r>
-        <w:instrText xml:space="preserve">ADDIN CSL_CITATION {"citationID":"MENDELEY_CITATION_353","citationItems":[{"id":"ITEM-353","isTemporary":false,"itemData":{"DOI":"10.1073/pnas.1619152114","author":[{"family":"Reiher","given":"Markus"},{"family":"Wiebe","given":"Nathan"},{"family":"Svore","given":"Krysta M."},{"family":"Wecker","given":"Dave"},{"family":"Troyer","given":"Matthias"}],"container-title":"Proceedings of the National Academy of Sciences","id":"Reiher2017","issue":"29","issued":{"date-parts":[[2017]]},"page":"7555-7560","publisher":"National Academy of Sciences","title":"Elucidating reaction mechanisms on quantum computers","type":"article-journal","volume":"114"}}],"isEdited":false,"manualOverride":{"citeprocText":"(Reiher et al. 2017)","isManuallyOverridden":false,"manualOverrideText":""},"mendeley":{"formattedCitation":"(Reiher et al. 2017)","plainTextFormattedCitation":"(Reiher et al. 2017)","previouslyFormattedCitation":"(Reiher et al. 2017)"},"properties":{"noteIndex":0},"schema":"https://github.com/citation-style-language/schema/raw/master/csl-citation.json"}</w:instrText>
+        <w:instrText xml:space="preserve">ADDIN CSL_CITATION {"citationID":"MENDELEY_CITATION_376","citationItems":[{"id":"ITEM-376","isTemporary":false,"itemData":{"DOI":"10.1073/pnas.1619152114","author":[{"family":"Reiher","given":"Markus"},{"family":"Wiebe","given":"Nathan"},{"family":"Svore","given":"Krysta M."},{"family":"Wecker","given":"Dave"},{"family":"Troyer","given":"Matthias"}],"container-title":"Proceedings of the National Academy of Sciences","id":"Reiher2017","issue":"29","issued":{"date-parts":[[2017]]},"page":"7555-7560","publisher":"National Academy of Sciences","title":"Elucidating reaction mechanisms on quantum computers","type":"article-journal","volume":"114"}}],"isEdited":false,"manualOverride":{"citeprocText":"(Reiher et al. 2017)","isManuallyOverridden":false,"manualOverrideText":""},"mendeley":{"formattedCitation":"(Reiher et al. 2017)","plainTextFormattedCitation":"(Reiher et al. 2017)","previouslyFormattedCitation":"(Reiher et al. 2017)"},"properties":{"noteIndex":0},"schema":"https://github.com/citation-style-language/schema/raw/master/csl-citation.json"}</w:instrText>
       </w:r>
       <w:r>
         <w:fldChar w:fldCharType="separate"/>
@@ -15053,9 +15593,9 @@
         <w:t xml:space="preserve">. This direction is at L3 for small molecules that remain classically tractable; industrially relevant problems require large fault-tolerant machines.</w:t>
       </w:r>
     </w:p>
-    <w:bookmarkEnd w:id="105"/>
-    <w:bookmarkEnd w:id="106"/>
-    <w:bookmarkStart w:id="124" w:name="sec:analysis"/>
+    <w:bookmarkEnd w:id="107"/>
+    <w:bookmarkEnd w:id="108"/>
+    <w:bookmarkStart w:id="126" w:name="sec:analysis"/>
     <w:p>
       <w:pPr>
         <w:pStyle w:val="Heading1"/>
@@ -15073,7 +15613,7 @@
         <w:t xml:space="preserve">Cross-Cutting Analysis</w:t>
       </w:r>
     </w:p>
-    <w:bookmarkStart w:id="108" w:name="sec:synthesis"/>
+    <w:bookmarkStart w:id="110" w:name="sec:synthesis"/>
     <w:p>
       <w:pPr>
         <w:pStyle w:val="Heading2"/>
@@ -15137,7 +15677,7 @@
         <w:fldChar w:fldCharType="begin"/>
       </w:r>
       <w:r>
-        <w:instrText xml:space="preserve">ADDIN CSL_CITATION {"citationID":"MENDELEY_CITATION_355","citationItems":[{"id":"ITEM-354","isTemporary":false,"itemData":{"DOI":"10.1109/TMECH.2010.2090896","author":[{"family":"Dong","given":"Daoyi"},{"family":"Chen","given":"Chunlin"},{"family":"Chu","given":"Jian"},{"family":"Tarn","given":"Tzyh-Jong"}],"container-title":"IEEE/ASME Transactions on Mechatronics","id":"Dong2012","issue":"1","issued":{"date-parts":[[2012]]},"page":"86-97","publisher":"IEEE","title":"Robust quantum-inspired reinforcement learning for robot navigation","type":"article-journal","volume":"17"}},{"id":"ITEM-355","isTemporary":false,"itemData":{"DOI":"10.1155/2018/1596080","author":[{"family":"Zuo","given":"Tao"},{"family":"Min","given":"Huasong"},{"family":"Tang","given":"Quan"},{"family":"Tao","given":"Qiang"}],"container-title":"Mathematical Problems in Engineering","id":"Zuo2018","issued":{"date-parts":[[2018]]},"page":"1596080","publisher":"Hindawi","title":"A robot SLAM improved by quantum-behaved particles swarm optimization","type":"article-journal","volume":"2018"}}],"isEdited":false,"manualOverride":{"citeprocText":"(Dong et al. 2012; Zuo et al. 2018)","isManuallyOverridden":false,"manualOverrideText":""},"mendeley":{"formattedCitation":"(Dong et al. 2012; Zuo et al. 2018)","plainTextFormattedCitation":"(Dong et al. 2012; Zuo et al. 2018)","previouslyFormattedCitation":"(Dong et al. 2012; Zuo et al. 2018)"},"properties":{"noteIndex":0},"schema":"https://github.com/citation-style-language/schema/raw/master/csl-citation.json"}</w:instrText>
+        <w:instrText xml:space="preserve">ADDIN CSL_CITATION {"citationID":"MENDELEY_CITATION_378","citationItems":[{"id":"ITEM-377","isTemporary":false,"itemData":{"DOI":"10.1109/TMECH.2010.2090896","author":[{"family":"Dong","given":"Daoyi"},{"family":"Chen","given":"Chunlin"},{"family":"Chu","given":"Jian"},{"family":"Tarn","given":"Tzyh-Jong"}],"container-title":"IEEE/ASME Transactions on Mechatronics","id":"Dong2012","issue":"1","issued":{"date-parts":[[2012]]},"page":"86-97","publisher":"IEEE","title":"Robust quantum-inspired reinforcement learning for robot navigation","type":"article-journal","volume":"17"}},{"id":"ITEM-378","isTemporary":false,"itemData":{"DOI":"10.1155/2018/1596080","author":[{"family":"Zuo","given":"Tao"},{"family":"Min","given":"Huasong"},{"family":"Tang","given":"Quan"},{"family":"Tao","given":"Qiang"}],"container-title":"Mathematical Problems in Engineering","id":"Zuo2018","issued":{"date-parts":[[2018]]},"page":"1596080","publisher":"Hindawi","title":"A robot SLAM improved by quantum-behaved particles swarm optimization","type":"article-journal","volume":"2018"}}],"isEdited":false,"manualOverride":{"citeprocText":"(Dong et al. 2012; Zuo et al. 2018)","isManuallyOverridden":false,"manualOverrideText":""},"mendeley":{"formattedCitation":"(Dong et al. 2012; Zuo et al. 2018)","plainTextFormattedCitation":"(Dong et al. 2012; Zuo et al. 2018)","previouslyFormattedCitation":"(Dong et al. 2012; Zuo et al. 2018)"},"properties":{"noteIndex":0},"schema":"https://github.com/citation-style-language/schema/raw/master/csl-citation.json"}</w:instrText>
       </w:r>
       <w:r>
         <w:fldChar w:fldCharType="separate"/>
@@ -15155,7 +15695,7 @@
         <w:fldChar w:fldCharType="begin"/>
       </w:r>
       <w:r>
-        <w:instrText xml:space="preserve">ADDIN CSL_CITATION {"citationID":"MENDELEY_CITATION_359","citationItems":[{"id":"ITEM-356","isTemporary":false,"itemData":{"DOI":"10.1109/ACCESS.2024.3417808","author":[{"family":"Hohenfeld","given":"Hans"},{"family":"Heimann","given":"Dirk"},{"family":"Wiebe","given":"Felix"},{"family":"Kirchner","given":"Frank"}],"container-title":"IEEE Access","id":"Hohenfeld2024","issued":{"date-parts":[[2024]]},"page":"87217-87236","publisher":"IEEE","title":"Quantum deep reinforcement learning for robot navigation tasks","type":"article-journal","volume":"12"}},{"id":"ITEM-357","isTemporary":false,"itemData":{"DOI":"10.5220/0013371800003890","ISBN":"978-989-758-737-5","author":[{"family":"Drăgan","given":"Theodora-Augustina"},{"family":"Künzner","given":"Alexander"},{"family":"Wille","given":"Robert"},{"family":"Lorenz","given":"Jeanette Miriam"}],"container-title":"Proceedings of the 17th international conference on agents and artificial intelligence (ICAART 2025)","id":"Dragan2025","issued":{"date-parts":[[2025]]},"page":"807-814","publisher":"SciTePress","title":"Continuous quantum reinforcement learning for robot navigation","type":"paper-conference","volume":"1"}},{"id":"ITEM-358","isTemporary":false,"itemData":{"DOI":"10.3389/fcomp.2019.00009","author":[{"family":"Ohzeki","given":"Masayuki"},{"family":"Miki","given":"Akira"},{"family":"Miyama","given":"Masamichi J."},{"family":"Terabe","given":"Masayoshi"}],"container-title":"Frontiers in Computer Science","id":"Ohzeki2019","issued":{"date-parts":[[2019]]},"page":"9","publisher":"Frontiers Media","title":"Control of automated guided vehicles without collision by quantum annealer and digital devices","type":"article-journal","volume":"1"}},{"id":"ITEM-359","isTemporary":false,"itemData":{"DOI":"10.1038/s41598-023-45668-1","author":[{"family":"Leib","given":"Dominik"},{"family":"Seidel","given":"Tobias"},{"family":"Jäger","given":"Sven"},{"family":"Heese","given":"Raoul"},{"family":"Jones","given":"Caitlin Isobel"},{"family":"Awasthi","given":"Abhishek"},{"family":"Niederle","given":"Astrid"},{"family":"Bortz","given":"Michael"}],"container-title":"Scientific Reports","id":"Leib2023","issued":{"date-parts":[[2023]]},"publisher":"Nature Publishing Group","title":"An optimization case study for solving a transport robot scheduling problem on quantum-hybrid and quantum-inspired hardware","type":"article-journal","volume":"13"}}],"isEdited":false,"manualOverride":{"citeprocText":"(Hohenfeld et al. 2024; Drăgan et al. 2025; Ohzeki et al. 2019; Leib et al. 2023)","isManuallyOverridden":false,"manualOverrideText":""},"mendeley":{"formattedCitation":"(Hohenfeld et al. 2024; Drăgan et al. 2025; Ohzeki et al. 2019; Leib et al. 2023)","plainTextFormattedCitation":"(Hohenfeld et al. 2024; Drăgan et al. 2025; Ohzeki et al. 2019; Leib et al. 2023)","previouslyFormattedCitation":"(Hohenfeld et al. 2024; Drăgan et al. 2025; Ohzeki et al. 2019; Leib et al. 2023)"},"properties":{"noteIndex":0},"schema":"https://github.com/citation-style-language/schema/raw/master/csl-citation.json"}</w:instrText>
+        <w:instrText xml:space="preserve">ADDIN CSL_CITATION {"citationID":"MENDELEY_CITATION_382","citationItems":[{"id":"ITEM-379","isTemporary":false,"itemData":{"DOI":"10.1109/ACCESS.2024.3417808","author":[{"family":"Hohenfeld","given":"Hans"},{"family":"Heimann","given":"Dirk"},{"family":"Wiebe","given":"Felix"},{"family":"Kirchner","given":"Frank"}],"container-title":"IEEE Access","id":"Hohenfeld2024","issued":{"date-parts":[[2024]]},"page":"87217-87236","publisher":"IEEE","title":"Quantum deep reinforcement learning for robot navigation tasks","type":"article-journal","volume":"12"}},{"id":"ITEM-380","isTemporary":false,"itemData":{"DOI":"10.5220/0013371800003890","ISBN":"978-989-758-737-5","author":[{"family":"Drăgan","given":"Theodora-Augustina"},{"family":"Künzner","given":"Alexander"},{"family":"Wille","given":"Robert"},{"family":"Lorenz","given":"Jeanette Miriam"}],"container-title":"Proceedings of the 17th international conference on agents and artificial intelligence (ICAART 2025)","id":"Dragan2025","issued":{"date-parts":[[2025]]},"page":"807-814","publisher":"SciTePress","title":"Continuous quantum reinforcement learning for robot navigation","type":"paper-conference","volume":"1"}},{"id":"ITEM-381","isTemporary":false,"itemData":{"DOI":"10.3389/fcomp.2019.00009","author":[{"family":"Ohzeki","given":"Masayuki"},{"family":"Miki","given":"Akira"},{"family":"Miyama","given":"Masamichi J."},{"family":"Terabe","given":"Masayoshi"}],"container-title":"Frontiers in Computer Science","id":"Ohzeki2019","issued":{"date-parts":[[2019]]},"page":"9","publisher":"Frontiers Media","title":"Control of automated guided vehicles without collision by quantum annealer and digital devices","type":"article-journal","volume":"1"}},{"id":"ITEM-382","isTemporary":false,"itemData":{"DOI":"10.1038/s41598-023-45668-1","author":[{"family":"Leib","given":"Dominik"},{"family":"Seidel","given":"Tobias"},{"family":"Jäger","given":"Sven"},{"family":"Heese","given":"Raoul"},{"family":"Jones","given":"Caitlin Isobel"},{"family":"Awasthi","given":"Abhishek"},{"family":"Niederle","given":"Astrid"},{"family":"Bortz","given":"Michael"}],"container-title":"Scientific Reports","id":"Leib2023","issued":{"date-parts":[[2023]]},"publisher":"Nature Publishing Group","title":"An optimization case study for solving a transport robot scheduling problem on quantum-hybrid and quantum-inspired hardware","type":"article-journal","volume":"13"}}],"isEdited":false,"manualOverride":{"citeprocText":"(Hohenfeld et al. 2024; Drăgan et al. 2025; Ohzeki et al. 2019; Leib et al. 2023)","isManuallyOverridden":false,"manualOverrideText":""},"mendeley":{"formattedCitation":"(Hohenfeld et al. 2024; Drăgan et al. 2025; Ohzeki et al. 2019; Leib et al. 2023)","plainTextFormattedCitation":"(Hohenfeld et al. 2024; Drăgan et al. 2025; Ohzeki et al. 2019; Leib et al. 2023)","previouslyFormattedCitation":"(Hohenfeld et al. 2024; Drăgan et al. 2025; Ohzeki et al. 2019; Leib et al. 2023)"},"properties":{"noteIndex":0},"schema":"https://github.com/citation-style-language/schema/raw/master/csl-citation.json"}</w:instrText>
       </w:r>
       <w:r>
         <w:fldChar w:fldCharType="separate"/>
@@ -15170,7 +15710,7 @@
         <w:t xml:space="preserve">.</w:t>
       </w:r>
     </w:p>
-    <w:bookmarkStart w:id="107" w:name="tab:synthesis"/>
+    <w:bookmarkStart w:id="109" w:name="tab:synthesis"/>
     <w:p>
       <w:pPr>
         <w:pStyle w:val="TableCaption"/>
@@ -15330,19 +15870,19 @@
               <w:jc w:val="left"/>
             </w:pPr>
             <w:r>
-              <w:t xml:space="preserve">Fleet and multi-robot routing, AGV scheduling </w:t>
+              <w:t xml:space="preserve">Fleet and multi-robot routing, AGV and storage-system scheduling </w:t>
             </w:r>
             <w:r>
               <w:fldChar w:fldCharType="begin"/>
             </w:r>
             <w:r>
-              <w:instrText xml:space="preserve">ADDIN CSL_CITATION {"citationID":"MENDELEY_CITATION_364","citationItems":[{"id":"ITEM-360","isTemporary":false,"itemData":{"DOI":"10.3389/fcomp.2019.00009","author":[{"family":"Ohzeki","given":"Masayuki"},{"family":"Miki","given":"Akira"},{"family":"Miyama","given":"Masamichi J."},{"family":"Terabe","given":"Masayoshi"}],"container-title":"Frontiers in Computer Science","id":"Ohzeki2019","issued":{"date-parts":[[2019]]},"page":"9","publisher":"Frontiers Media","title":"Control of automated guided vehicles without collision by quantum annealer and digital devices","type":"article-journal","volume":"1"}},{"id":"ITEM-361","isTemporary":false,"itemData":{"DOI":"10.1145/3293320.3293333","author":[{"family":"Clark","given":"James"},{"family":"West","given":"Tristan"},{"family":"Zammit","given":"Joseph Paul"},{"family":"Guo","given":"Xiaohu"},{"family":"Mason","given":"Luke"},{"family":"Russell","given":"Duncan"}],"container-title":"Proceedings of the international conference on high performance computing in asia-pacific region (HPC Asia 2019)","id":"Clark2019","issued":{"date-parts":[[2019]]},"page":"111-119","publisher":"ACM","publisher-place":"New York, NY, USA","title":"Towards real time multi-robot routing using quantum computing technologies","type":"paper-conference"}},{"id":"ITEM-362","isTemporary":false,"itemData":{"DOI":"10.1038/s41598-025-28481-w","author":[{"family":"Quang","given":"Thinh Nguyen"},{"family":"Matsuyama","given":"Kosuke"},{"family":"Shimizu","given":"Keisuke"},{"family":"Sugano","given":"Hiroki"},{"family":"Kurimoto","given":"Eiji"},{"family":"Miki","given":"Masahiro"},{"family":"Suzuki","given":"Jumpei"},{"family":"Chen","given":"Ziyi"},{"family":"Waidyasooriya","given":"Hasitha Muthumala"},{"family":"Hariyama","given":"Masanori"},{"family":"Hitomi","given":"Masaru"},{"family":"Sawamura","given":"Kenta"},{"family":"Ohzeki","given":"Masayuki"}],"container-title":"Scientific Reports","id":"Quang2025","issued":{"date-parts":[[2025]]},"page":"44047","publisher":"Nature Publishing Group","title":"Quantum annealing-based route optimization for commercial AGV operating systems in large-scale logistics warehouses","type":"article-journal","volume":"15"}},{"id":"ITEM-363","isTemporary":false,"itemData":{"DOI":"10.1038/s41598-024-72101-y","author":[{"family":"Śmierzchalski","given":"Tomasz"},{"family":"Pawłowski","given":"Jakub"},{"family":"Przybysz","given":"Artur"},{"family":"Pawela","given":"Łukasz"},{"family":"Puchała","given":"Zbigniew"},{"family":"Koniorczyk","given":"Mátyás"},{"family":"Gardas","given":"Bartłomiej"},{"family":"Deffner","given":"Sebastian"},{"family":"Domino","given":"Krzysztof"}],"container-title":"Scientific Reports","id":"Smierzchalski2024","issued":{"date-parts":[[2024]]},"page":"21809","publisher":"Nature Publishing Group","title":"Hybrid quantum-classical computation for automatic guided vehicles scheduling","type":"article-journal","volume":"14"}},{"id":"ITEM-364","isTemporary":false,"itemData":{"DOI":"10.1038/s41598-023-45668-1","author":[{"family":"Leib","given":"Dominik"},{"family":"Seidel","given":"Tobias"},{"family":"Jäger","given":"Sven"},{"family":"Heese","given":"Raoul"},{"family":"Jones","given":"Caitlin Isobel"},{"family":"Awasthi","given":"Abhishek"},{"family":"Niederle","given":"Astrid"},{"family":"Bortz","given":"Michael"}],"container-title":"Scientific Reports","id":"Leib2023","issued":{"date-parts":[[2023]]},"publisher":"Nature Publishing Group","title":"An optimization case study for solving a transport robot scheduling problem on quantum-hybrid and quantum-inspired hardware","type":"article-journal","volume":"13"}}],"isEdited":false,"manualOverride":{"citeprocText":"(Ohzeki et al. 2019; Clark et al. 2019; Quang et al. 2025; Śmierzchalski et al. 2024; Leib et al. 2023)","isManuallyOverridden":false,"manualOverrideText":""},"mendeley":{"formattedCitation":"(Ohzeki et al. 2019; Clark et al. 2019; Quang et al. 2025; Śmierzchalski et al. 2024; Leib et al. 2023)","plainTextFormattedCitation":"(Ohzeki et al. 2019; Clark et al. 2019; Quang et al. 2025; Śmierzchalski et al. 2024; Leib et al. 2023)","previouslyFormattedCitation":"(Ohzeki et al. 2019; Clark et al. 2019; Quang et al. 2025; Śmierzchalski et al. 2024; Leib et al. 2023)"},"properties":{"noteIndex":0},"schema":"https://github.com/citation-style-language/schema/raw/master/csl-citation.json"}</w:instrText>
+              <w:instrText xml:space="preserve">ADDIN CSL_CITATION {"citationID":"MENDELEY_CITATION_388","citationItems":[{"id":"ITEM-383","isTemporary":false,"itemData":{"DOI":"10.3389/fcomp.2019.00009","author":[{"family":"Ohzeki","given":"Masayuki"},{"family":"Miki","given":"Akira"},{"family":"Miyama","given":"Masamichi J."},{"family":"Terabe","given":"Masayoshi"}],"container-title":"Frontiers in Computer Science","id":"Ohzeki2019","issued":{"date-parts":[[2019]]},"page":"9","publisher":"Frontiers Media","title":"Control of automated guided vehicles without collision by quantum annealer and digital devices","type":"article-journal","volume":"1"}},{"id":"ITEM-384","isTemporary":false,"itemData":{"DOI":"10.1145/3293320.3293333","author":[{"family":"Clark","given":"James"},{"family":"West","given":"Tristan"},{"family":"Zammit","given":"Joseph Paul"},{"family":"Guo","given":"Xiaohu"},{"family":"Mason","given":"Luke"},{"family":"Russell","given":"Duncan"}],"container-title":"Proceedings of the international conference on high performance computing in asia-pacific region (HPC Asia 2019)","id":"Clark2019","issued":{"date-parts":[[2019]]},"page":"111-119","publisher":"ACM","publisher-place":"New York, NY, USA","title":"Towards real time multi-robot routing using quantum computing technologies","type":"paper-conference"}},{"id":"ITEM-385","isTemporary":false,"itemData":{"DOI":"10.1038/s41598-025-28481-w","author":[{"family":"Quang","given":"Thinh Nguyen"},{"family":"Matsuyama","given":"Kosuke"},{"family":"Shimizu","given":"Keisuke"},{"family":"Sugano","given":"Hiroki"},{"family":"Kurimoto","given":"Eiji"},{"family":"Miki","given":"Masahiro"},{"family":"Suzuki","given":"Jumpei"},{"family":"Chen","given":"Ziyi"},{"family":"Waidyasooriya","given":"Hasitha Muthumala"},{"family":"Hariyama","given":"Masanori"},{"family":"Hitomi","given":"Masaru"},{"family":"Sawamura","given":"Kenta"},{"family":"Ohzeki","given":"Masayuki"}],"container-title":"Scientific Reports","id":"Quang2025","issued":{"date-parts":[[2025]]},"page":"44047","publisher":"Nature Publishing Group","title":"Quantum annealing-based route optimization for commercial AGV operating systems in large-scale logistics warehouses","type":"article-journal","volume":"15"}},{"id":"ITEM-386","isTemporary":false,"itemData":{"DOI":"10.1038/s41598-024-72101-y","author":[{"family":"Śmierzchalski","given":"Tomasz"},{"family":"Pawłowski","given":"Jakub"},{"family":"Przybysz","given":"Artur"},{"family":"Pawela","given":"Łukasz"},{"family":"Puchała","given":"Zbigniew"},{"family":"Koniorczyk","given":"Mátyás"},{"family":"Gardas","given":"Bartłomiej"},{"family":"Deffner","given":"Sebastian"},{"family":"Domino","given":"Krzysztof"}],"container-title":"Scientific Reports","id":"Smierzchalski2024","issued":{"date-parts":[[2024]]},"page":"21809","publisher":"Nature Publishing Group","title":"Hybrid quantum-classical computation for automatic guided vehicles scheduling","type":"article-journal","volume":"14"}},{"id":"ITEM-387","isTemporary":false,"itemData":{"DOI":"10.1038/s41598-023-45668-1","author":[{"family":"Leib","given":"Dominik"},{"family":"Seidel","given":"Tobias"},{"family":"Jäger","given":"Sven"},{"family":"Heese","given":"Raoul"},{"family":"Jones","given":"Caitlin Isobel"},{"family":"Awasthi","given":"Abhishek"},{"family":"Niederle","given":"Astrid"},{"family":"Bortz","given":"Michael"}],"container-title":"Scientific Reports","id":"Leib2023","issued":{"date-parts":[[2023]]},"publisher":"Nature Publishing Group","title":"An optimization case study for solving a transport robot scheduling problem on quantum-hybrid and quantum-inspired hardware","type":"article-journal","volume":"13"}},{"id":"ITEM-388","isTemporary":false,"itemData":{"DOI":"10.1515/auto-2023-0072","author":[{"family":"Windmann","given":"Stefan"}],"container-title":"at – Automatisierungstechnik","id":"Windmann2023","issued":{"date-parts":[[2023]]},"title":"Quantum computer-aided job scheduling for storage and retrieval systems","type":"article-journal"}}],"isEdited":false,"manualOverride":{"citeprocText":"(Ohzeki et al. 2019; Clark et al. 2019; Quang et al. 2025; Śmierzchalski et al. 2024; Leib et al. 2023; Windmann 2023)","isManuallyOverridden":false,"manualOverrideText":""},"mendeley":{"formattedCitation":"(Ohzeki et al. 2019; Clark et al. 2019; Quang et al. 2025; Śmierzchalski et al. 2024; Leib et al. 2023; Windmann 2023)","plainTextFormattedCitation":"(Ohzeki et al. 2019; Clark et al. 2019; Quang et al. 2025; Śmierzchalski et al. 2024; Leib et al. 2023; Windmann 2023)","previouslyFormattedCitation":"(Ohzeki et al. 2019; Clark et al. 2019; Quang et al. 2025; Śmierzchalski et al. 2024; Leib et al. 2023; Windmann 2023)"},"properties":{"noteIndex":0},"schema":"https://github.com/citation-style-language/schema/raw/master/csl-citation.json"}</w:instrText>
             </w:r>
             <w:r>
               <w:fldChar w:fldCharType="separate"/>
             </w:r>
             <w:r>
-              <w:t xml:space="preserve">(Ohzeki et al. 2019; Clark et al. 2019; Quang et al. 2025; Śmierzchalski et al. 2024; Leib et al. 2023)</w:t>
+              <w:t xml:space="preserve">(Ohzeki et al. 2019; Clark et al. 2019; Quang et al. 2025; Śmierzchalski et al. 2024; Leib et al. 2023; Windmann 2023)</w:t>
             </w:r>
             <w:r>
               <w:fldChar w:fldCharType="end"/>
@@ -15413,7 +15953,7 @@
               <w:fldChar w:fldCharType="begin"/>
             </w:r>
             <w:r>
-              <w:instrText xml:space="preserve">ADDIN CSL_CITATION {"citationID":"MENDELEY_CITATION_366","citationItems":[{"id":"ITEM-365","isTemporary":false,"itemData":{"URL":"https://proceedings.mlr.press/v267/gerlach25a.html","author":[{"family":"Gerlach","given":"Thore"},{"family":"Lee","given":"Loong Kuan"},{"family":"Barbaresco","given":"Frederic"},{"family":"Piatkowski","given":"Nico"}],"collection-title":"Proceedings of machine learning research","container-title":"Proceedings of the 42nd international conference on machine learning","editor":[{"family":"Singh","given":"Aarti"},{"family":"Fazel","given":"Maryam"},{"family":"Hsu","given":"Daniel"},{"family":"Lacoste-Julien","given":"Simon"},{"family":"Berkenkamp","given":"Felix"},{"family":"Maharaj","given":"Tegan"},{"family":"Wagstaff","given":"Kiri"},{"family":"Zhu","given":"Jerry"}],"id":"Gerlach2025","issued":{"date-parts":[[2025]]},"page":"19161-19171","publisher":"PMLR","title":"Hybrid quantum-classical multi-agent pathfinding","type":"paper-conference","volume":"267"}},{"id":"ITEM-366","isTemporary":false,"itemData":{"URL":"https://arxiv.org/abs/2602.14799","author":[{"family":"González Villasmil","given":"Javier"}],"id":"GonzalezVillasmil2026","issued":{"date-parts":[[2026]]},"title":"Scalable multi-robot path planning via quadratic unconstrained binary optimization","type":""}}],"isEdited":false,"manualOverride":{"citeprocText":"(Gerlach et al. 2025; González Villasmil 2026)","isManuallyOverridden":false,"manualOverrideText":""},"mendeley":{"formattedCitation":"(Gerlach et al. 2025; González Villasmil 2026)","plainTextFormattedCitation":"(Gerlach et al. 2025; González Villasmil 2026)","previouslyFormattedCitation":"(Gerlach et al. 2025; González Villasmil 2026)"},"properties":{"noteIndex":0},"schema":"https://github.com/citation-style-language/schema/raw/master/csl-citation.json"}</w:instrText>
+              <w:instrText xml:space="preserve">ADDIN CSL_CITATION {"citationID":"MENDELEY_CITATION_390","citationItems":[{"id":"ITEM-389","isTemporary":false,"itemData":{"URL":"https://proceedings.mlr.press/v267/gerlach25a.html","author":[{"family":"Gerlach","given":"Thore"},{"family":"Lee","given":"Loong Kuan"},{"family":"Barbaresco","given":"Frederic"},{"family":"Piatkowski","given":"Nico"}],"collection-title":"Proceedings of machine learning research","container-title":"Proceedings of the 42nd international conference on machine learning","editor":[{"family":"Singh","given":"Aarti"},{"family":"Fazel","given":"Maryam"},{"family":"Hsu","given":"Daniel"},{"family":"Lacoste-Julien","given":"Simon"},{"family":"Berkenkamp","given":"Felix"},{"family":"Maharaj","given":"Tegan"},{"family":"Wagstaff","given":"Kiri"},{"family":"Zhu","given":"Jerry"}],"id":"Gerlach2025","issued":{"date-parts":[[2025]]},"page":"19161-19171","publisher":"PMLR","title":"Hybrid quantum-classical multi-agent pathfinding","type":"paper-conference","volume":"267"}},{"id":"ITEM-390","isTemporary":false,"itemData":{"URL":"https://arxiv.org/abs/2602.14799","author":[{"family":"González Villasmil","given":"Javier"}],"id":"GonzalezVillasmil2026","issued":{"date-parts":[[2026]]},"title":"Scalable multi-robot path planning via quadratic unconstrained binary optimization","type":""}}],"isEdited":false,"manualOverride":{"citeprocText":"(Gerlach et al. 2025; González Villasmil 2026)","isManuallyOverridden":false,"manualOverrideText":""},"mendeley":{"formattedCitation":"(Gerlach et al. 2025; González Villasmil 2026)","plainTextFormattedCitation":"(Gerlach et al. 2025; González Villasmil 2026)","previouslyFormattedCitation":"(Gerlach et al. 2025; González Villasmil 2026)"},"properties":{"noteIndex":0},"schema":"https://github.com/citation-style-language/schema/raw/master/csl-citation.json"}</w:instrText>
             </w:r>
             <w:r>
               <w:fldChar w:fldCharType="separate"/>
@@ -15490,13 +16030,13 @@
               <w:fldChar w:fldCharType="begin"/>
             </w:r>
             <w:r>
-              <w:instrText xml:space="preserve">ADDIN CSL_CITATION {"citationID":"MENDELEY_CITATION_369","citationItems":[{"id":"ITEM-367","isTemporary":false,"itemData":{"DOI":"10.1103/PhysRevApplied.18.054045","author":[{"family":"Schuetz","given":"Martin J. A."},{"family":"Brubaker","given":"J. Kyle"},{"family":"Montagu","given":"Henry"},{"dropping-particle":"van","family":"Dijk","given":"Yannick"},{"family":"Klepsch","given":"Johannes"},{"family":"Ross","given":"Philipp"},{"family":"Luckow","given":"Andre"},{"family":"Resende","given":"Mauricio G. C."},{"family":"Katzgraber","given":"Helmut G."}],"container-title":"Physical Review Applied","id":"Schuetz2022","issue":"5","issued":{"date-parts":[[2022]]},"page":"054045","publisher":"American Physical Society","title":"Optimization of robot-trajectory planning with nature-inspired and hybrid quantum algorithms","type":"article-journal","volume":"18"}},{"id":"ITEM-368","isTemporary":false,"itemData":{"DOI":"10.1016/j.procir.2025.01.099","author":[{"family":"Willmann","given":"Moritz"},{"family":"Albus","given":"Marcel"},{"family":"Schnabel","given":"Jan"},{"family":"Roth","given":"Marco"}],"container-title":"Procedia CIRP","id":"Willmann2025","issued":{"date-parts":[[2025]]},"note":"58th CIRP Conference on Manufacturing Systems","page":"25-30","publisher":"Elsevier","title":"Application of quantum annealing for scalable robotic assembly line optimization: A case study","title-short":"Application of quantum annealing for scalable robotic assembly line optimization","type":"article-journal","volume":"134"}},{"id":"ITEM-369","isTemporary":false,"itemData":{"DOI":"10.1109/QCE65121.2025.10359","author":[{"family":"Osaba","given":"Eneko"},{"family":"Garrote","given":"Estibaliz"},{"family":"Miranda-Rodriguez","given":"Pablo"},{"family":"Ciacco","given":"Alessia"},{"family":"Cabanes","given":"Itziar"},{"family":"Mancisidor","given":"Aitziber"}],"container-title":"2025 IEEE international conference on quantum computing and engineering (QCE)","id":"Osaba2025","issued":{"date-parts":[[2025]]},"page":"388-389","publisher":"IEEE","publisher-place":"Albuquerque, NM, USA","title":"Quantum-assisted automatic path-planning for robotic quality inspection in Industry 4.0","type":"paper-conference","volume":"2"}}],"isEdited":false,"manualOverride":{"citeprocText":"(Schuetz et al. 2022; Willmann et al. 2025; Osaba et al. 2025)","isManuallyOverridden":false,"manualOverrideText":""},"mendeley":{"formattedCitation":"(Schuetz et al. 2022; Willmann et al. 2025; Osaba et al. 2025)","plainTextFormattedCitation":"(Schuetz et al. 2022; Willmann et al. 2025; Osaba et al. 2025)","previouslyFormattedCitation":"(Schuetz et al. 2022; Willmann et al. 2025; Osaba et al. 2025)"},"properties":{"noteIndex":0},"schema":"https://github.com/citation-style-language/schema/raw/master/csl-citation.json"}</w:instrText>
+              <w:instrText xml:space="preserve">ADDIN CSL_CITATION {"citationID":"MENDELEY_CITATION_393","citationItems":[{"id":"ITEM-391","isTemporary":false,"itemData":{"DOI":"10.1103/PhysRevApplied.18.054045","author":[{"family":"Schuetz","given":"Martin J. A."},{"family":"Brubaker","given":"J. Kyle"},{"family":"Montagu","given":"Henry"},{"dropping-particle":"van","family":"Dijk","given":"Yannick"},{"family":"Klepsch","given":"Johannes"},{"family":"Ross","given":"Philipp"},{"family":"Luckow","given":"Andre"},{"family":"Resende","given":"Mauricio G. C."},{"family":"Katzgraber","given":"Helmut G."}],"container-title":"Physical Review Applied","id":"Schuetz2022","issue":"5","issued":{"date-parts":[[2022]]},"page":"054045","publisher":"American Physical Society","title":"Optimization of robot-trajectory planning with nature-inspired and hybrid quantum algorithms","type":"article-journal","volume":"18"}},{"id":"ITEM-392","isTemporary":false,"itemData":{"DOI":"10.1016/j.procir.2025.01.099","author":[{"family":"Willmann","given":"Moritz"},{"family":"Albus","given":"Marcel"},{"family":"Schnabel","given":"Jan"},{"family":"Roth","given":"Marco"}],"container-title":"Procedia CIRP","id":"Willmann2025","issued":{"date-parts":[[2025]]},"note":"58th CIRP Conference on Manufacturing Systems","page":"25-30","publisher":"Elsevier","title":"Application of quantum annealing for scalable robotic assembly line optimization: A case study","title-short":"Application of quantum annealing for scalable robotic assembly line optimization","type":"article-journal","volume":"134"}},{"id":"ITEM-393","isTemporary":false,"itemData":{"DOI":"10.1109/QCE65121.2025.10359","author":[{"family":"Osaba","given":"Eneko"},{"family":"Garrote","given":"Estibaliz"},{"family":"Miranda-Rodriguez","given":"Pablo"},{"family":"Ciacco","given":"Alessia"},{"family":"Cabanes","given":"Itziar"},{"family":"Mancisidor","given":"Aitziber"}],"container-title":"2025 IEEE international conference on quantum computing and engineering (QCE)","id":"Osaba2025","issued":{"date-parts":[[2025]]},"page":"388-389","publisher":"IEEE","publisher-place":"Albuquerque, NM, USA","title":"Quantum-assisted automatic path-planning for robotic quality inspection in Industry 4.0","type":"paper-conference","volume":"2"}}],"isEdited":false,"manualOverride":{"citeprocText":"(Schuetz et al. 2022; Willmann et al. 2025; Osaba, Garrote, et al. 2025)","isManuallyOverridden":false,"manualOverrideText":""},"mendeley":{"formattedCitation":"(Schuetz et al. 2022; Willmann et al. 2025; Osaba, Garrote, et al. 2025)","plainTextFormattedCitation":"(Schuetz et al. 2022; Willmann et al. 2025; Osaba, Garrote, et al. 2025)","previouslyFormattedCitation":"(Schuetz et al. 2022; Willmann et al. 2025; Osaba, Garrote, et al. 2025)"},"properties":{"noteIndex":0},"schema":"https://github.com/citation-style-language/schema/raw/master/csl-citation.json"}</w:instrText>
             </w:r>
             <w:r>
               <w:fldChar w:fldCharType="separate"/>
             </w:r>
             <w:r>
-              <w:t xml:space="preserve">(Schuetz et al. 2022; Willmann et al. 2025; Osaba et al. 2025)</w:t>
+              <w:t xml:space="preserve">(Schuetz et al. 2022; Willmann et al. 2025; Osaba, Garrote, et al. 2025)</w:t>
             </w:r>
             <w:r>
               <w:fldChar w:fldCharType="end"/>
@@ -15567,7 +16107,7 @@
               <w:fldChar w:fldCharType="begin"/>
             </w:r>
             <w:r>
-              <w:instrText xml:space="preserve">ADDIN CSL_CITATION {"citationID":"MENDELEY_CITATION_370","citationItems":[{"id":"ITEM-370","isTemporary":false,"itemData":{"DOI":"10.3390/a14070194","author":[{"family":"Atchade-Adelomou","given":"Parfait"},{"family":"Alonso-Linaje","given":"Guillermo"},{"family":"Albo-Canals","given":"Jordi"},{"family":"Casado-Fauli","given":"Daniel"}],"container-title":"Algorithms","id":"AtchadeAdelomou2021","issue":"7","issued":{"date-parts":[[2021]]},"page":"194","publisher":"MDPI","title":"qRobot: A quantum computing approach in mobile robot order picking and batching problem solver optimization","title-short":"qRobot","type":"article-journal","volume":"14"}}],"isEdited":false,"manualOverride":{"citeprocText":"(Atchade-Adelomou et al. 2021)","isManuallyOverridden":false,"manualOverrideText":""},"mendeley":{"formattedCitation":"(Atchade-Adelomou et al. 2021)","plainTextFormattedCitation":"(Atchade-Adelomou et al. 2021)","previouslyFormattedCitation":"(Atchade-Adelomou et al. 2021)"},"properties":{"noteIndex":0},"schema":"https://github.com/citation-style-language/schema/raw/master/csl-citation.json"}</w:instrText>
+              <w:instrText xml:space="preserve">ADDIN CSL_CITATION {"citationID":"MENDELEY_CITATION_394","citationItems":[{"id":"ITEM-394","isTemporary":false,"itemData":{"DOI":"10.3390/a14070194","author":[{"family":"Atchade-Adelomou","given":"Parfait"},{"family":"Alonso-Linaje","given":"Guillermo"},{"family":"Albo-Canals","given":"Jordi"},{"family":"Casado-Fauli","given":"Daniel"}],"container-title":"Algorithms","id":"AtchadeAdelomou2021","issue":"7","issued":{"date-parts":[[2021]]},"page":"194","publisher":"MDPI","title":"qRobot: A quantum computing approach in mobile robot order picking and batching problem solver optimization","title-short":"qRobot","type":"article-journal","volume":"14"}}],"isEdited":false,"manualOverride":{"citeprocText":"(Atchade-Adelomou et al. 2021)","isManuallyOverridden":false,"manualOverrideText":""},"mendeley":{"formattedCitation":"(Atchade-Adelomou et al. 2021)","plainTextFormattedCitation":"(Atchade-Adelomou et al. 2021)","previouslyFormattedCitation":"(Atchade-Adelomou et al. 2021)"},"properties":{"noteIndex":0},"schema":"https://github.com/citation-style-language/schema/raw/master/csl-citation.json"}</w:instrText>
             </w:r>
             <w:r>
               <w:fldChar w:fldCharType="separate"/>
@@ -15644,7 +16184,7 @@
               <w:fldChar w:fldCharType="begin"/>
             </w:r>
             <w:r>
-              <w:instrText xml:space="preserve">ADDIN CSL_CITATION {"citationID":"MENDELEY_CITATION_373","citationItems":[{"id":"ITEM-371","isTemporary":false,"itemData":{"DOI":"10.1038/s41598-025-12109-0","author":[{"family":"Otani","given":"Takuya"},{"family":"Takanishi","given":"Atsuo"},{"family":"Hara","given":"Nobuyuki"},{"family":"Takita","given":"Yutaka"},{"family":"Kimura","given":"Koichi"}],"container-title":"Scientific Reports","id":"Otani2025","issued":{"date-parts":[[2025]]},"page":"28508","publisher":"Nature Publishing Group","title":"Quantum computation for robot posture optimization","type":"article-journal","volume":"15"}},{"id":"ITEM-372","isTemporary":false,"itemData":{"DOI":"10.1038/s41598-025-34346-z","author":[{"family":"Salloum","given":"Hadi"},{"family":"Savin","given":"Sergei"},{"family":"Kholodov","given":"Yaroslav"},{"family":"Ryzhakov","given":"Gleb"},{"family":"Farina","given":"Mirko"},{"family":"Oseledets","given":"Ivan"}],"container-title":"Scientific Reports","id":"Salloum2026","issued":{"date-parts":[[2026]]},"page":"4244","publisher":"Nature Publishing Group","title":"Quantum annealing for inverse kinematics in robotics","type":"article-journal","volume":"16"}},{"id":"ITEM-373","isTemporary":false,"itemData":{"author":[{"family":"Nigatu","given":"Hassen"},{"family":"Shi","given":"Gaokun"},{"family":"Li","given":"Jituo"},{"family":"Wang","given":"Jin"},{"family":"Lu","given":"Guodong"},{"family":"Li","given":"Howard"}],"container-title":"IEEE Robotics and Automation Letters","id":"Nigatu2025","issued":{"date-parts":[[2025]]},"note":"Accepted October 2025; preprint arXiv:2509.07216","title":"Quantum machine learning and Grover’s algorithm for quantum optimization of robotic manipulators","type":"article-journal"}}],"isEdited":false,"manualOverride":{"citeprocText":"(Otani et al. 2025; Salloum et al. 2026; Nigatu et al. 2025)","isManuallyOverridden":false,"manualOverrideText":""},"mendeley":{"formattedCitation":"(Otani et al. 2025; Salloum et al. 2026; Nigatu et al. 2025)","plainTextFormattedCitation":"(Otani et al. 2025; Salloum et al. 2026; Nigatu et al. 2025)","previouslyFormattedCitation":"(Otani et al. 2025; Salloum et al. 2026; Nigatu et al. 2025)"},"properties":{"noteIndex":0},"schema":"https://github.com/citation-style-language/schema/raw/master/csl-citation.json"}</w:instrText>
+              <w:instrText xml:space="preserve">ADDIN CSL_CITATION {"citationID":"MENDELEY_CITATION_397","citationItems":[{"id":"ITEM-395","isTemporary":false,"itemData":{"DOI":"10.1038/s41598-025-12109-0","author":[{"family":"Otani","given":"Takuya"},{"family":"Takanishi","given":"Atsuo"},{"family":"Hara","given":"Nobuyuki"},{"family":"Takita","given":"Yutaka"},{"family":"Kimura","given":"Koichi"}],"container-title":"Scientific Reports","id":"Otani2025","issued":{"date-parts":[[2025]]},"page":"28508","publisher":"Nature Publishing Group","title":"Quantum computation for robot posture optimization","type":"article-journal","volume":"15"}},{"id":"ITEM-396","isTemporary":false,"itemData":{"DOI":"10.1038/s41598-025-34346-z","author":[{"family":"Salloum","given":"Hadi"},{"family":"Savin","given":"Sergei"},{"family":"Kholodov","given":"Yaroslav"},{"family":"Ryzhakov","given":"Gleb"},{"family":"Farina","given":"Mirko"},{"family":"Oseledets","given":"Ivan"}],"container-title":"Scientific Reports","id":"Salloum2026","issued":{"date-parts":[[2026]]},"page":"4244","publisher":"Nature Publishing Group","title":"Quantum annealing for inverse kinematics in robotics","type":"article-journal","volume":"16"}},{"id":"ITEM-397","isTemporary":false,"itemData":{"author":[{"family":"Nigatu","given":"Hassen"},{"family":"Shi","given":"Gaokun"},{"family":"Li","given":"Jituo"},{"family":"Wang","given":"Jin"},{"family":"Lu","given":"Guodong"},{"family":"Li","given":"Howard"}],"container-title":"IEEE Robotics and Automation Letters","id":"Nigatu2025","issued":{"date-parts":[[2025]]},"note":"Accepted October 2025; preprint arXiv:2509.07216","title":"Quantum machine learning and Grover’s algorithm for quantum optimization of robotic manipulators","type":"article-journal"}}],"isEdited":false,"manualOverride":{"citeprocText":"(Otani et al. 2025; Salloum et al. 2026; Nigatu et al. 2025)","isManuallyOverridden":false,"manualOverrideText":""},"mendeley":{"formattedCitation":"(Otani et al. 2025; Salloum et al. 2026; Nigatu et al. 2025)","plainTextFormattedCitation":"(Otani et al. 2025; Salloum et al. 2026; Nigatu et al. 2025)","previouslyFormattedCitation":"(Otani et al. 2025; Salloum et al. 2026; Nigatu et al. 2025)"},"properties":{"noteIndex":0},"schema":"https://github.com/citation-style-language/schema/raw/master/csl-citation.json"}</w:instrText>
             </w:r>
             <w:r>
               <w:fldChar w:fldCharType="separate"/>
@@ -15721,13 +16261,13 @@
               <w:fldChar w:fldCharType="begin"/>
             </w:r>
             <w:r>
-              <w:instrText xml:space="preserve">ADDIN CSL_CITATION {"citationID":"MENDELEY_CITATION_375","citationItems":[{"id":"ITEM-374","isTemporary":false,"itemData":{"DOI":"10.3390/math10142475","author":[{"family":"Chella","given":"Antonio"},{"family":"Gaglio","given":"Salvatore"},{"family":"Pilato","given":"Giovanni"},{"family":"Vella","given":"Filippo"},{"family":"Zammuto","given":"Salvatore"}],"container-title":"Mathematics","id":"Chella2022","issue":"14","issued":{"date-parts":[[2022]]},"page":"2475","publisher":"MDPI","title":"A quantum planner for robot motion","type":"article-journal","volume":"10"}},{"id":"ITEM-375","isTemporary":false,"itemData":{"DOI":"10.1016/j.robot.2023.104362","author":[{"family":"Chella","given":"Antonio"},{"family":"Gaglio","given":"Salvatore"},{"family":"Mannone","given":"Maria"},{"family":"Pilato","given":"Giovanni"},{"family":"Seidita","given":"Valeria"},{"family":"Vella","given":"Filippo"},{"family":"Zammuto","given":"Salvatore"}],"container-title":"Robotics and Autonomous Systems","id":"Chella2023","issued":{"date-parts":[[2023]]},"page":"104362","publisher":"Elsevier","title":"Quantum planning for swarm robotics","type":"article-journal","volume":"161"}}],"isEdited":false,"manualOverride":{"citeprocText":"(Chella et al. 2022, 2023)","isManuallyOverridden":false,"manualOverrideText":""},"mendeley":{"formattedCitation":"(Chella et al. 2022, 2023)","plainTextFormattedCitation":"(Chella et al. 2022, 2023)","previouslyFormattedCitation":"(Chella et al. 2022, 2023)"},"properties":{"noteIndex":0},"schema":"https://github.com/citation-style-language/schema/raw/master/csl-citation.json"}</w:instrText>
+              <w:instrText xml:space="preserve">ADDIN CSL_CITATION {"citationID":"MENDELEY_CITATION_400","citationItems":[{"id":"ITEM-398","isTemporary":false,"itemData":{"DOI":"10.3390/math10142475","author":[{"family":"Chella","given":"Antonio"},{"family":"Gaglio","given":"Salvatore"},{"family":"Pilato","given":"Giovanni"},{"family":"Vella","given":"Filippo"},{"family":"Zammuto","given":"Salvatore"}],"container-title":"Mathematics","id":"Chella2022","issue":"14","issued":{"date-parts":[[2022]]},"page":"2475","publisher":"MDPI","title":"A quantum planner for robot motion","type":"article-journal","volume":"10"}},{"id":"ITEM-399","isTemporary":false,"itemData":{"DOI":"10.1016/j.robot.2023.104362","author":[{"family":"Chella","given":"Antonio"},{"family":"Gaglio","given":"Salvatore"},{"family":"Mannone","given":"Maria"},{"family":"Pilato","given":"Giovanni"},{"family":"Seidita","given":"Valeria"},{"family":"Vella","given":"Filippo"},{"family":"Zammuto","given":"Salvatore"}],"container-title":"Robotics and Autonomous Systems","id":"Chella2023","issued":{"date-parts":[[2023]]},"page":"104362","publisher":"Elsevier","title":"Quantum planning for swarm robotics","type":"article-journal","volume":"161"}},{"id":"ITEM-400","isTemporary":false,"itemData":{"DOI":"10.1109/ACCESS.2023.3307316","author":[{"family":"Lathrop","given":"Paul"},{"family":"Boardman","given":"Beth"},{"family":"Martínez","given":"Sonia"}],"container-title":"IEEE Access","id":"Lathrop2023","issued":{"date-parts":[[2023]]},"page":"89506-89519","title":"Quantum search approaches to sampling-based motion planning","type":"article-journal","volume":"11"}}],"isEdited":false,"manualOverride":{"citeprocText":"(Chella et al. 2022, 2023; Lathrop, Boardman, and Martínez 2023)","isManuallyOverridden":false,"manualOverrideText":""},"mendeley":{"formattedCitation":"(Chella et al. 2022, 2023; Lathrop, Boardman, and Martínez 2023)","plainTextFormattedCitation":"(Chella et al. 2022, 2023; Lathrop, Boardman, and Martínez 2023)","previouslyFormattedCitation":"(Chella et al. 2022, 2023; Lathrop, Boardman, and Martínez 2023)"},"properties":{"noteIndex":0},"schema":"https://github.com/citation-style-language/schema/raw/master/csl-citation.json"}</w:instrText>
             </w:r>
             <w:r>
               <w:fldChar w:fldCharType="separate"/>
             </w:r>
             <w:r>
-              <w:t xml:space="preserve">(Chella et al. 2022, 2023)</w:t>
+              <w:t xml:space="preserve">(Chella et al. 2022, 2023; Lathrop, Boardman, and Martínez 2023)</w:t>
             </w:r>
             <w:r>
               <w:fldChar w:fldCharType="end"/>
@@ -15792,19 +16332,19 @@
               <w:jc w:val="left"/>
             </w:pPr>
             <w:r>
-              <w:t xml:space="preserve">UAV path and view planning </w:t>
+              <w:t xml:space="preserve">UAV path, routing, and task assignment; view planning </w:t>
             </w:r>
             <w:r>
               <w:fldChar w:fldCharType="begin"/>
             </w:r>
             <w:r>
-              <w:instrText xml:space="preserve">ADDIN CSL_CITATION {"citationID":"MENDELEY_CITATION_378","citationItems":[{"id":"ITEM-376","isTemporary":false,"itemData":{"URL":"https://arxiv.org/abs/2508.21361","author":[{"family":"Innan","given":"Nouhaila"},{"family":"Kashif","given":"Muhammad"},{"family":"Marchisio","given":"Alberto"},{"family":"Gan","given":"Yung-Sze"},{"family":"Barbaresco","given":"Frederic"},{"family":"Shafique","given":"Muhammad"}],"id":"Innan2025","issued":{"date-parts":[[2025]]},"title":"QUAV: Quantum-assisted path planning and optimization for UAV navigation with obstacle avoidance","title-short":"QUAV","type":""}},{"id":"ITEM-377","isTemporary":false,"itemData":{"URL":"https://openaccess.thecvf.com/content/CVPR2026/html/Yu_HQC-NBV_A_Hybrid_Quantum-Classical_View_Planning_Approach_CVPR_2026_paper.html","author":[{"family":"Yu","given":"Xiaotong"},{"family":"Chen","given":"Chang Wen"}],"container-title":"Proceedings of the IEEE/CVF conference on computer vision and pattern recognition (CVPR)","id":"Yu2025","issued":{"date-parts":[[2026,6]]},"page":"35091-35100","title":"HQC-NBV: A hybrid quantum-classical view planning approach","title-short":"HQC-NBV","type":"paper-conference"}},{"id":"ITEM-378","isTemporary":false,"itemData":{"DOI":"10.1109/TCE.2024.3423416","author":[{"family":"Sarkar","given":"Mayukh"},{"family":"Pradhan","given":"Jitesh"},{"family":"Singh","given":"Anil Kumar"},{"family":"Nenavath","given":"Hathiram"}],"container-title":"IEEE Transactions on Consumer Electronics","id":"Sarkar2024","issue":"3","issued":{"date-parts":[[2024]]},"page":"5597-5606","publisher":"IEEE","title":"A novel hybrid quantum architecture for path planning in quantum-enabled autonomous mobile robots","type":"article-journal","volume":"70"}}],"isEdited":false,"manualOverride":{"citeprocText":"(Innan et al. 2025; Yu and Chen 2026; Sarkar et al. 2024)","isManuallyOverridden":false,"manualOverrideText":""},"mendeley":{"formattedCitation":"(Innan et al. 2025; Yu and Chen 2026; Sarkar et al. 2024)","plainTextFormattedCitation":"(Innan et al. 2025; Yu and Chen 2026; Sarkar et al. 2024)","previouslyFormattedCitation":"(Innan et al. 2025; Yu and Chen 2026; Sarkar et al. 2024)"},"properties":{"noteIndex":0},"schema":"https://github.com/citation-style-language/schema/raw/master/csl-citation.json"}</w:instrText>
+              <w:instrText xml:space="preserve">ADDIN CSL_CITATION {"citationID":"MENDELEY_CITATION_405","citationItems":[{"id":"ITEM-401","isTemporary":false,"itemData":{"URL":"https://arxiv.org/abs/2508.21361","author":[{"family":"Innan","given":"Nouhaila"},{"family":"Kashif","given":"Muhammad"},{"family":"Marchisio","given":"Alberto"},{"family":"Gan","given":"Yung-Sze"},{"family":"Barbaresco","given":"Frederic"},{"family":"Shafique","given":"Muhammad"}],"id":"Innan2025","issued":{"date-parts":[[2025]]},"title":"QUAV: Quantum-assisted path planning and optimization for UAV navigation with obstacle avoidance","title-short":"QUAV","type":""}},{"id":"ITEM-402","isTemporary":false,"itemData":{"URL":"https://openaccess.thecvf.com/content/CVPR2026/html/Yu_HQC-NBV_A_Hybrid_Quantum-Classical_View_Planning_Approach_CVPR_2026_paper.html","author":[{"family":"Yu","given":"Xiaotong"},{"family":"Chen","given":"Chang Wen"}],"container-title":"Proceedings of the IEEE/CVF conference on computer vision and pattern recognition (CVPR)","id":"Yu2025","issued":{"date-parts":[[2026,6]]},"page":"35091-35100","title":"HQC-NBV: A hybrid quantum-classical view planning approach","title-short":"HQC-NBV","type":"paper-conference"}},{"id":"ITEM-403","isTemporary":false,"itemData":{"DOI":"10.1109/TCE.2024.3423416","author":[{"family":"Sarkar","given":"Mayukh"},{"family":"Pradhan","given":"Jitesh"},{"family":"Singh","given":"Anil Kumar"},{"family":"Nenavath","given":"Hathiram"}],"container-title":"IEEE Transactions on Consumer Electronics","id":"Sarkar2024","issue":"3","issued":{"date-parts":[[2024]]},"page":"5597-5606","publisher":"IEEE","title":"A novel hybrid quantum architecture for path planning in quantum-enabled autonomous mobile robots","type":"article-journal","volume":"70"}},{"id":"ITEM-404","isTemporary":false,"itemData":{"URL":"https://arxiv.org/abs/2501.18432","author":[{"family":"Osaba","given":"Eneko"},{"family":"Miranda-Rodriguez","given":"Pablo"},{"family":"Oikonomakis","given":"Andreas"},{"family":"Petrič","given":"Matic"},{"family":"Ruiz","given":"Alejandra"},{"family":"Bock","given":"Sebastian"},{"family":"Kourtis","given":"Michail-Alexandros"}],"container-title":"2025 IEEE congress on evolutionary computation (CEC)","id":"OsabaDrone2025","issued":{"date-parts":[[2025]]},"publisher":"IEEE","title":"Solving drone routing problems with quantum computing: A hybrid approach combining quantum annealing and gate-based paradigms","title-short":"Solving drone routing problems with quantum computing","type":"paper-conference"}},{"id":"ITEM-405","isTemporary":false,"itemData":{"URL":"https://arxiv.org/abs/2606.14252","author":[{"family":"Bang","given":"Junyeop"},{"family":"Lee","given":"Byongho"},{"family":"An","given":"Dohyun"},{"family":"Kim","given":"Hwangnam"}],"id":"Bang2026","issued":{"date-parts":[[2026]]},"title":"Optimality-preserving decomposition for scalable QAOA in natural-language-guided multi-drone assignment","type":""}}],"isEdited":false,"manualOverride":{"citeprocText":"(Innan et al. 2025; Yu and Chen 2026; Sarkar et al. 2024; Osaba, Miranda-Rodriguez, et al. 2025; Bang et al. 2026)","isManuallyOverridden":false,"manualOverrideText":""},"mendeley":{"formattedCitation":"(Innan et al. 2025; Yu and Chen 2026; Sarkar et al. 2024; Osaba, Miranda-Rodriguez, et al. 2025; Bang et al. 2026)","plainTextFormattedCitation":"(Innan et al. 2025; Yu and Chen 2026; Sarkar et al. 2024; Osaba, Miranda-Rodriguez, et al. 2025; Bang et al. 2026)","previouslyFormattedCitation":"(Innan et al. 2025; Yu and Chen 2026; Sarkar et al. 2024; Osaba, Miranda-Rodriguez, et al. 2025; Bang et al. 2026)"},"properties":{"noteIndex":0},"schema":"https://github.com/citation-style-language/schema/raw/master/csl-citation.json"}</w:instrText>
             </w:r>
             <w:r>
               <w:fldChar w:fldCharType="separate"/>
             </w:r>
             <w:r>
-              <w:t xml:space="preserve">(Innan et al. 2025; Yu and Chen 2026; Sarkar et al. 2024)</w:t>
+              <w:t xml:space="preserve">(Innan et al. 2025; Yu and Chen 2026; Sarkar et al. 2024; Osaba, Miranda-Rodriguez, et al. 2025; Bang et al. 2026)</w:t>
             </w:r>
             <w:r>
               <w:fldChar w:fldCharType="end"/>
@@ -15819,7 +16359,7 @@
               <w:jc w:val="left"/>
             </w:pPr>
             <w:r>
-              <w:t xml:space="preserve">QAOA, variational, hybrid quantum ACO</w:t>
+              <w:t xml:space="preserve">QAOA, annealing, variational, hybrid quantum ACO</w:t>
             </w:r>
           </w:p>
         </w:tc>
@@ -15875,7 +16415,7 @@
               <w:fldChar w:fldCharType="begin"/>
             </w:r>
             <w:r>
-              <w:instrText xml:space="preserve">ADDIN CSL_CITATION {"citationID":"MENDELEY_CITATION_379","citationItems":[{"id":"ITEM-379","isTemporary":false,"itemData":{"DOI":"10.1016/j.robot.2025.105026","author":[{"family":"Antero","given":"Unai"},{"family":"Sierra","given":"Basilio"},{"family":"Oñativia","given":"Jon"},{"family":"Ruiz","given":"Alejandra"},{"family":"Osaba","given":"Eneko"}],"container-title":"Robotics and Autonomous Systems","id":"Antero2025","issued":{"date-parts":[[2025]]},"page":"105026","publisher":"Elsevier","title":"Robot localization aided by quantum algorithms","type":"article-journal","volume":"192"}}],"isEdited":false,"manualOverride":{"citeprocText":"(Antero et al. 2025)","isManuallyOverridden":false,"manualOverrideText":""},"mendeley":{"formattedCitation":"(Antero et al. 2025)","plainTextFormattedCitation":"(Antero et al. 2025)","previouslyFormattedCitation":"(Antero et al. 2025)"},"properties":{"noteIndex":0},"schema":"https://github.com/citation-style-language/schema/raw/master/csl-citation.json"}</w:instrText>
+              <w:instrText xml:space="preserve">ADDIN CSL_CITATION {"citationID":"MENDELEY_CITATION_406","citationItems":[{"id":"ITEM-406","isTemporary":false,"itemData":{"DOI":"10.1016/j.robot.2025.105026","author":[{"family":"Antero","given":"Unai"},{"family":"Sierra","given":"Basilio"},{"family":"Oñativia","given":"Jon"},{"family":"Ruiz","given":"Alejandra"},{"family":"Osaba","given":"Eneko"}],"container-title":"Robotics and Autonomous Systems","id":"Antero2025","issued":{"date-parts":[[2025]]},"page":"105026","publisher":"Elsevier","title":"Robot localization aided by quantum algorithms","type":"article-journal","volume":"192"}}],"isEdited":false,"manualOverride":{"citeprocText":"(Antero et al. 2025)","isManuallyOverridden":false,"manualOverrideText":""},"mendeley":{"formattedCitation":"(Antero et al. 2025)","plainTextFormattedCitation":"(Antero et al. 2025)","previouslyFormattedCitation":"(Antero et al. 2025)"},"properties":{"noteIndex":0},"schema":"https://github.com/citation-style-language/schema/raw/master/csl-citation.json"}</w:instrText>
             </w:r>
             <w:r>
               <w:fldChar w:fldCharType="separate"/>
@@ -15946,19 +16486,19 @@
               <w:jc w:val="left"/>
             </w:pPr>
             <w:r>
-              <w:t xml:space="preserve">Navigation and locomotion RL </w:t>
+              <w:t xml:space="preserve">Navigation, locomotion, and multi-agent RL </w:t>
             </w:r>
             <w:r>
               <w:fldChar w:fldCharType="begin"/>
             </w:r>
             <w:r>
-              <w:instrText xml:space="preserve">ADDIN CSL_CITATION {"citationID":"MENDELEY_CITATION_384","citationItems":[{"id":"ITEM-380","isTemporary":false,"itemData":{"DOI":"10.1109/ACCESS.2024.3417808","author":[{"family":"Hohenfeld","given":"Hans"},{"family":"Heimann","given":"Dirk"},{"family":"Wiebe","given":"Felix"},{"family":"Kirchner","given":"Frank"}],"container-title":"IEEE Access","id":"Hohenfeld2024","issued":{"date-parts":[[2024]]},"page":"87217-87236","publisher":"IEEE","title":"Quantum deep reinforcement learning for robot navigation tasks","type":"article-journal","volume":"12"}},{"id":"ITEM-381","isTemporary":false,"itemData":{"DOI":"10.5220/0013371800003890","ISBN":"978-989-758-737-5","author":[{"family":"Drăgan","given":"Theodora-Augustina"},{"family":"Künzner","given":"Alexander"},{"family":"Wille","given":"Robert"},{"family":"Lorenz","given":"Jeanette Miriam"}],"container-title":"Proceedings of the 17th international conference on agents and artificial intelligence (ICAART 2025)","id":"Dragan2025","issued":{"date-parts":[[2025]]},"page":"807-814","publisher":"SciTePress","title":"Continuous quantum reinforcement learning for robot navigation","type":"paper-conference","volume":"1"}},{"id":"ITEM-382","isTemporary":false,"itemData":{"URL":"https://arxiv.org/abs/2605.20801","author":[{"family":"Altrabulsi","given":"Mohamed Khair"},{"family":"Innan","given":"Nouhaila"},{"family":"Marchisio","given":"Alberto"},{"family":"Kashif","given":"Muhammad"},{"family":"Shafique","given":"Muhammad"}],"id":"Altrabulsi2026","issued":{"date-parts":[[2026]]},"title":"Q-SpiRL: Quantum spiking reinforcement learning for adaptive robot navigation","title-short":"Q-SpiRL","type":""}},{"id":"ITEM-383","isTemporary":false,"itemData":{"DOI":"10.48550/arXiv.2509.11388","URL":"https://arxiv.org/abs/2509.11388","author":[{"family":"Lokossou","given":"Romerik"},{"family":"Girma","given":"Birhanu Shimelis"},{"family":"Tonguz","given":"Ozan K."},{"family":"Biyabani","given":"Ahmed"}],"id":"Lokossou2025","issued":{"date-parts":[[2025]]},"title":"Quantum deep reinforcement learning for humanoid robot navigation task","type":""}},{"id":"ITEM-384","isTemporary":false,"itemData":{"DOI":"10.1007/s42044-025-00306-z","author":[{"family":"Taghavi","given":"Mazyar"},{"family":"Farnoosh","given":"Rahman"}],"container-title":"Iran Journal of Computer Science","id":"Taghavi2025","issue":"4","issued":{"date-parts":[[2025]]},"page":"2139-2155","publisher":"Springer","title":"Quantum computing and neuromorphic computing for safe, reliable, and explainable multi-agent reinforcement learning: Optimal control in autonomous robotics","title-short":"Quantum computing and neuromorphic computing for safe, reliable, and explainable multi-agent reinforcement learning","type":"article-journal","volume":"8"}}],"isEdited":false,"manualOverride":{"citeprocText":"(Hohenfeld et al. 2024; Drăgan et al. 2025; Altrabulsi et al. 2026; Lokossou et al. 2025; Taghavi and Farnoosh 2025)","isManuallyOverridden":false,"manualOverrideText":""},"mendeley":{"formattedCitation":"(Hohenfeld et al. 2024; Drăgan et al. 2025; Altrabulsi et al. 2026; Lokossou et al. 2025; Taghavi and Farnoosh 2025)","plainTextFormattedCitation":"(Hohenfeld et al. 2024; Drăgan et al. 2025; Altrabulsi et al. 2026; Lokossou et al. 2025; Taghavi and Farnoosh 2025)","previouslyFormattedCitation":"(Hohenfeld et al. 2024; Drăgan et al. 2025; Altrabulsi et al. 2026; Lokossou et al. 2025; Taghavi and Farnoosh 2025)"},"properties":{"noteIndex":0},"schema":"https://github.com/citation-style-language/schema/raw/master/csl-citation.json"}</w:instrText>
+              <w:instrText xml:space="preserve">ADDIN CSL_CITATION {"citationID":"MENDELEY_CITATION_413","citationItems":[{"id":"ITEM-407","isTemporary":false,"itemData":{"DOI":"10.1109/ACCESS.2024.3417808","author":[{"family":"Hohenfeld","given":"Hans"},{"family":"Heimann","given":"Dirk"},{"family":"Wiebe","given":"Felix"},{"family":"Kirchner","given":"Frank"}],"container-title":"IEEE Access","id":"Hohenfeld2024","issued":{"date-parts":[[2024]]},"page":"87217-87236","publisher":"IEEE","title":"Quantum deep reinforcement learning for robot navigation tasks","type":"article-journal","volume":"12"}},{"id":"ITEM-408","isTemporary":false,"itemData":{"DOI":"10.5220/0013371800003890","ISBN":"978-989-758-737-5","author":[{"family":"Drăgan","given":"Theodora-Augustina"},{"family":"Künzner","given":"Alexander"},{"family":"Wille","given":"Robert"},{"family":"Lorenz","given":"Jeanette Miriam"}],"container-title":"Proceedings of the 17th international conference on agents and artificial intelligence (ICAART 2025)","id":"Dragan2025","issued":{"date-parts":[[2025]]},"page":"807-814","publisher":"SciTePress","title":"Continuous quantum reinforcement learning for robot navigation","type":"paper-conference","volume":"1"}},{"id":"ITEM-409","isTemporary":false,"itemData":{"URL":"https://arxiv.org/abs/2605.20801","author":[{"family":"Altrabulsi","given":"Mohamed Khair"},{"family":"Innan","given":"Nouhaila"},{"family":"Marchisio","given":"Alberto"},{"family":"Kashif","given":"Muhammad"},{"family":"Shafique","given":"Muhammad"}],"id":"Altrabulsi2026","issued":{"date-parts":[[2026]]},"title":"Q-SpiRL: Quantum spiking reinforcement learning for adaptive robot navigation","title-short":"Q-SpiRL","type":""}},{"id":"ITEM-410","isTemporary":false,"itemData":{"DOI":"10.48550/arXiv.2509.11388","URL":"https://arxiv.org/abs/2509.11388","author":[{"family":"Lokossou","given":"Romerik"},{"family":"Girma","given":"Birhanu Shimelis"},{"family":"Tonguz","given":"Ozan K."},{"family":"Biyabani","given":"Ahmed"}],"id":"Lokossou2025","issued":{"date-parts":[[2025]]},"title":"Quantum deep reinforcement learning for humanoid robot navigation task","type":""}},{"id":"ITEM-411","isTemporary":false,"itemData":{"DOI":"10.1007/s42044-025-00306-z","author":[{"family":"Taghavi","given":"Mazyar"},{"family":"Farnoosh","given":"Rahman"}],"container-title":"Iran Journal of Computer Science","id":"Taghavi2025","issue":"4","issued":{"date-parts":[[2025]]},"page":"2139-2155","publisher":"Springer","title":"Quantum computing and neuromorphic computing for safe, reliable, and explainable multi-agent reinforcement learning: Optimal control in autonomous robotics","title-short":"Quantum computing and neuromorphic computing for safe, reliable, and explainable multi-agent reinforcement learning","type":"article-journal","volume":"8"}},{"id":"ITEM-412","isTemporary":false,"itemData":{"author":[{"family":"Park","given":"Chanyoung"},{"family":"Yun","given":"Won Joon"},{"family":"Kim","given":"Jae Pyoung"},{"family":"Rodrigues","given":"Tiago Koketsu"},{"family":"Park","given":"Soohyun"},{"family":"Jung","given":"Soyi"},{"family":"Kim","given":"Joongheon"}],"container-title":"IEEE Internet of Things Journal","id":"Park2023","issue":"22","issued":{"date-parts":[[2023]]},"page":"20033-20048","title":"Quantum multi-agent actor-critic networks for cooperative mobile access in multi-UAV systems","type":"article-journal","volume":"10"}},{"id":"ITEM-413","isTemporary":false,"itemData":{"author":[{"family":"Park","given":"Soohyun"},{"family":"Kim","given":"Jae Pyoung"},{"family":"Park","given":"Chanyoung"},{"family":"Jung","given":"Soyi"},{"family":"Kim","given":"Joongheon"}],"container-title":"IEEE Communications Magazine","id":"Park2024","issue":"6","issued":{"date-parts":[[2024]]},"page":"106-112","title":"Quantum multi-agent reinforcement learning for autonomous mobility cooperation","type":"article-journal","volume":"62"}}],"isEdited":false,"manualOverride":{"citeprocText":"(Hohenfeld et al. 2024; Drăgan et al. 2025; Altrabulsi et al. 2026; Lokossou et al. 2025; Taghavi and Farnoosh 2025; C. Park et al. 2023; S. Park et al. 2024)","isManuallyOverridden":false,"manualOverrideText":""},"mendeley":{"formattedCitation":"(Hohenfeld et al. 2024; Drăgan et al. 2025; Altrabulsi et al. 2026; Lokossou et al. 2025; Taghavi and Farnoosh 2025; C. Park et al. 2023; S. Park et al. 2024)","plainTextFormattedCitation":"(Hohenfeld et al. 2024; Drăgan et al. 2025; Altrabulsi et al. 2026; Lokossou et al. 2025; Taghavi and Farnoosh 2025; C. Park et al. 2023; S. Park et al. 2024)","previouslyFormattedCitation":"(Hohenfeld et al. 2024; Drăgan et al. 2025; Altrabulsi et al. 2026; Lokossou et al. 2025; Taghavi and Farnoosh 2025; C. Park et al. 2023; S. Park et al. 2024)"},"properties":{"noteIndex":0},"schema":"https://github.com/citation-style-language/schema/raw/master/csl-citation.json"}</w:instrText>
             </w:r>
             <w:r>
               <w:fldChar w:fldCharType="separate"/>
             </w:r>
             <w:r>
-              <w:t xml:space="preserve">(Hohenfeld et al. 2024; Drăgan et al. 2025; Altrabulsi et al. 2026; Lokossou et al. 2025; Taghavi and Farnoosh 2025)</w:t>
+              <w:t xml:space="preserve">(Hohenfeld et al. 2024; Drăgan et al. 2025; Altrabulsi et al. 2026; Lokossou et al. 2025; Taghavi and Farnoosh 2025; C. Park et al. 2023; S. Park et al. 2024)</w:t>
             </w:r>
             <w:r>
               <w:fldChar w:fldCharType="end"/>
@@ -16029,7 +16569,7 @@
               <w:fldChar w:fldCharType="begin"/>
             </w:r>
             <w:r>
-              <w:instrText xml:space="preserve">ADDIN CSL_CITATION {"citationID":"MENDELEY_CITATION_386","citationItems":[{"id":"ITEM-385","isTemporary":false,"itemData":{"DOI":"10.1007/s42484-024-00226-4","author":[{"family":"Sinha","given":"Akash"},{"family":"Macaluso","given":"Antonio"},{"family":"Klusch","given":"Matthias"}],"container-title":"Quantum Machine Intelligence","id":"Sinha2023","issued":{"date-parts":[[2025]]},"page":"19","publisher":"Springer","title":"Nav-Q: Quantum deep reinforcement learning for collision-free navigation of self-driving cars","title-short":"Nav-Q","type":"article-journal","volume":"7"}},{"id":"ITEM-386","isTemporary":false,"itemData":{"URL":"https://arxiv.org/abs/2212.11681","author":[{"family":"Acuto","given":"Alberto"},{"family":"Barillà","given":"Paola"},{"family":"Bozzolo","given":"Ludovico"},{"family":"Conterno","given":"Matteo"},{"family":"Pavese","given":"Mattia"},{"family":"Policicchio","given":"Antonio"}],"id":"Acuto2022","issued":{"date-parts":[[2022]]},"title":"Variational quantum soft actor-critic for robotic arm control","type":""}}],"isEdited":false,"manualOverride":{"citeprocText":"(Sinha, Macaluso, and Klusch 2025; Acuto et al. 2022)","isManuallyOverridden":false,"manualOverrideText":""},"mendeley":{"formattedCitation":"(Sinha, Macaluso, and Klusch 2025; Acuto et al. 2022)","plainTextFormattedCitation":"(Sinha, Macaluso, and Klusch 2025; Acuto et al. 2022)","previouslyFormattedCitation":"(Sinha, Macaluso, and Klusch 2025; Acuto et al. 2022)"},"properties":{"noteIndex":0},"schema":"https://github.com/citation-style-language/schema/raw/master/csl-citation.json"}</w:instrText>
+              <w:instrText xml:space="preserve">ADDIN CSL_CITATION {"citationID":"MENDELEY_CITATION_415","citationItems":[{"id":"ITEM-414","isTemporary":false,"itemData":{"DOI":"10.1007/s42484-024-00226-4","author":[{"family":"Sinha","given":"Akash"},{"family":"Macaluso","given":"Antonio"},{"family":"Klusch","given":"Matthias"}],"container-title":"Quantum Machine Intelligence","id":"Sinha2023","issued":{"date-parts":[[2025]]},"page":"19","publisher":"Springer","title":"Nav-Q: Quantum deep reinforcement learning for collision-free navigation of self-driving cars","title-short":"Nav-Q","type":"article-journal","volume":"7"}},{"id":"ITEM-415","isTemporary":false,"itemData":{"URL":"https://arxiv.org/abs/2212.11681","author":[{"family":"Acuto","given":"Alberto"},{"family":"Barillà","given":"Paola"},{"family":"Bozzolo","given":"Ludovico"},{"family":"Conterno","given":"Matteo"},{"family":"Pavese","given":"Mattia"},{"family":"Policicchio","given":"Antonio"}],"id":"Acuto2022","issued":{"date-parts":[[2022]]},"title":"Variational quantum soft actor-critic for robotic arm control","type":""}}],"isEdited":false,"manualOverride":{"citeprocText":"(Sinha, Macaluso, and Klusch 2025; Acuto et al. 2022)","isManuallyOverridden":false,"manualOverrideText":""},"mendeley":{"formattedCitation":"(Sinha, Macaluso, and Klusch 2025; Acuto et al. 2022)","plainTextFormattedCitation":"(Sinha, Macaluso, and Klusch 2025; Acuto et al. 2022)","previouslyFormattedCitation":"(Sinha, Macaluso, and Klusch 2025; Acuto et al. 2022)"},"properties":{"noteIndex":0},"schema":"https://github.com/citation-style-language/schema/raw/master/csl-citation.json"}</w:instrText>
             </w:r>
             <w:r>
               <w:fldChar w:fldCharType="separate"/>
@@ -16100,19 +16640,19 @@
               <w:jc w:val="left"/>
             </w:pPr>
             <w:r>
-              <w:t xml:space="preserve">Navigation, SLAM, IK (quantum-inspired) </w:t>
+              <w:t xml:space="preserve">Real-time control (cart-pole) </w:t>
             </w:r>
             <w:r>
               <w:fldChar w:fldCharType="begin"/>
             </w:r>
             <w:r>
-              <w:instrText xml:space="preserve">ADDIN CSL_CITATION {"citationID":"MENDELEY_CITATION_389","citationItems":[{"id":"ITEM-387","isTemporary":false,"itemData":{"DOI":"10.1109/TMECH.2010.2090896","author":[{"family":"Dong","given":"Daoyi"},{"family":"Chen","given":"Chunlin"},{"family":"Chu","given":"Jian"},{"family":"Tarn","given":"Tzyh-Jong"}],"container-title":"IEEE/ASME Transactions on Mechatronics","id":"Dong2012","issue":"1","issued":{"date-parts":[[2012]]},"page":"86-97","publisher":"IEEE","title":"Robust quantum-inspired reinforcement learning for robot navigation","type":"article-journal","volume":"17"}},{"id":"ITEM-388","isTemporary":false,"itemData":{"DOI":"10.1155/2018/1596080","author":[{"family":"Zuo","given":"Tao"},{"family":"Min","given":"Huasong"},{"family":"Tang","given":"Quan"},{"family":"Tao","given":"Qiang"}],"container-title":"Mathematical Problems in Engineering","id":"Zuo2018","issued":{"date-parts":[[2018]]},"page":"1596080","publisher":"Hindawi","title":"A robot SLAM improved by quantum-behaved particles swarm optimization","type":"article-journal","volume":"2018"}},{"id":"ITEM-389","isTemporary":false,"itemData":{"DOI":"10.1016/j.robot.2025.105123","author":[{"family":"Fazilat","given":"Mehdi"},{"family":"Zioui","given":"Nadjet"}],"container-title":"Robotics and Autonomous Systems","id":"Fazilat2025b","issued":{"date-parts":[[2025]]},"page":"105123","publisher":"Elsevier","title":"Quantum neural network-based inverse kinematics of a six-jointed industrial robotic arm","type":"article-journal","volume":"194"}}],"isEdited":false,"manualOverride":{"citeprocText":"(Dong et al. 2012; Zuo et al. 2018; Fazilat and Zioui 2025b)","isManuallyOverridden":false,"manualOverrideText":""},"mendeley":{"formattedCitation":"(Dong et al. 2012; Zuo et al. 2018; Fazilat and Zioui 2025b)","plainTextFormattedCitation":"(Dong et al. 2012; Zuo et al. 2018; Fazilat and Zioui 2025b)","previouslyFormattedCitation":"(Dong et al. 2012; Zuo et al. 2018; Fazilat and Zioui 2025b)"},"properties":{"noteIndex":0},"schema":"https://github.com/citation-style-language/schema/raw/master/csl-citation.json"}</w:instrText>
+              <w:instrText xml:space="preserve">ADDIN CSL_CITATION {"citationID":"MENDELEY_CITATION_417","citationItems":[{"id":"ITEM-416","isTemporary":false,"itemData":{"URL":"https://arxiv.org/abs/2508.01690","author":[{"family":"Sun","given":"Yize"},{"family":"Hagog","given":"Mohamad"},{"family":"Weber","given":"Marc"},{"family":"Hein","given":"Daniel"},{"family":"Udluft","given":"Steffen"},{"family":"Tresp","given":"Volker"},{"family":"Ma","given":"Yunpu"}],"id":"Sun2025","issued":{"date-parts":[[2025]]},"note":"QML@QCE 2025 workshop","title":"First experience with real-time control using simulated VQC-based quantum policies","type":""}},{"id":"ITEM-417","isTemporary":false,"itemData":{"URL":"https://arxiv.org/abs/2605.01716","author":[{"family":"Ngo","given":"Nguyen Truong Thu"},{"family":"Mehtola","given":"Väinö"},{"family":"Lenssen","given":"Jérome"},{"family":"Wang","given":"Peiyong"},{"family":"Cosco","given":"Francesco"},{"family":"Lu","given":"Tien-Fu"},{"family":"Quach","given":"James Q."}],"id":"Ngo2026","issued":{"date-parts":[[2026]]},"title":"Towards real-time control of a CartPole system on a quantum computer","type":""}}],"isEdited":false,"manualOverride":{"citeprocText":"(Sun et al. 2025; Ngo et al. 2026)","isManuallyOverridden":false,"manualOverrideText":""},"mendeley":{"formattedCitation":"(Sun et al. 2025; Ngo et al. 2026)","plainTextFormattedCitation":"(Sun et al. 2025; Ngo et al. 2026)","previouslyFormattedCitation":"(Sun et al. 2025; Ngo et al. 2026)"},"properties":{"noteIndex":0},"schema":"https://github.com/citation-style-language/schema/raw/master/csl-citation.json"}</w:instrText>
             </w:r>
             <w:r>
               <w:fldChar w:fldCharType="separate"/>
             </w:r>
             <w:r>
-              <w:t xml:space="preserve">(Dong et al. 2012; Zuo et al. 2018; Fazilat and Zioui 2025b)</w:t>
+              <w:t xml:space="preserve">(Sun et al. 2025; Ngo et al. 2026)</w:t>
             </w:r>
             <w:r>
               <w:fldChar w:fldCharType="end"/>
@@ -16127,7 +16667,7 @@
               <w:jc w:val="left"/>
             </w:pPr>
             <w:r>
-              <w:t xml:space="preserve">QiRL, QPSO, quantum-inspired networks</w:t>
+              <w:t xml:space="preserve">Variational policies; QPU inference</w:t>
             </w:r>
           </w:p>
         </w:tc>
@@ -16139,7 +16679,7 @@
               <w:jc w:val="left"/>
             </w:pPr>
             <w:r>
-              <w:t xml:space="preserve">L2–L5</w:t>
+              <w:t xml:space="preserve">L3–L5</w:t>
             </w:r>
           </w:p>
         </w:tc>
@@ -16151,7 +16691,7 @@
               <w:jc w:val="left"/>
             </w:pPr>
             <w:r>
-              <w:t xml:space="preserve">Weak baselines</w:t>
+              <w:t xml:space="preserve">Toy system; cloud QPU too slow; simulated circuit on hardware</w:t>
             </w:r>
           </w:p>
         </w:tc>
@@ -16163,7 +16703,7 @@
               <w:jc w:val="left"/>
             </w:pPr>
             <w:r>
-              <w:t xml:space="preserve">High (runs classically today)</w:t>
+              <w:t xml:space="preserve">Medium (shows latency limits)</w:t>
             </w:r>
           </w:p>
         </w:tc>
@@ -16177,19 +16717,19 @@
               <w:jc w:val="left"/>
             </w:pPr>
             <w:r>
-              <w:t xml:space="preserve">GNSS-denied navigation </w:t>
+              <w:t xml:space="preserve">Object detection for driving </w:t>
             </w:r>
             <w:r>
               <w:fldChar w:fldCharType="begin"/>
             </w:r>
             <w:r>
-              <w:instrText xml:space="preserve">ADDIN CSL_CITATION {"citationID":"MENDELEY_CITATION_391","citationItems":[{"id":"ITEM-390","isTemporary":false,"itemData":{"DOI":"10.48550/arXiv.2504.08167","URL":"https://arxiv.org/abs/2504.08167","author":[{"family":"Muradoglu","given":"Murat"},{"family":"Johnsson","given":"Mattias T."},{"family":"Wilson","given":"Nathanial M."},{"family":"Cohen","given":"Yuval"},{"family":"Shin","given":"Dongki"},{"family":"Navickas","given":"Tomas"},{"family":"Pyragius","given":"Tadas"},{"family":"Thomas","given":"Divya"},{"family":"Thompson","given":"Daniel"},{"family":"Moore","given":"Steven I."},{"family":"Rahman","given":"Md Tanvir"},{"family":"Walker","given":"Adrian"},{"family":"Dutta","given":"Indranil"},{"family":"Bijjahalli","given":"Suraj"},{"family":"Berlocher","given":"Jacob"},{"family":"Hush","given":"Michael R."},{"family":"Anderson","given":"Russell P."},{"family":"Szigeti","given":"Stuart S."},{"family":"Biercuk","given":"Michael J."}],"id":"Muradoglu2025","issued":{"date-parts":[[2025]]},"title":"Quantum-assured magnetic navigation achieves positioning accuracy better than a strategic-grade INS in airborne and ground-based field trials","type":""}},{"id":"ITEM-391","isTemporary":false,"itemData":{"DOI":"10.1103/PhysRevApplied.10.034030","author":[{"family":"Cheiney","given":"Pierrick"},{"family":"Fouché","given":"Lauriane"},{"family":"Templier","given":"Simon"},{"family":"Napolitano","given":"Fabien"},{"family":"Battelier","given":"Baptiste"},{"family":"Bouyer","given":"Philippe"},{"family":"Barrett","given":"Brynle"}],"container-title":"Physical Review Applied","id":"Cheiney2018","issue":"3","issued":{"date-parts":[[2018]]},"page":"034030","publisher":"American Physical Society","title":"Navigation-compatible hybrid quantum accelerometer using a Kalman filter","type":"article-journal","volume":"10"}}],"isEdited":false,"manualOverride":{"citeprocText":"(Muradoglu et al. 2025; Cheiney et al. 2018)","isManuallyOverridden":false,"manualOverrideText":""},"mendeley":{"formattedCitation":"(Muradoglu et al. 2025; Cheiney et al. 2018)","plainTextFormattedCitation":"(Muradoglu et al. 2025; Cheiney et al. 2018)","previouslyFormattedCitation":"(Muradoglu et al. 2025; Cheiney et al. 2018)"},"properties":{"noteIndex":0},"schema":"https://github.com/citation-style-language/schema/raw/master/csl-citation.json"}</w:instrText>
+              <w:instrText xml:space="preserve">ADDIN CSL_CITATION {"citationID":"MENDELEY_CITATION_418","citationItems":[{"id":"ITEM-418","isTemporary":false,"itemData":{"author":[{"family":"Roh","given":"Emily Jimin"},{"family":"Baek","given":"Hankyul"},{"family":"Kim","given":"Donghyeon"},{"family":"Kim","given":"Joongheon"}],"container-title":"IEEE Transactions on Mobile Computing","id":"Roh2025","issue":"2","issued":{"date-parts":[[2025]]},"page":"1031-1042","title":"Fast quantum convolutional neural networks for low-complexity object detection in autonomous driving applications","type":"article-journal","volume":"24"}}],"isEdited":false,"manualOverride":{"citeprocText":"(Roh et al. 2025)","isManuallyOverridden":false,"manualOverrideText":""},"mendeley":{"formattedCitation":"(Roh et al. 2025)","plainTextFormattedCitation":"(Roh et al. 2025)","previouslyFormattedCitation":"(Roh et al. 2025)"},"properties":{"noteIndex":0},"schema":"https://github.com/citation-style-language/schema/raw/master/csl-citation.json"}</w:instrText>
             </w:r>
             <w:r>
               <w:fldChar w:fldCharType="separate"/>
             </w:r>
             <w:r>
-              <w:t xml:space="preserve">(Muradoglu et al. 2025; Cheiney et al. 2018)</w:t>
+              <w:t xml:space="preserve">(Roh et al. 2025)</w:t>
             </w:r>
             <w:r>
               <w:fldChar w:fldCharType="end"/>
@@ -16204,7 +16744,7 @@
               <w:jc w:val="left"/>
             </w:pPr>
             <w:r>
-              <w:t xml:space="preserve">Quantum magnetometers, atom interferometers</w:t>
+              <w:t xml:space="preserve">Quantum CNN</w:t>
             </w:r>
           </w:p>
         </w:tc>
@@ -16216,7 +16756,7 @@
               <w:jc w:val="left"/>
             </w:pPr>
             <w:r>
-              <w:t xml:space="preserve">L3–L6</w:t>
+              <w:t xml:space="preserve">L2</w:t>
             </w:r>
           </w:p>
         </w:tc>
@@ -16228,7 +16768,7 @@
               <w:jc w:val="left"/>
             </w:pPr>
             <w:r>
-              <w:t xml:space="preserve">SWaP-C, bandwidth</w:t>
+              <w:t xml:space="preserve">Simulated circuits</w:t>
             </w:r>
           </w:p>
         </w:tc>
@@ -16240,7 +16780,7 @@
               <w:jc w:val="left"/>
             </w:pPr>
             <w:r>
-              <w:t xml:space="preserve">High (near-term)</w:t>
+              <w:t xml:space="preserve">Low-medium</w:t>
             </w:r>
           </w:p>
         </w:tc>
@@ -16254,19 +16794,19 @@
               <w:jc w:val="left"/>
             </w:pPr>
             <w:r>
-              <w:t xml:space="preserve">Human decision modeling, HRI, human-machine teams </w:t>
+              <w:t xml:space="preserve">Navigation, SLAM, IK (quantum-inspired) </w:t>
             </w:r>
             <w:r>
               <w:fldChar w:fldCharType="begin"/>
             </w:r>
             <w:r>
-              <w:instrText xml:space="preserve">ADDIN CSL_CITATION {"citationID":"MENDELEY_CITATION_395","citationItems":[{"id":"ITEM-392","isTemporary":false,"itemData":{"DOI":"10.3390/e25040548","author":[{"family":"Widdows","given":"Dominic"},{"family":"Rani","given":"Jyoti"},{"family":"Pothos","given":"Emmanuel M."}],"container-title":"Entropy","id":"Widdows2023","issue":"4","issued":{"date-parts":[[2023]]},"page":"548","publisher":"MDPI","title":"Quantum circuit components for cognitive decision-making","type":"article-journal","volume":"25"}},{"id":"ITEM-393","isTemporary":false,"itemData":{"DOI":"10.3390/electronics10020100","author":[{"family":"Yan","given":"Fei"},{"family":"Iliyasu","given":"Abdullah M."},{"family":"Hirota","given":"Kaoru"}],"container-title":"Electronics","id":"Yan2021","issue":"2","issued":{"date-parts":[[2021]]},"page":"100","publisher":"MDPI","title":"Conceptual framework for quantum affective computing and its use in fusion of multi-robot emotions","type":"article-journal","volume":"10"}},{"id":"ITEM-394","isTemporary":false,"itemData":{"DOI":"10.3390/e25091323","author":[{"family":"Lawless","given":"William F."},{"family":"Moskowitz","given":"Ira S."},{"family":"Doctor","given":"Katarina Z."}],"container-title":"Entropy","id":"Lawless2023","issue":"9","issued":{"date-parts":[[2023]]},"page":"1323","publisher":"MDPI","title":"A quantum-like model of interdependence for embodied human–machine teams: Reviewing the path to autonomy facing complexity and uncertainty","title-short":"A quantum-like model of interdependence for embodied human–machine teams","type":"article-journal","volume":"25"}},{"id":"ITEM-395","isTemporary":false,"itemData":{"DOI":"10.3390/e27020152","author":[{"family":"Humr","given":"Scott"},{"family":"Canan","given":"Mustafa"},{"family":"Demir","given":"Mustafa"}],"container-title":"Entropy","id":"Humr2025","issue":"2","issued":{"date-parts":[[2025]]},"page":"152","publisher":"MDPI","title":"A quantum probability approach to improving human–AI decision making","type":"article-journal","volume":"27"}}],"isEdited":false,"manualOverride":{"citeprocText":"(Widdows, Rani, and Pothos 2023; Yan, Iliyasu, and Hirota 2021; Lawless, Moskowitz, and Doctor 2023; Humr, Canan, and Demir 2025)","isManuallyOverridden":false,"manualOverrideText":""},"mendeley":{"formattedCitation":"(Widdows, Rani, and Pothos 2023; Yan, Iliyasu, and Hirota 2021; Lawless, Moskowitz, and Doctor 2023; Humr, Canan, and Demir 2025)","plainTextFormattedCitation":"(Widdows, Rani, and Pothos 2023; Yan, Iliyasu, and Hirota 2021; Lawless, Moskowitz, and Doctor 2023; Humr, Canan, and Demir 2025)","previouslyFormattedCitation":"(Widdows, Rani, and Pothos 2023; Yan, Iliyasu, and Hirota 2021; Lawless, Moskowitz, and Doctor 2023; Humr, Canan, and Demir 2025)"},"properties":{"noteIndex":0},"schema":"https://github.com/citation-style-language/schema/raw/master/csl-citation.json"}</w:instrText>
+              <w:instrText xml:space="preserve">ADDIN CSL_CITATION {"citationID":"MENDELEY_CITATION_421","citationItems":[{"id":"ITEM-419","isTemporary":false,"itemData":{"DOI":"10.1109/TMECH.2010.2090896","author":[{"family":"Dong","given":"Daoyi"},{"family":"Chen","given":"Chunlin"},{"family":"Chu","given":"Jian"},{"family":"Tarn","given":"Tzyh-Jong"}],"container-title":"IEEE/ASME Transactions on Mechatronics","id":"Dong2012","issue":"1","issued":{"date-parts":[[2012]]},"page":"86-97","publisher":"IEEE","title":"Robust quantum-inspired reinforcement learning for robot navigation","type":"article-journal","volume":"17"}},{"id":"ITEM-420","isTemporary":false,"itemData":{"DOI":"10.1155/2018/1596080","author":[{"family":"Zuo","given":"Tao"},{"family":"Min","given":"Huasong"},{"family":"Tang","given":"Quan"},{"family":"Tao","given":"Qiang"}],"container-title":"Mathematical Problems in Engineering","id":"Zuo2018","issued":{"date-parts":[[2018]]},"page":"1596080","publisher":"Hindawi","title":"A robot SLAM improved by quantum-behaved particles swarm optimization","type":"article-journal","volume":"2018"}},{"id":"ITEM-421","isTemporary":false,"itemData":{"DOI":"10.1016/j.robot.2025.105123","author":[{"family":"Fazilat","given":"Mehdi"},{"family":"Zioui","given":"Nadjet"}],"container-title":"Robotics and Autonomous Systems","id":"Fazilat2025b","issued":{"date-parts":[[2025]]},"page":"105123","publisher":"Elsevier","title":"Quantum neural network-based inverse kinematics of a six-jointed industrial robotic arm","type":"article-journal","volume":"194"}}],"isEdited":false,"manualOverride":{"citeprocText":"(Dong et al. 2012; Zuo et al. 2018; Fazilat and Zioui 2025b)","isManuallyOverridden":false,"manualOverrideText":""},"mendeley":{"formattedCitation":"(Dong et al. 2012; Zuo et al. 2018; Fazilat and Zioui 2025b)","plainTextFormattedCitation":"(Dong et al. 2012; Zuo et al. 2018; Fazilat and Zioui 2025b)","previouslyFormattedCitation":"(Dong et al. 2012; Zuo et al. 2018; Fazilat and Zioui 2025b)"},"properties":{"noteIndex":0},"schema":"https://github.com/citation-style-language/schema/raw/master/csl-citation.json"}</w:instrText>
             </w:r>
             <w:r>
               <w:fldChar w:fldCharType="separate"/>
             </w:r>
             <w:r>
-              <w:t xml:space="preserve">(Widdows, Rani, and Pothos 2023; Yan, Iliyasu, and Hirota 2021; Lawless, Moskowitz, and Doctor 2023; Humr, Canan, and Demir 2025)</w:t>
+              <w:t xml:space="preserve">(Dong et al. 2012; Zuo et al. 2018; Fazilat and Zioui 2025b)</w:t>
             </w:r>
             <w:r>
               <w:fldChar w:fldCharType="end"/>
@@ -16281,7 +16821,7 @@
               <w:jc w:val="left"/>
             </w:pPr>
             <w:r>
-              <w:t xml:space="preserve">Quantum-probability models</w:t>
+              <w:t xml:space="preserve">QiRL, QPSO, quantum-inspired networks</w:t>
             </w:r>
           </w:p>
         </w:tc>
@@ -16293,7 +16833,7 @@
               <w:jc w:val="left"/>
             </w:pPr>
             <w:r>
-              <w:t xml:space="preserve">L1–L3</w:t>
+              <w:t xml:space="preserve">L2–L5</w:t>
             </w:r>
           </w:p>
         </w:tc>
@@ -16305,7 +16845,7 @@
               <w:jc w:val="left"/>
             </w:pPr>
             <w:r>
-              <w:t xml:space="preserve">No HRI evaluation yet</w:t>
+              <w:t xml:space="preserve">Weak baselines</w:t>
             </w:r>
           </w:p>
         </w:tc>
@@ -16317,7 +16857,7 @@
               <w:jc w:val="left"/>
             </w:pPr>
             <w:r>
-              <w:t xml:space="preserve">Medium-high (hardware-light; untested on robots)</w:t>
+              <w:t xml:space="preserve">High (runs classically today)</w:t>
             </w:r>
           </w:p>
         </w:tc>
@@ -16331,19 +16871,19 @@
               <w:jc w:val="left"/>
             </w:pPr>
             <w:r>
-              <w:t xml:space="preserve">Swarms and distributed robots </w:t>
+              <w:t xml:space="preserve">GNSS-denied navigation </w:t>
             </w:r>
             <w:r>
               <w:fldChar w:fldCharType="begin"/>
             </w:r>
             <w:r>
-              <w:instrText xml:space="preserve">ADDIN CSL_CITATION {"citationID":"MENDELEY_CITATION_397","citationItems":[{"id":"ITEM-396","isTemporary":false,"itemData":{"DOI":"10.1016/j.swevo.2023.101297","author":[{"family":"Mannone","given":"Maria"},{"family":"Seidita","given":"Valeria"},{"family":"Chella","given":"Antonio"}],"container-title":"Swarm and Evolutionary Computation","id":"Mannone2023","issued":{"date-parts":[[2023]]},"page":"101297","title":"Modeling and designing a robotic swarm: A quantum computing approach","title-short":"Modeling and designing a robotic swarm","type":"article-journal","volume":"79"}},{"id":"ITEM-397","isTemporary":false,"itemData":{"DOI":"10.1098/rsta.2024.0139","author":[{"family":"Mannone","given":"Maria"},{"family":"Seidita","given":"Valeria"},{"family":"Chella","given":"Antonio"}],"container-title":"Philosophical Transactions of the Royal Society A: Mathematical, Physical and Engineering Sciences","id":"Mannone2025","issue":"2289","issued":{"date-parts":[[2025]]},"page":"20240139","title":"Quantum computing for swarm robotics: A local-to-global approach","title-short":"Quantum computing for swarm robotics","type":"article-journal","volume":"383"}}],"isEdited":false,"manualOverride":{"citeprocText":"(Mannone, Seidita, and Chella 2023, 2025)","isManuallyOverridden":false,"manualOverrideText":""},"mendeley":{"formattedCitation":"(Mannone, Seidita, and Chella 2023, 2025)","plainTextFormattedCitation":"(Mannone, Seidita, and Chella 2023, 2025)","previouslyFormattedCitation":"(Mannone, Seidita, and Chella 2023, 2025)"},"properties":{"noteIndex":0},"schema":"https://github.com/citation-style-language/schema/raw/master/csl-citation.json"}</w:instrText>
+              <w:instrText xml:space="preserve">ADDIN CSL_CITATION {"citationID":"MENDELEY_CITATION_424","citationItems":[{"id":"ITEM-422","isTemporary":false,"itemData":{"DOI":"10.48550/arXiv.2504.08167","URL":"https://arxiv.org/abs/2504.08167","author":[{"family":"Muradoglu","given":"Murat"},{"family":"Johnsson","given":"Mattias T."},{"family":"Wilson","given":"Nathanial M."},{"family":"Cohen","given":"Yuval"},{"family":"Shin","given":"Dongki"},{"family":"Navickas","given":"Tomas"},{"family":"Pyragius","given":"Tadas"},{"family":"Thomas","given":"Divya"},{"family":"Thompson","given":"Daniel"},{"family":"Moore","given":"Steven I."},{"family":"Rahman","given":"Md Tanvir"},{"family":"Walker","given":"Adrian"},{"family":"Dutta","given":"Indranil"},{"family":"Bijjahalli","given":"Suraj"},{"family":"Berlocher","given":"Jacob"},{"family":"Hush","given":"Michael R."},{"family":"Anderson","given":"Russell P."},{"family":"Szigeti","given":"Stuart S."},{"family":"Biercuk","given":"Michael J."}],"id":"Muradoglu2025","issued":{"date-parts":[[2025]]},"title":"Quantum-assured magnetic navigation achieves positioning accuracy better than a strategic-grade INS in airborne and ground-based field trials","type":""}},{"id":"ITEM-423","isTemporary":false,"itemData":{"DOI":"10.1103/PhysRevApplied.10.034030","author":[{"family":"Cheiney","given":"Pierrick"},{"family":"Fouché","given":"Lauriane"},{"family":"Templier","given":"Simon"},{"family":"Napolitano","given":"Fabien"},{"family":"Battelier","given":"Baptiste"},{"family":"Bouyer","given":"Philippe"},{"family":"Barrett","given":"Brynle"}],"container-title":"Physical Review Applied","id":"Cheiney2018","issue":"3","issued":{"date-parts":[[2018]]},"page":"034030","publisher":"American Physical Society","title":"Navigation-compatible hybrid quantum accelerometer using a Kalman filter","type":"article-journal","volume":"10"}},{"id":"ITEM-424","isTemporary":false,"itemData":{"DOI":"10.1126/sciadv.add3854","author":[{"family":"Templier","given":"Simon"},{"family":"Cheiney","given":"Pierrick"},{"dropping-particle":"d’Armagnac de","family":"Castanet","given":"Quentin"},{"family":"Gouraud","given":"Baptiste"},{"family":"Porte","given":"Henri"},{"family":"Napolitano","given":"Fabien"},{"family":"Bouyer","given":"Philippe"},{"family":"Battelier","given":"Baptiste"},{"family":"Barrett","given":"Brynle"}],"container-title":"Science Advances","id":"Templier2022","issued":{"date-parts":[[2022]]},"page":"eadd3854","title":"Tracking the vector acceleration with a hybrid quantum accelerometer triad","type":"article-journal","volume":"8"}}],"isEdited":false,"manualOverride":{"citeprocText":"(Muradoglu et al. 2025; Cheiney et al. 2018; Templier et al. 2022)","isManuallyOverridden":false,"manualOverrideText":""},"mendeley":{"formattedCitation":"(Muradoglu et al. 2025; Cheiney et al. 2018; Templier et al. 2022)","plainTextFormattedCitation":"(Muradoglu et al. 2025; Cheiney et al. 2018; Templier et al. 2022)","previouslyFormattedCitation":"(Muradoglu et al. 2025; Cheiney et al. 2018; Templier et al. 2022)"},"properties":{"noteIndex":0},"schema":"https://github.com/citation-style-language/schema/raw/master/csl-citation.json"}</w:instrText>
             </w:r>
             <w:r>
               <w:fldChar w:fldCharType="separate"/>
             </w:r>
             <w:r>
-              <w:t xml:space="preserve">(Mannone, Seidita, and Chella 2023, 2025)</w:t>
+              <w:t xml:space="preserve">(Muradoglu et al. 2025; Cheiney et al. 2018; Templier et al. 2022)</w:t>
             </w:r>
             <w:r>
               <w:fldChar w:fldCharType="end"/>
@@ -16358,7 +16898,7 @@
               <w:jc w:val="left"/>
             </w:pPr>
             <w:r>
-              <w:t xml:space="preserve">Pairwise quantum circuits</w:t>
+              <w:t xml:space="preserve">Quantum magnetometers, atom interferometers</w:t>
             </w:r>
           </w:p>
         </w:tc>
@@ -16370,7 +16910,7 @@
               <w:jc w:val="left"/>
             </w:pPr>
             <w:r>
-              <w:t xml:space="preserve">L3–L4 (sim.)</w:t>
+              <w:t xml:space="preserve">L3–L6</w:t>
             </w:r>
           </w:p>
         </w:tc>
@@ -16382,7 +16922,7 @@
               <w:jc w:val="left"/>
             </w:pPr>
             <w:r>
-              <w:t xml:space="preserve">QPU access at every interaction</w:t>
+              <w:t xml:space="preserve">SWaP-C, bandwidth</w:t>
             </w:r>
           </w:p>
         </w:tc>
@@ -16394,7 +16934,7 @@
               <w:jc w:val="left"/>
             </w:pPr>
             <w:r>
-              <w:t xml:space="preserve">Low</w:t>
+              <w:t xml:space="preserve">High (near-term)</w:t>
             </w:r>
           </w:p>
         </w:tc>
@@ -16408,19 +16948,173 @@
               <w:jc w:val="left"/>
             </w:pPr>
             <w:r>
+              <w:t xml:space="preserve">Human decision modeling, HRI, human-machine teams, driving interaction </w:t>
+            </w:r>
+            <w:r>
+              <w:fldChar w:fldCharType="begin"/>
+            </w:r>
+            <w:r>
+              <w:instrText xml:space="preserve">ADDIN CSL_CITATION {"citationID":"MENDELEY_CITATION_429","citationItems":[{"id":"ITEM-425","isTemporary":false,"itemData":{"DOI":"10.3390/e25040548","author":[{"family":"Widdows","given":"Dominic"},{"family":"Rani","given":"Jyoti"},{"family":"Pothos","given":"Emmanuel M."}],"container-title":"Entropy","id":"Widdows2023","issue":"4","issued":{"date-parts":[[2023]]},"page":"548","publisher":"MDPI","title":"Quantum circuit components for cognitive decision-making","type":"article-journal","volume":"25"}},{"id":"ITEM-426","isTemporary":false,"itemData":{"DOI":"10.3390/electronics10020100","author":[{"family":"Yan","given":"Fei"},{"family":"Iliyasu","given":"Abdullah M."},{"family":"Hirota","given":"Kaoru"}],"container-title":"Electronics","id":"Yan2021","issue":"2","issued":{"date-parts":[[2021]]},"page":"100","publisher":"MDPI","title":"Conceptual framework for quantum affective computing and its use in fusion of multi-robot emotions","type":"article-journal","volume":"10"}},{"id":"ITEM-427","isTemporary":false,"itemData":{"DOI":"10.3390/e25091323","author":[{"family":"Lawless","given":"William F."},{"family":"Moskowitz","given":"Ira S."},{"family":"Doctor","given":"Katarina Z."}],"container-title":"Entropy","id":"Lawless2023","issue":"9","issued":{"date-parts":[[2023]]},"page":"1323","publisher":"MDPI","title":"A quantum-like model of interdependence for embodied human–machine teams: Reviewing the path to autonomy facing complexity and uncertainty","title-short":"A quantum-like model of interdependence for embodied human–machine teams","type":"article-journal","volume":"25"}},{"id":"ITEM-428","isTemporary":false,"itemData":{"DOI":"10.3390/e27020152","author":[{"family":"Humr","given":"Scott"},{"family":"Canan","given":"Mustafa"},{"family":"Demir","given":"Mustafa"}],"container-title":"Entropy","id":"Humr2025","issue":"2","issued":{"date-parts":[[2025]]},"page":"152","publisher":"MDPI","title":"A quantum probability approach to improving human–AI decision making","type":"article-journal","volume":"27"}},{"id":"ITEM-429","isTemporary":false,"itemData":{"URL":"https://arxiv.org/abs/2602.03571","author":[{"family":"Essalmi","given":"Karim"},{"family":"Garrido","given":"Fernando"},{"family":"Nashashibi","given":"Fawzi"}],"id":"Essalmi2026","issued":{"date-parts":[[2026]]},"title":"Multi-player, multi-strategy quantum game model for interaction-aware decision-making in automated driving","type":""}}],"isEdited":false,"manualOverride":{"citeprocText":"(Widdows, Rani, and Pothos 2023; Yan, Iliyasu, and Hirota 2021; Lawless, Moskowitz, and Doctor 2023; Humr, Canan, and Demir 2025; Essalmi, Garrido, and Nashashibi 2026)","isManuallyOverridden":false,"manualOverrideText":""},"mendeley":{"formattedCitation":"(Widdows, Rani, and Pothos 2023; Yan, Iliyasu, and Hirota 2021; Lawless, Moskowitz, and Doctor 2023; Humr, Canan, and Demir 2025; Essalmi, Garrido, and Nashashibi 2026)","plainTextFormattedCitation":"(Widdows, Rani, and Pothos 2023; Yan, Iliyasu, and Hirota 2021; Lawless, Moskowitz, and Doctor 2023; Humr, Canan, and Demir 2025; Essalmi, Garrido, and Nashashibi 2026)","previouslyFormattedCitation":"(Widdows, Rani, and Pothos 2023; Yan, Iliyasu, and Hirota 2021; Lawless, Moskowitz, and Doctor 2023; Humr, Canan, and Demir 2025; Essalmi, Garrido, and Nashashibi 2026)"},"properties":{"noteIndex":0},"schema":"https://github.com/citation-style-language/schema/raw/master/csl-citation.json"}</w:instrText>
+            </w:r>
+            <w:r>
+              <w:fldChar w:fldCharType="separate"/>
+            </w:r>
+            <w:r>
+              <w:t xml:space="preserve">(Widdows, Rani, and Pothos 2023; Yan, Iliyasu, and Hirota 2021; Lawless, Moskowitz, and Doctor 2023; Humr, Canan, and Demir 2025; Essalmi, Garrido, and Nashashibi 2026)</w:t>
+            </w:r>
+            <w:r>
+              <w:fldChar w:fldCharType="end"/>
+            </w:r>
+          </w:p>
+        </w:tc>
+        <w:tc>
+          <w:tcPr/>
+          <w:p>
+            <w:pPr>
+              <w:pStyle w:val="Compact"/>
+              <w:jc w:val="left"/>
+            </w:pPr>
+            <w:r>
+              <w:t xml:space="preserve">Quantum-probability models</w:t>
+            </w:r>
+          </w:p>
+        </w:tc>
+        <w:tc>
+          <w:tcPr/>
+          <w:p>
+            <w:pPr>
+              <w:pStyle w:val="Compact"/>
+              <w:jc w:val="left"/>
+            </w:pPr>
+            <w:r>
+              <w:t xml:space="preserve">L1–L3</w:t>
+            </w:r>
+          </w:p>
+        </w:tc>
+        <w:tc>
+          <w:tcPr/>
+          <w:p>
+            <w:pPr>
+              <w:pStyle w:val="Compact"/>
+              <w:jc w:val="left"/>
+            </w:pPr>
+            <w:r>
+              <w:t xml:space="preserve">No HRI evaluation yet</w:t>
+            </w:r>
+          </w:p>
+        </w:tc>
+        <w:tc>
+          <w:tcPr/>
+          <w:p>
+            <w:pPr>
+              <w:pStyle w:val="Compact"/>
+              <w:jc w:val="left"/>
+            </w:pPr>
+            <w:r>
+              <w:t xml:space="preserve">Medium-high (hardware-light; untested on robots)</w:t>
+            </w:r>
+          </w:p>
+        </w:tc>
+      </w:tr>
+      <w:tr>
+        <w:tc>
+          <w:tcPr/>
+          <w:p>
+            <w:pPr>
+              <w:pStyle w:val="Compact"/>
+              <w:jc w:val="left"/>
+            </w:pPr>
+            <w:r>
+              <w:t xml:space="preserve">Swarms and distributed robots </w:t>
+            </w:r>
+            <w:r>
+              <w:fldChar w:fldCharType="begin"/>
+            </w:r>
+            <w:r>
+              <w:instrText xml:space="preserve">ADDIN CSL_CITATION {"citationID":"MENDELEY_CITATION_431","citationItems":[{"id":"ITEM-430","isTemporary":false,"itemData":{"DOI":"10.1016/j.swevo.2023.101297","author":[{"family":"Mannone","given":"Maria"},{"family":"Seidita","given":"Valeria"},{"family":"Chella","given":"Antonio"}],"container-title":"Swarm and Evolutionary Computation","id":"Mannone2023","issued":{"date-parts":[[2023]]},"page":"101297","title":"Modeling and designing a robotic swarm: A quantum computing approach","title-short":"Modeling and designing a robotic swarm","type":"article-journal","volume":"79"}},{"id":"ITEM-431","isTemporary":false,"itemData":{"DOI":"10.1098/rsta.2024.0139","author":[{"family":"Mannone","given":"Maria"},{"family":"Seidita","given":"Valeria"},{"family":"Chella","given":"Antonio"}],"container-title":"Philosophical Transactions of the Royal Society A: Mathematical, Physical and Engineering Sciences","id":"Mannone2025","issue":"2289","issued":{"date-parts":[[2025]]},"page":"20240139","title":"Quantum computing for swarm robotics: A local-to-global approach","title-short":"Quantum computing for swarm robotics","type":"article-journal","volume":"383"}}],"isEdited":false,"manualOverride":{"citeprocText":"(Mannone, Seidita, and Chella 2023, 2025)","isManuallyOverridden":false,"manualOverrideText":""},"mendeley":{"formattedCitation":"(Mannone, Seidita, and Chella 2023, 2025)","plainTextFormattedCitation":"(Mannone, Seidita, and Chella 2023, 2025)","previouslyFormattedCitation":"(Mannone, Seidita, and Chella 2023, 2025)"},"properties":{"noteIndex":0},"schema":"https://github.com/citation-style-language/schema/raw/master/csl-citation.json"}</w:instrText>
+            </w:r>
+            <w:r>
+              <w:fldChar w:fldCharType="separate"/>
+            </w:r>
+            <w:r>
+              <w:t xml:space="preserve">(Mannone, Seidita, and Chella 2023, 2025)</w:t>
+            </w:r>
+            <w:r>
+              <w:fldChar w:fldCharType="end"/>
+            </w:r>
+          </w:p>
+        </w:tc>
+        <w:tc>
+          <w:tcPr/>
+          <w:p>
+            <w:pPr>
+              <w:pStyle w:val="Compact"/>
+              <w:jc w:val="left"/>
+            </w:pPr>
+            <w:r>
+              <w:t xml:space="preserve">Pairwise quantum circuits</w:t>
+            </w:r>
+          </w:p>
+        </w:tc>
+        <w:tc>
+          <w:tcPr/>
+          <w:p>
+            <w:pPr>
+              <w:pStyle w:val="Compact"/>
+              <w:jc w:val="left"/>
+            </w:pPr>
+            <w:r>
+              <w:t xml:space="preserve">L3–L4 (sim.)</w:t>
+            </w:r>
+          </w:p>
+        </w:tc>
+        <w:tc>
+          <w:tcPr/>
+          <w:p>
+            <w:pPr>
+              <w:pStyle w:val="Compact"/>
+              <w:jc w:val="left"/>
+            </w:pPr>
+            <w:r>
+              <w:t xml:space="preserve">QPU access at every interaction</w:t>
+            </w:r>
+          </w:p>
+        </w:tc>
+        <w:tc>
+          <w:tcPr/>
+          <w:p>
+            <w:pPr>
+              <w:pStyle w:val="Compact"/>
+              <w:jc w:val="left"/>
+            </w:pPr>
+            <w:r>
+              <w:t xml:space="preserve">Low</w:t>
+            </w:r>
+          </w:p>
+        </w:tc>
+      </w:tr>
+      <w:tr>
+        <w:tc>
+          <w:tcPr/>
+          <w:p>
+            <w:pPr>
+              <w:pStyle w:val="Compact"/>
+              <w:jc w:val="left"/>
+            </w:pPr>
+            <w:r>
               <w:t xml:space="preserve">Secure robot and drone communication </w:t>
             </w:r>
             <w:r>
               <w:fldChar w:fldCharType="begin"/>
             </w:r>
             <w:r>
-              <w:instrText xml:space="preserve">ADDIN CSL_CITATION {"citationID":"MENDELEY_CITATION_400","citationItems":[{"id":"ITEM-398","isTemporary":false,"itemData":{"DOI":"10.1103/PhysRevLett.133.200801","author":[{"family":"Tian","given":"Xiao-Hui"},{"family":"Yang","given":"Ran"},{"family":"Liu","given":"Hua-Ying"},{"family":"Fan","given":"Pengfei"},{"family":"Zhang","given":"Ji-Ning"},{"family":"Gu","given":"Changsheng"},{"family":"Chen","given":"Mengwen"},{"family":"Hu","given":"Mingzhe"},{"family":"Lu","given":"Feng-Yu"},{"family":"Yin","given":"Zhen-Qiang"},{"family":"Yin","given":"Zhi-Jun"},{"family":"Yuan","given":"Mo"},{"family":"Wang","given":"Shuang"},{"family":"Chen","given":"Wei"},{"family":"Gong","given":"Yan-Xiao"},{"family":"Zhu","given":"Shi-Ning"},{"family":"Xie","given":"Zhenda"}],"container-title":"Physical Review Letters","id":"Tian2023","issue":"20","issued":{"date-parts":[[2024]]},"page":"200801","publisher":"American Physical Society","title":"Experimental demonstration of drone-based quantum key distribution","type":"article-journal","volume":"133"}},{"id":"ITEM-399","isTemporary":false,"itemData":{"DOI":"10.48550/arXiv.2505.17587","URL":"https://arxiv.org/abs/2505.17587","author":[{"family":"Conrad","given":"Andrew"},{"family":"Cochran","given":"Roderick"},{"family":"Sanchez-Rosales","given":"Daniel"},{"family":"Isaac","given":"Samantha"},{"family":"Javid","given":"Timur"},{"family":"Rezaei","given":"Tahereh"},{"family":"Schroeder","given":"A. J."},{"family":"Golba","given":"Grzegorz"},{"family":"Gutha","given":"Akash"},{"family":"Wilens","given":"Brian"},{"family":"Herndon","given":"Kyle"},{"family":"Hill","given":"Alex"},{"family":"Chapman","given":"Joseph"},{"family":"Call","given":"Ian"},{"family":"Szabo","given":"Joseph"},{"family":"Corrigan","given":"Aodhan"},{"family":"Kamin","given":"Lars"},{"family":"Lütkenhaus","given":"Norbert"},{"family":"Gauthier","given":"Daniel J."},{"family":"Kwiat","given":"Paul G."}],"id":"Conrad2025","issued":{"date-parts":[[2025]]},"title":"Drone- and vehicle-based quantum key distribution","type":""}},{"id":"ITEM-400","isTemporary":false,"itemData":{"DOI":"10.48550/arXiv.2008.12230","URL":"https://arxiv.org/abs/2008.12230","author":[{"family":"Khoshnoud","given":"Farbod"},{"family":"Quadrelli","given":"Marco B."},{"family":"Esat","given":"Ibrahim I."},{"family":"Robinson","given":"Dario"}],"id":"Khoshnoud2020","issued":{"date-parts":[[2020]]},"title":"Quantum cooperative robotics and autonomy","type":""}}],"isEdited":false,"manualOverride":{"citeprocText":"(Tian et al. 2024; Conrad et al. 2025; Khoshnoud et al. 2020)","isManuallyOverridden":false,"manualOverrideText":""},"mendeley":{"formattedCitation":"(Tian et al. 2024; Conrad et al. 2025; Khoshnoud et al. 2020)","plainTextFormattedCitation":"(Tian et al. 2024; Conrad et al. 2025; Khoshnoud et al. 2020)","previouslyFormattedCitation":"(Tian et al. 2024; Conrad et al. 2025; Khoshnoud et al. 2020)"},"properties":{"noteIndex":0},"schema":"https://github.com/citation-style-language/schema/raw/master/csl-citation.json"}</w:instrText>
+              <w:instrText xml:space="preserve">ADDIN CSL_CITATION {"citationID":"MENDELEY_CITATION_435","citationItems":[{"id":"ITEM-432","isTemporary":false,"itemData":{"DOI":"10.1103/PhysRevLett.133.200801","author":[{"family":"Tian","given":"Xiao-Hui"},{"family":"Yang","given":"Ran"},{"family":"Liu","given":"Hua-Ying"},{"family":"Fan","given":"Pengfei"},{"family":"Zhang","given":"Ji-Ning"},{"family":"Gu","given":"Changsheng"},{"family":"Chen","given":"Mengwen"},{"family":"Hu","given":"Mingzhe"},{"family":"Lu","given":"Feng-Yu"},{"family":"Yin","given":"Zhen-Qiang"},{"family":"Yin","given":"Zhi-Jun"},{"family":"Yuan","given":"Mo"},{"family":"Wang","given":"Shuang"},{"family":"Chen","given":"Wei"},{"family":"Gong","given":"Yan-Xiao"},{"family":"Zhu","given":"Shi-Ning"},{"family":"Xie","given":"Zhenda"}],"container-title":"Physical Review Letters","id":"Tian2023","issue":"20","issued":{"date-parts":[[2024]]},"page":"200801","publisher":"American Physical Society","title":"Experimental demonstration of drone-based quantum key distribution","type":"article-journal","volume":"133"}},{"id":"ITEM-433","isTemporary":false,"itemData":{"DOI":"10.48550/arXiv.2505.17587","URL":"https://arxiv.org/abs/2505.17587","author":[{"family":"Conrad","given":"Andrew"},{"family":"Cochran","given":"Roderick"},{"family":"Sanchez-Rosales","given":"Daniel"},{"family":"Isaac","given":"Samantha"},{"family":"Javid","given":"Timur"},{"family":"Rezaei","given":"Tahereh"},{"family":"Schroeder","given":"A. J."},{"family":"Golba","given":"Grzegorz"},{"family":"Gutha","given":"Akash"},{"family":"Wilens","given":"Brian"},{"family":"Herndon","given":"Kyle"},{"family":"Hill","given":"Alex"},{"family":"Chapman","given":"Joseph"},{"family":"Call","given":"Ian"},{"family":"Szabo","given":"Joseph"},{"family":"Corrigan","given":"Aodhan"},{"family":"Kamin","given":"Lars"},{"family":"Lütkenhaus","given":"Norbert"},{"family":"Gauthier","given":"Daniel J."},{"family":"Kwiat","given":"Paul G."}],"id":"Conrad2025","issued":{"date-parts":[[2025]]},"title":"Drone- and vehicle-based quantum key distribution","type":""}},{"id":"ITEM-434","isTemporary":false,"itemData":{"DOI":"10.48550/arXiv.2008.12230","URL":"https://arxiv.org/abs/2008.12230","author":[{"family":"Khoshnoud","given":"Farbod"},{"family":"Quadrelli","given":"Marco B."},{"family":"Esat","given":"Ibrahim I."},{"family":"Robinson","given":"Dario"}],"id":"Khoshnoud2020","issued":{"date-parts":[[2020]]},"title":"Quantum cooperative robotics and autonomy","type":""}},{"id":"ITEM-435","isTemporary":false,"itemData":{"DOI":"10.1103/PhysRevLett.126.020503","author":[{"family":"Liu","given":"Hua-Ying"},{"family":"Tian","given":"Xiao-Hui"},{"family":"Gu","given":"Changsheng"},{"family":"Fan","given":"Pengfei"},{"family":"Ni","given":"Xin"},{"family":"Yang","given":"Ran"},{"family":"Zhang","given":"Ji-Ning"},{"family":"Hu","given":"Mingzhe"},{"family":"Guo","given":"Jian"},{"family":"Cao","given":"Xun"},{"family":"Hu","given":"Xiaopeng"},{"family":"Zhao","given":"Gang"},{"family":"Lu","given":"Yan-Qing"},{"family":"Gong","given":"Yan-Xiao"},{"family":"Xie","given":"Zhenda"},{"family":"Zhu","given":"Shi-Ning"}],"container-title":"Physical Review Letters","id":"Liu2021","issued":{"date-parts":[[2021]]},"page":"020503","title":"Optical-relayed entanglement distribution using drones as mobile nodes","type":"article-journal","volume":"126"}}],"isEdited":false,"manualOverride":{"citeprocText":"(Tian et al. 2024; Conrad et al. 2025; Khoshnoud et al. 2020; Liu et al. 2021)","isManuallyOverridden":false,"manualOverrideText":""},"mendeley":{"formattedCitation":"(Tian et al. 2024; Conrad et al. 2025; Khoshnoud et al. 2020; Liu et al. 2021)","plainTextFormattedCitation":"(Tian et al. 2024; Conrad et al. 2025; Khoshnoud et al. 2020; Liu et al. 2021)","previouslyFormattedCitation":"(Tian et al. 2024; Conrad et al. 2025; Khoshnoud et al. 2020; Liu et al. 2021)"},"properties":{"noteIndex":0},"schema":"https://github.com/citation-style-language/schema/raw/master/csl-citation.json"}</w:instrText>
             </w:r>
             <w:r>
               <w:fldChar w:fldCharType="separate"/>
             </w:r>
             <w:r>
-              <w:t xml:space="preserve">(Tian et al. 2024; Conrad et al. 2025; Khoshnoud et al. 2020)</w:t>
+              <w:t xml:space="preserve">(Tian et al. 2024; Conrad et al. 2025; Khoshnoud et al. 2020; Liu et al. 2021)</w:t>
             </w:r>
             <w:r>
               <w:fldChar w:fldCharType="end"/>
@@ -16477,9 +17171,9 @@
         </w:tc>
       </w:tr>
     </w:tbl>
-    <w:bookmarkEnd w:id="107"/>
-    <w:bookmarkEnd w:id="108"/>
-    <w:bookmarkStart w:id="113" w:name="sec:hierarchy"/>
+    <w:bookmarkEnd w:id="109"/>
+    <w:bookmarkEnd w:id="110"/>
+    <w:bookmarkStart w:id="115" w:name="sec:hierarchy"/>
     <w:p>
       <w:pPr>
         <w:pStyle w:val="Heading2"/>
@@ -16519,7 +17213,7 @@
         <w:t xml:space="preserve"> </w:t>
       </w:r>
       <w:r>
-        <w:t xml:space="preserve">places the 51 empirical and theoretical primary studies (the 7 reviews are excluded) on the evidence hierarchy of Table</w:t>
+        <w:t xml:space="preserve">places the 63 empirical and theoretical primary studies (the 7 reviews are excluded) on the evidence hierarchy of Table</w:t>
       </w:r>
       <w:r>
         <w:t xml:space="preserve"> </w:t>
@@ -16533,31 +17227,31 @@
         </w:r>
       </w:hyperlink>
       <w:r>
-        <w:t xml:space="preserve">. The distribution is bottom-heavy: 4 studies are at L1, 15 at L2, 19 at L3, and 8 at L4, all of the latter in simulated robot environments. At the top of the hierarchy, quantum communication has been demonstrated on drones, vehicles, and cooperating robots </w:t>
-      </w:r>
-      <w:r>
-        <w:fldChar w:fldCharType="begin"/>
-      </w:r>
-      <w:r>
-        <w:instrText xml:space="preserve">ADDIN CSL_CITATION {"citationID":"MENDELEY_CITATION_403","citationItems":[{"id":"ITEM-401","isTemporary":false,"itemData":{"DOI":"10.1103/PhysRevLett.133.200801","author":[{"family":"Tian","given":"Xiao-Hui"},{"family":"Yang","given":"Ran"},{"family":"Liu","given":"Hua-Ying"},{"family":"Fan","given":"Pengfei"},{"family":"Zhang","given":"Ji-Ning"},{"family":"Gu","given":"Changsheng"},{"family":"Chen","given":"Mengwen"},{"family":"Hu","given":"Mingzhe"},{"family":"Lu","given":"Feng-Yu"},{"family":"Yin","given":"Zhen-Qiang"},{"family":"Yin","given":"Zhi-Jun"},{"family":"Yuan","given":"Mo"},{"family":"Wang","given":"Shuang"},{"family":"Chen","given":"Wei"},{"family":"Gong","given":"Yan-Xiao"},{"family":"Zhu","given":"Shi-Ning"},{"family":"Xie","given":"Zhenda"}],"container-title":"Physical Review Letters","id":"Tian2023","issue":"20","issued":{"date-parts":[[2024]]},"page":"200801","publisher":"American Physical Society","title":"Experimental demonstration of drone-based quantum key distribution","type":"article-journal","volume":"133"}},{"id":"ITEM-402","isTemporary":false,"itemData":{"DOI":"10.48550/arXiv.2505.17587","URL":"https://arxiv.org/abs/2505.17587","author":[{"family":"Conrad","given":"Andrew"},{"family":"Cochran","given":"Roderick"},{"family":"Sanchez-Rosales","given":"Daniel"},{"family":"Isaac","given":"Samantha"},{"family":"Javid","given":"Timur"},{"family":"Rezaei","given":"Tahereh"},{"family":"Schroeder","given":"A. J."},{"family":"Golba","given":"Grzegorz"},{"family":"Gutha","given":"Akash"},{"family":"Wilens","given":"Brian"},{"family":"Herndon","given":"Kyle"},{"family":"Hill","given":"Alex"},{"family":"Chapman","given":"Joseph"},{"family":"Call","given":"Ian"},{"family":"Szabo","given":"Joseph"},{"family":"Corrigan","given":"Aodhan"},{"family":"Kamin","given":"Lars"},{"family":"Lütkenhaus","given":"Norbert"},{"family":"Gauthier","given":"Daniel J."},{"family":"Kwiat","given":"Paul G."}],"id":"Conrad2025","issued":{"date-parts":[[2025]]},"title":"Drone- and vehicle-based quantum key distribution","type":""}},{"id":"ITEM-403","isTemporary":false,"itemData":{"DOI":"10.48550/arXiv.2008.12230","URL":"https://arxiv.org/abs/2008.12230","author":[{"family":"Khoshnoud","given":"Farbod"},{"family":"Quadrelli","given":"Marco B."},{"family":"Esat","given":"Ibrahim I."},{"family":"Robinson","given":"Dario"}],"id":"Khoshnoud2020","issued":{"date-parts":[[2020]]},"title":"Quantum cooperative robotics and autonomy","type":""}}],"isEdited":false,"manualOverride":{"citeprocText":"(Tian et al. 2024; Conrad et al. 2025; Khoshnoud et al. 2020)","isManuallyOverridden":false,"manualOverrideText":""},"mendeley":{"formattedCitation":"(Tian et al. 2024; Conrad et al. 2025; Khoshnoud et al. 2020)","plainTextFormattedCitation":"(Tian et al. 2024; Conrad et al. 2025; Khoshnoud et al. 2020)","previouslyFormattedCitation":"(Tian et al. 2024; Conrad et al. 2025; Khoshnoud et al. 2020)"},"properties":{"noteIndex":0},"schema":"https://github.com/citation-style-language/schema/raw/master/csl-citation.json"}</w:instrText>
-      </w:r>
-      <w:r>
-        <w:fldChar w:fldCharType="separate"/>
-      </w:r>
-      <w:r>
-        <w:t xml:space="preserve">(Tian et al. 2024; Conrad et al. 2025; Khoshnoud et al. 2020)</w:t>
-      </w:r>
-      <w:r>
-        <w:fldChar w:fldCharType="end"/>
-      </w:r>
-      <w:r>
-        <w:t xml:space="preserve">, and one quantum-inspired learning method has been demonstrated on a physical robot </w:t>
-      </w:r>
-      <w:r>
-        <w:fldChar w:fldCharType="begin"/>
-      </w:r>
-      <w:r>
-        <w:instrText xml:space="preserve">ADDIN CSL_CITATION {"citationID":"MENDELEY_CITATION_404","citationItems":[{"id":"ITEM-404","isTemporary":false,"itemData":{"DOI":"10.1109/TMECH.2010.2090896","author":[{"family":"Dong","given":"Daoyi"},{"family":"Chen","given":"Chunlin"},{"family":"Chu","given":"Jian"},{"family":"Tarn","given":"Tzyh-Jong"}],"container-title":"IEEE/ASME Transactions on Mechatronics","id":"Dong2012","issue":"1","issued":{"date-parts":[[2012]]},"page":"86-97","publisher":"IEEE","title":"Robust quantum-inspired reinforcement learning for robot navigation","type":"article-journal","volume":"17"}}],"isEdited":false,"manualOverride":{"citeprocText":"(Dong et al. 2012)","isManuallyOverridden":false,"manualOverrideText":""},"mendeley":{"formattedCitation":"(Dong et al. 2012)","plainTextFormattedCitation":"(Dong et al. 2012)","previouslyFormattedCitation":"(Dong et al. 2012)"},"properties":{"noteIndex":0},"schema":"https://github.com/citation-style-language/schema/raw/master/csl-citation.json"}</w:instrText>
+        <w:t xml:space="preserve">. The distribution is bottom-heavy: 4 studies are at L1, 19 at L2, 23 at L3, and 10 at L4, all of the latter in simulated robot environments. At L5, quantum communication has been demonstrated on drones, vehicles, and cooperating robots </w:t>
+      </w:r>
+      <w:r>
+        <w:fldChar w:fldCharType="begin"/>
+      </w:r>
+      <w:r>
+        <w:instrText xml:space="preserve">ADDIN CSL_CITATION {"citationID":"MENDELEY_CITATION_439","citationItems":[{"id":"ITEM-436","isTemporary":false,"itemData":{"DOI":"10.1103/PhysRevLett.133.200801","author":[{"family":"Tian","given":"Xiao-Hui"},{"family":"Yang","given":"Ran"},{"family":"Liu","given":"Hua-Ying"},{"family":"Fan","given":"Pengfei"},{"family":"Zhang","given":"Ji-Ning"},{"family":"Gu","given":"Changsheng"},{"family":"Chen","given":"Mengwen"},{"family":"Hu","given":"Mingzhe"},{"family":"Lu","given":"Feng-Yu"},{"family":"Yin","given":"Zhen-Qiang"},{"family":"Yin","given":"Zhi-Jun"},{"family":"Yuan","given":"Mo"},{"family":"Wang","given":"Shuang"},{"family":"Chen","given":"Wei"},{"family":"Gong","given":"Yan-Xiao"},{"family":"Zhu","given":"Shi-Ning"},{"family":"Xie","given":"Zhenda"}],"container-title":"Physical Review Letters","id":"Tian2023","issue":"20","issued":{"date-parts":[[2024]]},"page":"200801","publisher":"American Physical Society","title":"Experimental demonstration of drone-based quantum key distribution","type":"article-journal","volume":"133"}},{"id":"ITEM-437","isTemporary":false,"itemData":{"DOI":"10.48550/arXiv.2505.17587","URL":"https://arxiv.org/abs/2505.17587","author":[{"family":"Conrad","given":"Andrew"},{"family":"Cochran","given":"Roderick"},{"family":"Sanchez-Rosales","given":"Daniel"},{"family":"Isaac","given":"Samantha"},{"family":"Javid","given":"Timur"},{"family":"Rezaei","given":"Tahereh"},{"family":"Schroeder","given":"A. J."},{"family":"Golba","given":"Grzegorz"},{"family":"Gutha","given":"Akash"},{"family":"Wilens","given":"Brian"},{"family":"Herndon","given":"Kyle"},{"family":"Hill","given":"Alex"},{"family":"Chapman","given":"Joseph"},{"family":"Call","given":"Ian"},{"family":"Szabo","given":"Joseph"},{"family":"Corrigan","given":"Aodhan"},{"family":"Kamin","given":"Lars"},{"family":"Lütkenhaus","given":"Norbert"},{"family":"Gauthier","given":"Daniel J."},{"family":"Kwiat","given":"Paul G."}],"id":"Conrad2025","issued":{"date-parts":[[2025]]},"title":"Drone- and vehicle-based quantum key distribution","type":""}},{"id":"ITEM-438","isTemporary":false,"itemData":{"DOI":"10.48550/arXiv.2008.12230","URL":"https://arxiv.org/abs/2008.12230","author":[{"family":"Khoshnoud","given":"Farbod"},{"family":"Quadrelli","given":"Marco B."},{"family":"Esat","given":"Ibrahim I."},{"family":"Robinson","given":"Dario"}],"id":"Khoshnoud2020","issued":{"date-parts":[[2020]]},"title":"Quantum cooperative robotics and autonomy","type":""}},{"id":"ITEM-439","isTemporary":false,"itemData":{"DOI":"10.1103/PhysRevLett.126.020503","author":[{"family":"Liu","given":"Hua-Ying"},{"family":"Tian","given":"Xiao-Hui"},{"family":"Gu","given":"Changsheng"},{"family":"Fan","given":"Pengfei"},{"family":"Ni","given":"Xin"},{"family":"Yang","given":"Ran"},{"family":"Zhang","given":"Ji-Ning"},{"family":"Hu","given":"Mingzhe"},{"family":"Guo","given":"Jian"},{"family":"Cao","given":"Xun"},{"family":"Hu","given":"Xiaopeng"},{"family":"Zhao","given":"Gang"},{"family":"Lu","given":"Yan-Qing"},{"family":"Gong","given":"Yan-Xiao"},{"family":"Xie","given":"Zhenda"},{"family":"Zhu","given":"Shi-Ning"}],"container-title":"Physical Review Letters","id":"Liu2021","issued":{"date-parts":[[2021]]},"page":"020503","title":"Optical-relayed entanglement distribution using drones as mobile nodes","type":"article-journal","volume":"126"}}],"isEdited":false,"manualOverride":{"citeprocText":"(Tian et al. 2024; Conrad et al. 2025; Khoshnoud et al. 2020; Liu et al. 2021)","isManuallyOverridden":false,"manualOverrideText":""},"mendeley":{"formattedCitation":"(Tian et al. 2024; Conrad et al. 2025; Khoshnoud et al. 2020; Liu et al. 2021)","plainTextFormattedCitation":"(Tian et al. 2024; Conrad et al. 2025; Khoshnoud et al. 2020; Liu et al. 2021)","previouslyFormattedCitation":"(Tian et al. 2024; Conrad et al. 2025; Khoshnoud et al. 2020; Liu et al. 2021)"},"properties":{"noteIndex":0},"schema":"https://github.com/citation-style-language/schema/raw/master/csl-citation.json"}</w:instrText>
+      </w:r>
+      <w:r>
+        <w:fldChar w:fldCharType="separate"/>
+      </w:r>
+      <w:r>
+        <w:t xml:space="preserve">(Tian et al. 2024; Conrad et al. 2025; Khoshnoud et al. 2020; Liu et al. 2021)</w:t>
+      </w:r>
+      <w:r>
+        <w:fldChar w:fldCharType="end"/>
+      </w:r>
+      <w:r>
+        <w:t xml:space="preserve">, one quantum-inspired learning method has run on a physical robot </w:t>
+      </w:r>
+      <w:r>
+        <w:fldChar w:fldCharType="begin"/>
+      </w:r>
+      <w:r>
+        <w:instrText xml:space="preserve">ADDIN CSL_CITATION {"citationID":"MENDELEY_CITATION_440","citationItems":[{"id":"ITEM-440","isTemporary":false,"itemData":{"DOI":"10.1109/TMECH.2010.2090896","author":[{"family":"Dong","given":"Daoyi"},{"family":"Chen","given":"Chunlin"},{"family":"Chu","given":"Jian"},{"family":"Tarn","given":"Tzyh-Jong"}],"container-title":"IEEE/ASME Transactions on Mechatronics","id":"Dong2012","issue":"1","issued":{"date-parts":[[2012]]},"page":"86-97","publisher":"IEEE","title":"Robust quantum-inspired reinforcement learning for robot navigation","type":"article-journal","volume":"17"}}],"isEdited":false,"manualOverride":{"citeprocText":"(Dong et al. 2012)","isManuallyOverridden":false,"manualOverrideText":""},"mendeley":{"formattedCitation":"(Dong et al. 2012)","plainTextFormattedCitation":"(Dong et al. 2012)","previouslyFormattedCitation":"(Dong et al. 2012)"},"properties":{"noteIndex":0},"schema":"https://github.com/citation-style-language/schema/raw/master/csl-citation.json"}</w:instrText>
       </w:r>
       <w:r>
         <w:fldChar w:fldCharType="separate"/>
@@ -16569,13 +17263,31 @@
         <w:fldChar w:fldCharType="end"/>
       </w:r>
       <w:r>
-        <w:t xml:space="preserve">, giving four studies at L5. Only one quantum technology, magnetic-anomaly navigation with quantum magnetometers, has reached end-to-end field deployment with a measured advantage over a classical baseline (L6) </w:t>
-      </w:r>
-      <w:r>
-        <w:fldChar w:fldCharType="begin"/>
-      </w:r>
-      <w:r>
-        <w:instrText xml:space="preserve">ADDIN CSL_CITATION {"citationID":"MENDELEY_CITATION_405","citationItems":[{"id":"ITEM-405","isTemporary":false,"itemData":{"DOI":"10.48550/arXiv.2504.08167","URL":"https://arxiv.org/abs/2504.08167","author":[{"family":"Muradoglu","given":"Murat"},{"family":"Johnsson","given":"Mattias T."},{"family":"Wilson","given":"Nathanial M."},{"family":"Cohen","given":"Yuval"},{"family":"Shin","given":"Dongki"},{"family":"Navickas","given":"Tomas"},{"family":"Pyragius","given":"Tadas"},{"family":"Thomas","given":"Divya"},{"family":"Thompson","given":"Daniel"},{"family":"Moore","given":"Steven I."},{"family":"Rahman","given":"Md Tanvir"},{"family":"Walker","given":"Adrian"},{"family":"Dutta","given":"Indranil"},{"family":"Bijjahalli","given":"Suraj"},{"family":"Berlocher","given":"Jacob"},{"family":"Hush","given":"Michael R."},{"family":"Anderson","given":"Russell P."},{"family":"Szigeti","given":"Stuart S."},{"family":"Biercuk","given":"Michael J."}],"id":"Muradoglu2025","issued":{"date-parts":[[2025]]},"title":"Quantum-assured magnetic navigation achieves positioning accuracy better than a strategic-grade INS in airborne and ground-based field trials","type":""}}],"isEdited":false,"manualOverride":{"citeprocText":"(Muradoglu et al. 2025)","isManuallyOverridden":false,"manualOverrideText":""},"mendeley":{"formattedCitation":"(Muradoglu et al. 2025)","plainTextFormattedCitation":"(Muradoglu et al. 2025)","previouslyFormattedCitation":"(Muradoglu et al. 2025)"},"properties":{"noteIndex":0},"schema":"https://github.com/citation-style-language/schema/raw/master/csl-citation.json"}</w:instrText>
+        <w:t xml:space="preserve">, and one simulated variational policy has balanced a physical cart-pole </w:t>
+      </w:r>
+      <w:r>
+        <w:fldChar w:fldCharType="begin"/>
+      </w:r>
+      <w:r>
+        <w:instrText xml:space="preserve">ADDIN CSL_CITATION {"citationID":"MENDELEY_CITATION_441","citationItems":[{"id":"ITEM-441","isTemporary":false,"itemData":{"URL":"https://arxiv.org/abs/2508.01690","author":[{"family":"Sun","given":"Yize"},{"family":"Hagog","given":"Mohamad"},{"family":"Weber","given":"Marc"},{"family":"Hein","given":"Daniel"},{"family":"Udluft","given":"Steffen"},{"family":"Tresp","given":"Volker"},{"family":"Ma","given":"Yunpu"}],"id":"Sun2025","issued":{"date-parts":[[2025]]},"note":"QML@QCE 2025 workshop","title":"First experience with real-time control using simulated VQC-based quantum policies","type":""}}],"isEdited":false,"manualOverride":{"citeprocText":"(Sun et al. 2025)","isManuallyOverridden":false,"manualOverrideText":""},"mendeley":{"formattedCitation":"(Sun et al. 2025)","plainTextFormattedCitation":"(Sun et al. 2025)","previouslyFormattedCitation":"(Sun et al. 2025)"},"properties":{"noteIndex":0},"schema":"https://github.com/citation-style-language/schema/raw/master/csl-citation.json"}</w:instrText>
+      </w:r>
+      <w:r>
+        <w:fldChar w:fldCharType="separate"/>
+      </w:r>
+      <w:r>
+        <w:t xml:space="preserve">(Sun et al. 2025)</w:t>
+      </w:r>
+      <w:r>
+        <w:fldChar w:fldCharType="end"/>
+      </w:r>
+      <w:r>
+        <w:t xml:space="preserve">, giving six studies at that level. Only one quantum technology, magnetic-anomaly navigation with quantum magnetometers, has reached end-to-end field deployment with a measured advantage over a classical baseline (L6) </w:t>
+      </w:r>
+      <w:r>
+        <w:fldChar w:fldCharType="begin"/>
+      </w:r>
+      <w:r>
+        <w:instrText xml:space="preserve">ADDIN CSL_CITATION {"citationID":"MENDELEY_CITATION_442","citationItems":[{"id":"ITEM-442","isTemporary":false,"itemData":{"DOI":"10.48550/arXiv.2504.08167","URL":"https://arxiv.org/abs/2504.08167","author":[{"family":"Muradoglu","given":"Murat"},{"family":"Johnsson","given":"Mattias T."},{"family":"Wilson","given":"Nathanial M."},{"family":"Cohen","given":"Yuval"},{"family":"Shin","given":"Dongki"},{"family":"Navickas","given":"Tomas"},{"family":"Pyragius","given":"Tadas"},{"family":"Thomas","given":"Divya"},{"family":"Thompson","given":"Daniel"},{"family":"Moore","given":"Steven I."},{"family":"Rahman","given":"Md Tanvir"},{"family":"Walker","given":"Adrian"},{"family":"Dutta","given":"Indranil"},{"family":"Bijjahalli","given":"Suraj"},{"family":"Berlocher","given":"Jacob"},{"family":"Hush","given":"Michael R."},{"family":"Anderson","given":"Russell P."},{"family":"Szigeti","given":"Stuart S."},{"family":"Biercuk","given":"Michael J."}],"id":"Muradoglu2025","issued":{"date-parts":[[2025]]},"title":"Quantum-assured magnetic navigation achieves positioning accuracy better than a strategic-grade INS in airborne and ground-based field trials","type":""}}],"isEdited":false,"manualOverride":{"citeprocText":"(Muradoglu et al. 2025)","isManuallyOverridden":false,"manualOverrideText":""},"mendeley":{"formattedCitation":"(Muradoglu et al. 2025)","plainTextFormattedCitation":"(Muradoglu et al. 2025)","previouslyFormattedCitation":"(Muradoglu et al. 2025)"},"properties":{"noteIndex":0},"schema":"https://github.com/citation-style-language/schema/raw/master/csl-citation.json"}</w:instrText>
       </w:r>
       <w:r>
         <w:fldChar w:fldCharType="separate"/>
@@ -16587,29 +17299,31 @@
         <w:fldChar w:fldCharType="end"/>
       </w:r>
       <w:r>
-        <w:t xml:space="preserve">. No genuinely quantum</w:t>
-      </w:r>
-      <w:r>
-        <w:t xml:space="preserve"> </w:t>
-      </w:r>
-      <w:r>
-        <w:rPr>
-          <w:iCs/>
-          <w:i/>
-        </w:rPr>
-        <w:t xml:space="preserve">computational</w:t>
-      </w:r>
-      <w:r>
-        <w:t xml:space="preserve"> </w:t>
-      </w:r>
-      <w:r>
-        <w:t xml:space="preserve">method has reached L5 or L6. The single L6 rating deserves a caveat: it rests on a company-led preprint whose airborne trials used a crewed aircraft rather than an uncrewed robot </w:t>
-      </w:r>
-      <w:r>
-        <w:fldChar w:fldCharType="begin"/>
-      </w:r>
-      <w:r>
-        <w:instrText xml:space="preserve">ADDIN CSL_CITATION {"citationID":"MENDELEY_CITATION_406","citationItems":[{"id":"ITEM-406","isTemporary":false,"itemData":{"DOI":"10.48550/arXiv.2504.08167","URL":"https://arxiv.org/abs/2504.08167","author":[{"family":"Muradoglu","given":"Murat"},{"family":"Johnsson","given":"Mattias T."},{"family":"Wilson","given":"Nathanial M."},{"family":"Cohen","given":"Yuval"},{"family":"Shin","given":"Dongki"},{"family":"Navickas","given":"Tomas"},{"family":"Pyragius","given":"Tadas"},{"family":"Thomas","given":"Divya"},{"family":"Thompson","given":"Daniel"},{"family":"Moore","given":"Steven I."},{"family":"Rahman","given":"Md Tanvir"},{"family":"Walker","given":"Adrian"},{"family":"Dutta","given":"Indranil"},{"family":"Bijjahalli","given":"Suraj"},{"family":"Berlocher","given":"Jacob"},{"family":"Hush","given":"Michael R."},{"family":"Anderson","given":"Russell P."},{"family":"Szigeti","given":"Stuart S."},{"family":"Biercuk","given":"Michael J."}],"id":"Muradoglu2025","issued":{"date-parts":[[2025]]},"title":"Quantum-assured magnetic navigation achieves positioning accuracy better than a strategic-grade INS in airborne and ground-based field trials","type":""}}],"isEdited":false,"manualOverride":{"citeprocText":"(Muradoglu et al. 2025)","isManuallyOverridden":false,"manualOverrideText":""},"mendeley":{"formattedCitation":"(Muradoglu et al. 2025)","plainTextFormattedCitation":"(Muradoglu et al. 2025)","previouslyFormattedCitation":"(Muradoglu et al. 2025)"},"properties":{"noteIndex":0},"schema":"https://github.com/citation-style-language/schema/raw/master/csl-citation.json"}</w:instrText>
+        <w:t xml:space="preserve">. No genuinely quantum computational method has run on a QPU while controlling a physical system: the only one to reach L5 executes its circuit in classical simulation </w:t>
+      </w:r>
+      <w:r>
+        <w:fldChar w:fldCharType="begin"/>
+      </w:r>
+      <w:r>
+        <w:instrText xml:space="preserve">ADDIN CSL_CITATION {"citationID":"MENDELEY_CITATION_443","citationItems":[{"id":"ITEM-443","isTemporary":false,"itemData":{"URL":"https://arxiv.org/abs/2508.01690","author":[{"family":"Sun","given":"Yize"},{"family":"Hagog","given":"Mohamad"},{"family":"Weber","given":"Marc"},{"family":"Hein","given":"Daniel"},{"family":"Udluft","given":"Steffen"},{"family":"Tresp","given":"Volker"},{"family":"Ma","given":"Yunpu"}],"id":"Sun2025","issued":{"date-parts":[[2025]]},"note":"QML@QCE 2025 workshop","title":"First experience with real-time control using simulated VQC-based quantum policies","type":""}}],"isEdited":false,"manualOverride":{"citeprocText":"(Sun et al. 2025)","isManuallyOverridden":false,"manualOverrideText":""},"mendeley":{"formattedCitation":"(Sun et al. 2025)","plainTextFormattedCitation":"(Sun et al. 2025)","previouslyFormattedCitation":"(Sun et al. 2025)"},"properties":{"noteIndex":0},"schema":"https://github.com/citation-style-language/schema/raw/master/csl-citation.json"}</w:instrText>
+      </w:r>
+      <w:r>
+        <w:fldChar w:fldCharType="separate"/>
+      </w:r>
+      <w:r>
+        <w:t xml:space="preserve">(Sun et al. 2025)</w:t>
+      </w:r>
+      <w:r>
+        <w:fldChar w:fldCharType="end"/>
+      </w:r>
+      <w:r>
+        <w:t xml:space="preserve">. The single L6 rating deserves a caveat: it rests on a company-led preprint whose airborne trials used a crewed aircraft rather than an uncrewed robot </w:t>
+      </w:r>
+      <w:r>
+        <w:fldChar w:fldCharType="begin"/>
+      </w:r>
+      <w:r>
+        <w:instrText xml:space="preserve">ADDIN CSL_CITATION {"citationID":"MENDELEY_CITATION_444","citationItems":[{"id":"ITEM-444","isTemporary":false,"itemData":{"DOI":"10.48550/arXiv.2504.08167","URL":"https://arxiv.org/abs/2504.08167","author":[{"family":"Muradoglu","given":"Murat"},{"family":"Johnsson","given":"Mattias T."},{"family":"Wilson","given":"Nathanial M."},{"family":"Cohen","given":"Yuval"},{"family":"Shin","given":"Dongki"},{"family":"Navickas","given":"Tomas"},{"family":"Pyragius","given":"Tadas"},{"family":"Thomas","given":"Divya"},{"family":"Thompson","given":"Daniel"},{"family":"Moore","given":"Steven I."},{"family":"Rahman","given":"Md Tanvir"},{"family":"Walker","given":"Adrian"},{"family":"Dutta","given":"Indranil"},{"family":"Bijjahalli","given":"Suraj"},{"family":"Berlocher","given":"Jacob"},{"family":"Hush","given":"Michael R."},{"family":"Anderson","given":"Russell P."},{"family":"Szigeti","given":"Stuart S."},{"family":"Biercuk","given":"Michael J."}],"id":"Muradoglu2025","issued":{"date-parts":[[2025]]},"title":"Quantum-assured magnetic navigation achieves positioning accuracy better than a strategic-grade INS in airborne and ground-based field trials","type":""}}],"isEdited":false,"manualOverride":{"citeprocText":"(Muradoglu et al. 2025)","isManuallyOverridden":false,"manualOverrideText":""},"mendeley":{"formattedCitation":"(Muradoglu et al. 2025)","plainTextFormattedCitation":"(Muradoglu et al. 2025)","previouslyFormattedCitation":"(Muradoglu et al. 2025)"},"properties":{"noteIndex":0},"schema":"https://github.com/citation-style-language/schema/raw/master/csl-citation.json"}</w:instrText>
       </w:r>
       <w:r>
         <w:fldChar w:fldCharType="separate"/>
@@ -16627,7 +17341,7 @@
         <w:fldChar w:fldCharType="begin"/>
       </w:r>
       <w:r>
-        <w:instrText xml:space="preserve">ADDIN CSL_CITATION {"citationID":"MENDELEY_CITATION_409","citationItems":[{"id":"ITEM-407","isTemporary":false,"itemData":{"DOI":"10.1103/PhysRevApplied.10.034030","author":[{"family":"Cheiney","given":"Pierrick"},{"family":"Fouché","given":"Lauriane"},{"family":"Templier","given":"Simon"},{"family":"Napolitano","given":"Fabien"},{"family":"Battelier","given":"Baptiste"},{"family":"Bouyer","given":"Philippe"},{"family":"Barrett","given":"Brynle"}],"container-title":"Physical Review Applied","id":"Cheiney2018","issue":"3","issued":{"date-parts":[[2018]]},"page":"034030","publisher":"American Physical Society","title":"Navigation-compatible hybrid quantum accelerometer using a Kalman filter","type":"article-journal","volume":"10"}},{"id":"ITEM-408","isTemporary":false,"itemData":{"DOI":"10.48550/arXiv.2103.09378","URL":"https://arxiv.org/abs/2103.09378","author":[{"family":"Wang","given":"Xuezhi"},{"family":"Kealy","given":"Allison"},{"family":"Gilliam","given":"Christopher"},{"family":"Haine","given":"Simon"},{"family":"Close","given":"John"},{"family":"Moran","given":"Bill"},{"family":"Talbot","given":"Kyle"},{"family":"Williams","given":"Simon"},{"family":"Hardman","given":"Kyle"},{"family":"Freier","given":"Chris"},{"family":"Wigley","given":"Paul"},{"family":"White","given":"Angela"},{"family":"Szigeti","given":"Stuart"},{"family":"Legge","given":"Sam"}],"id":"Wang2021","issued":{"date-parts":[[2021]]},"title":"Enhancing inertial navigation performance via fusion of classical and quantum accelerometers","type":""}},{"id":"ITEM-409","isTemporary":false,"itemData":{"DOI":"10.1007/1345_2023_218","author":[{"family":"Wang","given":"Xuezhi"},{"family":"Li","given":"Wenchao"},{"family":"Moran","given":"Bill"},{"family":"Gibson","given":"Brant C."},{"family":"Hall","given":"Liam T."},{"family":"Simpson","given":"David A."},{"family":"Kealy","given":"Allison N."},{"family":"Greentree","given":"Andrew D."}],"collection-title":"International association of geodesy symposia","container-title":"Gravity, positioning and reference frames","id":"Wang2023","issued":{"date-parts":[[2023]]},"page":"87-92","publisher":"Springer","publisher-place":"Cham","title":"Quantum diamond magnetometry for navigation in GNSS denied environments","type":"chapter","volume":"156"}}],"isEdited":false,"manualOverride":{"citeprocText":"(Cheiney et al. 2018; Xuezhi Wang et al. 2021, 2023)","isManuallyOverridden":false,"manualOverrideText":""},"mendeley":{"formattedCitation":"(Cheiney et al. 2018; Xuezhi Wang et al. 2021, 2023)","plainTextFormattedCitation":"(Cheiney et al. 2018; Xuezhi Wang et al. 2021, 2023)","previouslyFormattedCitation":"(Cheiney et al. 2018; Xuezhi Wang et al. 2021, 2023)"},"properties":{"noteIndex":0},"schema":"https://github.com/citation-style-language/schema/raw/master/csl-citation.json"}</w:instrText>
+        <w:instrText xml:space="preserve">ADDIN CSL_CITATION {"citationID":"MENDELEY_CITATION_447","citationItems":[{"id":"ITEM-445","isTemporary":false,"itemData":{"DOI":"10.1103/PhysRevApplied.10.034030","author":[{"family":"Cheiney","given":"Pierrick"},{"family":"Fouché","given":"Lauriane"},{"family":"Templier","given":"Simon"},{"family":"Napolitano","given":"Fabien"},{"family":"Battelier","given":"Baptiste"},{"family":"Bouyer","given":"Philippe"},{"family":"Barrett","given":"Brynle"}],"container-title":"Physical Review Applied","id":"Cheiney2018","issue":"3","issued":{"date-parts":[[2018]]},"page":"034030","publisher":"American Physical Society","title":"Navigation-compatible hybrid quantum accelerometer using a Kalman filter","type":"article-journal","volume":"10"}},{"id":"ITEM-446","isTemporary":false,"itemData":{"DOI":"10.48550/arXiv.2103.09378","URL":"https://arxiv.org/abs/2103.09378","author":[{"family":"Wang","given":"Xuezhi"},{"family":"Kealy","given":"Allison"},{"family":"Gilliam","given":"Christopher"},{"family":"Haine","given":"Simon"},{"family":"Close","given":"John"},{"family":"Moran","given":"Bill"},{"family":"Talbot","given":"Kyle"},{"family":"Williams","given":"Simon"},{"family":"Hardman","given":"Kyle"},{"family":"Freier","given":"Chris"},{"family":"Wigley","given":"Paul"},{"family":"White","given":"Angela"},{"family":"Szigeti","given":"Stuart"},{"family":"Legge","given":"Sam"}],"id":"Wang2021","issued":{"date-parts":[[2021]]},"title":"Enhancing inertial navigation performance via fusion of classical and quantum accelerometers","type":""}},{"id":"ITEM-447","isTemporary":false,"itemData":{"DOI":"10.1007/1345_2023_218","author":[{"family":"Wang","given":"Xuezhi"},{"family":"Li","given":"Wenchao"},{"family":"Moran","given":"Bill"},{"family":"Gibson","given":"Brant C."},{"family":"Hall","given":"Liam T."},{"family":"Simpson","given":"David A."},{"family":"Kealy","given":"Allison N."},{"family":"Greentree","given":"Andrew D."}],"collection-title":"International association of geodesy symposia","container-title":"Gravity, positioning and reference frames","id":"Wang2023","issued":{"date-parts":[[2023]]},"page":"87-92","publisher":"Springer","publisher-place":"Cham","title":"Quantum diamond magnetometry for navigation in GNSS denied environments","type":"chapter","volume":"156"}}],"isEdited":false,"manualOverride":{"citeprocText":"(Cheiney et al. 2018; Xuezhi Wang et al. 2021, 2023)","isManuallyOverridden":false,"manualOverrideText":""},"mendeley":{"formattedCitation":"(Cheiney et al. 2018; Xuezhi Wang et al. 2021, 2023)","plainTextFormattedCitation":"(Cheiney et al. 2018; Xuezhi Wang et al. 2021, 2023)","previouslyFormattedCitation":"(Cheiney et al. 2018; Xuezhi Wang et al. 2021, 2023)"},"properties":{"noteIndex":0},"schema":"https://github.com/citation-style-language/schema/raw/master/csl-citation.json"}</w:instrText>
       </w:r>
       <w:r>
         <w:fldChar w:fldCharType="separate"/>
@@ -16664,13 +17378,13 @@
         <w:t xml:space="preserve"> </w:t>
       </w:r>
       <w:r>
-        <w:t xml:space="preserve">adds the quantum-execution tag to this picture. Only 19 of the 51 studies ran any part of their quantum computation on a quantum processor, and 18 of them sit at L3. The eight L4 studies are robot-in-the-loop only in simulation, and seven of them also simulate their quantum circuits; the one exception routes subproblems of a simulated 1,000-AGV fleet to a D-Wave annealer </w:t>
-      </w:r>
-      <w:r>
-        <w:fldChar w:fldCharType="begin"/>
-      </w:r>
-      <w:r>
-        <w:instrText xml:space="preserve">ADDIN CSL_CITATION {"citationID":"MENDELEY_CITATION_410","citationItems":[{"id":"ITEM-410","isTemporary":false,"itemData":{"DOI":"10.1038/s41598-025-28481-w","author":[{"family":"Quang","given":"Thinh Nguyen"},{"family":"Matsuyama","given":"Kosuke"},{"family":"Shimizu","given":"Keisuke"},{"family":"Sugano","given":"Hiroki"},{"family":"Kurimoto","given":"Eiji"},{"family":"Miki","given":"Masahiro"},{"family":"Suzuki","given":"Jumpei"},{"family":"Chen","given":"Ziyi"},{"family":"Waidyasooriya","given":"Hasitha Muthumala"},{"family":"Hariyama","given":"Masanori"},{"family":"Hitomi","given":"Masaru"},{"family":"Sawamura","given":"Kenta"},{"family":"Ohzeki","given":"Masayuki"}],"container-title":"Scientific Reports","id":"Quang2025","issued":{"date-parts":[[2025]]},"page":"44047","publisher":"Nature Publishing Group","title":"Quantum annealing-based route optimization for commercial AGV operating systems in large-scale logistics warehouses","type":"article-journal","volume":"15"}}],"isEdited":false,"manualOverride":{"citeprocText":"(Quang et al. 2025)","isManuallyOverridden":false,"manualOverrideText":""},"mendeley":{"formattedCitation":"(Quang et al. 2025)","plainTextFormattedCitation":"(Quang et al. 2025)","previouslyFormattedCitation":"(Quang et al. 2025)"},"properties":{"noteIndex":0},"schema":"https://github.com/citation-style-language/schema/raw/master/csl-citation.json"}</w:instrText>
+        <w:t xml:space="preserve">adds the quantum-execution tag to this picture. Only 22 of the 63 studies ran any part of their quantum computation on a quantum processor, and 21 of them sit at L3. The ten L4 studies are robot-in-the-loop only in simulation, and nine of them also simulate their quantum circuits; the one exception routes subproblems of a simulated 1,000-AGV fleet to a D-Wave annealer </w:t>
+      </w:r>
+      <w:r>
+        <w:fldChar w:fldCharType="begin"/>
+      </w:r>
+      <w:r>
+        <w:instrText xml:space="preserve">ADDIN CSL_CITATION {"citationID":"MENDELEY_CITATION_448","citationItems":[{"id":"ITEM-448","isTemporary":false,"itemData":{"DOI":"10.1038/s41598-025-28481-w","author":[{"family":"Quang","given":"Thinh Nguyen"},{"family":"Matsuyama","given":"Kosuke"},{"family":"Shimizu","given":"Keisuke"},{"family":"Sugano","given":"Hiroki"},{"family":"Kurimoto","given":"Eiji"},{"family":"Miki","given":"Masahiro"},{"family":"Suzuki","given":"Jumpei"},{"family":"Chen","given":"Ziyi"},{"family":"Waidyasooriya","given":"Hasitha Muthumala"},{"family":"Hariyama","given":"Masanori"},{"family":"Hitomi","given":"Masaru"},{"family":"Sawamura","given":"Kenta"},{"family":"Ohzeki","given":"Masayuki"}],"container-title":"Scientific Reports","id":"Quang2025","issued":{"date-parts":[[2025]]},"page":"44047","publisher":"Nature Publishing Group","title":"Quantum annealing-based route optimization for commercial AGV operating systems in large-scale logistics warehouses","type":"article-journal","volume":"15"}}],"isEdited":false,"manualOverride":{"citeprocText":"(Quang et al. 2025)","isManuallyOverridden":false,"manualOverrideText":""},"mendeley":{"formattedCitation":"(Quang et al. 2025)","plainTextFormattedCitation":"(Quang et al. 2025)","previouslyFormattedCitation":"(Quang et al. 2025)"},"properties":{"noteIndex":0},"schema":"https://github.com/citation-style-language/schema/raw/master/csl-citation.json"}</w:instrText>
       </w:r>
       <w:r>
         <w:fldChar w:fldCharType="separate"/>
@@ -16685,7 +17399,7 @@
         <w:t xml:space="preserve">. An L4 rating therefore reflects realistic robot integration, not stronger quantum evidence than L3, and the two should be read together.</w:t>
       </w:r>
     </w:p>
-    <w:bookmarkStart w:id="109" w:name="tab:execution"/>
+    <w:bookmarkStart w:id="111" w:name="tab:execution"/>
     <w:p>
       <w:pPr>
         <w:pStyle w:val="TableCaption"/>
@@ -16701,7 +17415,7 @@
         <w:t xml:space="preserve"> </w:t>
       </w:r>
       <w:r>
-        <w:t xml:space="preserve">Evidence level (rows) by where the quantum component was executed (columns) for the 51 primary studies (7 reviews excluded).</w:t>
+        <w:t xml:space="preserve">Evidence level (rows) by where the quantum component was executed (columns) for the 63 primary studies (7 reviews excluded).</w:t>
       </w:r>
       <w:r>
         <w:t xml:space="preserve"> </w:t>
@@ -16725,7 +17439,7 @@
         <w:fldChar w:fldCharType="begin"/>
       </w:r>
       <w:r>
-        <w:instrText xml:space="preserve">ADDIN CSL_CITATION {"citationID":"MENDELEY_CITATION_412","citationItems":[{"id":"ITEM-411","isTemporary":false,"itemData":{"DOI":"10.48550/arXiv.2103.09378","URL":"https://arxiv.org/abs/2103.09378","author":[{"family":"Wang","given":"Xuezhi"},{"family":"Kealy","given":"Allison"},{"family":"Gilliam","given":"Christopher"},{"family":"Haine","given":"Simon"},{"family":"Close","given":"John"},{"family":"Moran","given":"Bill"},{"family":"Talbot","given":"Kyle"},{"family":"Williams","given":"Simon"},{"family":"Hardman","given":"Kyle"},{"family":"Freier","given":"Chris"},{"family":"Wigley","given":"Paul"},{"family":"White","given":"Angela"},{"family":"Szigeti","given":"Stuart"},{"family":"Legge","given":"Sam"}],"id":"Wang2021","issued":{"date-parts":[[2021]]},"title":"Enhancing inertial navigation performance via fusion of classical and quantum accelerometers","type":""}},{"id":"ITEM-412","isTemporary":false,"itemData":{"DOI":"10.1007/1345_2023_218","author":[{"family":"Wang","given":"Xuezhi"},{"family":"Li","given":"Wenchao"},{"family":"Moran","given":"Bill"},{"family":"Gibson","given":"Brant C."},{"family":"Hall","given":"Liam T."},{"family":"Simpson","given":"David A."},{"family":"Kealy","given":"Allison N."},{"family":"Greentree","given":"Andrew D."}],"collection-title":"International association of geodesy symposia","container-title":"Gravity, positioning and reference frames","id":"Wang2023","issued":{"date-parts":[[2023]]},"page":"87-92","publisher":"Springer","publisher-place":"Cham","title":"Quantum diamond magnetometry for navigation in GNSS denied environments","type":"chapter","volume":"156"}}],"isEdited":false,"manualOverride":{"citeprocText":"(Xuezhi Wang et al. 2021, 2023)","isManuallyOverridden":false,"manualOverrideText":""},"mendeley":{"formattedCitation":"(Xuezhi Wang et al. 2021, 2023)","plainTextFormattedCitation":"(Xuezhi Wang et al. 2021, 2023)","previouslyFormattedCitation":"(Xuezhi Wang et al. 2021, 2023)"},"properties":{"noteIndex":0},"schema":"https://github.com/citation-style-language/schema/raw/master/csl-citation.json"}</w:instrText>
+        <w:instrText xml:space="preserve">ADDIN CSL_CITATION {"citationID":"MENDELEY_CITATION_450","citationItems":[{"id":"ITEM-449","isTemporary":false,"itemData":{"DOI":"10.48550/arXiv.2103.09378","URL":"https://arxiv.org/abs/2103.09378","author":[{"family":"Wang","given":"Xuezhi"},{"family":"Kealy","given":"Allison"},{"family":"Gilliam","given":"Christopher"},{"family":"Haine","given":"Simon"},{"family":"Close","given":"John"},{"family":"Moran","given":"Bill"},{"family":"Talbot","given":"Kyle"},{"family":"Williams","given":"Simon"},{"family":"Hardman","given":"Kyle"},{"family":"Freier","given":"Chris"},{"family":"Wigley","given":"Paul"},{"family":"White","given":"Angela"},{"family":"Szigeti","given":"Stuart"},{"family":"Legge","given":"Sam"}],"id":"Wang2021","issued":{"date-parts":[[2021]]},"title":"Enhancing inertial navigation performance via fusion of classical and quantum accelerometers","type":""}},{"id":"ITEM-450","isTemporary":false,"itemData":{"DOI":"10.1007/1345_2023_218","author":[{"family":"Wang","given":"Xuezhi"},{"family":"Li","given":"Wenchao"},{"family":"Moran","given":"Bill"},{"family":"Gibson","given":"Brant C."},{"family":"Hall","given":"Liam T."},{"family":"Simpson","given":"David A."},{"family":"Kealy","given":"Allison N."},{"family":"Greentree","given":"Andrew D."}],"collection-title":"International association of geodesy symposia","container-title":"Gravity, positioning and reference frames","id":"Wang2023","issued":{"date-parts":[[2023]]},"page":"87-92","publisher":"Springer","publisher-place":"Cham","title":"Quantum diamond magnetometry for navigation in GNSS denied environments","type":"chapter","volume":"156"}}],"isEdited":false,"manualOverride":{"citeprocText":"(Xuezhi Wang et al. 2021, 2023)","isManuallyOverridden":false,"manualOverrideText":""},"mendeley":{"formattedCitation":"(Xuezhi Wang et al. 2021, 2023)","plainTextFormattedCitation":"(Xuezhi Wang et al. 2021, 2023)","previouslyFormattedCitation":"(Xuezhi Wang et al. 2021, 2023)"},"properties":{"noteIndex":0},"schema":"https://github.com/citation-style-language/schema/raw/master/csl-citation.json"}</w:instrText>
       </w:r>
       <w:r>
         <w:fldChar w:fldCharType="separate"/>
@@ -16746,7 +17460,7 @@
         <w:tblW w:type="auto" w:w="0"/>
         <w:tblLook w:firstRow="1" w:lastRow="0" w:firstColumn="0" w:lastColumn="0" w:noHBand="0" w:noVBand="0" w:val="0020"/>
         <w:jc w:val="start"/>
-        <w:tblCaption w:val="Table 4. Evidence level (rows) by where the quantum component was executed (columns) for the 51 primary studies (7 reviews excluded). “Simulated” includes two studies of simulated quantum sensors (Xuezhi Wang et al. 2021, 2023); HW = hardware; QI = quantum-inspired algorithms on conventional hardware."/>
+        <w:tblCaption w:val="Table 4. Evidence level (rows) by where the quantum component was executed (columns) for the 63 primary studies (7 reviews excluded). “Simulated” includes two studies of simulated quantum sensors (Xuezhi Wang et al. 2021, 2023); HW = hardware; QI = quantum-inspired algorithms on conventional hardware."/>
       </w:tblPr>
       <w:tblGrid>
         <w:gridCol w:w="1131"/>
@@ -16993,7 +17707,7 @@
               <w:jc w:val="right"/>
             </w:pPr>
             <w:r>
-              <w:t xml:space="preserve">13</w:t>
+              <w:t xml:space="preserve">17</w:t>
             </w:r>
           </w:p>
         </w:tc>
@@ -17041,7 +17755,7 @@
               <w:jc w:val="right"/>
             </w:pPr>
             <w:r>
-              <w:t xml:space="preserve">15</w:t>
+              <w:t xml:space="preserve">19</w:t>
             </w:r>
           </w:p>
         </w:tc>
@@ -17091,7 +17805,7 @@
               <w:jc w:val="right"/>
             </w:pPr>
             <w:r>
-              <w:t xml:space="preserve">18</w:t>
+              <w:t xml:space="preserve">21</w:t>
             </w:r>
           </w:p>
         </w:tc>
@@ -17103,7 +17817,7 @@
               <w:jc w:val="right"/>
             </w:pPr>
             <w:r>
-              <w:t xml:space="preserve">1</w:t>
+              <w:t xml:space="preserve">2</w:t>
             </w:r>
           </w:p>
         </w:tc>
@@ -17127,7 +17841,7 @@
               <w:jc w:val="right"/>
             </w:pPr>
             <w:r>
-              <w:t xml:space="preserve">19</w:t>
+              <w:t xml:space="preserve">23</w:t>
             </w:r>
           </w:p>
         </w:tc>
@@ -17165,7 +17879,7 @@
               <w:jc w:val="right"/>
             </w:pPr>
             <w:r>
-              <w:t xml:space="preserve">7</w:t>
+              <w:t xml:space="preserve">9</w:t>
             </w:r>
           </w:p>
         </w:tc>
@@ -17213,7 +17927,7 @@
               <w:jc w:val="right"/>
             </w:pPr>
             <w:r>
-              <w:t xml:space="preserve">8</w:t>
+              <w:t xml:space="preserve">10</w:t>
             </w:r>
           </w:p>
         </w:tc>
@@ -17251,6 +17965,18 @@
               <w:jc w:val="right"/>
             </w:pPr>
             <w:r>
+              <w:t xml:space="preserve">1</w:t>
+            </w:r>
+          </w:p>
+        </w:tc>
+        <w:tc>
+          <w:tcPr/>
+          <w:p>
+            <w:pPr>
+              <w:pStyle w:val="Compact"/>
+              <w:jc w:val="right"/>
+            </w:pPr>
+            <w:r>
               <w:t xml:space="preserve">–</w:t>
             </w:r>
           </w:p>
@@ -17263,7 +17989,7 @@
               <w:jc w:val="right"/>
             </w:pPr>
             <w:r>
-              <w:t xml:space="preserve">–</w:t>
+              <w:t xml:space="preserve">4</w:t>
             </w:r>
           </w:p>
         </w:tc>
@@ -17275,7 +18001,7 @@
               <w:jc w:val="right"/>
             </w:pPr>
             <w:r>
-              <w:t xml:space="preserve">3</w:t>
+              <w:t xml:space="preserve">1</w:t>
             </w:r>
           </w:p>
         </w:tc>
@@ -17287,19 +18013,7 @@
               <w:jc w:val="right"/>
             </w:pPr>
             <w:r>
-              <w:t xml:space="preserve">1</w:t>
-            </w:r>
-          </w:p>
-        </w:tc>
-        <w:tc>
-          <w:tcPr/>
-          <w:p>
-            <w:pPr>
-              <w:pStyle w:val="Compact"/>
-              <w:jc w:val="right"/>
-            </w:pPr>
-            <w:r>
-              <w:t xml:space="preserve">4</w:t>
+              <w:t xml:space="preserve">6</w:t>
             </w:r>
           </w:p>
         </w:tc>
@@ -17423,7 +18137,7 @@
               <w:jc w:val="right"/>
             </w:pPr>
             <w:r>
-              <w:t xml:space="preserve">20</w:t>
+              <w:t xml:space="preserve">27</w:t>
             </w:r>
           </w:p>
         </w:tc>
@@ -17435,7 +18149,7 @@
               <w:jc w:val="right"/>
             </w:pPr>
             <w:r>
-              <w:t xml:space="preserve">19</w:t>
+              <w:t xml:space="preserve">22</w:t>
             </w:r>
           </w:p>
         </w:tc>
@@ -17447,7 +18161,7 @@
               <w:jc w:val="right"/>
             </w:pPr>
             <w:r>
-              <w:t xml:space="preserve">5</w:t>
+              <w:t xml:space="preserve">7</w:t>
             </w:r>
           </w:p>
         </w:tc>
@@ -17471,13 +18185,13 @@
               <w:jc w:val="right"/>
             </w:pPr>
             <w:r>
-              <w:t xml:space="preserve">51</w:t>
+              <w:t xml:space="preserve">63</w:t>
             </w:r>
           </w:p>
         </w:tc>
       </w:tr>
     </w:tbl>
-    <w:bookmarkEnd w:id="109"/>
+    <w:bookmarkEnd w:id="111"/>
     <w:p>
       <w:pPr>
         <w:pStyle w:val="CaptionedFigure"/>
@@ -17485,20 +18199,20 @@
       <w:r>
         <w:drawing>
           <wp:inline>
-            <wp:extent cx="5334000" cy="2646890"/>
+            <wp:extent cx="5334000" cy="2667000"/>
             <wp:effectExtent b="0" l="0" r="0" t="0"/>
-            <wp:docPr descr="" title="" id="111" name="Picture"/>
+            <wp:docPr descr="" title="" id="113" name="Picture"/>
             <a:graphic>
               <a:graphicData uri="http://schemas.openxmlformats.org/drawingml/2006/picture">
                 <pic:pic>
                   <pic:nvPicPr>
-                    <pic:cNvPr descr="figures/fig2_evidence.png" id="112" name="Picture"/>
+                    <pic:cNvPr descr="figures/fig2_evidence.png" id="114" name="Picture"/>
                     <pic:cNvPicPr>
                       <a:picLocks noChangeArrowheads="1" noChangeAspect="1"/>
                     </pic:cNvPicPr>
                   </pic:nvPicPr>
                   <pic:blipFill>
-                    <a:blip r:embed="rId110"/>
+                    <a:blip r:embed="rId112"/>
                     <a:stretch>
                       <a:fillRect/>
                     </a:stretch>
@@ -17506,7 +18220,7 @@
                   <pic:spPr bwMode="auto">
                     <a:xfrm>
                       <a:off x="0" y="0"/>
-                      <a:ext cx="5334000" cy="2646890"/>
+                      <a:ext cx="5334000" cy="2667000"/>
                     </a:xfrm>
                     <a:prstGeom prst="rect">
                       <a:avLst/>
@@ -17540,11 +18254,11 @@
         <w:t xml:space="preserve"> </w:t>
       </w:r>
       <w:r>
-        <w:t xml:space="preserve">Evidence levels reached by the 51 primary robotics studies (7 reviews excluded), by technology type. No quantum computational method reaches L5 or L6; the studies at those levels use quantum sensing, quantum communication, or quantum-inspired classical computation.</w:t>
-      </w:r>
-    </w:p>
-    <w:bookmarkEnd w:id="113"/>
-    <w:bookmarkStart w:id="118" w:name="sec:claims"/>
+        <w:t xml:space="preserve">Evidence levels reached by the 63 primary robotics studies (7 reviews excluded), by technology type. The only quantum computational study at L5 runs its circuit in classical simulation on a physical cart-pole; the other studies at L5 and L6 use quantum sensing, quantum communication, or quantum-inspired classical computation.</w:t>
+      </w:r>
+    </w:p>
+    <w:bookmarkEnd w:id="115"/>
+    <w:bookmarkStart w:id="120" w:name="sec:claims"/>
     <w:p>
       <w:pPr>
         <w:pStyle w:val="Heading2"/>
@@ -17570,7 +18284,7 @@
         <w:t xml:space="preserve">Claims of quantum advantage in the robotics literature refer to four different things, which should not be confused.</w:t>
       </w:r>
     </w:p>
-    <w:bookmarkStart w:id="114" w:name="theoretical-speed-up."/>
+    <w:bookmarkStart w:id="116" w:name="theoretical-speed-up."/>
     <w:p>
       <w:pPr>
         <w:pStyle w:val="Heading4"/>
@@ -17599,7 +18313,7 @@
         <w:fldChar w:fldCharType="begin"/>
       </w:r>
       <w:r>
-        <w:instrText xml:space="preserve">ADDIN CSL_CITATION {"citationID":"MENDELEY_CITATION_415","citationItems":[{"id":"ITEM-413","isTemporary":false,"itemData":{"DOI":"10.1145/237814.237866","author":[{"family":"Grover","given":"Lov K."}],"container-title":"Proceedings of the twenty-eighth annual ACM symposium on theory of computing (STOC ’96)","id":"Grover1996","issued":{"date-parts":[[1996]]},"page":"212-219","publisher":"ACM","publisher-place":"New York, NY, USA","title":"A fast quantum mechanical algorithm for database search","type":"paper-conference"}},{"id":"ITEM-414","isTemporary":false,"itemData":{"DOI":"10.1090/conm/305/05215","author":[{"family":"Brassard","given":"Gilles"},{"family":"Høyer","given":"Peter"},{"family":"Mosca","given":"Michele"},{"family":"Tapp","given":"Alain"}],"collection-title":"Contemporary mathematics","container-title":"Quantum computation and information","editor":[{"family":"Lomonaco","given":"Samuel J.","suffix":"Jr."}],"id":"Brassard2002","issued":{"date-parts":[[2002]]},"page":"53-74","publisher":"American Mathematical Society","title":"Quantum amplitude amplification and estimation","type":"chapter","volume":"305"}},{"id":"ITEM-415","isTemporary":false,"itemData":{"DOI":"10.1098/rspa.2015.0301","author":[{"family":"Montanaro","given":"Ashley"}],"container-title":"Proceedings of the Royal Society A: Mathematical, Physical and Engineering Sciences","id":"Montanaro2015","issue":"2181","issued":{"date-parts":[[2015]]},"page":"20150301","publisher":"The Royal Society","title":"Quantum speedup of Monte Carlo methods","type":"article-journal","volume":"471"}}],"isEdited":false,"manualOverride":{"citeprocText":"(Grover 1996; Brassard et al. 2002; Montanaro 2015)","isManuallyOverridden":false,"manualOverrideText":""},"mendeley":{"formattedCitation":"(Grover 1996; Brassard et al. 2002; Montanaro 2015)","plainTextFormattedCitation":"(Grover 1996; Brassard et al. 2002; Montanaro 2015)","previouslyFormattedCitation":"(Grover 1996; Brassard et al. 2002; Montanaro 2015)"},"properties":{"noteIndex":0},"schema":"https://github.com/citation-style-language/schema/raw/master/csl-citation.json"}</w:instrText>
+        <w:instrText xml:space="preserve">ADDIN CSL_CITATION {"citationID":"MENDELEY_CITATION_453","citationItems":[{"id":"ITEM-451","isTemporary":false,"itemData":{"DOI":"10.1145/237814.237866","author":[{"family":"Grover","given":"Lov K."}],"container-title":"Proceedings of the twenty-eighth annual ACM symposium on theory of computing (STOC ’96)","id":"Grover1996","issued":{"date-parts":[[1996]]},"page":"212-219","publisher":"ACM","publisher-place":"New York, NY, USA","title":"A fast quantum mechanical algorithm for database search","type":"paper-conference"}},{"id":"ITEM-452","isTemporary":false,"itemData":{"DOI":"10.1090/conm/305/05215","author":[{"family":"Brassard","given":"Gilles"},{"family":"Høyer","given":"Peter"},{"family":"Mosca","given":"Michele"},{"family":"Tapp","given":"Alain"}],"collection-title":"Contemporary mathematics","container-title":"Quantum computation and information","editor":[{"family":"Lomonaco","given":"Samuel J.","suffix":"Jr."}],"id":"Brassard2002","issued":{"date-parts":[[2002]]},"page":"53-74","publisher":"American Mathematical Society","title":"Quantum amplitude amplification and estimation","type":"chapter","volume":"305"}},{"id":"ITEM-453","isTemporary":false,"itemData":{"DOI":"10.1098/rspa.2015.0301","author":[{"family":"Montanaro","given":"Ashley"}],"container-title":"Proceedings of the Royal Society A: Mathematical, Physical and Engineering Sciences","id":"Montanaro2015","issue":"2181","issued":{"date-parts":[[2015]]},"page":"20150301","publisher":"The Royal Society","title":"Quantum speedup of Monte Carlo methods","type":"article-journal","volume":"471"}}],"isEdited":false,"manualOverride":{"citeprocText":"(Grover 1996; Brassard et al. 2002; Montanaro 2015)","isManuallyOverridden":false,"manualOverrideText":""},"mendeley":{"formattedCitation":"(Grover 1996; Brassard et al. 2002; Montanaro 2015)","plainTextFormattedCitation":"(Grover 1996; Brassard et al. 2002; Montanaro 2015)","previouslyFormattedCitation":"(Grover 1996; Brassard et al. 2002; Montanaro 2015)"},"properties":{"noteIndex":0},"schema":"https://github.com/citation-style-language/schema/raw/master/csl-citation.json"}</w:instrText>
       </w:r>
       <w:r>
         <w:fldChar w:fldCharType="separate"/>
@@ -17617,7 +18331,7 @@
         <w:fldChar w:fldCharType="begin"/>
       </w:r>
       <w:r>
-        <w:instrText xml:space="preserve">ADDIN CSL_CITATION {"citationID":"MENDELEY_CITATION_417","citationItems":[{"id":"ITEM-416","isTemporary":false,"itemData":{"DOI":"10.1103/PhysRevLett.103.150502","author":[{"family":"Harrow","given":"Aram W."},{"family":"Hassidim","given":"Avinatan"},{"family":"Lloyd","given":"Seth"}],"container-title":"Physical Review Letters","id":"Harrow2009","issue":"15","issued":{"date-parts":[[2009]]},"page":"150502","publisher":"American Physical Society","title":"Quantum algorithm for linear systems of equations","type":"article-journal","volume":"103"}},{"id":"ITEM-417","isTemporary":false,"itemData":{"DOI":"10.1038/nphys3272","author":[{"family":"Aaronson","given":"Scott"}],"container-title":"Nature Physics","id":"Aaronson2015","issue":"4","issued":{"date-parts":[[2015]]},"page":"291-293","title":"Read the fine print","type":"article-journal","volume":"11"}}],"isEdited":false,"manualOverride":{"citeprocText":"(Harrow, Hassidim, and Lloyd 2009; Aaronson 2015)","isManuallyOverridden":false,"manualOverrideText":""},"mendeley":{"formattedCitation":"(Harrow, Hassidim, and Lloyd 2009; Aaronson 2015)","plainTextFormattedCitation":"(Harrow, Hassidim, and Lloyd 2009; Aaronson 2015)","previouslyFormattedCitation":"(Harrow, Hassidim, and Lloyd 2009; Aaronson 2015)"},"properties":{"noteIndex":0},"schema":"https://github.com/citation-style-language/schema/raw/master/csl-citation.json"}</w:instrText>
+        <w:instrText xml:space="preserve">ADDIN CSL_CITATION {"citationID":"MENDELEY_CITATION_455","citationItems":[{"id":"ITEM-454","isTemporary":false,"itemData":{"DOI":"10.1103/PhysRevLett.103.150502","author":[{"family":"Harrow","given":"Aram W."},{"family":"Hassidim","given":"Avinatan"},{"family":"Lloyd","given":"Seth"}],"container-title":"Physical Review Letters","id":"Harrow2009","issue":"15","issued":{"date-parts":[[2009]]},"page":"150502","publisher":"American Physical Society","title":"Quantum algorithm for linear systems of equations","type":"article-journal","volume":"103"}},{"id":"ITEM-455","isTemporary":false,"itemData":{"DOI":"10.1038/nphys3272","author":[{"family":"Aaronson","given":"Scott"}],"container-title":"Nature Physics","id":"Aaronson2015","issue":"4","issued":{"date-parts":[[2015]]},"page":"291-293","title":"Read the fine print","type":"article-journal","volume":"11"}}],"isEdited":false,"manualOverride":{"citeprocText":"(Harrow, Hassidim, and Lloyd 2009; Aaronson 2015)","isManuallyOverridden":false,"manualOverrideText":""},"mendeley":{"formattedCitation":"(Harrow, Hassidim, and Lloyd 2009; Aaronson 2015)","plainTextFormattedCitation":"(Harrow, Hassidim, and Lloyd 2009; Aaronson 2015)","previouslyFormattedCitation":"(Harrow, Hassidim, and Lloyd 2009; Aaronson 2015)"},"properties":{"noteIndex":0},"schema":"https://github.com/citation-style-language/schema/raw/master/csl-citation.json"}</w:instrText>
       </w:r>
       <w:r>
         <w:fldChar w:fldCharType="separate"/>
@@ -17635,7 +18349,7 @@
         <w:fldChar w:fldCharType="begin"/>
       </w:r>
       <w:r>
-        <w:instrText xml:space="preserve">ADDIN CSL_CITATION {"citationID":"MENDELEY_CITATION_419","citationItems":[{"id":"ITEM-418","isTemporary":false,"itemData":{"DOI":"10.1145/3313276.3316310","author":[{"family":"Tang","given":"Ewin"}],"container-title":"Proceedings of the 51st annual ACM SIGACT symposium on theory of computing (STOC 2019)","id":"Tang2019","issued":{"date-parts":[[2019]]},"page":"217-228","publisher":"ACM","publisher-place":"New York, NY, USA","title":"A quantum-inspired classical algorithm for recommendation systems","type":"paper-conference"}},{"id":"ITEM-419","isTemporary":false,"itemData":{"DOI":"10.1145/3357713.3384314","author":[{"family":"Chia","given":"Nai-Hui"},{"family":"Gilyén","given":"András"},{"family":"Li","given":"Tongyang"},{"family":"Lin","given":"Han-Hsuan"},{"family":"Tang","given":"Ewin"},{"family":"Wang","given":"Chunhao"}],"container-title":"Proceedings of the 52nd annual ACM SIGACT symposium on theory of computing (STOC 2020)","id":"Chia2020","issued":{"date-parts":[[2020]]},"page":"387-400","publisher":"ACM","publisher-place":"New York, NY, USA","title":"Sampling-based sublinear low-rank matrix arithmetic framework for dequantizing quantum machine learning","type":"paper-conference"}}],"isEdited":false,"manualOverride":{"citeprocText":"(E. Tang 2019; Chia et al. 2020)","isManuallyOverridden":false,"manualOverrideText":""},"mendeley":{"formattedCitation":"(E. Tang 2019; Chia et al. 2020)","plainTextFormattedCitation":"(E. Tang 2019; Chia et al. 2020)","previouslyFormattedCitation":"(E. Tang 2019; Chia et al. 2020)"},"properties":{"noteIndex":0},"schema":"https://github.com/citation-style-language/schema/raw/master/csl-citation.json"}</w:instrText>
+        <w:instrText xml:space="preserve">ADDIN CSL_CITATION {"citationID":"MENDELEY_CITATION_457","citationItems":[{"id":"ITEM-456","isTemporary":false,"itemData":{"DOI":"10.1145/3313276.3316310","author":[{"family":"Tang","given":"Ewin"}],"container-title":"Proceedings of the 51st annual ACM SIGACT symposium on theory of computing (STOC 2019)","id":"Tang2019","issued":{"date-parts":[[2019]]},"page":"217-228","publisher":"ACM","publisher-place":"New York, NY, USA","title":"A quantum-inspired classical algorithm for recommendation systems","type":"paper-conference"}},{"id":"ITEM-457","isTemporary":false,"itemData":{"DOI":"10.1145/3357713.3384314","author":[{"family":"Chia","given":"Nai-Hui"},{"family":"Gilyén","given":"András"},{"family":"Li","given":"Tongyang"},{"family":"Lin","given":"Han-Hsuan"},{"family":"Tang","given":"Ewin"},{"family":"Wang","given":"Chunhao"}],"container-title":"Proceedings of the 52nd annual ACM SIGACT symposium on theory of computing (STOC 2020)","id":"Chia2020","issued":{"date-parts":[[2020]]},"page":"387-400","publisher":"ACM","publisher-place":"New York, NY, USA","title":"Sampling-based sublinear low-rank matrix arithmetic framework for dequantizing quantum machine learning","type":"paper-conference"}}],"isEdited":false,"manualOverride":{"citeprocText":"(E. Tang 2019; Chia et al. 2020)","isManuallyOverridden":false,"manualOverrideText":""},"mendeley":{"formattedCitation":"(E. Tang 2019; Chia et al. 2020)","plainTextFormattedCitation":"(E. Tang 2019; Chia et al. 2020)","previouslyFormattedCitation":"(E. Tang 2019; Chia et al. 2020)"},"properties":{"noteIndex":0},"schema":"https://github.com/citation-style-language/schema/raw/master/csl-citation.json"}</w:instrText>
       </w:r>
       <w:r>
         <w:fldChar w:fldCharType="separate"/>
@@ -17653,7 +18367,7 @@
         <w:fldChar w:fldCharType="begin"/>
       </w:r>
       <w:r>
-        <w:instrText xml:space="preserve">ADDIN CSL_CITATION {"citationID":"MENDELEY_CITATION_420","citationItems":[{"id":"ITEM-420","isTemporary":false,"itemData":{"URL":"https://arxiv.org/abs/1411.4028","author":[{"family":"Farhi","given":"Edward"},{"family":"Goldstone","given":"Jeffrey"},{"family":"Gutmann","given":"Sam"}],"id":"Farhi2014","issued":{"date-parts":[[2014]]},"title":"A quantum approximate optimization algorithm","type":""}}],"isEdited":false,"manualOverride":{"citeprocText":"(Farhi, Goldstone, and Gutmann 2014)","isManuallyOverridden":false,"manualOverrideText":""},"mendeley":{"formattedCitation":"(Farhi, Goldstone, and Gutmann 2014)","plainTextFormattedCitation":"(Farhi, Goldstone, and Gutmann 2014)","previouslyFormattedCitation":"(Farhi, Goldstone, and Gutmann 2014)"},"properties":{"noteIndex":0},"schema":"https://github.com/citation-style-language/schema/raw/master/csl-citation.json"}</w:instrText>
+        <w:instrText xml:space="preserve">ADDIN CSL_CITATION {"citationID":"MENDELEY_CITATION_458","citationItems":[{"id":"ITEM-458","isTemporary":false,"itemData":{"URL":"https://arxiv.org/abs/1411.4028","author":[{"family":"Farhi","given":"Edward"},{"family":"Goldstone","given":"Jeffrey"},{"family":"Gutmann","given":"Sam"}],"id":"Farhi2014","issued":{"date-parts":[[2014]]},"title":"A quantum approximate optimization algorithm","type":""}}],"isEdited":false,"manualOverride":{"citeprocText":"(Farhi, Goldstone, and Gutmann 2014)","isManuallyOverridden":false,"manualOverrideText":""},"mendeley":{"formattedCitation":"(Farhi, Goldstone, and Gutmann 2014)","plainTextFormattedCitation":"(Farhi, Goldstone, and Gutmann 2014)","previouslyFormattedCitation":"(Farhi, Goldstone, and Gutmann 2014)"},"properties":{"noteIndex":0},"schema":"https://github.com/citation-style-language/schema/raw/master/csl-citation.json"}</w:instrText>
       </w:r>
       <w:r>
         <w:fldChar w:fldCharType="separate"/>
@@ -17671,7 +18385,7 @@
         <w:fldChar w:fldCharType="begin"/>
       </w:r>
       <w:r>
-        <w:instrText xml:space="preserve">ADDIN CSL_CITATION {"citationID":"MENDELEY_CITATION_421","citationItems":[{"id":"ITEM-421","isTemporary":false,"itemData":{"URL":"https://proceedings.neurips.cc/paper/2021/hash/eec96a7f788e88184c0e713456026f3f-Abstract.html","author":[{"family":"Jerbi","given":"Sofiene"},{"family":"Gyurik","given":"Casper F. S."},{"family":"Marshall","given":"Simon C."},{"family":"Briegel","given":"Hans J."},{"family":"Dunjko","given":"Vedran"}],"container-title":"Advances in neural information processing systems","id":"Jerbi2021","issued":{"date-parts":[[2021]]},"page":"28362-28375","title":"Parametrized quantum policies for reinforcement learning","type":"paper-conference","volume":"34"}}],"isEdited":false,"manualOverride":{"citeprocText":"(Jerbi et al. 2021)","isManuallyOverridden":false,"manualOverrideText":""},"mendeley":{"formattedCitation":"(Jerbi et al. 2021)","plainTextFormattedCitation":"(Jerbi et al. 2021)","previouslyFormattedCitation":"(Jerbi et al. 2021)"},"properties":{"noteIndex":0},"schema":"https://github.com/citation-style-language/schema/raw/master/csl-citation.json"}</w:instrText>
+        <w:instrText xml:space="preserve">ADDIN CSL_CITATION {"citationID":"MENDELEY_CITATION_459","citationItems":[{"id":"ITEM-459","isTemporary":false,"itemData":{"URL":"https://proceedings.neurips.cc/paper/2021/hash/eec96a7f788e88184c0e713456026f3f-Abstract.html","author":[{"family":"Jerbi","given":"Sofiene"},{"family":"Gyurik","given":"Casper F. S."},{"family":"Marshall","given":"Simon C."},{"family":"Briegel","given":"Hans J."},{"family":"Dunjko","given":"Vedran"}],"container-title":"Advances in neural information processing systems","id":"Jerbi2021","issued":{"date-parts":[[2021]]},"page":"28362-28375","title":"Parametrized quantum policies for reinforcement learning","type":"paper-conference","volume":"34"}}],"isEdited":false,"manualOverride":{"citeprocText":"(Jerbi et al. 2021)","isManuallyOverridden":false,"manualOverrideText":""},"mendeley":{"formattedCitation":"(Jerbi et al. 2021)","plainTextFormattedCitation":"(Jerbi et al. 2021)","previouslyFormattedCitation":"(Jerbi et al. 2021)"},"properties":{"noteIndex":0},"schema":"https://github.com/citation-style-language/schema/raw/master/csl-citation.json"}</w:instrText>
       </w:r>
       <w:r>
         <w:fldChar w:fldCharType="separate"/>
@@ -17686,8 +18400,8 @@
         <w:t xml:space="preserve">.</w:t>
       </w:r>
     </w:p>
-    <w:bookmarkEnd w:id="114"/>
-    <w:bookmarkStart w:id="115" w:name="simulated-speed-up."/>
+    <w:bookmarkEnd w:id="116"/>
+    <w:bookmarkStart w:id="117" w:name="simulated-speed-up."/>
     <w:p>
       <w:pPr>
         <w:pStyle w:val="Heading4"/>
@@ -17751,7 +18465,7 @@
         <w:fldChar w:fldCharType="begin"/>
       </w:r>
       <w:r>
-        <w:instrText xml:space="preserve">ADDIN CSL_CITATION {"citationID":"MENDELEY_CITATION_422","citationItems":[{"id":"ITEM-422","isTemporary":false,"itemData":{"DOI":"10.1016/j.robot.2025.105026","author":[{"family":"Antero","given":"Unai"},{"family":"Sierra","given":"Basilio"},{"family":"Oñativia","given":"Jon"},{"family":"Ruiz","given":"Alejandra"},{"family":"Osaba","given":"Eneko"}],"container-title":"Robotics and Autonomous Systems","id":"Antero2025","issued":{"date-parts":[[2025]]},"page":"105026","publisher":"Elsevier","title":"Robot localization aided by quantum algorithms","type":"article-journal","volume":"192"}}],"isEdited":false,"manualOverride":{"citeprocText":"(Antero et al. 2025)","isManuallyOverridden":false,"manualOverrideText":""},"mendeley":{"formattedCitation":"(Antero et al. 2025)","plainTextFormattedCitation":"(Antero et al. 2025)","previouslyFormattedCitation":"(Antero et al. 2025)"},"properties":{"noteIndex":0},"schema":"https://github.com/citation-style-language/schema/raw/master/csl-citation.json"}</w:instrText>
+        <w:instrText xml:space="preserve">ADDIN CSL_CITATION {"citationID":"MENDELEY_CITATION_460","citationItems":[{"id":"ITEM-460","isTemporary":false,"itemData":{"DOI":"10.1016/j.robot.2025.105026","author":[{"family":"Antero","given":"Unai"},{"family":"Sierra","given":"Basilio"},{"family":"Oñativia","given":"Jon"},{"family":"Ruiz","given":"Alejandra"},{"family":"Osaba","given":"Eneko"}],"container-title":"Robotics and Autonomous Systems","id":"Antero2025","issued":{"date-parts":[[2025]]},"page":"105026","publisher":"Elsevier","title":"Robot localization aided by quantum algorithms","type":"article-journal","volume":"192"}}],"isEdited":false,"manualOverride":{"citeprocText":"(Antero et al. 2025)","isManuallyOverridden":false,"manualOverrideText":""},"mendeley":{"formattedCitation":"(Antero et al. 2025)","plainTextFormattedCitation":"(Antero et al. 2025)","previouslyFormattedCitation":"(Antero et al. 2025)"},"properties":{"noteIndex":0},"schema":"https://github.com/citation-style-language/schema/raw/master/csl-citation.json"}</w:instrText>
       </w:r>
       <w:r>
         <w:fldChar w:fldCharType="separate"/>
@@ -17772,7 +18486,7 @@
         <w:fldChar w:fldCharType="begin"/>
       </w:r>
       <w:r>
-        <w:instrText xml:space="preserve">ADDIN CSL_CITATION {"citationID":"MENDELEY_CITATION_423","citationItems":[{"id":"ITEM-423","isTemporary":false,"itemData":{"DOI":"10.3390/math10142475","author":[{"family":"Chella","given":"Antonio"},{"family":"Gaglio","given":"Salvatore"},{"family":"Pilato","given":"Giovanni"},{"family":"Vella","given":"Filippo"},{"family":"Zammuto","given":"Salvatore"}],"container-title":"Mathematics","id":"Chella2022","issue":"14","issued":{"date-parts":[[2022]]},"page":"2475","publisher":"MDPI","title":"A quantum planner for robot motion","type":"article-journal","volume":"10"}}],"isEdited":false,"manualOverride":{"citeprocText":"(Chella et al. 2022)","isManuallyOverridden":false,"manualOverrideText":""},"mendeley":{"formattedCitation":"(Chella et al. 2022)","plainTextFormattedCitation":"(Chella et al. 2022)","previouslyFormattedCitation":"(Chella et al. 2022)"},"properties":{"noteIndex":0},"schema":"https://github.com/citation-style-language/schema/raw/master/csl-citation.json"}</w:instrText>
+        <w:instrText xml:space="preserve">ADDIN CSL_CITATION {"citationID":"MENDELEY_CITATION_461","citationItems":[{"id":"ITEM-461","isTemporary":false,"itemData":{"DOI":"10.3390/math10142475","author":[{"family":"Chella","given":"Antonio"},{"family":"Gaglio","given":"Salvatore"},{"family":"Pilato","given":"Giovanni"},{"family":"Vella","given":"Filippo"},{"family":"Zammuto","given":"Salvatore"}],"container-title":"Mathematics","id":"Chella2022","issue":"14","issued":{"date-parts":[[2022]]},"page":"2475","publisher":"MDPI","title":"A quantum planner for robot motion","type":"article-journal","volume":"10"}}],"isEdited":false,"manualOverride":{"citeprocText":"(Chella et al. 2022)","isManuallyOverridden":false,"manualOverrideText":""},"mendeley":{"formattedCitation":"(Chella et al. 2022)","plainTextFormattedCitation":"(Chella et al. 2022)","previouslyFormattedCitation":"(Chella et al. 2022)"},"properties":{"noteIndex":0},"schema":"https://github.com/citation-style-language/schema/raw/master/csl-citation.json"}</w:instrText>
       </w:r>
       <w:r>
         <w:fldChar w:fldCharType="separate"/>
@@ -17790,7 +18504,7 @@
         <w:fldChar w:fldCharType="begin"/>
       </w:r>
       <w:r>
-        <w:instrText xml:space="preserve">ADDIN CSL_CITATION {"citationID":"MENDELEY_CITATION_424","citationItems":[{"id":"ITEM-424","isTemporary":false,"itemData":{"DOI":"10.1016/j.robot.2023.104362","author":[{"family":"Chella","given":"Antonio"},{"family":"Gaglio","given":"Salvatore"},{"family":"Mannone","given":"Maria"},{"family":"Pilato","given":"Giovanni"},{"family":"Seidita","given":"Valeria"},{"family":"Vella","given":"Filippo"},{"family":"Zammuto","given":"Salvatore"}],"container-title":"Robotics and Autonomous Systems","id":"Chella2023","issued":{"date-parts":[[2023]]},"page":"104362","publisher":"Elsevier","title":"Quantum planning for swarm robotics","type":"article-journal","volume":"161"}}],"isEdited":false,"manualOverride":{"citeprocText":"(Chella et al. 2023)","isManuallyOverridden":false,"manualOverrideText":""},"mendeley":{"formattedCitation":"(Chella et al. 2023)","plainTextFormattedCitation":"(Chella et al. 2023)","previouslyFormattedCitation":"(Chella et al. 2023)"},"properties":{"noteIndex":0},"schema":"https://github.com/citation-style-language/schema/raw/master/csl-citation.json"}</w:instrText>
+        <w:instrText xml:space="preserve">ADDIN CSL_CITATION {"citationID":"MENDELEY_CITATION_462","citationItems":[{"id":"ITEM-462","isTemporary":false,"itemData":{"DOI":"10.1016/j.robot.2023.104362","author":[{"family":"Chella","given":"Antonio"},{"family":"Gaglio","given":"Salvatore"},{"family":"Mannone","given":"Maria"},{"family":"Pilato","given":"Giovanni"},{"family":"Seidita","given":"Valeria"},{"family":"Vella","given":"Filippo"},{"family":"Zammuto","given":"Salvatore"}],"container-title":"Robotics and Autonomous Systems","id":"Chella2023","issued":{"date-parts":[[2023]]},"page":"104362","publisher":"Elsevier","title":"Quantum planning for swarm robotics","type":"article-journal","volume":"161"}}],"isEdited":false,"manualOverride":{"citeprocText":"(Chella et al. 2023)","isManuallyOverridden":false,"manualOverrideText":""},"mendeley":{"formattedCitation":"(Chella et al. 2023)","plainTextFormattedCitation":"(Chella et al. 2023)","previouslyFormattedCitation":"(Chella et al. 2023)"},"properties":{"noteIndex":0},"schema":"https://github.com/citation-style-language/schema/raw/master/csl-citation.json"}</w:instrText>
       </w:r>
       <w:r>
         <w:fldChar w:fldCharType="separate"/>
@@ -17808,7 +18522,7 @@
         <w:fldChar w:fldCharType="begin"/>
       </w:r>
       <w:r>
-        <w:instrText xml:space="preserve">ADDIN CSL_CITATION {"citationID":"MENDELEY_CITATION_426","citationItems":[{"id":"ITEM-425","isTemporary":false,"itemData":{"URL":"https://arxiv.org/abs/2212.11681","author":[{"family":"Acuto","given":"Alberto"},{"family":"Barillà","given":"Paola"},{"family":"Bozzolo","given":"Ludovico"},{"family":"Conterno","given":"Matteo"},{"family":"Pavese","given":"Mattia"},{"family":"Policicchio","given":"Antonio"}],"id":"Acuto2022","issued":{"date-parts":[[2022]]},"title":"Variational quantum soft actor-critic for robotic arm control","type":""}},{"id":"ITEM-426","isTemporary":false,"itemData":{"DOI":"10.5220/0013371800003890","ISBN":"978-989-758-737-5","author":[{"family":"Drăgan","given":"Theodora-Augustina"},{"family":"Künzner","given":"Alexander"},{"family":"Wille","given":"Robert"},{"family":"Lorenz","given":"Jeanette Miriam"}],"container-title":"Proceedings of the 17th international conference on agents and artificial intelligence (ICAART 2025)","id":"Dragan2025","issued":{"date-parts":[[2025]]},"page":"807-814","publisher":"SciTePress","title":"Continuous quantum reinforcement learning for robot navigation","type":"paper-conference","volume":"1"}}],"isEdited":false,"manualOverride":{"citeprocText":"(Acuto et al. 2022; Drăgan et al. 2025)","isManuallyOverridden":false,"manualOverrideText":""},"mendeley":{"formattedCitation":"(Acuto et al. 2022; Drăgan et al. 2025)","plainTextFormattedCitation":"(Acuto et al. 2022; Drăgan et al. 2025)","previouslyFormattedCitation":"(Acuto et al. 2022; Drăgan et al. 2025)"},"properties":{"noteIndex":0},"schema":"https://github.com/citation-style-language/schema/raw/master/csl-citation.json"}</w:instrText>
+        <w:instrText xml:space="preserve">ADDIN CSL_CITATION {"citationID":"MENDELEY_CITATION_464","citationItems":[{"id":"ITEM-463","isTemporary":false,"itemData":{"URL":"https://arxiv.org/abs/2212.11681","author":[{"family":"Acuto","given":"Alberto"},{"family":"Barillà","given":"Paola"},{"family":"Bozzolo","given":"Ludovico"},{"family":"Conterno","given":"Matteo"},{"family":"Pavese","given":"Mattia"},{"family":"Policicchio","given":"Antonio"}],"id":"Acuto2022","issued":{"date-parts":[[2022]]},"title":"Variational quantum soft actor-critic for robotic arm control","type":""}},{"id":"ITEM-464","isTemporary":false,"itemData":{"DOI":"10.5220/0013371800003890","ISBN":"978-989-758-737-5","author":[{"family":"Drăgan","given":"Theodora-Augustina"},{"family":"Künzner","given":"Alexander"},{"family":"Wille","given":"Robert"},{"family":"Lorenz","given":"Jeanette Miriam"}],"container-title":"Proceedings of the 17th international conference on agents and artificial intelligence (ICAART 2025)","id":"Dragan2025","issued":{"date-parts":[[2025]]},"page":"807-814","publisher":"SciTePress","title":"Continuous quantum reinforcement learning for robot navigation","type":"paper-conference","volume":"1"}}],"isEdited":false,"manualOverride":{"citeprocText":"(Acuto et al. 2022; Drăgan et al. 2025)","isManuallyOverridden":false,"manualOverrideText":""},"mendeley":{"formattedCitation":"(Acuto et al. 2022; Drăgan et al. 2025)","plainTextFormattedCitation":"(Acuto et al. 2022; Drăgan et al. 2025)","previouslyFormattedCitation":"(Acuto et al. 2022; Drăgan et al. 2025)"},"properties":{"noteIndex":0},"schema":"https://github.com/citation-style-language/schema/raw/master/csl-citation.json"}</w:instrText>
       </w:r>
       <w:r>
         <w:fldChar w:fldCharType="separate"/>
@@ -17823,8 +18537,8 @@
         <w:t xml:space="preserve">. These metrics ignore circuit depth, shots, error mitigation, and the cost of classical simulation, and the baselines are rarely state of the art.</w:t>
       </w:r>
     </w:p>
-    <w:bookmarkEnd w:id="115"/>
-    <w:bookmarkStart w:id="116" w:name="hardware-demonstration."/>
+    <w:bookmarkEnd w:id="117"/>
+    <w:bookmarkStart w:id="118" w:name="hardware-demonstration."/>
     <w:p>
       <w:pPr>
         <w:pStyle w:val="Heading4"/>
@@ -17853,7 +18567,7 @@
         <w:fldChar w:fldCharType="begin"/>
       </w:r>
       <w:r>
-        <w:instrText xml:space="preserve">ADDIN CSL_CITATION {"citationID":"MENDELEY_CITATION_427","citationItems":[{"id":"ITEM-427","isTemporary":false,"itemData":{"DOI":"10.1145/3293320.3293333","author":[{"family":"Clark","given":"James"},{"family":"West","given":"Tristan"},{"family":"Zammit","given":"Joseph Paul"},{"family":"Guo","given":"Xiaohu"},{"family":"Mason","given":"Luke"},{"family":"Russell","given":"Duncan"}],"container-title":"Proceedings of the international conference on high performance computing in asia-pacific region (HPC Asia 2019)","id":"Clark2019","issued":{"date-parts":[[2019]]},"page":"111-119","publisher":"ACM","publisher-place":"New York, NY, USA","title":"Towards real time multi-robot routing using quantum computing technologies","type":"paper-conference"}}],"isEdited":false,"manualOverride":{"citeprocText":"(Clark et al. 2019)","isManuallyOverridden":false,"manualOverrideText":""},"mendeley":{"formattedCitation":"(Clark et al. 2019)","plainTextFormattedCitation":"(Clark et al. 2019)","previouslyFormattedCitation":"(Clark et al. 2019)"},"properties":{"noteIndex":0},"schema":"https://github.com/citation-style-language/schema/raw/master/csl-citation.json"}</w:instrText>
+        <w:instrText xml:space="preserve">ADDIN CSL_CITATION {"citationID":"MENDELEY_CITATION_465","citationItems":[{"id":"ITEM-465","isTemporary":false,"itemData":{"DOI":"10.1145/3293320.3293333","author":[{"family":"Clark","given":"James"},{"family":"West","given":"Tristan"},{"family":"Zammit","given":"Joseph Paul"},{"family":"Guo","given":"Xiaohu"},{"family":"Mason","given":"Luke"},{"family":"Russell","given":"Duncan"}],"container-title":"Proceedings of the international conference on high performance computing in asia-pacific region (HPC Asia 2019)","id":"Clark2019","issued":{"date-parts":[[2019]]},"page":"111-119","publisher":"ACM","publisher-place":"New York, NY, USA","title":"Towards real time multi-robot routing using quantum computing technologies","type":"paper-conference"}}],"isEdited":false,"manualOverride":{"citeprocText":"(Clark et al. 2019)","isManuallyOverridden":false,"manualOverrideText":""},"mendeley":{"formattedCitation":"(Clark et al. 2019)","plainTextFormattedCitation":"(Clark et al. 2019)","previouslyFormattedCitation":"(Clark et al. 2019)"},"properties":{"noteIndex":0},"schema":"https://github.com/citation-style-language/schema/raw/master/csl-citation.json"}</w:instrText>
       </w:r>
       <w:r>
         <w:fldChar w:fldCharType="separate"/>
@@ -17871,7 +18585,7 @@
         <w:fldChar w:fldCharType="begin"/>
       </w:r>
       <w:r>
-        <w:instrText xml:space="preserve">ADDIN CSL_CITATION {"citationID":"MENDELEY_CITATION_428","citationItems":[{"id":"ITEM-428","isTemporary":false,"itemData":{"DOI":"10.3389/fcomp.2019.00009","author":[{"family":"Ohzeki","given":"Masayuki"},{"family":"Miki","given":"Akira"},{"family":"Miyama","given":"Masamichi J."},{"family":"Terabe","given":"Masayoshi"}],"container-title":"Frontiers in Computer Science","id":"Ohzeki2019","issued":{"date-parts":[[2019]]},"page":"9","publisher":"Frontiers Media","title":"Control of automated guided vehicles without collision by quantum annealer and digital devices","type":"article-journal","volume":"1"}}],"isEdited":false,"manualOverride":{"citeprocText":"(Ohzeki et al. 2019)","isManuallyOverridden":false,"manualOverrideText":""},"mendeley":{"formattedCitation":"(Ohzeki et al. 2019)","plainTextFormattedCitation":"(Ohzeki et al. 2019)","previouslyFormattedCitation":"(Ohzeki et al. 2019)"},"properties":{"noteIndex":0},"schema":"https://github.com/citation-style-language/schema/raw/master/csl-citation.json"}</w:instrText>
+        <w:instrText xml:space="preserve">ADDIN CSL_CITATION {"citationID":"MENDELEY_CITATION_466","citationItems":[{"id":"ITEM-466","isTemporary":false,"itemData":{"DOI":"10.3389/fcomp.2019.00009","author":[{"family":"Ohzeki","given":"Masayuki"},{"family":"Miki","given":"Akira"},{"family":"Miyama","given":"Masamichi J."},{"family":"Terabe","given":"Masayoshi"}],"container-title":"Frontiers in Computer Science","id":"Ohzeki2019","issued":{"date-parts":[[2019]]},"page":"9","publisher":"Frontiers Media","title":"Control of automated guided vehicles without collision by quantum annealer and digital devices","type":"article-journal","volume":"1"}}],"isEdited":false,"manualOverride":{"citeprocText":"(Ohzeki et al. 2019)","isManuallyOverridden":false,"manualOverrideText":""},"mendeley":{"formattedCitation":"(Ohzeki et al. 2019)","plainTextFormattedCitation":"(Ohzeki et al. 2019)","previouslyFormattedCitation":"(Ohzeki et al. 2019)"},"properties":{"noteIndex":0},"schema":"https://github.com/citation-style-language/schema/raw/master/csl-citation.json"}</w:instrText>
       </w:r>
       <w:r>
         <w:fldChar w:fldCharType="separate"/>
@@ -17889,7 +18603,7 @@
         <w:fldChar w:fldCharType="begin"/>
       </w:r>
       <w:r>
-        <w:instrText xml:space="preserve">ADDIN CSL_CITATION {"citationID":"MENDELEY_CITATION_429","citationItems":[{"id":"ITEM-429","isTemporary":false,"itemData":{"DOI":"10.1038/s41598-025-28481-w","author":[{"family":"Quang","given":"Thinh Nguyen"},{"family":"Matsuyama","given":"Kosuke"},{"family":"Shimizu","given":"Keisuke"},{"family":"Sugano","given":"Hiroki"},{"family":"Kurimoto","given":"Eiji"},{"family":"Miki","given":"Masahiro"},{"family":"Suzuki","given":"Jumpei"},{"family":"Chen","given":"Ziyi"},{"family":"Waidyasooriya","given":"Hasitha Muthumala"},{"family":"Hariyama","given":"Masanori"},{"family":"Hitomi","given":"Masaru"},{"family":"Sawamura","given":"Kenta"},{"family":"Ohzeki","given":"Masayuki"}],"container-title":"Scientific Reports","id":"Quang2025","issued":{"date-parts":[[2025]]},"page":"44047","publisher":"Nature Publishing Group","title":"Quantum annealing-based route optimization for commercial AGV operating systems in large-scale logistics warehouses","type":"article-journal","volume":"15"}}],"isEdited":false,"manualOverride":{"citeprocText":"(Quang et al. 2025)","isManuallyOverridden":false,"manualOverrideText":""},"mendeley":{"formattedCitation":"(Quang et al. 2025)","plainTextFormattedCitation":"(Quang et al. 2025)","previouslyFormattedCitation":"(Quang et al. 2025)"},"properties":{"noteIndex":0},"schema":"https://github.com/citation-style-language/schema/raw/master/csl-citation.json"}</w:instrText>
+        <w:instrText xml:space="preserve">ADDIN CSL_CITATION {"citationID":"MENDELEY_CITATION_467","citationItems":[{"id":"ITEM-467","isTemporary":false,"itemData":{"DOI":"10.1038/s41598-025-28481-w","author":[{"family":"Quang","given":"Thinh Nguyen"},{"family":"Matsuyama","given":"Kosuke"},{"family":"Shimizu","given":"Keisuke"},{"family":"Sugano","given":"Hiroki"},{"family":"Kurimoto","given":"Eiji"},{"family":"Miki","given":"Masahiro"},{"family":"Suzuki","given":"Jumpei"},{"family":"Chen","given":"Ziyi"},{"family":"Waidyasooriya","given":"Hasitha Muthumala"},{"family":"Hariyama","given":"Masanori"},{"family":"Hitomi","given":"Masaru"},{"family":"Sawamura","given":"Kenta"},{"family":"Ohzeki","given":"Masayuki"}],"container-title":"Scientific Reports","id":"Quang2025","issued":{"date-parts":[[2025]]},"page":"44047","publisher":"Nature Publishing Group","title":"Quantum annealing-based route optimization for commercial AGV operating systems in large-scale logistics warehouses","type":"article-journal","volume":"15"}}],"isEdited":false,"manualOverride":{"citeprocText":"(Quang et al. 2025)","isManuallyOverridden":false,"manualOverrideText":""},"mendeley":{"formattedCitation":"(Quang et al. 2025)","plainTextFormattedCitation":"(Quang et al. 2025)","previouslyFormattedCitation":"(Quang et al. 2025)"},"properties":{"noteIndex":0},"schema":"https://github.com/citation-style-language/schema/raw/master/csl-citation.json"}</w:instrText>
       </w:r>
       <w:r>
         <w:fldChar w:fldCharType="separate"/>
@@ -17907,7 +18621,7 @@
         <w:fldChar w:fldCharType="begin"/>
       </w:r>
       <w:r>
-        <w:instrText xml:space="preserve">ADDIN CSL_CITATION {"citationID":"MENDELEY_CITATION_430","citationItems":[{"id":"ITEM-430","isTemporary":false,"itemData":{"URL":"https://proceedings.mlr.press/v267/gerlach25a.html","author":[{"family":"Gerlach","given":"Thore"},{"family":"Lee","given":"Loong Kuan"},{"family":"Barbaresco","given":"Frederic"},{"family":"Piatkowski","given":"Nico"}],"collection-title":"Proceedings of machine learning research","container-title":"Proceedings of the 42nd international conference on machine learning","editor":[{"family":"Singh","given":"Aarti"},{"family":"Fazel","given":"Maryam"},{"family":"Hsu","given":"Daniel"},{"family":"Lacoste-Julien","given":"Simon"},{"family":"Berkenkamp","given":"Felix"},{"family":"Maharaj","given":"Tegan"},{"family":"Wagstaff","given":"Kiri"},{"family":"Zhu","given":"Jerry"}],"id":"Gerlach2025","issued":{"date-parts":[[2025]]},"page":"19161-19171","publisher":"PMLR","title":"Hybrid quantum-classical multi-agent pathfinding","type":"paper-conference","volume":"267"}}],"isEdited":false,"manualOverride":{"citeprocText":"(Gerlach et al. 2025)","isManuallyOverridden":false,"manualOverrideText":""},"mendeley":{"formattedCitation":"(Gerlach et al. 2025)","plainTextFormattedCitation":"(Gerlach et al. 2025)","previouslyFormattedCitation":"(Gerlach et al. 2025)"},"properties":{"noteIndex":0},"schema":"https://github.com/citation-style-language/schema/raw/master/csl-citation.json"}</w:instrText>
+        <w:instrText xml:space="preserve">ADDIN CSL_CITATION {"citationID":"MENDELEY_CITATION_468","citationItems":[{"id":"ITEM-468","isTemporary":false,"itemData":{"URL":"https://proceedings.mlr.press/v267/gerlach25a.html","author":[{"family":"Gerlach","given":"Thore"},{"family":"Lee","given":"Loong Kuan"},{"family":"Barbaresco","given":"Frederic"},{"family":"Piatkowski","given":"Nico"}],"collection-title":"Proceedings of machine learning research","container-title":"Proceedings of the 42nd international conference on machine learning","editor":[{"family":"Singh","given":"Aarti"},{"family":"Fazel","given":"Maryam"},{"family":"Hsu","given":"Daniel"},{"family":"Lacoste-Julien","given":"Simon"},{"family":"Berkenkamp","given":"Felix"},{"family":"Maharaj","given":"Tegan"},{"family":"Wagstaff","given":"Kiri"},{"family":"Zhu","given":"Jerry"}],"id":"Gerlach2025","issued":{"date-parts":[[2025]]},"page":"19161-19171","publisher":"PMLR","title":"Hybrid quantum-classical multi-agent pathfinding","type":"paper-conference","volume":"267"}}],"isEdited":false,"manualOverride":{"citeprocText":"(Gerlach et al. 2025)","isManuallyOverridden":false,"manualOverrideText":""},"mendeley":{"formattedCitation":"(Gerlach et al. 2025)","plainTextFormattedCitation":"(Gerlach et al. 2025)","previouslyFormattedCitation":"(Gerlach et al. 2025)"},"properties":{"noteIndex":0},"schema":"https://github.com/citation-style-language/schema/raw/master/csl-citation.json"}</w:instrText>
       </w:r>
       <w:r>
         <w:fldChar w:fldCharType="separate"/>
@@ -17925,7 +18639,7 @@
         <w:fldChar w:fldCharType="begin"/>
       </w:r>
       <w:r>
-        <w:instrText xml:space="preserve">ADDIN CSL_CITATION {"citationID":"MENDELEY_CITATION_431","citationItems":[{"id":"ITEM-431","isTemporary":false,"itemData":{"URL":"https://arxiv.org/abs/2508.21361","author":[{"family":"Innan","given":"Nouhaila"},{"family":"Kashif","given":"Muhammad"},{"family":"Marchisio","given":"Alberto"},{"family":"Gan","given":"Yung-Sze"},{"family":"Barbaresco","given":"Frederic"},{"family":"Shafique","given":"Muhammad"}],"id":"Innan2025","issued":{"date-parts":[[2025]]},"title":"QUAV: Quantum-assisted path planning and optimization for UAV navigation with obstacle avoidance","title-short":"QUAV","type":""}}],"isEdited":false,"manualOverride":{"citeprocText":"(Innan et al. 2025)","isManuallyOverridden":false,"manualOverrideText":""},"mendeley":{"formattedCitation":"(Innan et al. 2025)","plainTextFormattedCitation":"(Innan et al. 2025)","previouslyFormattedCitation":"(Innan et al. 2025)"},"properties":{"noteIndex":0},"schema":"https://github.com/citation-style-language/schema/raw/master/csl-citation.json"}</w:instrText>
+        <w:instrText xml:space="preserve">ADDIN CSL_CITATION {"citationID":"MENDELEY_CITATION_469","citationItems":[{"id":"ITEM-469","isTemporary":false,"itemData":{"URL":"https://arxiv.org/abs/2508.21361","author":[{"family":"Innan","given":"Nouhaila"},{"family":"Kashif","given":"Muhammad"},{"family":"Marchisio","given":"Alberto"},{"family":"Gan","given":"Yung-Sze"},{"family":"Barbaresco","given":"Frederic"},{"family":"Shafique","given":"Muhammad"}],"id":"Innan2025","issued":{"date-parts":[[2025]]},"title":"QUAV: Quantum-assisted path planning and optimization for UAV navigation with obstacle avoidance","title-short":"QUAV","type":""}}],"isEdited":false,"manualOverride":{"citeprocText":"(Innan et al. 2025)","isManuallyOverridden":false,"manualOverrideText":""},"mendeley":{"formattedCitation":"(Innan et al. 2025)","plainTextFormattedCitation":"(Innan et al. 2025)","previouslyFormattedCitation":"(Innan et al. 2025)"},"properties":{"noteIndex":0},"schema":"https://github.com/citation-style-language/schema/raw/master/csl-citation.json"}</w:instrText>
       </w:r>
       <w:r>
         <w:fldChar w:fldCharType="separate"/>
@@ -17943,7 +18657,7 @@
         <w:fldChar w:fldCharType="begin"/>
       </w:r>
       <w:r>
-        <w:instrText xml:space="preserve">ADDIN CSL_CITATION {"citationID":"MENDELEY_CITATION_432","citationItems":[{"id":"ITEM-432","isTemporary":false,"itemData":{"DOI":"10.1038/s41598-025-34346-z","author":[{"family":"Salloum","given":"Hadi"},{"family":"Savin","given":"Sergei"},{"family":"Kholodov","given":"Yaroslav"},{"family":"Ryzhakov","given":"Gleb"},{"family":"Farina","given":"Mirko"},{"family":"Oseledets","given":"Ivan"}],"container-title":"Scientific Reports","id":"Salloum2026","issued":{"date-parts":[[2026]]},"page":"4244","publisher":"Nature Publishing Group","title":"Quantum annealing for inverse kinematics in robotics","type":"article-journal","volume":"16"}}],"isEdited":false,"manualOverride":{"citeprocText":"(Salloum et al. 2026)","isManuallyOverridden":false,"manualOverrideText":""},"mendeley":{"formattedCitation":"(Salloum et al. 2026)","plainTextFormattedCitation":"(Salloum et al. 2026)","previouslyFormattedCitation":"(Salloum et al. 2026)"},"properties":{"noteIndex":0},"schema":"https://github.com/citation-style-language/schema/raw/master/csl-citation.json"}</w:instrText>
+        <w:instrText xml:space="preserve">ADDIN CSL_CITATION {"citationID":"MENDELEY_CITATION_470","citationItems":[{"id":"ITEM-470","isTemporary":false,"itemData":{"DOI":"10.1038/s41598-025-34346-z","author":[{"family":"Salloum","given":"Hadi"},{"family":"Savin","given":"Sergei"},{"family":"Kholodov","given":"Yaroslav"},{"family":"Ryzhakov","given":"Gleb"},{"family":"Farina","given":"Mirko"},{"family":"Oseledets","given":"Ivan"}],"container-title":"Scientific Reports","id":"Salloum2026","issued":{"date-parts":[[2026]]},"page":"4244","publisher":"Nature Publishing Group","title":"Quantum annealing for inverse kinematics in robotics","type":"article-journal","volume":"16"}}],"isEdited":false,"manualOverride":{"citeprocText":"(Salloum et al. 2026)","isManuallyOverridden":false,"manualOverrideText":""},"mendeley":{"formattedCitation":"(Salloum et al. 2026)","plainTextFormattedCitation":"(Salloum et al. 2026)","previouslyFormattedCitation":"(Salloum et al. 2026)"},"properties":{"noteIndex":0},"schema":"https://github.com/citation-style-language/schema/raw/master/csl-citation.json"}</w:instrText>
       </w:r>
       <w:r>
         <w:fldChar w:fldCharType="separate"/>
@@ -17961,7 +18675,7 @@
         <w:fldChar w:fldCharType="begin"/>
       </w:r>
       <w:r>
-        <w:instrText xml:space="preserve">ADDIN CSL_CITATION {"citationID":"MENDELEY_CITATION_433","citationItems":[{"id":"ITEM-433","isTemporary":false,"itemData":{"DOI":"10.1038/s41598-025-12109-0","author":[{"family":"Otani","given":"Takuya"},{"family":"Takanishi","given":"Atsuo"},{"family":"Hara","given":"Nobuyuki"},{"family":"Takita","given":"Yutaka"},{"family":"Kimura","given":"Koichi"}],"container-title":"Scientific Reports","id":"Otani2025","issued":{"date-parts":[[2025]]},"page":"28508","publisher":"Nature Publishing Group","title":"Quantum computation for robot posture optimization","type":"article-journal","volume":"15"}}],"isEdited":false,"manualOverride":{"citeprocText":"(Otani et al. 2025)","isManuallyOverridden":false,"manualOverrideText":""},"mendeley":{"formattedCitation":"(Otani et al. 2025)","plainTextFormattedCitation":"(Otani et al. 2025)","previouslyFormattedCitation":"(Otani et al. 2025)"},"properties":{"noteIndex":0},"schema":"https://github.com/citation-style-language/schema/raw/master/csl-citation.json"}</w:instrText>
+        <w:instrText xml:space="preserve">ADDIN CSL_CITATION {"citationID":"MENDELEY_CITATION_471","citationItems":[{"id":"ITEM-471","isTemporary":false,"itemData":{"DOI":"10.1038/s41598-025-12109-0","author":[{"family":"Otani","given":"Takuya"},{"family":"Takanishi","given":"Atsuo"},{"family":"Hara","given":"Nobuyuki"},{"family":"Takita","given":"Yutaka"},{"family":"Kimura","given":"Koichi"}],"container-title":"Scientific Reports","id":"Otani2025","issued":{"date-parts":[[2025]]},"page":"28508","publisher":"Nature Publishing Group","title":"Quantum computation for robot posture optimization","type":"article-journal","volume":"15"}}],"isEdited":false,"manualOverride":{"citeprocText":"(Otani et al. 2025)","isManuallyOverridden":false,"manualOverrideText":""},"mendeley":{"formattedCitation":"(Otani et al. 2025)","plainTextFormattedCitation":"(Otani et al. 2025)","previouslyFormattedCitation":"(Otani et al. 2025)"},"properties":{"noteIndex":0},"schema":"https://github.com/citation-style-language/schema/raw/master/csl-citation.json"}</w:instrText>
       </w:r>
       <w:r>
         <w:fldChar w:fldCharType="separate"/>
@@ -17973,13 +18687,67 @@
         <w:fldChar w:fldCharType="end"/>
       </w:r>
       <w:r>
+        <w:t xml:space="preserve">, storage-and-retrieval scheduling with QAOA </w:t>
+      </w:r>
+      <w:r>
+        <w:fldChar w:fldCharType="begin"/>
+      </w:r>
+      <w:r>
+        <w:instrText xml:space="preserve">ADDIN CSL_CITATION {"citationID":"MENDELEY_CITATION_472","citationItems":[{"id":"ITEM-472","isTemporary":false,"itemData":{"DOI":"10.1515/auto-2023-0072","author":[{"family":"Windmann","given":"Stefan"}],"container-title":"at – Automatisierungstechnik","id":"Windmann2023","issued":{"date-parts":[[2023]]},"title":"Quantum computer-aided job scheduling for storage and retrieval systems","type":"article-journal"}}],"isEdited":false,"manualOverride":{"citeprocText":"(Windmann 2023)","isManuallyOverridden":false,"manualOverrideText":""},"mendeley":{"formattedCitation":"(Windmann 2023)","plainTextFormattedCitation":"(Windmann 2023)","previouslyFormattedCitation":"(Windmann 2023)"},"properties":{"noteIndex":0},"schema":"https://github.com/citation-style-language/schema/raw/master/csl-citation.json"}</w:instrText>
+      </w:r>
+      <w:r>
+        <w:fldChar w:fldCharType="separate"/>
+      </w:r>
+      <w:r>
+        <w:t xml:space="preserve">(Windmann 2023)</w:t>
+      </w:r>
+      <w:r>
+        <w:fldChar w:fldCharType="end"/>
+      </w:r>
+      <w:r>
+        <w:t xml:space="preserve">, drone routing on annealers </w:t>
+      </w:r>
+      <w:r>
+        <w:fldChar w:fldCharType="begin"/>
+      </w:r>
+      <w:r>
+        <w:instrText xml:space="preserve">ADDIN CSL_CITATION {"citationID":"MENDELEY_CITATION_473","citationItems":[{"id":"ITEM-473","isTemporary":false,"itemData":{"URL":"https://arxiv.org/abs/2501.18432","author":[{"family":"Osaba","given":"Eneko"},{"family":"Miranda-Rodriguez","given":"Pablo"},{"family":"Oikonomakis","given":"Andreas"},{"family":"Petrič","given":"Matic"},{"family":"Ruiz","given":"Alejandra"},{"family":"Bock","given":"Sebastian"},{"family":"Kourtis","given":"Michail-Alexandros"}],"container-title":"2025 IEEE congress on evolutionary computation (CEC)","id":"OsabaDrone2025","issued":{"date-parts":[[2025]]},"publisher":"IEEE","title":"Solving drone routing problems with quantum computing: A hybrid approach combining quantum annealing and gate-based paradigms","title-short":"Solving drone routing problems with quantum computing","type":"paper-conference"}}],"isEdited":false,"manualOverride":{"citeprocText":"(Osaba, Miranda-Rodriguez, et al. 2025)","isManuallyOverridden":false,"manualOverrideText":""},"mendeley":{"formattedCitation":"(Osaba, Miranda-Rodriguez, et al. 2025)","plainTextFormattedCitation":"(Osaba, Miranda-Rodriguez, et al. 2025)","previouslyFormattedCitation":"(Osaba, Miranda-Rodriguez, et al. 2025)"},"properties":{"noteIndex":0},"schema":"https://github.com/citation-style-language/schema/raw/master/csl-citation.json"}</w:instrText>
+      </w:r>
+      <w:r>
+        <w:fldChar w:fldCharType="separate"/>
+      </w:r>
+      <w:r>
+        <w:t xml:space="preserve">(Osaba, Miranda-Rodriguez, et al. 2025)</w:t>
+      </w:r>
+      <w:r>
+        <w:fldChar w:fldCharType="end"/>
+      </w:r>
+      <w:r>
+        <w:t xml:space="preserve">, a single-qubit control agent on a superconducting QPU </w:t>
+      </w:r>
+      <w:r>
+        <w:fldChar w:fldCharType="begin"/>
+      </w:r>
+      <w:r>
+        <w:instrText xml:space="preserve">ADDIN CSL_CITATION {"citationID":"MENDELEY_CITATION_474","citationItems":[{"id":"ITEM-474","isTemporary":false,"itemData":{"URL":"https://arxiv.org/abs/2605.01716","author":[{"family":"Ngo","given":"Nguyen Truong Thu"},{"family":"Mehtola","given":"Väinö"},{"family":"Lenssen","given":"Jérome"},{"family":"Wang","given":"Peiyong"},{"family":"Cosco","given":"Francesco"},{"family":"Lu","given":"Tien-Fu"},{"family":"Quach","given":"James Q."}],"id":"Ngo2026","issued":{"date-parts":[[2026]]},"title":"Towards real-time control of a CartPole system on a quantum computer","type":""}}],"isEdited":false,"manualOverride":{"citeprocText":"(Ngo et al. 2026)","isManuallyOverridden":false,"manualOverrideText":""},"mendeley":{"formattedCitation":"(Ngo et al. 2026)","plainTextFormattedCitation":"(Ngo et al. 2026)","previouslyFormattedCitation":"(Ngo et al. 2026)"},"properties":{"noteIndex":0},"schema":"https://github.com/citation-style-language/schema/raw/master/csl-citation.json"}</w:instrText>
+      </w:r>
+      <w:r>
+        <w:fldChar w:fldCharType="separate"/>
+      </w:r>
+      <w:r>
+        <w:t xml:space="preserve">(Ngo et al. 2026)</w:t>
+      </w:r>
+      <w:r>
+        <w:fldChar w:fldCharType="end"/>
+      </w:r>
+      <w:r>
         <w:t xml:space="preserve">, a navigation policy executed on IBM hardware </w:t>
       </w:r>
       <w:r>
         <w:fldChar w:fldCharType="begin"/>
       </w:r>
       <w:r>
-        <w:instrText xml:space="preserve">ADDIN CSL_CITATION {"citationID":"MENDELEY_CITATION_434","citationItems":[{"id":"ITEM-434","isTemporary":false,"itemData":{"URL":"https://arxiv.org/abs/2605.20801","author":[{"family":"Altrabulsi","given":"Mohamed Khair"},{"family":"Innan","given":"Nouhaila"},{"family":"Marchisio","given":"Alberto"},{"family":"Kashif","given":"Muhammad"},{"family":"Shafique","given":"Muhammad"}],"id":"Altrabulsi2026","issued":{"date-parts":[[2026]]},"title":"Q-SpiRL: Quantum spiking reinforcement learning for adaptive robot navigation","title-short":"Q-SpiRL","type":""}}],"isEdited":false,"manualOverride":{"citeprocText":"(Altrabulsi et al. 2026)","isManuallyOverridden":false,"manualOverrideText":""},"mendeley":{"formattedCitation":"(Altrabulsi et al. 2026)","plainTextFormattedCitation":"(Altrabulsi et al. 2026)","previouslyFormattedCitation":"(Altrabulsi et al. 2026)"},"properties":{"noteIndex":0},"schema":"https://github.com/citation-style-language/schema/raw/master/csl-citation.json"}</w:instrText>
+        <w:instrText xml:space="preserve">ADDIN CSL_CITATION {"citationID":"MENDELEY_CITATION_475","citationItems":[{"id":"ITEM-475","isTemporary":false,"itemData":{"URL":"https://arxiv.org/abs/2605.20801","author":[{"family":"Altrabulsi","given":"Mohamed Khair"},{"family":"Innan","given":"Nouhaila"},{"family":"Marchisio","given":"Alberto"},{"family":"Kashif","given":"Muhammad"},{"family":"Shafique","given":"Muhammad"}],"id":"Altrabulsi2026","issued":{"date-parts":[[2026]]},"title":"Q-SpiRL: Quantum spiking reinforcement learning for adaptive robot navigation","title-short":"Q-SpiRL","type":""}}],"isEdited":false,"manualOverride":{"citeprocText":"(Altrabulsi et al. 2026)","isManuallyOverridden":false,"manualOverrideText":""},"mendeley":{"formattedCitation":"(Altrabulsi et al. 2026)","plainTextFormattedCitation":"(Altrabulsi et al. 2026)","previouslyFormattedCitation":"(Altrabulsi et al. 2026)"},"properties":{"noteIndex":0},"schema":"https://github.com/citation-style-language/schema/raw/master/csl-citation.json"}</w:instrText>
       </w:r>
       <w:r>
         <w:fldChar w:fldCharType="separate"/>
@@ -17997,7 +18765,7 @@
         <w:fldChar w:fldCharType="begin"/>
       </w:r>
       <w:r>
-        <w:instrText xml:space="preserve">ADDIN CSL_CITATION {"citationID":"MENDELEY_CITATION_435","citationItems":[{"id":"ITEM-435","isTemporary":false,"itemData":{"DOI":"10.3390/e25040548","author":[{"family":"Widdows","given":"Dominic"},{"family":"Rani","given":"Jyoti"},{"family":"Pothos","given":"Emmanuel M."}],"container-title":"Entropy","id":"Widdows2023","issue":"4","issued":{"date-parts":[[2023]]},"page":"548","publisher":"MDPI","title":"Quantum circuit components for cognitive decision-making","type":"article-journal","volume":"25"}}],"isEdited":false,"manualOverride":{"citeprocText":"(Widdows, Rani, and Pothos 2023)","isManuallyOverridden":false,"manualOverrideText":""},"mendeley":{"formattedCitation":"(Widdows, Rani, and Pothos 2023)","plainTextFormattedCitation":"(Widdows, Rani, and Pothos 2023)","previouslyFormattedCitation":"(Widdows, Rani, and Pothos 2023)"},"properties":{"noteIndex":0},"schema":"https://github.com/citation-style-language/schema/raw/master/csl-citation.json"}</w:instrText>
+        <w:instrText xml:space="preserve">ADDIN CSL_CITATION {"citationID":"MENDELEY_CITATION_476","citationItems":[{"id":"ITEM-476","isTemporary":false,"itemData":{"DOI":"10.3390/e25040548","author":[{"family":"Widdows","given":"Dominic"},{"family":"Rani","given":"Jyoti"},{"family":"Pothos","given":"Emmanuel M."}],"container-title":"Entropy","id":"Widdows2023","issue":"4","issued":{"date-parts":[[2023]]},"page":"548","publisher":"MDPI","title":"Quantum circuit components for cognitive decision-making","type":"article-journal","volume":"25"}}],"isEdited":false,"manualOverride":{"citeprocText":"(Widdows, Rani, and Pothos 2023)","isManuallyOverridden":false,"manualOverrideText":""},"mendeley":{"formattedCitation":"(Widdows, Rani, and Pothos 2023)","plainTextFormattedCitation":"(Widdows, Rani, and Pothos 2023)","previouslyFormattedCitation":"(Widdows, Rani, and Pothos 2023)"},"properties":{"noteIndex":0},"schema":"https://github.com/citation-style-language/schema/raw/master/csl-citation.json"}</w:instrText>
       </w:r>
       <w:r>
         <w:fldChar w:fldCharType="separate"/>
@@ -18015,7 +18783,7 @@
         <w:fldChar w:fldCharType="begin"/>
       </w:r>
       <w:r>
-        <w:instrText xml:space="preserve">ADDIN CSL_CITATION {"citationID":"MENDELEY_CITATION_439","citationItems":[{"id":"ITEM-436","isTemporary":false,"itemData":{"DOI":"10.3389/fcomp.2019.00009","author":[{"family":"Ohzeki","given":"Masayuki"},{"family":"Miki","given":"Akira"},{"family":"Miyama","given":"Masamichi J."},{"family":"Terabe","given":"Masayoshi"}],"container-title":"Frontiers in Computer Science","id":"Ohzeki2019","issued":{"date-parts":[[2019]]},"page":"9","publisher":"Frontiers Media","title":"Control of automated guided vehicles without collision by quantum annealer and digital devices","type":"article-journal","volume":"1"}},{"id":"ITEM-437","isTemporary":false,"itemData":{"DOI":"10.1038/s41598-024-72101-y","author":[{"family":"Śmierzchalski","given":"Tomasz"},{"family":"Pawłowski","given":"Jakub"},{"family":"Przybysz","given":"Artur"},{"family":"Pawela","given":"Łukasz"},{"family":"Puchała","given":"Zbigniew"},{"family":"Koniorczyk","given":"Mátyás"},{"family":"Gardas","given":"Bartłomiej"},{"family":"Deffner","given":"Sebastian"},{"family":"Domino","given":"Krzysztof"}],"container-title":"Scientific Reports","id":"Smierzchalski2024","issued":{"date-parts":[[2024]]},"page":"21809","publisher":"Nature Publishing Group","title":"Hybrid quantum-classical computation for automatic guided vehicles scheduling","type":"article-journal","volume":"14"}},{"id":"ITEM-438","isTemporary":false,"itemData":{"DOI":"10.1038/s41598-023-45668-1","author":[{"family":"Leib","given":"Dominik"},{"family":"Seidel","given":"Tobias"},{"family":"Jäger","given":"Sven"},{"family":"Heese","given":"Raoul"},{"family":"Jones","given":"Caitlin Isobel"},{"family":"Awasthi","given":"Abhishek"},{"family":"Niederle","given":"Astrid"},{"family":"Bortz","given":"Michael"}],"container-title":"Scientific Reports","id":"Leib2023","issued":{"date-parts":[[2023]]},"publisher":"Nature Publishing Group","title":"An optimization case study for solving a transport robot scheduling problem on quantum-hybrid and quantum-inspired hardware","type":"article-journal","volume":"13"}},{"id":"ITEM-439","isTemporary":false,"itemData":{"DOI":"10.1016/j.procir.2025.01.099","author":[{"family":"Willmann","given":"Moritz"},{"family":"Albus","given":"Marcel"},{"family":"Schnabel","given":"Jan"},{"family":"Roth","given":"Marco"}],"container-title":"Procedia CIRP","id":"Willmann2025","issued":{"date-parts":[[2025]]},"note":"58th CIRP Conference on Manufacturing Systems","page":"25-30","publisher":"Elsevier","title":"Application of quantum annealing for scalable robotic assembly line optimization: A case study","title-short":"Application of quantum annealing for scalable robotic assembly line optimization","type":"article-journal","volume":"134"}}],"isEdited":false,"manualOverride":{"citeprocText":"(Ohzeki et al. 2019; Śmierzchalski et al. 2024; Leib et al. 2023; Willmann et al. 2025)","isManuallyOverridden":false,"manualOverrideText":""},"mendeley":{"formattedCitation":"(Ohzeki et al. 2019; Śmierzchalski et al. 2024; Leib et al. 2023; Willmann et al. 2025)","plainTextFormattedCitation":"(Ohzeki et al. 2019; Śmierzchalski et al. 2024; Leib et al. 2023; Willmann et al. 2025)","previouslyFormattedCitation":"(Ohzeki et al. 2019; Śmierzchalski et al. 2024; Leib et al. 2023; Willmann et al. 2025)"},"properties":{"noteIndex":0},"schema":"https://github.com/citation-style-language/schema/raw/master/csl-citation.json"}</w:instrText>
+        <w:instrText xml:space="preserve">ADDIN CSL_CITATION {"citationID":"MENDELEY_CITATION_480","citationItems":[{"id":"ITEM-477","isTemporary":false,"itemData":{"DOI":"10.3389/fcomp.2019.00009","author":[{"family":"Ohzeki","given":"Masayuki"},{"family":"Miki","given":"Akira"},{"family":"Miyama","given":"Masamichi J."},{"family":"Terabe","given":"Masayoshi"}],"container-title":"Frontiers in Computer Science","id":"Ohzeki2019","issued":{"date-parts":[[2019]]},"page":"9","publisher":"Frontiers Media","title":"Control of automated guided vehicles without collision by quantum annealer and digital devices","type":"article-journal","volume":"1"}},{"id":"ITEM-478","isTemporary":false,"itemData":{"DOI":"10.1038/s41598-024-72101-y","author":[{"family":"Śmierzchalski","given":"Tomasz"},{"family":"Pawłowski","given":"Jakub"},{"family":"Przybysz","given":"Artur"},{"family":"Pawela","given":"Łukasz"},{"family":"Puchała","given":"Zbigniew"},{"family":"Koniorczyk","given":"Mátyás"},{"family":"Gardas","given":"Bartłomiej"},{"family":"Deffner","given":"Sebastian"},{"family":"Domino","given":"Krzysztof"}],"container-title":"Scientific Reports","id":"Smierzchalski2024","issued":{"date-parts":[[2024]]},"page":"21809","publisher":"Nature Publishing Group","title":"Hybrid quantum-classical computation for automatic guided vehicles scheduling","type":"article-journal","volume":"14"}},{"id":"ITEM-479","isTemporary":false,"itemData":{"DOI":"10.1038/s41598-023-45668-1","author":[{"family":"Leib","given":"Dominik"},{"family":"Seidel","given":"Tobias"},{"family":"Jäger","given":"Sven"},{"family":"Heese","given":"Raoul"},{"family":"Jones","given":"Caitlin Isobel"},{"family":"Awasthi","given":"Abhishek"},{"family":"Niederle","given":"Astrid"},{"family":"Bortz","given":"Michael"}],"container-title":"Scientific Reports","id":"Leib2023","issued":{"date-parts":[[2023]]},"publisher":"Nature Publishing Group","title":"An optimization case study for solving a transport robot scheduling problem on quantum-hybrid and quantum-inspired hardware","type":"article-journal","volume":"13"}},{"id":"ITEM-480","isTemporary":false,"itemData":{"DOI":"10.1016/j.procir.2025.01.099","author":[{"family":"Willmann","given":"Moritz"},{"family":"Albus","given":"Marcel"},{"family":"Schnabel","given":"Jan"},{"family":"Roth","given":"Marco"}],"container-title":"Procedia CIRP","id":"Willmann2025","issued":{"date-parts":[[2025]]},"note":"58th CIRP Conference on Manufacturing Systems","page":"25-30","publisher":"Elsevier","title":"Application of quantum annealing for scalable robotic assembly line optimization: A case study","title-short":"Application of quantum annealing for scalable robotic assembly line optimization","type":"article-journal","volume":"134"}}],"isEdited":false,"manualOverride":{"citeprocText":"(Ohzeki et al. 2019; Śmierzchalski et al. 2024; Leib et al. 2023; Willmann et al. 2025)","isManuallyOverridden":false,"manualOverrideText":""},"mendeley":{"formattedCitation":"(Ohzeki et al. 2019; Śmierzchalski et al. 2024; Leib et al. 2023; Willmann et al. 2025)","plainTextFormattedCitation":"(Ohzeki et al. 2019; Śmierzchalski et al. 2024; Leib et al. 2023; Willmann et al. 2025)","previouslyFormattedCitation":"(Ohzeki et al. 2019; Śmierzchalski et al. 2024; Leib et al. 2023; Willmann et al. 2025)"},"properties":{"noteIndex":0},"schema":"https://github.com/citation-style-language/schema/raw/master/csl-citation.json"}</w:instrText>
       </w:r>
       <w:r>
         <w:fldChar w:fldCharType="separate"/>
@@ -18033,7 +18801,7 @@
         <w:fldChar w:fldCharType="begin"/>
       </w:r>
       <w:r>
-        <w:instrText xml:space="preserve">ADDIN CSL_CITATION {"citationID":"MENDELEY_CITATION_440","citationItems":[{"id":"ITEM-440","isTemporary":false,"itemData":{"DOI":"10.1038/s41598-023-45668-1","author":[{"family":"Leib","given":"Dominik"},{"family":"Seidel","given":"Tobias"},{"family":"Jäger","given":"Sven"},{"family":"Heese","given":"Raoul"},{"family":"Jones","given":"Caitlin Isobel"},{"family":"Awasthi","given":"Abhishek"},{"family":"Niederle","given":"Astrid"},{"family":"Bortz","given":"Michael"}],"container-title":"Scientific Reports","id":"Leib2023","issued":{"date-parts":[[2023]]},"publisher":"Nature Publishing Group","title":"An optimization case study for solving a transport robot scheduling problem on quantum-hybrid and quantum-inspired hardware","type":"article-journal","volume":"13"}}],"isEdited":false,"manualOverride":{"citeprocText":"(Leib et al. 2023)","isManuallyOverridden":false,"manualOverrideText":""},"mendeley":{"formattedCitation":"(Leib et al. 2023)","plainTextFormattedCitation":"(Leib et al. 2023)","previouslyFormattedCitation":"(Leib et al. 2023)"},"properties":{"noteIndex":0},"schema":"https://github.com/citation-style-language/schema/raw/master/csl-citation.json"}</w:instrText>
+        <w:instrText xml:space="preserve">ADDIN CSL_CITATION {"citationID":"MENDELEY_CITATION_481","citationItems":[{"id":"ITEM-481","isTemporary":false,"itemData":{"DOI":"10.1038/s41598-023-45668-1","author":[{"family":"Leib","given":"Dominik"},{"family":"Seidel","given":"Tobias"},{"family":"Jäger","given":"Sven"},{"family":"Heese","given":"Raoul"},{"family":"Jones","given":"Caitlin Isobel"},{"family":"Awasthi","given":"Abhishek"},{"family":"Niederle","given":"Astrid"},{"family":"Bortz","given":"Michael"}],"container-title":"Scientific Reports","id":"Leib2023","issued":{"date-parts":[[2023]]},"publisher":"Nature Publishing Group","title":"An optimization case study for solving a transport robot scheduling problem on quantum-hybrid and quantum-inspired hardware","type":"article-journal","volume":"13"}}],"isEdited":false,"manualOverride":{"citeprocText":"(Leib et al. 2023)","isManuallyOverridden":false,"manualOverrideText":""},"mendeley":{"formattedCitation":"(Leib et al. 2023)","plainTextFormattedCitation":"(Leib et al. 2023)","previouslyFormattedCitation":"(Leib et al. 2023)"},"properties":{"noteIndex":0},"schema":"https://github.com/citation-style-language/schema/raw/master/csl-citation.json"}</w:instrText>
       </w:r>
       <w:r>
         <w:fldChar w:fldCharType="separate"/>
@@ -18051,7 +18819,7 @@
         <w:fldChar w:fldCharType="begin"/>
       </w:r>
       <w:r>
-        <w:instrText xml:space="preserve">ADDIN CSL_CITATION {"citationID":"MENDELEY_CITATION_441","citationItems":[{"id":"ITEM-441","isTemporary":false,"itemData":{"DOI":"10.1016/j.robot.2025.105026","author":[{"family":"Antero","given":"Unai"},{"family":"Sierra","given":"Basilio"},{"family":"Oñativia","given":"Jon"},{"family":"Ruiz","given":"Alejandra"},{"family":"Osaba","given":"Eneko"}],"container-title":"Robotics and Autonomous Systems","id":"Antero2025","issued":{"date-parts":[[2025]]},"page":"105026","publisher":"Elsevier","title":"Robot localization aided by quantum algorithms","type":"article-journal","volume":"192"}}],"isEdited":false,"manualOverride":{"citeprocText":"(Antero et al. 2025)","isManuallyOverridden":false,"manualOverrideText":""},"mendeley":{"formattedCitation":"(Antero et al. 2025)","plainTextFormattedCitation":"(Antero et al. 2025)","previouslyFormattedCitation":"(Antero et al. 2025)"},"properties":{"noteIndex":0},"schema":"https://github.com/citation-style-language/schema/raw/master/csl-citation.json"}</w:instrText>
+        <w:instrText xml:space="preserve">ADDIN CSL_CITATION {"citationID":"MENDELEY_CITATION_482","citationItems":[{"id":"ITEM-482","isTemporary":false,"itemData":{"DOI":"10.1016/j.robot.2025.105026","author":[{"family":"Antero","given":"Unai"},{"family":"Sierra","given":"Basilio"},{"family":"Oñativia","given":"Jon"},{"family":"Ruiz","given":"Alejandra"},{"family":"Osaba","given":"Eneko"}],"container-title":"Robotics and Autonomous Systems","id":"Antero2025","issued":{"date-parts":[[2025]]},"page":"105026","publisher":"Elsevier","title":"Robot localization aided by quantum algorithms","type":"article-journal","volume":"192"}}],"isEdited":false,"manualOverride":{"citeprocText":"(Antero et al. 2025)","isManuallyOverridden":false,"manualOverrideText":""},"mendeley":{"formattedCitation":"(Antero et al. 2025)","plainTextFormattedCitation":"(Antero et al. 2025)","previouslyFormattedCitation":"(Antero et al. 2025)"},"properties":{"noteIndex":0},"schema":"https://github.com/citation-style-language/schema/raw/master/csl-citation.json"}</w:instrText>
       </w:r>
       <w:r>
         <w:fldChar w:fldCharType="separate"/>
@@ -18066,8 +18834,8 @@
         <w:t xml:space="preserve">.</w:t>
       </w:r>
     </w:p>
-    <w:bookmarkEnd w:id="116"/>
-    <w:bookmarkStart w:id="117" w:name="end-to-end-robotics-advantage."/>
+    <w:bookmarkEnd w:id="118"/>
+    <w:bookmarkStart w:id="119" w:name="end-to-end-robotics-advantage."/>
     <w:p>
       <w:pPr>
         <w:pStyle w:val="Heading4"/>
@@ -18096,7 +18864,7 @@
         <w:fldChar w:fldCharType="begin"/>
       </w:r>
       <w:r>
-        <w:instrText xml:space="preserve">ADDIN CSL_CITATION {"citationID":"MENDELEY_CITATION_442","citationItems":[{"id":"ITEM-442","isTemporary":false,"itemData":{"DOI":"10.48550/arXiv.2504.08167","URL":"https://arxiv.org/abs/2504.08167","author":[{"family":"Muradoglu","given":"Murat"},{"family":"Johnsson","given":"Mattias T."},{"family":"Wilson","given":"Nathanial M."},{"family":"Cohen","given":"Yuval"},{"family":"Shin","given":"Dongki"},{"family":"Navickas","given":"Tomas"},{"family":"Pyragius","given":"Tadas"},{"family":"Thomas","given":"Divya"},{"family":"Thompson","given":"Daniel"},{"family":"Moore","given":"Steven I."},{"family":"Rahman","given":"Md Tanvir"},{"family":"Walker","given":"Adrian"},{"family":"Dutta","given":"Indranil"},{"family":"Bijjahalli","given":"Suraj"},{"family":"Berlocher","given":"Jacob"},{"family":"Hush","given":"Michael R."},{"family":"Anderson","given":"Russell P."},{"family":"Szigeti","given":"Stuart S."},{"family":"Biercuk","given":"Michael J."}],"id":"Muradoglu2025","issued":{"date-parts":[[2025]]},"title":"Quantum-assured magnetic navigation achieves positioning accuracy better than a strategic-grade INS in airborne and ground-based field trials","type":""}}],"isEdited":false,"manualOverride":{"citeprocText":"(Muradoglu et al. 2025)","isManuallyOverridden":false,"manualOverrideText":""},"mendeley":{"formattedCitation":"(Muradoglu et al. 2025)","plainTextFormattedCitation":"(Muradoglu et al. 2025)","previouslyFormattedCitation":"(Muradoglu et al. 2025)"},"properties":{"noteIndex":0},"schema":"https://github.com/citation-style-language/schema/raw/master/csl-citation.json"}</w:instrText>
+        <w:instrText xml:space="preserve">ADDIN CSL_CITATION {"citationID":"MENDELEY_CITATION_483","citationItems":[{"id":"ITEM-483","isTemporary":false,"itemData":{"DOI":"10.48550/arXiv.2504.08167","URL":"https://arxiv.org/abs/2504.08167","author":[{"family":"Muradoglu","given":"Murat"},{"family":"Johnsson","given":"Mattias T."},{"family":"Wilson","given":"Nathanial M."},{"family":"Cohen","given":"Yuval"},{"family":"Shin","given":"Dongki"},{"family":"Navickas","given":"Tomas"},{"family":"Pyragius","given":"Tadas"},{"family":"Thomas","given":"Divya"},{"family":"Thompson","given":"Daniel"},{"family":"Moore","given":"Steven I."},{"family":"Rahman","given":"Md Tanvir"},{"family":"Walker","given":"Adrian"},{"family":"Dutta","given":"Indranil"},{"family":"Bijjahalli","given":"Suraj"},{"family":"Berlocher","given":"Jacob"},{"family":"Hush","given":"Michael R."},{"family":"Anderson","given":"Russell P."},{"family":"Szigeti","given":"Stuart S."},{"family":"Biercuk","given":"Michael J."}],"id":"Muradoglu2025","issued":{"date-parts":[[2025]]},"title":"Quantum-assured magnetic navigation achieves positioning accuracy better than a strategic-grade INS in airborne and ground-based field trials","type":""}}],"isEdited":false,"manualOverride":{"citeprocText":"(Muradoglu et al. 2025)","isManuallyOverridden":false,"manualOverrideText":""},"mendeley":{"formattedCitation":"(Muradoglu et al. 2025)","plainTextFormattedCitation":"(Muradoglu et al. 2025)","previouslyFormattedCitation":"(Muradoglu et al. 2025)"},"properties":{"noteIndex":0},"schema":"https://github.com/citation-style-language/schema/raw/master/csl-citation.json"}</w:instrText>
       </w:r>
       <w:r>
         <w:fldChar w:fldCharType="separate"/>
@@ -18114,7 +18882,7 @@
         <w:fldChar w:fldCharType="begin"/>
       </w:r>
       <w:r>
-        <w:instrText xml:space="preserve">ADDIN CSL_CITATION {"citationID":"MENDELEY_CITATION_443","citationItems":[{"id":"ITEM-443","isTemporary":false,"itemData":{"DOI":"10.48550/arXiv.2505.17587","URL":"https://arxiv.org/abs/2505.17587","author":[{"family":"Conrad","given":"Andrew"},{"family":"Cochran","given":"Roderick"},{"family":"Sanchez-Rosales","given":"Daniel"},{"family":"Isaac","given":"Samantha"},{"family":"Javid","given":"Timur"},{"family":"Rezaei","given":"Tahereh"},{"family":"Schroeder","given":"A. J."},{"family":"Golba","given":"Grzegorz"},{"family":"Gutha","given":"Akash"},{"family":"Wilens","given":"Brian"},{"family":"Herndon","given":"Kyle"},{"family":"Hill","given":"Alex"},{"family":"Chapman","given":"Joseph"},{"family":"Call","given":"Ian"},{"family":"Szabo","given":"Joseph"},{"family":"Corrigan","given":"Aodhan"},{"family":"Kamin","given":"Lars"},{"family":"Lütkenhaus","given":"Norbert"},{"family":"Gauthier","given":"Daniel J."},{"family":"Kwiat","given":"Paul G."}],"id":"Conrad2025","issued":{"date-parts":[[2025]]},"title":"Drone- and vehicle-based quantum key distribution","type":""}}],"isEdited":false,"manualOverride":{"citeprocText":"(Conrad et al. 2025)","isManuallyOverridden":false,"manualOverrideText":""},"mendeley":{"formattedCitation":"(Conrad et al. 2025)","plainTextFormattedCitation":"(Conrad et al. 2025)","previouslyFormattedCitation":"(Conrad et al. 2025)"},"properties":{"noteIndex":0},"schema":"https://github.com/citation-style-language/schema/raw/master/csl-citation.json"}</w:instrText>
+        <w:instrText xml:space="preserve">ADDIN CSL_CITATION {"citationID":"MENDELEY_CITATION_484","citationItems":[{"id":"ITEM-484","isTemporary":false,"itemData":{"DOI":"10.48550/arXiv.2505.17587","URL":"https://arxiv.org/abs/2505.17587","author":[{"family":"Conrad","given":"Andrew"},{"family":"Cochran","given":"Roderick"},{"family":"Sanchez-Rosales","given":"Daniel"},{"family":"Isaac","given":"Samantha"},{"family":"Javid","given":"Timur"},{"family":"Rezaei","given":"Tahereh"},{"family":"Schroeder","given":"A. J."},{"family":"Golba","given":"Grzegorz"},{"family":"Gutha","given":"Akash"},{"family":"Wilens","given":"Brian"},{"family":"Herndon","given":"Kyle"},{"family":"Hill","given":"Alex"},{"family":"Chapman","given":"Joseph"},{"family":"Call","given":"Ian"},{"family":"Szabo","given":"Joseph"},{"family":"Corrigan","given":"Aodhan"},{"family":"Kamin","given":"Lars"},{"family":"Lütkenhaus","given":"Norbert"},{"family":"Gauthier","given":"Daniel J."},{"family":"Kwiat","given":"Paul G."}],"id":"Conrad2025","issued":{"date-parts":[[2025]]},"title":"Drone- and vehicle-based quantum key distribution","type":""}}],"isEdited":false,"manualOverride":{"citeprocText":"(Conrad et al. 2025)","isManuallyOverridden":false,"manualOverrideText":""},"mendeley":{"formattedCitation":"(Conrad et al. 2025)","plainTextFormattedCitation":"(Conrad et al. 2025)","previouslyFormattedCitation":"(Conrad et al. 2025)"},"properties":{"noteIndex":0},"schema":"https://github.com/citation-style-language/schema/raw/master/csl-citation.json"}</w:instrText>
       </w:r>
       <w:r>
         <w:fldChar w:fldCharType="separate"/>
@@ -18129,9 +18897,9 @@
         <w:t xml:space="preserve">, but it offers security rather than a performance advantage. For quantum computation, an end-to-end robotics advantage remains undemonstrated.</w:t>
       </w:r>
     </w:p>
-    <w:bookmarkEnd w:id="117"/>
-    <w:bookmarkEnd w:id="118"/>
-    <w:bookmarkStart w:id="122" w:name="sec:latency"/>
+    <w:bookmarkEnd w:id="119"/>
+    <w:bookmarkEnd w:id="120"/>
+    <w:bookmarkStart w:id="124" w:name="sec:latency"/>
     <w:p>
       <w:pPr>
         <w:pStyle w:val="Heading2"/>
@@ -18177,7 +18945,7 @@
         <w:fldChar w:fldCharType="begin"/>
       </w:r>
       <w:r>
-        <w:instrText xml:space="preserve">ADDIN CSL_CITATION {"citationID":"MENDELEY_CITATION_444","citationItems":[{"id":"ITEM-444","isTemporary":false,"itemData":{"DOI":"10.1109/IISWC53511.2021.00015","author":[{"family":"Ravi","given":"Gokul Subramanian"},{"family":"Smith","given":"Kaitlin N."},{"family":"Gokhale","given":"Pranav"},{"family":"Chong","given":"Frederic T."}],"container-title":"2021 IEEE international symposium on workload characterization (IISWC)","id":"Ravi2021","issued":{"date-parts":[[2021]]},"page":"39-50","publisher":"IEEE","title":"Quantum computing in the cloud: Analyzing job and machine characteristics","title-short":"Quantum computing in the cloud","type":"paper-conference"}}],"isEdited":false,"manualOverride":{"citeprocText":"(Ravi et al. 2021)","isManuallyOverridden":false,"manualOverrideText":""},"mendeley":{"formattedCitation":"(Ravi et al. 2021)","plainTextFormattedCitation":"(Ravi et al. 2021)","previouslyFormattedCitation":"(Ravi et al. 2021)"},"properties":{"noteIndex":0},"schema":"https://github.com/citation-style-language/schema/raw/master/csl-citation.json"}</w:instrText>
+        <w:instrText xml:space="preserve">ADDIN CSL_CITATION {"citationID":"MENDELEY_CITATION_485","citationItems":[{"id":"ITEM-485","isTemporary":false,"itemData":{"DOI":"10.1109/IISWC53511.2021.00015","author":[{"family":"Ravi","given":"Gokul Subramanian"},{"family":"Smith","given":"Kaitlin N."},{"family":"Gokhale","given":"Pranav"},{"family":"Chong","given":"Frederic T."}],"container-title":"2021 IEEE international symposium on workload characterization (IISWC)","id":"Ravi2021","issued":{"date-parts":[[2021]]},"page":"39-50","publisher":"IEEE","title":"Quantum computing in the cloud: Analyzing job and machine characteristics","title-short":"Quantum computing in the cloud","type":"paper-conference"}}],"isEdited":false,"manualOverride":{"citeprocText":"(Ravi et al. 2021)","isManuallyOverridden":false,"manualOverrideText":""},"mendeley":{"formattedCitation":"(Ravi et al. 2021)","plainTextFormattedCitation":"(Ravi et al. 2021)","previouslyFormattedCitation":"(Ravi et al. 2021)"},"properties":{"noteIndex":0},"schema":"https://github.com/citation-style-language/schema/raw/master/csl-citation.json"}</w:instrText>
       </w:r>
       <w:r>
         <w:fldChar w:fldCharType="separate"/>
@@ -18195,7 +18963,7 @@
         <w:fldChar w:fldCharType="begin"/>
       </w:r>
       <w:r>
-        <w:instrText xml:space="preserve">ADDIN CSL_CITATION {"citationID":"MENDELEY_CITATION_445","citationItems":[{"id":"ITEM-445","isTemporary":false,"itemData":{"DOI":"10.1088/1367-2630/18/2/023023","author":[{"family":"McClean","given":"Jarrod R."},{"family":"Romero","given":"Jonathan"},{"family":"Babbush","given":"Ryan"},{"family":"Aspuru-Guzik","given":"Alán"}],"container-title":"New Journal of Physics","id":"McClean2016","issue":"2","issued":{"date-parts":[[2016]]},"page":"023023","publisher":"IOP Publishing","title":"The theory of variational hybrid quantum-classical algorithms","type":"article-journal","volume":"18"}}],"isEdited":false,"manualOverride":{"citeprocText":"(McClean et al. 2016)","isManuallyOverridden":false,"manualOverrideText":""},"mendeley":{"formattedCitation":"(McClean et al. 2016)","plainTextFormattedCitation":"(McClean et al. 2016)","previouslyFormattedCitation":"(McClean et al. 2016)"},"properties":{"noteIndex":0},"schema":"https://github.com/citation-style-language/schema/raw/master/csl-citation.json"}</w:instrText>
+        <w:instrText xml:space="preserve">ADDIN CSL_CITATION {"citationID":"MENDELEY_CITATION_486","citationItems":[{"id":"ITEM-486","isTemporary":false,"itemData":{"DOI":"10.1088/1367-2630/18/2/023023","author":[{"family":"McClean","given":"Jarrod R."},{"family":"Romero","given":"Jonathan"},{"family":"Babbush","given":"Ryan"},{"family":"Aspuru-Guzik","given":"Alán"}],"container-title":"New Journal of Physics","id":"McClean2016","issue":"2","issued":{"date-parts":[[2016]]},"page":"023023","publisher":"IOP Publishing","title":"The theory of variational hybrid quantum-classical algorithms","type":"article-journal","volume":"18"}}],"isEdited":false,"manualOverride":{"citeprocText":"(McClean et al. 2016)","isManuallyOverridden":false,"manualOverrideText":""},"mendeley":{"formattedCitation":"(McClean et al. 2016)","plainTextFormattedCitation":"(McClean et al. 2016)","previouslyFormattedCitation":"(McClean et al. 2016)"},"properties":{"noteIndex":0},"schema":"https://github.com/citation-style-language/schema/raw/master/csl-citation.json"}</w:instrText>
       </w:r>
       <w:r>
         <w:fldChar w:fldCharType="separate"/>
@@ -18213,7 +18981,7 @@
         <w:fldChar w:fldCharType="begin"/>
       </w:r>
       <w:r>
-        <w:instrText xml:space="preserve">ADDIN CSL_CITATION {"citationID":"MENDELEY_CITATION_446","citationItems":[{"id":"ITEM-446","isTemporary":false,"itemData":{"DOI":"10.1007/s42484-024-00226-4","author":[{"family":"Sinha","given":"Akash"},{"family":"Macaluso","given":"Antonio"},{"family":"Klusch","given":"Matthias"}],"container-title":"Quantum Machine Intelligence","id":"Sinha2023","issued":{"date-parts":[[2025]]},"page":"19","publisher":"Springer","title":"Nav-Q: Quantum deep reinforcement learning for collision-free navigation of self-driving cars","title-short":"Nav-Q","type":"article-journal","volume":"7"}}],"isEdited":false,"manualOverride":{"citeprocText":"(Sinha, Macaluso, and Klusch 2025)","isManuallyOverridden":false,"manualOverrideText":""},"mendeley":{"formattedCitation":"(Sinha, Macaluso, and Klusch 2025)","plainTextFormattedCitation":"(Sinha, Macaluso, and Klusch 2025)","previouslyFormattedCitation":"(Sinha, Macaluso, and Klusch 2025)"},"properties":{"noteIndex":0},"schema":"https://github.com/citation-style-language/schema/raw/master/csl-citation.json"}</w:instrText>
+        <w:instrText xml:space="preserve">ADDIN CSL_CITATION {"citationID":"MENDELEY_CITATION_487","citationItems":[{"id":"ITEM-487","isTemporary":false,"itemData":{"DOI":"10.1007/s42484-024-00226-4","author":[{"family":"Sinha","given":"Akash"},{"family":"Macaluso","given":"Antonio"},{"family":"Klusch","given":"Matthias"}],"container-title":"Quantum Machine Intelligence","id":"Sinha2023","issued":{"date-parts":[[2025]]},"page":"19","publisher":"Springer","title":"Nav-Q: Quantum deep reinforcement learning for collision-free navigation of self-driving cars","title-short":"Nav-Q","type":"article-journal","volume":"7"}}],"isEdited":false,"manualOverride":{"citeprocText":"(Sinha, Macaluso, and Klusch 2025)","isManuallyOverridden":false,"manualOverrideText":""},"mendeley":{"formattedCitation":"(Sinha, Macaluso, and Klusch 2025)","plainTextFormattedCitation":"(Sinha, Macaluso, and Klusch 2025)","previouslyFormattedCitation":"(Sinha, Macaluso, and Klusch 2025)"},"properties":{"noteIndex":0},"schema":"https://github.com/citation-style-language/schema/raw/master/csl-citation.json"}</w:instrText>
       </w:r>
       <w:r>
         <w:fldChar w:fldCharType="separate"/>
@@ -18231,7 +18999,7 @@
         <w:fldChar w:fldCharType="begin"/>
       </w:r>
       <w:r>
-        <w:instrText xml:space="preserve">ADDIN CSL_CITATION {"citationID":"MENDELEY_CITATION_447","citationItems":[{"id":"ITEM-447","isTemporary":false,"itemData":{"DOI":"10.3389/fcomp.2019.00009","author":[{"family":"Ohzeki","given":"Masayuki"},{"family":"Miki","given":"Akira"},{"family":"Miyama","given":"Masamichi J."},{"family":"Terabe","given":"Masayoshi"}],"container-title":"Frontiers in Computer Science","id":"Ohzeki2019","issued":{"date-parts":[[2019]]},"page":"9","publisher":"Frontiers Media","title":"Control of automated guided vehicles without collision by quantum annealer and digital devices","type":"article-journal","volume":"1"}}],"isEdited":false,"manualOverride":{"citeprocText":"(Ohzeki et al. 2019)","isManuallyOverridden":false,"manualOverrideText":""},"mendeley":{"formattedCitation":"(Ohzeki et al. 2019)","plainTextFormattedCitation":"(Ohzeki et al. 2019)","previouslyFormattedCitation":"(Ohzeki et al. 2019)"},"properties":{"noteIndex":0},"schema":"https://github.com/citation-style-language/schema/raw/master/csl-citation.json"}</w:instrText>
+        <w:instrText xml:space="preserve">ADDIN CSL_CITATION {"citationID":"MENDELEY_CITATION_488","citationItems":[{"id":"ITEM-488","isTemporary":false,"itemData":{"DOI":"10.3389/fcomp.2019.00009","author":[{"family":"Ohzeki","given":"Masayuki"},{"family":"Miki","given":"Akira"},{"family":"Miyama","given":"Masamichi J."},{"family":"Terabe","given":"Masayoshi"}],"container-title":"Frontiers in Computer Science","id":"Ohzeki2019","issued":{"date-parts":[[2019]]},"page":"9","publisher":"Frontiers Media","title":"Control of automated guided vehicles without collision by quantum annealer and digital devices","type":"article-journal","volume":"1"}}],"isEdited":false,"manualOverride":{"citeprocText":"(Ohzeki et al. 2019)","isManuallyOverridden":false,"manualOverrideText":""},"mendeley":{"formattedCitation":"(Ohzeki et al. 2019)","plainTextFormattedCitation":"(Ohzeki et al. 2019)","previouslyFormattedCitation":"(Ohzeki et al. 2019)"},"properties":{"noteIndex":0},"schema":"https://github.com/citation-style-language/schema/raw/master/csl-citation.json"}</w:instrText>
       </w:r>
       <w:r>
         <w:fldChar w:fldCharType="separate"/>
@@ -18249,7 +19017,7 @@
         <w:fldChar w:fldCharType="begin"/>
       </w:r>
       <w:r>
-        <w:instrText xml:space="preserve">ADDIN CSL_CITATION {"citationID":"MENDELEY_CITATION_448","citationItems":[{"id":"ITEM-448","isTemporary":false,"itemData":{"DOI":"10.48550/arXiv.2504.08167","URL":"https://arxiv.org/abs/2504.08167","author":[{"family":"Muradoglu","given":"Murat"},{"family":"Johnsson","given":"Mattias T."},{"family":"Wilson","given":"Nathanial M."},{"family":"Cohen","given":"Yuval"},{"family":"Shin","given":"Dongki"},{"family":"Navickas","given":"Tomas"},{"family":"Pyragius","given":"Tadas"},{"family":"Thomas","given":"Divya"},{"family":"Thompson","given":"Daniel"},{"family":"Moore","given":"Steven I."},{"family":"Rahman","given":"Md Tanvir"},{"family":"Walker","given":"Adrian"},{"family":"Dutta","given":"Indranil"},{"family":"Bijjahalli","given":"Suraj"},{"family":"Berlocher","given":"Jacob"},{"family":"Hush","given":"Michael R."},{"family":"Anderson","given":"Russell P."},{"family":"Szigeti","given":"Stuart S."},{"family":"Biercuk","given":"Michael J."}],"id":"Muradoglu2025","issued":{"date-parts":[[2025]]},"title":"Quantum-assured magnetic navigation achieves positioning accuracy better than a strategic-grade INS in airborne and ground-based field trials","type":""}}],"isEdited":false,"manualOverride":{"citeprocText":"(Muradoglu et al. 2025)","isManuallyOverridden":false,"manualOverrideText":""},"mendeley":{"formattedCitation":"(Muradoglu et al. 2025)","plainTextFormattedCitation":"(Muradoglu et al. 2025)","previouslyFormattedCitation":"(Muradoglu et al. 2025)"},"properties":{"noteIndex":0},"schema":"https://github.com/citation-style-language/schema/raw/master/csl-citation.json"}</w:instrText>
+        <w:instrText xml:space="preserve">ADDIN CSL_CITATION {"citationID":"MENDELEY_CITATION_489","citationItems":[{"id":"ITEM-489","isTemporary":false,"itemData":{"DOI":"10.48550/arXiv.2504.08167","URL":"https://arxiv.org/abs/2504.08167","author":[{"family":"Muradoglu","given":"Murat"},{"family":"Johnsson","given":"Mattias T."},{"family":"Wilson","given":"Nathanial M."},{"family":"Cohen","given":"Yuval"},{"family":"Shin","given":"Dongki"},{"family":"Navickas","given":"Tomas"},{"family":"Pyragius","given":"Tadas"},{"family":"Thomas","given":"Divya"},{"family":"Thompson","given":"Daniel"},{"family":"Moore","given":"Steven I."},{"family":"Rahman","given":"Md Tanvir"},{"family":"Walker","given":"Adrian"},{"family":"Dutta","given":"Indranil"},{"family":"Bijjahalli","given":"Suraj"},{"family":"Berlocher","given":"Jacob"},{"family":"Hush","given":"Michael R."},{"family":"Anderson","given":"Russell P."},{"family":"Szigeti","given":"Stuart S."},{"family":"Biercuk","given":"Michael J."}],"id":"Muradoglu2025","issued":{"date-parts":[[2025]]},"title":"Quantum-assured magnetic navigation achieves positioning accuracy better than a strategic-grade INS in airborne and ground-based field trials","type":""}}],"isEdited":false,"manualOverride":{"citeprocText":"(Muradoglu et al. 2025)","isManuallyOverridden":false,"manualOverrideText":""},"mendeley":{"formattedCitation":"(Muradoglu et al. 2025)","plainTextFormattedCitation":"(Muradoglu et al. 2025)","previouslyFormattedCitation":"(Muradoglu et al. 2025)"},"properties":{"noteIndex":0},"schema":"https://github.com/citation-style-language/schema/raw/master/csl-citation.json"}</w:instrText>
       </w:r>
       <w:r>
         <w:fldChar w:fldCharType="separate"/>
@@ -18267,7 +19035,7 @@
         <w:fldChar w:fldCharType="begin"/>
       </w:r>
       <w:r>
-        <w:instrText xml:space="preserve">ADDIN CSL_CITATION {"citationID":"MENDELEY_CITATION_449","citationItems":[{"id":"ITEM-449","isTemporary":false,"itemData":{"DOI":"10.1103/PhysRevLett.127.100501","author":[{"family":"Córcoles","given":"Antonio D."},{"family":"Takita","given":"Maika"},{"family":"Inoue","given":"Ken"},{"family":"Lekuch","given":"Scott"},{"family":"Minev","given":"Zlatko K."},{"family":"Chow","given":"Jerry M."},{"family":"Gambetta","given":"Jay M."}],"container-title":"Physical Review Letters","id":"Corcoles2021","issue":"10","issued":{"date-parts":[[2021]]},"page":"100501","publisher":"American Physical Society","title":"Exploiting dynamic quantum circuits in a quantum algorithm with superconducting qubits","type":"article-journal","volume":"127"}}],"isEdited":false,"manualOverride":{"citeprocText":"(Córcoles et al. 2021)","isManuallyOverridden":false,"manualOverrideText":""},"mendeley":{"formattedCitation":"(Córcoles et al. 2021)","plainTextFormattedCitation":"(Córcoles et al. 2021)","previouslyFormattedCitation":"(Córcoles et al. 2021)"},"properties":{"noteIndex":0},"schema":"https://github.com/citation-style-language/schema/raw/master/csl-citation.json"}</w:instrText>
+        <w:instrText xml:space="preserve">ADDIN CSL_CITATION {"citationID":"MENDELEY_CITATION_490","citationItems":[{"id":"ITEM-490","isTemporary":false,"itemData":{"DOI":"10.1103/PhysRevLett.127.100501","author":[{"family":"Córcoles","given":"Antonio D."},{"family":"Takita","given":"Maika"},{"family":"Inoue","given":"Ken"},{"family":"Lekuch","given":"Scott"},{"family":"Minev","given":"Zlatko K."},{"family":"Chow","given":"Jerry M."},{"family":"Gambetta","given":"Jay M."}],"container-title":"Physical Review Letters","id":"Corcoles2021","issue":"10","issued":{"date-parts":[[2021]]},"page":"100501","publisher":"American Physical Society","title":"Exploiting dynamic quantum circuits in a quantum algorithm with superconducting qubits","type":"article-journal","volume":"127"}}],"isEdited":false,"manualOverride":{"citeprocText":"(Córcoles et al. 2021)","isManuallyOverridden":false,"manualOverrideText":""},"mendeley":{"formattedCitation":"(Córcoles et al. 2021)","plainTextFormattedCitation":"(Córcoles et al. 2021)","previouslyFormattedCitation":"(Córcoles et al. 2021)"},"properties":{"noteIndex":0},"schema":"https://github.com/citation-style-language/schema/raw/master/csl-citation.json"}</w:instrText>
       </w:r>
       <w:r>
         <w:fldChar w:fldCharType="separate"/>
@@ -18294,18 +19062,18 @@
           <wp:inline>
             <wp:extent cx="5334000" cy="2145425"/>
             <wp:effectExtent b="0" l="0" r="0" t="0"/>
-            <wp:docPr descr="" title="" id="120" name="Picture"/>
+            <wp:docPr descr="" title="" id="122" name="Picture"/>
             <a:graphic>
               <a:graphicData uri="http://schemas.openxmlformats.org/drawingml/2006/picture">
                 <pic:pic>
                   <pic:nvPicPr>
-                    <pic:cNvPr descr="figures/fig5_latency.png" id="121" name="Picture"/>
+                    <pic:cNvPr descr="figures/fig5_latency.png" id="123" name="Picture"/>
                     <pic:cNvPicPr>
                       <a:picLocks noChangeArrowheads="1" noChangeAspect="1"/>
                     </pic:cNvPicPr>
                   </pic:nvPicPr>
                   <pic:blipFill>
-                    <a:blip r:embed="rId119"/>
+                    <a:blip r:embed="rId121"/>
                     <a:stretch>
                       <a:fillRect/>
                     </a:stretch>
@@ -18356,7 +19124,7 @@
         <w:fldChar w:fldCharType="begin"/>
       </w:r>
       <w:r>
-        <w:instrText xml:space="preserve">ADDIN CSL_CITATION {"citationID":"MENDELEY_CITATION_450","citationItems":[{"id":"ITEM-450","isTemporary":false,"itemData":{"DOI":"10.3389/fcomp.2019.00009","author":[{"family":"Ohzeki","given":"Masayuki"},{"family":"Miki","given":"Akira"},{"family":"Miyama","given":"Masamichi J."},{"family":"Terabe","given":"Masayoshi"}],"container-title":"Frontiers in Computer Science","id":"Ohzeki2019","issued":{"date-parts":[[2019]]},"page":"9","publisher":"Frontiers Media","title":"Control of automated guided vehicles without collision by quantum annealer and digital devices","type":"article-journal","volume":"1"},"suppress-author":false}],"isEdited":false,"manualOverride":{"citeprocText":"Ohzeki et al. (2019)","isManuallyOverridden":false,"manualOverrideText":""},"mendeley":{"formattedCitation":"Ohzeki et al. (2019)","plainTextFormattedCitation":"Ohzeki et al. (2019)","previouslyFormattedCitation":"Ohzeki et al. (2019)"},"properties":{"noteIndex":0},"schema":"https://github.com/citation-style-language/schema/raw/master/csl-citation.json"}</w:instrText>
+        <w:instrText xml:space="preserve">ADDIN CSL_CITATION {"citationID":"MENDELEY_CITATION_491","citationItems":[{"id":"ITEM-491","isTemporary":false,"itemData":{"DOI":"10.3389/fcomp.2019.00009","author":[{"family":"Ohzeki","given":"Masayuki"},{"family":"Miki","given":"Akira"},{"family":"Miyama","given":"Masamichi J."},{"family":"Terabe","given":"Masayoshi"}],"container-title":"Frontiers in Computer Science","id":"Ohzeki2019","issued":{"date-parts":[[2019]]},"page":"9","publisher":"Frontiers Media","title":"Control of automated guided vehicles without collision by quantum annealer and digital devices","type":"article-journal","volume":"1"},"suppress-author":false}],"isEdited":false,"manualOverride":{"citeprocText":"Ohzeki et al. (2019)","isManuallyOverridden":false,"manualOverrideText":""},"mendeley":{"formattedCitation":"Ohzeki et al. (2019)","plainTextFormattedCitation":"Ohzeki et al. (2019)","previouslyFormattedCitation":"Ohzeki et al. (2019)"},"properties":{"noteIndex":0},"schema":"https://github.com/citation-style-language/schema/raw/master/csl-citation.json"}</w:instrText>
       </w:r>
       <w:r>
         <w:fldChar w:fldCharType="separate"/>
@@ -18380,7 +19148,7 @@
         <w:fldChar w:fldCharType="begin"/>
       </w:r>
       <w:r>
-        <w:instrText xml:space="preserve">ADDIN CSL_CITATION {"citationID":"MENDELEY_CITATION_451","citationItems":[{"id":"ITEM-451","isTemporary":false,"itemData":{"DOI":"10.1109/IISWC53511.2021.00015","author":[{"family":"Ravi","given":"Gokul Subramanian"},{"family":"Smith","given":"Kaitlin N."},{"family":"Gokhale","given":"Pranav"},{"family":"Chong","given":"Frederic T."}],"container-title":"2021 IEEE international symposium on workload characterization (IISWC)","id":"Ravi2021","issued":{"date-parts":[[2021]]},"page":"39-50","publisher":"IEEE","title":"Quantum computing in the cloud: Analyzing job and machine characteristics","title-short":"Quantum computing in the cloud","type":"paper-conference"},"suppress-author":false}],"isEdited":false,"manualOverride":{"citeprocText":"Ravi et al. (2021)","isManuallyOverridden":false,"manualOverrideText":""},"mendeley":{"formattedCitation":"Ravi et al. (2021)","plainTextFormattedCitation":"Ravi et al. (2021)","previouslyFormattedCitation":"Ravi et al. (2021)"},"properties":{"noteIndex":0},"schema":"https://github.com/citation-style-language/schema/raw/master/csl-citation.json"}</w:instrText>
+        <w:instrText xml:space="preserve">ADDIN CSL_CITATION {"citationID":"MENDELEY_CITATION_492","citationItems":[{"id":"ITEM-492","isTemporary":false,"itemData":{"DOI":"10.1109/IISWC53511.2021.00015","author":[{"family":"Ravi","given":"Gokul Subramanian"},{"family":"Smith","given":"Kaitlin N."},{"family":"Gokhale","given":"Pranav"},{"family":"Chong","given":"Frederic T."}],"container-title":"2021 IEEE international symposium on workload characterization (IISWC)","id":"Ravi2021","issued":{"date-parts":[[2021]]},"page":"39-50","publisher":"IEEE","title":"Quantum computing in the cloud: Analyzing job and machine characteristics","title-short":"Quantum computing in the cloud","type":"paper-conference"},"suppress-author":false}],"isEdited":false,"manualOverride":{"citeprocText":"Ravi et al. (2021)","isManuallyOverridden":false,"manualOverrideText":""},"mendeley":{"formattedCitation":"Ravi et al. (2021)","plainTextFormattedCitation":"Ravi et al. (2021)","previouslyFormattedCitation":"Ravi et al. (2021)"},"properties":{"noteIndex":0},"schema":"https://github.com/citation-style-language/schema/raw/master/csl-citation.json"}</w:instrText>
       </w:r>
       <w:r>
         <w:fldChar w:fldCharType="separate"/>
@@ -18395,8 +19163,8 @@
         <w:t xml:space="preserve">; the range for variational training is indicative.</w:t>
       </w:r>
     </w:p>
-    <w:bookmarkEnd w:id="122"/>
-    <w:bookmarkStart w:id="123" w:name="sec:scalability"/>
+    <w:bookmarkEnd w:id="124"/>
+    <w:bookmarkStart w:id="125" w:name="sec:scalability"/>
     <w:p>
       <w:pPr>
         <w:pStyle w:val="Heading2"/>
@@ -18425,7 +19193,7 @@
         <w:fldChar w:fldCharType="begin"/>
       </w:r>
       <w:r>
-        <w:instrText xml:space="preserve">ADDIN CSL_CITATION {"citationID":"MENDELEY_CITATION_452","citationItems":[{"id":"ITEM-452","isTemporary":false,"itemData":{"DOI":"10.1038/s41598-019-43176-9","author":[{"family":"Guerreschi","given":"Gian Giacomo"},{"family":"Matsuura","given":"Anne Y."}],"container-title":"Scientific Reports","id":"Guerreschi2019","issued":{"date-parts":[[2019]]},"page":"6903","publisher":"Nature Publishing Group","title":"QAOA for Max-Cut requires hundreds of qubits for quantum speed-up","type":"article-journal","volume":"9"}}],"isEdited":false,"manualOverride":{"citeprocText":"(Guerreschi and Matsuura 2019)","isManuallyOverridden":false,"manualOverrideText":""},"mendeley":{"formattedCitation":"(Guerreschi and Matsuura 2019)","plainTextFormattedCitation":"(Guerreschi and Matsuura 2019)","previouslyFormattedCitation":"(Guerreschi and Matsuura 2019)"},"properties":{"noteIndex":0},"schema":"https://github.com/citation-style-language/schema/raw/master/csl-citation.json"}</w:instrText>
+        <w:instrText xml:space="preserve">ADDIN CSL_CITATION {"citationID":"MENDELEY_CITATION_493","citationItems":[{"id":"ITEM-493","isTemporary":false,"itemData":{"DOI":"10.1038/s41598-019-43176-9","author":[{"family":"Guerreschi","given":"Gian Giacomo"},{"family":"Matsuura","given":"Anne Y."}],"container-title":"Scientific Reports","id":"Guerreschi2019","issued":{"date-parts":[[2019]]},"page":"6903","publisher":"Nature Publishing Group","title":"QAOA for Max-Cut requires hundreds of qubits for quantum speed-up","type":"article-journal","volume":"9"}}],"isEdited":false,"manualOverride":{"citeprocText":"(Guerreschi and Matsuura 2019)","isManuallyOverridden":false,"manualOverrideText":""},"mendeley":{"formattedCitation":"(Guerreschi and Matsuura 2019)","plainTextFormattedCitation":"(Guerreschi and Matsuura 2019)","previouslyFormattedCitation":"(Guerreschi and Matsuura 2019)"},"properties":{"noteIndex":0},"schema":"https://github.com/citation-style-language/schema/raw/master/csl-citation.json"}</w:instrText>
       </w:r>
       <w:r>
         <w:fldChar w:fldCharType="separate"/>
@@ -18443,7 +19211,7 @@
         <w:fldChar w:fldCharType="begin"/>
       </w:r>
       <w:r>
-        <w:instrText xml:space="preserve">ADDIN CSL_CITATION {"citationID":"MENDELEY_CITATION_454","citationItems":[{"id":"ITEM-453","isTemporary":false,"itemData":{"DOI":"10.1038/s41467-018-07090-4","author":[{"family":"McClean","given":"Jarrod R."},{"family":"Boixo","given":"Sergio"},{"family":"Smelyanskiy","given":"Vadim N."},{"family":"Babbush","given":"Ryan"},{"family":"Neven","given":"Hartmut"}],"container-title":"Nature Communications","id":"McClean2018","issue":"1","issued":{"date-parts":[[2018]]},"page":"4812","publisher":"Nature Publishing Group","title":"Barren plateaus in quantum neural network training landscapes","type":"article-journal","volume":"9"}},{"id":"ITEM-454","isTemporary":false,"itemData":{"DOI":"10.1038/s42254-025-00813-9","author":[{"family":"Larocca","given":"Martı́n"},{"family":"Thanasilp","given":"Supanut"},{"family":"Wang","given":"Samson"},{"family":"Sharma","given":"Kunal"},{"family":"Biamonte","given":"Jacob"},{"family":"Coles","given":"Patrick J."},{"family":"Cincio","given":"Lukasz"},{"family":"McClean","given":"Jarrod R."},{"family":"Holmes","given":"Zoë"},{"family":"Cerezo","given":"M."}],"container-title":"Nature Reviews Physics","id":"Larocca2025","issue":"4","issued":{"date-parts":[[2025]]},"page":"174-189","publisher":"Nature Publishing Group","title":"Barren plateaus in variational quantum computing","type":"article-journal","volume":"7"}}],"isEdited":false,"manualOverride":{"citeprocText":"(McClean et al. 2018; Larocca et al. 2025)","isManuallyOverridden":false,"manualOverrideText":""},"mendeley":{"formattedCitation":"(McClean et al. 2018; Larocca et al. 2025)","plainTextFormattedCitation":"(McClean et al. 2018; Larocca et al. 2025)","previouslyFormattedCitation":"(McClean et al. 2018; Larocca et al. 2025)"},"properties":{"noteIndex":0},"schema":"https://github.com/citation-style-language/schema/raw/master/csl-citation.json"}</w:instrText>
+        <w:instrText xml:space="preserve">ADDIN CSL_CITATION {"citationID":"MENDELEY_CITATION_495","citationItems":[{"id":"ITEM-494","isTemporary":false,"itemData":{"DOI":"10.1038/s41467-018-07090-4","author":[{"family":"McClean","given":"Jarrod R."},{"family":"Boixo","given":"Sergio"},{"family":"Smelyanskiy","given":"Vadim N."},{"family":"Babbush","given":"Ryan"},{"family":"Neven","given":"Hartmut"}],"container-title":"Nature Communications","id":"McClean2018","issue":"1","issued":{"date-parts":[[2018]]},"page":"4812","publisher":"Nature Publishing Group","title":"Barren plateaus in quantum neural network training landscapes","type":"article-journal","volume":"9"}},{"id":"ITEM-495","isTemporary":false,"itemData":{"DOI":"10.1038/s42254-025-00813-9","author":[{"family":"Larocca","given":"Martı́n"},{"family":"Thanasilp","given":"Supanut"},{"family":"Wang","given":"Samson"},{"family":"Sharma","given":"Kunal"},{"family":"Biamonte","given":"Jacob"},{"family":"Coles","given":"Patrick J."},{"family":"Cincio","given":"Lukasz"},{"family":"McClean","given":"Jarrod R."},{"family":"Holmes","given":"Zoë"},{"family":"Cerezo","given":"M."}],"container-title":"Nature Reviews Physics","id":"Larocca2025","issue":"4","issued":{"date-parts":[[2025]]},"page":"174-189","publisher":"Nature Publishing Group","title":"Barren plateaus in variational quantum computing","type":"article-journal","volume":"7"}}],"isEdited":false,"manualOverride":{"citeprocText":"(McClean et al. 2018; Larocca et al. 2025)","isManuallyOverridden":false,"manualOverrideText":""},"mendeley":{"formattedCitation":"(McClean et al. 2018; Larocca et al. 2025)","plainTextFormattedCitation":"(McClean et al. 2018; Larocca et al. 2025)","previouslyFormattedCitation":"(McClean et al. 2018; Larocca et al. 2025)"},"properties":{"noteIndex":0},"schema":"https://github.com/citation-style-language/schema/raw/master/csl-citation.json"}</w:instrText>
       </w:r>
       <w:r>
         <w:fldChar w:fldCharType="separate"/>
@@ -18461,7 +19229,7 @@
         <w:fldChar w:fldCharType="begin"/>
       </w:r>
       <w:r>
-        <w:instrText xml:space="preserve">ADDIN CSL_CITATION {"citationID":"MENDELEY_CITATION_455","citationItems":[{"id":"ITEM-455","isTemporary":false,"itemData":{"DOI":"10.1088/2632-2153/ac4559","author":[{"family":"Chen","given":"Samuel Yen-Chi"},{"family":"Huang","given":"Chih-Min"},{"family":"Hsing","given":"Chia-Wei"},{"family":"Goan","given":"Hsi-Sheng"},{"family":"Kao","given":"Ying-Jer"}],"container-title":"Machine Learning: Science and Technology","id":"Chen2022","issue":"1","issued":{"date-parts":[[2022]]},"page":"015025","publisher":"IOP Publishing","title":"Variational quantum reinforcement learning via evolutionary optimization","type":"article-journal","volume":"3"}}],"isEdited":false,"manualOverride":{"citeprocText":"(Chen et al. 2022)","isManuallyOverridden":false,"manualOverrideText":""},"mendeley":{"formattedCitation":"(Chen et al. 2022)","plainTextFormattedCitation":"(Chen et al. 2022)","previouslyFormattedCitation":"(Chen et al. 2022)"},"properties":{"noteIndex":0},"schema":"https://github.com/citation-style-language/schema/raw/master/csl-citation.json"}</w:instrText>
+        <w:instrText xml:space="preserve">ADDIN CSL_CITATION {"citationID":"MENDELEY_CITATION_496","citationItems":[{"id":"ITEM-496","isTemporary":false,"itemData":{"DOI":"10.1088/2632-2153/ac4559","author":[{"family":"Chen","given":"Samuel Yen-Chi"},{"family":"Huang","given":"Chih-Min"},{"family":"Hsing","given":"Chia-Wei"},{"family":"Goan","given":"Hsi-Sheng"},{"family":"Kao","given":"Ying-Jer"}],"container-title":"Machine Learning: Science and Technology","id":"Chen2022","issue":"1","issued":{"date-parts":[[2022]]},"page":"015025","publisher":"IOP Publishing","title":"Variational quantum reinforcement learning via evolutionary optimization","type":"article-journal","volume":"3"}}],"isEdited":false,"manualOverride":{"citeprocText":"(Chen et al. 2022)","isManuallyOverridden":false,"manualOverrideText":""},"mendeley":{"formattedCitation":"(Chen et al. 2022)","plainTextFormattedCitation":"(Chen et al. 2022)","previouslyFormattedCitation":"(Chen et al. 2022)"},"properties":{"noteIndex":0},"schema":"https://github.com/citation-style-language/schema/raw/master/csl-citation.json"}</w:instrText>
       </w:r>
       <w:r>
         <w:fldChar w:fldCharType="separate"/>
@@ -18479,7 +19247,7 @@
         <w:fldChar w:fldCharType="begin"/>
       </w:r>
       <w:r>
-        <w:instrText xml:space="preserve">ADDIN CSL_CITATION {"citationID":"MENDELEY_CITATION_457","citationItems":[{"id":"ITEM-456","isTemporary":false,"itemData":{"DOI":"10.3390/math10142475","author":[{"family":"Chella","given":"Antonio"},{"family":"Gaglio","given":"Salvatore"},{"family":"Pilato","given":"Giovanni"},{"family":"Vella","given":"Filippo"},{"family":"Zammuto","given":"Salvatore"}],"container-title":"Mathematics","id":"Chella2022","issue":"14","issued":{"date-parts":[[2022]]},"page":"2475","publisher":"MDPI","title":"A quantum planner for robot motion","type":"article-journal","volume":"10"}},{"id":"ITEM-457","isTemporary":false,"itemData":{"DOI":"10.1016/j.robot.2025.105026","author":[{"family":"Antero","given":"Unai"},{"family":"Sierra","given":"Basilio"},{"family":"Oñativia","given":"Jon"},{"family":"Ruiz","given":"Alejandra"},{"family":"Osaba","given":"Eneko"}],"container-title":"Robotics and Autonomous Systems","id":"Antero2025","issued":{"date-parts":[[2025]]},"page":"105026","publisher":"Elsevier","title":"Robot localization aided by quantum algorithms","type":"article-journal","volume":"192"}}],"isEdited":false,"manualOverride":{"citeprocText":"(Chella et al. 2022; Antero et al. 2025)","isManuallyOverridden":false,"manualOverrideText":""},"mendeley":{"formattedCitation":"(Chella et al. 2022; Antero et al. 2025)","plainTextFormattedCitation":"(Chella et al. 2022; Antero et al. 2025)","previouslyFormattedCitation":"(Chella et al. 2022; Antero et al. 2025)"},"properties":{"noteIndex":0},"schema":"https://github.com/citation-style-language/schema/raw/master/csl-citation.json"}</w:instrText>
+        <w:instrText xml:space="preserve">ADDIN CSL_CITATION {"citationID":"MENDELEY_CITATION_498","citationItems":[{"id":"ITEM-497","isTemporary":false,"itemData":{"DOI":"10.3390/math10142475","author":[{"family":"Chella","given":"Antonio"},{"family":"Gaglio","given":"Salvatore"},{"family":"Pilato","given":"Giovanni"},{"family":"Vella","given":"Filippo"},{"family":"Zammuto","given":"Salvatore"}],"container-title":"Mathematics","id":"Chella2022","issue":"14","issued":{"date-parts":[[2022]]},"page":"2475","publisher":"MDPI","title":"A quantum planner for robot motion","type":"article-journal","volume":"10"}},{"id":"ITEM-498","isTemporary":false,"itemData":{"DOI":"10.1016/j.robot.2025.105026","author":[{"family":"Antero","given":"Unai"},{"family":"Sierra","given":"Basilio"},{"family":"Oñativia","given":"Jon"},{"family":"Ruiz","given":"Alejandra"},{"family":"Osaba","given":"Eneko"}],"container-title":"Robotics and Autonomous Systems","id":"Antero2025","issued":{"date-parts":[[2025]]},"page":"105026","publisher":"Elsevier","title":"Robot localization aided by quantum algorithms","type":"article-journal","volume":"192"}}],"isEdited":false,"manualOverride":{"citeprocText":"(Chella et al. 2022; Antero et al. 2025)","isManuallyOverridden":false,"manualOverrideText":""},"mendeley":{"formattedCitation":"(Chella et al. 2022; Antero et al. 2025)","plainTextFormattedCitation":"(Chella et al. 2022; Antero et al. 2025)","previouslyFormattedCitation":"(Chella et al. 2022; Antero et al. 2025)"},"properties":{"noteIndex":0},"schema":"https://github.com/citation-style-language/schema/raw/master/csl-citation.json"}</w:instrText>
       </w:r>
       <w:r>
         <w:fldChar w:fldCharType="separate"/>
@@ -18497,7 +19265,7 @@
         <w:fldChar w:fldCharType="begin"/>
       </w:r>
       <w:r>
-        <w:instrText xml:space="preserve">ADDIN CSL_CITATION {"citationID":"MENDELEY_CITATION_458","citationItems":[{"id":"ITEM-458","isTemporary":false,"itemData":{"DOI":"10.22331/q-2018-08-06-79","author":[{"family":"Preskill","given":"John"}],"container-title":"Quantum","id":"Preskill2018","issued":{"date-parts":[[2018]]},"page":"79","publisher":"Verein zur Förderung des Open Access Publizierens in den Quantenwissenschaften","title":"Quantum computing in the NISQ era and beyond","type":"article-journal","volume":"2"}}],"isEdited":false,"manualOverride":{"citeprocText":"(Preskill 2018)","isManuallyOverridden":false,"manualOverrideText":""},"mendeley":{"formattedCitation":"(Preskill 2018)","plainTextFormattedCitation":"(Preskill 2018)","previouslyFormattedCitation":"(Preskill 2018)"},"properties":{"noteIndex":0},"schema":"https://github.com/citation-style-language/schema/raw/master/csl-citation.json"}</w:instrText>
+        <w:instrText xml:space="preserve">ADDIN CSL_CITATION {"citationID":"MENDELEY_CITATION_499","citationItems":[{"id":"ITEM-499","isTemporary":false,"itemData":{"DOI":"10.22331/q-2018-08-06-79","author":[{"family":"Preskill","given":"John"}],"container-title":"Quantum","id":"Preskill2018","issued":{"date-parts":[[2018]]},"page":"79","publisher":"Verein zur Förderung des Open Access Publizierens in den Quantenwissenschaften","title":"Quantum computing in the NISQ era and beyond","type":"article-journal","volume":"2"}}],"isEdited":false,"manualOverride":{"citeprocText":"(Preskill 2018)","isManuallyOverridden":false,"manualOverrideText":""},"mendeley":{"formattedCitation":"(Preskill 2018)","plainTextFormattedCitation":"(Preskill 2018)","previouslyFormattedCitation":"(Preskill 2018)"},"properties":{"noteIndex":0},"schema":"https://github.com/citation-style-language/schema/raw/master/csl-citation.json"}</w:instrText>
       </w:r>
       <w:r>
         <w:fldChar w:fldCharType="separate"/>
@@ -18515,7 +19283,7 @@
         <w:fldChar w:fldCharType="begin"/>
       </w:r>
       <w:r>
-        <w:instrText xml:space="preserve">ADDIN CSL_CITATION {"citationID":"MENDELEY_CITATION_459","citationItems":[{"id":"ITEM-459","isTemporary":false,"itemData":{"DOI":"10.1103/RevModPhys.95.045005","author":[{"family":"Cai","given":"Zhenyu"},{"family":"Babbush","given":"Ryan"},{"family":"Benjamin","given":"Simon C."},{"family":"Endo","given":"Suguru"},{"family":"Huggins","given":"William J."},{"family":"Li","given":"Ying"},{"family":"McClean","given":"Jarrod R."},{"family":"O’Brien","given":"Thomas E."}],"container-title":"Reviews of Modern Physics","id":"Cai2023","issue":"4","issued":{"date-parts":[[2023]]},"page":"045005","publisher":"American Physical Society","title":"Quantum error mitigation","type":"article-journal","volume":"95"}}],"isEdited":false,"manualOverride":{"citeprocText":"(Cai et al. 2023)","isManuallyOverridden":false,"manualOverrideText":""},"mendeley":{"formattedCitation":"(Cai et al. 2023)","plainTextFormattedCitation":"(Cai et al. 2023)","previouslyFormattedCitation":"(Cai et al. 2023)"},"properties":{"noteIndex":0},"schema":"https://github.com/citation-style-language/schema/raw/master/csl-citation.json"}</w:instrText>
+        <w:instrText xml:space="preserve">ADDIN CSL_CITATION {"citationID":"MENDELEY_CITATION_500","citationItems":[{"id":"ITEM-500","isTemporary":false,"itemData":{"DOI":"10.1103/RevModPhys.95.045005","author":[{"family":"Cai","given":"Zhenyu"},{"family":"Babbush","given":"Ryan"},{"family":"Benjamin","given":"Simon C."},{"family":"Endo","given":"Suguru"},{"family":"Huggins","given":"William J."},{"family":"Li","given":"Ying"},{"family":"McClean","given":"Jarrod R."},{"family":"O’Brien","given":"Thomas E."}],"container-title":"Reviews of Modern Physics","id":"Cai2023","issue":"4","issued":{"date-parts":[[2023]]},"page":"045005","publisher":"American Physical Society","title":"Quantum error mitigation","type":"article-journal","volume":"95"}}],"isEdited":false,"manualOverride":{"citeprocText":"(Cai et al. 2023)","isManuallyOverridden":false,"manualOverrideText":""},"mendeley":{"formattedCitation":"(Cai et al. 2023)","plainTextFormattedCitation":"(Cai et al. 2023)","previouslyFormattedCitation":"(Cai et al. 2023)"},"properties":{"noteIndex":0},"schema":"https://github.com/citation-style-language/schema/raw/master/csl-citation.json"}</w:instrText>
       </w:r>
       <w:r>
         <w:fldChar w:fldCharType="separate"/>
@@ -18533,7 +19301,7 @@
         <w:fldChar w:fldCharType="begin"/>
       </w:r>
       <w:r>
-        <w:instrText xml:space="preserve">ADDIN CSL_CITATION {"citationID":"MENDELEY_CITATION_460","citationItems":[{"id":"ITEM-460","isTemporary":false,"itemData":{"DOI":"10.1103/PhysRevA.86.032324","author":[{"family":"Fowler","given":"Austin G."},{"family":"Mariantoni","given":"Matteo"},{"family":"Martinis","given":"John M."},{"family":"Cleland","given":"Andrew N."}],"container-title":"Physical Review A","id":"Fowler2012","issue":"3","issued":{"date-parts":[[2012]]},"page":"032324","publisher":"American Physical Society","title":"Surface codes: Towards practical large-scale quantum computation","title-short":"Surface codes","type":"article-journal","volume":"86"}}],"isEdited":false,"manualOverride":{"citeprocText":"(Fowler et al. 2012)","isManuallyOverridden":false,"manualOverrideText":""},"mendeley":{"formattedCitation":"(Fowler et al. 2012)","plainTextFormattedCitation":"(Fowler et al. 2012)","previouslyFormattedCitation":"(Fowler et al. 2012)"},"properties":{"noteIndex":0},"schema":"https://github.com/citation-style-language/schema/raw/master/csl-citation.json"}</w:instrText>
+        <w:instrText xml:space="preserve">ADDIN CSL_CITATION {"citationID":"MENDELEY_CITATION_501","citationItems":[{"id":"ITEM-501","isTemporary":false,"itemData":{"DOI":"10.1103/PhysRevA.86.032324","author":[{"family":"Fowler","given":"Austin G."},{"family":"Mariantoni","given":"Matteo"},{"family":"Martinis","given":"John M."},{"family":"Cleland","given":"Andrew N."}],"container-title":"Physical Review A","id":"Fowler2012","issue":"3","issued":{"date-parts":[[2012]]},"page":"032324","publisher":"American Physical Society","title":"Surface codes: Towards practical large-scale quantum computation","title-short":"Surface codes","type":"article-journal","volume":"86"}}],"isEdited":false,"manualOverride":{"citeprocText":"(Fowler et al. 2012)","isManuallyOverridden":false,"manualOverrideText":""},"mendeley":{"formattedCitation":"(Fowler et al. 2012)","plainTextFormattedCitation":"(Fowler et al. 2012)","previouslyFormattedCitation":"(Fowler et al. 2012)"},"properties":{"noteIndex":0},"schema":"https://github.com/citation-style-language/schema/raw/master/csl-citation.json"}</w:instrText>
       </w:r>
       <w:r>
         <w:fldChar w:fldCharType="separate"/>
@@ -18551,7 +19319,7 @@
         <w:fldChar w:fldCharType="begin"/>
       </w:r>
       <w:r>
-        <w:instrText xml:space="preserve">ADDIN CSL_CITATION {"citationID":"MENDELEY_CITATION_461","citationItems":[{"id":"ITEM-461","isTemporary":false,"itemData":{"DOI":"10.1146/annurev-conmatphys-031119-050605","author":[{"family":"Kjaergaard","given":"Morten"},{"family":"Schwartz","given":"Mollie E."},{"family":"Braumüller","given":"Jochen"},{"family":"Krantz","given":"Philip"},{"family":"Wang","given":"Joel I.-J."},{"family":"Gustavsson","given":"Simon"},{"family":"Oliver","given":"William D."}],"container-title":"Annual Review of Condensed Matter Physics","id":"Kjaergaard2020","issued":{"date-parts":[[2020]]},"page":"369-395","publisher":"Annual Reviews","title":"Superconducting qubits: Current state of play","title-short":"Superconducting qubits","type":"article-journal","volume":"11"}}],"isEdited":false,"manualOverride":{"citeprocText":"(Kjaergaard et al. 2020)","isManuallyOverridden":false,"manualOverrideText":""},"mendeley":{"formattedCitation":"(Kjaergaard et al. 2020)","plainTextFormattedCitation":"(Kjaergaard et al. 2020)","previouslyFormattedCitation":"(Kjaergaard et al. 2020)"},"properties":{"noteIndex":0},"schema":"https://github.com/citation-style-language/schema/raw/master/csl-citation.json"}</w:instrText>
+        <w:instrText xml:space="preserve">ADDIN CSL_CITATION {"citationID":"MENDELEY_CITATION_502","citationItems":[{"id":"ITEM-502","isTemporary":false,"itemData":{"DOI":"10.1146/annurev-conmatphys-031119-050605","author":[{"family":"Kjaergaard","given":"Morten"},{"family":"Schwartz","given":"Mollie E."},{"family":"Braumüller","given":"Jochen"},{"family":"Krantz","given":"Philip"},{"family":"Wang","given":"Joel I.-J."},{"family":"Gustavsson","given":"Simon"},{"family":"Oliver","given":"William D."}],"container-title":"Annual Review of Condensed Matter Physics","id":"Kjaergaard2020","issued":{"date-parts":[[2020]]},"page":"369-395","publisher":"Annual Reviews","title":"Superconducting qubits: Current state of play","title-short":"Superconducting qubits","type":"article-journal","volume":"11"}}],"isEdited":false,"manualOverride":{"citeprocText":"(Kjaergaard et al. 2020)","isManuallyOverridden":false,"manualOverrideText":""},"mendeley":{"formattedCitation":"(Kjaergaard et al. 2020)","plainTextFormattedCitation":"(Kjaergaard et al. 2020)","previouslyFormattedCitation":"(Kjaergaard et al. 2020)"},"properties":{"noteIndex":0},"schema":"https://github.com/citation-style-language/schema/raw/master/csl-citation.json"}</w:instrText>
       </w:r>
       <w:r>
         <w:fldChar w:fldCharType="separate"/>
@@ -18569,7 +19337,7 @@
         <w:fldChar w:fldCharType="begin"/>
       </w:r>
       <w:r>
-        <w:instrText xml:space="preserve">ADDIN CSL_CITATION {"citationID":"MENDELEY_CITATION_463","citationItems":[{"id":"ITEM-462","isTemporary":false,"itemData":{"DOI":"10.1038/s42254-019-0117-4","author":[{"family":"Bongs","given":"Kai"},{"family":"Holynski","given":"Michael"},{"family":"Vovrosh","given":"Jamie"},{"family":"Bouyer","given":"Philippe"},{"family":"Condon","given":"Gabriel"},{"family":"Rasel","given":"Ernst"},{"family":"Schubert","given":"Christian"},{"family":"Schleich","given":"Wolfgang P."},{"family":"Roura","given":"Albert"}],"container-title":"Nature Reviews Physics","id":"Bongs2019","issue":"12","issued":{"date-parts":[[2019]]},"page":"731-739","publisher":"Nature Publishing Group","title":"Taking atom interferometric quantum sensors from the laboratory to real-world applications","type":"article-journal","volume":"1"}},{"id":"ITEM-463","isTemporary":false,"itemData":{"DOI":"10.48550/arXiv.2103.09378","URL":"https://arxiv.org/abs/2103.09378","author":[{"family":"Wang","given":"Xuezhi"},{"family":"Kealy","given":"Allison"},{"family":"Gilliam","given":"Christopher"},{"family":"Haine","given":"Simon"},{"family":"Close","given":"John"},{"family":"Moran","given":"Bill"},{"family":"Talbot","given":"Kyle"},{"family":"Williams","given":"Simon"},{"family":"Hardman","given":"Kyle"},{"family":"Freier","given":"Chris"},{"family":"Wigley","given":"Paul"},{"family":"White","given":"Angela"},{"family":"Szigeti","given":"Stuart"},{"family":"Legge","given":"Sam"}],"id":"Wang2021","issued":{"date-parts":[[2021]]},"title":"Enhancing inertial navigation performance via fusion of classical and quantum accelerometers","type":""}}],"isEdited":false,"manualOverride":{"citeprocText":"(Bongs et al. 2019; Xuezhi Wang et al. 2021)","isManuallyOverridden":false,"manualOverrideText":""},"mendeley":{"formattedCitation":"(Bongs et al. 2019; Xuezhi Wang et al. 2021)","plainTextFormattedCitation":"(Bongs et al. 2019; Xuezhi Wang et al. 2021)","previouslyFormattedCitation":"(Bongs et al. 2019; Xuezhi Wang et al. 2021)"},"properties":{"noteIndex":0},"schema":"https://github.com/citation-style-language/schema/raw/master/csl-citation.json"}</w:instrText>
+        <w:instrText xml:space="preserve">ADDIN CSL_CITATION {"citationID":"MENDELEY_CITATION_504","citationItems":[{"id":"ITEM-503","isTemporary":false,"itemData":{"DOI":"10.1038/s42254-019-0117-4","author":[{"family":"Bongs","given":"Kai"},{"family":"Holynski","given":"Michael"},{"family":"Vovrosh","given":"Jamie"},{"family":"Bouyer","given":"Philippe"},{"family":"Condon","given":"Gabriel"},{"family":"Rasel","given":"Ernst"},{"family":"Schubert","given":"Christian"},{"family":"Schleich","given":"Wolfgang P."},{"family":"Roura","given":"Albert"}],"container-title":"Nature Reviews Physics","id":"Bongs2019","issue":"12","issued":{"date-parts":[[2019]]},"page":"731-739","publisher":"Nature Publishing Group","title":"Taking atom interferometric quantum sensors from the laboratory to real-world applications","type":"article-journal","volume":"1"}},{"id":"ITEM-504","isTemporary":false,"itemData":{"DOI":"10.48550/arXiv.2103.09378","URL":"https://arxiv.org/abs/2103.09378","author":[{"family":"Wang","given":"Xuezhi"},{"family":"Kealy","given":"Allison"},{"family":"Gilliam","given":"Christopher"},{"family":"Haine","given":"Simon"},{"family":"Close","given":"John"},{"family":"Moran","given":"Bill"},{"family":"Talbot","given":"Kyle"},{"family":"Williams","given":"Simon"},{"family":"Hardman","given":"Kyle"},{"family":"Freier","given":"Chris"},{"family":"Wigley","given":"Paul"},{"family":"White","given":"Angela"},{"family":"Szigeti","given":"Stuart"},{"family":"Legge","given":"Sam"}],"id":"Wang2021","issued":{"date-parts":[[2021]]},"title":"Enhancing inertial navigation performance via fusion of classical and quantum accelerometers","type":""}}],"isEdited":false,"manualOverride":{"citeprocText":"(Bongs et al. 2019; Xuezhi Wang et al. 2021)","isManuallyOverridden":false,"manualOverrideText":""},"mendeley":{"formattedCitation":"(Bongs et al. 2019; Xuezhi Wang et al. 2021)","plainTextFormattedCitation":"(Bongs et al. 2019; Xuezhi Wang et al. 2021)","previouslyFormattedCitation":"(Bongs et al. 2019; Xuezhi Wang et al. 2021)"},"properties":{"noteIndex":0},"schema":"https://github.com/citation-style-language/schema/raw/master/csl-citation.json"}</w:instrText>
       </w:r>
       <w:r>
         <w:fldChar w:fldCharType="separate"/>
@@ -18584,9 +19352,9 @@
         <w:t xml:space="preserve">.</w:t>
       </w:r>
     </w:p>
-    <w:bookmarkEnd w:id="123"/>
-    <w:bookmarkEnd w:id="124"/>
-    <w:bookmarkStart w:id="138" w:name="sec:challenges"/>
+    <w:bookmarkEnd w:id="125"/>
+    <w:bookmarkEnd w:id="126"/>
+    <w:bookmarkStart w:id="140" w:name="sec:challenges"/>
     <w:p>
       <w:pPr>
         <w:pStyle w:val="Heading1"/>
@@ -18643,7 +19411,7 @@
         <w:t xml:space="preserve">arranges the resulting research directions by time horizon.</w:t>
       </w:r>
     </w:p>
-    <w:bookmarkStart w:id="130" w:name="sec:ch-function"/>
+    <w:bookmarkStart w:id="132" w:name="sec:ch-function"/>
     <w:p>
       <w:pPr>
         <w:pStyle w:val="Heading2"/>
@@ -18661,7 +19429,7 @@
         <w:t xml:space="preserve">Challenges by Robotic Function</w:t>
       </w:r>
     </w:p>
-    <w:bookmarkStart w:id="125" w:name="optimization."/>
+    <w:bookmarkStart w:id="127" w:name="optimization."/>
     <w:p>
       <w:pPr>
         <w:pStyle w:val="Heading4"/>
@@ -18706,7 +19474,7 @@
         <w:fldChar w:fldCharType="begin"/>
       </w:r>
       <w:r>
-        <w:instrText xml:space="preserve">ADDIN CSL_CITATION {"citationID":"MENDELEY_CITATION_465","citationItems":[{"id":"ITEM-464","isTemporary":false,"itemData":{"DOI":"10.1038/s41598-023-45668-1","author":[{"family":"Leib","given":"Dominik"},{"family":"Seidel","given":"Tobias"},{"family":"Jäger","given":"Sven"},{"family":"Heese","given":"Raoul"},{"family":"Jones","given":"Caitlin Isobel"},{"family":"Awasthi","given":"Abhishek"},{"family":"Niederle","given":"Astrid"},{"family":"Bortz","given":"Michael"}],"container-title":"Scientific Reports","id":"Leib2023","issued":{"date-parts":[[2023]]},"publisher":"Nature Publishing Group","title":"An optimization case study for solving a transport robot scheduling problem on quantum-hybrid and quantum-inspired hardware","type":"article-journal","volume":"13"}},{"id":"ITEM-465","isTemporary":false,"itemData":{"DOI":"10.1038/s41598-025-28481-w","author":[{"family":"Quang","given":"Thinh Nguyen"},{"family":"Matsuyama","given":"Kosuke"},{"family":"Shimizu","given":"Keisuke"},{"family":"Sugano","given":"Hiroki"},{"family":"Kurimoto","given":"Eiji"},{"family":"Miki","given":"Masahiro"},{"family":"Suzuki","given":"Jumpei"},{"family":"Chen","given":"Ziyi"},{"family":"Waidyasooriya","given":"Hasitha Muthumala"},{"family":"Hariyama","given":"Masanori"},{"family":"Hitomi","given":"Masaru"},{"family":"Sawamura","given":"Kenta"},{"family":"Ohzeki","given":"Masayuki"}],"container-title":"Scientific Reports","id":"Quang2025","issued":{"date-parts":[[2025]]},"page":"44047","publisher":"Nature Publishing Group","title":"Quantum annealing-based route optimization for commercial AGV operating systems in large-scale logistics warehouses","type":"article-journal","volume":"15"}}],"isEdited":false,"manualOverride":{"citeprocText":"(Leib et al. 2023; Quang et al. 2025)","isManuallyOverridden":false,"manualOverrideText":""},"mendeley":{"formattedCitation":"(Leib et al. 2023; Quang et al. 2025)","plainTextFormattedCitation":"(Leib et al. 2023; Quang et al. 2025)","previouslyFormattedCitation":"(Leib et al. 2023; Quang et al. 2025)"},"properties":{"noteIndex":0},"schema":"https://github.com/citation-style-language/schema/raw/master/csl-citation.json"}</w:instrText>
+        <w:instrText xml:space="preserve">ADDIN CSL_CITATION {"citationID":"MENDELEY_CITATION_506","citationItems":[{"id":"ITEM-505","isTemporary":false,"itemData":{"DOI":"10.1038/s41598-023-45668-1","author":[{"family":"Leib","given":"Dominik"},{"family":"Seidel","given":"Tobias"},{"family":"Jäger","given":"Sven"},{"family":"Heese","given":"Raoul"},{"family":"Jones","given":"Caitlin Isobel"},{"family":"Awasthi","given":"Abhishek"},{"family":"Niederle","given":"Astrid"},{"family":"Bortz","given":"Michael"}],"container-title":"Scientific Reports","id":"Leib2023","issued":{"date-parts":[[2023]]},"publisher":"Nature Publishing Group","title":"An optimization case study for solving a transport robot scheduling problem on quantum-hybrid and quantum-inspired hardware","type":"article-journal","volume":"13"}},{"id":"ITEM-506","isTemporary":false,"itemData":{"DOI":"10.1038/s41598-025-28481-w","author":[{"family":"Quang","given":"Thinh Nguyen"},{"family":"Matsuyama","given":"Kosuke"},{"family":"Shimizu","given":"Keisuke"},{"family":"Sugano","given":"Hiroki"},{"family":"Kurimoto","given":"Eiji"},{"family":"Miki","given":"Masahiro"},{"family":"Suzuki","given":"Jumpei"},{"family":"Chen","given":"Ziyi"},{"family":"Waidyasooriya","given":"Hasitha Muthumala"},{"family":"Hariyama","given":"Masanori"},{"family":"Hitomi","given":"Masaru"},{"family":"Sawamura","given":"Kenta"},{"family":"Ohzeki","given":"Masayuki"}],"container-title":"Scientific Reports","id":"Quang2025","issued":{"date-parts":[[2025]]},"page":"44047","publisher":"Nature Publishing Group","title":"Quantum annealing-based route optimization for commercial AGV operating systems in large-scale logistics warehouses","type":"article-journal","volume":"15"}}],"isEdited":false,"manualOverride":{"citeprocText":"(Leib et al. 2023; Quang et al. 2025)","isManuallyOverridden":false,"manualOverrideText":""},"mendeley":{"formattedCitation":"(Leib et al. 2023; Quang et al. 2025)","plainTextFormattedCitation":"(Leib et al. 2023; Quang et al. 2025)","previouslyFormattedCitation":"(Leib et al. 2023; Quang et al. 2025)"},"properties":{"noteIndex":0},"schema":"https://github.com/citation-style-language/schema/raw/master/csl-citation.json"}</w:instrText>
       </w:r>
       <w:r>
         <w:fldChar w:fldCharType="separate"/>
@@ -18724,7 +19492,7 @@
         <w:fldChar w:fldCharType="begin"/>
       </w:r>
       <w:r>
-        <w:instrText xml:space="preserve">ADDIN CSL_CITATION {"citationID":"MENDELEY_CITATION_466","citationItems":[{"id":"ITEM-466","isTemporary":false,"itemData":{"DOI":"10.3390/a12020034","author":[{"family":"Hadfield","given":"Stuart"},{"family":"Wang","given":"Zhihui"},{"family":"O’Gorman","given":"Bryan"},{"family":"Rieffel","given":"Eleanor G."},{"family":"Venturelli","given":"Davide"},{"family":"Biswas","given":"Rupak"}],"container-title":"Algorithms","id":"Hadfield2019","issue":"2","issued":{"date-parts":[[2019]]},"page":"34","publisher":"MDPI","title":"From the quantum approximate optimization algorithm to a quantum alternating operator ansatz","type":"article-journal","volume":"12"}}],"isEdited":false,"manualOverride":{"citeprocText":"(Hadfield et al. 2019)","isManuallyOverridden":false,"manualOverrideText":""},"mendeley":{"formattedCitation":"(Hadfield et al. 2019)","plainTextFormattedCitation":"(Hadfield et al. 2019)","previouslyFormattedCitation":"(Hadfield et al. 2019)"},"properties":{"noteIndex":0},"schema":"https://github.com/citation-style-language/schema/raw/master/csl-citation.json"}</w:instrText>
+        <w:instrText xml:space="preserve">ADDIN CSL_CITATION {"citationID":"MENDELEY_CITATION_507","citationItems":[{"id":"ITEM-507","isTemporary":false,"itemData":{"DOI":"10.3390/a12020034","author":[{"family":"Hadfield","given":"Stuart"},{"family":"Wang","given":"Zhihui"},{"family":"O’Gorman","given":"Bryan"},{"family":"Rieffel","given":"Eleanor G."},{"family":"Venturelli","given":"Davide"},{"family":"Biswas","given":"Rupak"}],"container-title":"Algorithms","id":"Hadfield2019","issue":"2","issued":{"date-parts":[[2019]]},"page":"34","publisher":"MDPI","title":"From the quantum approximate optimization algorithm to a quantum alternating operator ansatz","type":"article-journal","volume":"12"}}],"isEdited":false,"manualOverride":{"citeprocText":"(Hadfield et al. 2019)","isManuallyOverridden":false,"manualOverrideText":""},"mendeley":{"formattedCitation":"(Hadfield et al. 2019)","plainTextFormattedCitation":"(Hadfield et al. 2019)","previouslyFormattedCitation":"(Hadfield et al. 2019)"},"properties":{"noteIndex":0},"schema":"https://github.com/citation-style-language/schema/raw/master/csl-citation.json"}</w:instrText>
       </w:r>
       <w:r>
         <w:fldChar w:fldCharType="separate"/>
@@ -18739,13 +19507,31 @@
         <w:t xml:space="preserve"> </w:t>
       </w:r>
       <w:r>
-        <w:t xml:space="preserve">and transferable QAOA parameters </w:t>
-      </w:r>
-      <w:r>
-        <w:fldChar w:fldCharType="begin"/>
-      </w:r>
-      <w:r>
-        <w:instrText xml:space="preserve">ADDIN CSL_CITATION {"citationID":"MENDELEY_CITATION_467","citationItems":[{"id":"ITEM-467","isTemporary":false,"itemData":{"DOI":"10.1103/PhysRevX.10.021067","author":[{"family":"Zhou","given":"Leo"},{"family":"Wang","given":"Sheng-Tao"},{"family":"Choi","given":"Soonwon"},{"family":"Pichler","given":"Hannes"},{"family":"Lukin","given":"Mikhail D."}],"container-title":"Physical Review X","id":"Zhou2020","issue":"2","issued":{"date-parts":[[2020]]},"page":"021067","publisher":"American Physical Society","title":"Quantum approximate optimization algorithm: Performance, mechanism, and implementation on near-term devices","title-short":"Quantum approximate optimization algorithm","type":"article-journal","volume":"10"}}],"isEdited":false,"manualOverride":{"citeprocText":"(Zhou et al. 2020)","isManuallyOverridden":false,"manualOverrideText":""},"mendeley":{"formattedCitation":"(Zhou et al. 2020)","plainTextFormattedCitation":"(Zhou et al. 2020)","previouslyFormattedCitation":"(Zhou et al. 2020)"},"properties":{"noteIndex":0},"schema":"https://github.com/citation-style-language/schema/raw/master/csl-citation.json"}</w:instrText>
+        <w:t xml:space="preserve">have so far been tested on robot task allocation only in simulation </w:t>
+      </w:r>
+      <w:r>
+        <w:fldChar w:fldCharType="begin"/>
+      </w:r>
+      <w:r>
+        <w:instrText xml:space="preserve">ADDIN CSL_CITATION {"citationID":"MENDELEY_CITATION_508","citationItems":[{"id":"ITEM-508","isTemporary":false,"itemData":{"URL":"https://arxiv.org/abs/2606.14252","author":[{"family":"Bang","given":"Junyeop"},{"family":"Lee","given":"Byongho"},{"family":"An","given":"Dohyun"},{"family":"Kim","given":"Hwangnam"}],"id":"Bang2026","issued":{"date-parts":[[2026]]},"title":"Optimality-preserving decomposition for scalable QAOA in natural-language-guided multi-drone assignment","type":""}}],"isEdited":false,"manualOverride":{"citeprocText":"(Bang et al. 2026)","isManuallyOverridden":false,"manualOverrideText":""},"mendeley":{"formattedCitation":"(Bang et al. 2026)","plainTextFormattedCitation":"(Bang et al. 2026)","previouslyFormattedCitation":"(Bang et al. 2026)"},"properties":{"noteIndex":0},"schema":"https://github.com/citation-style-language/schema/raw/master/csl-citation.json"}</w:instrText>
+      </w:r>
+      <w:r>
+        <w:fldChar w:fldCharType="separate"/>
+      </w:r>
+      <w:r>
+        <w:t xml:space="preserve">(Bang et al. 2026)</w:t>
+      </w:r>
+      <w:r>
+        <w:fldChar w:fldCharType="end"/>
+      </w:r>
+      <w:r>
+        <w:t xml:space="preserve">, and transferable QAOA parameters </w:t>
+      </w:r>
+      <w:r>
+        <w:fldChar w:fldCharType="begin"/>
+      </w:r>
+      <w:r>
+        <w:instrText xml:space="preserve">ADDIN CSL_CITATION {"citationID":"MENDELEY_CITATION_509","citationItems":[{"id":"ITEM-509","isTemporary":false,"itemData":{"DOI":"10.1103/PhysRevX.10.021067","author":[{"family":"Zhou","given":"Leo"},{"family":"Wang","given":"Sheng-Tao"},{"family":"Choi","given":"Soonwon"},{"family":"Pichler","given":"Hannes"},{"family":"Lukin","given":"Mikhail D."}],"container-title":"Physical Review X","id":"Zhou2020","issue":"2","issued":{"date-parts":[[2020]]},"page":"021067","publisher":"American Physical Society","title":"Quantum approximate optimization algorithm: Performance, mechanism, and implementation on near-term devices","title-short":"Quantum approximate optimization algorithm","type":"article-journal","volume":"10"}}],"isEdited":false,"manualOverride":{"citeprocText":"(Zhou et al. 2020)","isManuallyOverridden":false,"manualOverrideText":""},"mendeley":{"formattedCitation":"(Zhou et al. 2020)","plainTextFormattedCitation":"(Zhou et al. 2020)","previouslyFormattedCitation":"(Zhou et al. 2020)"},"properties":{"noteIndex":0},"schema":"https://github.com/citation-style-language/schema/raw/master/csl-citation.json"}</w:instrText>
       </w:r>
       <w:r>
         <w:fldChar w:fldCharType="separate"/>
@@ -18760,13 +19546,13 @@
         <w:t xml:space="preserve"> </w:t>
       </w:r>
       <w:r>
-        <w:t xml:space="preserve">have not yet been tested on robot scheduling, and decomposition schemes that place small QUBOs inside provably optimal classical frameworks </w:t>
-      </w:r>
-      <w:r>
-        <w:fldChar w:fldCharType="begin"/>
-      </w:r>
-      <w:r>
-        <w:instrText xml:space="preserve">ADDIN CSL_CITATION {"citationID":"MENDELEY_CITATION_468","citationItems":[{"id":"ITEM-468","isTemporary":false,"itemData":{"URL":"https://proceedings.mlr.press/v267/gerlach25a.html","author":[{"family":"Gerlach","given":"Thore"},{"family":"Lee","given":"Loong Kuan"},{"family":"Barbaresco","given":"Frederic"},{"family":"Piatkowski","given":"Nico"}],"collection-title":"Proceedings of machine learning research","container-title":"Proceedings of the 42nd international conference on machine learning","editor":[{"family":"Singh","given":"Aarti"},{"family":"Fazel","given":"Maryam"},{"family":"Hsu","given":"Daniel"},{"family":"Lacoste-Julien","given":"Simon"},{"family":"Berkenkamp","given":"Felix"},{"family":"Maharaj","given":"Tegan"},{"family":"Wagstaff","given":"Kiri"},{"family":"Zhu","given":"Jerry"}],"id":"Gerlach2025","issued":{"date-parts":[[2025]]},"page":"19161-19171","publisher":"PMLR","title":"Hybrid quantum-classical multi-agent pathfinding","type":"paper-conference","volume":"267"}}],"isEdited":false,"manualOverride":{"citeprocText":"(Gerlach et al. 2025)","isManuallyOverridden":false,"manualOverrideText":""},"mendeley":{"formattedCitation":"(Gerlach et al. 2025)","plainTextFormattedCitation":"(Gerlach et al. 2025)","previouslyFormattedCitation":"(Gerlach et al. 2025)"},"properties":{"noteIndex":0},"schema":"https://github.com/citation-style-language/schema/raw/master/csl-citation.json"}</w:instrText>
+        <w:t xml:space="preserve">not at all, and decomposition schemes that place small QUBOs inside provably optimal classical frameworks </w:t>
+      </w:r>
+      <w:r>
+        <w:fldChar w:fldCharType="begin"/>
+      </w:r>
+      <w:r>
+        <w:instrText xml:space="preserve">ADDIN CSL_CITATION {"citationID":"MENDELEY_CITATION_510","citationItems":[{"id":"ITEM-510","isTemporary":false,"itemData":{"URL":"https://proceedings.mlr.press/v267/gerlach25a.html","author":[{"family":"Gerlach","given":"Thore"},{"family":"Lee","given":"Loong Kuan"},{"family":"Barbaresco","given":"Frederic"},{"family":"Piatkowski","given":"Nico"}],"collection-title":"Proceedings of machine learning research","container-title":"Proceedings of the 42nd international conference on machine learning","editor":[{"family":"Singh","given":"Aarti"},{"family":"Fazel","given":"Maryam"},{"family":"Hsu","given":"Daniel"},{"family":"Lacoste-Julien","given":"Simon"},{"family":"Berkenkamp","given":"Felix"},{"family":"Maharaj","given":"Tegan"},{"family":"Wagstaff","given":"Kiri"},{"family":"Zhu","given":"Jerry"}],"id":"Gerlach2025","issued":{"date-parts":[[2025]]},"page":"19161-19171","publisher":"PMLR","title":"Hybrid quantum-classical multi-agent pathfinding","type":"paper-conference","volume":"267"}}],"isEdited":false,"manualOverride":{"citeprocText":"(Gerlach et al. 2025)","isManuallyOverridden":false,"manualOverrideText":""},"mendeley":{"formattedCitation":"(Gerlach et al. 2025)","plainTextFormattedCitation":"(Gerlach et al. 2025)","previouslyFormattedCitation":"(Gerlach et al. 2025)"},"properties":{"noteIndex":0},"schema":"https://github.com/citation-style-language/schema/raw/master/csl-citation.json"}</w:instrText>
       </w:r>
       <w:r>
         <w:fldChar w:fldCharType="separate"/>
@@ -18784,8 +19570,8 @@
         <w:t xml:space="preserve">are the most promising template.</w:t>
       </w:r>
     </w:p>
-    <w:bookmarkEnd w:id="125"/>
-    <w:bookmarkStart w:id="126" w:name="planning."/>
+    <w:bookmarkEnd w:id="127"/>
+    <w:bookmarkStart w:id="128" w:name="planning."/>
     <w:p>
       <w:pPr>
         <w:pStyle w:val="Heading4"/>
@@ -18814,7 +19600,7 @@
         <w:fldChar w:fldCharType="begin"/>
       </w:r>
       <w:r>
-        <w:instrText xml:space="preserve">ADDIN CSL_CITATION {"citationID":"MENDELEY_CITATION_469","citationItems":[{"id":"ITEM-469","isTemporary":false,"itemData":{"DOI":"10.1177/0278364911406761","author":[{"family":"Karaman","given":"Sertac"},{"family":"Frazzoli","given":"Emilio"}],"container-title":"The International Journal of Robotics Research","id":"Karaman2011","issue":"7","issued":{"date-parts":[[2011]]},"page":"846-894","publisher":"SAGE Publications","title":"Sampling-based algorithms for optimal motion planning","type":"article-journal","volume":"30"}}],"isEdited":false,"manualOverride":{"citeprocText":"(Karaman and Frazzoli 2011)","isManuallyOverridden":false,"manualOverrideText":""},"mendeley":{"formattedCitation":"(Karaman and Frazzoli 2011)","plainTextFormattedCitation":"(Karaman and Frazzoli 2011)","previouslyFormattedCitation":"(Karaman and Frazzoli 2011)"},"properties":{"noteIndex":0},"schema":"https://github.com/citation-style-language/schema/raw/master/csl-citation.json"}</w:instrText>
+        <w:instrText xml:space="preserve">ADDIN CSL_CITATION {"citationID":"MENDELEY_CITATION_511","citationItems":[{"id":"ITEM-511","isTemporary":false,"itemData":{"DOI":"10.1177/0278364911406761","author":[{"family":"Karaman","given":"Sertac"},{"family":"Frazzoli","given":"Emilio"}],"container-title":"The International Journal of Robotics Research","id":"Karaman2011","issue":"7","issued":{"date-parts":[[2011]]},"page":"846-894","publisher":"SAGE Publications","title":"Sampling-based algorithms for optimal motion planning","type":"article-journal","volume":"30"}}],"isEdited":false,"manualOverride":{"citeprocText":"(Karaman and Frazzoli 2011)","isManuallyOverridden":false,"manualOverrideText":""},"mendeley":{"formattedCitation":"(Karaman and Frazzoli 2011)","plainTextFormattedCitation":"(Karaman and Frazzoli 2011)","previouslyFormattedCitation":"(Karaman and Frazzoli 2011)"},"properties":{"noteIndex":0},"schema":"https://github.com/citation-style-language/schema/raw/master/csl-citation.json"}</w:instrText>
       </w:r>
       <w:r>
         <w:fldChar w:fldCharType="separate"/>
@@ -18832,7 +19618,7 @@
         <w:fldChar w:fldCharType="begin"/>
       </w:r>
       <w:r>
-        <w:instrText xml:space="preserve">ADDIN CSL_CITATION {"citationID":"MENDELEY_CITATION_470","citationItems":[{"id":"ITEM-470","isTemporary":false,"itemData":{"DOI":"10.1109/ROBOT.1999.772544","author":[{"family":"Dellaert","given":"Frank"},{"family":"Fox","given":"Dieter"},{"family":"Burgard","given":"Wolfram"},{"family":"Thrun","given":"Sebastian"}],"container-title":"Proceedings of the 1999 IEEE international conference on robotics and automation (ICRA)","id":"Dellaert1999","issued":{"date-parts":[[1999]]},"page":"1322-1328","publisher":"IEEE","title":"Monte Carlo localization for mobile robots","type":"paper-conference","volume":"2"}}],"isEdited":false,"manualOverride":{"citeprocText":"(Dellaert et al. 1999)","isManuallyOverridden":false,"manualOverrideText":""},"mendeley":{"formattedCitation":"(Dellaert et al. 1999)","plainTextFormattedCitation":"(Dellaert et al. 1999)","previouslyFormattedCitation":"(Dellaert et al. 1999)"},"properties":{"noteIndex":0},"schema":"https://github.com/citation-style-language/schema/raw/master/csl-citation.json"}</w:instrText>
+        <w:instrText xml:space="preserve">ADDIN CSL_CITATION {"citationID":"MENDELEY_CITATION_512","citationItems":[{"id":"ITEM-512","isTemporary":false,"itemData":{"DOI":"10.1109/ROBOT.1999.772544","author":[{"family":"Dellaert","given":"Frank"},{"family":"Fox","given":"Dieter"},{"family":"Burgard","given":"Wolfram"},{"family":"Thrun","given":"Sebastian"}],"container-title":"Proceedings of the 1999 IEEE international conference on robotics and automation (ICRA)","id":"Dellaert1999","issued":{"date-parts":[[1999]]},"page":"1322-1328","publisher":"IEEE","title":"Monte Carlo localization for mobile robots","type":"paper-conference","volume":"2"}}],"isEdited":false,"manualOverride":{"citeprocText":"(Dellaert et al. 1999)","isManuallyOverridden":false,"manualOverrideText":""},"mendeley":{"formattedCitation":"(Dellaert et al. 1999)","plainTextFormattedCitation":"(Dellaert et al. 1999)","previouslyFormattedCitation":"(Dellaert et al. 1999)"},"properties":{"noteIndex":0},"schema":"https://github.com/citation-style-language/schema/raw/master/csl-citation.json"}</w:instrText>
       </w:r>
       <w:r>
         <w:fldChar w:fldCharType="separate"/>
@@ -18853,7 +19639,7 @@
         <w:fldChar w:fldCharType="begin"/>
       </w:r>
       <w:r>
-        <w:instrText xml:space="preserve">ADDIN CSL_CITATION {"citationID":"MENDELEY_CITATION_471","citationItems":[{"id":"ITEM-471","isTemporary":false,"itemData":{"DOI":"10.1103/PhysRevA.86.032324","author":[{"family":"Fowler","given":"Austin G."},{"family":"Mariantoni","given":"Matteo"},{"family":"Martinis","given":"John M."},{"family":"Cleland","given":"Andrew N."}],"container-title":"Physical Review A","id":"Fowler2012","issue":"3","issued":{"date-parts":[[2012]]},"page":"032324","publisher":"American Physical Society","title":"Surface codes: Towards practical large-scale quantum computation","title-short":"Surface codes","type":"article-journal","volume":"86"}}],"isEdited":false,"manualOverride":{"citeprocText":"(Fowler et al. 2012)","isManuallyOverridden":false,"manualOverrideText":""},"mendeley":{"formattedCitation":"(Fowler et al. 2012)","plainTextFormattedCitation":"(Fowler et al. 2012)","previouslyFormattedCitation":"(Fowler et al. 2012)"},"properties":{"noteIndex":0},"schema":"https://github.com/citation-style-language/schema/raw/master/csl-citation.json"}</w:instrText>
+        <w:instrText xml:space="preserve">ADDIN CSL_CITATION {"citationID":"MENDELEY_CITATION_513","citationItems":[{"id":"ITEM-513","isTemporary":false,"itemData":{"DOI":"10.1103/PhysRevA.86.032324","author":[{"family":"Fowler","given":"Austin G."},{"family":"Mariantoni","given":"Matteo"},{"family":"Martinis","given":"John M."},{"family":"Cleland","given":"Andrew N."}],"container-title":"Physical Review A","id":"Fowler2012","issue":"3","issued":{"date-parts":[[2012]]},"page":"032324","publisher":"American Physical Society","title":"Surface codes: Towards practical large-scale quantum computation","title-short":"Surface codes","type":"article-journal","volume":"86"}}],"isEdited":false,"manualOverride":{"citeprocText":"(Fowler et al. 2012)","isManuallyOverridden":false,"manualOverrideText":""},"mendeley":{"formattedCitation":"(Fowler et al. 2012)","plainTextFormattedCitation":"(Fowler et al. 2012)","previouslyFormattedCitation":"(Fowler et al. 2012)"},"properties":{"noteIndex":0},"schema":"https://github.com/citation-style-language/schema/raw/master/csl-citation.json"}</w:instrText>
       </w:r>
       <w:r>
         <w:fldChar w:fldCharType="separate"/>
@@ -18868,8 +19654,8 @@
         <w:t xml:space="preserve">.</w:t>
       </w:r>
     </w:p>
-    <w:bookmarkEnd w:id="126"/>
-    <w:bookmarkStart w:id="127" w:name="learning."/>
+    <w:bookmarkEnd w:id="128"/>
+    <w:bookmarkStart w:id="129" w:name="learning."/>
     <w:p>
       <w:pPr>
         <w:pStyle w:val="Heading4"/>
@@ -18898,7 +19684,7 @@
         <w:fldChar w:fldCharType="begin"/>
       </w:r>
       <w:r>
-        <w:instrText xml:space="preserve">ADDIN CSL_CITATION {"citationID":"MENDELEY_CITATION_473","citationItems":[{"id":"ITEM-472","isTemporary":false,"itemData":{"DOI":"10.1109/ACCESS.2024.3417808","author":[{"family":"Hohenfeld","given":"Hans"},{"family":"Heimann","given":"Dirk"},{"family":"Wiebe","given":"Felix"},{"family":"Kirchner","given":"Frank"}],"container-title":"IEEE Access","id":"Hohenfeld2024","issued":{"date-parts":[[2024]]},"page":"87217-87236","publisher":"IEEE","title":"Quantum deep reinforcement learning for robot navigation tasks","type":"article-journal","volume":"12"}},{"id":"ITEM-473","isTemporary":false,"itemData":{"URL":"https://arxiv.org/abs/2212.11681","author":[{"family":"Acuto","given":"Alberto"},{"family":"Barillà","given":"Paola"},{"family":"Bozzolo","given":"Ludovico"},{"family":"Conterno","given":"Matteo"},{"family":"Pavese","given":"Mattia"},{"family":"Policicchio","given":"Antonio"}],"id":"Acuto2022","issued":{"date-parts":[[2022]]},"title":"Variational quantum soft actor-critic for robotic arm control","type":""}}],"isEdited":false,"manualOverride":{"citeprocText":"(Hohenfeld et al. 2024; Acuto et al. 2022)","isManuallyOverridden":false,"manualOverrideText":""},"mendeley":{"formattedCitation":"(Hohenfeld et al. 2024; Acuto et al. 2022)","plainTextFormattedCitation":"(Hohenfeld et al. 2024; Acuto et al. 2022)","previouslyFormattedCitation":"(Hohenfeld et al. 2024; Acuto et al. 2022)"},"properties":{"noteIndex":0},"schema":"https://github.com/citation-style-language/schema/raw/master/csl-citation.json"}</w:instrText>
+        <w:instrText xml:space="preserve">ADDIN CSL_CITATION {"citationID":"MENDELEY_CITATION_515","citationItems":[{"id":"ITEM-514","isTemporary":false,"itemData":{"DOI":"10.1109/ACCESS.2024.3417808","author":[{"family":"Hohenfeld","given":"Hans"},{"family":"Heimann","given":"Dirk"},{"family":"Wiebe","given":"Felix"},{"family":"Kirchner","given":"Frank"}],"container-title":"IEEE Access","id":"Hohenfeld2024","issued":{"date-parts":[[2024]]},"page":"87217-87236","publisher":"IEEE","title":"Quantum deep reinforcement learning for robot navigation tasks","type":"article-journal","volume":"12"}},{"id":"ITEM-515","isTemporary":false,"itemData":{"URL":"https://arxiv.org/abs/2212.11681","author":[{"family":"Acuto","given":"Alberto"},{"family":"Barillà","given":"Paola"},{"family":"Bozzolo","given":"Ludovico"},{"family":"Conterno","given":"Matteo"},{"family":"Pavese","given":"Mattia"},{"family":"Policicchio","given":"Antonio"}],"id":"Acuto2022","issued":{"date-parts":[[2022]]},"title":"Variational quantum soft actor-critic for robotic arm control","type":""}}],"isEdited":false,"manualOverride":{"citeprocText":"(Hohenfeld et al. 2024; Acuto et al. 2022)","isManuallyOverridden":false,"manualOverrideText":""},"mendeley":{"formattedCitation":"(Hohenfeld et al. 2024; Acuto et al. 2022)","plainTextFormattedCitation":"(Hohenfeld et al. 2024; Acuto et al. 2022)","previouslyFormattedCitation":"(Hohenfeld et al. 2024; Acuto et al. 2022)"},"properties":{"noteIndex":0},"schema":"https://github.com/citation-style-language/schema/raw/master/csl-citation.json"}</w:instrText>
       </w:r>
       <w:r>
         <w:fldChar w:fldCharType="separate"/>
@@ -18919,7 +19705,7 @@
         <w:fldChar w:fldCharType="begin"/>
       </w:r>
       <w:r>
-        <w:instrText xml:space="preserve">ADDIN CSL_CITATION {"citationID":"MENDELEY_CITATION_475","citationItems":[{"id":"ITEM-474","isTemporary":false,"itemData":{"DOI":"10.1038/s41467-021-21728-w","author":[{"family":"Cerezo","given":"M."},{"family":"Sone","given":"Akira"},{"family":"Volkoff","given":"Tyler"},{"family":"Cincio","given":"Lukasz"},{"family":"Coles","given":"Patrick J."}],"container-title":"Nature Communications","id":"Cerezo2021b","issued":{"date-parts":[[2021]]},"page":"1791","publisher":"Nature Publishing Group","title":"Cost function dependent barren plateaus in shallow parametrized quantum circuits","type":"article-journal","volume":"12"}},{"id":"ITEM-475","isTemporary":false,"itemData":{"DOI":"10.1038/s42254-025-00813-9","author":[{"family":"Larocca","given":"Martı́n"},{"family":"Thanasilp","given":"Supanut"},{"family":"Wang","given":"Samson"},{"family":"Sharma","given":"Kunal"},{"family":"Biamonte","given":"Jacob"},{"family":"Coles","given":"Patrick J."},{"family":"Cincio","given":"Lukasz"},{"family":"McClean","given":"Jarrod R."},{"family":"Holmes","given":"Zoë"},{"family":"Cerezo","given":"M."}],"container-title":"Nature Reviews Physics","id":"Larocca2025","issue":"4","issued":{"date-parts":[[2025]]},"page":"174-189","publisher":"Nature Publishing Group","title":"Barren plateaus in variational quantum computing","type":"article-journal","volume":"7"}}],"isEdited":false,"manualOverride":{"citeprocText":"(Cerezo, Sone, et al. 2021; Larocca et al. 2025)","isManuallyOverridden":false,"manualOverrideText":""},"mendeley":{"formattedCitation":"(Cerezo, Sone, et al. 2021; Larocca et al. 2025)","plainTextFormattedCitation":"(Cerezo, Sone, et al. 2021; Larocca et al. 2025)","previouslyFormattedCitation":"(Cerezo, Sone, et al. 2021; Larocca et al. 2025)"},"properties":{"noteIndex":0},"schema":"https://github.com/citation-style-language/schema/raw/master/csl-citation.json"}</w:instrText>
+        <w:instrText xml:space="preserve">ADDIN CSL_CITATION {"citationID":"MENDELEY_CITATION_517","citationItems":[{"id":"ITEM-516","isTemporary":false,"itemData":{"DOI":"10.1038/s41467-021-21728-w","author":[{"family":"Cerezo","given":"M."},{"family":"Sone","given":"Akira"},{"family":"Volkoff","given":"Tyler"},{"family":"Cincio","given":"Lukasz"},{"family":"Coles","given":"Patrick J."}],"container-title":"Nature Communications","id":"Cerezo2021b","issued":{"date-parts":[[2021]]},"page":"1791","publisher":"Nature Publishing Group","title":"Cost function dependent barren plateaus in shallow parametrized quantum circuits","type":"article-journal","volume":"12"}},{"id":"ITEM-517","isTemporary":false,"itemData":{"DOI":"10.1038/s42254-025-00813-9","author":[{"family":"Larocca","given":"Martı́n"},{"family":"Thanasilp","given":"Supanut"},{"family":"Wang","given":"Samson"},{"family":"Sharma","given":"Kunal"},{"family":"Biamonte","given":"Jacob"},{"family":"Coles","given":"Patrick J."},{"family":"Cincio","given":"Lukasz"},{"family":"McClean","given":"Jarrod R."},{"family":"Holmes","given":"Zoë"},{"family":"Cerezo","given":"M."}],"container-title":"Nature Reviews Physics","id":"Larocca2025","issue":"4","issued":{"date-parts":[[2025]]},"page":"174-189","publisher":"Nature Publishing Group","title":"Barren plateaus in variational quantum computing","type":"article-journal","volume":"7"}}],"isEdited":false,"manualOverride":{"citeprocText":"(Cerezo, Sone, et al. 2021; Larocca et al. 2025)","isManuallyOverridden":false,"manualOverrideText":""},"mendeley":{"formattedCitation":"(Cerezo, Sone, et al. 2021; Larocca et al. 2025)","plainTextFormattedCitation":"(Cerezo, Sone, et al. 2021; Larocca et al. 2025)","previouslyFormattedCitation":"(Cerezo, Sone, et al. 2021; Larocca et al. 2025)"},"properties":{"noteIndex":0},"schema":"https://github.com/citation-style-language/schema/raw/master/csl-citation.json"}</w:instrText>
       </w:r>
       <w:r>
         <w:fldChar w:fldCharType="separate"/>
@@ -18937,8 +19723,8 @@
         <w:t xml:space="preserve">without becoming classically simulable remain open.</w:t>
       </w:r>
     </w:p>
-    <w:bookmarkEnd w:id="127"/>
-    <w:bookmarkStart w:id="128" w:name="sensing-and-communication."/>
+    <w:bookmarkEnd w:id="129"/>
+    <w:bookmarkStart w:id="130" w:name="sensing-and-communication."/>
     <w:p>
       <w:pPr>
         <w:pStyle w:val="Heading4"/>
@@ -18967,7 +19753,7 @@
         <w:fldChar w:fldCharType="begin"/>
       </w:r>
       <w:r>
-        <w:instrText xml:space="preserve">ADDIN CSL_CITATION {"citationID":"MENDELEY_CITATION_476","citationItems":[{"id":"ITEM-476","isTemporary":false,"itemData":{"DOI":"10.48550/arXiv.2504.08167","URL":"https://arxiv.org/abs/2504.08167","author":[{"family":"Muradoglu","given":"Murat"},{"family":"Johnsson","given":"Mattias T."},{"family":"Wilson","given":"Nathanial M."},{"family":"Cohen","given":"Yuval"},{"family":"Shin","given":"Dongki"},{"family":"Navickas","given":"Tomas"},{"family":"Pyragius","given":"Tadas"},{"family":"Thomas","given":"Divya"},{"family":"Thompson","given":"Daniel"},{"family":"Moore","given":"Steven I."},{"family":"Rahman","given":"Md Tanvir"},{"family":"Walker","given":"Adrian"},{"family":"Dutta","given":"Indranil"},{"family":"Bijjahalli","given":"Suraj"},{"family":"Berlocher","given":"Jacob"},{"family":"Hush","given":"Michael R."},{"family":"Anderson","given":"Russell P."},{"family":"Szigeti","given":"Stuart S."},{"family":"Biercuk","given":"Michael J."}],"id":"Muradoglu2025","issued":{"date-parts":[[2025]]},"title":"Quantum-assured magnetic navigation achieves positioning accuracy better than a strategic-grade INS in airborne and ground-based field trials","type":""}}],"isEdited":false,"manualOverride":{"citeprocText":"(Muradoglu et al. 2025)","isManuallyOverridden":false,"manualOverrideText":""},"mendeley":{"formattedCitation":"(Muradoglu et al. 2025)","plainTextFormattedCitation":"(Muradoglu et al. 2025)","previouslyFormattedCitation":"(Muradoglu et al. 2025)"},"properties":{"noteIndex":0},"schema":"https://github.com/citation-style-language/schema/raw/master/csl-citation.json"}</w:instrText>
+        <w:instrText xml:space="preserve">ADDIN CSL_CITATION {"citationID":"MENDELEY_CITATION_518","citationItems":[{"id":"ITEM-518","isTemporary":false,"itemData":{"DOI":"10.48550/arXiv.2504.08167","URL":"https://arxiv.org/abs/2504.08167","author":[{"family":"Muradoglu","given":"Murat"},{"family":"Johnsson","given":"Mattias T."},{"family":"Wilson","given":"Nathanial M."},{"family":"Cohen","given":"Yuval"},{"family":"Shin","given":"Dongki"},{"family":"Navickas","given":"Tomas"},{"family":"Pyragius","given":"Tadas"},{"family":"Thomas","given":"Divya"},{"family":"Thompson","given":"Daniel"},{"family":"Moore","given":"Steven I."},{"family":"Rahman","given":"Md Tanvir"},{"family":"Walker","given":"Adrian"},{"family":"Dutta","given":"Indranil"},{"family":"Bijjahalli","given":"Suraj"},{"family":"Berlocher","given":"Jacob"},{"family":"Hush","given":"Michael R."},{"family":"Anderson","given":"Russell P."},{"family":"Szigeti","given":"Stuart S."},{"family":"Biercuk","given":"Michael J."}],"id":"Muradoglu2025","issued":{"date-parts":[[2025]]},"title":"Quantum-assured magnetic navigation achieves positioning accuracy better than a strategic-grade INS in airborne and ground-based field trials","type":""}}],"isEdited":false,"manualOverride":{"citeprocText":"(Muradoglu et al. 2025)","isManuallyOverridden":false,"manualOverrideText":""},"mendeley":{"formattedCitation":"(Muradoglu et al. 2025)","plainTextFormattedCitation":"(Muradoglu et al. 2025)","previouslyFormattedCitation":"(Muradoglu et al. 2025)"},"properties":{"noteIndex":0},"schema":"https://github.com/citation-style-language/schema/raw/master/csl-citation.json"}</w:instrText>
       </w:r>
       <w:r>
         <w:fldChar w:fldCharType="separate"/>
@@ -18985,7 +19771,7 @@
         <w:fldChar w:fldCharType="begin"/>
       </w:r>
       <w:r>
-        <w:instrText xml:space="preserve">ADDIN CSL_CITATION {"citationID":"MENDELEY_CITATION_477","citationItems":[{"id":"ITEM-477","isTemporary":false,"itemData":{"DOI":"10.1038/s42254-019-0117-4","author":[{"family":"Bongs","given":"Kai"},{"family":"Holynski","given":"Michael"},{"family":"Vovrosh","given":"Jamie"},{"family":"Bouyer","given":"Philippe"},{"family":"Condon","given":"Gabriel"},{"family":"Rasel","given":"Ernst"},{"family":"Schubert","given":"Christian"},{"family":"Schleich","given":"Wolfgang P."},{"family":"Roura","given":"Albert"}],"container-title":"Nature Reviews Physics","id":"Bongs2019","issue":"12","issued":{"date-parts":[[2019]]},"page":"731-739","publisher":"Nature Publishing Group","title":"Taking atom interferometric quantum sensors from the laboratory to real-world applications","type":"article-journal","volume":"1"}}],"isEdited":false,"manualOverride":{"citeprocText":"(Bongs et al. 2019)","isManuallyOverridden":false,"manualOverrideText":""},"mendeley":{"formattedCitation":"(Bongs et al. 2019)","plainTextFormattedCitation":"(Bongs et al. 2019)","previouslyFormattedCitation":"(Bongs et al. 2019)"},"properties":{"noteIndex":0},"schema":"https://github.com/citation-style-language/schema/raw/master/csl-citation.json"}</w:instrText>
+        <w:instrText xml:space="preserve">ADDIN CSL_CITATION {"citationID":"MENDELEY_CITATION_519","citationItems":[{"id":"ITEM-519","isTemporary":false,"itemData":{"DOI":"10.1038/s42254-019-0117-4","author":[{"family":"Bongs","given":"Kai"},{"family":"Holynski","given":"Michael"},{"family":"Vovrosh","given":"Jamie"},{"family":"Bouyer","given":"Philippe"},{"family":"Condon","given":"Gabriel"},{"family":"Rasel","given":"Ernst"},{"family":"Schubert","given":"Christian"},{"family":"Schleich","given":"Wolfgang P."},{"family":"Roura","given":"Albert"}],"container-title":"Nature Reviews Physics","id":"Bongs2019","issue":"12","issued":{"date-parts":[[2019]]},"page":"731-739","publisher":"Nature Publishing Group","title":"Taking atom interferometric quantum sensors from the laboratory to real-world applications","type":"article-journal","volume":"1"}}],"isEdited":false,"manualOverride":{"citeprocText":"(Bongs et al. 2019)","isManuallyOverridden":false,"manualOverrideText":""},"mendeley":{"formattedCitation":"(Bongs et al. 2019)","plainTextFormattedCitation":"(Bongs et al. 2019)","previouslyFormattedCitation":"(Bongs et al. 2019)"},"properties":{"noteIndex":0},"schema":"https://github.com/citation-style-language/schema/raw/master/csl-citation.json"}</w:instrText>
       </w:r>
       <w:r>
         <w:fldChar w:fldCharType="separate"/>
@@ -19003,7 +19789,7 @@
         <w:fldChar w:fldCharType="begin"/>
       </w:r>
       <w:r>
-        <w:instrText xml:space="preserve">ADDIN CSL_CITATION {"citationID":"MENDELEY_CITATION_479","citationItems":[{"id":"ITEM-478","isTemporary":false,"itemData":{"DOI":"10.1103/PhysRevApplied.10.034030","author":[{"family":"Cheiney","given":"Pierrick"},{"family":"Fouché","given":"Lauriane"},{"family":"Templier","given":"Simon"},{"family":"Napolitano","given":"Fabien"},{"family":"Battelier","given":"Baptiste"},{"family":"Bouyer","given":"Philippe"},{"family":"Barrett","given":"Brynle"}],"container-title":"Physical Review Applied","id":"Cheiney2018","issue":"3","issued":{"date-parts":[[2018]]},"page":"034030","publisher":"American Physical Society","title":"Navigation-compatible hybrid quantum accelerometer using a Kalman filter","type":"article-journal","volume":"10"}},{"id":"ITEM-479","isTemporary":false,"itemData":{"DOI":"10.48550/arXiv.2103.09378","URL":"https://arxiv.org/abs/2103.09378","author":[{"family":"Wang","given":"Xuezhi"},{"family":"Kealy","given":"Allison"},{"family":"Gilliam","given":"Christopher"},{"family":"Haine","given":"Simon"},{"family":"Close","given":"John"},{"family":"Moran","given":"Bill"},{"family":"Talbot","given":"Kyle"},{"family":"Williams","given":"Simon"},{"family":"Hardman","given":"Kyle"},{"family":"Freier","given":"Chris"},{"family":"Wigley","given":"Paul"},{"family":"White","given":"Angela"},{"family":"Szigeti","given":"Stuart"},{"family":"Legge","given":"Sam"}],"id":"Wang2021","issued":{"date-parts":[[2021]]},"title":"Enhancing inertial navigation performance via fusion of classical and quantum accelerometers","type":""}}],"isEdited":false,"manualOverride":{"citeprocText":"(Cheiney et al. 2018; Xuezhi Wang et al. 2021)","isManuallyOverridden":false,"manualOverrideText":""},"mendeley":{"formattedCitation":"(Cheiney et al. 2018; Xuezhi Wang et al. 2021)","plainTextFormattedCitation":"(Cheiney et al. 2018; Xuezhi Wang et al. 2021)","previouslyFormattedCitation":"(Cheiney et al. 2018; Xuezhi Wang et al. 2021)"},"properties":{"noteIndex":0},"schema":"https://github.com/citation-style-language/schema/raw/master/csl-citation.json"}</w:instrText>
+        <w:instrText xml:space="preserve">ADDIN CSL_CITATION {"citationID":"MENDELEY_CITATION_521","citationItems":[{"id":"ITEM-520","isTemporary":false,"itemData":{"DOI":"10.1103/PhysRevApplied.10.034030","author":[{"family":"Cheiney","given":"Pierrick"},{"family":"Fouché","given":"Lauriane"},{"family":"Templier","given":"Simon"},{"family":"Napolitano","given":"Fabien"},{"family":"Battelier","given":"Baptiste"},{"family":"Bouyer","given":"Philippe"},{"family":"Barrett","given":"Brynle"}],"container-title":"Physical Review Applied","id":"Cheiney2018","issue":"3","issued":{"date-parts":[[2018]]},"page":"034030","publisher":"American Physical Society","title":"Navigation-compatible hybrid quantum accelerometer using a Kalman filter","type":"article-journal","volume":"10"}},{"id":"ITEM-521","isTemporary":false,"itemData":{"DOI":"10.48550/arXiv.2103.09378","URL":"https://arxiv.org/abs/2103.09378","author":[{"family":"Wang","given":"Xuezhi"},{"family":"Kealy","given":"Allison"},{"family":"Gilliam","given":"Christopher"},{"family":"Haine","given":"Simon"},{"family":"Close","given":"John"},{"family":"Moran","given":"Bill"},{"family":"Talbot","given":"Kyle"},{"family":"Williams","given":"Simon"},{"family":"Hardman","given":"Kyle"},{"family":"Freier","given":"Chris"},{"family":"Wigley","given":"Paul"},{"family":"White","given":"Angela"},{"family":"Szigeti","given":"Stuart"},{"family":"Legge","given":"Sam"}],"id":"Wang2021","issued":{"date-parts":[[2021]]},"title":"Enhancing inertial navigation performance via fusion of classical and quantum accelerometers","type":""}}],"isEdited":false,"manualOverride":{"citeprocText":"(Cheiney et al. 2018; Xuezhi Wang et al. 2021)","isManuallyOverridden":false,"manualOverrideText":""},"mendeley":{"formattedCitation":"(Cheiney et al. 2018; Xuezhi Wang et al. 2021)","plainTextFormattedCitation":"(Cheiney et al. 2018; Xuezhi Wang et al. 2021)","previouslyFormattedCitation":"(Cheiney et al. 2018; Xuezhi Wang et al. 2021)"},"properties":{"noteIndex":0},"schema":"https://github.com/citation-style-language/schema/raw/master/csl-citation.json"}</w:instrText>
       </w:r>
       <w:r>
         <w:fldChar w:fldCharType="separate"/>
@@ -19021,7 +19807,7 @@
         <w:fldChar w:fldCharType="begin"/>
       </w:r>
       <w:r>
-        <w:instrText xml:space="preserve">ADDIN CSL_CITATION {"citationID":"MENDELEY_CITATION_480","citationItems":[{"id":"ITEM-480","isTemporary":false,"itemData":{"DOI":"10.48550/arXiv.2505.17587","URL":"https://arxiv.org/abs/2505.17587","author":[{"family":"Conrad","given":"Andrew"},{"family":"Cochran","given":"Roderick"},{"family":"Sanchez-Rosales","given":"Daniel"},{"family":"Isaac","given":"Samantha"},{"family":"Javid","given":"Timur"},{"family":"Rezaei","given":"Tahereh"},{"family":"Schroeder","given":"A. J."},{"family":"Golba","given":"Grzegorz"},{"family":"Gutha","given":"Akash"},{"family":"Wilens","given":"Brian"},{"family":"Herndon","given":"Kyle"},{"family":"Hill","given":"Alex"},{"family":"Chapman","given":"Joseph"},{"family":"Call","given":"Ian"},{"family":"Szabo","given":"Joseph"},{"family":"Corrigan","given":"Aodhan"},{"family":"Kamin","given":"Lars"},{"family":"Lütkenhaus","given":"Norbert"},{"family":"Gauthier","given":"Daniel J."},{"family":"Kwiat","given":"Paul G."}],"id":"Conrad2025","issued":{"date-parts":[[2025]]},"title":"Drone- and vehicle-based quantum key distribution","type":""}}],"isEdited":false,"manualOverride":{"citeprocText":"(Conrad et al. 2025)","isManuallyOverridden":false,"manualOverrideText":""},"mendeley":{"formattedCitation":"(Conrad et al. 2025)","plainTextFormattedCitation":"(Conrad et al. 2025)","previouslyFormattedCitation":"(Conrad et al. 2025)"},"properties":{"noteIndex":0},"schema":"https://github.com/citation-style-language/schema/raw/master/csl-citation.json"}</w:instrText>
+        <w:instrText xml:space="preserve">ADDIN CSL_CITATION {"citationID":"MENDELEY_CITATION_522","citationItems":[{"id":"ITEM-522","isTemporary":false,"itemData":{"DOI":"10.48550/arXiv.2505.17587","URL":"https://arxiv.org/abs/2505.17587","author":[{"family":"Conrad","given":"Andrew"},{"family":"Cochran","given":"Roderick"},{"family":"Sanchez-Rosales","given":"Daniel"},{"family":"Isaac","given":"Samantha"},{"family":"Javid","given":"Timur"},{"family":"Rezaei","given":"Tahereh"},{"family":"Schroeder","given":"A. J."},{"family":"Golba","given":"Grzegorz"},{"family":"Gutha","given":"Akash"},{"family":"Wilens","given":"Brian"},{"family":"Herndon","given":"Kyle"},{"family":"Hill","given":"Alex"},{"family":"Chapman","given":"Joseph"},{"family":"Call","given":"Ian"},{"family":"Szabo","given":"Joseph"},{"family":"Corrigan","given":"Aodhan"},{"family":"Kamin","given":"Lars"},{"family":"Lütkenhaus","given":"Norbert"},{"family":"Gauthier","given":"Daniel J."},{"family":"Kwiat","given":"Paul G."}],"id":"Conrad2025","issued":{"date-parts":[[2025]]},"title":"Drone- and vehicle-based quantum key distribution","type":""}}],"isEdited":false,"manualOverride":{"citeprocText":"(Conrad et al. 2025)","isManuallyOverridden":false,"manualOverrideText":""},"mendeley":{"formattedCitation":"(Conrad et al. 2025)","plainTextFormattedCitation":"(Conrad et al. 2025)","previouslyFormattedCitation":"(Conrad et al. 2025)"},"properties":{"noteIndex":0},"schema":"https://github.com/citation-style-language/schema/raw/master/csl-citation.json"}</w:instrText>
       </w:r>
       <w:r>
         <w:fldChar w:fldCharType="separate"/>
@@ -19036,8 +19822,8 @@
         <w:t xml:space="preserve">.</w:t>
       </w:r>
     </w:p>
-    <w:bookmarkEnd w:id="128"/>
-    <w:bookmarkStart w:id="129" w:name="decision-making."/>
+    <w:bookmarkEnd w:id="130"/>
+    <w:bookmarkStart w:id="131" w:name="decision-making."/>
     <w:p>
       <w:pPr>
         <w:pStyle w:val="Heading4"/>
@@ -19066,7 +19852,7 @@
         <w:fldChar w:fldCharType="begin"/>
       </w:r>
       <w:r>
-        <w:instrText xml:space="preserve">ADDIN CSL_CITATION {"citationID":"MENDELEY_CITATION_482","citationItems":[{"id":"ITEM-481","isTemporary":false,"itemData":{"DOI":"10.1146/annurev-control-042920-092451","author":[{"family":"Kurniawati","given":"Hanna"}],"container-title":"Annual Review of Control, Robotics, and Autonomous Systems","id":"Kurniawati2022","issued":{"date-parts":[[2022]]},"page":"253-277","publisher":"Annual Reviews","title":"Partially observable Markov decision processes and robotics","type":"article-journal","volume":"5"}},{"id":"ITEM-482","isTemporary":false,"itemData":{"DOI":"10.1146/annurev-psych-033020-123501","author":[{"family":"Pothos","given":"Emmanuel M."},{"family":"Busemeyer","given":"Jerome R."}],"container-title":"Annual Review of Psychology","id":"Pothos2022","issue":"1","issued":{"date-parts":[[2022]]},"page":"749-778","publisher":"Annual Reviews","title":"Quantum cognition","type":"article-journal","volume":"73"}}],"isEdited":false,"manualOverride":{"citeprocText":"(Kurniawati 2022; Pothos and Busemeyer 2022)","isManuallyOverridden":false,"manualOverrideText":""},"mendeley":{"formattedCitation":"(Kurniawati 2022; Pothos and Busemeyer 2022)","plainTextFormattedCitation":"(Kurniawati 2022; Pothos and Busemeyer 2022)","previouslyFormattedCitation":"(Kurniawati 2022; Pothos and Busemeyer 2022)"},"properties":{"noteIndex":0},"schema":"https://github.com/citation-style-language/schema/raw/master/csl-citation.json"}</w:instrText>
+        <w:instrText xml:space="preserve">ADDIN CSL_CITATION {"citationID":"MENDELEY_CITATION_524","citationItems":[{"id":"ITEM-523","isTemporary":false,"itemData":{"DOI":"10.1146/annurev-control-042920-092451","author":[{"family":"Kurniawati","given":"Hanna"}],"container-title":"Annual Review of Control, Robotics, and Autonomous Systems","id":"Kurniawati2022","issued":{"date-parts":[[2022]]},"page":"253-277","publisher":"Annual Reviews","title":"Partially observable Markov decision processes and robotics","type":"article-journal","volume":"5"}},{"id":"ITEM-524","isTemporary":false,"itemData":{"DOI":"10.1146/annurev-psych-033020-123501","author":[{"family":"Pothos","given":"Emmanuel M."},{"family":"Busemeyer","given":"Jerome R."}],"container-title":"Annual Review of Psychology","id":"Pothos2022","issue":"1","issued":{"date-parts":[[2022]]},"page":"749-778","publisher":"Annual Reviews","title":"Quantum cognition","type":"article-journal","volume":"73"}}],"isEdited":false,"manualOverride":{"citeprocText":"(Kurniawati 2022; Pothos and Busemeyer 2022)","isManuallyOverridden":false,"manualOverrideText":""},"mendeley":{"formattedCitation":"(Kurniawati 2022; Pothos and Busemeyer 2022)","plainTextFormattedCitation":"(Kurniawati 2022; Pothos and Busemeyer 2022)","previouslyFormattedCitation":"(Kurniawati 2022; Pothos and Busemeyer 2022)"},"properties":{"noteIndex":0},"schema":"https://github.com/citation-style-language/schema/raw/master/csl-citation.json"}</w:instrText>
       </w:r>
       <w:r>
         <w:fldChar w:fldCharType="separate"/>
@@ -19084,7 +19870,7 @@
         <w:fldChar w:fldCharType="begin"/>
       </w:r>
       <w:r>
-        <w:instrText xml:space="preserve">ADDIN CSL_CITATION {"citationID":"MENDELEY_CITATION_483","citationItems":[{"id":"ITEM-483","isTemporary":false,"itemData":{"DOI":"10.3390/e25040548","author":[{"family":"Widdows","given":"Dominic"},{"family":"Rani","given":"Jyoti"},{"family":"Pothos","given":"Emmanuel M."}],"container-title":"Entropy","id":"Widdows2023","issue":"4","issued":{"date-parts":[[2023]]},"page":"548","publisher":"MDPI","title":"Quantum circuit components for cognitive decision-making","type":"article-journal","volume":"25"}}],"isEdited":false,"manualOverride":{"citeprocText":"(Widdows, Rani, and Pothos 2023)","isManuallyOverridden":false,"manualOverrideText":""},"mendeley":{"formattedCitation":"(Widdows, Rani, and Pothos 2023)","plainTextFormattedCitation":"(Widdows, Rani, and Pothos 2023)","previouslyFormattedCitation":"(Widdows, Rani, and Pothos 2023)"},"properties":{"noteIndex":0},"schema":"https://github.com/citation-style-language/schema/raw/master/csl-citation.json"}</w:instrText>
+        <w:instrText xml:space="preserve">ADDIN CSL_CITATION {"citationID":"MENDELEY_CITATION_525","citationItems":[{"id":"ITEM-525","isTemporary":false,"itemData":{"DOI":"10.3390/e25040548","author":[{"family":"Widdows","given":"Dominic"},{"family":"Rani","given":"Jyoti"},{"family":"Pothos","given":"Emmanuel M."}],"container-title":"Entropy","id":"Widdows2023","issue":"4","issued":{"date-parts":[[2023]]},"page":"548","publisher":"MDPI","title":"Quantum circuit components for cognitive decision-making","type":"article-journal","volume":"25"}}],"isEdited":false,"manualOverride":{"citeprocText":"(Widdows, Rani, and Pothos 2023)","isManuallyOverridden":false,"manualOverrideText":""},"mendeley":{"formattedCitation":"(Widdows, Rani, and Pothos 2023)","plainTextFormattedCitation":"(Widdows, Rani, and Pothos 2023)","previouslyFormattedCitation":"(Widdows, Rani, and Pothos 2023)"},"properties":{"noteIndex":0},"schema":"https://github.com/citation-style-language/schema/raw/master/csl-citation.json"}</w:instrText>
       </w:r>
       <w:r>
         <w:fldChar w:fldCharType="separate"/>
@@ -19105,7 +19891,7 @@
         <w:fldChar w:fldCharType="begin"/>
       </w:r>
       <w:r>
-        <w:instrText xml:space="preserve">ADDIN CSL_CITATION {"citationID":"MENDELEY_CITATION_485","citationItems":[{"id":"ITEM-484","isTemporary":false,"itemData":{"DOI":"10.3390/e25091323","author":[{"family":"Lawless","given":"William F."},{"family":"Moskowitz","given":"Ira S."},{"family":"Doctor","given":"Katarina Z."}],"container-title":"Entropy","id":"Lawless2023","issue":"9","issued":{"date-parts":[[2023]]},"page":"1323","publisher":"MDPI","title":"A quantum-like model of interdependence for embodied human–machine teams: Reviewing the path to autonomy facing complexity and uncertainty","title-short":"A quantum-like model of interdependence for embodied human–machine teams","type":"article-journal","volume":"25"}},{"id":"ITEM-485","isTemporary":false,"itemData":{"DOI":"10.3390/e27020152","author":[{"family":"Humr","given":"Scott"},{"family":"Canan","given":"Mustafa"},{"family":"Demir","given":"Mustafa"}],"container-title":"Entropy","id":"Humr2025","issue":"2","issued":{"date-parts":[[2025]]},"page":"152","publisher":"MDPI","title":"A quantum probability approach to improving human–AI decision making","type":"article-journal","volume":"27"}}],"isEdited":false,"manualOverride":{"citeprocText":"(Lawless, Moskowitz, and Doctor 2023; Humr, Canan, and Demir 2025)","isManuallyOverridden":false,"manualOverrideText":""},"mendeley":{"formattedCitation":"(Lawless, Moskowitz, and Doctor 2023; Humr, Canan, and Demir 2025)","plainTextFormattedCitation":"(Lawless, Moskowitz, and Doctor 2023; Humr, Canan, and Demir 2025)","previouslyFormattedCitation":"(Lawless, Moskowitz, and Doctor 2023; Humr, Canan, and Demir 2025)"},"properties":{"noteIndex":0},"schema":"https://github.com/citation-style-language/schema/raw/master/csl-citation.json"}</w:instrText>
+        <w:instrText xml:space="preserve">ADDIN CSL_CITATION {"citationID":"MENDELEY_CITATION_527","citationItems":[{"id":"ITEM-526","isTemporary":false,"itemData":{"DOI":"10.3390/e25091323","author":[{"family":"Lawless","given":"William F."},{"family":"Moskowitz","given":"Ira S."},{"family":"Doctor","given":"Katarina Z."}],"container-title":"Entropy","id":"Lawless2023","issue":"9","issued":{"date-parts":[[2023]]},"page":"1323","publisher":"MDPI","title":"A quantum-like model of interdependence for embodied human–machine teams: Reviewing the path to autonomy facing complexity and uncertainty","title-short":"A quantum-like model of interdependence for embodied human–machine teams","type":"article-journal","volume":"25"}},{"id":"ITEM-527","isTemporary":false,"itemData":{"DOI":"10.3390/e27020152","author":[{"family":"Humr","given":"Scott"},{"family":"Canan","given":"Mustafa"},{"family":"Demir","given":"Mustafa"}],"container-title":"Entropy","id":"Humr2025","issue":"2","issued":{"date-parts":[[2025]]},"page":"152","publisher":"MDPI","title":"A quantum probability approach to improving human–AI decision making","type":"article-journal","volume":"27"}}],"isEdited":false,"manualOverride":{"citeprocText":"(Lawless, Moskowitz, and Doctor 2023; Humr, Canan, and Demir 2025)","isManuallyOverridden":false,"manualOverrideText":""},"mendeley":{"formattedCitation":"(Lawless, Moskowitz, and Doctor 2023; Humr, Canan, and Demir 2025)","plainTextFormattedCitation":"(Lawless, Moskowitz, and Doctor 2023; Humr, Canan, and Demir 2025)","previouslyFormattedCitation":"(Lawless, Moskowitz, and Doctor 2023; Humr, Canan, and Demir 2025)"},"properties":{"noteIndex":0},"schema":"https://github.com/citation-style-language/schema/raw/master/csl-citation.json"}</w:instrText>
       </w:r>
       <w:r>
         <w:fldChar w:fldCharType="separate"/>
@@ -19120,9 +19906,9 @@
         <w:t xml:space="preserve">.</w:t>
       </w:r>
     </w:p>
-    <w:bookmarkEnd w:id="129"/>
-    <w:bookmarkEnd w:id="130"/>
-    <w:bookmarkStart w:id="137" w:name="sec:ch-cross"/>
+    <w:bookmarkEnd w:id="131"/>
+    <w:bookmarkEnd w:id="132"/>
+    <w:bookmarkStart w:id="139" w:name="sec:ch-cross"/>
     <w:p>
       <w:pPr>
         <w:pStyle w:val="Heading2"/>
@@ -19140,7 +19926,7 @@
         <w:t xml:space="preserve">Cross-Cutting Challenges</w:t>
       </w:r>
     </w:p>
-    <w:bookmarkStart w:id="131" w:name="reporting-standards-and-benchmarks."/>
+    <w:bookmarkStart w:id="133" w:name="reporting-standards-and-benchmarks."/>
     <w:p>
       <w:pPr>
         <w:pStyle w:val="Heading4"/>
@@ -19183,8 +19969,8 @@
         <w:t xml:space="preserve">proposes a minimal reporting checklist for quantum-robotics experiments; shared benchmark suites for fleet scheduling, MAPF, navigation RL, and localization would allow results to be compared across studies.</w:t>
       </w:r>
     </w:p>
-    <w:bookmarkEnd w:id="131"/>
-    <w:bookmarkStart w:id="132" w:name="X0b43672a4b199ed2fc9594e1b2a7e8ae221f859"/>
+    <w:bookmarkEnd w:id="133"/>
+    <w:bookmarkStart w:id="134" w:name="X0b43672a4b199ed2fc9594e1b2a7e8ae221f859"/>
     <w:p>
       <w:pPr>
         <w:pStyle w:val="Heading4"/>
@@ -19213,7 +19999,7 @@
         <w:fldChar w:fldCharType="begin"/>
       </w:r>
       <w:r>
-        <w:instrText xml:space="preserve">ADDIN CSL_CITATION {"citationID":"MENDELEY_CITATION_487","citationItems":[{"id":"ITEM-486","isTemporary":false,"itemData":{"DOI":"10.1038/nphys3272","author":[{"family":"Aaronson","given":"Scott"}],"container-title":"Nature Physics","id":"Aaronson2015","issue":"4","issued":{"date-parts":[[2015]]},"page":"291-293","title":"Read the fine print","type":"article-journal","volume":"11"}},{"id":"ITEM-487","isTemporary":false,"itemData":{"DOI":"10.1145/3313276.3316310","author":[{"family":"Tang","given":"Ewin"}],"container-title":"Proceedings of the 51st annual ACM SIGACT symposium on theory of computing (STOC 2019)","id":"Tang2019","issued":{"date-parts":[[2019]]},"page":"217-228","publisher":"ACM","publisher-place":"New York, NY, USA","title":"A quantum-inspired classical algorithm for recommendation systems","type":"paper-conference"}}],"isEdited":false,"manualOverride":{"citeprocText":"(Aaronson 2015; E. Tang 2019)","isManuallyOverridden":false,"manualOverrideText":""},"mendeley":{"formattedCitation":"(Aaronson 2015; E. Tang 2019)","plainTextFormattedCitation":"(Aaronson 2015; E. Tang 2019)","previouslyFormattedCitation":"(Aaronson 2015; E. Tang 2019)"},"properties":{"noteIndex":0},"schema":"https://github.com/citation-style-language/schema/raw/master/csl-citation.json"}</w:instrText>
+        <w:instrText xml:space="preserve">ADDIN CSL_CITATION {"citationID":"MENDELEY_CITATION_529","citationItems":[{"id":"ITEM-528","isTemporary":false,"itemData":{"DOI":"10.1038/nphys3272","author":[{"family":"Aaronson","given":"Scott"}],"container-title":"Nature Physics","id":"Aaronson2015","issue":"4","issued":{"date-parts":[[2015]]},"page":"291-293","title":"Read the fine print","type":"article-journal","volume":"11"}},{"id":"ITEM-529","isTemporary":false,"itemData":{"DOI":"10.1145/3313276.3316310","author":[{"family":"Tang","given":"Ewin"}],"container-title":"Proceedings of the 51st annual ACM SIGACT symposium on theory of computing (STOC 2019)","id":"Tang2019","issued":{"date-parts":[[2019]]},"page":"217-228","publisher":"ACM","publisher-place":"New York, NY, USA","title":"A quantum-inspired classical algorithm for recommendation systems","type":"paper-conference"}}],"isEdited":false,"manualOverride":{"citeprocText":"(Aaronson 2015; E. Tang 2019)","isManuallyOverridden":false,"manualOverrideText":""},"mendeley":{"formattedCitation":"(Aaronson 2015; E. Tang 2019)","plainTextFormattedCitation":"(Aaronson 2015; E. Tang 2019)","previouslyFormattedCitation":"(Aaronson 2015; E. Tang 2019)"},"properties":{"noteIndex":0},"schema":"https://github.com/citation-style-language/schema/raw/master/csl-citation.json"}</w:instrText>
       </w:r>
       <w:r>
         <w:fldChar w:fldCharType="separate"/>
@@ -19228,8 +20014,8 @@
         <w:t xml:space="preserve">.</w:t>
       </w:r>
     </w:p>
-    <w:bookmarkEnd w:id="132"/>
-    <w:bookmarkStart w:id="133" w:name="latency-aware-architectures."/>
+    <w:bookmarkEnd w:id="134"/>
+    <w:bookmarkStart w:id="135" w:name="latency-aware-architectures."/>
     <w:p>
       <w:pPr>
         <w:pStyle w:val="Heading4"/>
@@ -19258,7 +20044,7 @@
         <w:fldChar w:fldCharType="begin"/>
       </w:r>
       <w:r>
-        <w:instrText xml:space="preserve">ADDIN CSL_CITATION {"citationID":"MENDELEY_CITATION_488","citationItems":[{"id":"ITEM-488","isTemporary":false,"itemData":{"DOI":"10.1103/PhysRevLett.127.100501","author":[{"family":"Córcoles","given":"Antonio D."},{"family":"Takita","given":"Maika"},{"family":"Inoue","given":"Ken"},{"family":"Lekuch","given":"Scott"},{"family":"Minev","given":"Zlatko K."},{"family":"Chow","given":"Jerry M."},{"family":"Gambetta","given":"Jay M."}],"container-title":"Physical Review Letters","id":"Corcoles2021","issue":"10","issued":{"date-parts":[[2021]]},"page":"100501","publisher":"American Physical Society","title":"Exploiting dynamic quantum circuits in a quantum algorithm with superconducting qubits","type":"article-journal","volume":"127"}}],"isEdited":false,"manualOverride":{"citeprocText":"(Córcoles et al. 2021)","isManuallyOverridden":false,"manualOverrideText":""},"mendeley":{"formattedCitation":"(Córcoles et al. 2021)","plainTextFormattedCitation":"(Córcoles et al. 2021)","previouslyFormattedCitation":"(Córcoles et al. 2021)"},"properties":{"noteIndex":0},"schema":"https://github.com/citation-style-language/schema/raw/master/csl-citation.json"}</w:instrText>
+        <w:instrText xml:space="preserve">ADDIN CSL_CITATION {"citationID":"MENDELEY_CITATION_530","citationItems":[{"id":"ITEM-530","isTemporary":false,"itemData":{"DOI":"10.1103/PhysRevLett.127.100501","author":[{"family":"Córcoles","given":"Antonio D."},{"family":"Takita","given":"Maika"},{"family":"Inoue","given":"Ken"},{"family":"Lekuch","given":"Scott"},{"family":"Minev","given":"Zlatko K."},{"family":"Chow","given":"Jerry M."},{"family":"Gambetta","given":"Jay M."}],"container-title":"Physical Review Letters","id":"Corcoles2021","issue":"10","issued":{"date-parts":[[2021]]},"page":"100501","publisher":"American Physical Society","title":"Exploiting dynamic quantum circuits in a quantum algorithm with superconducting qubits","type":"article-journal","volume":"127"}}],"isEdited":false,"manualOverride":{"citeprocText":"(Córcoles et al. 2021)","isManuallyOverridden":false,"manualOverrideText":""},"mendeley":{"formattedCitation":"(Córcoles et al. 2021)","plainTextFormattedCitation":"(Córcoles et al. 2021)","previouslyFormattedCitation":"(Córcoles et al. 2021)"},"properties":{"noteIndex":0},"schema":"https://github.com/citation-style-language/schema/raw/master/csl-citation.json"}</w:instrText>
       </w:r>
       <w:r>
         <w:fldChar w:fldCharType="separate"/>
@@ -19279,7 +20065,7 @@
         <w:fldChar w:fldCharType="begin"/>
       </w:r>
       <w:r>
-        <w:instrText xml:space="preserve">ADDIN CSL_CITATION {"citationID":"MENDELEY_CITATION_489","citationItems":[{"id":"ITEM-489","isTemporary":false,"itemData":{"DOI":"10.1145/3445814.3446758","author":[{"family":"Tang","given":"Wei"},{"family":"Tomesh","given":"Teague"},{"family":"Suchara","given":"Martin"},{"family":"Larson","given":"Jeffrey"},{"family":"Martonosi","given":"Margaret"}],"container-title":"Proceedings of the 26th ACM international conference on architectural support for programming languages and operating systems (ASPLOS ’21)","id":"Tang2021","issued":{"date-parts":[[2021]]},"page":"473-486","publisher":"Association for Computing Machinery","publisher-place":"New York, NY, USA","title":"CutQC: Using small quantum computers for large quantum circuit evaluations","title-short":"CutQC","type":"paper-conference"}}],"isEdited":false,"manualOverride":{"citeprocText":"(W. Tang et al. 2021)","isManuallyOverridden":false,"manualOverrideText":""},"mendeley":{"formattedCitation":"(W. Tang et al. 2021)","plainTextFormattedCitation":"(W. Tang et al. 2021)","previouslyFormattedCitation":"(W. Tang et al. 2021)"},"properties":{"noteIndex":0},"schema":"https://github.com/citation-style-language/schema/raw/master/csl-citation.json"}</w:instrText>
+        <w:instrText xml:space="preserve">ADDIN CSL_CITATION {"citationID":"MENDELEY_CITATION_531","citationItems":[{"id":"ITEM-531","isTemporary":false,"itemData":{"DOI":"10.1145/3445814.3446758","author":[{"family":"Tang","given":"Wei"},{"family":"Tomesh","given":"Teague"},{"family":"Suchara","given":"Martin"},{"family":"Larson","given":"Jeffrey"},{"family":"Martonosi","given":"Margaret"}],"container-title":"Proceedings of the 26th ACM international conference on architectural support for programming languages and operating systems (ASPLOS ’21)","id":"Tang2021","issued":{"date-parts":[[2021]]},"page":"473-486","publisher":"Association for Computing Machinery","publisher-place":"New York, NY, USA","title":"CutQC: Using small quantum computers for large quantum circuit evaluations","title-short":"CutQC","type":"paper-conference"}}],"isEdited":false,"manualOverride":{"citeprocText":"(W. Tang et al. 2021)","isManuallyOverridden":false,"manualOverrideText":""},"mendeley":{"formattedCitation":"(W. Tang et al. 2021)","plainTextFormattedCitation":"(W. Tang et al. 2021)","previouslyFormattedCitation":"(W. Tang et al. 2021)"},"properties":{"noteIndex":0},"schema":"https://github.com/citation-style-language/schema/raw/master/csl-citation.json"}</w:instrText>
       </w:r>
       <w:r>
         <w:fldChar w:fldCharType="separate"/>
@@ -19297,8 +20083,8 @@
         <w:t xml:space="preserve">are the main technical routes to closing the latency gap.</w:t>
       </w:r>
     </w:p>
-    <w:bookmarkEnd w:id="133"/>
-    <w:bookmarkStart w:id="136" w:name="safety-and-verification."/>
+    <w:bookmarkEnd w:id="135"/>
+    <w:bookmarkStart w:id="138" w:name="safety-and-verification."/>
     <w:p>
       <w:pPr>
         <w:pStyle w:val="Heading4"/>
@@ -19327,7 +20113,7 @@
         <w:fldChar w:fldCharType="begin"/>
       </w:r>
       <w:r>
-        <w:instrText xml:space="preserve">ADDIN CSL_CITATION {"citationID":"MENDELEY_CITATION_490","citationItems":[{"id":"ITEM-490","isTemporary":false,"itemData":{"DOI":"10.3389/fcomp.2019.00009","author":[{"family":"Ohzeki","given":"Masayuki"},{"family":"Miki","given":"Akira"},{"family":"Miyama","given":"Masamichi J."},{"family":"Terabe","given":"Masayoshi"}],"container-title":"Frontiers in Computer Science","id":"Ohzeki2019","issued":{"date-parts":[[2019]]},"page":"9","publisher":"Frontiers Media","title":"Control of automated guided vehicles without collision by quantum annealer and digital devices","type":"article-journal","volume":"1"}}],"isEdited":false,"manualOverride":{"citeprocText":"(Ohzeki et al. 2019)","isManuallyOverridden":false,"manualOverrideText":""},"mendeley":{"formattedCitation":"(Ohzeki et al. 2019)","plainTextFormattedCitation":"(Ohzeki et al. 2019)","previouslyFormattedCitation":"(Ohzeki et al. 2019)"},"properties":{"noteIndex":0},"schema":"https://github.com/citation-style-language/schema/raw/master/csl-citation.json"}</w:instrText>
+        <w:instrText xml:space="preserve">ADDIN CSL_CITATION {"citationID":"MENDELEY_CITATION_532","citationItems":[{"id":"ITEM-532","isTemporary":false,"itemData":{"DOI":"10.3389/fcomp.2019.00009","author":[{"family":"Ohzeki","given":"Masayuki"},{"family":"Miki","given":"Akira"},{"family":"Miyama","given":"Masamichi J."},{"family":"Terabe","given":"Masayoshi"}],"container-title":"Frontiers in Computer Science","id":"Ohzeki2019","issued":{"date-parts":[[2019]]},"page":"9","publisher":"Frontiers Media","title":"Control of automated guided vehicles without collision by quantum annealer and digital devices","type":"article-journal","volume":"1"}}],"isEdited":false,"manualOverride":{"citeprocText":"(Ohzeki et al. 2019)","isManuallyOverridden":false,"manualOverrideText":""},"mendeley":{"formattedCitation":"(Ohzeki et al. 2019)","plainTextFormattedCitation":"(Ohzeki et al. 2019)","previouslyFormattedCitation":"(Ohzeki et al. 2019)"},"properties":{"noteIndex":0},"schema":"https://github.com/citation-style-language/schema/raw/master/csl-citation.json"}</w:instrText>
       </w:r>
       <w:r>
         <w:fldChar w:fldCharType="separate"/>
@@ -19345,7 +20131,7 @@
         <w:t xml:space="preserve">is a first step, but formal guarantees for hybrid quantum-classical controllers do not yet exist.</w:t>
       </w:r>
     </w:p>
-    <w:bookmarkStart w:id="134" w:name="tab:checklist"/>
+    <w:bookmarkStart w:id="136" w:name="tab:checklist"/>
     <w:p>
       <w:pPr>
         <w:pStyle w:val="TableCaption"/>
@@ -19636,8 +20422,8 @@
         </w:tc>
       </w:tr>
     </w:tbl>
-    <w:bookmarkEnd w:id="134"/>
-    <w:bookmarkStart w:id="135" w:name="tab:roadmap"/>
+    <w:bookmarkEnd w:id="136"/>
+    <w:bookmarkStart w:id="137" w:name="tab:roadmap"/>
     <w:p>
       <w:pPr>
         <w:pStyle w:val="TableCaption"/>
@@ -19787,7 +20573,7 @@
               <w:fldChar w:fldCharType="begin"/>
             </w:r>
             <w:r>
-              <w:instrText xml:space="preserve">ADDIN CSL_CITATION {"citationID":"MENDELEY_CITATION_492","citationItems":[{"id":"ITEM-491","isTemporary":false,"itemData":{"DOI":"10.48550/arXiv.2504.08167","URL":"https://arxiv.org/abs/2504.08167","author":[{"family":"Muradoglu","given":"Murat"},{"family":"Johnsson","given":"Mattias T."},{"family":"Wilson","given":"Nathanial M."},{"family":"Cohen","given":"Yuval"},{"family":"Shin","given":"Dongki"},{"family":"Navickas","given":"Tomas"},{"family":"Pyragius","given":"Tadas"},{"family":"Thomas","given":"Divya"},{"family":"Thompson","given":"Daniel"},{"family":"Moore","given":"Steven I."},{"family":"Rahman","given":"Md Tanvir"},{"family":"Walker","given":"Adrian"},{"family":"Dutta","given":"Indranil"},{"family":"Bijjahalli","given":"Suraj"},{"family":"Berlocher","given":"Jacob"},{"family":"Hush","given":"Michael R."},{"family":"Anderson","given":"Russell P."},{"family":"Szigeti","given":"Stuart S."},{"family":"Biercuk","given":"Michael J."}],"id":"Muradoglu2025","issued":{"date-parts":[[2025]]},"title":"Quantum-assured magnetic navigation achieves positioning accuracy better than a strategic-grade INS in airborne and ground-based field trials","type":""}},{"id":"ITEM-492","isTemporary":false,"itemData":{"DOI":"10.1103/PhysRevApplied.10.034030","author":[{"family":"Cheiney","given":"Pierrick"},{"family":"Fouché","given":"Lauriane"},{"family":"Templier","given":"Simon"},{"family":"Napolitano","given":"Fabien"},{"family":"Battelier","given":"Baptiste"},{"family":"Bouyer","given":"Philippe"},{"family":"Barrett","given":"Brynle"}],"container-title":"Physical Review Applied","id":"Cheiney2018","issue":"3","issued":{"date-parts":[[2018]]},"page":"034030","publisher":"American Physical Society","title":"Navigation-compatible hybrid quantum accelerometer using a Kalman filter","type":"article-journal","volume":"10"}}],"isEdited":false,"manualOverride":{"citeprocText":"(Muradoglu et al. 2025; Cheiney et al. 2018)","isManuallyOverridden":false,"manualOverrideText":""},"mendeley":{"formattedCitation":"(Muradoglu et al. 2025; Cheiney et al. 2018)","plainTextFormattedCitation":"(Muradoglu et al. 2025; Cheiney et al. 2018)","previouslyFormattedCitation":"(Muradoglu et al. 2025; Cheiney et al. 2018)"},"properties":{"noteIndex":0},"schema":"https://github.com/citation-style-language/schema/raw/master/csl-citation.json"}</w:instrText>
+              <w:instrText xml:space="preserve">ADDIN CSL_CITATION {"citationID":"MENDELEY_CITATION_534","citationItems":[{"id":"ITEM-533","isTemporary":false,"itemData":{"DOI":"10.48550/arXiv.2504.08167","URL":"https://arxiv.org/abs/2504.08167","author":[{"family":"Muradoglu","given":"Murat"},{"family":"Johnsson","given":"Mattias T."},{"family":"Wilson","given":"Nathanial M."},{"family":"Cohen","given":"Yuval"},{"family":"Shin","given":"Dongki"},{"family":"Navickas","given":"Tomas"},{"family":"Pyragius","given":"Tadas"},{"family":"Thomas","given":"Divya"},{"family":"Thompson","given":"Daniel"},{"family":"Moore","given":"Steven I."},{"family":"Rahman","given":"Md Tanvir"},{"family":"Walker","given":"Adrian"},{"family":"Dutta","given":"Indranil"},{"family":"Bijjahalli","given":"Suraj"},{"family":"Berlocher","given":"Jacob"},{"family":"Hush","given":"Michael R."},{"family":"Anderson","given":"Russell P."},{"family":"Szigeti","given":"Stuart S."},{"family":"Biercuk","given":"Michael J."}],"id":"Muradoglu2025","issued":{"date-parts":[[2025]]},"title":"Quantum-assured magnetic navigation achieves positioning accuracy better than a strategic-grade INS in airborne and ground-based field trials","type":""}},{"id":"ITEM-534","isTemporary":false,"itemData":{"DOI":"10.1103/PhysRevApplied.10.034030","author":[{"family":"Cheiney","given":"Pierrick"},{"family":"Fouché","given":"Lauriane"},{"family":"Templier","given":"Simon"},{"family":"Napolitano","given":"Fabien"},{"family":"Battelier","given":"Baptiste"},{"family":"Bouyer","given":"Philippe"},{"family":"Barrett","given":"Brynle"}],"container-title":"Physical Review Applied","id":"Cheiney2018","issue":"3","issued":{"date-parts":[[2018]]},"page":"034030","publisher":"American Physical Society","title":"Navigation-compatible hybrid quantum accelerometer using a Kalman filter","type":"article-journal","volume":"10"}}],"isEdited":false,"manualOverride":{"citeprocText":"(Muradoglu et al. 2025; Cheiney et al. 2018)","isManuallyOverridden":false,"manualOverrideText":""},"mendeley":{"formattedCitation":"(Muradoglu et al. 2025; Cheiney et al. 2018)","plainTextFormattedCitation":"(Muradoglu et al. 2025; Cheiney et al. 2018)","previouslyFormattedCitation":"(Muradoglu et al. 2025; Cheiney et al. 2018)"},"properties":{"noteIndex":0},"schema":"https://github.com/citation-style-language/schema/raw/master/csl-citation.json"}</w:instrText>
             </w:r>
             <w:r>
               <w:fldChar w:fldCharType="separate"/>
@@ -19845,7 +20631,7 @@
               <w:fldChar w:fldCharType="begin"/>
             </w:r>
             <w:r>
-              <w:instrText xml:space="preserve">ADDIN CSL_CITATION {"citationID":"MENDELEY_CITATION_494","citationItems":[{"id":"ITEM-493","isTemporary":false,"itemData":{"DOI":"10.1146/annurev-psych-033020-123501","author":[{"family":"Pothos","given":"Emmanuel M."},{"family":"Busemeyer","given":"Jerome R."}],"container-title":"Annual Review of Psychology","id":"Pothos2022","issue":"1","issued":{"date-parts":[[2022]]},"page":"749-778","publisher":"Annual Reviews","title":"Quantum cognition","type":"article-journal","volume":"73"}},{"id":"ITEM-494","isTemporary":false,"itemData":{"DOI":"10.1146/annurev-control-042920-092451","author":[{"family":"Kurniawati","given":"Hanna"}],"container-title":"Annual Review of Control, Robotics, and Autonomous Systems","id":"Kurniawati2022","issued":{"date-parts":[[2022]]},"page":"253-277","publisher":"Annual Reviews","title":"Partially observable Markov decision processes and robotics","type":"article-journal","volume":"5"}}],"isEdited":false,"manualOverride":{"citeprocText":"(Pothos and Busemeyer 2022; Kurniawati 2022)","isManuallyOverridden":false,"manualOverrideText":""},"mendeley":{"formattedCitation":"(Pothos and Busemeyer 2022; Kurniawati 2022)","plainTextFormattedCitation":"(Pothos and Busemeyer 2022; Kurniawati 2022)","previouslyFormattedCitation":"(Pothos and Busemeyer 2022; Kurniawati 2022)"},"properties":{"noteIndex":0},"schema":"https://github.com/citation-style-language/schema/raw/master/csl-citation.json"}</w:instrText>
+              <w:instrText xml:space="preserve">ADDIN CSL_CITATION {"citationID":"MENDELEY_CITATION_536","citationItems":[{"id":"ITEM-535","isTemporary":false,"itemData":{"DOI":"10.1146/annurev-psych-033020-123501","author":[{"family":"Pothos","given":"Emmanuel M."},{"family":"Busemeyer","given":"Jerome R."}],"container-title":"Annual Review of Psychology","id":"Pothos2022","issue":"1","issued":{"date-parts":[[2022]]},"page":"749-778","publisher":"Annual Reviews","title":"Quantum cognition","type":"article-journal","volume":"73"}},{"id":"ITEM-536","isTemporary":false,"itemData":{"DOI":"10.1146/annurev-control-042920-092451","author":[{"family":"Kurniawati","given":"Hanna"}],"container-title":"Annual Review of Control, Robotics, and Autonomous Systems","id":"Kurniawati2022","issued":{"date-parts":[[2022]]},"page":"253-277","publisher":"Annual Reviews","title":"Partially observable Markov decision processes and robotics","type":"article-journal","volume":"5"}}],"isEdited":false,"manualOverride":{"citeprocText":"(Pothos and Busemeyer 2022; Kurniawati 2022)","isManuallyOverridden":false,"manualOverrideText":""},"mendeley":{"formattedCitation":"(Pothos and Busemeyer 2022; Kurniawati 2022)","plainTextFormattedCitation":"(Pothos and Busemeyer 2022; Kurniawati 2022)","previouslyFormattedCitation":"(Pothos and Busemeyer 2022; Kurniawati 2022)"},"properties":{"noteIndex":0},"schema":"https://github.com/citation-style-language/schema/raw/master/csl-citation.json"}</w:instrText>
             </w:r>
             <w:r>
               <w:fldChar w:fldCharType="separate"/>
@@ -19963,7 +20749,7 @@
               <w:fldChar w:fldCharType="begin"/>
             </w:r>
             <w:r>
-              <w:instrText xml:space="preserve">ADDIN CSL_CITATION {"citationID":"MENDELEY_CITATION_497","citationItems":[{"id":"ITEM-495","isTemporary":false,"itemData":{"DOI":"10.1038/s41598-025-28481-w","author":[{"family":"Quang","given":"Thinh Nguyen"},{"family":"Matsuyama","given":"Kosuke"},{"family":"Shimizu","given":"Keisuke"},{"family":"Sugano","given":"Hiroki"},{"family":"Kurimoto","given":"Eiji"},{"family":"Miki","given":"Masahiro"},{"family":"Suzuki","given":"Jumpei"},{"family":"Chen","given":"Ziyi"},{"family":"Waidyasooriya","given":"Hasitha Muthumala"},{"family":"Hariyama","given":"Masanori"},{"family":"Hitomi","given":"Masaru"},{"family":"Sawamura","given":"Kenta"},{"family":"Ohzeki","given":"Masayuki"}],"container-title":"Scientific Reports","id":"Quang2025","issued":{"date-parts":[[2025]]},"page":"44047","publisher":"Nature Publishing Group","title":"Quantum annealing-based route optimization for commercial AGV operating systems in large-scale logistics warehouses","type":"article-journal","volume":"15"}},{"id":"ITEM-496","isTemporary":false,"itemData":{"URL":"https://proceedings.mlr.press/v267/gerlach25a.html","author":[{"family":"Gerlach","given":"Thore"},{"family":"Lee","given":"Loong Kuan"},{"family":"Barbaresco","given":"Frederic"},{"family":"Piatkowski","given":"Nico"}],"collection-title":"Proceedings of machine learning research","container-title":"Proceedings of the 42nd international conference on machine learning","editor":[{"family":"Singh","given":"Aarti"},{"family":"Fazel","given":"Maryam"},{"family":"Hsu","given":"Daniel"},{"family":"Lacoste-Julien","given":"Simon"},{"family":"Berkenkamp","given":"Felix"},{"family":"Maharaj","given":"Tegan"},{"family":"Wagstaff","given":"Kiri"},{"family":"Zhu","given":"Jerry"}],"id":"Gerlach2025","issued":{"date-parts":[[2025]]},"page":"19161-19171","publisher":"PMLR","title":"Hybrid quantum-classical multi-agent pathfinding","type":"paper-conference","volume":"267"}},{"id":"ITEM-497","isTemporary":false,"itemData":{"DOI":"10.1126/sciadv.aav2372","author":[{"family":"Goto","given":"Hayato"},{"family":"Tatsumura","given":"Kosuke"},{"family":"Dixon","given":"Alexander R."}],"container-title":"Science Advances","id":"Goto2019","issue":"4","issued":{"date-parts":[[2019]]},"page":"eaav2372","publisher":"American Association for the Advancement of Science","title":"Combinatorial optimization by simulating adiabatic bifurcations in nonlinear Hamiltonian systems","type":"article-journal","volume":"5"}}],"isEdited":false,"manualOverride":{"citeprocText":"(Quang et al. 2025; Gerlach et al. 2025; Goto, Tatsumura, and Dixon 2019)","isManuallyOverridden":false,"manualOverrideText":""},"mendeley":{"formattedCitation":"(Quang et al. 2025; Gerlach et al. 2025; Goto, Tatsumura, and Dixon 2019)","plainTextFormattedCitation":"(Quang et al. 2025; Gerlach et al. 2025; Goto, Tatsumura, and Dixon 2019)","previouslyFormattedCitation":"(Quang et al. 2025; Gerlach et al. 2025; Goto, Tatsumura, and Dixon 2019)"},"properties":{"noteIndex":0},"schema":"https://github.com/citation-style-language/schema/raw/master/csl-citation.json"}</w:instrText>
+              <w:instrText xml:space="preserve">ADDIN CSL_CITATION {"citationID":"MENDELEY_CITATION_539","citationItems":[{"id":"ITEM-537","isTemporary":false,"itemData":{"DOI":"10.1038/s41598-025-28481-w","author":[{"family":"Quang","given":"Thinh Nguyen"},{"family":"Matsuyama","given":"Kosuke"},{"family":"Shimizu","given":"Keisuke"},{"family":"Sugano","given":"Hiroki"},{"family":"Kurimoto","given":"Eiji"},{"family":"Miki","given":"Masahiro"},{"family":"Suzuki","given":"Jumpei"},{"family":"Chen","given":"Ziyi"},{"family":"Waidyasooriya","given":"Hasitha Muthumala"},{"family":"Hariyama","given":"Masanori"},{"family":"Hitomi","given":"Masaru"},{"family":"Sawamura","given":"Kenta"},{"family":"Ohzeki","given":"Masayuki"}],"container-title":"Scientific Reports","id":"Quang2025","issued":{"date-parts":[[2025]]},"page":"44047","publisher":"Nature Publishing Group","title":"Quantum annealing-based route optimization for commercial AGV operating systems in large-scale logistics warehouses","type":"article-journal","volume":"15"}},{"id":"ITEM-538","isTemporary":false,"itemData":{"URL":"https://proceedings.mlr.press/v267/gerlach25a.html","author":[{"family":"Gerlach","given":"Thore"},{"family":"Lee","given":"Loong Kuan"},{"family":"Barbaresco","given":"Frederic"},{"family":"Piatkowski","given":"Nico"}],"collection-title":"Proceedings of machine learning research","container-title":"Proceedings of the 42nd international conference on machine learning","editor":[{"family":"Singh","given":"Aarti"},{"family":"Fazel","given":"Maryam"},{"family":"Hsu","given":"Daniel"},{"family":"Lacoste-Julien","given":"Simon"},{"family":"Berkenkamp","given":"Felix"},{"family":"Maharaj","given":"Tegan"},{"family":"Wagstaff","given":"Kiri"},{"family":"Zhu","given":"Jerry"}],"id":"Gerlach2025","issued":{"date-parts":[[2025]]},"page":"19161-19171","publisher":"PMLR","title":"Hybrid quantum-classical multi-agent pathfinding","type":"paper-conference","volume":"267"}},{"id":"ITEM-539","isTemporary":false,"itemData":{"DOI":"10.1126/sciadv.aav2372","author":[{"family":"Goto","given":"Hayato"},{"family":"Tatsumura","given":"Kosuke"},{"family":"Dixon","given":"Alexander R."}],"container-title":"Science Advances","id":"Goto2019","issue":"4","issued":{"date-parts":[[2019]]},"page":"eaav2372","publisher":"American Association for the Advancement of Science","title":"Combinatorial optimization by simulating adiabatic bifurcations in nonlinear Hamiltonian systems","type":"article-journal","volume":"5"}}],"isEdited":false,"manualOverride":{"citeprocText":"(Quang et al. 2025; Gerlach et al. 2025; Goto, Tatsumura, and Dixon 2019)","isManuallyOverridden":false,"manualOverrideText":""},"mendeley":{"formattedCitation":"(Quang et al. 2025; Gerlach et al. 2025; Goto, Tatsumura, and Dixon 2019)","plainTextFormattedCitation":"(Quang et al. 2025; Gerlach et al. 2025; Goto, Tatsumura, and Dixon 2019)","previouslyFormattedCitation":"(Quang et al. 2025; Gerlach et al. 2025; Goto, Tatsumura, and Dixon 2019)"},"properties":{"noteIndex":0},"schema":"https://github.com/citation-style-language/schema/raw/master/csl-citation.json"}</w:instrText>
             </w:r>
             <w:r>
               <w:fldChar w:fldCharType="separate"/>
@@ -20021,7 +20807,7 @@
               <w:fldChar w:fldCharType="begin"/>
             </w:r>
             <w:r>
-              <w:instrText xml:space="preserve">ADDIN CSL_CITATION {"citationID":"MENDELEY_CITATION_498","citationItems":[{"id":"ITEM-498","isTemporary":false,"itemData":{"DOI":"10.48550/arXiv.2505.17587","URL":"https://arxiv.org/abs/2505.17587","author":[{"family":"Conrad","given":"Andrew"},{"family":"Cochran","given":"Roderick"},{"family":"Sanchez-Rosales","given":"Daniel"},{"family":"Isaac","given":"Samantha"},{"family":"Javid","given":"Timur"},{"family":"Rezaei","given":"Tahereh"},{"family":"Schroeder","given":"A. J."},{"family":"Golba","given":"Grzegorz"},{"family":"Gutha","given":"Akash"},{"family":"Wilens","given":"Brian"},{"family":"Herndon","given":"Kyle"},{"family":"Hill","given":"Alex"},{"family":"Chapman","given":"Joseph"},{"family":"Call","given":"Ian"},{"family":"Szabo","given":"Joseph"},{"family":"Corrigan","given":"Aodhan"},{"family":"Kamin","given":"Lars"},{"family":"Lütkenhaus","given":"Norbert"},{"family":"Gauthier","given":"Daniel J."},{"family":"Kwiat","given":"Paul G."}],"id":"Conrad2025","issued":{"date-parts":[[2025]]},"title":"Drone- and vehicle-based quantum key distribution","type":""}}],"isEdited":false,"manualOverride":{"citeprocText":"(Conrad et al. 2025)","isManuallyOverridden":false,"manualOverrideText":""},"mendeley":{"formattedCitation":"(Conrad et al. 2025)","plainTextFormattedCitation":"(Conrad et al. 2025)","previouslyFormattedCitation":"(Conrad et al. 2025)"},"properties":{"noteIndex":0},"schema":"https://github.com/citation-style-language/schema/raw/master/csl-citation.json"}</w:instrText>
+              <w:instrText xml:space="preserve">ADDIN CSL_CITATION {"citationID":"MENDELEY_CITATION_540","citationItems":[{"id":"ITEM-540","isTemporary":false,"itemData":{"DOI":"10.48550/arXiv.2505.17587","URL":"https://arxiv.org/abs/2505.17587","author":[{"family":"Conrad","given":"Andrew"},{"family":"Cochran","given":"Roderick"},{"family":"Sanchez-Rosales","given":"Daniel"},{"family":"Isaac","given":"Samantha"},{"family":"Javid","given":"Timur"},{"family":"Rezaei","given":"Tahereh"},{"family":"Schroeder","given":"A. J."},{"family":"Golba","given":"Grzegorz"},{"family":"Gutha","given":"Akash"},{"family":"Wilens","given":"Brian"},{"family":"Herndon","given":"Kyle"},{"family":"Hill","given":"Alex"},{"family":"Chapman","given":"Joseph"},{"family":"Call","given":"Ian"},{"family":"Szabo","given":"Joseph"},{"family":"Corrigan","given":"Aodhan"},{"family":"Kamin","given":"Lars"},{"family":"Lütkenhaus","given":"Norbert"},{"family":"Gauthier","given":"Daniel J."},{"family":"Kwiat","given":"Paul G."}],"id":"Conrad2025","issued":{"date-parts":[[2025]]},"title":"Drone- and vehicle-based quantum key distribution","type":""}}],"isEdited":false,"manualOverride":{"citeprocText":"(Conrad et al. 2025)","isManuallyOverridden":false,"manualOverrideText":""},"mendeley":{"formattedCitation":"(Conrad et al. 2025)","plainTextFormattedCitation":"(Conrad et al. 2025)","previouslyFormattedCitation":"(Conrad et al. 2025)"},"properties":{"noteIndex":0},"schema":"https://github.com/citation-style-language/schema/raw/master/csl-citation.json"}</w:instrText>
             </w:r>
             <w:r>
               <w:fldChar w:fldCharType="separate"/>
@@ -20083,7 +20869,7 @@
               <w:fldChar w:fldCharType="begin"/>
             </w:r>
             <w:r>
-              <w:instrText xml:space="preserve">ADDIN CSL_CITATION {"citationID":"MENDELEY_CITATION_500","citationItems":[{"id":"ITEM-499","isTemporary":false,"itemData":{"DOI":"10.1109/ACCESS.2024.3417808","author":[{"family":"Hohenfeld","given":"Hans"},{"family":"Heimann","given":"Dirk"},{"family":"Wiebe","given":"Felix"},{"family":"Kirchner","given":"Frank"}],"container-title":"IEEE Access","id":"Hohenfeld2024","issued":{"date-parts":[[2024]]},"page":"87217-87236","publisher":"IEEE","title":"Quantum deep reinforcement learning for robot navigation tasks","type":"article-journal","volume":"12"}},{"id":"ITEM-500","isTemporary":false,"itemData":{"DOI":"10.1177/0278364913495721","author":[{"family":"Kober","given":"Jens"},{"family":"Bagnell","given":"J. Andrew"},{"family":"Peters","given":"Jan"}],"container-title":"The International Journal of Robotics Research","id":"Kober2013","issue":"11","issued":{"date-parts":[[2013]]},"page":"1238-1274","publisher":"SAGE Publications","title":"Reinforcement learning in robotics: A survey","title-short":"Reinforcement learning in robotics","type":"article-journal","volume":"32"}}],"isEdited":false,"manualOverride":{"citeprocText":"(Hohenfeld et al. 2024; Kober, Bagnell, and Peters 2013)","isManuallyOverridden":false,"manualOverrideText":""},"mendeley":{"formattedCitation":"(Hohenfeld et al. 2024; Kober, Bagnell, and Peters 2013)","plainTextFormattedCitation":"(Hohenfeld et al. 2024; Kober, Bagnell, and Peters 2013)","previouslyFormattedCitation":"(Hohenfeld et al. 2024; Kober, Bagnell, and Peters 2013)"},"properties":{"noteIndex":0},"schema":"https://github.com/citation-style-language/schema/raw/master/csl-citation.json"}</w:instrText>
+              <w:instrText xml:space="preserve">ADDIN CSL_CITATION {"citationID":"MENDELEY_CITATION_542","citationItems":[{"id":"ITEM-541","isTemporary":false,"itemData":{"DOI":"10.1109/ACCESS.2024.3417808","author":[{"family":"Hohenfeld","given":"Hans"},{"family":"Heimann","given":"Dirk"},{"family":"Wiebe","given":"Felix"},{"family":"Kirchner","given":"Frank"}],"container-title":"IEEE Access","id":"Hohenfeld2024","issued":{"date-parts":[[2024]]},"page":"87217-87236","publisher":"IEEE","title":"Quantum deep reinforcement learning for robot navigation tasks","type":"article-journal","volume":"12"}},{"id":"ITEM-542","isTemporary":false,"itemData":{"DOI":"10.1177/0278364913495721","author":[{"family":"Kober","given":"Jens"},{"family":"Bagnell","given":"J. Andrew"},{"family":"Peters","given":"Jan"}],"container-title":"The International Journal of Robotics Research","id":"Kober2013","issue":"11","issued":{"date-parts":[[2013]]},"page":"1238-1274","publisher":"SAGE Publications","title":"Reinforcement learning in robotics: A survey","title-short":"Reinforcement learning in robotics","type":"article-journal","volume":"32"}}],"isEdited":false,"manualOverride":{"citeprocText":"(Hohenfeld et al. 2024; Kober, Bagnell, and Peters 2013)","isManuallyOverridden":false,"manualOverrideText":""},"mendeley":{"formattedCitation":"(Hohenfeld et al. 2024; Kober, Bagnell, and Peters 2013)","plainTextFormattedCitation":"(Hohenfeld et al. 2024; Kober, Bagnell, and Peters 2013)","previouslyFormattedCitation":"(Hohenfeld et al. 2024; Kober, Bagnell, and Peters 2013)"},"properties":{"noteIndex":0},"schema":"https://github.com/citation-style-language/schema/raw/master/csl-citation.json"}</w:instrText>
             </w:r>
             <w:r>
               <w:fldChar w:fldCharType="separate"/>
@@ -20141,7 +20927,7 @@
               <w:fldChar w:fldCharType="begin"/>
             </w:r>
             <w:r>
-              <w:instrText xml:space="preserve">ADDIN CSL_CITATION {"citationID":"MENDELEY_CITATION_501","citationItems":[{"id":"ITEM-501","isTemporary":false,"itemData":{"DOI":"10.1103/PhysRevLett.127.100501","author":[{"family":"Córcoles","given":"Antonio D."},{"family":"Takita","given":"Maika"},{"family":"Inoue","given":"Ken"},{"family":"Lekuch","given":"Scott"},{"family":"Minev","given":"Zlatko K."},{"family":"Chow","given":"Jerry M."},{"family":"Gambetta","given":"Jay M."}],"container-title":"Physical Review Letters","id":"Corcoles2021","issue":"10","issued":{"date-parts":[[2021]]},"page":"100501","publisher":"American Physical Society","title":"Exploiting dynamic quantum circuits in a quantum algorithm with superconducting qubits","type":"article-journal","volume":"127"}}],"isEdited":false,"manualOverride":{"citeprocText":"(Córcoles et al. 2021)","isManuallyOverridden":false,"manualOverrideText":""},"mendeley":{"formattedCitation":"(Córcoles et al. 2021)","plainTextFormattedCitation":"(Córcoles et al. 2021)","previouslyFormattedCitation":"(Córcoles et al. 2021)"},"properties":{"noteIndex":0},"schema":"https://github.com/citation-style-language/schema/raw/master/csl-citation.json"}</w:instrText>
+              <w:instrText xml:space="preserve">ADDIN CSL_CITATION {"citationID":"MENDELEY_CITATION_543","citationItems":[{"id":"ITEM-543","isTemporary":false,"itemData":{"DOI":"10.1103/PhysRevLett.127.100501","author":[{"family":"Córcoles","given":"Antonio D."},{"family":"Takita","given":"Maika"},{"family":"Inoue","given":"Ken"},{"family":"Lekuch","given":"Scott"},{"family":"Minev","given":"Zlatko K."},{"family":"Chow","given":"Jerry M."},{"family":"Gambetta","given":"Jay M."}],"container-title":"Physical Review Letters","id":"Corcoles2021","issue":"10","issued":{"date-parts":[[2021]]},"page":"100501","publisher":"American Physical Society","title":"Exploiting dynamic quantum circuits in a quantum algorithm with superconducting qubits","type":"article-journal","volume":"127"}}],"isEdited":false,"manualOverride":{"citeprocText":"(Córcoles et al. 2021)","isManuallyOverridden":false,"manualOverrideText":""},"mendeley":{"formattedCitation":"(Córcoles et al. 2021)","plainTextFormattedCitation":"(Córcoles et al. 2021)","previouslyFormattedCitation":"(Córcoles et al. 2021)"},"properties":{"noteIndex":0},"schema":"https://github.com/citation-style-language/schema/raw/master/csl-citation.json"}</w:instrText>
             </w:r>
             <w:r>
               <w:fldChar w:fldCharType="separate"/>
@@ -20199,7 +20985,7 @@
               <w:fldChar w:fldCharType="begin"/>
             </w:r>
             <w:r>
-              <w:instrText xml:space="preserve">ADDIN CSL_CITATION {"citationID":"MENDELEY_CITATION_503","citationItems":[{"id":"ITEM-502","isTemporary":false,"itemData":{"DOI":"10.3390/a12020034","author":[{"family":"Hadfield","given":"Stuart"},{"family":"Wang","given":"Zhihui"},{"family":"O’Gorman","given":"Bryan"},{"family":"Rieffel","given":"Eleanor G."},{"family":"Venturelli","given":"Davide"},{"family":"Biswas","given":"Rupak"}],"container-title":"Algorithms","id":"Hadfield2019","issue":"2","issued":{"date-parts":[[2019]]},"page":"34","publisher":"MDPI","title":"From the quantum approximate optimization algorithm to a quantum alternating operator ansatz","type":"article-journal","volume":"12"}},{"id":"ITEM-503","isTemporary":false,"itemData":{"DOI":"10.1103/PhysRevX.10.021067","author":[{"family":"Zhou","given":"Leo"},{"family":"Wang","given":"Sheng-Tao"},{"family":"Choi","given":"Soonwon"},{"family":"Pichler","given":"Hannes"},{"family":"Lukin","given":"Mikhail D."}],"container-title":"Physical Review X","id":"Zhou2020","issue":"2","issued":{"date-parts":[[2020]]},"page":"021067","publisher":"American Physical Society","title":"Quantum approximate optimization algorithm: Performance, mechanism, and implementation on near-term devices","title-short":"Quantum approximate optimization algorithm","type":"article-journal","volume":"10"}}],"isEdited":false,"manualOverride":{"citeprocText":"(Hadfield et al. 2019; Zhou et al. 2020)","isManuallyOverridden":false,"manualOverrideText":""},"mendeley":{"formattedCitation":"(Hadfield et al. 2019; Zhou et al. 2020)","plainTextFormattedCitation":"(Hadfield et al. 2019; Zhou et al. 2020)","previouslyFormattedCitation":"(Hadfield et al. 2019; Zhou et al. 2020)"},"properties":{"noteIndex":0},"schema":"https://github.com/citation-style-language/schema/raw/master/csl-citation.json"}</w:instrText>
+              <w:instrText xml:space="preserve">ADDIN CSL_CITATION {"citationID":"MENDELEY_CITATION_545","citationItems":[{"id":"ITEM-544","isTemporary":false,"itemData":{"DOI":"10.3390/a12020034","author":[{"family":"Hadfield","given":"Stuart"},{"family":"Wang","given":"Zhihui"},{"family":"O’Gorman","given":"Bryan"},{"family":"Rieffel","given":"Eleanor G."},{"family":"Venturelli","given":"Davide"},{"family":"Biswas","given":"Rupak"}],"container-title":"Algorithms","id":"Hadfield2019","issue":"2","issued":{"date-parts":[[2019]]},"page":"34","publisher":"MDPI","title":"From the quantum approximate optimization algorithm to a quantum alternating operator ansatz","type":"article-journal","volume":"12"}},{"id":"ITEM-545","isTemporary":false,"itemData":{"DOI":"10.1103/PhysRevX.10.021067","author":[{"family":"Zhou","given":"Leo"},{"family":"Wang","given":"Sheng-Tao"},{"family":"Choi","given":"Soonwon"},{"family":"Pichler","given":"Hannes"},{"family":"Lukin","given":"Mikhail D."}],"container-title":"Physical Review X","id":"Zhou2020","issue":"2","issued":{"date-parts":[[2020]]},"page":"021067","publisher":"American Physical Society","title":"Quantum approximate optimization algorithm: Performance, mechanism, and implementation on near-term devices","title-short":"Quantum approximate optimization algorithm","type":"article-journal","volume":"10"}}],"isEdited":false,"manualOverride":{"citeprocText":"(Hadfield et al. 2019; Zhou et al. 2020)","isManuallyOverridden":false,"manualOverrideText":""},"mendeley":{"formattedCitation":"(Hadfield et al. 2019; Zhou et al. 2020)","plainTextFormattedCitation":"(Hadfield et al. 2019; Zhou et al. 2020)","previouslyFormattedCitation":"(Hadfield et al. 2019; Zhou et al. 2020)"},"properties":{"noteIndex":0},"schema":"https://github.com/citation-style-language/schema/raw/master/csl-citation.json"}</w:instrText>
             </w:r>
             <w:r>
               <w:fldChar w:fldCharType="separate"/>
@@ -20261,7 +21047,7 @@
               <w:fldChar w:fldCharType="begin"/>
             </w:r>
             <w:r>
-              <w:instrText xml:space="preserve">ADDIN CSL_CITATION {"citationID":"MENDELEY_CITATION_504","citationItems":[{"id":"ITEM-504","isTemporary":false,"itemData":{"DOI":"10.1098/rspa.2015.0301","author":[{"family":"Montanaro","given":"Ashley"}],"container-title":"Proceedings of the Royal Society A: Mathematical, Physical and Engineering Sciences","id":"Montanaro2015","issue":"2181","issued":{"date-parts":[[2015]]},"page":"20150301","publisher":"The Royal Society","title":"Quantum speedup of Monte Carlo methods","type":"article-journal","volume":"471"}}],"isEdited":false,"manualOverride":{"citeprocText":"(Montanaro 2015)","isManuallyOverridden":false,"manualOverrideText":""},"mendeley":{"formattedCitation":"(Montanaro 2015)","plainTextFormattedCitation":"(Montanaro 2015)","previouslyFormattedCitation":"(Montanaro 2015)"},"properties":{"noteIndex":0},"schema":"https://github.com/citation-style-language/schema/raw/master/csl-citation.json"}</w:instrText>
+              <w:instrText xml:space="preserve">ADDIN CSL_CITATION {"citationID":"MENDELEY_CITATION_546","citationItems":[{"id":"ITEM-546","isTemporary":false,"itemData":{"DOI":"10.1098/rspa.2015.0301","author":[{"family":"Montanaro","given":"Ashley"}],"container-title":"Proceedings of the Royal Society A: Mathematical, Physical and Engineering Sciences","id":"Montanaro2015","issue":"2181","issued":{"date-parts":[[2015]]},"page":"20150301","publisher":"The Royal Society","title":"Quantum speedup of Monte Carlo methods","type":"article-journal","volume":"471"}}],"isEdited":false,"manualOverride":{"citeprocText":"(Montanaro 2015)","isManuallyOverridden":false,"manualOverrideText":""},"mendeley":{"formattedCitation":"(Montanaro 2015)","plainTextFormattedCitation":"(Montanaro 2015)","previouslyFormattedCitation":"(Montanaro 2015)"},"properties":{"noteIndex":0},"schema":"https://github.com/citation-style-language/schema/raw/master/csl-citation.json"}</w:instrText>
             </w:r>
             <w:r>
               <w:fldChar w:fldCharType="separate"/>
@@ -20319,7 +21105,7 @@
               <w:fldChar w:fldCharType="begin"/>
             </w:r>
             <w:r>
-              <w:instrText xml:space="preserve">ADDIN CSL_CITATION {"citationID":"MENDELEY_CITATION_506","citationItems":[{"id":"ITEM-505","isTemporary":false,"itemData":{"DOI":"10.1145/3445814.3446758","author":[{"family":"Tang","given":"Wei"},{"family":"Tomesh","given":"Teague"},{"family":"Suchara","given":"Martin"},{"family":"Larson","given":"Jeffrey"},{"family":"Martonosi","given":"Margaret"}],"container-title":"Proceedings of the 26th ACM international conference on architectural support for programming languages and operating systems (ASPLOS ’21)","id":"Tang2021","issued":{"date-parts":[[2021]]},"page":"473-486","publisher":"Association for Computing Machinery","publisher-place":"New York, NY, USA","title":"CutQC: Using small quantum computers for large quantum circuit evaluations","title-short":"CutQC","type":"paper-conference"}},{"id":"ITEM-506","isTemporary":false,"itemData":{"DOI":"10.1109/ICDCS54860.2022.00151","author":[{"family":"Yun","given":"Won Joon"},{"family":"Kwak","given":"Yunseok"},{"family":"Kim","given":"Jae Pyoung"},{"family":"Cho","given":"Hyunhee"},{"family":"Jung","given":"Soyi"},{"family":"Park","given":"Jihong"},{"family":"Kim","given":"Joongheon"}],"container-title":"Proceedings of the 2022 IEEE 42nd international conference on distributed computing systems (ICDCS)","id":"Yun2022","issued":{"date-parts":[[2022]]},"page":"1332-1335","publisher":"IEEE","title":"Quantum multi-agent reinforcement learning via variational quantum circuit design","type":"paper-conference"}}],"isEdited":false,"manualOverride":{"citeprocText":"(W. Tang et al. 2021; Yun et al. 2022)","isManuallyOverridden":false,"manualOverrideText":""},"mendeley":{"formattedCitation":"(W. Tang et al. 2021; Yun et al. 2022)","plainTextFormattedCitation":"(W. Tang et al. 2021; Yun et al. 2022)","previouslyFormattedCitation":"(W. Tang et al. 2021; Yun et al. 2022)"},"properties":{"noteIndex":0},"schema":"https://github.com/citation-style-language/schema/raw/master/csl-citation.json"}</w:instrText>
+              <w:instrText xml:space="preserve">ADDIN CSL_CITATION {"citationID":"MENDELEY_CITATION_548","citationItems":[{"id":"ITEM-547","isTemporary":false,"itemData":{"DOI":"10.1145/3445814.3446758","author":[{"family":"Tang","given":"Wei"},{"family":"Tomesh","given":"Teague"},{"family":"Suchara","given":"Martin"},{"family":"Larson","given":"Jeffrey"},{"family":"Martonosi","given":"Margaret"}],"container-title":"Proceedings of the 26th ACM international conference on architectural support for programming languages and operating systems (ASPLOS ’21)","id":"Tang2021","issued":{"date-parts":[[2021]]},"page":"473-486","publisher":"Association for Computing Machinery","publisher-place":"New York, NY, USA","title":"CutQC: Using small quantum computers for large quantum circuit evaluations","title-short":"CutQC","type":"paper-conference"}},{"id":"ITEM-548","isTemporary":false,"itemData":{"DOI":"10.1109/ICDCS54860.2022.00151","author":[{"family":"Yun","given":"Won Joon"},{"family":"Kwak","given":"Yunseok"},{"family":"Kim","given":"Jae Pyoung"},{"family":"Cho","given":"Hyunhee"},{"family":"Jung","given":"Soyi"},{"family":"Park","given":"Jihong"},{"family":"Kim","given":"Joongheon"}],"container-title":"Proceedings of the 2022 IEEE 42nd international conference on distributed computing systems (ICDCS)","id":"Yun2022","issued":{"date-parts":[[2022]]},"page":"1332-1335","publisher":"IEEE","title":"Quantum multi-agent reinforcement learning via variational quantum circuit design","type":"paper-conference"}}],"isEdited":false,"manualOverride":{"citeprocText":"(W. Tang et al. 2021; Yun et al. 2022)","isManuallyOverridden":false,"manualOverrideText":""},"mendeley":{"formattedCitation":"(W. Tang et al. 2021; Yun et al. 2022)","plainTextFormattedCitation":"(W. Tang et al. 2021; Yun et al. 2022)","previouslyFormattedCitation":"(W. Tang et al. 2021; Yun et al. 2022)"},"properties":{"noteIndex":0},"schema":"https://github.com/citation-style-language/schema/raw/master/csl-citation.json"}</w:instrText>
             </w:r>
             <w:r>
               <w:fldChar w:fldCharType="separate"/>
@@ -20377,7 +21163,7 @@
               <w:fldChar w:fldCharType="begin"/>
             </w:r>
             <w:r>
-              <w:instrText xml:space="preserve">ADDIN CSL_CITATION {"citationID":"MENDELEY_CITATION_508","citationItems":[{"id":"ITEM-507","isTemporary":false,"itemData":{"DOI":"10.1103/PhysRevResearch.4.023019","author":[{"family":"Kim","given":"Isaac H."},{"family":"Liu","given":"Ye-Hua"},{"family":"Pallister","given":"Sam"},{"family":"Pol","given":"William"},{"family":"Roberts","given":"Sam"},{"family":"Lee","given":"Eunseok"}],"container-title":"Physical Review Research","id":"Kim2022","issue":"2","issued":{"date-parts":[[2022]]},"page":"023019","publisher":"American Physical Society","title":"Fault-tolerant resource estimate for quantum chemical simulations: Case study on Li-ion battery electrolyte molecules","title-short":"Fault-tolerant resource estimate for quantum chemical simulations","type":"article-journal","volume":"4"}},{"id":"ITEM-508","isTemporary":false,"itemData":{"DOI":"10.1063/5.0044068","author":[{"family":"Rice","given":"Julia E."},{"family":"Gujarati","given":"Tanvi P."},{"family":"Motta","given":"Mario"},{"family":"Takeshita","given":"Tyler Y."},{"family":"Lee","given":"Eunseok"},{"family":"Latone","given":"Joseph A."},{"family":"Garcia","given":"Jeannette M."}],"container-title":"The Journal of Chemical Physics","id":"Rice2021","issue":"13","issued":{"date-parts":[[2021]]},"page":"134115","publisher":"AIP Publishing","title":"Quantum computation of dominant products in lithium–sulfur batteries","type":"article-journal","volume":"154"}}],"isEdited":false,"manualOverride":{"citeprocText":"(Kim et al. 2022; Rice et al. 2021)","isManuallyOverridden":false,"manualOverrideText":""},"mendeley":{"formattedCitation":"(Kim et al. 2022; Rice et al. 2021)","plainTextFormattedCitation":"(Kim et al. 2022; Rice et al. 2021)","previouslyFormattedCitation":"(Kim et al. 2022; Rice et al. 2021)"},"properties":{"noteIndex":0},"schema":"https://github.com/citation-style-language/schema/raw/master/csl-citation.json"}</w:instrText>
+              <w:instrText xml:space="preserve">ADDIN CSL_CITATION {"citationID":"MENDELEY_CITATION_550","citationItems":[{"id":"ITEM-549","isTemporary":false,"itemData":{"DOI":"10.1103/PhysRevResearch.4.023019","author":[{"family":"Kim","given":"Isaac H."},{"family":"Liu","given":"Ye-Hua"},{"family":"Pallister","given":"Sam"},{"family":"Pol","given":"William"},{"family":"Roberts","given":"Sam"},{"family":"Lee","given":"Eunseok"}],"container-title":"Physical Review Research","id":"Kim2022","issue":"2","issued":{"date-parts":[[2022]]},"page":"023019","publisher":"American Physical Society","title":"Fault-tolerant resource estimate for quantum chemical simulations: Case study on Li-ion battery electrolyte molecules","title-short":"Fault-tolerant resource estimate for quantum chemical simulations","type":"article-journal","volume":"4"}},{"id":"ITEM-550","isTemporary":false,"itemData":{"DOI":"10.1063/5.0044068","author":[{"family":"Rice","given":"Julia E."},{"family":"Gujarati","given":"Tanvi P."},{"family":"Motta","given":"Mario"},{"family":"Takeshita","given":"Tyler Y."},{"family":"Lee","given":"Eunseok"},{"family":"Latone","given":"Joseph A."},{"family":"Garcia","given":"Jeannette M."}],"container-title":"The Journal of Chemical Physics","id":"Rice2021","issue":"13","issued":{"date-parts":[[2021]]},"page":"134115","publisher":"AIP Publishing","title":"Quantum computation of dominant products in lithium–sulfur batteries","type":"article-journal","volume":"154"}}],"isEdited":false,"manualOverride":{"citeprocText":"(Kim et al. 2022; Rice et al. 2021)","isManuallyOverridden":false,"manualOverrideText":""},"mendeley":{"formattedCitation":"(Kim et al. 2022; Rice et al. 2021)","plainTextFormattedCitation":"(Kim et al. 2022; Rice et al. 2021)","previouslyFormattedCitation":"(Kim et al. 2022; Rice et al. 2021)"},"properties":{"noteIndex":0},"schema":"https://github.com/citation-style-language/schema/raw/master/csl-citation.json"}</w:instrText>
             </w:r>
             <w:r>
               <w:fldChar w:fldCharType="separate"/>
@@ -20392,11 +21178,11 @@
         </w:tc>
       </w:tr>
     </w:tbl>
-    <w:bookmarkEnd w:id="135"/>
-    <w:bookmarkEnd w:id="136"/>
     <w:bookmarkEnd w:id="137"/>
     <w:bookmarkEnd w:id="138"/>
-    <w:bookmarkStart w:id="139" w:name="sec:conclusion"/>
+    <w:bookmarkEnd w:id="139"/>
+    <w:bookmarkEnd w:id="140"/>
+    <w:bookmarkStart w:id="141" w:name="sec:conclusion"/>
     <w:p>
       <w:pPr>
         <w:pStyle w:val="Heading1"/>
@@ -20419,7 +21205,7 @@
         <w:pStyle w:val="FirstParagraph"/>
       </w:pPr>
       <w:r>
-        <w:t xml:space="preserve">This survey of 58 primary studies, set against 91 foundational works, found that quantum robotics is conceptually rich but empirically early. Quantum optimization is the most hardware-tested area, from 200-robot routing on annealers to decomposed routing of 1,000-AGV fleets, but classical and quantum-inspired solvers match or beat it in head-to-head comparisons. Quantum search and planning remain simulated. Quantum reinforcement learning reliably reduces parameter counts but has not been shown to produce better or faster policies, and supervised QML faces barren plateaus and dequantization. Quantum sensing, by contrast, has delivered field-validated navigation gains, and QKD already links drones and vehicles in motion. The robotics results that have been validated physically are mostly quantum-inspired and run on classical hardware.</w:t>
+        <w:t xml:space="preserve">This survey of 70 primary studies, set against 96 foundational works, found that quantum robotics is conceptually rich but empirically early. Quantum optimization is the most hardware-tested area, from 200-robot routing on annealers to decomposed routing of 1,000-AGV fleets, but classical and quantum-inspired solvers match or beat it in head-to-head comparisons. Quantum search and planning remain simulated. Quantum reinforcement learning reliably reduces parameter counts but has not been shown to produce better or faster policies, and supervised QML faces barren plateaus and dequantization. Quantum sensing, by contrast, has delivered field-validated navigation gains, and QKD already links drones and vehicles in motion. The robotics results that have been validated physically are mostly quantum-inspired and run on classical hardware.</w:t>
       </w:r>
     </w:p>
     <w:p>
@@ -20430,8 +21216,8 @@
         <w:t xml:space="preserve">For the near term (2026–2030), the realistic opportunities are quantum-enhanced navigation sensing, QP decision models for HRI, offline or periodic QUBO-based fleet optimization with classical fallbacks, and QPU-trained compact policies for embedded deployment. Real-time control should remain classical for the foreseeable future; quantum resources belong outside the millisecond loop, as training accelerators, periodic planners, or sensors, until on-premise, low-latency, fault-tolerant processors become available. The long-term vision is a hybrid robot in which classical controllers handle real-time control, quantum sensors provide drift-free navigation, remote or edge quantum processors solve fleet-level optimization and train compact policies, and QP models help the robot understand the humans it works with. Reaching that vision depends less on single breakthroughs than on rigorous, deployment-oriented evaluation of each component against the best classical alternative.</w:t>
       </w:r>
     </w:p>
-    <w:bookmarkEnd w:id="139"/>
-    <w:bookmarkStart w:id="140" w:name="acknowledgments"/>
+    <w:bookmarkEnd w:id="141"/>
+    <w:bookmarkStart w:id="142" w:name="acknowledgments"/>
     <w:p>
       <w:pPr>
         <w:pStyle w:val="Heading1"/>
@@ -20458,8 +21244,8 @@
         <w:t xml:space="preserve">The authors used a generative AI assistant (Claude, Anthropic) to help draft, edit, and typeset parts of this manuscript and to check references and internal consistency. The authors reviewed and revised all content and take full responsibility for it.</w:t>
       </w:r>
     </w:p>
-    <w:bookmarkEnd w:id="140"/>
-    <w:bookmarkStart w:id="141" w:name="data-availability"/>
+    <w:bookmarkEnd w:id="142"/>
+    <w:bookmarkStart w:id="143" w:name="data-availability"/>
     <w:p>
       <w:pPr>
         <w:pStyle w:val="Heading1"/>
@@ -20473,7 +21259,7 @@
         <w:pStyle w:val="FirstParagraph"/>
       </w:pPr>
       <w:r>
-        <w:t xml:space="preserve">The full data-extraction table for the 58 primary studies, the quality-assessment rubric, the PRISMA 2020 checklist, and the search strings are provided as online supplementary material (</w:t>
+        <w:t xml:space="preserve">The full data-extraction table for the 70 primary studies, the quality-assessment rubric, the PRISMA 2020 checklist, and the search strings are provided as online supplementary material (</w:t>
       </w:r>
       <w:r>
         <w:rPr>
@@ -20500,8 +21286,8 @@
         <w:t xml:space="preserve">).</w:t>
       </w:r>
     </w:p>
-    <w:bookmarkEnd w:id="141"/>
-    <w:bookmarkStart w:id="442" w:name="bibliography"/>
+    <w:bookmarkEnd w:id="143"/>
+    <w:bookmarkStart w:id="475" w:name="bibliography"/>
     <w:p>
       <w:pPr>
         <w:pStyle w:val="Heading1"/>
@@ -20510,8 +21296,8 @@
         <w:t xml:space="preserve">References</w:t>
       </w:r>
     </w:p>
-    <w:bookmarkStart w:id="441" w:name="refs"/>
-    <w:bookmarkStart w:id="143" w:name="ref-Aaronson2015"/>
+    <w:bookmarkStart w:id="474" w:name="refs"/>
+    <w:bookmarkStart w:id="145" w:name="ref-Aaronson2015"/>
     <w:p>
       <w:pPr>
         <w:pStyle w:val="Bibliography"/>
@@ -20553,7 +21339,7 @@
       <w:r>
         <w:t xml:space="preserve"> </w:t>
       </w:r>
-      <w:hyperlink r:id="rId142">
+      <w:hyperlink r:id="rId144">
         <w:r>
           <w:rPr>
             <w:rStyle w:val="Hyperlink"/>
@@ -20565,8 +21351,8 @@
         <w:t xml:space="preserve">.</w:t>
       </w:r>
     </w:p>
-    <w:bookmarkEnd w:id="143"/>
-    <w:bookmarkStart w:id="145" w:name="ref-Acuto2022"/>
+    <w:bookmarkEnd w:id="145"/>
+    <w:bookmarkStart w:id="147" w:name="ref-Acuto2022"/>
     <w:p>
       <w:pPr>
         <w:pStyle w:val="Bibliography"/>
@@ -20583,7 +21369,7 @@
       <w:r>
         <w:t xml:space="preserve"> </w:t>
       </w:r>
-      <w:hyperlink r:id="rId144">
+      <w:hyperlink r:id="rId146">
         <w:r>
           <w:rPr>
             <w:rStyle w:val="Hyperlink"/>
@@ -20595,8 +21381,8 @@
         <w:t xml:space="preserve">.</w:t>
       </w:r>
     </w:p>
-    <w:bookmarkEnd w:id="145"/>
-    <w:bookmarkStart w:id="147" w:name="ref-Altrabulsi2026"/>
+    <w:bookmarkEnd w:id="147"/>
+    <w:bookmarkStart w:id="149" w:name="ref-Altrabulsi2026"/>
     <w:p>
       <w:pPr>
         <w:pStyle w:val="Bibliography"/>
@@ -20619,7 +21405,7 @@
       <w:r>
         <w:t xml:space="preserve"> </w:t>
       </w:r>
-      <w:hyperlink r:id="rId146">
+      <w:hyperlink r:id="rId148">
         <w:r>
           <w:rPr>
             <w:rStyle w:val="Hyperlink"/>
@@ -20631,8 +21417,8 @@
         <w:t xml:space="preserve">.</w:t>
       </w:r>
     </w:p>
-    <w:bookmarkEnd w:id="147"/>
-    <w:bookmarkStart w:id="149" w:name="ref-Antero2025"/>
+    <w:bookmarkEnd w:id="149"/>
+    <w:bookmarkStart w:id="151" w:name="ref-Antero2025"/>
     <w:p>
       <w:pPr>
         <w:pStyle w:val="Bibliography"/>
@@ -20665,7 +21451,7 @@
       <w:r>
         <w:t xml:space="preserve"> </w:t>
       </w:r>
-      <w:hyperlink r:id="rId148">
+      <w:hyperlink r:id="rId150">
         <w:r>
           <w:rPr>
             <w:rStyle w:val="Hyperlink"/>
@@ -20677,8 +21463,8 @@
         <w:t xml:space="preserve">.</w:t>
       </w:r>
     </w:p>
-    <w:bookmarkEnd w:id="149"/>
-    <w:bookmarkStart w:id="151" w:name="ref-Arute2019"/>
+    <w:bookmarkEnd w:id="151"/>
+    <w:bookmarkStart w:id="153" w:name="ref-Arute2019"/>
     <w:p>
       <w:pPr>
         <w:pStyle w:val="Bibliography"/>
@@ -20711,7 +21497,7 @@
       <w:r>
         <w:t xml:space="preserve"> </w:t>
       </w:r>
-      <w:hyperlink r:id="rId150">
+      <w:hyperlink r:id="rId152">
         <w:r>
           <w:rPr>
             <w:rStyle w:val="Hyperlink"/>
@@ -20723,8 +21509,8 @@
         <w:t xml:space="preserve">.</w:t>
       </w:r>
     </w:p>
-    <w:bookmarkEnd w:id="151"/>
-    <w:bookmarkStart w:id="153" w:name="ref-AtchadeAdelomou2021"/>
+    <w:bookmarkEnd w:id="153"/>
+    <w:bookmarkStart w:id="155" w:name="ref-AtchadeAdelomou2021"/>
     <w:p>
       <w:pPr>
         <w:pStyle w:val="Bibliography"/>
@@ -20763,7 +21549,7 @@
       <w:r>
         <w:t xml:space="preserve"> </w:t>
       </w:r>
-      <w:hyperlink r:id="rId152">
+      <w:hyperlink r:id="rId154">
         <w:r>
           <w:rPr>
             <w:rStyle w:val="Hyperlink"/>
@@ -20775,13 +21561,55 @@
         <w:t xml:space="preserve">.</w:t>
       </w:r>
     </w:p>
-    <w:bookmarkEnd w:id="153"/>
-    <w:bookmarkStart w:id="155" w:name="ref-Barkoutsos2020"/>
+    <w:bookmarkEnd w:id="155"/>
+    <w:bookmarkStart w:id="157" w:name="ref-Bang2026"/>
     <w:p>
       <w:pPr>
         <w:pStyle w:val="Bibliography"/>
       </w:pPr>
       <w:r>
+        <w:t xml:space="preserve">Bang, Junyeop, Byongho Lee, Dohyun An, and Hwangnam Kim. 2026.</w:t>
+      </w:r>
+      <w:r>
+        <w:t xml:space="preserve"> </w:t>
+      </w:r>
+      <w:r>
+        <w:t xml:space="preserve">“Optimality-Preserving Decomposition for Scalable</w:t>
+      </w:r>
+      <w:r>
+        <w:t xml:space="preserve"> </w:t>
+      </w:r>
+      <w:r>
+        <w:t xml:space="preserve">QAOA</w:t>
+      </w:r>
+      <w:r>
+        <w:t xml:space="preserve"> </w:t>
+      </w:r>
+      <w:r>
+        <w:t xml:space="preserve">in Natural-Language-Guided Multi-Drone Assignment.”</w:t>
+      </w:r>
+      <w:r>
+        <w:t xml:space="preserve"> </w:t>
+      </w:r>
+      <w:hyperlink r:id="rId156">
+        <w:r>
+          <w:rPr>
+            <w:rStyle w:val="Hyperlink"/>
+          </w:rPr>
+          <w:t xml:space="preserve">https://arxiv.org/abs/2606.14252</w:t>
+        </w:r>
+      </w:hyperlink>
+      <w:r>
+        <w:t xml:space="preserve">.</w:t>
+      </w:r>
+    </w:p>
+    <w:bookmarkEnd w:id="157"/>
+    <w:bookmarkStart w:id="159" w:name="ref-Barkoutsos2020"/>
+    <w:p>
+      <w:pPr>
+        <w:pStyle w:val="Bibliography"/>
+      </w:pPr>
+      <w:r>
         <w:t xml:space="preserve">Barkoutsos, Panagiotis Kl., Giacomo Nannicini, Anton Robert, Ivano Tavernelli, and Stefan Woerner. 2020.</w:t>
       </w:r>
       <w:r>
@@ -20818,7 +21646,7 @@
       <w:r>
         <w:t xml:space="preserve"> </w:t>
       </w:r>
-      <w:hyperlink r:id="rId154">
+      <w:hyperlink r:id="rId158">
         <w:r>
           <w:rPr>
             <w:rStyle w:val="Hyperlink"/>
@@ -20830,8 +21658,8 @@
         <w:t xml:space="preserve">.</w:t>
       </w:r>
     </w:p>
-    <w:bookmarkEnd w:id="155"/>
-    <w:bookmarkStart w:id="157" w:name="ref-Bauer2020"/>
+    <w:bookmarkEnd w:id="159"/>
+    <w:bookmarkStart w:id="161" w:name="ref-Bauer2020"/>
     <w:p>
       <w:pPr>
         <w:pStyle w:val="Bibliography"/>
@@ -20864,7 +21692,7 @@
       <w:r>
         <w:t xml:space="preserve"> </w:t>
       </w:r>
-      <w:hyperlink r:id="rId156">
+      <w:hyperlink r:id="rId160">
         <w:r>
           <w:rPr>
             <w:rStyle w:val="Hyperlink"/>
@@ -20876,8 +21704,8 @@
         <w:t xml:space="preserve">.</w:t>
       </w:r>
     </w:p>
-    <w:bookmarkEnd w:id="157"/>
-    <w:bookmarkStart w:id="159" w:name="ref-Benioff1998"/>
+    <w:bookmarkEnd w:id="161"/>
+    <w:bookmarkStart w:id="163" w:name="ref-Benioff1998"/>
     <w:p>
       <w:pPr>
         <w:pStyle w:val="Bibliography"/>
@@ -20910,7 +21738,7 @@
       <w:r>
         <w:t xml:space="preserve"> </w:t>
       </w:r>
-      <w:hyperlink r:id="rId158">
+      <w:hyperlink r:id="rId162">
         <w:r>
           <w:rPr>
             <w:rStyle w:val="Hyperlink"/>
@@ -20922,8 +21750,8 @@
         <w:t xml:space="preserve">.</w:t>
       </w:r>
     </w:p>
-    <w:bookmarkEnd w:id="159"/>
-    <w:bookmarkStart w:id="161" w:name="ref-Benioff2002"/>
+    <w:bookmarkEnd w:id="163"/>
+    <w:bookmarkStart w:id="165" w:name="ref-Benioff2002"/>
     <w:p>
       <w:pPr>
         <w:pStyle w:val="Bibliography"/>
@@ -20959,7 +21787,7 @@
       <w:r>
         <w:t xml:space="preserve"> </w:t>
       </w:r>
-      <w:hyperlink r:id="rId160">
+      <w:hyperlink r:id="rId164">
         <w:r>
           <w:rPr>
             <w:rStyle w:val="Hyperlink"/>
@@ -20971,8 +21799,8 @@
         <w:t xml:space="preserve">.</w:t>
       </w:r>
     </w:p>
-    <w:bookmarkEnd w:id="161"/>
-    <w:bookmarkStart w:id="163" w:name="ref-Bharti2022"/>
+    <w:bookmarkEnd w:id="165"/>
+    <w:bookmarkStart w:id="167" w:name="ref-Bharti2022"/>
     <w:p>
       <w:pPr>
         <w:pStyle w:val="Bibliography"/>
@@ -21005,7 +21833,7 @@
       <w:r>
         <w:t xml:space="preserve"> </w:t>
       </w:r>
-      <w:hyperlink r:id="rId162">
+      <w:hyperlink r:id="rId166">
         <w:r>
           <w:rPr>
             <w:rStyle w:val="Hyperlink"/>
@@ -21017,8 +21845,8 @@
         <w:t xml:space="preserve">.</w:t>
       </w:r>
     </w:p>
-    <w:bookmarkEnd w:id="163"/>
-    <w:bookmarkStart w:id="165" w:name="ref-Biamonte2017"/>
+    <w:bookmarkEnd w:id="167"/>
+    <w:bookmarkStart w:id="169" w:name="ref-Biamonte2017"/>
     <w:p>
       <w:pPr>
         <w:pStyle w:val="Bibliography"/>
@@ -21051,7 +21879,7 @@
       <w:r>
         <w:t xml:space="preserve"> </w:t>
       </w:r>
-      <w:hyperlink r:id="rId164">
+      <w:hyperlink r:id="rId168">
         <w:r>
           <w:rPr>
             <w:rStyle w:val="Hyperlink"/>
@@ -21063,8 +21891,8 @@
         <w:t xml:space="preserve">.</w:t>
       </w:r>
     </w:p>
-    <w:bookmarkEnd w:id="165"/>
-    <w:bookmarkStart w:id="167" w:name="ref-Birdal2021"/>
+    <w:bookmarkEnd w:id="169"/>
+    <w:bookmarkStart w:id="171" w:name="ref-Birdal2021"/>
     <w:p>
       <w:pPr>
         <w:pStyle w:val="Bibliography"/>
@@ -21142,7 +21970,7 @@
       <w:r>
         <w:t xml:space="preserve"> </w:t>
       </w:r>
-      <w:hyperlink r:id="rId166">
+      <w:hyperlink r:id="rId170">
         <w:r>
           <w:rPr>
             <w:rStyle w:val="Hyperlink"/>
@@ -21154,8 +21982,8 @@
         <w:t xml:space="preserve">.</w:t>
       </w:r>
     </w:p>
-    <w:bookmarkEnd w:id="167"/>
-    <w:bookmarkStart w:id="169" w:name="ref-Bongs2019"/>
+    <w:bookmarkEnd w:id="171"/>
+    <w:bookmarkStart w:id="173" w:name="ref-Bongs2019"/>
     <w:p>
       <w:pPr>
         <w:pStyle w:val="Bibliography"/>
@@ -21188,7 +22016,7 @@
       <w:r>
         <w:t xml:space="preserve"> </w:t>
       </w:r>
-      <w:hyperlink r:id="rId168">
+      <w:hyperlink r:id="rId172">
         <w:r>
           <w:rPr>
             <w:rStyle w:val="Hyperlink"/>
@@ -21200,8 +22028,8 @@
         <w:t xml:space="preserve">.</w:t>
       </w:r>
     </w:p>
-    <w:bookmarkEnd w:id="169"/>
-    <w:bookmarkStart w:id="171" w:name="ref-Brassard2002"/>
+    <w:bookmarkEnd w:id="173"/>
+    <w:bookmarkStart w:id="175" w:name="ref-Brassard2002"/>
     <w:p>
       <w:pPr>
         <w:pStyle w:val="Bibliography"/>
@@ -21237,7 +22065,7 @@
       <w:r>
         <w:t xml:space="preserve"> </w:t>
       </w:r>
-      <w:hyperlink r:id="rId170">
+      <w:hyperlink r:id="rId174">
         <w:r>
           <w:rPr>
             <w:rStyle w:val="Hyperlink"/>
@@ -21249,8 +22077,8 @@
         <w:t xml:space="preserve">.</w:t>
       </w:r>
     </w:p>
-    <w:bookmarkEnd w:id="171"/>
-    <w:bookmarkStart w:id="173" w:name="ref-Briegel2012"/>
+    <w:bookmarkEnd w:id="175"/>
+    <w:bookmarkStart w:id="177" w:name="ref-Briegel2012"/>
     <w:p>
       <w:pPr>
         <w:pStyle w:val="Bibliography"/>
@@ -21283,7 +22111,7 @@
       <w:r>
         <w:t xml:space="preserve"> </w:t>
       </w:r>
-      <w:hyperlink r:id="rId172">
+      <w:hyperlink r:id="rId176">
         <w:r>
           <w:rPr>
             <w:rStyle w:val="Hyperlink"/>
@@ -21295,8 +22123,8 @@
         <w:t xml:space="preserve">.</w:t>
       </w:r>
     </w:p>
-    <w:bookmarkEnd w:id="173"/>
-    <w:bookmarkStart w:id="175" w:name="ref-Busemeyer2012"/>
+    <w:bookmarkEnd w:id="177"/>
+    <w:bookmarkStart w:id="179" w:name="ref-Busemeyer2012"/>
     <w:p>
       <w:pPr>
         <w:pStyle w:val="Bibliography"/>
@@ -21320,7 +22148,7 @@
       <w:r>
         <w:t xml:space="preserve"> </w:t>
       </w:r>
-      <w:hyperlink r:id="rId174">
+      <w:hyperlink r:id="rId178">
         <w:r>
           <w:rPr>
             <w:rStyle w:val="Hyperlink"/>
@@ -21332,8 +22160,8 @@
         <w:t xml:space="preserve">.</w:t>
       </w:r>
     </w:p>
-    <w:bookmarkEnd w:id="175"/>
-    <w:bookmarkStart w:id="177" w:name="ref-Busemeyer1993"/>
+    <w:bookmarkEnd w:id="179"/>
+    <w:bookmarkStart w:id="181" w:name="ref-Busemeyer1993"/>
     <w:p>
       <w:pPr>
         <w:pStyle w:val="Bibliography"/>
@@ -21366,7 +22194,7 @@
       <w:r>
         <w:t xml:space="preserve"> </w:t>
       </w:r>
-      <w:hyperlink r:id="rId176">
+      <w:hyperlink r:id="rId180">
         <w:r>
           <w:rPr>
             <w:rStyle w:val="Hyperlink"/>
@@ -21378,8 +22206,8 @@
         <w:t xml:space="preserve">.</w:t>
       </w:r>
     </w:p>
-    <w:bookmarkEnd w:id="177"/>
-    <w:bookmarkStart w:id="179" w:name="ref-Cai2023"/>
+    <w:bookmarkEnd w:id="181"/>
+    <w:bookmarkStart w:id="183" w:name="ref-Cai2023"/>
     <w:p>
       <w:pPr>
         <w:pStyle w:val="Bibliography"/>
@@ -21412,7 +22240,7 @@
       <w:r>
         <w:t xml:space="preserve"> </w:t>
       </w:r>
-      <w:hyperlink r:id="rId178">
+      <w:hyperlink r:id="rId182">
         <w:r>
           <w:rPr>
             <w:rStyle w:val="Hyperlink"/>
@@ -21424,8 +22252,8 @@
         <w:t xml:space="preserve">.</w:t>
       </w:r>
     </w:p>
-    <w:bookmarkEnd w:id="179"/>
-    <w:bookmarkStart w:id="181" w:name="ref-Cerezo2021a"/>
+    <w:bookmarkEnd w:id="183"/>
+    <w:bookmarkStart w:id="185" w:name="ref-Cerezo2021a"/>
     <w:p>
       <w:pPr>
         <w:pStyle w:val="Bibliography"/>
@@ -21458,7 +22286,7 @@
       <w:r>
         <w:t xml:space="preserve"> </w:t>
       </w:r>
-      <w:hyperlink r:id="rId180">
+      <w:hyperlink r:id="rId184">
         <w:r>
           <w:rPr>
             <w:rStyle w:val="Hyperlink"/>
@@ -21470,8 +22298,8 @@
         <w:t xml:space="preserve">.</w:t>
       </w:r>
     </w:p>
-    <w:bookmarkEnd w:id="181"/>
-    <w:bookmarkStart w:id="183" w:name="ref-Cerezo2021b"/>
+    <w:bookmarkEnd w:id="185"/>
+    <w:bookmarkStart w:id="187" w:name="ref-Cerezo2021b"/>
     <w:p>
       <w:pPr>
         <w:pStyle w:val="Bibliography"/>
@@ -21504,7 +22332,7 @@
       <w:r>
         <w:t xml:space="preserve"> </w:t>
       </w:r>
-      <w:hyperlink r:id="rId182">
+      <w:hyperlink r:id="rId186">
         <w:r>
           <w:rPr>
             <w:rStyle w:val="Hyperlink"/>
@@ -21516,8 +22344,8 @@
         <w:t xml:space="preserve">.</w:t>
       </w:r>
     </w:p>
-    <w:bookmarkEnd w:id="183"/>
-    <w:bookmarkStart w:id="185" w:name="ref-Cheiney2018"/>
+    <w:bookmarkEnd w:id="187"/>
+    <w:bookmarkStart w:id="189" w:name="ref-Cheiney2018"/>
     <w:p>
       <w:pPr>
         <w:pStyle w:val="Bibliography"/>
@@ -21562,7 +22390,7 @@
       <w:r>
         <w:t xml:space="preserve"> </w:t>
       </w:r>
-      <w:hyperlink r:id="rId184">
+      <w:hyperlink r:id="rId188">
         <w:r>
           <w:rPr>
             <w:rStyle w:val="Hyperlink"/>
@@ -21574,8 +22402,8 @@
         <w:t xml:space="preserve">.</w:t>
       </w:r>
     </w:p>
-    <w:bookmarkEnd w:id="185"/>
-    <w:bookmarkStart w:id="187" w:name="ref-Chella2023"/>
+    <w:bookmarkEnd w:id="189"/>
+    <w:bookmarkStart w:id="191" w:name="ref-Chella2023"/>
     <w:p>
       <w:pPr>
         <w:pStyle w:val="Bibliography"/>
@@ -21608,7 +22436,7 @@
       <w:r>
         <w:t xml:space="preserve"> </w:t>
       </w:r>
-      <w:hyperlink r:id="rId186">
+      <w:hyperlink r:id="rId190">
         <w:r>
           <w:rPr>
             <w:rStyle w:val="Hyperlink"/>
@@ -21620,8 +22448,8 @@
         <w:t xml:space="preserve">.</w:t>
       </w:r>
     </w:p>
-    <w:bookmarkEnd w:id="187"/>
-    <w:bookmarkStart w:id="189" w:name="ref-Chella2022"/>
+    <w:bookmarkEnd w:id="191"/>
+    <w:bookmarkStart w:id="193" w:name="ref-Chella2022"/>
     <w:p>
       <w:pPr>
         <w:pStyle w:val="Bibliography"/>
@@ -21654,7 +22482,7 @@
       <w:r>
         <w:t xml:space="preserve"> </w:t>
       </w:r>
-      <w:hyperlink r:id="rId188">
+      <w:hyperlink r:id="rId192">
         <w:r>
           <w:rPr>
             <w:rStyle w:val="Hyperlink"/>
@@ -21666,8 +22494,8 @@
         <w:t xml:space="preserve">.</w:t>
       </w:r>
     </w:p>
-    <w:bookmarkEnd w:id="189"/>
-    <w:bookmarkStart w:id="191" w:name="ref-Chen2022"/>
+    <w:bookmarkEnd w:id="193"/>
+    <w:bookmarkStart w:id="195" w:name="ref-Chen2022"/>
     <w:p>
       <w:pPr>
         <w:pStyle w:val="Bibliography"/>
@@ -21700,7 +22528,7 @@
       <w:r>
         <w:t xml:space="preserve"> </w:t>
       </w:r>
-      <w:hyperlink r:id="rId190">
+      <w:hyperlink r:id="rId194">
         <w:r>
           <w:rPr>
             <w:rStyle w:val="Hyperlink"/>
@@ -21712,8 +22540,8 @@
         <w:t xml:space="preserve">.</w:t>
       </w:r>
     </w:p>
-    <w:bookmarkEnd w:id="191"/>
-    <w:bookmarkStart w:id="193" w:name="ref-Chen2020"/>
+    <w:bookmarkEnd w:id="195"/>
+    <w:bookmarkStart w:id="197" w:name="ref-Chen2020"/>
     <w:p>
       <w:pPr>
         <w:pStyle w:val="Bibliography"/>
@@ -21746,7 +22574,7 @@
       <w:r>
         <w:t xml:space="preserve"> </w:t>
       </w:r>
-      <w:hyperlink r:id="rId192">
+      <w:hyperlink r:id="rId196">
         <w:r>
           <w:rPr>
             <w:rStyle w:val="Hyperlink"/>
@@ -21758,8 +22586,8 @@
         <w:t xml:space="preserve">.</w:t>
       </w:r>
     </w:p>
-    <w:bookmarkEnd w:id="193"/>
-    <w:bookmarkStart w:id="195" w:name="ref-Chia2020"/>
+    <w:bookmarkEnd w:id="197"/>
+    <w:bookmarkStart w:id="199" w:name="ref-Chia2020"/>
     <w:p>
       <w:pPr>
         <w:pStyle w:val="Bibliography"/>
@@ -21816,7 +22644,7 @@
       <w:r>
         <w:t xml:space="preserve"> </w:t>
       </w:r>
-      <w:hyperlink r:id="rId194">
+      <w:hyperlink r:id="rId198">
         <w:r>
           <w:rPr>
             <w:rStyle w:val="Hyperlink"/>
@@ -21828,8 +22656,8 @@
         <w:t xml:space="preserve">.</w:t>
       </w:r>
     </w:p>
-    <w:bookmarkEnd w:id="195"/>
-    <w:bookmarkStart w:id="197" w:name="ref-Clark2019"/>
+    <w:bookmarkEnd w:id="199"/>
+    <w:bookmarkStart w:id="201" w:name="ref-Clark2019"/>
     <w:p>
       <w:pPr>
         <w:pStyle w:val="Bibliography"/>
@@ -21886,7 +22714,7 @@
       <w:r>
         <w:t xml:space="preserve"> </w:t>
       </w:r>
-      <w:hyperlink r:id="rId196">
+      <w:hyperlink r:id="rId200">
         <w:r>
           <w:rPr>
             <w:rStyle w:val="Hyperlink"/>
@@ -21898,8 +22726,8 @@
         <w:t xml:space="preserve">.</w:t>
       </w:r>
     </w:p>
-    <w:bookmarkEnd w:id="197"/>
-    <w:bookmarkStart w:id="199" w:name="ref-Conrad2025"/>
+    <w:bookmarkEnd w:id="201"/>
+    <w:bookmarkStart w:id="203" w:name="ref-Conrad2025"/>
     <w:p>
       <w:pPr>
         <w:pStyle w:val="Bibliography"/>
@@ -21916,7 +22744,7 @@
       <w:r>
         <w:t xml:space="preserve"> </w:t>
       </w:r>
-      <w:hyperlink r:id="rId198">
+      <w:hyperlink r:id="rId202">
         <w:r>
           <w:rPr>
             <w:rStyle w:val="Hyperlink"/>
@@ -21928,8 +22756,8 @@
         <w:t xml:space="preserve">.</w:t>
       </w:r>
     </w:p>
-    <w:bookmarkEnd w:id="199"/>
-    <w:bookmarkStart w:id="201" w:name="ref-Corcoles2021"/>
+    <w:bookmarkEnd w:id="203"/>
+    <w:bookmarkStart w:id="205" w:name="ref-Corcoles2021"/>
     <w:p>
       <w:pPr>
         <w:pStyle w:val="Bibliography"/>
@@ -21962,7 +22790,7 @@
       <w:r>
         <w:t xml:space="preserve"> </w:t>
       </w:r>
-      <w:hyperlink r:id="rId200">
+      <w:hyperlink r:id="rId204">
         <w:r>
           <w:rPr>
             <w:rStyle w:val="Hyperlink"/>
@@ -21974,8 +22802,8 @@
         <w:t xml:space="preserve">.</w:t>
       </w:r>
     </w:p>
-    <w:bookmarkEnd w:id="201"/>
-    <w:bookmarkStart w:id="203" w:name="ref-Daglarli2025"/>
+    <w:bookmarkEnd w:id="205"/>
+    <w:bookmarkStart w:id="207" w:name="ref-Daglarli2025"/>
     <w:p>
       <w:pPr>
         <w:pStyle w:val="Bibliography"/>
@@ -22008,7 +22836,7 @@
       <w:r>
         <w:t xml:space="preserve"> </w:t>
       </w:r>
-      <w:hyperlink r:id="rId202">
+      <w:hyperlink r:id="rId206">
         <w:r>
           <w:rPr>
             <w:rStyle w:val="Hyperlink"/>
@@ -22020,8 +22848,8 @@
         <w:t xml:space="preserve">.</w:t>
       </w:r>
     </w:p>
-    <w:bookmarkEnd w:id="203"/>
-    <w:bookmarkStart w:id="205" w:name="ref-DeCarolis2025"/>
+    <w:bookmarkEnd w:id="207"/>
+    <w:bookmarkStart w:id="209" w:name="ref-DeCarolis2025"/>
     <w:p>
       <w:pPr>
         <w:pStyle w:val="Bibliography"/>
@@ -22118,7 +22946,7 @@
       <w:r>
         <w:t xml:space="preserve"> </w:t>
       </w:r>
-      <w:hyperlink r:id="rId204">
+      <w:hyperlink r:id="rId208">
         <w:r>
           <w:rPr>
             <w:rStyle w:val="Hyperlink"/>
@@ -22130,8 +22958,8 @@
         <w:t xml:space="preserve">.</w:t>
       </w:r>
     </w:p>
-    <w:bookmarkEnd w:id="205"/>
-    <w:bookmarkStart w:id="207" w:name="ref-Degen2017"/>
+    <w:bookmarkEnd w:id="209"/>
+    <w:bookmarkStart w:id="211" w:name="ref-Degen2017"/>
     <w:p>
       <w:pPr>
         <w:pStyle w:val="Bibliography"/>
@@ -22164,7 +22992,7 @@
       <w:r>
         <w:t xml:space="preserve"> </w:t>
       </w:r>
-      <w:hyperlink r:id="rId206">
+      <w:hyperlink r:id="rId210">
         <w:r>
           <w:rPr>
             <w:rStyle w:val="Hyperlink"/>
@@ -22176,8 +23004,8 @@
         <w:t xml:space="preserve">.</w:t>
       </w:r>
     </w:p>
-    <w:bookmarkEnd w:id="207"/>
-    <w:bookmarkStart w:id="209" w:name="ref-Dellaert1999"/>
+    <w:bookmarkEnd w:id="211"/>
+    <w:bookmarkStart w:id="213" w:name="ref-Dellaert1999"/>
     <w:p>
       <w:pPr>
         <w:pStyle w:val="Bibliography"/>
@@ -22264,7 +23092,7 @@
       <w:r>
         <w:t xml:space="preserve"> </w:t>
       </w:r>
-      <w:hyperlink r:id="rId208">
+      <w:hyperlink r:id="rId212">
         <w:r>
           <w:rPr>
             <w:rStyle w:val="Hyperlink"/>
@@ -22276,8 +23104,8 @@
         <w:t xml:space="preserve">.</w:t>
       </w:r>
     </w:p>
-    <w:bookmarkEnd w:id="209"/>
-    <w:bookmarkStart w:id="211" w:name="ref-Deutsch1985"/>
+    <w:bookmarkEnd w:id="213"/>
+    <w:bookmarkStart w:id="215" w:name="ref-Deutsch1985"/>
     <w:p>
       <w:pPr>
         <w:pStyle w:val="Bibliography"/>
@@ -22322,7 +23150,7 @@
       <w:r>
         <w:t xml:space="preserve"> </w:t>
       </w:r>
-      <w:hyperlink r:id="rId210">
+      <w:hyperlink r:id="rId214">
         <w:r>
           <w:rPr>
             <w:rStyle w:val="Hyperlink"/>
@@ -22334,8 +23162,8 @@
         <w:t xml:space="preserve">.</w:t>
       </w:r>
     </w:p>
-    <w:bookmarkEnd w:id="211"/>
-    <w:bookmarkStart w:id="213" w:name="ref-Deutsch1992"/>
+    <w:bookmarkEnd w:id="215"/>
+    <w:bookmarkStart w:id="217" w:name="ref-Deutsch1992"/>
     <w:p>
       <w:pPr>
         <w:pStyle w:val="Bibliography"/>
@@ -22368,7 +23196,7 @@
       <w:r>
         <w:t xml:space="preserve"> </w:t>
       </w:r>
-      <w:hyperlink r:id="rId212">
+      <w:hyperlink r:id="rId216">
         <w:r>
           <w:rPr>
             <w:rStyle w:val="Hyperlink"/>
@@ -22380,8 +23208,8 @@
         <w:t xml:space="preserve">.</w:t>
       </w:r>
     </w:p>
-    <w:bookmarkEnd w:id="213"/>
-    <w:bookmarkStart w:id="214" w:name="ref-Doan2022"/>
+    <w:bookmarkEnd w:id="217"/>
+    <w:bookmarkStart w:id="218" w:name="ref-Doan2022"/>
     <w:p>
       <w:pPr>
         <w:pStyle w:val="Bibliography"/>
@@ -22457,8 +23285,8 @@
         <w:t xml:space="preserve">, 417–27. IEEE.</w:t>
       </w:r>
     </w:p>
-    <w:bookmarkEnd w:id="214"/>
-    <w:bookmarkStart w:id="216" w:name="ref-Dong2012"/>
+    <w:bookmarkEnd w:id="218"/>
+    <w:bookmarkStart w:id="220" w:name="ref-Dong2012"/>
     <w:p>
       <w:pPr>
         <w:pStyle w:val="Bibliography"/>
@@ -22505,7 +23333,7 @@
       <w:r>
         <w:t xml:space="preserve"> </w:t>
       </w:r>
-      <w:hyperlink r:id="rId215">
+      <w:hyperlink r:id="rId219">
         <w:r>
           <w:rPr>
             <w:rStyle w:val="Hyperlink"/>
@@ -22517,8 +23345,8 @@
         <w:t xml:space="preserve">.</w:t>
       </w:r>
     </w:p>
-    <w:bookmarkEnd w:id="216"/>
-    <w:bookmarkStart w:id="218" w:name="ref-Dong2008"/>
+    <w:bookmarkEnd w:id="220"/>
+    <w:bookmarkStart w:id="222" w:name="ref-Dong2008"/>
     <w:p>
       <w:pPr>
         <w:pStyle w:val="Bibliography"/>
@@ -22551,7 +23379,7 @@
       <w:r>
         <w:t xml:space="preserve"> </w:t>
       </w:r>
-      <w:hyperlink r:id="rId217">
+      <w:hyperlink r:id="rId221">
         <w:r>
           <w:rPr>
             <w:rStyle w:val="Hyperlink"/>
@@ -22563,8 +23391,8 @@
         <w:t xml:space="preserve">.</w:t>
       </w:r>
     </w:p>
-    <w:bookmarkEnd w:id="218"/>
-    <w:bookmarkStart w:id="220" w:name="ref-Dong2006"/>
+    <w:bookmarkEnd w:id="222"/>
+    <w:bookmarkStart w:id="224" w:name="ref-Dong2006"/>
     <w:p>
       <w:pPr>
         <w:pStyle w:val="Bibliography"/>
@@ -22597,7 +23425,7 @@
       <w:r>
         <w:t xml:space="preserve"> </w:t>
       </w:r>
-      <w:hyperlink r:id="rId219">
+      <w:hyperlink r:id="rId223">
         <w:r>
           <w:rPr>
             <w:rStyle w:val="Hyperlink"/>
@@ -22609,8 +23437,8 @@
         <w:t xml:space="preserve">.</w:t>
       </w:r>
     </w:p>
-    <w:bookmarkEnd w:id="220"/>
-    <w:bookmarkStart w:id="222" w:name="ref-Dragan2025"/>
+    <w:bookmarkEnd w:id="224"/>
+    <w:bookmarkStart w:id="226" w:name="ref-Dragan2025"/>
     <w:p>
       <w:pPr>
         <w:pStyle w:val="Bibliography"/>
@@ -22667,7 +23495,7 @@
       <w:r>
         <w:t xml:space="preserve"> </w:t>
       </w:r>
-      <w:hyperlink r:id="rId221">
+      <w:hyperlink r:id="rId225">
         <w:r>
           <w:rPr>
             <w:rStyle w:val="Hyperlink"/>
@@ -22679,8 +23507,8 @@
         <w:t xml:space="preserve">.</w:t>
       </w:r>
     </w:p>
-    <w:bookmarkEnd w:id="222"/>
-    <w:bookmarkStart w:id="224" w:name="ref-Dunjko2018"/>
+    <w:bookmarkEnd w:id="226"/>
+    <w:bookmarkStart w:id="228" w:name="ref-Dunjko2018"/>
     <w:p>
       <w:pPr>
         <w:pStyle w:val="Bibliography"/>
@@ -22713,7 +23541,7 @@
       <w:r>
         <w:t xml:space="preserve"> </w:t>
       </w:r>
-      <w:hyperlink r:id="rId223">
+      <w:hyperlink r:id="rId227">
         <w:r>
           <w:rPr>
             <w:rStyle w:val="Hyperlink"/>
@@ -22725,8 +23553,8 @@
         <w:t xml:space="preserve">.</w:t>
       </w:r>
     </w:p>
-    <w:bookmarkEnd w:id="224"/>
-    <w:bookmarkStart w:id="226" w:name="ref-Endo2021"/>
+    <w:bookmarkEnd w:id="228"/>
+    <w:bookmarkStart w:id="230" w:name="ref-Endo2021"/>
     <w:p>
       <w:pPr>
         <w:pStyle w:val="Bibliography"/>
@@ -22759,7 +23587,7 @@
       <w:r>
         <w:t xml:space="preserve"> </w:t>
       </w:r>
-      <w:hyperlink r:id="rId225">
+      <w:hyperlink r:id="rId229">
         <w:r>
           <w:rPr>
             <w:rStyle w:val="Hyperlink"/>
@@ -22771,13 +23599,43 @@
         <w:t xml:space="preserve">.</w:t>
       </w:r>
     </w:p>
-    <w:bookmarkEnd w:id="226"/>
-    <w:bookmarkStart w:id="228" w:name="ref-Farhi2014"/>
+    <w:bookmarkEnd w:id="230"/>
+    <w:bookmarkStart w:id="232" w:name="ref-Essalmi2026"/>
     <w:p>
       <w:pPr>
         <w:pStyle w:val="Bibliography"/>
       </w:pPr>
       <w:r>
+        <w:t xml:space="preserve">Essalmi, Karim, Fernando Garrido, and Fawzi Nashashibi. 2026.</w:t>
+      </w:r>
+      <w:r>
+        <w:t xml:space="preserve"> </w:t>
+      </w:r>
+      <w:r>
+        <w:t xml:space="preserve">“Multi-Player, Multi-Strategy Quantum Game Model for Interaction-Aware Decision-Making in Automated Driving.”</w:t>
+      </w:r>
+      <w:r>
+        <w:t xml:space="preserve"> </w:t>
+      </w:r>
+      <w:hyperlink r:id="rId231">
+        <w:r>
+          <w:rPr>
+            <w:rStyle w:val="Hyperlink"/>
+          </w:rPr>
+          <w:t xml:space="preserve">https://arxiv.org/abs/2602.03571</w:t>
+        </w:r>
+      </w:hyperlink>
+      <w:r>
+        <w:t xml:space="preserve">.</w:t>
+      </w:r>
+    </w:p>
+    <w:bookmarkEnd w:id="232"/>
+    <w:bookmarkStart w:id="234" w:name="ref-Farhi2014"/>
+    <w:p>
+      <w:pPr>
+        <w:pStyle w:val="Bibliography"/>
+      </w:pPr>
+      <w:r>
         <w:t xml:space="preserve">Farhi, Edward, Jeffrey Goldstone, and Sam Gutmann. 2014.</w:t>
       </w:r>
       <w:r>
@@ -22789,7 +23647,7 @@
       <w:r>
         <w:t xml:space="preserve"> </w:t>
       </w:r>
-      <w:hyperlink r:id="rId227">
+      <w:hyperlink r:id="rId233">
         <w:r>
           <w:rPr>
             <w:rStyle w:val="Hyperlink"/>
@@ -22801,8 +23659,8 @@
         <w:t xml:space="preserve">.</w:t>
       </w:r>
     </w:p>
-    <w:bookmarkEnd w:id="228"/>
-    <w:bookmarkStart w:id="230" w:name="ref-Farhi2018"/>
+    <w:bookmarkEnd w:id="234"/>
+    <w:bookmarkStart w:id="236" w:name="ref-Farhi2018"/>
     <w:p>
       <w:pPr>
         <w:pStyle w:val="Bibliography"/>
@@ -22819,7 +23677,7 @@
       <w:r>
         <w:t xml:space="preserve"> </w:t>
       </w:r>
-      <w:hyperlink r:id="rId229">
+      <w:hyperlink r:id="rId235">
         <w:r>
           <w:rPr>
             <w:rStyle w:val="Hyperlink"/>
@@ -22831,8 +23689,8 @@
         <w:t xml:space="preserve">.</w:t>
       </w:r>
     </w:p>
-    <w:bookmarkEnd w:id="230"/>
-    <w:bookmarkStart w:id="232" w:name="ref-Fazilat2025a"/>
+    <w:bookmarkEnd w:id="236"/>
+    <w:bookmarkStart w:id="238" w:name="ref-Fazilat2025a"/>
     <w:p>
       <w:pPr>
         <w:pStyle w:val="Bibliography"/>
@@ -22882,7 +23740,7 @@
       <w:r>
         <w:t xml:space="preserve"> </w:t>
       </w:r>
-      <w:hyperlink r:id="rId231">
+      <w:hyperlink r:id="rId237">
         <w:r>
           <w:rPr>
             <w:rStyle w:val="Hyperlink"/>
@@ -22894,8 +23752,8 @@
         <w:t xml:space="preserve">.</w:t>
       </w:r>
     </w:p>
-    <w:bookmarkEnd w:id="232"/>
-    <w:bookmarkStart w:id="234" w:name="ref-Fazilat2025b"/>
+    <w:bookmarkEnd w:id="238"/>
+    <w:bookmarkStart w:id="240" w:name="ref-Fazilat2025b"/>
     <w:p>
       <w:pPr>
         <w:pStyle w:val="Bibliography"/>
@@ -22928,7 +23786,7 @@
       <w:r>
         <w:t xml:space="preserve"> </w:t>
       </w:r>
-      <w:hyperlink r:id="rId233">
+      <w:hyperlink r:id="rId239">
         <w:r>
           <w:rPr>
             <w:rStyle w:val="Hyperlink"/>
@@ -22940,8 +23798,8 @@
         <w:t xml:space="preserve">.</w:t>
       </w:r>
     </w:p>
-    <w:bookmarkEnd w:id="234"/>
-    <w:bookmarkStart w:id="236" w:name="ref-Feynman1982"/>
+    <w:bookmarkEnd w:id="240"/>
+    <w:bookmarkStart w:id="242" w:name="ref-Feynman1982"/>
     <w:p>
       <w:pPr>
         <w:pStyle w:val="Bibliography"/>
@@ -22974,7 +23832,7 @@
       <w:r>
         <w:t xml:space="preserve"> </w:t>
       </w:r>
-      <w:hyperlink r:id="rId235">
+      <w:hyperlink r:id="rId241">
         <w:r>
           <w:rPr>
             <w:rStyle w:val="Hyperlink"/>
@@ -22986,8 +23844,8 @@
         <w:t xml:space="preserve">.</w:t>
       </w:r>
     </w:p>
-    <w:bookmarkEnd w:id="236"/>
-    <w:bookmarkStart w:id="238" w:name="ref-Fowler2012"/>
+    <w:bookmarkEnd w:id="242"/>
+    <w:bookmarkStart w:id="244" w:name="ref-Fowler2012"/>
     <w:p>
       <w:pPr>
         <w:pStyle w:val="Bibliography"/>
@@ -23020,7 +23878,7 @@
       <w:r>
         <w:t xml:space="preserve"> </w:t>
       </w:r>
-      <w:hyperlink r:id="rId237">
+      <w:hyperlink r:id="rId243">
         <w:r>
           <w:rPr>
             <w:rStyle w:val="Hyperlink"/>
@@ -23032,8 +23890,8 @@
         <w:t xml:space="preserve">.</w:t>
       </w:r>
     </w:p>
-    <w:bookmarkEnd w:id="238"/>
-    <w:bookmarkStart w:id="240" w:name="ref-GarciaPineda2026"/>
+    <w:bookmarkEnd w:id="244"/>
+    <w:bookmarkStart w:id="246" w:name="ref-GarciaPineda2026"/>
     <w:p>
       <w:pPr>
         <w:pStyle w:val="Bibliography"/>
@@ -23066,7 +23924,7 @@
       <w:r>
         <w:t xml:space="preserve"> </w:t>
       </w:r>
-      <w:hyperlink r:id="rId239">
+      <w:hyperlink r:id="rId245">
         <w:r>
           <w:rPr>
             <w:rStyle w:val="Hyperlink"/>
@@ -23078,8 +23936,8 @@
         <w:t xml:space="preserve">.</w:t>
       </w:r>
     </w:p>
-    <w:bookmarkEnd w:id="240"/>
-    <w:bookmarkStart w:id="242" w:name="ref-Garrett2021"/>
+    <w:bookmarkEnd w:id="246"/>
+    <w:bookmarkStart w:id="248" w:name="ref-Garrett2021"/>
     <w:p>
       <w:pPr>
         <w:pStyle w:val="Bibliography"/>
@@ -23112,7 +23970,7 @@
       <w:r>
         <w:t xml:space="preserve"> </w:t>
       </w:r>
-      <w:hyperlink r:id="rId241">
+      <w:hyperlink r:id="rId247">
         <w:r>
           <w:rPr>
             <w:rStyle w:val="Hyperlink"/>
@@ -23124,13 +23982,59 @@
         <w:t xml:space="preserve">.</w:t>
       </w:r>
     </w:p>
-    <w:bookmarkEnd w:id="242"/>
-    <w:bookmarkStart w:id="244" w:name="ref-Gerlach2025"/>
+    <w:bookmarkEnd w:id="248"/>
+    <w:bookmarkStart w:id="250" w:name="ref-Geiger2011"/>
     <w:p>
       <w:pPr>
         <w:pStyle w:val="Bibliography"/>
       </w:pPr>
       <w:r>
+        <w:t xml:space="preserve">Geiger, R., V. Ménoret, G. Stern, N. Zahzam, P. Cheinet, B. Battelier, A. Villing, et al. 2011.</w:t>
+      </w:r>
+      <w:r>
+        <w:t xml:space="preserve"> </w:t>
+      </w:r>
+      <w:r>
+        <w:t xml:space="preserve">“Detecting Inertial Effects with Airborne Matter-Wave Interferometry.”</w:t>
+      </w:r>
+      <w:r>
+        <w:t xml:space="preserve"> </w:t>
+      </w:r>
+      <w:r>
+        <w:rPr>
+          <w:iCs/>
+          <w:i/>
+        </w:rPr>
+        <w:t xml:space="preserve">Nature Communications</w:t>
+      </w:r>
+      <w:r>
+        <w:t xml:space="preserve"> </w:t>
+      </w:r>
+      <w:r>
+        <w:t xml:space="preserve">2: 474.</w:t>
+      </w:r>
+      <w:r>
+        <w:t xml:space="preserve"> </w:t>
+      </w:r>
+      <w:hyperlink r:id="rId249">
+        <w:r>
+          <w:rPr>
+            <w:rStyle w:val="Hyperlink"/>
+          </w:rPr>
+          <w:t xml:space="preserve">https://doi.org/10.1038/ncomms1479</w:t>
+        </w:r>
+      </w:hyperlink>
+      <w:r>
+        <w:t xml:space="preserve">.</w:t>
+      </w:r>
+    </w:p>
+    <w:bookmarkEnd w:id="250"/>
+    <w:bookmarkStart w:id="252" w:name="ref-Gerlach2025"/>
+    <w:p>
+      <w:pPr>
+        <w:pStyle w:val="Bibliography"/>
+      </w:pPr>
+      <w:r>
         <w:t xml:space="preserve">Gerlach, Thore, Loong Kuan Lee, Frederic Barbaresco, and Nico Piatkowski. 2025.</w:t>
       </w:r>
       <w:r>
@@ -23161,7 +24065,7 @@
       <w:r>
         <w:t xml:space="preserve"> </w:t>
       </w:r>
-      <w:hyperlink r:id="rId243">
+      <w:hyperlink r:id="rId251">
         <w:r>
           <w:rPr>
             <w:rStyle w:val="Hyperlink"/>
@@ -23173,8 +24077,8 @@
         <w:t xml:space="preserve">.</w:t>
       </w:r>
     </w:p>
-    <w:bookmarkEnd w:id="244"/>
-    <w:bookmarkStart w:id="246" w:name="ref-Gill2022"/>
+    <w:bookmarkEnd w:id="252"/>
+    <w:bookmarkStart w:id="254" w:name="ref-Gill2022"/>
     <w:p>
       <w:pPr>
         <w:pStyle w:val="Bibliography"/>
@@ -23207,7 +24111,7 @@
       <w:r>
         <w:t xml:space="preserve"> </w:t>
       </w:r>
-      <w:hyperlink r:id="rId245">
+      <w:hyperlink r:id="rId253">
         <w:r>
           <w:rPr>
             <w:rStyle w:val="Hyperlink"/>
@@ -23219,8 +24123,8 @@
         <w:t xml:space="preserve">.</w:t>
       </w:r>
     </w:p>
-    <w:bookmarkEnd w:id="246"/>
-    <w:bookmarkStart w:id="247" w:name="ref-Golyanik2020"/>
+    <w:bookmarkEnd w:id="254"/>
+    <w:bookmarkStart w:id="255" w:name="ref-Golyanik2020"/>
     <w:p>
       <w:pPr>
         <w:pStyle w:val="Bibliography"/>
@@ -23296,8 +24200,8 @@
         <w:t xml:space="preserve">, 9182–91. IEEE.</w:t>
       </w:r>
     </w:p>
-    <w:bookmarkEnd w:id="247"/>
-    <w:bookmarkStart w:id="249" w:name="ref-Goncalves2018"/>
+    <w:bookmarkEnd w:id="255"/>
+    <w:bookmarkStart w:id="257" w:name="ref-Goncalves2018"/>
     <w:p>
       <w:pPr>
         <w:pStyle w:val="Bibliography"/>
@@ -23320,7 +24224,7 @@
       <w:r>
         <w:t xml:space="preserve"> </w:t>
       </w:r>
-      <w:hyperlink r:id="rId248">
+      <w:hyperlink r:id="rId256">
         <w:r>
           <w:rPr>
             <w:rStyle w:val="Hyperlink"/>
@@ -23332,8 +24236,8 @@
         <w:t xml:space="preserve">.</w:t>
       </w:r>
     </w:p>
-    <w:bookmarkEnd w:id="249"/>
-    <w:bookmarkStart w:id="251" w:name="ref-GonzalezVillasmil2026"/>
+    <w:bookmarkEnd w:id="257"/>
+    <w:bookmarkStart w:id="259" w:name="ref-GonzalezVillasmil2026"/>
     <w:p>
       <w:pPr>
         <w:pStyle w:val="Bibliography"/>
@@ -23350,7 +24254,7 @@
       <w:r>
         <w:t xml:space="preserve"> </w:t>
       </w:r>
-      <w:hyperlink r:id="rId250">
+      <w:hyperlink r:id="rId258">
         <w:r>
           <w:rPr>
             <w:rStyle w:val="Hyperlink"/>
@@ -23362,8 +24266,8 @@
         <w:t xml:space="preserve">.</w:t>
       </w:r>
     </w:p>
-    <w:bookmarkEnd w:id="251"/>
-    <w:bookmarkStart w:id="253" w:name="ref-Goto2019"/>
+    <w:bookmarkEnd w:id="259"/>
+    <w:bookmarkStart w:id="261" w:name="ref-Goto2019"/>
     <w:p>
       <w:pPr>
         <w:pStyle w:val="Bibliography"/>
@@ -23408,7 +24312,7 @@
       <w:r>
         <w:t xml:space="preserve"> </w:t>
       </w:r>
-      <w:hyperlink r:id="rId252">
+      <w:hyperlink r:id="rId260">
         <w:r>
           <w:rPr>
             <w:rStyle w:val="Hyperlink"/>
@@ -23420,8 +24324,8 @@
         <w:t xml:space="preserve">.</w:t>
       </w:r>
     </w:p>
-    <w:bookmarkEnd w:id="253"/>
-    <w:bookmarkStart w:id="255" w:name="ref-Grover1996"/>
+    <w:bookmarkEnd w:id="261"/>
+    <w:bookmarkStart w:id="263" w:name="ref-Grover1996"/>
     <w:p>
       <w:pPr>
         <w:pStyle w:val="Bibliography"/>
@@ -23506,7 +24410,7 @@
       <w:r>
         <w:t xml:space="preserve"> </w:t>
       </w:r>
-      <w:hyperlink r:id="rId254">
+      <w:hyperlink r:id="rId262">
         <w:r>
           <w:rPr>
             <w:rStyle w:val="Hyperlink"/>
@@ -23518,8 +24422,8 @@
         <w:t xml:space="preserve">.</w:t>
       </w:r>
     </w:p>
-    <w:bookmarkEnd w:id="255"/>
-    <w:bookmarkStart w:id="257" w:name="ref-Guerreschi2019"/>
+    <w:bookmarkEnd w:id="263"/>
+    <w:bookmarkStart w:id="265" w:name="ref-Guerreschi2019"/>
     <w:p>
       <w:pPr>
         <w:pStyle w:val="Bibliography"/>
@@ -23573,7 +24477,7 @@
       <w:r>
         <w:t xml:space="preserve"> </w:t>
       </w:r>
-      <w:hyperlink r:id="rId256">
+      <w:hyperlink r:id="rId264">
         <w:r>
           <w:rPr>
             <w:rStyle w:val="Hyperlink"/>
@@ -23585,8 +24489,8 @@
         <w:t xml:space="preserve">.</w:t>
       </w:r>
     </w:p>
-    <w:bookmarkEnd w:id="257"/>
-    <w:bookmarkStart w:id="259" w:name="ref-Hadfield2019"/>
+    <w:bookmarkEnd w:id="265"/>
+    <w:bookmarkStart w:id="267" w:name="ref-Hadfield2019"/>
     <w:p>
       <w:pPr>
         <w:pStyle w:val="Bibliography"/>
@@ -23619,7 +24523,7 @@
       <w:r>
         <w:t xml:space="preserve"> </w:t>
       </w:r>
-      <w:hyperlink r:id="rId258">
+      <w:hyperlink r:id="rId266">
         <w:r>
           <w:rPr>
             <w:rStyle w:val="Hyperlink"/>
@@ -23631,8 +24535,8 @@
         <w:t xml:space="preserve">.</w:t>
       </w:r>
     </w:p>
-    <w:bookmarkEnd w:id="259"/>
-    <w:bookmarkStart w:id="261" w:name="ref-Haldorai2024"/>
+    <w:bookmarkEnd w:id="267"/>
+    <w:bookmarkStart w:id="269" w:name="ref-Haldorai2024"/>
     <w:p>
       <w:pPr>
         <w:pStyle w:val="Bibliography"/>
@@ -23665,7 +24569,7 @@
       <w:r>
         <w:t xml:space="preserve"> </w:t>
       </w:r>
-      <w:hyperlink r:id="rId260">
+      <w:hyperlink r:id="rId268">
         <w:r>
           <w:rPr>
             <w:rStyle w:val="Hyperlink"/>
@@ -23677,8 +24581,8 @@
         <w:t xml:space="preserve">.</w:t>
       </w:r>
     </w:p>
-    <w:bookmarkEnd w:id="261"/>
-    <w:bookmarkStart w:id="263" w:name="ref-Han2002"/>
+    <w:bookmarkEnd w:id="269"/>
+    <w:bookmarkStart w:id="271" w:name="ref-Han2002"/>
     <w:p>
       <w:pPr>
         <w:pStyle w:val="Bibliography"/>
@@ -23711,7 +24615,7 @@
       <w:r>
         <w:t xml:space="preserve"> </w:t>
       </w:r>
-      <w:hyperlink r:id="rId262">
+      <w:hyperlink r:id="rId270">
         <w:r>
           <w:rPr>
             <w:rStyle w:val="Hyperlink"/>
@@ -23723,8 +24627,8 @@
         <w:t xml:space="preserve">.</w:t>
       </w:r>
     </w:p>
-    <w:bookmarkEnd w:id="263"/>
-    <w:bookmarkStart w:id="265" w:name="ref-Harrow2009"/>
+    <w:bookmarkEnd w:id="271"/>
+    <w:bookmarkStart w:id="273" w:name="ref-Harrow2009"/>
     <w:p>
       <w:pPr>
         <w:pStyle w:val="Bibliography"/>
@@ -23757,7 +24661,7 @@
       <w:r>
         <w:t xml:space="preserve"> </w:t>
       </w:r>
-      <w:hyperlink r:id="rId264">
+      <w:hyperlink r:id="rId272">
         <w:r>
           <w:rPr>
             <w:rStyle w:val="Hyperlink"/>
@@ -23769,8 +24673,8 @@
         <w:t xml:space="preserve">.</w:t>
       </w:r>
     </w:p>
-    <w:bookmarkEnd w:id="265"/>
-    <w:bookmarkStart w:id="267" w:name="ref-Havlicek2019"/>
+    <w:bookmarkEnd w:id="273"/>
+    <w:bookmarkStart w:id="275" w:name="ref-Havlicek2019"/>
     <w:p>
       <w:pPr>
         <w:pStyle w:val="Bibliography"/>
@@ -23803,7 +24707,7 @@
       <w:r>
         <w:t xml:space="preserve"> </w:t>
       </w:r>
-      <w:hyperlink r:id="rId266">
+      <w:hyperlink r:id="rId274">
         <w:r>
           <w:rPr>
             <w:rStyle w:val="Hyperlink"/>
@@ -23815,8 +24719,8 @@
         <w:t xml:space="preserve">.</w:t>
       </w:r>
     </w:p>
-    <w:bookmarkEnd w:id="267"/>
-    <w:bookmarkStart w:id="269" w:name="ref-Henderson2020"/>
+    <w:bookmarkEnd w:id="275"/>
+    <w:bookmarkStart w:id="277" w:name="ref-Henderson2020"/>
     <w:p>
       <w:pPr>
         <w:pStyle w:val="Bibliography"/>
@@ -23849,7 +24753,7 @@
       <w:r>
         <w:t xml:space="preserve"> </w:t>
       </w:r>
-      <w:hyperlink r:id="rId268">
+      <w:hyperlink r:id="rId276">
         <w:r>
           <w:rPr>
             <w:rStyle w:val="Hyperlink"/>
@@ -23861,8 +24765,8 @@
         <w:t xml:space="preserve">.</w:t>
       </w:r>
     </w:p>
-    <w:bookmarkEnd w:id="269"/>
-    <w:bookmarkStart w:id="271" w:name="ref-Hohenfeld2024"/>
+    <w:bookmarkEnd w:id="277"/>
+    <w:bookmarkStart w:id="279" w:name="ref-Hohenfeld2024"/>
     <w:p>
       <w:pPr>
         <w:pStyle w:val="Bibliography"/>
@@ -23895,7 +24799,7 @@
       <w:r>
         <w:t xml:space="preserve"> </w:t>
       </w:r>
-      <w:hyperlink r:id="rId270">
+      <w:hyperlink r:id="rId278">
         <w:r>
           <w:rPr>
             <w:rStyle w:val="Hyperlink"/>
@@ -23907,8 +24811,8 @@
         <w:t xml:space="preserve">.</w:t>
       </w:r>
     </w:p>
-    <w:bookmarkEnd w:id="271"/>
-    <w:bookmarkStart w:id="273" w:name="ref-Humr2025"/>
+    <w:bookmarkEnd w:id="279"/>
+    <w:bookmarkStart w:id="281" w:name="ref-Humr2025"/>
     <w:p>
       <w:pPr>
         <w:pStyle w:val="Bibliography"/>
@@ -23950,7 +24854,7 @@
       <w:r>
         <w:t xml:space="preserve"> </w:t>
       </w:r>
-      <w:hyperlink r:id="rId272">
+      <w:hyperlink r:id="rId280">
         <w:r>
           <w:rPr>
             <w:rStyle w:val="Hyperlink"/>
@@ -23962,8 +24866,8 @@
         <w:t xml:space="preserve">.</w:t>
       </w:r>
     </w:p>
-    <w:bookmarkEnd w:id="273"/>
-    <w:bookmarkStart w:id="275" w:name="ref-Innan2025"/>
+    <w:bookmarkEnd w:id="281"/>
+    <w:bookmarkStart w:id="283" w:name="ref-Innan2025"/>
     <w:p>
       <w:pPr>
         <w:pStyle w:val="Bibliography"/>
@@ -23998,7 +24902,7 @@
       <w:r>
         <w:t xml:space="preserve"> </w:t>
       </w:r>
-      <w:hyperlink r:id="rId274">
+      <w:hyperlink r:id="rId282">
         <w:r>
           <w:rPr>
             <w:rStyle w:val="Hyperlink"/>
@@ -24010,8 +24914,8 @@
         <w:t xml:space="preserve">.</w:t>
       </w:r>
     </w:p>
-    <w:bookmarkEnd w:id="275"/>
-    <w:bookmarkStart w:id="277" w:name="ref-Jerbi2021"/>
+    <w:bookmarkEnd w:id="283"/>
+    <w:bookmarkStart w:id="285" w:name="ref-Jerbi2021"/>
     <w:p>
       <w:pPr>
         <w:pStyle w:val="Bibliography"/>
@@ -24047,7 +24951,7 @@
       <w:r>
         <w:t xml:space="preserve"> </w:t>
       </w:r>
-      <w:hyperlink r:id="rId276">
+      <w:hyperlink r:id="rId284">
         <w:r>
           <w:rPr>
             <w:rStyle w:val="Hyperlink"/>
@@ -24059,8 +24963,8 @@
         <w:t xml:space="preserve">.</w:t>
       </w:r>
     </w:p>
-    <w:bookmarkEnd w:id="277"/>
-    <w:bookmarkStart w:id="279" w:name="ref-Johnson2011"/>
+    <w:bookmarkEnd w:id="285"/>
+    <w:bookmarkStart w:id="287" w:name="ref-Johnson2011"/>
     <w:p>
       <w:pPr>
         <w:pStyle w:val="Bibliography"/>
@@ -24093,7 +24997,7 @@
       <w:r>
         <w:t xml:space="preserve"> </w:t>
       </w:r>
-      <w:hyperlink r:id="rId278">
+      <w:hyperlink r:id="rId286">
         <w:r>
           <w:rPr>
             <w:rStyle w:val="Hyperlink"/>
@@ -24105,8 +25009,8 @@
         <w:t xml:space="preserve">.</w:t>
       </w:r>
     </w:p>
-    <w:bookmarkEnd w:id="279"/>
-    <w:bookmarkStart w:id="281" w:name="ref-Kadowaki2025"/>
+    <w:bookmarkEnd w:id="287"/>
+    <w:bookmarkStart w:id="289" w:name="ref-Kadowaki2025"/>
     <w:p>
       <w:pPr>
         <w:pStyle w:val="Bibliography"/>
@@ -24132,7 +25036,7 @@
       <w:r>
         <w:t xml:space="preserve"> </w:t>
       </w:r>
-      <w:hyperlink r:id="rId280">
+      <w:hyperlink r:id="rId288">
         <w:r>
           <w:rPr>
             <w:rStyle w:val="Hyperlink"/>
@@ -24144,8 +25048,8 @@
         <w:t xml:space="preserve">.</w:t>
       </w:r>
     </w:p>
-    <w:bookmarkEnd w:id="281"/>
-    <w:bookmarkStart w:id="283" w:name="ref-Kaelbling1998"/>
+    <w:bookmarkEnd w:id="289"/>
+    <w:bookmarkStart w:id="291" w:name="ref-Kaelbling1998"/>
     <w:p>
       <w:pPr>
         <w:pStyle w:val="Bibliography"/>
@@ -24178,7 +25082,7 @@
       <w:r>
         <w:t xml:space="preserve"> </w:t>
       </w:r>
-      <w:hyperlink r:id="rId282">
+      <w:hyperlink r:id="rId290">
         <w:r>
           <w:rPr>
             <w:rStyle w:val="Hyperlink"/>
@@ -24190,8 +25094,8 @@
         <w:t xml:space="preserve">.</w:t>
       </w:r>
     </w:p>
-    <w:bookmarkEnd w:id="283"/>
-    <w:bookmarkStart w:id="285" w:name="ref-Kandala2019"/>
+    <w:bookmarkEnd w:id="291"/>
+    <w:bookmarkStart w:id="293" w:name="ref-Kandala2019"/>
     <w:p>
       <w:pPr>
         <w:pStyle w:val="Bibliography"/>
@@ -24224,7 +25128,7 @@
       <w:r>
         <w:t xml:space="preserve"> </w:t>
       </w:r>
-      <w:hyperlink r:id="rId284">
+      <w:hyperlink r:id="rId292">
         <w:r>
           <w:rPr>
             <w:rStyle w:val="Hyperlink"/>
@@ -24236,8 +25140,8 @@
         <w:t xml:space="preserve">.</w:t>
       </w:r>
     </w:p>
-    <w:bookmarkEnd w:id="285"/>
-    <w:bookmarkStart w:id="287" w:name="ref-Karaman2011"/>
+    <w:bookmarkEnd w:id="293"/>
+    <w:bookmarkStart w:id="295" w:name="ref-Karaman2011"/>
     <w:p>
       <w:pPr>
         <w:pStyle w:val="Bibliography"/>
@@ -24270,7 +25174,7 @@
       <w:r>
         <w:t xml:space="preserve"> </w:t>
       </w:r>
-      <w:hyperlink r:id="rId286">
+      <w:hyperlink r:id="rId294">
         <w:r>
           <w:rPr>
             <w:rStyle w:val="Hyperlink"/>
@@ -24282,8 +25186,8 @@
         <w:t xml:space="preserve">.</w:t>
       </w:r>
     </w:p>
-    <w:bookmarkEnd w:id="287"/>
-    <w:bookmarkStart w:id="289" w:name="ref-Khoshnoud2020"/>
+    <w:bookmarkEnd w:id="295"/>
+    <w:bookmarkStart w:id="297" w:name="ref-Khoshnoud2020"/>
     <w:p>
       <w:pPr>
         <w:pStyle w:val="Bibliography"/>
@@ -24300,7 +25204,7 @@
       <w:r>
         <w:t xml:space="preserve"> </w:t>
       </w:r>
-      <w:hyperlink r:id="rId288">
+      <w:hyperlink r:id="rId296">
         <w:r>
           <w:rPr>
             <w:rStyle w:val="Hyperlink"/>
@@ -24312,8 +25216,8 @@
         <w:t xml:space="preserve">.</w:t>
       </w:r>
     </w:p>
-    <w:bookmarkEnd w:id="289"/>
-    <w:bookmarkStart w:id="291" w:name="ref-Kim2022"/>
+    <w:bookmarkEnd w:id="297"/>
+    <w:bookmarkStart w:id="299" w:name="ref-Kim2022"/>
     <w:p>
       <w:pPr>
         <w:pStyle w:val="Bibliography"/>
@@ -24355,7 +25259,7 @@
       <w:r>
         <w:t xml:space="preserve"> </w:t>
       </w:r>
-      <w:hyperlink r:id="rId290">
+      <w:hyperlink r:id="rId298">
         <w:r>
           <w:rPr>
             <w:rStyle w:val="Hyperlink"/>
@@ -24367,8 +25271,8 @@
         <w:t xml:space="preserve">.</w:t>
       </w:r>
     </w:p>
-    <w:bookmarkEnd w:id="291"/>
-    <w:bookmarkStart w:id="292" w:name="ref-Kitchenham2007"/>
+    <w:bookmarkEnd w:id="299"/>
+    <w:bookmarkStart w:id="300" w:name="ref-Kitchenham2007"/>
     <w:p>
       <w:pPr>
         <w:pStyle w:val="Bibliography"/>
@@ -24389,8 +25293,8 @@
         <w:t xml:space="preserve">EBSE Technical Report EBSE-2007-01. Keele University; Durham University.</w:t>
       </w:r>
     </w:p>
-    <w:bookmarkEnd w:id="292"/>
-    <w:bookmarkStart w:id="294" w:name="ref-Kjaergaard2020"/>
+    <w:bookmarkEnd w:id="300"/>
+    <w:bookmarkStart w:id="302" w:name="ref-Kjaergaard2020"/>
     <w:p>
       <w:pPr>
         <w:pStyle w:val="Bibliography"/>
@@ -24423,7 +25327,7 @@
       <w:r>
         <w:t xml:space="preserve"> </w:t>
       </w:r>
-      <w:hyperlink r:id="rId293">
+      <w:hyperlink r:id="rId301">
         <w:r>
           <w:rPr>
             <w:rStyle w:val="Hyperlink"/>
@@ -24435,8 +25339,8 @@
         <w:t xml:space="preserve">.</w:t>
       </w:r>
     </w:p>
-    <w:bookmarkEnd w:id="294"/>
-    <w:bookmarkStart w:id="296" w:name="ref-Kober2013"/>
+    <w:bookmarkEnd w:id="302"/>
+    <w:bookmarkStart w:id="304" w:name="ref-Kober2013"/>
     <w:p>
       <w:pPr>
         <w:pStyle w:val="Bibliography"/>
@@ -24469,7 +25373,7 @@
       <w:r>
         <w:t xml:space="preserve"> </w:t>
       </w:r>
-      <w:hyperlink r:id="rId295">
+      <w:hyperlink r:id="rId303">
         <w:r>
           <w:rPr>
             <w:rStyle w:val="Hyperlink"/>
@@ -24481,8 +25385,8 @@
         <w:t xml:space="preserve">.</w:t>
       </w:r>
     </w:p>
-    <w:bookmarkEnd w:id="296"/>
-    <w:bookmarkStart w:id="298" w:name="ref-Kurniawati2022"/>
+    <w:bookmarkEnd w:id="304"/>
+    <w:bookmarkStart w:id="306" w:name="ref-Kurniawati2022"/>
     <w:p>
       <w:pPr>
         <w:pStyle w:val="Bibliography"/>
@@ -24527,7 +25431,7 @@
       <w:r>
         <w:t xml:space="preserve"> </w:t>
       </w:r>
-      <w:hyperlink r:id="rId297">
+      <w:hyperlink r:id="rId305">
         <w:r>
           <w:rPr>
             <w:rStyle w:val="Hyperlink"/>
@@ -24539,8 +25443,8 @@
         <w:t xml:space="preserve">.</w:t>
       </w:r>
     </w:p>
-    <w:bookmarkEnd w:id="298"/>
-    <w:bookmarkStart w:id="300" w:name="ref-Larocca2025"/>
+    <w:bookmarkEnd w:id="306"/>
+    <w:bookmarkStart w:id="308" w:name="ref-Larocca2025"/>
     <w:p>
       <w:pPr>
         <w:pStyle w:val="Bibliography"/>
@@ -24573,7 +25477,7 @@
       <w:r>
         <w:t xml:space="preserve"> </w:t>
       </w:r>
-      <w:hyperlink r:id="rId299">
+      <w:hyperlink r:id="rId307">
         <w:r>
           <w:rPr>
             <w:rStyle w:val="Hyperlink"/>
@@ -24585,13 +25489,59 @@
         <w:t xml:space="preserve">.</w:t>
       </w:r>
     </w:p>
-    <w:bookmarkEnd w:id="300"/>
-    <w:bookmarkStart w:id="301" w:name="ref-LaValle1998"/>
+    <w:bookmarkEnd w:id="308"/>
+    <w:bookmarkStart w:id="310" w:name="ref-Lathrop2023"/>
     <w:p>
       <w:pPr>
         <w:pStyle w:val="Bibliography"/>
       </w:pPr>
       <w:r>
+        <w:t xml:space="preserve">Lathrop, Paul, Beth Boardman, and Sonia Martínez. 2023.</w:t>
+      </w:r>
+      <w:r>
+        <w:t xml:space="preserve"> </w:t>
+      </w:r>
+      <w:r>
+        <w:t xml:space="preserve">“Quantum Search Approaches to Sampling-Based Motion Planning.”</w:t>
+      </w:r>
+      <w:r>
+        <w:t xml:space="preserve"> </w:t>
+      </w:r>
+      <w:r>
+        <w:rPr>
+          <w:iCs/>
+          <w:i/>
+        </w:rPr>
+        <w:t xml:space="preserve">IEEE Access</w:t>
+      </w:r>
+      <w:r>
+        <w:t xml:space="preserve"> </w:t>
+      </w:r>
+      <w:r>
+        <w:t xml:space="preserve">11: 89506–19.</w:t>
+      </w:r>
+      <w:r>
+        <w:t xml:space="preserve"> </w:t>
+      </w:r>
+      <w:hyperlink r:id="rId309">
+        <w:r>
+          <w:rPr>
+            <w:rStyle w:val="Hyperlink"/>
+          </w:rPr>
+          <w:t xml:space="preserve">https://doi.org/10.1109/ACCESS.2023.3307316</w:t>
+        </w:r>
+      </w:hyperlink>
+      <w:r>
+        <w:t xml:space="preserve">.</w:t>
+      </w:r>
+    </w:p>
+    <w:bookmarkEnd w:id="310"/>
+    <w:bookmarkStart w:id="311" w:name="ref-LaValle1998"/>
+    <w:p>
+      <w:pPr>
+        <w:pStyle w:val="Bibliography"/>
+      </w:pPr>
+      <w:r>
         <w:t xml:space="preserve">LaValle, Steven M. 1998.</w:t>
       </w:r>
       <w:r>
@@ -24607,8 +25557,8 @@
         <w:t xml:space="preserve">TR 98-11. Ames, IA, USA: Computer Science Department, Iowa State University.</w:t>
       </w:r>
     </w:p>
-    <w:bookmarkEnd w:id="301"/>
-    <w:bookmarkStart w:id="303" w:name="ref-Lawless2023"/>
+    <w:bookmarkEnd w:id="311"/>
+    <w:bookmarkStart w:id="313" w:name="ref-Lawless2023"/>
     <w:p>
       <w:pPr>
         <w:pStyle w:val="Bibliography"/>
@@ -24641,7 +25591,7 @@
       <w:r>
         <w:t xml:space="preserve"> </w:t>
       </w:r>
-      <w:hyperlink r:id="rId302">
+      <w:hyperlink r:id="rId312">
         <w:r>
           <w:rPr>
             <w:rStyle w:val="Hyperlink"/>
@@ -24653,8 +25603,8 @@
         <w:t xml:space="preserve">.</w:t>
       </w:r>
     </w:p>
-    <w:bookmarkEnd w:id="303"/>
-    <w:bookmarkStart w:id="305" w:name="ref-Leib2023"/>
+    <w:bookmarkEnd w:id="313"/>
+    <w:bookmarkStart w:id="315" w:name="ref-Leib2023"/>
     <w:p>
       <w:pPr>
         <w:pStyle w:val="Bibliography"/>
@@ -24687,7 +25637,7 @@
       <w:r>
         <w:t xml:space="preserve"> </w:t>
       </w:r>
-      <w:hyperlink r:id="rId304">
+      <w:hyperlink r:id="rId314">
         <w:r>
           <w:rPr>
             <w:rStyle w:val="Hyperlink"/>
@@ -24699,13 +25649,59 @@
         <w:t xml:space="preserve">.</w:t>
       </w:r>
     </w:p>
-    <w:bookmarkEnd w:id="305"/>
-    <w:bookmarkStart w:id="307" w:name="ref-Lloyd2014"/>
+    <w:bookmarkEnd w:id="315"/>
+    <w:bookmarkStart w:id="317" w:name="ref-Liu2021"/>
     <w:p>
       <w:pPr>
         <w:pStyle w:val="Bibliography"/>
       </w:pPr>
       <w:r>
+        <w:t xml:space="preserve">Liu, Hua-Ying, Xiao-Hui Tian, Changsheng Gu, Pengfei Fan, Xin Ni, Ran Yang, Ji-Ning Zhang, et al. 2021.</w:t>
+      </w:r>
+      <w:r>
+        <w:t xml:space="preserve"> </w:t>
+      </w:r>
+      <w:r>
+        <w:t xml:space="preserve">“Optical-Relayed Entanglement Distribution Using Drones as Mobile Nodes.”</w:t>
+      </w:r>
+      <w:r>
+        <w:t xml:space="preserve"> </w:t>
+      </w:r>
+      <w:r>
+        <w:rPr>
+          <w:iCs/>
+          <w:i/>
+        </w:rPr>
+        <w:t xml:space="preserve">Physical Review Letters</w:t>
+      </w:r>
+      <w:r>
+        <w:t xml:space="preserve"> </w:t>
+      </w:r>
+      <w:r>
+        <w:t xml:space="preserve">126: 020503.</w:t>
+      </w:r>
+      <w:r>
+        <w:t xml:space="preserve"> </w:t>
+      </w:r>
+      <w:hyperlink r:id="rId316">
+        <w:r>
+          <w:rPr>
+            <w:rStyle w:val="Hyperlink"/>
+          </w:rPr>
+          <w:t xml:space="preserve">https://doi.org/10.1103/PhysRevLett.126.020503</w:t>
+        </w:r>
+      </w:hyperlink>
+      <w:r>
+        <w:t xml:space="preserve">.</w:t>
+      </w:r>
+    </w:p>
+    <w:bookmarkEnd w:id="317"/>
+    <w:bookmarkStart w:id="319" w:name="ref-Lloyd2014"/>
+    <w:p>
+      <w:pPr>
+        <w:pStyle w:val="Bibliography"/>
+      </w:pPr>
+      <w:r>
         <w:t xml:space="preserve">Lloyd, Seth, Masoud Mohseni, and Patrick Rebentrost. 2013.</w:t>
       </w:r>
       <w:r>
@@ -24717,7 +25713,7 @@
       <w:r>
         <w:t xml:space="preserve"> </w:t>
       </w:r>
-      <w:hyperlink r:id="rId306">
+      <w:hyperlink r:id="rId318">
         <w:r>
           <w:rPr>
             <w:rStyle w:val="Hyperlink"/>
@@ -24729,8 +25725,8 @@
         <w:t xml:space="preserve">.</w:t>
       </w:r>
     </w:p>
-    <w:bookmarkEnd w:id="307"/>
-    <w:bookmarkStart w:id="309" w:name="ref-Lokossou2025"/>
+    <w:bookmarkEnd w:id="319"/>
+    <w:bookmarkStart w:id="321" w:name="ref-Lokossou2025"/>
     <w:p>
       <w:pPr>
         <w:pStyle w:val="Bibliography"/>
@@ -24747,7 +25743,7 @@
       <w:r>
         <w:t xml:space="preserve"> </w:t>
       </w:r>
-      <w:hyperlink r:id="rId308">
+      <w:hyperlink r:id="rId320">
         <w:r>
           <w:rPr>
             <w:rStyle w:val="Hyperlink"/>
@@ -24759,8 +25755,8 @@
         <w:t xml:space="preserve">.</w:t>
       </w:r>
     </w:p>
-    <w:bookmarkEnd w:id="309"/>
-    <w:bookmarkStart w:id="311" w:name="ref-Lucas2014"/>
+    <w:bookmarkEnd w:id="321"/>
+    <w:bookmarkStart w:id="323" w:name="ref-Lucas2014"/>
     <w:p>
       <w:pPr>
         <w:pStyle w:val="Bibliography"/>
@@ -24814,7 +25810,7 @@
       <w:r>
         <w:t xml:space="preserve"> </w:t>
       </w:r>
-      <w:hyperlink r:id="rId310">
+      <w:hyperlink r:id="rId322">
         <w:r>
           <w:rPr>
             <w:rStyle w:val="Hyperlink"/>
@@ -24826,8 +25822,8 @@
         <w:t xml:space="preserve">.</w:t>
       </w:r>
     </w:p>
-    <w:bookmarkEnd w:id="311"/>
-    <w:bookmarkStart w:id="313" w:name="ref-Mannone2025b"/>
+    <w:bookmarkEnd w:id="323"/>
+    <w:bookmarkStart w:id="325" w:name="ref-Mannone2025b"/>
     <w:p>
       <w:pPr>
         <w:pStyle w:val="Bibliography"/>
@@ -24860,7 +25856,7 @@
       <w:r>
         <w:t xml:space="preserve"> </w:t>
       </w:r>
-      <w:hyperlink r:id="rId312">
+      <w:hyperlink r:id="rId324">
         <w:r>
           <w:rPr>
             <w:rStyle w:val="Hyperlink"/>
@@ -24872,8 +25868,8 @@
         <w:t xml:space="preserve">.</w:t>
       </w:r>
     </w:p>
-    <w:bookmarkEnd w:id="313"/>
-    <w:bookmarkStart w:id="315" w:name="ref-Mannone2022"/>
+    <w:bookmarkEnd w:id="325"/>
+    <w:bookmarkStart w:id="327" w:name="ref-Mannone2022"/>
     <w:p>
       <w:pPr>
         <w:pStyle w:val="Bibliography"/>
@@ -24906,7 +25902,7 @@
       <w:r>
         <w:t xml:space="preserve"> </w:t>
       </w:r>
-      <w:hyperlink r:id="rId314">
+      <w:hyperlink r:id="rId326">
         <w:r>
           <w:rPr>
             <w:rStyle w:val="Hyperlink"/>
@@ -24918,8 +25914,8 @@
         <w:t xml:space="preserve">.</w:t>
       </w:r>
     </w:p>
-    <w:bookmarkEnd w:id="315"/>
-    <w:bookmarkStart w:id="317" w:name="ref-Mannone2023"/>
+    <w:bookmarkEnd w:id="327"/>
+    <w:bookmarkStart w:id="329" w:name="ref-Mannone2023"/>
     <w:p>
       <w:pPr>
         <w:pStyle w:val="Bibliography"/>
@@ -24952,7 +25948,7 @@
       <w:r>
         <w:t xml:space="preserve"> </w:t>
       </w:r>
-      <w:hyperlink r:id="rId316">
+      <w:hyperlink r:id="rId328">
         <w:r>
           <w:rPr>
             <w:rStyle w:val="Hyperlink"/>
@@ -24964,8 +25960,8 @@
         <w:t xml:space="preserve">.</w:t>
       </w:r>
     </w:p>
-    <w:bookmarkEnd w:id="317"/>
-    <w:bookmarkStart w:id="319" w:name="ref-Mannone2025"/>
+    <w:bookmarkEnd w:id="329"/>
+    <w:bookmarkStart w:id="331" w:name="ref-Mannone2025"/>
     <w:p>
       <w:pPr>
         <w:pStyle w:val="Bibliography"/>
@@ -24998,7 +25994,7 @@
       <w:r>
         <w:t xml:space="preserve"> </w:t>
       </w:r>
-      <w:hyperlink r:id="rId318">
+      <w:hyperlink r:id="rId330">
         <w:r>
           <w:rPr>
             <w:rStyle w:val="Hyperlink"/>
@@ -25010,8 +26006,8 @@
         <w:t xml:space="preserve">.</w:t>
       </w:r>
     </w:p>
-    <w:bookmarkEnd w:id="319"/>
-    <w:bookmarkStart w:id="321" w:name="ref-McArdle2020"/>
+    <w:bookmarkEnd w:id="331"/>
+    <w:bookmarkStart w:id="333" w:name="ref-McArdle2020"/>
     <w:p>
       <w:pPr>
         <w:pStyle w:val="Bibliography"/>
@@ -25044,7 +26040,7 @@
       <w:r>
         <w:t xml:space="preserve"> </w:t>
       </w:r>
-      <w:hyperlink r:id="rId320">
+      <w:hyperlink r:id="rId332">
         <w:r>
           <w:rPr>
             <w:rStyle w:val="Hyperlink"/>
@@ -25056,8 +26052,8 @@
         <w:t xml:space="preserve">.</w:t>
       </w:r>
     </w:p>
-    <w:bookmarkEnd w:id="321"/>
-    <w:bookmarkStart w:id="323" w:name="ref-McClean2018"/>
+    <w:bookmarkEnd w:id="333"/>
+    <w:bookmarkStart w:id="335" w:name="ref-McClean2018"/>
     <w:p>
       <w:pPr>
         <w:pStyle w:val="Bibliography"/>
@@ -25090,7 +26086,7 @@
       <w:r>
         <w:t xml:space="preserve"> </w:t>
       </w:r>
-      <w:hyperlink r:id="rId322">
+      <w:hyperlink r:id="rId334">
         <w:r>
           <w:rPr>
             <w:rStyle w:val="Hyperlink"/>
@@ -25102,8 +26098,8 @@
         <w:t xml:space="preserve">.</w:t>
       </w:r>
     </w:p>
-    <w:bookmarkEnd w:id="323"/>
-    <w:bookmarkStart w:id="325" w:name="ref-McClean2016"/>
+    <w:bookmarkEnd w:id="335"/>
+    <w:bookmarkStart w:id="337" w:name="ref-McClean2016"/>
     <w:p>
       <w:pPr>
         <w:pStyle w:val="Bibliography"/>
@@ -25136,7 +26132,7 @@
       <w:r>
         <w:t xml:space="preserve"> </w:t>
       </w:r>
-      <w:hyperlink r:id="rId324">
+      <w:hyperlink r:id="rId336">
         <w:r>
           <w:rPr>
             <w:rStyle w:val="Hyperlink"/>
@@ -25148,8 +26144,8 @@
         <w:t xml:space="preserve">.</w:t>
       </w:r>
     </w:p>
-    <w:bookmarkEnd w:id="325"/>
-    <w:bookmarkStart w:id="326" w:name="ref-Meli2022"/>
+    <w:bookmarkEnd w:id="337"/>
+    <w:bookmarkStart w:id="338" w:name="ref-Meli2022"/>
     <w:p>
       <w:pPr>
         <w:pStyle w:val="Bibliography"/>
@@ -25225,8 +26221,8 @@
         <w:t xml:space="preserve">, 529–37. IEEE.</w:t>
       </w:r>
     </w:p>
-    <w:bookmarkEnd w:id="326"/>
-    <w:bookmarkStart w:id="328" w:name="ref-Meyer2022"/>
+    <w:bookmarkEnd w:id="338"/>
+    <w:bookmarkStart w:id="340" w:name="ref-Meyer2022"/>
     <w:p>
       <w:pPr>
         <w:pStyle w:val="Bibliography"/>
@@ -25243,7 +26239,7 @@
       <w:r>
         <w:t xml:space="preserve"> </w:t>
       </w:r>
-      <w:hyperlink r:id="rId327">
+      <w:hyperlink r:id="rId339">
         <w:r>
           <w:rPr>
             <w:rStyle w:val="Hyperlink"/>
@@ -25255,8 +26251,8 @@
         <w:t xml:space="preserve">.</w:t>
       </w:r>
     </w:p>
-    <w:bookmarkEnd w:id="328"/>
-    <w:bookmarkStart w:id="330" w:name="ref-Mitarai2018"/>
+    <w:bookmarkEnd w:id="340"/>
+    <w:bookmarkStart w:id="342" w:name="ref-Mitarai2018"/>
     <w:p>
       <w:pPr>
         <w:pStyle w:val="Bibliography"/>
@@ -25289,7 +26285,7 @@
       <w:r>
         <w:t xml:space="preserve"> </w:t>
       </w:r>
-      <w:hyperlink r:id="rId329">
+      <w:hyperlink r:id="rId341">
         <w:r>
           <w:rPr>
             <w:rStyle w:val="Hyperlink"/>
@@ -25301,8 +26297,8 @@
         <w:t xml:space="preserve">.</w:t>
       </w:r>
     </w:p>
-    <w:bookmarkEnd w:id="330"/>
-    <w:bookmarkStart w:id="332" w:name="ref-Montanaro2015"/>
+    <w:bookmarkEnd w:id="342"/>
+    <w:bookmarkStart w:id="344" w:name="ref-Montanaro2015"/>
     <w:p>
       <w:pPr>
         <w:pStyle w:val="Bibliography"/>
@@ -25347,7 +26343,7 @@
       <w:r>
         <w:t xml:space="preserve"> </w:t>
       </w:r>
-      <w:hyperlink r:id="rId331">
+      <w:hyperlink r:id="rId343">
         <w:r>
           <w:rPr>
             <w:rStyle w:val="Hyperlink"/>
@@ -25359,8 +26355,8 @@
         <w:t xml:space="preserve">.</w:t>
       </w:r>
     </w:p>
-    <w:bookmarkEnd w:id="332"/>
-    <w:bookmarkStart w:id="334" w:name="ref-Montanaro2016"/>
+    <w:bookmarkEnd w:id="344"/>
+    <w:bookmarkStart w:id="346" w:name="ref-Montanaro2016"/>
     <w:p>
       <w:pPr>
         <w:pStyle w:val="Bibliography"/>
@@ -25393,7 +26389,7 @@
       <w:r>
         <w:t xml:space="preserve"> </w:t>
       </w:r>
-      <w:hyperlink r:id="rId333">
+      <w:hyperlink r:id="rId345">
         <w:r>
           <w:rPr>
             <w:rStyle w:val="Hyperlink"/>
@@ -25405,8 +26401,8 @@
         <w:t xml:space="preserve">.</w:t>
       </w:r>
     </w:p>
-    <w:bookmarkEnd w:id="334"/>
-    <w:bookmarkStart w:id="336" w:name="ref-Muradoglu2025"/>
+    <w:bookmarkEnd w:id="346"/>
+    <w:bookmarkStart w:id="348" w:name="ref-Muradoglu2025"/>
     <w:p>
       <w:pPr>
         <w:pStyle w:val="Bibliography"/>
@@ -25435,7 +26431,7 @@
       <w:r>
         <w:t xml:space="preserve"> </w:t>
       </w:r>
-      <w:hyperlink r:id="rId335">
+      <w:hyperlink r:id="rId347">
         <w:r>
           <w:rPr>
             <w:rStyle w:val="Hyperlink"/>
@@ -25447,13 +26443,101 @@
         <w:t xml:space="preserve">.</w:t>
       </w:r>
     </w:p>
-    <w:bookmarkEnd w:id="336"/>
-    <w:bookmarkStart w:id="338" w:name="ref-Nielsen2010"/>
+    <w:bookmarkEnd w:id="348"/>
+    <w:bookmarkStart w:id="350" w:name="ref-Neukart2017"/>
     <w:p>
       <w:pPr>
         <w:pStyle w:val="Bibliography"/>
       </w:pPr>
       <w:r>
+        <w:t xml:space="preserve">Neukart, Florian, Gabriele Compostella, Christian Seidel, David von Dollen, Sheir Yarkoni, and Bob Parney. 2017.</w:t>
+      </w:r>
+      <w:r>
+        <w:t xml:space="preserve"> </w:t>
+      </w:r>
+      <w:r>
+        <w:t xml:space="preserve">“Traffic Flow Optimization Using a Quantum Annealer.”</w:t>
+      </w:r>
+      <w:r>
+        <w:t xml:space="preserve"> </w:t>
+      </w:r>
+      <w:r>
+        <w:rPr>
+          <w:iCs/>
+          <w:i/>
+        </w:rPr>
+        <w:t xml:space="preserve">Frontiers in ICT</w:t>
+      </w:r>
+      <w:r>
+        <w:t xml:space="preserve"> </w:t>
+      </w:r>
+      <w:r>
+        <w:t xml:space="preserve">4: 29.</w:t>
+      </w:r>
+      <w:r>
+        <w:t xml:space="preserve"> </w:t>
+      </w:r>
+      <w:hyperlink r:id="rId349">
+        <w:r>
+          <w:rPr>
+            <w:rStyle w:val="Hyperlink"/>
+          </w:rPr>
+          <w:t xml:space="preserve">https://doi.org/10.3389/fict.2017.00029</w:t>
+        </w:r>
+      </w:hyperlink>
+      <w:r>
+        <w:t xml:space="preserve">.</w:t>
+      </w:r>
+    </w:p>
+    <w:bookmarkEnd w:id="350"/>
+    <w:bookmarkStart w:id="352" w:name="ref-Ngo2026"/>
+    <w:p>
+      <w:pPr>
+        <w:pStyle w:val="Bibliography"/>
+      </w:pPr>
+      <w:r>
+        <w:t xml:space="preserve">Ngo, Nguyen Truong Thu, Väinö Mehtola, Jérome Lenssen, Peiyong Wang, Francesco Cosco, Tien-Fu Lu, and James Q. Quach. 2026.</w:t>
+      </w:r>
+      <w:r>
+        <w:t xml:space="preserve"> </w:t>
+      </w:r>
+      <w:r>
+        <w:t xml:space="preserve">“Towards Real-Time Control of a</w:t>
+      </w:r>
+      <w:r>
+        <w:t xml:space="preserve"> </w:t>
+      </w:r>
+      <w:r>
+        <w:t xml:space="preserve">CartPole</w:t>
+      </w:r>
+      <w:r>
+        <w:t xml:space="preserve"> </w:t>
+      </w:r>
+      <w:r>
+        <w:t xml:space="preserve">System on a Quantum Computer.”</w:t>
+      </w:r>
+      <w:r>
+        <w:t xml:space="preserve"> </w:t>
+      </w:r>
+      <w:hyperlink r:id="rId351">
+        <w:r>
+          <w:rPr>
+            <w:rStyle w:val="Hyperlink"/>
+          </w:rPr>
+          <w:t xml:space="preserve">https://arxiv.org/abs/2605.01716</w:t>
+        </w:r>
+      </w:hyperlink>
+      <w:r>
+        <w:t xml:space="preserve">.</w:t>
+      </w:r>
+    </w:p>
+    <w:bookmarkEnd w:id="352"/>
+    <w:bookmarkStart w:id="354" w:name="ref-Nielsen2010"/>
+    <w:p>
+      <w:pPr>
+        <w:pStyle w:val="Bibliography"/>
+      </w:pPr>
+      <w:r>
         <w:t xml:space="preserve">Nielsen, Michael A., and Isaac L. Chuang. 2010.</w:t>
       </w:r>
       <w:r>
@@ -25472,7 +26556,7 @@
       <w:r>
         <w:t xml:space="preserve"> </w:t>
       </w:r>
-      <w:hyperlink r:id="rId337">
+      <w:hyperlink r:id="rId353">
         <w:r>
           <w:rPr>
             <w:rStyle w:val="Hyperlink"/>
@@ -25484,8 +26568,8 @@
         <w:t xml:space="preserve">.</w:t>
       </w:r>
     </w:p>
-    <w:bookmarkEnd w:id="338"/>
-    <w:bookmarkStart w:id="340" w:name="ref-Nigatu2026"/>
+    <w:bookmarkEnd w:id="354"/>
+    <w:bookmarkStart w:id="356" w:name="ref-Nigatu2026"/>
     <w:p>
       <w:pPr>
         <w:pStyle w:val="Bibliography"/>
@@ -25518,7 +26602,7 @@
       <w:r>
         <w:t xml:space="preserve"> </w:t>
       </w:r>
-      <w:hyperlink r:id="rId339">
+      <w:hyperlink r:id="rId355">
         <w:r>
           <w:rPr>
             <w:rStyle w:val="Hyperlink"/>
@@ -25530,8 +26614,8 @@
         <w:t xml:space="preserve">.</w:t>
       </w:r>
     </w:p>
-    <w:bookmarkEnd w:id="340"/>
-    <w:bookmarkStart w:id="341" w:name="ref-Nigatu2025"/>
+    <w:bookmarkEnd w:id="356"/>
+    <w:bookmarkStart w:id="357" w:name="ref-Nigatu2025"/>
     <w:p>
       <w:pPr>
         <w:pStyle w:val="Bibliography"/>
@@ -25568,8 +26652,8 @@
         <w:t xml:space="preserve">.</w:t>
       </w:r>
     </w:p>
-    <w:bookmarkEnd w:id="341"/>
-    <w:bookmarkStart w:id="343" w:name="ref-Ohzeki2019"/>
+    <w:bookmarkEnd w:id="357"/>
+    <w:bookmarkStart w:id="359" w:name="ref-Ohzeki2019"/>
     <w:p>
       <w:pPr>
         <w:pStyle w:val="Bibliography"/>
@@ -25602,7 +26686,7 @@
       <w:r>
         <w:t xml:space="preserve"> </w:t>
       </w:r>
-      <w:hyperlink r:id="rId342">
+      <w:hyperlink r:id="rId358">
         <w:r>
           <w:rPr>
             <w:rStyle w:val="Hyperlink"/>
@@ -25614,8 +26698,8 @@
         <w:t xml:space="preserve">.</w:t>
       </w:r>
     </w:p>
-    <w:bookmarkEnd w:id="343"/>
-    <w:bookmarkStart w:id="345" w:name="ref-Osaba2025"/>
+    <w:bookmarkEnd w:id="359"/>
+    <w:bookmarkStart w:id="361" w:name="ref-Osaba2025"/>
     <w:p>
       <w:pPr>
         <w:pStyle w:val="Bibliography"/>
@@ -25705,7 +26789,7 @@
       <w:r>
         <w:t xml:space="preserve"> </w:t>
       </w:r>
-      <w:hyperlink r:id="rId344">
+      <w:hyperlink r:id="rId360">
         <w:r>
           <w:rPr>
             <w:rStyle w:val="Hyperlink"/>
@@ -25717,13 +26801,76 @@
         <w:t xml:space="preserve">.</w:t>
       </w:r>
     </w:p>
-    <w:bookmarkEnd w:id="345"/>
-    <w:bookmarkStart w:id="347" w:name="ref-Otani2025"/>
+    <w:bookmarkEnd w:id="361"/>
+    <w:bookmarkStart w:id="363" w:name="ref-OsabaDrone2025"/>
     <w:p>
       <w:pPr>
         <w:pStyle w:val="Bibliography"/>
       </w:pPr>
       <w:r>
+        <w:t xml:space="preserve">Osaba, Eneko, Pablo Miranda-Rodriguez, Andreas Oikonomakis, Matic Petrič, Alejandra Ruiz, Sebastian Bock, and Michail-Alexandros Kourtis. 2025.</w:t>
+      </w:r>
+      <w:r>
+        <w:t xml:space="preserve"> </w:t>
+      </w:r>
+      <w:r>
+        <w:t xml:space="preserve">“Solving Drone Routing Problems with Quantum Computing: A Hybrid Approach Combining Quantum Annealing and Gate-Based Paradigms.”</w:t>
+      </w:r>
+      <w:r>
+        <w:t xml:space="preserve"> </w:t>
+      </w:r>
+      <w:r>
+        <w:t xml:space="preserve">In</w:t>
+      </w:r>
+      <w:r>
+        <w:t xml:space="preserve"> </w:t>
+      </w:r>
+      <w:r>
+        <w:rPr>
+          <w:iCs/>
+          <w:i/>
+        </w:rPr>
+        <w:t xml:space="preserve">2025 IEEE Congress on Evolutionary Computation (</w:t>
+      </w:r>
+      <w:r>
+        <w:rPr>
+          <w:iCs/>
+          <w:i/>
+        </w:rPr>
+        <w:t xml:space="preserve">CEC</w:t>
+      </w:r>
+      <w:r>
+        <w:rPr>
+          <w:iCs/>
+          <w:i/>
+        </w:rPr>
+        <w:t xml:space="preserve">)</w:t>
+      </w:r>
+      <w:r>
+        <w:t xml:space="preserve">. IEEE.</w:t>
+      </w:r>
+      <w:r>
+        <w:t xml:space="preserve"> </w:t>
+      </w:r>
+      <w:hyperlink r:id="rId362">
+        <w:r>
+          <w:rPr>
+            <w:rStyle w:val="Hyperlink"/>
+          </w:rPr>
+          <w:t xml:space="preserve">https://arxiv.org/abs/2501.18432</w:t>
+        </w:r>
+      </w:hyperlink>
+      <w:r>
+        <w:t xml:space="preserve">.</w:t>
+      </w:r>
+    </w:p>
+    <w:bookmarkEnd w:id="363"/>
+    <w:bookmarkStart w:id="365" w:name="ref-Otani2025"/>
+    <w:p>
+      <w:pPr>
+        <w:pStyle w:val="Bibliography"/>
+      </w:pPr>
+      <w:r>
         <w:t xml:space="preserve">Otani, Takuya, Atsuo Takanishi, Nobuyuki Hara, Yutaka Takita, and Koichi Kimura. 2025.</w:t>
       </w:r>
       <w:r>
@@ -25751,7 +26898,7 @@
       <w:r>
         <w:t xml:space="preserve"> </w:t>
       </w:r>
-      <w:hyperlink r:id="rId346">
+      <w:hyperlink r:id="rId364">
         <w:r>
           <w:rPr>
             <w:rStyle w:val="Hyperlink"/>
@@ -25763,8 +26910,8 @@
         <w:t xml:space="preserve">.</w:t>
       </w:r>
     </w:p>
-    <w:bookmarkEnd w:id="347"/>
-    <w:bookmarkStart w:id="349" w:name="ref-Page2021"/>
+    <w:bookmarkEnd w:id="365"/>
+    <w:bookmarkStart w:id="367" w:name="ref-Page2021"/>
     <w:p>
       <w:pPr>
         <w:pStyle w:val="Bibliography"/>
@@ -25809,7 +26956,7 @@
       <w:r>
         <w:t xml:space="preserve"> </w:t>
       </w:r>
-      <w:hyperlink r:id="rId348">
+      <w:hyperlink r:id="rId366">
         <w:r>
           <w:rPr>
             <w:rStyle w:val="Hyperlink"/>
@@ -25821,8 +26968,8 @@
         <w:t xml:space="preserve">.</w:t>
       </w:r>
     </w:p>
-    <w:bookmarkEnd w:id="349"/>
-    <w:bookmarkStart w:id="351" w:name="ref-Paparo2014"/>
+    <w:bookmarkEnd w:id="367"/>
+    <w:bookmarkStart w:id="369" w:name="ref-Paparo2014"/>
     <w:p>
       <w:pPr>
         <w:pStyle w:val="Bibliography"/>
@@ -25855,7 +27002,7 @@
       <w:r>
         <w:t xml:space="preserve"> </w:t>
       </w:r>
-      <w:hyperlink r:id="rId350">
+      <w:hyperlink r:id="rId368">
         <w:r>
           <w:rPr>
             <w:rStyle w:val="Hyperlink"/>
@@ -25867,13 +27014,86 @@
         <w:t xml:space="preserve">.</w:t>
       </w:r>
     </w:p>
-    <w:bookmarkEnd w:id="351"/>
-    <w:bookmarkStart w:id="353" w:name="ref-Peruzzo2014"/>
+    <w:bookmarkEnd w:id="369"/>
+    <w:bookmarkStart w:id="370" w:name="ref-Park2023"/>
     <w:p>
       <w:pPr>
         <w:pStyle w:val="Bibliography"/>
       </w:pPr>
       <w:r>
+        <w:t xml:space="preserve">Park, Chanyoung, Won Joon Yun, Jae Pyoung Kim, Tiago Koketsu Rodrigues, Soohyun Park, Soyi Jung, and Joongheon Kim. 2023.</w:t>
+      </w:r>
+      <w:r>
+        <w:t xml:space="preserve"> </w:t>
+      </w:r>
+      <w:r>
+        <w:t xml:space="preserve">“Quantum Multi-Agent Actor-Critic Networks for Cooperative Mobile Access in Multi-</w:t>
+      </w:r>
+      <w:r>
+        <w:t xml:space="preserve">UAV</w:t>
+      </w:r>
+      <w:r>
+        <w:t xml:space="preserve"> </w:t>
+      </w:r>
+      <w:r>
+        <w:t xml:space="preserve">Systems.”</w:t>
+      </w:r>
+      <w:r>
+        <w:t xml:space="preserve"> </w:t>
+      </w:r>
+      <w:r>
+        <w:rPr>
+          <w:iCs/>
+          <w:i/>
+        </w:rPr>
+        <w:t xml:space="preserve">IEEE Internet of Things Journal</w:t>
+      </w:r>
+      <w:r>
+        <w:t xml:space="preserve"> </w:t>
+      </w:r>
+      <w:r>
+        <w:t xml:space="preserve">10 (22): 20033–48.</w:t>
+      </w:r>
+    </w:p>
+    <w:bookmarkEnd w:id="370"/>
+    <w:bookmarkStart w:id="371" w:name="ref-Park2024"/>
+    <w:p>
+      <w:pPr>
+        <w:pStyle w:val="Bibliography"/>
+      </w:pPr>
+      <w:r>
+        <w:t xml:space="preserve">Park, Soohyun, Jae Pyoung Kim, Chanyoung Park, Soyi Jung, and Joongheon Kim. 2024.</w:t>
+      </w:r>
+      <w:r>
+        <w:t xml:space="preserve"> </w:t>
+      </w:r>
+      <w:r>
+        <w:t xml:space="preserve">“Quantum Multi-Agent Reinforcement Learning for Autonomous Mobility Cooperation.”</w:t>
+      </w:r>
+      <w:r>
+        <w:t xml:space="preserve"> </w:t>
+      </w:r>
+      <w:r>
+        <w:rPr>
+          <w:iCs/>
+          <w:i/>
+        </w:rPr>
+        <w:t xml:space="preserve">IEEE Communications Magazine</w:t>
+      </w:r>
+      <w:r>
+        <w:t xml:space="preserve"> </w:t>
+      </w:r>
+      <w:r>
+        <w:t xml:space="preserve">62 (6): 106–12.</w:t>
+      </w:r>
+    </w:p>
+    <w:bookmarkEnd w:id="371"/>
+    <w:bookmarkStart w:id="373" w:name="ref-Peruzzo2014"/>
+    <w:p>
+      <w:pPr>
+        <w:pStyle w:val="Bibliography"/>
+      </w:pPr>
+      <w:r>
         <w:t xml:space="preserve">Peruzzo, Alberto, Jarrod McClean, Peter Shadbolt, Man-Hong Yung, Xiao-Qi Zhou, Peter J. Love, Alán Aspuru-Guzik, and Jeremy L. O’Brien. 2014.</w:t>
       </w:r>
       <w:r>
@@ -25901,7 +27121,7 @@
       <w:r>
         <w:t xml:space="preserve"> </w:t>
       </w:r>
-      <w:hyperlink r:id="rId352">
+      <w:hyperlink r:id="rId372">
         <w:r>
           <w:rPr>
             <w:rStyle w:val="Hyperlink"/>
@@ -25913,8 +27133,8 @@
         <w:t xml:space="preserve">.</w:t>
       </w:r>
     </w:p>
-    <w:bookmarkEnd w:id="353"/>
-    <w:bookmarkStart w:id="355" w:name="ref-Petschnigg2019"/>
+    <w:bookmarkEnd w:id="373"/>
+    <w:bookmarkStart w:id="375" w:name="ref-Petschnigg2019"/>
     <w:p>
       <w:pPr>
         <w:pStyle w:val="Bibliography"/>
@@ -25964,7 +27184,7 @@
       <w:r>
         <w:t xml:space="preserve"> </w:t>
       </w:r>
-      <w:hyperlink r:id="rId354">
+      <w:hyperlink r:id="rId374">
         <w:r>
           <w:rPr>
             <w:rStyle w:val="Hyperlink"/>
@@ -25976,8 +27196,8 @@
         <w:t xml:space="preserve">.</w:t>
       </w:r>
     </w:p>
-    <w:bookmarkEnd w:id="355"/>
-    <w:bookmarkStart w:id="357" w:name="ref-Pothos2013"/>
+    <w:bookmarkEnd w:id="375"/>
+    <w:bookmarkStart w:id="377" w:name="ref-Pothos2013"/>
     <w:p>
       <w:pPr>
         <w:pStyle w:val="Bibliography"/>
@@ -26010,7 +27230,7 @@
       <w:r>
         <w:t xml:space="preserve"> </w:t>
       </w:r>
-      <w:hyperlink r:id="rId356">
+      <w:hyperlink r:id="rId376">
         <w:r>
           <w:rPr>
             <w:rStyle w:val="Hyperlink"/>
@@ -26022,8 +27242,8 @@
         <w:t xml:space="preserve">.</w:t>
       </w:r>
     </w:p>
-    <w:bookmarkEnd w:id="357"/>
-    <w:bookmarkStart w:id="359" w:name="ref-Pothos2022"/>
+    <w:bookmarkEnd w:id="377"/>
+    <w:bookmarkStart w:id="379" w:name="ref-Pothos2022"/>
     <w:p>
       <w:pPr>
         <w:pStyle w:val="Bibliography"/>
@@ -26056,7 +27276,7 @@
       <w:r>
         <w:t xml:space="preserve"> </w:t>
       </w:r>
-      <w:hyperlink r:id="rId358">
+      <w:hyperlink r:id="rId378">
         <w:r>
           <w:rPr>
             <w:rStyle w:val="Hyperlink"/>
@@ -26068,8 +27288,8 @@
         <w:t xml:space="preserve">.</w:t>
       </w:r>
     </w:p>
-    <w:bookmarkEnd w:id="359"/>
-    <w:bookmarkStart w:id="361" w:name="ref-Preskill2018"/>
+    <w:bookmarkEnd w:id="379"/>
+    <w:bookmarkStart w:id="381" w:name="ref-Preskill2018"/>
     <w:p>
       <w:pPr>
         <w:pStyle w:val="Bibliography"/>
@@ -26114,7 +27334,7 @@
       <w:r>
         <w:t xml:space="preserve"> </w:t>
       </w:r>
-      <w:hyperlink r:id="rId360">
+      <w:hyperlink r:id="rId380">
         <w:r>
           <w:rPr>
             <w:rStyle w:val="Hyperlink"/>
@@ -26126,8 +27346,8 @@
         <w:t xml:space="preserve">.</w:t>
       </w:r>
     </w:p>
-    <w:bookmarkEnd w:id="361"/>
-    <w:bookmarkStart w:id="363" w:name="ref-Quang2025"/>
+    <w:bookmarkEnd w:id="381"/>
+    <w:bookmarkStart w:id="383" w:name="ref-Quang2025"/>
     <w:p>
       <w:pPr>
         <w:pStyle w:val="Bibliography"/>
@@ -26172,7 +27392,7 @@
       <w:r>
         <w:t xml:space="preserve"> </w:t>
       </w:r>
-      <w:hyperlink r:id="rId362">
+      <w:hyperlink r:id="rId382">
         <w:r>
           <w:rPr>
             <w:rStyle w:val="Hyperlink"/>
@@ -26184,8 +27404,8 @@
         <w:t xml:space="preserve">.</w:t>
       </w:r>
     </w:p>
-    <w:bookmarkEnd w:id="363"/>
-    <w:bookmarkStart w:id="364" w:name="ref-Raghuvanshi2007"/>
+    <w:bookmarkEnd w:id="383"/>
+    <w:bookmarkStart w:id="384" w:name="ref-Raghuvanshi2007"/>
     <w:p>
       <w:pPr>
         <w:pStyle w:val="Bibliography"/>
@@ -26233,8 +27453,8 @@
         <w:t xml:space="preserve">. IEEE.</w:t>
       </w:r>
     </w:p>
-    <w:bookmarkEnd w:id="364"/>
-    <w:bookmarkStart w:id="366" w:name="ref-Rao2024"/>
+    <w:bookmarkEnd w:id="384"/>
+    <w:bookmarkStart w:id="386" w:name="ref-Rao2024"/>
     <w:p>
       <w:pPr>
         <w:pStyle w:val="Bibliography"/>
@@ -26251,7 +27471,7 @@
       <w:r>
         <w:t xml:space="preserve"> </w:t>
       </w:r>
-      <w:hyperlink r:id="rId365">
+      <w:hyperlink r:id="rId385">
         <w:r>
           <w:rPr>
             <w:rStyle w:val="Hyperlink"/>
@@ -26263,8 +27483,8 @@
         <w:t xml:space="preserve">.</w:t>
       </w:r>
     </w:p>
-    <w:bookmarkEnd w:id="366"/>
-    <w:bookmarkStart w:id="368" w:name="ref-Ravi2021"/>
+    <w:bookmarkEnd w:id="386"/>
+    <w:bookmarkStart w:id="388" w:name="ref-Ravi2021"/>
     <w:p>
       <w:pPr>
         <w:pStyle w:val="Bibliography"/>
@@ -26342,7 +27562,7 @@
       <w:r>
         <w:t xml:space="preserve"> </w:t>
       </w:r>
-      <w:hyperlink r:id="rId367">
+      <w:hyperlink r:id="rId387">
         <w:r>
           <w:rPr>
             <w:rStyle w:val="Hyperlink"/>
@@ -26354,8 +27574,8 @@
         <w:t xml:space="preserve">.</w:t>
       </w:r>
     </w:p>
-    <w:bookmarkEnd w:id="368"/>
-    <w:bookmarkStart w:id="370" w:name="ref-Rebentrost2014"/>
+    <w:bookmarkEnd w:id="388"/>
+    <w:bookmarkStart w:id="390" w:name="ref-Rebentrost2014"/>
     <w:p>
       <w:pPr>
         <w:pStyle w:val="Bibliography"/>
@@ -26388,7 +27608,7 @@
       <w:r>
         <w:t xml:space="preserve"> </w:t>
       </w:r>
-      <w:hyperlink r:id="rId369">
+      <w:hyperlink r:id="rId389">
         <w:r>
           <w:rPr>
             <w:rStyle w:val="Hyperlink"/>
@@ -26400,8 +27620,8 @@
         <w:t xml:space="preserve">.</w:t>
       </w:r>
     </w:p>
-    <w:bookmarkEnd w:id="370"/>
-    <w:bookmarkStart w:id="372" w:name="ref-Reiher2017"/>
+    <w:bookmarkEnd w:id="390"/>
+    <w:bookmarkStart w:id="392" w:name="ref-Reiher2017"/>
     <w:p>
       <w:pPr>
         <w:pStyle w:val="Bibliography"/>
@@ -26434,7 +27654,7 @@
       <w:r>
         <w:t xml:space="preserve"> </w:t>
       </w:r>
-      <w:hyperlink r:id="rId371">
+      <w:hyperlink r:id="rId391">
         <w:r>
           <w:rPr>
             <w:rStyle w:val="Hyperlink"/>
@@ -26446,8 +27666,8 @@
         <w:t xml:space="preserve">.</w:t>
       </w:r>
     </w:p>
-    <w:bookmarkEnd w:id="372"/>
-    <w:bookmarkStart w:id="374" w:name="ref-Rice2021"/>
+    <w:bookmarkEnd w:id="392"/>
+    <w:bookmarkStart w:id="394" w:name="ref-Rice2021"/>
     <w:p>
       <w:pPr>
         <w:pStyle w:val="Bibliography"/>
@@ -26480,7 +27700,7 @@
       <w:r>
         <w:t xml:space="preserve"> </w:t>
       </w:r>
-      <w:hyperlink r:id="rId373">
+      <w:hyperlink r:id="rId393">
         <w:r>
           <w:rPr>
             <w:rStyle w:val="Hyperlink"/>
@@ -26492,13 +27712,91 @@
         <w:t xml:space="preserve">.</w:t>
       </w:r>
     </w:p>
-    <w:bookmarkEnd w:id="374"/>
-    <w:bookmarkStart w:id="376" w:name="ref-Salloum2026"/>
+    <w:bookmarkEnd w:id="394"/>
+    <w:bookmarkStart w:id="396" w:name="ref-Rieffel2015"/>
     <w:p>
       <w:pPr>
         <w:pStyle w:val="Bibliography"/>
       </w:pPr>
       <w:r>
+        <w:t xml:space="preserve">Rieffel, Eleanor G., Davide Venturelli, Bryan O’Gorman, Minh B. Do, Elicia M. Prystay, and Vadim N. Smelyanskiy. 2015.</w:t>
+      </w:r>
+      <w:r>
+        <w:t xml:space="preserve"> </w:t>
+      </w:r>
+      <w:r>
+        <w:t xml:space="preserve">“A Case Study in Programming a Quantum Annealer for Hard Operational Planning Problems.”</w:t>
+      </w:r>
+      <w:r>
+        <w:t xml:space="preserve"> </w:t>
+      </w:r>
+      <w:r>
+        <w:rPr>
+          <w:iCs/>
+          <w:i/>
+        </w:rPr>
+        <w:t xml:space="preserve">Quantum Information Processing</w:t>
+      </w:r>
+      <w:r>
+        <w:t xml:space="preserve"> </w:t>
+      </w:r>
+      <w:r>
+        <w:t xml:space="preserve">14 (1): 1–36.</w:t>
+      </w:r>
+      <w:r>
+        <w:t xml:space="preserve"> </w:t>
+      </w:r>
+      <w:hyperlink r:id="rId395">
+        <w:r>
+          <w:rPr>
+            <w:rStyle w:val="Hyperlink"/>
+          </w:rPr>
+          <w:t xml:space="preserve">https://doi.org/10.1007/s11128-014-0892-x</w:t>
+        </w:r>
+      </w:hyperlink>
+      <w:r>
+        <w:t xml:space="preserve">.</w:t>
+      </w:r>
+    </w:p>
+    <w:bookmarkEnd w:id="396"/>
+    <w:bookmarkStart w:id="397" w:name="ref-Roh2025"/>
+    <w:p>
+      <w:pPr>
+        <w:pStyle w:val="Bibliography"/>
+      </w:pPr>
+      <w:r>
+        <w:t xml:space="preserve">Roh, Emily Jimin, Hankyul Baek, Donghyeon Kim, and Joongheon Kim. 2025.</w:t>
+      </w:r>
+      <w:r>
+        <w:t xml:space="preserve"> </w:t>
+      </w:r>
+      <w:r>
+        <w:t xml:space="preserve">“Fast Quantum Convolutional Neural Networks for Low-Complexity Object Detection in Autonomous Driving Applications.”</w:t>
+      </w:r>
+      <w:r>
+        <w:t xml:space="preserve"> </w:t>
+      </w:r>
+      <w:r>
+        <w:rPr>
+          <w:iCs/>
+          <w:i/>
+        </w:rPr>
+        <w:t xml:space="preserve">IEEE Transactions on Mobile Computing</w:t>
+      </w:r>
+      <w:r>
+        <w:t xml:space="preserve"> </w:t>
+      </w:r>
+      <w:r>
+        <w:t xml:space="preserve">24 (2): 1031–42.</w:t>
+      </w:r>
+    </w:p>
+    <w:bookmarkEnd w:id="397"/>
+    <w:bookmarkStart w:id="399" w:name="ref-Salloum2026"/>
+    <w:p>
+      <w:pPr>
+        <w:pStyle w:val="Bibliography"/>
+      </w:pPr>
+      <w:r>
         <w:t xml:space="preserve">Salloum, Hadi, Sergei Savin, Yaroslav Kholodov, Gleb Ryzhakov, Mirko Farina, and Ivan Oseledets. 2026.</w:t>
       </w:r>
       <w:r>
@@ -26526,7 +27824,7 @@
       <w:r>
         <w:t xml:space="preserve"> </w:t>
       </w:r>
-      <w:hyperlink r:id="rId375">
+      <w:hyperlink r:id="rId398">
         <w:r>
           <w:rPr>
             <w:rStyle w:val="Hyperlink"/>
@@ -26538,8 +27836,8 @@
         <w:t xml:space="preserve">.</w:t>
       </w:r>
     </w:p>
-    <w:bookmarkEnd w:id="376"/>
-    <w:bookmarkStart w:id="378" w:name="ref-Sarkar2024"/>
+    <w:bookmarkEnd w:id="399"/>
+    <w:bookmarkStart w:id="401" w:name="ref-Sarkar2024"/>
     <w:p>
       <w:pPr>
         <w:pStyle w:val="Bibliography"/>
@@ -26572,7 +27870,7 @@
       <w:r>
         <w:t xml:space="preserve"> </w:t>
       </w:r>
-      <w:hyperlink r:id="rId377">
+      <w:hyperlink r:id="rId400">
         <w:r>
           <w:rPr>
             <w:rStyle w:val="Hyperlink"/>
@@ -26584,8 +27882,8 @@
         <w:t xml:space="preserve">.</w:t>
       </w:r>
     </w:p>
-    <w:bookmarkEnd w:id="378"/>
-    <w:bookmarkStart w:id="380" w:name="ref-Schuetz2022"/>
+    <w:bookmarkEnd w:id="401"/>
+    <w:bookmarkStart w:id="403" w:name="ref-Schuetz2022"/>
     <w:p>
       <w:pPr>
         <w:pStyle w:val="Bibliography"/>
@@ -26618,7 +27916,7 @@
       <w:r>
         <w:t xml:space="preserve"> </w:t>
       </w:r>
-      <w:hyperlink r:id="rId379">
+      <w:hyperlink r:id="rId402">
         <w:r>
           <w:rPr>
             <w:rStyle w:val="Hyperlink"/>
@@ -26630,8 +27928,8 @@
         <w:t xml:space="preserve">.</w:t>
       </w:r>
     </w:p>
-    <w:bookmarkEnd w:id="380"/>
-    <w:bookmarkStart w:id="382" w:name="ref-Schuld2019"/>
+    <w:bookmarkEnd w:id="403"/>
+    <w:bookmarkStart w:id="405" w:name="ref-Schuld2019"/>
     <w:p>
       <w:pPr>
         <w:pStyle w:val="Bibliography"/>
@@ -26676,7 +27974,7 @@
       <w:r>
         <w:t xml:space="preserve"> </w:t>
       </w:r>
-      <w:hyperlink r:id="rId381">
+      <w:hyperlink r:id="rId404">
         <w:r>
           <w:rPr>
             <w:rStyle w:val="Hyperlink"/>
@@ -26688,8 +27986,8 @@
         <w:t xml:space="preserve">.</w:t>
       </w:r>
     </w:p>
-    <w:bookmarkEnd w:id="382"/>
-    <w:bookmarkStart w:id="384" w:name="ref-Schuld2021"/>
+    <w:bookmarkEnd w:id="405"/>
+    <w:bookmarkStart w:id="407" w:name="ref-Schuld2021"/>
     <w:p>
       <w:pPr>
         <w:pStyle w:val="Bibliography"/>
@@ -26713,7 +28011,7 @@
       <w:r>
         <w:t xml:space="preserve"> </w:t>
       </w:r>
-      <w:hyperlink r:id="rId383">
+      <w:hyperlink r:id="rId406">
         <w:r>
           <w:rPr>
             <w:rStyle w:val="Hyperlink"/>
@@ -26725,8 +28023,8 @@
         <w:t xml:space="preserve">.</w:t>
       </w:r>
     </w:p>
-    <w:bookmarkEnd w:id="384"/>
-    <w:bookmarkStart w:id="385" w:name="ref-Benkner2021"/>
+    <w:bookmarkEnd w:id="407"/>
+    <w:bookmarkStart w:id="408" w:name="ref-Benkner2021"/>
     <w:p>
       <w:pPr>
         <w:pStyle w:val="Bibliography"/>
@@ -26808,8 +28106,8 @@
         <w:t xml:space="preserve">, 7586–96. IEEE.</w:t>
       </w:r>
     </w:p>
-    <w:bookmarkEnd w:id="385"/>
-    <w:bookmarkStart w:id="387" w:name="ref-Shor1997"/>
+    <w:bookmarkEnd w:id="408"/>
+    <w:bookmarkStart w:id="410" w:name="ref-Shor1997"/>
     <w:p>
       <w:pPr>
         <w:pStyle w:val="Bibliography"/>
@@ -26842,7 +28140,7 @@
       <w:r>
         <w:t xml:space="preserve"> </w:t>
       </w:r>
-      <w:hyperlink r:id="rId386">
+      <w:hyperlink r:id="rId409">
         <w:r>
           <w:rPr>
             <w:rStyle w:val="Hyperlink"/>
@@ -26854,8 +28152,8 @@
         <w:t xml:space="preserve">.</w:t>
       </w:r>
     </w:p>
-    <w:bookmarkEnd w:id="387"/>
-    <w:bookmarkStart w:id="389" w:name="ref-Siciliano2016"/>
+    <w:bookmarkEnd w:id="410"/>
+    <w:bookmarkStart w:id="412" w:name="ref-Siciliano2016"/>
     <w:p>
       <w:pPr>
         <w:pStyle w:val="Bibliography"/>
@@ -26879,7 +28177,7 @@
       <w:r>
         <w:t xml:space="preserve"> </w:t>
       </w:r>
-      <w:hyperlink r:id="rId388">
+      <w:hyperlink r:id="rId411">
         <w:r>
           <w:rPr>
             <w:rStyle w:val="Hyperlink"/>
@@ -26891,8 +28189,8 @@
         <w:t xml:space="preserve">.</w:t>
       </w:r>
     </w:p>
-    <w:bookmarkEnd w:id="389"/>
-    <w:bookmarkStart w:id="391" w:name="ref-Sinha2023"/>
+    <w:bookmarkEnd w:id="412"/>
+    <w:bookmarkStart w:id="414" w:name="ref-Sinha2023"/>
     <w:p>
       <w:pPr>
         <w:pStyle w:val="Bibliography"/>
@@ -26931,7 +28229,7 @@
       <w:r>
         <w:t xml:space="preserve"> </w:t>
       </w:r>
-      <w:hyperlink r:id="rId390">
+      <w:hyperlink r:id="rId413">
         <w:r>
           <w:rPr>
             <w:rStyle w:val="Hyperlink"/>
@@ -26943,8 +28241,8 @@
         <w:t xml:space="preserve">.</w:t>
       </w:r>
     </w:p>
-    <w:bookmarkEnd w:id="391"/>
-    <w:bookmarkStart w:id="393" w:name="ref-Skolik2022"/>
+    <w:bookmarkEnd w:id="414"/>
+    <w:bookmarkStart w:id="416" w:name="ref-Skolik2022"/>
     <w:p>
       <w:pPr>
         <w:pStyle w:val="Bibliography"/>
@@ -26986,7 +28284,7 @@
       <w:r>
         <w:t xml:space="preserve"> </w:t>
       </w:r>
-      <w:hyperlink r:id="rId392">
+      <w:hyperlink r:id="rId415">
         <w:r>
           <w:rPr>
             <w:rStyle w:val="Hyperlink"/>
@@ -26998,8 +28296,8 @@
         <w:t xml:space="preserve">.</w:t>
       </w:r>
     </w:p>
-    <w:bookmarkEnd w:id="393"/>
-    <w:bookmarkStart w:id="395" w:name="ref-Smierzchalski2024"/>
+    <w:bookmarkEnd w:id="416"/>
+    <w:bookmarkStart w:id="418" w:name="ref-Smierzchalski2024"/>
     <w:p>
       <w:pPr>
         <w:pStyle w:val="Bibliography"/>
@@ -27032,7 +28330,7 @@
       <w:r>
         <w:t xml:space="preserve"> </w:t>
       </w:r>
-      <w:hyperlink r:id="rId394">
+      <w:hyperlink r:id="rId417">
         <w:r>
           <w:rPr>
             <w:rStyle w:val="Hyperlink"/>
@@ -27044,13 +28342,52 @@
         <w:t xml:space="preserve">.</w:t>
       </w:r>
     </w:p>
-    <w:bookmarkEnd w:id="395"/>
-    <w:bookmarkStart w:id="396" w:name="ref-Sutton2018"/>
+    <w:bookmarkEnd w:id="418"/>
+    <w:bookmarkStart w:id="420" w:name="ref-Sun2025"/>
     <w:p>
       <w:pPr>
         <w:pStyle w:val="Bibliography"/>
       </w:pPr>
       <w:r>
+        <w:t xml:space="preserve">Sun, Yize, Mohamad Hagog, Marc Weber, Daniel Hein, Steffen Udluft, Volker Tresp, and Yunpu Ma. 2025.</w:t>
+      </w:r>
+      <w:r>
+        <w:t xml:space="preserve"> </w:t>
+      </w:r>
+      <w:r>
+        <w:t xml:space="preserve">“First Experience with Real-Time Control Using Simulated</w:t>
+      </w:r>
+      <w:r>
+        <w:t xml:space="preserve"> </w:t>
+      </w:r>
+      <w:r>
+        <w:t xml:space="preserve">VQC</w:t>
+      </w:r>
+      <w:r>
+        <w:t xml:space="preserve">-Based Quantum Policies.”</w:t>
+      </w:r>
+      <w:r>
+        <w:t xml:space="preserve"> </w:t>
+      </w:r>
+      <w:hyperlink r:id="rId419">
+        <w:r>
+          <w:rPr>
+            <w:rStyle w:val="Hyperlink"/>
+          </w:rPr>
+          <w:t xml:space="preserve">https://arxiv.org/abs/2508.01690</w:t>
+        </w:r>
+      </w:hyperlink>
+      <w:r>
+        <w:t xml:space="preserve">.</w:t>
+      </w:r>
+    </w:p>
+    <w:bookmarkEnd w:id="420"/>
+    <w:bookmarkStart w:id="421" w:name="ref-Sutton2018"/>
+    <w:p>
+      <w:pPr>
+        <w:pStyle w:val="Bibliography"/>
+      </w:pPr>
+      <w:r>
         <w:t xml:space="preserve">Sutton, Richard S., and Andrew G. Barto. 2018.</w:t>
       </w:r>
       <w:r>
@@ -27067,8 +28404,8 @@
         <w:t xml:space="preserve">. 2nd ed. Adaptive Computation and Machine Learning. Cambridge, MA, USA: MIT Press.</w:t>
       </w:r>
     </w:p>
-    <w:bookmarkEnd w:id="396"/>
-    <w:bookmarkStart w:id="398" w:name="ref-Taghavi2025"/>
+    <w:bookmarkEnd w:id="421"/>
+    <w:bookmarkStart w:id="423" w:name="ref-Taghavi2025"/>
     <w:p>
       <w:pPr>
         <w:pStyle w:val="Bibliography"/>
@@ -27101,7 +28438,7 @@
       <w:r>
         <w:t xml:space="preserve"> </w:t>
       </w:r>
-      <w:hyperlink r:id="rId397">
+      <w:hyperlink r:id="rId422">
         <w:r>
           <w:rPr>
             <w:rStyle w:val="Hyperlink"/>
@@ -27113,8 +28450,8 @@
         <w:t xml:space="preserve">.</w:t>
       </w:r>
     </w:p>
-    <w:bookmarkEnd w:id="398"/>
-    <w:bookmarkStart w:id="400" w:name="ref-Tandon2017"/>
+    <w:bookmarkEnd w:id="423"/>
+    <w:bookmarkStart w:id="425" w:name="ref-Tandon2017"/>
     <w:p>
       <w:pPr>
         <w:pStyle w:val="Bibliography"/>
@@ -27138,7 +28475,7 @@
       <w:r>
         <w:t xml:space="preserve"> </w:t>
       </w:r>
-      <w:hyperlink r:id="rId399">
+      <w:hyperlink r:id="rId424">
         <w:r>
           <w:rPr>
             <w:rStyle w:val="Hyperlink"/>
@@ -27150,8 +28487,8 @@
         <w:t xml:space="preserve">.</w:t>
       </w:r>
     </w:p>
-    <w:bookmarkEnd w:id="400"/>
-    <w:bookmarkStart w:id="402" w:name="ref-Tang2019"/>
+    <w:bookmarkEnd w:id="425"/>
+    <w:bookmarkStart w:id="427" w:name="ref-Tang2019"/>
     <w:p>
       <w:pPr>
         <w:pStyle w:val="Bibliography"/>
@@ -27250,7 +28587,7 @@
       <w:r>
         <w:t xml:space="preserve"> </w:t>
       </w:r>
-      <w:hyperlink r:id="rId401">
+      <w:hyperlink r:id="rId426">
         <w:r>
           <w:rPr>
             <w:rStyle w:val="Hyperlink"/>
@@ -27262,8 +28599,8 @@
         <w:t xml:space="preserve">.</w:t>
       </w:r>
     </w:p>
-    <w:bookmarkEnd w:id="402"/>
-    <w:bookmarkStart w:id="404" w:name="ref-Tang2021"/>
+    <w:bookmarkEnd w:id="427"/>
+    <w:bookmarkStart w:id="429" w:name="ref-Tang2021"/>
     <w:p>
       <w:pPr>
         <w:pStyle w:val="Bibliography"/>
@@ -27326,7 +28663,7 @@
       <w:r>
         <w:t xml:space="preserve"> </w:t>
       </w:r>
-      <w:hyperlink r:id="rId403">
+      <w:hyperlink r:id="rId428">
         <w:r>
           <w:rPr>
             <w:rStyle w:val="Hyperlink"/>
@@ -27338,8 +28675,8 @@
         <w:t xml:space="preserve">.</w:t>
       </w:r>
     </w:p>
-    <w:bookmarkEnd w:id="404"/>
-    <w:bookmarkStart w:id="406" w:name="ref-Temme2017"/>
+    <w:bookmarkEnd w:id="429"/>
+    <w:bookmarkStart w:id="431" w:name="ref-Temme2017"/>
     <w:p>
       <w:pPr>
         <w:pStyle w:val="Bibliography"/>
@@ -27372,7 +28709,7 @@
       <w:r>
         <w:t xml:space="preserve"> </w:t>
       </w:r>
-      <w:hyperlink r:id="rId405">
+      <w:hyperlink r:id="rId430">
         <w:r>
           <w:rPr>
             <w:rStyle w:val="Hyperlink"/>
@@ -27384,13 +28721,59 @@
         <w:t xml:space="preserve">.</w:t>
       </w:r>
     </w:p>
-    <w:bookmarkEnd w:id="406"/>
-    <w:bookmarkStart w:id="408" w:name="ref-Terhal2015"/>
+    <w:bookmarkEnd w:id="431"/>
+    <w:bookmarkStart w:id="433" w:name="ref-Templier2022"/>
     <w:p>
       <w:pPr>
         <w:pStyle w:val="Bibliography"/>
       </w:pPr>
       <w:r>
+        <w:t xml:space="preserve">Templier, Simon, Pierrick Cheiney, Quentin d’Armagnac de Castanet, Baptiste Gouraud, Henri Porte, Fabien Napolitano, Philippe Bouyer, Baptiste Battelier, and Brynle Barrett. 2022.</w:t>
+      </w:r>
+      <w:r>
+        <w:t xml:space="preserve"> </w:t>
+      </w:r>
+      <w:r>
+        <w:t xml:space="preserve">“Tracking the Vector Acceleration with a Hybrid Quantum Accelerometer Triad.”</w:t>
+      </w:r>
+      <w:r>
+        <w:t xml:space="preserve"> </w:t>
+      </w:r>
+      <w:r>
+        <w:rPr>
+          <w:iCs/>
+          <w:i/>
+        </w:rPr>
+        <w:t xml:space="preserve">Science Advances</w:t>
+      </w:r>
+      <w:r>
+        <w:t xml:space="preserve"> </w:t>
+      </w:r>
+      <w:r>
+        <w:t xml:space="preserve">8: eadd3854.</w:t>
+      </w:r>
+      <w:r>
+        <w:t xml:space="preserve"> </w:t>
+      </w:r>
+      <w:hyperlink r:id="rId432">
+        <w:r>
+          <w:rPr>
+            <w:rStyle w:val="Hyperlink"/>
+          </w:rPr>
+          <w:t xml:space="preserve">https://doi.org/10.1126/sciadv.add3854</w:t>
+        </w:r>
+      </w:hyperlink>
+      <w:r>
+        <w:t xml:space="preserve">.</w:t>
+      </w:r>
+    </w:p>
+    <w:bookmarkEnd w:id="433"/>
+    <w:bookmarkStart w:id="435" w:name="ref-Terhal2015"/>
+    <w:p>
+      <w:pPr>
+        <w:pStyle w:val="Bibliography"/>
+      </w:pPr>
+      <w:r>
         <w:t xml:space="preserve">Terhal, Barbara M. 2015.</w:t>
       </w:r>
       <w:r>
@@ -27418,7 +28801,7 @@
       <w:r>
         <w:t xml:space="preserve"> </w:t>
       </w:r>
-      <w:hyperlink r:id="rId407">
+      <w:hyperlink r:id="rId434">
         <w:r>
           <w:rPr>
             <w:rStyle w:val="Hyperlink"/>
@@ -27430,8 +28813,8 @@
         <w:t xml:space="preserve">.</w:t>
       </w:r>
     </w:p>
-    <w:bookmarkEnd w:id="408"/>
-    <w:bookmarkStart w:id="409" w:name="ref-Thrun2005"/>
+    <w:bookmarkEnd w:id="435"/>
+    <w:bookmarkStart w:id="436" w:name="ref-Thrun2005"/>
     <w:p>
       <w:pPr>
         <w:pStyle w:val="Bibliography"/>
@@ -27453,8 +28836,8 @@
         <w:t xml:space="preserve">. Intelligent Robotics and Autonomous Agents. Cambridge, MA, USA: MIT Press.</w:t>
       </w:r>
     </w:p>
-    <w:bookmarkEnd w:id="409"/>
-    <w:bookmarkStart w:id="411" w:name="ref-Tian2023"/>
+    <w:bookmarkEnd w:id="436"/>
+    <w:bookmarkStart w:id="438" w:name="ref-Tian2023"/>
     <w:p>
       <w:pPr>
         <w:pStyle w:val="Bibliography"/>
@@ -27487,7 +28870,7 @@
       <w:r>
         <w:t xml:space="preserve"> </w:t>
       </w:r>
-      <w:hyperlink r:id="rId410">
+      <w:hyperlink r:id="rId437">
         <w:r>
           <w:rPr>
             <w:rStyle w:val="Hyperlink"/>
@@ -27499,8 +28882,8 @@
         <w:t xml:space="preserve">.</w:t>
       </w:r>
     </w:p>
-    <w:bookmarkEnd w:id="411"/>
-    <w:bookmarkStart w:id="413" w:name="ref-Udekwe2025"/>
+    <w:bookmarkEnd w:id="438"/>
+    <w:bookmarkStart w:id="440" w:name="ref-Udekwe2025"/>
     <w:p>
       <w:pPr>
         <w:pStyle w:val="Bibliography"/>
@@ -27523,7 +28906,7 @@
       <w:r>
         <w:t xml:space="preserve"> </w:t>
       </w:r>
-      <w:hyperlink r:id="rId412">
+      <w:hyperlink r:id="rId439">
         <w:r>
           <w:rPr>
             <w:rStyle w:val="Hyperlink"/>
@@ -27535,8 +28918,8 @@
         <w:t xml:space="preserve">.</w:t>
       </w:r>
     </w:p>
-    <w:bookmarkEnd w:id="413"/>
-    <w:bookmarkStart w:id="415" w:name="ref-Wang2025"/>
+    <w:bookmarkEnd w:id="440"/>
+    <w:bookmarkStart w:id="442" w:name="ref-Wang2025"/>
     <w:p>
       <w:pPr>
         <w:pStyle w:val="Bibliography"/>
@@ -27614,7 +28997,7 @@
       <w:r>
         <w:t xml:space="preserve"> </w:t>
       </w:r>
-      <w:hyperlink r:id="rId414">
+      <w:hyperlink r:id="rId441">
         <w:r>
           <w:rPr>
             <w:rStyle w:val="Hyperlink"/>
@@ -27626,8 +29009,8 @@
         <w:t xml:space="preserve">.</w:t>
       </w:r>
     </w:p>
-    <w:bookmarkEnd w:id="415"/>
-    <w:bookmarkStart w:id="417" w:name="ref-Wang2021"/>
+    <w:bookmarkEnd w:id="442"/>
+    <w:bookmarkStart w:id="444" w:name="ref-Wang2021"/>
     <w:p>
       <w:pPr>
         <w:pStyle w:val="Bibliography"/>
@@ -27644,7 +29027,7 @@
       <w:r>
         <w:t xml:space="preserve"> </w:t>
       </w:r>
-      <w:hyperlink r:id="rId416">
+      <w:hyperlink r:id="rId443">
         <w:r>
           <w:rPr>
             <w:rStyle w:val="Hyperlink"/>
@@ -27656,8 +29039,8 @@
         <w:t xml:space="preserve">.</w:t>
       </w:r>
     </w:p>
-    <w:bookmarkEnd w:id="417"/>
-    <w:bookmarkStart w:id="419" w:name="ref-Wang2023"/>
+    <w:bookmarkEnd w:id="444"/>
+    <w:bookmarkStart w:id="446" w:name="ref-Wang2023"/>
     <w:p>
       <w:pPr>
         <w:pStyle w:val="Bibliography"/>
@@ -27705,7 +29088,7 @@
       <w:r>
         <w:t xml:space="preserve"> </w:t>
       </w:r>
-      <w:hyperlink r:id="rId418">
+      <w:hyperlink r:id="rId445">
         <w:r>
           <w:rPr>
             <w:rStyle w:val="Hyperlink"/>
@@ -27717,8 +29100,8 @@
         <w:t xml:space="preserve">.</w:t>
       </w:r>
     </w:p>
-    <w:bookmarkEnd w:id="419"/>
-    <w:bookmarkStart w:id="421" w:name="ref-Wang2024"/>
+    <w:bookmarkEnd w:id="446"/>
+    <w:bookmarkStart w:id="448" w:name="ref-Wang2024"/>
     <w:p>
       <w:pPr>
         <w:pStyle w:val="Bibliography"/>
@@ -27747,7 +29130,7 @@
       <w:r>
         <w:t xml:space="preserve"> </w:t>
       </w:r>
-      <w:hyperlink r:id="rId420">
+      <w:hyperlink r:id="rId447">
         <w:r>
           <w:rPr>
             <w:rStyle w:val="Hyperlink"/>
@@ -27759,8 +29142,8 @@
         <w:t xml:space="preserve">.</w:t>
       </w:r>
     </w:p>
-    <w:bookmarkEnd w:id="421"/>
-    <w:bookmarkStart w:id="423" w:name="ref-Widdows2023"/>
+    <w:bookmarkEnd w:id="448"/>
+    <w:bookmarkStart w:id="450" w:name="ref-Widdows2023"/>
     <w:p>
       <w:pPr>
         <w:pStyle w:val="Bibliography"/>
@@ -27793,7 +29176,7 @@
       <w:r>
         <w:t xml:space="preserve"> </w:t>
       </w:r>
-      <w:hyperlink r:id="rId422">
+      <w:hyperlink r:id="rId449">
         <w:r>
           <w:rPr>
             <w:rStyle w:val="Hyperlink"/>
@@ -27805,8 +29188,8 @@
         <w:t xml:space="preserve">.</w:t>
       </w:r>
     </w:p>
-    <w:bookmarkEnd w:id="423"/>
-    <w:bookmarkStart w:id="425" w:name="ref-Wiebe2015"/>
+    <w:bookmarkEnd w:id="450"/>
+    <w:bookmarkStart w:id="452" w:name="ref-Wiebe2015"/>
     <w:p>
       <w:pPr>
         <w:pStyle w:val="Bibliography"/>
@@ -27839,7 +29222,7 @@
       <w:r>
         <w:t xml:space="preserve"> </w:t>
       </w:r>
-      <w:hyperlink r:id="rId424">
+      <w:hyperlink r:id="rId451">
         <w:r>
           <w:rPr>
             <w:rStyle w:val="Hyperlink"/>
@@ -27851,8 +29234,8 @@
         <w:t xml:space="preserve">.</w:t>
       </w:r>
     </w:p>
-    <w:bookmarkEnd w:id="425"/>
-    <w:bookmarkStart w:id="427" w:name="ref-Willmann2025"/>
+    <w:bookmarkEnd w:id="452"/>
+    <w:bookmarkStart w:id="454" w:name="ref-Willmann2025"/>
     <w:p>
       <w:pPr>
         <w:pStyle w:val="Bibliography"/>
@@ -27899,7 +29282,7 @@
       <w:r>
         <w:t xml:space="preserve"> </w:t>
       </w:r>
-      <w:hyperlink r:id="rId426">
+      <w:hyperlink r:id="rId453">
         <w:r>
           <w:rPr>
             <w:rStyle w:val="Hyperlink"/>
@@ -27911,13 +29294,56 @@
         <w:t xml:space="preserve">.</w:t>
       </w:r>
     </w:p>
-    <w:bookmarkEnd w:id="427"/>
-    <w:bookmarkStart w:id="429" w:name="ref-Yan2021"/>
+    <w:bookmarkEnd w:id="454"/>
+    <w:bookmarkStart w:id="456" w:name="ref-Windmann2023"/>
     <w:p>
       <w:pPr>
         <w:pStyle w:val="Bibliography"/>
       </w:pPr>
       <w:r>
+        <w:t xml:space="preserve">Windmann, Stefan. 2023.</w:t>
+      </w:r>
+      <w:r>
+        <w:t xml:space="preserve"> </w:t>
+      </w:r>
+      <w:r>
+        <w:t xml:space="preserve">“Quantum Computer-Aided Job Scheduling for Storage and Retrieval Systems.”</w:t>
+      </w:r>
+      <w:r>
+        <w:t xml:space="preserve"> </w:t>
+      </w:r>
+      <w:r>
+        <w:rPr>
+          <w:iCs/>
+          <w:i/>
+        </w:rPr>
+        <w:t xml:space="preserve">At – Automatisierungstechnik</w:t>
+      </w:r>
+      <w:r>
+        <w:t xml:space="preserve">.</w:t>
+      </w:r>
+      <w:r>
+        <w:t xml:space="preserve"> </w:t>
+      </w:r>
+      <w:hyperlink r:id="rId455">
+        <w:r>
+          <w:rPr>
+            <w:rStyle w:val="Hyperlink"/>
+          </w:rPr>
+          <w:t xml:space="preserve">https://doi.org/10.1515/auto-2023-0072</w:t>
+        </w:r>
+      </w:hyperlink>
+      <w:r>
+        <w:t xml:space="preserve">.</w:t>
+      </w:r>
+    </w:p>
+    <w:bookmarkEnd w:id="456"/>
+    <w:bookmarkStart w:id="458" w:name="ref-Yan2021"/>
+    <w:p>
+      <w:pPr>
+        <w:pStyle w:val="Bibliography"/>
+      </w:pPr>
+      <w:r>
         <w:t xml:space="preserve">Yan, Fei, Abdullah M. Iliyasu, and Kaoru Hirota. 2021.</w:t>
       </w:r>
       <w:r>
@@ -27945,7 +29371,7 @@
       <w:r>
         <w:t xml:space="preserve"> </w:t>
       </w:r>
-      <w:hyperlink r:id="rId428">
+      <w:hyperlink r:id="rId457">
         <w:r>
           <w:rPr>
             <w:rStyle w:val="Hyperlink"/>
@@ -27957,8 +29383,8 @@
         <w:t xml:space="preserve">.</w:t>
       </w:r>
     </w:p>
-    <w:bookmarkEnd w:id="429"/>
-    <w:bookmarkStart w:id="431" w:name="ref-Yan2024"/>
+    <w:bookmarkEnd w:id="458"/>
+    <w:bookmarkStart w:id="460" w:name="ref-Yan2024"/>
     <w:p>
       <w:pPr>
         <w:pStyle w:val="Bibliography"/>
@@ -27991,7 +29417,7 @@
       <w:r>
         <w:t xml:space="preserve"> </w:t>
       </w:r>
-      <w:hyperlink r:id="rId430">
+      <w:hyperlink r:id="rId459">
         <w:r>
           <w:rPr>
             <w:rStyle w:val="Hyperlink"/>
@@ -28003,13 +29429,59 @@
         <w:t xml:space="preserve">.</w:t>
       </w:r>
     </w:p>
-    <w:bookmarkEnd w:id="431"/>
-    <w:bookmarkStart w:id="433" w:name="ref-Yu2025"/>
+    <w:bookmarkEnd w:id="460"/>
+    <w:bookmarkStart w:id="462" w:name="ref-Yarkoni2022"/>
     <w:p>
       <w:pPr>
         <w:pStyle w:val="Bibliography"/>
       </w:pPr>
       <w:r>
+        <w:t xml:space="preserve">Yarkoni, Sheir, Elena Raponi, Thomas Bäck, and Sebastian Schmitt. 2022.</w:t>
+      </w:r>
+      <w:r>
+        <w:t xml:space="preserve"> </w:t>
+      </w:r>
+      <w:r>
+        <w:t xml:space="preserve">“Quantum Annealing for Industry Applications: Introduction and Review.”</w:t>
+      </w:r>
+      <w:r>
+        <w:t xml:space="preserve"> </w:t>
+      </w:r>
+      <w:r>
+        <w:rPr>
+          <w:iCs/>
+          <w:i/>
+        </w:rPr>
+        <w:t xml:space="preserve">Reports on Progress in Physics</w:t>
+      </w:r>
+      <w:r>
+        <w:t xml:space="preserve"> </w:t>
+      </w:r>
+      <w:r>
+        <w:t xml:space="preserve">85 (10): 104001.</w:t>
+      </w:r>
+      <w:r>
+        <w:t xml:space="preserve"> </w:t>
+      </w:r>
+      <w:hyperlink r:id="rId461">
+        <w:r>
+          <w:rPr>
+            <w:rStyle w:val="Hyperlink"/>
+          </w:rPr>
+          <w:t xml:space="preserve">https://doi.org/10.1088/1361-6633/ac8c54</w:t>
+        </w:r>
+      </w:hyperlink>
+      <w:r>
+        <w:t xml:space="preserve">.</w:t>
+      </w:r>
+    </w:p>
+    <w:bookmarkEnd w:id="462"/>
+    <w:bookmarkStart w:id="464" w:name="ref-Yu2025"/>
+    <w:p>
+      <w:pPr>
+        <w:pStyle w:val="Bibliography"/>
+      </w:pPr>
+      <w:r>
         <w:t xml:space="preserve">Yu, Xiaotong, and Chang Wen Chen. 2026.</w:t>
       </w:r>
       <w:r>
@@ -28088,7 +29560,7 @@
       <w:r>
         <w:t xml:space="preserve"> </w:t>
       </w:r>
-      <w:hyperlink r:id="rId432">
+      <w:hyperlink r:id="rId463">
         <w:r>
           <w:rPr>
             <w:rStyle w:val="Hyperlink"/>
@@ -28100,8 +29572,8 @@
         <w:t xml:space="preserve">.</w:t>
       </w:r>
     </w:p>
-    <w:bookmarkEnd w:id="433"/>
-    <w:bookmarkStart w:id="435" w:name="ref-Yun2022"/>
+    <w:bookmarkEnd w:id="464"/>
+    <w:bookmarkStart w:id="466" w:name="ref-Yun2022"/>
     <w:p>
       <w:pPr>
         <w:pStyle w:val="Bibliography"/>
@@ -28179,7 +29651,7 @@
       <w:r>
         <w:t xml:space="preserve"> </w:t>
       </w:r>
-      <w:hyperlink r:id="rId434">
+      <w:hyperlink r:id="rId465">
         <w:r>
           <w:rPr>
             <w:rStyle w:val="Hyperlink"/>
@@ -28191,8 +29663,8 @@
         <w:t xml:space="preserve">.</w:t>
       </w:r>
     </w:p>
-    <w:bookmarkEnd w:id="435"/>
-    <w:bookmarkStart w:id="436" w:name="ref-Zaech2022"/>
+    <w:bookmarkEnd w:id="466"/>
+    <w:bookmarkStart w:id="467" w:name="ref-Zaech2022"/>
     <w:p>
       <w:pPr>
         <w:pStyle w:val="Bibliography"/>
@@ -28268,8 +29740,8 @@
         <w:t xml:space="preserve">, 8811–22. IEEE.</w:t>
       </w:r>
     </w:p>
-    <w:bookmarkEnd w:id="436"/>
-    <w:bookmarkStart w:id="438" w:name="ref-Zhou2020"/>
+    <w:bookmarkEnd w:id="467"/>
+    <w:bookmarkStart w:id="469" w:name="ref-Zhou2020"/>
     <w:p>
       <w:pPr>
         <w:pStyle w:val="Bibliography"/>
@@ -28302,7 +29774,7 @@
       <w:r>
         <w:t xml:space="preserve"> </w:t>
       </w:r>
-      <w:hyperlink r:id="rId437">
+      <w:hyperlink r:id="rId468">
         <w:r>
           <w:rPr>
             <w:rStyle w:val="Hyperlink"/>
@@ -28314,13 +29786,43 @@
         <w:t xml:space="preserve">.</w:t>
       </w:r>
     </w:p>
-    <w:bookmarkEnd w:id="438"/>
-    <w:bookmarkStart w:id="440" w:name="ref-Zuo2018"/>
+    <w:bookmarkEnd w:id="469"/>
+    <w:bookmarkStart w:id="471" w:name="ref-Zhuang2024"/>
     <w:p>
       <w:pPr>
         <w:pStyle w:val="Bibliography"/>
       </w:pPr>
       <w:r>
+        <w:t xml:space="preserve">Zhuang, Yifan, Talha Azfar, Yinhai Wang, Wei Sun, Xiaokun Cara Wang, Qianwen Vivian Guo, and Ruimin Ke. 2024.</w:t>
+      </w:r>
+      <w:r>
+        <w:t xml:space="preserve"> </w:t>
+      </w:r>
+      <w:r>
+        <w:t xml:space="preserve">“Quantum Computing in Intelligent Transportation Systems: A Survey.”</w:t>
+      </w:r>
+      <w:r>
+        <w:t xml:space="preserve"> </w:t>
+      </w:r>
+      <w:hyperlink r:id="rId470">
+        <w:r>
+          <w:rPr>
+            <w:rStyle w:val="Hyperlink"/>
+          </w:rPr>
+          <w:t xml:space="preserve">https://arxiv.org/abs/2406.00862</w:t>
+        </w:r>
+      </w:hyperlink>
+      <w:r>
+        <w:t xml:space="preserve">.</w:t>
+      </w:r>
+    </w:p>
+    <w:bookmarkEnd w:id="471"/>
+    <w:bookmarkStart w:id="473" w:name="ref-Zuo2018"/>
+    <w:p>
+      <w:pPr>
+        <w:pStyle w:val="Bibliography"/>
+      </w:pPr>
+      <w:r>
         <w:t xml:space="preserve">Zuo, Tao, Huasong Min, Quan Tang, and Qiang Tao. 2018.</w:t>
       </w:r>
       <w:r>
@@ -28360,7 +29862,7 @@
       <w:r>
         <w:t xml:space="preserve"> </w:t>
       </w:r>
-      <w:hyperlink r:id="rId439">
+      <w:hyperlink r:id="rId472">
         <w:r>
           <w:rPr>
             <w:rStyle w:val="Hyperlink"/>
@@ -28375,9 +29877,9 @@
         <w:fldChar w:fldCharType="end"/>
       </w:r>
     </w:p>
-    <w:bookmarkEnd w:id="440"/>
-    <w:bookmarkEnd w:id="441"/>
-    <w:bookmarkEnd w:id="442"/>
+    <w:bookmarkEnd w:id="473"/>
+    <w:bookmarkEnd w:id="474"/>
+    <w:bookmarkEnd w:id="475"/>
     <w:sectPr/>
   </w:body>
 </w:document>

--- a/github/k/Survey1_ACM_CSUR_Manuscript.docx
+++ b/github/k/Survey1_ACM_CSUR_Manuscript.docx
@@ -585,7 +585,7 @@
         <w:t xml:space="preserve"> </w:t>
       </w:r>
       <w:r>
-        <w:t xml:space="preserve">70</w:t>
+        <w:t xml:space="preserve">72</w:t>
       </w:r>
       <w:r>
         <w:t xml:space="preserve"> </w:t>
@@ -669,7 +669,7 @@
         <w:t xml:space="preserve"> </w:t>
       </w:r>
       <w:r>
-        <w:t xml:space="preserve">96</w:t>
+        <w:t xml:space="preserve">94</w:t>
       </w:r>
       <w:r>
         <w:t xml:space="preserve"> </w:t>
@@ -3582,7 +3582,7 @@
               <w:jc w:val="left"/>
             </w:pPr>
             <w:r>
-              <w:t xml:space="preserve">Five robotic functions; 70 primary studies, 172 references</w:t>
+              <w:t xml:space="preserve">Five robotic functions; 72 primary studies, 172 references</w:t>
             </w:r>
           </w:p>
         </w:tc>
@@ -3709,7 +3709,7 @@
         </w:numPr>
       </w:pPr>
       <w:r>
-        <w:t xml:space="preserve">A systematic, PRISMA 2020-guided review of 70 primary studies on quantum and quantum-inspired methods for robotics, published between 2006 and 2026, set against 96 foundational works and six related quantum computer-vision studies (Section</w:t>
+        <w:t xml:space="preserve">A systematic, PRISMA 2020-guided review of 72 primary studies on quantum and quantum-inspired methods for robotics, published between 1998 and 2026, set against 94 foundational works and six related quantum computer-vision studies (Section</w:t>
       </w:r>
       <w:r>
         <w:t xml:space="preserve"> </w:t>
@@ -5439,7 +5439,7 @@
         <w:t xml:space="preserve"> </w:t>
       </w:r>
       <w:r>
-        <w:t xml:space="preserve">summarizes the history of the field in four eras. In the</w:t>
+        <w:t xml:space="preserve">traces the field from its beginning, in four eras, with quantum computing milestones on one side and robotics milestones on the other, colored by technology. In the</w:t>
       </w:r>
       <w:r>
         <w:t xml:space="preserve"> </w:t>
@@ -5455,7 +5455,7 @@
         <w:t xml:space="preserve"> </w:t>
       </w:r>
       <w:r>
-        <w:t xml:space="preserve">(1980–1994),</w:t>
+        <w:t xml:space="preserve">(1982–1993),</w:t>
       </w:r>
       <w:r>
         <w:t xml:space="preserve"> </w:t>
@@ -5543,7 +5543,7 @@
         <w:t xml:space="preserve"> </w:t>
       </w:r>
       <w:r>
-        <w:t xml:space="preserve">(1995–2005), Shor’s factoring algorithm </w:t>
+        <w:t xml:space="preserve">(1994–2005), Shor’s factoring algorithm </w:t>
       </w:r>
       <w:r>
         <w:fldChar w:fldCharType="begin"/>
@@ -5600,7 +5600,7 @@
         <w:t xml:space="preserve"> </w:t>
       </w:r>
       <w:r>
-        <w:t xml:space="preserve">established that quantum computers could outperform classical ones on practically important tasks, and</w:t>
+        <w:t xml:space="preserve">showed that quantum computers could outperform classical ones on practically important tasks. Robotics entered the picture as theory:</w:t>
       </w:r>
       <w:r>
         <w:t xml:space="preserve"> </w:t>
@@ -5624,7 +5624,7 @@
         <w:t xml:space="preserve"> </w:t>
       </w:r>
       <w:r>
-        <w:t xml:space="preserve">introduced the concept of a</w:t>
+        <w:t xml:space="preserve">introduced the</w:t>
       </w:r>
       <w:r>
         <w:t xml:space="preserve"> </w:t>
@@ -5637,7 +5637,51 @@
         <w:t xml:space="preserve">quantum robot</w:t>
       </w:r>
       <w:r>
-        <w:t xml:space="preserve">, a mobile quantum system carrying an onboard quantum computer and interacting with its environment. In the</w:t>
+        <w:t xml:space="preserve">, a mobile quantum system carrying an onboard quantum computer and interacting with its environment, and later showed that such a robot gains nothing from Grover search when it must move through the region it searches </w:t>
+      </w:r>
+      <w:r>
+        <w:fldChar w:fldCharType="begin"/>
+      </w:r>
+      <w:r>
+        <w:instrText xml:space="preserve">ADDIN CSL_CITATION {"citationID":"MENDELEY_CITATION_63","citationItems":[{"id":"ITEM-63","isTemporary":false,"itemData":{"URL":"https://arxiv.org/abs/quant-ph/0003006","author":[{"family":"Benioff","given":"Paul"}],"collection-title":"Contemporary mathematics","container-title":"Quantum computation and information","editor":[{"family":"Lomonaco","given":"Samuel J.","suffix":"Jr."},{"family":"Brandt","given":"Howard E."}],"id":"Benioff2002","issued":{"date-parts":[[2002]]},"publisher":"American Mathematical Society","publisher-place":"Providence, RI","title":"Space searches with a quantum robot","type":"chapter","volume":"305"}}],"isEdited":false,"manualOverride":{"citeprocText":"(Benioff 2002)","isManuallyOverridden":false,"manualOverrideText":""},"mendeley":{"formattedCitation":"(Benioff 2002)","plainTextFormattedCitation":"(Benioff 2002)","previouslyFormattedCitation":"(Benioff 2002)"},"properties":{"noteIndex":0},"schema":"https://github.com/citation-style-language/schema/raw/master/csl-citation.json"}</w:instrText>
+      </w:r>
+      <w:r>
+        <w:fldChar w:fldCharType="separate"/>
+      </w:r>
+      <w:r>
+        <w:t xml:space="preserve">(Benioff 2002)</w:t>
+      </w:r>
+      <w:r>
+        <w:fldChar w:fldCharType="end"/>
+      </w:r>
+      <w:r>
+        <w:t xml:space="preserve">, while quantum-inspired evolutionary algorithms brought quantum ideas to classical optimization </w:t>
+      </w:r>
+      <w:r>
+        <w:fldChar w:fldCharType="begin"/>
+      </w:r>
+      <w:r>
+        <w:instrText xml:space="preserve">ADDIN CSL_CITATION {"citationID":"MENDELEY_CITATION_64","citationItems":[{"id":"ITEM-64","isTemporary":false,"itemData":{"DOI":"10.1109/TEVC.2002.804320","author":[{"family":"Han","given":"Kuk-Hyun"},{"family":"Kim","given":"Jong-Hwan"}],"container-title":"IEEE Transactions on Evolutionary Computation","id":"Han2002","issue":"6","issued":{"date-parts":[[2002]]},"page":"580-593","publisher":"IEEE","title":"Quantum-inspired evolutionary algorithm for a class of combinatorial optimization","type":"article-journal","volume":"6"}}],"isEdited":false,"manualOverride":{"citeprocText":"(Han and Kim 2002)","isManuallyOverridden":false,"manualOverrideText":""},"mendeley":{"formattedCitation":"(Han and Kim 2002)","plainTextFormattedCitation":"(Han and Kim 2002)","previouslyFormattedCitation":"(Han and Kim 2002)"},"properties":{"noteIndex":0},"schema":"https://github.com/citation-style-language/schema/raw/master/csl-citation.json"}</w:instrText>
+      </w:r>
+      <w:r>
+        <w:fldChar w:fldCharType="separate"/>
+      </w:r>
+      <w:r>
+        <w:t xml:space="preserve">(Han and Kim 2002)</w:t>
+      </w:r>
+      <w:r>
+        <w:fldChar w:fldCharType="end"/>
+      </w:r>
+      <w:r>
+        <w:t xml:space="preserve">.</w:t>
+      </w:r>
+    </w:p>
+    <w:p>
+      <w:pPr>
+        <w:pStyle w:val="BodyText"/>
+      </w:pPr>
+      <w:r>
+        <w:t xml:space="preserve">In the</w:t>
       </w:r>
       <w:r>
         <w:t xml:space="preserve"> </w:t>
@@ -5662,7 +5706,7 @@
         <w:fldChar w:fldCharType="begin"/>
       </w:r>
       <w:r>
-        <w:instrText xml:space="preserve">ADDIN CSL_CITATION {"citationID":"MENDELEY_CITATION_63","citationItems":[{"id":"ITEM-63","isTemporary":false,"itemData":{"DOI":"10.1017/S0263574705002596","author":[{"family":"Dong","given":"Daoyi"},{"family":"Chen","given":"Chunlin"},{"family":"Zhang","given":"Chenbin"},{"family":"Chen","given":"Zonghai"}],"container-title":"Robotica","id":"Dong2006","issue":"4","issued":{"date-parts":[[2006]]},"page":"513-521","title":"Quantum robot: Structure, algorithms and applications","title-short":"Quantum robot","type":"article-journal","volume":"24"},"suppress-author":false}],"isEdited":false,"manualOverride":{"citeprocText":"Dong et al. (2006)","isManuallyOverridden":false,"manualOverrideText":""},"mendeley":{"formattedCitation":"Dong et al. (2006)","plainTextFormattedCitation":"Dong et al. (2006)","previouslyFormattedCitation":"Dong et al. (2006)"},"properties":{"noteIndex":0},"schema":"https://github.com/citation-style-language/schema/raw/master/csl-citation.json"}</w:instrText>
+        <w:instrText xml:space="preserve">ADDIN CSL_CITATION {"citationID":"MENDELEY_CITATION_65","citationItems":[{"id":"ITEM-65","isTemporary":false,"itemData":{"DOI":"10.1017/S0263574705002596","author":[{"family":"Dong","given":"Daoyi"},{"family":"Chen","given":"Chunlin"},{"family":"Zhang","given":"Chenbin"},{"family":"Chen","given":"Zonghai"}],"container-title":"Robotica","id":"Dong2006","issue":"4","issued":{"date-parts":[[2006]]},"page":"513-521","title":"Quantum robot: Structure, algorithms and applications","title-short":"Quantum robot","type":"article-journal","volume":"24"},"suppress-author":false}],"isEdited":false,"manualOverride":{"citeprocText":"Dong et al. (2006)","isManuallyOverridden":false,"manualOverrideText":""},"mendeley":{"formattedCitation":"Dong et al. (2006)","plainTextFormattedCitation":"Dong et al. (2006)","previouslyFormattedCitation":"Dong et al. (2006)"},"properties":{"noteIndex":0},"schema":"https://github.com/citation-style-language/schema/raw/master/csl-citation.json"}</w:instrText>
       </w:r>
       <w:r>
         <w:fldChar w:fldCharType="separate"/>
@@ -5683,7 +5727,7 @@
         <w:fldChar w:fldCharType="begin"/>
       </w:r>
       <w:r>
-        <w:instrText xml:space="preserve">ADDIN CSL_CITATION {"citationID":"MENDELEY_CITATION_64","citationItems":[{"id":"ITEM-64","isTemporary":false,"itemData":{"DOI":"10.1109/TSMCB.2008.925743","author":[{"family":"Dong","given":"Daoyi"},{"family":"Chen","given":"Chunlin"},{"family":"Li","given":"Hanxiong"},{"family":"Tarn","given":"Tzyh-Jong"}],"container-title":"IEEE Transactions on Systems, Man, and Cybernetics, Part B (Cybernetics)","id":"Dong2008","issue":"5","issued":{"date-parts":[[2008]]},"page":"1207-1220","title":"Quantum reinforcement learning","type":"article-journal","volume":"38"}}],"isEdited":false,"manualOverride":{"citeprocText":"(Dong et al. 2008)","isManuallyOverridden":false,"manualOverrideText":""},"mendeley":{"formattedCitation":"(Dong et al. 2008)","plainTextFormattedCitation":"(Dong et al. 2008)","previouslyFormattedCitation":"(Dong et al. 2008)"},"properties":{"noteIndex":0},"schema":"https://github.com/citation-style-language/schema/raw/master/csl-citation.json"}</w:instrText>
+        <w:instrText xml:space="preserve">ADDIN CSL_CITATION {"citationID":"MENDELEY_CITATION_66","citationItems":[{"id":"ITEM-66","isTemporary":false,"itemData":{"DOI":"10.1109/TSMCB.2008.925743","author":[{"family":"Dong","given":"Daoyi"},{"family":"Chen","given":"Chunlin"},{"family":"Li","given":"Hanxiong"},{"family":"Tarn","given":"Tzyh-Jong"}],"container-title":"IEEE Transactions on Systems, Man, and Cybernetics, Part B (Cybernetics)","id":"Dong2008","issue":"5","issued":{"date-parts":[[2008]]},"page":"1207-1220","title":"Quantum reinforcement learning","type":"article-journal","volume":"38"}}],"isEdited":false,"manualOverride":{"citeprocText":"(Dong et al. 2008)","isManuallyOverridden":false,"manualOverrideText":""},"mendeley":{"formattedCitation":"(Dong et al. 2008)","plainTextFormattedCitation":"(Dong et al. 2008)","previouslyFormattedCitation":"(Dong et al. 2008)"},"properties":{"noteIndex":0},"schema":"https://github.com/citation-style-language/schema/raw/master/csl-citation.json"}</w:instrText>
       </w:r>
       <w:r>
         <w:fldChar w:fldCharType="separate"/>
@@ -5701,7 +5745,7 @@
         <w:fldChar w:fldCharType="begin"/>
       </w:r>
       <w:r>
-        <w:instrText xml:space="preserve">ADDIN CSL_CITATION {"citationID":"MENDELEY_CITATION_65","citationItems":[{"id":"ITEM-65","isTemporary":false,"itemData":{"DOI":"10.1103/PhysRevLett.103.150502","author":[{"family":"Harrow","given":"Aram W."},{"family":"Hassidim","given":"Avinatan"},{"family":"Lloyd","given":"Seth"}],"container-title":"Physical Review Letters","id":"Harrow2009","issue":"15","issued":{"date-parts":[[2009]]},"page":"150502","publisher":"American Physical Society","title":"Quantum algorithm for linear systems of equations","type":"article-journal","volume":"103"}}],"isEdited":false,"manualOverride":{"citeprocText":"(Harrow, Hassidim, and Lloyd 2009)","isManuallyOverridden":false,"manualOverrideText":""},"mendeley":{"formattedCitation":"(Harrow, Hassidim, and Lloyd 2009)","plainTextFormattedCitation":"(Harrow, Hassidim, and Lloyd 2009)","previouslyFormattedCitation":"(Harrow, Hassidim, and Lloyd 2009)"},"properties":{"noteIndex":0},"schema":"https://github.com/citation-style-language/schema/raw/master/csl-citation.json"}</w:instrText>
+        <w:instrText xml:space="preserve">ADDIN CSL_CITATION {"citationID":"MENDELEY_CITATION_67","citationItems":[{"id":"ITEM-67","isTemporary":false,"itemData":{"DOI":"10.1103/PhysRevLett.103.150502","author":[{"family":"Harrow","given":"Aram W."},{"family":"Hassidim","given":"Avinatan"},{"family":"Lloyd","given":"Seth"}],"container-title":"Physical Review Letters","id":"Harrow2009","issue":"15","issued":{"date-parts":[[2009]]},"page":"150502","publisher":"American Physical Society","title":"Quantum algorithm for linear systems of equations","type":"article-journal","volume":"103"}}],"isEdited":false,"manualOverride":{"citeprocText":"(Harrow, Hassidim, and Lloyd 2009)","isManuallyOverridden":false,"manualOverrideText":""},"mendeley":{"formattedCitation":"(Harrow, Hassidim, and Lloyd 2009)","plainTextFormattedCitation":"(Harrow, Hassidim, and Lloyd 2009)","previouslyFormattedCitation":"(Harrow, Hassidim, and Lloyd 2009)"},"properties":{"noteIndex":0},"schema":"https://github.com/citation-style-language/schema/raw/master/csl-citation.json"}</w:instrText>
       </w:r>
       <w:r>
         <w:fldChar w:fldCharType="separate"/>
@@ -5719,7 +5763,7 @@
         <w:fldChar w:fldCharType="begin"/>
       </w:r>
       <w:r>
-        <w:instrText xml:space="preserve">ADDIN CSL_CITATION {"citationID":"MENDELEY_CITATION_66","citationItems":[{"id":"ITEM-66","isTemporary":false,"itemData":{"DOI":"10.1038/nature10012","author":[{"family":"Johnson","given":"M. W."},{"family":"Amin","given":"M. H. S."},{"family":"Gildert","given":"S."},{"family":"Lanting","given":"T."},{"family":"Hamze","given":"F."},{"family":"Dickson","given":"N."},{"family":"Harris","given":"R."},{"family":"Berkley","given":"A. J."},{"family":"Johansson","given":"J."},{"family":"Bunyk","given":"P."},{"family":"Chapple","given":"E. M."},{"family":"Enderud","given":"C."},{"family":"Hilton","given":"J. P."},{"family":"Karimi","given":"K."},{"family":"Ladizinsky","given":"E."},{"family":"Ladizinsky","given":"N."},{"family":"Oh","given":"T."},{"family":"Perminov","given":"I."},{"family":"Rich","given":"C."},{"family":"Thom","given":"M. C."},{"family":"Tolkacheva","given":"E."},{"family":"Truncik","given":"C. J. S."},{"family":"Uchaikin","given":"S."},{"family":"Wang","given":"J."},{"family":"Wilson","given":"B."},{"family":"Rose","given":"G."}],"container-title":"Nature","id":"Johnson2011","issue":"7346","issued":{"date-parts":[[2011]]},"page":"194-198","publisher":"Nature Publishing Group","title":"Quantum annealing with manufactured spins","type":"article-journal","volume":"473"}}],"isEdited":false,"manualOverride":{"citeprocText":"(Johnson et al. 2011)","isManuallyOverridden":false,"manualOverrideText":""},"mendeley":{"formattedCitation":"(Johnson et al. 2011)","plainTextFormattedCitation":"(Johnson et al. 2011)","previouslyFormattedCitation":"(Johnson et al. 2011)"},"properties":{"noteIndex":0},"schema":"https://github.com/citation-style-language/schema/raw/master/csl-citation.json"}</w:instrText>
+        <w:instrText xml:space="preserve">ADDIN CSL_CITATION {"citationID":"MENDELEY_CITATION_68","citationItems":[{"id":"ITEM-68","isTemporary":false,"itemData":{"DOI":"10.1038/nature10012","author":[{"family":"Johnson","given":"M. W."},{"family":"Amin","given":"M. H. S."},{"family":"Gildert","given":"S."},{"family":"Lanting","given":"T."},{"family":"Hamze","given":"F."},{"family":"Dickson","given":"N."},{"family":"Harris","given":"R."},{"family":"Berkley","given":"A. J."},{"family":"Johansson","given":"J."},{"family":"Bunyk","given":"P."},{"family":"Chapple","given":"E. M."},{"family":"Enderud","given":"C."},{"family":"Hilton","given":"J. P."},{"family":"Karimi","given":"K."},{"family":"Ladizinsky","given":"E."},{"family":"Ladizinsky","given":"N."},{"family":"Oh","given":"T."},{"family":"Perminov","given":"I."},{"family":"Rich","given":"C."},{"family":"Thom","given":"M. C."},{"family":"Tolkacheva","given":"E."},{"family":"Truncik","given":"C. J. S."},{"family":"Uchaikin","given":"S."},{"family":"Wang","given":"J."},{"family":"Wilson","given":"B."},{"family":"Rose","given":"G."}],"container-title":"Nature","id":"Johnson2011","issue":"7346","issued":{"date-parts":[[2011]]},"page":"194-198","publisher":"Nature Publishing Group","title":"Quantum annealing with manufactured spins","type":"article-journal","volume":"473"}}],"isEdited":false,"manualOverride":{"citeprocText":"(Johnson et al. 2011)","isManuallyOverridden":false,"manualOverrideText":""},"mendeley":{"formattedCitation":"(Johnson et al. 2011)","plainTextFormattedCitation":"(Johnson et al. 2011)","previouslyFormattedCitation":"(Johnson et al. 2011)"},"properties":{"noteIndex":0},"schema":"https://github.com/citation-style-language/schema/raw/master/csl-citation.json"}</w:instrText>
       </w:r>
       <w:r>
         <w:fldChar w:fldCharType="separate"/>
@@ -5737,7 +5781,7 @@
         <w:fldChar w:fldCharType="begin"/>
       </w:r>
       <w:r>
-        <w:instrText xml:space="preserve">ADDIN CSL_CITATION {"citationID":"MENDELEY_CITATION_67","citationItems":[{"id":"ITEM-67","isTemporary":false,"itemData":{"DOI":"10.1038/ncomms5213","author":[{"family":"Peruzzo","given":"Alberto"},{"family":"McClean","given":"Jarrod"},{"family":"Shadbolt","given":"Peter"},{"family":"Yung","given":"Man-Hong"},{"family":"Zhou","given":"Xiao-Qi"},{"family":"Love","given":"Peter J."},{"family":"Aspuru-Guzik","given":"Alán"},{"family":"O’Brien","given":"Jeremy L."}],"container-title":"Nature Communications","id":"Peruzzo2014","issue":"1","issued":{"date-parts":[[2014]]},"page":"4213","publisher":"Nature Publishing Group","title":"A variational eigenvalue solver on a photonic quantum processor","type":"article-journal","volume":"5"}}],"isEdited":false,"manualOverride":{"citeprocText":"(Peruzzo et al. 2014)","isManuallyOverridden":false,"manualOverrideText":""},"mendeley":{"formattedCitation":"(Peruzzo et al. 2014)","plainTextFormattedCitation":"(Peruzzo et al. 2014)","previouslyFormattedCitation":"(Peruzzo et al. 2014)"},"properties":{"noteIndex":0},"schema":"https://github.com/citation-style-language/schema/raw/master/csl-citation.json"}</w:instrText>
+        <w:instrText xml:space="preserve">ADDIN CSL_CITATION {"citationID":"MENDELEY_CITATION_69","citationItems":[{"id":"ITEM-69","isTemporary":false,"itemData":{"DOI":"10.1038/ncomms5213","author":[{"family":"Peruzzo","given":"Alberto"},{"family":"McClean","given":"Jarrod"},{"family":"Shadbolt","given":"Peter"},{"family":"Yung","given":"Man-Hong"},{"family":"Zhou","given":"Xiao-Qi"},{"family":"Love","given":"Peter J."},{"family":"Aspuru-Guzik","given":"Alán"},{"family":"O’Brien","given":"Jeremy L."}],"container-title":"Nature Communications","id":"Peruzzo2014","issue":"1","issued":{"date-parts":[[2014]]},"page":"4213","publisher":"Nature Publishing Group","title":"A variational eigenvalue solver on a photonic quantum processor","type":"article-journal","volume":"5"}}],"isEdited":false,"manualOverride":{"citeprocText":"(Peruzzo et al. 2014)","isManuallyOverridden":false,"manualOverrideText":""},"mendeley":{"formattedCitation":"(Peruzzo et al. 2014)","plainTextFormattedCitation":"(Peruzzo et al. 2014)","previouslyFormattedCitation":"(Peruzzo et al. 2014)"},"properties":{"noteIndex":0},"schema":"https://github.com/citation-style-language/schema/raw/master/csl-citation.json"}</w:instrText>
       </w:r>
       <w:r>
         <w:fldChar w:fldCharType="separate"/>
@@ -5758,7 +5802,7 @@
         <w:fldChar w:fldCharType="begin"/>
       </w:r>
       <w:r>
-        <w:instrText xml:space="preserve">ADDIN CSL_CITATION {"citationID":"MENDELEY_CITATION_68","citationItems":[{"id":"ITEM-68","isTemporary":false,"itemData":{"URL":"https://arxiv.org/abs/1411.4028","author":[{"family":"Farhi","given":"Edward"},{"family":"Goldstone","given":"Jeffrey"},{"family":"Gutmann","given":"Sam"}],"id":"Farhi2014","issued":{"date-parts":[[2014]]},"title":"A quantum approximate optimization algorithm","type":""}}],"isEdited":false,"manualOverride":{"citeprocText":"(Farhi, Goldstone, and Gutmann 2014)","isManuallyOverridden":false,"manualOverrideText":""},"mendeley":{"formattedCitation":"(Farhi, Goldstone, and Gutmann 2014)","plainTextFormattedCitation":"(Farhi, Goldstone, and Gutmann 2014)","previouslyFormattedCitation":"(Farhi, Goldstone, and Gutmann 2014)"},"properties":{"noteIndex":0},"schema":"https://github.com/citation-style-language/schema/raw/master/csl-citation.json"}</w:instrText>
+        <w:instrText xml:space="preserve">ADDIN CSL_CITATION {"citationID":"MENDELEY_CITATION_70","citationItems":[{"id":"ITEM-70","isTemporary":false,"itemData":{"URL":"https://arxiv.org/abs/1411.4028","author":[{"family":"Farhi","given":"Edward"},{"family":"Goldstone","given":"Jeffrey"},{"family":"Gutmann","given":"Sam"}],"id":"Farhi2014","issued":{"date-parts":[[2014]]},"title":"A quantum approximate optimization algorithm","type":""}}],"isEdited":false,"manualOverride":{"citeprocText":"(Farhi, Goldstone, and Gutmann 2014)","isManuallyOverridden":false,"manualOverrideText":""},"mendeley":{"formattedCitation":"(Farhi, Goldstone, and Gutmann 2014)","plainTextFormattedCitation":"(Farhi, Goldstone, and Gutmann 2014)","previouslyFormattedCitation":"(Farhi, Goldstone, and Gutmann 2014)"},"properties":{"noteIndex":0},"schema":"https://github.com/citation-style-language/schema/raw/master/csl-citation.json"}</w:instrText>
       </w:r>
       <w:r>
         <w:fldChar w:fldCharType="separate"/>
@@ -5773,7 +5817,61 @@
         <w:t xml:space="preserve"> </w:t>
       </w:r>
       <w:r>
-        <w:t xml:space="preserve">introduced the variational paradigm. In the</w:t>
+        <w:t xml:space="preserve">introduced the variational paradigm. The first robotics results of this era ran on classical hardware or on sensors rather than quantum computers: quantum-inspired reinforcement learning drove a physical robot </w:t>
+      </w:r>
+      <w:r>
+        <w:fldChar w:fldCharType="begin"/>
+      </w:r>
+      <w:r>
+        <w:instrText xml:space="preserve">ADDIN CSL_CITATION {"citationID":"MENDELEY_CITATION_71","citationItems":[{"id":"ITEM-71","isTemporary":false,"itemData":{"DOI":"10.1109/TMECH.2010.2090896","author":[{"family":"Dong","given":"Daoyi"},{"family":"Chen","given":"Chunlin"},{"family":"Chu","given":"Jian"},{"family":"Tarn","given":"Tzyh-Jong"}],"container-title":"IEEE/ASME Transactions on Mechatronics","id":"Dong2012","issue":"1","issued":{"date-parts":[[2012]]},"page":"86-97","publisher":"IEEE","title":"Robust quantum-inspired reinforcement learning for robot navigation","type":"article-journal","volume":"17"}}],"isEdited":false,"manualOverride":{"citeprocText":"(Dong et al. 2012)","isManuallyOverridden":false,"manualOverrideText":""},"mendeley":{"formattedCitation":"(Dong et al. 2012)","plainTextFormattedCitation":"(Dong et al. 2012)","previouslyFormattedCitation":"(Dong et al. 2012)"},"properties":{"noteIndex":0},"schema":"https://github.com/citation-style-language/schema/raw/master/csl-citation.json"}</w:instrText>
+      </w:r>
+      <w:r>
+        <w:fldChar w:fldCharType="separate"/>
+      </w:r>
+      <w:r>
+        <w:t xml:space="preserve">(Dong et al. 2012)</w:t>
+      </w:r>
+      <w:r>
+        <w:fldChar w:fldCharType="end"/>
+      </w:r>
+      <w:r>
+        <w:t xml:space="preserve">, an atom-interferometric accelerometer flew on an aircraft </w:t>
+      </w:r>
+      <w:r>
+        <w:fldChar w:fldCharType="begin"/>
+      </w:r>
+      <w:r>
+        <w:instrText xml:space="preserve">ADDIN CSL_CITATION {"citationID":"MENDELEY_CITATION_72","citationItems":[{"id":"ITEM-72","isTemporary":false,"itemData":{"DOI":"10.1038/ncomms1479","author":[{"family":"Geiger","given":"R."},{"family":"Ménoret","given":"V."},{"family":"Stern","given":"G."},{"family":"Zahzam","given":"N."},{"family":"Cheinet","given":"P."},{"family":"Battelier","given":"B."},{"family":"Villing","given":"A."},{"family":"Moron","given":"F."},{"family":"Lours","given":"M."},{"family":"Bidel","given":"Y."},{"family":"Bresson","given":"A."},{"family":"Landragin","given":"A."},{"family":"Bouyer","given":"P."}],"container-title":"Nature Communications","id":"Geiger2011","issued":{"date-parts":[[2011]]},"page":"474","title":"Detecting inertial effects with airborne matter-wave interferometry","type":"article-journal","volume":"2"}}],"isEdited":false,"manualOverride":{"citeprocText":"(Geiger et al. 2011)","isManuallyOverridden":false,"manualOverrideText":""},"mendeley":{"formattedCitation":"(Geiger et al. 2011)","plainTextFormattedCitation":"(Geiger et al. 2011)","previouslyFormattedCitation":"(Geiger et al. 2011)"},"properties":{"noteIndex":0},"schema":"https://github.com/citation-style-language/schema/raw/master/csl-citation.json"}</w:instrText>
+      </w:r>
+      <w:r>
+        <w:fldChar w:fldCharType="separate"/>
+      </w:r>
+      <w:r>
+        <w:t xml:space="preserve">(Geiger et al. 2011)</w:t>
+      </w:r>
+      <w:r>
+        <w:fldChar w:fldCharType="end"/>
+      </w:r>
+      <w:r>
+        <w:t xml:space="preserve">, and planning problems were first mapped to a quantum annealer </w:t>
+      </w:r>
+      <w:r>
+        <w:fldChar w:fldCharType="begin"/>
+      </w:r>
+      <w:r>
+        <w:instrText xml:space="preserve">ADDIN CSL_CITATION {"citationID":"MENDELEY_CITATION_73","citationItems":[{"id":"ITEM-73","isTemporary":false,"itemData":{"DOI":"10.1007/s11128-014-0892-x","author":[{"family":"Rieffel","given":"Eleanor G."},{"family":"Venturelli","given":"Davide"},{"family":"O’Gorman","given":"Bryan"},{"family":"Do","given":"Minh B."},{"family":"Prystay","given":"Elicia M."},{"family":"Smelyanskiy","given":"Vadim N."}],"container-title":"Quantum Information Processing","id":"Rieffel2015","issue":"1","issued":{"date-parts":[[2015]]},"page":"1-36","title":"A case study in programming a quantum annealer for hard operational planning problems","type":"article-journal","volume":"14"}}],"isEdited":false,"manualOverride":{"citeprocText":"(Rieffel et al. 2015)","isManuallyOverridden":false,"manualOverrideText":""},"mendeley":{"formattedCitation":"(Rieffel et al. 2015)","plainTextFormattedCitation":"(Rieffel et al. 2015)","previouslyFormattedCitation":"(Rieffel et al. 2015)"},"properties":{"noteIndex":0},"schema":"https://github.com/citation-style-language/schema/raw/master/csl-citation.json"}</w:instrText>
+      </w:r>
+      <w:r>
+        <w:fldChar w:fldCharType="separate"/>
+      </w:r>
+      <w:r>
+        <w:t xml:space="preserve">(Rieffel et al. 2015)</w:t>
+      </w:r>
+      <w:r>
+        <w:fldChar w:fldCharType="end"/>
+      </w:r>
+      <w:r>
+        <w:t xml:space="preserve">. In the</w:t>
       </w:r>
       <w:r>
         <w:t xml:space="preserve"> </w:t>
@@ -5789,16 +5887,16 @@
         <w:t xml:space="preserve"> </w:t>
       </w:r>
       <w:r>
-        <w:t xml:space="preserve">(2016-present),</w:t>
-      </w:r>
-      <w:r>
-        <w:t xml:space="preserve"> </w:t>
-      </w:r>
-      <w:r>
-        <w:fldChar w:fldCharType="begin"/>
-      </w:r>
-      <w:r>
-        <w:instrText xml:space="preserve">ADDIN CSL_CITATION {"citationID":"MENDELEY_CITATION_69","citationItems":[{"id":"ITEM-69","isTemporary":false,"itemData":{"DOI":"10.22331/q-2018-08-06-79","author":[{"family":"Preskill","given":"John"}],"container-title":"Quantum","id":"Preskill2018","issued":{"date-parts":[[2018]]},"page":"79","publisher":"Verein zur Förderung des Open Access Publizierens in den Quantenwissenschaften","title":"Quantum computing in the NISQ era and beyond","type":"article-journal","volume":"2"},"suppress-author":false}],"isEdited":false,"manualOverride":{"citeprocText":"Preskill (2018)","isManuallyOverridden":false,"manualOverrideText":""},"mendeley":{"formattedCitation":"Preskill (2018)","plainTextFormattedCitation":"Preskill (2018)","previouslyFormattedCitation":"Preskill (2018)"},"properties":{"noteIndex":0},"schema":"https://github.com/citation-style-language/schema/raw/master/csl-citation.json"}</w:instrText>
+        <w:t xml:space="preserve">(2016–present), public cloud access opened gate-based processors to robotics groups,</w:t>
+      </w:r>
+      <w:r>
+        <w:t xml:space="preserve"> </w:t>
+      </w:r>
+      <w:r>
+        <w:fldChar w:fldCharType="begin"/>
+      </w:r>
+      <w:r>
+        <w:instrText xml:space="preserve">ADDIN CSL_CITATION {"citationID":"MENDELEY_CITATION_74","citationItems":[{"id":"ITEM-74","isTemporary":false,"itemData":{"DOI":"10.22331/q-2018-08-06-79","author":[{"family":"Preskill","given":"John"}],"container-title":"Quantum","id":"Preskill2018","issued":{"date-parts":[[2018]]},"page":"79","publisher":"Verein zur Förderung des Open Access Publizierens in den Quantenwissenschaften","title":"Quantum computing in the NISQ era and beyond","type":"article-journal","volume":"2"},"suppress-author":false}],"isEdited":false,"manualOverride":{"citeprocText":"Preskill (2018)","isManuallyOverridden":false,"manualOverrideText":""},"mendeley":{"formattedCitation":"Preskill (2018)","plainTextFormattedCitation":"Preskill (2018)","previouslyFormattedCitation":"Preskill (2018)"},"properties":{"noteIndex":0},"schema":"https://github.com/citation-style-language/schema/raw/master/csl-citation.json"}</w:instrText>
       </w:r>
       <w:r>
         <w:fldChar w:fldCharType="separate"/>
@@ -5813,13 +5911,13 @@
         <w:t xml:space="preserve"> </w:t>
       </w:r>
       <w:r>
-        <w:t xml:space="preserve">named the regime of noisy 50–100-qubit devices, Google’s Sycamore processor performed a random-circuit sampling task beyond the reach of classical simulation at the time </w:t>
-      </w:r>
-      <w:r>
-        <w:fldChar w:fldCharType="begin"/>
-      </w:r>
-      <w:r>
-        <w:instrText xml:space="preserve">ADDIN CSL_CITATION {"citationID":"MENDELEY_CITATION_70","citationItems":[{"id":"ITEM-70","isTemporary":false,"itemData":{"DOI":"10.1038/s41586-019-1666-5","author":[{"family":"Arute","given":"Frank"},{"family":"Arya","given":"Kunal"},{"family":"Babbush","given":"Ryan"},{"family":"Bacon","given":"Dave"},{"family":"Bardin","given":"Joseph C."},{"family":"Barends","given":"Rami"},{"family":"Biswas","given":"Rupak"},{"family":"Boixo","given":"Sergio"},{"family":"Brandao","given":"Fernando G. S. L."},{"family":"Buell","given":"David A."},{"family":"Burkett","given":"Brian"},{"family":"Chen","given":"Yu"},{"family":"Chen","given":"Zijun"},{"family":"Chiaro","given":"Ben"},{"family":"Collins","given":"Roberto"},{"family":"Courtney","given":"William"},{"family":"Dunsworth","given":"Andrew"},{"family":"Farhi","given":"Edward"},{"family":"Foxen","given":"Brooks"},{"family":"Fowler","given":"Austin"},{"family":"Gidney","given":"Craig"},{"family":"Giustina","given":"Marissa"},{"family":"Graff","given":"Rob"},{"family":"Guerin","given":"Keith"},{"family":"Habegger","given":"Steve"},{"family":"Harrigan","given":"Matthew P."},{"family":"Hartmann","given":"Michael J."},{"family":"Ho","given":"Alan"},{"family":"Hoffmann","given":"Markus"},{"family":"Huang","given":"Trent"},{"family":"Humble","given":"Travis S."},{"family":"Isakov","given":"Sergei V."},{"family":"Jeffrey","given":"Evan"},{"family":"Jiang","given":"Zhang"},{"family":"Kafri","given":"Dvir"},{"family":"Kechedzhi","given":"Kostyantyn"},{"family":"Kelly","given":"Julian"},{"family":"Klimov","given":"Paul V."},{"family":"Knysh","given":"Sergey"},{"family":"Korotkov","given":"Alexander"},{"family":"Kostritsa","given":"Fedor"},{"family":"Landhuis","given":"David"},{"family":"Lindmark","given":"Mike"},{"family":"Lucero","given":"Erik"},{"family":"Lyakh","given":"Dmitry"},{"family":"Mandrà","given":"Salvatore"},{"family":"McClean","given":"Jarrod R."},{"family":"McEwen","given":"Matthew"},{"family":"Megrant","given":"Anthony"},{"family":"Mi","given":"Xiao"},{"family":"Michielsen","given":"Kristel"},{"family":"Mohseni","given":"Masoud"},{"family":"Mutus","given":"Josh"},{"family":"Naaman","given":"Ofer"},{"family":"Neeley","given":"Matthew"},{"family":"Neill","given":"Charles"},{"family":"Niu","given":"Murphy Yuezhen"},{"family":"Ostby","given":"Eric"},{"family":"Petukhov","given":"Andre"},{"family":"Platt","given":"John C."},{"family":"Quintana","given":"Chris"},{"family":"Rieffel","given":"Eleanor G."},{"family":"Roushan","given":"Pedram"},{"family":"Rubin","given":"Nicholas C."},{"family":"Sank","given":"Daniel"},{"family":"Satzinger","given":"Kevin J."},{"family":"Smelyanskiy","given":"Vadim"},{"family":"Sung","given":"Kevin J."},{"family":"Trevithick","given":"Matthew D."},{"family":"Vainsencher","given":"Amit"},{"family":"Villalonga","given":"Benjamin"},{"family":"White","given":"Theodore"},{"family":"Yao","given":"Z. Jamie"},{"family":"Yeh","given":"Ping"},{"family":"Zalcman","given":"Adam"},{"family":"Neven","given":"Hartmut"},{"family":"Martinis","given":"John M."}],"container-title":"Nature","id":"Arute2019","issue":"7779","issued":{"date-parts":[[2019]]},"page":"505-510","title":"Quantum supremacy using a programmable superconducting processor","type":"article-journal","volume":"574"}}],"isEdited":false,"manualOverride":{"citeprocText":"(Arute et al. 2019)","isManuallyOverridden":false,"manualOverrideText":""},"mendeley":{"formattedCitation":"(Arute et al. 2019)","plainTextFormattedCitation":"(Arute et al. 2019)","previouslyFormattedCitation":"(Arute et al. 2019)"},"properties":{"noteIndex":0},"schema":"https://github.com/citation-style-language/schema/raw/master/csl-citation.json"}</w:instrText>
+        <w:t xml:space="preserve">named the regime of noisy 50–100-qubit devices, and Google’s Sycamore processor performed a random-circuit sampling task beyond the reach of classical simulation at the time </w:t>
+      </w:r>
+      <w:r>
+        <w:fldChar w:fldCharType="begin"/>
+      </w:r>
+      <w:r>
+        <w:instrText xml:space="preserve">ADDIN CSL_CITATION {"citationID":"MENDELEY_CITATION_75","citationItems":[{"id":"ITEM-75","isTemporary":false,"itemData":{"DOI":"10.1038/s41586-019-1666-5","author":[{"family":"Arute","given":"Frank"},{"family":"Arya","given":"Kunal"},{"family":"Babbush","given":"Ryan"},{"family":"Bacon","given":"Dave"},{"family":"Bardin","given":"Joseph C."},{"family":"Barends","given":"Rami"},{"family":"Biswas","given":"Rupak"},{"family":"Boixo","given":"Sergio"},{"family":"Brandao","given":"Fernando G. S. L."},{"family":"Buell","given":"David A."},{"family":"Burkett","given":"Brian"},{"family":"Chen","given":"Yu"},{"family":"Chen","given":"Zijun"},{"family":"Chiaro","given":"Ben"},{"family":"Collins","given":"Roberto"},{"family":"Courtney","given":"William"},{"family":"Dunsworth","given":"Andrew"},{"family":"Farhi","given":"Edward"},{"family":"Foxen","given":"Brooks"},{"family":"Fowler","given":"Austin"},{"family":"Gidney","given":"Craig"},{"family":"Giustina","given":"Marissa"},{"family":"Graff","given":"Rob"},{"family":"Guerin","given":"Keith"},{"family":"Habegger","given":"Steve"},{"family":"Harrigan","given":"Matthew P."},{"family":"Hartmann","given":"Michael J."},{"family":"Ho","given":"Alan"},{"family":"Hoffmann","given":"Markus"},{"family":"Huang","given":"Trent"},{"family":"Humble","given":"Travis S."},{"family":"Isakov","given":"Sergei V."},{"family":"Jeffrey","given":"Evan"},{"family":"Jiang","given":"Zhang"},{"family":"Kafri","given":"Dvir"},{"family":"Kechedzhi","given":"Kostyantyn"},{"family":"Kelly","given":"Julian"},{"family":"Klimov","given":"Paul V."},{"family":"Knysh","given":"Sergey"},{"family":"Korotkov","given":"Alexander"},{"family":"Kostritsa","given":"Fedor"},{"family":"Landhuis","given":"David"},{"family":"Lindmark","given":"Mike"},{"family":"Lucero","given":"Erik"},{"family":"Lyakh","given":"Dmitry"},{"family":"Mandrà","given":"Salvatore"},{"family":"McClean","given":"Jarrod R."},{"family":"McEwen","given":"Matthew"},{"family":"Megrant","given":"Anthony"},{"family":"Mi","given":"Xiao"},{"family":"Michielsen","given":"Kristel"},{"family":"Mohseni","given":"Masoud"},{"family":"Mutus","given":"Josh"},{"family":"Naaman","given":"Ofer"},{"family":"Neeley","given":"Matthew"},{"family":"Neill","given":"Charles"},{"family":"Niu","given":"Murphy Yuezhen"},{"family":"Ostby","given":"Eric"},{"family":"Petukhov","given":"Andre"},{"family":"Platt","given":"John C."},{"family":"Quintana","given":"Chris"},{"family":"Rieffel","given":"Eleanor G."},{"family":"Roushan","given":"Pedram"},{"family":"Rubin","given":"Nicholas C."},{"family":"Sank","given":"Daniel"},{"family":"Satzinger","given":"Kevin J."},{"family":"Smelyanskiy","given":"Vadim"},{"family":"Sung","given":"Kevin J."},{"family":"Trevithick","given":"Matthew D."},{"family":"Vainsencher","given":"Amit"},{"family":"Villalonga","given":"Benjamin"},{"family":"White","given":"Theodore"},{"family":"Yao","given":"Z. Jamie"},{"family":"Yeh","given":"Ping"},{"family":"Zalcman","given":"Adam"},{"family":"Neven","given":"Hartmut"},{"family":"Martinis","given":"John M."}],"container-title":"Nature","id":"Arute2019","issue":"7779","issued":{"date-parts":[[2019]]},"page":"505-510","title":"Quantum supremacy using a programmable superconducting processor","type":"article-journal","volume":"574"}}],"isEdited":false,"manualOverride":{"citeprocText":"(Arute et al. 2019)","isManuallyOverridden":false,"manualOverrideText":""},"mendeley":{"formattedCitation":"(Arute et al. 2019)","plainTextFormattedCitation":"(Arute et al. 2019)","previouslyFormattedCitation":"(Arute et al. 2019)"},"properties":{"noteIndex":0},"schema":"https://github.com/citation-style-language/schema/raw/master/csl-citation.json"}</w:instrText>
       </w:r>
       <w:r>
         <w:fldChar w:fldCharType="separate"/>
@@ -5831,49 +5929,31 @@
         <w:fldChar w:fldCharType="end"/>
       </w:r>
       <w:r>
-        <w:t xml:space="preserve">, and cloud access made quantum experimentation widely available. Robotics researchers began to publish quantum and quantum-inspired studies of navigation </w:t>
-      </w:r>
-      <w:r>
-        <w:fldChar w:fldCharType="begin"/>
-      </w:r>
-      <w:r>
-        <w:instrText xml:space="preserve">ADDIN CSL_CITATION {"citationID":"MENDELEY_CITATION_72","citationItems":[{"id":"ITEM-71","isTemporary":false,"itemData":{"DOI":"10.1109/TMECH.2010.2090896","author":[{"family":"Dong","given":"Daoyi"},{"family":"Chen","given":"Chunlin"},{"family":"Chu","given":"Jian"},{"family":"Tarn","given":"Tzyh-Jong"}],"container-title":"IEEE/ASME Transactions on Mechatronics","id":"Dong2012","issue":"1","issued":{"date-parts":[[2012]]},"page":"86-97","publisher":"IEEE","title":"Robust quantum-inspired reinforcement learning for robot navigation","type":"article-journal","volume":"17"}},{"id":"ITEM-72","isTemporary":false,"itemData":{"DOI":"10.1109/ACCESS.2024.3417808","author":[{"family":"Hohenfeld","given":"Hans"},{"family":"Heimann","given":"Dirk"},{"family":"Wiebe","given":"Felix"},{"family":"Kirchner","given":"Frank"}],"container-title":"IEEE Access","id":"Hohenfeld2024","issued":{"date-parts":[[2024]]},"page":"87217-87236","publisher":"IEEE","title":"Quantum deep reinforcement learning for robot navigation tasks","type":"article-journal","volume":"12"}}],"isEdited":false,"manualOverride":{"citeprocText":"(Dong et al. 2012; Hohenfeld et al. 2024)","isManuallyOverridden":false,"manualOverrideText":""},"mendeley":{"formattedCitation":"(Dong et al. 2012; Hohenfeld et al. 2024)","plainTextFormattedCitation":"(Dong et al. 2012; Hohenfeld et al. 2024)","previouslyFormattedCitation":"(Dong et al. 2012; Hohenfeld et al. 2024)"},"properties":{"noteIndex":0},"schema":"https://github.com/citation-style-language/schema/raw/master/csl-citation.json"}</w:instrText>
-      </w:r>
-      <w:r>
-        <w:fldChar w:fldCharType="separate"/>
-      </w:r>
-      <w:r>
-        <w:t xml:space="preserve">(Dong et al. 2012; Hohenfeld et al. 2024)</w:t>
-      </w:r>
-      <w:r>
-        <w:fldChar w:fldCharType="end"/>
-      </w:r>
-      <w:r>
-        <w:t xml:space="preserve">, fleet routing </w:t>
-      </w:r>
-      <w:r>
-        <w:fldChar w:fldCharType="begin"/>
-      </w:r>
-      <w:r>
-        <w:instrText xml:space="preserve">ADDIN CSL_CITATION {"citationID":"MENDELEY_CITATION_74","citationItems":[{"id":"ITEM-73","isTemporary":false,"itemData":{"DOI":"10.3389/fcomp.2019.00009","author":[{"family":"Ohzeki","given":"Masayuki"},{"family":"Miki","given":"Akira"},{"family":"Miyama","given":"Masamichi J."},{"family":"Terabe","given":"Masayoshi"}],"container-title":"Frontiers in Computer Science","id":"Ohzeki2019","issued":{"date-parts":[[2019]]},"page":"9","publisher":"Frontiers Media","title":"Control of automated guided vehicles without collision by quantum annealer and digital devices","type":"article-journal","volume":"1"}},{"id":"ITEM-74","isTemporary":false,"itemData":{"DOI":"10.1145/3293320.3293333","author":[{"family":"Clark","given":"James"},{"family":"West","given":"Tristan"},{"family":"Zammit","given":"Joseph Paul"},{"family":"Guo","given":"Xiaohu"},{"family":"Mason","given":"Luke"},{"family":"Russell","given":"Duncan"}],"container-title":"Proceedings of the international conference on high performance computing in asia-pacific region (HPC Asia 2019)","id":"Clark2019","issued":{"date-parts":[[2019]]},"page":"111-119","publisher":"ACM","publisher-place":"New York, NY, USA","title":"Towards real time multi-robot routing using quantum computing technologies","type":"paper-conference"}}],"isEdited":false,"manualOverride":{"citeprocText":"(Ohzeki et al. 2019; Clark et al. 2019)","isManuallyOverridden":false,"manualOverrideText":""},"mendeley":{"formattedCitation":"(Ohzeki et al. 2019; Clark et al. 2019)","plainTextFormattedCitation":"(Ohzeki et al. 2019; Clark et al. 2019)","previouslyFormattedCitation":"(Ohzeki et al. 2019; Clark et al. 2019)"},"properties":{"noteIndex":0},"schema":"https://github.com/citation-style-language/schema/raw/master/csl-citation.json"}</w:instrText>
-      </w:r>
-      <w:r>
-        <w:fldChar w:fldCharType="separate"/>
-      </w:r>
-      <w:r>
-        <w:t xml:space="preserve">(Ohzeki et al. 2019; Clark et al. 2019)</w:t>
-      </w:r>
-      <w:r>
-        <w:fldChar w:fldCharType="end"/>
-      </w:r>
-      <w:r>
-        <w:t xml:space="preserve">, motion planning </w:t>
-      </w:r>
-      <w:r>
-        <w:fldChar w:fldCharType="begin"/>
-      </w:r>
-      <w:r>
-        <w:instrText xml:space="preserve">ADDIN CSL_CITATION {"citationID":"MENDELEY_CITATION_75","citationItems":[{"id":"ITEM-75","isTemporary":false,"itemData":{"DOI":"10.3390/math10142475","author":[{"family":"Chella","given":"Antonio"},{"family":"Gaglio","given":"Salvatore"},{"family":"Pilato","given":"Giovanni"},{"family":"Vella","given":"Filippo"},{"family":"Zammuto","given":"Salvatore"}],"container-title":"Mathematics","id":"Chella2022","issue":"14","issued":{"date-parts":[[2022]]},"page":"2475","publisher":"MDPI","title":"A quantum planner for robot motion","type":"article-journal","volume":"10"}}],"isEdited":false,"manualOverride":{"citeprocText":"(Chella et al. 2022)","isManuallyOverridden":false,"manualOverrideText":""},"mendeley":{"formattedCitation":"(Chella et al. 2022)","plainTextFormattedCitation":"(Chella et al. 2022)","previouslyFormattedCitation":"(Chella et al. 2022)"},"properties":{"noteIndex":0},"schema":"https://github.com/citation-style-language/schema/raw/master/csl-citation.json"}</w:instrText>
+        <w:t xml:space="preserve">. Quantum robotics then moved from concepts to experiments: annealers routed vehicles and robot fleets </w:t>
+      </w:r>
+      <w:r>
+        <w:fldChar w:fldCharType="begin"/>
+      </w:r>
+      <w:r>
+        <w:instrText xml:space="preserve">ADDIN CSL_CITATION {"citationID":"MENDELEY_CITATION_79","citationItems":[{"id":"ITEM-76","isTemporary":false,"itemData":{"DOI":"10.3389/fict.2017.00029","author":[{"family":"Neukart","given":"Florian"},{"family":"Compostella","given":"Gabriele"},{"family":"Seidel","given":"Christian"},{"dropping-particle":"von","family":"Dollen","given":"David"},{"family":"Yarkoni","given":"Sheir"},{"family":"Parney","given":"Bob"}],"container-title":"Frontiers in ICT","id":"Neukart2017","issued":{"date-parts":[[2017]]},"page":"29","title":"Traffic flow optimization using a quantum annealer","type":"article-journal","volume":"4"}},{"id":"ITEM-77","isTemporary":false,"itemData":{"DOI":"10.3389/fcomp.2019.00009","author":[{"family":"Ohzeki","given":"Masayuki"},{"family":"Miki","given":"Akira"},{"family":"Miyama","given":"Masamichi J."},{"family":"Terabe","given":"Masayoshi"}],"container-title":"Frontiers in Computer Science","id":"Ohzeki2019","issued":{"date-parts":[[2019]]},"page":"9","publisher":"Frontiers Media","title":"Control of automated guided vehicles without collision by quantum annealer and digital devices","type":"article-journal","volume":"1"}},{"id":"ITEM-78","isTemporary":false,"itemData":{"DOI":"10.1145/3293320.3293333","author":[{"family":"Clark","given":"James"},{"family":"West","given":"Tristan"},{"family":"Zammit","given":"Joseph Paul"},{"family":"Guo","given":"Xiaohu"},{"family":"Mason","given":"Luke"},{"family":"Russell","given":"Duncan"}],"container-title":"Proceedings of the international conference on high performance computing in asia-pacific region (HPC Asia 2019)","id":"Clark2019","issued":{"date-parts":[[2019]]},"page":"111-119","publisher":"ACM","publisher-place":"New York, NY, USA","title":"Towards real time multi-robot routing using quantum computing technologies","type":"paper-conference"}},{"id":"ITEM-79","isTemporary":false,"itemData":{"DOI":"10.1038/s41598-025-28481-w","author":[{"family":"Quang","given":"Thinh Nguyen"},{"family":"Matsuyama","given":"Kosuke"},{"family":"Shimizu","given":"Keisuke"},{"family":"Sugano","given":"Hiroki"},{"family":"Kurimoto","given":"Eiji"},{"family":"Miki","given":"Masahiro"},{"family":"Suzuki","given":"Jumpei"},{"family":"Chen","given":"Ziyi"},{"family":"Waidyasooriya","given":"Hasitha Muthumala"},{"family":"Hariyama","given":"Masanori"},{"family":"Hitomi","given":"Masaru"},{"family":"Sawamura","given":"Kenta"},{"family":"Ohzeki","given":"Masayuki"}],"container-title":"Scientific Reports","id":"Quang2025","issued":{"date-parts":[[2025]]},"page":"44047","publisher":"Nature Publishing Group","title":"Quantum annealing-based route optimization for commercial AGV operating systems in large-scale logistics warehouses","type":"article-journal","volume":"15"}}],"isEdited":false,"manualOverride":{"citeprocText":"(Neukart et al. 2017; Ohzeki et al. 2019; Clark et al. 2019; Quang et al. 2025)","isManuallyOverridden":false,"manualOverrideText":""},"mendeley":{"formattedCitation":"(Neukart et al. 2017; Ohzeki et al. 2019; Clark et al. 2019; Quang et al. 2025)","plainTextFormattedCitation":"(Neukart et al. 2017; Ohzeki et al. 2019; Clark et al. 2019; Quang et al. 2025)","previouslyFormattedCitation":"(Neukart et al. 2017; Ohzeki et al. 2019; Clark et al. 2019; Quang et al. 2025)"},"properties":{"noteIndex":0},"schema":"https://github.com/citation-style-language/schema/raw/master/csl-citation.json"}</w:instrText>
+      </w:r>
+      <w:r>
+        <w:fldChar w:fldCharType="separate"/>
+      </w:r>
+      <w:r>
+        <w:t xml:space="preserve">(Neukart et al. 2017; Ohzeki et al. 2019; Clark et al. 2019; Quang et al. 2025)</w:t>
+      </w:r>
+      <w:r>
+        <w:fldChar w:fldCharType="end"/>
+      </w:r>
+      <w:r>
+        <w:t xml:space="preserve">, gate-based circuits were applied to motion planning </w:t>
+      </w:r>
+      <w:r>
+        <w:fldChar w:fldCharType="begin"/>
+      </w:r>
+      <w:r>
+        <w:instrText xml:space="preserve">ADDIN CSL_CITATION {"citationID":"MENDELEY_CITATION_80","citationItems":[{"id":"ITEM-80","isTemporary":false,"itemData":{"DOI":"10.3390/math10142475","author":[{"family":"Chella","given":"Antonio"},{"family":"Gaglio","given":"Salvatore"},{"family":"Pilato","given":"Giovanni"},{"family":"Vella","given":"Filippo"},{"family":"Zammuto","given":"Salvatore"}],"container-title":"Mathematics","id":"Chella2022","issue":"14","issued":{"date-parts":[[2022]]},"page":"2475","publisher":"MDPI","title":"A quantum planner for robot motion","type":"article-journal","volume":"10"}}],"isEdited":false,"manualOverride":{"citeprocText":"(Chella et al. 2022)","isManuallyOverridden":false,"manualOverrideText":""},"mendeley":{"formattedCitation":"(Chella et al. 2022)","plainTextFormattedCitation":"(Chella et al. 2022)","previouslyFormattedCitation":"(Chella et al. 2022)"},"properties":{"noteIndex":0},"schema":"https://github.com/citation-style-language/schema/raw/master/csl-citation.json"}</w:instrText>
       </w:r>
       <w:r>
         <w:fldChar w:fldCharType="separate"/>
@@ -5891,7 +5971,7 @@
         <w:fldChar w:fldCharType="begin"/>
       </w:r>
       <w:r>
-        <w:instrText xml:space="preserve">ADDIN CSL_CITATION {"citationID":"MENDELEY_CITATION_76","citationItems":[{"id":"ITEM-76","isTemporary":false,"itemData":{"DOI":"10.1016/j.robot.2023.104362","author":[{"family":"Chella","given":"Antonio"},{"family":"Gaglio","given":"Salvatore"},{"family":"Mannone","given":"Maria"},{"family":"Pilato","given":"Giovanni"},{"family":"Seidita","given":"Valeria"},{"family":"Vella","given":"Filippo"},{"family":"Zammuto","given":"Salvatore"}],"container-title":"Robotics and Autonomous Systems","id":"Chella2023","issued":{"date-parts":[[2023]]},"page":"104362","publisher":"Elsevier","title":"Quantum planning for swarm robotics","type":"article-journal","volume":"161"}}],"isEdited":false,"manualOverride":{"citeprocText":"(Chella et al. 2023)","isManuallyOverridden":false,"manualOverrideText":""},"mendeley":{"formattedCitation":"(Chella et al. 2023)","plainTextFormattedCitation":"(Chella et al. 2023)","previouslyFormattedCitation":"(Chella et al. 2023)"},"properties":{"noteIndex":0},"schema":"https://github.com/citation-style-language/schema/raw/master/csl-citation.json"}</w:instrText>
+        <w:instrText xml:space="preserve">ADDIN CSL_CITATION {"citationID":"MENDELEY_CITATION_81","citationItems":[{"id":"ITEM-81","isTemporary":false,"itemData":{"DOI":"10.1016/j.robot.2023.104362","author":[{"family":"Chella","given":"Antonio"},{"family":"Gaglio","given":"Salvatore"},{"family":"Mannone","given":"Maria"},{"family":"Pilato","given":"Giovanni"},{"family":"Seidita","given":"Valeria"},{"family":"Vella","given":"Filippo"},{"family":"Zammuto","given":"Salvatore"}],"container-title":"Robotics and Autonomous Systems","id":"Chella2023","issued":{"date-parts":[[2023]]},"page":"104362","publisher":"Elsevier","title":"Quantum planning for swarm robotics","type":"article-journal","volume":"161"}}],"isEdited":false,"manualOverride":{"citeprocText":"(Chella et al. 2023)","isManuallyOverridden":false,"manualOverrideText":""},"mendeley":{"formattedCitation":"(Chella et al. 2023)","plainTextFormattedCitation":"(Chella et al. 2023)","previouslyFormattedCitation":"(Chella et al. 2023)"},"properties":{"noteIndex":0},"schema":"https://github.com/citation-style-language/schema/raw/master/csl-citation.json"}</w:instrText>
       </w:r>
       <w:r>
         <w:fldChar w:fldCharType="separate"/>
@@ -5909,7 +5989,7 @@
         <w:fldChar w:fldCharType="begin"/>
       </w:r>
       <w:r>
-        <w:instrText xml:space="preserve">ADDIN CSL_CITATION {"citationID":"MENDELEY_CITATION_77","citationItems":[{"id":"ITEM-77","isTemporary":false,"itemData":{"DOI":"10.1016/j.robot.2025.105026","author":[{"family":"Antero","given":"Unai"},{"family":"Sierra","given":"Basilio"},{"family":"Oñativia","given":"Jon"},{"family":"Ruiz","given":"Alejandra"},{"family":"Osaba","given":"Eneko"}],"container-title":"Robotics and Autonomous Systems","id":"Antero2025","issued":{"date-parts":[[2025]]},"page":"105026","publisher":"Elsevier","title":"Robot localization aided by quantum algorithms","type":"article-journal","volume":"192"}}],"isEdited":false,"manualOverride":{"citeprocText":"(Antero et al. 2025)","isManuallyOverridden":false,"manualOverrideText":""},"mendeley":{"formattedCitation":"(Antero et al. 2025)","plainTextFormattedCitation":"(Antero et al. 2025)","previouslyFormattedCitation":"(Antero et al. 2025)"},"properties":{"noteIndex":0},"schema":"https://github.com/citation-style-language/schema/raw/master/csl-citation.json"}</w:instrText>
+        <w:instrText xml:space="preserve">ADDIN CSL_CITATION {"citationID":"MENDELEY_CITATION_82","citationItems":[{"id":"ITEM-82","isTemporary":false,"itemData":{"DOI":"10.1016/j.robot.2025.105026","author":[{"family":"Antero","given":"Unai"},{"family":"Sierra","given":"Basilio"},{"family":"Oñativia","given":"Jon"},{"family":"Ruiz","given":"Alejandra"},{"family":"Osaba","given":"Eneko"}],"container-title":"Robotics and Autonomous Systems","id":"Antero2025","issued":{"date-parts":[[2025]]},"page":"105026","publisher":"Elsevier","title":"Robot localization aided by quantum algorithms","type":"article-journal","volume":"192"}}],"isEdited":false,"manualOverride":{"citeprocText":"(Antero et al. 2025)","isManuallyOverridden":false,"manualOverrideText":""},"mendeley":{"formattedCitation":"(Antero et al. 2025)","plainTextFormattedCitation":"(Antero et al. 2025)","previouslyFormattedCitation":"(Antero et al. 2025)"},"properties":{"noteIndex":0},"schema":"https://github.com/citation-style-language/schema/raw/master/csl-citation.json"}</w:instrText>
       </w:r>
       <w:r>
         <w:fldChar w:fldCharType="separate"/>
@@ -5921,13 +6001,13 @@
         <w:fldChar w:fldCharType="end"/>
       </w:r>
       <w:r>
-        <w:t xml:space="preserve">, and kinematics </w:t>
-      </w:r>
-      <w:r>
-        <w:fldChar w:fldCharType="begin"/>
-      </w:r>
-      <w:r>
-        <w:instrText xml:space="preserve">ADDIN CSL_CITATION {"citationID":"MENDELEY_CITATION_78","citationItems":[{"id":"ITEM-78","isTemporary":false,"itemData":{"DOI":"10.1038/s41598-025-12109-0","author":[{"family":"Otani","given":"Takuya"},{"family":"Takanishi","given":"Atsuo"},{"family":"Hara","given":"Nobuyuki"},{"family":"Takita","given":"Yutaka"},{"family":"Kimura","given":"Koichi"}],"container-title":"Scientific Reports","id":"Otani2025","issued":{"date-parts":[[2025]]},"page":"28508","publisher":"Nature Publishing Group","title":"Quantum computation for robot posture optimization","type":"article-journal","volume":"15"}}],"isEdited":false,"manualOverride":{"citeprocText":"(Otani et al. 2025)","isManuallyOverridden":false,"manualOverrideText":""},"mendeley":{"formattedCitation":"(Otani et al. 2025)","plainTextFormattedCitation":"(Otani et al. 2025)","previouslyFormattedCitation":"(Otani et al. 2025)"},"properties":{"noteIndex":0},"schema":"https://github.com/citation-style-language/schema/raw/master/csl-citation.json"}</w:instrText>
+        <w:t xml:space="preserve">, kinematics </w:t>
+      </w:r>
+      <w:r>
+        <w:fldChar w:fldCharType="begin"/>
+      </w:r>
+      <w:r>
+        <w:instrText xml:space="preserve">ADDIN CSL_CITATION {"citationID":"MENDELEY_CITATION_83","citationItems":[{"id":"ITEM-83","isTemporary":false,"itemData":{"DOI":"10.1038/s41598-025-12109-0","author":[{"family":"Otani","given":"Takuya"},{"family":"Takanishi","given":"Atsuo"},{"family":"Hara","given":"Nobuyuki"},{"family":"Takita","given":"Yutaka"},{"family":"Kimura","given":"Koichi"}],"container-title":"Scientific Reports","id":"Otani2025","issued":{"date-parts":[[2025]]},"page":"28508","publisher":"Nature Publishing Group","title":"Quantum computation for robot posture optimization","type":"article-journal","volume":"15"}}],"isEdited":false,"manualOverride":{"citeprocText":"(Otani et al. 2025)","isManuallyOverridden":false,"manualOverrideText":""},"mendeley":{"formattedCitation":"(Otani et al. 2025)","plainTextFormattedCitation":"(Otani et al. 2025)","previouslyFormattedCitation":"(Otani et al. 2025)"},"properties":{"noteIndex":0},"schema":"https://github.com/citation-style-language/schema/raw/master/csl-citation.json"}</w:instrText>
       </w:r>
       <w:r>
         <w:fldChar w:fldCharType="separate"/>
@@ -5939,19 +6019,94 @@
         <w:fldChar w:fldCharType="end"/>
       </w:r>
       <w:r>
-        <w:t xml:space="preserve">, alongside rapid progress in quantum sensing for navigation </w:t>
-      </w:r>
-      <w:r>
-        <w:fldChar w:fldCharType="begin"/>
-      </w:r>
-      <w:r>
-        <w:instrText xml:space="preserve">ADDIN CSL_CITATION {"citationID":"MENDELEY_CITATION_79","citationItems":[{"id":"ITEM-79","isTemporary":false,"itemData":{"DOI":"10.48550/arXiv.2504.08167","URL":"https://arxiv.org/abs/2504.08167","author":[{"family":"Muradoglu","given":"Murat"},{"family":"Johnsson","given":"Mattias T."},{"family":"Wilson","given":"Nathanial M."},{"family":"Cohen","given":"Yuval"},{"family":"Shin","given":"Dongki"},{"family":"Navickas","given":"Tomas"},{"family":"Pyragius","given":"Tadas"},{"family":"Thomas","given":"Divya"},{"family":"Thompson","given":"Daniel"},{"family":"Moore","given":"Steven I."},{"family":"Rahman","given":"Md Tanvir"},{"family":"Walker","given":"Adrian"},{"family":"Dutta","given":"Indranil"},{"family":"Bijjahalli","given":"Suraj"},{"family":"Berlocher","given":"Jacob"},{"family":"Hush","given":"Michael R."},{"family":"Anderson","given":"Russell P."},{"family":"Szigeti","given":"Stuart S."},{"family":"Biercuk","given":"Michael J."}],"id":"Muradoglu2025","issued":{"date-parts":[[2025]]},"title":"Quantum-assured magnetic navigation achieves positioning accuracy better than a strategic-grade INS in airborne and ground-based field trials","type":""}}],"isEdited":false,"manualOverride":{"citeprocText":"(Muradoglu et al. 2025)","isManuallyOverridden":false,"manualOverrideText":""},"mendeley":{"formattedCitation":"(Muradoglu et al. 2025)","plainTextFormattedCitation":"(Muradoglu et al. 2025)","previouslyFormattedCitation":"(Muradoglu et al. 2025)"},"properties":{"noteIndex":0},"schema":"https://github.com/citation-style-language/schema/raw/master/csl-citation.json"}</w:instrText>
+        <w:t xml:space="preserve">, and navigation learning </w:t>
+      </w:r>
+      <w:r>
+        <w:fldChar w:fldCharType="begin"/>
+      </w:r>
+      <w:r>
+        <w:instrText xml:space="preserve">ADDIN CSL_CITATION {"citationID":"MENDELEY_CITATION_84","citationItems":[{"id":"ITEM-84","isTemporary":false,"itemData":{"DOI":"10.1109/ACCESS.2024.3417808","author":[{"family":"Hohenfeld","given":"Hans"},{"family":"Heimann","given":"Dirk"},{"family":"Wiebe","given":"Felix"},{"family":"Kirchner","given":"Frank"}],"container-title":"IEEE Access","id":"Hohenfeld2024","issued":{"date-parts":[[2024]]},"page":"87217-87236","publisher":"IEEE","title":"Quantum deep reinforcement learning for robot navigation tasks","type":"article-journal","volume":"12"}}],"isEdited":false,"manualOverride":{"citeprocText":"(Hohenfeld et al. 2024)","isManuallyOverridden":false,"manualOverrideText":""},"mendeley":{"formattedCitation":"(Hohenfeld et al. 2024)","plainTextFormattedCitation":"(Hohenfeld et al. 2024)","previouslyFormattedCitation":"(Hohenfeld et al. 2024)"},"properties":{"noteIndex":0},"schema":"https://github.com/citation-style-language/schema/raw/master/csl-citation.json"}</w:instrText>
+      </w:r>
+      <w:r>
+        <w:fldChar w:fldCharType="separate"/>
+      </w:r>
+      <w:r>
+        <w:t xml:space="preserve">(Hohenfeld et al. 2024)</w:t>
+      </w:r>
+      <w:r>
+        <w:fldChar w:fldCharType="end"/>
+      </w:r>
+      <w:r>
+        <w:t xml:space="preserve">, drones carried entanglement and quantum keys </w:t>
+      </w:r>
+      <w:r>
+        <w:fldChar w:fldCharType="begin"/>
+      </w:r>
+      <w:r>
+        <w:instrText xml:space="preserve">ADDIN CSL_CITATION {"citationID":"MENDELEY_CITATION_86","citationItems":[{"id":"ITEM-85","isTemporary":false,"itemData":{"DOI":"10.1103/PhysRevLett.126.020503","author":[{"family":"Liu","given":"Hua-Ying"},{"family":"Tian","given":"Xiao-Hui"},{"family":"Gu","given":"Changsheng"},{"family":"Fan","given":"Pengfei"},{"family":"Ni","given":"Xin"},{"family":"Yang","given":"Ran"},{"family":"Zhang","given":"Ji-Ning"},{"family":"Hu","given":"Mingzhe"},{"family":"Guo","given":"Jian"},{"family":"Cao","given":"Xun"},{"family":"Hu","given":"Xiaopeng"},{"family":"Zhao","given":"Gang"},{"family":"Lu","given":"Yan-Qing"},{"family":"Gong","given":"Yan-Xiao"},{"family":"Xie","given":"Zhenda"},{"family":"Zhu","given":"Shi-Ning"}],"container-title":"Physical Review Letters","id":"Liu2021","issued":{"date-parts":[[2021]]},"page":"020503","title":"Optical-relayed entanglement distribution using drones as mobile nodes","type":"article-journal","volume":"126"}},{"id":"ITEM-86","isTemporary":false,"itemData":{"DOI":"10.1103/PhysRevLett.133.200801","author":[{"family":"Tian","given":"Xiao-Hui"},{"family":"Yang","given":"Ran"},{"family":"Liu","given":"Hua-Ying"},{"family":"Fan","given":"Pengfei"},{"family":"Zhang","given":"Ji-Ning"},{"family":"Gu","given":"Changsheng"},{"family":"Chen","given":"Mengwen"},{"family":"Hu","given":"Mingzhe"},{"family":"Lu","given":"Feng-Yu"},{"family":"Yin","given":"Zhen-Qiang"},{"family":"Yin","given":"Zhi-Jun"},{"family":"Yuan","given":"Mo"},{"family":"Wang","given":"Shuang"},{"family":"Chen","given":"Wei"},{"family":"Gong","given":"Yan-Xiao"},{"family":"Zhu","given":"Shi-Ning"},{"family":"Xie","given":"Zhenda"}],"container-title":"Physical Review Letters","id":"Tian2023","issue":"20","issued":{"date-parts":[[2024]]},"page":"200801","publisher":"American Physical Society","title":"Experimental demonstration of drone-based quantum key distribution","type":"article-journal","volume":"133"}}],"isEdited":false,"manualOverride":{"citeprocText":"(Liu et al. 2021; Tian et al. 2024)","isManuallyOverridden":false,"manualOverrideText":""},"mendeley":{"formattedCitation":"(Liu et al. 2021; Tian et al. 2024)","plainTextFormattedCitation":"(Liu et al. 2021; Tian et al. 2024)","previouslyFormattedCitation":"(Liu et al. 2021; Tian et al. 2024)"},"properties":{"noteIndex":0},"schema":"https://github.com/citation-style-language/schema/raw/master/csl-citation.json"}</w:instrText>
+      </w:r>
+      <w:r>
+        <w:fldChar w:fldCharType="separate"/>
+      </w:r>
+      <w:r>
+        <w:t xml:space="preserve">(Liu et al. 2021; Tian et al. 2024)</w:t>
+      </w:r>
+      <w:r>
+        <w:fldChar w:fldCharType="end"/>
+      </w:r>
+      <w:r>
+        <w:t xml:space="preserve">, quantum magnetometers navigated aircraft without GNSS </w:t>
+      </w:r>
+      <w:r>
+        <w:fldChar w:fldCharType="begin"/>
+      </w:r>
+      <w:r>
+        <w:instrText xml:space="preserve">ADDIN CSL_CITATION {"citationID":"MENDELEY_CITATION_87","citationItems":[{"id":"ITEM-87","isTemporary":false,"itemData":{"DOI":"10.48550/arXiv.2504.08167","URL":"https://arxiv.org/abs/2504.08167","author":[{"family":"Muradoglu","given":"Murat"},{"family":"Johnsson","given":"Mattias T."},{"family":"Wilson","given":"Nathanial M."},{"family":"Cohen","given":"Yuval"},{"family":"Shin","given":"Dongki"},{"family":"Navickas","given":"Tomas"},{"family":"Pyragius","given":"Tadas"},{"family":"Thomas","given":"Divya"},{"family":"Thompson","given":"Daniel"},{"family":"Moore","given":"Steven I."},{"family":"Rahman","given":"Md Tanvir"},{"family":"Walker","given":"Adrian"},{"family":"Dutta","given":"Indranil"},{"family":"Bijjahalli","given":"Suraj"},{"family":"Berlocher","given":"Jacob"},{"family":"Hush","given":"Michael R."},{"family":"Anderson","given":"Russell P."},{"family":"Szigeti","given":"Stuart S."},{"family":"Biercuk","given":"Michael J."}],"id":"Muradoglu2025","issued":{"date-parts":[[2025]]},"title":"Quantum-assured magnetic navigation achieves positioning accuracy better than a strategic-grade INS in airborne and ground-based field trials","type":""}}],"isEdited":false,"manualOverride":{"citeprocText":"(Muradoglu et al. 2025)","isManuallyOverridden":false,"manualOverrideText":""},"mendeley":{"formattedCitation":"(Muradoglu et al. 2025)","plainTextFormattedCitation":"(Muradoglu et al. 2025)","previouslyFormattedCitation":"(Muradoglu et al. 2025)"},"properties":{"noteIndex":0},"schema":"https://github.com/citation-style-language/schema/raw/master/csl-citation.json"}</w:instrText>
       </w:r>
       <w:r>
         <w:fldChar w:fldCharType="separate"/>
       </w:r>
       <w:r>
         <w:t xml:space="preserve">(Muradoglu et al. 2025)</w:t>
+      </w:r>
+      <w:r>
+        <w:fldChar w:fldCharType="end"/>
+      </w:r>
+      <w:r>
+        <w:t xml:space="preserve">, and, most recently, quantum policies reached a physical control system </w:t>
+      </w:r>
+      <w:r>
+        <w:fldChar w:fldCharType="begin"/>
+      </w:r>
+      <w:r>
+        <w:instrText xml:space="preserve">ADDIN CSL_CITATION {"citationID":"MENDELEY_CITATION_88","citationItems":[{"id":"ITEM-88","isTemporary":false,"itemData":{"URL":"https://arxiv.org/abs/2508.01690","author":[{"family":"Sun","given":"Yize"},{"family":"Hagog","given":"Mohamad"},{"family":"Weber","given":"Marc"},{"family":"Hein","given":"Daniel"},{"family":"Udluft","given":"Steffen"},{"family":"Tresp","given":"Volker"},{"family":"Ma","given":"Yunpu"}],"id":"Sun2025","issued":{"date-parts":[[2025]]},"note":"QML@QCE 2025 workshop","title":"First experience with real-time control using simulated VQC-based quantum policies","type":""}}],"isEdited":false,"manualOverride":{"citeprocText":"(Sun et al. 2025)","isManuallyOverridden":false,"manualOverrideText":""},"mendeley":{"formattedCitation":"(Sun et al. 2025)","plainTextFormattedCitation":"(Sun et al. 2025)","previouslyFormattedCitation":"(Sun et al. 2025)"},"properties":{"noteIndex":0},"schema":"https://github.com/citation-style-language/schema/raw/master/csl-citation.json"}</w:instrText>
+      </w:r>
+      <w:r>
+        <w:fldChar w:fldCharType="separate"/>
+      </w:r>
+      <w:r>
+        <w:t xml:space="preserve">(Sun et al. 2025)</w:t>
+      </w:r>
+      <w:r>
+        <w:fldChar w:fldCharType="end"/>
+      </w:r>
+      <w:r>
+        <w:t xml:space="preserve"> </w:t>
+      </w:r>
+      <w:r>
+        <w:t xml:space="preserve">and a QPU was placed inside a control loop </w:t>
+      </w:r>
+      <w:r>
+        <w:fldChar w:fldCharType="begin"/>
+      </w:r>
+      <w:r>
+        <w:instrText xml:space="preserve">ADDIN CSL_CITATION {"citationID":"MENDELEY_CITATION_89","citationItems":[{"id":"ITEM-89","isTemporary":false,"itemData":{"URL":"https://arxiv.org/abs/2605.01716","author":[{"family":"Ngo","given":"Nguyen Truong Thu"},{"family":"Mehtola","given":"Väinö"},{"family":"Lenssen","given":"Jérome"},{"family":"Wang","given":"Peiyong"},{"family":"Cosco","given":"Francesco"},{"family":"Lu","given":"Tien-Fu"},{"family":"Quach","given":"James Q."}],"id":"Ngo2026","issued":{"date-parts":[[2026]]},"title":"Towards real-time control of a CartPole system on a quantum computer","type":""}}],"isEdited":false,"manualOverride":{"citeprocText":"(Ngo et al. 2026)","isManuallyOverridden":false,"manualOverrideText":""},"mendeley":{"formattedCitation":"(Ngo et al. 2026)","plainTextFormattedCitation":"(Ngo et al. 2026)","previouslyFormattedCitation":"(Ngo et al. 2026)"},"properties":{"noteIndex":0},"schema":"https://github.com/citation-style-language/schema/raw/master/csl-citation.json"}</w:instrText>
+      </w:r>
+      <w:r>
+        <w:fldChar w:fldCharType="separate"/>
+      </w:r>
+      <w:r>
+        <w:t xml:space="preserve">(Ngo et al. 2026)</w:t>
       </w:r>
       <w:r>
         <w:fldChar w:fldCharType="end"/>
@@ -5967,7 +6122,7 @@
       <w:r>
         <w:drawing>
           <wp:inline>
-            <wp:extent cx="5334000" cy="4086054"/>
+            <wp:extent cx="5334000" cy="6577664"/>
             <wp:effectExtent b="0" l="0" r="0" t="0"/>
             <wp:docPr descr="" title="" id="30" name="Picture"/>
             <a:graphic>
@@ -5988,7 +6143,7 @@
                   <pic:spPr bwMode="auto">
                     <a:xfrm>
                       <a:off x="0" y="0"/>
-                      <a:ext cx="5334000" cy="4086054"/>
+                      <a:ext cx="5334000" cy="6577664"/>
                     </a:xfrm>
                     <a:prstGeom prst="rect">
                       <a:avLst/>
@@ -6022,7 +6177,7 @@
         <w:t xml:space="preserve"> </w:t>
       </w:r>
       <w:r>
-        <w:t xml:space="preserve">Timeline of quantum computing and quantum robotics milestones, 1982–2026, across the four eras used in this survey.</w:t>
+        <w:t xml:space="preserve">Evolution of quantum computing and quantum robotics, 1982–2026, across the four eras used in this survey. Robotics milestones are colored by technology: quantum computation, quantum-inspired classical computation, quantum sensing, and quantum communication.</w:t>
       </w:r>
     </w:p>
     <w:bookmarkEnd w:id="32"/>
@@ -6056,7 +6211,7 @@
         <w:fldChar w:fldCharType="begin"/>
       </w:r>
       <w:r>
-        <w:instrText xml:space="preserve">ADDIN CSL_CITATION {"citationID":"MENDELEY_CITATION_80","citationItems":[{"id":"ITEM-80","isTemporary":false,"itemData":{"DOI":"10.1136/bmj.n71","author":[{"family":"Page","given":"Matthew J."},{"family":"McKenzie","given":"Joanne E."},{"family":"Bossuyt","given":"Patrick M."},{"family":"Boutron","given":"Isabelle"},{"family":"Hoffmann","given":"Tammy C."},{"family":"Mulrow","given":"Cynthia D."},{"family":"Shamseer","given":"Larissa"},{"family":"Tetzlaff","given":"Jennifer M."},{"family":"Akl","given":"Elie A."},{"family":"Brennan","given":"Sue E."},{"family":"Chou","given":"Roger"},{"family":"Glanville","given":"Julie"},{"family":"Grimshaw","given":"Jeremy M."},{"family":"Hróbjartsson","given":"Asbjørn"},{"family":"Lalu","given":"Manoj M."},{"family":"Li","given":"Tianjing"},{"family":"Loder","given":"Elizabeth W."},{"family":"Mayo-Wilson","given":"Evan"},{"family":"McDonald","given":"Steve"},{"family":"McGuinness","given":"Luke A."},{"family":"Stewart","given":"Lesley A."},{"family":"Thomas","given":"James"},{"family":"Tricco","given":"Andrea C."},{"family":"Welch","given":"Vivian A."},{"family":"Whiting","given":"Penny"},{"family":"Moher","given":"David"}],"container-title":"BMJ","id":"Page2021","issued":{"date-parts":[[2021]]},"page":"n71","publisher":"BMJ Publishing Group","title":"The PRISMA 2020 statement: An updated guideline for reporting systematic reviews","title-short":"The PRISMA 2020 statement","type":"article-journal","volume":"372"}}],"isEdited":false,"manualOverride":{"citeprocText":"(Page et al. 2021)","isManuallyOverridden":false,"manualOverrideText":""},"mendeley":{"formattedCitation":"(Page et al. 2021)","plainTextFormattedCitation":"(Page et al. 2021)","previouslyFormattedCitation":"(Page et al. 2021)"},"properties":{"noteIndex":0},"schema":"https://github.com/citation-style-language/schema/raw/master/csl-citation.json"}</w:instrText>
+        <w:instrText xml:space="preserve">ADDIN CSL_CITATION {"citationID":"MENDELEY_CITATION_90","citationItems":[{"id":"ITEM-90","isTemporary":false,"itemData":{"DOI":"10.1136/bmj.n71","author":[{"family":"Page","given":"Matthew J."},{"family":"McKenzie","given":"Joanne E."},{"family":"Bossuyt","given":"Patrick M."},{"family":"Boutron","given":"Isabelle"},{"family":"Hoffmann","given":"Tammy C."},{"family":"Mulrow","given":"Cynthia D."},{"family":"Shamseer","given":"Larissa"},{"family":"Tetzlaff","given":"Jennifer M."},{"family":"Akl","given":"Elie A."},{"family":"Brennan","given":"Sue E."},{"family":"Chou","given":"Roger"},{"family":"Glanville","given":"Julie"},{"family":"Grimshaw","given":"Jeremy M."},{"family":"Hróbjartsson","given":"Asbjørn"},{"family":"Lalu","given":"Manoj M."},{"family":"Li","given":"Tianjing"},{"family":"Loder","given":"Elizabeth W."},{"family":"Mayo-Wilson","given":"Evan"},{"family":"McDonald","given":"Steve"},{"family":"McGuinness","given":"Luke A."},{"family":"Stewart","given":"Lesley A."},{"family":"Thomas","given":"James"},{"family":"Tricco","given":"Andrea C."},{"family":"Welch","given":"Vivian A."},{"family":"Whiting","given":"Penny"},{"family":"Moher","given":"David"}],"container-title":"BMJ","id":"Page2021","issued":{"date-parts":[[2021]]},"page":"n71","publisher":"BMJ Publishing Group","title":"The PRISMA 2020 statement: An updated guideline for reporting systematic reviews","title-short":"The PRISMA 2020 statement","type":"article-journal","volume":"372"}}],"isEdited":false,"manualOverride":{"citeprocText":"(Page et al. 2021)","isManuallyOverridden":false,"manualOverrideText":""},"mendeley":{"formattedCitation":"(Page et al. 2021)","plainTextFormattedCitation":"(Page et al. 2021)","previouslyFormattedCitation":"(Page et al. 2021)"},"properties":{"noteIndex":0},"schema":"https://github.com/citation-style-language/schema/raw/master/csl-citation.json"}</w:instrText>
       </w:r>
       <w:r>
         <w:fldChar w:fldCharType="separate"/>
@@ -6080,7 +6235,7 @@
         <w:fldChar w:fldCharType="begin"/>
       </w:r>
       <w:r>
-        <w:instrText xml:space="preserve">ADDIN CSL_CITATION {"citationID":"MENDELEY_CITATION_81","citationItems":[{"id":"ITEM-81","isTemporary":false,"itemData":{"author":[{"family":"Kitchenham","given":"Barbara"},{"family":"Charters","given":"Stuart"}],"genre":"EBSE Technical Report","id":"Kitchenham2007","issued":{"date-parts":[[2007]]},"note":"Version 2.3","number":"EBSE-2007-01","publisher":"Keele University; Durham University","title":"Guidelines for performing systematic literature reviews in software engineering","type":"report"},"suppress-author":false}],"isEdited":false,"manualOverride":{"citeprocText":"Kitchenham and Charters (2007)","isManuallyOverridden":false,"manualOverrideText":""},"mendeley":{"formattedCitation":"Kitchenham and Charters (2007)","plainTextFormattedCitation":"Kitchenham and Charters (2007)","previouslyFormattedCitation":"Kitchenham and Charters (2007)"},"properties":{"noteIndex":0},"schema":"https://github.com/citation-style-language/schema/raw/master/csl-citation.json"}</w:instrText>
+        <w:instrText xml:space="preserve">ADDIN CSL_CITATION {"citationID":"MENDELEY_CITATION_91","citationItems":[{"id":"ITEM-91","isTemporary":false,"itemData":{"author":[{"family":"Kitchenham","given":"Barbara"},{"family":"Charters","given":"Stuart"}],"genre":"EBSE Technical Report","id":"Kitchenham2007","issued":{"date-parts":[[2007]]},"note":"Version 2.3","number":"EBSE-2007-01","publisher":"Keele University; Durham University","title":"Guidelines for performing systematic literature reviews in software engineering","type":"report"},"suppress-author":false}],"isEdited":false,"manualOverride":{"citeprocText":"Kitchenham and Charters (2007)","isManuallyOverridden":false,"manualOverrideText":""},"mendeley":{"formattedCitation":"Kitchenham and Charters (2007)","plainTextFormattedCitation":"Kitchenham and Charters (2007)","previouslyFormattedCitation":"Kitchenham and Charters (2007)"},"properties":{"noteIndex":0},"schema":"https://github.com/citation-style-language/schema/raw/master/csl-citation.json"}</w:instrText>
       </w:r>
       <w:r>
         <w:fldChar w:fldCharType="separate"/>
@@ -6256,7 +6411,7 @@
         <w:fldChar w:fldCharType="begin"/>
       </w:r>
       <w:r>
-        <w:instrText xml:space="preserve">ADDIN CSL_CITATION {"citationID":"MENDELEY_CITATION_85","citationItems":[{"id":"ITEM-82","isTemporary":false,"itemData":{"DOI":"10.1109/ICRA.2019.8793768","author":[{"family":"Petschnigg","given":"Christina"},{"family":"Brandstötter","given":"Mathias"},{"family":"Pichler","given":"Horst"},{"family":"Hofbaur","given":"Michael W."},{"family":"Dieber","given":"Bernhard"}],"container-title":"Proceedings of the 2019 international conference on robotics and automation (ICRA)","id":"Petschnigg2019","issued":{"date-parts":[[2019]]},"page":"803-810","publisher":"IEEE","title":"Quantum computation in robotic science and applications","type":"paper-conference"}},{"id":"ITEM-83","isTemporary":false,"itemData":{"DOI":"10.1007/s42484-024-00225-5","author":[{"family":"Yan","given":"Fei"},{"family":"Iliyasu","given":"Abdullah M."},{"family":"Li","given":"Nianqiao"},{"family":"Salama","given":"Ahmed S."},{"family":"Hirota","given":"Kaoru"}],"container-title":"Quantum Machine Intelligence","id":"Yan2024","issue":"2","issued":{"date-parts":[[2024]]},"page":"86","publisher":"Springer","title":"Quantum robotics: A review of emerging trends","title-short":"Quantum robotics","type":"article-journal","volume":"6"}},{"id":"ITEM-84","isTemporary":false,"itemData":{"DOI":"10.2200/S00746ED1V01Y201612QMC010","author":[{"family":"Tandon","given":"Prateek"},{"family":"Lam","given":"Stanley"},{"family":"Shih","given":"Ben"},{"family":"Mehta","given":"Tanay"},{"family":"Mitev","given":"Alex"},{"family":"Ong","given":"Zhiyang"}],"collection-title":"Synthesis lectures on quantum computing","id":"Tandon2017","issued":{"date-parts":[[2017]]},"publisher":"Morgan &amp; Claypool Publishers","title":"Quantum robotics: A primer on current science and future perspectives","title-short":"Quantum robotics","type":"book"}},{"id":"ITEM-85","isTemporary":false,"itemData":{"URL":"https://arxiv.org/abs/2211.03464","author":[{"family":"Meyer","given":"Nico"},{"family":"Ufrecht","given":"Christian"},{"family":"Periyasamy","given":"Maniraman"},{"family":"Scherer","given":"Daniel D."},{"family":"Plinge","given":"Axel"},{"family":"Mutschler","given":"Christopher"}],"id":"Meyer2022","issued":{"date-parts":[[2022]]},"title":"A survey on quantum reinforcement learning","type":""}}],"isEdited":false,"manualOverride":{"citeprocText":"(Petschnigg et al. 2019; Yan et al. 2024; Tandon et al. 2017; Meyer et al. 2022)","isManuallyOverridden":false,"manualOverrideText":""},"mendeley":{"formattedCitation":"(Petschnigg et al. 2019; Yan et al. 2024; Tandon et al. 2017; Meyer et al. 2022)","plainTextFormattedCitation":"(Petschnigg et al. 2019; Yan et al. 2024; Tandon et al. 2017; Meyer et al. 2022)","previouslyFormattedCitation":"(Petschnigg et al. 2019; Yan et al. 2024; Tandon et al. 2017; Meyer et al. 2022)"},"properties":{"noteIndex":0},"schema":"https://github.com/citation-style-language/schema/raw/master/csl-citation.json"}</w:instrText>
+        <w:instrText xml:space="preserve">ADDIN CSL_CITATION {"citationID":"MENDELEY_CITATION_95","citationItems":[{"id":"ITEM-92","isTemporary":false,"itemData":{"DOI":"10.1109/ICRA.2019.8793768","author":[{"family":"Petschnigg","given":"Christina"},{"family":"Brandstötter","given":"Mathias"},{"family":"Pichler","given":"Horst"},{"family":"Hofbaur","given":"Michael W."},{"family":"Dieber","given":"Bernhard"}],"container-title":"Proceedings of the 2019 international conference on robotics and automation (ICRA)","id":"Petschnigg2019","issued":{"date-parts":[[2019]]},"page":"803-810","publisher":"IEEE","title":"Quantum computation in robotic science and applications","type":"paper-conference"}},{"id":"ITEM-93","isTemporary":false,"itemData":{"DOI":"10.1007/s42484-024-00225-5","author":[{"family":"Yan","given":"Fei"},{"family":"Iliyasu","given":"Abdullah M."},{"family":"Li","given":"Nianqiao"},{"family":"Salama","given":"Ahmed S."},{"family":"Hirota","given":"Kaoru"}],"container-title":"Quantum Machine Intelligence","id":"Yan2024","issue":"2","issued":{"date-parts":[[2024]]},"page":"86","publisher":"Springer","title":"Quantum robotics: A review of emerging trends","title-short":"Quantum robotics","type":"article-journal","volume":"6"}},{"id":"ITEM-94","isTemporary":false,"itemData":{"DOI":"10.2200/S00746ED1V01Y201612QMC010","author":[{"family":"Tandon","given":"Prateek"},{"family":"Lam","given":"Stanley"},{"family":"Shih","given":"Ben"},{"family":"Mehta","given":"Tanay"},{"family":"Mitev","given":"Alex"},{"family":"Ong","given":"Zhiyang"}],"collection-title":"Synthesis lectures on quantum computing","id":"Tandon2017","issued":{"date-parts":[[2017]]},"publisher":"Morgan &amp; Claypool Publishers","title":"Quantum robotics: A primer on current science and future perspectives","title-short":"Quantum robotics","type":"book"}},{"id":"ITEM-95","isTemporary":false,"itemData":{"URL":"https://arxiv.org/abs/2211.03464","author":[{"family":"Meyer","given":"Nico"},{"family":"Ufrecht","given":"Christian"},{"family":"Periyasamy","given":"Maniraman"},{"family":"Scherer","given":"Daniel D."},{"family":"Plinge","given":"Axel"},{"family":"Mutschler","given":"Christopher"}],"id":"Meyer2022","issued":{"date-parts":[[2022]]},"title":"A survey on quantum reinforcement learning","type":""}}],"isEdited":false,"manualOverride":{"citeprocText":"(Petschnigg et al. 2019; Yan et al. 2024; Tandon et al. 2017; Meyer et al. 2022)","isManuallyOverridden":false,"manualOverrideText":""},"mendeley":{"formattedCitation":"(Petschnigg et al. 2019; Yan et al. 2024; Tandon et al. 2017; Meyer et al. 2022)","plainTextFormattedCitation":"(Petschnigg et al. 2019; Yan et al. 2024; Tandon et al. 2017; Meyer et al. 2022)","previouslyFormattedCitation":"(Petschnigg et al. 2019; Yan et al. 2024; Tandon et al. 2017; Meyer et al. 2022)"},"properties":{"noteIndex":0},"schema":"https://github.com/citation-style-language/schema/raw/master/csl-citation.json"}</w:instrText>
       </w:r>
       <w:r>
         <w:fldChar w:fldCharType="separate"/>
@@ -6470,7 +6625,7 @@
         <w:fldChar w:fldCharType="begin"/>
       </w:r>
       <w:r>
-        <w:instrText xml:space="preserve">ADDIN CSL_CITATION {"citationID":"MENDELEY_CITATION_86","citationItems":[{"id":"ITEM-86","isTemporary":false,"itemData":{"DOI":"10.1109/ACCESS.2024.3417808","author":[{"family":"Hohenfeld","given":"Hans"},{"family":"Heimann","given":"Dirk"},{"family":"Wiebe","given":"Felix"},{"family":"Kirchner","given":"Frank"}],"container-title":"IEEE Access","id":"Hohenfeld2024","issued":{"date-parts":[[2024]]},"page":"87217-87236","publisher":"IEEE","title":"Quantum deep reinforcement learning for robot navigation tasks","type":"article-journal","volume":"12"},"suppress-author":false}],"isEdited":false,"manualOverride":{"citeprocText":"Hohenfeld et al. (2024)","isManuallyOverridden":false,"manualOverrideText":""},"mendeley":{"formattedCitation":"Hohenfeld et al. (2024)","plainTextFormattedCitation":"Hohenfeld et al. (2024)","previouslyFormattedCitation":"Hohenfeld et al. (2024)"},"properties":{"noteIndex":0},"schema":"https://github.com/citation-style-language/schema/raw/master/csl-citation.json"}</w:instrText>
+        <w:instrText xml:space="preserve">ADDIN CSL_CITATION {"citationID":"MENDELEY_CITATION_96","citationItems":[{"id":"ITEM-96","isTemporary":false,"itemData":{"DOI":"10.1109/ACCESS.2024.3417808","author":[{"family":"Hohenfeld","given":"Hans"},{"family":"Heimann","given":"Dirk"},{"family":"Wiebe","given":"Felix"},{"family":"Kirchner","given":"Frank"}],"container-title":"IEEE Access","id":"Hohenfeld2024","issued":{"date-parts":[[2024]]},"page":"87217-87236","publisher":"IEEE","title":"Quantum deep reinforcement learning for robot navigation tasks","type":"article-journal","volume":"12"},"suppress-author":false}],"isEdited":false,"manualOverride":{"citeprocText":"Hohenfeld et al. (2024)","isManuallyOverridden":false,"manualOverrideText":""},"mendeley":{"formattedCitation":"Hohenfeld et al. (2024)","plainTextFormattedCitation":"Hohenfeld et al. (2024)","previouslyFormattedCitation":"Hohenfeld et al. (2024)"},"properties":{"noteIndex":0},"schema":"https://github.com/citation-style-language/schema/raw/master/csl-citation.json"}</w:instrText>
       </w:r>
       <w:r>
         <w:fldChar w:fldCharType="separate"/>
@@ -6571,7 +6726,28 @@
         <w:t xml:space="preserve">[FILL: number of records identified / after de-duplication / screened / full texts assessed / excluded with reasons]</w:t>
       </w:r>
       <w:r>
-        <w:t xml:space="preserve">. A supplementary web search in October 2026, run while this article was revised, used additional terms for drones and UAVs, multi-agent and autonomous mobility, autonomous driving, cart-pole control, and storage and retrieval systems; it identified 12 further primary studies and 5 foundational works, which are included in all counts below. The final corpus comprises 70 primary studies (63 empirical or theoretical studies and 7 reviews) and 96 foundational works; together with six related quantum computer-vision studies (Section</w:t>
+        <w:t xml:space="preserve">. A supplementary web search in October 2026, run while this article was revised, used additional terms for drones and UAVs, multi-agent and autonomous mobility, autonomous driving, cart-pole control, and storage and retrieval systems; it identified 12 further primary studies and 5 foundational works, which are included in all counts below. Two early theoretical papers by</w:t>
+      </w:r>
+      <w:r>
+        <w:t xml:space="preserve"> </w:t>
+      </w:r>
+      <w:r>
+        <w:fldChar w:fldCharType="begin"/>
+      </w:r>
+      <w:r>
+        <w:instrText xml:space="preserve">ADDIN CSL_CITATION {"citationID":"MENDELEY_CITATION_98","citationItems":[{"id":"ITEM-97","isTemporary":false,"itemData":{"DOI":"10.1103/PhysRevA.58.893","author":[{"family":"Benioff","given":"Paul"}],"container-title":"Physical Review A","id":"Benioff1998","issue":"2","issued":{"date-parts":[[1998]]},"page":"893-904","publisher":"American Physical Society","title":"Quantum robots and environments","type":"article-journal","volume":"58"},"suppress-author":false},{"id":"ITEM-98","isTemporary":false,"itemData":{"URL":"https://arxiv.org/abs/quant-ph/0003006","author":[{"family":"Benioff","given":"Paul"}],"collection-title":"Contemporary mathematics","container-title":"Quantum computation and information","editor":[{"family":"Lomonaco","given":"Samuel J.","suffix":"Jr."},{"family":"Brandt","given":"Howard E."}],"id":"Benioff2002","issued":{"date-parts":[[2002]]},"publisher":"American Mathematical Society","publisher-place":"Providence, RI","title":"Space searches with a quantum robot","type":"chapter","volume":"305"}}],"isEdited":false,"manualOverride":{"citeprocText":"Benioff (1998, 2002)","isManuallyOverridden":false,"manualOverrideText":""},"mendeley":{"formattedCitation":"Benioff (1998, 2002)","plainTextFormattedCitation":"Benioff (1998, 2002)","previouslyFormattedCitation":"Benioff (1998, 2002)"},"properties":{"noteIndex":0},"schema":"https://github.com/citation-style-language/schema/raw/master/csl-citation.json"}</w:instrText>
+      </w:r>
+      <w:r>
+        <w:fldChar w:fldCharType="separate"/>
+      </w:r>
+      <w:r>
+        <w:t xml:space="preserve">Benioff (1998, 2002)</w:t>
+      </w:r>
+      <w:r>
+        <w:fldChar w:fldCharType="end"/>
+      </w:r>
+      <w:r>
+        <w:t xml:space="preserve">, first cited as foundational works, analyze what a quantum robot can do and how fast it can search a region, so they satisfy I1 and are counted as primary studies. The final corpus comprises 72 primary studies (65 empirical or theoretical studies and 7 reviews) and 94 foundational works; together with six related quantum computer-vision studies (Section</w:t>
       </w:r>
       <w:r>
         <w:t xml:space="preserve"> </w:t>
@@ -6602,7 +6778,7 @@
         <w:t xml:space="preserve"> </w:t>
       </w:r>
       <w:r>
-        <w:t xml:space="preserve">shows how recent the corpus is: 51 of the 70 primary studies appeared in 2023 or later, and 25 in 2025 alone.</w:t>
+        <w:t xml:space="preserve">shows how the field evolved. Before 2006 the record holds only Benioff’s two theoretical papers: the useful quantum algorithms had only just appeared and there was no programmable hardware to run them on, so robotics work stayed conceptual. Studies became regular only after D-Wave annealers (2011) and cloud access to gate-based processors (2016) arrived, and 51 of the 72 primary studies appeared in 2023 or later, 25 in 2025 alone.</w:t>
       </w:r>
     </w:p>
     <w:p>
@@ -6680,11 +6856,25 @@
           <m:t>=</m:t>
         </m:r>
         <m:r>
-          <m:t>70</m:t>
+          <m:t>72</m:t>
         </m:r>
       </m:oMath>
       <w:r>
-        <w:t xml:space="preserve">, including the 7 reviews). Studies from 2006 to 2017 are grouped; 2026 covers the part of the year before the last search.</w:t>
+        <w:t xml:space="preserve">, including the 7 reviews), from the first quantum-robot paper in 1998 to 2026, with the eras of Figure </w:t>
+      </w:r>
+      <w:hyperlink w:anchor="fig:timeline">
+        <w:r>
+          <w:rPr>
+            <w:rStyle w:val="Hyperlink"/>
+          </w:rPr>
+          <w:t xml:space="preserve">1</w:t>
+        </w:r>
+      </w:hyperlink>
+      <w:r>
+        <w:t xml:space="preserve"> </w:t>
+      </w:r>
+      <w:r>
+        <w:t xml:space="preserve">shaded. 2026 covers the part of the year before the last search.</w:t>
       </w:r>
     </w:p>
     <w:p>
@@ -7334,7 +7524,7 @@
         <w:t xml:space="preserve"> </w:t>
       </w:r>
       <w:r>
-        <w:t xml:space="preserve">Evidence hierarchy used to grade the primary studies, with the number of studies at each level (63 studies; 7 reviews excluded).</w:t>
+        <w:t xml:space="preserve">Evidence hierarchy used to grade the primary studies, with the number of studies at each level (65 studies; 7 reviews excluded).</w:t>
       </w:r>
     </w:p>
     <w:tbl>
@@ -7343,7 +7533,7 @@
         <w:tblW w:type="pct" w:w="5000"/>
         <w:tblLook w:firstRow="1" w:lastRow="0" w:firstColumn="0" w:lastColumn="0" w:noHBand="0" w:noVBand="0" w:val="0020"/>
         <w:jc w:val="start"/>
-        <w:tblCaption w:val="Table 2. Evidence hierarchy used to grade the primary studies, with the number of studies at each level (63 studies; 7 reviews excluded)."/>
+        <w:tblCaption w:val="Table 2. Evidence hierarchy used to grade the primary studies, with the number of studies at each level (65 studies; 7 reviews excluded)."/>
       </w:tblPr>
       <w:tblGrid>
         <w:gridCol w:w="475"/>
@@ -7482,7 +7672,7 @@
               <w:jc w:val="left"/>
             </w:pPr>
             <w:r>
-              <w:t xml:space="preserve">4</w:t>
+              <w:t xml:space="preserve">6</w:t>
             </w:r>
           </w:p>
         </w:tc>
@@ -7497,13 +7687,13 @@
               <w:fldChar w:fldCharType="begin"/>
             </w:r>
             <w:r>
-              <w:instrText xml:space="preserve">ADDIN CSL_CITATION {"citationID":"MENDELEY_CITATION_88","citationItems":[{"id":"ITEM-87","isTemporary":false,"itemData":{"DOI":"10.3390/e25091323","author":[{"family":"Lawless","given":"William F."},{"family":"Moskowitz","given":"Ira S."},{"family":"Doctor","given":"Katarina Z."}],"container-title":"Entropy","id":"Lawless2023","issue":"9","issued":{"date-parts":[[2023]]},"page":"1323","publisher":"MDPI","title":"A quantum-like model of interdependence for embodied human–machine teams: Reviewing the path to autonomy facing complexity and uncertainty","title-short":"A quantum-like model of interdependence for embodied human–machine teams","type":"article-journal","volume":"25"}},{"id":"ITEM-88","isTemporary":false,"itemData":{"DOI":"10.3390/e27020152","author":[{"family":"Humr","given":"Scott"},{"family":"Canan","given":"Mustafa"},{"family":"Demir","given":"Mustafa"}],"container-title":"Entropy","id":"Humr2025","issue":"2","issued":{"date-parts":[[2025]]},"page":"152","publisher":"MDPI","title":"A quantum probability approach to improving human–AI decision making","type":"article-journal","volume":"27"}}],"isEdited":false,"manualOverride":{"citeprocText":"(Lawless, Moskowitz, and Doctor 2023; Humr, Canan, and Demir 2025)","isManuallyOverridden":false,"manualOverrideText":""},"mendeley":{"formattedCitation":"(Lawless, Moskowitz, and Doctor 2023; Humr, Canan, and Demir 2025)","plainTextFormattedCitation":"(Lawless, Moskowitz, and Doctor 2023; Humr, Canan, and Demir 2025)","previouslyFormattedCitation":"(Lawless, Moskowitz, and Doctor 2023; Humr, Canan, and Demir 2025)"},"properties":{"noteIndex":0},"schema":"https://github.com/citation-style-language/schema/raw/master/csl-citation.json"}</w:instrText>
+              <w:instrText xml:space="preserve">ADDIN CSL_CITATION {"citationID":"MENDELEY_CITATION_101","citationItems":[{"id":"ITEM-99","isTemporary":false,"itemData":{"DOI":"10.1103/PhysRevA.58.893","author":[{"family":"Benioff","given":"Paul"}],"container-title":"Physical Review A","id":"Benioff1998","issue":"2","issued":{"date-parts":[[1998]]},"page":"893-904","publisher":"American Physical Society","title":"Quantum robots and environments","type":"article-journal","volume":"58"}},{"id":"ITEM-100","isTemporary":false,"itemData":{"DOI":"10.3390/e25091323","author":[{"family":"Lawless","given":"William F."},{"family":"Moskowitz","given":"Ira S."},{"family":"Doctor","given":"Katarina Z."}],"container-title":"Entropy","id":"Lawless2023","issue":"9","issued":{"date-parts":[[2023]]},"page":"1323","publisher":"MDPI","title":"A quantum-like model of interdependence for embodied human–machine teams: Reviewing the path to autonomy facing complexity and uncertainty","title-short":"A quantum-like model of interdependence for embodied human–machine teams","type":"article-journal","volume":"25"}},{"id":"ITEM-101","isTemporary":false,"itemData":{"DOI":"10.3390/e27020152","author":[{"family":"Humr","given":"Scott"},{"family":"Canan","given":"Mustafa"},{"family":"Demir","given":"Mustafa"}],"container-title":"Entropy","id":"Humr2025","issue":"2","issued":{"date-parts":[[2025]]},"page":"152","publisher":"MDPI","title":"A quantum probability approach to improving human–AI decision making","type":"article-journal","volume":"27"}}],"isEdited":false,"manualOverride":{"citeprocText":"(Benioff 1998; Lawless, Moskowitz, and Doctor 2023; Humr, Canan, and Demir 2025)","isManuallyOverridden":false,"manualOverrideText":""},"mendeley":{"formattedCitation":"(Benioff 1998; Lawless, Moskowitz, and Doctor 2023; Humr, Canan, and Demir 2025)","plainTextFormattedCitation":"(Benioff 1998; Lawless, Moskowitz, and Doctor 2023; Humr, Canan, and Demir 2025)","previouslyFormattedCitation":"(Benioff 1998; Lawless, Moskowitz, and Doctor 2023; Humr, Canan, and Demir 2025)"},"properties":{"noteIndex":0},"schema":"https://github.com/citation-style-language/schema/raw/master/csl-citation.json"}</w:instrText>
             </w:r>
             <w:r>
               <w:fldChar w:fldCharType="separate"/>
             </w:r>
             <w:r>
-              <w:t xml:space="preserve">(Lawless, Moskowitz, and Doctor 2023; Humr, Canan, and Demir 2025)</w:t>
+              <w:t xml:space="preserve">(Benioff 1998; Lawless, Moskowitz, and Doctor 2023; Humr, Canan, and Demir 2025)</w:t>
             </w:r>
             <w:r>
               <w:fldChar w:fldCharType="end"/>
@@ -7571,7 +7761,7 @@
               <w:fldChar w:fldCharType="begin"/>
             </w:r>
             <w:r>
-              <w:instrText xml:space="preserve">ADDIN CSL_CITATION {"citationID":"MENDELEY_CITATION_91","citationItems":[{"id":"ITEM-89","isTemporary":false,"itemData":{"DOI":"10.3390/math10142475","author":[{"family":"Chella","given":"Antonio"},{"family":"Gaglio","given":"Salvatore"},{"family":"Pilato","given":"Giovanni"},{"family":"Vella","given":"Filippo"},{"family":"Zammuto","given":"Salvatore"}],"container-title":"Mathematics","id":"Chella2022","issue":"14","issued":{"date-parts":[[2022]]},"page":"2475","publisher":"MDPI","title":"A quantum planner for robot motion","type":"article-journal","volume":"10"}},{"id":"ITEM-90","isTemporary":false,"itemData":{"DOI":"10.1109/ACCESS.2023.3307316","author":[{"family":"Lathrop","given":"Paul"},{"family":"Boardman","given":"Beth"},{"family":"Martínez","given":"Sonia"}],"container-title":"IEEE Access","id":"Lathrop2023","issued":{"date-parts":[[2023]]},"page":"89506-89519","title":"Quantum search approaches to sampling-based motion planning","type":"article-journal","volume":"11"}},{"id":"ITEM-91","isTemporary":false,"itemData":{"author":[{"family":"Roh","given":"Emily Jimin"},{"family":"Baek","given":"Hankyul"},{"family":"Kim","given":"Donghyeon"},{"family":"Kim","given":"Joongheon"}],"container-title":"IEEE Transactions on Mobile Computing","id":"Roh2025","issue":"2","issued":{"date-parts":[[2025]]},"page":"1031-1042","title":"Fast quantum convolutional neural networks for low-complexity object detection in autonomous driving applications","type":"article-journal","volume":"24"}}],"isEdited":false,"manualOverride":{"citeprocText":"(Chella et al. 2022; Lathrop, Boardman, and Martínez 2023; Roh et al. 2025)","isManuallyOverridden":false,"manualOverrideText":""},"mendeley":{"formattedCitation":"(Chella et al. 2022; Lathrop, Boardman, and Martínez 2023; Roh et al. 2025)","plainTextFormattedCitation":"(Chella et al. 2022; Lathrop, Boardman, and Martínez 2023; Roh et al. 2025)","previouslyFormattedCitation":"(Chella et al. 2022; Lathrop, Boardman, and Martínez 2023; Roh et al. 2025)"},"properties":{"noteIndex":0},"schema":"https://github.com/citation-style-language/schema/raw/master/csl-citation.json"}</w:instrText>
+              <w:instrText xml:space="preserve">ADDIN CSL_CITATION {"citationID":"MENDELEY_CITATION_104","citationItems":[{"id":"ITEM-102","isTemporary":false,"itemData":{"DOI":"10.3390/math10142475","author":[{"family":"Chella","given":"Antonio"},{"family":"Gaglio","given":"Salvatore"},{"family":"Pilato","given":"Giovanni"},{"family":"Vella","given":"Filippo"},{"family":"Zammuto","given":"Salvatore"}],"container-title":"Mathematics","id":"Chella2022","issue":"14","issued":{"date-parts":[[2022]]},"page":"2475","publisher":"MDPI","title":"A quantum planner for robot motion","type":"article-journal","volume":"10"}},{"id":"ITEM-103","isTemporary":false,"itemData":{"DOI":"10.1109/ACCESS.2023.3307316","author":[{"family":"Lathrop","given":"Paul"},{"family":"Boardman","given":"Beth"},{"family":"Martínez","given":"Sonia"}],"container-title":"IEEE Access","id":"Lathrop2023","issued":{"date-parts":[[2023]]},"page":"89506-89519","title":"Quantum search approaches to sampling-based motion planning","type":"article-journal","volume":"11"}},{"id":"ITEM-104","isTemporary":false,"itemData":{"author":[{"family":"Roh","given":"Emily Jimin"},{"family":"Baek","given":"Hankyul"},{"family":"Kim","given":"Donghyeon"},{"family":"Kim","given":"Joongheon"}],"container-title":"IEEE Transactions on Mobile Computing","id":"Roh2025","issue":"2","issued":{"date-parts":[[2025]]},"page":"1031-1042","title":"Fast quantum convolutional neural networks for low-complexity object detection in autonomous driving applications","type":"article-journal","volume":"24"}}],"isEdited":false,"manualOverride":{"citeprocText":"(Chella et al. 2022; Lathrop, Boardman, and Martínez 2023; Roh et al. 2025)","isManuallyOverridden":false,"manualOverrideText":""},"mendeley":{"formattedCitation":"(Chella et al. 2022; Lathrop, Boardman, and Martínez 2023; Roh et al. 2025)","plainTextFormattedCitation":"(Chella et al. 2022; Lathrop, Boardman, and Martínez 2023; Roh et al. 2025)","previouslyFormattedCitation":"(Chella et al. 2022; Lathrop, Boardman, and Martínez 2023; Roh et al. 2025)"},"properties":{"noteIndex":0},"schema":"https://github.com/citation-style-language/schema/raw/master/csl-citation.json"}</w:instrText>
             </w:r>
             <w:r>
               <w:fldChar w:fldCharType="separate"/>
@@ -7645,7 +7835,7 @@
               <w:fldChar w:fldCharType="begin"/>
             </w:r>
             <w:r>
-              <w:instrText xml:space="preserve">ADDIN CSL_CITATION {"citationID":"MENDELEY_CITATION_94","citationItems":[{"id":"ITEM-92","isTemporary":false,"itemData":{"DOI":"10.1145/3293320.3293333","author":[{"family":"Clark","given":"James"},{"family":"West","given":"Tristan"},{"family":"Zammit","given":"Joseph Paul"},{"family":"Guo","given":"Xiaohu"},{"family":"Mason","given":"Luke"},{"family":"Russell","given":"Duncan"}],"container-title":"Proceedings of the international conference on high performance computing in asia-pacific region (HPC Asia 2019)","id":"Clark2019","issued":{"date-parts":[[2019]]},"page":"111-119","publisher":"ACM","publisher-place":"New York, NY, USA","title":"Towards real time multi-robot routing using quantum computing technologies","type":"paper-conference"}},{"id":"ITEM-93","isTemporary":false,"itemData":{"DOI":"10.1038/s41598-023-45668-1","author":[{"family":"Leib","given":"Dominik"},{"family":"Seidel","given":"Tobias"},{"family":"Jäger","given":"Sven"},{"family":"Heese","given":"Raoul"},{"family":"Jones","given":"Caitlin Isobel"},{"family":"Awasthi","given":"Abhishek"},{"family":"Niederle","given":"Astrid"},{"family":"Bortz","given":"Michael"}],"container-title":"Scientific Reports","id":"Leib2023","issued":{"date-parts":[[2023]]},"publisher":"Nature Publishing Group","title":"An optimization case study for solving a transport robot scheduling problem on quantum-hybrid and quantum-inspired hardware","type":"article-journal","volume":"13"}},{"id":"ITEM-94","isTemporary":false,"itemData":{"DOI":"10.1038/s41598-025-12109-0","author":[{"family":"Otani","given":"Takuya"},{"family":"Takanishi","given":"Atsuo"},{"family":"Hara","given":"Nobuyuki"},{"family":"Takita","given":"Yutaka"},{"family":"Kimura","given":"Koichi"}],"container-title":"Scientific Reports","id":"Otani2025","issued":{"date-parts":[[2025]]},"page":"28508","publisher":"Nature Publishing Group","title":"Quantum computation for robot posture optimization","type":"article-journal","volume":"15"}}],"isEdited":false,"manualOverride":{"citeprocText":"(Clark et al. 2019; Leib et al. 2023; Otani et al. 2025)","isManuallyOverridden":false,"manualOverrideText":""},"mendeley":{"formattedCitation":"(Clark et al. 2019; Leib et al. 2023; Otani et al. 2025)","plainTextFormattedCitation":"(Clark et al. 2019; Leib et al. 2023; Otani et al. 2025)","previouslyFormattedCitation":"(Clark et al. 2019; Leib et al. 2023; Otani et al. 2025)"},"properties":{"noteIndex":0},"schema":"https://github.com/citation-style-language/schema/raw/master/csl-citation.json"}</w:instrText>
+              <w:instrText xml:space="preserve">ADDIN CSL_CITATION {"citationID":"MENDELEY_CITATION_107","citationItems":[{"id":"ITEM-105","isTemporary":false,"itemData":{"DOI":"10.1145/3293320.3293333","author":[{"family":"Clark","given":"James"},{"family":"West","given":"Tristan"},{"family":"Zammit","given":"Joseph Paul"},{"family":"Guo","given":"Xiaohu"},{"family":"Mason","given":"Luke"},{"family":"Russell","given":"Duncan"}],"container-title":"Proceedings of the international conference on high performance computing in asia-pacific region (HPC Asia 2019)","id":"Clark2019","issued":{"date-parts":[[2019]]},"page":"111-119","publisher":"ACM","publisher-place":"New York, NY, USA","title":"Towards real time multi-robot routing using quantum computing technologies","type":"paper-conference"}},{"id":"ITEM-106","isTemporary":false,"itemData":{"DOI":"10.1038/s41598-023-45668-1","author":[{"family":"Leib","given":"Dominik"},{"family":"Seidel","given":"Tobias"},{"family":"Jäger","given":"Sven"},{"family":"Heese","given":"Raoul"},{"family":"Jones","given":"Caitlin Isobel"},{"family":"Awasthi","given":"Abhishek"},{"family":"Niederle","given":"Astrid"},{"family":"Bortz","given":"Michael"}],"container-title":"Scientific Reports","id":"Leib2023","issued":{"date-parts":[[2023]]},"publisher":"Nature Publishing Group","title":"An optimization case study for solving a transport robot scheduling problem on quantum-hybrid and quantum-inspired hardware","type":"article-journal","volume":"13"}},{"id":"ITEM-107","isTemporary":false,"itemData":{"DOI":"10.1038/s41598-025-12109-0","author":[{"family":"Otani","given":"Takuya"},{"family":"Takanishi","given":"Atsuo"},{"family":"Hara","given":"Nobuyuki"},{"family":"Takita","given":"Yutaka"},{"family":"Kimura","given":"Koichi"}],"container-title":"Scientific Reports","id":"Otani2025","issued":{"date-parts":[[2025]]},"page":"28508","publisher":"Nature Publishing Group","title":"Quantum computation for robot posture optimization","type":"article-journal","volume":"15"}}],"isEdited":false,"manualOverride":{"citeprocText":"(Clark et al. 2019; Leib et al. 2023; Otani et al. 2025)","isManuallyOverridden":false,"manualOverrideText":""},"mendeley":{"formattedCitation":"(Clark et al. 2019; Leib et al. 2023; Otani et al. 2025)","plainTextFormattedCitation":"(Clark et al. 2019; Leib et al. 2023; Otani et al. 2025)","previouslyFormattedCitation":"(Clark et al. 2019; Leib et al. 2023; Otani et al. 2025)"},"properties":{"noteIndex":0},"schema":"https://github.com/citation-style-language/schema/raw/master/csl-citation.json"}</w:instrText>
             </w:r>
             <w:r>
               <w:fldChar w:fldCharType="separate"/>
@@ -7719,7 +7909,7 @@
               <w:fldChar w:fldCharType="begin"/>
             </w:r>
             <w:r>
-              <w:instrText xml:space="preserve">ADDIN CSL_CITATION {"citationID":"MENDELEY_CITATION_97","citationItems":[{"id":"ITEM-95","isTemporary":false,"itemData":{"DOI":"10.1109/ACCESS.2024.3417808","author":[{"family":"Hohenfeld","given":"Hans"},{"family":"Heimann","given":"Dirk"},{"family":"Wiebe","given":"Felix"},{"family":"Kirchner","given":"Frank"}],"container-title":"IEEE Access","id":"Hohenfeld2024","issued":{"date-parts":[[2024]]},"page":"87217-87236","publisher":"IEEE","title":"Quantum deep reinforcement learning for robot navigation tasks","type":"article-journal","volume":"12"}},{"id":"ITEM-96","isTemporary":false,"itemData":{"DOI":"10.1007/s42484-024-00226-4","author":[{"family":"Sinha","given":"Akash"},{"family":"Macaluso","given":"Antonio"},{"family":"Klusch","given":"Matthias"}],"container-title":"Quantum Machine Intelligence","id":"Sinha2023","issued":{"date-parts":[[2025]]},"page":"19","publisher":"Springer","title":"Nav-Q: Quantum deep reinforcement learning for collision-free navigation of self-driving cars","title-short":"Nav-Q","type":"article-journal","volume":"7"}},{"id":"ITEM-97","isTemporary":false,"itemData":{"DOI":"10.1038/s41598-025-28481-w","author":[{"family":"Quang","given":"Thinh Nguyen"},{"family":"Matsuyama","given":"Kosuke"},{"family":"Shimizu","given":"Keisuke"},{"family":"Sugano","given":"Hiroki"},{"family":"Kurimoto","given":"Eiji"},{"family":"Miki","given":"Masahiro"},{"family":"Suzuki","given":"Jumpei"},{"family":"Chen","given":"Ziyi"},{"family":"Waidyasooriya","given":"Hasitha Muthumala"},{"family":"Hariyama","given":"Masanori"},{"family":"Hitomi","given":"Masaru"},{"family":"Sawamura","given":"Kenta"},{"family":"Ohzeki","given":"Masayuki"}],"container-title":"Scientific Reports","id":"Quang2025","issued":{"date-parts":[[2025]]},"page":"44047","publisher":"Nature Publishing Group","title":"Quantum annealing-based route optimization for commercial AGV operating systems in large-scale logistics warehouses","type":"article-journal","volume":"15"}}],"isEdited":false,"manualOverride":{"citeprocText":"(Hohenfeld et al. 2024; Sinha, Macaluso, and Klusch 2025; Quang et al. 2025)","isManuallyOverridden":false,"manualOverrideText":""},"mendeley":{"formattedCitation":"(Hohenfeld et al. 2024; Sinha, Macaluso, and Klusch 2025; Quang et al. 2025)","plainTextFormattedCitation":"(Hohenfeld et al. 2024; Sinha, Macaluso, and Klusch 2025; Quang et al. 2025)","previouslyFormattedCitation":"(Hohenfeld et al. 2024; Sinha, Macaluso, and Klusch 2025; Quang et al. 2025)"},"properties":{"noteIndex":0},"schema":"https://github.com/citation-style-language/schema/raw/master/csl-citation.json"}</w:instrText>
+              <w:instrText xml:space="preserve">ADDIN CSL_CITATION {"citationID":"MENDELEY_CITATION_110","citationItems":[{"id":"ITEM-108","isTemporary":false,"itemData":{"DOI":"10.1109/ACCESS.2024.3417808","author":[{"family":"Hohenfeld","given":"Hans"},{"family":"Heimann","given":"Dirk"},{"family":"Wiebe","given":"Felix"},{"family":"Kirchner","given":"Frank"}],"container-title":"IEEE Access","id":"Hohenfeld2024","issued":{"date-parts":[[2024]]},"page":"87217-87236","publisher":"IEEE","title":"Quantum deep reinforcement learning for robot navigation tasks","type":"article-journal","volume":"12"}},{"id":"ITEM-109","isTemporary":false,"itemData":{"DOI":"10.1007/s42484-024-00226-4","author":[{"family":"Sinha","given":"Akash"},{"family":"Macaluso","given":"Antonio"},{"family":"Klusch","given":"Matthias"}],"container-title":"Quantum Machine Intelligence","id":"Sinha2023","issued":{"date-parts":[[2025]]},"page":"19","publisher":"Springer","title":"Nav-Q: Quantum deep reinforcement learning for collision-free navigation of self-driving cars","title-short":"Nav-Q","type":"article-journal","volume":"7"}},{"id":"ITEM-110","isTemporary":false,"itemData":{"DOI":"10.1038/s41598-025-28481-w","author":[{"family":"Quang","given":"Thinh Nguyen"},{"family":"Matsuyama","given":"Kosuke"},{"family":"Shimizu","given":"Keisuke"},{"family":"Sugano","given":"Hiroki"},{"family":"Kurimoto","given":"Eiji"},{"family":"Miki","given":"Masahiro"},{"family":"Suzuki","given":"Jumpei"},{"family":"Chen","given":"Ziyi"},{"family":"Waidyasooriya","given":"Hasitha Muthumala"},{"family":"Hariyama","given":"Masanori"},{"family":"Hitomi","given":"Masaru"},{"family":"Sawamura","given":"Kenta"},{"family":"Ohzeki","given":"Masayuki"}],"container-title":"Scientific Reports","id":"Quang2025","issued":{"date-parts":[[2025]]},"page":"44047","publisher":"Nature Publishing Group","title":"Quantum annealing-based route optimization for commercial AGV operating systems in large-scale logistics warehouses","type":"article-journal","volume":"15"}}],"isEdited":false,"manualOverride":{"citeprocText":"(Hohenfeld et al. 2024; Sinha, Macaluso, and Klusch 2025; Quang et al. 2025)","isManuallyOverridden":false,"manualOverrideText":""},"mendeley":{"formattedCitation":"(Hohenfeld et al. 2024; Sinha, Macaluso, and Klusch 2025; Quang et al. 2025)","plainTextFormattedCitation":"(Hohenfeld et al. 2024; Sinha, Macaluso, and Klusch 2025; Quang et al. 2025)","previouslyFormattedCitation":"(Hohenfeld et al. 2024; Sinha, Macaluso, and Klusch 2025; Quang et al. 2025)"},"properties":{"noteIndex":0},"schema":"https://github.com/citation-style-language/schema/raw/master/csl-citation.json"}</w:instrText>
             </w:r>
             <w:r>
               <w:fldChar w:fldCharType="separate"/>
@@ -7793,7 +7983,7 @@
               <w:fldChar w:fldCharType="begin"/>
             </w:r>
             <w:r>
-              <w:instrText xml:space="preserve">ADDIN CSL_CITATION {"citationID":"MENDELEY_CITATION_100","citationItems":[{"id":"ITEM-98","isTemporary":false,"itemData":{"DOI":"10.1109/TMECH.2010.2090896","author":[{"family":"Dong","given":"Daoyi"},{"family":"Chen","given":"Chunlin"},{"family":"Chu","given":"Jian"},{"family":"Tarn","given":"Tzyh-Jong"}],"container-title":"IEEE/ASME Transactions on Mechatronics","id":"Dong2012","issue":"1","issued":{"date-parts":[[2012]]},"page":"86-97","publisher":"IEEE","title":"Robust quantum-inspired reinforcement learning for robot navigation","type":"article-journal","volume":"17"}},{"id":"ITEM-99","isTemporary":false,"itemData":{"DOI":"10.1103/PhysRevLett.126.020503","author":[{"family":"Liu","given":"Hua-Ying"},{"family":"Tian","given":"Xiao-Hui"},{"family":"Gu","given":"Changsheng"},{"family":"Fan","given":"Pengfei"},{"family":"Ni","given":"Xin"},{"family":"Yang","given":"Ran"},{"family":"Zhang","given":"Ji-Ning"},{"family":"Hu","given":"Mingzhe"},{"family":"Guo","given":"Jian"},{"family":"Cao","given":"Xun"},{"family":"Hu","given":"Xiaopeng"},{"family":"Zhao","given":"Gang"},{"family":"Lu","given":"Yan-Qing"},{"family":"Gong","given":"Yan-Xiao"},{"family":"Xie","given":"Zhenda"},{"family":"Zhu","given":"Shi-Ning"}],"container-title":"Physical Review Letters","id":"Liu2021","issued":{"date-parts":[[2021]]},"page":"020503","title":"Optical-relayed entanglement distribution using drones as mobile nodes","type":"article-journal","volume":"126"}},{"id":"ITEM-100","isTemporary":false,"itemData":{"URL":"https://arxiv.org/abs/2508.01690","author":[{"family":"Sun","given":"Yize"},{"family":"Hagog","given":"Mohamad"},{"family":"Weber","given":"Marc"},{"family":"Hein","given":"Daniel"},{"family":"Udluft","given":"Steffen"},{"family":"Tresp","given":"Volker"},{"family":"Ma","given":"Yunpu"}],"id":"Sun2025","issued":{"date-parts":[[2025]]},"note":"QML@QCE 2025 workshop","title":"First experience with real-time control using simulated VQC-based quantum policies","type":""}}],"isEdited":false,"manualOverride":{"citeprocText":"(Dong et al. 2012; Liu et al. 2021; Sun et al. 2025)","isManuallyOverridden":false,"manualOverrideText":""},"mendeley":{"formattedCitation":"(Dong et al. 2012; Liu et al. 2021; Sun et al. 2025)","plainTextFormattedCitation":"(Dong et al. 2012; Liu et al. 2021; Sun et al. 2025)","previouslyFormattedCitation":"(Dong et al. 2012; Liu et al. 2021; Sun et al. 2025)"},"properties":{"noteIndex":0},"schema":"https://github.com/citation-style-language/schema/raw/master/csl-citation.json"}</w:instrText>
+              <w:instrText xml:space="preserve">ADDIN CSL_CITATION {"citationID":"MENDELEY_CITATION_113","citationItems":[{"id":"ITEM-111","isTemporary":false,"itemData":{"DOI":"10.1109/TMECH.2010.2090896","author":[{"family":"Dong","given":"Daoyi"},{"family":"Chen","given":"Chunlin"},{"family":"Chu","given":"Jian"},{"family":"Tarn","given":"Tzyh-Jong"}],"container-title":"IEEE/ASME Transactions on Mechatronics","id":"Dong2012","issue":"1","issued":{"date-parts":[[2012]]},"page":"86-97","publisher":"IEEE","title":"Robust quantum-inspired reinforcement learning for robot navigation","type":"article-journal","volume":"17"}},{"id":"ITEM-112","isTemporary":false,"itemData":{"DOI":"10.1103/PhysRevLett.126.020503","author":[{"family":"Liu","given":"Hua-Ying"},{"family":"Tian","given":"Xiao-Hui"},{"family":"Gu","given":"Changsheng"},{"family":"Fan","given":"Pengfei"},{"family":"Ni","given":"Xin"},{"family":"Yang","given":"Ran"},{"family":"Zhang","given":"Ji-Ning"},{"family":"Hu","given":"Mingzhe"},{"family":"Guo","given":"Jian"},{"family":"Cao","given":"Xun"},{"family":"Hu","given":"Xiaopeng"},{"family":"Zhao","given":"Gang"},{"family":"Lu","given":"Yan-Qing"},{"family":"Gong","given":"Yan-Xiao"},{"family":"Xie","given":"Zhenda"},{"family":"Zhu","given":"Shi-Ning"}],"container-title":"Physical Review Letters","id":"Liu2021","issued":{"date-parts":[[2021]]},"page":"020503","title":"Optical-relayed entanglement distribution using drones as mobile nodes","type":"article-journal","volume":"126"}},{"id":"ITEM-113","isTemporary":false,"itemData":{"URL":"https://arxiv.org/abs/2508.01690","author":[{"family":"Sun","given":"Yize"},{"family":"Hagog","given":"Mohamad"},{"family":"Weber","given":"Marc"},{"family":"Hein","given":"Daniel"},{"family":"Udluft","given":"Steffen"},{"family":"Tresp","given":"Volker"},{"family":"Ma","given":"Yunpu"}],"id":"Sun2025","issued":{"date-parts":[[2025]]},"note":"QML@QCE 2025 workshop","title":"First experience with real-time control using simulated VQC-based quantum policies","type":""}}],"isEdited":false,"manualOverride":{"citeprocText":"(Dong et al. 2012; Liu et al. 2021; Sun et al. 2025)","isManuallyOverridden":false,"manualOverrideText":""},"mendeley":{"formattedCitation":"(Dong et al. 2012; Liu et al. 2021; Sun et al. 2025)","plainTextFormattedCitation":"(Dong et al. 2012; Liu et al. 2021; Sun et al. 2025)","previouslyFormattedCitation":"(Dong et al. 2012; Liu et al. 2021; Sun et al. 2025)"},"properties":{"noteIndex":0},"schema":"https://github.com/citation-style-language/schema/raw/master/csl-citation.json"}</w:instrText>
             </w:r>
             <w:r>
               <w:fldChar w:fldCharType="separate"/>
@@ -7867,7 +8057,7 @@
               <w:fldChar w:fldCharType="begin"/>
             </w:r>
             <w:r>
-              <w:instrText xml:space="preserve">ADDIN CSL_CITATION {"citationID":"MENDELEY_CITATION_101","citationItems":[{"id":"ITEM-101","isTemporary":false,"itemData":{"DOI":"10.48550/arXiv.2504.08167","URL":"https://arxiv.org/abs/2504.08167","author":[{"family":"Muradoglu","given":"Murat"},{"family":"Johnsson","given":"Mattias T."},{"family":"Wilson","given":"Nathanial M."},{"family":"Cohen","given":"Yuval"},{"family":"Shin","given":"Dongki"},{"family":"Navickas","given":"Tomas"},{"family":"Pyragius","given":"Tadas"},{"family":"Thomas","given":"Divya"},{"family":"Thompson","given":"Daniel"},{"family":"Moore","given":"Steven I."},{"family":"Rahman","given":"Md Tanvir"},{"family":"Walker","given":"Adrian"},{"family":"Dutta","given":"Indranil"},{"family":"Bijjahalli","given":"Suraj"},{"family":"Berlocher","given":"Jacob"},{"family":"Hush","given":"Michael R."},{"family":"Anderson","given":"Russell P."},{"family":"Szigeti","given":"Stuart S."},{"family":"Biercuk","given":"Michael J."}],"id":"Muradoglu2025","issued":{"date-parts":[[2025]]},"title":"Quantum-assured magnetic navigation achieves positioning accuracy better than a strategic-grade INS in airborne and ground-based field trials","type":""}}],"isEdited":false,"manualOverride":{"citeprocText":"(Muradoglu et al. 2025)","isManuallyOverridden":false,"manualOverrideText":""},"mendeley":{"formattedCitation":"(Muradoglu et al. 2025)","plainTextFormattedCitation":"(Muradoglu et al. 2025)","previouslyFormattedCitation":"(Muradoglu et al. 2025)"},"properties":{"noteIndex":0},"schema":"https://github.com/citation-style-language/schema/raw/master/csl-citation.json"}</w:instrText>
+              <w:instrText xml:space="preserve">ADDIN CSL_CITATION {"citationID":"MENDELEY_CITATION_114","citationItems":[{"id":"ITEM-114","isTemporary":false,"itemData":{"DOI":"10.48550/arXiv.2504.08167","URL":"https://arxiv.org/abs/2504.08167","author":[{"family":"Muradoglu","given":"Murat"},{"family":"Johnsson","given":"Mattias T."},{"family":"Wilson","given":"Nathanial M."},{"family":"Cohen","given":"Yuval"},{"family":"Shin","given":"Dongki"},{"family":"Navickas","given":"Tomas"},{"family":"Pyragius","given":"Tadas"},{"family":"Thomas","given":"Divya"},{"family":"Thompson","given":"Daniel"},{"family":"Moore","given":"Steven I."},{"family":"Rahman","given":"Md Tanvir"},{"family":"Walker","given":"Adrian"},{"family":"Dutta","given":"Indranil"},{"family":"Bijjahalli","given":"Suraj"},{"family":"Berlocher","given":"Jacob"},{"family":"Hush","given":"Michael R."},{"family":"Anderson","given":"Russell P."},{"family":"Szigeti","given":"Stuart S."},{"family":"Biercuk","given":"Michael J."}],"id":"Muradoglu2025","issued":{"date-parts":[[2025]]},"title":"Quantum-assured magnetic navigation achieves positioning accuracy better than a strategic-grade INS in airborne and ground-based field trials","type":""}}],"isEdited":false,"manualOverride":{"citeprocText":"(Muradoglu et al. 2025)","isManuallyOverridden":false,"manualOverrideText":""},"mendeley":{"formattedCitation":"(Muradoglu et al. 2025)","plainTextFormattedCitation":"(Muradoglu et al. 2025)","previouslyFormattedCitation":"(Muradoglu et al. 2025)"},"properties":{"noteIndex":0},"schema":"https://github.com/citation-style-language/schema/raw/master/csl-citation.json"}</w:instrText>
             </w:r>
             <w:r>
               <w:fldChar w:fldCharType="separate"/>
@@ -8078,7 +8268,7 @@
         <w:fldChar w:fldCharType="begin"/>
       </w:r>
       <w:r>
-        <w:instrText xml:space="preserve">ADDIN CSL_CITATION {"citationID":"MENDELEY_CITATION_103","citationItems":[{"id":"ITEM-102","isTemporary":false,"itemData":{"URL":"https://arxiv.org/abs/2605.20801","author":[{"family":"Altrabulsi","given":"Mohamed Khair"},{"family":"Innan","given":"Nouhaila"},{"family":"Marchisio","given":"Alberto"},{"family":"Kashif","given":"Muhammad"},{"family":"Shafique","given":"Muhammad"}],"id":"Altrabulsi2026","issued":{"date-parts":[[2026]]},"title":"Q-SpiRL: Quantum spiking reinforcement learning for adaptive robot navigation","title-short":"Q-SpiRL","type":""}},{"id":"ITEM-103","isTemporary":false,"itemData":{"DOI":"10.48550/arXiv.2504.08167","URL":"https://arxiv.org/abs/2504.08167","author":[{"family":"Muradoglu","given":"Murat"},{"family":"Johnsson","given":"Mattias T."},{"family":"Wilson","given":"Nathanial M."},{"family":"Cohen","given":"Yuval"},{"family":"Shin","given":"Dongki"},{"family":"Navickas","given":"Tomas"},{"family":"Pyragius","given":"Tadas"},{"family":"Thomas","given":"Divya"},{"family":"Thompson","given":"Daniel"},{"family":"Moore","given":"Steven I."},{"family":"Rahman","given":"Md Tanvir"},{"family":"Walker","given":"Adrian"},{"family":"Dutta","given":"Indranil"},{"family":"Bijjahalli","given":"Suraj"},{"family":"Berlocher","given":"Jacob"},{"family":"Hush","given":"Michael R."},{"family":"Anderson","given":"Russell P."},{"family":"Szigeti","given":"Stuart S."},{"family":"Biercuk","given":"Michael J."}],"id":"Muradoglu2025","issued":{"date-parts":[[2025]]},"title":"Quantum-assured magnetic navigation achieves positioning accuracy better than a strategic-grade INS in airborne and ground-based field trials","type":""}}],"isEdited":false,"manualOverride":{"citeprocText":"(Altrabulsi et al. 2026; Muradoglu et al. 2025)","isManuallyOverridden":false,"manualOverrideText":""},"mendeley":{"formattedCitation":"(Altrabulsi et al. 2026; Muradoglu et al. 2025)","plainTextFormattedCitation":"(Altrabulsi et al. 2026; Muradoglu et al. 2025)","previouslyFormattedCitation":"(Altrabulsi et al. 2026; Muradoglu et al. 2025)"},"properties":{"noteIndex":0},"schema":"https://github.com/citation-style-language/schema/raw/master/csl-citation.json"}</w:instrText>
+        <w:instrText xml:space="preserve">ADDIN CSL_CITATION {"citationID":"MENDELEY_CITATION_116","citationItems":[{"id":"ITEM-115","isTemporary":false,"itemData":{"URL":"https://arxiv.org/abs/2605.20801","author":[{"family":"Altrabulsi","given":"Mohamed Khair"},{"family":"Innan","given":"Nouhaila"},{"family":"Marchisio","given":"Alberto"},{"family":"Kashif","given":"Muhammad"},{"family":"Shafique","given":"Muhammad"}],"id":"Altrabulsi2026","issued":{"date-parts":[[2026]]},"title":"Q-SpiRL: Quantum spiking reinforcement learning for adaptive robot navigation","title-short":"Q-SpiRL","type":""}},{"id":"ITEM-116","isTemporary":false,"itemData":{"DOI":"10.48550/arXiv.2504.08167","URL":"https://arxiv.org/abs/2504.08167","author":[{"family":"Muradoglu","given":"Murat"},{"family":"Johnsson","given":"Mattias T."},{"family":"Wilson","given":"Nathanial M."},{"family":"Cohen","given":"Yuval"},{"family":"Shin","given":"Dongki"},{"family":"Navickas","given":"Tomas"},{"family":"Pyragius","given":"Tadas"},{"family":"Thomas","given":"Divya"},{"family":"Thompson","given":"Daniel"},{"family":"Moore","given":"Steven I."},{"family":"Rahman","given":"Md Tanvir"},{"family":"Walker","given":"Adrian"},{"family":"Dutta","given":"Indranil"},{"family":"Bijjahalli","given":"Suraj"},{"family":"Berlocher","given":"Jacob"},{"family":"Hush","given":"Michael R."},{"family":"Anderson","given":"Russell P."},{"family":"Szigeti","given":"Stuart S."},{"family":"Biercuk","given":"Michael J."}],"id":"Muradoglu2025","issued":{"date-parts":[[2025]]},"title":"Quantum-assured magnetic navigation achieves positioning accuracy better than a strategic-grade INS in airborne and ground-based field trials","type":""}}],"isEdited":false,"manualOverride":{"citeprocText":"(Altrabulsi et al. 2026; Muradoglu et al. 2025)","isManuallyOverridden":false,"manualOverrideText":""},"mendeley":{"formattedCitation":"(Altrabulsi et al. 2026; Muradoglu et al. 2025)","plainTextFormattedCitation":"(Altrabulsi et al. 2026; Muradoglu et al. 2025)","previouslyFormattedCitation":"(Altrabulsi et al. 2026; Muradoglu et al. 2025)"},"properties":{"noteIndex":0},"schema":"https://github.com/citation-style-language/schema/raw/master/csl-citation.json"}</w:instrText>
       </w:r>
       <w:r>
         <w:fldChar w:fldCharType="separate"/>
@@ -8201,7 +8391,7 @@
         <w:fldChar w:fldCharType="begin"/>
       </w:r>
       <w:r>
-        <w:instrText xml:space="preserve">ADDIN CSL_CITATION {"citationID":"MENDELEY_CITATION_104","citationItems":[{"id":"ITEM-104","isTemporary":false,"itemData":{"DOI":"10.3389/fphy.2014.00005","author":[{"family":"Lucas","given":"Andrew"}],"container-title":"Frontiers in Physics","id":"Lucas2014","issued":{"date-parts":[[2014]]},"page":"5","publisher":"Frontiers Media","title":"Ising formulations of many NP problems","type":"article-journal","volume":"2"},"suppress-author":false}],"isEdited":false,"manualOverride":{"citeprocText":"Lucas (2014)","isManuallyOverridden":false,"manualOverrideText":""},"mendeley":{"formattedCitation":"Lucas (2014)","plainTextFormattedCitation":"Lucas (2014)","previouslyFormattedCitation":"Lucas (2014)"},"properties":{"noteIndex":0},"schema":"https://github.com/citation-style-language/schema/raw/master/csl-citation.json"}</w:instrText>
+        <w:instrText xml:space="preserve">ADDIN CSL_CITATION {"citationID":"MENDELEY_CITATION_117","citationItems":[{"id":"ITEM-117","isTemporary":false,"itemData":{"DOI":"10.3389/fphy.2014.00005","author":[{"family":"Lucas","given":"Andrew"}],"container-title":"Frontiers in Physics","id":"Lucas2014","issued":{"date-parts":[[2014]]},"page":"5","publisher":"Frontiers Media","title":"Ising formulations of many NP problems","type":"article-journal","volume":"2"},"suppress-author":false}],"isEdited":false,"manualOverride":{"citeprocText":"Lucas (2014)","isManuallyOverridden":false,"manualOverrideText":""},"mendeley":{"formattedCitation":"Lucas (2014)","plainTextFormattedCitation":"Lucas (2014)","previouslyFormattedCitation":"Lucas (2014)"},"properties":{"noteIndex":0},"schema":"https://github.com/citation-style-language/schema/raw/master/csl-citation.json"}</w:instrText>
       </w:r>
       <w:r>
         <w:fldChar w:fldCharType="separate"/>
@@ -8222,7 +8412,7 @@
         <w:fldChar w:fldCharType="begin"/>
       </w:r>
       <w:r>
-        <w:instrText xml:space="preserve">ADDIN CSL_CITATION {"citationID":"MENDELEY_CITATION_105","citationItems":[{"id":"ITEM-105","isTemporary":false,"itemData":{"DOI":"10.1038/nature10012","author":[{"family":"Johnson","given":"M. W."},{"family":"Amin","given":"M. H. S."},{"family":"Gildert","given":"S."},{"family":"Lanting","given":"T."},{"family":"Hamze","given":"F."},{"family":"Dickson","given":"N."},{"family":"Harris","given":"R."},{"family":"Berkley","given":"A. J."},{"family":"Johansson","given":"J."},{"family":"Bunyk","given":"P."},{"family":"Chapple","given":"E. M."},{"family":"Enderud","given":"C."},{"family":"Hilton","given":"J. P."},{"family":"Karimi","given":"K."},{"family":"Ladizinsky","given":"E."},{"family":"Ladizinsky","given":"N."},{"family":"Oh","given":"T."},{"family":"Perminov","given":"I."},{"family":"Rich","given":"C."},{"family":"Thom","given":"M. C."},{"family":"Tolkacheva","given":"E."},{"family":"Truncik","given":"C. J. S."},{"family":"Uchaikin","given":"S."},{"family":"Wang","given":"J."},{"family":"Wilson","given":"B."},{"family":"Rose","given":"G."}],"container-title":"Nature","id":"Johnson2011","issue":"7346","issued":{"date-parts":[[2011]]},"page":"194-198","publisher":"Nature Publishing Group","title":"Quantum annealing with manufactured spins","type":"article-journal","volume":"473"}}],"isEdited":false,"manualOverride":{"citeprocText":"(Johnson et al. 2011)","isManuallyOverridden":false,"manualOverrideText":""},"mendeley":{"formattedCitation":"(Johnson et al. 2011)","plainTextFormattedCitation":"(Johnson et al. 2011)","previouslyFormattedCitation":"(Johnson et al. 2011)"},"properties":{"noteIndex":0},"schema":"https://github.com/citation-style-language/schema/raw/master/csl-citation.json"}</w:instrText>
+        <w:instrText xml:space="preserve">ADDIN CSL_CITATION {"citationID":"MENDELEY_CITATION_118","citationItems":[{"id":"ITEM-118","isTemporary":false,"itemData":{"DOI":"10.1038/nature10012","author":[{"family":"Johnson","given":"M. W."},{"family":"Amin","given":"M. H. S."},{"family":"Gildert","given":"S."},{"family":"Lanting","given":"T."},{"family":"Hamze","given":"F."},{"family":"Dickson","given":"N."},{"family":"Harris","given":"R."},{"family":"Berkley","given":"A. J."},{"family":"Johansson","given":"J."},{"family":"Bunyk","given":"P."},{"family":"Chapple","given":"E. M."},{"family":"Enderud","given":"C."},{"family":"Hilton","given":"J. P."},{"family":"Karimi","given":"K."},{"family":"Ladizinsky","given":"E."},{"family":"Ladizinsky","given":"N."},{"family":"Oh","given":"T."},{"family":"Perminov","given":"I."},{"family":"Rich","given":"C."},{"family":"Thom","given":"M. C."},{"family":"Tolkacheva","given":"E."},{"family":"Truncik","given":"C. J. S."},{"family":"Uchaikin","given":"S."},{"family":"Wang","given":"J."},{"family":"Wilson","given":"B."},{"family":"Rose","given":"G."}],"container-title":"Nature","id":"Johnson2011","issue":"7346","issued":{"date-parts":[[2011]]},"page":"194-198","publisher":"Nature Publishing Group","title":"Quantum annealing with manufactured spins","type":"article-journal","volume":"473"}}],"isEdited":false,"manualOverride":{"citeprocText":"(Johnson et al. 2011)","isManuallyOverridden":false,"manualOverrideText":""},"mendeley":{"formattedCitation":"(Johnson et al. 2011)","plainTextFormattedCitation":"(Johnson et al. 2011)","previouslyFormattedCitation":"(Johnson et al. 2011)"},"properties":{"noteIndex":0},"schema":"https://github.com/citation-style-language/schema/raw/master/csl-citation.json"}</w:instrText>
       </w:r>
       <w:r>
         <w:fldChar w:fldCharType="separate"/>
@@ -8243,7 +8433,7 @@
         <w:fldChar w:fldCharType="begin"/>
       </w:r>
       <w:r>
-        <w:instrText xml:space="preserve">ADDIN CSL_CITATION {"citationID":"MENDELEY_CITATION_106","citationItems":[{"id":"ITEM-106","isTemporary":false,"itemData":{"URL":"https://arxiv.org/abs/1411.4028","author":[{"family":"Farhi","given":"Edward"},{"family":"Goldstone","given":"Jeffrey"},{"family":"Gutmann","given":"Sam"}],"id":"Farhi2014","issued":{"date-parts":[[2014]]},"title":"A quantum approximate optimization algorithm","type":""}}],"isEdited":false,"manualOverride":{"citeprocText":"(Farhi, Goldstone, and Gutmann 2014)","isManuallyOverridden":false,"manualOverrideText":""},"mendeley":{"formattedCitation":"(Farhi, Goldstone, and Gutmann 2014)","plainTextFormattedCitation":"(Farhi, Goldstone, and Gutmann 2014)","previouslyFormattedCitation":"(Farhi, Goldstone, and Gutmann 2014)"},"properties":{"noteIndex":0},"schema":"https://github.com/citation-style-language/schema/raw/master/csl-citation.json"}</w:instrText>
+        <w:instrText xml:space="preserve">ADDIN CSL_CITATION {"citationID":"MENDELEY_CITATION_119","citationItems":[{"id":"ITEM-119","isTemporary":false,"itemData":{"URL":"https://arxiv.org/abs/1411.4028","author":[{"family":"Farhi","given":"Edward"},{"family":"Goldstone","given":"Jeffrey"},{"family":"Gutmann","given":"Sam"}],"id":"Farhi2014","issued":{"date-parts":[[2014]]},"title":"A quantum approximate optimization algorithm","type":""}}],"isEdited":false,"manualOverride":{"citeprocText":"(Farhi, Goldstone, and Gutmann 2014)","isManuallyOverridden":false,"manualOverrideText":""},"mendeley":{"formattedCitation":"(Farhi, Goldstone, and Gutmann 2014)","plainTextFormattedCitation":"(Farhi, Goldstone, and Gutmann 2014)","previouslyFormattedCitation":"(Farhi, Goldstone, and Gutmann 2014)"},"properties":{"noteIndex":0},"schema":"https://github.com/citation-style-language/schema/raw/master/csl-citation.json"}</w:instrText>
       </w:r>
       <w:r>
         <w:fldChar w:fldCharType="separate"/>
@@ -8318,7 +8508,7 @@
         <w:fldChar w:fldCharType="begin"/>
       </w:r>
       <w:r>
-        <w:instrText xml:space="preserve">ADDIN CSL_CITATION {"citationID":"MENDELEY_CITATION_107","citationItems":[{"id":"ITEM-107","isTemporary":false,"itemData":{"DOI":"10.3390/a12020034","author":[{"family":"Hadfield","given":"Stuart"},{"family":"Wang","given":"Zhihui"},{"family":"O’Gorman","given":"Bryan"},{"family":"Rieffel","given":"Eleanor G."},{"family":"Venturelli","given":"Davide"},{"family":"Biswas","given":"Rupak"}],"container-title":"Algorithms","id":"Hadfield2019","issue":"2","issued":{"date-parts":[[2019]]},"page":"34","publisher":"MDPI","title":"From the quantum approximate optimization algorithm to a quantum alternating operator ansatz","type":"article-journal","volume":"12"},"suppress-author":false}],"isEdited":false,"manualOverride":{"citeprocText":"Hadfield et al. (2019)","isManuallyOverridden":false,"manualOverrideText":""},"mendeley":{"formattedCitation":"Hadfield et al. (2019)","plainTextFormattedCitation":"Hadfield et al. (2019)","previouslyFormattedCitation":"Hadfield et al. (2019)"},"properties":{"noteIndex":0},"schema":"https://github.com/citation-style-language/schema/raw/master/csl-citation.json"}</w:instrText>
+        <w:instrText xml:space="preserve">ADDIN CSL_CITATION {"citationID":"MENDELEY_CITATION_120","citationItems":[{"id":"ITEM-120","isTemporary":false,"itemData":{"DOI":"10.3390/a12020034","author":[{"family":"Hadfield","given":"Stuart"},{"family":"Wang","given":"Zhihui"},{"family":"O’Gorman","given":"Bryan"},{"family":"Rieffel","given":"Eleanor G."},{"family":"Venturelli","given":"Davide"},{"family":"Biswas","given":"Rupak"}],"container-title":"Algorithms","id":"Hadfield2019","issue":"2","issued":{"date-parts":[[2019]]},"page":"34","publisher":"MDPI","title":"From the quantum approximate optimization algorithm to a quantum alternating operator ansatz","type":"article-journal","volume":"12"},"suppress-author":false}],"isEdited":false,"manualOverride":{"citeprocText":"Hadfield et al. (2019)","isManuallyOverridden":false,"manualOverrideText":""},"mendeley":{"formattedCitation":"Hadfield et al. (2019)","plainTextFormattedCitation":"Hadfield et al. (2019)","previouslyFormattedCitation":"Hadfield et al. (2019)"},"properties":{"noteIndex":0},"schema":"https://github.com/citation-style-language/schema/raw/master/csl-citation.json"}</w:instrText>
       </w:r>
       <w:r>
         <w:fldChar w:fldCharType="separate"/>
@@ -8342,7 +8532,7 @@
         <w:fldChar w:fldCharType="begin"/>
       </w:r>
       <w:r>
-        <w:instrText xml:space="preserve">ADDIN CSL_CITATION {"citationID":"MENDELEY_CITATION_108","citationItems":[{"id":"ITEM-108","isTemporary":false,"itemData":{"DOI":"10.1103/PhysRevX.10.021067","author":[{"family":"Zhou","given":"Leo"},{"family":"Wang","given":"Sheng-Tao"},{"family":"Choi","given":"Soonwon"},{"family":"Pichler","given":"Hannes"},{"family":"Lukin","given":"Mikhail D."}],"container-title":"Physical Review X","id":"Zhou2020","issue":"2","issued":{"date-parts":[[2020]]},"page":"021067","publisher":"American Physical Society","title":"Quantum approximate optimization algorithm: Performance, mechanism, and implementation on near-term devices","title-short":"Quantum approximate optimization algorithm","type":"article-journal","volume":"10"},"suppress-author":false}],"isEdited":false,"manualOverride":{"citeprocText":"Zhou et al. (2020)","isManuallyOverridden":false,"manualOverrideText":""},"mendeley":{"formattedCitation":"Zhou et al. (2020)","plainTextFormattedCitation":"Zhou et al. (2020)","previouslyFormattedCitation":"Zhou et al. (2020)"},"properties":{"noteIndex":0},"schema":"https://github.com/citation-style-language/schema/raw/master/csl-citation.json"}</w:instrText>
+        <w:instrText xml:space="preserve">ADDIN CSL_CITATION {"citationID":"MENDELEY_CITATION_121","citationItems":[{"id":"ITEM-121","isTemporary":false,"itemData":{"DOI":"10.1103/PhysRevX.10.021067","author":[{"family":"Zhou","given":"Leo"},{"family":"Wang","given":"Sheng-Tao"},{"family":"Choi","given":"Soonwon"},{"family":"Pichler","given":"Hannes"},{"family":"Lukin","given":"Mikhail D."}],"container-title":"Physical Review X","id":"Zhou2020","issue":"2","issued":{"date-parts":[[2020]]},"page":"021067","publisher":"American Physical Society","title":"Quantum approximate optimization algorithm: Performance, mechanism, and implementation on near-term devices","title-short":"Quantum approximate optimization algorithm","type":"article-journal","volume":"10"},"suppress-author":false}],"isEdited":false,"manualOverride":{"citeprocText":"Zhou et al. (2020)","isManuallyOverridden":false,"manualOverrideText":""},"mendeley":{"formattedCitation":"Zhou et al. (2020)","plainTextFormattedCitation":"Zhou et al. (2020)","previouslyFormattedCitation":"Zhou et al. (2020)"},"properties":{"noteIndex":0},"schema":"https://github.com/citation-style-language/schema/raw/master/csl-citation.json"}</w:instrText>
       </w:r>
       <w:r>
         <w:fldChar w:fldCharType="separate"/>
@@ -8377,7 +8567,7 @@
         <w:fldChar w:fldCharType="begin"/>
       </w:r>
       <w:r>
-        <w:instrText xml:space="preserve">ADDIN CSL_CITATION {"citationID":"MENDELEY_CITATION_109","citationItems":[{"id":"ITEM-109","isTemporary":false,"itemData":{"DOI":"10.22331/q-2020-04-20-256","author":[{"family":"Barkoutsos","given":"Panagiotis Kl."},{"family":"Nannicini","given":"Giacomo"},{"family":"Robert","given":"Anton"},{"family":"Tavernelli","given":"Ivano"},{"family":"Woerner","given":"Stefan"}],"container-title":"Quantum","id":"Barkoutsos2020","issued":{"date-parts":[[2020]]},"page":"256","publisher":"Verein zur Förderung des Open Access Publizierens in den Quantenwissenschaften","title":"Improving variational quantum optimization using CVaR","type":"article-journal","volume":"4"},"suppress-author":false}],"isEdited":false,"manualOverride":{"citeprocText":"Barkoutsos et al. (2020)","isManuallyOverridden":false,"manualOverrideText":""},"mendeley":{"formattedCitation":"Barkoutsos et al. (2020)","plainTextFormattedCitation":"Barkoutsos et al. (2020)","previouslyFormattedCitation":"Barkoutsos et al. (2020)"},"properties":{"noteIndex":0},"schema":"https://github.com/citation-style-language/schema/raw/master/csl-citation.json"}</w:instrText>
+        <w:instrText xml:space="preserve">ADDIN CSL_CITATION {"citationID":"MENDELEY_CITATION_122","citationItems":[{"id":"ITEM-122","isTemporary":false,"itemData":{"DOI":"10.22331/q-2020-04-20-256","author":[{"family":"Barkoutsos","given":"Panagiotis Kl."},{"family":"Nannicini","given":"Giacomo"},{"family":"Robert","given":"Anton"},{"family":"Tavernelli","given":"Ivano"},{"family":"Woerner","given":"Stefan"}],"container-title":"Quantum","id":"Barkoutsos2020","issued":{"date-parts":[[2020]]},"page":"256","publisher":"Verein zur Förderung des Open Access Publizierens in den Quantenwissenschaften","title":"Improving variational quantum optimization using CVaR","type":"article-journal","volume":"4"},"suppress-author":false}],"isEdited":false,"manualOverride":{"citeprocText":"Barkoutsos et al. (2020)","isManuallyOverridden":false,"manualOverrideText":""},"mendeley":{"formattedCitation":"Barkoutsos et al. (2020)","plainTextFormattedCitation":"Barkoutsos et al. (2020)","previouslyFormattedCitation":"Barkoutsos et al. (2020)"},"properties":{"noteIndex":0},"schema":"https://github.com/citation-style-language/schema/raw/master/csl-citation.json"}</w:instrText>
       </w:r>
       <w:r>
         <w:fldChar w:fldCharType="separate"/>
@@ -8401,7 +8591,7 @@
         <w:fldChar w:fldCharType="begin"/>
       </w:r>
       <w:r>
-        <w:instrText xml:space="preserve">ADDIN CSL_CITATION {"citationID":"MENDELEY_CITATION_110","citationItems":[{"id":"ITEM-110","isTemporary":false,"itemData":{"DOI":"10.1007/s11128-014-0892-x","author":[{"family":"Rieffel","given":"Eleanor G."},{"family":"Venturelli","given":"Davide"},{"family":"O’Gorman","given":"Bryan"},{"family":"Do","given":"Minh B."},{"family":"Prystay","given":"Elicia M."},{"family":"Smelyanskiy","given":"Vadim N."}],"container-title":"Quantum Information Processing","id":"Rieffel2015","issue":"1","issued":{"date-parts":[[2015]]},"page":"1-36","title":"A case study in programming a quantum annealer for hard operational planning problems","type":"article-journal","volume":"14"},"suppress-author":false}],"isEdited":false,"manualOverride":{"citeprocText":"Rieffel et al. (2015)","isManuallyOverridden":false,"manualOverrideText":""},"mendeley":{"formattedCitation":"Rieffel et al. (2015)","plainTextFormattedCitation":"Rieffel et al. (2015)","previouslyFormattedCitation":"Rieffel et al. (2015)"},"properties":{"noteIndex":0},"schema":"https://github.com/citation-style-language/schema/raw/master/csl-citation.json"}</w:instrText>
+        <w:instrText xml:space="preserve">ADDIN CSL_CITATION {"citationID":"MENDELEY_CITATION_123","citationItems":[{"id":"ITEM-123","isTemporary":false,"itemData":{"DOI":"10.1007/s11128-014-0892-x","author":[{"family":"Rieffel","given":"Eleanor G."},{"family":"Venturelli","given":"Davide"},{"family":"O’Gorman","given":"Bryan"},{"family":"Do","given":"Minh B."},{"family":"Prystay","given":"Elicia M."},{"family":"Smelyanskiy","given":"Vadim N."}],"container-title":"Quantum Information Processing","id":"Rieffel2015","issue":"1","issued":{"date-parts":[[2015]]},"page":"1-36","title":"A case study in programming a quantum annealer for hard operational planning problems","type":"article-journal","volume":"14"},"suppress-author":false}],"isEdited":false,"manualOverride":{"citeprocText":"Rieffel et al. (2015)","isManuallyOverridden":false,"manualOverrideText":""},"mendeley":{"formattedCitation":"Rieffel et al. (2015)","plainTextFormattedCitation":"Rieffel et al. (2015)","previouslyFormattedCitation":"Rieffel et al. (2015)"},"properties":{"noteIndex":0},"schema":"https://github.com/citation-style-language/schema/raw/master/csl-citation.json"}</w:instrText>
       </w:r>
       <w:r>
         <w:fldChar w:fldCharType="separate"/>
@@ -8425,7 +8615,7 @@
         <w:fldChar w:fldCharType="begin"/>
       </w:r>
       <w:r>
-        <w:instrText xml:space="preserve">ADDIN CSL_CITATION {"citationID":"MENDELEY_CITATION_111","citationItems":[{"id":"ITEM-111","isTemporary":false,"itemData":{"DOI":"10.3389/fict.2017.00029","author":[{"family":"Neukart","given":"Florian"},{"family":"Compostella","given":"Gabriele"},{"family":"Seidel","given":"Christian"},{"dropping-particle":"von","family":"Dollen","given":"David"},{"family":"Yarkoni","given":"Sheir"},{"family":"Parney","given":"Bob"}],"container-title":"Frontiers in ICT","id":"Neukart2017","issued":{"date-parts":[[2017]]},"page":"29","title":"Traffic flow optimization using a quantum annealer","type":"article-journal","volume":"4"},"suppress-author":false}],"isEdited":false,"manualOverride":{"citeprocText":"Neukart et al. (2017)","isManuallyOverridden":false,"manualOverrideText":""},"mendeley":{"formattedCitation":"Neukart et al. (2017)","plainTextFormattedCitation":"Neukart et al. (2017)","previouslyFormattedCitation":"Neukart et al. (2017)"},"properties":{"noteIndex":0},"schema":"https://github.com/citation-style-language/schema/raw/master/csl-citation.json"}</w:instrText>
+        <w:instrText xml:space="preserve">ADDIN CSL_CITATION {"citationID":"MENDELEY_CITATION_124","citationItems":[{"id":"ITEM-124","isTemporary":false,"itemData":{"DOI":"10.3389/fict.2017.00029","author":[{"family":"Neukart","given":"Florian"},{"family":"Compostella","given":"Gabriele"},{"family":"Seidel","given":"Christian"},{"dropping-particle":"von","family":"Dollen","given":"David"},{"family":"Yarkoni","given":"Sheir"},{"family":"Parney","given":"Bob"}],"container-title":"Frontiers in ICT","id":"Neukart2017","issued":{"date-parts":[[2017]]},"page":"29","title":"Traffic flow optimization using a quantum annealer","type":"article-journal","volume":"4"},"suppress-author":false}],"isEdited":false,"manualOverride":{"citeprocText":"Neukart et al. (2017)","isManuallyOverridden":false,"manualOverrideText":""},"mendeley":{"formattedCitation":"Neukart et al. (2017)","plainTextFormattedCitation":"Neukart et al. (2017)","previouslyFormattedCitation":"Neukart et al. (2017)"},"properties":{"noteIndex":0},"schema":"https://github.com/citation-style-language/schema/raw/master/csl-citation.json"}</w:instrText>
       </w:r>
       <w:r>
         <w:fldChar w:fldCharType="separate"/>
@@ -8449,7 +8639,7 @@
         <w:fldChar w:fldCharType="begin"/>
       </w:r>
       <w:r>
-        <w:instrText xml:space="preserve">ADDIN CSL_CITATION {"citationID":"MENDELEY_CITATION_112","citationItems":[{"id":"ITEM-112","isTemporary":false,"itemData":{"DOI":"10.1088/1361-6633/ac8c54","author":[{"family":"Yarkoni","given":"Sheir"},{"family":"Raponi","given":"Elena"},{"family":"Bäck","given":"Thomas"},{"family":"Schmitt","given":"Sebastian"}],"container-title":"Reports on Progress in Physics","id":"Yarkoni2022","issue":"10","issued":{"date-parts":[[2022]]},"page":"104001","title":"Quantum annealing for industry applications: Introduction and review","title-short":"Quantum annealing for industry applications","type":"article-journal","volume":"85"},"suppress-author":false}],"isEdited":false,"manualOverride":{"citeprocText":"Yarkoni et al. (2022)","isManuallyOverridden":false,"manualOverrideText":""},"mendeley":{"formattedCitation":"Yarkoni et al. (2022)","plainTextFormattedCitation":"Yarkoni et al. (2022)","previouslyFormattedCitation":"Yarkoni et al. (2022)"},"properties":{"noteIndex":0},"schema":"https://github.com/citation-style-language/schema/raw/master/csl-citation.json"}</w:instrText>
+        <w:instrText xml:space="preserve">ADDIN CSL_CITATION {"citationID":"MENDELEY_CITATION_125","citationItems":[{"id":"ITEM-125","isTemporary":false,"itemData":{"DOI":"10.1088/1361-6633/ac8c54","author":[{"family":"Yarkoni","given":"Sheir"},{"family":"Raponi","given":"Elena"},{"family":"Bäck","given":"Thomas"},{"family":"Schmitt","given":"Sebastian"}],"container-title":"Reports on Progress in Physics","id":"Yarkoni2022","issue":"10","issued":{"date-parts":[[2022]]},"page":"104001","title":"Quantum annealing for industry applications: Introduction and review","title-short":"Quantum annealing for industry applications","type":"article-journal","volume":"85"},"suppress-author":false}],"isEdited":false,"manualOverride":{"citeprocText":"Yarkoni et al. (2022)","isManuallyOverridden":false,"manualOverrideText":""},"mendeley":{"formattedCitation":"Yarkoni et al. (2022)","plainTextFormattedCitation":"Yarkoni et al. (2022)","previouslyFormattedCitation":"Yarkoni et al. (2022)"},"properties":{"noteIndex":0},"schema":"https://github.com/citation-style-language/schema/raw/master/csl-citation.json"}</w:instrText>
       </w:r>
       <w:r>
         <w:fldChar w:fldCharType="separate"/>
@@ -8481,7 +8671,7 @@
         <w:fldChar w:fldCharType="begin"/>
       </w:r>
       <w:r>
-        <w:instrText xml:space="preserve">ADDIN CSL_CITATION {"citationID":"MENDELEY_CITATION_113","citationItems":[{"id":"ITEM-113","isTemporary":false,"itemData":{"DOI":"10.1038/s41598-019-43176-9","author":[{"family":"Guerreschi","given":"Gian Giacomo"},{"family":"Matsuura","given":"Anne Y."}],"container-title":"Scientific Reports","id":"Guerreschi2019","issued":{"date-parts":[[2019]]},"page":"6903","publisher":"Nature Publishing Group","title":"QAOA for Max-Cut requires hundreds of qubits for quantum speed-up","type":"article-journal","volume":"9"},"suppress-author":false}],"isEdited":false,"manualOverride":{"citeprocText":"Guerreschi and Matsuura (2019)","isManuallyOverridden":false,"manualOverrideText":""},"mendeley":{"formattedCitation":"Guerreschi and Matsuura (2019)","plainTextFormattedCitation":"Guerreschi and Matsuura (2019)","previouslyFormattedCitation":"Guerreschi and Matsuura (2019)"},"properties":{"noteIndex":0},"schema":"https://github.com/citation-style-language/schema/raw/master/csl-citation.json"}</w:instrText>
+        <w:instrText xml:space="preserve">ADDIN CSL_CITATION {"citationID":"MENDELEY_CITATION_126","citationItems":[{"id":"ITEM-126","isTemporary":false,"itemData":{"DOI":"10.1038/s41598-019-43176-9","author":[{"family":"Guerreschi","given":"Gian Giacomo"},{"family":"Matsuura","given":"Anne Y."}],"container-title":"Scientific Reports","id":"Guerreschi2019","issued":{"date-parts":[[2019]]},"page":"6903","publisher":"Nature Publishing Group","title":"QAOA for Max-Cut requires hundreds of qubits for quantum speed-up","type":"article-journal","volume":"9"},"suppress-author":false}],"isEdited":false,"manualOverride":{"citeprocText":"Guerreschi and Matsuura (2019)","isManuallyOverridden":false,"manualOverrideText":""},"mendeley":{"formattedCitation":"Guerreschi and Matsuura (2019)","plainTextFormattedCitation":"Guerreschi and Matsuura (2019)","previouslyFormattedCitation":"Guerreschi and Matsuura (2019)"},"properties":{"noteIndex":0},"schema":"https://github.com/citation-style-language/schema/raw/master/csl-citation.json"}</w:instrText>
       </w:r>
       <w:r>
         <w:fldChar w:fldCharType="separate"/>
@@ -8534,7 +8724,7 @@
         <w:fldChar w:fldCharType="begin"/>
       </w:r>
       <w:r>
-        <w:instrText xml:space="preserve">ADDIN CSL_CITATION {"citationID":"MENDELEY_CITATION_114","citationItems":[{"id":"ITEM-114","isTemporary":false,"itemData":{"DOI":"10.3389/fcomp.2019.00009","author":[{"family":"Ohzeki","given":"Masayuki"},{"family":"Miki","given":"Akira"},{"family":"Miyama","given":"Masamichi J."},{"family":"Terabe","given":"Masayoshi"}],"container-title":"Frontiers in Computer Science","id":"Ohzeki2019","issued":{"date-parts":[[2019]]},"page":"9","publisher":"Frontiers Media","title":"Control of automated guided vehicles without collision by quantum annealer and digital devices","type":"article-journal","volume":"1"},"suppress-author":false}],"isEdited":false,"manualOverride":{"citeprocText":"Ohzeki et al. (2019)","isManuallyOverridden":false,"manualOverrideText":""},"mendeley":{"formattedCitation":"Ohzeki et al. (2019)","plainTextFormattedCitation":"Ohzeki et al. (2019)","previouslyFormattedCitation":"Ohzeki et al. (2019)"},"properties":{"noteIndex":0},"schema":"https://github.com/citation-style-language/schema/raw/master/csl-citation.json"}</w:instrText>
+        <w:instrText xml:space="preserve">ADDIN CSL_CITATION {"citationID":"MENDELEY_CITATION_127","citationItems":[{"id":"ITEM-127","isTemporary":false,"itemData":{"DOI":"10.3389/fcomp.2019.00009","author":[{"family":"Ohzeki","given":"Masayuki"},{"family":"Miki","given":"Akira"},{"family":"Miyama","given":"Masamichi J."},{"family":"Terabe","given":"Masayoshi"}],"container-title":"Frontiers in Computer Science","id":"Ohzeki2019","issued":{"date-parts":[[2019]]},"page":"9","publisher":"Frontiers Media","title":"Control of automated guided vehicles without collision by quantum annealer and digital devices","type":"article-journal","volume":"1"},"suppress-author":false}],"isEdited":false,"manualOverride":{"citeprocText":"Ohzeki et al. (2019)","isManuallyOverridden":false,"manualOverrideText":""},"mendeley":{"formattedCitation":"Ohzeki et al. (2019)","plainTextFormattedCitation":"Ohzeki et al. (2019)","previouslyFormattedCitation":"Ohzeki et al. (2019)"},"properties":{"noteIndex":0},"schema":"https://github.com/citation-style-language/schema/raw/master/csl-citation.json"}</w:instrText>
       </w:r>
       <w:r>
         <w:fldChar w:fldCharType="separate"/>
@@ -8560,7 +8750,7 @@
         <w:fldChar w:fldCharType="begin"/>
       </w:r>
       <w:r>
-        <w:instrText xml:space="preserve">ADDIN CSL_CITATION {"citationID":"MENDELEY_CITATION_115","citationItems":[{"id":"ITEM-115","isTemporary":false,"itemData":{"DOI":"10.1038/s41598-025-28481-w","author":[{"family":"Quang","given":"Thinh Nguyen"},{"family":"Matsuyama","given":"Kosuke"},{"family":"Shimizu","given":"Keisuke"},{"family":"Sugano","given":"Hiroki"},{"family":"Kurimoto","given":"Eiji"},{"family":"Miki","given":"Masahiro"},{"family":"Suzuki","given":"Jumpei"},{"family":"Chen","given":"Ziyi"},{"family":"Waidyasooriya","given":"Hasitha Muthumala"},{"family":"Hariyama","given":"Masanori"},{"family":"Hitomi","given":"Masaru"},{"family":"Sawamura","given":"Kenta"},{"family":"Ohzeki","given":"Masayuki"}],"container-title":"Scientific Reports","id":"Quang2025","issued":{"date-parts":[[2025]]},"page":"44047","publisher":"Nature Publishing Group","title":"Quantum annealing-based route optimization for commercial AGV operating systems in large-scale logistics warehouses","type":"article-journal","volume":"15"},"suppress-author":false}],"isEdited":false,"manualOverride":{"citeprocText":"Quang et al. (2025)","isManuallyOverridden":false,"manualOverrideText":""},"mendeley":{"formattedCitation":"Quang et al. (2025)","plainTextFormattedCitation":"Quang et al. (2025)","previouslyFormattedCitation":"Quang et al. (2025)"},"properties":{"noteIndex":0},"schema":"https://github.com/citation-style-language/schema/raw/master/csl-citation.json"}</w:instrText>
+        <w:instrText xml:space="preserve">ADDIN CSL_CITATION {"citationID":"MENDELEY_CITATION_128","citationItems":[{"id":"ITEM-128","isTemporary":false,"itemData":{"DOI":"10.1038/s41598-025-28481-w","author":[{"family":"Quang","given":"Thinh Nguyen"},{"family":"Matsuyama","given":"Kosuke"},{"family":"Shimizu","given":"Keisuke"},{"family":"Sugano","given":"Hiroki"},{"family":"Kurimoto","given":"Eiji"},{"family":"Miki","given":"Masahiro"},{"family":"Suzuki","given":"Jumpei"},{"family":"Chen","given":"Ziyi"},{"family":"Waidyasooriya","given":"Hasitha Muthumala"},{"family":"Hariyama","given":"Masanori"},{"family":"Hitomi","given":"Masaru"},{"family":"Sawamura","given":"Kenta"},{"family":"Ohzeki","given":"Masayuki"}],"container-title":"Scientific Reports","id":"Quang2025","issued":{"date-parts":[[2025]]},"page":"44047","publisher":"Nature Publishing Group","title":"Quantum annealing-based route optimization for commercial AGV operating systems in large-scale logistics warehouses","type":"article-journal","volume":"15"},"suppress-author":false}],"isEdited":false,"manualOverride":{"citeprocText":"Quang et al. (2025)","isManuallyOverridden":false,"manualOverrideText":""},"mendeley":{"formattedCitation":"Quang et al. (2025)","plainTextFormattedCitation":"Quang et al. (2025)","previouslyFormattedCitation":"Quang et al. (2025)"},"properties":{"noteIndex":0},"schema":"https://github.com/citation-style-language/schema/raw/master/csl-citation.json"}</w:instrText>
       </w:r>
       <w:r>
         <w:fldChar w:fldCharType="separate"/>
@@ -8603,7 +8793,7 @@
         <w:fldChar w:fldCharType="begin"/>
       </w:r>
       <w:r>
-        <w:instrText xml:space="preserve">ADDIN CSL_CITATION {"citationID":"MENDELEY_CITATION_116","citationItems":[{"id":"ITEM-116","isTemporary":false,"itemData":{"DOI":"10.1145/3293320.3293333","author":[{"family":"Clark","given":"James"},{"family":"West","given":"Tristan"},{"family":"Zammit","given":"Joseph Paul"},{"family":"Guo","given":"Xiaohu"},{"family":"Mason","given":"Luke"},{"family":"Russell","given":"Duncan"}],"container-title":"Proceedings of the international conference on high performance computing in asia-pacific region (HPC Asia 2019)","id":"Clark2019","issued":{"date-parts":[[2019]]},"page":"111-119","publisher":"ACM","publisher-place":"New York, NY, USA","title":"Towards real time multi-robot routing using quantum computing technologies","type":"paper-conference"},"suppress-author":false}],"isEdited":false,"manualOverride":{"citeprocText":"Clark et al. (2019)","isManuallyOverridden":false,"manualOverrideText":""},"mendeley":{"formattedCitation":"Clark et al. (2019)","plainTextFormattedCitation":"Clark et al. (2019)","previouslyFormattedCitation":"Clark et al. (2019)"},"properties":{"noteIndex":0},"schema":"https://github.com/citation-style-language/schema/raw/master/csl-citation.json"}</w:instrText>
+        <w:instrText xml:space="preserve">ADDIN CSL_CITATION {"citationID":"MENDELEY_CITATION_129","citationItems":[{"id":"ITEM-129","isTemporary":false,"itemData":{"DOI":"10.1145/3293320.3293333","author":[{"family":"Clark","given":"James"},{"family":"West","given":"Tristan"},{"family":"Zammit","given":"Joseph Paul"},{"family":"Guo","given":"Xiaohu"},{"family":"Mason","given":"Luke"},{"family":"Russell","given":"Duncan"}],"container-title":"Proceedings of the international conference on high performance computing in asia-pacific region (HPC Asia 2019)","id":"Clark2019","issued":{"date-parts":[[2019]]},"page":"111-119","publisher":"ACM","publisher-place":"New York, NY, USA","title":"Towards real time multi-robot routing using quantum computing technologies","type":"paper-conference"},"suppress-author":false}],"isEdited":false,"manualOverride":{"citeprocText":"Clark et al. (2019)","isManuallyOverridden":false,"manualOverrideText":""},"mendeley":{"formattedCitation":"Clark et al. (2019)","plainTextFormattedCitation":"Clark et al. (2019)","previouslyFormattedCitation":"Clark et al. (2019)"},"properties":{"noteIndex":0},"schema":"https://github.com/citation-style-language/schema/raw/master/csl-citation.json"}</w:instrText>
       </w:r>
       <w:r>
         <w:fldChar w:fldCharType="separate"/>
@@ -8639,7 +8829,7 @@
         <w:fldChar w:fldCharType="begin"/>
       </w:r>
       <w:r>
-        <w:instrText xml:space="preserve">ADDIN CSL_CITATION {"citationID":"MENDELEY_CITATION_117","citationItems":[{"id":"ITEM-117","isTemporary":false,"itemData":{"DOI":"10.1109/IISWC53511.2021.00015","author":[{"family":"Ravi","given":"Gokul Subramanian"},{"family":"Smith","given":"Kaitlin N."},{"family":"Gokhale","given":"Pranav"},{"family":"Chong","given":"Frederic T."}],"container-title":"2021 IEEE international symposium on workload characterization (IISWC)","id":"Ravi2021","issued":{"date-parts":[[2021]]},"page":"39-50","publisher":"IEEE","title":"Quantum computing in the cloud: Analyzing job and machine characteristics","title-short":"Quantum computing in the cloud","type":"paper-conference"}}],"isEdited":false,"manualOverride":{"citeprocText":"(Ravi et al. 2021)","isManuallyOverridden":false,"manualOverrideText":""},"mendeley":{"formattedCitation":"(Ravi et al. 2021)","plainTextFormattedCitation":"(Ravi et al. 2021)","previouslyFormattedCitation":"(Ravi et al. 2021)"},"properties":{"noteIndex":0},"schema":"https://github.com/citation-style-language/schema/raw/master/csl-citation.json"}</w:instrText>
+        <w:instrText xml:space="preserve">ADDIN CSL_CITATION {"citationID":"MENDELEY_CITATION_130","citationItems":[{"id":"ITEM-130","isTemporary":false,"itemData":{"DOI":"10.1109/IISWC53511.2021.00015","author":[{"family":"Ravi","given":"Gokul Subramanian"},{"family":"Smith","given":"Kaitlin N."},{"family":"Gokhale","given":"Pranav"},{"family":"Chong","given":"Frederic T."}],"container-title":"2021 IEEE international symposium on workload characterization (IISWC)","id":"Ravi2021","issued":{"date-parts":[[2021]]},"page":"39-50","publisher":"IEEE","title":"Quantum computing in the cloud: Analyzing job and machine characteristics","title-short":"Quantum computing in the cloud","type":"paper-conference"}}],"isEdited":false,"manualOverride":{"citeprocText":"(Ravi et al. 2021)","isManuallyOverridden":false,"manualOverrideText":""},"mendeley":{"formattedCitation":"(Ravi et al. 2021)","plainTextFormattedCitation":"(Ravi et al. 2021)","previouslyFormattedCitation":"(Ravi et al. 2021)"},"properties":{"noteIndex":0},"schema":"https://github.com/citation-style-language/schema/raw/master/csl-citation.json"}</w:instrText>
       </w:r>
       <w:r>
         <w:fldChar w:fldCharType="separate"/>
@@ -8668,7 +8858,7 @@
         <w:fldChar w:fldCharType="begin"/>
       </w:r>
       <w:r>
-        <w:instrText xml:space="preserve">ADDIN CSL_CITATION {"citationID":"MENDELEY_CITATION_118","citationItems":[{"id":"ITEM-118","isTemporary":false,"itemData":{"DOI":"10.1038/s41598-024-72101-y","author":[{"family":"Śmierzchalski","given":"Tomasz"},{"family":"Pawłowski","given":"Jakub"},{"family":"Przybysz","given":"Artur"},{"family":"Pawela","given":"Łukasz"},{"family":"Puchała","given":"Zbigniew"},{"family":"Koniorczyk","given":"Mátyás"},{"family":"Gardas","given":"Bartłomiej"},{"family":"Deffner","given":"Sebastian"},{"family":"Domino","given":"Krzysztof"}],"container-title":"Scientific Reports","id":"Smierzchalski2024","issued":{"date-parts":[[2024]]},"page":"21809","publisher":"Nature Publishing Group","title":"Hybrid quantum-classical computation for automatic guided vehicles scheduling","type":"article-journal","volume":"14"},"suppress-author":false}],"isEdited":false,"manualOverride":{"citeprocText":"Śmierzchalski et al. (2024)","isManuallyOverridden":false,"manualOverrideText":""},"mendeley":{"formattedCitation":"Śmierzchalski et al. (2024)","plainTextFormattedCitation":"Śmierzchalski et al. (2024)","previouslyFormattedCitation":"Śmierzchalski et al. (2024)"},"properties":{"noteIndex":0},"schema":"https://github.com/citation-style-language/schema/raw/master/csl-citation.json"}</w:instrText>
+        <w:instrText xml:space="preserve">ADDIN CSL_CITATION {"citationID":"MENDELEY_CITATION_131","citationItems":[{"id":"ITEM-131","isTemporary":false,"itemData":{"DOI":"10.1038/s41598-024-72101-y","author":[{"family":"Śmierzchalski","given":"Tomasz"},{"family":"Pawłowski","given":"Jakub"},{"family":"Przybysz","given":"Artur"},{"family":"Pawela","given":"Łukasz"},{"family":"Puchała","given":"Zbigniew"},{"family":"Koniorczyk","given":"Mátyás"},{"family":"Gardas","given":"Bartłomiej"},{"family":"Deffner","given":"Sebastian"},{"family":"Domino","given":"Krzysztof"}],"container-title":"Scientific Reports","id":"Smierzchalski2024","issued":{"date-parts":[[2024]]},"page":"21809","publisher":"Nature Publishing Group","title":"Hybrid quantum-classical computation for automatic guided vehicles scheduling","type":"article-journal","volume":"14"},"suppress-author":false}],"isEdited":false,"manualOverride":{"citeprocText":"Śmierzchalski et al. (2024)","isManuallyOverridden":false,"manualOverrideText":""},"mendeley":{"formattedCitation":"Śmierzchalski et al. (2024)","plainTextFormattedCitation":"Śmierzchalski et al. (2024)","previouslyFormattedCitation":"Śmierzchalski et al. (2024)"},"properties":{"noteIndex":0},"schema":"https://github.com/citation-style-language/schema/raw/master/csl-citation.json"}</w:instrText>
       </w:r>
       <w:r>
         <w:fldChar w:fldCharType="separate"/>
@@ -8692,7 +8882,7 @@
         <w:fldChar w:fldCharType="begin"/>
       </w:r>
       <w:r>
-        <w:instrText xml:space="preserve">ADDIN CSL_CITATION {"citationID":"MENDELEY_CITATION_119","citationItems":[{"id":"ITEM-119","isTemporary":false,"itemData":{"DOI":"10.1038/s41598-023-45668-1","author":[{"family":"Leib","given":"Dominik"},{"family":"Seidel","given":"Tobias"},{"family":"Jäger","given":"Sven"},{"family":"Heese","given":"Raoul"},{"family":"Jones","given":"Caitlin Isobel"},{"family":"Awasthi","given":"Abhishek"},{"family":"Niederle","given":"Astrid"},{"family":"Bortz","given":"Michael"}],"container-title":"Scientific Reports","id":"Leib2023","issued":{"date-parts":[[2023]]},"publisher":"Nature Publishing Group","title":"An optimization case study for solving a transport robot scheduling problem on quantum-hybrid and quantum-inspired hardware","type":"article-journal","volume":"13"},"suppress-author":false}],"isEdited":false,"manualOverride":{"citeprocText":"Leib et al. (2023)","isManuallyOverridden":false,"manualOverrideText":""},"mendeley":{"formattedCitation":"Leib et al. (2023)","plainTextFormattedCitation":"Leib et al. (2023)","previouslyFormattedCitation":"Leib et al. (2023)"},"properties":{"noteIndex":0},"schema":"https://github.com/citation-style-language/schema/raw/master/csl-citation.json"}</w:instrText>
+        <w:instrText xml:space="preserve">ADDIN CSL_CITATION {"citationID":"MENDELEY_CITATION_132","citationItems":[{"id":"ITEM-132","isTemporary":false,"itemData":{"DOI":"10.1038/s41598-023-45668-1","author":[{"family":"Leib","given":"Dominik"},{"family":"Seidel","given":"Tobias"},{"family":"Jäger","given":"Sven"},{"family":"Heese","given":"Raoul"},{"family":"Jones","given":"Caitlin Isobel"},{"family":"Awasthi","given":"Abhishek"},{"family":"Niederle","given":"Astrid"},{"family":"Bortz","given":"Michael"}],"container-title":"Scientific Reports","id":"Leib2023","issued":{"date-parts":[[2023]]},"publisher":"Nature Publishing Group","title":"An optimization case study for solving a transport robot scheduling problem on quantum-hybrid and quantum-inspired hardware","type":"article-journal","volume":"13"},"suppress-author":false}],"isEdited":false,"manualOverride":{"citeprocText":"Leib et al. (2023)","isManuallyOverridden":false,"manualOverrideText":""},"mendeley":{"formattedCitation":"Leib et al. (2023)","plainTextFormattedCitation":"Leib et al. (2023)","previouslyFormattedCitation":"Leib et al. (2023)"},"properties":{"noteIndex":0},"schema":"https://github.com/citation-style-language/schema/raw/master/csl-citation.json"}</w:instrText>
       </w:r>
       <w:r>
         <w:fldChar w:fldCharType="separate"/>
@@ -8734,7 +8924,7 @@
         <w:fldChar w:fldCharType="begin"/>
       </w:r>
       <w:r>
-        <w:instrText xml:space="preserve">ADDIN CSL_CITATION {"citationID":"MENDELEY_CITATION_120","citationItems":[{"id":"ITEM-120","isTemporary":false,"itemData":{"DOI":"10.3390/a14070194","author":[{"family":"Atchade-Adelomou","given":"Parfait"},{"family":"Alonso-Linaje","given":"Guillermo"},{"family":"Albo-Canals","given":"Jordi"},{"family":"Casado-Fauli","given":"Daniel"}],"container-title":"Algorithms","id":"AtchadeAdelomou2021","issue":"7","issued":{"date-parts":[[2021]]},"page":"194","publisher":"MDPI","title":"qRobot: A quantum computing approach in mobile robot order picking and batching problem solver optimization","title-short":"qRobot","type":"article-journal","volume":"14"},"suppress-author":false}],"isEdited":false,"manualOverride":{"citeprocText":"Atchade-Adelomou et al. (2021)","isManuallyOverridden":false,"manualOverrideText":""},"mendeley":{"formattedCitation":"Atchade-Adelomou et al. (2021)","plainTextFormattedCitation":"Atchade-Adelomou et al. (2021)","previouslyFormattedCitation":"Atchade-Adelomou et al. (2021)"},"properties":{"noteIndex":0},"schema":"https://github.com/citation-style-language/schema/raw/master/csl-citation.json"}</w:instrText>
+        <w:instrText xml:space="preserve">ADDIN CSL_CITATION {"citationID":"MENDELEY_CITATION_133","citationItems":[{"id":"ITEM-133","isTemporary":false,"itemData":{"DOI":"10.3390/a14070194","author":[{"family":"Atchade-Adelomou","given":"Parfait"},{"family":"Alonso-Linaje","given":"Guillermo"},{"family":"Albo-Canals","given":"Jordi"},{"family":"Casado-Fauli","given":"Daniel"}],"container-title":"Algorithms","id":"AtchadeAdelomou2021","issue":"7","issued":{"date-parts":[[2021]]},"page":"194","publisher":"MDPI","title":"qRobot: A quantum computing approach in mobile robot order picking and batching problem solver optimization","title-short":"qRobot","type":"article-journal","volume":"14"},"suppress-author":false}],"isEdited":false,"manualOverride":{"citeprocText":"Atchade-Adelomou et al. (2021)","isManuallyOverridden":false,"manualOverrideText":""},"mendeley":{"formattedCitation":"Atchade-Adelomou et al. (2021)","plainTextFormattedCitation":"Atchade-Adelomou et al. (2021)","previouslyFormattedCitation":"Atchade-Adelomou et al. (2021)"},"properties":{"noteIndex":0},"schema":"https://github.com/citation-style-language/schema/raw/master/csl-citation.json"}</w:instrText>
       </w:r>
       <w:r>
         <w:fldChar w:fldCharType="separate"/>
@@ -8758,7 +8948,7 @@
         <w:fldChar w:fldCharType="begin"/>
       </w:r>
       <w:r>
-        <w:instrText xml:space="preserve">ADDIN CSL_CITATION {"citationID":"MENDELEY_CITATION_121","citationItems":[{"id":"ITEM-121","isTemporary":false,"itemData":{"DOI":"10.1515/auto-2023-0072","author":[{"family":"Windmann","given":"Stefan"}],"container-title":"at – Automatisierungstechnik","id":"Windmann2023","issued":{"date-parts":[[2023]]},"title":"Quantum computer-aided job scheduling for storage and retrieval systems","type":"article-journal"},"suppress-author":false}],"isEdited":false,"manualOverride":{"citeprocText":"Windmann (2023)","isManuallyOverridden":false,"manualOverrideText":""},"mendeley":{"formattedCitation":"Windmann (2023)","plainTextFormattedCitation":"Windmann (2023)","previouslyFormattedCitation":"Windmann (2023)"},"properties":{"noteIndex":0},"schema":"https://github.com/citation-style-language/schema/raw/master/csl-citation.json"}</w:instrText>
+        <w:instrText xml:space="preserve">ADDIN CSL_CITATION {"citationID":"MENDELEY_CITATION_134","citationItems":[{"id":"ITEM-134","isTemporary":false,"itemData":{"DOI":"10.1515/auto-2023-0072","author":[{"family":"Windmann","given":"Stefan"}],"container-title":"at – Automatisierungstechnik","id":"Windmann2023","issued":{"date-parts":[[2023]]},"title":"Quantum computer-aided job scheduling for storage and retrieval systems","type":"article-journal"},"suppress-author":false}],"isEdited":false,"manualOverride":{"citeprocText":"Windmann (2023)","isManuallyOverridden":false,"manualOverrideText":""},"mendeley":{"formattedCitation":"Windmann (2023)","plainTextFormattedCitation":"Windmann (2023)","previouslyFormattedCitation":"Windmann (2023)"},"properties":{"noteIndex":0},"schema":"https://github.com/citation-style-language/schema/raw/master/csl-citation.json"}</w:instrText>
       </w:r>
       <w:r>
         <w:fldChar w:fldCharType="separate"/>
@@ -8809,7 +8999,7 @@
         <w:fldChar w:fldCharType="begin"/>
       </w:r>
       <w:r>
-        <w:instrText xml:space="preserve">ADDIN CSL_CITATION {"citationID":"MENDELEY_CITATION_122","citationItems":[{"id":"ITEM-122","isTemporary":false,"itemData":{"DOI":"10.1103/PhysRevApplied.18.054045","author":[{"family":"Schuetz","given":"Martin J. A."},{"family":"Brubaker","given":"J. Kyle"},{"family":"Montagu","given":"Henry"},{"dropping-particle":"van","family":"Dijk","given":"Yannick"},{"family":"Klepsch","given":"Johannes"},{"family":"Ross","given":"Philipp"},{"family":"Luckow","given":"Andre"},{"family":"Resende","given":"Mauricio G. C."},{"family":"Katzgraber","given":"Helmut G."}],"container-title":"Physical Review Applied","id":"Schuetz2022","issue":"5","issued":{"date-parts":[[2022]]},"page":"054045","publisher":"American Physical Society","title":"Optimization of robot-trajectory planning with nature-inspired and hybrid quantum algorithms","type":"article-journal","volume":"18"},"suppress-author":false}],"isEdited":false,"manualOverride":{"citeprocText":"Schuetz et al. (2022)","isManuallyOverridden":false,"manualOverrideText":""},"mendeley":{"formattedCitation":"Schuetz et al. (2022)","plainTextFormattedCitation":"Schuetz et al. (2022)","previouslyFormattedCitation":"Schuetz et al. (2022)"},"properties":{"noteIndex":0},"schema":"https://github.com/citation-style-language/schema/raw/master/csl-citation.json"}</w:instrText>
+        <w:instrText xml:space="preserve">ADDIN CSL_CITATION {"citationID":"MENDELEY_CITATION_135","citationItems":[{"id":"ITEM-135","isTemporary":false,"itemData":{"DOI":"10.1103/PhysRevApplied.18.054045","author":[{"family":"Schuetz","given":"Martin J. A."},{"family":"Brubaker","given":"J. Kyle"},{"family":"Montagu","given":"Henry"},{"dropping-particle":"van","family":"Dijk","given":"Yannick"},{"family":"Klepsch","given":"Johannes"},{"family":"Ross","given":"Philipp"},{"family":"Luckow","given":"Andre"},{"family":"Resende","given":"Mauricio G. C."},{"family":"Katzgraber","given":"Helmut G."}],"container-title":"Physical Review Applied","id":"Schuetz2022","issue":"5","issued":{"date-parts":[[2022]]},"page":"054045","publisher":"American Physical Society","title":"Optimization of robot-trajectory planning with nature-inspired and hybrid quantum algorithms","type":"article-journal","volume":"18"},"suppress-author":false}],"isEdited":false,"manualOverride":{"citeprocText":"Schuetz et al. (2022)","isManuallyOverridden":false,"manualOverrideText":""},"mendeley":{"formattedCitation":"Schuetz et al. (2022)","plainTextFormattedCitation":"Schuetz et al. (2022)","previouslyFormattedCitation":"Schuetz et al. (2022)"},"properties":{"noteIndex":0},"schema":"https://github.com/citation-style-language/schema/raw/master/csl-citation.json"}</w:instrText>
       </w:r>
       <w:r>
         <w:fldChar w:fldCharType="separate"/>
@@ -8850,7 +9040,7 @@
         <w:fldChar w:fldCharType="begin"/>
       </w:r>
       <w:r>
-        <w:instrText xml:space="preserve">ADDIN CSL_CITATION {"citationID":"MENDELEY_CITATION_123","citationItems":[{"id":"ITEM-123","isTemporary":false,"itemData":{"DOI":"10.1016/j.procir.2025.01.099","author":[{"family":"Willmann","given":"Moritz"},{"family":"Albus","given":"Marcel"},{"family":"Schnabel","given":"Jan"},{"family":"Roth","given":"Marco"}],"container-title":"Procedia CIRP","id":"Willmann2025","issued":{"date-parts":[[2025]]},"note":"58th CIRP Conference on Manufacturing Systems","page":"25-30","publisher":"Elsevier","title":"Application of quantum annealing for scalable robotic assembly line optimization: A case study","title-short":"Application of quantum annealing for scalable robotic assembly line optimization","type":"article-journal","volume":"134"},"suppress-author":false}],"isEdited":false,"manualOverride":{"citeprocText":"Willmann et al. (2025)","isManuallyOverridden":false,"manualOverrideText":""},"mendeley":{"formattedCitation":"Willmann et al. (2025)","plainTextFormattedCitation":"Willmann et al. (2025)","previouslyFormattedCitation":"Willmann et al. (2025)"},"properties":{"noteIndex":0},"schema":"https://github.com/citation-style-language/schema/raw/master/csl-citation.json"}</w:instrText>
+        <w:instrText xml:space="preserve">ADDIN CSL_CITATION {"citationID":"MENDELEY_CITATION_136","citationItems":[{"id":"ITEM-136","isTemporary":false,"itemData":{"DOI":"10.1016/j.procir.2025.01.099","author":[{"family":"Willmann","given":"Moritz"},{"family":"Albus","given":"Marcel"},{"family":"Schnabel","given":"Jan"},{"family":"Roth","given":"Marco"}],"container-title":"Procedia CIRP","id":"Willmann2025","issued":{"date-parts":[[2025]]},"note":"58th CIRP Conference on Manufacturing Systems","page":"25-30","publisher":"Elsevier","title":"Application of quantum annealing for scalable robotic assembly line optimization: A case study","title-short":"Application of quantum annealing for scalable robotic assembly line optimization","type":"article-journal","volume":"134"},"suppress-author":false}],"isEdited":false,"manualOverride":{"citeprocText":"Willmann et al. (2025)","isManuallyOverridden":false,"manualOverrideText":""},"mendeley":{"formattedCitation":"Willmann et al. (2025)","plainTextFormattedCitation":"Willmann et al. (2025)","previouslyFormattedCitation":"Willmann et al. (2025)"},"properties":{"noteIndex":0},"schema":"https://github.com/citation-style-language/schema/raw/master/csl-citation.json"}</w:instrText>
       </w:r>
       <w:r>
         <w:fldChar w:fldCharType="separate"/>
@@ -8874,7 +9064,7 @@
         <w:fldChar w:fldCharType="begin"/>
       </w:r>
       <w:r>
-        <w:instrText xml:space="preserve">ADDIN CSL_CITATION {"citationID":"MENDELEY_CITATION_124","citationItems":[{"id":"ITEM-124","isTemporary":false,"itemData":{"DOI":"10.1109/QCE65121.2025.10359","author":[{"family":"Osaba","given":"Eneko"},{"family":"Garrote","given":"Estibaliz"},{"family":"Miranda-Rodriguez","given":"Pablo"},{"family":"Ciacco","given":"Alessia"},{"family":"Cabanes","given":"Itziar"},{"family":"Mancisidor","given":"Aitziber"}],"container-title":"2025 IEEE international conference on quantum computing and engineering (QCE)","id":"Osaba2025","issued":{"date-parts":[[2025]]},"page":"388-389","publisher":"IEEE","publisher-place":"Albuquerque, NM, USA","title":"Quantum-assisted automatic path-planning for robotic quality inspection in Industry 4.0","type":"paper-conference","volume":"2"},"suppress-author":false}],"isEdited":false,"manualOverride":{"citeprocText":"Osaba, Garrote, et al. (2025)","isManuallyOverridden":false,"manualOverrideText":""},"mendeley":{"formattedCitation":"Osaba, Garrote, et al. (2025)","plainTextFormattedCitation":"Osaba, Garrote, et al. (2025)","previouslyFormattedCitation":"Osaba, Garrote, et al. (2025)"},"properties":{"noteIndex":0},"schema":"https://github.com/citation-style-language/schema/raw/master/csl-citation.json"}</w:instrText>
+        <w:instrText xml:space="preserve">ADDIN CSL_CITATION {"citationID":"MENDELEY_CITATION_137","citationItems":[{"id":"ITEM-137","isTemporary":false,"itemData":{"DOI":"10.1109/QCE65121.2025.10359","author":[{"family":"Osaba","given":"Eneko"},{"family":"Garrote","given":"Estibaliz"},{"family":"Miranda-Rodriguez","given":"Pablo"},{"family":"Ciacco","given":"Alessia"},{"family":"Cabanes","given":"Itziar"},{"family":"Mancisidor","given":"Aitziber"}],"container-title":"2025 IEEE international conference on quantum computing and engineering (QCE)","id":"Osaba2025","issued":{"date-parts":[[2025]]},"page":"388-389","publisher":"IEEE","publisher-place":"Albuquerque, NM, USA","title":"Quantum-assisted automatic path-planning for robotic quality inspection in Industry 4.0","type":"paper-conference","volume":"2"},"suppress-author":false}],"isEdited":false,"manualOverride":{"citeprocText":"Osaba, Garrote, et al. (2025)","isManuallyOverridden":false,"manualOverrideText":""},"mendeley":{"formattedCitation":"Osaba, Garrote, et al. (2025)","plainTextFormattedCitation":"Osaba, Garrote, et al. (2025)","previouslyFormattedCitation":"Osaba, Garrote, et al. (2025)"},"properties":{"noteIndex":0},"schema":"https://github.com/citation-style-language/schema/raw/master/csl-citation.json"}</w:instrText>
       </w:r>
       <w:r>
         <w:fldChar w:fldCharType="separate"/>
@@ -8925,7 +9115,7 @@
         <w:fldChar w:fldCharType="begin"/>
       </w:r>
       <w:r>
-        <w:instrText xml:space="preserve">ADDIN CSL_CITATION {"citationID":"MENDELEY_CITATION_125","citationItems":[{"id":"ITEM-125","isTemporary":false,"itemData":{"DOI":"10.1038/s41598-025-12109-0","author":[{"family":"Otani","given":"Takuya"},{"family":"Takanishi","given":"Atsuo"},{"family":"Hara","given":"Nobuyuki"},{"family":"Takita","given":"Yutaka"},{"family":"Kimura","given":"Koichi"}],"container-title":"Scientific Reports","id":"Otani2025","issued":{"date-parts":[[2025]]},"page":"28508","publisher":"Nature Publishing Group","title":"Quantum computation for robot posture optimization","type":"article-journal","volume":"15"},"suppress-author":false}],"isEdited":false,"manualOverride":{"citeprocText":"Otani et al. (2025)","isManuallyOverridden":false,"manualOverrideText":""},"mendeley":{"formattedCitation":"Otani et al. (2025)","plainTextFormattedCitation":"Otani et al. (2025)","previouslyFormattedCitation":"Otani et al. (2025)"},"properties":{"noteIndex":0},"schema":"https://github.com/citation-style-language/schema/raw/master/csl-citation.json"}</w:instrText>
+        <w:instrText xml:space="preserve">ADDIN CSL_CITATION {"citationID":"MENDELEY_CITATION_138","citationItems":[{"id":"ITEM-138","isTemporary":false,"itemData":{"DOI":"10.1038/s41598-025-12109-0","author":[{"family":"Otani","given":"Takuya"},{"family":"Takanishi","given":"Atsuo"},{"family":"Hara","given":"Nobuyuki"},{"family":"Takita","given":"Yutaka"},{"family":"Kimura","given":"Koichi"}],"container-title":"Scientific Reports","id":"Otani2025","issued":{"date-parts":[[2025]]},"page":"28508","publisher":"Nature Publishing Group","title":"Quantum computation for robot posture optimization","type":"article-journal","volume":"15"},"suppress-author":false}],"isEdited":false,"manualOverride":{"citeprocText":"Otani et al. (2025)","isManuallyOverridden":false,"manualOverrideText":""},"mendeley":{"formattedCitation":"Otani et al. (2025)","plainTextFormattedCitation":"Otani et al. (2025)","previouslyFormattedCitation":"Otani et al. (2025)"},"properties":{"noteIndex":0},"schema":"https://github.com/citation-style-language/schema/raw/master/csl-citation.json"}</w:instrText>
       </w:r>
       <w:r>
         <w:fldChar w:fldCharType="separate"/>
@@ -9011,7 +9201,7 @@
         <w:fldChar w:fldCharType="begin"/>
       </w:r>
       <w:r>
-        <w:instrText xml:space="preserve">ADDIN CSL_CITATION {"citationID":"MENDELEY_CITATION_126","citationItems":[{"id":"ITEM-126","isTemporary":false,"itemData":{"DOI":"10.1038/s41598-025-34346-z","author":[{"family":"Salloum","given":"Hadi"},{"family":"Savin","given":"Sergei"},{"family":"Kholodov","given":"Yaroslav"},{"family":"Ryzhakov","given":"Gleb"},{"family":"Farina","given":"Mirko"},{"family":"Oseledets","given":"Ivan"}],"container-title":"Scientific Reports","id":"Salloum2026","issued":{"date-parts":[[2026]]},"page":"4244","publisher":"Nature Publishing Group","title":"Quantum annealing for inverse kinematics in robotics","type":"article-journal","volume":"16"},"suppress-author":false}],"isEdited":false,"manualOverride":{"citeprocText":"Salloum et al. (2026)","isManuallyOverridden":false,"manualOverrideText":""},"mendeley":{"formattedCitation":"Salloum et al. (2026)","plainTextFormattedCitation":"Salloum et al. (2026)","previouslyFormattedCitation":"Salloum et al. (2026)"},"properties":{"noteIndex":0},"schema":"https://github.com/citation-style-language/schema/raw/master/csl-citation.json"}</w:instrText>
+        <w:instrText xml:space="preserve">ADDIN CSL_CITATION {"citationID":"MENDELEY_CITATION_139","citationItems":[{"id":"ITEM-139","isTemporary":false,"itemData":{"DOI":"10.1038/s41598-025-34346-z","author":[{"family":"Salloum","given":"Hadi"},{"family":"Savin","given":"Sergei"},{"family":"Kholodov","given":"Yaroslav"},{"family":"Ryzhakov","given":"Gleb"},{"family":"Farina","given":"Mirko"},{"family":"Oseledets","given":"Ivan"}],"container-title":"Scientific Reports","id":"Salloum2026","issued":{"date-parts":[[2026]]},"page":"4244","publisher":"Nature Publishing Group","title":"Quantum annealing for inverse kinematics in robotics","type":"article-journal","volume":"16"},"suppress-author":false}],"isEdited":false,"manualOverride":{"citeprocText":"Salloum et al. (2026)","isManuallyOverridden":false,"manualOverrideText":""},"mendeley":{"formattedCitation":"Salloum et al. (2026)","plainTextFormattedCitation":"Salloum et al. (2026)","previouslyFormattedCitation":"Salloum et al. (2026)"},"properties":{"noteIndex":0},"schema":"https://github.com/citation-style-language/schema/raw/master/csl-citation.json"}</w:instrText>
       </w:r>
       <w:r>
         <w:fldChar w:fldCharType="separate"/>
@@ -9059,7 +9249,7 @@
         <w:fldChar w:fldCharType="begin"/>
       </w:r>
       <w:r>
-        <w:instrText xml:space="preserve">ADDIN CSL_CITATION {"citationID":"MENDELEY_CITATION_127","citationItems":[{"id":"ITEM-127","isTemporary":false,"itemData":{"author":[{"family":"LaValle","given":"Steven M."}],"id":"LaValle1998","issued":{"date-parts":[[1998,10]]},"number":"TR 98-11","publisher":"Computer Science Department, Iowa State University","publisher-place":"Ames, IA, USA","title":"Rapidly-exploring random trees: A new tool for path planning","title-short":"Rapidly-exploring random trees","type":"report"}}],"isEdited":false,"manualOverride":{"citeprocText":"(LaValle 1998)","isManuallyOverridden":false,"manualOverrideText":""},"mendeley":{"formattedCitation":"(LaValle 1998)","plainTextFormattedCitation":"(LaValle 1998)","previouslyFormattedCitation":"(LaValle 1998)"},"properties":{"noteIndex":0},"schema":"https://github.com/citation-style-language/schema/raw/master/csl-citation.json"}</w:instrText>
+        <w:instrText xml:space="preserve">ADDIN CSL_CITATION {"citationID":"MENDELEY_CITATION_140","citationItems":[{"id":"ITEM-140","isTemporary":false,"itemData":{"author":[{"family":"LaValle","given":"Steven M."}],"id":"LaValle1998","issued":{"date-parts":[[1998,10]]},"number":"TR 98-11","publisher":"Computer Science Department, Iowa State University","publisher-place":"Ames, IA, USA","title":"Rapidly-exploring random trees: A new tool for path planning","title-short":"Rapidly-exploring random trees","type":"report"}}],"isEdited":false,"manualOverride":{"citeprocText":"(LaValle 1998)","isManuallyOverridden":false,"manualOverrideText":""},"mendeley":{"formattedCitation":"(LaValle 1998)","plainTextFormattedCitation":"(LaValle 1998)","previouslyFormattedCitation":"(LaValle 1998)"},"properties":{"noteIndex":0},"schema":"https://github.com/citation-style-language/schema/raw/master/csl-citation.json"}</w:instrText>
       </w:r>
       <w:r>
         <w:fldChar w:fldCharType="separate"/>
@@ -9077,7 +9267,7 @@
         <w:fldChar w:fldCharType="begin"/>
       </w:r>
       <w:r>
-        <w:instrText xml:space="preserve">ADDIN CSL_CITATION {"citationID":"MENDELEY_CITATION_128","citationItems":[{"id":"ITEM-128","isTemporary":false,"itemData":{"DOI":"10.1177/0278364911406761","author":[{"family":"Karaman","given":"Sertac"},{"family":"Frazzoli","given":"Emilio"}],"container-title":"The International Journal of Robotics Research","id":"Karaman2011","issue":"7","issued":{"date-parts":[[2011]]},"page":"846-894","publisher":"SAGE Publications","title":"Sampling-based algorithms for optimal motion planning","type":"article-journal","volume":"30"}}],"isEdited":false,"manualOverride":{"citeprocText":"(Karaman and Frazzoli 2011)","isManuallyOverridden":false,"manualOverrideText":""},"mendeley":{"formattedCitation":"(Karaman and Frazzoli 2011)","plainTextFormattedCitation":"(Karaman and Frazzoli 2011)","previouslyFormattedCitation":"(Karaman and Frazzoli 2011)"},"properties":{"noteIndex":0},"schema":"https://github.com/citation-style-language/schema/raw/master/csl-citation.json"}</w:instrText>
+        <w:instrText xml:space="preserve">ADDIN CSL_CITATION {"citationID":"MENDELEY_CITATION_141","citationItems":[{"id":"ITEM-141","isTemporary":false,"itemData":{"DOI":"10.1177/0278364911406761","author":[{"family":"Karaman","given":"Sertac"},{"family":"Frazzoli","given":"Emilio"}],"container-title":"The International Journal of Robotics Research","id":"Karaman2011","issue":"7","issued":{"date-parts":[[2011]]},"page":"846-894","publisher":"SAGE Publications","title":"Sampling-based algorithms for optimal motion planning","type":"article-journal","volume":"30"}}],"isEdited":false,"manualOverride":{"citeprocText":"(Karaman and Frazzoli 2011)","isManuallyOverridden":false,"manualOverrideText":""},"mendeley":{"formattedCitation":"(Karaman and Frazzoli 2011)","plainTextFormattedCitation":"(Karaman and Frazzoli 2011)","previouslyFormattedCitation":"(Karaman and Frazzoli 2011)"},"properties":{"noteIndex":0},"schema":"https://github.com/citation-style-language/schema/raw/master/csl-citation.json"}</w:instrText>
       </w:r>
       <w:r>
         <w:fldChar w:fldCharType="separate"/>
@@ -9095,7 +9285,7 @@
         <w:fldChar w:fldCharType="begin"/>
       </w:r>
       <w:r>
-        <w:instrText xml:space="preserve">ADDIN CSL_CITATION {"citationID":"MENDELEY_CITATION_129","citationItems":[{"id":"ITEM-129","isTemporary":false,"itemData":{"DOI":"10.1146/annurev-control-091420-084139","author":[{"family":"Garrett","given":"Caelan Reed"},{"family":"Chitnis","given":"Rohan"},{"family":"Holladay","given":"Rachel"},{"family":"Kim","given":"Beomjoon"},{"family":"Silver","given":"Tom"},{"family":"Kaelbling","given":"Leslie Pack"},{"family":"Lozano-Pérez","given":"Tomás"}],"container-title":"Annual Review of Control, Robotics, and Autonomous Systems","id":"Garrett2021","issued":{"date-parts":[[2021]]},"page":"265-293","publisher":"Annual Reviews","title":"Integrated task and motion planning","type":"article-journal","volume":"4"}}],"isEdited":false,"manualOverride":{"citeprocText":"(Garrett et al. 2021)","isManuallyOverridden":false,"manualOverrideText":""},"mendeley":{"formattedCitation":"(Garrett et al. 2021)","plainTextFormattedCitation":"(Garrett et al. 2021)","previouslyFormattedCitation":"(Garrett et al. 2021)"},"properties":{"noteIndex":0},"schema":"https://github.com/citation-style-language/schema/raw/master/csl-citation.json"}</w:instrText>
+        <w:instrText xml:space="preserve">ADDIN CSL_CITATION {"citationID":"MENDELEY_CITATION_142","citationItems":[{"id":"ITEM-142","isTemporary":false,"itemData":{"DOI":"10.1146/annurev-control-091420-084139","author":[{"family":"Garrett","given":"Caelan Reed"},{"family":"Chitnis","given":"Rohan"},{"family":"Holladay","given":"Rachel"},{"family":"Kim","given":"Beomjoon"},{"family":"Silver","given":"Tom"},{"family":"Kaelbling","given":"Leslie Pack"},{"family":"Lozano-Pérez","given":"Tomás"}],"container-title":"Annual Review of Control, Robotics, and Autonomous Systems","id":"Garrett2021","issued":{"date-parts":[[2021]]},"page":"265-293","publisher":"Annual Reviews","title":"Integrated task and motion planning","type":"article-journal","volume":"4"}}],"isEdited":false,"manualOverride":{"citeprocText":"(Garrett et al. 2021)","isManuallyOverridden":false,"manualOverrideText":""},"mendeley":{"formattedCitation":"(Garrett et al. 2021)","plainTextFormattedCitation":"(Garrett et al. 2021)","previouslyFormattedCitation":"(Garrett et al. 2021)"},"properties":{"noteIndex":0},"schema":"https://github.com/citation-style-language/schema/raw/master/csl-citation.json"}</w:instrText>
       </w:r>
       <w:r>
         <w:fldChar w:fldCharType="separate"/>
@@ -9116,7 +9306,7 @@
         <w:fldChar w:fldCharType="begin"/>
       </w:r>
       <w:r>
-        <w:instrText xml:space="preserve">ADDIN CSL_CITATION {"citationID":"MENDELEY_CITATION_132","citationItems":[{"id":"ITEM-130","isTemporary":false,"itemData":{"DOI":"10.3389/fcomp.2019.00009","author":[{"family":"Ohzeki","given":"Masayuki"},{"family":"Miki","given":"Akira"},{"family":"Miyama","given":"Masamichi J."},{"family":"Terabe","given":"Masayoshi"}],"container-title":"Frontiers in Computer Science","id":"Ohzeki2019","issued":{"date-parts":[[2019]]},"page":"9","publisher":"Frontiers Media","title":"Control of automated guided vehicles without collision by quantum annealer and digital devices","type":"article-journal","volume":"1"}},{"id":"ITEM-131","isTemporary":false,"itemData":{"DOI":"10.1038/s41598-024-72101-y","author":[{"family":"Śmierzchalski","given":"Tomasz"},{"family":"Pawłowski","given":"Jakub"},{"family":"Przybysz","given":"Artur"},{"family":"Pawela","given":"Łukasz"},{"family":"Puchała","given":"Zbigniew"},{"family":"Koniorczyk","given":"Mátyás"},{"family":"Gardas","given":"Bartłomiej"},{"family":"Deffner","given":"Sebastian"},{"family":"Domino","given":"Krzysztof"}],"container-title":"Scientific Reports","id":"Smierzchalski2024","issued":{"date-parts":[[2024]]},"page":"21809","publisher":"Nature Publishing Group","title":"Hybrid quantum-classical computation for automatic guided vehicles scheduling","type":"article-journal","volume":"14"}},{"id":"ITEM-132","isTemporary":false,"itemData":{"DOI":"10.1038/s41598-023-45668-1","author":[{"family":"Leib","given":"Dominik"},{"family":"Seidel","given":"Tobias"},{"family":"Jäger","given":"Sven"},{"family":"Heese","given":"Raoul"},{"family":"Jones","given":"Caitlin Isobel"},{"family":"Awasthi","given":"Abhishek"},{"family":"Niederle","given":"Astrid"},{"family":"Bortz","given":"Michael"}],"container-title":"Scientific Reports","id":"Leib2023","issued":{"date-parts":[[2023]]},"publisher":"Nature Publishing Group","title":"An optimization case study for solving a transport robot scheduling problem on quantum-hybrid and quantum-inspired hardware","type":"article-journal","volume":"13"}}],"isEdited":false,"manualOverride":{"citeprocText":"(Ohzeki et al. 2019; Śmierzchalski et al. 2024; Leib et al. 2023)","isManuallyOverridden":false,"manualOverrideText":""},"mendeley":{"formattedCitation":"(Ohzeki et al. 2019; Śmierzchalski et al. 2024; Leib et al. 2023)","plainTextFormattedCitation":"(Ohzeki et al. 2019; Śmierzchalski et al. 2024; Leib et al. 2023)","previouslyFormattedCitation":"(Ohzeki et al. 2019; Śmierzchalski et al. 2024; Leib et al. 2023)"},"properties":{"noteIndex":0},"schema":"https://github.com/citation-style-language/schema/raw/master/csl-citation.json"}</w:instrText>
+        <w:instrText xml:space="preserve">ADDIN CSL_CITATION {"citationID":"MENDELEY_CITATION_145","citationItems":[{"id":"ITEM-143","isTemporary":false,"itemData":{"DOI":"10.3389/fcomp.2019.00009","author":[{"family":"Ohzeki","given":"Masayuki"},{"family":"Miki","given":"Akira"},{"family":"Miyama","given":"Masamichi J."},{"family":"Terabe","given":"Masayoshi"}],"container-title":"Frontiers in Computer Science","id":"Ohzeki2019","issued":{"date-parts":[[2019]]},"page":"9","publisher":"Frontiers Media","title":"Control of automated guided vehicles without collision by quantum annealer and digital devices","type":"article-journal","volume":"1"}},{"id":"ITEM-144","isTemporary":false,"itemData":{"DOI":"10.1038/s41598-024-72101-y","author":[{"family":"Śmierzchalski","given":"Tomasz"},{"family":"Pawłowski","given":"Jakub"},{"family":"Przybysz","given":"Artur"},{"family":"Pawela","given":"Łukasz"},{"family":"Puchała","given":"Zbigniew"},{"family":"Koniorczyk","given":"Mátyás"},{"family":"Gardas","given":"Bartłomiej"},{"family":"Deffner","given":"Sebastian"},{"family":"Domino","given":"Krzysztof"}],"container-title":"Scientific Reports","id":"Smierzchalski2024","issued":{"date-parts":[[2024]]},"page":"21809","publisher":"Nature Publishing Group","title":"Hybrid quantum-classical computation for automatic guided vehicles scheduling","type":"article-journal","volume":"14"}},{"id":"ITEM-145","isTemporary":false,"itemData":{"DOI":"10.1038/s41598-023-45668-1","author":[{"family":"Leib","given":"Dominik"},{"family":"Seidel","given":"Tobias"},{"family":"Jäger","given":"Sven"},{"family":"Heese","given":"Raoul"},{"family":"Jones","given":"Caitlin Isobel"},{"family":"Awasthi","given":"Abhishek"},{"family":"Niederle","given":"Astrid"},{"family":"Bortz","given":"Michael"}],"container-title":"Scientific Reports","id":"Leib2023","issued":{"date-parts":[[2023]]},"publisher":"Nature Publishing Group","title":"An optimization case study for solving a transport robot scheduling problem on quantum-hybrid and quantum-inspired hardware","type":"article-journal","volume":"13"}}],"isEdited":false,"manualOverride":{"citeprocText":"(Ohzeki et al. 2019; Śmierzchalski et al. 2024; Leib et al. 2023)","isManuallyOverridden":false,"manualOverrideText":""},"mendeley":{"formattedCitation":"(Ohzeki et al. 2019; Śmierzchalski et al. 2024; Leib et al. 2023)","plainTextFormattedCitation":"(Ohzeki et al. 2019; Śmierzchalski et al. 2024; Leib et al. 2023)","previouslyFormattedCitation":"(Ohzeki et al. 2019; Śmierzchalski et al. 2024; Leib et al. 2023)"},"properties":{"noteIndex":0},"schema":"https://github.com/citation-style-language/schema/raw/master/csl-citation.json"}</w:instrText>
       </w:r>
       <w:r>
         <w:fldChar w:fldCharType="separate"/>
@@ -9134,7 +9324,7 @@
         <w:fldChar w:fldCharType="begin"/>
       </w:r>
       <w:r>
-        <w:instrText xml:space="preserve">ADDIN CSL_CITATION {"citationID":"MENDELEY_CITATION_133","citationItems":[{"id":"ITEM-133","isTemporary":false,"itemData":{"DOI":"10.1016/j.procir.2025.01.099","author":[{"family":"Willmann","given":"Moritz"},{"family":"Albus","given":"Marcel"},{"family":"Schnabel","given":"Jan"},{"family":"Roth","given":"Marco"}],"container-title":"Procedia CIRP","id":"Willmann2025","issued":{"date-parts":[[2025]]},"note":"58th CIRP Conference on Manufacturing Systems","page":"25-30","publisher":"Elsevier","title":"Application of quantum annealing for scalable robotic assembly line optimization: A case study","title-short":"Application of quantum annealing for scalable robotic assembly line optimization","type":"article-journal","volume":"134"}}],"isEdited":false,"manualOverride":{"citeprocText":"(Willmann et al. 2025)","isManuallyOverridden":false,"manualOverrideText":""},"mendeley":{"formattedCitation":"(Willmann et al. 2025)","plainTextFormattedCitation":"(Willmann et al. 2025)","previouslyFormattedCitation":"(Willmann et al. 2025)"},"properties":{"noteIndex":0},"schema":"https://github.com/citation-style-language/schema/raw/master/csl-citation.json"}</w:instrText>
+        <w:instrText xml:space="preserve">ADDIN CSL_CITATION {"citationID":"MENDELEY_CITATION_146","citationItems":[{"id":"ITEM-146","isTemporary":false,"itemData":{"DOI":"10.1016/j.procir.2025.01.099","author":[{"family":"Willmann","given":"Moritz"},{"family":"Albus","given":"Marcel"},{"family":"Schnabel","given":"Jan"},{"family":"Roth","given":"Marco"}],"container-title":"Procedia CIRP","id":"Willmann2025","issued":{"date-parts":[[2025]]},"note":"58th CIRP Conference on Manufacturing Systems","page":"25-30","publisher":"Elsevier","title":"Application of quantum annealing for scalable robotic assembly line optimization: A case study","title-short":"Application of quantum annealing for scalable robotic assembly line optimization","type":"article-journal","volume":"134"}}],"isEdited":false,"manualOverride":{"citeprocText":"(Willmann et al. 2025)","isManuallyOverridden":false,"manualOverrideText":""},"mendeley":{"formattedCitation":"(Willmann et al. 2025)","plainTextFormattedCitation":"(Willmann et al. 2025)","previouslyFormattedCitation":"(Willmann et al. 2025)"},"properties":{"noteIndex":0},"schema":"https://github.com/citation-style-language/schema/raw/master/csl-citation.json"}</w:instrText>
       </w:r>
       <w:r>
         <w:fldChar w:fldCharType="separate"/>
@@ -9152,7 +9342,7 @@
         <w:fldChar w:fldCharType="begin"/>
       </w:r>
       <w:r>
-        <w:instrText xml:space="preserve">ADDIN CSL_CITATION {"citationID":"MENDELEY_CITATION_134","citationItems":[{"id":"ITEM-134","isTemporary":false,"itemData":{"DOI":"10.1038/s41598-023-45668-1","author":[{"family":"Leib","given":"Dominik"},{"family":"Seidel","given":"Tobias"},{"family":"Jäger","given":"Sven"},{"family":"Heese","given":"Raoul"},{"family":"Jones","given":"Caitlin Isobel"},{"family":"Awasthi","given":"Abhishek"},{"family":"Niederle","given":"Astrid"},{"family":"Bortz","given":"Michael"}],"container-title":"Scientific Reports","id":"Leib2023","issued":{"date-parts":[[2023]]},"publisher":"Nature Publishing Group","title":"An optimization case study for solving a transport robot scheduling problem on quantum-hybrid and quantum-inspired hardware","type":"article-journal","volume":"13"}}],"isEdited":false,"manualOverride":{"citeprocText":"(Leib et al. 2023)","isManuallyOverridden":false,"manualOverrideText":""},"mendeley":{"formattedCitation":"(Leib et al. 2023)","plainTextFormattedCitation":"(Leib et al. 2023)","previouslyFormattedCitation":"(Leib et al. 2023)"},"properties":{"noteIndex":0},"schema":"https://github.com/citation-style-language/schema/raw/master/csl-citation.json"}</w:instrText>
+        <w:instrText xml:space="preserve">ADDIN CSL_CITATION {"citationID":"MENDELEY_CITATION_147","citationItems":[{"id":"ITEM-147","isTemporary":false,"itemData":{"DOI":"10.1038/s41598-023-45668-1","author":[{"family":"Leib","given":"Dominik"},{"family":"Seidel","given":"Tobias"},{"family":"Jäger","given":"Sven"},{"family":"Heese","given":"Raoul"},{"family":"Jones","given":"Caitlin Isobel"},{"family":"Awasthi","given":"Abhishek"},{"family":"Niederle","given":"Astrid"},{"family":"Bortz","given":"Michael"}],"container-title":"Scientific Reports","id":"Leib2023","issued":{"date-parts":[[2023]]},"publisher":"Nature Publishing Group","title":"An optimization case study for solving a transport robot scheduling problem on quantum-hybrid and quantum-inspired hardware","type":"article-journal","volume":"13"}}],"isEdited":false,"manualOverride":{"citeprocText":"(Leib et al. 2023)","isManuallyOverridden":false,"manualOverrideText":""},"mendeley":{"formattedCitation":"(Leib et al. 2023)","plainTextFormattedCitation":"(Leib et al. 2023)","previouslyFormattedCitation":"(Leib et al. 2023)"},"properties":{"noteIndex":0},"schema":"https://github.com/citation-style-language/schema/raw/master/csl-citation.json"}</w:instrText>
       </w:r>
       <w:r>
         <w:fldChar w:fldCharType="separate"/>
@@ -9196,7 +9386,7 @@
         <w:fldChar w:fldCharType="begin"/>
       </w:r>
       <w:r>
-        <w:instrText xml:space="preserve">ADDIN CSL_CITATION {"citationID":"MENDELEY_CITATION_135","citationItems":[{"id":"ITEM-135","isTemporary":false,"itemData":{"DOI":"10.1145/3293320.3293333","author":[{"family":"Clark","given":"James"},{"family":"West","given":"Tristan"},{"family":"Zammit","given":"Joseph Paul"},{"family":"Guo","given":"Xiaohu"},{"family":"Mason","given":"Luke"},{"family":"Russell","given":"Duncan"}],"container-title":"Proceedings of the international conference on high performance computing in asia-pacific region (HPC Asia 2019)","id":"Clark2019","issued":{"date-parts":[[2019]]},"page":"111-119","publisher":"ACM","publisher-place":"New York, NY, USA","title":"Towards real time multi-robot routing using quantum computing technologies","type":"paper-conference"}}],"isEdited":false,"manualOverride":{"citeprocText":"(Clark et al. 2019)","isManuallyOverridden":false,"manualOverrideText":""},"mendeley":{"formattedCitation":"(Clark et al. 2019)","plainTextFormattedCitation":"(Clark et al. 2019)","previouslyFormattedCitation":"(Clark et al. 2019)"},"properties":{"noteIndex":0},"schema":"https://github.com/citation-style-language/schema/raw/master/csl-citation.json"}</w:instrText>
+        <w:instrText xml:space="preserve">ADDIN CSL_CITATION {"citationID":"MENDELEY_CITATION_148","citationItems":[{"id":"ITEM-148","isTemporary":false,"itemData":{"DOI":"10.1145/3293320.3293333","author":[{"family":"Clark","given":"James"},{"family":"West","given":"Tristan"},{"family":"Zammit","given":"Joseph Paul"},{"family":"Guo","given":"Xiaohu"},{"family":"Mason","given":"Luke"},{"family":"Russell","given":"Duncan"}],"container-title":"Proceedings of the international conference on high performance computing in asia-pacific region (HPC Asia 2019)","id":"Clark2019","issued":{"date-parts":[[2019]]},"page":"111-119","publisher":"ACM","publisher-place":"New York, NY, USA","title":"Towards real time multi-robot routing using quantum computing technologies","type":"paper-conference"}}],"isEdited":false,"manualOverride":{"citeprocText":"(Clark et al. 2019)","isManuallyOverridden":false,"manualOverrideText":""},"mendeley":{"formattedCitation":"(Clark et al. 2019)","plainTextFormattedCitation":"(Clark et al. 2019)","previouslyFormattedCitation":"(Clark et al. 2019)"},"properties":{"noteIndex":0},"schema":"https://github.com/citation-style-language/schema/raw/master/csl-citation.json"}</w:instrText>
       </w:r>
       <w:r>
         <w:fldChar w:fldCharType="separate"/>
@@ -9214,7 +9404,7 @@
         <w:fldChar w:fldCharType="begin"/>
       </w:r>
       <w:r>
-        <w:instrText xml:space="preserve">ADDIN CSL_CITATION {"citationID":"MENDELEY_CITATION_136","citationItems":[{"id":"ITEM-136","isTemporary":false,"itemData":{"DOI":"10.1038/s41598-025-28481-w","author":[{"family":"Quang","given":"Thinh Nguyen"},{"family":"Matsuyama","given":"Kosuke"},{"family":"Shimizu","given":"Keisuke"},{"family":"Sugano","given":"Hiroki"},{"family":"Kurimoto","given":"Eiji"},{"family":"Miki","given":"Masahiro"},{"family":"Suzuki","given":"Jumpei"},{"family":"Chen","given":"Ziyi"},{"family":"Waidyasooriya","given":"Hasitha Muthumala"},{"family":"Hariyama","given":"Masanori"},{"family":"Hitomi","given":"Masaru"},{"family":"Sawamura","given":"Kenta"},{"family":"Ohzeki","given":"Masayuki"}],"container-title":"Scientific Reports","id":"Quang2025","issued":{"date-parts":[[2025]]},"page":"44047","publisher":"Nature Publishing Group","title":"Quantum annealing-based route optimization for commercial AGV operating systems in large-scale logistics warehouses","type":"article-journal","volume":"15"}}],"isEdited":false,"manualOverride":{"citeprocText":"(Quang et al. 2025)","isManuallyOverridden":false,"manualOverrideText":""},"mendeley":{"formattedCitation":"(Quang et al. 2025)","plainTextFormattedCitation":"(Quang et al. 2025)","previouslyFormattedCitation":"(Quang et al. 2025)"},"properties":{"noteIndex":0},"schema":"https://github.com/citation-style-language/schema/raw/master/csl-citation.json"}</w:instrText>
+        <w:instrText xml:space="preserve">ADDIN CSL_CITATION {"citationID":"MENDELEY_CITATION_149","citationItems":[{"id":"ITEM-149","isTemporary":false,"itemData":{"DOI":"10.1038/s41598-025-28481-w","author":[{"family":"Quang","given":"Thinh Nguyen"},{"family":"Matsuyama","given":"Kosuke"},{"family":"Shimizu","given":"Keisuke"},{"family":"Sugano","given":"Hiroki"},{"family":"Kurimoto","given":"Eiji"},{"family":"Miki","given":"Masahiro"},{"family":"Suzuki","given":"Jumpei"},{"family":"Chen","given":"Ziyi"},{"family":"Waidyasooriya","given":"Hasitha Muthumala"},{"family":"Hariyama","given":"Masanori"},{"family":"Hitomi","given":"Masaru"},{"family":"Sawamura","given":"Kenta"},{"family":"Ohzeki","given":"Masayuki"}],"container-title":"Scientific Reports","id":"Quang2025","issued":{"date-parts":[[2025]]},"page":"44047","publisher":"Nature Publishing Group","title":"Quantum annealing-based route optimization for commercial AGV operating systems in large-scale logistics warehouses","type":"article-journal","volume":"15"}}],"isEdited":false,"manualOverride":{"citeprocText":"(Quang et al. 2025)","isManuallyOverridden":false,"manualOverrideText":""},"mendeley":{"formattedCitation":"(Quang et al. 2025)","plainTextFormattedCitation":"(Quang et al. 2025)","previouslyFormattedCitation":"(Quang et al. 2025)"},"properties":{"noteIndex":0},"schema":"https://github.com/citation-style-language/schema/raw/master/csl-citation.json"}</w:instrText>
       </w:r>
       <w:r>
         <w:fldChar w:fldCharType="separate"/>
@@ -9232,7 +9422,7 @@
         <w:fldChar w:fldCharType="begin"/>
       </w:r>
       <w:r>
-        <w:instrText xml:space="preserve">ADDIN CSL_CITATION {"citationID":"MENDELEY_CITATION_137","citationItems":[{"id":"ITEM-137","isTemporary":false,"itemData":{"DOI":"10.1038/s41598-025-34346-z","author":[{"family":"Salloum","given":"Hadi"},{"family":"Savin","given":"Sergei"},{"family":"Kholodov","given":"Yaroslav"},{"family":"Ryzhakov","given":"Gleb"},{"family":"Farina","given":"Mirko"},{"family":"Oseledets","given":"Ivan"}],"container-title":"Scientific Reports","id":"Salloum2026","issued":{"date-parts":[[2026]]},"page":"4244","publisher":"Nature Publishing Group","title":"Quantum annealing for inverse kinematics in robotics","type":"article-journal","volume":"16"}}],"isEdited":false,"manualOverride":{"citeprocText":"(Salloum et al. 2026)","isManuallyOverridden":false,"manualOverrideText":""},"mendeley":{"formattedCitation":"(Salloum et al. 2026)","plainTextFormattedCitation":"(Salloum et al. 2026)","previouslyFormattedCitation":"(Salloum et al. 2026)"},"properties":{"noteIndex":0},"schema":"https://github.com/citation-style-language/schema/raw/master/csl-citation.json"}</w:instrText>
+        <w:instrText xml:space="preserve">ADDIN CSL_CITATION {"citationID":"MENDELEY_CITATION_150","citationItems":[{"id":"ITEM-150","isTemporary":false,"itemData":{"DOI":"10.1038/s41598-025-34346-z","author":[{"family":"Salloum","given":"Hadi"},{"family":"Savin","given":"Sergei"},{"family":"Kholodov","given":"Yaroslav"},{"family":"Ryzhakov","given":"Gleb"},{"family":"Farina","given":"Mirko"},{"family":"Oseledets","given":"Ivan"}],"container-title":"Scientific Reports","id":"Salloum2026","issued":{"date-parts":[[2026]]},"page":"4244","publisher":"Nature Publishing Group","title":"Quantum annealing for inverse kinematics in robotics","type":"article-journal","volume":"16"}}],"isEdited":false,"manualOverride":{"citeprocText":"(Salloum et al. 2026)","isManuallyOverridden":false,"manualOverrideText":""},"mendeley":{"formattedCitation":"(Salloum et al. 2026)","plainTextFormattedCitation":"(Salloum et al. 2026)","previouslyFormattedCitation":"(Salloum et al. 2026)"},"properties":{"noteIndex":0},"schema":"https://github.com/citation-style-language/schema/raw/master/csl-citation.json"}</w:instrText>
       </w:r>
       <w:r>
         <w:fldChar w:fldCharType="separate"/>
@@ -9253,7 +9443,7 @@
         <w:fldChar w:fldCharType="begin"/>
       </w:r>
       <w:r>
-        <w:instrText xml:space="preserve">ADDIN CSL_CITATION {"citationID":"MENDELEY_CITATION_138","citationItems":[{"id":"ITEM-138","isTemporary":false,"itemData":{"DOI":"10.1038/s41598-025-12109-0","author":[{"family":"Otani","given":"Takuya"},{"family":"Takanishi","given":"Atsuo"},{"family":"Hara","given":"Nobuyuki"},{"family":"Takita","given":"Yutaka"},{"family":"Kimura","given":"Koichi"}],"container-title":"Scientific Reports","id":"Otani2025","issued":{"date-parts":[[2025]]},"page":"28508","publisher":"Nature Publishing Group","title":"Quantum computation for robot posture optimization","type":"article-journal","volume":"15"}}],"isEdited":false,"manualOverride":{"citeprocText":"(Otani et al. 2025)","isManuallyOverridden":false,"manualOverrideText":""},"mendeley":{"formattedCitation":"(Otani et al. 2025)","plainTextFormattedCitation":"(Otani et al. 2025)","previouslyFormattedCitation":"(Otani et al. 2025)"},"properties":{"noteIndex":0},"schema":"https://github.com/citation-style-language/schema/raw/master/csl-citation.json"}</w:instrText>
+        <w:instrText xml:space="preserve">ADDIN CSL_CITATION {"citationID":"MENDELEY_CITATION_151","citationItems":[{"id":"ITEM-151","isTemporary":false,"itemData":{"DOI":"10.1038/s41598-025-12109-0","author":[{"family":"Otani","given":"Takuya"},{"family":"Takanishi","given":"Atsuo"},{"family":"Hara","given":"Nobuyuki"},{"family":"Takita","given":"Yutaka"},{"family":"Kimura","given":"Koichi"}],"container-title":"Scientific Reports","id":"Otani2025","issued":{"date-parts":[[2025]]},"page":"28508","publisher":"Nature Publishing Group","title":"Quantum computation for robot posture optimization","type":"article-journal","volume":"15"}}],"isEdited":false,"manualOverride":{"citeprocText":"(Otani et al. 2025)","isManuallyOverridden":false,"manualOverrideText":""},"mendeley":{"formattedCitation":"(Otani et al. 2025)","plainTextFormattedCitation":"(Otani et al. 2025)","previouslyFormattedCitation":"(Otani et al. 2025)"},"properties":{"noteIndex":0},"schema":"https://github.com/citation-style-language/schema/raw/master/csl-citation.json"}</w:instrText>
       </w:r>
       <w:r>
         <w:fldChar w:fldCharType="separate"/>
@@ -9271,7 +9461,7 @@
         <w:fldChar w:fldCharType="begin"/>
       </w:r>
       <w:r>
-        <w:instrText xml:space="preserve">ADDIN CSL_CITATION {"citationID":"MENDELEY_CITATION_139","citationItems":[{"id":"ITEM-139","isTemporary":false,"itemData":{"DOI":"10.1109/QCE65121.2025.10359","author":[{"family":"Osaba","given":"Eneko"},{"family":"Garrote","given":"Estibaliz"},{"family":"Miranda-Rodriguez","given":"Pablo"},{"family":"Ciacco","given":"Alessia"},{"family":"Cabanes","given":"Itziar"},{"family":"Mancisidor","given":"Aitziber"}],"container-title":"2025 IEEE international conference on quantum computing and engineering (QCE)","id":"Osaba2025","issued":{"date-parts":[[2025]]},"page":"388-389","publisher":"IEEE","publisher-place":"Albuquerque, NM, USA","title":"Quantum-assisted automatic path-planning for robotic quality inspection in Industry 4.0","type":"paper-conference","volume":"2"}}],"isEdited":false,"manualOverride":{"citeprocText":"(Osaba, Garrote, et al. 2025)","isManuallyOverridden":false,"manualOverrideText":""},"mendeley":{"formattedCitation":"(Osaba, Garrote, et al. 2025)","plainTextFormattedCitation":"(Osaba, Garrote, et al. 2025)","previouslyFormattedCitation":"(Osaba, Garrote, et al. 2025)"},"properties":{"noteIndex":0},"schema":"https://github.com/citation-style-language/schema/raw/master/csl-citation.json"}</w:instrText>
+        <w:instrText xml:space="preserve">ADDIN CSL_CITATION {"citationID":"MENDELEY_CITATION_152","citationItems":[{"id":"ITEM-152","isTemporary":false,"itemData":{"DOI":"10.1109/QCE65121.2025.10359","author":[{"family":"Osaba","given":"Eneko"},{"family":"Garrote","given":"Estibaliz"},{"family":"Miranda-Rodriguez","given":"Pablo"},{"family":"Ciacco","given":"Alessia"},{"family":"Cabanes","given":"Itziar"},{"family":"Mancisidor","given":"Aitziber"}],"container-title":"2025 IEEE international conference on quantum computing and engineering (QCE)","id":"Osaba2025","issued":{"date-parts":[[2025]]},"page":"388-389","publisher":"IEEE","publisher-place":"Albuquerque, NM, USA","title":"Quantum-assisted automatic path-planning for robotic quality inspection in Industry 4.0","type":"paper-conference","volume":"2"}}],"isEdited":false,"manualOverride":{"citeprocText":"(Osaba, Garrote, et al. 2025)","isManuallyOverridden":false,"manualOverrideText":""},"mendeley":{"formattedCitation":"(Osaba, Garrote, et al. 2025)","plainTextFormattedCitation":"(Osaba, Garrote, et al. 2025)","previouslyFormattedCitation":"(Osaba, Garrote, et al. 2025)"},"properties":{"noteIndex":0},"schema":"https://github.com/citation-style-language/schema/raw/master/csl-citation.json"}</w:instrText>
       </w:r>
       <w:r>
         <w:fldChar w:fldCharType="separate"/>
@@ -9297,7 +9487,7 @@
         <w:fldChar w:fldCharType="begin"/>
       </w:r>
       <w:r>
-        <w:instrText xml:space="preserve">ADDIN CSL_CITATION {"citationID":"MENDELEY_CITATION_140","citationItems":[{"id":"ITEM-140","isTemporary":false,"itemData":{"DOI":"10.1126/sciadv.aav2372","author":[{"family":"Goto","given":"Hayato"},{"family":"Tatsumura","given":"Kosuke"},{"family":"Dixon","given":"Alexander R."}],"container-title":"Science Advances","id":"Goto2019","issue":"4","issued":{"date-parts":[[2019]]},"page":"eaav2372","publisher":"American Association for the Advancement of Science","title":"Combinatorial optimization by simulating adiabatic bifurcations in nonlinear Hamiltonian systems","type":"article-journal","volume":"5"}}],"isEdited":false,"manualOverride":{"citeprocText":"(Goto, Tatsumura, and Dixon 2019)","isManuallyOverridden":false,"manualOverrideText":""},"mendeley":{"formattedCitation":"(Goto, Tatsumura, and Dixon 2019)","plainTextFormattedCitation":"(Goto, Tatsumura, and Dixon 2019)","previouslyFormattedCitation":"(Goto, Tatsumura, and Dixon 2019)"},"properties":{"noteIndex":0},"schema":"https://github.com/citation-style-language/schema/raw/master/csl-citation.json"}</w:instrText>
+        <w:instrText xml:space="preserve">ADDIN CSL_CITATION {"citationID":"MENDELEY_CITATION_153","citationItems":[{"id":"ITEM-153","isTemporary":false,"itemData":{"DOI":"10.1126/sciadv.aav2372","author":[{"family":"Goto","given":"Hayato"},{"family":"Tatsumura","given":"Kosuke"},{"family":"Dixon","given":"Alexander R."}],"container-title":"Science Advances","id":"Goto2019","issue":"4","issued":{"date-parts":[[2019]]},"page":"eaav2372","publisher":"American Association for the Advancement of Science","title":"Combinatorial optimization by simulating adiabatic bifurcations in nonlinear Hamiltonian systems","type":"article-journal","volume":"5"}}],"isEdited":false,"manualOverride":{"citeprocText":"(Goto, Tatsumura, and Dixon 2019)","isManuallyOverridden":false,"manualOverrideText":""},"mendeley":{"formattedCitation":"(Goto, Tatsumura, and Dixon 2019)","plainTextFormattedCitation":"(Goto, Tatsumura, and Dixon 2019)","previouslyFormattedCitation":"(Goto, Tatsumura, and Dixon 2019)"},"properties":{"noteIndex":0},"schema":"https://github.com/citation-style-language/schema/raw/master/csl-citation.json"}</w:instrText>
       </w:r>
       <w:r>
         <w:fldChar w:fldCharType="separate"/>
@@ -9414,7 +9604,7 @@
         <w:fldChar w:fldCharType="begin"/>
       </w:r>
       <w:r>
-        <w:instrText xml:space="preserve">ADDIN CSL_CITATION {"citationID":"MENDELEY_CITATION_141","citationItems":[{"id":"ITEM-141","isTemporary":false,"itemData":{"DOI":"10.1145/237814.237866","author":[{"family":"Grover","given":"Lov K."}],"container-title":"Proceedings of the twenty-eighth annual ACM symposium on theory of computing (STOC ’96)","id":"Grover1996","issued":{"date-parts":[[1996]]},"page":"212-219","publisher":"ACM","publisher-place":"New York, NY, USA","title":"A fast quantum mechanical algorithm for database search","type":"paper-conference"}}],"isEdited":false,"manualOverride":{"citeprocText":"(Grover 1996)","isManuallyOverridden":false,"manualOverrideText":""},"mendeley":{"formattedCitation":"(Grover 1996)","plainTextFormattedCitation":"(Grover 1996)","previouslyFormattedCitation":"(Grover 1996)"},"properties":{"noteIndex":0},"schema":"https://github.com/citation-style-language/schema/raw/master/csl-citation.json"}</w:instrText>
+        <w:instrText xml:space="preserve">ADDIN CSL_CITATION {"citationID":"MENDELEY_CITATION_154","citationItems":[{"id":"ITEM-154","isTemporary":false,"itemData":{"DOI":"10.1145/237814.237866","author":[{"family":"Grover","given":"Lov K."}],"container-title":"Proceedings of the twenty-eighth annual ACM symposium on theory of computing (STOC ’96)","id":"Grover1996","issued":{"date-parts":[[1996]]},"page":"212-219","publisher":"ACM","publisher-place":"New York, NY, USA","title":"A fast quantum mechanical algorithm for database search","type":"paper-conference"}}],"isEdited":false,"manualOverride":{"citeprocText":"(Grover 1996)","isManuallyOverridden":false,"manualOverrideText":""},"mendeley":{"formattedCitation":"(Grover 1996)","plainTextFormattedCitation":"(Grover 1996)","previouslyFormattedCitation":"(Grover 1996)"},"properties":{"noteIndex":0},"schema":"https://github.com/citation-style-language/schema/raw/master/csl-citation.json"}</w:instrText>
       </w:r>
       <w:r>
         <w:fldChar w:fldCharType="separate"/>
@@ -9520,7 +9710,7 @@
         <w:fldChar w:fldCharType="begin"/>
       </w:r>
       <w:r>
-        <w:instrText xml:space="preserve">ADDIN CSL_CITATION {"citationID":"MENDELEY_CITATION_142","citationItems":[{"id":"ITEM-142","isTemporary":false,"itemData":{"DOI":"10.1090/conm/305/05215","author":[{"family":"Brassard","given":"Gilles"},{"family":"Høyer","given":"Peter"},{"family":"Mosca","given":"Michele"},{"family":"Tapp","given":"Alain"}],"collection-title":"Contemporary mathematics","container-title":"Quantum computation and information","editor":[{"family":"Lomonaco","given":"Samuel J.","suffix":"Jr."}],"id":"Brassard2002","issued":{"date-parts":[[2002]]},"page":"53-74","publisher":"American Mathematical Society","title":"Quantum amplitude amplification and estimation","type":"chapter","volume":"305"}}],"isEdited":false,"manualOverride":{"citeprocText":"(Brassard et al. 2002)","isManuallyOverridden":false,"manualOverrideText":""},"mendeley":{"formattedCitation":"(Brassard et al. 2002)","plainTextFormattedCitation":"(Brassard et al. 2002)","previouslyFormattedCitation":"(Brassard et al. 2002)"},"properties":{"noteIndex":0},"schema":"https://github.com/citation-style-language/schema/raw/master/csl-citation.json"}</w:instrText>
+        <w:instrText xml:space="preserve">ADDIN CSL_CITATION {"citationID":"MENDELEY_CITATION_155","citationItems":[{"id":"ITEM-155","isTemporary":false,"itemData":{"DOI":"10.1090/conm/305/05215","author":[{"family":"Brassard","given":"Gilles"},{"family":"Høyer","given":"Peter"},{"family":"Mosca","given":"Michele"},{"family":"Tapp","given":"Alain"}],"collection-title":"Contemporary mathematics","container-title":"Quantum computation and information","editor":[{"family":"Lomonaco","given":"Samuel J.","suffix":"Jr."}],"id":"Brassard2002","issued":{"date-parts":[[2002]]},"page":"53-74","publisher":"American Mathematical Society","title":"Quantum amplitude amplification and estimation","type":"chapter","volume":"305"}}],"isEdited":false,"manualOverride":{"citeprocText":"(Brassard et al. 2002)","isManuallyOverridden":false,"manualOverrideText":""},"mendeley":{"formattedCitation":"(Brassard et al. 2002)","plainTextFormattedCitation":"(Brassard et al. 2002)","previouslyFormattedCitation":"(Brassard et al. 2002)"},"properties":{"noteIndex":0},"schema":"https://github.com/citation-style-language/schema/raw/master/csl-citation.json"}</w:instrText>
       </w:r>
       <w:r>
         <w:fldChar w:fldCharType="separate"/>
@@ -9538,7 +9728,7 @@
         <w:fldChar w:fldCharType="begin"/>
       </w:r>
       <w:r>
-        <w:instrText xml:space="preserve">ADDIN CSL_CITATION {"citationID":"MENDELEY_CITATION_143","citationItems":[{"id":"ITEM-143","isTemporary":false,"itemData":{"DOI":"10.1098/rspa.2015.0301","author":[{"family":"Montanaro","given":"Ashley"}],"container-title":"Proceedings of the Royal Society A: Mathematical, Physical and Engineering Sciences","id":"Montanaro2015","issue":"2181","issued":{"date-parts":[[2015]]},"page":"20150301","publisher":"The Royal Society","title":"Quantum speedup of Monte Carlo methods","type":"article-journal","volume":"471"}}],"isEdited":false,"manualOverride":{"citeprocText":"(Montanaro 2015)","isManuallyOverridden":false,"manualOverrideText":""},"mendeley":{"formattedCitation":"(Montanaro 2015)","plainTextFormattedCitation":"(Montanaro 2015)","previouslyFormattedCitation":"(Montanaro 2015)"},"properties":{"noteIndex":0},"schema":"https://github.com/citation-style-language/schema/raw/master/csl-citation.json"}</w:instrText>
+        <w:instrText xml:space="preserve">ADDIN CSL_CITATION {"citationID":"MENDELEY_CITATION_156","citationItems":[{"id":"ITEM-156","isTemporary":false,"itemData":{"DOI":"10.1098/rspa.2015.0301","author":[{"family":"Montanaro","given":"Ashley"}],"container-title":"Proceedings of the Royal Society A: Mathematical, Physical and Engineering Sciences","id":"Montanaro2015","issue":"2181","issued":{"date-parts":[[2015]]},"page":"20150301","publisher":"The Royal Society","title":"Quantum speedup of Monte Carlo methods","type":"article-journal","volume":"471"}}],"isEdited":false,"manualOverride":{"citeprocText":"(Montanaro 2015)","isManuallyOverridden":false,"manualOverrideText":""},"mendeley":{"formattedCitation":"(Montanaro 2015)","plainTextFormattedCitation":"(Montanaro 2015)","previouslyFormattedCitation":"(Montanaro 2015)"},"properties":{"noteIndex":0},"schema":"https://github.com/citation-style-language/schema/raw/master/csl-citation.json"}</w:instrText>
       </w:r>
       <w:r>
         <w:fldChar w:fldCharType="separate"/>
@@ -9556,7 +9746,7 @@
         <w:fldChar w:fldCharType="begin"/>
       </w:r>
       <w:r>
-        <w:instrText xml:space="preserve">ADDIN CSL_CITATION {"citationID":"MENDELEY_CITATION_144","citationItems":[{"id":"ITEM-144","isTemporary":false,"itemData":{"DOI":"10.1109/ROBOT.1999.772544","author":[{"family":"Dellaert","given":"Frank"},{"family":"Fox","given":"Dieter"},{"family":"Burgard","given":"Wolfram"},{"family":"Thrun","given":"Sebastian"}],"container-title":"Proceedings of the 1999 IEEE international conference on robotics and automation (ICRA)","id":"Dellaert1999","issued":{"date-parts":[[1999]]},"page":"1322-1328","publisher":"IEEE","title":"Monte Carlo localization for mobile robots","type":"paper-conference","volume":"2"}}],"isEdited":false,"manualOverride":{"citeprocText":"(Dellaert et al. 1999)","isManuallyOverridden":false,"manualOverrideText":""},"mendeley":{"formattedCitation":"(Dellaert et al. 1999)","plainTextFormattedCitation":"(Dellaert et al. 1999)","previouslyFormattedCitation":"(Dellaert et al. 1999)"},"properties":{"noteIndex":0},"schema":"https://github.com/citation-style-language/schema/raw/master/csl-citation.json"}</w:instrText>
+        <w:instrText xml:space="preserve">ADDIN CSL_CITATION {"citationID":"MENDELEY_CITATION_157","citationItems":[{"id":"ITEM-157","isTemporary":false,"itemData":{"DOI":"10.1109/ROBOT.1999.772544","author":[{"family":"Dellaert","given":"Frank"},{"family":"Fox","given":"Dieter"},{"family":"Burgard","given":"Wolfram"},{"family":"Thrun","given":"Sebastian"}],"container-title":"Proceedings of the 1999 IEEE international conference on robotics and automation (ICRA)","id":"Dellaert1999","issued":{"date-parts":[[1999]]},"page":"1322-1328","publisher":"IEEE","title":"Monte Carlo localization for mobile robots","type":"paper-conference","volume":"2"}}],"isEdited":false,"manualOverride":{"citeprocText":"(Dellaert et al. 1999)","isManuallyOverridden":false,"manualOverrideText":""},"mendeley":{"formattedCitation":"(Dellaert et al. 1999)","plainTextFormattedCitation":"(Dellaert et al. 1999)","previouslyFormattedCitation":"(Dellaert et al. 1999)"},"properties":{"noteIndex":0},"schema":"https://github.com/citation-style-language/schema/raw/master/csl-citation.json"}</w:instrText>
       </w:r>
       <w:r>
         <w:fldChar w:fldCharType="separate"/>
@@ -9577,7 +9767,7 @@
         <w:fldChar w:fldCharType="begin"/>
       </w:r>
       <w:r>
-        <w:instrText xml:space="preserve">ADDIN CSL_CITATION {"citationID":"MENDELEY_CITATION_145","citationItems":[{"id":"ITEM-145","isTemporary":false,"itemData":{"DOI":"10.1103/PhysRevX.4.031002","author":[{"family":"Paparo","given":"Giuseppe Davide"},{"family":"Dunjko","given":"Vedran"},{"family":"Makmal","given":"Adi"},{"family":"Martin-Delgado","given":"Miguel Angel"},{"family":"Briegel","given":"Hans J."}],"container-title":"Physical Review X","id":"Paparo2014","issue":"3","issued":{"date-parts":[[2014]]},"page":"031002","title":"Quantum speedup for active learning agents","type":"article-journal","volume":"4"}}],"isEdited":false,"manualOverride":{"citeprocText":"(Paparo et al. 2014)","isManuallyOverridden":false,"manualOverrideText":""},"mendeley":{"formattedCitation":"(Paparo et al. 2014)","plainTextFormattedCitation":"(Paparo et al. 2014)","previouslyFormattedCitation":"(Paparo et al. 2014)"},"properties":{"noteIndex":0},"schema":"https://github.com/citation-style-language/schema/raw/master/csl-citation.json"}</w:instrText>
+        <w:instrText xml:space="preserve">ADDIN CSL_CITATION {"citationID":"MENDELEY_CITATION_158","citationItems":[{"id":"ITEM-158","isTemporary":false,"itemData":{"DOI":"10.1103/PhysRevX.4.031002","author":[{"family":"Paparo","given":"Giuseppe Davide"},{"family":"Dunjko","given":"Vedran"},{"family":"Makmal","given":"Adi"},{"family":"Martin-Delgado","given":"Miguel Angel"},{"family":"Briegel","given":"Hans J."}],"container-title":"Physical Review X","id":"Paparo2014","issue":"3","issued":{"date-parts":[[2014]]},"page":"031002","title":"Quantum speedup for active learning agents","type":"article-journal","volume":"4"}}],"isEdited":false,"manualOverride":{"citeprocText":"(Paparo et al. 2014)","isManuallyOverridden":false,"manualOverrideText":""},"mendeley":{"formattedCitation":"(Paparo et al. 2014)","plainTextFormattedCitation":"(Paparo et al. 2014)","previouslyFormattedCitation":"(Paparo et al. 2014)"},"properties":{"noteIndex":0},"schema":"https://github.com/citation-style-language/schema/raw/master/csl-citation.json"}</w:instrText>
       </w:r>
       <w:r>
         <w:fldChar w:fldCharType="separate"/>
@@ -9595,7 +9785,7 @@
         <w:fldChar w:fldCharType="begin"/>
       </w:r>
       <w:r>
-        <w:instrText xml:space="preserve">ADDIN CSL_CITATION {"citationID":"MENDELEY_CITATION_146","citationItems":[{"id":"ITEM-146","isTemporary":false,"itemData":{"URL":"https://arxiv.org/abs/1401.2142","author":[{"family":"Wiebe","given":"Nathan"},{"family":"Kapoor","given":"Ashish"},{"family":"Svore","given":"Krysta M."}],"container-title":"Quantum Information &amp; Computation","id":"Wiebe2015","issue":"3–4","issued":{"date-parts":[[2015]]},"page":"318-358","publisher":"Rinton Press","title":"Quantum algorithms for nearest-neighbor methods for supervised and unsupervised learning","type":"article-journal","volume":"15"}}],"isEdited":false,"manualOverride":{"citeprocText":"(Wiebe, Kapoor, and Svore 2015)","isManuallyOverridden":false,"manualOverrideText":""},"mendeley":{"formattedCitation":"(Wiebe, Kapoor, and Svore 2015)","plainTextFormattedCitation":"(Wiebe, Kapoor, and Svore 2015)","previouslyFormattedCitation":"(Wiebe, Kapoor, and Svore 2015)"},"properties":{"noteIndex":0},"schema":"https://github.com/citation-style-language/schema/raw/master/csl-citation.json"}</w:instrText>
+        <w:instrText xml:space="preserve">ADDIN CSL_CITATION {"citationID":"MENDELEY_CITATION_159","citationItems":[{"id":"ITEM-159","isTemporary":false,"itemData":{"URL":"https://arxiv.org/abs/1401.2142","author":[{"family":"Wiebe","given":"Nathan"},{"family":"Kapoor","given":"Ashish"},{"family":"Svore","given":"Krysta M."}],"container-title":"Quantum Information &amp; Computation","id":"Wiebe2015","issue":"3–4","issued":{"date-parts":[[2015]]},"page":"318-358","publisher":"Rinton Press","title":"Quantum algorithms for nearest-neighbor methods for supervised and unsupervised learning","type":"article-journal","volume":"15"}}],"isEdited":false,"manualOverride":{"citeprocText":"(Wiebe, Kapoor, and Svore 2015)","isManuallyOverridden":false,"manualOverrideText":""},"mendeley":{"formattedCitation":"(Wiebe, Kapoor, and Svore 2015)","plainTextFormattedCitation":"(Wiebe, Kapoor, and Svore 2015)","previouslyFormattedCitation":"(Wiebe, Kapoor, and Svore 2015)"},"properties":{"noteIndex":0},"schema":"https://github.com/citation-style-language/schema/raw/master/csl-citation.json"}</w:instrText>
       </w:r>
       <w:r>
         <w:fldChar w:fldCharType="separate"/>
@@ -9616,7 +9806,7 @@
         <w:fldChar w:fldCharType="begin"/>
       </w:r>
       <w:r>
-        <w:instrText xml:space="preserve">ADDIN CSL_CITATION {"citationID":"MENDELEY_CITATION_147","citationItems":[{"id":"ITEM-147","isTemporary":false,"itemData":{"URL":"https://arxiv.org/abs/quant-ph/0003006","author":[{"family":"Benioff","given":"Paul"}],"collection-title":"Contemporary mathematics","container-title":"Quantum computation and information","editor":[{"family":"Lomonaco","given":"Samuel J.","suffix":"Jr."},{"family":"Brandt","given":"Howard E."}],"id":"Benioff2002","issued":{"date-parts":[[2002]]},"publisher":"American Mathematical Society","publisher-place":"Providence, RI","title":"Space searches with a quantum robot","type":"chapter","volume":"305"},"suppress-author":false}],"isEdited":false,"manualOverride":{"citeprocText":"Benioff (2002)","isManuallyOverridden":false,"manualOverrideText":""},"mendeley":{"formattedCitation":"Benioff (2002)","plainTextFormattedCitation":"Benioff (2002)","previouslyFormattedCitation":"Benioff (2002)"},"properties":{"noteIndex":0},"schema":"https://github.com/citation-style-language/schema/raw/master/csl-citation.json"}</w:instrText>
+        <w:instrText xml:space="preserve">ADDIN CSL_CITATION {"citationID":"MENDELEY_CITATION_160","citationItems":[{"id":"ITEM-160","isTemporary":false,"itemData":{"URL":"https://arxiv.org/abs/quant-ph/0003006","author":[{"family":"Benioff","given":"Paul"}],"collection-title":"Contemporary mathematics","container-title":"Quantum computation and information","editor":[{"family":"Lomonaco","given":"Samuel J.","suffix":"Jr."},{"family":"Brandt","given":"Howard E."}],"id":"Benioff2002","issued":{"date-parts":[[2002]]},"publisher":"American Mathematical Society","publisher-place":"Providence, RI","title":"Space searches with a quantum robot","type":"chapter","volume":"305"},"suppress-author":false}],"isEdited":false,"manualOverride":{"citeprocText":"Benioff (2002)","isManuallyOverridden":false,"manualOverrideText":""},"mendeley":{"formattedCitation":"Benioff (2002)","plainTextFormattedCitation":"Benioff (2002)","previouslyFormattedCitation":"Benioff (2002)"},"properties":{"noteIndex":0},"schema":"https://github.com/citation-style-language/schema/raw/master/csl-citation.json"}</w:instrText>
       </w:r>
       <w:r>
         <w:fldChar w:fldCharType="separate"/>
@@ -9661,7 +9851,7 @@
         <w:fldChar w:fldCharType="begin"/>
       </w:r>
       <w:r>
-        <w:instrText xml:space="preserve">ADDIN CSL_CITATION {"citationID":"MENDELEY_CITATION_148","citationItems":[{"id":"ITEM-148","isTemporary":false,"itemData":{"DOI":"10.3390/math10142475","author":[{"family":"Chella","given":"Antonio"},{"family":"Gaglio","given":"Salvatore"},{"family":"Pilato","given":"Giovanni"},{"family":"Vella","given":"Filippo"},{"family":"Zammuto","given":"Salvatore"}],"container-title":"Mathematics","id":"Chella2022","issue":"14","issued":{"date-parts":[[2022]]},"page":"2475","publisher":"MDPI","title":"A quantum planner for robot motion","type":"article-journal","volume":"10"},"suppress-author":false}],"isEdited":false,"manualOverride":{"citeprocText":"Chella et al. (2022)","isManuallyOverridden":false,"manualOverrideText":""},"mendeley":{"formattedCitation":"Chella et al. (2022)","plainTextFormattedCitation":"Chella et al. (2022)","previouslyFormattedCitation":"Chella et al. (2022)"},"properties":{"noteIndex":0},"schema":"https://github.com/citation-style-language/schema/raw/master/csl-citation.json"}</w:instrText>
+        <w:instrText xml:space="preserve">ADDIN CSL_CITATION {"citationID":"MENDELEY_CITATION_161","citationItems":[{"id":"ITEM-161","isTemporary":false,"itemData":{"DOI":"10.3390/math10142475","author":[{"family":"Chella","given":"Antonio"},{"family":"Gaglio","given":"Salvatore"},{"family":"Pilato","given":"Giovanni"},{"family":"Vella","given":"Filippo"},{"family":"Zammuto","given":"Salvatore"}],"container-title":"Mathematics","id":"Chella2022","issue":"14","issued":{"date-parts":[[2022]]},"page":"2475","publisher":"MDPI","title":"A quantum planner for robot motion","type":"article-journal","volume":"10"},"suppress-author":false}],"isEdited":false,"manualOverride":{"citeprocText":"Chella et al. (2022)","isManuallyOverridden":false,"manualOverrideText":""},"mendeley":{"formattedCitation":"Chella et al. (2022)","plainTextFormattedCitation":"Chella et al. (2022)","previouslyFormattedCitation":"Chella et al. (2022)"},"properties":{"noteIndex":0},"schema":"https://github.com/citation-style-language/schema/raw/master/csl-citation.json"}</w:instrText>
       </w:r>
       <w:r>
         <w:fldChar w:fldCharType="separate"/>
@@ -9747,7 +9937,7 @@
         <w:fldChar w:fldCharType="begin"/>
       </w:r>
       <w:r>
-        <w:instrText xml:space="preserve">ADDIN CSL_CITATION {"citationID":"MENDELEY_CITATION_149","citationItems":[{"id":"ITEM-149","isTemporary":false,"itemData":{"DOI":"10.1016/j.robot.2023.104362","author":[{"family":"Chella","given":"Antonio"},{"family":"Gaglio","given":"Salvatore"},{"family":"Mannone","given":"Maria"},{"family":"Pilato","given":"Giovanni"},{"family":"Seidita","given":"Valeria"},{"family":"Vella","given":"Filippo"},{"family":"Zammuto","given":"Salvatore"}],"container-title":"Robotics and Autonomous Systems","id":"Chella2023","issued":{"date-parts":[[2023]]},"page":"104362","publisher":"Elsevier","title":"Quantum planning for swarm robotics","type":"article-journal","volume":"161"},"suppress-author":false}],"isEdited":false,"manualOverride":{"citeprocText":"Chella et al. (2023)","isManuallyOverridden":false,"manualOverrideText":""},"mendeley":{"formattedCitation":"Chella et al. (2023)","plainTextFormattedCitation":"Chella et al. (2023)","previouslyFormattedCitation":"Chella et al. (2023)"},"properties":{"noteIndex":0},"schema":"https://github.com/citation-style-language/schema/raw/master/csl-citation.json"}</w:instrText>
+        <w:instrText xml:space="preserve">ADDIN CSL_CITATION {"citationID":"MENDELEY_CITATION_162","citationItems":[{"id":"ITEM-162","isTemporary":false,"itemData":{"DOI":"10.1016/j.robot.2023.104362","author":[{"family":"Chella","given":"Antonio"},{"family":"Gaglio","given":"Salvatore"},{"family":"Mannone","given":"Maria"},{"family":"Pilato","given":"Giovanni"},{"family":"Seidita","given":"Valeria"},{"family":"Vella","given":"Filippo"},{"family":"Zammuto","given":"Salvatore"}],"container-title":"Robotics and Autonomous Systems","id":"Chella2023","issued":{"date-parts":[[2023]]},"page":"104362","publisher":"Elsevier","title":"Quantum planning for swarm robotics","type":"article-journal","volume":"161"},"suppress-author":false}],"isEdited":false,"manualOverride":{"citeprocText":"Chella et al. (2023)","isManuallyOverridden":false,"manualOverrideText":""},"mendeley":{"formattedCitation":"Chella et al. (2023)","plainTextFormattedCitation":"Chella et al. (2023)","previouslyFormattedCitation":"Chella et al. (2023)"},"properties":{"noteIndex":0},"schema":"https://github.com/citation-style-language/schema/raw/master/csl-citation.json"}</w:instrText>
       </w:r>
       <w:r>
         <w:fldChar w:fldCharType="separate"/>
@@ -9771,7 +9961,7 @@
         <w:fldChar w:fldCharType="begin"/>
       </w:r>
       <w:r>
-        <w:instrText xml:space="preserve">ADDIN CSL_CITATION {"citationID":"MENDELEY_CITATION_150","citationItems":[{"id":"ITEM-150","isTemporary":false,"itemData":{"DOI":"10.1109/ACCESS.2023.3307316","author":[{"family":"Lathrop","given":"Paul"},{"family":"Boardman","given":"Beth"},{"family":"Martínez","given":"Sonia"}],"container-title":"IEEE Access","id":"Lathrop2023","issued":{"date-parts":[[2023]]},"page":"89506-89519","title":"Quantum search approaches to sampling-based motion planning","type":"article-journal","volume":"11"},"suppress-author":false}],"isEdited":false,"manualOverride":{"citeprocText":"Lathrop, Boardman, and Martínez (2023)","isManuallyOverridden":false,"manualOverrideText":""},"mendeley":{"formattedCitation":"Lathrop, Boardman, and Martínez (2023)","plainTextFormattedCitation":"Lathrop, Boardman, and Martínez (2023)","previouslyFormattedCitation":"Lathrop, Boardman, and Martínez (2023)"},"properties":{"noteIndex":0},"schema":"https://github.com/citation-style-language/schema/raw/master/csl-citation.json"}</w:instrText>
+        <w:instrText xml:space="preserve">ADDIN CSL_CITATION {"citationID":"MENDELEY_CITATION_163","citationItems":[{"id":"ITEM-163","isTemporary":false,"itemData":{"DOI":"10.1109/ACCESS.2023.3307316","author":[{"family":"Lathrop","given":"Paul"},{"family":"Boardman","given":"Beth"},{"family":"Martínez","given":"Sonia"}],"container-title":"IEEE Access","id":"Lathrop2023","issued":{"date-parts":[[2023]]},"page":"89506-89519","title":"Quantum search approaches to sampling-based motion planning","type":"article-journal","volume":"11"},"suppress-author":false}],"isEdited":false,"manualOverride":{"citeprocText":"Lathrop, Boardman, and Martínez (2023)","isManuallyOverridden":false,"manualOverrideText":""},"mendeley":{"formattedCitation":"Lathrop, Boardman, and Martínez (2023)","plainTextFormattedCitation":"Lathrop, Boardman, and Martínez (2023)","previouslyFormattedCitation":"Lathrop, Boardman, and Martínez (2023)"},"properties":{"noteIndex":0},"schema":"https://github.com/citation-style-language/schema/raw/master/csl-citation.json"}</w:instrText>
       </w:r>
       <w:r>
         <w:fldChar w:fldCharType="separate"/>
@@ -9797,7 +9987,7 @@
         <w:fldChar w:fldCharType="begin"/>
       </w:r>
       <w:r>
-        <w:instrText xml:space="preserve">ADDIN CSL_CITATION {"citationID":"MENDELEY_CITATION_151","citationItems":[{"id":"ITEM-151","isTemporary":false,"itemData":{"author":[{"family":"Nigatu","given":"Hassen"},{"family":"Shi","given":"Gaokun"},{"family":"Li","given":"Jituo"},{"family":"Wang","given":"Jin"},{"family":"Lu","given":"Guodong"},{"family":"Li","given":"Howard"}],"container-title":"IEEE Robotics and Automation Letters","id":"Nigatu2025","issued":{"date-parts":[[2025]]},"note":"Accepted October 2025; preprint arXiv:2509.07216","title":"Quantum machine learning and Grover’s algorithm for quantum optimization of robotic manipulators","type":"article-journal"},"suppress-author":false}],"isEdited":false,"manualOverride":{"citeprocText":"Nigatu et al. (2025)","isManuallyOverridden":false,"manualOverrideText":""},"mendeley":{"formattedCitation":"Nigatu et al. (2025)","plainTextFormattedCitation":"Nigatu et al. (2025)","previouslyFormattedCitation":"Nigatu et al. (2025)"},"properties":{"noteIndex":0},"schema":"https://github.com/citation-style-language/schema/raw/master/csl-citation.json"}</w:instrText>
+        <w:instrText xml:space="preserve">ADDIN CSL_CITATION {"citationID":"MENDELEY_CITATION_164","citationItems":[{"id":"ITEM-164","isTemporary":false,"itemData":{"author":[{"family":"Nigatu","given":"Hassen"},{"family":"Shi","given":"Gaokun"},{"family":"Li","given":"Jituo"},{"family":"Wang","given":"Jin"},{"family":"Lu","given":"Guodong"},{"family":"Li","given":"Howard"}],"container-title":"IEEE Robotics and Automation Letters","id":"Nigatu2025","issued":{"date-parts":[[2025]]},"note":"Accepted October 2025; preprint arXiv:2509.07216","title":"Quantum machine learning and Grover’s algorithm for quantum optimization of robotic manipulators","type":"article-journal"},"suppress-author":false}],"isEdited":false,"manualOverride":{"citeprocText":"Nigatu et al. (2025)","isManuallyOverridden":false,"manualOverrideText":""},"mendeley":{"formattedCitation":"Nigatu et al. (2025)","plainTextFormattedCitation":"Nigatu et al. (2025)","previouslyFormattedCitation":"Nigatu et al. (2025)"},"properties":{"noteIndex":0},"schema":"https://github.com/citation-style-language/schema/raw/master/csl-citation.json"}</w:instrText>
       </w:r>
       <w:r>
         <w:fldChar w:fldCharType="separate"/>
@@ -9821,7 +10011,7 @@
         <w:fldChar w:fldCharType="begin"/>
       </w:r>
       <w:r>
-        <w:instrText xml:space="preserve">ADDIN CSL_CITATION {"citationID":"MENDELEY_CITATION_152","citationItems":[{"id":"ITEM-152","isTemporary":false,"itemData":{"DOI":"10.1109/TCE.2024.3423416","author":[{"family":"Sarkar","given":"Mayukh"},{"family":"Pradhan","given":"Jitesh"},{"family":"Singh","given":"Anil Kumar"},{"family":"Nenavath","given":"Hathiram"}],"container-title":"IEEE Transactions on Consumer Electronics","id":"Sarkar2024","issue":"3","issued":{"date-parts":[[2024]]},"page":"5597-5606","publisher":"IEEE","title":"A novel hybrid quantum architecture for path planning in quantum-enabled autonomous mobile robots","type":"article-journal","volume":"70"},"suppress-author":false}],"isEdited":false,"manualOverride":{"citeprocText":"Sarkar et al. (2024)","isManuallyOverridden":false,"manualOverrideText":""},"mendeley":{"formattedCitation":"Sarkar et al. (2024)","plainTextFormattedCitation":"Sarkar et al. (2024)","previouslyFormattedCitation":"Sarkar et al. (2024)"},"properties":{"noteIndex":0},"schema":"https://github.com/citation-style-language/schema/raw/master/csl-citation.json"}</w:instrText>
+        <w:instrText xml:space="preserve">ADDIN CSL_CITATION {"citationID":"MENDELEY_CITATION_165","citationItems":[{"id":"ITEM-165","isTemporary":false,"itemData":{"DOI":"10.1109/TCE.2024.3423416","author":[{"family":"Sarkar","given":"Mayukh"},{"family":"Pradhan","given":"Jitesh"},{"family":"Singh","given":"Anil Kumar"},{"family":"Nenavath","given":"Hathiram"}],"container-title":"IEEE Transactions on Consumer Electronics","id":"Sarkar2024","issue":"3","issued":{"date-parts":[[2024]]},"page":"5597-5606","publisher":"IEEE","title":"A novel hybrid quantum architecture for path planning in quantum-enabled autonomous mobile robots","type":"article-journal","volume":"70"},"suppress-author":false}],"isEdited":false,"manualOverride":{"citeprocText":"Sarkar et al. (2024)","isManuallyOverridden":false,"manualOverrideText":""},"mendeley":{"formattedCitation":"Sarkar et al. (2024)","plainTextFormattedCitation":"Sarkar et al. (2024)","previouslyFormattedCitation":"Sarkar et al. (2024)"},"properties":{"noteIndex":0},"schema":"https://github.com/citation-style-language/schema/raw/master/csl-citation.json"}</w:instrText>
       </w:r>
       <w:r>
         <w:fldChar w:fldCharType="separate"/>
@@ -9884,7 +10074,7 @@
         <w:fldChar w:fldCharType="begin"/>
       </w:r>
       <w:r>
-        <w:instrText xml:space="preserve">ADDIN CSL_CITATION {"citationID":"MENDELEY_CITATION_153","citationItems":[{"id":"ITEM-153","isTemporary":false,"itemData":{"URL":"https://proceedings.mlr.press/v267/gerlach25a.html","author":[{"family":"Gerlach","given":"Thore"},{"family":"Lee","given":"Loong Kuan"},{"family":"Barbaresco","given":"Frederic"},{"family":"Piatkowski","given":"Nico"}],"collection-title":"Proceedings of machine learning research","container-title":"Proceedings of the 42nd international conference on machine learning","editor":[{"family":"Singh","given":"Aarti"},{"family":"Fazel","given":"Maryam"},{"family":"Hsu","given":"Daniel"},{"family":"Lacoste-Julien","given":"Simon"},{"family":"Berkenkamp","given":"Felix"},{"family":"Maharaj","given":"Tegan"},{"family":"Wagstaff","given":"Kiri"},{"family":"Zhu","given":"Jerry"}],"id":"Gerlach2025","issued":{"date-parts":[[2025]]},"page":"19161-19171","publisher":"PMLR","title":"Hybrid quantum-classical multi-agent pathfinding","type":"paper-conference","volume":"267"},"suppress-author":false}],"isEdited":false,"manualOverride":{"citeprocText":"Gerlach et al. (2025)","isManuallyOverridden":false,"manualOverrideText":""},"mendeley":{"formattedCitation":"Gerlach et al. (2025)","plainTextFormattedCitation":"Gerlach et al. (2025)","previouslyFormattedCitation":"Gerlach et al. (2025)"},"properties":{"noteIndex":0},"schema":"https://github.com/citation-style-language/schema/raw/master/csl-citation.json"}</w:instrText>
+        <w:instrText xml:space="preserve">ADDIN CSL_CITATION {"citationID":"MENDELEY_CITATION_166","citationItems":[{"id":"ITEM-166","isTemporary":false,"itemData":{"URL":"https://proceedings.mlr.press/v267/gerlach25a.html","author":[{"family":"Gerlach","given":"Thore"},{"family":"Lee","given":"Loong Kuan"},{"family":"Barbaresco","given":"Frederic"},{"family":"Piatkowski","given":"Nico"}],"collection-title":"Proceedings of machine learning research","container-title":"Proceedings of the 42nd international conference on machine learning","editor":[{"family":"Singh","given":"Aarti"},{"family":"Fazel","given":"Maryam"},{"family":"Hsu","given":"Daniel"},{"family":"Lacoste-Julien","given":"Simon"},{"family":"Berkenkamp","given":"Felix"},{"family":"Maharaj","given":"Tegan"},{"family":"Wagstaff","given":"Kiri"},{"family":"Zhu","given":"Jerry"}],"id":"Gerlach2025","issued":{"date-parts":[[2025]]},"page":"19161-19171","publisher":"PMLR","title":"Hybrid quantum-classical multi-agent pathfinding","type":"paper-conference","volume":"267"},"suppress-author":false}],"isEdited":false,"manualOverride":{"citeprocText":"Gerlach et al. (2025)","isManuallyOverridden":false,"manualOverrideText":""},"mendeley":{"formattedCitation":"Gerlach et al. (2025)","plainTextFormattedCitation":"Gerlach et al. (2025)","previouslyFormattedCitation":"Gerlach et al. (2025)"},"properties":{"noteIndex":0},"schema":"https://github.com/citation-style-language/schema/raw/master/csl-citation.json"}</w:instrText>
       </w:r>
       <w:r>
         <w:fldChar w:fldCharType="separate"/>
@@ -9908,7 +10098,7 @@
         <w:fldChar w:fldCharType="begin"/>
       </w:r>
       <w:r>
-        <w:instrText xml:space="preserve">ADDIN CSL_CITATION {"citationID":"MENDELEY_CITATION_154","citationItems":[{"id":"ITEM-154","isTemporary":false,"itemData":{"URL":"https://arxiv.org/abs/2602.14799","author":[{"family":"González Villasmil","given":"Javier"}],"id":"GonzalezVillasmil2026","issued":{"date-parts":[[2026]]},"title":"Scalable multi-robot path planning via quadratic unconstrained binary optimization","type":""},"suppress-author":false}],"isEdited":false,"manualOverride":{"citeprocText":"González Villasmil (2026)","isManuallyOverridden":false,"manualOverrideText":""},"mendeley":{"formattedCitation":"González Villasmil (2026)","plainTextFormattedCitation":"González Villasmil (2026)","previouslyFormattedCitation":"González Villasmil (2026)"},"properties":{"noteIndex":0},"schema":"https://github.com/citation-style-language/schema/raw/master/csl-citation.json"}</w:instrText>
+        <w:instrText xml:space="preserve">ADDIN CSL_CITATION {"citationID":"MENDELEY_CITATION_167","citationItems":[{"id":"ITEM-167","isTemporary":false,"itemData":{"URL":"https://arxiv.org/abs/2602.14799","author":[{"family":"González Villasmil","given":"Javier"}],"id":"GonzalezVillasmil2026","issued":{"date-parts":[[2026]]},"title":"Scalable multi-robot path planning via quadratic unconstrained binary optimization","type":""},"suppress-author":false}],"isEdited":false,"manualOverride":{"citeprocText":"González Villasmil (2026)","isManuallyOverridden":false,"manualOverrideText":""},"mendeley":{"formattedCitation":"González Villasmil (2026)","plainTextFormattedCitation":"González Villasmil (2026)","previouslyFormattedCitation":"González Villasmil (2026)"},"properties":{"noteIndex":0},"schema":"https://github.com/citation-style-language/schema/raw/master/csl-citation.json"}</w:instrText>
       </w:r>
       <w:r>
         <w:fldChar w:fldCharType="separate"/>
@@ -9955,7 +10145,7 @@
         <w:fldChar w:fldCharType="begin"/>
       </w:r>
       <w:r>
-        <w:instrText xml:space="preserve">ADDIN CSL_CITATION {"citationID":"MENDELEY_CITATION_155","citationItems":[{"id":"ITEM-155","isTemporary":false,"itemData":{"URL":"https://arxiv.org/abs/2407.08767","author":[{"family":"Rao","given":"Poojith U."},{"family":"Speelman","given":"Florian"},{"family":"Sodhi","given":"Balwinder"},{"family":"Kinge","given":"Sachin"}],"id":"Rao2024","issued":{"date-parts":[[2024]]},"title":"A quantum computing approach for multi-robot coverage path planning","type":""},"suppress-author":false}],"isEdited":false,"manualOverride":{"citeprocText":"Rao et al. (2024)","isManuallyOverridden":false,"manualOverrideText":""},"mendeley":{"formattedCitation":"Rao et al. (2024)","plainTextFormattedCitation":"Rao et al. (2024)","previouslyFormattedCitation":"Rao et al. (2024)"},"properties":{"noteIndex":0},"schema":"https://github.com/citation-style-language/schema/raw/master/csl-citation.json"}</w:instrText>
+        <w:instrText xml:space="preserve">ADDIN CSL_CITATION {"citationID":"MENDELEY_CITATION_168","citationItems":[{"id":"ITEM-168","isTemporary":false,"itemData":{"URL":"https://arxiv.org/abs/2407.08767","author":[{"family":"Rao","given":"Poojith U."},{"family":"Speelman","given":"Florian"},{"family":"Sodhi","given":"Balwinder"},{"family":"Kinge","given":"Sachin"}],"id":"Rao2024","issued":{"date-parts":[[2024]]},"title":"A quantum computing approach for multi-robot coverage path planning","type":""},"suppress-author":false}],"isEdited":false,"manualOverride":{"citeprocText":"Rao et al. (2024)","isManuallyOverridden":false,"manualOverrideText":""},"mendeley":{"formattedCitation":"Rao et al. (2024)","plainTextFormattedCitation":"Rao et al. (2024)","previouslyFormattedCitation":"Rao et al. (2024)"},"properties":{"noteIndex":0},"schema":"https://github.com/citation-style-language/schema/raw/master/csl-citation.json"}</w:instrText>
       </w:r>
       <w:r>
         <w:fldChar w:fldCharType="separate"/>
@@ -9976,7 +10166,7 @@
         <w:fldChar w:fldCharType="begin"/>
       </w:r>
       <w:r>
-        <w:instrText xml:space="preserve">ADDIN CSL_CITATION {"citationID":"MENDELEY_CITATION_156","citationItems":[{"id":"ITEM-156","isTemporary":false,"itemData":{"DOI":"10.3390/a12020034","author":[{"family":"Hadfield","given":"Stuart"},{"family":"Wang","given":"Zhihui"},{"family":"O’Gorman","given":"Bryan"},{"family":"Rieffel","given":"Eleanor G."},{"family":"Venturelli","given":"Davide"},{"family":"Biswas","given":"Rupak"}],"container-title":"Algorithms","id":"Hadfield2019","issue":"2","issued":{"date-parts":[[2019]]},"page":"34","publisher":"MDPI","title":"From the quantum approximate optimization algorithm to a quantum alternating operator ansatz","type":"article-journal","volume":"12"}}],"isEdited":false,"manualOverride":{"citeprocText":"(Hadfield et al. 2019)","isManuallyOverridden":false,"manualOverrideText":""},"mendeley":{"formattedCitation":"(Hadfield et al. 2019)","plainTextFormattedCitation":"(Hadfield et al. 2019)","previouslyFormattedCitation":"(Hadfield et al. 2019)"},"properties":{"noteIndex":0},"schema":"https://github.com/citation-style-language/schema/raw/master/csl-citation.json"}</w:instrText>
+        <w:instrText xml:space="preserve">ADDIN CSL_CITATION {"citationID":"MENDELEY_CITATION_169","citationItems":[{"id":"ITEM-169","isTemporary":false,"itemData":{"DOI":"10.3390/a12020034","author":[{"family":"Hadfield","given":"Stuart"},{"family":"Wang","given":"Zhihui"},{"family":"O’Gorman","given":"Bryan"},{"family":"Rieffel","given":"Eleanor G."},{"family":"Venturelli","given":"Davide"},{"family":"Biswas","given":"Rupak"}],"container-title":"Algorithms","id":"Hadfield2019","issue":"2","issued":{"date-parts":[[2019]]},"page":"34","publisher":"MDPI","title":"From the quantum approximate optimization algorithm to a quantum alternating operator ansatz","type":"article-journal","volume":"12"}}],"isEdited":false,"manualOverride":{"citeprocText":"(Hadfield et al. 2019)","isManuallyOverridden":false,"manualOverrideText":""},"mendeley":{"formattedCitation":"(Hadfield et al. 2019)","plainTextFormattedCitation":"(Hadfield et al. 2019)","previouslyFormattedCitation":"(Hadfield et al. 2019)"},"properties":{"noteIndex":0},"schema":"https://github.com/citation-style-language/schema/raw/master/csl-citation.json"}</w:instrText>
       </w:r>
       <w:r>
         <w:fldChar w:fldCharType="separate"/>
@@ -10002,7 +10192,7 @@
         <w:fldChar w:fldCharType="begin"/>
       </w:r>
       <w:r>
-        <w:instrText xml:space="preserve">ADDIN CSL_CITATION {"citationID":"MENDELEY_CITATION_157","citationItems":[{"id":"ITEM-157","isTemporary":false,"itemData":{"URL":"https://arxiv.org/abs/2508.21361","author":[{"family":"Innan","given":"Nouhaila"},{"family":"Kashif","given":"Muhammad"},{"family":"Marchisio","given":"Alberto"},{"family":"Gan","given":"Yung-Sze"},{"family":"Barbaresco","given":"Frederic"},{"family":"Shafique","given":"Muhammad"}],"id":"Innan2025","issued":{"date-parts":[[2025]]},"title":"QUAV: Quantum-assisted path planning and optimization for UAV navigation with obstacle avoidance","title-short":"QUAV","type":""},"suppress-author":false}],"isEdited":false,"manualOverride":{"citeprocText":"Innan et al. (2025)","isManuallyOverridden":false,"manualOverrideText":""},"mendeley":{"formattedCitation":"Innan et al. (2025)","plainTextFormattedCitation":"Innan et al. (2025)","previouslyFormattedCitation":"Innan et al. (2025)"},"properties":{"noteIndex":0},"schema":"https://github.com/citation-style-language/schema/raw/master/csl-citation.json"}</w:instrText>
+        <w:instrText xml:space="preserve">ADDIN CSL_CITATION {"citationID":"MENDELEY_CITATION_170","citationItems":[{"id":"ITEM-170","isTemporary":false,"itemData":{"URL":"https://arxiv.org/abs/2508.21361","author":[{"family":"Innan","given":"Nouhaila"},{"family":"Kashif","given":"Muhammad"},{"family":"Marchisio","given":"Alberto"},{"family":"Gan","given":"Yung-Sze"},{"family":"Barbaresco","given":"Frederic"},{"family":"Shafique","given":"Muhammad"}],"id":"Innan2025","issued":{"date-parts":[[2025]]},"title":"QUAV: Quantum-assisted path planning and optimization for UAV navigation with obstacle avoidance","title-short":"QUAV","type":""},"suppress-author":false}],"isEdited":false,"manualOverride":{"citeprocText":"Innan et al. (2025)","isManuallyOverridden":false,"manualOverrideText":""},"mendeley":{"formattedCitation":"Innan et al. (2025)","plainTextFormattedCitation":"Innan et al. (2025)","previouslyFormattedCitation":"Innan et al. (2025)"},"properties":{"noteIndex":0},"schema":"https://github.com/citation-style-language/schema/raw/master/csl-citation.json"}</w:instrText>
       </w:r>
       <w:r>
         <w:fldChar w:fldCharType="separate"/>
@@ -10026,7 +10216,7 @@
         <w:fldChar w:fldCharType="begin"/>
       </w:r>
       <w:r>
-        <w:instrText xml:space="preserve">ADDIN CSL_CITATION {"citationID":"MENDELEY_CITATION_158","citationItems":[{"id":"ITEM-158","isTemporary":false,"itemData":{"URL":"https://arxiv.org/abs/2501.18432","author":[{"family":"Osaba","given":"Eneko"},{"family":"Miranda-Rodriguez","given":"Pablo"},{"family":"Oikonomakis","given":"Andreas"},{"family":"Petrič","given":"Matic"},{"family":"Ruiz","given":"Alejandra"},{"family":"Bock","given":"Sebastian"},{"family":"Kourtis","given":"Michail-Alexandros"}],"container-title":"2025 IEEE congress on evolutionary computation (CEC)","id":"OsabaDrone2025","issued":{"date-parts":[[2025]]},"publisher":"IEEE","title":"Solving drone routing problems with quantum computing: A hybrid approach combining quantum annealing and gate-based paradigms","title-short":"Solving drone routing problems with quantum computing","type":"paper-conference"},"suppress-author":false}],"isEdited":false,"manualOverride":{"citeprocText":"Osaba, Miranda-Rodriguez, et al. (2025)","isManuallyOverridden":false,"manualOverrideText":""},"mendeley":{"formattedCitation":"Osaba, Miranda-Rodriguez, et al. (2025)","plainTextFormattedCitation":"Osaba, Miranda-Rodriguez, et al. (2025)","previouslyFormattedCitation":"Osaba, Miranda-Rodriguez, et al. (2025)"},"properties":{"noteIndex":0},"schema":"https://github.com/citation-style-language/schema/raw/master/csl-citation.json"}</w:instrText>
+        <w:instrText xml:space="preserve">ADDIN CSL_CITATION {"citationID":"MENDELEY_CITATION_171","citationItems":[{"id":"ITEM-171","isTemporary":false,"itemData":{"URL":"https://arxiv.org/abs/2501.18432","author":[{"family":"Osaba","given":"Eneko"},{"family":"Miranda-Rodriguez","given":"Pablo"},{"family":"Oikonomakis","given":"Andreas"},{"family":"Petrič","given":"Matic"},{"family":"Ruiz","given":"Alejandra"},{"family":"Bock","given":"Sebastian"},{"family":"Kourtis","given":"Michail-Alexandros"}],"container-title":"2025 IEEE congress on evolutionary computation (CEC)","id":"OsabaDrone2025","issued":{"date-parts":[[2025]]},"publisher":"IEEE","title":"Solving drone routing problems with quantum computing: A hybrid approach combining quantum annealing and gate-based paradigms","title-short":"Solving drone routing problems with quantum computing","type":"paper-conference"},"suppress-author":false}],"isEdited":false,"manualOverride":{"citeprocText":"Osaba, Miranda-Rodriguez, et al. (2025)","isManuallyOverridden":false,"manualOverrideText":""},"mendeley":{"formattedCitation":"Osaba, Miranda-Rodriguez, et al. (2025)","plainTextFormattedCitation":"Osaba, Miranda-Rodriguez, et al. (2025)","previouslyFormattedCitation":"Osaba, Miranda-Rodriguez, et al. (2025)"},"properties":{"noteIndex":0},"schema":"https://github.com/citation-style-language/schema/raw/master/csl-citation.json"}</w:instrText>
       </w:r>
       <w:r>
         <w:fldChar w:fldCharType="separate"/>
@@ -10050,7 +10240,7 @@
         <w:fldChar w:fldCharType="begin"/>
       </w:r>
       <w:r>
-        <w:instrText xml:space="preserve">ADDIN CSL_CITATION {"citationID":"MENDELEY_CITATION_159","citationItems":[{"id":"ITEM-159","isTemporary":false,"itemData":{"URL":"https://arxiv.org/abs/2606.14252","author":[{"family":"Bang","given":"Junyeop"},{"family":"Lee","given":"Byongho"},{"family":"An","given":"Dohyun"},{"family":"Kim","given":"Hwangnam"}],"id":"Bang2026","issued":{"date-parts":[[2026]]},"title":"Optimality-preserving decomposition for scalable QAOA in natural-language-guided multi-drone assignment","type":""},"suppress-author":false}],"isEdited":false,"manualOverride":{"citeprocText":"Bang et al. (2026)","isManuallyOverridden":false,"manualOverrideText":""},"mendeley":{"formattedCitation":"Bang et al. (2026)","plainTextFormattedCitation":"Bang et al. (2026)","previouslyFormattedCitation":"Bang et al. (2026)"},"properties":{"noteIndex":0},"schema":"https://github.com/citation-style-language/schema/raw/master/csl-citation.json"}</w:instrText>
+        <w:instrText xml:space="preserve">ADDIN CSL_CITATION {"citationID":"MENDELEY_CITATION_172","citationItems":[{"id":"ITEM-172","isTemporary":false,"itemData":{"URL":"https://arxiv.org/abs/2606.14252","author":[{"family":"Bang","given":"Junyeop"},{"family":"Lee","given":"Byongho"},{"family":"An","given":"Dohyun"},{"family":"Kim","given":"Hwangnam"}],"id":"Bang2026","issued":{"date-parts":[[2026]]},"title":"Optimality-preserving decomposition for scalable QAOA in natural-language-guided multi-drone assignment","type":""},"suppress-author":false}],"isEdited":false,"manualOverride":{"citeprocText":"Bang et al. (2026)","isManuallyOverridden":false,"manualOverrideText":""},"mendeley":{"formattedCitation":"Bang et al. (2026)","plainTextFormattedCitation":"Bang et al. (2026)","previouslyFormattedCitation":"Bang et al. (2026)"},"properties":{"noteIndex":0},"schema":"https://github.com/citation-style-language/schema/raw/master/csl-citation.json"}</w:instrText>
       </w:r>
       <w:r>
         <w:fldChar w:fldCharType="separate"/>
@@ -10095,7 +10285,7 @@
         <w:fldChar w:fldCharType="begin"/>
       </w:r>
       <w:r>
-        <w:instrText xml:space="preserve">ADDIN CSL_CITATION {"citationID":"MENDELEY_CITATION_160","citationItems":[{"id":"ITEM-160","isTemporary":false,"itemData":{"URL":"https://openaccess.thecvf.com/content/CVPR2026/html/Yu_HQC-NBV_A_Hybrid_Quantum-Classical_View_Planning_Approach_CVPR_2026_paper.html","author":[{"family":"Yu","given":"Xiaotong"},{"family":"Chen","given":"Chang Wen"}],"container-title":"Proceedings of the IEEE/CVF conference on computer vision and pattern recognition (CVPR)","id":"Yu2025","issued":{"date-parts":[[2026,6]]},"page":"35091-35100","title":"HQC-NBV: A hybrid quantum-classical view planning approach","title-short":"HQC-NBV","type":"paper-conference"},"suppress-author":false}],"isEdited":false,"manualOverride":{"citeprocText":"Yu and Chen (2026)","isManuallyOverridden":false,"manualOverrideText":""},"mendeley":{"formattedCitation":"Yu and Chen (2026)","plainTextFormattedCitation":"Yu and Chen (2026)","previouslyFormattedCitation":"Yu and Chen (2026)"},"properties":{"noteIndex":0},"schema":"https://github.com/citation-style-language/schema/raw/master/csl-citation.json"}</w:instrText>
+        <w:instrText xml:space="preserve">ADDIN CSL_CITATION {"citationID":"MENDELEY_CITATION_173","citationItems":[{"id":"ITEM-173","isTemporary":false,"itemData":{"URL":"https://openaccess.thecvf.com/content/CVPR2026/html/Yu_HQC-NBV_A_Hybrid_Quantum-Classical_View_Planning_Approach_CVPR_2026_paper.html","author":[{"family":"Yu","given":"Xiaotong"},{"family":"Chen","given":"Chang Wen"}],"container-title":"Proceedings of the IEEE/CVF conference on computer vision and pattern recognition (CVPR)","id":"Yu2025","issued":{"date-parts":[[2026,6]]},"page":"35091-35100","title":"HQC-NBV: A hybrid quantum-classical view planning approach","title-short":"HQC-NBV","type":"paper-conference"},"suppress-author":false}],"isEdited":false,"manualOverride":{"citeprocText":"Yu and Chen (2026)","isManuallyOverridden":false,"manualOverrideText":""},"mendeley":{"formattedCitation":"Yu and Chen (2026)","plainTextFormattedCitation":"Yu and Chen (2026)","previouslyFormattedCitation":"Yu and Chen (2026)"},"properties":{"noteIndex":0},"schema":"https://github.com/citation-style-language/schema/raw/master/csl-citation.json"}</w:instrText>
       </w:r>
       <w:r>
         <w:fldChar w:fldCharType="separate"/>
@@ -10119,7 +10309,7 @@
         <w:fldChar w:fldCharType="begin"/>
       </w:r>
       <w:r>
-        <w:instrText xml:space="preserve">ADDIN CSL_CITATION {"citationID":"MENDELEY_CITATION_161","citationItems":[{"id":"ITEM-161","isTemporary":false,"itemData":{"DOI":"10.1016/j.robot.2025.105026","author":[{"family":"Antero","given":"Unai"},{"family":"Sierra","given":"Basilio"},{"family":"Oñativia","given":"Jon"},{"family":"Ruiz","given":"Alejandra"},{"family":"Osaba","given":"Eneko"}],"container-title":"Robotics and Autonomous Systems","id":"Antero2025","issued":{"date-parts":[[2025]]},"page":"105026","publisher":"Elsevier","title":"Robot localization aided by quantum algorithms","type":"article-journal","volume":"192"},"suppress-author":false}],"isEdited":false,"manualOverride":{"citeprocText":"Antero et al. (2025)","isManuallyOverridden":false,"manualOverrideText":""},"mendeley":{"formattedCitation":"Antero et al. (2025)","plainTextFormattedCitation":"Antero et al. (2025)","previouslyFormattedCitation":"Antero et al. (2025)"},"properties":{"noteIndex":0},"schema":"https://github.com/citation-style-language/schema/raw/master/csl-citation.json"}</w:instrText>
+        <w:instrText xml:space="preserve">ADDIN CSL_CITATION {"citationID":"MENDELEY_CITATION_174","citationItems":[{"id":"ITEM-174","isTemporary":false,"itemData":{"DOI":"10.1016/j.robot.2025.105026","author":[{"family":"Antero","given":"Unai"},{"family":"Sierra","given":"Basilio"},{"family":"Oñativia","given":"Jon"},{"family":"Ruiz","given":"Alejandra"},{"family":"Osaba","given":"Eneko"}],"container-title":"Robotics and Autonomous Systems","id":"Antero2025","issued":{"date-parts":[[2025]]},"page":"105026","publisher":"Elsevier","title":"Robot localization aided by quantum algorithms","type":"article-journal","volume":"192"},"suppress-author":false}],"isEdited":false,"manualOverride":{"citeprocText":"Antero et al. (2025)","isManuallyOverridden":false,"manualOverrideText":""},"mendeley":{"formattedCitation":"Antero et al. (2025)","plainTextFormattedCitation":"Antero et al. (2025)","previouslyFormattedCitation":"Antero et al. (2025)"},"properties":{"noteIndex":0},"schema":"https://github.com/citation-style-language/schema/raw/master/csl-citation.json"}</w:instrText>
       </w:r>
       <w:r>
         <w:fldChar w:fldCharType="separate"/>
@@ -10228,7 +10418,7 @@
         <w:fldChar w:fldCharType="begin"/>
       </w:r>
       <w:r>
-        <w:instrText xml:space="preserve">ADDIN CSL_CITATION {"citationID":"MENDELEY_CITATION_163","citationItems":[{"id":"ITEM-162","isTemporary":false,"itemData":{"DOI":"10.3390/math10142475","author":[{"family":"Chella","given":"Antonio"},{"family":"Gaglio","given":"Salvatore"},{"family":"Pilato","given":"Giovanni"},{"family":"Vella","given":"Filippo"},{"family":"Zammuto","given":"Salvatore"}],"container-title":"Mathematics","id":"Chella2022","issue":"14","issued":{"date-parts":[[2022]]},"page":"2475","publisher":"MDPI","title":"A quantum planner for robot motion","type":"article-journal","volume":"10"}},{"id":"ITEM-163","isTemporary":false,"itemData":{"author":[{"family":"Nigatu","given":"Hassen"},{"family":"Shi","given":"Gaokun"},{"family":"Li","given":"Jituo"},{"family":"Wang","given":"Jin"},{"family":"Lu","given":"Guodong"},{"family":"Li","given":"Howard"}],"container-title":"IEEE Robotics and Automation Letters","id":"Nigatu2025","issued":{"date-parts":[[2025]]},"note":"Accepted October 2025; preprint arXiv:2509.07216","title":"Quantum machine learning and Grover’s algorithm for quantum optimization of robotic manipulators","type":"article-journal"}}],"isEdited":false,"manualOverride":{"citeprocText":"(Chella et al. 2022; Nigatu et al. 2025)","isManuallyOverridden":false,"manualOverrideText":""},"mendeley":{"formattedCitation":"(Chella et al. 2022; Nigatu et al. 2025)","plainTextFormattedCitation":"(Chella et al. 2022; Nigatu et al. 2025)","previouslyFormattedCitation":"(Chella et al. 2022; Nigatu et al. 2025)"},"properties":{"noteIndex":0},"schema":"https://github.com/citation-style-language/schema/raw/master/csl-citation.json"}</w:instrText>
+        <w:instrText xml:space="preserve">ADDIN CSL_CITATION {"citationID":"MENDELEY_CITATION_176","citationItems":[{"id":"ITEM-175","isTemporary":false,"itemData":{"DOI":"10.3390/math10142475","author":[{"family":"Chella","given":"Antonio"},{"family":"Gaglio","given":"Salvatore"},{"family":"Pilato","given":"Giovanni"},{"family":"Vella","given":"Filippo"},{"family":"Zammuto","given":"Salvatore"}],"container-title":"Mathematics","id":"Chella2022","issue":"14","issued":{"date-parts":[[2022]]},"page":"2475","publisher":"MDPI","title":"A quantum planner for robot motion","type":"article-journal","volume":"10"}},{"id":"ITEM-176","isTemporary":false,"itemData":{"author":[{"family":"Nigatu","given":"Hassen"},{"family":"Shi","given":"Gaokun"},{"family":"Li","given":"Jituo"},{"family":"Wang","given":"Jin"},{"family":"Lu","given":"Guodong"},{"family":"Li","given":"Howard"}],"container-title":"IEEE Robotics and Automation Letters","id":"Nigatu2025","issued":{"date-parts":[[2025]]},"note":"Accepted October 2025; preprint arXiv:2509.07216","title":"Quantum machine learning and Grover’s algorithm for quantum optimization of robotic manipulators","type":"article-journal"}}],"isEdited":false,"manualOverride":{"citeprocText":"(Chella et al. 2022; Nigatu et al. 2025)","isManuallyOverridden":false,"manualOverrideText":""},"mendeley":{"formattedCitation":"(Chella et al. 2022; Nigatu et al. 2025)","plainTextFormattedCitation":"(Chella et al. 2022; Nigatu et al. 2025)","previouslyFormattedCitation":"(Chella et al. 2022; Nigatu et al. 2025)"},"properties":{"noteIndex":0},"schema":"https://github.com/citation-style-language/schema/raw/master/csl-citation.json"}</w:instrText>
       </w:r>
       <w:r>
         <w:fldChar w:fldCharType="separate"/>
@@ -10246,7 +10436,7 @@
         <w:fldChar w:fldCharType="begin"/>
       </w:r>
       <w:r>
-        <w:instrText xml:space="preserve">ADDIN CSL_CITATION {"citationID":"MENDELEY_CITATION_164","citationItems":[{"id":"ITEM-164","isTemporary":false,"itemData":{"URL":"https://arxiv.org/abs/2508.21361","author":[{"family":"Innan","given":"Nouhaila"},{"family":"Kashif","given":"Muhammad"},{"family":"Marchisio","given":"Alberto"},{"family":"Gan","given":"Yung-Sze"},{"family":"Barbaresco","given":"Frederic"},{"family":"Shafique","given":"Muhammad"}],"id":"Innan2025","issued":{"date-parts":[[2025]]},"title":"QUAV: Quantum-assisted path planning and optimization for UAV navigation with obstacle avoidance","title-short":"QUAV","type":""}}],"isEdited":false,"manualOverride":{"citeprocText":"(Innan et al. 2025)","isManuallyOverridden":false,"manualOverrideText":""},"mendeley":{"formattedCitation":"(Innan et al. 2025)","plainTextFormattedCitation":"(Innan et al. 2025)","previouslyFormattedCitation":"(Innan et al. 2025)"},"properties":{"noteIndex":0},"schema":"https://github.com/citation-style-language/schema/raw/master/csl-citation.json"}</w:instrText>
+        <w:instrText xml:space="preserve">ADDIN CSL_CITATION {"citationID":"MENDELEY_CITATION_177","citationItems":[{"id":"ITEM-177","isTemporary":false,"itemData":{"URL":"https://arxiv.org/abs/2508.21361","author":[{"family":"Innan","given":"Nouhaila"},{"family":"Kashif","given":"Muhammad"},{"family":"Marchisio","given":"Alberto"},{"family":"Gan","given":"Yung-Sze"},{"family":"Barbaresco","given":"Frederic"},{"family":"Shafique","given":"Muhammad"}],"id":"Innan2025","issued":{"date-parts":[[2025]]},"title":"QUAV: Quantum-assisted path planning and optimization for UAV navigation with obstacle avoidance","title-short":"QUAV","type":""}}],"isEdited":false,"manualOverride":{"citeprocText":"(Innan et al. 2025)","isManuallyOverridden":false,"manualOverrideText":""},"mendeley":{"formattedCitation":"(Innan et al. 2025)","plainTextFormattedCitation":"(Innan et al. 2025)","previouslyFormattedCitation":"(Innan et al. 2025)"},"properties":{"noteIndex":0},"schema":"https://github.com/citation-style-language/schema/raw/master/csl-citation.json"}</w:instrText>
       </w:r>
       <w:r>
         <w:fldChar w:fldCharType="separate"/>
@@ -10267,7 +10457,7 @@
         <w:fldChar w:fldCharType="begin"/>
       </w:r>
       <w:r>
-        <w:instrText xml:space="preserve">ADDIN CSL_CITATION {"citationID":"MENDELEY_CITATION_165","citationItems":[{"id":"ITEM-165","isTemporary":false,"itemData":{"DOI":"10.1016/j.robot.2025.105026","author":[{"family":"Antero","given":"Unai"},{"family":"Sierra","given":"Basilio"},{"family":"Oñativia","given":"Jon"},{"family":"Ruiz","given":"Alejandra"},{"family":"Osaba","given":"Eneko"}],"container-title":"Robotics and Autonomous Systems","id":"Antero2025","issued":{"date-parts":[[2025]]},"page":"105026","publisher":"Elsevier","title":"Robot localization aided by quantum algorithms","type":"article-journal","volume":"192"}}],"isEdited":false,"manualOverride":{"citeprocText":"(Antero et al. 2025)","isManuallyOverridden":false,"manualOverrideText":""},"mendeley":{"formattedCitation":"(Antero et al. 2025)","plainTextFormattedCitation":"(Antero et al. 2025)","previouslyFormattedCitation":"(Antero et al. 2025)"},"properties":{"noteIndex":0},"schema":"https://github.com/citation-style-language/schema/raw/master/csl-citation.json"}</w:instrText>
+        <w:instrText xml:space="preserve">ADDIN CSL_CITATION {"citationID":"MENDELEY_CITATION_178","citationItems":[{"id":"ITEM-178","isTemporary":false,"itemData":{"DOI":"10.1016/j.robot.2025.105026","author":[{"family":"Antero","given":"Unai"},{"family":"Sierra","given":"Basilio"},{"family":"Oñativia","given":"Jon"},{"family":"Ruiz","given":"Alejandra"},{"family":"Osaba","given":"Eneko"}],"container-title":"Robotics and Autonomous Systems","id":"Antero2025","issued":{"date-parts":[[2025]]},"page":"105026","publisher":"Elsevier","title":"Robot localization aided by quantum algorithms","type":"article-journal","volume":"192"}}],"isEdited":false,"manualOverride":{"citeprocText":"(Antero et al. 2025)","isManuallyOverridden":false,"manualOverrideText":""},"mendeley":{"formattedCitation":"(Antero et al. 2025)","plainTextFormattedCitation":"(Antero et al. 2025)","previouslyFormattedCitation":"(Antero et al. 2025)"},"properties":{"noteIndex":0},"schema":"https://github.com/citation-style-language/schema/raw/master/csl-citation.json"}</w:instrText>
       </w:r>
       <w:r>
         <w:fldChar w:fldCharType="separate"/>
@@ -10288,7 +10478,7 @@
         <w:fldChar w:fldCharType="begin"/>
       </w:r>
       <w:r>
-        <w:instrText xml:space="preserve">ADDIN CSL_CITATION {"citationID":"MENDELEY_CITATION_166","citationItems":[{"id":"ITEM-166","isTemporary":false,"itemData":{"URL":"https://proceedings.mlr.press/v267/gerlach25a.html","author":[{"family":"Gerlach","given":"Thore"},{"family":"Lee","given":"Loong Kuan"},{"family":"Barbaresco","given":"Frederic"},{"family":"Piatkowski","given":"Nico"}],"collection-title":"Proceedings of machine learning research","container-title":"Proceedings of the 42nd international conference on machine learning","editor":[{"family":"Singh","given":"Aarti"},{"family":"Fazel","given":"Maryam"},{"family":"Hsu","given":"Daniel"},{"family":"Lacoste-Julien","given":"Simon"},{"family":"Berkenkamp","given":"Felix"},{"family":"Maharaj","given":"Tegan"},{"family":"Wagstaff","given":"Kiri"},{"family":"Zhu","given":"Jerry"}],"id":"Gerlach2025","issued":{"date-parts":[[2025]]},"page":"19161-19171","publisher":"PMLR","title":"Hybrid quantum-classical multi-agent pathfinding","type":"paper-conference","volume":"267"}}],"isEdited":false,"manualOverride":{"citeprocText":"(Gerlach et al. 2025)","isManuallyOverridden":false,"manualOverrideText":""},"mendeley":{"formattedCitation":"(Gerlach et al. 2025)","plainTextFormattedCitation":"(Gerlach et al. 2025)","previouslyFormattedCitation":"(Gerlach et al. 2025)"},"properties":{"noteIndex":0},"schema":"https://github.com/citation-style-language/schema/raw/master/csl-citation.json"}</w:instrText>
+        <w:instrText xml:space="preserve">ADDIN CSL_CITATION {"citationID":"MENDELEY_CITATION_179","citationItems":[{"id":"ITEM-179","isTemporary":false,"itemData":{"URL":"https://proceedings.mlr.press/v267/gerlach25a.html","author":[{"family":"Gerlach","given":"Thore"},{"family":"Lee","given":"Loong Kuan"},{"family":"Barbaresco","given":"Frederic"},{"family":"Piatkowski","given":"Nico"}],"collection-title":"Proceedings of machine learning research","container-title":"Proceedings of the 42nd international conference on machine learning","editor":[{"family":"Singh","given":"Aarti"},{"family":"Fazel","given":"Maryam"},{"family":"Hsu","given":"Daniel"},{"family":"Lacoste-Julien","given":"Simon"},{"family":"Berkenkamp","given":"Felix"},{"family":"Maharaj","given":"Tegan"},{"family":"Wagstaff","given":"Kiri"},{"family":"Zhu","given":"Jerry"}],"id":"Gerlach2025","issued":{"date-parts":[[2025]]},"page":"19161-19171","publisher":"PMLR","title":"Hybrid quantum-classical multi-agent pathfinding","type":"paper-conference","volume":"267"}}],"isEdited":false,"manualOverride":{"citeprocText":"(Gerlach et al. 2025)","isManuallyOverridden":false,"manualOverrideText":""},"mendeley":{"formattedCitation":"(Gerlach et al. 2025)","plainTextFormattedCitation":"(Gerlach et al. 2025)","previouslyFormattedCitation":"(Gerlach et al. 2025)"},"properties":{"noteIndex":0},"schema":"https://github.com/citation-style-language/schema/raw/master/csl-citation.json"}</w:instrText>
       </w:r>
       <w:r>
         <w:fldChar w:fldCharType="separate"/>
@@ -10306,7 +10496,7 @@
         <w:fldChar w:fldCharType="begin"/>
       </w:r>
       <w:r>
-        <w:instrText xml:space="preserve">ADDIN CSL_CITATION {"citationID":"MENDELEY_CITATION_167","citationItems":[{"id":"ITEM-167","isTemporary":false,"itemData":{"DOI":"10.1177/0278364911406761","author":[{"family":"Karaman","given":"Sertac"},{"family":"Frazzoli","given":"Emilio"}],"container-title":"The International Journal of Robotics Research","id":"Karaman2011","issue":"7","issued":{"date-parts":[[2011]]},"page":"846-894","publisher":"SAGE Publications","title":"Sampling-based algorithms for optimal motion planning","type":"article-journal","volume":"30"}}],"isEdited":false,"manualOverride":{"citeprocText":"(Karaman and Frazzoli 2011)","isManuallyOverridden":false,"manualOverrideText":""},"mendeley":{"formattedCitation":"(Karaman and Frazzoli 2011)","plainTextFormattedCitation":"(Karaman and Frazzoli 2011)","previouslyFormattedCitation":"(Karaman and Frazzoli 2011)"},"properties":{"noteIndex":0},"schema":"https://github.com/citation-style-language/schema/raw/master/csl-citation.json"}</w:instrText>
+        <w:instrText xml:space="preserve">ADDIN CSL_CITATION {"citationID":"MENDELEY_CITATION_180","citationItems":[{"id":"ITEM-180","isTemporary":false,"itemData":{"DOI":"10.1177/0278364911406761","author":[{"family":"Karaman","given":"Sertac"},{"family":"Frazzoli","given":"Emilio"}],"container-title":"The International Journal of Robotics Research","id":"Karaman2011","issue":"7","issued":{"date-parts":[[2011]]},"page":"846-894","publisher":"SAGE Publications","title":"Sampling-based algorithms for optimal motion planning","type":"article-journal","volume":"30"}}],"isEdited":false,"manualOverride":{"citeprocText":"(Karaman and Frazzoli 2011)","isManuallyOverridden":false,"manualOverrideText":""},"mendeley":{"formattedCitation":"(Karaman and Frazzoli 2011)","plainTextFormattedCitation":"(Karaman and Frazzoli 2011)","previouslyFormattedCitation":"(Karaman and Frazzoli 2011)"},"properties":{"noteIndex":0},"schema":"https://github.com/citation-style-language/schema/raw/master/csl-citation.json"}</w:instrText>
       </w:r>
       <w:r>
         <w:fldChar w:fldCharType="separate"/>
@@ -10324,7 +10514,7 @@
         <w:fldChar w:fldCharType="begin"/>
       </w:r>
       <w:r>
-        <w:instrText xml:space="preserve">ADDIN CSL_CITATION {"citationID":"MENDELEY_CITATION_168","citationItems":[{"id":"ITEM-168","isTemporary":false,"itemData":{"DOI":"10.1109/ROBOT.1999.772544","author":[{"family":"Dellaert","given":"Frank"},{"family":"Fox","given":"Dieter"},{"family":"Burgard","given":"Wolfram"},{"family":"Thrun","given":"Sebastian"}],"container-title":"Proceedings of the 1999 IEEE international conference on robotics and automation (ICRA)","id":"Dellaert1999","issued":{"date-parts":[[1999]]},"page":"1322-1328","publisher":"IEEE","title":"Monte Carlo localization for mobile robots","type":"paper-conference","volume":"2"}}],"isEdited":false,"manualOverride":{"citeprocText":"(Dellaert et al. 1999)","isManuallyOverridden":false,"manualOverrideText":""},"mendeley":{"formattedCitation":"(Dellaert et al. 1999)","plainTextFormattedCitation":"(Dellaert et al. 1999)","previouslyFormattedCitation":"(Dellaert et al. 1999)"},"properties":{"noteIndex":0},"schema":"https://github.com/citation-style-language/schema/raw/master/csl-citation.json"}</w:instrText>
+        <w:instrText xml:space="preserve">ADDIN CSL_CITATION {"citationID":"MENDELEY_CITATION_181","citationItems":[{"id":"ITEM-181","isTemporary":false,"itemData":{"DOI":"10.1109/ROBOT.1999.772544","author":[{"family":"Dellaert","given":"Frank"},{"family":"Fox","given":"Dieter"},{"family":"Burgard","given":"Wolfram"},{"family":"Thrun","given":"Sebastian"}],"container-title":"Proceedings of the 1999 IEEE international conference on robotics and automation (ICRA)","id":"Dellaert1999","issued":{"date-parts":[[1999]]},"page":"1322-1328","publisher":"IEEE","title":"Monte Carlo localization for mobile robots","type":"paper-conference","volume":"2"}}],"isEdited":false,"manualOverride":{"citeprocText":"(Dellaert et al. 1999)","isManuallyOverridden":false,"manualOverrideText":""},"mendeley":{"formattedCitation":"(Dellaert et al. 1999)","plainTextFormattedCitation":"(Dellaert et al. 1999)","previouslyFormattedCitation":"(Dellaert et al. 1999)"},"properties":{"noteIndex":0},"schema":"https://github.com/citation-style-language/schema/raw/master/csl-citation.json"}</w:instrText>
       </w:r>
       <w:r>
         <w:fldChar w:fldCharType="separate"/>
@@ -10350,7 +10540,7 @@
         <w:fldChar w:fldCharType="begin"/>
       </w:r>
       <w:r>
-        <w:instrText xml:space="preserve">ADDIN CSL_CITATION {"citationID":"MENDELEY_CITATION_169","citationItems":[{"id":"ITEM-169","isTemporary":false,"itemData":{"DOI":"10.1103/PhysRevA.86.032324","author":[{"family":"Fowler","given":"Austin G."},{"family":"Mariantoni","given":"Matteo"},{"family":"Martinis","given":"John M."},{"family":"Cleland","given":"Andrew N."}],"container-title":"Physical Review A","id":"Fowler2012","issue":"3","issued":{"date-parts":[[2012]]},"page":"032324","publisher":"American Physical Society","title":"Surface codes: Towards practical large-scale quantum computation","title-short":"Surface codes","type":"article-journal","volume":"86"}}],"isEdited":false,"manualOverride":{"citeprocText":"(Fowler et al. 2012)","isManuallyOverridden":false,"manualOverrideText":""},"mendeley":{"formattedCitation":"(Fowler et al. 2012)","plainTextFormattedCitation":"(Fowler et al. 2012)","previouslyFormattedCitation":"(Fowler et al. 2012)"},"properties":{"noteIndex":0},"schema":"https://github.com/citation-style-language/schema/raw/master/csl-citation.json"}</w:instrText>
+        <w:instrText xml:space="preserve">ADDIN CSL_CITATION {"citationID":"MENDELEY_CITATION_182","citationItems":[{"id":"ITEM-182","isTemporary":false,"itemData":{"DOI":"10.1103/PhysRevA.86.032324","author":[{"family":"Fowler","given":"Austin G."},{"family":"Mariantoni","given":"Matteo"},{"family":"Martinis","given":"John M."},{"family":"Cleland","given":"Andrew N."}],"container-title":"Physical Review A","id":"Fowler2012","issue":"3","issued":{"date-parts":[[2012]]},"page":"032324","publisher":"American Physical Society","title":"Surface codes: Towards practical large-scale quantum computation","title-short":"Surface codes","type":"article-journal","volume":"86"}}],"isEdited":false,"manualOverride":{"citeprocText":"(Fowler et al. 2012)","isManuallyOverridden":false,"manualOverrideText":""},"mendeley":{"formattedCitation":"(Fowler et al. 2012)","plainTextFormattedCitation":"(Fowler et al. 2012)","previouslyFormattedCitation":"(Fowler et al. 2012)"},"properties":{"noteIndex":0},"schema":"https://github.com/citation-style-language/schema/raw/master/csl-citation.json"}</w:instrText>
       </w:r>
       <w:r>
         <w:fldChar w:fldCharType="separate"/>
@@ -10415,7 +10605,7 @@
         <w:fldChar w:fldCharType="begin"/>
       </w:r>
       <w:r>
-        <w:instrText xml:space="preserve">ADDIN CSL_CITATION {"citationID":"MENDELEY_CITATION_172","citationItems":[{"id":"ITEM-170","isTemporary":false,"itemData":{"DOI":"10.1038/nature23474","author":[{"family":"Biamonte","given":"Jacob"},{"family":"Wittek","given":"Peter"},{"family":"Pancotti","given":"Nicola"},{"family":"Rebentrost","given":"Patrick"},{"family":"Wiebe","given":"Nathan"},{"family":"Lloyd","given":"Seth"}],"container-title":"Nature","id":"Biamonte2017","issue":"7671","issued":{"date-parts":[[2017]]},"page":"195-202","publisher":"Nature Publishing Group","title":"Quantum machine learning","type":"article-journal","volume":"549"}},{"id":"ITEM-171","isTemporary":false,"itemData":{"DOI":"10.1007/978-3-030-83098-4","author":[{"family":"Schuld","given":"Maria"},{"family":"Petruccione","given":"Francesco"}],"collection-title":"Quantum science and technology","edition":"2nd","id":"Schuld2021","issued":{"date-parts":[[2021]]},"publisher":"Springer","publisher-place":"Cham, Switzerland","title":"Machine learning with quantum computers","type":"book"}},{"id":"ITEM-172","isTemporary":false,"itemData":{"DOI":"10.48550/arXiv.2401.11351","URL":"https://arxiv.org/abs/2401.11351","author":[{"family":"Wang","given":"Yunfei"},{"family":"Liu","given":"Junyu"}],"id":"Wang2024","issued":{"date-parts":[[2024]]},"title":"A comprehensive review of quantum machine learning: From NISQ to fault tolerance","title-short":"A comprehensive review of quantum machine learning","type":""}}],"isEdited":false,"manualOverride":{"citeprocText":"(Biamonte et al. 2017; Schuld and Petruccione 2021; Y. Wang and Liu 2024)","isManuallyOverridden":false,"manualOverrideText":""},"mendeley":{"formattedCitation":"(Biamonte et al. 2017; Schuld and Petruccione 2021; Y. Wang and Liu 2024)","plainTextFormattedCitation":"(Biamonte et al. 2017; Schuld and Petruccione 2021; Y. Wang and Liu 2024)","previouslyFormattedCitation":"(Biamonte et al. 2017; Schuld and Petruccione 2021; Y. Wang and Liu 2024)"},"properties":{"noteIndex":0},"schema":"https://github.com/citation-style-language/schema/raw/master/csl-citation.json"}</w:instrText>
+        <w:instrText xml:space="preserve">ADDIN CSL_CITATION {"citationID":"MENDELEY_CITATION_185","citationItems":[{"id":"ITEM-183","isTemporary":false,"itemData":{"DOI":"10.1038/nature23474","author":[{"family":"Biamonte","given":"Jacob"},{"family":"Wittek","given":"Peter"},{"family":"Pancotti","given":"Nicola"},{"family":"Rebentrost","given":"Patrick"},{"family":"Wiebe","given":"Nathan"},{"family":"Lloyd","given":"Seth"}],"container-title":"Nature","id":"Biamonte2017","issue":"7671","issued":{"date-parts":[[2017]]},"page":"195-202","publisher":"Nature Publishing Group","title":"Quantum machine learning","type":"article-journal","volume":"549"}},{"id":"ITEM-184","isTemporary":false,"itemData":{"DOI":"10.1007/978-3-030-83098-4","author":[{"family":"Schuld","given":"Maria"},{"family":"Petruccione","given":"Francesco"}],"collection-title":"Quantum science and technology","edition":"2nd","id":"Schuld2021","issued":{"date-parts":[[2021]]},"publisher":"Springer","publisher-place":"Cham, Switzerland","title":"Machine learning with quantum computers","type":"book"}},{"id":"ITEM-185","isTemporary":false,"itemData":{"DOI":"10.48550/arXiv.2401.11351","URL":"https://arxiv.org/abs/2401.11351","author":[{"family":"Wang","given":"Yunfei"},{"family":"Liu","given":"Junyu"}],"id":"Wang2024","issued":{"date-parts":[[2024]]},"title":"A comprehensive review of quantum machine learning: From NISQ to fault tolerance","title-short":"A comprehensive review of quantum machine learning","type":""}}],"isEdited":false,"manualOverride":{"citeprocText":"(Biamonte et al. 2017; Schuld and Petruccione 2021; Y. Wang and Liu 2024)","isManuallyOverridden":false,"manualOverrideText":""},"mendeley":{"formattedCitation":"(Biamonte et al. 2017; Schuld and Petruccione 2021; Y. Wang and Liu 2024)","plainTextFormattedCitation":"(Biamonte et al. 2017; Schuld and Petruccione 2021; Y. Wang and Liu 2024)","previouslyFormattedCitation":"(Biamonte et al. 2017; Schuld and Petruccione 2021; Y. Wang and Liu 2024)"},"properties":{"noteIndex":0},"schema":"https://github.com/citation-style-language/schema/raw/master/csl-citation.json"}</w:instrText>
       </w:r>
       <w:r>
         <w:fldChar w:fldCharType="separate"/>
@@ -10433,7 +10623,7 @@
         <w:fldChar w:fldCharType="begin"/>
       </w:r>
       <w:r>
-        <w:instrText xml:space="preserve">ADDIN CSL_CITATION {"citationID":"MENDELEY_CITATION_173","citationItems":[{"id":"ITEM-173","isTemporary":false,"itemData":{"URL":"https://arxiv.org/abs/1307.0411","author":[{"family":"Lloyd","given":"Seth"},{"family":"Mohseni","given":"Masoud"},{"family":"Rebentrost","given":"Patrick"}],"id":"Lloyd2014","issued":{"date-parts":[[2013]]},"title":"Quantum algorithms for supervised and unsupervised machine learning","type":""}}],"isEdited":false,"manualOverride":{"citeprocText":"(Lloyd, Mohseni, and Rebentrost 2013)","isManuallyOverridden":false,"manualOverrideText":""},"mendeley":{"formattedCitation":"(Lloyd, Mohseni, and Rebentrost 2013)","plainTextFormattedCitation":"(Lloyd, Mohseni, and Rebentrost 2013)","previouslyFormattedCitation":"(Lloyd, Mohseni, and Rebentrost 2013)"},"properties":{"noteIndex":0},"schema":"https://github.com/citation-style-language/schema/raw/master/csl-citation.json"}</w:instrText>
+        <w:instrText xml:space="preserve">ADDIN CSL_CITATION {"citationID":"MENDELEY_CITATION_186","citationItems":[{"id":"ITEM-186","isTemporary":false,"itemData":{"URL":"https://arxiv.org/abs/1307.0411","author":[{"family":"Lloyd","given":"Seth"},{"family":"Mohseni","given":"Masoud"},{"family":"Rebentrost","given":"Patrick"}],"id":"Lloyd2014","issued":{"date-parts":[[2013]]},"title":"Quantum algorithms for supervised and unsupervised machine learning","type":""}}],"isEdited":false,"manualOverride":{"citeprocText":"(Lloyd, Mohseni, and Rebentrost 2013)","isManuallyOverridden":false,"manualOverrideText":""},"mendeley":{"formattedCitation":"(Lloyd, Mohseni, and Rebentrost 2013)","plainTextFormattedCitation":"(Lloyd, Mohseni, and Rebentrost 2013)","previouslyFormattedCitation":"(Lloyd, Mohseni, and Rebentrost 2013)"},"properties":{"noteIndex":0},"schema":"https://github.com/citation-style-language/schema/raw/master/csl-citation.json"}</w:instrText>
       </w:r>
       <w:r>
         <w:fldChar w:fldCharType="separate"/>
@@ -10454,7 +10644,7 @@
         <w:fldChar w:fldCharType="begin"/>
       </w:r>
       <w:r>
-        <w:instrText xml:space="preserve">ADDIN CSL_CITATION {"citationID":"MENDELEY_CITATION_174","citationItems":[{"id":"ITEM-174","isTemporary":false,"itemData":{"DOI":"10.1103/PhysRevLett.113.130503","author":[{"family":"Rebentrost","given":"Patrick"},{"family":"Mohseni","given":"Masoud"},{"family":"Lloyd","given":"Seth"}],"container-title":"Physical Review Letters","id":"Rebentrost2014","issue":"13","issued":{"date-parts":[[2014]]},"page":"130503","title":"Quantum support vector machine for big data classification","type":"article-journal","volume":"113"}}],"isEdited":false,"manualOverride":{"citeprocText":"(Rebentrost, Mohseni, and Lloyd 2014)","isManuallyOverridden":false,"manualOverrideText":""},"mendeley":{"formattedCitation":"(Rebentrost, Mohseni, and Lloyd 2014)","plainTextFormattedCitation":"(Rebentrost, Mohseni, and Lloyd 2014)","previouslyFormattedCitation":"(Rebentrost, Mohseni, and Lloyd 2014)"},"properties":{"noteIndex":0},"schema":"https://github.com/citation-style-language/schema/raw/master/csl-citation.json"}</w:instrText>
+        <w:instrText xml:space="preserve">ADDIN CSL_CITATION {"citationID":"MENDELEY_CITATION_187","citationItems":[{"id":"ITEM-187","isTemporary":false,"itemData":{"DOI":"10.1103/PhysRevLett.113.130503","author":[{"family":"Rebentrost","given":"Patrick"},{"family":"Mohseni","given":"Masoud"},{"family":"Lloyd","given":"Seth"}],"container-title":"Physical Review Letters","id":"Rebentrost2014","issue":"13","issued":{"date-parts":[[2014]]},"page":"130503","title":"Quantum support vector machine for big data classification","type":"article-journal","volume":"113"}}],"isEdited":false,"manualOverride":{"citeprocText":"(Rebentrost, Mohseni, and Lloyd 2014)","isManuallyOverridden":false,"manualOverrideText":""},"mendeley":{"formattedCitation":"(Rebentrost, Mohseni, and Lloyd 2014)","plainTextFormattedCitation":"(Rebentrost, Mohseni, and Lloyd 2014)","previouslyFormattedCitation":"(Rebentrost, Mohseni, and Lloyd 2014)"},"properties":{"noteIndex":0},"schema":"https://github.com/citation-style-language/schema/raw/master/csl-citation.json"}</w:instrText>
       </w:r>
       <w:r>
         <w:fldChar w:fldCharType="separate"/>
@@ -10475,7 +10665,7 @@
         <w:fldChar w:fldCharType="begin"/>
       </w:r>
       <w:r>
-        <w:instrText xml:space="preserve">ADDIN CSL_CITATION {"citationID":"MENDELEY_CITATION_175","citationItems":[{"id":"ITEM-175","isTemporary":false,"itemData":{"DOI":"10.1103/PhysRevA.98.032309","author":[{"family":"Mitarai","given":"Kosuke"},{"family":"Negoro","given":"Makoto"},{"family":"Kitagawa","given":"Masahiro"},{"family":"Fujii","given":"Keisuke"}],"container-title":"Physical Review A","id":"Mitarai2018","issue":"3","issued":{"date-parts":[[2018]]},"page":"032309","publisher":"American Physical Society","title":"Quantum circuit learning","type":"article-journal","volume":"98"}}],"isEdited":false,"manualOverride":{"citeprocText":"(Mitarai et al. 2018)","isManuallyOverridden":false,"manualOverrideText":""},"mendeley":{"formattedCitation":"(Mitarai et al. 2018)","plainTextFormattedCitation":"(Mitarai et al. 2018)","previouslyFormattedCitation":"(Mitarai et al. 2018)"},"properties":{"noteIndex":0},"schema":"https://github.com/citation-style-language/schema/raw/master/csl-citation.json"}</w:instrText>
+        <w:instrText xml:space="preserve">ADDIN CSL_CITATION {"citationID":"MENDELEY_CITATION_188","citationItems":[{"id":"ITEM-188","isTemporary":false,"itemData":{"DOI":"10.1103/PhysRevA.98.032309","author":[{"family":"Mitarai","given":"Kosuke"},{"family":"Negoro","given":"Makoto"},{"family":"Kitagawa","given":"Masahiro"},{"family":"Fujii","given":"Keisuke"}],"container-title":"Physical Review A","id":"Mitarai2018","issue":"3","issued":{"date-parts":[[2018]]},"page":"032309","publisher":"American Physical Society","title":"Quantum circuit learning","type":"article-journal","volume":"98"}}],"isEdited":false,"manualOverride":{"citeprocText":"(Mitarai et al. 2018)","isManuallyOverridden":false,"manualOverrideText":""},"mendeley":{"formattedCitation":"(Mitarai et al. 2018)","plainTextFormattedCitation":"(Mitarai et al. 2018)","previouslyFormattedCitation":"(Mitarai et al. 2018)"},"properties":{"noteIndex":0},"schema":"https://github.com/citation-style-language/schema/raw/master/csl-citation.json"}</w:instrText>
       </w:r>
       <w:r>
         <w:fldChar w:fldCharType="separate"/>
@@ -10496,7 +10686,7 @@
         <w:fldChar w:fldCharType="begin"/>
       </w:r>
       <w:r>
-        <w:instrText xml:space="preserve">ADDIN CSL_CITATION {"citationID":"MENDELEY_CITATION_176","citationItems":[{"id":"ITEM-176","isTemporary":false,"itemData":{"URL":"https://arxiv.org/abs/1802.06002","author":[{"family":"Farhi","given":"Edward"},{"family":"Neven","given":"Hartmut"}],"id":"Farhi2018","issued":{"date-parts":[[2018]]},"title":"Classification with quantum neural networks on near term processors","type":""}}],"isEdited":false,"manualOverride":{"citeprocText":"(Farhi and Neven 2018)","isManuallyOverridden":false,"manualOverrideText":""},"mendeley":{"formattedCitation":"(Farhi and Neven 2018)","plainTextFormattedCitation":"(Farhi and Neven 2018)","previouslyFormattedCitation":"(Farhi and Neven 2018)"},"properties":{"noteIndex":0},"schema":"https://github.com/citation-style-language/schema/raw/master/csl-citation.json"}</w:instrText>
+        <w:instrText xml:space="preserve">ADDIN CSL_CITATION {"citationID":"MENDELEY_CITATION_189","citationItems":[{"id":"ITEM-189","isTemporary":false,"itemData":{"URL":"https://arxiv.org/abs/1802.06002","author":[{"family":"Farhi","given":"Edward"},{"family":"Neven","given":"Hartmut"}],"id":"Farhi2018","issued":{"date-parts":[[2018]]},"title":"Classification with quantum neural networks on near term processors","type":""}}],"isEdited":false,"manualOverride":{"citeprocText":"(Farhi and Neven 2018)","isManuallyOverridden":false,"manualOverrideText":""},"mendeley":{"formattedCitation":"(Farhi and Neven 2018)","plainTextFormattedCitation":"(Farhi and Neven 2018)","previouslyFormattedCitation":"(Farhi and Neven 2018)"},"properties":{"noteIndex":0},"schema":"https://github.com/citation-style-language/schema/raw/master/csl-citation.json"}</w:instrText>
       </w:r>
       <w:r>
         <w:fldChar w:fldCharType="separate"/>
@@ -10517,7 +10707,7 @@
         <w:fldChar w:fldCharType="begin"/>
       </w:r>
       <w:r>
-        <w:instrText xml:space="preserve">ADDIN CSL_CITATION {"citationID":"MENDELEY_CITATION_177","citationItems":[{"id":"ITEM-177","isTemporary":false,"itemData":{"DOI":"10.1103/PhysRevLett.122.040504","author":[{"family":"Schuld","given":"Maria"},{"family":"Killoran","given":"Nathan"}],"container-title":"Physical Review Letters","id":"Schuld2019","issue":"4","issued":{"date-parts":[[2019]]},"page":"040504","publisher":"American Physical Society","title":"Quantum machine learning in feature Hilbert spaces","type":"article-journal","volume":"122"}}],"isEdited":false,"manualOverride":{"citeprocText":"(Schuld and Killoran 2019)","isManuallyOverridden":false,"manualOverrideText":""},"mendeley":{"formattedCitation":"(Schuld and Killoran 2019)","plainTextFormattedCitation":"(Schuld and Killoran 2019)","previouslyFormattedCitation":"(Schuld and Killoran 2019)"},"properties":{"noteIndex":0},"schema":"https://github.com/citation-style-language/schema/raw/master/csl-citation.json"}</w:instrText>
+        <w:instrText xml:space="preserve">ADDIN CSL_CITATION {"citationID":"MENDELEY_CITATION_190","citationItems":[{"id":"ITEM-190","isTemporary":false,"itemData":{"DOI":"10.1103/PhysRevLett.122.040504","author":[{"family":"Schuld","given":"Maria"},{"family":"Killoran","given":"Nathan"}],"container-title":"Physical Review Letters","id":"Schuld2019","issue":"4","issued":{"date-parts":[[2019]]},"page":"040504","publisher":"American Physical Society","title":"Quantum machine learning in feature Hilbert spaces","type":"article-journal","volume":"122"}}],"isEdited":false,"manualOverride":{"citeprocText":"(Schuld and Killoran 2019)","isManuallyOverridden":false,"manualOverrideText":""},"mendeley":{"formattedCitation":"(Schuld and Killoran 2019)","plainTextFormattedCitation":"(Schuld and Killoran 2019)","previouslyFormattedCitation":"(Schuld and Killoran 2019)"},"properties":{"noteIndex":0},"schema":"https://github.com/citation-style-language/schema/raw/master/csl-citation.json"}</w:instrText>
       </w:r>
       <w:r>
         <w:fldChar w:fldCharType="separate"/>
@@ -10541,7 +10731,7 @@
         <w:fldChar w:fldCharType="begin"/>
       </w:r>
       <w:r>
-        <w:instrText xml:space="preserve">ADDIN CSL_CITATION {"citationID":"MENDELEY_CITATION_178","citationItems":[{"id":"ITEM-178","isTemporary":false,"itemData":{"DOI":"10.1038/s41586-019-0980-2","author":[{"family":"Havlíček","given":"Vojtěch"},{"family":"Córcoles","given":"Antonio D."},{"family":"Temme","given":"Kristan"},{"family":"Harrow","given":"Aram W."},{"family":"Kandala","given":"Abhinav"},{"family":"Chow","given":"Jerry M."},{"family":"Gambetta","given":"Jay M."}],"container-title":"Nature","id":"Havlicek2019","issue":"7747","issued":{"date-parts":[[2019]]},"page":"209-212","publisher":"Nature Publishing Group","title":"Supervised learning with quantum-enhanced feature spaces","type":"article-journal","volume":"567"},"suppress-author":false}],"isEdited":false,"manualOverride":{"citeprocText":"Havlíček et al. (2019)","isManuallyOverridden":false,"manualOverrideText":""},"mendeley":{"formattedCitation":"Havlíček et al. (2019)","plainTextFormattedCitation":"Havlíček et al. (2019)","previouslyFormattedCitation":"Havlíček et al. (2019)"},"properties":{"noteIndex":0},"schema":"https://github.com/citation-style-language/schema/raw/master/csl-citation.json"}</w:instrText>
+        <w:instrText xml:space="preserve">ADDIN CSL_CITATION {"citationID":"MENDELEY_CITATION_191","citationItems":[{"id":"ITEM-191","isTemporary":false,"itemData":{"DOI":"10.1038/s41586-019-0980-2","author":[{"family":"Havlíček","given":"Vojtěch"},{"family":"Córcoles","given":"Antonio D."},{"family":"Temme","given":"Kristan"},{"family":"Harrow","given":"Aram W."},{"family":"Kandala","given":"Abhinav"},{"family":"Chow","given":"Jerry M."},{"family":"Gambetta","given":"Jay M."}],"container-title":"Nature","id":"Havlicek2019","issue":"7747","issued":{"date-parts":[[2019]]},"page":"209-212","publisher":"Nature Publishing Group","title":"Supervised learning with quantum-enhanced feature spaces","type":"article-journal","volume":"567"},"suppress-author":false}],"isEdited":false,"manualOverride":{"citeprocText":"Havlíček et al. (2019)","isManuallyOverridden":false,"manualOverrideText":""},"mendeley":{"formattedCitation":"Havlíček et al. (2019)","plainTextFormattedCitation":"Havlíček et al. (2019)","previouslyFormattedCitation":"Havlíček et al. (2019)"},"properties":{"noteIndex":0},"schema":"https://github.com/citation-style-language/schema/raw/master/csl-citation.json"}</w:instrText>
       </w:r>
       <w:r>
         <w:fldChar w:fldCharType="separate"/>
@@ -10562,7 +10752,7 @@
         <w:fldChar w:fldCharType="begin"/>
       </w:r>
       <w:r>
-        <w:instrText xml:space="preserve">ADDIN CSL_CITATION {"citationID":"MENDELEY_CITATION_179","citationItems":[{"id":"ITEM-179","isTemporary":false,"itemData":{"DOI":"10.1007/s42484-020-00012-y","author":[{"family":"Henderson","given":"Maxwell"},{"family":"Shakya","given":"Samriddhi"},{"family":"Pradhan","given":"Shashindra"},{"family":"Cook","given":"Tristan"}],"container-title":"Quantum Machine Intelligence","id":"Henderson2020","issue":"1","issued":{"date-parts":[[2020]]},"page":"2","publisher":"Springer","title":"Quanvolutional neural networks: Powering image recognition with quantum circuits","title-short":"Quanvolutional neural networks","type":"article-journal","volume":"2"}}],"isEdited":false,"manualOverride":{"citeprocText":"(Henderson et al. 2020)","isManuallyOverridden":false,"manualOverrideText":""},"mendeley":{"formattedCitation":"(Henderson et al. 2020)","plainTextFormattedCitation":"(Henderson et al. 2020)","previouslyFormattedCitation":"(Henderson et al. 2020)"},"properties":{"noteIndex":0},"schema":"https://github.com/citation-style-language/schema/raw/master/csl-citation.json"}</w:instrText>
+        <w:instrText xml:space="preserve">ADDIN CSL_CITATION {"citationID":"MENDELEY_CITATION_192","citationItems":[{"id":"ITEM-192","isTemporary":false,"itemData":{"DOI":"10.1007/s42484-020-00012-y","author":[{"family":"Henderson","given":"Maxwell"},{"family":"Shakya","given":"Samriddhi"},{"family":"Pradhan","given":"Shashindra"},{"family":"Cook","given":"Tristan"}],"container-title":"Quantum Machine Intelligence","id":"Henderson2020","issue":"1","issued":{"date-parts":[[2020]]},"page":"2","publisher":"Springer","title":"Quanvolutional neural networks: Powering image recognition with quantum circuits","title-short":"Quanvolutional neural networks","type":"article-journal","volume":"2"}}],"isEdited":false,"manualOverride":{"citeprocText":"(Henderson et al. 2020)","isManuallyOverridden":false,"manualOverrideText":""},"mendeley":{"formattedCitation":"(Henderson et al. 2020)","plainTextFormattedCitation":"(Henderson et al. 2020)","previouslyFormattedCitation":"(Henderson et al. 2020)"},"properties":{"noteIndex":0},"schema":"https://github.com/citation-style-language/schema/raw/master/csl-citation.json"}</w:instrText>
       </w:r>
       <w:r>
         <w:fldChar w:fldCharType="separate"/>
@@ -10608,7 +10798,7 @@
         <w:fldChar w:fldCharType="begin"/>
       </w:r>
       <w:r>
-        <w:instrText xml:space="preserve">ADDIN CSL_CITATION {"citationID":"MENDELEY_CITATION_180","citationItems":[{"id":"ITEM-180","isTemporary":false,"itemData":{"author":[{"family":"Roh","given":"Emily Jimin"},{"family":"Baek","given":"Hankyul"},{"family":"Kim","given":"Donghyeon"},{"family":"Kim","given":"Joongheon"}],"container-title":"IEEE Transactions on Mobile Computing","id":"Roh2025","issue":"2","issued":{"date-parts":[[2025]]},"page":"1031-1042","title":"Fast quantum convolutional neural networks for low-complexity object detection in autonomous driving applications","type":"article-journal","volume":"24"},"suppress-author":false}],"isEdited":false,"manualOverride":{"citeprocText":"Roh et al. (2025)","isManuallyOverridden":false,"manualOverrideText":""},"mendeley":{"formattedCitation":"Roh et al. (2025)","plainTextFormattedCitation":"Roh et al. (2025)","previouslyFormattedCitation":"Roh et al. (2025)"},"properties":{"noteIndex":0},"schema":"https://github.com/citation-style-language/schema/raw/master/csl-citation.json"}</w:instrText>
+        <w:instrText xml:space="preserve">ADDIN CSL_CITATION {"citationID":"MENDELEY_CITATION_193","citationItems":[{"id":"ITEM-193","isTemporary":false,"itemData":{"author":[{"family":"Roh","given":"Emily Jimin"},{"family":"Baek","given":"Hankyul"},{"family":"Kim","given":"Donghyeon"},{"family":"Kim","given":"Joongheon"}],"container-title":"IEEE Transactions on Mobile Computing","id":"Roh2025","issue":"2","issued":{"date-parts":[[2025]]},"page":"1031-1042","title":"Fast quantum convolutional neural networks for low-complexity object detection in autonomous driving applications","type":"article-journal","volume":"24"},"suppress-author":false}],"isEdited":false,"manualOverride":{"citeprocText":"Roh et al. (2025)","isManuallyOverridden":false,"manualOverrideText":""},"mendeley":{"formattedCitation":"Roh et al. (2025)","plainTextFormattedCitation":"Roh et al. (2025)","previouslyFormattedCitation":"Roh et al. (2025)"},"properties":{"noteIndex":0},"schema":"https://github.com/citation-style-language/schema/raw/master/csl-citation.json"}</w:instrText>
       </w:r>
       <w:r>
         <w:fldChar w:fldCharType="separate"/>
@@ -10629,7 +10819,7 @@
         <w:fldChar w:fldCharType="begin"/>
       </w:r>
       <w:r>
-        <w:instrText xml:space="preserve">ADDIN CSL_CITATION {"citationID":"MENDELEY_CITATION_181","citationItems":[{"id":"ITEM-181","isTemporary":false,"itemData":{"DOI":"10.1109/ICRA.2019.8793768","author":[{"family":"Petschnigg","given":"Christina"},{"family":"Brandstötter","given":"Mathias"},{"family":"Pichler","given":"Horst"},{"family":"Hofbaur","given":"Michael W."},{"family":"Dieber","given":"Bernhard"}],"container-title":"Proceedings of the 2019 international conference on robotics and automation (ICRA)","id":"Petschnigg2019","issued":{"date-parts":[[2019]]},"page":"803-810","publisher":"IEEE","title":"Quantum computation in robotic science and applications","type":"paper-conference"},"suppress-author":false}],"isEdited":false,"manualOverride":{"citeprocText":"Petschnigg et al. (2019)","isManuallyOverridden":false,"manualOverrideText":""},"mendeley":{"formattedCitation":"Petschnigg et al. (2019)","plainTextFormattedCitation":"Petschnigg et al. (2019)","previouslyFormattedCitation":"Petschnigg et al. (2019)"},"properties":{"noteIndex":0},"schema":"https://github.com/citation-style-language/schema/raw/master/csl-citation.json"}</w:instrText>
+        <w:instrText xml:space="preserve">ADDIN CSL_CITATION {"citationID":"MENDELEY_CITATION_194","citationItems":[{"id":"ITEM-194","isTemporary":false,"itemData":{"DOI":"10.1109/ICRA.2019.8793768","author":[{"family":"Petschnigg","given":"Christina"},{"family":"Brandstötter","given":"Mathias"},{"family":"Pichler","given":"Horst"},{"family":"Hofbaur","given":"Michael W."},{"family":"Dieber","given":"Bernhard"}],"container-title":"Proceedings of the 2019 international conference on robotics and automation (ICRA)","id":"Petschnigg2019","issued":{"date-parts":[[2019]]},"page":"803-810","publisher":"IEEE","title":"Quantum computation in robotic science and applications","type":"paper-conference"},"suppress-author":false}],"isEdited":false,"manualOverride":{"citeprocText":"Petschnigg et al. (2019)","isManuallyOverridden":false,"manualOverrideText":""},"mendeley":{"formattedCitation":"Petschnigg et al. (2019)","plainTextFormattedCitation":"Petschnigg et al. (2019)","previouslyFormattedCitation":"Petschnigg et al. (2019)"},"properties":{"noteIndex":0},"schema":"https://github.com/citation-style-language/schema/raw/master/csl-citation.json"}</w:instrText>
       </w:r>
       <w:r>
         <w:fldChar w:fldCharType="separate"/>
@@ -10653,7 +10843,7 @@
         <w:fldChar w:fldCharType="begin"/>
       </w:r>
       <w:r>
-        <w:instrText xml:space="preserve">ADDIN CSL_CITATION {"citationID":"MENDELEY_CITATION_182","citationItems":[{"id":"ITEM-182","isTemporary":false,"itemData":{"DOI":"10.1007/s42484-024-00225-5","author":[{"family":"Yan","given":"Fei"},{"family":"Iliyasu","given":"Abdullah M."},{"family":"Li","given":"Nianqiao"},{"family":"Salama","given":"Ahmed S."},{"family":"Hirota","given":"Kaoru"}],"container-title":"Quantum Machine Intelligence","id":"Yan2024","issue":"2","issued":{"date-parts":[[2024]]},"page":"86","publisher":"Springer","title":"Quantum robotics: A review of emerging trends","title-short":"Quantum robotics","type":"article-journal","volume":"6"},"suppress-author":false}],"isEdited":false,"manualOverride":{"citeprocText":"Yan et al. (2024)","isManuallyOverridden":false,"manualOverrideText":""},"mendeley":{"formattedCitation":"Yan et al. (2024)","plainTextFormattedCitation":"Yan et al. (2024)","previouslyFormattedCitation":"Yan et al. (2024)"},"properties":{"noteIndex":0},"schema":"https://github.com/citation-style-language/schema/raw/master/csl-citation.json"}</w:instrText>
+        <w:instrText xml:space="preserve">ADDIN CSL_CITATION {"citationID":"MENDELEY_CITATION_195","citationItems":[{"id":"ITEM-195","isTemporary":false,"itemData":{"DOI":"10.1007/s42484-024-00225-5","author":[{"family":"Yan","given":"Fei"},{"family":"Iliyasu","given":"Abdullah M."},{"family":"Li","given":"Nianqiao"},{"family":"Salama","given":"Ahmed S."},{"family":"Hirota","given":"Kaoru"}],"container-title":"Quantum Machine Intelligence","id":"Yan2024","issue":"2","issued":{"date-parts":[[2024]]},"page":"86","publisher":"Springer","title":"Quantum robotics: A review of emerging trends","title-short":"Quantum robotics","type":"article-journal","volume":"6"},"suppress-author":false}],"isEdited":false,"manualOverride":{"citeprocText":"Yan et al. (2024)","isManuallyOverridden":false,"manualOverrideText":""},"mendeley":{"formattedCitation":"Yan et al. (2024)","plainTextFormattedCitation":"Yan et al. (2024)","previouslyFormattedCitation":"Yan et al. (2024)"},"properties":{"noteIndex":0},"schema":"https://github.com/citation-style-language/schema/raw/master/csl-citation.json"}</w:instrText>
       </w:r>
       <w:r>
         <w:fldChar w:fldCharType="separate"/>
@@ -10677,7 +10867,7 @@
         <w:fldChar w:fldCharType="begin"/>
       </w:r>
       <w:r>
-        <w:instrText xml:space="preserve">ADDIN CSL_CITATION {"citationID":"MENDELEY_CITATION_183","citationItems":[{"id":"ITEM-183","isTemporary":false,"itemData":{"DOI":"10.1109/ASE63991.2025.00306","author":[{"family":"Wang","given":"Xinyi"},{"family":"Arcaini","given":"Paolo"},{"family":"Ali","given":"Shaukat"},{"family":"Xu","given":"Qinghua"},{"family":"Peyrucain","given":"Thomas"}],"container-title":"Proceedings of the 40th IEEE/ACM international conference on automated software engineering (ASE)","id":"Wang2025","issued":{"date-parts":[[2025]]},"publisher":"IEEE","title":"Quantum machine learning-based test oracle for autonomous mobile robots","type":"paper-conference"},"suppress-author":false}],"isEdited":false,"manualOverride":{"citeprocText":"Xinyi Wang et al. (2025)","isManuallyOverridden":false,"manualOverrideText":""},"mendeley":{"formattedCitation":"Xinyi Wang et al. (2025)","plainTextFormattedCitation":"Xinyi Wang et al. (2025)","previouslyFormattedCitation":"Xinyi Wang et al. (2025)"},"properties":{"noteIndex":0},"schema":"https://github.com/citation-style-language/schema/raw/master/csl-citation.json"}</w:instrText>
+        <w:instrText xml:space="preserve">ADDIN CSL_CITATION {"citationID":"MENDELEY_CITATION_196","citationItems":[{"id":"ITEM-196","isTemporary":false,"itemData":{"DOI":"10.1109/ASE63991.2025.00306","author":[{"family":"Wang","given":"Xinyi"},{"family":"Arcaini","given":"Paolo"},{"family":"Ali","given":"Shaukat"},{"family":"Xu","given":"Qinghua"},{"family":"Peyrucain","given":"Thomas"}],"container-title":"Proceedings of the 40th IEEE/ACM international conference on automated software engineering (ASE)","id":"Wang2025","issued":{"date-parts":[[2025]]},"publisher":"IEEE","title":"Quantum machine learning-based test oracle for autonomous mobile robots","type":"paper-conference"},"suppress-author":false}],"isEdited":false,"manualOverride":{"citeprocText":"Xinyi Wang et al. (2025)","isManuallyOverridden":false,"manualOverrideText":""},"mendeley":{"formattedCitation":"Xinyi Wang et al. (2025)","plainTextFormattedCitation":"Xinyi Wang et al. (2025)","previouslyFormattedCitation":"Xinyi Wang et al. (2025)"},"properties":{"noteIndex":0},"schema":"https://github.com/citation-style-language/schema/raw/master/csl-citation.json"}</w:instrText>
       </w:r>
       <w:r>
         <w:fldChar w:fldCharType="separate"/>
@@ -10701,7 +10891,7 @@
         <w:fldChar w:fldCharType="begin"/>
       </w:r>
       <w:r>
-        <w:instrText xml:space="preserve">ADDIN CSL_CITATION {"citationID":"MENDELEY_CITATION_184","citationItems":[{"id":"ITEM-184","isTemporary":false,"itemData":{"DOI":"10.2139/ssrn.3244327","author":[{"family":"Gonçalves","given":"Carlos Pedro"}],"id":"Goncalves2018","issued":{"date-parts":[[2018]]},"publisher":"SSRN preprint 3244327","title":"Quantum robotics, neural networks and the quantum force interpretation","type":""},"suppress-author":false}],"isEdited":false,"manualOverride":{"citeprocText":"Gonçalves (2018)","isManuallyOverridden":false,"manualOverrideText":""},"mendeley":{"formattedCitation":"Gonçalves (2018)","plainTextFormattedCitation":"Gonçalves (2018)","previouslyFormattedCitation":"Gonçalves (2018)"},"properties":{"noteIndex":0},"schema":"https://github.com/citation-style-language/schema/raw/master/csl-citation.json"}</w:instrText>
+        <w:instrText xml:space="preserve">ADDIN CSL_CITATION {"citationID":"MENDELEY_CITATION_197","citationItems":[{"id":"ITEM-197","isTemporary":false,"itemData":{"DOI":"10.2139/ssrn.3244327","author":[{"family":"Gonçalves","given":"Carlos Pedro"}],"id":"Goncalves2018","issued":{"date-parts":[[2018]]},"publisher":"SSRN preprint 3244327","title":"Quantum robotics, neural networks and the quantum force interpretation","type":""},"suppress-author":false}],"isEdited":false,"manualOverride":{"citeprocText":"Gonçalves (2018)","isManuallyOverridden":false,"manualOverrideText":""},"mendeley":{"formattedCitation":"Gonçalves (2018)","plainTextFormattedCitation":"Gonçalves (2018)","previouslyFormattedCitation":"Gonçalves (2018)"},"properties":{"noteIndex":0},"schema":"https://github.com/citation-style-language/schema/raw/master/csl-citation.json"}</w:instrText>
       </w:r>
       <w:r>
         <w:fldChar w:fldCharType="separate"/>
@@ -10722,7 +10912,7 @@
         <w:fldChar w:fldCharType="begin"/>
       </w:r>
       <w:r>
-        <w:instrText xml:space="preserve">ADDIN CSL_CITATION {"citationID":"MENDELEY_CITATION_185","citationItems":[{"id":"ITEM-185","isTemporary":false,"itemData":{"DOI":"10.1103/PhysRevA.58.893","author":[{"family":"Benioff","given":"Paul"}],"container-title":"Physical Review A","id":"Benioff1998","issue":"2","issued":{"date-parts":[[1998]]},"page":"893-904","publisher":"American Physical Society","title":"Quantum robots and environments","type":"article-journal","volume":"58"}}],"isEdited":false,"manualOverride":{"citeprocText":"(Benioff 1998)","isManuallyOverridden":false,"manualOverrideText":""},"mendeley":{"formattedCitation":"(Benioff 1998)","plainTextFormattedCitation":"(Benioff 1998)","previouslyFormattedCitation":"(Benioff 1998)"},"properties":{"noteIndex":0},"schema":"https://github.com/citation-style-language/schema/raw/master/csl-citation.json"}</w:instrText>
+        <w:instrText xml:space="preserve">ADDIN CSL_CITATION {"citationID":"MENDELEY_CITATION_198","citationItems":[{"id":"ITEM-198","isTemporary":false,"itemData":{"DOI":"10.1103/PhysRevA.58.893","author":[{"family":"Benioff","given":"Paul"}],"container-title":"Physical Review A","id":"Benioff1998","issue":"2","issued":{"date-parts":[[1998]]},"page":"893-904","publisher":"American Physical Society","title":"Quantum robots and environments","type":"article-journal","volume":"58"}}],"isEdited":false,"manualOverride":{"citeprocText":"(Benioff 1998)","isManuallyOverridden":false,"manualOverrideText":""},"mendeley":{"formattedCitation":"(Benioff 1998)","plainTextFormattedCitation":"(Benioff 1998)","previouslyFormattedCitation":"(Benioff 1998)"},"properties":{"noteIndex":0},"schema":"https://github.com/citation-style-language/schema/raw/master/csl-citation.json"}</w:instrText>
       </w:r>
       <w:r>
         <w:fldChar w:fldCharType="separate"/>
@@ -10763,7 +10953,7 @@
         <w:fldChar w:fldCharType="begin"/>
       </w:r>
       <w:r>
-        <w:instrText xml:space="preserve">ADDIN CSL_CITATION {"citationID":"MENDELEY_CITATION_186","citationItems":[{"id":"ITEM-186","isTemporary":false,"itemData":{"DOI":"10.1038/s41467-018-07090-4","author":[{"family":"McClean","given":"Jarrod R."},{"family":"Boixo","given":"Sergio"},{"family":"Smelyanskiy","given":"Vadim N."},{"family":"Babbush","given":"Ryan"},{"family":"Neven","given":"Hartmut"}],"container-title":"Nature Communications","id":"McClean2018","issue":"1","issued":{"date-parts":[[2018]]},"page":"4812","publisher":"Nature Publishing Group","title":"Barren plateaus in quantum neural network training landscapes","type":"article-journal","volume":"9"},"suppress-author":false}],"isEdited":false,"manualOverride":{"citeprocText":"McClean et al. (2018)","isManuallyOverridden":false,"manualOverrideText":""},"mendeley":{"formattedCitation":"McClean et al. (2018)","plainTextFormattedCitation":"McClean et al. (2018)","previouslyFormattedCitation":"McClean et al. (2018)"},"properties":{"noteIndex":0},"schema":"https://github.com/citation-style-language/schema/raw/master/csl-citation.json"}</w:instrText>
+        <w:instrText xml:space="preserve">ADDIN CSL_CITATION {"citationID":"MENDELEY_CITATION_199","citationItems":[{"id":"ITEM-199","isTemporary":false,"itemData":{"DOI":"10.1038/s41467-018-07090-4","author":[{"family":"McClean","given":"Jarrod R."},{"family":"Boixo","given":"Sergio"},{"family":"Smelyanskiy","given":"Vadim N."},{"family":"Babbush","given":"Ryan"},{"family":"Neven","given":"Hartmut"}],"container-title":"Nature Communications","id":"McClean2018","issue":"1","issued":{"date-parts":[[2018]]},"page":"4812","publisher":"Nature Publishing Group","title":"Barren plateaus in quantum neural network training landscapes","type":"article-journal","volume":"9"},"suppress-author":false}],"isEdited":false,"manualOverride":{"citeprocText":"McClean et al. (2018)","isManuallyOverridden":false,"manualOverrideText":""},"mendeley":{"formattedCitation":"McClean et al. (2018)","plainTextFormattedCitation":"McClean et al. (2018)","previouslyFormattedCitation":"McClean et al. (2018)"},"properties":{"noteIndex":0},"schema":"https://github.com/citation-style-language/schema/raw/master/csl-citation.json"}</w:instrText>
       </w:r>
       <w:r>
         <w:fldChar w:fldCharType="separate"/>
@@ -10787,7 +10977,7 @@
         <w:fldChar w:fldCharType="begin"/>
       </w:r>
       <w:r>
-        <w:instrText xml:space="preserve">ADDIN CSL_CITATION {"citationID":"MENDELEY_CITATION_187","citationItems":[{"id":"ITEM-187","isTemporary":false,"itemData":{"DOI":"10.1038/s41467-021-21728-w","author":[{"family":"Cerezo","given":"M."},{"family":"Sone","given":"Akira"},{"family":"Volkoff","given":"Tyler"},{"family":"Cincio","given":"Lukasz"},{"family":"Coles","given":"Patrick J."}],"container-title":"Nature Communications","id":"Cerezo2021b","issued":{"date-parts":[[2021]]},"page":"1791","publisher":"Nature Publishing Group","title":"Cost function dependent barren plateaus in shallow parametrized quantum circuits","type":"article-journal","volume":"12"},"suppress-author":false}],"isEdited":false,"manualOverride":{"citeprocText":"Cerezo, Sone, et al. (2021)","isManuallyOverridden":false,"manualOverrideText":""},"mendeley":{"formattedCitation":"Cerezo, Sone, et al. (2021)","plainTextFormattedCitation":"Cerezo, Sone, et al. (2021)","previouslyFormattedCitation":"Cerezo, Sone, et al. (2021)"},"properties":{"noteIndex":0},"schema":"https://github.com/citation-style-language/schema/raw/master/csl-citation.json"}</w:instrText>
+        <w:instrText xml:space="preserve">ADDIN CSL_CITATION {"citationID":"MENDELEY_CITATION_200","citationItems":[{"id":"ITEM-200","isTemporary":false,"itemData":{"DOI":"10.1038/s41467-021-21728-w","author":[{"family":"Cerezo","given":"M."},{"family":"Sone","given":"Akira"},{"family":"Volkoff","given":"Tyler"},{"family":"Cincio","given":"Lukasz"},{"family":"Coles","given":"Patrick J."}],"container-title":"Nature Communications","id":"Cerezo2021b","issued":{"date-parts":[[2021]]},"page":"1791","publisher":"Nature Publishing Group","title":"Cost function dependent barren plateaus in shallow parametrized quantum circuits","type":"article-journal","volume":"12"},"suppress-author":false}],"isEdited":false,"manualOverride":{"citeprocText":"Cerezo, Sone, et al. (2021)","isManuallyOverridden":false,"manualOverrideText":""},"mendeley":{"formattedCitation":"Cerezo, Sone, et al. (2021)","plainTextFormattedCitation":"Cerezo, Sone, et al. (2021)","previouslyFormattedCitation":"Cerezo, Sone, et al. (2021)"},"properties":{"noteIndex":0},"schema":"https://github.com/citation-style-language/schema/raw/master/csl-citation.json"}</w:instrText>
       </w:r>
       <w:r>
         <w:fldChar w:fldCharType="separate"/>
@@ -10811,7 +11001,7 @@
         <w:fldChar w:fldCharType="begin"/>
       </w:r>
       <w:r>
-        <w:instrText xml:space="preserve">ADDIN CSL_CITATION {"citationID":"MENDELEY_CITATION_188","citationItems":[{"id":"ITEM-188","isTemporary":false,"itemData":{"DOI":"10.1038/s42254-025-00813-9","author":[{"family":"Larocca","given":"Martı́n"},{"family":"Thanasilp","given":"Supanut"},{"family":"Wang","given":"Samson"},{"family":"Sharma","given":"Kunal"},{"family":"Biamonte","given":"Jacob"},{"family":"Coles","given":"Patrick J."},{"family":"Cincio","given":"Lukasz"},{"family":"McClean","given":"Jarrod R."},{"family":"Holmes","given":"Zoë"},{"family":"Cerezo","given":"M."}],"container-title":"Nature Reviews Physics","id":"Larocca2025","issue":"4","issued":{"date-parts":[[2025]]},"page":"174-189","publisher":"Nature Publishing Group","title":"Barren plateaus in variational quantum computing","type":"article-journal","volume":"7"},"suppress-author":false}],"isEdited":false,"manualOverride":{"citeprocText":"Larocca et al. (2025)","isManuallyOverridden":false,"manualOverrideText":""},"mendeley":{"formattedCitation":"Larocca et al. (2025)","plainTextFormattedCitation":"Larocca et al. (2025)","previouslyFormattedCitation":"Larocca et al. (2025)"},"properties":{"noteIndex":0},"schema":"https://github.com/citation-style-language/schema/raw/master/csl-citation.json"}</w:instrText>
+        <w:instrText xml:space="preserve">ADDIN CSL_CITATION {"citationID":"MENDELEY_CITATION_201","citationItems":[{"id":"ITEM-201","isTemporary":false,"itemData":{"DOI":"10.1038/s42254-025-00813-9","author":[{"family":"Larocca","given":"Martı́n"},{"family":"Thanasilp","given":"Supanut"},{"family":"Wang","given":"Samson"},{"family":"Sharma","given":"Kunal"},{"family":"Biamonte","given":"Jacob"},{"family":"Coles","given":"Patrick J."},{"family":"Cincio","given":"Lukasz"},{"family":"McClean","given":"Jarrod R."},{"family":"Holmes","given":"Zoë"},{"family":"Cerezo","given":"M."}],"container-title":"Nature Reviews Physics","id":"Larocca2025","issue":"4","issued":{"date-parts":[[2025]]},"page":"174-189","publisher":"Nature Publishing Group","title":"Barren plateaus in variational quantum computing","type":"article-journal","volume":"7"},"suppress-author":false}],"isEdited":false,"manualOverride":{"citeprocText":"Larocca et al. (2025)","isManuallyOverridden":false,"manualOverrideText":""},"mendeley":{"formattedCitation":"Larocca et al. (2025)","plainTextFormattedCitation":"Larocca et al. (2025)","previouslyFormattedCitation":"Larocca et al. (2025)"},"properties":{"noteIndex":0},"schema":"https://github.com/citation-style-language/schema/raw/master/csl-citation.json"}</w:instrText>
       </w:r>
       <w:r>
         <w:fldChar w:fldCharType="separate"/>
@@ -10859,7 +11049,7 @@
         <w:fldChar w:fldCharType="begin"/>
       </w:r>
       <w:r>
-        <w:instrText xml:space="preserve">ADDIN CSL_CITATION {"citationID":"MENDELEY_CITATION_190","citationItems":[{"id":"ITEM-189","isTemporary":false,"itemData":{"DOI":"10.1145/3313276.3316310","author":[{"family":"Tang","given":"Ewin"}],"container-title":"Proceedings of the 51st annual ACM SIGACT symposium on theory of computing (STOC 2019)","id":"Tang2019","issued":{"date-parts":[[2019]]},"page":"217-228","publisher":"ACM","publisher-place":"New York, NY, USA","title":"A quantum-inspired classical algorithm for recommendation systems","type":"paper-conference"}},{"id":"ITEM-190","isTemporary":false,"itemData":{"DOI":"10.1145/3357713.3384314","author":[{"family":"Chia","given":"Nai-Hui"},{"family":"Gilyén","given":"András"},{"family":"Li","given":"Tongyang"},{"family":"Lin","given":"Han-Hsuan"},{"family":"Tang","given":"Ewin"},{"family":"Wang","given":"Chunhao"}],"container-title":"Proceedings of the 52nd annual ACM SIGACT symposium on theory of computing (STOC 2020)","id":"Chia2020","issued":{"date-parts":[[2020]]},"page":"387-400","publisher":"ACM","publisher-place":"New York, NY, USA","title":"Sampling-based sublinear low-rank matrix arithmetic framework for dequantizing quantum machine learning","type":"paper-conference"}}],"isEdited":false,"manualOverride":{"citeprocText":"(E. Tang 2019; Chia et al. 2020)","isManuallyOverridden":false,"manualOverrideText":""},"mendeley":{"formattedCitation":"(E. Tang 2019; Chia et al. 2020)","plainTextFormattedCitation":"(E. Tang 2019; Chia et al. 2020)","previouslyFormattedCitation":"(E. Tang 2019; Chia et al. 2020)"},"properties":{"noteIndex":0},"schema":"https://github.com/citation-style-language/schema/raw/master/csl-citation.json"}</w:instrText>
+        <w:instrText xml:space="preserve">ADDIN CSL_CITATION {"citationID":"MENDELEY_CITATION_203","citationItems":[{"id":"ITEM-202","isTemporary":false,"itemData":{"DOI":"10.1145/3313276.3316310","author":[{"family":"Tang","given":"Ewin"}],"container-title":"Proceedings of the 51st annual ACM SIGACT symposium on theory of computing (STOC 2019)","id":"Tang2019","issued":{"date-parts":[[2019]]},"page":"217-228","publisher":"ACM","publisher-place":"New York, NY, USA","title":"A quantum-inspired classical algorithm for recommendation systems","type":"paper-conference"}},{"id":"ITEM-203","isTemporary":false,"itemData":{"DOI":"10.1145/3357713.3384314","author":[{"family":"Chia","given":"Nai-Hui"},{"family":"Gilyén","given":"András"},{"family":"Li","given":"Tongyang"},{"family":"Lin","given":"Han-Hsuan"},{"family":"Tang","given":"Ewin"},{"family":"Wang","given":"Chunhao"}],"container-title":"Proceedings of the 52nd annual ACM SIGACT symposium on theory of computing (STOC 2020)","id":"Chia2020","issued":{"date-parts":[[2020]]},"page":"387-400","publisher":"ACM","publisher-place":"New York, NY, USA","title":"Sampling-based sublinear low-rank matrix arithmetic framework for dequantizing quantum machine learning","type":"paper-conference"}}],"isEdited":false,"manualOverride":{"citeprocText":"(E. Tang 2019; Chia et al. 2020)","isManuallyOverridden":false,"manualOverrideText":""},"mendeley":{"formattedCitation":"(E. Tang 2019; Chia et al. 2020)","plainTextFormattedCitation":"(E. Tang 2019; Chia et al. 2020)","previouslyFormattedCitation":"(E. Tang 2019; Chia et al. 2020)"},"properties":{"noteIndex":0},"schema":"https://github.com/citation-style-language/schema/raw/master/csl-citation.json"}</w:instrText>
       </w:r>
       <w:r>
         <w:fldChar w:fldCharType="separate"/>
@@ -10877,7 +11067,7 @@
         <w:fldChar w:fldCharType="begin"/>
       </w:r>
       <w:r>
-        <w:instrText xml:space="preserve">ADDIN CSL_CITATION {"citationID":"MENDELEY_CITATION_191","citationItems":[{"id":"ITEM-191","isTemporary":false,"itemData":{"DOI":"10.1038/nphys3272","author":[{"family":"Aaronson","given":"Scott"}],"container-title":"Nature Physics","id":"Aaronson2015","issue":"4","issued":{"date-parts":[[2015]]},"page":"291-293","title":"Read the fine print","type":"article-journal","volume":"11"}}],"isEdited":false,"manualOverride":{"citeprocText":"(Aaronson 2015)","isManuallyOverridden":false,"manualOverrideText":""},"mendeley":{"formattedCitation":"(Aaronson 2015)","plainTextFormattedCitation":"(Aaronson 2015)","previouslyFormattedCitation":"(Aaronson 2015)"},"properties":{"noteIndex":0},"schema":"https://github.com/citation-style-language/schema/raw/master/csl-citation.json"}</w:instrText>
+        <w:instrText xml:space="preserve">ADDIN CSL_CITATION {"citationID":"MENDELEY_CITATION_204","citationItems":[{"id":"ITEM-204","isTemporary":false,"itemData":{"DOI":"10.1038/nphys3272","author":[{"family":"Aaronson","given":"Scott"}],"container-title":"Nature Physics","id":"Aaronson2015","issue":"4","issued":{"date-parts":[[2015]]},"page":"291-293","title":"Read the fine print","type":"article-journal","volume":"11"}}],"isEdited":false,"manualOverride":{"citeprocText":"(Aaronson 2015)","isManuallyOverridden":false,"manualOverrideText":""},"mendeley":{"formattedCitation":"(Aaronson 2015)","plainTextFormattedCitation":"(Aaronson 2015)","previouslyFormattedCitation":"(Aaronson 2015)"},"properties":{"noteIndex":0},"schema":"https://github.com/citation-style-language/schema/raw/master/csl-citation.json"}</w:instrText>
       </w:r>
       <w:r>
         <w:fldChar w:fldCharType="separate"/>
@@ -10923,7 +11113,7 @@
         <w:fldChar w:fldCharType="begin"/>
       </w:r>
       <w:r>
-        <w:instrText xml:space="preserve">ADDIN CSL_CITATION {"citationID":"MENDELEY_CITATION_193","citationItems":[{"id":"ITEM-192","isTemporary":false,"itemData":{"URL":"https://arxiv.org/abs/2211.03464","author":[{"family":"Meyer","given":"Nico"},{"family":"Ufrecht","given":"Christian"},{"family":"Periyasamy","given":"Maniraman"},{"family":"Scherer","given":"Daniel D."},{"family":"Plinge","given":"Axel"},{"family":"Mutschler","given":"Christopher"}],"id":"Meyer2022","issued":{"date-parts":[[2022]]},"title":"A survey on quantum reinforcement learning","type":""}},{"id":"ITEM-193","isTemporary":false,"itemData":{"DOI":"10.1088/1361-6633/aab406","author":[{"family":"Dunjko","given":"Vedran"},{"family":"Briegel","given":"Hans J."}],"container-title":"Reports on Progress in Physics","id":"Dunjko2018","issue":"7","issued":{"date-parts":[[2018]]},"page":"074001","title":"Machine learning &amp; artificial intelligence in the quantum domain: A review of recent progress","title-short":"Machine learning &amp; artificial intelligence in the quantum domain","type":"article-journal","volume":"81"}}],"isEdited":false,"manualOverride":{"citeprocText":"(Meyer et al. 2022; Dunjko and Briegel 2018)","isManuallyOverridden":false,"manualOverrideText":""},"mendeley":{"formattedCitation":"(Meyer et al. 2022; Dunjko and Briegel 2018)","plainTextFormattedCitation":"(Meyer et al. 2022; Dunjko and Briegel 2018)","previouslyFormattedCitation":"(Meyer et al. 2022; Dunjko and Briegel 2018)"},"properties":{"noteIndex":0},"schema":"https://github.com/citation-style-language/schema/raw/master/csl-citation.json"}</w:instrText>
+        <w:instrText xml:space="preserve">ADDIN CSL_CITATION {"citationID":"MENDELEY_CITATION_206","citationItems":[{"id":"ITEM-205","isTemporary":false,"itemData":{"URL":"https://arxiv.org/abs/2211.03464","author":[{"family":"Meyer","given":"Nico"},{"family":"Ufrecht","given":"Christian"},{"family":"Periyasamy","given":"Maniraman"},{"family":"Scherer","given":"Daniel D."},{"family":"Plinge","given":"Axel"},{"family":"Mutschler","given":"Christopher"}],"id":"Meyer2022","issued":{"date-parts":[[2022]]},"title":"A survey on quantum reinforcement learning","type":""}},{"id":"ITEM-206","isTemporary":false,"itemData":{"DOI":"10.1088/1361-6633/aab406","author":[{"family":"Dunjko","given":"Vedran"},{"family":"Briegel","given":"Hans J."}],"container-title":"Reports on Progress in Physics","id":"Dunjko2018","issue":"7","issued":{"date-parts":[[2018]]},"page":"074001","title":"Machine learning &amp; artificial intelligence in the quantum domain: A review of recent progress","title-short":"Machine learning &amp; artificial intelligence in the quantum domain","type":"article-journal","volume":"81"}}],"isEdited":false,"manualOverride":{"citeprocText":"(Meyer et al. 2022; Dunjko and Briegel 2018)","isManuallyOverridden":false,"manualOverrideText":""},"mendeley":{"formattedCitation":"(Meyer et al. 2022; Dunjko and Briegel 2018)","plainTextFormattedCitation":"(Meyer et al. 2022; Dunjko and Briegel 2018)","previouslyFormattedCitation":"(Meyer et al. 2022; Dunjko and Briegel 2018)"},"properties":{"noteIndex":0},"schema":"https://github.com/citation-style-language/schema/raw/master/csl-citation.json"}</w:instrText>
       </w:r>
       <w:r>
         <w:fldChar w:fldCharType="separate"/>
@@ -10944,7 +11134,7 @@
         <w:fldChar w:fldCharType="begin"/>
       </w:r>
       <w:r>
-        <w:instrText xml:space="preserve">ADDIN CSL_CITATION {"citationID":"MENDELEY_CITATION_194","citationItems":[{"id":"ITEM-194","isTemporary":false,"itemData":{"DOI":"10.1109/TSMCB.2008.925743","author":[{"family":"Dong","given":"Daoyi"},{"family":"Chen","given":"Chunlin"},{"family":"Li","given":"Hanxiong"},{"family":"Tarn","given":"Tzyh-Jong"}],"container-title":"IEEE Transactions on Systems, Man, and Cybernetics, Part B (Cybernetics)","id":"Dong2008","issue":"5","issued":{"date-parts":[[2008]]},"page":"1207-1220","title":"Quantum reinforcement learning","type":"article-journal","volume":"38"},"suppress-author":false}],"isEdited":false,"manualOverride":{"citeprocText":"Dong et al. (2008)","isManuallyOverridden":false,"manualOverrideText":""},"mendeley":{"formattedCitation":"Dong et al. (2008)","plainTextFormattedCitation":"Dong et al. (2008)","previouslyFormattedCitation":"Dong et al. (2008)"},"properties":{"noteIndex":0},"schema":"https://github.com/citation-style-language/schema/raw/master/csl-citation.json"}</w:instrText>
+        <w:instrText xml:space="preserve">ADDIN CSL_CITATION {"citationID":"MENDELEY_CITATION_207","citationItems":[{"id":"ITEM-207","isTemporary":false,"itemData":{"DOI":"10.1109/TSMCB.2008.925743","author":[{"family":"Dong","given":"Daoyi"},{"family":"Chen","given":"Chunlin"},{"family":"Li","given":"Hanxiong"},{"family":"Tarn","given":"Tzyh-Jong"}],"container-title":"IEEE Transactions on Systems, Man, and Cybernetics, Part B (Cybernetics)","id":"Dong2008","issue":"5","issued":{"date-parts":[[2008]]},"page":"1207-1220","title":"Quantum reinforcement learning","type":"article-journal","volume":"38"},"suppress-author":false}],"isEdited":false,"manualOverride":{"citeprocText":"Dong et al. (2008)","isManuallyOverridden":false,"manualOverrideText":""},"mendeley":{"formattedCitation":"Dong et al. (2008)","plainTextFormattedCitation":"Dong et al. (2008)","previouslyFormattedCitation":"Dong et al. (2008)"},"properties":{"noteIndex":0},"schema":"https://github.com/citation-style-language/schema/raw/master/csl-citation.json"}</w:instrText>
       </w:r>
       <w:r>
         <w:fldChar w:fldCharType="separate"/>
@@ -10965,7 +11155,7 @@
         <w:fldChar w:fldCharType="begin"/>
       </w:r>
       <w:r>
-        <w:instrText xml:space="preserve">ADDIN CSL_CITATION {"citationID":"MENDELEY_CITATION_195","citationItems":[{"id":"ITEM-195","isTemporary":false,"itemData":{"DOI":"10.1038/srep00400","author":[{"family":"Briegel","given":"Hans J."},{"family":"De las Cuevas","given":"Gemma"}],"container-title":"Scientific Reports","id":"Briegel2012","issued":{"date-parts":[[2012]]},"page":"400","title":"Projective simulation for artificial intelligence","type":"article-journal","volume":"2"}}],"isEdited":false,"manualOverride":{"citeprocText":"(Briegel and De las Cuevas 2012)","isManuallyOverridden":false,"manualOverrideText":""},"mendeley":{"formattedCitation":"(Briegel and De las Cuevas 2012)","plainTextFormattedCitation":"(Briegel and De las Cuevas 2012)","previouslyFormattedCitation":"(Briegel and De las Cuevas 2012)"},"properties":{"noteIndex":0},"schema":"https://github.com/citation-style-language/schema/raw/master/csl-citation.json"}</w:instrText>
+        <w:instrText xml:space="preserve">ADDIN CSL_CITATION {"citationID":"MENDELEY_CITATION_208","citationItems":[{"id":"ITEM-208","isTemporary":false,"itemData":{"DOI":"10.1038/srep00400","author":[{"family":"Briegel","given":"Hans J."},{"family":"De las Cuevas","given":"Gemma"}],"container-title":"Scientific Reports","id":"Briegel2012","issued":{"date-parts":[[2012]]},"page":"400","title":"Projective simulation for artificial intelligence","type":"article-journal","volume":"2"}}],"isEdited":false,"manualOverride":{"citeprocText":"(Briegel and De las Cuevas 2012)","isManuallyOverridden":false,"manualOverrideText":""},"mendeley":{"formattedCitation":"(Briegel and De las Cuevas 2012)","plainTextFormattedCitation":"(Briegel and De las Cuevas 2012)","previouslyFormattedCitation":"(Briegel and De las Cuevas 2012)"},"properties":{"noteIndex":0},"schema":"https://github.com/citation-style-language/schema/raw/master/csl-citation.json"}</w:instrText>
       </w:r>
       <w:r>
         <w:fldChar w:fldCharType="separate"/>
@@ -10986,7 +11176,7 @@
         <w:fldChar w:fldCharType="begin"/>
       </w:r>
       <w:r>
-        <w:instrText xml:space="preserve">ADDIN CSL_CITATION {"citationID":"MENDELEY_CITATION_196","citationItems":[{"id":"ITEM-196","isTemporary":false,"itemData":{"DOI":"10.1103/PhysRevX.4.031002","author":[{"family":"Paparo","given":"Giuseppe Davide"},{"family":"Dunjko","given":"Vedran"},{"family":"Makmal","given":"Adi"},{"family":"Martin-Delgado","given":"Miguel Angel"},{"family":"Briegel","given":"Hans J."}],"container-title":"Physical Review X","id":"Paparo2014","issue":"3","issued":{"date-parts":[[2014]]},"page":"031002","title":"Quantum speedup for active learning agents","type":"article-journal","volume":"4"}}],"isEdited":false,"manualOverride":{"citeprocText":"(Paparo et al. 2014)","isManuallyOverridden":false,"manualOverrideText":""},"mendeley":{"formattedCitation":"(Paparo et al. 2014)","plainTextFormattedCitation":"(Paparo et al. 2014)","previouslyFormattedCitation":"(Paparo et al. 2014)"},"properties":{"noteIndex":0},"schema":"https://github.com/citation-style-language/schema/raw/master/csl-citation.json"}</w:instrText>
+        <w:instrText xml:space="preserve">ADDIN CSL_CITATION {"citationID":"MENDELEY_CITATION_209","citationItems":[{"id":"ITEM-209","isTemporary":false,"itemData":{"DOI":"10.1103/PhysRevX.4.031002","author":[{"family":"Paparo","given":"Giuseppe Davide"},{"family":"Dunjko","given":"Vedran"},{"family":"Makmal","given":"Adi"},{"family":"Martin-Delgado","given":"Miguel Angel"},{"family":"Briegel","given":"Hans J."}],"container-title":"Physical Review X","id":"Paparo2014","issue":"3","issued":{"date-parts":[[2014]]},"page":"031002","title":"Quantum speedup for active learning agents","type":"article-journal","volume":"4"}}],"isEdited":false,"manualOverride":{"citeprocText":"(Paparo et al. 2014)","isManuallyOverridden":false,"manualOverrideText":""},"mendeley":{"formattedCitation":"(Paparo et al. 2014)","plainTextFormattedCitation":"(Paparo et al. 2014)","previouslyFormattedCitation":"(Paparo et al. 2014)"},"properties":{"noteIndex":0},"schema":"https://github.com/citation-style-language/schema/raw/master/csl-citation.json"}</w:instrText>
       </w:r>
       <w:r>
         <w:fldChar w:fldCharType="separate"/>
@@ -11004,7 +11194,7 @@
         <w:fldChar w:fldCharType="begin"/>
       </w:r>
       <w:r>
-        <w:instrText xml:space="preserve">ADDIN CSL_CITATION {"citationID":"MENDELEY_CITATION_197","citationItems":[{"id":"ITEM-197","isTemporary":false,"itemData":{"ISBN":"978-0-262-03924-6","author":[{"family":"Sutton","given":"Richard S."},{"family":"Barto","given":"Andrew G."}],"collection-title":"Adaptive computation and machine learning","edition":"2nd","id":"Sutton2018","issued":{"date-parts":[[2018]]},"publisher":"MIT Press","publisher-place":"Cambridge, MA, USA","title":"Reinforcement learning: An introduction","title-short":"Reinforcement learning","type":"book"}}],"isEdited":false,"manualOverride":{"citeprocText":"(Sutton and Barto 2018)","isManuallyOverridden":false,"manualOverrideText":""},"mendeley":{"formattedCitation":"(Sutton and Barto 2018)","plainTextFormattedCitation":"(Sutton and Barto 2018)","previouslyFormattedCitation":"(Sutton and Barto 2018)"},"properties":{"noteIndex":0},"schema":"https://github.com/citation-style-language/schema/raw/master/csl-citation.json"}</w:instrText>
+        <w:instrText xml:space="preserve">ADDIN CSL_CITATION {"citationID":"MENDELEY_CITATION_210","citationItems":[{"id":"ITEM-210","isTemporary":false,"itemData":{"ISBN":"978-0-262-03924-6","author":[{"family":"Sutton","given":"Richard S."},{"family":"Barto","given":"Andrew G."}],"collection-title":"Adaptive computation and machine learning","edition":"2nd","id":"Sutton2018","issued":{"date-parts":[[2018]]},"publisher":"MIT Press","publisher-place":"Cambridge, MA, USA","title":"Reinforcement learning: An introduction","title-short":"Reinforcement learning","type":"book"}}],"isEdited":false,"manualOverride":{"citeprocText":"(Sutton and Barto 2018)","isManuallyOverridden":false,"manualOverrideText":""},"mendeley":{"formattedCitation":"(Sutton and Barto 2018)","plainTextFormattedCitation":"(Sutton and Barto 2018)","previouslyFormattedCitation":"(Sutton and Barto 2018)"},"properties":{"noteIndex":0},"schema":"https://github.com/citation-style-language/schema/raw/master/csl-citation.json"}</w:instrText>
       </w:r>
       <w:r>
         <w:fldChar w:fldCharType="separate"/>
@@ -11025,7 +11215,7 @@
         <w:fldChar w:fldCharType="begin"/>
       </w:r>
       <w:r>
-        <w:instrText xml:space="preserve">ADDIN CSL_CITATION {"citationID":"MENDELEY_CITATION_198","citationItems":[{"id":"ITEM-198","isTemporary":false,"itemData":{"DOI":"10.1109/ACCESS.2020.3010470","author":[{"family":"Chen","given":"Samuel Yen-Chi"},{"family":"Yang","given":"Chao-Han Huck"},{"family":"Qi","given":"Jun"},{"family":"Chen","given":"Pin-Yu"},{"family":"Ma","given":"Xiaoli"},{"family":"Goan","given":"Hsi-Sheng"}],"container-title":"IEEE Access","id":"Chen2020","issued":{"date-parts":[[2020]]},"page":"141007-141024","title":"Variational quantum circuits for deep reinforcement learning","type":"article-journal","volume":"8"}}],"isEdited":false,"manualOverride":{"citeprocText":"(Chen et al. 2020)","isManuallyOverridden":false,"manualOverrideText":""},"mendeley":{"formattedCitation":"(Chen et al. 2020)","plainTextFormattedCitation":"(Chen et al. 2020)","previouslyFormattedCitation":"(Chen et al. 2020)"},"properties":{"noteIndex":0},"schema":"https://github.com/citation-style-language/schema/raw/master/csl-citation.json"}</w:instrText>
+        <w:instrText xml:space="preserve">ADDIN CSL_CITATION {"citationID":"MENDELEY_CITATION_211","citationItems":[{"id":"ITEM-211","isTemporary":false,"itemData":{"DOI":"10.1109/ACCESS.2020.3010470","author":[{"family":"Chen","given":"Samuel Yen-Chi"},{"family":"Yang","given":"Chao-Han Huck"},{"family":"Qi","given":"Jun"},{"family":"Chen","given":"Pin-Yu"},{"family":"Ma","given":"Xiaoli"},{"family":"Goan","given":"Hsi-Sheng"}],"container-title":"IEEE Access","id":"Chen2020","issued":{"date-parts":[[2020]]},"page":"141007-141024","title":"Variational quantum circuits for deep reinforcement learning","type":"article-journal","volume":"8"}}],"isEdited":false,"manualOverride":{"citeprocText":"(Chen et al. 2020)","isManuallyOverridden":false,"manualOverrideText":""},"mendeley":{"formattedCitation":"(Chen et al. 2020)","plainTextFormattedCitation":"(Chen et al. 2020)","previouslyFormattedCitation":"(Chen et al. 2020)"},"properties":{"noteIndex":0},"schema":"https://github.com/citation-style-language/schema/raw/master/csl-citation.json"}</w:instrText>
       </w:r>
       <w:r>
         <w:fldChar w:fldCharType="separate"/>
@@ -11043,7 +11233,7 @@
         <w:fldChar w:fldCharType="begin"/>
       </w:r>
       <w:r>
-        <w:instrText xml:space="preserve">ADDIN CSL_CITATION {"citationID":"MENDELEY_CITATION_199","citationItems":[{"id":"ITEM-199","isTemporary":false,"itemData":{"DOI":"10.22331/q-2022-05-24-720","author":[{"family":"Skolik","given":"Andrea"},{"family":"Jerbi","given":"Sofiene"},{"family":"Dunjko","given":"Vedran"}],"container-title":"Quantum","id":"Skolik2022","issued":{"date-parts":[[2022]]},"page":"720","title":"Quantum agents in the gym: A variational quantum algorithm for deep Q-learning","title-short":"Quantum agents in the gym","type":"article-journal","volume":"6"}}],"isEdited":false,"manualOverride":{"citeprocText":"(Skolik, Jerbi, and Dunjko 2022)","isManuallyOverridden":false,"manualOverrideText":""},"mendeley":{"formattedCitation":"(Skolik, Jerbi, and Dunjko 2022)","plainTextFormattedCitation":"(Skolik, Jerbi, and Dunjko 2022)","previouslyFormattedCitation":"(Skolik, Jerbi, and Dunjko 2022)"},"properties":{"noteIndex":0},"schema":"https://github.com/citation-style-language/schema/raw/master/csl-citation.json"}</w:instrText>
+        <w:instrText xml:space="preserve">ADDIN CSL_CITATION {"citationID":"MENDELEY_CITATION_212","citationItems":[{"id":"ITEM-212","isTemporary":false,"itemData":{"DOI":"10.22331/q-2022-05-24-720","author":[{"family":"Skolik","given":"Andrea"},{"family":"Jerbi","given":"Sofiene"},{"family":"Dunjko","given":"Vedran"}],"container-title":"Quantum","id":"Skolik2022","issued":{"date-parts":[[2022]]},"page":"720","title":"Quantum agents in the gym: A variational quantum algorithm for deep Q-learning","title-short":"Quantum agents in the gym","type":"article-journal","volume":"6"}}],"isEdited":false,"manualOverride":{"citeprocText":"(Skolik, Jerbi, and Dunjko 2022)","isManuallyOverridden":false,"manualOverrideText":""},"mendeley":{"formattedCitation":"(Skolik, Jerbi, and Dunjko 2022)","plainTextFormattedCitation":"(Skolik, Jerbi, and Dunjko 2022)","previouslyFormattedCitation":"(Skolik, Jerbi, and Dunjko 2022)"},"properties":{"noteIndex":0},"schema":"https://github.com/citation-style-language/schema/raw/master/csl-citation.json"}</w:instrText>
       </w:r>
       <w:r>
         <w:fldChar w:fldCharType="separate"/>
@@ -11061,7 +11251,7 @@
         <w:fldChar w:fldCharType="begin"/>
       </w:r>
       <w:r>
-        <w:instrText xml:space="preserve">ADDIN CSL_CITATION {"citationID":"MENDELEY_CITATION_200","citationItems":[{"id":"ITEM-200","isTemporary":false,"itemData":{"URL":"https://proceedings.neurips.cc/paper/2021/hash/eec96a7f788e88184c0e713456026f3f-Abstract.html","author":[{"family":"Jerbi","given":"Sofiene"},{"family":"Gyurik","given":"Casper F. S."},{"family":"Marshall","given":"Simon C."},{"family":"Briegel","given":"Hans J."},{"family":"Dunjko","given":"Vedran"}],"container-title":"Advances in neural information processing systems","id":"Jerbi2021","issued":{"date-parts":[[2021]]},"page":"28362-28375","title":"Parametrized quantum policies for reinforcement learning","type":"paper-conference","volume":"34"}}],"isEdited":false,"manualOverride":{"citeprocText":"(Jerbi et al. 2021)","isManuallyOverridden":false,"manualOverrideText":""},"mendeley":{"formattedCitation":"(Jerbi et al. 2021)","plainTextFormattedCitation":"(Jerbi et al. 2021)","previouslyFormattedCitation":"(Jerbi et al. 2021)"},"properties":{"noteIndex":0},"schema":"https://github.com/citation-style-language/schema/raw/master/csl-citation.json"}</w:instrText>
+        <w:instrText xml:space="preserve">ADDIN CSL_CITATION {"citationID":"MENDELEY_CITATION_213","citationItems":[{"id":"ITEM-213","isTemporary":false,"itemData":{"URL":"https://proceedings.neurips.cc/paper/2021/hash/eec96a7f788e88184c0e713456026f3f-Abstract.html","author":[{"family":"Jerbi","given":"Sofiene"},{"family":"Gyurik","given":"Casper F. S."},{"family":"Marshall","given":"Simon C."},{"family":"Briegel","given":"Hans J."},{"family":"Dunjko","given":"Vedran"}],"container-title":"Advances in neural information processing systems","id":"Jerbi2021","issued":{"date-parts":[[2021]]},"page":"28362-28375","title":"Parametrized quantum policies for reinforcement learning","type":"paper-conference","volume":"34"}}],"isEdited":false,"manualOverride":{"citeprocText":"(Jerbi et al. 2021)","isManuallyOverridden":false,"manualOverrideText":""},"mendeley":{"formattedCitation":"(Jerbi et al. 2021)","plainTextFormattedCitation":"(Jerbi et al. 2021)","previouslyFormattedCitation":"(Jerbi et al. 2021)"},"properties":{"noteIndex":0},"schema":"https://github.com/citation-style-language/schema/raw/master/csl-citation.json"}</w:instrText>
       </w:r>
       <w:r>
         <w:fldChar w:fldCharType="separate"/>
@@ -11079,7 +11269,7 @@
         <w:fldChar w:fldCharType="begin"/>
       </w:r>
       <w:r>
-        <w:instrText xml:space="preserve">ADDIN CSL_CITATION {"citationID":"MENDELEY_CITATION_201","citationItems":[{"id":"ITEM-201","isTemporary":false,"itemData":{"DOI":"10.1088/2632-2153/ac4559","author":[{"family":"Chen","given":"Samuel Yen-Chi"},{"family":"Huang","given":"Chih-Min"},{"family":"Hsing","given":"Chia-Wei"},{"family":"Goan","given":"Hsi-Sheng"},{"family":"Kao","given":"Ying-Jer"}],"container-title":"Machine Learning: Science and Technology","id":"Chen2022","issue":"1","issued":{"date-parts":[[2022]]},"page":"015025","publisher":"IOP Publishing","title":"Variational quantum reinforcement learning via evolutionary optimization","type":"article-journal","volume":"3"}}],"isEdited":false,"manualOverride":{"citeprocText":"(Chen et al. 2022)","isManuallyOverridden":false,"manualOverrideText":""},"mendeley":{"formattedCitation":"(Chen et al. 2022)","plainTextFormattedCitation":"(Chen et al. 2022)","previouslyFormattedCitation":"(Chen et al. 2022)"},"properties":{"noteIndex":0},"schema":"https://github.com/citation-style-language/schema/raw/master/csl-citation.json"}</w:instrText>
+        <w:instrText xml:space="preserve">ADDIN CSL_CITATION {"citationID":"MENDELEY_CITATION_214","citationItems":[{"id":"ITEM-214","isTemporary":false,"itemData":{"DOI":"10.1088/2632-2153/ac4559","author":[{"family":"Chen","given":"Samuel Yen-Chi"},{"family":"Huang","given":"Chih-Min"},{"family":"Hsing","given":"Chia-Wei"},{"family":"Goan","given":"Hsi-Sheng"},{"family":"Kao","given":"Ying-Jer"}],"container-title":"Machine Learning: Science and Technology","id":"Chen2022","issue":"1","issued":{"date-parts":[[2022]]},"page":"015025","publisher":"IOP Publishing","title":"Variational quantum reinforcement learning via evolutionary optimization","type":"article-journal","volume":"3"}}],"isEdited":false,"manualOverride":{"citeprocText":"(Chen et al. 2022)","isManuallyOverridden":false,"manualOverrideText":""},"mendeley":{"formattedCitation":"(Chen et al. 2022)","plainTextFormattedCitation":"(Chen et al. 2022)","previouslyFormattedCitation":"(Chen et al. 2022)"},"properties":{"noteIndex":0},"schema":"https://github.com/citation-style-language/schema/raw/master/csl-citation.json"}</w:instrText>
       </w:r>
       <w:r>
         <w:fldChar w:fldCharType="separate"/>
@@ -11097,7 +11287,7 @@
         <w:fldChar w:fldCharType="begin"/>
       </w:r>
       <w:r>
-        <w:instrText xml:space="preserve">ADDIN CSL_CITATION {"citationID":"MENDELEY_CITATION_202","citationItems":[{"id":"ITEM-202","isTemporary":false,"itemData":{"DOI":"10.1109/ICDCS54860.2022.00151","author":[{"family":"Yun","given":"Won Joon"},{"family":"Kwak","given":"Yunseok"},{"family":"Kim","given":"Jae Pyoung"},{"family":"Cho","given":"Hyunhee"},{"family":"Jung","given":"Soyi"},{"family":"Park","given":"Jihong"},{"family":"Kim","given":"Joongheon"}],"container-title":"Proceedings of the 2022 IEEE 42nd international conference on distributed computing systems (ICDCS)","id":"Yun2022","issued":{"date-parts":[[2022]]},"page":"1332-1335","publisher":"IEEE","title":"Quantum multi-agent reinforcement learning via variational quantum circuit design","type":"paper-conference"}}],"isEdited":false,"manualOverride":{"citeprocText":"(Yun et al. 2022)","isManuallyOverridden":false,"manualOverrideText":""},"mendeley":{"formattedCitation":"(Yun et al. 2022)","plainTextFormattedCitation":"(Yun et al. 2022)","previouslyFormattedCitation":"(Yun et al. 2022)"},"properties":{"noteIndex":0},"schema":"https://github.com/citation-style-language/schema/raw/master/csl-citation.json"}</w:instrText>
+        <w:instrText xml:space="preserve">ADDIN CSL_CITATION {"citationID":"MENDELEY_CITATION_215","citationItems":[{"id":"ITEM-215","isTemporary":false,"itemData":{"DOI":"10.1109/ICDCS54860.2022.00151","author":[{"family":"Yun","given":"Won Joon"},{"family":"Kwak","given":"Yunseok"},{"family":"Kim","given":"Jae Pyoung"},{"family":"Cho","given":"Hyunhee"},{"family":"Jung","given":"Soyi"},{"family":"Park","given":"Jihong"},{"family":"Kim","given":"Joongheon"}],"container-title":"Proceedings of the 2022 IEEE 42nd international conference on distributed computing systems (ICDCS)","id":"Yun2022","issued":{"date-parts":[[2022]]},"page":"1332-1335","publisher":"IEEE","title":"Quantum multi-agent reinforcement learning via variational quantum circuit design","type":"paper-conference"}}],"isEdited":false,"manualOverride":{"citeprocText":"(Yun et al. 2022)","isManuallyOverridden":false,"manualOverrideText":""},"mendeley":{"formattedCitation":"(Yun et al. 2022)","plainTextFormattedCitation":"(Yun et al. 2022)","previouslyFormattedCitation":"(Yun et al. 2022)"},"properties":{"noteIndex":0},"schema":"https://github.com/citation-style-language/schema/raw/master/csl-citation.json"}</w:instrText>
       </w:r>
       <w:r>
         <w:fldChar w:fldCharType="separate"/>
@@ -11138,7 +11328,7 @@
         <w:fldChar w:fldCharType="begin"/>
       </w:r>
       <w:r>
-        <w:instrText xml:space="preserve">ADDIN CSL_CITATION {"citationID":"MENDELEY_CITATION_203","citationItems":[{"id":"ITEM-203","isTemporary":false,"itemData":{"DOI":"10.1109/TMECH.2010.2090896","author":[{"family":"Dong","given":"Daoyi"},{"family":"Chen","given":"Chunlin"},{"family":"Chu","given":"Jian"},{"family":"Tarn","given":"Tzyh-Jong"}],"container-title":"IEEE/ASME Transactions on Mechatronics","id":"Dong2012","issue":"1","issued":{"date-parts":[[2012]]},"page":"86-97","publisher":"IEEE","title":"Robust quantum-inspired reinforcement learning for robot navigation","type":"article-journal","volume":"17"},"suppress-author":false}],"isEdited":false,"manualOverride":{"citeprocText":"Dong et al. (2012)","isManuallyOverridden":false,"manualOverrideText":""},"mendeley":{"formattedCitation":"Dong et al. (2012)","plainTextFormattedCitation":"Dong et al. (2012)","previouslyFormattedCitation":"Dong et al. (2012)"},"properties":{"noteIndex":0},"schema":"https://github.com/citation-style-language/schema/raw/master/csl-citation.json"}</w:instrText>
+        <w:instrText xml:space="preserve">ADDIN CSL_CITATION {"citationID":"MENDELEY_CITATION_216","citationItems":[{"id":"ITEM-216","isTemporary":false,"itemData":{"DOI":"10.1109/TMECH.2010.2090896","author":[{"family":"Dong","given":"Daoyi"},{"family":"Chen","given":"Chunlin"},{"family":"Chu","given":"Jian"},{"family":"Tarn","given":"Tzyh-Jong"}],"container-title":"IEEE/ASME Transactions on Mechatronics","id":"Dong2012","issue":"1","issued":{"date-parts":[[2012]]},"page":"86-97","publisher":"IEEE","title":"Robust quantum-inspired reinforcement learning for robot navigation","type":"article-journal","volume":"17"},"suppress-author":false}],"isEdited":false,"manualOverride":{"citeprocText":"Dong et al. (2012)","isManuallyOverridden":false,"manualOverrideText":""},"mendeley":{"formattedCitation":"Dong et al. (2012)","plainTextFormattedCitation":"Dong et al. (2012)","previouslyFormattedCitation":"Dong et al. (2012)"},"properties":{"noteIndex":0},"schema":"https://github.com/citation-style-language/schema/raw/master/csl-citation.json"}</w:instrText>
       </w:r>
       <w:r>
         <w:fldChar w:fldCharType="separate"/>
@@ -11201,7 +11391,7 @@
         <w:fldChar w:fldCharType="begin"/>
       </w:r>
       <w:r>
-        <w:instrText xml:space="preserve">ADDIN CSL_CITATION {"citationID":"MENDELEY_CITATION_204","citationItems":[{"id":"ITEM-204","isTemporary":false,"itemData":{"DOI":"10.1109/ACCESS.2024.3417808","author":[{"family":"Hohenfeld","given":"Hans"},{"family":"Heimann","given":"Dirk"},{"family":"Wiebe","given":"Felix"},{"family":"Kirchner","given":"Frank"}],"container-title":"IEEE Access","id":"Hohenfeld2024","issued":{"date-parts":[[2024]]},"page":"87217-87236","publisher":"IEEE","title":"Quantum deep reinforcement learning for robot navigation tasks","type":"article-journal","volume":"12"},"suppress-author":false}],"isEdited":false,"manualOverride":{"citeprocText":"Hohenfeld et al. (2024)","isManuallyOverridden":false,"manualOverrideText":""},"mendeley":{"formattedCitation":"Hohenfeld et al. (2024)","plainTextFormattedCitation":"Hohenfeld et al. (2024)","previouslyFormattedCitation":"Hohenfeld et al. (2024)"},"properties":{"noteIndex":0},"schema":"https://github.com/citation-style-language/schema/raw/master/csl-citation.json"}</w:instrText>
+        <w:instrText xml:space="preserve">ADDIN CSL_CITATION {"citationID":"MENDELEY_CITATION_217","citationItems":[{"id":"ITEM-217","isTemporary":false,"itemData":{"DOI":"10.1109/ACCESS.2024.3417808","author":[{"family":"Hohenfeld","given":"Hans"},{"family":"Heimann","given":"Dirk"},{"family":"Wiebe","given":"Felix"},{"family":"Kirchner","given":"Frank"}],"container-title":"IEEE Access","id":"Hohenfeld2024","issued":{"date-parts":[[2024]]},"page":"87217-87236","publisher":"IEEE","title":"Quantum deep reinforcement learning for robot navigation tasks","type":"article-journal","volume":"12"},"suppress-author":false}],"isEdited":false,"manualOverride":{"citeprocText":"Hohenfeld et al. (2024)","isManuallyOverridden":false,"manualOverrideText":""},"mendeley":{"formattedCitation":"Hohenfeld et al. (2024)","plainTextFormattedCitation":"Hohenfeld et al. (2024)","previouslyFormattedCitation":"Hohenfeld et al. (2024)"},"properties":{"noteIndex":0},"schema":"https://github.com/citation-style-language/schema/raw/master/csl-citation.json"}</w:instrText>
       </w:r>
       <w:r>
         <w:fldChar w:fldCharType="separate"/>
@@ -11225,7 +11415,7 @@
         <w:fldChar w:fldCharType="begin"/>
       </w:r>
       <w:r>
-        <w:instrText xml:space="preserve">ADDIN CSL_CITATION {"citationID":"MENDELEY_CITATION_205","citationItems":[{"id":"ITEM-205","isTemporary":false,"itemData":{"DOI":"10.5220/0013371800003890","ISBN":"978-989-758-737-5","author":[{"family":"Drăgan","given":"Theodora-Augustina"},{"family":"Künzner","given":"Alexander"},{"family":"Wille","given":"Robert"},{"family":"Lorenz","given":"Jeanette Miriam"}],"container-title":"Proceedings of the 17th international conference on agents and artificial intelligence (ICAART 2025)","id":"Dragan2025","issued":{"date-parts":[[2025]]},"page":"807-814","publisher":"SciTePress","title":"Continuous quantum reinforcement learning for robot navigation","type":"paper-conference","volume":"1"},"suppress-author":false}],"isEdited":false,"manualOverride":{"citeprocText":"Drăgan et al. (2025)","isManuallyOverridden":false,"manualOverrideText":""},"mendeley":{"formattedCitation":"Drăgan et al. (2025)","plainTextFormattedCitation":"Drăgan et al. (2025)","previouslyFormattedCitation":"Drăgan et al. (2025)"},"properties":{"noteIndex":0},"schema":"https://github.com/citation-style-language/schema/raw/master/csl-citation.json"}</w:instrText>
+        <w:instrText xml:space="preserve">ADDIN CSL_CITATION {"citationID":"MENDELEY_CITATION_218","citationItems":[{"id":"ITEM-218","isTemporary":false,"itemData":{"DOI":"10.5220/0013371800003890","ISBN":"978-989-758-737-5","author":[{"family":"Drăgan","given":"Theodora-Augustina"},{"family":"Künzner","given":"Alexander"},{"family":"Wille","given":"Robert"},{"family":"Lorenz","given":"Jeanette Miriam"}],"container-title":"Proceedings of the 17th international conference on agents and artificial intelligence (ICAART 2025)","id":"Dragan2025","issued":{"date-parts":[[2025]]},"page":"807-814","publisher":"SciTePress","title":"Continuous quantum reinforcement learning for robot navigation","type":"paper-conference","volume":"1"},"suppress-author":false}],"isEdited":false,"manualOverride":{"citeprocText":"Drăgan et al. (2025)","isManuallyOverridden":false,"manualOverrideText":""},"mendeley":{"formattedCitation":"Drăgan et al. (2025)","plainTextFormattedCitation":"Drăgan et al. (2025)","previouslyFormattedCitation":"Drăgan et al. (2025)"},"properties":{"noteIndex":0},"schema":"https://github.com/citation-style-language/schema/raw/master/csl-citation.json"}</w:instrText>
       </w:r>
       <w:r>
         <w:fldChar w:fldCharType="separate"/>
@@ -11318,7 +11508,7 @@
         <w:fldChar w:fldCharType="begin"/>
       </w:r>
       <w:r>
-        <w:instrText xml:space="preserve">ADDIN CSL_CITATION {"citationID":"MENDELEY_CITATION_206","citationItems":[{"id":"ITEM-206","isTemporary":false,"itemData":{"DOI":"10.1007/s42484-024-00226-4","author":[{"family":"Sinha","given":"Akash"},{"family":"Macaluso","given":"Antonio"},{"family":"Klusch","given":"Matthias"}],"container-title":"Quantum Machine Intelligence","id":"Sinha2023","issued":{"date-parts":[[2025]]},"page":"19","publisher":"Springer","title":"Nav-Q: Quantum deep reinforcement learning for collision-free navigation of self-driving cars","title-short":"Nav-Q","type":"article-journal","volume":"7"},"suppress-author":false}],"isEdited":false,"manualOverride":{"citeprocText":"Sinha, Macaluso, and Klusch (2025)","isManuallyOverridden":false,"manualOverrideText":""},"mendeley":{"formattedCitation":"Sinha, Macaluso, and Klusch (2025)","plainTextFormattedCitation":"Sinha, Macaluso, and Klusch (2025)","previouslyFormattedCitation":"Sinha, Macaluso, and Klusch (2025)"},"properties":{"noteIndex":0},"schema":"https://github.com/citation-style-language/schema/raw/master/csl-citation.json"}</w:instrText>
+        <w:instrText xml:space="preserve">ADDIN CSL_CITATION {"citationID":"MENDELEY_CITATION_219","citationItems":[{"id":"ITEM-219","isTemporary":false,"itemData":{"DOI":"10.1007/s42484-024-00226-4","author":[{"family":"Sinha","given":"Akash"},{"family":"Macaluso","given":"Antonio"},{"family":"Klusch","given":"Matthias"}],"container-title":"Quantum Machine Intelligence","id":"Sinha2023","issued":{"date-parts":[[2025]]},"page":"19","publisher":"Springer","title":"Nav-Q: Quantum deep reinforcement learning for collision-free navigation of self-driving cars","title-short":"Nav-Q","type":"article-journal","volume":"7"},"suppress-author":false}],"isEdited":false,"manualOverride":{"citeprocText":"Sinha, Macaluso, and Klusch (2025)","isManuallyOverridden":false,"manualOverrideText":""},"mendeley":{"formattedCitation":"Sinha, Macaluso, and Klusch (2025)","plainTextFormattedCitation":"Sinha, Macaluso, and Klusch (2025)","previouslyFormattedCitation":"Sinha, Macaluso, and Klusch (2025)"},"properties":{"noteIndex":0},"schema":"https://github.com/citation-style-language/schema/raw/master/csl-citation.json"}</w:instrText>
       </w:r>
       <w:r>
         <w:fldChar w:fldCharType="separate"/>
@@ -11342,7 +11532,7 @@
         <w:fldChar w:fldCharType="begin"/>
       </w:r>
       <w:r>
-        <w:instrText xml:space="preserve">ADDIN CSL_CITATION {"citationID":"MENDELEY_CITATION_207","citationItems":[{"id":"ITEM-207","isTemporary":false,"itemData":{"URL":"https://arxiv.org/abs/2212.11681","author":[{"family":"Acuto","given":"Alberto"},{"family":"Barillà","given":"Paola"},{"family":"Bozzolo","given":"Ludovico"},{"family":"Conterno","given":"Matteo"},{"family":"Pavese","given":"Mattia"},{"family":"Policicchio","given":"Antonio"}],"id":"Acuto2022","issued":{"date-parts":[[2022]]},"title":"Variational quantum soft actor-critic for robotic arm control","type":""},"suppress-author":false}],"isEdited":false,"manualOverride":{"citeprocText":"Acuto et al. (2022)","isManuallyOverridden":false,"manualOverrideText":""},"mendeley":{"formattedCitation":"Acuto et al. (2022)","plainTextFormattedCitation":"Acuto et al. (2022)","previouslyFormattedCitation":"Acuto et al. (2022)"},"properties":{"noteIndex":0},"schema":"https://github.com/citation-style-language/schema/raw/master/csl-citation.json"}</w:instrText>
+        <w:instrText xml:space="preserve">ADDIN CSL_CITATION {"citationID":"MENDELEY_CITATION_220","citationItems":[{"id":"ITEM-220","isTemporary":false,"itemData":{"URL":"https://arxiv.org/abs/2212.11681","author":[{"family":"Acuto","given":"Alberto"},{"family":"Barillà","given":"Paola"},{"family":"Bozzolo","given":"Ludovico"},{"family":"Conterno","given":"Matteo"},{"family":"Pavese","given":"Mattia"},{"family":"Policicchio","given":"Antonio"}],"id":"Acuto2022","issued":{"date-parts":[[2022]]},"title":"Variational quantum soft actor-critic for robotic arm control","type":""},"suppress-author":false}],"isEdited":false,"manualOverride":{"citeprocText":"Acuto et al. (2022)","isManuallyOverridden":false,"manualOverrideText":""},"mendeley":{"formattedCitation":"Acuto et al. (2022)","plainTextFormattedCitation":"Acuto et al. (2022)","previouslyFormattedCitation":"Acuto et al. (2022)"},"properties":{"noteIndex":0},"schema":"https://github.com/citation-style-language/schema/raw/master/csl-citation.json"}</w:instrText>
       </w:r>
       <w:r>
         <w:fldChar w:fldCharType="separate"/>
@@ -11366,7 +11556,7 @@
         <w:fldChar w:fldCharType="begin"/>
       </w:r>
       <w:r>
-        <w:instrText xml:space="preserve">ADDIN CSL_CITATION {"citationID":"MENDELEY_CITATION_208","citationItems":[{"id":"ITEM-208","isTemporary":false,"itemData":{"DOI":"10.48550/arXiv.2509.11388","URL":"https://arxiv.org/abs/2509.11388","author":[{"family":"Lokossou","given":"Romerik"},{"family":"Girma","given":"Birhanu Shimelis"},{"family":"Tonguz","given":"Ozan K."},{"family":"Biyabani","given":"Ahmed"}],"id":"Lokossou2025","issued":{"date-parts":[[2025]]},"title":"Quantum deep reinforcement learning for humanoid robot navigation task","type":""},"suppress-author":false}],"isEdited":false,"manualOverride":{"citeprocText":"Lokossou et al. (2025)","isManuallyOverridden":false,"manualOverrideText":""},"mendeley":{"formattedCitation":"Lokossou et al. (2025)","plainTextFormattedCitation":"Lokossou et al. (2025)","previouslyFormattedCitation":"Lokossou et al. (2025)"},"properties":{"noteIndex":0},"schema":"https://github.com/citation-style-language/schema/raw/master/csl-citation.json"}</w:instrText>
+        <w:instrText xml:space="preserve">ADDIN CSL_CITATION {"citationID":"MENDELEY_CITATION_221","citationItems":[{"id":"ITEM-221","isTemporary":false,"itemData":{"DOI":"10.48550/arXiv.2509.11388","URL":"https://arxiv.org/abs/2509.11388","author":[{"family":"Lokossou","given":"Romerik"},{"family":"Girma","given":"Birhanu Shimelis"},{"family":"Tonguz","given":"Ozan K."},{"family":"Biyabani","given":"Ahmed"}],"id":"Lokossou2025","issued":{"date-parts":[[2025]]},"title":"Quantum deep reinforcement learning for humanoid robot navigation task","type":""},"suppress-author":false}],"isEdited":false,"manualOverride":{"citeprocText":"Lokossou et al. (2025)","isManuallyOverridden":false,"manualOverrideText":""},"mendeley":{"formattedCitation":"Lokossou et al. (2025)","plainTextFormattedCitation":"Lokossou et al. (2025)","previouslyFormattedCitation":"Lokossou et al. (2025)"},"properties":{"noteIndex":0},"schema":"https://github.com/citation-style-language/schema/raw/master/csl-citation.json"}</w:instrText>
       </w:r>
       <w:r>
         <w:fldChar w:fldCharType="separate"/>
@@ -11411,7 +11601,7 @@
         <w:fldChar w:fldCharType="begin"/>
       </w:r>
       <w:r>
-        <w:instrText xml:space="preserve">ADDIN CSL_CITATION {"citationID":"MENDELEY_CITATION_209","citationItems":[{"id":"ITEM-209","isTemporary":false,"itemData":{"author":[{"family":"Park","given":"Chanyoung"},{"family":"Yun","given":"Won Joon"},{"family":"Kim","given":"Jae Pyoung"},{"family":"Rodrigues","given":"Tiago Koketsu"},{"family":"Park","given":"Soohyun"},{"family":"Jung","given":"Soyi"},{"family":"Kim","given":"Joongheon"}],"container-title":"IEEE Internet of Things Journal","id":"Park2023","issue":"22","issued":{"date-parts":[[2023]]},"page":"20033-20048","title":"Quantum multi-agent actor-critic networks for cooperative mobile access in multi-UAV systems","type":"article-journal","volume":"10"},"suppress-author":false}],"isEdited":false,"manualOverride":{"citeprocText":"C. Park et al. (2023)","isManuallyOverridden":false,"manualOverrideText":""},"mendeley":{"formattedCitation":"C. Park et al. (2023)","plainTextFormattedCitation":"C. Park et al. (2023)","previouslyFormattedCitation":"C. Park et al. (2023)"},"properties":{"noteIndex":0},"schema":"https://github.com/citation-style-language/schema/raw/master/csl-citation.json"}</w:instrText>
+        <w:instrText xml:space="preserve">ADDIN CSL_CITATION {"citationID":"MENDELEY_CITATION_222","citationItems":[{"id":"ITEM-222","isTemporary":false,"itemData":{"author":[{"family":"Park","given":"Chanyoung"},{"family":"Yun","given":"Won Joon"},{"family":"Kim","given":"Jae Pyoung"},{"family":"Rodrigues","given":"Tiago Koketsu"},{"family":"Park","given":"Soohyun"},{"family":"Jung","given":"Soyi"},{"family":"Kim","given":"Joongheon"}],"container-title":"IEEE Internet of Things Journal","id":"Park2023","issue":"22","issued":{"date-parts":[[2023]]},"page":"20033-20048","title":"Quantum multi-agent actor-critic networks for cooperative mobile access in multi-UAV systems","type":"article-journal","volume":"10"},"suppress-author":false}],"isEdited":false,"manualOverride":{"citeprocText":"C. Park et al. (2023)","isManuallyOverridden":false,"manualOverrideText":""},"mendeley":{"formattedCitation":"C. Park et al. (2023)","plainTextFormattedCitation":"C. Park et al. (2023)","previouslyFormattedCitation":"C. Park et al. (2023)"},"properties":{"noteIndex":0},"schema":"https://github.com/citation-style-language/schema/raw/master/csl-citation.json"}</w:instrText>
       </w:r>
       <w:r>
         <w:fldChar w:fldCharType="separate"/>
@@ -11435,7 +11625,7 @@
         <w:fldChar w:fldCharType="begin"/>
       </w:r>
       <w:r>
-        <w:instrText xml:space="preserve">ADDIN CSL_CITATION {"citationID":"MENDELEY_CITATION_210","citationItems":[{"id":"ITEM-210","isTemporary":false,"itemData":{"author":[{"family":"Park","given":"Soohyun"},{"family":"Kim","given":"Jae Pyoung"},{"family":"Park","given":"Chanyoung"},{"family":"Jung","given":"Soyi"},{"family":"Kim","given":"Joongheon"}],"container-title":"IEEE Communications Magazine","id":"Park2024","issue":"6","issued":{"date-parts":[[2024]]},"page":"106-112","title":"Quantum multi-agent reinforcement learning for autonomous mobility cooperation","type":"article-journal","volume":"62"},"suppress-author":false}],"isEdited":false,"manualOverride":{"citeprocText":"S. Park et al. (2024)","isManuallyOverridden":false,"manualOverrideText":""},"mendeley":{"formattedCitation":"S. Park et al. (2024)","plainTextFormattedCitation":"S. Park et al. (2024)","previouslyFormattedCitation":"S. Park et al. (2024)"},"properties":{"noteIndex":0},"schema":"https://github.com/citation-style-language/schema/raw/master/csl-citation.json"}</w:instrText>
+        <w:instrText xml:space="preserve">ADDIN CSL_CITATION {"citationID":"MENDELEY_CITATION_223","citationItems":[{"id":"ITEM-223","isTemporary":false,"itemData":{"author":[{"family":"Park","given":"Soohyun"},{"family":"Kim","given":"Jae Pyoung"},{"family":"Park","given":"Chanyoung"},{"family":"Jung","given":"Soyi"},{"family":"Kim","given":"Joongheon"}],"container-title":"IEEE Communications Magazine","id":"Park2024","issue":"6","issued":{"date-parts":[[2024]]},"page":"106-112","title":"Quantum multi-agent reinforcement learning for autonomous mobility cooperation","type":"article-journal","volume":"62"},"suppress-author":false}],"isEdited":false,"manualOverride":{"citeprocText":"S. Park et al. (2024)","isManuallyOverridden":false,"manualOverrideText":""},"mendeley":{"formattedCitation":"S. Park et al. (2024)","plainTextFormattedCitation":"S. Park et al. (2024)","previouslyFormattedCitation":"S. Park et al. (2024)"},"properties":{"noteIndex":0},"schema":"https://github.com/citation-style-language/schema/raw/master/csl-citation.json"}</w:instrText>
       </w:r>
       <w:r>
         <w:fldChar w:fldCharType="separate"/>
@@ -11486,7 +11676,7 @@
         <w:fldChar w:fldCharType="begin"/>
       </w:r>
       <w:r>
-        <w:instrText xml:space="preserve">ADDIN CSL_CITATION {"citationID":"MENDELEY_CITATION_211","citationItems":[{"id":"ITEM-211","isTemporary":false,"itemData":{"URL":"https://arxiv.org/abs/2508.01690","author":[{"family":"Sun","given":"Yize"},{"family":"Hagog","given":"Mohamad"},{"family":"Weber","given":"Marc"},{"family":"Hein","given":"Daniel"},{"family":"Udluft","given":"Steffen"},{"family":"Tresp","given":"Volker"},{"family":"Ma","given":"Yunpu"}],"id":"Sun2025","issued":{"date-parts":[[2025]]},"note":"QML@QCE 2025 workshop","title":"First experience with real-time control using simulated VQC-based quantum policies","type":""},"suppress-author":false}],"isEdited":false,"manualOverride":{"citeprocText":"Sun et al. (2025)","isManuallyOverridden":false,"manualOverrideText":""},"mendeley":{"formattedCitation":"Sun et al. (2025)","plainTextFormattedCitation":"Sun et al. (2025)","previouslyFormattedCitation":"Sun et al. (2025)"},"properties":{"noteIndex":0},"schema":"https://github.com/citation-style-language/schema/raw/master/csl-citation.json"}</w:instrText>
+        <w:instrText xml:space="preserve">ADDIN CSL_CITATION {"citationID":"MENDELEY_CITATION_224","citationItems":[{"id":"ITEM-224","isTemporary":false,"itemData":{"URL":"https://arxiv.org/abs/2508.01690","author":[{"family":"Sun","given":"Yize"},{"family":"Hagog","given":"Mohamad"},{"family":"Weber","given":"Marc"},{"family":"Hein","given":"Daniel"},{"family":"Udluft","given":"Steffen"},{"family":"Tresp","given":"Volker"},{"family":"Ma","given":"Yunpu"}],"id":"Sun2025","issued":{"date-parts":[[2025]]},"note":"QML@QCE 2025 workshop","title":"First experience with real-time control using simulated VQC-based quantum policies","type":""},"suppress-author":false}],"isEdited":false,"manualOverride":{"citeprocText":"Sun et al. (2025)","isManuallyOverridden":false,"manualOverrideText":""},"mendeley":{"formattedCitation":"Sun et al. (2025)","plainTextFormattedCitation":"Sun et al. (2025)","previouslyFormattedCitation":"Sun et al. (2025)"},"properties":{"noteIndex":0},"schema":"https://github.com/citation-style-language/schema/raw/master/csl-citation.json"}</w:instrText>
       </w:r>
       <w:r>
         <w:fldChar w:fldCharType="separate"/>
@@ -11510,7 +11700,7 @@
         <w:fldChar w:fldCharType="begin"/>
       </w:r>
       <w:r>
-        <w:instrText xml:space="preserve">ADDIN CSL_CITATION {"citationID":"MENDELEY_CITATION_212","citationItems":[{"id":"ITEM-212","isTemporary":false,"itemData":{"URL":"https://arxiv.org/abs/2605.01716","author":[{"family":"Ngo","given":"Nguyen Truong Thu"},{"family":"Mehtola","given":"Väinö"},{"family":"Lenssen","given":"Jérome"},{"family":"Wang","given":"Peiyong"},{"family":"Cosco","given":"Francesco"},{"family":"Lu","given":"Tien-Fu"},{"family":"Quach","given":"James Q."}],"id":"Ngo2026","issued":{"date-parts":[[2026]]},"title":"Towards real-time control of a CartPole system on a quantum computer","type":""},"suppress-author":false}],"isEdited":false,"manualOverride":{"citeprocText":"Ngo et al. (2026)","isManuallyOverridden":false,"manualOverrideText":""},"mendeley":{"formattedCitation":"Ngo et al. (2026)","plainTextFormattedCitation":"Ngo et al. (2026)","previouslyFormattedCitation":"Ngo et al. (2026)"},"properties":{"noteIndex":0},"schema":"https://github.com/citation-style-language/schema/raw/master/csl-citation.json"}</w:instrText>
+        <w:instrText xml:space="preserve">ADDIN CSL_CITATION {"citationID":"MENDELEY_CITATION_225","citationItems":[{"id":"ITEM-225","isTemporary":false,"itemData":{"URL":"https://arxiv.org/abs/2605.01716","author":[{"family":"Ngo","given":"Nguyen Truong Thu"},{"family":"Mehtola","given":"Väinö"},{"family":"Lenssen","given":"Jérome"},{"family":"Wang","given":"Peiyong"},{"family":"Cosco","given":"Francesco"},{"family":"Lu","given":"Tien-Fu"},{"family":"Quach","given":"James Q."}],"id":"Ngo2026","issued":{"date-parts":[[2026]]},"title":"Towards real-time control of a CartPole system on a quantum computer","type":""},"suppress-author":false}],"isEdited":false,"manualOverride":{"citeprocText":"Ngo et al. (2026)","isManuallyOverridden":false,"manualOverrideText":""},"mendeley":{"formattedCitation":"Ngo et al. (2026)","plainTextFormattedCitation":"Ngo et al. (2026)","previouslyFormattedCitation":"Ngo et al. (2026)"},"properties":{"noteIndex":0},"schema":"https://github.com/citation-style-language/schema/raw/master/csl-citation.json"}</w:instrText>
       </w:r>
       <w:r>
         <w:fldChar w:fldCharType="separate"/>
@@ -11555,7 +11745,7 @@
         <w:fldChar w:fldCharType="begin"/>
       </w:r>
       <w:r>
-        <w:instrText xml:space="preserve">ADDIN CSL_CITATION {"citationID":"MENDELEY_CITATION_213","citationItems":[{"id":"ITEM-213","isTemporary":false,"itemData":{"URL":"https://arxiv.org/abs/2605.20801","author":[{"family":"Altrabulsi","given":"Mohamed Khair"},{"family":"Innan","given":"Nouhaila"},{"family":"Marchisio","given":"Alberto"},{"family":"Kashif","given":"Muhammad"},{"family":"Shafique","given":"Muhammad"}],"id":"Altrabulsi2026","issued":{"date-parts":[[2026]]},"title":"Q-SpiRL: Quantum spiking reinforcement learning for adaptive robot navigation","title-short":"Q-SpiRL","type":""},"suppress-author":false}],"isEdited":false,"manualOverride":{"citeprocText":"Altrabulsi et al. (2026)","isManuallyOverridden":false,"manualOverrideText":""},"mendeley":{"formattedCitation":"Altrabulsi et al. (2026)","plainTextFormattedCitation":"Altrabulsi et al. (2026)","previouslyFormattedCitation":"Altrabulsi et al. (2026)"},"properties":{"noteIndex":0},"schema":"https://github.com/citation-style-language/schema/raw/master/csl-citation.json"}</w:instrText>
+        <w:instrText xml:space="preserve">ADDIN CSL_CITATION {"citationID":"MENDELEY_CITATION_226","citationItems":[{"id":"ITEM-226","isTemporary":false,"itemData":{"URL":"https://arxiv.org/abs/2605.20801","author":[{"family":"Altrabulsi","given":"Mohamed Khair"},{"family":"Innan","given":"Nouhaila"},{"family":"Marchisio","given":"Alberto"},{"family":"Kashif","given":"Muhammad"},{"family":"Shafique","given":"Muhammad"}],"id":"Altrabulsi2026","issued":{"date-parts":[[2026]]},"title":"Q-SpiRL: Quantum spiking reinforcement learning for adaptive robot navigation","title-short":"Q-SpiRL","type":""},"suppress-author":false}],"isEdited":false,"manualOverride":{"citeprocText":"Altrabulsi et al. (2026)","isManuallyOverridden":false,"manualOverrideText":""},"mendeley":{"formattedCitation":"Altrabulsi et al. (2026)","plainTextFormattedCitation":"Altrabulsi et al. (2026)","previouslyFormattedCitation":"Altrabulsi et al. (2026)"},"properties":{"noteIndex":0},"schema":"https://github.com/citation-style-language/schema/raw/master/csl-citation.json"}</w:instrText>
       </w:r>
       <w:r>
         <w:fldChar w:fldCharType="separate"/>
@@ -11602,7 +11792,7 @@
         <w:fldChar w:fldCharType="begin"/>
       </w:r>
       <w:r>
-        <w:instrText xml:space="preserve">ADDIN CSL_CITATION {"citationID":"MENDELEY_CITATION_214","citationItems":[{"id":"ITEM-214","isTemporary":false,"itemData":{"DOI":"10.1007/s42044-025-00306-z","author":[{"family":"Taghavi","given":"Mazyar"},{"family":"Farnoosh","given":"Rahman"}],"container-title":"Iran Journal of Computer Science","id":"Taghavi2025","issue":"4","issued":{"date-parts":[[2025]]},"page":"2139-2155","publisher":"Springer","title":"Quantum computing and neuromorphic computing for safe, reliable, and explainable multi-agent reinforcement learning: Optimal control in autonomous robotics","title-short":"Quantum computing and neuromorphic computing for safe, reliable, and explainable multi-agent reinforcement learning","type":"article-journal","volume":"8"},"suppress-author":false}],"isEdited":false,"manualOverride":{"citeprocText":"Taghavi and Farnoosh (2025)","isManuallyOverridden":false,"manualOverrideText":""},"mendeley":{"formattedCitation":"Taghavi and Farnoosh (2025)","plainTextFormattedCitation":"Taghavi and Farnoosh (2025)","previouslyFormattedCitation":"Taghavi and Farnoosh (2025)"},"properties":{"noteIndex":0},"schema":"https://github.com/citation-style-language/schema/raw/master/csl-citation.json"}</w:instrText>
+        <w:instrText xml:space="preserve">ADDIN CSL_CITATION {"citationID":"MENDELEY_CITATION_227","citationItems":[{"id":"ITEM-227","isTemporary":false,"itemData":{"DOI":"10.1007/s42044-025-00306-z","author":[{"family":"Taghavi","given":"Mazyar"},{"family":"Farnoosh","given":"Rahman"}],"container-title":"Iran Journal of Computer Science","id":"Taghavi2025","issue":"4","issued":{"date-parts":[[2025]]},"page":"2139-2155","publisher":"Springer","title":"Quantum computing and neuromorphic computing for safe, reliable, and explainable multi-agent reinforcement learning: Optimal control in autonomous robotics","title-short":"Quantum computing and neuromorphic computing for safe, reliable, and explainable multi-agent reinforcement learning","type":"article-journal","volume":"8"},"suppress-author":false}],"isEdited":false,"manualOverride":{"citeprocText":"Taghavi and Farnoosh (2025)","isManuallyOverridden":false,"manualOverrideText":""},"mendeley":{"formattedCitation":"Taghavi and Farnoosh (2025)","plainTextFormattedCitation":"Taghavi and Farnoosh (2025)","previouslyFormattedCitation":"Taghavi and Farnoosh (2025)"},"properties":{"noteIndex":0},"schema":"https://github.com/citation-style-language/schema/raw/master/csl-citation.json"}</w:instrText>
       </w:r>
       <w:r>
         <w:fldChar w:fldCharType="separate"/>
@@ -11664,7 +11854,7 @@
         <w:fldChar w:fldCharType="begin"/>
       </w:r>
       <w:r>
-        <w:instrText xml:space="preserve">ADDIN CSL_CITATION {"citationID":"MENDELEY_CITATION_218","citationItems":[{"id":"ITEM-215","isTemporary":false,"itemData":{"DOI":"10.1109/ACCESS.2024.3417808","author":[{"family":"Hohenfeld","given":"Hans"},{"family":"Heimann","given":"Dirk"},{"family":"Wiebe","given":"Felix"},{"family":"Kirchner","given":"Frank"}],"container-title":"IEEE Access","id":"Hohenfeld2024","issued":{"date-parts":[[2024]]},"page":"87217-87236","publisher":"IEEE","title":"Quantum deep reinforcement learning for robot navigation tasks","type":"article-journal","volume":"12"}},{"id":"ITEM-216","isTemporary":false,"itemData":{"URL":"https://arxiv.org/abs/2212.11681","author":[{"family":"Acuto","given":"Alberto"},{"family":"Barillà","given":"Paola"},{"family":"Bozzolo","given":"Ludovico"},{"family":"Conterno","given":"Matteo"},{"family":"Pavese","given":"Mattia"},{"family":"Policicchio","given":"Antonio"}],"id":"Acuto2022","issued":{"date-parts":[[2022]]},"title":"Variational quantum soft actor-critic for robotic arm control","type":""}},{"id":"ITEM-217","isTemporary":false,"itemData":{"DOI":"10.5220/0013371800003890","ISBN":"978-989-758-737-5","author":[{"family":"Drăgan","given":"Theodora-Augustina"},{"family":"Künzner","given":"Alexander"},{"family":"Wille","given":"Robert"},{"family":"Lorenz","given":"Jeanette Miriam"}],"container-title":"Proceedings of the 17th international conference on agents and artificial intelligence (ICAART 2025)","id":"Dragan2025","issued":{"date-parts":[[2025]]},"page":"807-814","publisher":"SciTePress","title":"Continuous quantum reinforcement learning for robot navigation","type":"paper-conference","volume":"1"}},{"id":"ITEM-218","isTemporary":false,"itemData":{"DOI":"10.48550/arXiv.2509.11388","URL":"https://arxiv.org/abs/2509.11388","author":[{"family":"Lokossou","given":"Romerik"},{"family":"Girma","given":"Birhanu Shimelis"},{"family":"Tonguz","given":"Ozan K."},{"family":"Biyabani","given":"Ahmed"}],"id":"Lokossou2025","issued":{"date-parts":[[2025]]},"title":"Quantum deep reinforcement learning for humanoid robot navigation task","type":""}}],"isEdited":false,"manualOverride":{"citeprocText":"(Hohenfeld et al. 2024; Acuto et al. 2022; Drăgan et al. 2025; Lokossou et al. 2025)","isManuallyOverridden":false,"manualOverrideText":""},"mendeley":{"formattedCitation":"(Hohenfeld et al. 2024; Acuto et al. 2022; Drăgan et al. 2025; Lokossou et al. 2025)","plainTextFormattedCitation":"(Hohenfeld et al. 2024; Acuto et al. 2022; Drăgan et al. 2025; Lokossou et al. 2025)","previouslyFormattedCitation":"(Hohenfeld et al. 2024; Acuto et al. 2022; Drăgan et al. 2025; Lokossou et al. 2025)"},"properties":{"noteIndex":0},"schema":"https://github.com/citation-style-language/schema/raw/master/csl-citation.json"}</w:instrText>
+        <w:instrText xml:space="preserve">ADDIN CSL_CITATION {"citationID":"MENDELEY_CITATION_231","citationItems":[{"id":"ITEM-228","isTemporary":false,"itemData":{"DOI":"10.1109/ACCESS.2024.3417808","author":[{"family":"Hohenfeld","given":"Hans"},{"family":"Heimann","given":"Dirk"},{"family":"Wiebe","given":"Felix"},{"family":"Kirchner","given":"Frank"}],"container-title":"IEEE Access","id":"Hohenfeld2024","issued":{"date-parts":[[2024]]},"page":"87217-87236","publisher":"IEEE","title":"Quantum deep reinforcement learning for robot navigation tasks","type":"article-journal","volume":"12"}},{"id":"ITEM-229","isTemporary":false,"itemData":{"URL":"https://arxiv.org/abs/2212.11681","author":[{"family":"Acuto","given":"Alberto"},{"family":"Barillà","given":"Paola"},{"family":"Bozzolo","given":"Ludovico"},{"family":"Conterno","given":"Matteo"},{"family":"Pavese","given":"Mattia"},{"family":"Policicchio","given":"Antonio"}],"id":"Acuto2022","issued":{"date-parts":[[2022]]},"title":"Variational quantum soft actor-critic for robotic arm control","type":""}},{"id":"ITEM-230","isTemporary":false,"itemData":{"DOI":"10.5220/0013371800003890","ISBN":"978-989-758-737-5","author":[{"family":"Drăgan","given":"Theodora-Augustina"},{"family":"Künzner","given":"Alexander"},{"family":"Wille","given":"Robert"},{"family":"Lorenz","given":"Jeanette Miriam"}],"container-title":"Proceedings of the 17th international conference on agents and artificial intelligence (ICAART 2025)","id":"Dragan2025","issued":{"date-parts":[[2025]]},"page":"807-814","publisher":"SciTePress","title":"Continuous quantum reinforcement learning for robot navigation","type":"paper-conference","volume":"1"}},{"id":"ITEM-231","isTemporary":false,"itemData":{"DOI":"10.48550/arXiv.2509.11388","URL":"https://arxiv.org/abs/2509.11388","author":[{"family":"Lokossou","given":"Romerik"},{"family":"Girma","given":"Birhanu Shimelis"},{"family":"Tonguz","given":"Ozan K."},{"family":"Biyabani","given":"Ahmed"}],"id":"Lokossou2025","issued":{"date-parts":[[2025]]},"title":"Quantum deep reinforcement learning for humanoid robot navigation task","type":""}}],"isEdited":false,"manualOverride":{"citeprocText":"(Hohenfeld et al. 2024; Acuto et al. 2022; Drăgan et al. 2025; Lokossou et al. 2025)","isManuallyOverridden":false,"manualOverrideText":""},"mendeley":{"formattedCitation":"(Hohenfeld et al. 2024; Acuto et al. 2022; Drăgan et al. 2025; Lokossou et al. 2025)","plainTextFormattedCitation":"(Hohenfeld et al. 2024; Acuto et al. 2022; Drăgan et al. 2025; Lokossou et al. 2025)","previouslyFormattedCitation":"(Hohenfeld et al. 2024; Acuto et al. 2022; Drăgan et al. 2025; Lokossou et al. 2025)"},"properties":{"noteIndex":0},"schema":"https://github.com/citation-style-language/schema/raw/master/csl-citation.json"}</w:instrText>
       </w:r>
       <w:r>
         <w:fldChar w:fldCharType="separate"/>
@@ -11682,7 +11872,7 @@
         <w:fldChar w:fldCharType="begin"/>
       </w:r>
       <w:r>
-        <w:instrText xml:space="preserve">ADDIN CSL_CITATION {"citationID":"MENDELEY_CITATION_219","citationItems":[{"id":"ITEM-219","isTemporary":false,"itemData":{"DOI":"10.1007/s42484-024-00226-4","author":[{"family":"Sinha","given":"Akash"},{"family":"Macaluso","given":"Antonio"},{"family":"Klusch","given":"Matthias"}],"container-title":"Quantum Machine Intelligence","id":"Sinha2023","issued":{"date-parts":[[2025]]},"page":"19","publisher":"Springer","title":"Nav-Q: Quantum deep reinforcement learning for collision-free navigation of self-driving cars","title-short":"Nav-Q","type":"article-journal","volume":"7"}}],"isEdited":false,"manualOverride":{"citeprocText":"(Sinha, Macaluso, and Klusch 2025)","isManuallyOverridden":false,"manualOverrideText":""},"mendeley":{"formattedCitation":"(Sinha, Macaluso, and Klusch 2025)","plainTextFormattedCitation":"(Sinha, Macaluso, and Klusch 2025)","previouslyFormattedCitation":"(Sinha, Macaluso, and Klusch 2025)"},"properties":{"noteIndex":0},"schema":"https://github.com/citation-style-language/schema/raw/master/csl-citation.json"}</w:instrText>
+        <w:instrText xml:space="preserve">ADDIN CSL_CITATION {"citationID":"MENDELEY_CITATION_232","citationItems":[{"id":"ITEM-232","isTemporary":false,"itemData":{"DOI":"10.1007/s42484-024-00226-4","author":[{"family":"Sinha","given":"Akash"},{"family":"Macaluso","given":"Antonio"},{"family":"Klusch","given":"Matthias"}],"container-title":"Quantum Machine Intelligence","id":"Sinha2023","issued":{"date-parts":[[2025]]},"page":"19","publisher":"Springer","title":"Nav-Q: Quantum deep reinforcement learning for collision-free navigation of self-driving cars","title-short":"Nav-Q","type":"article-journal","volume":"7"}}],"isEdited":false,"manualOverride":{"citeprocText":"(Sinha, Macaluso, and Klusch 2025)","isManuallyOverridden":false,"manualOverrideText":""},"mendeley":{"formattedCitation":"(Sinha, Macaluso, and Klusch 2025)","plainTextFormattedCitation":"(Sinha, Macaluso, and Klusch 2025)","previouslyFormattedCitation":"(Sinha, Macaluso, and Klusch 2025)"},"properties":{"noteIndex":0},"schema":"https://github.com/citation-style-language/schema/raw/master/csl-citation.json"}</w:instrText>
       </w:r>
       <w:r>
         <w:fldChar w:fldCharType="separate"/>
@@ -11700,7 +11890,7 @@
         <w:fldChar w:fldCharType="begin"/>
       </w:r>
       <w:r>
-        <w:instrText xml:space="preserve">ADDIN CSL_CITATION {"citationID":"MENDELEY_CITATION_221","citationItems":[{"id":"ITEM-220","isTemporary":false,"itemData":{"DOI":"10.1109/ACCESS.2024.3417808","author":[{"family":"Hohenfeld","given":"Hans"},{"family":"Heimann","given":"Dirk"},{"family":"Wiebe","given":"Felix"},{"family":"Kirchner","given":"Frank"}],"container-title":"IEEE Access","id":"Hohenfeld2024","issued":{"date-parts":[[2024]]},"page":"87217-87236","publisher":"IEEE","title":"Quantum deep reinforcement learning for robot navigation tasks","type":"article-journal","volume":"12"}},{"id":"ITEM-221","isTemporary":false,"itemData":{"DOI":"10.5220/0013371800003890","ISBN":"978-989-758-737-5","author":[{"family":"Drăgan","given":"Theodora-Augustina"},{"family":"Künzner","given":"Alexander"},{"family":"Wille","given":"Robert"},{"family":"Lorenz","given":"Jeanette Miriam"}],"container-title":"Proceedings of the 17th international conference on agents and artificial intelligence (ICAART 2025)","id":"Dragan2025","issued":{"date-parts":[[2025]]},"page":"807-814","publisher":"SciTePress","title":"Continuous quantum reinforcement learning for robot navigation","type":"paper-conference","volume":"1"}}],"isEdited":false,"manualOverride":{"citeprocText":"(Hohenfeld et al. 2024; Drăgan et al. 2025)","isManuallyOverridden":false,"manualOverrideText":""},"mendeley":{"formattedCitation":"(Hohenfeld et al. 2024; Drăgan et al. 2025)","plainTextFormattedCitation":"(Hohenfeld et al. 2024; Drăgan et al. 2025)","previouslyFormattedCitation":"(Hohenfeld et al. 2024; Drăgan et al. 2025)"},"properties":{"noteIndex":0},"schema":"https://github.com/citation-style-language/schema/raw/master/csl-citation.json"}</w:instrText>
+        <w:instrText xml:space="preserve">ADDIN CSL_CITATION {"citationID":"MENDELEY_CITATION_234","citationItems":[{"id":"ITEM-233","isTemporary":false,"itemData":{"DOI":"10.1109/ACCESS.2024.3417808","author":[{"family":"Hohenfeld","given":"Hans"},{"family":"Heimann","given":"Dirk"},{"family":"Wiebe","given":"Felix"},{"family":"Kirchner","given":"Frank"}],"container-title":"IEEE Access","id":"Hohenfeld2024","issued":{"date-parts":[[2024]]},"page":"87217-87236","publisher":"IEEE","title":"Quantum deep reinforcement learning for robot navigation tasks","type":"article-journal","volume":"12"}},{"id":"ITEM-234","isTemporary":false,"itemData":{"DOI":"10.5220/0013371800003890","ISBN":"978-989-758-737-5","author":[{"family":"Drăgan","given":"Theodora-Augustina"},{"family":"Künzner","given":"Alexander"},{"family":"Wille","given":"Robert"},{"family":"Lorenz","given":"Jeanette Miriam"}],"container-title":"Proceedings of the 17th international conference on agents and artificial intelligence (ICAART 2025)","id":"Dragan2025","issued":{"date-parts":[[2025]]},"page":"807-814","publisher":"SciTePress","title":"Continuous quantum reinforcement learning for robot navigation","type":"paper-conference","volume":"1"}}],"isEdited":false,"manualOverride":{"citeprocText":"(Hohenfeld et al. 2024; Drăgan et al. 2025)","isManuallyOverridden":false,"manualOverrideText":""},"mendeley":{"formattedCitation":"(Hohenfeld et al. 2024; Drăgan et al. 2025)","plainTextFormattedCitation":"(Hohenfeld et al. 2024; Drăgan et al. 2025)","previouslyFormattedCitation":"(Hohenfeld et al. 2024; Drăgan et al. 2025)"},"properties":{"noteIndex":0},"schema":"https://github.com/citation-style-language/schema/raw/master/csl-citation.json"}</w:instrText>
       </w:r>
       <w:r>
         <w:fldChar w:fldCharType="separate"/>
@@ -11718,7 +11908,7 @@
         <w:fldChar w:fldCharType="begin"/>
       </w:r>
       <w:r>
-        <w:instrText xml:space="preserve">ADDIN CSL_CITATION {"citationID":"MENDELEY_CITATION_222","citationItems":[{"id":"ITEM-222","isTemporary":false,"itemData":{"URL":"https://proceedings.neurips.cc/paper/2021/hash/eec96a7f788e88184c0e713456026f3f-Abstract.html","author":[{"family":"Jerbi","given":"Sofiene"},{"family":"Gyurik","given":"Casper F. S."},{"family":"Marshall","given":"Simon C."},{"family":"Briegel","given":"Hans J."},{"family":"Dunjko","given":"Vedran"}],"container-title":"Advances in neural information processing systems","id":"Jerbi2021","issued":{"date-parts":[[2021]]},"page":"28362-28375","title":"Parametrized quantum policies for reinforcement learning","type":"paper-conference","volume":"34"}}],"isEdited":false,"manualOverride":{"citeprocText":"(Jerbi et al. 2021)","isManuallyOverridden":false,"manualOverrideText":""},"mendeley":{"formattedCitation":"(Jerbi et al. 2021)","plainTextFormattedCitation":"(Jerbi et al. 2021)","previouslyFormattedCitation":"(Jerbi et al. 2021)"},"properties":{"noteIndex":0},"schema":"https://github.com/citation-style-language/schema/raw/master/csl-citation.json"}</w:instrText>
+        <w:instrText xml:space="preserve">ADDIN CSL_CITATION {"citationID":"MENDELEY_CITATION_235","citationItems":[{"id":"ITEM-235","isTemporary":false,"itemData":{"URL":"https://proceedings.neurips.cc/paper/2021/hash/eec96a7f788e88184c0e713456026f3f-Abstract.html","author":[{"family":"Jerbi","given":"Sofiene"},{"family":"Gyurik","given":"Casper F. S."},{"family":"Marshall","given":"Simon C."},{"family":"Briegel","given":"Hans J."},{"family":"Dunjko","given":"Vedran"}],"container-title":"Advances in neural information processing systems","id":"Jerbi2021","issued":{"date-parts":[[2021]]},"page":"28362-28375","title":"Parametrized quantum policies for reinforcement learning","type":"paper-conference","volume":"34"}}],"isEdited":false,"manualOverride":{"citeprocText":"(Jerbi et al. 2021)","isManuallyOverridden":false,"manualOverrideText":""},"mendeley":{"formattedCitation":"(Jerbi et al. 2021)","plainTextFormattedCitation":"(Jerbi et al. 2021)","previouslyFormattedCitation":"(Jerbi et al. 2021)"},"properties":{"noteIndex":0},"schema":"https://github.com/citation-style-language/schema/raw/master/csl-citation.json"}</w:instrText>
       </w:r>
       <w:r>
         <w:fldChar w:fldCharType="separate"/>
@@ -11762,7 +11952,7 @@
         <w:fldChar w:fldCharType="begin"/>
       </w:r>
       <w:r>
-        <w:instrText xml:space="preserve">ADDIN CSL_CITATION {"citationID":"MENDELEY_CITATION_224","citationItems":[{"id":"ITEM-223","isTemporary":false,"itemData":{"DOI":"10.1038/s41586-019-0980-2","author":[{"family":"Havlíček","given":"Vojtěch"},{"family":"Córcoles","given":"Antonio D."},{"family":"Temme","given":"Kristan"},{"family":"Harrow","given":"Aram W."},{"family":"Kandala","given":"Abhinav"},{"family":"Chow","given":"Jerry M."},{"family":"Gambetta","given":"Jay M."}],"container-title":"Nature","id":"Havlicek2019","issue":"7747","issued":{"date-parts":[[2019]]},"page":"209-212","publisher":"Nature Publishing Group","title":"Supervised learning with quantum-enhanced feature spaces","type":"article-journal","volume":"567"}},{"id":"ITEM-224","isTemporary":false,"itemData":{"URL":"https://arxiv.org/abs/1802.06002","author":[{"family":"Farhi","given":"Edward"},{"family":"Neven","given":"Hartmut"}],"id":"Farhi2018","issued":{"date-parts":[[2018]]},"title":"Classification with quantum neural networks on near term processors","type":""}}],"isEdited":false,"manualOverride":{"citeprocText":"(Havlíček et al. 2019; Farhi and Neven 2018)","isManuallyOverridden":false,"manualOverrideText":""},"mendeley":{"formattedCitation":"(Havlíček et al. 2019; Farhi and Neven 2018)","plainTextFormattedCitation":"(Havlíček et al. 2019; Farhi and Neven 2018)","previouslyFormattedCitation":"(Havlíček et al. 2019; Farhi and Neven 2018)"},"properties":{"noteIndex":0},"schema":"https://github.com/citation-style-language/schema/raw/master/csl-citation.json"}</w:instrText>
+        <w:instrText xml:space="preserve">ADDIN CSL_CITATION {"citationID":"MENDELEY_CITATION_237","citationItems":[{"id":"ITEM-236","isTemporary":false,"itemData":{"DOI":"10.1038/s41586-019-0980-2","author":[{"family":"Havlíček","given":"Vojtěch"},{"family":"Córcoles","given":"Antonio D."},{"family":"Temme","given":"Kristan"},{"family":"Harrow","given":"Aram W."},{"family":"Kandala","given":"Abhinav"},{"family":"Chow","given":"Jerry M."},{"family":"Gambetta","given":"Jay M."}],"container-title":"Nature","id":"Havlicek2019","issue":"7747","issued":{"date-parts":[[2019]]},"page":"209-212","publisher":"Nature Publishing Group","title":"Supervised learning with quantum-enhanced feature spaces","type":"article-journal","volume":"567"}},{"id":"ITEM-237","isTemporary":false,"itemData":{"URL":"https://arxiv.org/abs/1802.06002","author":[{"family":"Farhi","given":"Edward"},{"family":"Neven","given":"Hartmut"}],"id":"Farhi2018","issued":{"date-parts":[[2018]]},"title":"Classification with quantum neural networks on near term processors","type":""}}],"isEdited":false,"manualOverride":{"citeprocText":"(Havlíček et al. 2019; Farhi and Neven 2018)","isManuallyOverridden":false,"manualOverrideText":""},"mendeley":{"formattedCitation":"(Havlíček et al. 2019; Farhi and Neven 2018)","plainTextFormattedCitation":"(Havlíček et al. 2019; Farhi and Neven 2018)","previouslyFormattedCitation":"(Havlíček et al. 2019; Farhi and Neven 2018)"},"properties":{"noteIndex":0},"schema":"https://github.com/citation-style-language/schema/raw/master/csl-citation.json"}</w:instrText>
       </w:r>
       <w:r>
         <w:fldChar w:fldCharType="separate"/>
@@ -11780,7 +11970,7 @@
         <w:fldChar w:fldCharType="begin"/>
       </w:r>
       <w:r>
-        <w:instrText xml:space="preserve">ADDIN CSL_CITATION {"citationID":"MENDELEY_CITATION_225","citationItems":[{"id":"ITEM-225","isTemporary":false,"itemData":{"DOI":"10.1109/ASE63991.2025.00306","author":[{"family":"Wang","given":"Xinyi"},{"family":"Arcaini","given":"Paolo"},{"family":"Ali","given":"Shaukat"},{"family":"Xu","given":"Qinghua"},{"family":"Peyrucain","given":"Thomas"}],"container-title":"Proceedings of the 40th IEEE/ACM international conference on automated software engineering (ASE)","id":"Wang2025","issued":{"date-parts":[[2025]]},"publisher":"IEEE","title":"Quantum machine learning-based test oracle for autonomous mobile robots","type":"paper-conference"}}],"isEdited":false,"manualOverride":{"citeprocText":"(Xinyi Wang et al. 2025)","isManuallyOverridden":false,"manualOverrideText":""},"mendeley":{"formattedCitation":"(Xinyi Wang et al. 2025)","plainTextFormattedCitation":"(Xinyi Wang et al. 2025)","previouslyFormattedCitation":"(Xinyi Wang et al. 2025)"},"properties":{"noteIndex":0},"schema":"https://github.com/citation-style-language/schema/raw/master/csl-citation.json"}</w:instrText>
+        <w:instrText xml:space="preserve">ADDIN CSL_CITATION {"citationID":"MENDELEY_CITATION_238","citationItems":[{"id":"ITEM-238","isTemporary":false,"itemData":{"DOI":"10.1109/ASE63991.2025.00306","author":[{"family":"Wang","given":"Xinyi"},{"family":"Arcaini","given":"Paolo"},{"family":"Ali","given":"Shaukat"},{"family":"Xu","given":"Qinghua"},{"family":"Peyrucain","given":"Thomas"}],"container-title":"Proceedings of the 40th IEEE/ACM international conference on automated software engineering (ASE)","id":"Wang2025","issued":{"date-parts":[[2025]]},"publisher":"IEEE","title":"Quantum machine learning-based test oracle for autonomous mobile robots","type":"paper-conference"}}],"isEdited":false,"manualOverride":{"citeprocText":"(Xinyi Wang et al. 2025)","isManuallyOverridden":false,"manualOverrideText":""},"mendeley":{"formattedCitation":"(Xinyi Wang et al. 2025)","plainTextFormattedCitation":"(Xinyi Wang et al. 2025)","previouslyFormattedCitation":"(Xinyi Wang et al. 2025)"},"properties":{"noteIndex":0},"schema":"https://github.com/citation-style-language/schema/raw/master/csl-citation.json"}</w:instrText>
       </w:r>
       <w:r>
         <w:fldChar w:fldCharType="separate"/>
@@ -11798,7 +11988,7 @@
         <w:fldChar w:fldCharType="begin"/>
       </w:r>
       <w:r>
-        <w:instrText xml:space="preserve">ADDIN CSL_CITATION {"citationID":"MENDELEY_CITATION_230","citationItems":[{"id":"ITEM-226","isTemporary":false,"itemData":{"DOI":"10.1109/ACCESS.2024.3417808","author":[{"family":"Hohenfeld","given":"Hans"},{"family":"Heimann","given":"Dirk"},{"family":"Wiebe","given":"Felix"},{"family":"Kirchner","given":"Frank"}],"container-title":"IEEE Access","id":"Hohenfeld2024","issued":{"date-parts":[[2024]]},"page":"87217-87236","publisher":"IEEE","title":"Quantum deep reinforcement learning for robot navigation tasks","type":"article-journal","volume":"12"}},{"id":"ITEM-227","isTemporary":false,"itemData":{"DOI":"10.5220/0013371800003890","ISBN":"978-989-758-737-5","author":[{"family":"Drăgan","given":"Theodora-Augustina"},{"family":"Künzner","given":"Alexander"},{"family":"Wille","given":"Robert"},{"family":"Lorenz","given":"Jeanette Miriam"}],"container-title":"Proceedings of the 17th international conference on agents and artificial intelligence (ICAART 2025)","id":"Dragan2025","issued":{"date-parts":[[2025]]},"page":"807-814","publisher":"SciTePress","title":"Continuous quantum reinforcement learning for robot navigation","type":"paper-conference","volume":"1"}},{"id":"ITEM-228","isTemporary":false,"itemData":{"URL":"https://arxiv.org/abs/2212.11681","author":[{"family":"Acuto","given":"Alberto"},{"family":"Barillà","given":"Paola"},{"family":"Bozzolo","given":"Ludovico"},{"family":"Conterno","given":"Matteo"},{"family":"Pavese","given":"Mattia"},{"family":"Policicchio","given":"Antonio"}],"id":"Acuto2022","issued":{"date-parts":[[2022]]},"title":"Variational quantum soft actor-critic for robotic arm control","type":""}},{"id":"ITEM-229","isTemporary":false,"itemData":{"DOI":"10.48550/arXiv.2509.11388","URL":"https://arxiv.org/abs/2509.11388","author":[{"family":"Lokossou","given":"Romerik"},{"family":"Girma","given":"Birhanu Shimelis"},{"family":"Tonguz","given":"Ozan K."},{"family":"Biyabani","given":"Ahmed"}],"id":"Lokossou2025","issued":{"date-parts":[[2025]]},"title":"Quantum deep reinforcement learning for humanoid robot navigation task","type":""}},{"id":"ITEM-230","isTemporary":false,"itemData":{"DOI":"10.1007/s42484-024-00226-4","author":[{"family":"Sinha","given":"Akash"},{"family":"Macaluso","given":"Antonio"},{"family":"Klusch","given":"Matthias"}],"container-title":"Quantum Machine Intelligence","id":"Sinha2023","issued":{"date-parts":[[2025]]},"page":"19","publisher":"Springer","title":"Nav-Q: Quantum deep reinforcement learning for collision-free navigation of self-driving cars","title-short":"Nav-Q","type":"article-journal","volume":"7"}}],"isEdited":false,"manualOverride":{"citeprocText":"(Hohenfeld et al. 2024; Drăgan et al. 2025; Acuto et al. 2022; Lokossou et al. 2025; Sinha, Macaluso, and Klusch 2025)","isManuallyOverridden":false,"manualOverrideText":""},"mendeley":{"formattedCitation":"(Hohenfeld et al. 2024; Drăgan et al. 2025; Acuto et al. 2022; Lokossou et al. 2025; Sinha, Macaluso, and Klusch 2025)","plainTextFormattedCitation":"(Hohenfeld et al. 2024; Drăgan et al. 2025; Acuto et al. 2022; Lokossou et al. 2025; Sinha, Macaluso, and Klusch 2025)","previouslyFormattedCitation":"(Hohenfeld et al. 2024; Drăgan et al. 2025; Acuto et al. 2022; Lokossou et al. 2025; Sinha, Macaluso, and Klusch 2025)"},"properties":{"noteIndex":0},"schema":"https://github.com/citation-style-language/schema/raw/master/csl-citation.json"}</w:instrText>
+        <w:instrText xml:space="preserve">ADDIN CSL_CITATION {"citationID":"MENDELEY_CITATION_243","citationItems":[{"id":"ITEM-239","isTemporary":false,"itemData":{"DOI":"10.1109/ACCESS.2024.3417808","author":[{"family":"Hohenfeld","given":"Hans"},{"family":"Heimann","given":"Dirk"},{"family":"Wiebe","given":"Felix"},{"family":"Kirchner","given":"Frank"}],"container-title":"IEEE Access","id":"Hohenfeld2024","issued":{"date-parts":[[2024]]},"page":"87217-87236","publisher":"IEEE","title":"Quantum deep reinforcement learning for robot navigation tasks","type":"article-journal","volume":"12"}},{"id":"ITEM-240","isTemporary":false,"itemData":{"DOI":"10.5220/0013371800003890","ISBN":"978-989-758-737-5","author":[{"family":"Drăgan","given":"Theodora-Augustina"},{"family":"Künzner","given":"Alexander"},{"family":"Wille","given":"Robert"},{"family":"Lorenz","given":"Jeanette Miriam"}],"container-title":"Proceedings of the 17th international conference on agents and artificial intelligence (ICAART 2025)","id":"Dragan2025","issued":{"date-parts":[[2025]]},"page":"807-814","publisher":"SciTePress","title":"Continuous quantum reinforcement learning for robot navigation","type":"paper-conference","volume":"1"}},{"id":"ITEM-241","isTemporary":false,"itemData":{"URL":"https://arxiv.org/abs/2212.11681","author":[{"family":"Acuto","given":"Alberto"},{"family":"Barillà","given":"Paola"},{"family":"Bozzolo","given":"Ludovico"},{"family":"Conterno","given":"Matteo"},{"family":"Pavese","given":"Mattia"},{"family":"Policicchio","given":"Antonio"}],"id":"Acuto2022","issued":{"date-parts":[[2022]]},"title":"Variational quantum soft actor-critic for robotic arm control","type":""}},{"id":"ITEM-242","isTemporary":false,"itemData":{"DOI":"10.48550/arXiv.2509.11388","URL":"https://arxiv.org/abs/2509.11388","author":[{"family":"Lokossou","given":"Romerik"},{"family":"Girma","given":"Birhanu Shimelis"},{"family":"Tonguz","given":"Ozan K."},{"family":"Biyabani","given":"Ahmed"}],"id":"Lokossou2025","issued":{"date-parts":[[2025]]},"title":"Quantum deep reinforcement learning for humanoid robot navigation task","type":""}},{"id":"ITEM-243","isTemporary":false,"itemData":{"DOI":"10.1007/s42484-024-00226-4","author":[{"family":"Sinha","given":"Akash"},{"family":"Macaluso","given":"Antonio"},{"family":"Klusch","given":"Matthias"}],"container-title":"Quantum Machine Intelligence","id":"Sinha2023","issued":{"date-parts":[[2025]]},"page":"19","publisher":"Springer","title":"Nav-Q: Quantum deep reinforcement learning for collision-free navigation of self-driving cars","title-short":"Nav-Q","type":"article-journal","volume":"7"}}],"isEdited":false,"manualOverride":{"citeprocText":"(Hohenfeld et al. 2024; Drăgan et al. 2025; Acuto et al. 2022; Lokossou et al. 2025; Sinha, Macaluso, and Klusch 2025)","isManuallyOverridden":false,"manualOverrideText":""},"mendeley":{"formattedCitation":"(Hohenfeld et al. 2024; Drăgan et al. 2025; Acuto et al. 2022; Lokossou et al. 2025; Sinha, Macaluso, and Klusch 2025)","plainTextFormattedCitation":"(Hohenfeld et al. 2024; Drăgan et al. 2025; Acuto et al. 2022; Lokossou et al. 2025; Sinha, Macaluso, and Klusch 2025)","previouslyFormattedCitation":"(Hohenfeld et al. 2024; Drăgan et al. 2025; Acuto et al. 2022; Lokossou et al. 2025; Sinha, Macaluso, and Klusch 2025)"},"properties":{"noteIndex":0},"schema":"https://github.com/citation-style-language/schema/raw/master/csl-citation.json"}</w:instrText>
       </w:r>
       <w:r>
         <w:fldChar w:fldCharType="separate"/>
@@ -11816,7 +12006,7 @@
         <w:fldChar w:fldCharType="begin"/>
       </w:r>
       <w:r>
-        <w:instrText xml:space="preserve">ADDIN CSL_CITATION {"citationID":"MENDELEY_CITATION_231","citationItems":[{"id":"ITEM-231","isTemporary":false,"itemData":{"URL":"https://arxiv.org/abs/2605.20801","author":[{"family":"Altrabulsi","given":"Mohamed Khair"},{"family":"Innan","given":"Nouhaila"},{"family":"Marchisio","given":"Alberto"},{"family":"Kashif","given":"Muhammad"},{"family":"Shafique","given":"Muhammad"}],"id":"Altrabulsi2026","issued":{"date-parts":[[2026]]},"title":"Q-SpiRL: Quantum spiking reinforcement learning for adaptive robot navigation","title-short":"Q-SpiRL","type":""}}],"isEdited":false,"manualOverride":{"citeprocText":"(Altrabulsi et al. 2026)","isManuallyOverridden":false,"manualOverrideText":""},"mendeley":{"formattedCitation":"(Altrabulsi et al. 2026)","plainTextFormattedCitation":"(Altrabulsi et al. 2026)","previouslyFormattedCitation":"(Altrabulsi et al. 2026)"},"properties":{"noteIndex":0},"schema":"https://github.com/citation-style-language/schema/raw/master/csl-citation.json"}</w:instrText>
+        <w:instrText xml:space="preserve">ADDIN CSL_CITATION {"citationID":"MENDELEY_CITATION_244","citationItems":[{"id":"ITEM-244","isTemporary":false,"itemData":{"URL":"https://arxiv.org/abs/2605.20801","author":[{"family":"Altrabulsi","given":"Mohamed Khair"},{"family":"Innan","given":"Nouhaila"},{"family":"Marchisio","given":"Alberto"},{"family":"Kashif","given":"Muhammad"},{"family":"Shafique","given":"Muhammad"}],"id":"Altrabulsi2026","issued":{"date-parts":[[2026]]},"title":"Q-SpiRL: Quantum spiking reinforcement learning for adaptive robot navigation","title-short":"Q-SpiRL","type":""}}],"isEdited":false,"manualOverride":{"citeprocText":"(Altrabulsi et al. 2026)","isManuallyOverridden":false,"manualOverrideText":""},"mendeley":{"formattedCitation":"(Altrabulsi et al. 2026)","plainTextFormattedCitation":"(Altrabulsi et al. 2026)","previouslyFormattedCitation":"(Altrabulsi et al. 2026)"},"properties":{"noteIndex":0},"schema":"https://github.com/citation-style-language/schema/raw/master/csl-citation.json"}</w:instrText>
       </w:r>
       <w:r>
         <w:fldChar w:fldCharType="separate"/>
@@ -11834,7 +12024,7 @@
         <w:fldChar w:fldCharType="begin"/>
       </w:r>
       <w:r>
-        <w:instrText xml:space="preserve">ADDIN CSL_CITATION {"citationID":"MENDELEY_CITATION_232","citationItems":[{"id":"ITEM-232","isTemporary":false,"itemData":{"URL":"https://arxiv.org/abs/2605.01716","author":[{"family":"Ngo","given":"Nguyen Truong Thu"},{"family":"Mehtola","given":"Väinö"},{"family":"Lenssen","given":"Jérome"},{"family":"Wang","given":"Peiyong"},{"family":"Cosco","given":"Francesco"},{"family":"Lu","given":"Tien-Fu"},{"family":"Quach","given":"James Q."}],"id":"Ngo2026","issued":{"date-parts":[[2026]]},"title":"Towards real-time control of a CartPole system on a quantum computer","type":""}}],"isEdited":false,"manualOverride":{"citeprocText":"(Ngo et al. 2026)","isManuallyOverridden":false,"manualOverrideText":""},"mendeley":{"formattedCitation":"(Ngo et al. 2026)","plainTextFormattedCitation":"(Ngo et al. 2026)","previouslyFormattedCitation":"(Ngo et al. 2026)"},"properties":{"noteIndex":0},"schema":"https://github.com/citation-style-language/schema/raw/master/csl-citation.json"}</w:instrText>
+        <w:instrText xml:space="preserve">ADDIN CSL_CITATION {"citationID":"MENDELEY_CITATION_245","citationItems":[{"id":"ITEM-245","isTemporary":false,"itemData":{"URL":"https://arxiv.org/abs/2605.01716","author":[{"family":"Ngo","given":"Nguyen Truong Thu"},{"family":"Mehtola","given":"Väinö"},{"family":"Lenssen","given":"Jérome"},{"family":"Wang","given":"Peiyong"},{"family":"Cosco","given":"Francesco"},{"family":"Lu","given":"Tien-Fu"},{"family":"Quach","given":"James Q."}],"id":"Ngo2026","issued":{"date-parts":[[2026]]},"title":"Towards real-time control of a CartPole system on a quantum computer","type":""}}],"isEdited":false,"manualOverride":{"citeprocText":"(Ngo et al. 2026)","isManuallyOverridden":false,"manualOverrideText":""},"mendeley":{"formattedCitation":"(Ngo et al. 2026)","plainTextFormattedCitation":"(Ngo et al. 2026)","previouslyFormattedCitation":"(Ngo et al. 2026)"},"properties":{"noteIndex":0},"schema":"https://github.com/citation-style-language/schema/raw/master/csl-citation.json"}</w:instrText>
       </w:r>
       <w:r>
         <w:fldChar w:fldCharType="separate"/>
@@ -11852,7 +12042,7 @@
         <w:fldChar w:fldCharType="begin"/>
       </w:r>
       <w:r>
-        <w:instrText xml:space="preserve">ADDIN CSL_CITATION {"citationID":"MENDELEY_CITATION_233","citationItems":[{"id":"ITEM-233","isTemporary":false,"itemData":{"DOI":"10.1109/TMECH.2010.2090896","author":[{"family":"Dong","given":"Daoyi"},{"family":"Chen","given":"Chunlin"},{"family":"Chu","given":"Jian"},{"family":"Tarn","given":"Tzyh-Jong"}],"container-title":"IEEE/ASME Transactions on Mechatronics","id":"Dong2012","issue":"1","issued":{"date-parts":[[2012]]},"page":"86-97","publisher":"IEEE","title":"Robust quantum-inspired reinforcement learning for robot navigation","type":"article-journal","volume":"17"}}],"isEdited":false,"manualOverride":{"citeprocText":"(Dong et al. 2012)","isManuallyOverridden":false,"manualOverrideText":""},"mendeley":{"formattedCitation":"(Dong et al. 2012)","plainTextFormattedCitation":"(Dong et al. 2012)","previouslyFormattedCitation":"(Dong et al. 2012)"},"properties":{"noteIndex":0},"schema":"https://github.com/citation-style-language/schema/raw/master/csl-citation.json"}</w:instrText>
+        <w:instrText xml:space="preserve">ADDIN CSL_CITATION {"citationID":"MENDELEY_CITATION_246","citationItems":[{"id":"ITEM-246","isTemporary":false,"itemData":{"DOI":"10.1109/TMECH.2010.2090896","author":[{"family":"Dong","given":"Daoyi"},{"family":"Chen","given":"Chunlin"},{"family":"Chu","given":"Jian"},{"family":"Tarn","given":"Tzyh-Jong"}],"container-title":"IEEE/ASME Transactions on Mechatronics","id":"Dong2012","issue":"1","issued":{"date-parts":[[2012]]},"page":"86-97","publisher":"IEEE","title":"Robust quantum-inspired reinforcement learning for robot navigation","type":"article-journal","volume":"17"}}],"isEdited":false,"manualOverride":{"citeprocText":"(Dong et al. 2012)","isManuallyOverridden":false,"manualOverrideText":""},"mendeley":{"formattedCitation":"(Dong et al. 2012)","plainTextFormattedCitation":"(Dong et al. 2012)","previouslyFormattedCitation":"(Dong et al. 2012)"},"properties":{"noteIndex":0},"schema":"https://github.com/citation-style-language/schema/raw/master/csl-citation.json"}</w:instrText>
       </w:r>
       <w:r>
         <w:fldChar w:fldCharType="separate"/>
@@ -11873,7 +12063,7 @@
         <w:fldChar w:fldCharType="begin"/>
       </w:r>
       <w:r>
-        <w:instrText xml:space="preserve">ADDIN CSL_CITATION {"citationID":"MENDELEY_CITATION_234","citationItems":[{"id":"ITEM-234","isTemporary":false,"itemData":{"URL":"https://arxiv.org/abs/2508.01690","author":[{"family":"Sun","given":"Yize"},{"family":"Hagog","given":"Mohamad"},{"family":"Weber","given":"Marc"},{"family":"Hein","given":"Daniel"},{"family":"Udluft","given":"Steffen"},{"family":"Tresp","given":"Volker"},{"family":"Ma","given":"Yunpu"}],"id":"Sun2025","issued":{"date-parts":[[2025]]},"note":"QML@QCE 2025 workshop","title":"First experience with real-time control using simulated VQC-based quantum policies","type":""}}],"isEdited":false,"manualOverride":{"citeprocText":"(Sun et al. 2025)","isManuallyOverridden":false,"manualOverrideText":""},"mendeley":{"formattedCitation":"(Sun et al. 2025)","plainTextFormattedCitation":"(Sun et al. 2025)","previouslyFormattedCitation":"(Sun et al. 2025)"},"properties":{"noteIndex":0},"schema":"https://github.com/citation-style-language/schema/raw/master/csl-citation.json"}</w:instrText>
+        <w:instrText xml:space="preserve">ADDIN CSL_CITATION {"citationID":"MENDELEY_CITATION_247","citationItems":[{"id":"ITEM-247","isTemporary":false,"itemData":{"URL":"https://arxiv.org/abs/2508.01690","author":[{"family":"Sun","given":"Yize"},{"family":"Hagog","given":"Mohamad"},{"family":"Weber","given":"Marc"},{"family":"Hein","given":"Daniel"},{"family":"Udluft","given":"Steffen"},{"family":"Tresp","given":"Volker"},{"family":"Ma","given":"Yunpu"}],"id":"Sun2025","issued":{"date-parts":[[2025]]},"note":"QML@QCE 2025 workshop","title":"First experience with real-time control using simulated VQC-based quantum policies","type":""}}],"isEdited":false,"manualOverride":{"citeprocText":"(Sun et al. 2025)","isManuallyOverridden":false,"manualOverrideText":""},"mendeley":{"formattedCitation":"(Sun et al. 2025)","plainTextFormattedCitation":"(Sun et al. 2025)","previouslyFormattedCitation":"(Sun et al. 2025)"},"properties":{"noteIndex":0},"schema":"https://github.com/citation-style-language/schema/raw/master/csl-citation.json"}</w:instrText>
       </w:r>
       <w:r>
         <w:fldChar w:fldCharType="separate"/>
@@ -11918,7 +12108,7 @@
         <w:fldChar w:fldCharType="begin"/>
       </w:r>
       <w:r>
-        <w:instrText xml:space="preserve">ADDIN CSL_CITATION {"citationID":"MENDELEY_CITATION_235","citationItems":[{"id":"ITEM-235","isTemporary":false,"itemData":{"DOI":"10.1177/0278364913495721","author":[{"family":"Kober","given":"Jens"},{"family":"Bagnell","given":"J. Andrew"},{"family":"Peters","given":"Jan"}],"container-title":"The International Journal of Robotics Research","id":"Kober2013","issue":"11","issued":{"date-parts":[[2013]]},"page":"1238-1274","publisher":"SAGE Publications","title":"Reinforcement learning in robotics: A survey","title-short":"Reinforcement learning in robotics","type":"article-journal","volume":"32"}}],"isEdited":false,"manualOverride":{"citeprocText":"(Kober, Bagnell, and Peters 2013)","isManuallyOverridden":false,"manualOverrideText":""},"mendeley":{"formattedCitation":"(Kober, Bagnell, and Peters 2013)","plainTextFormattedCitation":"(Kober, Bagnell, and Peters 2013)","previouslyFormattedCitation":"(Kober, Bagnell, and Peters 2013)"},"properties":{"noteIndex":0},"schema":"https://github.com/citation-style-language/schema/raw/master/csl-citation.json"}</w:instrText>
+        <w:instrText xml:space="preserve">ADDIN CSL_CITATION {"citationID":"MENDELEY_CITATION_248","citationItems":[{"id":"ITEM-248","isTemporary":false,"itemData":{"DOI":"10.1177/0278364913495721","author":[{"family":"Kober","given":"Jens"},{"family":"Bagnell","given":"J. Andrew"},{"family":"Peters","given":"Jan"}],"container-title":"The International Journal of Robotics Research","id":"Kober2013","issue":"11","issued":{"date-parts":[[2013]]},"page":"1238-1274","publisher":"SAGE Publications","title":"Reinforcement learning in robotics: A survey","title-short":"Reinforcement learning in robotics","type":"article-journal","volume":"32"}}],"isEdited":false,"manualOverride":{"citeprocText":"(Kober, Bagnell, and Peters 2013)","isManuallyOverridden":false,"manualOverrideText":""},"mendeley":{"formattedCitation":"(Kober, Bagnell, and Peters 2013)","plainTextFormattedCitation":"(Kober, Bagnell, and Peters 2013)","previouslyFormattedCitation":"(Kober, Bagnell, and Peters 2013)"},"properties":{"noteIndex":0},"schema":"https://github.com/citation-style-language/schema/raw/master/csl-citation.json"}</w:instrText>
       </w:r>
       <w:r>
         <w:fldChar w:fldCharType="separate"/>
@@ -11997,7 +12187,7 @@
         <w:fldChar w:fldCharType="begin"/>
       </w:r>
       <w:r>
-        <w:instrText xml:space="preserve">ADDIN CSL_CITATION {"citationID":"MENDELEY_CITATION_236","citationItems":[{"id":"ITEM-236","isTemporary":false,"itemData":{"DOI":"10.1103/RevModPhys.89.035002","author":[{"family":"Degen","given":"Christian L."},{"family":"Reinhard","given":"F."},{"family":"Cappellaro","given":"Paola"}],"container-title":"Reviews of Modern Physics","id":"Degen2017","issue":"3","issued":{"date-parts":[[2017]]},"page":"035002","title":"Quantum sensing","type":"article-journal","volume":"89"}}],"isEdited":false,"manualOverride":{"citeprocText":"(Degen, Reinhard, and Cappellaro 2017)","isManuallyOverridden":false,"manualOverrideText":""},"mendeley":{"formattedCitation":"(Degen, Reinhard, and Cappellaro 2017)","plainTextFormattedCitation":"(Degen, Reinhard, and Cappellaro 2017)","previouslyFormattedCitation":"(Degen, Reinhard, and Cappellaro 2017)"},"properties":{"noteIndex":0},"schema":"https://github.com/citation-style-language/schema/raw/master/csl-citation.json"}</w:instrText>
+        <w:instrText xml:space="preserve">ADDIN CSL_CITATION {"citationID":"MENDELEY_CITATION_249","citationItems":[{"id":"ITEM-249","isTemporary":false,"itemData":{"DOI":"10.1103/RevModPhys.89.035002","author":[{"family":"Degen","given":"Christian L."},{"family":"Reinhard","given":"F."},{"family":"Cappellaro","given":"Paola"}],"container-title":"Reviews of Modern Physics","id":"Degen2017","issue":"3","issued":{"date-parts":[[2017]]},"page":"035002","title":"Quantum sensing","type":"article-journal","volume":"89"}}],"isEdited":false,"manualOverride":{"citeprocText":"(Degen, Reinhard, and Cappellaro 2017)","isManuallyOverridden":false,"manualOverrideText":""},"mendeley":{"formattedCitation":"(Degen, Reinhard, and Cappellaro 2017)","plainTextFormattedCitation":"(Degen, Reinhard, and Cappellaro 2017)","previouslyFormattedCitation":"(Degen, Reinhard, and Cappellaro 2017)"},"properties":{"noteIndex":0},"schema":"https://github.com/citation-style-language/schema/raw/master/csl-citation.json"}</w:instrText>
       </w:r>
       <w:r>
         <w:fldChar w:fldCharType="separate"/>
@@ -12018,7 +12208,7 @@
         <w:fldChar w:fldCharType="begin"/>
       </w:r>
       <w:r>
-        <w:instrText xml:space="preserve">ADDIN CSL_CITATION {"citationID":"MENDELEY_CITATION_237","citationItems":[{"id":"ITEM-237","isTemporary":false,"itemData":{"DOI":"10.1038/s42254-019-0117-4","author":[{"family":"Bongs","given":"Kai"},{"family":"Holynski","given":"Michael"},{"family":"Vovrosh","given":"Jamie"},{"family":"Bouyer","given":"Philippe"},{"family":"Condon","given":"Gabriel"},{"family":"Rasel","given":"Ernst"},{"family":"Schubert","given":"Christian"},{"family":"Schleich","given":"Wolfgang P."},{"family":"Roura","given":"Albert"}],"container-title":"Nature Reviews Physics","id":"Bongs2019","issue":"12","issued":{"date-parts":[[2019]]},"page":"731-739","publisher":"Nature Publishing Group","title":"Taking atom interferometric quantum sensors from the laboratory to real-world applications","type":"article-journal","volume":"1"},"suppress-author":false}],"isEdited":false,"manualOverride":{"citeprocText":"Bongs et al. (2019)","isManuallyOverridden":false,"manualOverrideText":""},"mendeley":{"formattedCitation":"Bongs et al. (2019)","plainTextFormattedCitation":"Bongs et al. (2019)","previouslyFormattedCitation":"Bongs et al. (2019)"},"properties":{"noteIndex":0},"schema":"https://github.com/citation-style-language/schema/raw/master/csl-citation.json"}</w:instrText>
+        <w:instrText xml:space="preserve">ADDIN CSL_CITATION {"citationID":"MENDELEY_CITATION_250","citationItems":[{"id":"ITEM-250","isTemporary":false,"itemData":{"DOI":"10.1038/s42254-019-0117-4","author":[{"family":"Bongs","given":"Kai"},{"family":"Holynski","given":"Michael"},{"family":"Vovrosh","given":"Jamie"},{"family":"Bouyer","given":"Philippe"},{"family":"Condon","given":"Gabriel"},{"family":"Rasel","given":"Ernst"},{"family":"Schubert","given":"Christian"},{"family":"Schleich","given":"Wolfgang P."},{"family":"Roura","given":"Albert"}],"container-title":"Nature Reviews Physics","id":"Bongs2019","issue":"12","issued":{"date-parts":[[2019]]},"page":"731-739","publisher":"Nature Publishing Group","title":"Taking atom interferometric quantum sensors from the laboratory to real-world applications","type":"article-journal","volume":"1"},"suppress-author":false}],"isEdited":false,"manualOverride":{"citeprocText":"Bongs et al. (2019)","isManuallyOverridden":false,"manualOverrideText":""},"mendeley":{"formattedCitation":"Bongs et al. (2019)","plainTextFormattedCitation":"Bongs et al. (2019)","previouslyFormattedCitation":"Bongs et al. (2019)"},"properties":{"noteIndex":0},"schema":"https://github.com/citation-style-language/schema/raw/master/csl-citation.json"}</w:instrText>
       </w:r>
       <w:r>
         <w:fldChar w:fldCharType="separate"/>
@@ -12044,7 +12234,7 @@
         <w:fldChar w:fldCharType="begin"/>
       </w:r>
       <w:r>
-        <w:instrText xml:space="preserve">ADDIN CSL_CITATION {"citationID":"MENDELEY_CITATION_238","citationItems":[{"id":"ITEM-238","isTemporary":false,"itemData":{"DOI":"10.1103/PhysRevApplied.10.034030","author":[{"family":"Cheiney","given":"Pierrick"},{"family":"Fouché","given":"Lauriane"},{"family":"Templier","given":"Simon"},{"family":"Napolitano","given":"Fabien"},{"family":"Battelier","given":"Baptiste"},{"family":"Bouyer","given":"Philippe"},{"family":"Barrett","given":"Brynle"}],"container-title":"Physical Review Applied","id":"Cheiney2018","issue":"3","issued":{"date-parts":[[2018]]},"page":"034030","publisher":"American Physical Society","title":"Navigation-compatible hybrid quantum accelerometer using a Kalman filter","type":"article-journal","volume":"10"},"suppress-author":false}],"isEdited":false,"manualOverride":{"citeprocText":"Cheiney et al. (2018)","isManuallyOverridden":false,"manualOverrideText":""},"mendeley":{"formattedCitation":"Cheiney et al. (2018)","plainTextFormattedCitation":"Cheiney et al. (2018)","previouslyFormattedCitation":"Cheiney et al. (2018)"},"properties":{"noteIndex":0},"schema":"https://github.com/citation-style-language/schema/raw/master/csl-citation.json"}</w:instrText>
+        <w:instrText xml:space="preserve">ADDIN CSL_CITATION {"citationID":"MENDELEY_CITATION_251","citationItems":[{"id":"ITEM-251","isTemporary":false,"itemData":{"DOI":"10.1103/PhysRevApplied.10.034030","author":[{"family":"Cheiney","given":"Pierrick"},{"family":"Fouché","given":"Lauriane"},{"family":"Templier","given":"Simon"},{"family":"Napolitano","given":"Fabien"},{"family":"Battelier","given":"Baptiste"},{"family":"Bouyer","given":"Philippe"},{"family":"Barrett","given":"Brynle"}],"container-title":"Physical Review Applied","id":"Cheiney2018","issue":"3","issued":{"date-parts":[[2018]]},"page":"034030","publisher":"American Physical Society","title":"Navigation-compatible hybrid quantum accelerometer using a Kalman filter","type":"article-journal","volume":"10"},"suppress-author":false}],"isEdited":false,"manualOverride":{"citeprocText":"Cheiney et al. (2018)","isManuallyOverridden":false,"manualOverrideText":""},"mendeley":{"formattedCitation":"Cheiney et al. (2018)","plainTextFormattedCitation":"Cheiney et al. (2018)","previouslyFormattedCitation":"Cheiney et al. (2018)"},"properties":{"noteIndex":0},"schema":"https://github.com/citation-style-language/schema/raw/master/csl-citation.json"}</w:instrText>
       </w:r>
       <w:r>
         <w:fldChar w:fldCharType="separate"/>
@@ -12068,7 +12258,7 @@
         <w:fldChar w:fldCharType="begin"/>
       </w:r>
       <w:r>
-        <w:instrText xml:space="preserve">ADDIN CSL_CITATION {"citationID":"MENDELEY_CITATION_239","citationItems":[{"id":"ITEM-239","isTemporary":false,"itemData":{"DOI":"10.48550/arXiv.2103.09378","URL":"https://arxiv.org/abs/2103.09378","author":[{"family":"Wang","given":"Xuezhi"},{"family":"Kealy","given":"Allison"},{"family":"Gilliam","given":"Christopher"},{"family":"Haine","given":"Simon"},{"family":"Close","given":"John"},{"family":"Moran","given":"Bill"},{"family":"Talbot","given":"Kyle"},{"family":"Williams","given":"Simon"},{"family":"Hardman","given":"Kyle"},{"family":"Freier","given":"Chris"},{"family":"Wigley","given":"Paul"},{"family":"White","given":"Angela"},{"family":"Szigeti","given":"Stuart"},{"family":"Legge","given":"Sam"}],"id":"Wang2021","issued":{"date-parts":[[2021]]},"title":"Enhancing inertial navigation performance via fusion of classical and quantum accelerometers","type":""},"suppress-author":false}],"isEdited":false,"manualOverride":{"citeprocText":"Xuezhi Wang et al. (2021)","isManuallyOverridden":false,"manualOverrideText":""},"mendeley":{"formattedCitation":"Xuezhi Wang et al. (2021)","plainTextFormattedCitation":"Xuezhi Wang et al. (2021)","previouslyFormattedCitation":"Xuezhi Wang et al. (2021)"},"properties":{"noteIndex":0},"schema":"https://github.com/citation-style-language/schema/raw/master/csl-citation.json"}</w:instrText>
+        <w:instrText xml:space="preserve">ADDIN CSL_CITATION {"citationID":"MENDELEY_CITATION_252","citationItems":[{"id":"ITEM-252","isTemporary":false,"itemData":{"DOI":"10.48550/arXiv.2103.09378","URL":"https://arxiv.org/abs/2103.09378","author":[{"family":"Wang","given":"Xuezhi"},{"family":"Kealy","given":"Allison"},{"family":"Gilliam","given":"Christopher"},{"family":"Haine","given":"Simon"},{"family":"Close","given":"John"},{"family":"Moran","given":"Bill"},{"family":"Talbot","given":"Kyle"},{"family":"Williams","given":"Simon"},{"family":"Hardman","given":"Kyle"},{"family":"Freier","given":"Chris"},{"family":"Wigley","given":"Paul"},{"family":"White","given":"Angela"},{"family":"Szigeti","given":"Stuart"},{"family":"Legge","given":"Sam"}],"id":"Wang2021","issued":{"date-parts":[[2021]]},"title":"Enhancing inertial navigation performance via fusion of classical and quantum accelerometers","type":""},"suppress-author":false}],"isEdited":false,"manualOverride":{"citeprocText":"Xuezhi Wang et al. (2021)","isManuallyOverridden":false,"manualOverrideText":""},"mendeley":{"formattedCitation":"Xuezhi Wang et al. (2021)","plainTextFormattedCitation":"Xuezhi Wang et al. (2021)","previouslyFormattedCitation":"Xuezhi Wang et al. (2021)"},"properties":{"noteIndex":0},"schema":"https://github.com/citation-style-language/schema/raw/master/csl-citation.json"}</w:instrText>
       </w:r>
       <w:r>
         <w:fldChar w:fldCharType="separate"/>
@@ -12092,7 +12282,7 @@
         <w:fldChar w:fldCharType="begin"/>
       </w:r>
       <w:r>
-        <w:instrText xml:space="preserve">ADDIN CSL_CITATION {"citationID":"MENDELEY_CITATION_240","citationItems":[{"id":"ITEM-240","isTemporary":false,"itemData":{"DOI":"10.1007/1345_2023_218","author":[{"family":"Wang","given":"Xuezhi"},{"family":"Li","given":"Wenchao"},{"family":"Moran","given":"Bill"},{"family":"Gibson","given":"Brant C."},{"family":"Hall","given":"Liam T."},{"family":"Simpson","given":"David A."},{"family":"Kealy","given":"Allison N."},{"family":"Greentree","given":"Andrew D."}],"collection-title":"International association of geodesy symposia","container-title":"Gravity, positioning and reference frames","id":"Wang2023","issued":{"date-parts":[[2023]]},"page":"87-92","publisher":"Springer","publisher-place":"Cham","title":"Quantum diamond magnetometry for navigation in GNSS denied environments","type":"chapter","volume":"156"},"suppress-author":false}],"isEdited":false,"manualOverride":{"citeprocText":"Xuezhi Wang et al. (2023)","isManuallyOverridden":false,"manualOverrideText":""},"mendeley":{"formattedCitation":"Xuezhi Wang et al. (2023)","plainTextFormattedCitation":"Xuezhi Wang et al. (2023)","previouslyFormattedCitation":"Xuezhi Wang et al. (2023)"},"properties":{"noteIndex":0},"schema":"https://github.com/citation-style-language/schema/raw/master/csl-citation.json"}</w:instrText>
+        <w:instrText xml:space="preserve">ADDIN CSL_CITATION {"citationID":"MENDELEY_CITATION_253","citationItems":[{"id":"ITEM-253","isTemporary":false,"itemData":{"DOI":"10.1007/1345_2023_218","author":[{"family":"Wang","given":"Xuezhi"},{"family":"Li","given":"Wenchao"},{"family":"Moran","given":"Bill"},{"family":"Gibson","given":"Brant C."},{"family":"Hall","given":"Liam T."},{"family":"Simpson","given":"David A."},{"family":"Kealy","given":"Allison N."},{"family":"Greentree","given":"Andrew D."}],"collection-title":"International association of geodesy symposia","container-title":"Gravity, positioning and reference frames","id":"Wang2023","issued":{"date-parts":[[2023]]},"page":"87-92","publisher":"Springer","publisher-place":"Cham","title":"Quantum diamond magnetometry for navigation in GNSS denied environments","type":"chapter","volume":"156"},"suppress-author":false}],"isEdited":false,"manualOverride":{"citeprocText":"Xuezhi Wang et al. (2023)","isManuallyOverridden":false,"manualOverrideText":""},"mendeley":{"formattedCitation":"Xuezhi Wang et al. (2023)","plainTextFormattedCitation":"Xuezhi Wang et al. (2023)","previouslyFormattedCitation":"Xuezhi Wang et al. (2023)"},"properties":{"noteIndex":0},"schema":"https://github.com/citation-style-language/schema/raw/master/csl-citation.json"}</w:instrText>
       </w:r>
       <w:r>
         <w:fldChar w:fldCharType="separate"/>
@@ -12116,7 +12306,7 @@
         <w:fldChar w:fldCharType="begin"/>
       </w:r>
       <w:r>
-        <w:instrText xml:space="preserve">ADDIN CSL_CITATION {"citationID":"MENDELEY_CITATION_241","citationItems":[{"id":"ITEM-241","isTemporary":false,"itemData":{"DOI":"10.1038/ncomms1479","author":[{"family":"Geiger","given":"R."},{"family":"Ménoret","given":"V."},{"family":"Stern","given":"G."},{"family":"Zahzam","given":"N."},{"family":"Cheinet","given":"P."},{"family":"Battelier","given":"B."},{"family":"Villing","given":"A."},{"family":"Moron","given":"F."},{"family":"Lours","given":"M."},{"family":"Bidel","given":"Y."},{"family":"Bresson","given":"A."},{"family":"Landragin","given":"A."},{"family":"Bouyer","given":"P."}],"container-title":"Nature Communications","id":"Geiger2011","issued":{"date-parts":[[2011]]},"page":"474","title":"Detecting inertial effects with airborne matter-wave interferometry","type":"article-journal","volume":"2"},"suppress-author":false}],"isEdited":false,"manualOverride":{"citeprocText":"Geiger et al. (2011)","isManuallyOverridden":false,"manualOverrideText":""},"mendeley":{"formattedCitation":"Geiger et al. (2011)","plainTextFormattedCitation":"Geiger et al. (2011)","previouslyFormattedCitation":"Geiger et al. (2011)"},"properties":{"noteIndex":0},"schema":"https://github.com/citation-style-language/schema/raw/master/csl-citation.json"}</w:instrText>
+        <w:instrText xml:space="preserve">ADDIN CSL_CITATION {"citationID":"MENDELEY_CITATION_254","citationItems":[{"id":"ITEM-254","isTemporary":false,"itemData":{"DOI":"10.1038/ncomms1479","author":[{"family":"Geiger","given":"R."},{"family":"Ménoret","given":"V."},{"family":"Stern","given":"G."},{"family":"Zahzam","given":"N."},{"family":"Cheinet","given":"P."},{"family":"Battelier","given":"B."},{"family":"Villing","given":"A."},{"family":"Moron","given":"F."},{"family":"Lours","given":"M."},{"family":"Bidel","given":"Y."},{"family":"Bresson","given":"A."},{"family":"Landragin","given":"A."},{"family":"Bouyer","given":"P."}],"container-title":"Nature Communications","id":"Geiger2011","issued":{"date-parts":[[2011]]},"page":"474","title":"Detecting inertial effects with airborne matter-wave interferometry","type":"article-journal","volume":"2"},"suppress-author":false}],"isEdited":false,"manualOverride":{"citeprocText":"Geiger et al. (2011)","isManuallyOverridden":false,"manualOverrideText":""},"mendeley":{"formattedCitation":"Geiger et al. (2011)","plainTextFormattedCitation":"Geiger et al. (2011)","previouslyFormattedCitation":"Geiger et al. (2011)"},"properties":{"noteIndex":0},"schema":"https://github.com/citation-style-language/schema/raw/master/csl-citation.json"}</w:instrText>
       </w:r>
       <w:r>
         <w:fldChar w:fldCharType="separate"/>
@@ -12140,7 +12330,7 @@
         <w:fldChar w:fldCharType="begin"/>
       </w:r>
       <w:r>
-        <w:instrText xml:space="preserve">ADDIN CSL_CITATION {"citationID":"MENDELEY_CITATION_242","citationItems":[{"id":"ITEM-242","isTemporary":false,"itemData":{"DOI":"10.1126/sciadv.add3854","author":[{"family":"Templier","given":"Simon"},{"family":"Cheiney","given":"Pierrick"},{"dropping-particle":"d’Armagnac de","family":"Castanet","given":"Quentin"},{"family":"Gouraud","given":"Baptiste"},{"family":"Porte","given":"Henri"},{"family":"Napolitano","given":"Fabien"},{"family":"Bouyer","given":"Philippe"},{"family":"Battelier","given":"Baptiste"},{"family":"Barrett","given":"Brynle"}],"container-title":"Science Advances","id":"Templier2022","issued":{"date-parts":[[2022]]},"page":"eadd3854","title":"Tracking the vector acceleration with a hybrid quantum accelerometer triad","type":"article-journal","volume":"8"},"suppress-author":false}],"isEdited":false,"manualOverride":{"citeprocText":"Templier et al. (2022)","isManuallyOverridden":false,"manualOverrideText":""},"mendeley":{"formattedCitation":"Templier et al. (2022)","plainTextFormattedCitation":"Templier et al. (2022)","previouslyFormattedCitation":"Templier et al. (2022)"},"properties":{"noteIndex":0},"schema":"https://github.com/citation-style-language/schema/raw/master/csl-citation.json"}</w:instrText>
+        <w:instrText xml:space="preserve">ADDIN CSL_CITATION {"citationID":"MENDELEY_CITATION_255","citationItems":[{"id":"ITEM-255","isTemporary":false,"itemData":{"DOI":"10.1126/sciadv.add3854","author":[{"family":"Templier","given":"Simon"},{"family":"Cheiney","given":"Pierrick"},{"dropping-particle":"d’Armagnac de","family":"Castanet","given":"Quentin"},{"family":"Gouraud","given":"Baptiste"},{"family":"Porte","given":"Henri"},{"family":"Napolitano","given":"Fabien"},{"family":"Bouyer","given":"Philippe"},{"family":"Battelier","given":"Baptiste"},{"family":"Barrett","given":"Brynle"}],"container-title":"Science Advances","id":"Templier2022","issued":{"date-parts":[[2022]]},"page":"eadd3854","title":"Tracking the vector acceleration with a hybrid quantum accelerometer triad","type":"article-journal","volume":"8"},"suppress-author":false}],"isEdited":false,"manualOverride":{"citeprocText":"Templier et al. (2022)","isManuallyOverridden":false,"manualOverrideText":""},"mendeley":{"formattedCitation":"Templier et al. (2022)","plainTextFormattedCitation":"Templier et al. (2022)","previouslyFormattedCitation":"Templier et al. (2022)"},"properties":{"noteIndex":0},"schema":"https://github.com/citation-style-language/schema/raw/master/csl-citation.json"}</w:instrText>
       </w:r>
       <w:r>
         <w:fldChar w:fldCharType="separate"/>
@@ -12166,7 +12356,7 @@
         <w:fldChar w:fldCharType="begin"/>
       </w:r>
       <w:r>
-        <w:instrText xml:space="preserve">ADDIN CSL_CITATION {"citationID":"MENDELEY_CITATION_243","citationItems":[{"id":"ITEM-243","isTemporary":false,"itemData":{"DOI":"10.48550/arXiv.2504.08167","URL":"https://arxiv.org/abs/2504.08167","author":[{"family":"Muradoglu","given":"Murat"},{"family":"Johnsson","given":"Mattias T."},{"family":"Wilson","given":"Nathanial M."},{"family":"Cohen","given":"Yuval"},{"family":"Shin","given":"Dongki"},{"family":"Navickas","given":"Tomas"},{"family":"Pyragius","given":"Tadas"},{"family":"Thomas","given":"Divya"},{"family":"Thompson","given":"Daniel"},{"family":"Moore","given":"Steven I."},{"family":"Rahman","given":"Md Tanvir"},{"family":"Walker","given":"Adrian"},{"family":"Dutta","given":"Indranil"},{"family":"Bijjahalli","given":"Suraj"},{"family":"Berlocher","given":"Jacob"},{"family":"Hush","given":"Michael R."},{"family":"Anderson","given":"Russell P."},{"family":"Szigeti","given":"Stuart S."},{"family":"Biercuk","given":"Michael J."}],"id":"Muradoglu2025","issued":{"date-parts":[[2025]]},"title":"Quantum-assured magnetic navigation achieves positioning accuracy better than a strategic-grade INS in airborne and ground-based field trials","type":""},"suppress-author":false}],"isEdited":false,"manualOverride":{"citeprocText":"Muradoglu et al. (2025)","isManuallyOverridden":false,"manualOverrideText":""},"mendeley":{"formattedCitation":"Muradoglu et al. (2025)","plainTextFormattedCitation":"Muradoglu et al. (2025)","previouslyFormattedCitation":"Muradoglu et al. (2025)"},"properties":{"noteIndex":0},"schema":"https://github.com/citation-style-language/schema/raw/master/csl-citation.json"}</w:instrText>
+        <w:instrText xml:space="preserve">ADDIN CSL_CITATION {"citationID":"MENDELEY_CITATION_256","citationItems":[{"id":"ITEM-256","isTemporary":false,"itemData":{"DOI":"10.48550/arXiv.2504.08167","URL":"https://arxiv.org/abs/2504.08167","author":[{"family":"Muradoglu","given":"Murat"},{"family":"Johnsson","given":"Mattias T."},{"family":"Wilson","given":"Nathanial M."},{"family":"Cohen","given":"Yuval"},{"family":"Shin","given":"Dongki"},{"family":"Navickas","given":"Tomas"},{"family":"Pyragius","given":"Tadas"},{"family":"Thomas","given":"Divya"},{"family":"Thompson","given":"Daniel"},{"family":"Moore","given":"Steven I."},{"family":"Rahman","given":"Md Tanvir"},{"family":"Walker","given":"Adrian"},{"family":"Dutta","given":"Indranil"},{"family":"Bijjahalli","given":"Suraj"},{"family":"Berlocher","given":"Jacob"},{"family":"Hush","given":"Michael R."},{"family":"Anderson","given":"Russell P."},{"family":"Szigeti","given":"Stuart S."},{"family":"Biercuk","given":"Michael J."}],"id":"Muradoglu2025","issued":{"date-parts":[[2025]]},"title":"Quantum-assured magnetic navigation achieves positioning accuracy better than a strategic-grade INS in airborne and ground-based field trials","type":""},"suppress-author":false}],"isEdited":false,"manualOverride":{"citeprocText":"Muradoglu et al. (2025)","isManuallyOverridden":false,"manualOverrideText":""},"mendeley":{"formattedCitation":"Muradoglu et al. (2025)","plainTextFormattedCitation":"Muradoglu et al. (2025)","previouslyFormattedCitation":"Muradoglu et al. (2025)"},"properties":{"noteIndex":0},"schema":"https://github.com/citation-style-language/schema/raw/master/csl-citation.json"}</w:instrText>
       </w:r>
       <w:r>
         <w:fldChar w:fldCharType="separate"/>
@@ -12229,7 +12419,7 @@
         <w:fldChar w:fldCharType="begin"/>
       </w:r>
       <w:r>
-        <w:instrText xml:space="preserve">ADDIN CSL_CITATION {"citationID":"MENDELEY_CITATION_244","citationItems":[{"id":"ITEM-244","isTemporary":false,"itemData":{"DOI":"10.48550/arXiv.2008.12230","URL":"https://arxiv.org/abs/2008.12230","author":[{"family":"Khoshnoud","given":"Farbod"},{"family":"Quadrelli","given":"Marco B."},{"family":"Esat","given":"Ibrahim I."},{"family":"Robinson","given":"Dario"}],"id":"Khoshnoud2020","issued":{"date-parts":[[2020]]},"title":"Quantum cooperative robotics and autonomy","type":""},"suppress-author":false}],"isEdited":false,"manualOverride":{"citeprocText":"Khoshnoud et al. (2020)","isManuallyOverridden":false,"manualOverrideText":""},"mendeley":{"formattedCitation":"Khoshnoud et al. (2020)","plainTextFormattedCitation":"Khoshnoud et al. (2020)","previouslyFormattedCitation":"Khoshnoud et al. (2020)"},"properties":{"noteIndex":0},"schema":"https://github.com/citation-style-language/schema/raw/master/csl-citation.json"}</w:instrText>
+        <w:instrText xml:space="preserve">ADDIN CSL_CITATION {"citationID":"MENDELEY_CITATION_257","citationItems":[{"id":"ITEM-257","isTemporary":false,"itemData":{"DOI":"10.48550/arXiv.2008.12230","URL":"https://arxiv.org/abs/2008.12230","author":[{"family":"Khoshnoud","given":"Farbod"},{"family":"Quadrelli","given":"Marco B."},{"family":"Esat","given":"Ibrahim I."},{"family":"Robinson","given":"Dario"}],"id":"Khoshnoud2020","issued":{"date-parts":[[2020]]},"title":"Quantum cooperative robotics and autonomy","type":""},"suppress-author":false}],"isEdited":false,"manualOverride":{"citeprocText":"Khoshnoud et al. (2020)","isManuallyOverridden":false,"manualOverrideText":""},"mendeley":{"formattedCitation":"Khoshnoud et al. (2020)","plainTextFormattedCitation":"Khoshnoud et al. (2020)","previouslyFormattedCitation":"Khoshnoud et al. (2020)"},"properties":{"noteIndex":0},"schema":"https://github.com/citation-style-language/schema/raw/master/csl-citation.json"}</w:instrText>
       </w:r>
       <w:r>
         <w:fldChar w:fldCharType="separate"/>
@@ -12250,7 +12440,7 @@
         <w:fldChar w:fldCharType="begin"/>
       </w:r>
       <w:r>
-        <w:instrText xml:space="preserve">ADDIN CSL_CITATION {"citationID":"MENDELEY_CITATION_245","citationItems":[{"id":"ITEM-245","isTemporary":false,"itemData":{"DOI":"10.1103/PhysRevLett.133.200801","author":[{"family":"Tian","given":"Xiao-Hui"},{"family":"Yang","given":"Ran"},{"family":"Liu","given":"Hua-Ying"},{"family":"Fan","given":"Pengfei"},{"family":"Zhang","given":"Ji-Ning"},{"family":"Gu","given":"Changsheng"},{"family":"Chen","given":"Mengwen"},{"family":"Hu","given":"Mingzhe"},{"family":"Lu","given":"Feng-Yu"},{"family":"Yin","given":"Zhen-Qiang"},{"family":"Yin","given":"Zhi-Jun"},{"family":"Yuan","given":"Mo"},{"family":"Wang","given":"Shuang"},{"family":"Chen","given":"Wei"},{"family":"Gong","given":"Yan-Xiao"},{"family":"Zhu","given":"Shi-Ning"},{"family":"Xie","given":"Zhenda"}],"container-title":"Physical Review Letters","id":"Tian2023","issue":"20","issued":{"date-parts":[[2024]]},"page":"200801","publisher":"American Physical Society","title":"Experimental demonstration of drone-based quantum key distribution","type":"article-journal","volume":"133"},"suppress-author":false}],"isEdited":false,"manualOverride":{"citeprocText":"Tian et al. (2024)","isManuallyOverridden":false,"manualOverrideText":""},"mendeley":{"formattedCitation":"Tian et al. (2024)","plainTextFormattedCitation":"Tian et al. (2024)","previouslyFormattedCitation":"Tian et al. (2024)"},"properties":{"noteIndex":0},"schema":"https://github.com/citation-style-language/schema/raw/master/csl-citation.json"}</w:instrText>
+        <w:instrText xml:space="preserve">ADDIN CSL_CITATION {"citationID":"MENDELEY_CITATION_258","citationItems":[{"id":"ITEM-258","isTemporary":false,"itemData":{"DOI":"10.1103/PhysRevLett.133.200801","author":[{"family":"Tian","given":"Xiao-Hui"},{"family":"Yang","given":"Ran"},{"family":"Liu","given":"Hua-Ying"},{"family":"Fan","given":"Pengfei"},{"family":"Zhang","given":"Ji-Ning"},{"family":"Gu","given":"Changsheng"},{"family":"Chen","given":"Mengwen"},{"family":"Hu","given":"Mingzhe"},{"family":"Lu","given":"Feng-Yu"},{"family":"Yin","given":"Zhen-Qiang"},{"family":"Yin","given":"Zhi-Jun"},{"family":"Yuan","given":"Mo"},{"family":"Wang","given":"Shuang"},{"family":"Chen","given":"Wei"},{"family":"Gong","given":"Yan-Xiao"},{"family":"Zhu","given":"Shi-Ning"},{"family":"Xie","given":"Zhenda"}],"container-title":"Physical Review Letters","id":"Tian2023","issue":"20","issued":{"date-parts":[[2024]]},"page":"200801","publisher":"American Physical Society","title":"Experimental demonstration of drone-based quantum key distribution","type":"article-journal","volume":"133"},"suppress-author":false}],"isEdited":false,"manualOverride":{"citeprocText":"Tian et al. (2024)","isManuallyOverridden":false,"manualOverrideText":""},"mendeley":{"formattedCitation":"Tian et al. (2024)","plainTextFormattedCitation":"Tian et al. (2024)","previouslyFormattedCitation":"Tian et al. (2024)"},"properties":{"noteIndex":0},"schema":"https://github.com/citation-style-language/schema/raw/master/csl-citation.json"}</w:instrText>
       </w:r>
       <w:r>
         <w:fldChar w:fldCharType="separate"/>
@@ -12274,7 +12464,7 @@
         <w:fldChar w:fldCharType="begin"/>
       </w:r>
       <w:r>
-        <w:instrText xml:space="preserve">ADDIN CSL_CITATION {"citationID":"MENDELEY_CITATION_246","citationItems":[{"id":"ITEM-246","isTemporary":false,"itemData":{"DOI":"10.1103/PhysRevLett.126.020503","author":[{"family":"Liu","given":"Hua-Ying"},{"family":"Tian","given":"Xiao-Hui"},{"family":"Gu","given":"Changsheng"},{"family":"Fan","given":"Pengfei"},{"family":"Ni","given":"Xin"},{"family":"Yang","given":"Ran"},{"family":"Zhang","given":"Ji-Ning"},{"family":"Hu","given":"Mingzhe"},{"family":"Guo","given":"Jian"},{"family":"Cao","given":"Xun"},{"family":"Hu","given":"Xiaopeng"},{"family":"Zhao","given":"Gang"},{"family":"Lu","given":"Yan-Qing"},{"family":"Gong","given":"Yan-Xiao"},{"family":"Xie","given":"Zhenda"},{"family":"Zhu","given":"Shi-Ning"}],"container-title":"Physical Review Letters","id":"Liu2021","issued":{"date-parts":[[2021]]},"page":"020503","title":"Optical-relayed entanglement distribution using drones as mobile nodes","type":"article-journal","volume":"126"},"suppress-author":false}],"isEdited":false,"manualOverride":{"citeprocText":"Liu et al. (2021)","isManuallyOverridden":false,"manualOverrideText":""},"mendeley":{"formattedCitation":"Liu et al. (2021)","plainTextFormattedCitation":"Liu et al. (2021)","previouslyFormattedCitation":"Liu et al. (2021)"},"properties":{"noteIndex":0},"schema":"https://github.com/citation-style-language/schema/raw/master/csl-citation.json"}</w:instrText>
+        <w:instrText xml:space="preserve">ADDIN CSL_CITATION {"citationID":"MENDELEY_CITATION_259","citationItems":[{"id":"ITEM-259","isTemporary":false,"itemData":{"DOI":"10.1103/PhysRevLett.126.020503","author":[{"family":"Liu","given":"Hua-Ying"},{"family":"Tian","given":"Xiao-Hui"},{"family":"Gu","given":"Changsheng"},{"family":"Fan","given":"Pengfei"},{"family":"Ni","given":"Xin"},{"family":"Yang","given":"Ran"},{"family":"Zhang","given":"Ji-Ning"},{"family":"Hu","given":"Mingzhe"},{"family":"Guo","given":"Jian"},{"family":"Cao","given":"Xun"},{"family":"Hu","given":"Xiaopeng"},{"family":"Zhao","given":"Gang"},{"family":"Lu","given":"Yan-Qing"},{"family":"Gong","given":"Yan-Xiao"},{"family":"Xie","given":"Zhenda"},{"family":"Zhu","given":"Shi-Ning"}],"container-title":"Physical Review Letters","id":"Liu2021","issued":{"date-parts":[[2021]]},"page":"020503","title":"Optical-relayed entanglement distribution using drones as mobile nodes","type":"article-journal","volume":"126"},"suppress-author":false}],"isEdited":false,"manualOverride":{"citeprocText":"Liu et al. (2021)","isManuallyOverridden":false,"manualOverrideText":""},"mendeley":{"formattedCitation":"Liu et al. (2021)","plainTextFormattedCitation":"Liu et al. (2021)","previouslyFormattedCitation":"Liu et al. (2021)"},"properties":{"noteIndex":0},"schema":"https://github.com/citation-style-language/schema/raw/master/csl-citation.json"}</w:instrText>
       </w:r>
       <w:r>
         <w:fldChar w:fldCharType="separate"/>
@@ -12298,7 +12488,7 @@
         <w:fldChar w:fldCharType="begin"/>
       </w:r>
       <w:r>
-        <w:instrText xml:space="preserve">ADDIN CSL_CITATION {"citationID":"MENDELEY_CITATION_247","citationItems":[{"id":"ITEM-247","isTemporary":false,"itemData":{"DOI":"10.48550/arXiv.2505.17587","URL":"https://arxiv.org/abs/2505.17587","author":[{"family":"Conrad","given":"Andrew"},{"family":"Cochran","given":"Roderick"},{"family":"Sanchez-Rosales","given":"Daniel"},{"family":"Isaac","given":"Samantha"},{"family":"Javid","given":"Timur"},{"family":"Rezaei","given":"Tahereh"},{"family":"Schroeder","given":"A. J."},{"family":"Golba","given":"Grzegorz"},{"family":"Gutha","given":"Akash"},{"family":"Wilens","given":"Brian"},{"family":"Herndon","given":"Kyle"},{"family":"Hill","given":"Alex"},{"family":"Chapman","given":"Joseph"},{"family":"Call","given":"Ian"},{"family":"Szabo","given":"Joseph"},{"family":"Corrigan","given":"Aodhan"},{"family":"Kamin","given":"Lars"},{"family":"Lütkenhaus","given":"Norbert"},{"family":"Gauthier","given":"Daniel J."},{"family":"Kwiat","given":"Paul G."}],"id":"Conrad2025","issued":{"date-parts":[[2025]]},"title":"Drone- and vehicle-based quantum key distribution","type":""},"suppress-author":false}],"isEdited":false,"manualOverride":{"citeprocText":"Conrad et al. (2025)","isManuallyOverridden":false,"manualOverrideText":""},"mendeley":{"formattedCitation":"Conrad et al. (2025)","plainTextFormattedCitation":"Conrad et al. (2025)","previouslyFormattedCitation":"Conrad et al. (2025)"},"properties":{"noteIndex":0},"schema":"https://github.com/citation-style-language/schema/raw/master/csl-citation.json"}</w:instrText>
+        <w:instrText xml:space="preserve">ADDIN CSL_CITATION {"citationID":"MENDELEY_CITATION_260","citationItems":[{"id":"ITEM-260","isTemporary":false,"itemData":{"DOI":"10.48550/arXiv.2505.17587","URL":"https://arxiv.org/abs/2505.17587","author":[{"family":"Conrad","given":"Andrew"},{"family":"Cochran","given":"Roderick"},{"family":"Sanchez-Rosales","given":"Daniel"},{"family":"Isaac","given":"Samantha"},{"family":"Javid","given":"Timur"},{"family":"Rezaei","given":"Tahereh"},{"family":"Schroeder","given":"A. J."},{"family":"Golba","given":"Grzegorz"},{"family":"Gutha","given":"Akash"},{"family":"Wilens","given":"Brian"},{"family":"Herndon","given":"Kyle"},{"family":"Hill","given":"Alex"},{"family":"Chapman","given":"Joseph"},{"family":"Call","given":"Ian"},{"family":"Szabo","given":"Joseph"},{"family":"Corrigan","given":"Aodhan"},{"family":"Kamin","given":"Lars"},{"family":"Lütkenhaus","given":"Norbert"},{"family":"Gauthier","given":"Daniel J."},{"family":"Kwiat","given":"Paul G."}],"id":"Conrad2025","issued":{"date-parts":[[2025]]},"title":"Drone- and vehicle-based quantum key distribution","type":""},"suppress-author":false}],"isEdited":false,"manualOverride":{"citeprocText":"Conrad et al. (2025)","isManuallyOverridden":false,"manualOverrideText":""},"mendeley":{"formattedCitation":"Conrad et al. (2025)","plainTextFormattedCitation":"Conrad et al. (2025)","previouslyFormattedCitation":"Conrad et al. (2025)"},"properties":{"noteIndex":0},"schema":"https://github.com/citation-style-language/schema/raw/master/csl-citation.json"}</w:instrText>
       </w:r>
       <w:r>
         <w:fldChar w:fldCharType="separate"/>
@@ -12327,7 +12517,7 @@
         <w:fldChar w:fldCharType="begin"/>
       </w:r>
       <w:r>
-        <w:instrText xml:space="preserve">ADDIN CSL_CITATION {"citationID":"MENDELEY_CITATION_248","citationItems":[{"id":"ITEM-248","isTemporary":false,"itemData":{"DOI":"10.48550/arXiv.2504.08167","URL":"https://arxiv.org/abs/2504.08167","author":[{"family":"Muradoglu","given":"Murat"},{"family":"Johnsson","given":"Mattias T."},{"family":"Wilson","given":"Nathanial M."},{"family":"Cohen","given":"Yuval"},{"family":"Shin","given":"Dongki"},{"family":"Navickas","given":"Tomas"},{"family":"Pyragius","given":"Tadas"},{"family":"Thomas","given":"Divya"},{"family":"Thompson","given":"Daniel"},{"family":"Moore","given":"Steven I."},{"family":"Rahman","given":"Md Tanvir"},{"family":"Walker","given":"Adrian"},{"family":"Dutta","given":"Indranil"},{"family":"Bijjahalli","given":"Suraj"},{"family":"Berlocher","given":"Jacob"},{"family":"Hush","given":"Michael R."},{"family":"Anderson","given":"Russell P."},{"family":"Szigeti","given":"Stuart S."},{"family":"Biercuk","given":"Michael J."}],"id":"Muradoglu2025","issued":{"date-parts":[[2025]]},"title":"Quantum-assured magnetic navigation achieves positioning accuracy better than a strategic-grade INS in airborne and ground-based field trials","type":""}}],"isEdited":false,"manualOverride":{"citeprocText":"(Muradoglu et al. 2025)","isManuallyOverridden":false,"manualOverrideText":""},"mendeley":{"formattedCitation":"(Muradoglu et al. 2025)","plainTextFormattedCitation":"(Muradoglu et al. 2025)","previouslyFormattedCitation":"(Muradoglu et al. 2025)"},"properties":{"noteIndex":0},"schema":"https://github.com/citation-style-language/schema/raw/master/csl-citation.json"}</w:instrText>
+        <w:instrText xml:space="preserve">ADDIN CSL_CITATION {"citationID":"MENDELEY_CITATION_261","citationItems":[{"id":"ITEM-261","isTemporary":false,"itemData":{"DOI":"10.48550/arXiv.2504.08167","URL":"https://arxiv.org/abs/2504.08167","author":[{"family":"Muradoglu","given":"Murat"},{"family":"Johnsson","given":"Mattias T."},{"family":"Wilson","given":"Nathanial M."},{"family":"Cohen","given":"Yuval"},{"family":"Shin","given":"Dongki"},{"family":"Navickas","given":"Tomas"},{"family":"Pyragius","given":"Tadas"},{"family":"Thomas","given":"Divya"},{"family":"Thompson","given":"Daniel"},{"family":"Moore","given":"Steven I."},{"family":"Rahman","given":"Md Tanvir"},{"family":"Walker","given":"Adrian"},{"family":"Dutta","given":"Indranil"},{"family":"Bijjahalli","given":"Suraj"},{"family":"Berlocher","given":"Jacob"},{"family":"Hush","given":"Michael R."},{"family":"Anderson","given":"Russell P."},{"family":"Szigeti","given":"Stuart S."},{"family":"Biercuk","given":"Michael J."}],"id":"Muradoglu2025","issued":{"date-parts":[[2025]]},"title":"Quantum-assured magnetic navigation achieves positioning accuracy better than a strategic-grade INS in airborne and ground-based field trials","type":""}}],"isEdited":false,"manualOverride":{"citeprocText":"(Muradoglu et al. 2025)","isManuallyOverridden":false,"manualOverrideText":""},"mendeley":{"formattedCitation":"(Muradoglu et al. 2025)","plainTextFormattedCitation":"(Muradoglu et al. 2025)","previouslyFormattedCitation":"(Muradoglu et al. 2025)"},"properties":{"noteIndex":0},"schema":"https://github.com/citation-style-language/schema/raw/master/csl-citation.json"}</w:instrText>
       </w:r>
       <w:r>
         <w:fldChar w:fldCharType="separate"/>
@@ -12345,7 +12535,7 @@
         <w:fldChar w:fldCharType="begin"/>
       </w:r>
       <w:r>
-        <w:instrText xml:space="preserve">ADDIN CSL_CITATION {"citationID":"MENDELEY_CITATION_251","citationItems":[{"id":"ITEM-249","isTemporary":false,"itemData":{"DOI":"10.1103/PhysRevLett.133.200801","author":[{"family":"Tian","given":"Xiao-Hui"},{"family":"Yang","given":"Ran"},{"family":"Liu","given":"Hua-Ying"},{"family":"Fan","given":"Pengfei"},{"family":"Zhang","given":"Ji-Ning"},{"family":"Gu","given":"Changsheng"},{"family":"Chen","given":"Mengwen"},{"family":"Hu","given":"Mingzhe"},{"family":"Lu","given":"Feng-Yu"},{"family":"Yin","given":"Zhen-Qiang"},{"family":"Yin","given":"Zhi-Jun"},{"family":"Yuan","given":"Mo"},{"family":"Wang","given":"Shuang"},{"family":"Chen","given":"Wei"},{"family":"Gong","given":"Yan-Xiao"},{"family":"Zhu","given":"Shi-Ning"},{"family":"Xie","given":"Zhenda"}],"container-title":"Physical Review Letters","id":"Tian2023","issue":"20","issued":{"date-parts":[[2024]]},"page":"200801","publisher":"American Physical Society","title":"Experimental demonstration of drone-based quantum key distribution","type":"article-journal","volume":"133"}},{"id":"ITEM-250","isTemporary":false,"itemData":{"DOI":"10.48550/arXiv.2505.17587","URL":"https://arxiv.org/abs/2505.17587","author":[{"family":"Conrad","given":"Andrew"},{"family":"Cochran","given":"Roderick"},{"family":"Sanchez-Rosales","given":"Daniel"},{"family":"Isaac","given":"Samantha"},{"family":"Javid","given":"Timur"},{"family":"Rezaei","given":"Tahereh"},{"family":"Schroeder","given":"A. J."},{"family":"Golba","given":"Grzegorz"},{"family":"Gutha","given":"Akash"},{"family":"Wilens","given":"Brian"},{"family":"Herndon","given":"Kyle"},{"family":"Hill","given":"Alex"},{"family":"Chapman","given":"Joseph"},{"family":"Call","given":"Ian"},{"family":"Szabo","given":"Joseph"},{"family":"Corrigan","given":"Aodhan"},{"family":"Kamin","given":"Lars"},{"family":"Lütkenhaus","given":"Norbert"},{"family":"Gauthier","given":"Daniel J."},{"family":"Kwiat","given":"Paul G."}],"id":"Conrad2025","issued":{"date-parts":[[2025]]},"title":"Drone- and vehicle-based quantum key distribution","type":""}},{"id":"ITEM-251","isTemporary":false,"itemData":{"DOI":"10.1103/PhysRevLett.126.020503","author":[{"family":"Liu","given":"Hua-Ying"},{"family":"Tian","given":"Xiao-Hui"},{"family":"Gu","given":"Changsheng"},{"family":"Fan","given":"Pengfei"},{"family":"Ni","given":"Xin"},{"family":"Yang","given":"Ran"},{"family":"Zhang","given":"Ji-Ning"},{"family":"Hu","given":"Mingzhe"},{"family":"Guo","given":"Jian"},{"family":"Cao","given":"Xun"},{"family":"Hu","given":"Xiaopeng"},{"family":"Zhao","given":"Gang"},{"family":"Lu","given":"Yan-Qing"},{"family":"Gong","given":"Yan-Xiao"},{"family":"Xie","given":"Zhenda"},{"family":"Zhu","given":"Shi-Ning"}],"container-title":"Physical Review Letters","id":"Liu2021","issued":{"date-parts":[[2021]]},"page":"020503","title":"Optical-relayed entanglement distribution using drones as mobile nodes","type":"article-journal","volume":"126"}}],"isEdited":false,"manualOverride":{"citeprocText":"(Tian et al. 2024; Conrad et al. 2025; Liu et al. 2021)","isManuallyOverridden":false,"manualOverrideText":""},"mendeley":{"formattedCitation":"(Tian et al. 2024; Conrad et al. 2025; Liu et al. 2021)","plainTextFormattedCitation":"(Tian et al. 2024; Conrad et al. 2025; Liu et al. 2021)","previouslyFormattedCitation":"(Tian et al. 2024; Conrad et al. 2025; Liu et al. 2021)"},"properties":{"noteIndex":0},"schema":"https://github.com/citation-style-language/schema/raw/master/csl-citation.json"}</w:instrText>
+        <w:instrText xml:space="preserve">ADDIN CSL_CITATION {"citationID":"MENDELEY_CITATION_264","citationItems":[{"id":"ITEM-262","isTemporary":false,"itemData":{"DOI":"10.1103/PhysRevLett.133.200801","author":[{"family":"Tian","given":"Xiao-Hui"},{"family":"Yang","given":"Ran"},{"family":"Liu","given":"Hua-Ying"},{"family":"Fan","given":"Pengfei"},{"family":"Zhang","given":"Ji-Ning"},{"family":"Gu","given":"Changsheng"},{"family":"Chen","given":"Mengwen"},{"family":"Hu","given":"Mingzhe"},{"family":"Lu","given":"Feng-Yu"},{"family":"Yin","given":"Zhen-Qiang"},{"family":"Yin","given":"Zhi-Jun"},{"family":"Yuan","given":"Mo"},{"family":"Wang","given":"Shuang"},{"family":"Chen","given":"Wei"},{"family":"Gong","given":"Yan-Xiao"},{"family":"Zhu","given":"Shi-Ning"},{"family":"Xie","given":"Zhenda"}],"container-title":"Physical Review Letters","id":"Tian2023","issue":"20","issued":{"date-parts":[[2024]]},"page":"200801","publisher":"American Physical Society","title":"Experimental demonstration of drone-based quantum key distribution","type":"article-journal","volume":"133"}},{"id":"ITEM-263","isTemporary":false,"itemData":{"DOI":"10.48550/arXiv.2505.17587","URL":"https://arxiv.org/abs/2505.17587","author":[{"family":"Conrad","given":"Andrew"},{"family":"Cochran","given":"Roderick"},{"family":"Sanchez-Rosales","given":"Daniel"},{"family":"Isaac","given":"Samantha"},{"family":"Javid","given":"Timur"},{"family":"Rezaei","given":"Tahereh"},{"family":"Schroeder","given":"A. J."},{"family":"Golba","given":"Grzegorz"},{"family":"Gutha","given":"Akash"},{"family":"Wilens","given":"Brian"},{"family":"Herndon","given":"Kyle"},{"family":"Hill","given":"Alex"},{"family":"Chapman","given":"Joseph"},{"family":"Call","given":"Ian"},{"family":"Szabo","given":"Joseph"},{"family":"Corrigan","given":"Aodhan"},{"family":"Kamin","given":"Lars"},{"family":"Lütkenhaus","given":"Norbert"},{"family":"Gauthier","given":"Daniel J."},{"family":"Kwiat","given":"Paul G."}],"id":"Conrad2025","issued":{"date-parts":[[2025]]},"title":"Drone- and vehicle-based quantum key distribution","type":""}},{"id":"ITEM-264","isTemporary":false,"itemData":{"DOI":"10.1103/PhysRevLett.126.020503","author":[{"family":"Liu","given":"Hua-Ying"},{"family":"Tian","given":"Xiao-Hui"},{"family":"Gu","given":"Changsheng"},{"family":"Fan","given":"Pengfei"},{"family":"Ni","given":"Xin"},{"family":"Yang","given":"Ran"},{"family":"Zhang","given":"Ji-Ning"},{"family":"Hu","given":"Mingzhe"},{"family":"Guo","given":"Jian"},{"family":"Cao","given":"Xun"},{"family":"Hu","given":"Xiaopeng"},{"family":"Zhao","given":"Gang"},{"family":"Lu","given":"Yan-Qing"},{"family":"Gong","given":"Yan-Xiao"},{"family":"Xie","given":"Zhenda"},{"family":"Zhu","given":"Shi-Ning"}],"container-title":"Physical Review Letters","id":"Liu2021","issued":{"date-parts":[[2021]]},"page":"020503","title":"Optical-relayed entanglement distribution using drones as mobile nodes","type":"article-journal","volume":"126"}}],"isEdited":false,"manualOverride":{"citeprocText":"(Tian et al. 2024; Conrad et al. 2025; Liu et al. 2021)","isManuallyOverridden":false,"manualOverrideText":""},"mendeley":{"formattedCitation":"(Tian et al. 2024; Conrad et al. 2025; Liu et al. 2021)","plainTextFormattedCitation":"(Tian et al. 2024; Conrad et al. 2025; Liu et al. 2021)","previouslyFormattedCitation":"(Tian et al. 2024; Conrad et al. 2025; Liu et al. 2021)"},"properties":{"noteIndex":0},"schema":"https://github.com/citation-style-language/schema/raw/master/csl-citation.json"}</w:instrText>
       </w:r>
       <w:r>
         <w:fldChar w:fldCharType="separate"/>
@@ -12371,7 +12561,7 @@
         <w:fldChar w:fldCharType="begin"/>
       </w:r>
       <w:r>
-        <w:instrText xml:space="preserve">ADDIN CSL_CITATION {"citationID":"MENDELEY_CITATION_253","citationItems":[{"id":"ITEM-252","isTemporary":false,"itemData":{"DOI":"10.1103/PhysRevApplied.10.034030","author":[{"family":"Cheiney","given":"Pierrick"},{"family":"Fouché","given":"Lauriane"},{"family":"Templier","given":"Simon"},{"family":"Napolitano","given":"Fabien"},{"family":"Battelier","given":"Baptiste"},{"family":"Bouyer","given":"Philippe"},{"family":"Barrett","given":"Brynle"}],"container-title":"Physical Review Applied","id":"Cheiney2018","issue":"3","issued":{"date-parts":[[2018]]},"page":"034030","publisher":"American Physical Society","title":"Navigation-compatible hybrid quantum accelerometer using a Kalman filter","type":"article-journal","volume":"10"}},{"id":"ITEM-253","isTemporary":false,"itemData":{"DOI":"10.48550/arXiv.2103.09378","URL":"https://arxiv.org/abs/2103.09378","author":[{"family":"Wang","given":"Xuezhi"},{"family":"Kealy","given":"Allison"},{"family":"Gilliam","given":"Christopher"},{"family":"Haine","given":"Simon"},{"family":"Close","given":"John"},{"family":"Moran","given":"Bill"},{"family":"Talbot","given":"Kyle"},{"family":"Williams","given":"Simon"},{"family":"Hardman","given":"Kyle"},{"family":"Freier","given":"Chris"},{"family":"Wigley","given":"Paul"},{"family":"White","given":"Angela"},{"family":"Szigeti","given":"Stuart"},{"family":"Legge","given":"Sam"}],"id":"Wang2021","issued":{"date-parts":[[2021]]},"title":"Enhancing inertial navigation performance via fusion of classical and quantum accelerometers","type":""}}],"isEdited":false,"manualOverride":{"citeprocText":"(Cheiney et al. 2018; Xuezhi Wang et al. 2021)","isManuallyOverridden":false,"manualOverrideText":""},"mendeley":{"formattedCitation":"(Cheiney et al. 2018; Xuezhi Wang et al. 2021)","plainTextFormattedCitation":"(Cheiney et al. 2018; Xuezhi Wang et al. 2021)","previouslyFormattedCitation":"(Cheiney et al. 2018; Xuezhi Wang et al. 2021)"},"properties":{"noteIndex":0},"schema":"https://github.com/citation-style-language/schema/raw/master/csl-citation.json"}</w:instrText>
+        <w:instrText xml:space="preserve">ADDIN CSL_CITATION {"citationID":"MENDELEY_CITATION_266","citationItems":[{"id":"ITEM-265","isTemporary":false,"itemData":{"DOI":"10.1103/PhysRevApplied.10.034030","author":[{"family":"Cheiney","given":"Pierrick"},{"family":"Fouché","given":"Lauriane"},{"family":"Templier","given":"Simon"},{"family":"Napolitano","given":"Fabien"},{"family":"Battelier","given":"Baptiste"},{"family":"Bouyer","given":"Philippe"},{"family":"Barrett","given":"Brynle"}],"container-title":"Physical Review Applied","id":"Cheiney2018","issue":"3","issued":{"date-parts":[[2018]]},"page":"034030","publisher":"American Physical Society","title":"Navigation-compatible hybrid quantum accelerometer using a Kalman filter","type":"article-journal","volume":"10"}},{"id":"ITEM-266","isTemporary":false,"itemData":{"DOI":"10.48550/arXiv.2103.09378","URL":"https://arxiv.org/abs/2103.09378","author":[{"family":"Wang","given":"Xuezhi"},{"family":"Kealy","given":"Allison"},{"family":"Gilliam","given":"Christopher"},{"family":"Haine","given":"Simon"},{"family":"Close","given":"John"},{"family":"Moran","given":"Bill"},{"family":"Talbot","given":"Kyle"},{"family":"Williams","given":"Simon"},{"family":"Hardman","given":"Kyle"},{"family":"Freier","given":"Chris"},{"family":"Wigley","given":"Paul"},{"family":"White","given":"Angela"},{"family":"Szigeti","given":"Stuart"},{"family":"Legge","given":"Sam"}],"id":"Wang2021","issued":{"date-parts":[[2021]]},"title":"Enhancing inertial navigation performance via fusion of classical and quantum accelerometers","type":""}}],"isEdited":false,"manualOverride":{"citeprocText":"(Cheiney et al. 2018; Xuezhi Wang et al. 2021)","isManuallyOverridden":false,"manualOverrideText":""},"mendeley":{"formattedCitation":"(Cheiney et al. 2018; Xuezhi Wang et al. 2021)","plainTextFormattedCitation":"(Cheiney et al. 2018; Xuezhi Wang et al. 2021)","previouslyFormattedCitation":"(Cheiney et al. 2018; Xuezhi Wang et al. 2021)"},"properties":{"noteIndex":0},"schema":"https://github.com/citation-style-language/schema/raw/master/csl-citation.json"}</w:instrText>
       </w:r>
       <w:r>
         <w:fldChar w:fldCharType="separate"/>
@@ -12389,7 +12579,7 @@
         <w:fldChar w:fldCharType="begin"/>
       </w:r>
       <w:r>
-        <w:instrText xml:space="preserve">ADDIN CSL_CITATION {"citationID":"MENDELEY_CITATION_254","citationItems":[{"id":"ITEM-254","isTemporary":false,"itemData":{"DOI":"10.1038/s42254-019-0117-4","author":[{"family":"Bongs","given":"Kai"},{"family":"Holynski","given":"Michael"},{"family":"Vovrosh","given":"Jamie"},{"family":"Bouyer","given":"Philippe"},{"family":"Condon","given":"Gabriel"},{"family":"Rasel","given":"Ernst"},{"family":"Schubert","given":"Christian"},{"family":"Schleich","given":"Wolfgang P."},{"family":"Roura","given":"Albert"}],"container-title":"Nature Reviews Physics","id":"Bongs2019","issue":"12","issued":{"date-parts":[[2019]]},"page":"731-739","publisher":"Nature Publishing Group","title":"Taking atom interferometric quantum sensors from the laboratory to real-world applications","type":"article-journal","volume":"1"}}],"isEdited":false,"manualOverride":{"citeprocText":"(Bongs et al. 2019)","isManuallyOverridden":false,"manualOverrideText":""},"mendeley":{"formattedCitation":"(Bongs et al. 2019)","plainTextFormattedCitation":"(Bongs et al. 2019)","previouslyFormattedCitation":"(Bongs et al. 2019)"},"properties":{"noteIndex":0},"schema":"https://github.com/citation-style-language/schema/raw/master/csl-citation.json"}</w:instrText>
+        <w:instrText xml:space="preserve">ADDIN CSL_CITATION {"citationID":"MENDELEY_CITATION_267","citationItems":[{"id":"ITEM-267","isTemporary":false,"itemData":{"DOI":"10.1038/s42254-019-0117-4","author":[{"family":"Bongs","given":"Kai"},{"family":"Holynski","given":"Michael"},{"family":"Vovrosh","given":"Jamie"},{"family":"Bouyer","given":"Philippe"},{"family":"Condon","given":"Gabriel"},{"family":"Rasel","given":"Ernst"},{"family":"Schubert","given":"Christian"},{"family":"Schleich","given":"Wolfgang P."},{"family":"Roura","given":"Albert"}],"container-title":"Nature Reviews Physics","id":"Bongs2019","issue":"12","issued":{"date-parts":[[2019]]},"page":"731-739","publisher":"Nature Publishing Group","title":"Taking atom interferometric quantum sensors from the laboratory to real-world applications","type":"article-journal","volume":"1"}}],"isEdited":false,"manualOverride":{"citeprocText":"(Bongs et al. 2019)","isManuallyOverridden":false,"manualOverrideText":""},"mendeley":{"formattedCitation":"(Bongs et al. 2019)","plainTextFormattedCitation":"(Bongs et al. 2019)","previouslyFormattedCitation":"(Bongs et al. 2019)"},"properties":{"noteIndex":0},"schema":"https://github.com/citation-style-language/schema/raw/master/csl-citation.json"}</w:instrText>
       </w:r>
       <w:r>
         <w:fldChar w:fldCharType="separate"/>
@@ -12453,7 +12643,7 @@
         <w:fldChar w:fldCharType="begin"/>
       </w:r>
       <w:r>
-        <w:instrText xml:space="preserve">ADDIN CSL_CITATION {"citationID":"MENDELEY_CITATION_257","citationItems":[{"id":"ITEM-255","isTemporary":false,"itemData":{"DOI":"10.1088/1367-2630/18/2/023023","author":[{"family":"McClean","given":"Jarrod R."},{"family":"Romero","given":"Jonathan"},{"family":"Babbush","given":"Ryan"},{"family":"Aspuru-Guzik","given":"Alán"}],"container-title":"New Journal of Physics","id":"McClean2016","issue":"2","issued":{"date-parts":[[2016]]},"page":"023023","publisher":"IOP Publishing","title":"The theory of variational hybrid quantum-classical algorithms","type":"article-journal","volume":"18"}},{"id":"ITEM-256","isTemporary":false,"itemData":{"DOI":"10.1038/s42254-021-00348-9","author":[{"family":"Cerezo","given":"M."},{"family":"Arrasmith","given":"Andrew"},{"family":"Babbush","given":"Ryan"},{"family":"Benjamin","given":"Simon C."},{"family":"Endo","given":"Suguru"},{"family":"Fujii","given":"Keisuke"},{"family":"McClean","given":"Jarrod R."},{"family":"Mitarai","given":"Kosuke"},{"family":"Yuan","given":"Xiao"},{"family":"Cincio","given":"Lukasz"},{"family":"Coles","given":"Patrick J."}],"container-title":"Nature Reviews Physics","id":"Cerezo2021a","issue":"9","issued":{"date-parts":[[2021]]},"page":"625-644","publisher":"Nature Publishing Group","title":"Variational quantum algorithms","type":"article-journal","volume":"3"}},{"id":"ITEM-257","isTemporary":false,"itemData":{"DOI":"10.1103/RevModPhys.94.015004","author":[{"family":"Bharti","given":"Kishor"},{"family":"Cervera-Lierta","given":"Alba"},{"family":"Kyaw","given":"Thi Ha"},{"family":"Haug","given":"Tobias"},{"family":"Alperin-Lea","given":"Sumner"},{"family":"Anand","given":"Abhinav"},{"family":"Degroote","given":"Matthias"},{"family":"Heimonen","given":"Hermanni"},{"family":"Kottmann","given":"Jakob S."},{"family":"Menke","given":"Tim"},{"family":"Mok","given":"Wai-Keong"},{"family":"Sim","given":"Sukin"},{"family":"Kwek","given":"Leong-Chuan"},{"family":"Aspuru-Guzik","given":"Alán"}],"container-title":"Reviews of Modern Physics","id":"Bharti2022","issue":"1","issued":{"date-parts":[[2022]]},"page":"015004","title":"Noisy intermediate-scale quantum algorithms","type":"article-journal","volume":"94"}}],"isEdited":false,"manualOverride":{"citeprocText":"(McClean et al. 2016; Cerezo, Arrasmith, et al. 2021; Bharti et al. 2022)","isManuallyOverridden":false,"manualOverrideText":""},"mendeley":{"formattedCitation":"(McClean et al. 2016; Cerezo, Arrasmith, et al. 2021; Bharti et al. 2022)","plainTextFormattedCitation":"(McClean et al. 2016; Cerezo, Arrasmith, et al. 2021; Bharti et al. 2022)","previouslyFormattedCitation":"(McClean et al. 2016; Cerezo, Arrasmith, et al. 2021; Bharti et al. 2022)"},"properties":{"noteIndex":0},"schema":"https://github.com/citation-style-language/schema/raw/master/csl-citation.json"}</w:instrText>
+        <w:instrText xml:space="preserve">ADDIN CSL_CITATION {"citationID":"MENDELEY_CITATION_270","citationItems":[{"id":"ITEM-268","isTemporary":false,"itemData":{"DOI":"10.1088/1367-2630/18/2/023023","author":[{"family":"McClean","given":"Jarrod R."},{"family":"Romero","given":"Jonathan"},{"family":"Babbush","given":"Ryan"},{"family":"Aspuru-Guzik","given":"Alán"}],"container-title":"New Journal of Physics","id":"McClean2016","issue":"2","issued":{"date-parts":[[2016]]},"page":"023023","publisher":"IOP Publishing","title":"The theory of variational hybrid quantum-classical algorithms","type":"article-journal","volume":"18"}},{"id":"ITEM-269","isTemporary":false,"itemData":{"DOI":"10.1038/s42254-021-00348-9","author":[{"family":"Cerezo","given":"M."},{"family":"Arrasmith","given":"Andrew"},{"family":"Babbush","given":"Ryan"},{"family":"Benjamin","given":"Simon C."},{"family":"Endo","given":"Suguru"},{"family":"Fujii","given":"Keisuke"},{"family":"McClean","given":"Jarrod R."},{"family":"Mitarai","given":"Kosuke"},{"family":"Yuan","given":"Xiao"},{"family":"Cincio","given":"Lukasz"},{"family":"Coles","given":"Patrick J."}],"container-title":"Nature Reviews Physics","id":"Cerezo2021a","issue":"9","issued":{"date-parts":[[2021]]},"page":"625-644","publisher":"Nature Publishing Group","title":"Variational quantum algorithms","type":"article-journal","volume":"3"}},{"id":"ITEM-270","isTemporary":false,"itemData":{"DOI":"10.1103/RevModPhys.94.015004","author":[{"family":"Bharti","given":"Kishor"},{"family":"Cervera-Lierta","given":"Alba"},{"family":"Kyaw","given":"Thi Ha"},{"family":"Haug","given":"Tobias"},{"family":"Alperin-Lea","given":"Sumner"},{"family":"Anand","given":"Abhinav"},{"family":"Degroote","given":"Matthias"},{"family":"Heimonen","given":"Hermanni"},{"family":"Kottmann","given":"Jakob S."},{"family":"Menke","given":"Tim"},{"family":"Mok","given":"Wai-Keong"},{"family":"Sim","given":"Sukin"},{"family":"Kwek","given":"Leong-Chuan"},{"family":"Aspuru-Guzik","given":"Alán"}],"container-title":"Reviews of Modern Physics","id":"Bharti2022","issue":"1","issued":{"date-parts":[[2022]]},"page":"015004","title":"Noisy intermediate-scale quantum algorithms","type":"article-journal","volume":"94"}}],"isEdited":false,"manualOverride":{"citeprocText":"(McClean et al. 2016; Cerezo, Arrasmith, et al. 2021; Bharti et al. 2022)","isManuallyOverridden":false,"manualOverrideText":""},"mendeley":{"formattedCitation":"(McClean et al. 2016; Cerezo, Arrasmith, et al. 2021; Bharti et al. 2022)","plainTextFormattedCitation":"(McClean et al. 2016; Cerezo, Arrasmith, et al. 2021; Bharti et al. 2022)","previouslyFormattedCitation":"(McClean et al. 2016; Cerezo, Arrasmith, et al. 2021; Bharti et al. 2022)"},"properties":{"noteIndex":0},"schema":"https://github.com/citation-style-language/schema/raw/master/csl-citation.json"}</w:instrText>
       </w:r>
       <w:r>
         <w:fldChar w:fldCharType="separate"/>
@@ -12471,7 +12661,7 @@
         <w:fldChar w:fldCharType="begin"/>
       </w:r>
       <w:r>
-        <w:instrText xml:space="preserve">ADDIN CSL_CITATION {"citationID":"MENDELEY_CITATION_258","citationItems":[{"id":"ITEM-258","isTemporary":false,"itemData":{"DOI":"10.7566/JPSJ.90.032001","author":[{"family":"Endo","given":"Suguru"},{"family":"Cai","given":"Zhenyu"},{"family":"Benjamin","given":"Simon C."},{"family":"Yuan","given":"Xiao"}],"container-title":"Journal of the Physical Society of Japan","id":"Endo2021","issue":"3","issued":{"date-parts":[[2021]]},"page":"032001","publisher":"The Physical Society of Japan","title":"Hybrid quantum-classical algorithms and quantum error mitigation","type":"article-journal","volume":"90"}}],"isEdited":false,"manualOverride":{"citeprocText":"(Endo et al. 2021)","isManuallyOverridden":false,"manualOverrideText":""},"mendeley":{"formattedCitation":"(Endo et al. 2021)","plainTextFormattedCitation":"(Endo et al. 2021)","previouslyFormattedCitation":"(Endo et al. 2021)"},"properties":{"noteIndex":0},"schema":"https://github.com/citation-style-language/schema/raw/master/csl-citation.json"}</w:instrText>
+        <w:instrText xml:space="preserve">ADDIN CSL_CITATION {"citationID":"MENDELEY_CITATION_271","citationItems":[{"id":"ITEM-271","isTemporary":false,"itemData":{"DOI":"10.7566/JPSJ.90.032001","author":[{"family":"Endo","given":"Suguru"},{"family":"Cai","given":"Zhenyu"},{"family":"Benjamin","given":"Simon C."},{"family":"Yuan","given":"Xiao"}],"container-title":"Journal of the Physical Society of Japan","id":"Endo2021","issue":"3","issued":{"date-parts":[[2021]]},"page":"032001","publisher":"The Physical Society of Japan","title":"Hybrid quantum-classical algorithms and quantum error mitigation","type":"article-journal","volume":"90"}}],"isEdited":false,"manualOverride":{"citeprocText":"(Endo et al. 2021)","isManuallyOverridden":false,"manualOverrideText":""},"mendeley":{"formattedCitation":"(Endo et al. 2021)","plainTextFormattedCitation":"(Endo et al. 2021)","previouslyFormattedCitation":"(Endo et al. 2021)"},"properties":{"noteIndex":0},"schema":"https://github.com/citation-style-language/schema/raw/master/csl-citation.json"}</w:instrText>
       </w:r>
       <w:r>
         <w:fldChar w:fldCharType="separate"/>
@@ -12516,7 +12706,7 @@
         <w:fldChar w:fldCharType="begin"/>
       </w:r>
       <w:r>
-        <w:instrText xml:space="preserve">ADDIN CSL_CITATION {"citationID":"MENDELEY_CITATION_259","citationItems":[{"id":"ITEM-259","isTemporary":false,"itemData":{"DOI":"10.1007/s42484-024-00226-4","author":[{"family":"Sinha","given":"Akash"},{"family":"Macaluso","given":"Antonio"},{"family":"Klusch","given":"Matthias"}],"container-title":"Quantum Machine Intelligence","id":"Sinha2023","issued":{"date-parts":[[2025]]},"page":"19","publisher":"Springer","title":"Nav-Q: Quantum deep reinforcement learning for collision-free navigation of self-driving cars","title-short":"Nav-Q","type":"article-journal","volume":"7"}}],"isEdited":false,"manualOverride":{"citeprocText":"(Sinha, Macaluso, and Klusch 2025)","isManuallyOverridden":false,"manualOverrideText":""},"mendeley":{"formattedCitation":"(Sinha, Macaluso, and Klusch 2025)","plainTextFormattedCitation":"(Sinha, Macaluso, and Klusch 2025)","previouslyFormattedCitation":"(Sinha, Macaluso, and Klusch 2025)"},"properties":{"noteIndex":0},"schema":"https://github.com/citation-style-language/schema/raw/master/csl-citation.json"}</w:instrText>
+        <w:instrText xml:space="preserve">ADDIN CSL_CITATION {"citationID":"MENDELEY_CITATION_272","citationItems":[{"id":"ITEM-272","isTemporary":false,"itemData":{"DOI":"10.1007/s42484-024-00226-4","author":[{"family":"Sinha","given":"Akash"},{"family":"Macaluso","given":"Antonio"},{"family":"Klusch","given":"Matthias"}],"container-title":"Quantum Machine Intelligence","id":"Sinha2023","issued":{"date-parts":[[2025]]},"page":"19","publisher":"Springer","title":"Nav-Q: Quantum deep reinforcement learning for collision-free navigation of self-driving cars","title-short":"Nav-Q","type":"article-journal","volume":"7"}}],"isEdited":false,"manualOverride":{"citeprocText":"(Sinha, Macaluso, and Klusch 2025)","isManuallyOverridden":false,"manualOverrideText":""},"mendeley":{"formattedCitation":"(Sinha, Macaluso, and Klusch 2025)","plainTextFormattedCitation":"(Sinha, Macaluso, and Klusch 2025)","previouslyFormattedCitation":"(Sinha, Macaluso, and Klusch 2025)"},"properties":{"noteIndex":0},"schema":"https://github.com/citation-style-language/schema/raw/master/csl-citation.json"}</w:instrText>
       </w:r>
       <w:r>
         <w:fldChar w:fldCharType="separate"/>
@@ -12547,7 +12737,7 @@
         <w:fldChar w:fldCharType="begin"/>
       </w:r>
       <w:r>
-        <w:instrText xml:space="preserve">ADDIN CSL_CITATION {"citationID":"MENDELEY_CITATION_260","citationItems":[{"id":"ITEM-260","isTemporary":false,"itemData":{"DOI":"10.3389/fcomp.2019.00009","author":[{"family":"Ohzeki","given":"Masayuki"},{"family":"Miki","given":"Akira"},{"family":"Miyama","given":"Masamichi J."},{"family":"Terabe","given":"Masayoshi"}],"container-title":"Frontiers in Computer Science","id":"Ohzeki2019","issued":{"date-parts":[[2019]]},"page":"9","publisher":"Frontiers Media","title":"Control of automated guided vehicles without collision by quantum annealer and digital devices","type":"article-journal","volume":"1"}}],"isEdited":false,"manualOverride":{"citeprocText":"(Ohzeki et al. 2019)","isManuallyOverridden":false,"manualOverrideText":""},"mendeley":{"formattedCitation":"(Ohzeki et al. 2019)","plainTextFormattedCitation":"(Ohzeki et al. 2019)","previouslyFormattedCitation":"(Ohzeki et al. 2019)"},"properties":{"noteIndex":0},"schema":"https://github.com/citation-style-language/schema/raw/master/csl-citation.json"}</w:instrText>
+        <w:instrText xml:space="preserve">ADDIN CSL_CITATION {"citationID":"MENDELEY_CITATION_273","citationItems":[{"id":"ITEM-273","isTemporary":false,"itemData":{"DOI":"10.3389/fcomp.2019.00009","author":[{"family":"Ohzeki","given":"Masayuki"},{"family":"Miki","given":"Akira"},{"family":"Miyama","given":"Masamichi J."},{"family":"Terabe","given":"Masayoshi"}],"container-title":"Frontiers in Computer Science","id":"Ohzeki2019","issued":{"date-parts":[[2019]]},"page":"9","publisher":"Frontiers Media","title":"Control of automated guided vehicles without collision by quantum annealer and digital devices","type":"article-journal","volume":"1"}}],"isEdited":false,"manualOverride":{"citeprocText":"(Ohzeki et al. 2019)","isManuallyOverridden":false,"manualOverrideText":""},"mendeley":{"formattedCitation":"(Ohzeki et al. 2019)","plainTextFormattedCitation":"(Ohzeki et al. 2019)","previouslyFormattedCitation":"(Ohzeki et al. 2019)"},"properties":{"noteIndex":0},"schema":"https://github.com/citation-style-language/schema/raw/master/csl-citation.json"}</w:instrText>
       </w:r>
       <w:r>
         <w:fldChar w:fldCharType="separate"/>
@@ -12565,7 +12755,7 @@
         <w:fldChar w:fldCharType="begin"/>
       </w:r>
       <w:r>
-        <w:instrText xml:space="preserve">ADDIN CSL_CITATION {"citationID":"MENDELEY_CITATION_261","citationItems":[{"id":"ITEM-261","isTemporary":false,"itemData":{"DOI":"10.1145/3293320.3293333","author":[{"family":"Clark","given":"James"},{"family":"West","given":"Tristan"},{"family":"Zammit","given":"Joseph Paul"},{"family":"Guo","given":"Xiaohu"},{"family":"Mason","given":"Luke"},{"family":"Russell","given":"Duncan"}],"container-title":"Proceedings of the international conference on high performance computing in asia-pacific region (HPC Asia 2019)","id":"Clark2019","issued":{"date-parts":[[2019]]},"page":"111-119","publisher":"ACM","publisher-place":"New York, NY, USA","title":"Towards real time multi-robot routing using quantum computing technologies","type":"paper-conference"}}],"isEdited":false,"manualOverride":{"citeprocText":"(Clark et al. 2019)","isManuallyOverridden":false,"manualOverrideText":""},"mendeley":{"formattedCitation":"(Clark et al. 2019)","plainTextFormattedCitation":"(Clark et al. 2019)","previouslyFormattedCitation":"(Clark et al. 2019)"},"properties":{"noteIndex":0},"schema":"https://github.com/citation-style-language/schema/raw/master/csl-citation.json"}</w:instrText>
+        <w:instrText xml:space="preserve">ADDIN CSL_CITATION {"citationID":"MENDELEY_CITATION_274","citationItems":[{"id":"ITEM-274","isTemporary":false,"itemData":{"DOI":"10.1145/3293320.3293333","author":[{"family":"Clark","given":"James"},{"family":"West","given":"Tristan"},{"family":"Zammit","given":"Joseph Paul"},{"family":"Guo","given":"Xiaohu"},{"family":"Mason","given":"Luke"},{"family":"Russell","given":"Duncan"}],"container-title":"Proceedings of the international conference on high performance computing in asia-pacific region (HPC Asia 2019)","id":"Clark2019","issued":{"date-parts":[[2019]]},"page":"111-119","publisher":"ACM","publisher-place":"New York, NY, USA","title":"Towards real time multi-robot routing using quantum computing technologies","type":"paper-conference"}}],"isEdited":false,"manualOverride":{"citeprocText":"(Clark et al. 2019)","isManuallyOverridden":false,"manualOverrideText":""},"mendeley":{"formattedCitation":"(Clark et al. 2019)","plainTextFormattedCitation":"(Clark et al. 2019)","previouslyFormattedCitation":"(Clark et al. 2019)"},"properties":{"noteIndex":0},"schema":"https://github.com/citation-style-language/schema/raw/master/csl-citation.json"}</w:instrText>
       </w:r>
       <w:r>
         <w:fldChar w:fldCharType="separate"/>
@@ -12583,7 +12773,7 @@
         <w:fldChar w:fldCharType="begin"/>
       </w:r>
       <w:r>
-        <w:instrText xml:space="preserve">ADDIN CSL_CITATION {"citationID":"MENDELEY_CITATION_262","citationItems":[{"id":"ITEM-262","isTemporary":false,"itemData":{"DOI":"10.3390/a14070194","author":[{"family":"Atchade-Adelomou","given":"Parfait"},{"family":"Alonso-Linaje","given":"Guillermo"},{"family":"Albo-Canals","given":"Jordi"},{"family":"Casado-Fauli","given":"Daniel"}],"container-title":"Algorithms","id":"AtchadeAdelomou2021","issue":"7","issued":{"date-parts":[[2021]]},"page":"194","publisher":"MDPI","title":"qRobot: A quantum computing approach in mobile robot order picking and batching problem solver optimization","title-short":"qRobot","type":"article-journal","volume":"14"}}],"isEdited":false,"manualOverride":{"citeprocText":"(Atchade-Adelomou et al. 2021)","isManuallyOverridden":false,"manualOverrideText":""},"mendeley":{"formattedCitation":"(Atchade-Adelomou et al. 2021)","plainTextFormattedCitation":"(Atchade-Adelomou et al. 2021)","previouslyFormattedCitation":"(Atchade-Adelomou et al. 2021)"},"properties":{"noteIndex":0},"schema":"https://github.com/citation-style-language/schema/raw/master/csl-citation.json"}</w:instrText>
+        <w:instrText xml:space="preserve">ADDIN CSL_CITATION {"citationID":"MENDELEY_CITATION_275","citationItems":[{"id":"ITEM-275","isTemporary":false,"itemData":{"DOI":"10.3390/a14070194","author":[{"family":"Atchade-Adelomou","given":"Parfait"},{"family":"Alonso-Linaje","given":"Guillermo"},{"family":"Albo-Canals","given":"Jordi"},{"family":"Casado-Fauli","given":"Daniel"}],"container-title":"Algorithms","id":"AtchadeAdelomou2021","issue":"7","issued":{"date-parts":[[2021]]},"page":"194","publisher":"MDPI","title":"qRobot: A quantum computing approach in mobile robot order picking and batching problem solver optimization","title-short":"qRobot","type":"article-journal","volume":"14"}}],"isEdited":false,"manualOverride":{"citeprocText":"(Atchade-Adelomou et al. 2021)","isManuallyOverridden":false,"manualOverrideText":""},"mendeley":{"formattedCitation":"(Atchade-Adelomou et al. 2021)","plainTextFormattedCitation":"(Atchade-Adelomou et al. 2021)","previouslyFormattedCitation":"(Atchade-Adelomou et al. 2021)"},"properties":{"noteIndex":0},"schema":"https://github.com/citation-style-language/schema/raw/master/csl-citation.json"}</w:instrText>
       </w:r>
       <w:r>
         <w:fldChar w:fldCharType="separate"/>
@@ -12614,7 +12804,7 @@
         <w:fldChar w:fldCharType="begin"/>
       </w:r>
       <w:r>
-        <w:instrText xml:space="preserve">ADDIN CSL_CITATION {"citationID":"MENDELEY_CITATION_263","citationItems":[{"id":"ITEM-263","isTemporary":false,"itemData":{"URL":"https://arxiv.org/abs/2605.20801","author":[{"family":"Altrabulsi","given":"Mohamed Khair"},{"family":"Innan","given":"Nouhaila"},{"family":"Marchisio","given":"Alberto"},{"family":"Kashif","given":"Muhammad"},{"family":"Shafique","given":"Muhammad"}],"id":"Altrabulsi2026","issued":{"date-parts":[[2026]]},"title":"Q-SpiRL: Quantum spiking reinforcement learning for adaptive robot navigation","title-short":"Q-SpiRL","type":""}}],"isEdited":false,"manualOverride":{"citeprocText":"(Altrabulsi et al. 2026)","isManuallyOverridden":false,"manualOverrideText":""},"mendeley":{"formattedCitation":"(Altrabulsi et al. 2026)","plainTextFormattedCitation":"(Altrabulsi et al. 2026)","previouslyFormattedCitation":"(Altrabulsi et al. 2026)"},"properties":{"noteIndex":0},"schema":"https://github.com/citation-style-language/schema/raw/master/csl-citation.json"}</w:instrText>
+        <w:instrText xml:space="preserve">ADDIN CSL_CITATION {"citationID":"MENDELEY_CITATION_276","citationItems":[{"id":"ITEM-276","isTemporary":false,"itemData":{"URL":"https://arxiv.org/abs/2605.20801","author":[{"family":"Altrabulsi","given":"Mohamed Khair"},{"family":"Innan","given":"Nouhaila"},{"family":"Marchisio","given":"Alberto"},{"family":"Kashif","given":"Muhammad"},{"family":"Shafique","given":"Muhammad"}],"id":"Altrabulsi2026","issued":{"date-parts":[[2026]]},"title":"Q-SpiRL: Quantum spiking reinforcement learning for adaptive robot navigation","title-short":"Q-SpiRL","type":""}}],"isEdited":false,"manualOverride":{"citeprocText":"(Altrabulsi et al. 2026)","isManuallyOverridden":false,"manualOverrideText":""},"mendeley":{"formattedCitation":"(Altrabulsi et al. 2026)","plainTextFormattedCitation":"(Altrabulsi et al. 2026)","previouslyFormattedCitation":"(Altrabulsi et al. 2026)"},"properties":{"noteIndex":0},"schema":"https://github.com/citation-style-language/schema/raw/master/csl-citation.json"}</w:instrText>
       </w:r>
       <w:r>
         <w:fldChar w:fldCharType="separate"/>
@@ -12635,7 +12825,7 @@
         <w:fldChar w:fldCharType="begin"/>
       </w:r>
       <w:r>
-        <w:instrText xml:space="preserve">ADDIN CSL_CITATION {"citationID":"MENDELEY_CITATION_264","citationItems":[{"id":"ITEM-264","isTemporary":false,"itemData":{"DOI":"10.1016/j.robot.2025.105026","author":[{"family":"Antero","given":"Unai"},{"family":"Sierra","given":"Basilio"},{"family":"Oñativia","given":"Jon"},{"family":"Ruiz","given":"Alejandra"},{"family":"Osaba","given":"Eneko"}],"container-title":"Robotics and Autonomous Systems","id":"Antero2025","issued":{"date-parts":[[2025]]},"page":"105026","publisher":"Elsevier","title":"Robot localization aided by quantum algorithms","type":"article-journal","volume":"192"}}],"isEdited":false,"manualOverride":{"citeprocText":"(Antero et al. 2025)","isManuallyOverridden":false,"manualOverrideText":""},"mendeley":{"formattedCitation":"(Antero et al. 2025)","plainTextFormattedCitation":"(Antero et al. 2025)","previouslyFormattedCitation":"(Antero et al. 2025)"},"properties":{"noteIndex":0},"schema":"https://github.com/citation-style-language/schema/raw/master/csl-citation.json"}</w:instrText>
+        <w:instrText xml:space="preserve">ADDIN CSL_CITATION {"citationID":"MENDELEY_CITATION_277","citationItems":[{"id":"ITEM-277","isTemporary":false,"itemData":{"DOI":"10.1016/j.robot.2025.105026","author":[{"family":"Antero","given":"Unai"},{"family":"Sierra","given":"Basilio"},{"family":"Oñativia","given":"Jon"},{"family":"Ruiz","given":"Alejandra"},{"family":"Osaba","given":"Eneko"}],"container-title":"Robotics and Autonomous Systems","id":"Antero2025","issued":{"date-parts":[[2025]]},"page":"105026","publisher":"Elsevier","title":"Robot localization aided by quantum algorithms","type":"article-journal","volume":"192"}}],"isEdited":false,"manualOverride":{"citeprocText":"(Antero et al. 2025)","isManuallyOverridden":false,"manualOverrideText":""},"mendeley":{"formattedCitation":"(Antero et al. 2025)","plainTextFormattedCitation":"(Antero et al. 2025)","previouslyFormattedCitation":"(Antero et al. 2025)"},"properties":{"noteIndex":0},"schema":"https://github.com/citation-style-language/schema/raw/master/csl-citation.json"}</w:instrText>
       </w:r>
       <w:r>
         <w:fldChar w:fldCharType="separate"/>
@@ -12744,7 +12934,7 @@
         <w:fldChar w:fldCharType="begin"/>
       </w:r>
       <w:r>
-        <w:instrText xml:space="preserve">ADDIN CSL_CITATION {"citationID":"MENDELEY_CITATION_265","citationItems":[{"id":"ITEM-265","isTemporary":false,"itemData":{"DOI":"10.1146/annurev-conmatphys-031119-050605","author":[{"family":"Kjaergaard","given":"Morten"},{"family":"Schwartz","given":"Mollie E."},{"family":"Braumüller","given":"Jochen"},{"family":"Krantz","given":"Philip"},{"family":"Wang","given":"Joel I.-J."},{"family":"Gustavsson","given":"Simon"},{"family":"Oliver","given":"William D."}],"container-title":"Annual Review of Condensed Matter Physics","id":"Kjaergaard2020","issued":{"date-parts":[[2020]]},"page":"369-395","publisher":"Annual Reviews","title":"Superconducting qubits: Current state of play","title-short":"Superconducting qubits","type":"article-journal","volume":"11"}}],"isEdited":false,"manualOverride":{"citeprocText":"(Kjaergaard et al. 2020)","isManuallyOverridden":false,"manualOverrideText":""},"mendeley":{"formattedCitation":"(Kjaergaard et al. 2020)","plainTextFormattedCitation":"(Kjaergaard et al. 2020)","previouslyFormattedCitation":"(Kjaergaard et al. 2020)"},"properties":{"noteIndex":0},"schema":"https://github.com/citation-style-language/schema/raw/master/csl-citation.json"}</w:instrText>
+        <w:instrText xml:space="preserve">ADDIN CSL_CITATION {"citationID":"MENDELEY_CITATION_278","citationItems":[{"id":"ITEM-278","isTemporary":false,"itemData":{"DOI":"10.1146/annurev-conmatphys-031119-050605","author":[{"family":"Kjaergaard","given":"Morten"},{"family":"Schwartz","given":"Mollie E."},{"family":"Braumüller","given":"Jochen"},{"family":"Krantz","given":"Philip"},{"family":"Wang","given":"Joel I.-J."},{"family":"Gustavsson","given":"Simon"},{"family":"Oliver","given":"William D."}],"container-title":"Annual Review of Condensed Matter Physics","id":"Kjaergaard2020","issued":{"date-parts":[[2020]]},"page":"369-395","publisher":"Annual Reviews","title":"Superconducting qubits: Current state of play","title-short":"Superconducting qubits","type":"article-journal","volume":"11"}}],"isEdited":false,"manualOverride":{"citeprocText":"(Kjaergaard et al. 2020)","isManuallyOverridden":false,"manualOverrideText":""},"mendeley":{"formattedCitation":"(Kjaergaard et al. 2020)","plainTextFormattedCitation":"(Kjaergaard et al. 2020)","previouslyFormattedCitation":"(Kjaergaard et al. 2020)"},"properties":{"noteIndex":0},"schema":"https://github.com/citation-style-language/schema/raw/master/csl-citation.json"}</w:instrText>
       </w:r>
       <w:r>
         <w:fldChar w:fldCharType="separate"/>
@@ -12762,7 +12952,7 @@
         <w:fldChar w:fldCharType="begin"/>
       </w:r>
       <w:r>
-        <w:instrText xml:space="preserve">ADDIN CSL_CITATION {"citationID":"MENDELEY_CITATION_266","citationItems":[{"id":"ITEM-266","isTemporary":false,"itemData":{"DOI":"10.3390/a14070194","author":[{"family":"Atchade-Adelomou","given":"Parfait"},{"family":"Alonso-Linaje","given":"Guillermo"},{"family":"Albo-Canals","given":"Jordi"},{"family":"Casado-Fauli","given":"Daniel"}],"container-title":"Algorithms","id":"AtchadeAdelomou2021","issue":"7","issued":{"date-parts":[[2021]]},"page":"194","publisher":"MDPI","title":"qRobot: A quantum computing approach in mobile robot order picking and batching problem solver optimization","title-short":"qRobot","type":"article-journal","volume":"14"}}],"isEdited":false,"manualOverride":{"citeprocText":"(Atchade-Adelomou et al. 2021)","isManuallyOverridden":false,"manualOverrideText":""},"mendeley":{"formattedCitation":"(Atchade-Adelomou et al. 2021)","plainTextFormattedCitation":"(Atchade-Adelomou et al. 2021)","previouslyFormattedCitation":"(Atchade-Adelomou et al. 2021)"},"properties":{"noteIndex":0},"schema":"https://github.com/citation-style-language/schema/raw/master/csl-citation.json"}</w:instrText>
+        <w:instrText xml:space="preserve">ADDIN CSL_CITATION {"citationID":"MENDELEY_CITATION_279","citationItems":[{"id":"ITEM-279","isTemporary":false,"itemData":{"DOI":"10.3390/a14070194","author":[{"family":"Atchade-Adelomou","given":"Parfait"},{"family":"Alonso-Linaje","given":"Guillermo"},{"family":"Albo-Canals","given":"Jordi"},{"family":"Casado-Fauli","given":"Daniel"}],"container-title":"Algorithms","id":"AtchadeAdelomou2021","issue":"7","issued":{"date-parts":[[2021]]},"page":"194","publisher":"MDPI","title":"qRobot: A quantum computing approach in mobile robot order picking and batching problem solver optimization","title-short":"qRobot","type":"article-journal","volume":"14"}}],"isEdited":false,"manualOverride":{"citeprocText":"(Atchade-Adelomou et al. 2021)","isManuallyOverridden":false,"manualOverrideText":""},"mendeley":{"formattedCitation":"(Atchade-Adelomou et al. 2021)","plainTextFormattedCitation":"(Atchade-Adelomou et al. 2021)","previouslyFormattedCitation":"(Atchade-Adelomou et al. 2021)"},"properties":{"noteIndex":0},"schema":"https://github.com/citation-style-language/schema/raw/master/csl-citation.json"}</w:instrText>
       </w:r>
       <w:r>
         <w:fldChar w:fldCharType="separate"/>
@@ -12799,7 +12989,7 @@
         <w:fldChar w:fldCharType="begin"/>
       </w:r>
       <w:r>
-        <w:instrText xml:space="preserve">ADDIN CSL_CITATION {"citationID":"MENDELEY_CITATION_267","citationItems":[{"id":"ITEM-267","isTemporary":false,"itemData":{"DOI":"10.1103/PhysRevA.58.893","author":[{"family":"Benioff","given":"Paul"}],"container-title":"Physical Review A","id":"Benioff1998","issue":"2","issued":{"date-parts":[[1998]]},"page":"893-904","publisher":"American Physical Society","title":"Quantum robots and environments","type":"article-journal","volume":"58"},"suppress-author":false}],"isEdited":false,"manualOverride":{"citeprocText":"Benioff (1998)","isManuallyOverridden":false,"manualOverrideText":""},"mendeley":{"formattedCitation":"Benioff (1998)","plainTextFormattedCitation":"Benioff (1998)","previouslyFormattedCitation":"Benioff (1998)"},"properties":{"noteIndex":0},"schema":"https://github.com/citation-style-language/schema/raw/master/csl-citation.json"}</w:instrText>
+        <w:instrText xml:space="preserve">ADDIN CSL_CITATION {"citationID":"MENDELEY_CITATION_280","citationItems":[{"id":"ITEM-280","isTemporary":false,"itemData":{"DOI":"10.1103/PhysRevA.58.893","author":[{"family":"Benioff","given":"Paul"}],"container-title":"Physical Review A","id":"Benioff1998","issue":"2","issued":{"date-parts":[[1998]]},"page":"893-904","publisher":"American Physical Society","title":"Quantum robots and environments","type":"article-journal","volume":"58"},"suppress-author":false}],"isEdited":false,"manualOverride":{"citeprocText":"Benioff (1998)","isManuallyOverridden":false,"manualOverrideText":""},"mendeley":{"formattedCitation":"Benioff (1998)","plainTextFormattedCitation":"Benioff (1998)","previouslyFormattedCitation":"Benioff (1998)"},"properties":{"noteIndex":0},"schema":"https://github.com/citation-style-language/schema/raw/master/csl-citation.json"}</w:instrText>
       </w:r>
       <w:r>
         <w:fldChar w:fldCharType="separate"/>
@@ -12823,7 +13013,7 @@
         <w:fldChar w:fldCharType="begin"/>
       </w:r>
       <w:r>
-        <w:instrText xml:space="preserve">ADDIN CSL_CITATION {"citationID":"MENDELEY_CITATION_268","citationItems":[{"id":"ITEM-268","isTemporary":false,"itemData":{"DOI":"10.1017/S0263574705002596","author":[{"family":"Dong","given":"Daoyi"},{"family":"Chen","given":"Chunlin"},{"family":"Zhang","given":"Chenbin"},{"family":"Chen","given":"Zonghai"}],"container-title":"Robotica","id":"Dong2006","issue":"4","issued":{"date-parts":[[2006]]},"page":"513-521","title":"Quantum robot: Structure, algorithms and applications","title-short":"Quantum robot","type":"article-journal","volume":"24"},"suppress-author":false}],"isEdited":false,"manualOverride":{"citeprocText":"Dong et al. (2006)","isManuallyOverridden":false,"manualOverrideText":""},"mendeley":{"formattedCitation":"Dong et al. (2006)","plainTextFormattedCitation":"Dong et al. (2006)","previouslyFormattedCitation":"Dong et al. (2006)"},"properties":{"noteIndex":0},"schema":"https://github.com/citation-style-language/schema/raw/master/csl-citation.json"}</w:instrText>
+        <w:instrText xml:space="preserve">ADDIN CSL_CITATION {"citationID":"MENDELEY_CITATION_281","citationItems":[{"id":"ITEM-281","isTemporary":false,"itemData":{"DOI":"10.1017/S0263574705002596","author":[{"family":"Dong","given":"Daoyi"},{"family":"Chen","given":"Chunlin"},{"family":"Zhang","given":"Chenbin"},{"family":"Chen","given":"Zonghai"}],"container-title":"Robotica","id":"Dong2006","issue":"4","issued":{"date-parts":[[2006]]},"page":"513-521","title":"Quantum robot: Structure, algorithms and applications","title-short":"Quantum robot","type":"article-journal","volume":"24"},"suppress-author":false}],"isEdited":false,"manualOverride":{"citeprocText":"Dong et al. (2006)","isManuallyOverridden":false,"manualOverrideText":""},"mendeley":{"formattedCitation":"Dong et al. (2006)","plainTextFormattedCitation":"Dong et al. (2006)","previouslyFormattedCitation":"Dong et al. (2006)"},"properties":{"noteIndex":0},"schema":"https://github.com/citation-style-language/schema/raw/master/csl-citation.json"}</w:instrText>
       </w:r>
       <w:r>
         <w:fldChar w:fldCharType="separate"/>
@@ -12841,7 +13031,7 @@
         <w:fldChar w:fldCharType="begin"/>
       </w:r>
       <w:r>
-        <w:instrText xml:space="preserve">ADDIN CSL_CITATION {"citationID":"MENDELEY_CITATION_269","citationItems":[{"id":"ITEM-269","isTemporary":false,"itemData":{"DOI":"10.1098/rsta.2024.0139","author":[{"family":"Mannone","given":"Maria"},{"family":"Seidita","given":"Valeria"},{"family":"Chella","given":"Antonio"}],"container-title":"Philosophical Transactions of the Royal Society A: Mathematical, Physical and Engineering Sciences","id":"Mannone2025","issue":"2289","issued":{"date-parts":[[2025]]},"page":"20240139","title":"Quantum computing for swarm robotics: A local-to-global approach","title-short":"Quantum computing for swarm robotics","type":"article-journal","volume":"383"}}],"isEdited":false,"manualOverride":{"citeprocText":"(Mannone, Seidita, and Chella 2025)","isManuallyOverridden":false,"manualOverrideText":""},"mendeley":{"formattedCitation":"(Mannone, Seidita, and Chella 2025)","plainTextFormattedCitation":"(Mannone, Seidita, and Chella 2025)","previouslyFormattedCitation":"(Mannone, Seidita, and Chella 2025)"},"properties":{"noteIndex":0},"schema":"https://github.com/citation-style-language/schema/raw/master/csl-citation.json"}</w:instrText>
+        <w:instrText xml:space="preserve">ADDIN CSL_CITATION {"citationID":"MENDELEY_CITATION_282","citationItems":[{"id":"ITEM-282","isTemporary":false,"itemData":{"DOI":"10.1098/rsta.2024.0139","author":[{"family":"Mannone","given":"Maria"},{"family":"Seidita","given":"Valeria"},{"family":"Chella","given":"Antonio"}],"container-title":"Philosophical Transactions of the Royal Society A: Mathematical, Physical and Engineering Sciences","id":"Mannone2025","issue":"2289","issued":{"date-parts":[[2025]]},"page":"20240139","title":"Quantum computing for swarm robotics: A local-to-global approach","title-short":"Quantum computing for swarm robotics","type":"article-journal","volume":"383"}}],"isEdited":false,"manualOverride":{"citeprocText":"(Mannone, Seidita, and Chella 2025)","isManuallyOverridden":false,"manualOverrideText":""},"mendeley":{"formattedCitation":"(Mannone, Seidita, and Chella 2025)","plainTextFormattedCitation":"(Mannone, Seidita, and Chella 2025)","previouslyFormattedCitation":"(Mannone, Seidita, and Chella 2025)"},"properties":{"noteIndex":0},"schema":"https://github.com/citation-style-language/schema/raw/master/csl-citation.json"}</w:instrText>
       </w:r>
       <w:r>
         <w:fldChar w:fldCharType="separate"/>
@@ -12913,7 +13103,7 @@
         <w:fldChar w:fldCharType="begin"/>
       </w:r>
       <w:r>
-        <w:instrText xml:space="preserve">ADDIN CSL_CITATION {"citationID":"MENDELEY_CITATION_271","citationItems":[{"id":"ITEM-270","isTemporary":false,"itemData":{"DOI":"10.1145/3293320.3293333","author":[{"family":"Clark","given":"James"},{"family":"West","given":"Tristan"},{"family":"Zammit","given":"Joseph Paul"},{"family":"Guo","given":"Xiaohu"},{"family":"Mason","given":"Luke"},{"family":"Russell","given":"Duncan"}],"container-title":"Proceedings of the international conference on high performance computing in asia-pacific region (HPC Asia 2019)","id":"Clark2019","issued":{"date-parts":[[2019]]},"page":"111-119","publisher":"ACM","publisher-place":"New York, NY, USA","title":"Towards real time multi-robot routing using quantum computing technologies","type":"paper-conference"}},{"id":"ITEM-271","isTemporary":false,"itemData":{"DOI":"10.3389/fcomp.2019.00009","author":[{"family":"Ohzeki","given":"Masayuki"},{"family":"Miki","given":"Akira"},{"family":"Miyama","given":"Masamichi J."},{"family":"Terabe","given":"Masayoshi"}],"container-title":"Frontiers in Computer Science","id":"Ohzeki2019","issued":{"date-parts":[[2019]]},"page":"9","publisher":"Frontiers Media","title":"Control of automated guided vehicles without collision by quantum annealer and digital devices","type":"article-journal","volume":"1"}}],"isEdited":false,"manualOverride":{"citeprocText":"(Clark et al. 2019; Ohzeki et al. 2019)","isManuallyOverridden":false,"manualOverrideText":""},"mendeley":{"formattedCitation":"(Clark et al. 2019; Ohzeki et al. 2019)","plainTextFormattedCitation":"(Clark et al. 2019; Ohzeki et al. 2019)","previouslyFormattedCitation":"(Clark et al. 2019; Ohzeki et al. 2019)"},"properties":{"noteIndex":0},"schema":"https://github.com/citation-style-language/schema/raw/master/csl-citation.json"}</w:instrText>
+        <w:instrText xml:space="preserve">ADDIN CSL_CITATION {"citationID":"MENDELEY_CITATION_284","citationItems":[{"id":"ITEM-283","isTemporary":false,"itemData":{"DOI":"10.1145/3293320.3293333","author":[{"family":"Clark","given":"James"},{"family":"West","given":"Tristan"},{"family":"Zammit","given":"Joseph Paul"},{"family":"Guo","given":"Xiaohu"},{"family":"Mason","given":"Luke"},{"family":"Russell","given":"Duncan"}],"container-title":"Proceedings of the international conference on high performance computing in asia-pacific region (HPC Asia 2019)","id":"Clark2019","issued":{"date-parts":[[2019]]},"page":"111-119","publisher":"ACM","publisher-place":"New York, NY, USA","title":"Towards real time multi-robot routing using quantum computing technologies","type":"paper-conference"}},{"id":"ITEM-284","isTemporary":false,"itemData":{"DOI":"10.3389/fcomp.2019.00009","author":[{"family":"Ohzeki","given":"Masayuki"},{"family":"Miki","given":"Akira"},{"family":"Miyama","given":"Masamichi J."},{"family":"Terabe","given":"Masayoshi"}],"container-title":"Frontiers in Computer Science","id":"Ohzeki2019","issued":{"date-parts":[[2019]]},"page":"9","publisher":"Frontiers Media","title":"Control of automated guided vehicles without collision by quantum annealer and digital devices","type":"article-journal","volume":"1"}}],"isEdited":false,"manualOverride":{"citeprocText":"(Clark et al. 2019; Ohzeki et al. 2019)","isManuallyOverridden":false,"manualOverrideText":""},"mendeley":{"formattedCitation":"(Clark et al. 2019; Ohzeki et al. 2019)","plainTextFormattedCitation":"(Clark et al. 2019; Ohzeki et al. 2019)","previouslyFormattedCitation":"(Clark et al. 2019; Ohzeki et al. 2019)"},"properties":{"noteIndex":0},"schema":"https://github.com/citation-style-language/schema/raw/master/csl-citation.json"}</w:instrText>
       </w:r>
       <w:r>
         <w:fldChar w:fldCharType="separate"/>
@@ -12931,7 +13121,7 @@
         <w:fldChar w:fldCharType="begin"/>
       </w:r>
       <w:r>
-        <w:instrText xml:space="preserve">ADDIN CSL_CITATION {"citationID":"MENDELEY_CITATION_273","citationItems":[{"id":"ITEM-272","isTemporary":false,"itemData":{"DOI":"10.1109/ACCESS.2024.3417808","author":[{"family":"Hohenfeld","given":"Hans"},{"family":"Heimann","given":"Dirk"},{"family":"Wiebe","given":"Felix"},{"family":"Kirchner","given":"Frank"}],"container-title":"IEEE Access","id":"Hohenfeld2024","issued":{"date-parts":[[2024]]},"page":"87217-87236","publisher":"IEEE","title":"Quantum deep reinforcement learning for robot navigation tasks","type":"article-journal","volume":"12"}},{"id":"ITEM-273","isTemporary":false,"itemData":{"DOI":"10.5220/0013371800003890","ISBN":"978-989-758-737-5","author":[{"family":"Drăgan","given":"Theodora-Augustina"},{"family":"Künzner","given":"Alexander"},{"family":"Wille","given":"Robert"},{"family":"Lorenz","given":"Jeanette Miriam"}],"container-title":"Proceedings of the 17th international conference on agents and artificial intelligence (ICAART 2025)","id":"Dragan2025","issued":{"date-parts":[[2025]]},"page":"807-814","publisher":"SciTePress","title":"Continuous quantum reinforcement learning for robot navigation","type":"paper-conference","volume":"1"}}],"isEdited":false,"manualOverride":{"citeprocText":"(Hohenfeld et al. 2024; Drăgan et al. 2025)","isManuallyOverridden":false,"manualOverrideText":""},"mendeley":{"formattedCitation":"(Hohenfeld et al. 2024; Drăgan et al. 2025)","plainTextFormattedCitation":"(Hohenfeld et al. 2024; Drăgan et al. 2025)","previouslyFormattedCitation":"(Hohenfeld et al. 2024; Drăgan et al. 2025)"},"properties":{"noteIndex":0},"schema":"https://github.com/citation-style-language/schema/raw/master/csl-citation.json"}</w:instrText>
+        <w:instrText xml:space="preserve">ADDIN CSL_CITATION {"citationID":"MENDELEY_CITATION_286","citationItems":[{"id":"ITEM-285","isTemporary":false,"itemData":{"DOI":"10.1109/ACCESS.2024.3417808","author":[{"family":"Hohenfeld","given":"Hans"},{"family":"Heimann","given":"Dirk"},{"family":"Wiebe","given":"Felix"},{"family":"Kirchner","given":"Frank"}],"container-title":"IEEE Access","id":"Hohenfeld2024","issued":{"date-parts":[[2024]]},"page":"87217-87236","publisher":"IEEE","title":"Quantum deep reinforcement learning for robot navigation tasks","type":"article-journal","volume":"12"}},{"id":"ITEM-286","isTemporary":false,"itemData":{"DOI":"10.5220/0013371800003890","ISBN":"978-989-758-737-5","author":[{"family":"Drăgan","given":"Theodora-Augustina"},{"family":"Künzner","given":"Alexander"},{"family":"Wille","given":"Robert"},{"family":"Lorenz","given":"Jeanette Miriam"}],"container-title":"Proceedings of the 17th international conference on agents and artificial intelligence (ICAART 2025)","id":"Dragan2025","issued":{"date-parts":[[2025]]},"page":"807-814","publisher":"SciTePress","title":"Continuous quantum reinforcement learning for robot navigation","type":"paper-conference","volume":"1"}}],"isEdited":false,"manualOverride":{"citeprocText":"(Hohenfeld et al. 2024; Drăgan et al. 2025)","isManuallyOverridden":false,"manualOverrideText":""},"mendeley":{"formattedCitation":"(Hohenfeld et al. 2024; Drăgan et al. 2025)","plainTextFormattedCitation":"(Hohenfeld et al. 2024; Drăgan et al. 2025)","previouslyFormattedCitation":"(Hohenfeld et al. 2024; Drăgan et al. 2025)"},"properties":{"noteIndex":0},"schema":"https://github.com/citation-style-language/schema/raw/master/csl-citation.json"}</w:instrText>
       </w:r>
       <w:r>
         <w:fldChar w:fldCharType="separate"/>
@@ -12949,7 +13139,7 @@
         <w:fldChar w:fldCharType="begin"/>
       </w:r>
       <w:r>
-        <w:instrText xml:space="preserve">ADDIN CSL_CITATION {"citationID":"MENDELEY_CITATION_274","citationItems":[{"id":"ITEM-274","isTemporary":false,"itemData":{"DOI":"10.1103/PhysRevApplied.10.034030","author":[{"family":"Cheiney","given":"Pierrick"},{"family":"Fouché","given":"Lauriane"},{"family":"Templier","given":"Simon"},{"family":"Napolitano","given":"Fabien"},{"family":"Battelier","given":"Baptiste"},{"family":"Bouyer","given":"Philippe"},{"family":"Barrett","given":"Brynle"}],"container-title":"Physical Review Applied","id":"Cheiney2018","issue":"3","issued":{"date-parts":[[2018]]},"page":"034030","publisher":"American Physical Society","title":"Navigation-compatible hybrid quantum accelerometer using a Kalman filter","type":"article-journal","volume":"10"}}],"isEdited":false,"manualOverride":{"citeprocText":"(Cheiney et al. 2018)","isManuallyOverridden":false,"manualOverrideText":""},"mendeley":{"formattedCitation":"(Cheiney et al. 2018)","plainTextFormattedCitation":"(Cheiney et al. 2018)","previouslyFormattedCitation":"(Cheiney et al. 2018)"},"properties":{"noteIndex":0},"schema":"https://github.com/citation-style-language/schema/raw/master/csl-citation.json"}</w:instrText>
+        <w:instrText xml:space="preserve">ADDIN CSL_CITATION {"citationID":"MENDELEY_CITATION_287","citationItems":[{"id":"ITEM-287","isTemporary":false,"itemData":{"DOI":"10.1103/PhysRevApplied.10.034030","author":[{"family":"Cheiney","given":"Pierrick"},{"family":"Fouché","given":"Lauriane"},{"family":"Templier","given":"Simon"},{"family":"Napolitano","given":"Fabien"},{"family":"Battelier","given":"Baptiste"},{"family":"Bouyer","given":"Philippe"},{"family":"Barrett","given":"Brynle"}],"container-title":"Physical Review Applied","id":"Cheiney2018","issue":"3","issued":{"date-parts":[[2018]]},"page":"034030","publisher":"American Physical Society","title":"Navigation-compatible hybrid quantum accelerometer using a Kalman filter","type":"article-journal","volume":"10"}}],"isEdited":false,"manualOverride":{"citeprocText":"(Cheiney et al. 2018)","isManuallyOverridden":false,"manualOverrideText":""},"mendeley":{"formattedCitation":"(Cheiney et al. 2018)","plainTextFormattedCitation":"(Cheiney et al. 2018)","previouslyFormattedCitation":"(Cheiney et al. 2018)"},"properties":{"noteIndex":0},"schema":"https://github.com/citation-style-language/schema/raw/master/csl-citation.json"}</w:instrText>
       </w:r>
       <w:r>
         <w:fldChar w:fldCharType="separate"/>
@@ -12967,7 +13157,7 @@
         <w:fldChar w:fldCharType="begin"/>
       </w:r>
       <w:r>
-        <w:instrText xml:space="preserve">ADDIN CSL_CITATION {"citationID":"MENDELEY_CITATION_275","citationItems":[{"id":"ITEM-275","isTemporary":false,"itemData":{"DOI":"10.1103/PhysRevLett.127.100501","author":[{"family":"Córcoles","given":"Antonio D."},{"family":"Takita","given":"Maika"},{"family":"Inoue","given":"Ken"},{"family":"Lekuch","given":"Scott"},{"family":"Minev","given":"Zlatko K."},{"family":"Chow","given":"Jerry M."},{"family":"Gambetta","given":"Jay M."}],"container-title":"Physical Review Letters","id":"Corcoles2021","issue":"10","issued":{"date-parts":[[2021]]},"page":"100501","publisher":"American Physical Society","title":"Exploiting dynamic quantum circuits in a quantum algorithm with superconducting qubits","type":"article-journal","volume":"127"}}],"isEdited":false,"manualOverride":{"citeprocText":"(Córcoles et al. 2021)","isManuallyOverridden":false,"manualOverrideText":""},"mendeley":{"formattedCitation":"(Córcoles et al. 2021)","plainTextFormattedCitation":"(Córcoles et al. 2021)","previouslyFormattedCitation":"(Córcoles et al. 2021)"},"properties":{"noteIndex":0},"schema":"https://github.com/citation-style-language/schema/raw/master/csl-citation.json"}</w:instrText>
+        <w:instrText xml:space="preserve">ADDIN CSL_CITATION {"citationID":"MENDELEY_CITATION_288","citationItems":[{"id":"ITEM-288","isTemporary":false,"itemData":{"DOI":"10.1103/PhysRevLett.127.100501","author":[{"family":"Córcoles","given":"Antonio D."},{"family":"Takita","given":"Maika"},{"family":"Inoue","given":"Ken"},{"family":"Lekuch","given":"Scott"},{"family":"Minev","given":"Zlatko K."},{"family":"Chow","given":"Jerry M."},{"family":"Gambetta","given":"Jay M."}],"container-title":"Physical Review Letters","id":"Corcoles2021","issue":"10","issued":{"date-parts":[[2021]]},"page":"100501","publisher":"American Physical Society","title":"Exploiting dynamic quantum circuits in a quantum algorithm with superconducting qubits","type":"article-journal","volume":"127"}}],"isEdited":false,"manualOverride":{"citeprocText":"(Córcoles et al. 2021)","isManuallyOverridden":false,"manualOverrideText":""},"mendeley":{"formattedCitation":"(Córcoles et al. 2021)","plainTextFormattedCitation":"(Córcoles et al. 2021)","previouslyFormattedCitation":"(Córcoles et al. 2021)"},"properties":{"noteIndex":0},"schema":"https://github.com/citation-style-language/schema/raw/master/csl-citation.json"}</w:instrText>
       </w:r>
       <w:r>
         <w:fldChar w:fldCharType="separate"/>
@@ -12988,7 +13178,7 @@
         <w:fldChar w:fldCharType="begin"/>
       </w:r>
       <w:r>
-        <w:instrText xml:space="preserve">ADDIN CSL_CITATION {"citationID":"MENDELEY_CITATION_276","citationItems":[{"id":"ITEM-276","isTemporary":false,"itemData":{"DOI":"10.1145/3445814.3446758","author":[{"family":"Tang","given":"Wei"},{"family":"Tomesh","given":"Teague"},{"family":"Suchara","given":"Martin"},{"family":"Larson","given":"Jeffrey"},{"family":"Martonosi","given":"Margaret"}],"container-title":"Proceedings of the 26th ACM international conference on architectural support for programming languages and operating systems (ASPLOS ’21)","id":"Tang2021","issued":{"date-parts":[[2021]]},"page":"473-486","publisher":"Association for Computing Machinery","publisher-place":"New York, NY, USA","title":"CutQC: Using small quantum computers for large quantum circuit evaluations","title-short":"CutQC","type":"paper-conference"}}],"isEdited":false,"manualOverride":{"citeprocText":"(W. Tang et al. 2021)","isManuallyOverridden":false,"manualOverrideText":""},"mendeley":{"formattedCitation":"(W. Tang et al. 2021)","plainTextFormattedCitation":"(W. Tang et al. 2021)","previouslyFormattedCitation":"(W. Tang et al. 2021)"},"properties":{"noteIndex":0},"schema":"https://github.com/citation-style-language/schema/raw/master/csl-citation.json"}</w:instrText>
+        <w:instrText xml:space="preserve">ADDIN CSL_CITATION {"citationID":"MENDELEY_CITATION_289","citationItems":[{"id":"ITEM-289","isTemporary":false,"itemData":{"DOI":"10.1145/3445814.3446758","author":[{"family":"Tang","given":"Wei"},{"family":"Tomesh","given":"Teague"},{"family":"Suchara","given":"Martin"},{"family":"Larson","given":"Jeffrey"},{"family":"Martonosi","given":"Margaret"}],"container-title":"Proceedings of the 26th ACM international conference on architectural support for programming languages and operating systems (ASPLOS ’21)","id":"Tang2021","issued":{"date-parts":[[2021]]},"page":"473-486","publisher":"Association for Computing Machinery","publisher-place":"New York, NY, USA","title":"CutQC: Using small quantum computers for large quantum circuit evaluations","title-short":"CutQC","type":"paper-conference"}}],"isEdited":false,"manualOverride":{"citeprocText":"(W. Tang et al. 2021)","isManuallyOverridden":false,"manualOverrideText":""},"mendeley":{"formattedCitation":"(W. Tang et al. 2021)","plainTextFormattedCitation":"(W. Tang et al. 2021)","previouslyFormattedCitation":"(W. Tang et al. 2021)"},"properties":{"noteIndex":0},"schema":"https://github.com/citation-style-language/schema/raw/master/csl-citation.json"}</w:instrText>
       </w:r>
       <w:r>
         <w:fldChar w:fldCharType="separate"/>
@@ -13009,7 +13199,7 @@
         <w:fldChar w:fldCharType="begin"/>
       </w:r>
       <w:r>
-        <w:instrText xml:space="preserve">ADDIN CSL_CITATION {"citationID":"MENDELEY_CITATION_277","citationItems":[{"id":"ITEM-277","isTemporary":false,"itemData":{"DOI":"10.7566/JPSJ.90.032001","author":[{"family":"Endo","given":"Suguru"},{"family":"Cai","given":"Zhenyu"},{"family":"Benjamin","given":"Simon C."},{"family":"Yuan","given":"Xiao"}],"container-title":"Journal of the Physical Society of Japan","id":"Endo2021","issue":"3","issued":{"date-parts":[[2021]]},"page":"032001","publisher":"The Physical Society of Japan","title":"Hybrid quantum-classical algorithms and quantum error mitigation","type":"article-journal","volume":"90"}}],"isEdited":false,"manualOverride":{"citeprocText":"(Endo et al. 2021)","isManuallyOverridden":false,"manualOverrideText":""},"mendeley":{"formattedCitation":"(Endo et al. 2021)","plainTextFormattedCitation":"(Endo et al. 2021)","previouslyFormattedCitation":"(Endo et al. 2021)"},"properties":{"noteIndex":0},"schema":"https://github.com/citation-style-language/schema/raw/master/csl-citation.json"}</w:instrText>
+        <w:instrText xml:space="preserve">ADDIN CSL_CITATION {"citationID":"MENDELEY_CITATION_290","citationItems":[{"id":"ITEM-290","isTemporary":false,"itemData":{"DOI":"10.7566/JPSJ.90.032001","author":[{"family":"Endo","given":"Suguru"},{"family":"Cai","given":"Zhenyu"},{"family":"Benjamin","given":"Simon C."},{"family":"Yuan","given":"Xiao"}],"container-title":"Journal of the Physical Society of Japan","id":"Endo2021","issue":"3","issued":{"date-parts":[[2021]]},"page":"032001","publisher":"The Physical Society of Japan","title":"Hybrid quantum-classical algorithms and quantum error mitigation","type":"article-journal","volume":"90"}}],"isEdited":false,"manualOverride":{"citeprocText":"(Endo et al. 2021)","isManuallyOverridden":false,"manualOverrideText":""},"mendeley":{"formattedCitation":"(Endo et al. 2021)","plainTextFormattedCitation":"(Endo et al. 2021)","previouslyFormattedCitation":"(Endo et al. 2021)"},"properties":{"noteIndex":0},"schema":"https://github.com/citation-style-language/schema/raw/master/csl-citation.json"}</w:instrText>
       </w:r>
       <w:r>
         <w:fldChar w:fldCharType="separate"/>
@@ -13030,7 +13220,7 @@
         <w:fldChar w:fldCharType="begin"/>
       </w:r>
       <w:r>
-        <w:instrText xml:space="preserve">ADDIN CSL_CITATION {"citationID":"MENDELEY_CITATION_278","citationItems":[{"id":"ITEM-278","isTemporary":false,"itemData":{"DOI":"10.22331/q-2020-04-20-256","author":[{"family":"Barkoutsos","given":"Panagiotis Kl."},{"family":"Nannicini","given":"Giacomo"},{"family":"Robert","given":"Anton"},{"family":"Tavernelli","given":"Ivano"},{"family":"Woerner","given":"Stefan"}],"container-title":"Quantum","id":"Barkoutsos2020","issued":{"date-parts":[[2020]]},"page":"256","publisher":"Verein zur Förderung des Open Access Publizierens in den Quantenwissenschaften","title":"Improving variational quantum optimization using CVaR","type":"article-journal","volume":"4"}}],"isEdited":false,"manualOverride":{"citeprocText":"(Barkoutsos et al. 2020)","isManuallyOverridden":false,"manualOverrideText":""},"mendeley":{"formattedCitation":"(Barkoutsos et al. 2020)","plainTextFormattedCitation":"(Barkoutsos et al. 2020)","previouslyFormattedCitation":"(Barkoutsos et al. 2020)"},"properties":{"noteIndex":0},"schema":"https://github.com/citation-style-language/schema/raw/master/csl-citation.json"}</w:instrText>
+        <w:instrText xml:space="preserve">ADDIN CSL_CITATION {"citationID":"MENDELEY_CITATION_291","citationItems":[{"id":"ITEM-291","isTemporary":false,"itemData":{"DOI":"10.22331/q-2020-04-20-256","author":[{"family":"Barkoutsos","given":"Panagiotis Kl."},{"family":"Nannicini","given":"Giacomo"},{"family":"Robert","given":"Anton"},{"family":"Tavernelli","given":"Ivano"},{"family":"Woerner","given":"Stefan"}],"container-title":"Quantum","id":"Barkoutsos2020","issued":{"date-parts":[[2020]]},"page":"256","publisher":"Verein zur Förderung des Open Access Publizierens in den Quantenwissenschaften","title":"Improving variational quantum optimization using CVaR","type":"article-journal","volume":"4"}}],"isEdited":false,"manualOverride":{"citeprocText":"(Barkoutsos et al. 2020)","isManuallyOverridden":false,"manualOverrideText":""},"mendeley":{"formattedCitation":"(Barkoutsos et al. 2020)","plainTextFormattedCitation":"(Barkoutsos et al. 2020)","previouslyFormattedCitation":"(Barkoutsos et al. 2020)"},"properties":{"noteIndex":0},"schema":"https://github.com/citation-style-language/schema/raw/master/csl-citation.json"}</w:instrText>
       </w:r>
       <w:r>
         <w:fldChar w:fldCharType="separate"/>
@@ -13097,7 +13287,7 @@
         <w:fldChar w:fldCharType="begin"/>
       </w:r>
       <w:r>
-        <w:instrText xml:space="preserve">ADDIN CSL_CITATION {"citationID":"MENDELEY_CITATION_279","citationItems":[{"id":"ITEM-279","isTemporary":false,"itemData":{"DOI":"10.1146/annurev-conmatphys-031119-050605","author":[{"family":"Kjaergaard","given":"Morten"},{"family":"Schwartz","given":"Mollie E."},{"family":"Braumüller","given":"Jochen"},{"family":"Krantz","given":"Philip"},{"family":"Wang","given":"Joel I.-J."},{"family":"Gustavsson","given":"Simon"},{"family":"Oliver","given":"William D."}],"container-title":"Annual Review of Condensed Matter Physics","id":"Kjaergaard2020","issued":{"date-parts":[[2020]]},"page":"369-395","publisher":"Annual Reviews","title":"Superconducting qubits: Current state of play","title-short":"Superconducting qubits","type":"article-journal","volume":"11"}}],"isEdited":false,"manualOverride":{"citeprocText":"(Kjaergaard et al. 2020)","isManuallyOverridden":false,"manualOverrideText":""},"mendeley":{"formattedCitation":"(Kjaergaard et al. 2020)","plainTextFormattedCitation":"(Kjaergaard et al. 2020)","previouslyFormattedCitation":"(Kjaergaard et al. 2020)"},"properties":{"noteIndex":0},"schema":"https://github.com/citation-style-language/schema/raw/master/csl-citation.json"}</w:instrText>
+        <w:instrText xml:space="preserve">ADDIN CSL_CITATION {"citationID":"MENDELEY_CITATION_292","citationItems":[{"id":"ITEM-292","isTemporary":false,"itemData":{"DOI":"10.1146/annurev-conmatphys-031119-050605","author":[{"family":"Kjaergaard","given":"Morten"},{"family":"Schwartz","given":"Mollie E."},{"family":"Braumüller","given":"Jochen"},{"family":"Krantz","given":"Philip"},{"family":"Wang","given":"Joel I.-J."},{"family":"Gustavsson","given":"Simon"},{"family":"Oliver","given":"William D."}],"container-title":"Annual Review of Condensed Matter Physics","id":"Kjaergaard2020","issued":{"date-parts":[[2020]]},"page":"369-395","publisher":"Annual Reviews","title":"Superconducting qubits: Current state of play","title-short":"Superconducting qubits","type":"article-journal","volume":"11"}}],"isEdited":false,"manualOverride":{"citeprocText":"(Kjaergaard et al. 2020)","isManuallyOverridden":false,"manualOverrideText":""},"mendeley":{"formattedCitation":"(Kjaergaard et al. 2020)","plainTextFormattedCitation":"(Kjaergaard et al. 2020)","previouslyFormattedCitation":"(Kjaergaard et al. 2020)"},"properties":{"noteIndex":0},"schema":"https://github.com/citation-style-language/schema/raw/master/csl-citation.json"}</w:instrText>
       </w:r>
       <w:r>
         <w:fldChar w:fldCharType="separate"/>
@@ -13118,7 +13308,7 @@
         <w:fldChar w:fldCharType="begin"/>
       </w:r>
       <w:r>
-        <w:instrText xml:space="preserve">ADDIN CSL_CITATION {"citationID":"MENDELEY_CITATION_280","citationItems":[{"id":"ITEM-280","isTemporary":false,"itemData":{"DOI":"10.3390/e25040548","author":[{"family":"Widdows","given":"Dominic"},{"family":"Rani","given":"Jyoti"},{"family":"Pothos","given":"Emmanuel M."}],"container-title":"Entropy","id":"Widdows2023","issue":"4","issued":{"date-parts":[[2023]]},"page":"548","publisher":"MDPI","title":"Quantum circuit components for cognitive decision-making","type":"article-journal","volume":"25"},"suppress-author":false}],"isEdited":false,"manualOverride":{"citeprocText":"Widdows, Rani, and Pothos (2023)","isManuallyOverridden":false,"manualOverrideText":""},"mendeley":{"formattedCitation":"Widdows, Rani, and Pothos (2023)","plainTextFormattedCitation":"Widdows, Rani, and Pothos (2023)","previouslyFormattedCitation":"Widdows, Rani, and Pothos (2023)"},"properties":{"noteIndex":0},"schema":"https://github.com/citation-style-language/schema/raw/master/csl-citation.json"}</w:instrText>
+        <w:instrText xml:space="preserve">ADDIN CSL_CITATION {"citationID":"MENDELEY_CITATION_293","citationItems":[{"id":"ITEM-293","isTemporary":false,"itemData":{"DOI":"10.3390/e25040548","author":[{"family":"Widdows","given":"Dominic"},{"family":"Rani","given":"Jyoti"},{"family":"Pothos","given":"Emmanuel M."}],"container-title":"Entropy","id":"Widdows2023","issue":"4","issued":{"date-parts":[[2023]]},"page":"548","publisher":"MDPI","title":"Quantum circuit components for cognitive decision-making","type":"article-journal","volume":"25"},"suppress-author":false}],"isEdited":false,"manualOverride":{"citeprocText":"Widdows, Rani, and Pothos (2023)","isManuallyOverridden":false,"manualOverrideText":""},"mendeley":{"formattedCitation":"Widdows, Rani, and Pothos (2023)","plainTextFormattedCitation":"Widdows, Rani, and Pothos (2023)","previouslyFormattedCitation":"Widdows, Rani, and Pothos (2023)"},"properties":{"noteIndex":0},"schema":"https://github.com/citation-style-language/schema/raw/master/csl-citation.json"}</w:instrText>
       </w:r>
       <w:r>
         <w:fldChar w:fldCharType="separate"/>
@@ -13136,7 +13326,7 @@
         <w:fldChar w:fldCharType="begin"/>
       </w:r>
       <w:r>
-        <w:instrText xml:space="preserve">ADDIN CSL_CITATION {"citationID":"MENDELEY_CITATION_282","citationItems":[{"id":"ITEM-281","isTemporary":false,"itemData":{"DOI":"10.1038/ncomms5213","author":[{"family":"Peruzzo","given":"Alberto"},{"family":"McClean","given":"Jarrod"},{"family":"Shadbolt","given":"Peter"},{"family":"Yung","given":"Man-Hong"},{"family":"Zhou","given":"Xiao-Qi"},{"family":"Love","given":"Peter J."},{"family":"Aspuru-Guzik","given":"Alán"},{"family":"O’Brien","given":"Jeremy L."}],"container-title":"Nature Communications","id":"Peruzzo2014","issue":"1","issued":{"date-parts":[[2014]]},"page":"4213","publisher":"Nature Publishing Group","title":"A variational eigenvalue solver on a photonic quantum processor","type":"article-journal","volume":"5"}},{"id":"ITEM-282","isTemporary":false,"itemData":{"DOI":"10.1038/nature10012","author":[{"family":"Johnson","given":"M. W."},{"family":"Amin","given":"M. H. S."},{"family":"Gildert","given":"S."},{"family":"Lanting","given":"T."},{"family":"Hamze","given":"F."},{"family":"Dickson","given":"N."},{"family":"Harris","given":"R."},{"family":"Berkley","given":"A. J."},{"family":"Johansson","given":"J."},{"family":"Bunyk","given":"P."},{"family":"Chapple","given":"E. M."},{"family":"Enderud","given":"C."},{"family":"Hilton","given":"J. P."},{"family":"Karimi","given":"K."},{"family":"Ladizinsky","given":"E."},{"family":"Ladizinsky","given":"N."},{"family":"Oh","given":"T."},{"family":"Perminov","given":"I."},{"family":"Rich","given":"C."},{"family":"Thom","given":"M. C."},{"family":"Tolkacheva","given":"E."},{"family":"Truncik","given":"C. J. S."},{"family":"Uchaikin","given":"S."},{"family":"Wang","given":"J."},{"family":"Wilson","given":"B."},{"family":"Rose","given":"G."}],"container-title":"Nature","id":"Johnson2011","issue":"7346","issued":{"date-parts":[[2011]]},"page":"194-198","publisher":"Nature Publishing Group","title":"Quantum annealing with manufactured spins","type":"article-journal","volume":"473"}}],"isEdited":false,"manualOverride":{"citeprocText":"(Peruzzo et al. 2014; Johnson et al. 2011)","isManuallyOverridden":false,"manualOverrideText":""},"mendeley":{"formattedCitation":"(Peruzzo et al. 2014; Johnson et al. 2011)","plainTextFormattedCitation":"(Peruzzo et al. 2014; Johnson et al. 2011)","previouslyFormattedCitation":"(Peruzzo et al. 2014; Johnson et al. 2011)"},"properties":{"noteIndex":0},"schema":"https://github.com/citation-style-language/schema/raw/master/csl-citation.json"}</w:instrText>
+        <w:instrText xml:space="preserve">ADDIN CSL_CITATION {"citationID":"MENDELEY_CITATION_295","citationItems":[{"id":"ITEM-294","isTemporary":false,"itemData":{"DOI":"10.1038/ncomms5213","author":[{"family":"Peruzzo","given":"Alberto"},{"family":"McClean","given":"Jarrod"},{"family":"Shadbolt","given":"Peter"},{"family":"Yung","given":"Man-Hong"},{"family":"Zhou","given":"Xiao-Qi"},{"family":"Love","given":"Peter J."},{"family":"Aspuru-Guzik","given":"Alán"},{"family":"O’Brien","given":"Jeremy L."}],"container-title":"Nature Communications","id":"Peruzzo2014","issue":"1","issued":{"date-parts":[[2014]]},"page":"4213","publisher":"Nature Publishing Group","title":"A variational eigenvalue solver on a photonic quantum processor","type":"article-journal","volume":"5"}},{"id":"ITEM-295","isTemporary":false,"itemData":{"DOI":"10.1038/nature10012","author":[{"family":"Johnson","given":"M. W."},{"family":"Amin","given":"M. H. S."},{"family":"Gildert","given":"S."},{"family":"Lanting","given":"T."},{"family":"Hamze","given":"F."},{"family":"Dickson","given":"N."},{"family":"Harris","given":"R."},{"family":"Berkley","given":"A. J."},{"family":"Johansson","given":"J."},{"family":"Bunyk","given":"P."},{"family":"Chapple","given":"E. M."},{"family":"Enderud","given":"C."},{"family":"Hilton","given":"J. P."},{"family":"Karimi","given":"K."},{"family":"Ladizinsky","given":"E."},{"family":"Ladizinsky","given":"N."},{"family":"Oh","given":"T."},{"family":"Perminov","given":"I."},{"family":"Rich","given":"C."},{"family":"Thom","given":"M. C."},{"family":"Tolkacheva","given":"E."},{"family":"Truncik","given":"C. J. S."},{"family":"Uchaikin","given":"S."},{"family":"Wang","given":"J."},{"family":"Wilson","given":"B."},{"family":"Rose","given":"G."}],"container-title":"Nature","id":"Johnson2011","issue":"7346","issued":{"date-parts":[[2011]]},"page":"194-198","publisher":"Nature Publishing Group","title":"Quantum annealing with manufactured spins","type":"article-journal","volume":"473"}}],"isEdited":false,"manualOverride":{"citeprocText":"(Peruzzo et al. 2014; Johnson et al. 2011)","isManuallyOverridden":false,"manualOverrideText":""},"mendeley":{"formattedCitation":"(Peruzzo et al. 2014; Johnson et al. 2011)","plainTextFormattedCitation":"(Peruzzo et al. 2014; Johnson et al. 2011)","previouslyFormattedCitation":"(Peruzzo et al. 2014; Johnson et al. 2011)"},"properties":{"noteIndex":0},"schema":"https://github.com/citation-style-language/schema/raw/master/csl-citation.json"}</w:instrText>
       </w:r>
       <w:r>
         <w:fldChar w:fldCharType="separate"/>
@@ -13154,7 +13344,7 @@
         <w:fldChar w:fldCharType="begin"/>
       </w:r>
       <w:r>
-        <w:instrText xml:space="preserve">ADDIN CSL_CITATION {"citationID":"MENDELEY_CITATION_285","citationItems":[{"id":"ITEM-283","isTemporary":false,"itemData":{"DOI":"10.1038/s41598-025-12109-0","author":[{"family":"Otani","given":"Takuya"},{"family":"Takanishi","given":"Atsuo"},{"family":"Hara","given":"Nobuyuki"},{"family":"Takita","given":"Yutaka"},{"family":"Kimura","given":"Koichi"}],"container-title":"Scientific Reports","id":"Otani2025","issued":{"date-parts":[[2025]]},"page":"28508","publisher":"Nature Publishing Group","title":"Quantum computation for robot posture optimization","type":"article-journal","volume":"15"}},{"id":"ITEM-284","isTemporary":false,"itemData":{"URL":"https://arxiv.org/abs/2605.20801","author":[{"family":"Altrabulsi","given":"Mohamed Khair"},{"family":"Innan","given":"Nouhaila"},{"family":"Marchisio","given":"Alberto"},{"family":"Kashif","given":"Muhammad"},{"family":"Shafique","given":"Muhammad"}],"id":"Altrabulsi2026","issued":{"date-parts":[[2026]]},"title":"Q-SpiRL: Quantum spiking reinforcement learning for adaptive robot navigation","title-short":"Q-SpiRL","type":""}},{"id":"ITEM-285","isTemporary":false,"itemData":{"URL":"https://arxiv.org/abs/2508.21361","author":[{"family":"Innan","given":"Nouhaila"},{"family":"Kashif","given":"Muhammad"},{"family":"Marchisio","given":"Alberto"},{"family":"Gan","given":"Yung-Sze"},{"family":"Barbaresco","given":"Frederic"},{"family":"Shafique","given":"Muhammad"}],"id":"Innan2025","issued":{"date-parts":[[2025]]},"title":"QUAV: Quantum-assisted path planning and optimization for UAV navigation with obstacle avoidance","title-short":"QUAV","type":""}}],"isEdited":false,"manualOverride":{"citeprocText":"(Otani et al. 2025; Altrabulsi et al. 2026; Innan et al. 2025)","isManuallyOverridden":false,"manualOverrideText":""},"mendeley":{"formattedCitation":"(Otani et al. 2025; Altrabulsi et al. 2026; Innan et al. 2025)","plainTextFormattedCitation":"(Otani et al. 2025; Altrabulsi et al. 2026; Innan et al. 2025)","previouslyFormattedCitation":"(Otani et al. 2025; Altrabulsi et al. 2026; Innan et al. 2025)"},"properties":{"noteIndex":0},"schema":"https://github.com/citation-style-language/schema/raw/master/csl-citation.json"}</w:instrText>
+        <w:instrText xml:space="preserve">ADDIN CSL_CITATION {"citationID":"MENDELEY_CITATION_298","citationItems":[{"id":"ITEM-296","isTemporary":false,"itemData":{"DOI":"10.1038/s41598-025-12109-0","author":[{"family":"Otani","given":"Takuya"},{"family":"Takanishi","given":"Atsuo"},{"family":"Hara","given":"Nobuyuki"},{"family":"Takita","given":"Yutaka"},{"family":"Kimura","given":"Koichi"}],"container-title":"Scientific Reports","id":"Otani2025","issued":{"date-parts":[[2025]]},"page":"28508","publisher":"Nature Publishing Group","title":"Quantum computation for robot posture optimization","type":"article-journal","volume":"15"}},{"id":"ITEM-297","isTemporary":false,"itemData":{"URL":"https://arxiv.org/abs/2605.20801","author":[{"family":"Altrabulsi","given":"Mohamed Khair"},{"family":"Innan","given":"Nouhaila"},{"family":"Marchisio","given":"Alberto"},{"family":"Kashif","given":"Muhammad"},{"family":"Shafique","given":"Muhammad"}],"id":"Altrabulsi2026","issued":{"date-parts":[[2026]]},"title":"Q-SpiRL: Quantum spiking reinforcement learning for adaptive robot navigation","title-short":"Q-SpiRL","type":""}},{"id":"ITEM-298","isTemporary":false,"itemData":{"URL":"https://arxiv.org/abs/2508.21361","author":[{"family":"Innan","given":"Nouhaila"},{"family":"Kashif","given":"Muhammad"},{"family":"Marchisio","given":"Alberto"},{"family":"Gan","given":"Yung-Sze"},{"family":"Barbaresco","given":"Frederic"},{"family":"Shafique","given":"Muhammad"}],"id":"Innan2025","issued":{"date-parts":[[2025]]},"title":"QUAV: Quantum-assisted path planning and optimization for UAV navigation with obstacle avoidance","title-short":"QUAV","type":""}}],"isEdited":false,"manualOverride":{"citeprocText":"(Otani et al. 2025; Altrabulsi et al. 2026; Innan et al. 2025)","isManuallyOverridden":false,"manualOverrideText":""},"mendeley":{"formattedCitation":"(Otani et al. 2025; Altrabulsi et al. 2026; Innan et al. 2025)","plainTextFormattedCitation":"(Otani et al. 2025; Altrabulsi et al. 2026; Innan et al. 2025)","previouslyFormattedCitation":"(Otani et al. 2025; Altrabulsi et al. 2026; Innan et al. 2025)"},"properties":{"noteIndex":0},"schema":"https://github.com/citation-style-language/schema/raw/master/csl-citation.json"}</w:instrText>
       </w:r>
       <w:r>
         <w:fldChar w:fldCharType="separate"/>
@@ -13172,7 +13362,7 @@
         <w:fldChar w:fldCharType="begin"/>
       </w:r>
       <w:r>
-        <w:instrText xml:space="preserve">ADDIN CSL_CITATION {"citationID":"MENDELEY_CITATION_286","citationItems":[{"id":"ITEM-286","isTemporary":false,"itemData":{"DOI":"10.1145/3293320.3293333","author":[{"family":"Clark","given":"James"},{"family":"West","given":"Tristan"},{"family":"Zammit","given":"Joseph Paul"},{"family":"Guo","given":"Xiaohu"},{"family":"Mason","given":"Luke"},{"family":"Russell","given":"Duncan"}],"container-title":"Proceedings of the international conference on high performance computing in asia-pacific region (HPC Asia 2019)","id":"Clark2019","issued":{"date-parts":[[2019]]},"page":"111-119","publisher":"ACM","publisher-place":"New York, NY, USA","title":"Towards real time multi-robot routing using quantum computing technologies","type":"paper-conference"}}],"isEdited":false,"manualOverride":{"citeprocText":"(Clark et al. 2019)","isManuallyOverridden":false,"manualOverrideText":""},"mendeley":{"formattedCitation":"(Clark et al. 2019)","plainTextFormattedCitation":"(Clark et al. 2019)","previouslyFormattedCitation":"(Clark et al. 2019)"},"properties":{"noteIndex":0},"schema":"https://github.com/citation-style-language/schema/raw/master/csl-citation.json"}</w:instrText>
+        <w:instrText xml:space="preserve">ADDIN CSL_CITATION {"citationID":"MENDELEY_CITATION_299","citationItems":[{"id":"ITEM-299","isTemporary":false,"itemData":{"DOI":"10.1145/3293320.3293333","author":[{"family":"Clark","given":"James"},{"family":"West","given":"Tristan"},{"family":"Zammit","given":"Joseph Paul"},{"family":"Guo","given":"Xiaohu"},{"family":"Mason","given":"Luke"},{"family":"Russell","given":"Duncan"}],"container-title":"Proceedings of the international conference on high performance computing in asia-pacific region (HPC Asia 2019)","id":"Clark2019","issued":{"date-parts":[[2019]]},"page":"111-119","publisher":"ACM","publisher-place":"New York, NY, USA","title":"Towards real time multi-robot routing using quantum computing technologies","type":"paper-conference"}}],"isEdited":false,"manualOverride":{"citeprocText":"(Clark et al. 2019)","isManuallyOverridden":false,"manualOverrideText":""},"mendeley":{"formattedCitation":"(Clark et al. 2019)","plainTextFormattedCitation":"(Clark et al. 2019)","previouslyFormattedCitation":"(Clark et al. 2019)"},"properties":{"noteIndex":0},"schema":"https://github.com/citation-style-language/schema/raw/master/csl-citation.json"}</w:instrText>
       </w:r>
       <w:r>
         <w:fldChar w:fldCharType="separate"/>
@@ -13193,7 +13383,7 @@
         <w:fldChar w:fldCharType="begin"/>
       </w:r>
       <w:r>
-        <w:instrText xml:space="preserve">ADDIN CSL_CITATION {"citationID":"MENDELEY_CITATION_287","citationItems":[{"id":"ITEM-287","isTemporary":false,"itemData":{"DOI":"10.1038/s41598-025-28481-w","author":[{"family":"Quang","given":"Thinh Nguyen"},{"family":"Matsuyama","given":"Kosuke"},{"family":"Shimizu","given":"Keisuke"},{"family":"Sugano","given":"Hiroki"},{"family":"Kurimoto","given":"Eiji"},{"family":"Miki","given":"Masahiro"},{"family":"Suzuki","given":"Jumpei"},{"family":"Chen","given":"Ziyi"},{"family":"Waidyasooriya","given":"Hasitha Muthumala"},{"family":"Hariyama","given":"Masanori"},{"family":"Hitomi","given":"Masaru"},{"family":"Sawamura","given":"Kenta"},{"family":"Ohzeki","given":"Masayuki"}],"container-title":"Scientific Reports","id":"Quang2025","issued":{"date-parts":[[2025]]},"page":"44047","publisher":"Nature Publishing Group","title":"Quantum annealing-based route optimization for commercial AGV operating systems in large-scale logistics warehouses","type":"article-journal","volume":"15"}}],"isEdited":false,"manualOverride":{"citeprocText":"(Quang et al. 2025)","isManuallyOverridden":false,"manualOverrideText":""},"mendeley":{"formattedCitation":"(Quang et al. 2025)","plainTextFormattedCitation":"(Quang et al. 2025)","previouslyFormattedCitation":"(Quang et al. 2025)"},"properties":{"noteIndex":0},"schema":"https://github.com/citation-style-language/schema/raw/master/csl-citation.json"}</w:instrText>
+        <w:instrText xml:space="preserve">ADDIN CSL_CITATION {"citationID":"MENDELEY_CITATION_300","citationItems":[{"id":"ITEM-300","isTemporary":false,"itemData":{"DOI":"10.1038/s41598-025-28481-w","author":[{"family":"Quang","given":"Thinh Nguyen"},{"family":"Matsuyama","given":"Kosuke"},{"family":"Shimizu","given":"Keisuke"},{"family":"Sugano","given":"Hiroki"},{"family":"Kurimoto","given":"Eiji"},{"family":"Miki","given":"Masahiro"},{"family":"Suzuki","given":"Jumpei"},{"family":"Chen","given":"Ziyi"},{"family":"Waidyasooriya","given":"Hasitha Muthumala"},{"family":"Hariyama","given":"Masanori"},{"family":"Hitomi","given":"Masaru"},{"family":"Sawamura","given":"Kenta"},{"family":"Ohzeki","given":"Masayuki"}],"container-title":"Scientific Reports","id":"Quang2025","issued":{"date-parts":[[2025]]},"page":"44047","publisher":"Nature Publishing Group","title":"Quantum annealing-based route optimization for commercial AGV operating systems in large-scale logistics warehouses","type":"article-journal","volume":"15"}}],"isEdited":false,"manualOverride":{"citeprocText":"(Quang et al. 2025)","isManuallyOverridden":false,"manualOverrideText":""},"mendeley":{"formattedCitation":"(Quang et al. 2025)","plainTextFormattedCitation":"(Quang et al. 2025)","previouslyFormattedCitation":"(Quang et al. 2025)"},"properties":{"noteIndex":0},"schema":"https://github.com/citation-style-language/schema/raw/master/csl-citation.json"}</w:instrText>
       </w:r>
       <w:r>
         <w:fldChar w:fldCharType="separate"/>
@@ -13238,7 +13428,7 @@
         <w:fldChar w:fldCharType="begin"/>
       </w:r>
       <w:r>
-        <w:instrText xml:space="preserve">ADDIN CSL_CITATION {"citationID":"MENDELEY_CITATION_288","citationItems":[{"id":"ITEM-288","isTemporary":false,"itemData":{"DOI":"10.22331/q-2018-08-06-79","author":[{"family":"Preskill","given":"John"}],"container-title":"Quantum","id":"Preskill2018","issued":{"date-parts":[[2018]]},"page":"79","publisher":"Verein zur Förderung des Open Access Publizierens in den Quantenwissenschaften","title":"Quantum computing in the NISQ era and beyond","type":"article-journal","volume":"2"}}],"isEdited":false,"manualOverride":{"citeprocText":"(Preskill 2018)","isManuallyOverridden":false,"manualOverrideText":""},"mendeley":{"formattedCitation":"(Preskill 2018)","plainTextFormattedCitation":"(Preskill 2018)","previouslyFormattedCitation":"(Preskill 2018)"},"properties":{"noteIndex":0},"schema":"https://github.com/citation-style-language/schema/raw/master/csl-citation.json"}</w:instrText>
+        <w:instrText xml:space="preserve">ADDIN CSL_CITATION {"citationID":"MENDELEY_CITATION_301","citationItems":[{"id":"ITEM-301","isTemporary":false,"itemData":{"DOI":"10.22331/q-2018-08-06-79","author":[{"family":"Preskill","given":"John"}],"container-title":"Quantum","id":"Preskill2018","issued":{"date-parts":[[2018]]},"page":"79","publisher":"Verein zur Förderung des Open Access Publizierens in den Quantenwissenschaften","title":"Quantum computing in the NISQ era and beyond","type":"article-journal","volume":"2"}}],"isEdited":false,"manualOverride":{"citeprocText":"(Preskill 2018)","isManuallyOverridden":false,"manualOverrideText":""},"mendeley":{"formattedCitation":"(Preskill 2018)","plainTextFormattedCitation":"(Preskill 2018)","previouslyFormattedCitation":"(Preskill 2018)"},"properties":{"noteIndex":0},"schema":"https://github.com/citation-style-language/schema/raw/master/csl-citation.json"}</w:instrText>
       </w:r>
       <w:r>
         <w:fldChar w:fldCharType="separate"/>
@@ -13256,7 +13446,7 @@
         <w:fldChar w:fldCharType="begin"/>
       </w:r>
       <w:r>
-        <w:instrText xml:space="preserve">ADDIN CSL_CITATION {"citationID":"MENDELEY_CITATION_289","citationItems":[{"id":"ITEM-289","isTemporary":false,"itemData":{"DOI":"10.1103/PhysRevLett.119.180509","author":[{"family":"Temme","given":"Kristan"},{"family":"Bravyi","given":"Sergey"},{"family":"Gambetta","given":"Jay M."}],"container-title":"Physical Review Letters","id":"Temme2017","issue":"18","issued":{"date-parts":[[2017]]},"page":"180509","publisher":"American Physical Society","title":"Error mitigation for short-depth quantum circuits","type":"article-journal","volume":"119"}}],"isEdited":false,"manualOverride":{"citeprocText":"(Temme, Bravyi, and Gambetta 2017)","isManuallyOverridden":false,"manualOverrideText":""},"mendeley":{"formattedCitation":"(Temme, Bravyi, and Gambetta 2017)","plainTextFormattedCitation":"(Temme, Bravyi, and Gambetta 2017)","previouslyFormattedCitation":"(Temme, Bravyi, and Gambetta 2017)"},"properties":{"noteIndex":0},"schema":"https://github.com/citation-style-language/schema/raw/master/csl-citation.json"}</w:instrText>
+        <w:instrText xml:space="preserve">ADDIN CSL_CITATION {"citationID":"MENDELEY_CITATION_302","citationItems":[{"id":"ITEM-302","isTemporary":false,"itemData":{"DOI":"10.1103/PhysRevLett.119.180509","author":[{"family":"Temme","given":"Kristan"},{"family":"Bravyi","given":"Sergey"},{"family":"Gambetta","given":"Jay M."}],"container-title":"Physical Review Letters","id":"Temme2017","issue":"18","issued":{"date-parts":[[2017]]},"page":"180509","publisher":"American Physical Society","title":"Error mitigation for short-depth quantum circuits","type":"article-journal","volume":"119"}}],"isEdited":false,"manualOverride":{"citeprocText":"(Temme, Bravyi, and Gambetta 2017)","isManuallyOverridden":false,"manualOverrideText":""},"mendeley":{"formattedCitation":"(Temme, Bravyi, and Gambetta 2017)","plainTextFormattedCitation":"(Temme, Bravyi, and Gambetta 2017)","previouslyFormattedCitation":"(Temme, Bravyi, and Gambetta 2017)"},"properties":{"noteIndex":0},"schema":"https://github.com/citation-style-language/schema/raw/master/csl-citation.json"}</w:instrText>
       </w:r>
       <w:r>
         <w:fldChar w:fldCharType="separate"/>
@@ -13274,7 +13464,7 @@
         <w:fldChar w:fldCharType="begin"/>
       </w:r>
       <w:r>
-        <w:instrText xml:space="preserve">ADDIN CSL_CITATION {"citationID":"MENDELEY_CITATION_290","citationItems":[{"id":"ITEM-290","isTemporary":false,"itemData":{"DOI":"10.1038/s41586-019-1040-7","author":[{"family":"Kandala","given":"Abhinav"},{"family":"Temme","given":"Kristan"},{"family":"Córcoles","given":"Antonio D."},{"family":"Mezzacapo","given":"Antonio"},{"family":"Chow","given":"Jerry M."},{"family":"Gambetta","given":"Jay M."}],"container-title":"Nature","id":"Kandala2019","issue":"7749","issued":{"date-parts":[[2019]]},"page":"491-495","publisher":"Nature Publishing Group","title":"Error mitigation extends the computational reach of a noisy quantum processor","type":"article-journal","volume":"567"}}],"isEdited":false,"manualOverride":{"citeprocText":"(Kandala et al. 2019)","isManuallyOverridden":false,"manualOverrideText":""},"mendeley":{"formattedCitation":"(Kandala et al. 2019)","plainTextFormattedCitation":"(Kandala et al. 2019)","previouslyFormattedCitation":"(Kandala et al. 2019)"},"properties":{"noteIndex":0},"schema":"https://github.com/citation-style-language/schema/raw/master/csl-citation.json"}</w:instrText>
+        <w:instrText xml:space="preserve">ADDIN CSL_CITATION {"citationID":"MENDELEY_CITATION_303","citationItems":[{"id":"ITEM-303","isTemporary":false,"itemData":{"DOI":"10.1038/s41586-019-1040-7","author":[{"family":"Kandala","given":"Abhinav"},{"family":"Temme","given":"Kristan"},{"family":"Córcoles","given":"Antonio D."},{"family":"Mezzacapo","given":"Antonio"},{"family":"Chow","given":"Jerry M."},{"family":"Gambetta","given":"Jay M."}],"container-title":"Nature","id":"Kandala2019","issue":"7749","issued":{"date-parts":[[2019]]},"page":"491-495","publisher":"Nature Publishing Group","title":"Error mitigation extends the computational reach of a noisy quantum processor","type":"article-journal","volume":"567"}}],"isEdited":false,"manualOverride":{"citeprocText":"(Kandala et al. 2019)","isManuallyOverridden":false,"manualOverrideText":""},"mendeley":{"formattedCitation":"(Kandala et al. 2019)","plainTextFormattedCitation":"(Kandala et al. 2019)","previouslyFormattedCitation":"(Kandala et al. 2019)"},"properties":{"noteIndex":0},"schema":"https://github.com/citation-style-language/schema/raw/master/csl-citation.json"}</w:instrText>
       </w:r>
       <w:r>
         <w:fldChar w:fldCharType="separate"/>
@@ -13292,7 +13482,7 @@
         <w:fldChar w:fldCharType="begin"/>
       </w:r>
       <w:r>
-        <w:instrText xml:space="preserve">ADDIN CSL_CITATION {"citationID":"MENDELEY_CITATION_291","citationItems":[{"id":"ITEM-291","isTemporary":false,"itemData":{"DOI":"10.1103/RevModPhys.95.045005","author":[{"family":"Cai","given":"Zhenyu"},{"family":"Babbush","given":"Ryan"},{"family":"Benjamin","given":"Simon C."},{"family":"Endo","given":"Suguru"},{"family":"Huggins","given":"William J."},{"family":"Li","given":"Ying"},{"family":"McClean","given":"Jarrod R."},{"family":"O’Brien","given":"Thomas E."}],"container-title":"Reviews of Modern Physics","id":"Cai2023","issue":"4","issued":{"date-parts":[[2023]]},"page":"045005","publisher":"American Physical Society","title":"Quantum error mitigation","type":"article-journal","volume":"95"}}],"isEdited":false,"manualOverride":{"citeprocText":"(Cai et al. 2023)","isManuallyOverridden":false,"manualOverrideText":""},"mendeley":{"formattedCitation":"(Cai et al. 2023)","plainTextFormattedCitation":"(Cai et al. 2023)","previouslyFormattedCitation":"(Cai et al. 2023)"},"properties":{"noteIndex":0},"schema":"https://github.com/citation-style-language/schema/raw/master/csl-citation.json"}</w:instrText>
+        <w:instrText xml:space="preserve">ADDIN CSL_CITATION {"citationID":"MENDELEY_CITATION_304","citationItems":[{"id":"ITEM-304","isTemporary":false,"itemData":{"DOI":"10.1103/RevModPhys.95.045005","author":[{"family":"Cai","given":"Zhenyu"},{"family":"Babbush","given":"Ryan"},{"family":"Benjamin","given":"Simon C."},{"family":"Endo","given":"Suguru"},{"family":"Huggins","given":"William J."},{"family":"Li","given":"Ying"},{"family":"McClean","given":"Jarrod R."},{"family":"O’Brien","given":"Thomas E."}],"container-title":"Reviews of Modern Physics","id":"Cai2023","issue":"4","issued":{"date-parts":[[2023]]},"page":"045005","publisher":"American Physical Society","title":"Quantum error mitigation","type":"article-journal","volume":"95"}}],"isEdited":false,"manualOverride":{"citeprocText":"(Cai et al. 2023)","isManuallyOverridden":false,"manualOverrideText":""},"mendeley":{"formattedCitation":"(Cai et al. 2023)","plainTextFormattedCitation":"(Cai et al. 2023)","previouslyFormattedCitation":"(Cai et al. 2023)"},"properties":{"noteIndex":0},"schema":"https://github.com/citation-style-language/schema/raw/master/csl-citation.json"}</w:instrText>
       </w:r>
       <w:r>
         <w:fldChar w:fldCharType="separate"/>
@@ -13310,7 +13500,7 @@
         <w:fldChar w:fldCharType="begin"/>
       </w:r>
       <w:r>
-        <w:instrText xml:space="preserve">ADDIN CSL_CITATION {"citationID":"MENDELEY_CITATION_292","citationItems":[{"id":"ITEM-292","isTemporary":false,"itemData":{"DOI":"10.1016/j.robot.2025.105026","author":[{"family":"Antero","given":"Unai"},{"family":"Sierra","given":"Basilio"},{"family":"Oñativia","given":"Jon"},{"family":"Ruiz","given":"Alejandra"},{"family":"Osaba","given":"Eneko"}],"container-title":"Robotics and Autonomous Systems","id":"Antero2025","issued":{"date-parts":[[2025]]},"page":"105026","publisher":"Elsevier","title":"Robot localization aided by quantum algorithms","type":"article-journal","volume":"192"}}],"isEdited":false,"manualOverride":{"citeprocText":"(Antero et al. 2025)","isManuallyOverridden":false,"manualOverrideText":""},"mendeley":{"formattedCitation":"(Antero et al. 2025)","plainTextFormattedCitation":"(Antero et al. 2025)","previouslyFormattedCitation":"(Antero et al. 2025)"},"properties":{"noteIndex":0},"schema":"https://github.com/citation-style-language/schema/raw/master/csl-citation.json"}</w:instrText>
+        <w:instrText xml:space="preserve">ADDIN CSL_CITATION {"citationID":"MENDELEY_CITATION_305","citationItems":[{"id":"ITEM-305","isTemporary":false,"itemData":{"DOI":"10.1016/j.robot.2025.105026","author":[{"family":"Antero","given":"Unai"},{"family":"Sierra","given":"Basilio"},{"family":"Oñativia","given":"Jon"},{"family":"Ruiz","given":"Alejandra"},{"family":"Osaba","given":"Eneko"}],"container-title":"Robotics and Autonomous Systems","id":"Antero2025","issued":{"date-parts":[[2025]]},"page":"105026","publisher":"Elsevier","title":"Robot localization aided by quantum algorithms","type":"article-journal","volume":"192"}}],"isEdited":false,"manualOverride":{"citeprocText":"(Antero et al. 2025)","isManuallyOverridden":false,"manualOverrideText":""},"mendeley":{"formattedCitation":"(Antero et al. 2025)","plainTextFormattedCitation":"(Antero et al. 2025)","previouslyFormattedCitation":"(Antero et al. 2025)"},"properties":{"noteIndex":0},"schema":"https://github.com/citation-style-language/schema/raw/master/csl-citation.json"}</w:instrText>
       </w:r>
       <w:r>
         <w:fldChar w:fldCharType="separate"/>
@@ -13331,7 +13521,7 @@
         <w:fldChar w:fldCharType="begin"/>
       </w:r>
       <w:r>
-        <w:instrText xml:space="preserve">ADDIN CSL_CITATION {"citationID":"MENDELEY_CITATION_293","citationItems":[{"id":"ITEM-293","isTemporary":false,"itemData":{"DOI":"10.1007/s42484-024-00226-4","author":[{"family":"Sinha","given":"Akash"},{"family":"Macaluso","given":"Antonio"},{"family":"Klusch","given":"Matthias"}],"container-title":"Quantum Machine Intelligence","id":"Sinha2023","issued":{"date-parts":[[2025]]},"page":"19","publisher":"Springer","title":"Nav-Q: Quantum deep reinforcement learning for collision-free navigation of self-driving cars","title-short":"Nav-Q","type":"article-journal","volume":"7"}}],"isEdited":false,"manualOverride":{"citeprocText":"(Sinha, Macaluso, and Klusch 2025)","isManuallyOverridden":false,"manualOverrideText":""},"mendeley":{"formattedCitation":"(Sinha, Macaluso, and Klusch 2025)","plainTextFormattedCitation":"(Sinha, Macaluso, and Klusch 2025)","previouslyFormattedCitation":"(Sinha, Macaluso, and Klusch 2025)"},"properties":{"noteIndex":0},"schema":"https://github.com/citation-style-language/schema/raw/master/csl-citation.json"}</w:instrText>
+        <w:instrText xml:space="preserve">ADDIN CSL_CITATION {"citationID":"MENDELEY_CITATION_306","citationItems":[{"id":"ITEM-306","isTemporary":false,"itemData":{"DOI":"10.1007/s42484-024-00226-4","author":[{"family":"Sinha","given":"Akash"},{"family":"Macaluso","given":"Antonio"},{"family":"Klusch","given":"Matthias"}],"container-title":"Quantum Machine Intelligence","id":"Sinha2023","issued":{"date-parts":[[2025]]},"page":"19","publisher":"Springer","title":"Nav-Q: Quantum deep reinforcement learning for collision-free navigation of self-driving cars","title-short":"Nav-Q","type":"article-journal","volume":"7"}}],"isEdited":false,"manualOverride":{"citeprocText":"(Sinha, Macaluso, and Klusch 2025)","isManuallyOverridden":false,"manualOverrideText":""},"mendeley":{"formattedCitation":"(Sinha, Macaluso, and Klusch 2025)","plainTextFormattedCitation":"(Sinha, Macaluso, and Klusch 2025)","previouslyFormattedCitation":"(Sinha, Macaluso, and Klusch 2025)"},"properties":{"noteIndex":0},"schema":"https://github.com/citation-style-language/schema/raw/master/csl-citation.json"}</w:instrText>
       </w:r>
       <w:r>
         <w:fldChar w:fldCharType="separate"/>
@@ -13349,7 +13539,7 @@
         <w:fldChar w:fldCharType="begin"/>
       </w:r>
       <w:r>
-        <w:instrText xml:space="preserve">ADDIN CSL_CITATION {"citationID":"MENDELEY_CITATION_294","citationItems":[{"id":"ITEM-294","isTemporary":false,"itemData":{"DOI":"10.1103/RevModPhys.87.307","author":[{"family":"Terhal","given":"Barbara M."}],"container-title":"Reviews of Modern Physics","id":"Terhal2015","issue":"2","issued":{"date-parts":[[2015]]},"page":"307-346","publisher":"American Physical Society","title":"Quantum error correction for quantum memories","type":"article-journal","volume":"87"}}],"isEdited":false,"manualOverride":{"citeprocText":"(Terhal 2015)","isManuallyOverridden":false,"manualOverrideText":""},"mendeley":{"formattedCitation":"(Terhal 2015)","plainTextFormattedCitation":"(Terhal 2015)","previouslyFormattedCitation":"(Terhal 2015)"},"properties":{"noteIndex":0},"schema":"https://github.com/citation-style-language/schema/raw/master/csl-citation.json"}</w:instrText>
+        <w:instrText xml:space="preserve">ADDIN CSL_CITATION {"citationID":"MENDELEY_CITATION_307","citationItems":[{"id":"ITEM-307","isTemporary":false,"itemData":{"DOI":"10.1103/RevModPhys.87.307","author":[{"family":"Terhal","given":"Barbara M."}],"container-title":"Reviews of Modern Physics","id":"Terhal2015","issue":"2","issued":{"date-parts":[[2015]]},"page":"307-346","publisher":"American Physical Society","title":"Quantum error correction for quantum memories","type":"article-journal","volume":"87"}}],"isEdited":false,"manualOverride":{"citeprocText":"(Terhal 2015)","isManuallyOverridden":false,"manualOverrideText":""},"mendeley":{"formattedCitation":"(Terhal 2015)","plainTextFormattedCitation":"(Terhal 2015)","previouslyFormattedCitation":"(Terhal 2015)"},"properties":{"noteIndex":0},"schema":"https://github.com/citation-style-language/schema/raw/master/csl-citation.json"}</w:instrText>
       </w:r>
       <w:r>
         <w:fldChar w:fldCharType="separate"/>
@@ -13367,7 +13557,7 @@
         <w:fldChar w:fldCharType="begin"/>
       </w:r>
       <w:r>
-        <w:instrText xml:space="preserve">ADDIN CSL_CITATION {"citationID":"MENDELEY_CITATION_295","citationItems":[{"id":"ITEM-295","isTemporary":false,"itemData":{"DOI":"10.1103/PhysRevA.86.032324","author":[{"family":"Fowler","given":"Austin G."},{"family":"Mariantoni","given":"Matteo"},{"family":"Martinis","given":"John M."},{"family":"Cleland","given":"Andrew N."}],"container-title":"Physical Review A","id":"Fowler2012","issue":"3","issued":{"date-parts":[[2012]]},"page":"032324","publisher":"American Physical Society","title":"Surface codes: Towards practical large-scale quantum computation","title-short":"Surface codes","type":"article-journal","volume":"86"}}],"isEdited":false,"manualOverride":{"citeprocText":"(Fowler et al. 2012)","isManuallyOverridden":false,"manualOverrideText":""},"mendeley":{"formattedCitation":"(Fowler et al. 2012)","plainTextFormattedCitation":"(Fowler et al. 2012)","previouslyFormattedCitation":"(Fowler et al. 2012)"},"properties":{"noteIndex":0},"schema":"https://github.com/citation-style-language/schema/raw/master/csl-citation.json"}</w:instrText>
+        <w:instrText xml:space="preserve">ADDIN CSL_CITATION {"citationID":"MENDELEY_CITATION_308","citationItems":[{"id":"ITEM-308","isTemporary":false,"itemData":{"DOI":"10.1103/PhysRevA.86.032324","author":[{"family":"Fowler","given":"Austin G."},{"family":"Mariantoni","given":"Matteo"},{"family":"Martinis","given":"John M."},{"family":"Cleland","given":"Andrew N."}],"container-title":"Physical Review A","id":"Fowler2012","issue":"3","issued":{"date-parts":[[2012]]},"page":"032324","publisher":"American Physical Society","title":"Surface codes: Towards practical large-scale quantum computation","title-short":"Surface codes","type":"article-journal","volume":"86"}}],"isEdited":false,"manualOverride":{"citeprocText":"(Fowler et al. 2012)","isManuallyOverridden":false,"manualOverrideText":""},"mendeley":{"formattedCitation":"(Fowler et al. 2012)","plainTextFormattedCitation":"(Fowler et al. 2012)","previouslyFormattedCitation":"(Fowler et al. 2012)"},"properties":{"noteIndex":0},"schema":"https://github.com/citation-style-language/schema/raw/master/csl-citation.json"}</w:instrText>
       </w:r>
       <w:r>
         <w:fldChar w:fldCharType="separate"/>
@@ -13385,7 +13575,7 @@
         <w:fldChar w:fldCharType="begin"/>
       </w:r>
       <w:r>
-        <w:instrText xml:space="preserve">ADDIN CSL_CITATION {"citationID":"MENDELEY_CITATION_297","citationItems":[{"id":"ITEM-296","isTemporary":false,"itemData":{"DOI":"10.1073/pnas.1619152114","author":[{"family":"Reiher","given":"Markus"},{"family":"Wiebe","given":"Nathan"},{"family":"Svore","given":"Krysta M."},{"family":"Wecker","given":"Dave"},{"family":"Troyer","given":"Matthias"}],"container-title":"Proceedings of the National Academy of Sciences","id":"Reiher2017","issue":"29","issued":{"date-parts":[[2017]]},"page":"7555-7560","publisher":"National Academy of Sciences","title":"Elucidating reaction mechanisms on quantum computers","type":"article-journal","volume":"114"}},{"id":"ITEM-297","isTemporary":false,"itemData":{"DOI":"10.1103/PhysRevResearch.4.023019","author":[{"family":"Kim","given":"Isaac H."},{"family":"Liu","given":"Ye-Hua"},{"family":"Pallister","given":"Sam"},{"family":"Pol","given":"William"},{"family":"Roberts","given":"Sam"},{"family":"Lee","given":"Eunseok"}],"container-title":"Physical Review Research","id":"Kim2022","issue":"2","issued":{"date-parts":[[2022]]},"page":"023019","publisher":"American Physical Society","title":"Fault-tolerant resource estimate for quantum chemical simulations: Case study on Li-ion battery electrolyte molecules","title-short":"Fault-tolerant resource estimate for quantum chemical simulations","type":"article-journal","volume":"4"}}],"isEdited":false,"manualOverride":{"citeprocText":"(Reiher et al. 2017; Kim et al. 2022)","isManuallyOverridden":false,"manualOverrideText":""},"mendeley":{"formattedCitation":"(Reiher et al. 2017; Kim et al. 2022)","plainTextFormattedCitation":"(Reiher et al. 2017; Kim et al. 2022)","previouslyFormattedCitation":"(Reiher et al. 2017; Kim et al. 2022)"},"properties":{"noteIndex":0},"schema":"https://github.com/citation-style-language/schema/raw/master/csl-citation.json"}</w:instrText>
+        <w:instrText xml:space="preserve">ADDIN CSL_CITATION {"citationID":"MENDELEY_CITATION_310","citationItems":[{"id":"ITEM-309","isTemporary":false,"itemData":{"DOI":"10.1073/pnas.1619152114","author":[{"family":"Reiher","given":"Markus"},{"family":"Wiebe","given":"Nathan"},{"family":"Svore","given":"Krysta M."},{"family":"Wecker","given":"Dave"},{"family":"Troyer","given":"Matthias"}],"container-title":"Proceedings of the National Academy of Sciences","id":"Reiher2017","issue":"29","issued":{"date-parts":[[2017]]},"page":"7555-7560","publisher":"National Academy of Sciences","title":"Elucidating reaction mechanisms on quantum computers","type":"article-journal","volume":"114"}},{"id":"ITEM-310","isTemporary":false,"itemData":{"DOI":"10.1103/PhysRevResearch.4.023019","author":[{"family":"Kim","given":"Isaac H."},{"family":"Liu","given":"Ye-Hua"},{"family":"Pallister","given":"Sam"},{"family":"Pol","given":"William"},{"family":"Roberts","given":"Sam"},{"family":"Lee","given":"Eunseok"}],"container-title":"Physical Review Research","id":"Kim2022","issue":"2","issued":{"date-parts":[[2022]]},"page":"023019","publisher":"American Physical Society","title":"Fault-tolerant resource estimate for quantum chemical simulations: Case study on Li-ion battery electrolyte molecules","title-short":"Fault-tolerant resource estimate for quantum chemical simulations","type":"article-journal","volume":"4"}}],"isEdited":false,"manualOverride":{"citeprocText":"(Reiher et al. 2017; Kim et al. 2022)","isManuallyOverridden":false,"manualOverrideText":""},"mendeley":{"formattedCitation":"(Reiher et al. 2017; Kim et al. 2022)","plainTextFormattedCitation":"(Reiher et al. 2017; Kim et al. 2022)","previouslyFormattedCitation":"(Reiher et al. 2017; Kim et al. 2022)"},"properties":{"noteIndex":0},"schema":"https://github.com/citation-style-language/schema/raw/master/csl-citation.json"}</w:instrText>
       </w:r>
       <w:r>
         <w:fldChar w:fldCharType="separate"/>
@@ -13430,7 +13620,7 @@
         <w:fldChar w:fldCharType="begin"/>
       </w:r>
       <w:r>
-        <w:instrText xml:space="preserve">ADDIN CSL_CITATION {"citationID":"MENDELEY_CITATION_298","citationItems":[{"id":"ITEM-298","isTemporary":false,"itemData":{"DOI":"10.1109/IISWC53511.2021.00015","author":[{"family":"Ravi","given":"Gokul Subramanian"},{"family":"Smith","given":"Kaitlin N."},{"family":"Gokhale","given":"Pranav"},{"family":"Chong","given":"Frederic T."}],"container-title":"2021 IEEE international symposium on workload characterization (IISWC)","id":"Ravi2021","issued":{"date-parts":[[2021]]},"page":"39-50","publisher":"IEEE","title":"Quantum computing in the cloud: Analyzing job and machine characteristics","title-short":"Quantum computing in the cloud","type":"paper-conference"}}],"isEdited":false,"manualOverride":{"citeprocText":"(Ravi et al. 2021)","isManuallyOverridden":false,"manualOverrideText":""},"mendeley":{"formattedCitation":"(Ravi et al. 2021)","plainTextFormattedCitation":"(Ravi et al. 2021)","previouslyFormattedCitation":"(Ravi et al. 2021)"},"properties":{"noteIndex":0},"schema":"https://github.com/citation-style-language/schema/raw/master/csl-citation.json"}</w:instrText>
+        <w:instrText xml:space="preserve">ADDIN CSL_CITATION {"citationID":"MENDELEY_CITATION_311","citationItems":[{"id":"ITEM-311","isTemporary":false,"itemData":{"DOI":"10.1109/IISWC53511.2021.00015","author":[{"family":"Ravi","given":"Gokul Subramanian"},{"family":"Smith","given":"Kaitlin N."},{"family":"Gokhale","given":"Pranav"},{"family":"Chong","given":"Frederic T."}],"container-title":"2021 IEEE international symposium on workload characterization (IISWC)","id":"Ravi2021","issued":{"date-parts":[[2021]]},"page":"39-50","publisher":"IEEE","title":"Quantum computing in the cloud: Analyzing job and machine characteristics","title-short":"Quantum computing in the cloud","type":"paper-conference"}}],"isEdited":false,"manualOverride":{"citeprocText":"(Ravi et al. 2021)","isManuallyOverridden":false,"manualOverrideText":""},"mendeley":{"formattedCitation":"(Ravi et al. 2021)","plainTextFormattedCitation":"(Ravi et al. 2021)","previouslyFormattedCitation":"(Ravi et al. 2021)"},"properties":{"noteIndex":0},"schema":"https://github.com/citation-style-language/schema/raw/master/csl-citation.json"}</w:instrText>
       </w:r>
       <w:r>
         <w:fldChar w:fldCharType="separate"/>
@@ -13448,7 +13638,7 @@
         <w:fldChar w:fldCharType="begin"/>
       </w:r>
       <w:r>
-        <w:instrText xml:space="preserve">ADDIN CSL_CITATION {"citationID":"MENDELEY_CITATION_299","citationItems":[{"id":"ITEM-299","isTemporary":false,"itemData":{"DOI":"10.3389/fcomp.2019.00009","author":[{"family":"Ohzeki","given":"Masayuki"},{"family":"Miki","given":"Akira"},{"family":"Miyama","given":"Masamichi J."},{"family":"Terabe","given":"Masayoshi"}],"container-title":"Frontiers in Computer Science","id":"Ohzeki2019","issued":{"date-parts":[[2019]]},"page":"9","publisher":"Frontiers Media","title":"Control of automated guided vehicles without collision by quantum annealer and digital devices","type":"article-journal","volume":"1"}}],"isEdited":false,"manualOverride":{"citeprocText":"(Ohzeki et al. 2019)","isManuallyOverridden":false,"manualOverrideText":""},"mendeley":{"formattedCitation":"(Ohzeki et al. 2019)","plainTextFormattedCitation":"(Ohzeki et al. 2019)","previouslyFormattedCitation":"(Ohzeki et al. 2019)"},"properties":{"noteIndex":0},"schema":"https://github.com/citation-style-language/schema/raw/master/csl-citation.json"}</w:instrText>
+        <w:instrText xml:space="preserve">ADDIN CSL_CITATION {"citationID":"MENDELEY_CITATION_312","citationItems":[{"id":"ITEM-312","isTemporary":false,"itemData":{"DOI":"10.3389/fcomp.2019.00009","author":[{"family":"Ohzeki","given":"Masayuki"},{"family":"Miki","given":"Akira"},{"family":"Miyama","given":"Masamichi J."},{"family":"Terabe","given":"Masayoshi"}],"container-title":"Frontiers in Computer Science","id":"Ohzeki2019","issued":{"date-parts":[[2019]]},"page":"9","publisher":"Frontiers Media","title":"Control of automated guided vehicles without collision by quantum annealer and digital devices","type":"article-journal","volume":"1"}}],"isEdited":false,"manualOverride":{"citeprocText":"(Ohzeki et al. 2019)","isManuallyOverridden":false,"manualOverrideText":""},"mendeley":{"formattedCitation":"(Ohzeki et al. 2019)","plainTextFormattedCitation":"(Ohzeki et al. 2019)","previouslyFormattedCitation":"(Ohzeki et al. 2019)"},"properties":{"noteIndex":0},"schema":"https://github.com/citation-style-language/schema/raw/master/csl-citation.json"}</w:instrText>
       </w:r>
       <w:r>
         <w:fldChar w:fldCharType="separate"/>
@@ -13466,7 +13656,7 @@
         <w:fldChar w:fldCharType="begin"/>
       </w:r>
       <w:r>
-        <w:instrText xml:space="preserve">ADDIN CSL_CITATION {"citationID":"MENDELEY_CITATION_300","citationItems":[{"id":"ITEM-300","isTemporary":false,"itemData":{"DOI":"10.1016/j.procir.2025.01.099","author":[{"family":"Willmann","given":"Moritz"},{"family":"Albus","given":"Marcel"},{"family":"Schnabel","given":"Jan"},{"family":"Roth","given":"Marco"}],"container-title":"Procedia CIRP","id":"Willmann2025","issued":{"date-parts":[[2025]]},"note":"58th CIRP Conference on Manufacturing Systems","page":"25-30","publisher":"Elsevier","title":"Application of quantum annealing for scalable robotic assembly line optimization: A case study","title-short":"Application of quantum annealing for scalable robotic assembly line optimization","type":"article-journal","volume":"134"}}],"isEdited":false,"manualOverride":{"citeprocText":"(Willmann et al. 2025)","isManuallyOverridden":false,"manualOverrideText":""},"mendeley":{"formattedCitation":"(Willmann et al. 2025)","plainTextFormattedCitation":"(Willmann et al. 2025)","previouslyFormattedCitation":"(Willmann et al. 2025)"},"properties":{"noteIndex":0},"schema":"https://github.com/citation-style-language/schema/raw/master/csl-citation.json"}</w:instrText>
+        <w:instrText xml:space="preserve">ADDIN CSL_CITATION {"citationID":"MENDELEY_CITATION_313","citationItems":[{"id":"ITEM-313","isTemporary":false,"itemData":{"DOI":"10.1016/j.procir.2025.01.099","author":[{"family":"Willmann","given":"Moritz"},{"family":"Albus","given":"Marcel"},{"family":"Schnabel","given":"Jan"},{"family":"Roth","given":"Marco"}],"container-title":"Procedia CIRP","id":"Willmann2025","issued":{"date-parts":[[2025]]},"note":"58th CIRP Conference on Manufacturing Systems","page":"25-30","publisher":"Elsevier","title":"Application of quantum annealing for scalable robotic assembly line optimization: A case study","title-short":"Application of quantum annealing for scalable robotic assembly line optimization","type":"article-journal","volume":"134"}}],"isEdited":false,"manualOverride":{"citeprocText":"(Willmann et al. 2025)","isManuallyOverridden":false,"manualOverrideText":""},"mendeley":{"formattedCitation":"(Willmann et al. 2025)","plainTextFormattedCitation":"(Willmann et al. 2025)","previouslyFormattedCitation":"(Willmann et al. 2025)"},"properties":{"noteIndex":0},"schema":"https://github.com/citation-style-language/schema/raw/master/csl-citation.json"}</w:instrText>
       </w:r>
       <w:r>
         <w:fldChar w:fldCharType="separate"/>
@@ -13511,7 +13701,7 @@
         <w:fldChar w:fldCharType="begin"/>
       </w:r>
       <w:r>
-        <w:instrText xml:space="preserve">ADDIN CSL_CITATION {"citationID":"MENDELEY_CITATION_301","citationItems":[{"id":"ITEM-301","isTemporary":false,"itemData":{"DOI":"10.1088/1367-2630/18/2/023023","author":[{"family":"McClean","given":"Jarrod R."},{"family":"Romero","given":"Jonathan"},{"family":"Babbush","given":"Ryan"},{"family":"Aspuru-Guzik","given":"Alán"}],"container-title":"New Journal of Physics","id":"McClean2016","issue":"2","issued":{"date-parts":[[2016]]},"page":"023023","publisher":"IOP Publishing","title":"The theory of variational hybrid quantum-classical algorithms","type":"article-journal","volume":"18"}}],"isEdited":false,"manualOverride":{"citeprocText":"(McClean et al. 2016)","isManuallyOverridden":false,"manualOverrideText":""},"mendeley":{"formattedCitation":"(McClean et al. 2016)","plainTextFormattedCitation":"(McClean et al. 2016)","previouslyFormattedCitation":"(McClean et al. 2016)"},"properties":{"noteIndex":0},"schema":"https://github.com/citation-style-language/schema/raw/master/csl-citation.json"}</w:instrText>
+        <w:instrText xml:space="preserve">ADDIN CSL_CITATION {"citationID":"MENDELEY_CITATION_314","citationItems":[{"id":"ITEM-314","isTemporary":false,"itemData":{"DOI":"10.1088/1367-2630/18/2/023023","author":[{"family":"McClean","given":"Jarrod R."},{"family":"Romero","given":"Jonathan"},{"family":"Babbush","given":"Ryan"},{"family":"Aspuru-Guzik","given":"Alán"}],"container-title":"New Journal of Physics","id":"McClean2016","issue":"2","issued":{"date-parts":[[2016]]},"page":"023023","publisher":"IOP Publishing","title":"The theory of variational hybrid quantum-classical algorithms","type":"article-journal","volume":"18"}}],"isEdited":false,"manualOverride":{"citeprocText":"(McClean et al. 2016)","isManuallyOverridden":false,"manualOverrideText":""},"mendeley":{"formattedCitation":"(McClean et al. 2016)","plainTextFormattedCitation":"(McClean et al. 2016)","previouslyFormattedCitation":"(McClean et al. 2016)"},"properties":{"noteIndex":0},"schema":"https://github.com/citation-style-language/schema/raw/master/csl-citation.json"}</w:instrText>
       </w:r>
       <w:r>
         <w:fldChar w:fldCharType="separate"/>
@@ -13529,7 +13719,7 @@
         <w:fldChar w:fldCharType="begin"/>
       </w:r>
       <w:r>
-        <w:instrText xml:space="preserve">ADDIN CSL_CITATION {"citationID":"MENDELEY_CITATION_303","citationItems":[{"id":"ITEM-302","isTemporary":false,"itemData":{"DOI":"10.1103/PhysRevLett.103.150502","author":[{"family":"Harrow","given":"Aram W."},{"family":"Hassidim","given":"Avinatan"},{"family":"Lloyd","given":"Seth"}],"container-title":"Physical Review Letters","id":"Harrow2009","issue":"15","issued":{"date-parts":[[2009]]},"page":"150502","publisher":"American Physical Society","title":"Quantum algorithm for linear systems of equations","type":"article-journal","volume":"103"}},{"id":"ITEM-303","isTemporary":false,"itemData":{"DOI":"10.1038/nphys3272","author":[{"family":"Aaronson","given":"Scott"}],"container-title":"Nature Physics","id":"Aaronson2015","issue":"4","issued":{"date-parts":[[2015]]},"page":"291-293","title":"Read the fine print","type":"article-journal","volume":"11"}}],"isEdited":false,"manualOverride":{"citeprocText":"(Harrow, Hassidim, and Lloyd 2009; Aaronson 2015)","isManuallyOverridden":false,"manualOverrideText":""},"mendeley":{"formattedCitation":"(Harrow, Hassidim, and Lloyd 2009; Aaronson 2015)","plainTextFormattedCitation":"(Harrow, Hassidim, and Lloyd 2009; Aaronson 2015)","previouslyFormattedCitation":"(Harrow, Hassidim, and Lloyd 2009; Aaronson 2015)"},"properties":{"noteIndex":0},"schema":"https://github.com/citation-style-language/schema/raw/master/csl-citation.json"}</w:instrText>
+        <w:instrText xml:space="preserve">ADDIN CSL_CITATION {"citationID":"MENDELEY_CITATION_316","citationItems":[{"id":"ITEM-315","isTemporary":false,"itemData":{"DOI":"10.1103/PhysRevLett.103.150502","author":[{"family":"Harrow","given":"Aram W."},{"family":"Hassidim","given":"Avinatan"},{"family":"Lloyd","given":"Seth"}],"container-title":"Physical Review Letters","id":"Harrow2009","issue":"15","issued":{"date-parts":[[2009]]},"page":"150502","publisher":"American Physical Society","title":"Quantum algorithm for linear systems of equations","type":"article-journal","volume":"103"}},{"id":"ITEM-316","isTemporary":false,"itemData":{"DOI":"10.1038/nphys3272","author":[{"family":"Aaronson","given":"Scott"}],"container-title":"Nature Physics","id":"Aaronson2015","issue":"4","issued":{"date-parts":[[2015]]},"page":"291-293","title":"Read the fine print","type":"article-journal","volume":"11"}}],"isEdited":false,"manualOverride":{"citeprocText":"(Harrow, Hassidim, and Lloyd 2009; Aaronson 2015)","isManuallyOverridden":false,"manualOverrideText":""},"mendeley":{"formattedCitation":"(Harrow, Hassidim, and Lloyd 2009; Aaronson 2015)","plainTextFormattedCitation":"(Harrow, Hassidim, and Lloyd 2009; Aaronson 2015)","previouslyFormattedCitation":"(Harrow, Hassidim, and Lloyd 2009; Aaronson 2015)"},"properties":{"noteIndex":0},"schema":"https://github.com/citation-style-language/schema/raw/master/csl-citation.json"}</w:instrText>
       </w:r>
       <w:r>
         <w:fldChar w:fldCharType="separate"/>
@@ -13547,7 +13737,7 @@
         <w:fldChar w:fldCharType="begin"/>
       </w:r>
       <w:r>
-        <w:instrText xml:space="preserve">ADDIN CSL_CITATION {"citationID":"MENDELEY_CITATION_304","citationItems":[{"id":"ITEM-304","isTemporary":false,"itemData":{"DOI":"10.1088/2632-2153/ac4559","author":[{"family":"Chen","given":"Samuel Yen-Chi"},{"family":"Huang","given":"Chih-Min"},{"family":"Hsing","given":"Chia-Wei"},{"family":"Goan","given":"Hsi-Sheng"},{"family":"Kao","given":"Ying-Jer"}],"container-title":"Machine Learning: Science and Technology","id":"Chen2022","issue":"1","issued":{"date-parts":[[2022]]},"page":"015025","publisher":"IOP Publishing","title":"Variational quantum reinforcement learning via evolutionary optimization","type":"article-journal","volume":"3"}}],"isEdited":false,"manualOverride":{"citeprocText":"(Chen et al. 2022)","isManuallyOverridden":false,"manualOverrideText":""},"mendeley":{"formattedCitation":"(Chen et al. 2022)","plainTextFormattedCitation":"(Chen et al. 2022)","previouslyFormattedCitation":"(Chen et al. 2022)"},"properties":{"noteIndex":0},"schema":"https://github.com/citation-style-language/schema/raw/master/csl-citation.json"}</w:instrText>
+        <w:instrText xml:space="preserve">ADDIN CSL_CITATION {"citationID":"MENDELEY_CITATION_317","citationItems":[{"id":"ITEM-317","isTemporary":false,"itemData":{"DOI":"10.1088/2632-2153/ac4559","author":[{"family":"Chen","given":"Samuel Yen-Chi"},{"family":"Huang","given":"Chih-Min"},{"family":"Hsing","given":"Chia-Wei"},{"family":"Goan","given":"Hsi-Sheng"},{"family":"Kao","given":"Ying-Jer"}],"container-title":"Machine Learning: Science and Technology","id":"Chen2022","issue":"1","issued":{"date-parts":[[2022]]},"page":"015025","publisher":"IOP Publishing","title":"Variational quantum reinforcement learning via evolutionary optimization","type":"article-journal","volume":"3"}}],"isEdited":false,"manualOverride":{"citeprocText":"(Chen et al. 2022)","isManuallyOverridden":false,"manualOverrideText":""},"mendeley":{"formattedCitation":"(Chen et al. 2022)","plainTextFormattedCitation":"(Chen et al. 2022)","previouslyFormattedCitation":"(Chen et al. 2022)"},"properties":{"noteIndex":0},"schema":"https://github.com/citation-style-language/schema/raw/master/csl-citation.json"}</w:instrText>
       </w:r>
       <w:r>
         <w:fldChar w:fldCharType="separate"/>
@@ -13624,7 +13814,7 @@
         <w:fldChar w:fldCharType="begin"/>
       </w:r>
       <w:r>
-        <w:instrText xml:space="preserve">ADDIN CSL_CITATION {"citationID":"MENDELEY_CITATION_305","citationItems":[{"id":"ITEM-305","isTemporary":false,"itemData":{"DOI":"10.1103/RevModPhys.95.045005","author":[{"family":"Cai","given":"Zhenyu"},{"family":"Babbush","given":"Ryan"},{"family":"Benjamin","given":"Simon C."},{"family":"Endo","given":"Suguru"},{"family":"Huggins","given":"William J."},{"family":"Li","given":"Ying"},{"family":"McClean","given":"Jarrod R."},{"family":"O’Brien","given":"Thomas E."}],"container-title":"Reviews of Modern Physics","id":"Cai2023","issue":"4","issued":{"date-parts":[[2023]]},"page":"045005","publisher":"American Physical Society","title":"Quantum error mitigation","type":"article-journal","volume":"95"}}],"isEdited":false,"manualOverride":{"citeprocText":"(Cai et al. 2023)","isManuallyOverridden":false,"manualOverrideText":""},"mendeley":{"formattedCitation":"(Cai et al. 2023)","plainTextFormattedCitation":"(Cai et al. 2023)","previouslyFormattedCitation":"(Cai et al. 2023)"},"properties":{"noteIndex":0},"schema":"https://github.com/citation-style-language/schema/raw/master/csl-citation.json"}</w:instrText>
+        <w:instrText xml:space="preserve">ADDIN CSL_CITATION {"citationID":"MENDELEY_CITATION_318","citationItems":[{"id":"ITEM-318","isTemporary":false,"itemData":{"DOI":"10.1103/RevModPhys.95.045005","author":[{"family":"Cai","given":"Zhenyu"},{"family":"Babbush","given":"Ryan"},{"family":"Benjamin","given":"Simon C."},{"family":"Endo","given":"Suguru"},{"family":"Huggins","given":"William J."},{"family":"Li","given":"Ying"},{"family":"McClean","given":"Jarrod R."},{"family":"O’Brien","given":"Thomas E."}],"container-title":"Reviews of Modern Physics","id":"Cai2023","issue":"4","issued":{"date-parts":[[2023]]},"page":"045005","publisher":"American Physical Society","title":"Quantum error mitigation","type":"article-journal","volume":"95"}}],"isEdited":false,"manualOverride":{"citeprocText":"(Cai et al. 2023)","isManuallyOverridden":false,"manualOverrideText":""},"mendeley":{"formattedCitation":"(Cai et al. 2023)","plainTextFormattedCitation":"(Cai et al. 2023)","previouslyFormattedCitation":"(Cai et al. 2023)"},"properties":{"noteIndex":0},"schema":"https://github.com/citation-style-language/schema/raw/master/csl-citation.json"}</w:instrText>
       </w:r>
       <w:r>
         <w:fldChar w:fldCharType="separate"/>
@@ -13645,7 +13835,7 @@
         <w:fldChar w:fldCharType="begin"/>
       </w:r>
       <w:r>
-        <w:instrText xml:space="preserve">ADDIN CSL_CITATION {"citationID":"MENDELEY_CITATION_307","citationItems":[{"id":"ITEM-306","isTemporary":false,"itemData":{"DOI":"10.3390/math10142475","author":[{"family":"Chella","given":"Antonio"},{"family":"Gaglio","given":"Salvatore"},{"family":"Pilato","given":"Giovanni"},{"family":"Vella","given":"Filippo"},{"family":"Zammuto","given":"Salvatore"}],"container-title":"Mathematics","id":"Chella2022","issue":"14","issued":{"date-parts":[[2022]]},"page":"2475","publisher":"MDPI","title":"A quantum planner for robot motion","type":"article-journal","volume":"10"}},{"id":"ITEM-307","isTemporary":false,"itemData":{"DOI":"10.1016/j.robot.2025.105026","author":[{"family":"Antero","given":"Unai"},{"family":"Sierra","given":"Basilio"},{"family":"Oñativia","given":"Jon"},{"family":"Ruiz","given":"Alejandra"},{"family":"Osaba","given":"Eneko"}],"container-title":"Robotics and Autonomous Systems","id":"Antero2025","issued":{"date-parts":[[2025]]},"page":"105026","publisher":"Elsevier","title":"Robot localization aided by quantum algorithms","type":"article-journal","volume":"192"}}],"isEdited":false,"manualOverride":{"citeprocText":"(Chella et al. 2022; Antero et al. 2025)","isManuallyOverridden":false,"manualOverrideText":""},"mendeley":{"formattedCitation":"(Chella et al. 2022; Antero et al. 2025)","plainTextFormattedCitation":"(Chella et al. 2022; Antero et al. 2025)","previouslyFormattedCitation":"(Chella et al. 2022; Antero et al. 2025)"},"properties":{"noteIndex":0},"schema":"https://github.com/citation-style-language/schema/raw/master/csl-citation.json"}</w:instrText>
+        <w:instrText xml:space="preserve">ADDIN CSL_CITATION {"citationID":"MENDELEY_CITATION_320","citationItems":[{"id":"ITEM-319","isTemporary":false,"itemData":{"DOI":"10.3390/math10142475","author":[{"family":"Chella","given":"Antonio"},{"family":"Gaglio","given":"Salvatore"},{"family":"Pilato","given":"Giovanni"},{"family":"Vella","given":"Filippo"},{"family":"Zammuto","given":"Salvatore"}],"container-title":"Mathematics","id":"Chella2022","issue":"14","issued":{"date-parts":[[2022]]},"page":"2475","publisher":"MDPI","title":"A quantum planner for robot motion","type":"article-journal","volume":"10"}},{"id":"ITEM-320","isTemporary":false,"itemData":{"DOI":"10.1016/j.robot.2025.105026","author":[{"family":"Antero","given":"Unai"},{"family":"Sierra","given":"Basilio"},{"family":"Oñativia","given":"Jon"},{"family":"Ruiz","given":"Alejandra"},{"family":"Osaba","given":"Eneko"}],"container-title":"Robotics and Autonomous Systems","id":"Antero2025","issued":{"date-parts":[[2025]]},"page":"105026","publisher":"Elsevier","title":"Robot localization aided by quantum algorithms","type":"article-journal","volume":"192"}}],"isEdited":false,"manualOverride":{"citeprocText":"(Chella et al. 2022; Antero et al. 2025)","isManuallyOverridden":false,"manualOverrideText":""},"mendeley":{"formattedCitation":"(Chella et al. 2022; Antero et al. 2025)","plainTextFormattedCitation":"(Chella et al. 2022; Antero et al. 2025)","previouslyFormattedCitation":"(Chella et al. 2022; Antero et al. 2025)"},"properties":{"noteIndex":0},"schema":"https://github.com/citation-style-language/schema/raw/master/csl-citation.json"}</w:instrText>
       </w:r>
       <w:r>
         <w:fldChar w:fldCharType="separate"/>
@@ -13690,7 +13880,7 @@
         <w:fldChar w:fldCharType="begin"/>
       </w:r>
       <w:r>
-        <w:instrText xml:space="preserve">ADDIN CSL_CITATION {"citationID":"MENDELEY_CITATION_309","citationItems":[{"id":"ITEM-308","isTemporary":false,"itemData":{"DOI":"10.1146/annurev-conmatphys-031119-050605","author":[{"family":"Kjaergaard","given":"Morten"},{"family":"Schwartz","given":"Mollie E."},{"family":"Braumüller","given":"Jochen"},{"family":"Krantz","given":"Philip"},{"family":"Wang","given":"Joel I.-J."},{"family":"Gustavsson","given":"Simon"},{"family":"Oliver","given":"William D."}],"container-title":"Annual Review of Condensed Matter Physics","id":"Kjaergaard2020","issued":{"date-parts":[[2020]]},"page":"369-395","publisher":"Annual Reviews","title":"Superconducting qubits: Current state of play","title-short":"Superconducting qubits","type":"article-journal","volume":"11"}},{"id":"ITEM-309","isTemporary":false,"itemData":{"DOI":"10.1098/rsta.2024.0139","author":[{"family":"Mannone","given":"Maria"},{"family":"Seidita","given":"Valeria"},{"family":"Chella","given":"Antonio"}],"container-title":"Philosophical Transactions of the Royal Society A: Mathematical, Physical and Engineering Sciences","id":"Mannone2025","issue":"2289","issued":{"date-parts":[[2025]]},"page":"20240139","title":"Quantum computing for swarm robotics: A local-to-global approach","title-short":"Quantum computing for swarm robotics","type":"article-journal","volume":"383"}}],"isEdited":false,"manualOverride":{"citeprocText":"(Kjaergaard et al. 2020; Mannone, Seidita, and Chella 2025)","isManuallyOverridden":false,"manualOverrideText":""},"mendeley":{"formattedCitation":"(Kjaergaard et al. 2020; Mannone, Seidita, and Chella 2025)","plainTextFormattedCitation":"(Kjaergaard et al. 2020; Mannone, Seidita, and Chella 2025)","previouslyFormattedCitation":"(Kjaergaard et al. 2020; Mannone, Seidita, and Chella 2025)"},"properties":{"noteIndex":0},"schema":"https://github.com/citation-style-language/schema/raw/master/csl-citation.json"}</w:instrText>
+        <w:instrText xml:space="preserve">ADDIN CSL_CITATION {"citationID":"MENDELEY_CITATION_322","citationItems":[{"id":"ITEM-321","isTemporary":false,"itemData":{"DOI":"10.1146/annurev-conmatphys-031119-050605","author":[{"family":"Kjaergaard","given":"Morten"},{"family":"Schwartz","given":"Mollie E."},{"family":"Braumüller","given":"Jochen"},{"family":"Krantz","given":"Philip"},{"family":"Wang","given":"Joel I.-J."},{"family":"Gustavsson","given":"Simon"},{"family":"Oliver","given":"William D."}],"container-title":"Annual Review of Condensed Matter Physics","id":"Kjaergaard2020","issued":{"date-parts":[[2020]]},"page":"369-395","publisher":"Annual Reviews","title":"Superconducting qubits: Current state of play","title-short":"Superconducting qubits","type":"article-journal","volume":"11"}},{"id":"ITEM-322","isTemporary":false,"itemData":{"DOI":"10.1098/rsta.2024.0139","author":[{"family":"Mannone","given":"Maria"},{"family":"Seidita","given":"Valeria"},{"family":"Chella","given":"Antonio"}],"container-title":"Philosophical Transactions of the Royal Society A: Mathematical, Physical and Engineering Sciences","id":"Mannone2025","issue":"2289","issued":{"date-parts":[[2025]]},"page":"20240139","title":"Quantum computing for swarm robotics: A local-to-global approach","title-short":"Quantum computing for swarm robotics","type":"article-journal","volume":"383"}}],"isEdited":false,"manualOverride":{"citeprocText":"(Kjaergaard et al. 2020; Mannone, Seidita, and Chella 2025)","isManuallyOverridden":false,"manualOverrideText":""},"mendeley":{"formattedCitation":"(Kjaergaard et al. 2020; Mannone, Seidita, and Chella 2025)","plainTextFormattedCitation":"(Kjaergaard et al. 2020; Mannone, Seidita, and Chella 2025)","previouslyFormattedCitation":"(Kjaergaard et al. 2020; Mannone, Seidita, and Chella 2025)"},"properties":{"noteIndex":0},"schema":"https://github.com/citation-style-language/schema/raw/master/csl-citation.json"}</w:instrText>
       </w:r>
       <w:r>
         <w:fldChar w:fldCharType="separate"/>
@@ -13708,7 +13898,7 @@
         <w:fldChar w:fldCharType="begin"/>
       </w:r>
       <w:r>
-        <w:instrText xml:space="preserve">ADDIN CSL_CITATION {"citationID":"MENDELEY_CITATION_310","citationItems":[{"id":"ITEM-310","isTemporary":false,"itemData":{"DOI":"10.1038/s42254-019-0117-4","author":[{"family":"Bongs","given":"Kai"},{"family":"Holynski","given":"Michael"},{"family":"Vovrosh","given":"Jamie"},{"family":"Bouyer","given":"Philippe"},{"family":"Condon","given":"Gabriel"},{"family":"Rasel","given":"Ernst"},{"family":"Schubert","given":"Christian"},{"family":"Schleich","given":"Wolfgang P."},{"family":"Roura","given":"Albert"}],"container-title":"Nature Reviews Physics","id":"Bongs2019","issue":"12","issued":{"date-parts":[[2019]]},"page":"731-739","publisher":"Nature Publishing Group","title":"Taking atom interferometric quantum sensors from the laboratory to real-world applications","type":"article-journal","volume":"1"}}],"isEdited":false,"manualOverride":{"citeprocText":"(Bongs et al. 2019)","isManuallyOverridden":false,"manualOverrideText":""},"mendeley":{"formattedCitation":"(Bongs et al. 2019)","plainTextFormattedCitation":"(Bongs et al. 2019)","previouslyFormattedCitation":"(Bongs et al. 2019)"},"properties":{"noteIndex":0},"schema":"https://github.com/citation-style-language/schema/raw/master/csl-citation.json"}</w:instrText>
+        <w:instrText xml:space="preserve">ADDIN CSL_CITATION {"citationID":"MENDELEY_CITATION_323","citationItems":[{"id":"ITEM-323","isTemporary":false,"itemData":{"DOI":"10.1038/s42254-019-0117-4","author":[{"family":"Bongs","given":"Kai"},{"family":"Holynski","given":"Michael"},{"family":"Vovrosh","given":"Jamie"},{"family":"Bouyer","given":"Philippe"},{"family":"Condon","given":"Gabriel"},{"family":"Rasel","given":"Ernst"},{"family":"Schubert","given":"Christian"},{"family":"Schleich","given":"Wolfgang P."},{"family":"Roura","given":"Albert"}],"container-title":"Nature Reviews Physics","id":"Bongs2019","issue":"12","issued":{"date-parts":[[2019]]},"page":"731-739","publisher":"Nature Publishing Group","title":"Taking atom interferometric quantum sensors from the laboratory to real-world applications","type":"article-journal","volume":"1"}}],"isEdited":false,"manualOverride":{"citeprocText":"(Bongs et al. 2019)","isManuallyOverridden":false,"manualOverrideText":""},"mendeley":{"formattedCitation":"(Bongs et al. 2019)","plainTextFormattedCitation":"(Bongs et al. 2019)","previouslyFormattedCitation":"(Bongs et al. 2019)"},"properties":{"noteIndex":0},"schema":"https://github.com/citation-style-language/schema/raw/master/csl-citation.json"}</w:instrText>
       </w:r>
       <w:r>
         <w:fldChar w:fldCharType="separate"/>
@@ -13753,7 +13943,7 @@
         <w:fldChar w:fldCharType="begin"/>
       </w:r>
       <w:r>
-        <w:instrText xml:space="preserve">ADDIN CSL_CITATION {"citationID":"MENDELEY_CITATION_311","citationItems":[{"id":"ITEM-311","isTemporary":false,"itemData":{"DOI":"10.1098/rsta.2024.0139","author":[{"family":"Mannone","given":"Maria"},{"family":"Seidita","given":"Valeria"},{"family":"Chella","given":"Antonio"}],"container-title":"Philosophical Transactions of the Royal Society A: Mathematical, Physical and Engineering Sciences","id":"Mannone2025","issue":"2289","issued":{"date-parts":[[2025]]},"page":"20240139","title":"Quantum computing for swarm robotics: A local-to-global approach","title-short":"Quantum computing for swarm robotics","type":"article-journal","volume":"383"}}],"isEdited":false,"manualOverride":{"citeprocText":"(Mannone, Seidita, and Chella 2025)","isManuallyOverridden":false,"manualOverrideText":""},"mendeley":{"formattedCitation":"(Mannone, Seidita, and Chella 2025)","plainTextFormattedCitation":"(Mannone, Seidita, and Chella 2025)","previouslyFormattedCitation":"(Mannone, Seidita, and Chella 2025)"},"properties":{"noteIndex":0},"schema":"https://github.com/citation-style-language/schema/raw/master/csl-citation.json"}</w:instrText>
+        <w:instrText xml:space="preserve">ADDIN CSL_CITATION {"citationID":"MENDELEY_CITATION_324","citationItems":[{"id":"ITEM-324","isTemporary":false,"itemData":{"DOI":"10.1098/rsta.2024.0139","author":[{"family":"Mannone","given":"Maria"},{"family":"Seidita","given":"Valeria"},{"family":"Chella","given":"Antonio"}],"container-title":"Philosophical Transactions of the Royal Society A: Mathematical, Physical and Engineering Sciences","id":"Mannone2025","issue":"2289","issued":{"date-parts":[[2025]]},"page":"20240139","title":"Quantum computing for swarm robotics: A local-to-global approach","title-short":"Quantum computing for swarm robotics","type":"article-journal","volume":"383"}}],"isEdited":false,"manualOverride":{"citeprocText":"(Mannone, Seidita, and Chella 2025)","isManuallyOverridden":false,"manualOverrideText":""},"mendeley":{"formattedCitation":"(Mannone, Seidita, and Chella 2025)","plainTextFormattedCitation":"(Mannone, Seidita, and Chella 2025)","previouslyFormattedCitation":"(Mannone, Seidita, and Chella 2025)"},"properties":{"noteIndex":0},"schema":"https://github.com/citation-style-language/schema/raw/master/csl-citation.json"}</w:instrText>
       </w:r>
       <w:r>
         <w:fldChar w:fldCharType="separate"/>
@@ -13774,7 +13964,7 @@
         <w:fldChar w:fldCharType="begin"/>
       </w:r>
       <w:r>
-        <w:instrText xml:space="preserve">ADDIN CSL_CITATION {"citationID":"MENDELEY_CITATION_312","citationItems":[{"id":"ITEM-312","isTemporary":false,"itemData":{"DOI":"10.1007/s42484-024-00226-4","author":[{"family":"Sinha","given":"Akash"},{"family":"Macaluso","given":"Antonio"},{"family":"Klusch","given":"Matthias"}],"container-title":"Quantum Machine Intelligence","id":"Sinha2023","issued":{"date-parts":[[2025]]},"page":"19","publisher":"Springer","title":"Nav-Q: Quantum deep reinforcement learning for collision-free navigation of self-driving cars","title-short":"Nav-Q","type":"article-journal","volume":"7"}}],"isEdited":false,"manualOverride":{"citeprocText":"(Sinha, Macaluso, and Klusch 2025)","isManuallyOverridden":false,"manualOverrideText":""},"mendeley":{"formattedCitation":"(Sinha, Macaluso, and Klusch 2025)","plainTextFormattedCitation":"(Sinha, Macaluso, and Klusch 2025)","previouslyFormattedCitation":"(Sinha, Macaluso, and Klusch 2025)"},"properties":{"noteIndex":0},"schema":"https://github.com/citation-style-language/schema/raw/master/csl-citation.json"}</w:instrText>
+        <w:instrText xml:space="preserve">ADDIN CSL_CITATION {"citationID":"MENDELEY_CITATION_325","citationItems":[{"id":"ITEM-325","isTemporary":false,"itemData":{"DOI":"10.1007/s42484-024-00226-4","author":[{"family":"Sinha","given":"Akash"},{"family":"Macaluso","given":"Antonio"},{"family":"Klusch","given":"Matthias"}],"container-title":"Quantum Machine Intelligence","id":"Sinha2023","issued":{"date-parts":[[2025]]},"page":"19","publisher":"Springer","title":"Nav-Q: Quantum deep reinforcement learning for collision-free navigation of self-driving cars","title-short":"Nav-Q","type":"article-journal","volume":"7"}}],"isEdited":false,"manualOverride":{"citeprocText":"(Sinha, Macaluso, and Klusch 2025)","isManuallyOverridden":false,"manualOverrideText":""},"mendeley":{"formattedCitation":"(Sinha, Macaluso, and Klusch 2025)","plainTextFormattedCitation":"(Sinha, Macaluso, and Klusch 2025)","previouslyFormattedCitation":"(Sinha, Macaluso, and Klusch 2025)"},"properties":{"noteIndex":0},"schema":"https://github.com/citation-style-language/schema/raw/master/csl-citation.json"}</w:instrText>
       </w:r>
       <w:r>
         <w:fldChar w:fldCharType="separate"/>
@@ -13792,7 +13982,7 @@
         <w:fldChar w:fldCharType="begin"/>
       </w:r>
       <w:r>
-        <w:instrText xml:space="preserve">ADDIN CSL_CITATION {"citationID":"MENDELEY_CITATION_313","citationItems":[{"id":"ITEM-313","isTemporary":false,"itemData":{"URL":"https://arxiv.org/abs/2508.01690","author":[{"family":"Sun","given":"Yize"},{"family":"Hagog","given":"Mohamad"},{"family":"Weber","given":"Marc"},{"family":"Hein","given":"Daniel"},{"family":"Udluft","given":"Steffen"},{"family":"Tresp","given":"Volker"},{"family":"Ma","given":"Yunpu"}],"id":"Sun2025","issued":{"date-parts":[[2025]]},"note":"QML@QCE 2025 workshop","title":"First experience with real-time control using simulated VQC-based quantum policies","type":""}}],"isEdited":false,"manualOverride":{"citeprocText":"(Sun et al. 2025)","isManuallyOverridden":false,"manualOverrideText":""},"mendeley":{"formattedCitation":"(Sun et al. 2025)","plainTextFormattedCitation":"(Sun et al. 2025)","previouslyFormattedCitation":"(Sun et al. 2025)"},"properties":{"noteIndex":0},"schema":"https://github.com/citation-style-language/schema/raw/master/csl-citation.json"}</w:instrText>
+        <w:instrText xml:space="preserve">ADDIN CSL_CITATION {"citationID":"MENDELEY_CITATION_326","citationItems":[{"id":"ITEM-326","isTemporary":false,"itemData":{"URL":"https://arxiv.org/abs/2508.01690","author":[{"family":"Sun","given":"Yize"},{"family":"Hagog","given":"Mohamad"},{"family":"Weber","given":"Marc"},{"family":"Hein","given":"Daniel"},{"family":"Udluft","given":"Steffen"},{"family":"Tresp","given":"Volker"},{"family":"Ma","given":"Yunpu"}],"id":"Sun2025","issued":{"date-parts":[[2025]]},"note":"QML@QCE 2025 workshop","title":"First experience with real-time control using simulated VQC-based quantum policies","type":""}}],"isEdited":false,"manualOverride":{"citeprocText":"(Sun et al. 2025)","isManuallyOverridden":false,"manualOverrideText":""},"mendeley":{"formattedCitation":"(Sun et al. 2025)","plainTextFormattedCitation":"(Sun et al. 2025)","previouslyFormattedCitation":"(Sun et al. 2025)"},"properties":{"noteIndex":0},"schema":"https://github.com/citation-style-language/schema/raw/master/csl-citation.json"}</w:instrText>
       </w:r>
       <w:r>
         <w:fldChar w:fldCharType="separate"/>
@@ -13810,7 +14000,7 @@
         <w:fldChar w:fldCharType="begin"/>
       </w:r>
       <w:r>
-        <w:instrText xml:space="preserve">ADDIN CSL_CITATION {"citationID":"MENDELEY_CITATION_314","citationItems":[{"id":"ITEM-314","isTemporary":false,"itemData":{"URL":"https://arxiv.org/abs/2605.01716","author":[{"family":"Ngo","given":"Nguyen Truong Thu"},{"family":"Mehtola","given":"Väinö"},{"family":"Lenssen","given":"Jérome"},{"family":"Wang","given":"Peiyong"},{"family":"Cosco","given":"Francesco"},{"family":"Lu","given":"Tien-Fu"},{"family":"Quach","given":"James Q."}],"id":"Ngo2026","issued":{"date-parts":[[2026]]},"title":"Towards real-time control of a CartPole system on a quantum computer","type":""}}],"isEdited":false,"manualOverride":{"citeprocText":"(Ngo et al. 2026)","isManuallyOverridden":false,"manualOverrideText":""},"mendeley":{"formattedCitation":"(Ngo et al. 2026)","plainTextFormattedCitation":"(Ngo et al. 2026)","previouslyFormattedCitation":"(Ngo et al. 2026)"},"properties":{"noteIndex":0},"schema":"https://github.com/citation-style-language/schema/raw/master/csl-citation.json"}</w:instrText>
+        <w:instrText xml:space="preserve">ADDIN CSL_CITATION {"citationID":"MENDELEY_CITATION_327","citationItems":[{"id":"ITEM-327","isTemporary":false,"itemData":{"URL":"https://arxiv.org/abs/2605.01716","author":[{"family":"Ngo","given":"Nguyen Truong Thu"},{"family":"Mehtola","given":"Väinö"},{"family":"Lenssen","given":"Jérome"},{"family":"Wang","given":"Peiyong"},{"family":"Cosco","given":"Francesco"},{"family":"Lu","given":"Tien-Fu"},{"family":"Quach","given":"James Q."}],"id":"Ngo2026","issued":{"date-parts":[[2026]]},"title":"Towards real-time control of a CartPole system on a quantum computer","type":""}}],"isEdited":false,"manualOverride":{"citeprocText":"(Ngo et al. 2026)","isManuallyOverridden":false,"manualOverrideText":""},"mendeley":{"formattedCitation":"(Ngo et al. 2026)","plainTextFormattedCitation":"(Ngo et al. 2026)","previouslyFormattedCitation":"(Ngo et al. 2026)"},"properties":{"noteIndex":0},"schema":"https://github.com/citation-style-language/schema/raw/master/csl-citation.json"}</w:instrText>
       </w:r>
       <w:r>
         <w:fldChar w:fldCharType="separate"/>
@@ -13902,7 +14092,7 @@
         <w:fldChar w:fldCharType="begin"/>
       </w:r>
       <w:r>
-        <w:instrText xml:space="preserve">ADDIN CSL_CITATION {"citationID":"MENDELEY_CITATION_315","citationItems":[{"id":"ITEM-315","isTemporary":false,"itemData":{"DOI":"10.1017/S0140525X12001525","author":[{"family":"Pothos","given":"Emmanuel M."},{"family":"Busemeyer","given":"Jerome R."}],"container-title":"Behavioral and Brain Sciences","id":"Pothos2013","issue":"3","issued":{"date-parts":[[2013]]},"page":"255-274","publisher":"Cambridge University Press","title":"Can quantum probability provide a new direction for cognitive modeling?","type":"article-journal","volume":"36"}}],"isEdited":false,"manualOverride":{"citeprocText":"(Pothos and Busemeyer 2013)","isManuallyOverridden":false,"manualOverrideText":""},"mendeley":{"formattedCitation":"(Pothos and Busemeyer 2013)","plainTextFormattedCitation":"(Pothos and Busemeyer 2013)","previouslyFormattedCitation":"(Pothos and Busemeyer 2013)"},"properties":{"noteIndex":0},"schema":"https://github.com/citation-style-language/schema/raw/master/csl-citation.json"}</w:instrText>
+        <w:instrText xml:space="preserve">ADDIN CSL_CITATION {"citationID":"MENDELEY_CITATION_328","citationItems":[{"id":"ITEM-328","isTemporary":false,"itemData":{"DOI":"10.1017/S0140525X12001525","author":[{"family":"Pothos","given":"Emmanuel M."},{"family":"Busemeyer","given":"Jerome R."}],"container-title":"Behavioral and Brain Sciences","id":"Pothos2013","issue":"3","issued":{"date-parts":[[2013]]},"page":"255-274","publisher":"Cambridge University Press","title":"Can quantum probability provide a new direction for cognitive modeling?","type":"article-journal","volume":"36"}}],"isEdited":false,"manualOverride":{"citeprocText":"(Pothos and Busemeyer 2013)","isManuallyOverridden":false,"manualOverrideText":""},"mendeley":{"formattedCitation":"(Pothos and Busemeyer 2013)","plainTextFormattedCitation":"(Pothos and Busemeyer 2013)","previouslyFormattedCitation":"(Pothos and Busemeyer 2013)"},"properties":{"noteIndex":0},"schema":"https://github.com/citation-style-language/schema/raw/master/csl-citation.json"}</w:instrText>
       </w:r>
       <w:r>
         <w:fldChar w:fldCharType="separate"/>
@@ -13920,7 +14110,7 @@
         <w:fldChar w:fldCharType="begin"/>
       </w:r>
       <w:r>
-        <w:instrText xml:space="preserve">ADDIN CSL_CITATION {"citationID":"MENDELEY_CITATION_317","citationItems":[{"id":"ITEM-316","isTemporary":false,"itemData":{"DOI":"10.1016/S0004-3702(98)00023-X","author":[{"family":"Kaelbling","given":"Leslie Pack"},{"family":"Littman","given":"Michael L."},{"family":"Cassandra","given":"Anthony R."}],"container-title":"Artificial Intelligence","id":"Kaelbling1998","issue":"1–2","issued":{"date-parts":[[1998]]},"page":"99-134","title":"Planning and acting in partially observable stochastic domains","type":"article-journal","volume":"101"}},{"id":"ITEM-317","isTemporary":false,"itemData":{"DOI":"10.1146/annurev-control-042920-092451","author":[{"family":"Kurniawati","given":"Hanna"}],"container-title":"Annual Review of Control, Robotics, and Autonomous Systems","id":"Kurniawati2022","issued":{"date-parts":[[2022]]},"page":"253-277","publisher":"Annual Reviews","title":"Partially observable Markov decision processes and robotics","type":"article-journal","volume":"5"}}],"isEdited":false,"manualOverride":{"citeprocText":"(Kaelbling, Littman, and Cassandra 1998; Kurniawati 2022)","isManuallyOverridden":false,"manualOverrideText":""},"mendeley":{"formattedCitation":"(Kaelbling, Littman, and Cassandra 1998; Kurniawati 2022)","plainTextFormattedCitation":"(Kaelbling, Littman, and Cassandra 1998; Kurniawati 2022)","previouslyFormattedCitation":"(Kaelbling, Littman, and Cassandra 1998; Kurniawati 2022)"},"properties":{"noteIndex":0},"schema":"https://github.com/citation-style-language/schema/raw/master/csl-citation.json"}</w:instrText>
+        <w:instrText xml:space="preserve">ADDIN CSL_CITATION {"citationID":"MENDELEY_CITATION_330","citationItems":[{"id":"ITEM-329","isTemporary":false,"itemData":{"DOI":"10.1016/S0004-3702(98)00023-X","author":[{"family":"Kaelbling","given":"Leslie Pack"},{"family":"Littman","given":"Michael L."},{"family":"Cassandra","given":"Anthony R."}],"container-title":"Artificial Intelligence","id":"Kaelbling1998","issue":"1–2","issued":{"date-parts":[[1998]]},"page":"99-134","title":"Planning and acting in partially observable stochastic domains","type":"article-journal","volume":"101"}},{"id":"ITEM-330","isTemporary":false,"itemData":{"DOI":"10.1146/annurev-control-042920-092451","author":[{"family":"Kurniawati","given":"Hanna"}],"container-title":"Annual Review of Control, Robotics, and Autonomous Systems","id":"Kurniawati2022","issued":{"date-parts":[[2022]]},"page":"253-277","publisher":"Annual Reviews","title":"Partially observable Markov decision processes and robotics","type":"article-journal","volume":"5"}}],"isEdited":false,"manualOverride":{"citeprocText":"(Kaelbling, Littman, and Cassandra 1998; Kurniawati 2022)","isManuallyOverridden":false,"manualOverrideText":""},"mendeley":{"formattedCitation":"(Kaelbling, Littman, and Cassandra 1998; Kurniawati 2022)","plainTextFormattedCitation":"(Kaelbling, Littman, and Cassandra 1998; Kurniawati 2022)","previouslyFormattedCitation":"(Kaelbling, Littman, and Cassandra 1998; Kurniawati 2022)"},"properties":{"noteIndex":0},"schema":"https://github.com/citation-style-language/schema/raw/master/csl-citation.json"}</w:instrText>
       </w:r>
       <w:r>
         <w:fldChar w:fldCharType="separate"/>
@@ -13941,7 +14131,7 @@
         <w:fldChar w:fldCharType="begin"/>
       </w:r>
       <w:r>
-        <w:instrText xml:space="preserve">ADDIN CSL_CITATION {"citationID":"MENDELEY_CITATION_318","citationItems":[{"id":"ITEM-318","isTemporary":false,"itemData":{"DOI":"10.1037/0033-295X.100.3.432","author":[{"family":"Busemeyer","given":"Jerome R."},{"family":"Townsend","given":"James T."}],"container-title":"Psychological Review","id":"Busemeyer1993","issue":"3","issued":{"date-parts":[[1993]]},"page":"432-459","publisher":"American Psychological Association","title":"Decision field theory: A dynamic-cognitive approach to decision making in an uncertain environment","title-short":"Decision field theory","type":"article-journal","volume":"100"}}],"isEdited":false,"manualOverride":{"citeprocText":"(Busemeyer and Townsend 1993)","isManuallyOverridden":false,"manualOverrideText":""},"mendeley":{"formattedCitation":"(Busemeyer and Townsend 1993)","plainTextFormattedCitation":"(Busemeyer and Townsend 1993)","previouslyFormattedCitation":"(Busemeyer and Townsend 1993)"},"properties":{"noteIndex":0},"schema":"https://github.com/citation-style-language/schema/raw/master/csl-citation.json"}</w:instrText>
+        <w:instrText xml:space="preserve">ADDIN CSL_CITATION {"citationID":"MENDELEY_CITATION_331","citationItems":[{"id":"ITEM-331","isTemporary":false,"itemData":{"DOI":"10.1037/0033-295X.100.3.432","author":[{"family":"Busemeyer","given":"Jerome R."},{"family":"Townsend","given":"James T."}],"container-title":"Psychological Review","id":"Busemeyer1993","issue":"3","issued":{"date-parts":[[1993]]},"page":"432-459","publisher":"American Psychological Association","title":"Decision field theory: A dynamic-cognitive approach to decision making in an uncertain environment","title-short":"Decision field theory","type":"article-journal","volume":"100"}}],"isEdited":false,"manualOverride":{"citeprocText":"(Busemeyer and Townsend 1993)","isManuallyOverridden":false,"manualOverrideText":""},"mendeley":{"formattedCitation":"(Busemeyer and Townsend 1993)","plainTextFormattedCitation":"(Busemeyer and Townsend 1993)","previouslyFormattedCitation":"(Busemeyer and Townsend 1993)"},"properties":{"noteIndex":0},"schema":"https://github.com/citation-style-language/schema/raw/master/csl-citation.json"}</w:instrText>
       </w:r>
       <w:r>
         <w:fldChar w:fldCharType="separate"/>
@@ -13974,7 +14164,7 @@
         <w:fldChar w:fldCharType="begin"/>
       </w:r>
       <w:r>
-        <w:instrText xml:space="preserve">ADDIN CSL_CITATION {"citationID":"MENDELEY_CITATION_319","citationItems":[{"id":"ITEM-319","isTemporary":false,"itemData":{"DOI":"10.1017/CBO9780511997716","author":[{"family":"Busemeyer","given":"Jerome R."},{"family":"Bruza","given":"Peter D."}],"id":"Busemeyer2012","issued":{"date-parts":[[2012]]},"publisher":"Cambridge University Press","publisher-place":"Cambridge, UK","title":"Quantum models of cognition and decision","type":"book"}}],"isEdited":false,"manualOverride":{"citeprocText":"(Busemeyer and Bruza 2012)","isManuallyOverridden":false,"manualOverrideText":""},"mendeley":{"formattedCitation":"(Busemeyer and Bruza 2012)","plainTextFormattedCitation":"(Busemeyer and Bruza 2012)","previouslyFormattedCitation":"(Busemeyer and Bruza 2012)"},"properties":{"noteIndex":0},"schema":"https://github.com/citation-style-language/schema/raw/master/csl-citation.json"}</w:instrText>
+        <w:instrText xml:space="preserve">ADDIN CSL_CITATION {"citationID":"MENDELEY_CITATION_332","citationItems":[{"id":"ITEM-332","isTemporary":false,"itemData":{"DOI":"10.1017/CBO9780511997716","author":[{"family":"Busemeyer","given":"Jerome R."},{"family":"Bruza","given":"Peter D."}],"id":"Busemeyer2012","issued":{"date-parts":[[2012]]},"publisher":"Cambridge University Press","publisher-place":"Cambridge, UK","title":"Quantum models of cognition and decision","type":"book"}}],"isEdited":false,"manualOverride":{"citeprocText":"(Busemeyer and Bruza 2012)","isManuallyOverridden":false,"manualOverrideText":""},"mendeley":{"formattedCitation":"(Busemeyer and Bruza 2012)","plainTextFormattedCitation":"(Busemeyer and Bruza 2012)","previouslyFormattedCitation":"(Busemeyer and Bruza 2012)"},"properties":{"noteIndex":0},"schema":"https://github.com/citation-style-language/schema/raw/master/csl-citation.json"}</w:instrText>
       </w:r>
       <w:r>
         <w:fldChar w:fldCharType="separate"/>
@@ -14190,7 +14380,7 @@
         <w:fldChar w:fldCharType="begin"/>
       </w:r>
       <w:r>
-        <w:instrText xml:space="preserve">ADDIN CSL_CITATION {"citationID":"MENDELEY_CITATION_321","citationItems":[{"id":"ITEM-320","isTemporary":false,"itemData":{"DOI":"10.1017/S0140525X12001525","author":[{"family":"Pothos","given":"Emmanuel M."},{"family":"Busemeyer","given":"Jerome R."}],"container-title":"Behavioral and Brain Sciences","id":"Pothos2013","issue":"3","issued":{"date-parts":[[2013]]},"page":"255-274","publisher":"Cambridge University Press","title":"Can quantum probability provide a new direction for cognitive modeling?","type":"article-journal","volume":"36"}},{"id":"ITEM-321","isTemporary":false,"itemData":{"DOI":"10.1146/annurev-psych-033020-123501","author":[{"family":"Pothos","given":"Emmanuel M."},{"family":"Busemeyer","given":"Jerome R."}],"container-title":"Annual Review of Psychology","id":"Pothos2022","issue":"1","issued":{"date-parts":[[2022]]},"page":"749-778","publisher":"Annual Reviews","title":"Quantum cognition","type":"article-journal","volume":"73"}}],"isEdited":false,"manualOverride":{"citeprocText":"(Pothos and Busemeyer 2013, 2022)","isManuallyOverridden":false,"manualOverrideText":""},"mendeley":{"formattedCitation":"(Pothos and Busemeyer 2013, 2022)","plainTextFormattedCitation":"(Pothos and Busemeyer 2013, 2022)","previouslyFormattedCitation":"(Pothos and Busemeyer 2013, 2022)"},"properties":{"noteIndex":0},"schema":"https://github.com/citation-style-language/schema/raw/master/csl-citation.json"}</w:instrText>
+        <w:instrText xml:space="preserve">ADDIN CSL_CITATION {"citationID":"MENDELEY_CITATION_334","citationItems":[{"id":"ITEM-333","isTemporary":false,"itemData":{"DOI":"10.1017/S0140525X12001525","author":[{"family":"Pothos","given":"Emmanuel M."},{"family":"Busemeyer","given":"Jerome R."}],"container-title":"Behavioral and Brain Sciences","id":"Pothos2013","issue":"3","issued":{"date-parts":[[2013]]},"page":"255-274","publisher":"Cambridge University Press","title":"Can quantum probability provide a new direction for cognitive modeling?","type":"article-journal","volume":"36"}},{"id":"ITEM-334","isTemporary":false,"itemData":{"DOI":"10.1146/annurev-psych-033020-123501","author":[{"family":"Pothos","given":"Emmanuel M."},{"family":"Busemeyer","given":"Jerome R."}],"container-title":"Annual Review of Psychology","id":"Pothos2022","issue":"1","issued":{"date-parts":[[2022]]},"page":"749-778","publisher":"Annual Reviews","title":"Quantum cognition","type":"article-journal","volume":"73"}}],"isEdited":false,"manualOverride":{"citeprocText":"(Pothos and Busemeyer 2013, 2022)","isManuallyOverridden":false,"manualOverrideText":""},"mendeley":{"formattedCitation":"(Pothos and Busemeyer 2013, 2022)","plainTextFormattedCitation":"(Pothos and Busemeyer 2013, 2022)","previouslyFormattedCitation":"(Pothos and Busemeyer 2013, 2022)"},"properties":{"noteIndex":0},"schema":"https://github.com/citation-style-language/schema/raw/master/csl-citation.json"}</w:instrText>
       </w:r>
       <w:r>
         <w:fldChar w:fldCharType="separate"/>
@@ -14208,7 +14398,7 @@
         <w:fldChar w:fldCharType="begin"/>
       </w:r>
       <w:r>
-        <w:instrText xml:space="preserve">ADDIN CSL_CITATION {"citationID":"MENDELEY_CITATION_322","citationItems":[{"id":"ITEM-322","isTemporary":false,"itemData":{"DOI":"10.1017/CBO9780511997716","author":[{"family":"Busemeyer","given":"Jerome R."},{"family":"Bruza","given":"Peter D."}],"id":"Busemeyer2012","issued":{"date-parts":[[2012]]},"publisher":"Cambridge University Press","publisher-place":"Cambridge, UK","title":"Quantum models of cognition and decision","type":"book"}}],"isEdited":false,"manualOverride":{"citeprocText":"(Busemeyer and Bruza 2012)","isManuallyOverridden":false,"manualOverrideText":""},"mendeley":{"formattedCitation":"(Busemeyer and Bruza 2012)","plainTextFormattedCitation":"(Busemeyer and Bruza 2012)","previouslyFormattedCitation":"(Busemeyer and Bruza 2012)"},"properties":{"noteIndex":0},"schema":"https://github.com/citation-style-language/schema/raw/master/csl-citation.json"}</w:instrText>
+        <w:instrText xml:space="preserve">ADDIN CSL_CITATION {"citationID":"MENDELEY_CITATION_335","citationItems":[{"id":"ITEM-335","isTemporary":false,"itemData":{"DOI":"10.1017/CBO9780511997716","author":[{"family":"Busemeyer","given":"Jerome R."},{"family":"Bruza","given":"Peter D."}],"id":"Busemeyer2012","issued":{"date-parts":[[2012]]},"publisher":"Cambridge University Press","publisher-place":"Cambridge, UK","title":"Quantum models of cognition and decision","type":"book"}}],"isEdited":false,"manualOverride":{"citeprocText":"(Busemeyer and Bruza 2012)","isManuallyOverridden":false,"manualOverrideText":""},"mendeley":{"formattedCitation":"(Busemeyer and Bruza 2012)","plainTextFormattedCitation":"(Busemeyer and Bruza 2012)","previouslyFormattedCitation":"(Busemeyer and Bruza 2012)"},"properties":{"noteIndex":0},"schema":"https://github.com/citation-style-language/schema/raw/master/csl-citation.json"}</w:instrText>
       </w:r>
       <w:r>
         <w:fldChar w:fldCharType="separate"/>
@@ -14226,7 +14416,7 @@
         <w:fldChar w:fldCharType="begin"/>
       </w:r>
       <w:r>
-        <w:instrText xml:space="preserve">ADDIN CSL_CITATION {"citationID":"MENDELEY_CITATION_323","citationItems":[{"id":"ITEM-323","isTemporary":false,"itemData":{"DOI":"10.1146/annurev-psych-033020-123501","author":[{"family":"Pothos","given":"Emmanuel M."},{"family":"Busemeyer","given":"Jerome R."}],"container-title":"Annual Review of Psychology","id":"Pothos2022","issue":"1","issued":{"date-parts":[[2022]]},"page":"749-778","publisher":"Annual Reviews","title":"Quantum cognition","type":"article-journal","volume":"73"}}],"isEdited":false,"manualOverride":{"citeprocText":"(Pothos and Busemeyer 2022)","isManuallyOverridden":false,"manualOverrideText":""},"mendeley":{"formattedCitation":"(Pothos and Busemeyer 2022)","plainTextFormattedCitation":"(Pothos and Busemeyer 2022)","previouslyFormattedCitation":"(Pothos and Busemeyer 2022)"},"properties":{"noteIndex":0},"schema":"https://github.com/citation-style-language/schema/raw/master/csl-citation.json"}</w:instrText>
+        <w:instrText xml:space="preserve">ADDIN CSL_CITATION {"citationID":"MENDELEY_CITATION_336","citationItems":[{"id":"ITEM-336","isTemporary":false,"itemData":{"DOI":"10.1146/annurev-psych-033020-123501","author":[{"family":"Pothos","given":"Emmanuel M."},{"family":"Busemeyer","given":"Jerome R."}],"container-title":"Annual Review of Psychology","id":"Pothos2022","issue":"1","issued":{"date-parts":[[2022]]},"page":"749-778","publisher":"Annual Reviews","title":"Quantum cognition","type":"article-journal","volume":"73"}}],"isEdited":false,"manualOverride":{"citeprocText":"(Pothos and Busemeyer 2022)","isManuallyOverridden":false,"manualOverrideText":""},"mendeley":{"formattedCitation":"(Pothos and Busemeyer 2022)","plainTextFormattedCitation":"(Pothos and Busemeyer 2022)","previouslyFormattedCitation":"(Pothos and Busemeyer 2022)"},"properties":{"noteIndex":0},"schema":"https://github.com/citation-style-language/schema/raw/master/csl-citation.json"}</w:instrText>
       </w:r>
       <w:r>
         <w:fldChar w:fldCharType="separate"/>
@@ -14268,7 +14458,7 @@
         <w:fldChar w:fldCharType="begin"/>
       </w:r>
       <w:r>
-        <w:instrText xml:space="preserve">ADDIN CSL_CITATION {"citationID":"MENDELEY_CITATION_324","citationItems":[{"id":"ITEM-324","isTemporary":false,"itemData":{"DOI":"10.3390/e25040548","author":[{"family":"Widdows","given":"Dominic"},{"family":"Rani","given":"Jyoti"},{"family":"Pothos","given":"Emmanuel M."}],"container-title":"Entropy","id":"Widdows2023","issue":"4","issued":{"date-parts":[[2023]]},"page":"548","publisher":"MDPI","title":"Quantum circuit components for cognitive decision-making","type":"article-journal","volume":"25"},"suppress-author":false}],"isEdited":false,"manualOverride":{"citeprocText":"Widdows, Rani, and Pothos (2023)","isManuallyOverridden":false,"manualOverrideText":""},"mendeley":{"formattedCitation":"Widdows, Rani, and Pothos (2023)","plainTextFormattedCitation":"Widdows, Rani, and Pothos (2023)","previouslyFormattedCitation":"Widdows, Rani, and Pothos (2023)"},"properties":{"noteIndex":0},"schema":"https://github.com/citation-style-language/schema/raw/master/csl-citation.json"}</w:instrText>
+        <w:instrText xml:space="preserve">ADDIN CSL_CITATION {"citationID":"MENDELEY_CITATION_337","citationItems":[{"id":"ITEM-337","isTemporary":false,"itemData":{"DOI":"10.3390/e25040548","author":[{"family":"Widdows","given":"Dominic"},{"family":"Rani","given":"Jyoti"},{"family":"Pothos","given":"Emmanuel M."}],"container-title":"Entropy","id":"Widdows2023","issue":"4","issued":{"date-parts":[[2023]]},"page":"548","publisher":"MDPI","title":"Quantum circuit components for cognitive decision-making","type":"article-journal","volume":"25"},"suppress-author":false}],"isEdited":false,"manualOverride":{"citeprocText":"Widdows, Rani, and Pothos (2023)","isManuallyOverridden":false,"manualOverrideText":""},"mendeley":{"formattedCitation":"Widdows, Rani, and Pothos (2023)","plainTextFormattedCitation":"Widdows, Rani, and Pothos (2023)","previouslyFormattedCitation":"Widdows, Rani, and Pothos (2023)"},"properties":{"noteIndex":0},"schema":"https://github.com/citation-style-language/schema/raw/master/csl-citation.json"}</w:instrText>
       </w:r>
       <w:r>
         <w:fldChar w:fldCharType="separate"/>
@@ -14292,7 +14482,7 @@
         <w:fldChar w:fldCharType="begin"/>
       </w:r>
       <w:r>
-        <w:instrText xml:space="preserve">ADDIN CSL_CITATION {"citationID":"MENDELEY_CITATION_325","citationItems":[{"id":"ITEM-325","isTemporary":false,"itemData":{"DOI":"10.3390/electronics10020100","author":[{"family":"Yan","given":"Fei"},{"family":"Iliyasu","given":"Abdullah M."},{"family":"Hirota","given":"Kaoru"}],"container-title":"Electronics","id":"Yan2021","issue":"2","issued":{"date-parts":[[2021]]},"page":"100","publisher":"MDPI","title":"Conceptual framework for quantum affective computing and its use in fusion of multi-robot emotions","type":"article-journal","volume":"10"},"suppress-author":false}],"isEdited":false,"manualOverride":{"citeprocText":"Yan, Iliyasu, and Hirota (2021)","isManuallyOverridden":false,"manualOverrideText":""},"mendeley":{"formattedCitation":"Yan, Iliyasu, and Hirota (2021)","plainTextFormattedCitation":"Yan, Iliyasu, and Hirota (2021)","previouslyFormattedCitation":"Yan, Iliyasu, and Hirota (2021)"},"properties":{"noteIndex":0},"schema":"https://github.com/citation-style-language/schema/raw/master/csl-citation.json"}</w:instrText>
+        <w:instrText xml:space="preserve">ADDIN CSL_CITATION {"citationID":"MENDELEY_CITATION_338","citationItems":[{"id":"ITEM-338","isTemporary":false,"itemData":{"DOI":"10.3390/electronics10020100","author":[{"family":"Yan","given":"Fei"},{"family":"Iliyasu","given":"Abdullah M."},{"family":"Hirota","given":"Kaoru"}],"container-title":"Electronics","id":"Yan2021","issue":"2","issued":{"date-parts":[[2021]]},"page":"100","publisher":"MDPI","title":"Conceptual framework for quantum affective computing and its use in fusion of multi-robot emotions","type":"article-journal","volume":"10"},"suppress-author":false}],"isEdited":false,"manualOverride":{"citeprocText":"Yan, Iliyasu, and Hirota (2021)","isManuallyOverridden":false,"manualOverrideText":""},"mendeley":{"formattedCitation":"Yan, Iliyasu, and Hirota (2021)","plainTextFormattedCitation":"Yan, Iliyasu, and Hirota (2021)","previouslyFormattedCitation":"Yan, Iliyasu, and Hirota (2021)"},"properties":{"noteIndex":0},"schema":"https://github.com/citation-style-language/schema/raw/master/csl-citation.json"}</w:instrText>
       </w:r>
       <w:r>
         <w:fldChar w:fldCharType="separate"/>
@@ -14333,7 +14523,7 @@
         <w:fldChar w:fldCharType="begin"/>
       </w:r>
       <w:r>
-        <w:instrText xml:space="preserve">ADDIN CSL_CITATION {"citationID":"MENDELEY_CITATION_326","citationItems":[{"id":"ITEM-326","isTemporary":false,"itemData":{"DOI":"10.1145/3708319.3735545","author":[{"family":"De Carolis","given":"Berardina Nadja"},{"family":"Loglisci","given":"Corrado"},{"family":"Miccoli","given":"Maria Grazia"},{"family":"Palestra","given":"Giuseppe"},{"family":"Violante","given":"Sergio"}],"container-title":"Adjunct proceedings of the 33rd ACM conference on user modeling, adaptation and personalization (UMAP adjunct ’25)","id":"DeCarolis2025","issued":{"date-parts":[[2025]]},"page":"151-155","publisher":"Association for Computing Machinery","publisher-place":"New York, NY, USA","title":"Quantum-enhanced social robotics: The QUADRI project","title-short":"Quantum-enhanced social robotics","type":"paper-conference"},"suppress-author":false}],"isEdited":false,"manualOverride":{"citeprocText":"De Carolis et al. (2025)","isManuallyOverridden":false,"manualOverrideText":""},"mendeley":{"formattedCitation":"De Carolis et al. (2025)","plainTextFormattedCitation":"De Carolis et al. (2025)","previouslyFormattedCitation":"De Carolis et al. (2025)"},"properties":{"noteIndex":0},"schema":"https://github.com/citation-style-language/schema/raw/master/csl-citation.json"}</w:instrText>
+        <w:instrText xml:space="preserve">ADDIN CSL_CITATION {"citationID":"MENDELEY_CITATION_339","citationItems":[{"id":"ITEM-339","isTemporary":false,"itemData":{"DOI":"10.1145/3708319.3735545","author":[{"family":"De Carolis","given":"Berardina Nadja"},{"family":"Loglisci","given":"Corrado"},{"family":"Miccoli","given":"Maria Grazia"},{"family":"Palestra","given":"Giuseppe"},{"family":"Violante","given":"Sergio"}],"container-title":"Adjunct proceedings of the 33rd ACM conference on user modeling, adaptation and personalization (UMAP adjunct ’25)","id":"DeCarolis2025","issued":{"date-parts":[[2025]]},"page":"151-155","publisher":"Association for Computing Machinery","publisher-place":"New York, NY, USA","title":"Quantum-enhanced social robotics: The QUADRI project","title-short":"Quantum-enhanced social robotics","type":"paper-conference"},"suppress-author":false}],"isEdited":false,"manualOverride":{"citeprocText":"De Carolis et al. (2025)","isManuallyOverridden":false,"manualOverrideText":""},"mendeley":{"formattedCitation":"De Carolis et al. (2025)","plainTextFormattedCitation":"De Carolis et al. (2025)","previouslyFormattedCitation":"De Carolis et al. (2025)"},"properties":{"noteIndex":0},"schema":"https://github.com/citation-style-language/schema/raw/master/csl-citation.json"}</w:instrText>
       </w:r>
       <w:r>
         <w:fldChar w:fldCharType="separate"/>
@@ -14357,7 +14547,7 @@
         <w:fldChar w:fldCharType="begin"/>
       </w:r>
       <w:r>
-        <w:instrText xml:space="preserve">ADDIN CSL_CITATION {"citationID":"MENDELEY_CITATION_327","citationItems":[{"id":"ITEM-327","isTemporary":false,"itemData":{"DOI":"10.32604/cmc.2025.065572","author":[{"family":"Dağlarlı","given":"Evren"}],"container-title":"Computers, Materials &amp; Continua","id":"Daglarli2025","issue":"3","issued":{"date-parts":[[2025]]},"publisher":"Tech Science Press","title":"A generative neuro-cognitive architecture using quantum algorithms for the autonomous behavior of a smart agent in a simulation environment","type":"article-journal","volume":"84"},"suppress-author":false}],"isEdited":false,"manualOverride":{"citeprocText":"Dağlarlı (2025)","isManuallyOverridden":false,"manualOverrideText":""},"mendeley":{"formattedCitation":"Dağlarlı (2025)","plainTextFormattedCitation":"Dağlarlı (2025)","previouslyFormattedCitation":"Dağlarlı (2025)"},"properties":{"noteIndex":0},"schema":"https://github.com/citation-style-language/schema/raw/master/csl-citation.json"}</w:instrText>
+        <w:instrText xml:space="preserve">ADDIN CSL_CITATION {"citationID":"MENDELEY_CITATION_340","citationItems":[{"id":"ITEM-340","isTemporary":false,"itemData":{"DOI":"10.32604/cmc.2025.065572","author":[{"family":"Dağlarlı","given":"Evren"}],"container-title":"Computers, Materials &amp; Continua","id":"Daglarli2025","issue":"3","issued":{"date-parts":[[2025]]},"publisher":"Tech Science Press","title":"A generative neuro-cognitive architecture using quantum algorithms for the autonomous behavior of a smart agent in a simulation environment","type":"article-journal","volume":"84"},"suppress-author":false}],"isEdited":false,"manualOverride":{"citeprocText":"Dağlarlı (2025)","isManuallyOverridden":false,"manualOverrideText":""},"mendeley":{"formattedCitation":"Dağlarlı (2025)","plainTextFormattedCitation":"Dağlarlı (2025)","previouslyFormattedCitation":"Dağlarlı (2025)"},"properties":{"noteIndex":0},"schema":"https://github.com/citation-style-language/schema/raw/master/csl-citation.json"}</w:instrText>
       </w:r>
       <w:r>
         <w:fldChar w:fldCharType="separate"/>
@@ -14389,7 +14579,7 @@
         <w:fldChar w:fldCharType="begin"/>
       </w:r>
       <w:r>
-        <w:instrText xml:space="preserve">ADDIN CSL_CITATION {"citationID":"MENDELEY_CITATION_328","citationItems":[{"id":"ITEM-328","isTemporary":false,"itemData":{"DOI":"10.3390/e25091323","author":[{"family":"Lawless","given":"William F."},{"family":"Moskowitz","given":"Ira S."},{"family":"Doctor","given":"Katarina Z."}],"container-title":"Entropy","id":"Lawless2023","issue":"9","issued":{"date-parts":[[2023]]},"page":"1323","publisher":"MDPI","title":"A quantum-like model of interdependence for embodied human–machine teams: Reviewing the path to autonomy facing complexity and uncertainty","title-short":"A quantum-like model of interdependence for embodied human–machine teams","type":"article-journal","volume":"25"},"suppress-author":false}],"isEdited":false,"manualOverride":{"citeprocText":"Lawless, Moskowitz, and Doctor (2023)","isManuallyOverridden":false,"manualOverrideText":""},"mendeley":{"formattedCitation":"Lawless, Moskowitz, and Doctor (2023)","plainTextFormattedCitation":"Lawless, Moskowitz, and Doctor (2023)","previouslyFormattedCitation":"Lawless, Moskowitz, and Doctor (2023)"},"properties":{"noteIndex":0},"schema":"https://github.com/citation-style-language/schema/raw/master/csl-citation.json"}</w:instrText>
+        <w:instrText xml:space="preserve">ADDIN CSL_CITATION {"citationID":"MENDELEY_CITATION_341","citationItems":[{"id":"ITEM-341","isTemporary":false,"itemData":{"DOI":"10.3390/e25091323","author":[{"family":"Lawless","given":"William F."},{"family":"Moskowitz","given":"Ira S."},{"family":"Doctor","given":"Katarina Z."}],"container-title":"Entropy","id":"Lawless2023","issue":"9","issued":{"date-parts":[[2023]]},"page":"1323","publisher":"MDPI","title":"A quantum-like model of interdependence for embodied human–machine teams: Reviewing the path to autonomy facing complexity and uncertainty","title-short":"A quantum-like model of interdependence for embodied human–machine teams","type":"article-journal","volume":"25"},"suppress-author":false}],"isEdited":false,"manualOverride":{"citeprocText":"Lawless, Moskowitz, and Doctor (2023)","isManuallyOverridden":false,"manualOverrideText":""},"mendeley":{"formattedCitation":"Lawless, Moskowitz, and Doctor (2023)","plainTextFormattedCitation":"Lawless, Moskowitz, and Doctor (2023)","previouslyFormattedCitation":"Lawless, Moskowitz, and Doctor (2023)"},"properties":{"noteIndex":0},"schema":"https://github.com/citation-style-language/schema/raw/master/csl-citation.json"}</w:instrText>
       </w:r>
       <w:r>
         <w:fldChar w:fldCharType="separate"/>
@@ -14413,7 +14603,7 @@
         <w:fldChar w:fldCharType="begin"/>
       </w:r>
       <w:r>
-        <w:instrText xml:space="preserve">ADDIN CSL_CITATION {"citationID":"MENDELEY_CITATION_329","citationItems":[{"id":"ITEM-329","isTemporary":false,"itemData":{"DOI":"10.3390/e27020152","author":[{"family":"Humr","given":"Scott"},{"family":"Canan","given":"Mustafa"},{"family":"Demir","given":"Mustafa"}],"container-title":"Entropy","id":"Humr2025","issue":"2","issued":{"date-parts":[[2025]]},"page":"152","publisher":"MDPI","title":"A quantum probability approach to improving human–AI decision making","type":"article-journal","volume":"27"},"suppress-author":false}],"isEdited":false,"manualOverride":{"citeprocText":"Humr, Canan, and Demir (2025)","isManuallyOverridden":false,"manualOverrideText":""},"mendeley":{"formattedCitation":"Humr, Canan, and Demir (2025)","plainTextFormattedCitation":"Humr, Canan, and Demir (2025)","previouslyFormattedCitation":"Humr, Canan, and Demir (2025)"},"properties":{"noteIndex":0},"schema":"https://github.com/citation-style-language/schema/raw/master/csl-citation.json"}</w:instrText>
+        <w:instrText xml:space="preserve">ADDIN CSL_CITATION {"citationID":"MENDELEY_CITATION_342","citationItems":[{"id":"ITEM-342","isTemporary":false,"itemData":{"DOI":"10.3390/e27020152","author":[{"family":"Humr","given":"Scott"},{"family":"Canan","given":"Mustafa"},{"family":"Demir","given":"Mustafa"}],"container-title":"Entropy","id":"Humr2025","issue":"2","issued":{"date-parts":[[2025]]},"page":"152","publisher":"MDPI","title":"A quantum probability approach to improving human–AI decision making","type":"article-journal","volume":"27"},"suppress-author":false}],"isEdited":false,"manualOverride":{"citeprocText":"Humr, Canan, and Demir (2025)","isManuallyOverridden":false,"manualOverrideText":""},"mendeley":{"formattedCitation":"Humr, Canan, and Demir (2025)","plainTextFormattedCitation":"Humr, Canan, and Demir (2025)","previouslyFormattedCitation":"Humr, Canan, and Demir (2025)"},"properties":{"noteIndex":0},"schema":"https://github.com/citation-style-language/schema/raw/master/csl-citation.json"}</w:instrText>
       </w:r>
       <w:r>
         <w:fldChar w:fldCharType="separate"/>
@@ -14455,7 +14645,7 @@
         <w:fldChar w:fldCharType="begin"/>
       </w:r>
       <w:r>
-        <w:instrText xml:space="preserve">ADDIN CSL_CITATION {"citationID":"MENDELEY_CITATION_330","citationItems":[{"id":"ITEM-330","isTemporary":false,"itemData":{"URL":"https://arxiv.org/abs/2602.03571","author":[{"family":"Essalmi","given":"Karim"},{"family":"Garrido","given":"Fernando"},{"family":"Nashashibi","given":"Fawzi"}],"id":"Essalmi2026","issued":{"date-parts":[[2026]]},"title":"Multi-player, multi-strategy quantum game model for interaction-aware decision-making in automated driving","type":""},"suppress-author":false}],"isEdited":false,"manualOverride":{"citeprocText":"Essalmi, Garrido, and Nashashibi (2026)","isManuallyOverridden":false,"manualOverrideText":""},"mendeley":{"formattedCitation":"Essalmi, Garrido, and Nashashibi (2026)","plainTextFormattedCitation":"Essalmi, Garrido, and Nashashibi (2026)","previouslyFormattedCitation":"Essalmi, Garrido, and Nashashibi (2026)"},"properties":{"noteIndex":0},"schema":"https://github.com/citation-style-language/schema/raw/master/csl-citation.json"}</w:instrText>
+        <w:instrText xml:space="preserve">ADDIN CSL_CITATION {"citationID":"MENDELEY_CITATION_343","citationItems":[{"id":"ITEM-343","isTemporary":false,"itemData":{"URL":"https://arxiv.org/abs/2602.03571","author":[{"family":"Essalmi","given":"Karim"},{"family":"Garrido","given":"Fernando"},{"family":"Nashashibi","given":"Fawzi"}],"id":"Essalmi2026","issued":{"date-parts":[[2026]]},"title":"Multi-player, multi-strategy quantum game model for interaction-aware decision-making in automated driving","type":""},"suppress-author":false}],"isEdited":false,"manualOverride":{"citeprocText":"Essalmi, Garrido, and Nashashibi (2026)","isManuallyOverridden":false,"manualOverrideText":""},"mendeley":{"formattedCitation":"Essalmi, Garrido, and Nashashibi (2026)","plainTextFormattedCitation":"Essalmi, Garrido, and Nashashibi (2026)","previouslyFormattedCitation":"Essalmi, Garrido, and Nashashibi (2026)"},"properties":{"noteIndex":0},"schema":"https://github.com/citation-style-language/schema/raw/master/csl-citation.json"}</w:instrText>
       </w:r>
       <w:r>
         <w:fldChar w:fldCharType="separate"/>
@@ -14499,7 +14689,7 @@
         <w:fldChar w:fldCharType="begin"/>
       </w:r>
       <w:r>
-        <w:instrText xml:space="preserve">ADDIN CSL_CITATION {"citationID":"MENDELEY_CITATION_331","citationItems":[{"id":"ITEM-331","isTemporary":false,"itemData":{"DOI":"10.1146/annurev-psych-033020-123501","author":[{"family":"Pothos","given":"Emmanuel M."},{"family":"Busemeyer","given":"Jerome R."}],"container-title":"Annual Review of Psychology","id":"Pothos2022","issue":"1","issued":{"date-parts":[[2022]]},"page":"749-778","publisher":"Annual Reviews","title":"Quantum cognition","type":"article-journal","volume":"73"}}],"isEdited":false,"manualOverride":{"citeprocText":"(Pothos and Busemeyer 2022)","isManuallyOverridden":false,"manualOverrideText":""},"mendeley":{"formattedCitation":"(Pothos and Busemeyer 2022)","plainTextFormattedCitation":"(Pothos and Busemeyer 2022)","previouslyFormattedCitation":"(Pothos and Busemeyer 2022)"},"properties":{"noteIndex":0},"schema":"https://github.com/citation-style-language/schema/raw/master/csl-citation.json"}</w:instrText>
+        <w:instrText xml:space="preserve">ADDIN CSL_CITATION {"citationID":"MENDELEY_CITATION_344","citationItems":[{"id":"ITEM-344","isTemporary":false,"itemData":{"DOI":"10.1146/annurev-psych-033020-123501","author":[{"family":"Pothos","given":"Emmanuel M."},{"family":"Busemeyer","given":"Jerome R."}],"container-title":"Annual Review of Psychology","id":"Pothos2022","issue":"1","issued":{"date-parts":[[2022]]},"page":"749-778","publisher":"Annual Reviews","title":"Quantum cognition","type":"article-journal","volume":"73"}}],"isEdited":false,"manualOverride":{"citeprocText":"(Pothos and Busemeyer 2022)","isManuallyOverridden":false,"manualOverrideText":""},"mendeley":{"formattedCitation":"(Pothos and Busemeyer 2022)","plainTextFormattedCitation":"(Pothos and Busemeyer 2022)","previouslyFormattedCitation":"(Pothos and Busemeyer 2022)"},"properties":{"noteIndex":0},"schema":"https://github.com/citation-style-language/schema/raw/master/csl-citation.json"}</w:instrText>
       </w:r>
       <w:r>
         <w:fldChar w:fldCharType="separate"/>
@@ -14517,7 +14707,7 @@
         <w:fldChar w:fldCharType="begin"/>
       </w:r>
       <w:r>
-        <w:instrText xml:space="preserve">ADDIN CSL_CITATION {"citationID":"MENDELEY_CITATION_332","citationItems":[{"id":"ITEM-332","isTemporary":false,"itemData":{"DOI":"10.3390/e25040548","author":[{"family":"Widdows","given":"Dominic"},{"family":"Rani","given":"Jyoti"},{"family":"Pothos","given":"Emmanuel M."}],"container-title":"Entropy","id":"Widdows2023","issue":"4","issued":{"date-parts":[[2023]]},"page":"548","publisher":"MDPI","title":"Quantum circuit components for cognitive decision-making","type":"article-journal","volume":"25"}}],"isEdited":false,"manualOverride":{"citeprocText":"(Widdows, Rani, and Pothos 2023)","isManuallyOverridden":false,"manualOverrideText":""},"mendeley":{"formattedCitation":"(Widdows, Rani, and Pothos 2023)","plainTextFormattedCitation":"(Widdows, Rani, and Pothos 2023)","previouslyFormattedCitation":"(Widdows, Rani, and Pothos 2023)"},"properties":{"noteIndex":0},"schema":"https://github.com/citation-style-language/schema/raw/master/csl-citation.json"}</w:instrText>
+        <w:instrText xml:space="preserve">ADDIN CSL_CITATION {"citationID":"MENDELEY_CITATION_345","citationItems":[{"id":"ITEM-345","isTemporary":false,"itemData":{"DOI":"10.3390/e25040548","author":[{"family":"Widdows","given":"Dominic"},{"family":"Rani","given":"Jyoti"},{"family":"Pothos","given":"Emmanuel M."}],"container-title":"Entropy","id":"Widdows2023","issue":"4","issued":{"date-parts":[[2023]]},"page":"548","publisher":"MDPI","title":"Quantum circuit components for cognitive decision-making","type":"article-journal","volume":"25"}}],"isEdited":false,"manualOverride":{"citeprocText":"(Widdows, Rani, and Pothos 2023)","isManuallyOverridden":false,"manualOverrideText":""},"mendeley":{"formattedCitation":"(Widdows, Rani, and Pothos 2023)","plainTextFormattedCitation":"(Widdows, Rani, and Pothos 2023)","previouslyFormattedCitation":"(Widdows, Rani, and Pothos 2023)"},"properties":{"noteIndex":0},"schema":"https://github.com/citation-style-language/schema/raw/master/csl-citation.json"}</w:instrText>
       </w:r>
       <w:r>
         <w:fldChar w:fldCharType="separate"/>
@@ -14535,7 +14725,7 @@
         <w:fldChar w:fldCharType="begin"/>
       </w:r>
       <w:r>
-        <w:instrText xml:space="preserve">ADDIN CSL_CITATION {"citationID":"MENDELEY_CITATION_333","citationItems":[{"id":"ITEM-333","isTemporary":false,"itemData":{"DOI":"10.3390/electronics10020100","author":[{"family":"Yan","given":"Fei"},{"family":"Iliyasu","given":"Abdullah M."},{"family":"Hirota","given":"Kaoru"}],"container-title":"Electronics","id":"Yan2021","issue":"2","issued":{"date-parts":[[2021]]},"page":"100","publisher":"MDPI","title":"Conceptual framework for quantum affective computing and its use in fusion of multi-robot emotions","type":"article-journal","volume":"10"}}],"isEdited":false,"manualOverride":{"citeprocText":"(Yan, Iliyasu, and Hirota 2021)","isManuallyOverridden":false,"manualOverrideText":""},"mendeley":{"formattedCitation":"(Yan, Iliyasu, and Hirota 2021)","plainTextFormattedCitation":"(Yan, Iliyasu, and Hirota 2021)","previouslyFormattedCitation":"(Yan, Iliyasu, and Hirota 2021)"},"properties":{"noteIndex":0},"schema":"https://github.com/citation-style-language/schema/raw/master/csl-citation.json"}</w:instrText>
+        <w:instrText xml:space="preserve">ADDIN CSL_CITATION {"citationID":"MENDELEY_CITATION_346","citationItems":[{"id":"ITEM-346","isTemporary":false,"itemData":{"DOI":"10.3390/electronics10020100","author":[{"family":"Yan","given":"Fei"},{"family":"Iliyasu","given":"Abdullah M."},{"family":"Hirota","given":"Kaoru"}],"container-title":"Electronics","id":"Yan2021","issue":"2","issued":{"date-parts":[[2021]]},"page":"100","publisher":"MDPI","title":"Conceptual framework for quantum affective computing and its use in fusion of multi-robot emotions","type":"article-journal","volume":"10"}}],"isEdited":false,"manualOverride":{"citeprocText":"(Yan, Iliyasu, and Hirota 2021)","isManuallyOverridden":false,"manualOverrideText":""},"mendeley":{"formattedCitation":"(Yan, Iliyasu, and Hirota 2021)","plainTextFormattedCitation":"(Yan, Iliyasu, and Hirota 2021)","previouslyFormattedCitation":"(Yan, Iliyasu, and Hirota 2021)"},"properties":{"noteIndex":0},"schema":"https://github.com/citation-style-language/schema/raw/master/csl-citation.json"}</w:instrText>
       </w:r>
       <w:r>
         <w:fldChar w:fldCharType="separate"/>
@@ -14553,7 +14743,7 @@
         <w:fldChar w:fldCharType="begin"/>
       </w:r>
       <w:r>
-        <w:instrText xml:space="preserve">ADDIN CSL_CITATION {"citationID":"MENDELEY_CITATION_334","citationItems":[{"id":"ITEM-334","isTemporary":false,"itemData":{"DOI":"10.32604/cmc.2025.065572","author":[{"family":"Dağlarlı","given":"Evren"}],"container-title":"Computers, Materials &amp; Continua","id":"Daglarli2025","issue":"3","issued":{"date-parts":[[2025]]},"publisher":"Tech Science Press","title":"A generative neuro-cognitive architecture using quantum algorithms for the autonomous behavior of a smart agent in a simulation environment","type":"article-journal","volume":"84"}}],"isEdited":false,"manualOverride":{"citeprocText":"(Dağlarlı 2025)","isManuallyOverridden":false,"manualOverrideText":""},"mendeley":{"formattedCitation":"(Dağlarlı 2025)","plainTextFormattedCitation":"(Dağlarlı 2025)","previouslyFormattedCitation":"(Dağlarlı 2025)"},"properties":{"noteIndex":0},"schema":"https://github.com/citation-style-language/schema/raw/master/csl-citation.json"}</w:instrText>
+        <w:instrText xml:space="preserve">ADDIN CSL_CITATION {"citationID":"MENDELEY_CITATION_347","citationItems":[{"id":"ITEM-347","isTemporary":false,"itemData":{"DOI":"10.32604/cmc.2025.065572","author":[{"family":"Dağlarlı","given":"Evren"}],"container-title":"Computers, Materials &amp; Continua","id":"Daglarli2025","issue":"3","issued":{"date-parts":[[2025]]},"publisher":"Tech Science Press","title":"A generative neuro-cognitive architecture using quantum algorithms for the autonomous behavior of a smart agent in a simulation environment","type":"article-journal","volume":"84"}}],"isEdited":false,"manualOverride":{"citeprocText":"(Dağlarlı 2025)","isManuallyOverridden":false,"manualOverrideText":""},"mendeley":{"formattedCitation":"(Dağlarlı 2025)","plainTextFormattedCitation":"(Dağlarlı 2025)","previouslyFormattedCitation":"(Dağlarlı 2025)"},"properties":{"noteIndex":0},"schema":"https://github.com/citation-style-language/schema/raw/master/csl-citation.json"}</w:instrText>
       </w:r>
       <w:r>
         <w:fldChar w:fldCharType="separate"/>
@@ -14571,7 +14761,7 @@
         <w:fldChar w:fldCharType="begin"/>
       </w:r>
       <w:r>
-        <w:instrText xml:space="preserve">ADDIN CSL_CITATION {"citationID":"MENDELEY_CITATION_335","citationItems":[{"id":"ITEM-335","isTemporary":false,"itemData":{"URL":"https://arxiv.org/abs/2602.03571","author":[{"family":"Essalmi","given":"Karim"},{"family":"Garrido","given":"Fernando"},{"family":"Nashashibi","given":"Fawzi"}],"id":"Essalmi2026","issued":{"date-parts":[[2026]]},"title":"Multi-player, multi-strategy quantum game model for interaction-aware decision-making in automated driving","type":""}}],"isEdited":false,"manualOverride":{"citeprocText":"(Essalmi, Garrido, and Nashashibi 2026)","isManuallyOverridden":false,"manualOverrideText":""},"mendeley":{"formattedCitation":"(Essalmi, Garrido, and Nashashibi 2026)","plainTextFormattedCitation":"(Essalmi, Garrido, and Nashashibi 2026)","previouslyFormattedCitation":"(Essalmi, Garrido, and Nashashibi 2026)"},"properties":{"noteIndex":0},"schema":"https://github.com/citation-style-language/schema/raw/master/csl-citation.json"}</w:instrText>
+        <w:instrText xml:space="preserve">ADDIN CSL_CITATION {"citationID":"MENDELEY_CITATION_348","citationItems":[{"id":"ITEM-348","isTemporary":false,"itemData":{"URL":"https://arxiv.org/abs/2602.03571","author":[{"family":"Essalmi","given":"Karim"},{"family":"Garrido","given":"Fernando"},{"family":"Nashashibi","given":"Fawzi"}],"id":"Essalmi2026","issued":{"date-parts":[[2026]]},"title":"Multi-player, multi-strategy quantum game model for interaction-aware decision-making in automated driving","type":""}}],"isEdited":false,"manualOverride":{"citeprocText":"(Essalmi, Garrido, and Nashashibi 2026)","isManuallyOverridden":false,"manualOverrideText":""},"mendeley":{"formattedCitation":"(Essalmi, Garrido, and Nashashibi 2026)","plainTextFormattedCitation":"(Essalmi, Garrido, and Nashashibi 2026)","previouslyFormattedCitation":"(Essalmi, Garrido, and Nashashibi 2026)"},"properties":{"noteIndex":0},"schema":"https://github.com/citation-style-language/schema/raw/master/csl-citation.json"}</w:instrText>
       </w:r>
       <w:r>
         <w:fldChar w:fldCharType="separate"/>
@@ -14589,7 +14779,7 @@
         <w:fldChar w:fldCharType="begin"/>
       </w:r>
       <w:r>
-        <w:instrText xml:space="preserve">ADDIN CSL_CITATION {"citationID":"MENDELEY_CITATION_336","citationItems":[{"id":"ITEM-336","isTemporary":false,"itemData":{"DOI":"10.3390/e25091323","author":[{"family":"Lawless","given":"William F."},{"family":"Moskowitz","given":"Ira S."},{"family":"Doctor","given":"Katarina Z."}],"container-title":"Entropy","id":"Lawless2023","issue":"9","issued":{"date-parts":[[2023]]},"page":"1323","publisher":"MDPI","title":"A quantum-like model of interdependence for embodied human–machine teams: Reviewing the path to autonomy facing complexity and uncertainty","title-short":"A quantum-like model of interdependence for embodied human–machine teams","type":"article-journal","volume":"25"}}],"isEdited":false,"manualOverride":{"citeprocText":"(Lawless, Moskowitz, and Doctor 2023)","isManuallyOverridden":false,"manualOverrideText":""},"mendeley":{"formattedCitation":"(Lawless, Moskowitz, and Doctor 2023)","plainTextFormattedCitation":"(Lawless, Moskowitz, and Doctor 2023)","previouslyFormattedCitation":"(Lawless, Moskowitz, and Doctor 2023)"},"properties":{"noteIndex":0},"schema":"https://github.com/citation-style-language/schema/raw/master/csl-citation.json"}</w:instrText>
+        <w:instrText xml:space="preserve">ADDIN CSL_CITATION {"citationID":"MENDELEY_CITATION_349","citationItems":[{"id":"ITEM-349","isTemporary":false,"itemData":{"DOI":"10.3390/e25091323","author":[{"family":"Lawless","given":"William F."},{"family":"Moskowitz","given":"Ira S."},{"family":"Doctor","given":"Katarina Z."}],"container-title":"Entropy","id":"Lawless2023","issue":"9","issued":{"date-parts":[[2023]]},"page":"1323","publisher":"MDPI","title":"A quantum-like model of interdependence for embodied human–machine teams: Reviewing the path to autonomy facing complexity and uncertainty","title-short":"A quantum-like model of interdependence for embodied human–machine teams","type":"article-journal","volume":"25"}}],"isEdited":false,"manualOverride":{"citeprocText":"(Lawless, Moskowitz, and Doctor 2023)","isManuallyOverridden":false,"manualOverrideText":""},"mendeley":{"formattedCitation":"(Lawless, Moskowitz, and Doctor 2023)","plainTextFormattedCitation":"(Lawless, Moskowitz, and Doctor 2023)","previouslyFormattedCitation":"(Lawless, Moskowitz, and Doctor 2023)"},"properties":{"noteIndex":0},"schema":"https://github.com/citation-style-language/schema/raw/master/csl-citation.json"}</w:instrText>
       </w:r>
       <w:r>
         <w:fldChar w:fldCharType="separate"/>
@@ -14610,7 +14800,7 @@
         <w:fldChar w:fldCharType="begin"/>
       </w:r>
       <w:r>
-        <w:instrText xml:space="preserve">ADDIN CSL_CITATION {"citationID":"MENDELEY_CITATION_337","citationItems":[{"id":"ITEM-337","isTemporary":false,"itemData":{"DOI":"10.3390/e27020152","author":[{"family":"Humr","given":"Scott"},{"family":"Canan","given":"Mustafa"},{"family":"Demir","given":"Mustafa"}],"container-title":"Entropy","id":"Humr2025","issue":"2","issued":{"date-parts":[[2025]]},"page":"152","publisher":"MDPI","title":"A quantum probability approach to improving human–AI decision making","type":"article-journal","volume":"27"}}],"isEdited":false,"manualOverride":{"citeprocText":"(Humr, Canan, and Demir 2025)","isManuallyOverridden":false,"manualOverrideText":""},"mendeley":{"formattedCitation":"(Humr, Canan, and Demir 2025)","plainTextFormattedCitation":"(Humr, Canan, and Demir 2025)","previouslyFormattedCitation":"(Humr, Canan, and Demir 2025)"},"properties":{"noteIndex":0},"schema":"https://github.com/citation-style-language/schema/raw/master/csl-citation.json"}</w:instrText>
+        <w:instrText xml:space="preserve">ADDIN CSL_CITATION {"citationID":"MENDELEY_CITATION_350","citationItems":[{"id":"ITEM-350","isTemporary":false,"itemData":{"DOI":"10.3390/e27020152","author":[{"family":"Humr","given":"Scott"},{"family":"Canan","given":"Mustafa"},{"family":"Demir","given":"Mustafa"}],"container-title":"Entropy","id":"Humr2025","issue":"2","issued":{"date-parts":[[2025]]},"page":"152","publisher":"MDPI","title":"A quantum probability approach to improving human–AI decision making","type":"article-journal","volume":"27"}}],"isEdited":false,"manualOverride":{"citeprocText":"(Humr, Canan, and Demir 2025)","isManuallyOverridden":false,"manualOverrideText":""},"mendeley":{"formattedCitation":"(Humr, Canan, and Demir 2025)","plainTextFormattedCitation":"(Humr, Canan, and Demir 2025)","previouslyFormattedCitation":"(Humr, Canan, and Demir 2025)"},"properties":{"noteIndex":0},"schema":"https://github.com/citation-style-language/schema/raw/master/csl-citation.json"}</w:instrText>
       </w:r>
       <w:r>
         <w:fldChar w:fldCharType="separate"/>
@@ -14628,7 +14818,7 @@
         <w:fldChar w:fldCharType="begin"/>
       </w:r>
       <w:r>
-        <w:instrText xml:space="preserve">ADDIN CSL_CITATION {"citationID":"MENDELEY_CITATION_338","citationItems":[{"id":"ITEM-338","isTemporary":false,"itemData":{"DOI":"10.1145/3708319.3735545","author":[{"family":"De Carolis","given":"Berardina Nadja"},{"family":"Loglisci","given":"Corrado"},{"family":"Miccoli","given":"Maria Grazia"},{"family":"Palestra","given":"Giuseppe"},{"family":"Violante","given":"Sergio"}],"container-title":"Adjunct proceedings of the 33rd ACM conference on user modeling, adaptation and personalization (UMAP adjunct ’25)","id":"DeCarolis2025","issued":{"date-parts":[[2025]]},"page":"151-155","publisher":"Association for Computing Machinery","publisher-place":"New York, NY, USA","title":"Quantum-enhanced social robotics: The QUADRI project","title-short":"Quantum-enhanced social robotics","type":"paper-conference"}}],"isEdited":false,"manualOverride":{"citeprocText":"(De Carolis et al. 2025)","isManuallyOverridden":false,"manualOverrideText":""},"mendeley":{"formattedCitation":"(De Carolis et al. 2025)","plainTextFormattedCitation":"(De Carolis et al. 2025)","previouslyFormattedCitation":"(De Carolis et al. 2025)"},"properties":{"noteIndex":0},"schema":"https://github.com/citation-style-language/schema/raw/master/csl-citation.json"}</w:instrText>
+        <w:instrText xml:space="preserve">ADDIN CSL_CITATION {"citationID":"MENDELEY_CITATION_351","citationItems":[{"id":"ITEM-351","isTemporary":false,"itemData":{"DOI":"10.1145/3708319.3735545","author":[{"family":"De Carolis","given":"Berardina Nadja"},{"family":"Loglisci","given":"Corrado"},{"family":"Miccoli","given":"Maria Grazia"},{"family":"Palestra","given":"Giuseppe"},{"family":"Violante","given":"Sergio"}],"container-title":"Adjunct proceedings of the 33rd ACM conference on user modeling, adaptation and personalization (UMAP adjunct ’25)","id":"DeCarolis2025","issued":{"date-parts":[[2025]]},"page":"151-155","publisher":"Association for Computing Machinery","publisher-place":"New York, NY, USA","title":"Quantum-enhanced social robotics: The QUADRI project","title-short":"Quantum-enhanced social robotics","type":"paper-conference"}}],"isEdited":false,"manualOverride":{"citeprocText":"(De Carolis et al. 2025)","isManuallyOverridden":false,"manualOverrideText":""},"mendeley":{"formattedCitation":"(De Carolis et al. 2025)","plainTextFormattedCitation":"(De Carolis et al. 2025)","previouslyFormattedCitation":"(De Carolis et al. 2025)"},"properties":{"noteIndex":0},"schema":"https://github.com/citation-style-language/schema/raw/master/csl-citation.json"}</w:instrText>
       </w:r>
       <w:r>
         <w:fldChar w:fldCharType="separate"/>
@@ -14720,7 +14910,7 @@
         <w:fldChar w:fldCharType="begin"/>
       </w:r>
       <w:r>
-        <w:instrText xml:space="preserve">ADDIN CSL_CITATION {"citationID":"MENDELEY_CITATION_339","citationItems":[{"id":"ITEM-339","isTemporary":false,"itemData":{"DOI":"10.1109/TEVC.2002.804320","author":[{"family":"Han","given":"Kuk-Hyun"},{"family":"Kim","given":"Jong-Hwan"}],"container-title":"IEEE Transactions on Evolutionary Computation","id":"Han2002","issue":"6","issued":{"date-parts":[[2002]]},"page":"580-593","publisher":"IEEE","title":"Quantum-inspired evolutionary algorithm for a class of combinatorial optimization","type":"article-journal","volume":"6"}}],"isEdited":false,"manualOverride":{"citeprocText":"(Han and Kim 2002)","isManuallyOverridden":false,"manualOverrideText":""},"mendeley":{"formattedCitation":"(Han and Kim 2002)","plainTextFormattedCitation":"(Han and Kim 2002)","previouslyFormattedCitation":"(Han and Kim 2002)"},"properties":{"noteIndex":0},"schema":"https://github.com/citation-style-language/schema/raw/master/csl-citation.json"}</w:instrText>
+        <w:instrText xml:space="preserve">ADDIN CSL_CITATION {"citationID":"MENDELEY_CITATION_352","citationItems":[{"id":"ITEM-352","isTemporary":false,"itemData":{"DOI":"10.1109/TEVC.2002.804320","author":[{"family":"Han","given":"Kuk-Hyun"},{"family":"Kim","given":"Jong-Hwan"}],"container-title":"IEEE Transactions on Evolutionary Computation","id":"Han2002","issue":"6","issued":{"date-parts":[[2002]]},"page":"580-593","publisher":"IEEE","title":"Quantum-inspired evolutionary algorithm for a class of combinatorial optimization","type":"article-journal","volume":"6"}}],"isEdited":false,"manualOverride":{"citeprocText":"(Han and Kim 2002)","isManuallyOverridden":false,"manualOverrideText":""},"mendeley":{"formattedCitation":"(Han and Kim 2002)","plainTextFormattedCitation":"(Han and Kim 2002)","previouslyFormattedCitation":"(Han and Kim 2002)"},"properties":{"noteIndex":0},"schema":"https://github.com/citation-style-language/schema/raw/master/csl-citation.json"}</w:instrText>
       </w:r>
       <w:r>
         <w:fldChar w:fldCharType="separate"/>
@@ -14738,7 +14928,7 @@
         <w:fldChar w:fldCharType="begin"/>
       </w:r>
       <w:r>
-        <w:instrText xml:space="preserve">ADDIN CSL_CITATION {"citationID":"MENDELEY_CITATION_340","citationItems":[{"id":"ITEM-340","isTemporary":false,"itemData":{"DOI":"10.1109/TMECH.2010.2090896","author":[{"family":"Dong","given":"Daoyi"},{"family":"Chen","given":"Chunlin"},{"family":"Chu","given":"Jian"},{"family":"Tarn","given":"Tzyh-Jong"}],"container-title":"IEEE/ASME Transactions on Mechatronics","id":"Dong2012","issue":"1","issued":{"date-parts":[[2012]]},"page":"86-97","publisher":"IEEE","title":"Robust quantum-inspired reinforcement learning for robot navigation","type":"article-journal","volume":"17"}}],"isEdited":false,"manualOverride":{"citeprocText":"(Dong et al. 2012)","isManuallyOverridden":false,"manualOverrideText":""},"mendeley":{"formattedCitation":"(Dong et al. 2012)","plainTextFormattedCitation":"(Dong et al. 2012)","previouslyFormattedCitation":"(Dong et al. 2012)"},"properties":{"noteIndex":0},"schema":"https://github.com/citation-style-language/schema/raw/master/csl-citation.json"}</w:instrText>
+        <w:instrText xml:space="preserve">ADDIN CSL_CITATION {"citationID":"MENDELEY_CITATION_353","citationItems":[{"id":"ITEM-353","isTemporary":false,"itemData":{"DOI":"10.1109/TMECH.2010.2090896","author":[{"family":"Dong","given":"Daoyi"},{"family":"Chen","given":"Chunlin"},{"family":"Chu","given":"Jian"},{"family":"Tarn","given":"Tzyh-Jong"}],"container-title":"IEEE/ASME Transactions on Mechatronics","id":"Dong2012","issue":"1","issued":{"date-parts":[[2012]]},"page":"86-97","publisher":"IEEE","title":"Robust quantum-inspired reinforcement learning for robot navigation","type":"article-journal","volume":"17"}}],"isEdited":false,"manualOverride":{"citeprocText":"(Dong et al. 2012)","isManuallyOverridden":false,"manualOverrideText":""},"mendeley":{"formattedCitation":"(Dong et al. 2012)","plainTextFormattedCitation":"(Dong et al. 2012)","previouslyFormattedCitation":"(Dong et al. 2012)"},"properties":{"noteIndex":0},"schema":"https://github.com/citation-style-language/schema/raw/master/csl-citation.json"}</w:instrText>
       </w:r>
       <w:r>
         <w:fldChar w:fldCharType="separate"/>
@@ -14756,7 +14946,7 @@
         <w:fldChar w:fldCharType="begin"/>
       </w:r>
       <w:r>
-        <w:instrText xml:space="preserve">ADDIN CSL_CITATION {"citationID":"MENDELEY_CITATION_341","citationItems":[{"id":"ITEM-341","isTemporary":false,"itemData":{"DOI":"10.1126/sciadv.aav2372","author":[{"family":"Goto","given":"Hayato"},{"family":"Tatsumura","given":"Kosuke"},{"family":"Dixon","given":"Alexander R."}],"container-title":"Science Advances","id":"Goto2019","issue":"4","issued":{"date-parts":[[2019]]},"page":"eaav2372","publisher":"American Association for the Advancement of Science","title":"Combinatorial optimization by simulating adiabatic bifurcations in nonlinear Hamiltonian systems","type":"article-journal","volume":"5"}}],"isEdited":false,"manualOverride":{"citeprocText":"(Goto, Tatsumura, and Dixon 2019)","isManuallyOverridden":false,"manualOverrideText":""},"mendeley":{"formattedCitation":"(Goto, Tatsumura, and Dixon 2019)","plainTextFormattedCitation":"(Goto, Tatsumura, and Dixon 2019)","previouslyFormattedCitation":"(Goto, Tatsumura, and Dixon 2019)"},"properties":{"noteIndex":0},"schema":"https://github.com/citation-style-language/schema/raw/master/csl-citation.json"}</w:instrText>
+        <w:instrText xml:space="preserve">ADDIN CSL_CITATION {"citationID":"MENDELEY_CITATION_354","citationItems":[{"id":"ITEM-354","isTemporary":false,"itemData":{"DOI":"10.1126/sciadv.aav2372","author":[{"family":"Goto","given":"Hayato"},{"family":"Tatsumura","given":"Kosuke"},{"family":"Dixon","given":"Alexander R."}],"container-title":"Science Advances","id":"Goto2019","issue":"4","issued":{"date-parts":[[2019]]},"page":"eaav2372","publisher":"American Association for the Advancement of Science","title":"Combinatorial optimization by simulating adiabatic bifurcations in nonlinear Hamiltonian systems","type":"article-journal","volume":"5"}}],"isEdited":false,"manualOverride":{"citeprocText":"(Goto, Tatsumura, and Dixon 2019)","isManuallyOverridden":false,"manualOverrideText":""},"mendeley":{"formattedCitation":"(Goto, Tatsumura, and Dixon 2019)","plainTextFormattedCitation":"(Goto, Tatsumura, and Dixon 2019)","previouslyFormattedCitation":"(Goto, Tatsumura, and Dixon 2019)"},"properties":{"noteIndex":0},"schema":"https://github.com/citation-style-language/schema/raw/master/csl-citation.json"}</w:instrText>
       </w:r>
       <w:r>
         <w:fldChar w:fldCharType="separate"/>
@@ -14774,7 +14964,7 @@
         <w:fldChar w:fldCharType="begin"/>
       </w:r>
       <w:r>
-        <w:instrText xml:space="preserve">ADDIN CSL_CITATION {"citationID":"MENDELEY_CITATION_343","citationItems":[{"id":"ITEM-342","isTemporary":false,"itemData":{"DOI":"10.1145/3313276.3316310","author":[{"family":"Tang","given":"Ewin"}],"container-title":"Proceedings of the 51st annual ACM SIGACT symposium on theory of computing (STOC 2019)","id":"Tang2019","issued":{"date-parts":[[2019]]},"page":"217-228","publisher":"ACM","publisher-place":"New York, NY, USA","title":"A quantum-inspired classical algorithm for recommendation systems","type":"paper-conference"}},{"id":"ITEM-343","isTemporary":false,"itemData":{"DOI":"10.1145/3357713.3384314","author":[{"family":"Chia","given":"Nai-Hui"},{"family":"Gilyén","given":"András"},{"family":"Li","given":"Tongyang"},{"family":"Lin","given":"Han-Hsuan"},{"family":"Tang","given":"Ewin"},{"family":"Wang","given":"Chunhao"}],"container-title":"Proceedings of the 52nd annual ACM SIGACT symposium on theory of computing (STOC 2020)","id":"Chia2020","issued":{"date-parts":[[2020]]},